--- a/documents/Assignment 2.docx
+++ b/documents/Assignment 2.docx
@@ -1,6 +1,6 @@
 
 <file path=word/document.xml><?xml version="1.0" encoding="utf-8"?>
-<w:document xmlns:wpc="http://schemas.microsoft.com/office/word/2010/wordprocessingCanvas" xmlns:cx="http://schemas.microsoft.com/office/drawing/2014/chartex" xmlns:cx1="http://schemas.microsoft.com/office/drawing/2015/9/8/chartex" xmlns:cx2="http://schemas.microsoft.com/office/drawing/2015/10/21/chartex" xmlns:cx3="http://schemas.microsoft.com/office/drawing/2016/5/9/chartex" xmlns:cx4="http://schemas.microsoft.com/office/drawing/2016/5/10/chartex" xmlns:cx5="http://schemas.microsoft.com/office/drawing/2016/5/11/chartex" xmlns:cx6="http://schemas.microsoft.com/office/drawing/2016/5/12/chartex" xmlns:cx7="http://schemas.microsoft.com/office/drawing/2016/5/13/chartex" xmlns:cx8="http://schemas.microsoft.com/office/drawing/2016/5/14/chartex" xmlns:mc="http://schemas.openxmlformats.org/markup-compatibility/2006" xmlns:aink="http://schemas.microsoft.com/office/drawing/2016/ink" xmlns:am3d="http://schemas.microsoft.com/office/drawing/2017/model3d" xmlns:o="urn:schemas-microsoft-com:office:office" xmlns:oel="http://schemas.microsoft.com/office/2019/extlst" xmlns:r="http://schemas.openxmlformats.org/officeDocument/2006/relationships" xmlns:m="http://schemas.openxmlformats.org/officeDocument/2006/math" xmlns:v="urn:schemas-microsoft-com:vml" xmlns:wp14="http://schemas.microsoft.com/office/word/2010/wordprocessingDrawing" xmlns:wp="http://schemas.openxmlformats.org/drawingml/2006/wordprocessingDrawing" xmlns:w10="urn:schemas-microsoft-com:office:word" xmlns:w="http://schemas.openxmlformats.org/wordprocessingml/2006/main" xmlns:w14="http://schemas.microsoft.com/office/word/2010/wordml" xmlns:w15="http://schemas.microsoft.com/office/word/2012/wordml" xmlns:w16cei="http://schemas.microsoft.com/office/word/2026/wordml/cei" xmlns:w16cex="http://schemas.microsoft.com/office/word/2018/wordml/cex" xmlns:w16cid="http://schemas.microsoft.com/office/word/2016/wordml/cid" xmlns:w16="http://schemas.microsoft.com/office/word/2018/wordml" xmlns:w16du="http://schemas.microsoft.com/office/word/2023/wordml/word16du" xmlns:w16sdtdh="http://schemas.microsoft.com/office/word/2020/wordml/sdtdatahash" xmlns:w16sdtfl="http://schemas.microsoft.com/office/word/2024/wordml/sdtformatlock" xmlns:w16se="http://schemas.microsoft.com/office/word/2015/wordml/symex" xmlns:wpg="http://schemas.microsoft.com/office/word/2010/wordprocessingGroup" xmlns:wpi="http://schemas.microsoft.com/office/word/2010/wordprocessingInk" xmlns:wne="http://schemas.microsoft.com/office/word/2006/wordml" xmlns:wps="http://schemas.microsoft.com/office/word/2010/wordprocessingShape" mc:Ignorable="w14 w15 w16se w16cid w16 w16cex w16sdtdh w16sdtfl w16du wp14">
+<w:document xmlns:wpc="http://schemas.microsoft.com/office/word/2010/wordprocessingCanvas" xmlns:cx="http://schemas.microsoft.com/office/drawing/2014/chartex" xmlns:cx1="http://schemas.microsoft.com/office/drawing/2015/9/8/chartex" xmlns:cx2="http://schemas.microsoft.com/office/drawing/2015/10/21/chartex" xmlns:cx3="http://schemas.microsoft.com/office/drawing/2016/5/9/chartex" xmlns:cx4="http://schemas.microsoft.com/office/drawing/2016/5/10/chartex" xmlns:cx5="http://schemas.microsoft.com/office/drawing/2016/5/11/chartex" xmlns:cx6="http://schemas.microsoft.com/office/drawing/2016/5/12/chartex" xmlns:cx7="http://schemas.microsoft.com/office/drawing/2016/5/13/chartex" xmlns:cx8="http://schemas.microsoft.com/office/drawing/2016/5/14/chartex" xmlns:mc="http://schemas.openxmlformats.org/markup-compatibility/2006" xmlns:aink="http://schemas.microsoft.com/office/drawing/2016/ink" xmlns:am3d="http://schemas.microsoft.com/office/drawing/2017/model3d" xmlns:o="urn:schemas-microsoft-com:office:office" xmlns:oel="http://schemas.microsoft.com/office/2019/extlst" xmlns:r="http://schemas.openxmlformats.org/officeDocument/2006/relationships" xmlns:m="http://schemas.openxmlformats.org/officeDocument/2006/math" xmlns:v="urn:schemas-microsoft-com:vml" xmlns:wp14="http://schemas.microsoft.com/office/word/2010/wordprocessingDrawing" xmlns:wp="http://schemas.openxmlformats.org/drawingml/2006/wordprocessingDrawing" xmlns:w10="urn:schemas-microsoft-com:office:word" xmlns:w="http://schemas.openxmlformats.org/wordprocessingml/2006/main" xmlns:w14="http://schemas.microsoft.com/office/word/2010/wordml" xmlns:w15="http://schemas.microsoft.com/office/word/2012/wordml" xmlns:w16cex="http://schemas.microsoft.com/office/word/2018/wordml/cex" xmlns:w16cid="http://schemas.microsoft.com/office/word/2016/wordml/cid" xmlns:w16="http://schemas.microsoft.com/office/word/2018/wordml" xmlns:w16du="http://schemas.microsoft.com/office/word/2023/wordml/word16du" xmlns:w16sdtdh="http://schemas.microsoft.com/office/word/2020/wordml/sdtdatahash" xmlns:w16sdtfl="http://schemas.microsoft.com/office/word/2024/wordml/sdtformatlock" xmlns:w16se="http://schemas.microsoft.com/office/word/2015/wordml/symex" xmlns:wpg="http://schemas.microsoft.com/office/word/2010/wordprocessingGroup" xmlns:wpi="http://schemas.microsoft.com/office/word/2010/wordprocessingInk" xmlns:wne="http://schemas.microsoft.com/office/word/2006/wordml" xmlns:wps="http://schemas.microsoft.com/office/word/2010/wordprocessingShape" mc:Ignorable="w14 w15 w16se w16cid w16 w16cex w16sdtdh w16sdtfl w16du wp14">
   <w:body>
     <w:sdt>
       <w:sdtPr>
@@ -541,6 +541,7 @@
               <w:szCs w:val="24"/>
             </w:rPr>
           </w:pPr>
+          <w:proofErr w:type="gramStart"/>
           <w:r>
             <w:rPr>
               <w:rFonts w:ascii="Times New Roman" w:eastAsia="Aptos" w:hAnsi="Times New Roman"/>
@@ -581,6 +582,7 @@
             </w:rPr>
             <w:t>September</w:t>
           </w:r>
+          <w:proofErr w:type="gramEnd"/>
           <w:r>
             <w:rPr>
               <w:rFonts w:ascii="Times New Roman" w:eastAsia="Aptos" w:hAnsi="Times New Roman"/>
@@ -6294,7 +6296,29 @@
                 <w:szCs w:val="24"/>
                 <w:lang w:val="en-AU"/>
               </w:rPr>
-              <w:t>Cleans, merges and engineers features (lagged indicators, cyclical month encoding, per-capita normalisation) across the three sources.</w:t>
+              <w:t xml:space="preserve">Cleans, merges and </w:t>
+            </w:r>
+            <w:proofErr w:type="gramStart"/>
+            <w:r>
+              <w:rPr>
+                <w:rFonts w:ascii="Times New Roman" w:eastAsia="Times New Roman" w:hAnsi="Times New Roman"/>
+                <w:color w:val="000000" w:themeColor="text1"/>
+                <w:sz w:val="24"/>
+                <w:szCs w:val="24"/>
+                <w:lang w:val="en-AU"/>
+              </w:rPr>
+              <w:t>engineers</w:t>
+            </w:r>
+            <w:proofErr w:type="gramEnd"/>
+            <w:r>
+              <w:rPr>
+                <w:rFonts w:ascii="Times New Roman" w:eastAsia="Times New Roman" w:hAnsi="Times New Roman"/>
+                <w:color w:val="000000" w:themeColor="text1"/>
+                <w:sz w:val="24"/>
+                <w:szCs w:val="24"/>
+                <w:lang w:val="en-AU"/>
+              </w:rPr>
+              <w:t xml:space="preserve"> features (lagged indicators, cyclical month encoding, per-capita normalisation) across the three sources.</w:t>
             </w:r>
           </w:p>
         </w:tc>
@@ -7076,6 +7100,7 @@
         </w:rPr>
         <w:t xml:space="preserve"> </w:t>
       </w:r>
+      <w:proofErr w:type="gramStart"/>
       <w:r>
         <w:rPr>
           <w:rFonts w:ascii="Wingdings" w:eastAsia="Wingdings" w:hAnsi="Wingdings" w:cs="Wingdings"/>
@@ -7090,7 +7115,16 @@
           <w:sz w:val="24"/>
           <w:szCs w:val="24"/>
         </w:rPr>
-        <w:t xml:space="preserve">  Glue Data </w:t>
+        <w:t xml:space="preserve">  Glue</w:t>
+      </w:r>
+      <w:proofErr w:type="gramEnd"/>
+      <w:r>
+        <w:rPr>
+          <w:rFonts w:ascii="Times New Roman" w:eastAsia="Times New Roman" w:hAnsi="Times New Roman"/>
+          <w:sz w:val="24"/>
+          <w:szCs w:val="24"/>
+        </w:rPr>
+        <w:t xml:space="preserve"> Data </w:t>
       </w:r>
       <w:proofErr w:type="spellStart"/>
       <w:r>
@@ -7198,7 +7232,16 @@
           <w:sz w:val="24"/>
           <w:szCs w:val="24"/>
         </w:rPr>
-        <w:t xml:space="preserve">), the group project implements each stage using open-source, non-AWS tools, consistent with the module's guidance to rely on open-source </w:t>
+        <w:t>), the group project implements each stage using open-source, non-AWS tools, consistent with the module's guidance to rely on open-</w:t>
+      </w:r>
+      <w:proofErr w:type="gramStart"/>
+      <w:r>
+        <w:rPr>
+          <w:rFonts w:ascii="Times New Roman" w:eastAsia="Times New Roman" w:hAnsi="Times New Roman"/>
+          <w:sz w:val="24"/>
+          <w:szCs w:val="24"/>
+        </w:rPr>
+        <w:t xml:space="preserve">source </w:t>
       </w:r>
       <w:r>
         <w:rPr>
@@ -7215,7 +7258,16 @@
           <w:sz w:val="24"/>
           <w:szCs w:val="24"/>
         </w:rPr>
-        <w:t>tools for the group deliverable.</w:t>
+        <w:t>tools</w:t>
+      </w:r>
+      <w:proofErr w:type="gramEnd"/>
+      <w:r>
+        <w:rPr>
+          <w:rFonts w:ascii="Times New Roman" w:eastAsia="Times New Roman" w:hAnsi="Times New Roman"/>
+          <w:sz w:val="24"/>
+          <w:szCs w:val="24"/>
+        </w:rPr>
+        <w:t xml:space="preserve"> for the group deliverable.</w:t>
       </w:r>
     </w:p>
     <w:p>
@@ -9209,6 +9261,7 @@
               </w:rPr>
               <w:t xml:space="preserve">Incorporate feedback; finalise </w:t>
             </w:r>
+            <w:proofErr w:type="gramStart"/>
             <w:r>
               <w:rPr>
                 <w:rFonts w:ascii="Times New Roman" w:eastAsia="Times New Roman" w:hAnsi="Times New Roman" w:cs="Times New Roman"/>
@@ -9234,7 +9287,17 @@
                 <w:szCs w:val="24"/>
                 <w:lang w:val="en-AU"/>
               </w:rPr>
-              <w:t xml:space="preserve"> deploy to </w:t>
+              <w:t xml:space="preserve"> deploy</w:t>
+            </w:r>
+            <w:proofErr w:type="gramEnd"/>
+            <w:r>
+              <w:rPr>
+                <w:rFonts w:ascii="Times New Roman" w:eastAsia="Times New Roman" w:hAnsi="Times New Roman" w:cs="Times New Roman"/>
+                <w:sz w:val="24"/>
+                <w:szCs w:val="24"/>
+                <w:lang w:val="en-AU"/>
+              </w:rPr>
+              <w:t xml:space="preserve"> to </w:t>
             </w:r>
             <w:proofErr w:type="spellStart"/>
             <w:r>
@@ -10129,6 +10192,7 @@
               </w:rPr>
               <w:t xml:space="preserve">Cleans, merges and </w:t>
             </w:r>
+            <w:proofErr w:type="gramStart"/>
             <w:r>
               <w:rPr>
                 <w:rFonts w:ascii="Times New Roman" w:eastAsia="Times New Roman" w:hAnsi="Times New Roman" w:cs="Times New Roman"/>
@@ -10138,6 +10202,7 @@
               </w:rPr>
               <w:t>engineers</w:t>
             </w:r>
+            <w:proofErr w:type="gramEnd"/>
             <w:r>
               <w:rPr>
                 <w:rFonts w:ascii="Times New Roman" w:eastAsia="Times New Roman" w:hAnsi="Times New Roman" w:cs="Times New Roman"/>
@@ -10312,8 +10377,19 @@
                 <w:szCs w:val="24"/>
                 <w:lang w:val="en-AU"/>
               </w:rPr>
-              <w:t>Dashboard &amp; Deploy</w:t>
-            </w:r>
+              <w:t xml:space="preserve">Dashboard &amp; </w:t>
+            </w:r>
+            <w:proofErr w:type="gramStart"/>
+            <w:r>
+              <w:rPr>
+                <w:rFonts w:ascii="Times New Roman" w:eastAsia="Times New Roman" w:hAnsi="Times New Roman" w:cs="Times New Roman"/>
+                <w:sz w:val="24"/>
+                <w:szCs w:val="24"/>
+                <w:lang w:val="en-AU"/>
+              </w:rPr>
+              <w:t>Deploy</w:t>
+            </w:r>
+            <w:proofErr w:type="gramEnd"/>
           </w:p>
         </w:tc>
         <w:tc>
@@ -10953,7 +11029,25 @@
           <w:sz w:val="24"/>
           <w:szCs w:val="24"/>
         </w:rPr>
-        <w:t>And the final risk is misuse or misinterpretation of the forecasts. If predictions are read as statements about particular communities, the system could cause harm rather than support safety. Small counts in low-population regions could also make incidents identifiable. Forecasts will therefore be shown only at region and month level, with uncertainty ranges, and small values will be suppressed.</w:t>
+        <w:t xml:space="preserve">And the final risk is misuse or misinterpretation of the forecasts. If predictions are read as statements about </w:t>
+      </w:r>
+      <w:proofErr w:type="gramStart"/>
+      <w:r>
+        <w:rPr>
+          <w:rFonts w:ascii="Times New Roman" w:eastAsia="Times New Roman" w:hAnsi="Times New Roman"/>
+          <w:sz w:val="24"/>
+          <w:szCs w:val="24"/>
+        </w:rPr>
+        <w:t>particular communities</w:t>
+      </w:r>
+      <w:proofErr w:type="gramEnd"/>
+      <w:r>
+        <w:rPr>
+          <w:rFonts w:ascii="Times New Roman" w:eastAsia="Times New Roman" w:hAnsi="Times New Roman"/>
+          <w:sz w:val="24"/>
+          <w:szCs w:val="24"/>
+        </w:rPr>
+        <w:t>, the system could cause harm rather than support safety. Small counts in low-population regions could also make incidents identifiable. Forecasts will therefore be shown only at region and month level, with uncertainty ranges, and small values will be suppressed.</w:t>
       </w:r>
     </w:p>
     <w:p>
@@ -11659,7 +11753,29 @@
           <w:sz w:val="24"/>
           <w:szCs w:val="24"/>
         </w:rPr>
-        <w:t>NT crime statistics march 2026 - NTG open data portal</w:t>
+        <w:t xml:space="preserve">NT crime </w:t>
+      </w:r>
+      <w:proofErr w:type="gramStart"/>
+      <w:r>
+        <w:rPr>
+          <w:rFonts w:ascii="Times New Roman" w:eastAsia="Times New Roman" w:hAnsi="Times New Roman"/>
+          <w:i/>
+          <w:iCs/>
+          <w:sz w:val="24"/>
+          <w:szCs w:val="24"/>
+        </w:rPr>
+        <w:t>statistics march</w:t>
+      </w:r>
+      <w:proofErr w:type="gramEnd"/>
+      <w:r>
+        <w:rPr>
+          <w:rFonts w:ascii="Times New Roman" w:eastAsia="Times New Roman" w:hAnsi="Times New Roman"/>
+          <w:i/>
+          <w:iCs/>
+          <w:sz w:val="24"/>
+          <w:szCs w:val="24"/>
+        </w:rPr>
+        <w:t xml:space="preserve"> 2026 - NTG open data portal</w:t>
       </w:r>
       <w:r>
         <w:rPr>
@@ -11670,6 +11786,7 @@
         <w:t xml:space="preserve">. </w:t>
       </w:r>
       <w:proofErr w:type="spellStart"/>
+      <w:proofErr w:type="gramStart"/>
       <w:r>
         <w:rPr>
           <w:rFonts w:ascii="Times New Roman" w:eastAsia="Times New Roman" w:hAnsi="Times New Roman"/>
@@ -11679,6 +11796,7 @@
         <w:t>Nt.Gov.Au</w:t>
       </w:r>
       <w:proofErr w:type="spellEnd"/>
+      <w:proofErr w:type="gramEnd"/>
       <w:r>
         <w:rPr>
           <w:rFonts w:ascii="Times New Roman" w:eastAsia="Times New Roman" w:hAnsi="Times New Roman"/>
@@ -16449,7 +16567,29 @@
                 <w:szCs w:val="24"/>
                 <w:lang w:val="en-AU"/>
               </w:rPr>
-              <w:t>Cleans, merges and engineers features (lagged indicators, cyclical month encoding, per-capita normalisation) across the three sources.</w:t>
+              <w:t xml:space="preserve">Cleans, merges and </w:t>
+            </w:r>
+            <w:proofErr w:type="gramStart"/>
+            <w:r>
+              <w:rPr>
+                <w:rFonts w:ascii="Times New Roman" w:eastAsia="Times New Roman" w:hAnsi="Times New Roman"/>
+                <w:color w:val="000000" w:themeColor="text1"/>
+                <w:sz w:val="24"/>
+                <w:szCs w:val="24"/>
+                <w:lang w:val="en-AU"/>
+              </w:rPr>
+              <w:t>engineers</w:t>
+            </w:r>
+            <w:proofErr w:type="gramEnd"/>
+            <w:r>
+              <w:rPr>
+                <w:rFonts w:ascii="Times New Roman" w:eastAsia="Times New Roman" w:hAnsi="Times New Roman"/>
+                <w:color w:val="000000" w:themeColor="text1"/>
+                <w:sz w:val="24"/>
+                <w:szCs w:val="24"/>
+                <w:lang w:val="en-AU"/>
+              </w:rPr>
+              <w:t xml:space="preserve"> features (lagged indicators, cyclical month encoding, per-capita normalisation) across the three sources.</w:t>
             </w:r>
           </w:p>
         </w:tc>
@@ -17205,6 +17345,7 @@
         </w:rPr>
         <w:t xml:space="preserve"> </w:t>
       </w:r>
+      <w:proofErr w:type="gramStart"/>
       <w:r>
         <w:rPr>
           <w:rFonts w:ascii="Wingdings" w:eastAsia="Wingdings" w:hAnsi="Wingdings" w:cs="Wingdings"/>
@@ -17219,7 +17360,16 @@
           <w:sz w:val="24"/>
           <w:szCs w:val="24"/>
         </w:rPr>
-        <w:t xml:space="preserve">  Glue Data </w:t>
+        <w:t xml:space="preserve">  Glue</w:t>
+      </w:r>
+      <w:proofErr w:type="gramEnd"/>
+      <w:r>
+        <w:rPr>
+          <w:rFonts w:ascii="Times New Roman" w:eastAsia="Times New Roman" w:hAnsi="Times New Roman"/>
+          <w:sz w:val="24"/>
+          <w:szCs w:val="24"/>
+        </w:rPr>
+        <w:t xml:space="preserve"> Data </w:t>
       </w:r>
       <w:proofErr w:type="spellStart"/>
       <w:r>
@@ -17327,7 +17477,16 @@
           <w:sz w:val="24"/>
           <w:szCs w:val="24"/>
         </w:rPr>
-        <w:t xml:space="preserve">), the group project implements each stage using open-source, non-AWS tools, consistent with the module's guidance to rely on open-source </w:t>
+        <w:t>), the group project implements each stage using open-source, non-AWS tools, consistent with the module's guidance to rely on open-</w:t>
+      </w:r>
+      <w:proofErr w:type="gramStart"/>
+      <w:r>
+        <w:rPr>
+          <w:rFonts w:ascii="Times New Roman" w:eastAsia="Times New Roman" w:hAnsi="Times New Roman"/>
+          <w:sz w:val="24"/>
+          <w:szCs w:val="24"/>
+        </w:rPr>
+        <w:t xml:space="preserve">source </w:t>
       </w:r>
       <w:r>
         <w:rPr>
@@ -17344,7 +17503,16 @@
           <w:sz w:val="24"/>
           <w:szCs w:val="24"/>
         </w:rPr>
-        <w:t>tools for the group deliverable.</w:t>
+        <w:t>tools</w:t>
+      </w:r>
+      <w:proofErr w:type="gramEnd"/>
+      <w:r>
+        <w:rPr>
+          <w:rFonts w:ascii="Times New Roman" w:eastAsia="Times New Roman" w:hAnsi="Times New Roman"/>
+          <w:sz w:val="24"/>
+          <w:szCs w:val="24"/>
+        </w:rPr>
+        <w:t xml:space="preserve"> for the group deliverable.</w:t>
       </w:r>
     </w:p>
     <w:p>
@@ -19947,9 +20115,402 @@
     </w:p>
     <w:p>
       <w:pPr>
-        <w:spacing w:before="120" w:after="120"/>
+        <w:pStyle w:val="paragraph"/>
+        <w:spacing w:before="0" w:beforeAutospacing="0" w:after="0" w:afterAutospacing="0"/>
         <w:jc w:val="both"/>
-      </w:pPr>
+        <w:textAlignment w:val="baseline"/>
+        <w:rPr>
+          <w:rFonts w:ascii="Segoe UI" w:hAnsi="Segoe UI" w:cs="Segoe UI"/>
+          <w:sz w:val="18"/>
+          <w:szCs w:val="18"/>
+        </w:rPr>
+      </w:pPr>
+      <w:r>
+        <w:rPr>
+          <w:rStyle w:val="normaltextrun"/>
+        </w:rPr>
+        <w:t>A series of new features have been constructed from existing features to capture a holistic view of the crime situation in the Northern Territory. The features and reasons behind them are demonstrated below</w:t>
+      </w:r>
+    </w:p>
+    <w:p>
+      <w:pPr>
+        <w:pStyle w:val="paragraph"/>
+        <w:spacing w:before="0" w:beforeAutospacing="0" w:after="0" w:afterAutospacing="0"/>
+        <w:jc w:val="both"/>
+        <w:textAlignment w:val="baseline"/>
+        <w:rPr>
+          <w:rFonts w:ascii="Segoe UI" w:hAnsi="Segoe UI" w:cs="Segoe UI"/>
+          <w:sz w:val="18"/>
+          <w:szCs w:val="18"/>
+        </w:rPr>
+      </w:pPr>
+      <w:proofErr w:type="spellStart"/>
+      <w:r>
+        <w:rPr>
+          <w:rStyle w:val="normaltextrun"/>
+        </w:rPr>
+        <w:t>Log_</w:t>
+      </w:r>
+      <w:r>
+        <w:rPr>
+          <w:rStyle w:val="normaltextrun"/>
+          <w:i/>
+          <w:iCs/>
+        </w:rPr>
+        <w:t>assault</w:t>
+      </w:r>
+      <w:r>
+        <w:rPr>
+          <w:rStyle w:val="normaltextrun"/>
+        </w:rPr>
+        <w:t>_rate</w:t>
+      </w:r>
+      <w:proofErr w:type="spellEnd"/>
+      <w:r>
+        <w:rPr>
+          <w:rStyle w:val="normaltextrun"/>
+        </w:rPr>
+        <w:t>:</w:t>
+      </w:r>
+    </w:p>
+    <w:p>
+      <w:pPr>
+        <w:pStyle w:val="paragraph"/>
+        <w:spacing w:before="0" w:beforeAutospacing="0" w:after="0" w:afterAutospacing="0"/>
+        <w:jc w:val="both"/>
+        <w:textAlignment w:val="baseline"/>
+        <w:rPr>
+          <w:rFonts w:ascii="Segoe UI" w:hAnsi="Segoe UI" w:cs="Segoe UI"/>
+          <w:sz w:val="18"/>
+          <w:szCs w:val="18"/>
+        </w:rPr>
+      </w:pPr>
+      <w:r>
+        <w:rPr>
+          <w:rStyle w:val="normaltextrun"/>
+        </w:rPr>
+        <w:t xml:space="preserve">Since the crime rate is not normally distributed but rather follows a </w:t>
+      </w:r>
+      <w:proofErr w:type="gramStart"/>
+      <w:r>
+        <w:rPr>
+          <w:rStyle w:val="normaltextrun"/>
+        </w:rPr>
+        <w:t>log</w:t>
+      </w:r>
+      <w:proofErr w:type="gramEnd"/>
+      <w:r>
+        <w:rPr>
+          <w:rStyle w:val="normaltextrun"/>
+        </w:rPr>
+        <w:t>-normal distribution (heavily right-skewed) due to seasonality characteristics. By transforming the assault rate logarithmically, we aim to </w:t>
+      </w:r>
+      <w:proofErr w:type="spellStart"/>
+      <w:r>
+        <w:rPr>
+          <w:rStyle w:val="normaltextrun"/>
+        </w:rPr>
+        <w:t>stabilise</w:t>
+      </w:r>
+      <w:proofErr w:type="spellEnd"/>
+      <w:r>
+        <w:rPr>
+          <w:rStyle w:val="normaltextrun"/>
+        </w:rPr>
+        <w:t> the distribution, making it symmetrical which is essential for good performance of linear regression </w:t>
+      </w:r>
+      <w:proofErr w:type="gramStart"/>
+      <w:r>
+        <w:rPr>
+          <w:rStyle w:val="normaltextrun"/>
+        </w:rPr>
+        <w:t>models(</w:t>
+      </w:r>
+      <w:proofErr w:type="gramEnd"/>
+      <w:r>
+        <w:rPr>
+          <w:rStyle w:val="normaltextrun"/>
+        </w:rPr>
+        <w:t>Limpert et al., 2001)</w:t>
+      </w:r>
+    </w:p>
+    <w:p>
+      <w:pPr>
+        <w:pStyle w:val="paragraph"/>
+        <w:spacing w:before="0" w:beforeAutospacing="0" w:after="0" w:afterAutospacing="0"/>
+        <w:jc w:val="both"/>
+        <w:textAlignment w:val="baseline"/>
+        <w:rPr>
+          <w:rFonts w:ascii="Segoe UI" w:hAnsi="Segoe UI" w:cs="Segoe UI"/>
+          <w:sz w:val="18"/>
+          <w:szCs w:val="18"/>
+        </w:rPr>
+      </w:pPr>
+      <w:proofErr w:type="spellStart"/>
+      <w:r>
+        <w:rPr>
+          <w:rStyle w:val="normaltextrun"/>
+        </w:rPr>
+        <w:t>Sin_</w:t>
+      </w:r>
+      <w:r>
+        <w:rPr>
+          <w:rStyle w:val="normaltextrun"/>
+          <w:i/>
+          <w:iCs/>
+        </w:rPr>
+        <w:t>month</w:t>
+      </w:r>
+      <w:proofErr w:type="spellEnd"/>
+      <w:r>
+        <w:rPr>
+          <w:rStyle w:val="normaltextrun"/>
+          <w:i/>
+          <w:iCs/>
+        </w:rPr>
+        <w:t> and </w:t>
+      </w:r>
+      <w:proofErr w:type="spellStart"/>
+      <w:r>
+        <w:rPr>
+          <w:rStyle w:val="normaltextrun"/>
+          <w:i/>
+          <w:iCs/>
+        </w:rPr>
+        <w:t>cos_month</w:t>
+      </w:r>
+      <w:proofErr w:type="spellEnd"/>
+      <w:r>
+        <w:rPr>
+          <w:rStyle w:val="normaltextrun"/>
+          <w:i/>
+          <w:iCs/>
+        </w:rPr>
+        <w:t>:</w:t>
+      </w:r>
+    </w:p>
+    <w:p>
+      <w:pPr>
+        <w:pStyle w:val="paragraph"/>
+        <w:spacing w:before="0" w:beforeAutospacing="0" w:after="0" w:afterAutospacing="0"/>
+        <w:jc w:val="both"/>
+        <w:textAlignment w:val="baseline"/>
+        <w:rPr>
+          <w:rFonts w:ascii="Segoe UI" w:hAnsi="Segoe UI" w:cs="Segoe UI"/>
+          <w:sz w:val="18"/>
+          <w:szCs w:val="18"/>
+        </w:rPr>
+      </w:pPr>
+      <w:r>
+        <w:rPr>
+          <w:rStyle w:val="normaltextrun"/>
+        </w:rPr>
+        <w:t>To preserve the cyclic </w:t>
+      </w:r>
+      <w:proofErr w:type="spellStart"/>
+      <w:r>
+        <w:rPr>
+          <w:rStyle w:val="normaltextrun"/>
+        </w:rPr>
+        <w:t>behaviours</w:t>
+      </w:r>
+      <w:proofErr w:type="spellEnd"/>
+      <w:r>
+        <w:rPr>
+          <w:rStyle w:val="normaltextrun"/>
+        </w:rPr>
+        <w:t> of months, sine and cosine functions are applied to represent time since these trigonometric functions pursue cycles between “top” and “bottom” and have a settled cycle length which is perfect for modelling regular cycles such as months (Lindsey and Pavur, 2005)</w:t>
+      </w:r>
+    </w:p>
+    <w:p>
+      <w:pPr>
+        <w:pStyle w:val="paragraph"/>
+        <w:spacing w:before="0" w:beforeAutospacing="0" w:after="0" w:afterAutospacing="0"/>
+        <w:jc w:val="both"/>
+        <w:textAlignment w:val="baseline"/>
+        <w:rPr>
+          <w:rFonts w:ascii="Segoe UI" w:hAnsi="Segoe UI" w:cs="Segoe UI"/>
+          <w:sz w:val="18"/>
+          <w:szCs w:val="18"/>
+        </w:rPr>
+      </w:pPr>
+      <w:r>
+        <w:rPr>
+          <w:rStyle w:val="normaltextrun"/>
+        </w:rPr>
+        <w:lastRenderedPageBreak/>
+        <w:t>Season:</w:t>
+      </w:r>
+    </w:p>
+    <w:p>
+      <w:pPr>
+        <w:pStyle w:val="paragraph"/>
+        <w:spacing w:before="0" w:beforeAutospacing="0" w:after="0" w:afterAutospacing="0"/>
+        <w:jc w:val="both"/>
+        <w:textAlignment w:val="baseline"/>
+        <w:rPr>
+          <w:rFonts w:ascii="Segoe UI" w:hAnsi="Segoe UI" w:cs="Segoe UI"/>
+          <w:sz w:val="18"/>
+          <w:szCs w:val="18"/>
+        </w:rPr>
+      </w:pPr>
+      <w:r>
+        <w:rPr>
+          <w:rStyle w:val="normaltextrun"/>
+        </w:rPr>
+        <w:t>This feature serves as an indicator for wet and dry seasons, which according to research by Blakeslee et al. (2018), have a statistically significant relationship with crime incidence.</w:t>
+      </w:r>
+    </w:p>
+    <w:p>
+      <w:pPr>
+        <w:pStyle w:val="paragraph"/>
+        <w:spacing w:before="0" w:beforeAutospacing="0" w:after="0" w:afterAutospacing="0"/>
+        <w:jc w:val="both"/>
+        <w:textAlignment w:val="baseline"/>
+        <w:rPr>
+          <w:rFonts w:ascii="Segoe UI" w:hAnsi="Segoe UI" w:cs="Segoe UI"/>
+          <w:sz w:val="18"/>
+          <w:szCs w:val="18"/>
+        </w:rPr>
+      </w:pPr>
+      <w:proofErr w:type="spellStart"/>
+      <w:r>
+        <w:rPr>
+          <w:rStyle w:val="normaltextrun"/>
+        </w:rPr>
+        <w:t>is_new_year</w:t>
+      </w:r>
+      <w:proofErr w:type="spellEnd"/>
+      <w:r>
+        <w:rPr>
+          <w:rStyle w:val="normaltextrun"/>
+        </w:rPr>
+        <w:t>:</w:t>
+      </w:r>
+    </w:p>
+    <w:p>
+      <w:pPr>
+        <w:pStyle w:val="paragraph"/>
+        <w:spacing w:before="0" w:beforeAutospacing="0" w:after="0" w:afterAutospacing="0"/>
+        <w:jc w:val="both"/>
+        <w:textAlignment w:val="baseline"/>
+        <w:rPr>
+          <w:rFonts w:ascii="Segoe UI" w:hAnsi="Segoe UI" w:cs="Segoe UI"/>
+          <w:sz w:val="18"/>
+          <w:szCs w:val="18"/>
+        </w:rPr>
+      </w:pPr>
+      <w:r>
+        <w:rPr>
+          <w:rStyle w:val="normaltextrun"/>
+        </w:rPr>
+        <w:t>According to research by Baird </w:t>
+      </w:r>
+      <w:proofErr w:type="gramStart"/>
+      <w:r>
+        <w:rPr>
+          <w:rStyle w:val="normaltextrun"/>
+        </w:rPr>
+        <w:t>et al. ,</w:t>
+      </w:r>
+      <w:proofErr w:type="gramEnd"/>
+      <w:r>
+        <w:rPr>
+          <w:rStyle w:val="normaltextrun"/>
+        </w:rPr>
+        <w:t> (2019), the homicide rate experiences a significant spike on New Year’s Day. Therefore, this feature is added to capture this valuable information.</w:t>
+      </w:r>
+    </w:p>
+    <w:p>
+      <w:pPr>
+        <w:pStyle w:val="paragraph"/>
+        <w:spacing w:before="0" w:beforeAutospacing="0" w:after="0" w:afterAutospacing="0"/>
+        <w:jc w:val="both"/>
+        <w:textAlignment w:val="baseline"/>
+        <w:rPr>
+          <w:rFonts w:ascii="Segoe UI" w:hAnsi="Segoe UI" w:cs="Segoe UI"/>
+          <w:sz w:val="18"/>
+          <w:szCs w:val="18"/>
+        </w:rPr>
+      </w:pPr>
+      <w:r>
+        <w:rPr>
+          <w:rStyle w:val="eop"/>
+          <w:bdr w:val="none" w:sz="0" w:space="0" w:color="auto" w:frame="1"/>
+          <w:shd w:val="clear" w:color="auto" w:fill="606060"/>
+        </w:rPr>
+        <w:t> </w:t>
+      </w:r>
+    </w:p>
+    <w:p>
+      <w:pPr>
+        <w:pStyle w:val="paragraph"/>
+        <w:spacing w:before="0" w:beforeAutospacing="0" w:after="0" w:afterAutospacing="0"/>
+        <w:jc w:val="both"/>
+        <w:textAlignment w:val="baseline"/>
+        <w:rPr>
+          <w:rFonts w:ascii="Segoe UI" w:hAnsi="Segoe UI" w:cs="Segoe UI"/>
+          <w:sz w:val="18"/>
+          <w:szCs w:val="18"/>
+        </w:rPr>
+      </w:pPr>
+      <w:r>
+        <w:rPr>
+          <w:rStyle w:val="wacimagecontainer"/>
+          <w:rFonts w:ascii="Segoe UI" w:hAnsi="Segoe UI" w:cs="Segoe UI"/>
+          <w:noProof/>
+          <w:sz w:val="18"/>
+          <w:szCs w:val="18"/>
+        </w:rPr>
+        <w:drawing>
+          <wp:inline distT="0" distB="0" distL="0" distR="0" wp14:anchorId="6A6BD81A" wp14:editId="102C6B2D">
+            <wp:extent cx="5722620" cy="867410"/>
+            <wp:effectExtent l="0" t="0" r="0" b="8890"/>
+            <wp:docPr id="1676785060" name="Picture 2"/>
+            <wp:cNvGraphicFramePr>
+              <a:graphicFrameLocks xmlns:a="http://schemas.openxmlformats.org/drawingml/2006/main" noChangeAspect="1"/>
+            </wp:cNvGraphicFramePr>
+            <a:graphic xmlns:a="http://schemas.openxmlformats.org/drawingml/2006/main">
+              <a:graphicData uri="http://schemas.openxmlformats.org/drawingml/2006/picture">
+                <pic:pic xmlns:pic="http://schemas.openxmlformats.org/drawingml/2006/picture">
+                  <pic:nvPicPr>
+                    <pic:cNvPr id="0" name="Picture 1"/>
+                    <pic:cNvPicPr>
+                      <a:picLocks noChangeAspect="1" noChangeArrowheads="1"/>
+                    </pic:cNvPicPr>
+                  </pic:nvPicPr>
+                  <pic:blipFill>
+                    <a:blip r:embed="rId36">
+                      <a:extLst>
+                        <a:ext uri="{28A0092B-C50C-407E-A947-70E740481C1C}">
+                          <a14:useLocalDpi xmlns:a14="http://schemas.microsoft.com/office/drawing/2010/main" val="0"/>
+                        </a:ext>
+                      </a:extLst>
+                    </a:blip>
+                    <a:srcRect/>
+                    <a:stretch>
+                      <a:fillRect/>
+                    </a:stretch>
+                  </pic:blipFill>
+                  <pic:spPr bwMode="auto">
+                    <a:xfrm>
+                      <a:off x="0" y="0"/>
+                      <a:ext cx="5722620" cy="867410"/>
+                    </a:xfrm>
+                    <a:prstGeom prst="rect">
+                      <a:avLst/>
+                    </a:prstGeom>
+                    <a:noFill/>
+                    <a:ln>
+                      <a:noFill/>
+                    </a:ln>
+                  </pic:spPr>
+                </pic:pic>
+              </a:graphicData>
+            </a:graphic>
+          </wp:inline>
+        </w:drawing>
+      </w:r>
     </w:p>
     <w:p>
       <w:pPr>
@@ -19960,7 +20521,7 @@
           <w:rFonts w:ascii="Times New Roman" w:eastAsia="Times New Roman" w:hAnsi="Times New Roman"/>
           <w:sz w:val="24"/>
           <w:szCs w:val="24"/>
-          <w:lang w:val="vi-VN"/>
+          <w:lang w:val="en-US"/>
         </w:rPr>
       </w:pPr>
     </w:p>
@@ -20000,19 +20561,92 @@
     </w:p>
     <w:p>
       <w:pPr>
-        <w:spacing w:before="120" w:after="120"/>
+        <w:pStyle w:val="paragraph"/>
+        <w:spacing w:before="0" w:beforeAutospacing="0" w:after="0" w:afterAutospacing="0"/>
         <w:jc w:val="both"/>
-        <w:outlineLvl w:val="1"/>
-        <w:rPr>
-          <w:rFonts w:ascii="Times New Roman" w:eastAsia="Times New Roman" w:hAnsi="Times New Roman"/>
-          <w:b/>
-          <w:bCs/>
-          <w:sz w:val="24"/>
-          <w:szCs w:val="24"/>
-          <w:highlight w:val="yellow"/>
-          <w:lang w:val="vi-VN"/>
-        </w:rPr>
-      </w:pPr>
+        <w:textAlignment w:val="baseline"/>
+        <w:rPr>
+          <w:rFonts w:ascii="Segoe UI" w:hAnsi="Segoe UI" w:cs="Segoe UI"/>
+          <w:sz w:val="18"/>
+          <w:szCs w:val="18"/>
+        </w:rPr>
+      </w:pPr>
+      <w:r>
+        <w:rPr>
+          <w:rStyle w:val="normaltextrun"/>
+        </w:rPr>
+        <w:t>Because of the nature of time-series data, results are susceptible to previous information. The dataset needs to be split into train and test using a temporal cut-off, ensuring that training data only contains observations prior to the test period to avoid any leakage of future information (Hasanov et al., 2022).</w:t>
+      </w:r>
+    </w:p>
+    <w:p>
+      <w:pPr>
+        <w:pStyle w:val="paragraph"/>
+        <w:spacing w:before="0" w:beforeAutospacing="0" w:after="0" w:afterAutospacing="0"/>
+        <w:jc w:val="both"/>
+        <w:textAlignment w:val="baseline"/>
+        <w:rPr>
+          <w:rFonts w:ascii="Segoe UI" w:hAnsi="Segoe UI" w:cs="Segoe UI"/>
+          <w:sz w:val="18"/>
+          <w:szCs w:val="18"/>
+        </w:rPr>
+      </w:pPr>
+      <w:r>
+        <w:rPr>
+          <w:rStyle w:val="wacimagecontainer"/>
+          <w:rFonts w:ascii="Segoe UI" w:hAnsi="Segoe UI" w:cs="Segoe UI"/>
+          <w:noProof/>
+          <w:sz w:val="18"/>
+          <w:szCs w:val="18"/>
+        </w:rPr>
+        <w:drawing>
+          <wp:inline distT="0" distB="0" distL="0" distR="0" wp14:anchorId="06A163DA" wp14:editId="78E95347">
+            <wp:extent cx="3108960" cy="495300"/>
+            <wp:effectExtent l="0" t="0" r="0" b="0"/>
+            <wp:docPr id="1600726179" name="Picture 3"/>
+            <wp:cNvGraphicFramePr>
+              <a:graphicFrameLocks xmlns:a="http://schemas.openxmlformats.org/drawingml/2006/main" noChangeAspect="1"/>
+            </wp:cNvGraphicFramePr>
+            <a:graphic xmlns:a="http://schemas.openxmlformats.org/drawingml/2006/main">
+              <a:graphicData uri="http://schemas.openxmlformats.org/drawingml/2006/picture">
+                <pic:pic xmlns:pic="http://schemas.openxmlformats.org/drawingml/2006/picture">
+                  <pic:nvPicPr>
+                    <pic:cNvPr id="0" name="Picture 3"/>
+                    <pic:cNvPicPr>
+                      <a:picLocks noChangeAspect="1" noChangeArrowheads="1"/>
+                    </pic:cNvPicPr>
+                  </pic:nvPicPr>
+                  <pic:blipFill>
+                    <a:blip r:embed="rId37">
+                      <a:extLst>
+                        <a:ext uri="{28A0092B-C50C-407E-A947-70E740481C1C}">
+                          <a14:useLocalDpi xmlns:a14="http://schemas.microsoft.com/office/drawing/2010/main" val="0"/>
+                        </a:ext>
+                      </a:extLst>
+                    </a:blip>
+                    <a:srcRect/>
+                    <a:stretch>
+                      <a:fillRect/>
+                    </a:stretch>
+                  </pic:blipFill>
+                  <pic:spPr bwMode="auto">
+                    <a:xfrm>
+                      <a:off x="0" y="0"/>
+                      <a:ext cx="3108960" cy="495300"/>
+                    </a:xfrm>
+                    <a:prstGeom prst="rect">
+                      <a:avLst/>
+                    </a:prstGeom>
+                    <a:noFill/>
+                    <a:ln>
+                      <a:noFill/>
+                    </a:ln>
+                  </pic:spPr>
+                </pic:pic>
+              </a:graphicData>
+            </a:graphic>
+          </wp:inline>
+        </w:drawing>
+      </w:r>
     </w:p>
     <w:p>
       <w:pPr>
@@ -20133,6 +20767,102 @@
     </w:p>
     <w:p>
       <w:pPr>
+        <w:pStyle w:val="paragraph"/>
+        <w:spacing w:before="0" w:beforeAutospacing="0" w:after="0" w:afterAutospacing="0"/>
+        <w:jc w:val="both"/>
+        <w:textAlignment w:val="baseline"/>
+        <w:rPr>
+          <w:rFonts w:ascii="Segoe UI" w:hAnsi="Segoe UI" w:cs="Segoe UI"/>
+          <w:sz w:val="18"/>
+          <w:szCs w:val="18"/>
+        </w:rPr>
+      </w:pPr>
+      <w:r>
+        <w:rPr>
+          <w:rStyle w:val="normaltextrun"/>
+          <w:lang w:val="en-AU"/>
+        </w:rPr>
+        <w:t>DA serves as an important step after data ingestion and pre-processing by enabling the inspection of data for distribution, outliers and anomalies (Komorowski et al., 2016). Furthermore, EDA guides and informs effective feature engineering (Mao, 2015), an important step in this pipeline to ensure meaningful patterns are captured.</w:t>
+      </w:r>
+      <w:r>
+        <w:rPr>
+          <w:rStyle w:val="eop"/>
+        </w:rPr>
+        <w:t> </w:t>
+      </w:r>
+    </w:p>
+    <w:p>
+      <w:pPr>
+        <w:pStyle w:val="paragraph"/>
+        <w:spacing w:before="0" w:beforeAutospacing="0" w:after="0" w:afterAutospacing="0"/>
+        <w:jc w:val="both"/>
+        <w:textAlignment w:val="baseline"/>
+        <w:rPr>
+          <w:rFonts w:ascii="Segoe UI" w:hAnsi="Segoe UI" w:cs="Segoe UI"/>
+          <w:sz w:val="18"/>
+          <w:szCs w:val="18"/>
+        </w:rPr>
+      </w:pPr>
+      <w:r>
+        <w:rPr>
+          <w:rStyle w:val="wacimagecontainer"/>
+          <w:rFonts w:ascii="Segoe UI" w:hAnsi="Segoe UI" w:cs="Segoe UI"/>
+          <w:noProof/>
+          <w:sz w:val="18"/>
+          <w:szCs w:val="18"/>
+        </w:rPr>
+        <w:drawing>
+          <wp:inline distT="0" distB="0" distL="0" distR="0" wp14:anchorId="7EB05901" wp14:editId="59FB0062">
+            <wp:extent cx="3067685" cy="2990850"/>
+            <wp:effectExtent l="0" t="0" r="0" b="0"/>
+            <wp:docPr id="1372446449" name="Picture 4"/>
+            <wp:cNvGraphicFramePr>
+              <a:graphicFrameLocks xmlns:a="http://schemas.openxmlformats.org/drawingml/2006/main" noChangeAspect="1"/>
+            </wp:cNvGraphicFramePr>
+            <a:graphic xmlns:a="http://schemas.openxmlformats.org/drawingml/2006/main">
+              <a:graphicData uri="http://schemas.openxmlformats.org/drawingml/2006/picture">
+                <pic:pic xmlns:pic="http://schemas.openxmlformats.org/drawingml/2006/picture">
+                  <pic:nvPicPr>
+                    <pic:cNvPr id="0" name="Picture 5"/>
+                    <pic:cNvPicPr>
+                      <a:picLocks noChangeAspect="1" noChangeArrowheads="1"/>
+                    </pic:cNvPicPr>
+                  </pic:nvPicPr>
+                  <pic:blipFill>
+                    <a:blip r:embed="rId38">
+                      <a:extLst>
+                        <a:ext uri="{28A0092B-C50C-407E-A947-70E740481C1C}">
+                          <a14:useLocalDpi xmlns:a14="http://schemas.microsoft.com/office/drawing/2010/main" val="0"/>
+                        </a:ext>
+                      </a:extLst>
+                    </a:blip>
+                    <a:srcRect/>
+                    <a:stretch>
+                      <a:fillRect/>
+                    </a:stretch>
+                  </pic:blipFill>
+                  <pic:spPr bwMode="auto">
+                    <a:xfrm>
+                      <a:off x="0" y="0"/>
+                      <a:ext cx="3067685" cy="2990850"/>
+                    </a:xfrm>
+                    <a:prstGeom prst="rect">
+                      <a:avLst/>
+                    </a:prstGeom>
+                    <a:noFill/>
+                    <a:ln>
+                      <a:noFill/>
+                    </a:ln>
+                  </pic:spPr>
+                </pic:pic>
+              </a:graphicData>
+            </a:graphic>
+          </wp:inline>
+        </w:drawing>
+      </w:r>
+    </w:p>
+    <w:p>
+      <w:pPr>
         <w:spacing w:before="120" w:after="120"/>
         <w:jc w:val="both"/>
         <w:outlineLvl w:val="1"/>
@@ -20178,7 +20908,42 @@
           <w:highlight w:val="yellow"/>
           <w:lang w:val="en-AU"/>
         </w:rPr>
-        <w:t>PCA of regional Age Structure</w:t>
+        <w:t>PCA of regional Age Structur</w:t>
+      </w:r>
+      <w:r>
+        <w:rPr>
+          <w:rFonts w:ascii="Times New Roman" w:eastAsia="Times New Roman" w:hAnsi="Times New Roman" w:cs="Times New Roman"/>
+          <w:b/>
+          <w:bCs/>
+          <w:sz w:val="24"/>
+          <w:szCs w:val="24"/>
+          <w:highlight w:val="yellow"/>
+          <w:lang w:val="en-AU"/>
+        </w:rPr>
+        <w:t>e</w:t>
+      </w:r>
+    </w:p>
+    <w:p>
+      <w:pPr>
+        <w:spacing w:before="120" w:after="120"/>
+        <w:ind w:left="360"/>
+        <w:jc w:val="both"/>
+        <w:outlineLvl w:val="1"/>
+        <w:rPr>
+          <w:rFonts w:ascii="Times New Roman" w:eastAsia="Times New Roman" w:hAnsi="Times New Roman"/>
+          <w:sz w:val="24"/>
+          <w:szCs w:val="24"/>
+          <w:highlight w:val="yellow"/>
+        </w:rPr>
+      </w:pPr>
+      <w:r>
+        <w:rPr>
+          <w:rFonts w:ascii="Times New Roman" w:eastAsia="Times New Roman" w:hAnsi="Times New Roman"/>
+          <w:sz w:val="24"/>
+          <w:szCs w:val="24"/>
+        </w:rPr>
+        <w:lastRenderedPageBreak/>
+        <w:t xml:space="preserve">Applying PCA to the regional age structure allows the compression of data size, leading to a more efficient and quicker model training while keeping most of the information from the data (Mishra et al., 2017) </w:t>
       </w:r>
     </w:p>
     <w:p>
@@ -20247,6 +21012,112 @@
     </w:p>
     <w:p>
       <w:pPr>
+        <w:pStyle w:val="paragraph"/>
+        <w:spacing w:before="0" w:beforeAutospacing="0" w:after="0" w:afterAutospacing="0"/>
+        <w:jc w:val="both"/>
+        <w:textAlignment w:val="baseline"/>
+        <w:rPr>
+          <w:rFonts w:ascii="Segoe UI" w:hAnsi="Segoe UI" w:cs="Segoe UI"/>
+          <w:sz w:val="18"/>
+          <w:szCs w:val="18"/>
+        </w:rPr>
+      </w:pPr>
+      <w:r>
+        <w:rPr>
+          <w:rStyle w:val="normaltextrun"/>
+          <w:lang w:val="en-AU"/>
+        </w:rPr>
+        <w:t>Our strategy to capture the best combination of features through testing them on a linear regression model and determine the winner by comparing their Root Mean Square Error (RMSE)</w:t>
+      </w:r>
+    </w:p>
+    <w:p>
+      <w:pPr>
+        <w:pStyle w:val="paragraph"/>
+        <w:spacing w:before="0" w:beforeAutospacing="0" w:after="0" w:afterAutospacing="0"/>
+        <w:jc w:val="both"/>
+        <w:textAlignment w:val="baseline"/>
+        <w:rPr>
+          <w:rFonts w:ascii="Segoe UI" w:hAnsi="Segoe UI" w:cs="Segoe UI"/>
+          <w:sz w:val="18"/>
+          <w:szCs w:val="18"/>
+        </w:rPr>
+      </w:pPr>
+      <w:r>
+        <w:rPr>
+          <w:rStyle w:val="wacimagecontainer"/>
+          <w:rFonts w:ascii="Segoe UI" w:hAnsi="Segoe UI" w:cs="Segoe UI"/>
+          <w:noProof/>
+          <w:sz w:val="18"/>
+          <w:szCs w:val="18"/>
+        </w:rPr>
+        <w:drawing>
+          <wp:inline distT="0" distB="0" distL="0" distR="0" wp14:anchorId="10852B92" wp14:editId="442D1F29">
+            <wp:extent cx="4595495" cy="3256280"/>
+            <wp:effectExtent l="0" t="0" r="0" b="1270"/>
+            <wp:docPr id="976174724" name="Picture 5"/>
+            <wp:cNvGraphicFramePr>
+              <a:graphicFrameLocks xmlns:a="http://schemas.openxmlformats.org/drawingml/2006/main" noChangeAspect="1"/>
+            </wp:cNvGraphicFramePr>
+            <a:graphic xmlns:a="http://schemas.openxmlformats.org/drawingml/2006/main">
+              <a:graphicData uri="http://schemas.openxmlformats.org/drawingml/2006/picture">
+                <pic:pic xmlns:pic="http://schemas.openxmlformats.org/drawingml/2006/picture">
+                  <pic:nvPicPr>
+                    <pic:cNvPr id="0" name="Picture 7"/>
+                    <pic:cNvPicPr>
+                      <a:picLocks noChangeAspect="1" noChangeArrowheads="1"/>
+                    </pic:cNvPicPr>
+                  </pic:nvPicPr>
+                  <pic:blipFill>
+                    <a:blip r:embed="rId39">
+                      <a:extLst>
+                        <a:ext uri="{28A0092B-C50C-407E-A947-70E740481C1C}">
+                          <a14:useLocalDpi xmlns:a14="http://schemas.microsoft.com/office/drawing/2010/main" val="0"/>
+                        </a:ext>
+                      </a:extLst>
+                    </a:blip>
+                    <a:srcRect/>
+                    <a:stretch>
+                      <a:fillRect/>
+                    </a:stretch>
+                  </pic:blipFill>
+                  <pic:spPr bwMode="auto">
+                    <a:xfrm>
+                      <a:off x="0" y="0"/>
+                      <a:ext cx="4595495" cy="3256280"/>
+                    </a:xfrm>
+                    <a:prstGeom prst="rect">
+                      <a:avLst/>
+                    </a:prstGeom>
+                    <a:noFill/>
+                    <a:ln>
+                      <a:noFill/>
+                    </a:ln>
+                  </pic:spPr>
+                </pic:pic>
+              </a:graphicData>
+            </a:graphic>
+          </wp:inline>
+        </w:drawing>
+      </w:r>
+    </w:p>
+    <w:p>
+      <w:pPr>
+        <w:spacing w:before="120" w:after="120"/>
+        <w:ind w:left="360"/>
+        <w:jc w:val="both"/>
+        <w:outlineLvl w:val="1"/>
+        <w:rPr>
+          <w:rFonts w:ascii="Times New Roman" w:eastAsia="Times New Roman" w:hAnsi="Times New Roman"/>
+          <w:b/>
+          <w:bCs/>
+          <w:sz w:val="24"/>
+          <w:szCs w:val="24"/>
+          <w:highlight w:val="yellow"/>
+        </w:rPr>
+      </w:pPr>
+    </w:p>
+    <w:p>
+      <w:pPr>
         <w:spacing w:before="120" w:after="120"/>
         <w:ind w:left="720"/>
         <w:jc w:val="both"/>
@@ -20284,6 +21155,70 @@
           <w:lang w:val="en-AU"/>
         </w:rPr>
         <w:t>Multicollinearity Check and Hyperparameter Tuning</w:t>
+      </w:r>
+    </w:p>
+    <w:p>
+      <w:pPr>
+        <w:pStyle w:val="paragraph"/>
+        <w:spacing w:before="0" w:beforeAutospacing="0" w:after="0" w:afterAutospacing="0"/>
+        <w:jc w:val="both"/>
+        <w:textAlignment w:val="baseline"/>
+        <w:rPr>
+          <w:rFonts w:ascii="Segoe UI" w:hAnsi="Segoe UI" w:cs="Segoe UI"/>
+          <w:sz w:val="18"/>
+          <w:szCs w:val="18"/>
+        </w:rPr>
+      </w:pPr>
+      <w:r>
+        <w:rPr>
+          <w:rStyle w:val="normaltextrun"/>
+          <w:lang w:val="en-AU"/>
+        </w:rPr>
+        <w:t>With an aim to maximise the model performance, a multicollinearity check was carried out by calculating the Variance Inflation Factor (VIF) of each feature and removing the ones with VIF &gt; 30. High multicollinear features are known to have a negative effect on the regression model by hampering the interpretability of model predictors and resulting in highly volatile coefficient estimates (</w:t>
+      </w:r>
+      <w:proofErr w:type="spellStart"/>
+      <w:r>
+        <w:rPr>
+          <w:rStyle w:val="normaltextrun"/>
+          <w:lang w:val="en-AU"/>
+        </w:rPr>
+        <w:t>Dertli</w:t>
+      </w:r>
+      <w:proofErr w:type="spellEnd"/>
+      <w:r>
+        <w:rPr>
+          <w:rStyle w:val="normaltextrun"/>
+          <w:lang w:val="en-AU"/>
+        </w:rPr>
+        <w:t> et al., 2024).</w:t>
+      </w:r>
+      <w:r>
+        <w:rPr>
+          <w:rStyle w:val="eop"/>
+          <w:bdr w:val="none" w:sz="0" w:space="0" w:color="auto" w:frame="1"/>
+          <w:shd w:val="clear" w:color="auto" w:fill="606060"/>
+        </w:rPr>
+        <w:t> </w:t>
+      </w:r>
+    </w:p>
+    <w:p>
+      <w:pPr>
+        <w:pStyle w:val="paragraph"/>
+        <w:spacing w:before="0" w:beforeAutospacing="0" w:after="0" w:afterAutospacing="0"/>
+        <w:jc w:val="both"/>
+        <w:textAlignment w:val="baseline"/>
+        <w:rPr>
+          <w:rFonts w:ascii="Segoe UI" w:hAnsi="Segoe UI" w:cs="Segoe UI"/>
+          <w:sz w:val="18"/>
+          <w:szCs w:val="18"/>
+        </w:rPr>
+      </w:pPr>
+      <w:r>
+        <w:rPr>
+          <w:rStyle w:val="normaltextrun"/>
+          <w:lang w:val="en-AU"/>
+        </w:rPr>
+        <w:t>Another approach to optimising model performance is hyperparameter tuning. In this pipeline, tuning for linear models (Ridge and Lasso) is performed using alpha tuning with is to choose the most favourable alpha parameter that minimises the models' error in cross-validation (Deb, 2025)</w:t>
       </w:r>
     </w:p>
     <w:p>
@@ -20416,6 +21351,7 @@
           <w:szCs w:val="24"/>
           <w:lang w:val="en-AU"/>
         </w:rPr>
+        <w:lastRenderedPageBreak/>
         <w:t>The workflow plan spans the full 12-week semester and is aligned to the four assessment milestones (Table 3). Weeks immediately preceding each submission are used for consolidation and reporting, other weeks are allocated to the team members responsible for the relevant pipeline stage</w:t>
       </w:r>
       <w:r>
@@ -21466,17 +22402,7 @@
                 <w:szCs w:val="24"/>
                 <w:lang w:val="en-AU"/>
               </w:rPr>
-              <w:t xml:space="preserve">Finalise ingest and storage structure in GitHub; complete data processing scripts; </w:t>
-            </w:r>
-            <w:r>
-              <w:rPr>
-                <w:rFonts w:ascii="Times New Roman" w:eastAsia="Times New Roman" w:hAnsi="Times New Roman" w:cs="Times New Roman"/>
-                <w:sz w:val="24"/>
-                <w:szCs w:val="24"/>
-                <w:lang w:val="en-AU"/>
-              </w:rPr>
-              <w:lastRenderedPageBreak/>
-              <w:t>preliminary exploratory analysis</w:t>
+              <w:t>Finalise ingest and storage structure in GitHub; complete data processing scripts; preliminary exploratory analysis</w:t>
             </w:r>
           </w:p>
         </w:tc>
@@ -21505,18 +22431,7 @@
                 <w:szCs w:val="24"/>
                 <w:lang w:val="en-AU"/>
               </w:rPr>
-              <w:lastRenderedPageBreak/>
-              <w:t xml:space="preserve">Working ingest/ store/ processing </w:t>
-            </w:r>
-            <w:r>
-              <w:rPr>
-                <w:rFonts w:ascii="Times New Roman" w:eastAsia="Times New Roman" w:hAnsi="Times New Roman" w:cs="Times New Roman"/>
-                <w:sz w:val="24"/>
-                <w:szCs w:val="24"/>
-                <w:lang w:val="en-AU"/>
-              </w:rPr>
-              <w:lastRenderedPageBreak/>
-              <w:t>stages; EDA notebook</w:t>
+              <w:t>Working ingest/ store/ processing stages; EDA notebook</w:t>
             </w:r>
           </w:p>
         </w:tc>
@@ -21545,7 +22460,6 @@
                 <w:szCs w:val="24"/>
                 <w:lang w:val="en-AU"/>
               </w:rPr>
-              <w:lastRenderedPageBreak/>
               <w:t>Will (Ingest, Data store)</w:t>
             </w:r>
           </w:p>
@@ -21570,7 +22484,6 @@
                 <w:szCs w:val="24"/>
                 <w:lang w:val="en-AU"/>
               </w:rPr>
-              <w:lastRenderedPageBreak/>
               <w:t>Emma (Data processing)</w:t>
             </w:r>
           </w:p>
@@ -21600,7 +22513,6 @@
                 <w:szCs w:val="24"/>
                 <w:lang w:val="en-AU"/>
               </w:rPr>
-              <w:lastRenderedPageBreak/>
               <w:t>Done</w:t>
             </w:r>
           </w:p>
@@ -21931,6 +22843,7 @@
                 <w:szCs w:val="24"/>
                 <w:lang w:val="en-AU"/>
               </w:rPr>
+              <w:lastRenderedPageBreak/>
               <w:t>8</w:t>
             </w:r>
           </w:p>
@@ -22283,7 +23196,27 @@
                 <w:szCs w:val="24"/>
                 <w:lang w:val="en-AU"/>
               </w:rPr>
-              <w:t xml:space="preserve">Incorporate feedback; finalise dashboard;  deploy to </w:t>
+              <w:t xml:space="preserve">Incorporate feedback; finalise </w:t>
+            </w:r>
+            <w:proofErr w:type="gramStart"/>
+            <w:r>
+              <w:rPr>
+                <w:rFonts w:ascii="Times New Roman" w:eastAsia="Times New Roman" w:hAnsi="Times New Roman" w:cs="Times New Roman"/>
+                <w:sz w:val="24"/>
+                <w:szCs w:val="24"/>
+                <w:lang w:val="en-AU"/>
+              </w:rPr>
+              <w:t>dashboard;  deploy</w:t>
+            </w:r>
+            <w:proofErr w:type="gramEnd"/>
+            <w:r>
+              <w:rPr>
+                <w:rFonts w:ascii="Times New Roman" w:eastAsia="Times New Roman" w:hAnsi="Times New Roman" w:cs="Times New Roman"/>
+                <w:sz w:val="24"/>
+                <w:szCs w:val="24"/>
+                <w:lang w:val="en-AU"/>
+              </w:rPr>
+              <w:t xml:space="preserve"> to </w:t>
             </w:r>
             <w:proofErr w:type="spellStart"/>
             <w:r>
@@ -22998,7 +23931,6 @@
                 <w:szCs w:val="24"/>
                 <w:lang w:val="en-AU"/>
               </w:rPr>
-              <w:lastRenderedPageBreak/>
               <w:t>Will Nguyen</w:t>
             </w:r>
           </w:p>
@@ -23146,7 +24078,27 @@
                 <w:szCs w:val="24"/>
                 <w:lang w:val="en-AU"/>
               </w:rPr>
-              <w:t>Cleans, merges and engineers features across the three data sources; implements post-deployment drift-checking scripts</w:t>
+              <w:t xml:space="preserve">Cleans, merges and </w:t>
+            </w:r>
+            <w:proofErr w:type="gramStart"/>
+            <w:r>
+              <w:rPr>
+                <w:rFonts w:ascii="Times New Roman" w:eastAsia="Times New Roman" w:hAnsi="Times New Roman" w:cs="Times New Roman"/>
+                <w:sz w:val="24"/>
+                <w:szCs w:val="24"/>
+                <w:lang w:val="en-AU"/>
+              </w:rPr>
+              <w:t>engineers</w:t>
+            </w:r>
+            <w:proofErr w:type="gramEnd"/>
+            <w:r>
+              <w:rPr>
+                <w:rFonts w:ascii="Times New Roman" w:eastAsia="Times New Roman" w:hAnsi="Times New Roman" w:cs="Times New Roman"/>
+                <w:sz w:val="24"/>
+                <w:szCs w:val="24"/>
+                <w:lang w:val="en-AU"/>
+              </w:rPr>
+              <w:t xml:space="preserve"> features across the three data sources; implements post-deployment drift-checking scripts</w:t>
             </w:r>
           </w:p>
         </w:tc>
@@ -23269,6 +24221,7 @@
                 <w:szCs w:val="24"/>
                 <w:lang w:val="en-AU"/>
               </w:rPr>
+              <w:lastRenderedPageBreak/>
               <w:t>Thomas Tran</w:t>
             </w:r>
           </w:p>
@@ -23298,8 +24251,19 @@
                 <w:szCs w:val="24"/>
                 <w:lang w:val="en-AU"/>
               </w:rPr>
-              <w:t>Dashboard &amp; Deploy</w:t>
-            </w:r>
+              <w:t xml:space="preserve">Dashboard &amp; </w:t>
+            </w:r>
+            <w:proofErr w:type="gramStart"/>
+            <w:r>
+              <w:rPr>
+                <w:rFonts w:ascii="Times New Roman" w:eastAsia="Times New Roman" w:hAnsi="Times New Roman" w:cs="Times New Roman"/>
+                <w:sz w:val="24"/>
+                <w:szCs w:val="24"/>
+                <w:lang w:val="en-AU"/>
+              </w:rPr>
+              <w:t>Deploy</w:t>
+            </w:r>
+            <w:proofErr w:type="gramEnd"/>
           </w:p>
         </w:tc>
         <w:tc>
@@ -23461,7 +24425,7 @@
       </w:r>
     </w:p>
     <w:p>
-      <w:hyperlink r:id="rId36">
+      <w:hyperlink r:id="rId40">
         <w:r>
           <w:rPr>
             <w:rStyle w:val="Hyperlink"/>
@@ -23502,7 +24466,7 @@
         </w:rPr>
         <w:t xml:space="preserve">Project management board (JIRA): </w:t>
       </w:r>
-      <w:hyperlink r:id="rId37">
+      <w:hyperlink r:id="rId41">
         <w:r>
           <w:rPr>
             <w:rStyle w:val="Hyperlink"/>
@@ -23942,16 +24906,25 @@
           <w:sz w:val="24"/>
           <w:szCs w:val="24"/>
         </w:rPr>
-        <w:t xml:space="preserve">And the final risk is misuse or misinterpretation of the forecasts. If predictions are read as statements about particular communities, the system could cause harm rather than support safety. Small counts in low-population regions could also make incidents identifiable. </w:t>
-      </w:r>
-      <w:r>
-        <w:rPr>
-          <w:rFonts w:ascii="Times New Roman" w:eastAsia="Times New Roman" w:hAnsi="Times New Roman"/>
-          <w:sz w:val="24"/>
-          <w:szCs w:val="24"/>
-        </w:rPr>
-        <w:lastRenderedPageBreak/>
-        <w:t>Forecasts will therefore be shown only at region and month level, with uncertainty ranges, and small values will be suppressed.</w:t>
+        <w:t xml:space="preserve">And the final risk is misuse or misinterpretation of the forecasts. If predictions are read as statements about </w:t>
+      </w:r>
+      <w:proofErr w:type="gramStart"/>
+      <w:r>
+        <w:rPr>
+          <w:rFonts w:ascii="Times New Roman" w:eastAsia="Times New Roman" w:hAnsi="Times New Roman"/>
+          <w:sz w:val="24"/>
+          <w:szCs w:val="24"/>
+        </w:rPr>
+        <w:t>particular communities</w:t>
+      </w:r>
+      <w:proofErr w:type="gramEnd"/>
+      <w:r>
+        <w:rPr>
+          <w:rFonts w:ascii="Times New Roman" w:eastAsia="Times New Roman" w:hAnsi="Times New Roman"/>
+          <w:sz w:val="24"/>
+          <w:szCs w:val="24"/>
+        </w:rPr>
+        <w:t>, the system could cause harm rather than support safety. Small counts in low-population regions could also make incidents identifiable. Forecasts will therefore be shown only at region and month level, with uncertainty ranges, and small values will be suppressed.</w:t>
       </w:r>
     </w:p>
     <w:p>
@@ -24054,6 +25027,7 @@
           <w:sz w:val="24"/>
           <w:szCs w:val="24"/>
         </w:rPr>
+        <w:lastRenderedPageBreak/>
         <w:t>Aboriginal people are strongly represented in NT crime statistics</w:t>
       </w:r>
       <w:r>
@@ -24397,7 +25371,7 @@
         </w:rPr>
         <w:t xml:space="preserve">. </w:t>
       </w:r>
-      <w:hyperlink r:id="rId38">
+      <w:hyperlink r:id="rId42">
         <w:r>
           <w:rPr>
             <w:rStyle w:val="Hyperlink"/>
@@ -24454,7 +25428,7 @@
         </w:rPr>
         <w:t xml:space="preserve">. ABS. </w:t>
       </w:r>
-      <w:hyperlink r:id="rId39">
+      <w:hyperlink r:id="rId43">
         <w:r>
           <w:rPr>
             <w:rStyle w:val="Hyperlink"/>
@@ -24493,7 +25467,7 @@
         </w:rPr>
         <w:t xml:space="preserve">Australian Institute of Aboriginal and Torres Strait Islander Studies. (2020). AIATSIS Code of Ethics for Aboriginal and Torres Strait Islander Research. AIATSIS. </w:t>
       </w:r>
-      <w:hyperlink r:id="rId40">
+      <w:hyperlink r:id="rId44">
         <w:r>
           <w:rPr>
             <w:rStyle w:val="Hyperlink"/>
@@ -24522,7 +25496,6 @@
           <w:sz w:val="24"/>
           <w:szCs w:val="24"/>
         </w:rPr>
-        <w:lastRenderedPageBreak/>
         <w:t xml:space="preserve">Carroll, S. R., Garba, I., Figueroa-Rodríguez, O. L., Holbrook, J., Lovett, R., </w:t>
       </w:r>
       <w:proofErr w:type="spellStart"/>
@@ -24561,7 +25534,7 @@
         </w:rPr>
         <w:t xml:space="preserve">, K., Rodriguez-Lonebear, D., Rowe, R., Sara, R., Walker, J. D., Anderson, J., &amp; Hudson, M. (2020). The CARE Principles for Indigenous Data Governance. Data Science Journal, 19(1), 1–12. </w:t>
       </w:r>
-      <w:hyperlink r:id="rId41">
+      <w:hyperlink r:id="rId45">
         <w:r>
           <w:rPr>
             <w:rStyle w:val="Hyperlink"/>
@@ -24610,7 +25583,7 @@
         </w:rPr>
         <w:t xml:space="preserve">. Abc.net.au; ABC News. </w:t>
       </w:r>
-      <w:hyperlink r:id="rId42">
+      <w:hyperlink r:id="rId46">
         <w:r>
           <w:rPr>
             <w:rStyle w:val="Hyperlink"/>
@@ -24634,6 +25607,7 @@
           <w:sz w:val="24"/>
           <w:szCs w:val="24"/>
         </w:rPr>
+        <w:lastRenderedPageBreak/>
         <w:t xml:space="preserve">Northern Territory Government. (2026). </w:t>
       </w:r>
       <w:r>
@@ -24642,7 +25616,25 @@
           <w:sz w:val="24"/>
           <w:szCs w:val="24"/>
         </w:rPr>
-        <w:t>NT crime statistics march 2026 - NTG open data portal</w:t>
+        <w:t xml:space="preserve">NT crime </w:t>
+      </w:r>
+      <w:proofErr w:type="gramStart"/>
+      <w:r>
+        <w:rPr>
+          <w:rFonts w:ascii="Times New Roman" w:eastAsia="Times New Roman" w:hAnsi="Times New Roman"/>
+          <w:sz w:val="24"/>
+          <w:szCs w:val="24"/>
+        </w:rPr>
+        <w:t>statistics march</w:t>
+      </w:r>
+      <w:proofErr w:type="gramEnd"/>
+      <w:r>
+        <w:rPr>
+          <w:rFonts w:ascii="Times New Roman" w:eastAsia="Times New Roman" w:hAnsi="Times New Roman"/>
+          <w:sz w:val="24"/>
+          <w:szCs w:val="24"/>
+        </w:rPr>
+        <w:t xml:space="preserve"> 2026 - NTG open data portal</w:t>
       </w:r>
       <w:r>
         <w:rPr>
@@ -24652,7 +25644,7 @@
         </w:rPr>
         <w:t xml:space="preserve">. </w:t>
       </w:r>
-      <w:hyperlink r:id="rId43" w:history="1">
+      <w:hyperlink r:id="rId47" w:history="1">
         <w:r>
           <w:rPr>
             <w:rStyle w:val="Hyperlink"/>
@@ -24704,7 +25696,7 @@
         </w:rPr>
         <w:t xml:space="preserve">. </w:t>
       </w:r>
-      <w:hyperlink r:id="rId44">
+      <w:hyperlink r:id="rId48">
         <w:r>
           <w:rPr>
             <w:rStyle w:val="Hyperlink"/>
@@ -24770,7 +25762,7 @@
         </w:rPr>
         <w:t xml:space="preserve">. NT Police, Fire &amp; Emergency Services. </w:t>
       </w:r>
-      <w:hyperlink r:id="rId45">
+      <w:hyperlink r:id="rId49">
         <w:r>
           <w:rPr>
             <w:rStyle w:val="Hyperlink"/>
@@ -24819,7 +25811,7 @@
         </w:rPr>
         <w:t xml:space="preserve">  </w:t>
       </w:r>
-      <w:hyperlink r:id="rId46">
+      <w:hyperlink r:id="rId50">
         <w:r>
           <w:rPr>
             <w:rStyle w:val="Hyperlink"/>
@@ -25059,7 +26051,7 @@
                     <pic:cNvPicPr/>
                   </pic:nvPicPr>
                   <pic:blipFill>
-                    <a:blip r:embed="rId47"/>
+                    <a:blip r:embed="rId51"/>
                     <a:stretch>
                       <a:fillRect/>
                     </a:stretch>
@@ -25118,7 +26110,7 @@
           <w:szCs w:val="24"/>
         </w:rPr>
       </w:pPr>
-      <w:hyperlink r:id="rId48" w:history="1">
+      <w:hyperlink r:id="rId52" w:history="1">
         <w:r>
           <w:rPr>
             <w:rStyle w:val="Hyperlink"/>
@@ -26057,8 +27049,8 @@
       </w:pPr>
     </w:p>
     <w:sectPr>
-      <w:headerReference w:type="default" r:id="rId49"/>
-      <w:footerReference w:type="default" r:id="rId50"/>
+      <w:headerReference w:type="default" r:id="rId53"/>
+      <w:footerReference w:type="default" r:id="rId54"/>
       <w:pgSz w:w="11906" w:h="16838" w:code="9"/>
       <w:pgMar w:top="1440" w:right="1440" w:bottom="1440" w:left="1440" w:header="709" w:footer="709" w:gutter="0"/>
       <w:pgNumType w:start="0"/>
@@ -26071,7 +27063,7 @@
 </file>
 
 <file path=word/endnotes.xml><?xml version="1.0" encoding="utf-8"?>
-<w:endnotes xmlns:wpc="http://schemas.microsoft.com/office/word/2010/wordprocessingCanvas" xmlns:cx="http://schemas.microsoft.com/office/drawing/2014/chartex" xmlns:cx1="http://schemas.microsoft.com/office/drawing/2015/9/8/chartex" xmlns:cx2="http://schemas.microsoft.com/office/drawing/2015/10/21/chartex" xmlns:cx3="http://schemas.microsoft.com/office/drawing/2016/5/9/chartex" xmlns:cx4="http://schemas.microsoft.com/office/drawing/2016/5/10/chartex" xmlns:cx5="http://schemas.microsoft.com/office/drawing/2016/5/11/chartex" xmlns:cx6="http://schemas.microsoft.com/office/drawing/2016/5/12/chartex" xmlns:cx7="http://schemas.microsoft.com/office/drawing/2016/5/13/chartex" xmlns:cx8="http://schemas.microsoft.com/office/drawing/2016/5/14/chartex" xmlns:mc="http://schemas.openxmlformats.org/markup-compatibility/2006" xmlns:aink="http://schemas.microsoft.com/office/drawing/2016/ink" xmlns:am3d="http://schemas.microsoft.com/office/drawing/2017/model3d" xmlns:o="urn:schemas-microsoft-com:office:office" xmlns:oel="http://schemas.microsoft.com/office/2019/extlst" xmlns:r="http://schemas.openxmlformats.org/officeDocument/2006/relationships" xmlns:m="http://schemas.openxmlformats.org/officeDocument/2006/math" xmlns:v="urn:schemas-microsoft-com:vml" xmlns:wp14="http://schemas.microsoft.com/office/word/2010/wordprocessingDrawing" xmlns:wp="http://schemas.openxmlformats.org/drawingml/2006/wordprocessingDrawing" xmlns:w10="urn:schemas-microsoft-com:office:word" xmlns:w="http://schemas.openxmlformats.org/wordprocessingml/2006/main" xmlns:w14="http://schemas.microsoft.com/office/word/2010/wordml" xmlns:w15="http://schemas.microsoft.com/office/word/2012/wordml" xmlns:w16cei="http://schemas.microsoft.com/office/word/2026/wordml/cei" xmlns:w16cex="http://schemas.microsoft.com/office/word/2018/wordml/cex" xmlns:w16cid="http://schemas.microsoft.com/office/word/2016/wordml/cid" xmlns:w16="http://schemas.microsoft.com/office/word/2018/wordml" xmlns:w16du="http://schemas.microsoft.com/office/word/2023/wordml/word16du" xmlns:w16sdtdh="http://schemas.microsoft.com/office/word/2020/wordml/sdtdatahash" xmlns:w16sdtfl="http://schemas.microsoft.com/office/word/2024/wordml/sdtformatlock" xmlns:w16se="http://schemas.microsoft.com/office/word/2015/wordml/symex" xmlns:wpg="http://schemas.microsoft.com/office/word/2010/wordprocessingGroup" xmlns:wpi="http://schemas.microsoft.com/office/word/2010/wordprocessingInk" xmlns:wne="http://schemas.microsoft.com/office/word/2006/wordml" xmlns:wps="http://schemas.microsoft.com/office/word/2010/wordprocessingShape" mc:Ignorable="w14 w15 w16se w16cid w16 w16cex w16sdtdh w16sdtfl w16du wp14">
+<w:endnotes xmlns:wpc="http://schemas.microsoft.com/office/word/2010/wordprocessingCanvas" xmlns:cx="http://schemas.microsoft.com/office/drawing/2014/chartex" xmlns:cx1="http://schemas.microsoft.com/office/drawing/2015/9/8/chartex" xmlns:cx2="http://schemas.microsoft.com/office/drawing/2015/10/21/chartex" xmlns:cx3="http://schemas.microsoft.com/office/drawing/2016/5/9/chartex" xmlns:cx4="http://schemas.microsoft.com/office/drawing/2016/5/10/chartex" xmlns:cx5="http://schemas.microsoft.com/office/drawing/2016/5/11/chartex" xmlns:cx6="http://schemas.microsoft.com/office/drawing/2016/5/12/chartex" xmlns:cx7="http://schemas.microsoft.com/office/drawing/2016/5/13/chartex" xmlns:cx8="http://schemas.microsoft.com/office/drawing/2016/5/14/chartex" xmlns:mc="http://schemas.openxmlformats.org/markup-compatibility/2006" xmlns:aink="http://schemas.microsoft.com/office/drawing/2016/ink" xmlns:am3d="http://schemas.microsoft.com/office/drawing/2017/model3d" xmlns:o="urn:schemas-microsoft-com:office:office" xmlns:oel="http://schemas.microsoft.com/office/2019/extlst" xmlns:r="http://schemas.openxmlformats.org/officeDocument/2006/relationships" xmlns:m="http://schemas.openxmlformats.org/officeDocument/2006/math" xmlns:v="urn:schemas-microsoft-com:vml" xmlns:wp14="http://schemas.microsoft.com/office/word/2010/wordprocessingDrawing" xmlns:wp="http://schemas.openxmlformats.org/drawingml/2006/wordprocessingDrawing" xmlns:w10="urn:schemas-microsoft-com:office:word" xmlns:w="http://schemas.openxmlformats.org/wordprocessingml/2006/main" xmlns:w14="http://schemas.microsoft.com/office/word/2010/wordml" xmlns:w15="http://schemas.microsoft.com/office/word/2012/wordml" xmlns:w16cex="http://schemas.microsoft.com/office/word/2018/wordml/cex" xmlns:w16cid="http://schemas.microsoft.com/office/word/2016/wordml/cid" xmlns:w16="http://schemas.microsoft.com/office/word/2018/wordml" xmlns:w16du="http://schemas.microsoft.com/office/word/2023/wordml/word16du" xmlns:w16sdtdh="http://schemas.microsoft.com/office/word/2020/wordml/sdtdatahash" xmlns:w16sdtfl="http://schemas.microsoft.com/office/word/2024/wordml/sdtformatlock" xmlns:w16se="http://schemas.microsoft.com/office/word/2015/wordml/symex" xmlns:wpg="http://schemas.microsoft.com/office/word/2010/wordprocessingGroup" xmlns:wpi="http://schemas.microsoft.com/office/word/2010/wordprocessingInk" xmlns:wne="http://schemas.microsoft.com/office/word/2006/wordml" xmlns:wps="http://schemas.microsoft.com/office/word/2010/wordprocessingShape" mc:Ignorable="w14 w15 w16se w16cid w16 w16cex w16sdtdh w16sdtfl w16du wp14">
   <w:endnote w:type="separator" w:id="-1">
     <w:p>
       <w:r>
@@ -26090,7 +27082,7 @@
 </file>
 
 <file path=word/footer1.xml><?xml version="1.0" encoding="utf-8"?>
-<w:ftr xmlns:wpc="http://schemas.microsoft.com/office/word/2010/wordprocessingCanvas" xmlns:cx="http://schemas.microsoft.com/office/drawing/2014/chartex" xmlns:cx1="http://schemas.microsoft.com/office/drawing/2015/9/8/chartex" xmlns:cx2="http://schemas.microsoft.com/office/drawing/2015/10/21/chartex" xmlns:cx3="http://schemas.microsoft.com/office/drawing/2016/5/9/chartex" xmlns:cx4="http://schemas.microsoft.com/office/drawing/2016/5/10/chartex" xmlns:cx5="http://schemas.microsoft.com/office/drawing/2016/5/11/chartex" xmlns:cx6="http://schemas.microsoft.com/office/drawing/2016/5/12/chartex" xmlns:cx7="http://schemas.microsoft.com/office/drawing/2016/5/13/chartex" xmlns:cx8="http://schemas.microsoft.com/office/drawing/2016/5/14/chartex" xmlns:mc="http://schemas.openxmlformats.org/markup-compatibility/2006" xmlns:aink="http://schemas.microsoft.com/office/drawing/2016/ink" xmlns:am3d="http://schemas.microsoft.com/office/drawing/2017/model3d" xmlns:o="urn:schemas-microsoft-com:office:office" xmlns:oel="http://schemas.microsoft.com/office/2019/extlst" xmlns:r="http://schemas.openxmlformats.org/officeDocument/2006/relationships" xmlns:m="http://schemas.openxmlformats.org/officeDocument/2006/math" xmlns:v="urn:schemas-microsoft-com:vml" xmlns:wp14="http://schemas.microsoft.com/office/word/2010/wordprocessingDrawing" xmlns:wp="http://schemas.openxmlformats.org/drawingml/2006/wordprocessingDrawing" xmlns:w10="urn:schemas-microsoft-com:office:word" xmlns:w="http://schemas.openxmlformats.org/wordprocessingml/2006/main" xmlns:w14="http://schemas.microsoft.com/office/word/2010/wordml" xmlns:w15="http://schemas.microsoft.com/office/word/2012/wordml" xmlns:w16cei="http://schemas.microsoft.com/office/word/2026/wordml/cei" xmlns:w16cex="http://schemas.microsoft.com/office/word/2018/wordml/cex" xmlns:w16cid="http://schemas.microsoft.com/office/word/2016/wordml/cid" xmlns:w16="http://schemas.microsoft.com/office/word/2018/wordml" xmlns:w16du="http://schemas.microsoft.com/office/word/2023/wordml/word16du" xmlns:w16sdtdh="http://schemas.microsoft.com/office/word/2020/wordml/sdtdatahash" xmlns:w16sdtfl="http://schemas.microsoft.com/office/word/2024/wordml/sdtformatlock" xmlns:w16se="http://schemas.microsoft.com/office/word/2015/wordml/symex" xmlns:wpg="http://schemas.microsoft.com/office/word/2010/wordprocessingGroup" xmlns:wpi="http://schemas.microsoft.com/office/word/2010/wordprocessingInk" xmlns:wne="http://schemas.microsoft.com/office/word/2006/wordml" xmlns:wps="http://schemas.microsoft.com/office/word/2010/wordprocessingShape" mc:Ignorable="w14 w15 w16se w16cid w16 w16cex w16sdtdh w16sdtfl w16du wp14">
+<w:ftr xmlns:wpc="http://schemas.microsoft.com/office/word/2010/wordprocessingCanvas" xmlns:cx="http://schemas.microsoft.com/office/drawing/2014/chartex" xmlns:cx1="http://schemas.microsoft.com/office/drawing/2015/9/8/chartex" xmlns:cx2="http://schemas.microsoft.com/office/drawing/2015/10/21/chartex" xmlns:cx3="http://schemas.microsoft.com/office/drawing/2016/5/9/chartex" xmlns:cx4="http://schemas.microsoft.com/office/drawing/2016/5/10/chartex" xmlns:cx5="http://schemas.microsoft.com/office/drawing/2016/5/11/chartex" xmlns:cx6="http://schemas.microsoft.com/office/drawing/2016/5/12/chartex" xmlns:cx7="http://schemas.microsoft.com/office/drawing/2016/5/13/chartex" xmlns:cx8="http://schemas.microsoft.com/office/drawing/2016/5/14/chartex" xmlns:mc="http://schemas.openxmlformats.org/markup-compatibility/2006" xmlns:aink="http://schemas.microsoft.com/office/drawing/2016/ink" xmlns:am3d="http://schemas.microsoft.com/office/drawing/2017/model3d" xmlns:o="urn:schemas-microsoft-com:office:office" xmlns:oel="http://schemas.microsoft.com/office/2019/extlst" xmlns:r="http://schemas.openxmlformats.org/officeDocument/2006/relationships" xmlns:m="http://schemas.openxmlformats.org/officeDocument/2006/math" xmlns:v="urn:schemas-microsoft-com:vml" xmlns:wp14="http://schemas.microsoft.com/office/word/2010/wordprocessingDrawing" xmlns:wp="http://schemas.openxmlformats.org/drawingml/2006/wordprocessingDrawing" xmlns:w10="urn:schemas-microsoft-com:office:word" xmlns:w="http://schemas.openxmlformats.org/wordprocessingml/2006/main" xmlns:w14="http://schemas.microsoft.com/office/word/2010/wordml" xmlns:w15="http://schemas.microsoft.com/office/word/2012/wordml" xmlns:w16cex="http://schemas.microsoft.com/office/word/2018/wordml/cex" xmlns:w16cid="http://schemas.microsoft.com/office/word/2016/wordml/cid" xmlns:w16="http://schemas.microsoft.com/office/word/2018/wordml" xmlns:w16du="http://schemas.microsoft.com/office/word/2023/wordml/word16du" xmlns:w16sdtdh="http://schemas.microsoft.com/office/word/2020/wordml/sdtdatahash" xmlns:w16sdtfl="http://schemas.microsoft.com/office/word/2024/wordml/sdtformatlock" xmlns:w16se="http://schemas.microsoft.com/office/word/2015/wordml/symex" xmlns:wpg="http://schemas.microsoft.com/office/word/2010/wordprocessingGroup" xmlns:wpi="http://schemas.microsoft.com/office/word/2010/wordprocessingInk" xmlns:wne="http://schemas.microsoft.com/office/word/2006/wordml" xmlns:wps="http://schemas.microsoft.com/office/word/2010/wordprocessingShape" mc:Ignorable="w14 w15 w16se w16cid w16 w16cex w16sdtdh w16sdtfl w16du wp14">
   <w:p>
     <w:pPr>
       <w:pStyle w:val="Footer"/>
@@ -26121,7 +27113,7 @@
 </file>
 
 <file path=word/footnotes.xml><?xml version="1.0" encoding="utf-8"?>
-<w:footnotes xmlns:wpc="http://schemas.microsoft.com/office/word/2010/wordprocessingCanvas" xmlns:cx="http://schemas.microsoft.com/office/drawing/2014/chartex" xmlns:cx1="http://schemas.microsoft.com/office/drawing/2015/9/8/chartex" xmlns:cx2="http://schemas.microsoft.com/office/drawing/2015/10/21/chartex" xmlns:cx3="http://schemas.microsoft.com/office/drawing/2016/5/9/chartex" xmlns:cx4="http://schemas.microsoft.com/office/drawing/2016/5/10/chartex" xmlns:cx5="http://schemas.microsoft.com/office/drawing/2016/5/11/chartex" xmlns:cx6="http://schemas.microsoft.com/office/drawing/2016/5/12/chartex" xmlns:cx7="http://schemas.microsoft.com/office/drawing/2016/5/13/chartex" xmlns:cx8="http://schemas.microsoft.com/office/drawing/2016/5/14/chartex" xmlns:mc="http://schemas.openxmlformats.org/markup-compatibility/2006" xmlns:aink="http://schemas.microsoft.com/office/drawing/2016/ink" xmlns:am3d="http://schemas.microsoft.com/office/drawing/2017/model3d" xmlns:o="urn:schemas-microsoft-com:office:office" xmlns:oel="http://schemas.microsoft.com/office/2019/extlst" xmlns:r="http://schemas.openxmlformats.org/officeDocument/2006/relationships" xmlns:m="http://schemas.openxmlformats.org/officeDocument/2006/math" xmlns:v="urn:schemas-microsoft-com:vml" xmlns:wp14="http://schemas.microsoft.com/office/word/2010/wordprocessingDrawing" xmlns:wp="http://schemas.openxmlformats.org/drawingml/2006/wordprocessingDrawing" xmlns:w10="urn:schemas-microsoft-com:office:word" xmlns:w="http://schemas.openxmlformats.org/wordprocessingml/2006/main" xmlns:w14="http://schemas.microsoft.com/office/word/2010/wordml" xmlns:w15="http://schemas.microsoft.com/office/word/2012/wordml" xmlns:w16cei="http://schemas.microsoft.com/office/word/2026/wordml/cei" xmlns:w16cex="http://schemas.microsoft.com/office/word/2018/wordml/cex" xmlns:w16cid="http://schemas.microsoft.com/office/word/2016/wordml/cid" xmlns:w16="http://schemas.microsoft.com/office/word/2018/wordml" xmlns:w16du="http://schemas.microsoft.com/office/word/2023/wordml/word16du" xmlns:w16sdtdh="http://schemas.microsoft.com/office/word/2020/wordml/sdtdatahash" xmlns:w16sdtfl="http://schemas.microsoft.com/office/word/2024/wordml/sdtformatlock" xmlns:w16se="http://schemas.microsoft.com/office/word/2015/wordml/symex" xmlns:wpg="http://schemas.microsoft.com/office/word/2010/wordprocessingGroup" xmlns:wpi="http://schemas.microsoft.com/office/word/2010/wordprocessingInk" xmlns:wne="http://schemas.microsoft.com/office/word/2006/wordml" xmlns:wps="http://schemas.microsoft.com/office/word/2010/wordprocessingShape" mc:Ignorable="w14 w15 w16se w16cid w16 w16cex w16sdtdh w16sdtfl w16du wp14">
+<w:footnotes xmlns:wpc="http://schemas.microsoft.com/office/word/2010/wordprocessingCanvas" xmlns:cx="http://schemas.microsoft.com/office/drawing/2014/chartex" xmlns:cx1="http://schemas.microsoft.com/office/drawing/2015/9/8/chartex" xmlns:cx2="http://schemas.microsoft.com/office/drawing/2015/10/21/chartex" xmlns:cx3="http://schemas.microsoft.com/office/drawing/2016/5/9/chartex" xmlns:cx4="http://schemas.microsoft.com/office/drawing/2016/5/10/chartex" xmlns:cx5="http://schemas.microsoft.com/office/drawing/2016/5/11/chartex" xmlns:cx6="http://schemas.microsoft.com/office/drawing/2016/5/12/chartex" xmlns:cx7="http://schemas.microsoft.com/office/drawing/2016/5/13/chartex" xmlns:cx8="http://schemas.microsoft.com/office/drawing/2016/5/14/chartex" xmlns:mc="http://schemas.openxmlformats.org/markup-compatibility/2006" xmlns:aink="http://schemas.microsoft.com/office/drawing/2016/ink" xmlns:am3d="http://schemas.microsoft.com/office/drawing/2017/model3d" xmlns:o="urn:schemas-microsoft-com:office:office" xmlns:oel="http://schemas.microsoft.com/office/2019/extlst" xmlns:r="http://schemas.openxmlformats.org/officeDocument/2006/relationships" xmlns:m="http://schemas.openxmlformats.org/officeDocument/2006/math" xmlns:v="urn:schemas-microsoft-com:vml" xmlns:wp14="http://schemas.microsoft.com/office/word/2010/wordprocessingDrawing" xmlns:wp="http://schemas.openxmlformats.org/drawingml/2006/wordprocessingDrawing" xmlns:w10="urn:schemas-microsoft-com:office:word" xmlns:w="http://schemas.openxmlformats.org/wordprocessingml/2006/main" xmlns:w14="http://schemas.microsoft.com/office/word/2010/wordml" xmlns:w15="http://schemas.microsoft.com/office/word/2012/wordml" xmlns:w16cex="http://schemas.microsoft.com/office/word/2018/wordml/cex" xmlns:w16cid="http://schemas.microsoft.com/office/word/2016/wordml/cid" xmlns:w16="http://schemas.microsoft.com/office/word/2018/wordml" xmlns:w16du="http://schemas.microsoft.com/office/word/2023/wordml/word16du" xmlns:w16sdtdh="http://schemas.microsoft.com/office/word/2020/wordml/sdtdatahash" xmlns:w16sdtfl="http://schemas.microsoft.com/office/word/2024/wordml/sdtformatlock" xmlns:w16se="http://schemas.microsoft.com/office/word/2015/wordml/symex" xmlns:wpg="http://schemas.microsoft.com/office/word/2010/wordprocessingGroup" xmlns:wpi="http://schemas.microsoft.com/office/word/2010/wordprocessingInk" xmlns:wne="http://schemas.microsoft.com/office/word/2006/wordml" xmlns:wps="http://schemas.microsoft.com/office/word/2010/wordprocessingShape" mc:Ignorable="w14 w15 w16se w16cid w16 w16cex w16sdtdh w16sdtfl w16du wp14">
   <w:footnote w:type="separator" w:id="-1">
     <w:p>
       <w:r>
@@ -26140,7 +27132,7 @@
 </file>
 
 <file path=word/header1.xml><?xml version="1.0" encoding="utf-8"?>
-<w:hdr xmlns:wpc="http://schemas.microsoft.com/office/word/2010/wordprocessingCanvas" xmlns:cx="http://schemas.microsoft.com/office/drawing/2014/chartex" xmlns:cx1="http://schemas.microsoft.com/office/drawing/2015/9/8/chartex" xmlns:cx2="http://schemas.microsoft.com/office/drawing/2015/10/21/chartex" xmlns:cx3="http://schemas.microsoft.com/office/drawing/2016/5/9/chartex" xmlns:cx4="http://schemas.microsoft.com/office/drawing/2016/5/10/chartex" xmlns:cx5="http://schemas.microsoft.com/office/drawing/2016/5/11/chartex" xmlns:cx6="http://schemas.microsoft.com/office/drawing/2016/5/12/chartex" xmlns:cx7="http://schemas.microsoft.com/office/drawing/2016/5/13/chartex" xmlns:cx8="http://schemas.microsoft.com/office/drawing/2016/5/14/chartex" xmlns:mc="http://schemas.openxmlformats.org/markup-compatibility/2006" xmlns:aink="http://schemas.microsoft.com/office/drawing/2016/ink" xmlns:am3d="http://schemas.microsoft.com/office/drawing/2017/model3d" xmlns:o="urn:schemas-microsoft-com:office:office" xmlns:oel="http://schemas.microsoft.com/office/2019/extlst" xmlns:r="http://schemas.openxmlformats.org/officeDocument/2006/relationships" xmlns:m="http://schemas.openxmlformats.org/officeDocument/2006/math" xmlns:v="urn:schemas-microsoft-com:vml" xmlns:wp14="http://schemas.microsoft.com/office/word/2010/wordprocessingDrawing" xmlns:wp="http://schemas.openxmlformats.org/drawingml/2006/wordprocessingDrawing" xmlns:w10="urn:schemas-microsoft-com:office:word" xmlns:w="http://schemas.openxmlformats.org/wordprocessingml/2006/main" xmlns:w14="http://schemas.microsoft.com/office/word/2010/wordml" xmlns:w15="http://schemas.microsoft.com/office/word/2012/wordml" xmlns:w16cei="http://schemas.microsoft.com/office/word/2026/wordml/cei" xmlns:w16cex="http://schemas.microsoft.com/office/word/2018/wordml/cex" xmlns:w16cid="http://schemas.microsoft.com/office/word/2016/wordml/cid" xmlns:w16="http://schemas.microsoft.com/office/word/2018/wordml" xmlns:w16du="http://schemas.microsoft.com/office/word/2023/wordml/word16du" xmlns:w16sdtdh="http://schemas.microsoft.com/office/word/2020/wordml/sdtdatahash" xmlns:w16sdtfl="http://schemas.microsoft.com/office/word/2024/wordml/sdtformatlock" xmlns:w16se="http://schemas.microsoft.com/office/word/2015/wordml/symex" xmlns:wpg="http://schemas.microsoft.com/office/word/2010/wordprocessingGroup" xmlns:wpi="http://schemas.microsoft.com/office/word/2010/wordprocessingInk" xmlns:wne="http://schemas.microsoft.com/office/word/2006/wordml" xmlns:wps="http://schemas.microsoft.com/office/word/2010/wordprocessingShape" mc:Ignorable="w14 w15 w16se w16cid w16 w16cex w16sdtdh w16sdtfl w16du wp14">
+<w:hdr xmlns:wpc="http://schemas.microsoft.com/office/word/2010/wordprocessingCanvas" xmlns:cx="http://schemas.microsoft.com/office/drawing/2014/chartex" xmlns:cx1="http://schemas.microsoft.com/office/drawing/2015/9/8/chartex" xmlns:cx2="http://schemas.microsoft.com/office/drawing/2015/10/21/chartex" xmlns:cx3="http://schemas.microsoft.com/office/drawing/2016/5/9/chartex" xmlns:cx4="http://schemas.microsoft.com/office/drawing/2016/5/10/chartex" xmlns:cx5="http://schemas.microsoft.com/office/drawing/2016/5/11/chartex" xmlns:cx6="http://schemas.microsoft.com/office/drawing/2016/5/12/chartex" xmlns:cx7="http://schemas.microsoft.com/office/drawing/2016/5/13/chartex" xmlns:cx8="http://schemas.microsoft.com/office/drawing/2016/5/14/chartex" xmlns:mc="http://schemas.openxmlformats.org/markup-compatibility/2006" xmlns:aink="http://schemas.microsoft.com/office/drawing/2016/ink" xmlns:am3d="http://schemas.microsoft.com/office/drawing/2017/model3d" xmlns:o="urn:schemas-microsoft-com:office:office" xmlns:oel="http://schemas.microsoft.com/office/2019/extlst" xmlns:r="http://schemas.openxmlformats.org/officeDocument/2006/relationships" xmlns:m="http://schemas.openxmlformats.org/officeDocument/2006/math" xmlns:v="urn:schemas-microsoft-com:vml" xmlns:wp14="http://schemas.microsoft.com/office/word/2010/wordprocessingDrawing" xmlns:wp="http://schemas.openxmlformats.org/drawingml/2006/wordprocessingDrawing" xmlns:w10="urn:schemas-microsoft-com:office:word" xmlns:w="http://schemas.openxmlformats.org/wordprocessingml/2006/main" xmlns:w14="http://schemas.microsoft.com/office/word/2010/wordml" xmlns:w15="http://schemas.microsoft.com/office/word/2012/wordml" xmlns:w16cex="http://schemas.microsoft.com/office/word/2018/wordml/cex" xmlns:w16cid="http://schemas.microsoft.com/office/word/2016/wordml/cid" xmlns:w16="http://schemas.microsoft.com/office/word/2018/wordml" xmlns:w16du="http://schemas.microsoft.com/office/word/2023/wordml/word16du" xmlns:w16sdtdh="http://schemas.microsoft.com/office/word/2020/wordml/sdtdatahash" xmlns:w16sdtfl="http://schemas.microsoft.com/office/word/2024/wordml/sdtformatlock" xmlns:w16se="http://schemas.microsoft.com/office/word/2015/wordml/symex" xmlns:wpg="http://schemas.microsoft.com/office/word/2010/wordprocessingGroup" xmlns:wpi="http://schemas.microsoft.com/office/word/2010/wordprocessingInk" xmlns:wne="http://schemas.microsoft.com/office/word/2006/wordml" xmlns:wps="http://schemas.microsoft.com/office/word/2010/wordprocessingShape" mc:Ignorable="w14 w15 w16se w16cid w16 w16cex w16sdtdh w16sdtfl w16du wp14">
   <w:p>
     <w:pPr>
       <w:pStyle w:val="Header"/>
@@ -26251,7 +27243,7 @@
             </wp:anchor>
           </w:drawing>
         </mc:Choice>
-        <mc:Fallback>
+        <mc:Fallback xmlns:w16cei="http://schemas.microsoft.com/office/word/2026/wordml/cei">
           <w:pict>
             <v:line w14:anchorId="304E0020" id="Line 1" o:spid="_x0000_s1026" style="position:absolute;z-index:251658240;visibility:visible;mso-wrap-style:square;mso-width-percent:0;mso-height-percent:0;mso-wrap-distance-left:9pt;mso-wrap-distance-top:0;mso-wrap-distance-right:9pt;mso-wrap-distance-bottom:0;mso-position-horizontal:absolute;mso-position-horizontal-relative:text;mso-position-vertical:absolute;mso-position-vertical-relative:text;mso-width-percent:0;mso-height-percent:0;mso-width-relative:page;mso-height-relative:page" from="-33.75pt,8.05pt" to="453pt,8.05pt" o:gfxdata="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"/>
           </w:pict>
@@ -26275,7 +27267,7 @@
 </file>
 
 <file path=word/numbering.xml><?xml version="1.0" encoding="utf-8"?>
-<w:numbering xmlns:wpc="http://schemas.microsoft.com/office/word/2010/wordprocessingCanvas" xmlns:cx="http://schemas.microsoft.com/office/drawing/2014/chartex" xmlns:cx1="http://schemas.microsoft.com/office/drawing/2015/9/8/chartex" xmlns:cx2="http://schemas.microsoft.com/office/drawing/2015/10/21/chartex" xmlns:cx3="http://schemas.microsoft.com/office/drawing/2016/5/9/chartex" xmlns:cx4="http://schemas.microsoft.com/office/drawing/2016/5/10/chartex" xmlns:cx5="http://schemas.microsoft.com/office/drawing/2016/5/11/chartex" xmlns:cx6="http://schemas.microsoft.com/office/drawing/2016/5/12/chartex" xmlns:cx7="http://schemas.microsoft.com/office/drawing/2016/5/13/chartex" xmlns:cx8="http://schemas.microsoft.com/office/drawing/2016/5/14/chartex" xmlns:mc="http://schemas.openxmlformats.org/markup-compatibility/2006" xmlns:aink="http://schemas.microsoft.com/office/drawing/2016/ink" xmlns:am3d="http://schemas.microsoft.com/office/drawing/2017/model3d" xmlns:o="urn:schemas-microsoft-com:office:office" xmlns:oel="http://schemas.microsoft.com/office/2019/extlst" xmlns:r="http://schemas.openxmlformats.org/officeDocument/2006/relationships" xmlns:m="http://schemas.openxmlformats.org/officeDocument/2006/math" xmlns:v="urn:schemas-microsoft-com:vml" xmlns:wp14="http://schemas.microsoft.com/office/word/2010/wordprocessingDrawing" xmlns:wp="http://schemas.openxmlformats.org/drawingml/2006/wordprocessingDrawing" xmlns:w10="urn:schemas-microsoft-com:office:word" xmlns:w="http://schemas.openxmlformats.org/wordprocessingml/2006/main" xmlns:w14="http://schemas.microsoft.com/office/word/2010/wordml" xmlns:w15="http://schemas.microsoft.com/office/word/2012/wordml" xmlns:w16cei="http://schemas.microsoft.com/office/word/2026/wordml/cei" xmlns:w16cex="http://schemas.microsoft.com/office/word/2018/wordml/cex" xmlns:w16cid="http://schemas.microsoft.com/office/word/2016/wordml/cid" xmlns:w16="http://schemas.microsoft.com/office/word/2018/wordml" xmlns:w16du="http://schemas.microsoft.com/office/word/2023/wordml/word16du" xmlns:w16sdtdh="http://schemas.microsoft.com/office/word/2020/wordml/sdtdatahash" xmlns:w16sdtfl="http://schemas.microsoft.com/office/word/2024/wordml/sdtformatlock" xmlns:w16se="http://schemas.microsoft.com/office/word/2015/wordml/symex" xmlns:wpg="http://schemas.microsoft.com/office/word/2010/wordprocessingGroup" xmlns:wpi="http://schemas.microsoft.com/office/word/2010/wordprocessingInk" xmlns:wne="http://schemas.microsoft.com/office/word/2006/wordml" xmlns:wps="http://schemas.microsoft.com/office/word/2010/wordprocessingShape" mc:Ignorable="w14 w15 w16se w16cid w16 w16cex w16sdtdh w16sdtfl w16du wp14">
+<w:numbering xmlns:wpc="http://schemas.microsoft.com/office/word/2010/wordprocessingCanvas" xmlns:cx="http://schemas.microsoft.com/office/drawing/2014/chartex" xmlns:cx1="http://schemas.microsoft.com/office/drawing/2015/9/8/chartex" xmlns:cx2="http://schemas.microsoft.com/office/drawing/2015/10/21/chartex" xmlns:cx3="http://schemas.microsoft.com/office/drawing/2016/5/9/chartex" xmlns:cx4="http://schemas.microsoft.com/office/drawing/2016/5/10/chartex" xmlns:cx5="http://schemas.microsoft.com/office/drawing/2016/5/11/chartex" xmlns:cx6="http://schemas.microsoft.com/office/drawing/2016/5/12/chartex" xmlns:cx7="http://schemas.microsoft.com/office/drawing/2016/5/13/chartex" xmlns:cx8="http://schemas.microsoft.com/office/drawing/2016/5/14/chartex" xmlns:mc="http://schemas.openxmlformats.org/markup-compatibility/2006" xmlns:aink="http://schemas.microsoft.com/office/drawing/2016/ink" xmlns:am3d="http://schemas.microsoft.com/office/drawing/2017/model3d" xmlns:o="urn:schemas-microsoft-com:office:office" xmlns:oel="http://schemas.microsoft.com/office/2019/extlst" xmlns:r="http://schemas.openxmlformats.org/officeDocument/2006/relationships" xmlns:m="http://schemas.openxmlformats.org/officeDocument/2006/math" xmlns:v="urn:schemas-microsoft-com:vml" xmlns:wp14="http://schemas.microsoft.com/office/word/2010/wordprocessingDrawing" xmlns:wp="http://schemas.openxmlformats.org/drawingml/2006/wordprocessingDrawing" xmlns:w10="urn:schemas-microsoft-com:office:word" xmlns:w="http://schemas.openxmlformats.org/wordprocessingml/2006/main" xmlns:w14="http://schemas.microsoft.com/office/word/2010/wordml" xmlns:w15="http://schemas.microsoft.com/office/word/2012/wordml" xmlns:w16cex="http://schemas.microsoft.com/office/word/2018/wordml/cex" xmlns:w16cid="http://schemas.microsoft.com/office/word/2016/wordml/cid" xmlns:w16="http://schemas.microsoft.com/office/word/2018/wordml" xmlns:w16du="http://schemas.microsoft.com/office/word/2023/wordml/word16du" xmlns:w16sdtdh="http://schemas.microsoft.com/office/word/2020/wordml/sdtdatahash" xmlns:w16sdtfl="http://schemas.microsoft.com/office/word/2024/wordml/sdtformatlock" xmlns:w16se="http://schemas.microsoft.com/office/word/2015/wordml/symex" xmlns:wpg="http://schemas.microsoft.com/office/word/2010/wordprocessingGroup" xmlns:wpi="http://schemas.microsoft.com/office/word/2010/wordprocessingInk" xmlns:wne="http://schemas.microsoft.com/office/word/2006/wordml" xmlns:wps="http://schemas.microsoft.com/office/word/2010/wordprocessingShape" mc:Ignorable="w14 w15 w16se w16cid w16 w16cex w16sdtdh w16sdtfl w16du wp14">
   <w:abstractNum w:abstractNumId="0" w15:restartNumberingAfterBreak="0">
     <w:nsid w:val="00FF922E"/>
     <w:multiLevelType w:val="hybridMultilevel"/>
@@ -32039,7 +33031,6 @@
   <w:style w:type="character" w:default="1" w:styleId="DefaultParagraphFont">
     <w:name w:val="Default Paragraph Font"/>
     <w:uiPriority w:val="1"/>
-    <w:semiHidden/>
     <w:unhideWhenUsed/>
   </w:style>
   <w:style w:type="table" w:default="1" w:styleId="TableNormal">
@@ -32465,6 +33456,35 @@
     <w:unhideWhenUsed/>
     <w:rsid w:val="00581AB0"/>
   </w:style>
+  <w:style w:type="paragraph" w:customStyle="1" w:styleId="paragraph">
+    <w:name w:val="paragraph"/>
+    <w:basedOn w:val="Normal"/>
+    <w:rsid w:val="00BD07C3"/>
+    <w:pPr>
+      <w:spacing w:before="100" w:beforeAutospacing="1" w:after="100" w:afterAutospacing="1"/>
+    </w:pPr>
+    <w:rPr>
+      <w:rFonts w:ascii="Times New Roman" w:eastAsia="Times New Roman" w:hAnsi="Times New Roman"/>
+      <w:sz w:val="24"/>
+      <w:szCs w:val="24"/>
+      <w:lang w:val="en-US" w:eastAsia="en-US"/>
+    </w:rPr>
+  </w:style>
+  <w:style w:type="character" w:customStyle="1" w:styleId="normaltextrun">
+    <w:name w:val="normaltextrun"/>
+    <w:basedOn w:val="DefaultParagraphFont"/>
+    <w:rsid w:val="00BD07C3"/>
+  </w:style>
+  <w:style w:type="character" w:customStyle="1" w:styleId="eop">
+    <w:name w:val="eop"/>
+    <w:basedOn w:val="DefaultParagraphFont"/>
+    <w:rsid w:val="00BD07C3"/>
+  </w:style>
+  <w:style w:type="character" w:customStyle="1" w:styleId="wacimagecontainer">
+    <w:name w:val="wacimagecontainer"/>
+    <w:basedOn w:val="DefaultParagraphFont"/>
+    <w:rsid w:val="00BD07C3"/>
+  </w:style>
 </w:styles>
 </file>
 
@@ -32754,6 +33774,25 @@
 </file>
 
 <file path=customXml/item1.xml><?xml version="1.0" encoding="utf-8"?>
+<b:Sources xmlns:b="http://schemas.openxmlformats.org/officeDocument/2006/bibliography" xmlns="http://schemas.openxmlformats.org/officeDocument/2006/bibliography" SelectedStyle="\APASixthEditionOfficeOnline.xsl" StyleName="APA" Version="6"/>
+</file>
+
+<file path=customXml/item2.xml><?xml version="1.0" encoding="utf-8"?>
+<?mso-contentType ?>
+<FormTemplates xmlns="http://schemas.microsoft.com/sharepoint/v3/contenttype/forms">
+  <Display>DocumentLibraryForm</Display>
+  <Edit>DocumentLibraryForm</Edit>
+  <New>DocumentLibraryForm</New>
+</FormTemplates>
+</file>
+
+<file path=customXml/item3.xml><?xml version="1.0" encoding="utf-8"?>
+<p:properties xmlns:p="http://schemas.microsoft.com/office/2006/metadata/properties" xmlns:xsi="http://www.w3.org/2001/XMLSchema-instance" xmlns:pc="http://schemas.microsoft.com/office/infopath/2007/PartnerControls">
+  <documentManagement/>
+</p:properties>
+</file>
+
+<file path=customXml/item4.xml><?xml version="1.0" encoding="utf-8"?>
 <ct:contentTypeSchema xmlns:ct="http://schemas.microsoft.com/office/2006/metadata/contentType" xmlns:ma="http://schemas.microsoft.com/office/2006/metadata/properties/metaAttributes" ct:_="" ma:_="" ma:contentTypeName="Document" ma:contentTypeID="0x010100922A3CA1EE6E4B44833A16005451862E" ma:contentTypeVersion="3" ma:contentTypeDescription="Create a new document." ma:contentTypeScope="" ma:versionID="b712dade4bf8bf57d4a0cdac4d020ae4">
   <xsd:schema xmlns:xsd="http://www.w3.org/2001/XMLSchema" xmlns:xs="http://www.w3.org/2001/XMLSchema" xmlns:p="http://schemas.microsoft.com/office/2006/metadata/properties" xmlns:ns2="92f6da62-8f25-40d3-824c-47c5f6f94bd6" targetNamespace="http://schemas.microsoft.com/office/2006/metadata/properties" ma:root="true" ma:fieldsID="f6f8642a0533a95cbf7fc7bbc8c1e153" ns2:_="">
     <xsd:import namespace="92f6da62-8f25-40d3-824c-47c5f6f94bd6"/>
@@ -32891,26 +33930,32 @@
 </ct:contentTypeSchema>
 </file>
 
-<file path=customXml/item2.xml><?xml version="1.0" encoding="utf-8"?>
-<b:Sources xmlns:b="http://schemas.openxmlformats.org/officeDocument/2006/bibliography" xmlns="http://schemas.openxmlformats.org/officeDocument/2006/bibliography" SelectedStyle="\APASixthEditionOfficeOnline.xsl" StyleName="APA" Version="6"/>
+<file path=customXml/itemProps1.xml><?xml version="1.0" encoding="utf-8"?>
+<ds:datastoreItem xmlns:ds="http://schemas.openxmlformats.org/officeDocument/2006/customXml" ds:itemID="{E3DA75CE-018A-4AF1-8B5C-BF0FBFE76924}">
+  <ds:schemaRefs>
+    <ds:schemaRef ds:uri="http://schemas.openxmlformats.org/officeDocument/2006/bibliography"/>
+  </ds:schemaRefs>
+</ds:datastoreItem>
 </file>
 
-<file path=customXml/item3.xml><?xml version="1.0" encoding="utf-8"?>
-<p:properties xmlns:p="http://schemas.microsoft.com/office/2006/metadata/properties" xmlns:xsi="http://www.w3.org/2001/XMLSchema-instance" xmlns:pc="http://schemas.microsoft.com/office/infopath/2007/PartnerControls">
-  <documentManagement/>
-</p:properties>
+<file path=customXml/itemProps2.xml><?xml version="1.0" encoding="utf-8"?>
+<ds:datastoreItem xmlns:ds="http://schemas.openxmlformats.org/officeDocument/2006/customXml" ds:itemID="{82A9BB68-56B4-4822-B6B7-DB471576EB1F}">
+  <ds:schemaRefs>
+    <ds:schemaRef ds:uri="http://schemas.microsoft.com/sharepoint/v3/contenttype/forms"/>
+  </ds:schemaRefs>
+</ds:datastoreItem>
 </file>
 
-<file path=customXml/item4.xml><?xml version="1.0" encoding="utf-8"?>
-<?mso-contentType ?>
-<FormTemplates xmlns="http://schemas.microsoft.com/sharepoint/v3/contenttype/forms">
-  <Display>DocumentLibraryForm</Display>
-  <Edit>DocumentLibraryForm</Edit>
-  <New>DocumentLibraryForm</New>
-</FormTemplates>
+<file path=customXml/itemProps3.xml><?xml version="1.0" encoding="utf-8"?>
+<ds:datastoreItem xmlns:ds="http://schemas.openxmlformats.org/officeDocument/2006/customXml" ds:itemID="{B2E31085-3E06-4A9F-9730-20A04C85DF24}">
+  <ds:schemaRefs>
+    <ds:schemaRef ds:uri="http://schemas.microsoft.com/office/2006/metadata/properties"/>
+    <ds:schemaRef ds:uri="http://schemas.microsoft.com/office/infopath/2007/PartnerControls"/>
+  </ds:schemaRefs>
+</ds:datastoreItem>
 </file>
 
-<file path=customXml/itemProps1.xml><?xml version="1.0" encoding="utf-8"?>
+<file path=customXml/itemProps4.xml><?xml version="1.0" encoding="utf-8"?>
 <ds:datastoreItem xmlns:ds="http://schemas.openxmlformats.org/officeDocument/2006/customXml" ds:itemID="{69960CE0-24F5-4ADF-A12F-FE193FFA9C43}">
   <ds:schemaRefs>
     <ds:schemaRef ds:uri="http://schemas.microsoft.com/office/2006/metadata/contentType"/>
@@ -32926,29 +33971,4 @@
     <ds:schemaRef ds:uri="http://schemas.microsoft.com/internal/obd"/>
   </ds:schemaRefs>
 </ds:datastoreItem>
-</file>
-
-<file path=customXml/itemProps2.xml><?xml version="1.0" encoding="utf-8"?>
-<ds:datastoreItem xmlns:ds="http://schemas.openxmlformats.org/officeDocument/2006/customXml" ds:itemID="{E3DA75CE-018A-4AF1-8B5C-BF0FBFE76924}">
-  <ds:schemaRefs>
-    <ds:schemaRef ds:uri="http://schemas.openxmlformats.org/officeDocument/2006/bibliography"/>
-  </ds:schemaRefs>
-</ds:datastoreItem>
-</file>
-
-<file path=customXml/itemProps3.xml><?xml version="1.0" encoding="utf-8"?>
-<ds:datastoreItem xmlns:ds="http://schemas.openxmlformats.org/officeDocument/2006/customXml" ds:itemID="{B2E31085-3E06-4A9F-9730-20A04C85DF24}">
-  <ds:schemaRefs>
-    <ds:schemaRef ds:uri="http://schemas.microsoft.com/office/2006/metadata/properties"/>
-    <ds:schemaRef ds:uri="http://schemas.microsoft.com/office/infopath/2007/PartnerControls"/>
-  </ds:schemaRefs>
-</ds:datastoreItem>
-</file>
-
-<file path=customXml/itemProps4.xml><?xml version="1.0" encoding="utf-8"?>
-<ds:datastoreItem xmlns:ds="http://schemas.openxmlformats.org/officeDocument/2006/customXml" ds:itemID="{82A9BB68-56B4-4822-B6B7-DB471576EB1F}">
-  <ds:schemaRefs>
-    <ds:schemaRef ds:uri="http://schemas.microsoft.com/sharepoint/v3/contenttype/forms"/>
-  </ds:schemaRefs>
-</ds:datastoreItem>
 </file>
--- a/documents/Assignment 2.docx
+++ b/documents/Assignment 2.docx
@@ -26932,6 +26932,71 @@
         <w:spacing w:after="160" w:line="276" w:lineRule="auto"/>
         <w:ind w:left="426"/>
         <w:jc w:val="both"/>
+        <w:rPr>
+          <w:rFonts w:ascii="Times New Roman" w:eastAsia="Times New Roman" w:hAnsi="Times New Roman"/>
+          <w:sz w:val="24"/>
+          <w:szCs w:val="24"/>
+        </w:rPr>
+      </w:pPr>
+      <w:r>
+        <w:rPr>
+          <w:noProof/>
+        </w:rPr>
+        <w:drawing>
+          <wp:inline distT="0" distB="0" distL="0" distR="0" wp14:anchorId="1D3E1D7A" wp14:editId="1836A01A">
+            <wp:extent cx="5722620" cy="3055620"/>
+            <wp:effectExtent l="0" t="0" r="0" b="0"/>
+            <wp:docPr id="231656280" name="Picture 2"/>
+            <wp:cNvGraphicFramePr>
+              <a:graphicFrameLocks xmlns:a="http://schemas.openxmlformats.org/drawingml/2006/main" noChangeAspect="1"/>
+            </wp:cNvGraphicFramePr>
+            <a:graphic xmlns:a="http://schemas.openxmlformats.org/drawingml/2006/main">
+              <a:graphicData uri="http://schemas.openxmlformats.org/drawingml/2006/picture">
+                <pic:pic xmlns:pic="http://schemas.openxmlformats.org/drawingml/2006/picture">
+                  <pic:nvPicPr>
+                    <pic:cNvPr id="0" name="Picture 1"/>
+                    <pic:cNvPicPr>
+                      <a:picLocks noChangeAspect="1" noChangeArrowheads="1"/>
+                    </pic:cNvPicPr>
+                  </pic:nvPicPr>
+                  <pic:blipFill>
+                    <a:blip r:embed="rId53">
+                      <a:extLst>
+                        <a:ext uri="{28A0092B-C50C-407E-A947-70E740481C1C}">
+                          <a14:useLocalDpi xmlns:a14="http://schemas.microsoft.com/office/drawing/2010/main" val="0"/>
+                        </a:ext>
+                      </a:extLst>
+                    </a:blip>
+                    <a:srcRect/>
+                    <a:stretch>
+                      <a:fillRect/>
+                    </a:stretch>
+                  </pic:blipFill>
+                  <pic:spPr bwMode="auto">
+                    <a:xfrm>
+                      <a:off x="0" y="0"/>
+                      <a:ext cx="5722620" cy="3055620"/>
+                    </a:xfrm>
+                    <a:prstGeom prst="rect">
+                      <a:avLst/>
+                    </a:prstGeom>
+                    <a:noFill/>
+                    <a:ln>
+                      <a:noFill/>
+                    </a:ln>
+                  </pic:spPr>
+                </pic:pic>
+              </a:graphicData>
+            </a:graphic>
+          </wp:inline>
+        </w:drawing>
+      </w:r>
+    </w:p>
+    <w:p>
+      <w:pPr>
+        <w:spacing w:after="160" w:line="276" w:lineRule="auto"/>
+        <w:ind w:left="426"/>
+        <w:jc w:val="both"/>
       </w:pPr>
     </w:p>
     <w:p>
@@ -26975,6 +27040,135 @@
           <w:szCs w:val="24"/>
         </w:rPr>
       </w:pPr>
+      <w:r>
+        <w:rPr>
+          <w:rFonts w:ascii="Times New Roman" w:eastAsia="Times New Roman" w:hAnsi="Times New Roman"/>
+          <w:sz w:val="24"/>
+          <w:szCs w:val="24"/>
+        </w:rPr>
+        <w:t xml:space="preserve">In this assessment, I maintain multiple roles, mostly with the technical side of the project. My contribution includes: </w:t>
+      </w:r>
+    </w:p>
+    <w:p>
+      <w:pPr>
+        <w:pStyle w:val="ListParagraph"/>
+        <w:numPr>
+          <w:ilvl w:val="0"/>
+          <w:numId w:val="48"/>
+        </w:numPr>
+        <w:spacing w:line="276" w:lineRule="auto"/>
+        <w:jc w:val="both"/>
+        <w:rPr>
+          <w:rFonts w:ascii="Times New Roman" w:eastAsia="Times New Roman" w:hAnsi="Times New Roman"/>
+          <w:sz w:val="24"/>
+          <w:szCs w:val="24"/>
+        </w:rPr>
+      </w:pPr>
+      <w:r>
+        <w:rPr>
+          <w:rFonts w:ascii="Times New Roman" w:eastAsia="Times New Roman" w:hAnsi="Times New Roman"/>
+          <w:sz w:val="24"/>
+          <w:szCs w:val="24"/>
+        </w:rPr>
+        <w:t xml:space="preserve">Review the output from the ingesting and preprocessing steps, doing basic testing to see if anomalies exist </w:t>
+      </w:r>
+      <w:proofErr w:type="gramStart"/>
+      <w:r>
+        <w:rPr>
+          <w:rFonts w:ascii="Times New Roman" w:eastAsia="Times New Roman" w:hAnsi="Times New Roman"/>
+          <w:sz w:val="24"/>
+          <w:szCs w:val="24"/>
+        </w:rPr>
+        <w:t>and also</w:t>
+      </w:r>
+      <w:proofErr w:type="gramEnd"/>
+      <w:r>
+        <w:rPr>
+          <w:rFonts w:ascii="Times New Roman" w:eastAsia="Times New Roman" w:hAnsi="Times New Roman"/>
+          <w:sz w:val="24"/>
+          <w:szCs w:val="24"/>
+        </w:rPr>
+        <w:t xml:space="preserve"> seeking clarification when necessary, making sure that the processed data are ready for the next steps </w:t>
+      </w:r>
+    </w:p>
+    <w:p>
+      <w:pPr>
+        <w:pStyle w:val="ListParagraph"/>
+        <w:numPr>
+          <w:ilvl w:val="0"/>
+          <w:numId w:val="48"/>
+        </w:numPr>
+        <w:spacing w:line="276" w:lineRule="auto"/>
+        <w:jc w:val="both"/>
+        <w:rPr>
+          <w:rFonts w:ascii="Times New Roman" w:eastAsia="Times New Roman" w:hAnsi="Times New Roman"/>
+          <w:sz w:val="24"/>
+          <w:szCs w:val="24"/>
+        </w:rPr>
+      </w:pPr>
+      <w:r>
+        <w:rPr>
+          <w:rFonts w:ascii="Times New Roman" w:eastAsia="Times New Roman" w:hAnsi="Times New Roman"/>
+          <w:sz w:val="24"/>
+          <w:szCs w:val="24"/>
+        </w:rPr>
+        <w:t xml:space="preserve">Researching and choosing appropriate machine learning models and techniques from wide range of options and implementing them in the pipeline </w:t>
+      </w:r>
+    </w:p>
+    <w:p>
+      <w:pPr>
+        <w:pStyle w:val="ListParagraph"/>
+        <w:numPr>
+          <w:ilvl w:val="0"/>
+          <w:numId w:val="48"/>
+        </w:numPr>
+        <w:spacing w:line="276" w:lineRule="auto"/>
+        <w:jc w:val="both"/>
+        <w:rPr>
+          <w:rFonts w:ascii="Times New Roman" w:eastAsia="Times New Roman" w:hAnsi="Times New Roman"/>
+          <w:sz w:val="24"/>
+          <w:szCs w:val="24"/>
+        </w:rPr>
+      </w:pPr>
+      <w:r>
+        <w:rPr>
+          <w:rFonts w:ascii="Times New Roman" w:eastAsia="Times New Roman" w:hAnsi="Times New Roman"/>
+          <w:sz w:val="24"/>
+          <w:szCs w:val="24"/>
+        </w:rPr>
+        <w:t xml:space="preserve">Documenting and </w:t>
+      </w:r>
+      <w:proofErr w:type="gramStart"/>
+      <w:r>
+        <w:rPr>
+          <w:rFonts w:ascii="Times New Roman" w:eastAsia="Times New Roman" w:hAnsi="Times New Roman"/>
+          <w:sz w:val="24"/>
+          <w:szCs w:val="24"/>
+        </w:rPr>
+        <w:t>writing up</w:t>
+      </w:r>
+      <w:proofErr w:type="gramEnd"/>
+      <w:r>
+        <w:rPr>
+          <w:rFonts w:ascii="Times New Roman" w:eastAsia="Times New Roman" w:hAnsi="Times New Roman"/>
+          <w:sz w:val="24"/>
+          <w:szCs w:val="24"/>
+        </w:rPr>
+        <w:t xml:space="preserve"> reports based on my findings </w:t>
+      </w:r>
+    </w:p>
+    <w:p>
+      <w:pPr>
+        <w:pStyle w:val="ListParagraph"/>
+        <w:spacing w:line="276" w:lineRule="auto"/>
+        <w:ind w:left="426"/>
+        <w:jc w:val="both"/>
+        <w:rPr>
+          <w:rFonts w:ascii="Times New Roman" w:eastAsia="Times New Roman" w:hAnsi="Times New Roman"/>
+          <w:sz w:val="24"/>
+          <w:szCs w:val="24"/>
+        </w:rPr>
+      </w:pPr>
     </w:p>
     <w:p>
       <w:pPr>
@@ -27007,9 +27201,75 @@
     </w:p>
     <w:p>
       <w:pPr>
-        <w:pStyle w:val="ListParagraph"/>
+        <w:pStyle w:val="NormalWeb"/>
+        <w:ind w:left="426"/>
+      </w:pPr>
+      <w:r>
+        <w:t>Throughout this assessment, I focused mainly on the technical components of the project, which strengthened my analytical, research, and problem</w:t>
+      </w:r>
+      <w:r>
+        <w:noBreakHyphen/>
+        <w:t xml:space="preserve">solving skills. Working with different machine learning models improved my understanding of model selection, evaluation, and </w:t>
+      </w:r>
+      <w:proofErr w:type="spellStart"/>
+      <w:r>
+        <w:t>optimisation</w:t>
+      </w:r>
+      <w:proofErr w:type="spellEnd"/>
+      <w:r>
+        <w:t>, giving me practical experience applying theory to a real</w:t>
+      </w:r>
+      <w:r>
+        <w:noBreakHyphen/>
+        <w:t>world problem.</w:t>
+      </w:r>
+    </w:p>
+    <w:p>
+      <w:pPr>
+        <w:pStyle w:val="NormalWeb"/>
+        <w:ind w:left="426"/>
+      </w:pPr>
+      <w:r>
+        <w:t xml:space="preserve">Conducting research to support our findings also exposed me to important concepts and current developments in machine learning. This broadened my technical knowledge and </w:t>
+      </w:r>
+      <w:r>
+        <w:lastRenderedPageBreak/>
+        <w:t>deepened my appreciation for the academic foundations that guide data science and predictive analytics.</w:t>
+      </w:r>
+    </w:p>
+    <w:p>
+      <w:pPr>
+        <w:pStyle w:val="NormalWeb"/>
+        <w:ind w:left="426"/>
+      </w:pPr>
+      <w:r>
+        <w:t>A major lesson from the project was the importance of collaboration and communication. Regular discussions with teammates and tutors helped me understand how professional IT projects are coordinated. Sharing updates, seeking feedback, and resolving issues highlighted the value of teamwork, stakeholder engagement, and clear communication.</w:t>
+      </w:r>
+    </w:p>
+    <w:p>
+      <w:pPr>
+        <w:pStyle w:val="NormalWeb"/>
+        <w:ind w:left="426"/>
+      </w:pPr>
+      <w:r>
+        <w:t>Overall, the project strengthened both my technical capabilities and professional skills. It reinforced the importance of data quality, evidence</w:t>
+      </w:r>
+      <w:r>
+        <w:noBreakHyphen/>
+        <w:t>based decision</w:t>
+      </w:r>
+      <w:r>
+        <w:noBreakHyphen/>
+        <w:t>making, continuous learning, and effective collaboration when developing reliable and impactful data</w:t>
+      </w:r>
+      <w:r>
+        <w:noBreakHyphen/>
+        <w:t>driven solutions.</w:t>
+      </w:r>
+    </w:p>
+    <w:p>
+      <w:pPr>
         <w:spacing w:line="276" w:lineRule="auto"/>
-        <w:ind w:left="426"/>
         <w:jc w:val="both"/>
         <w:rPr>
           <w:rFonts w:ascii="Times New Roman" w:eastAsia="Times New Roman" w:hAnsi="Times New Roman"/>
@@ -27020,37 +27280,9 @@
         </w:rPr>
       </w:pPr>
     </w:p>
-    <w:p>
-      <w:pPr>
-        <w:pStyle w:val="ListParagraph"/>
-        <w:spacing w:line="276" w:lineRule="auto"/>
-        <w:ind w:left="426"/>
-        <w:jc w:val="both"/>
-        <w:rPr>
-          <w:rFonts w:ascii="Times New Roman" w:eastAsia="Times New Roman" w:hAnsi="Times New Roman" w:cs="Arial"/>
-          <w:sz w:val="24"/>
-          <w:szCs w:val="24"/>
-        </w:rPr>
-      </w:pPr>
-    </w:p>
-    <w:p>
-      <w:pPr>
-        <w:pStyle w:val="ListParagraph"/>
-        <w:spacing w:line="276" w:lineRule="auto"/>
-        <w:ind w:left="426"/>
-        <w:jc w:val="both"/>
-        <w:rPr>
-          <w:rFonts w:ascii="Times New Roman" w:eastAsia="Times New Roman" w:hAnsi="Times New Roman"/>
-          <w:b/>
-          <w:bCs/>
-          <w:sz w:val="24"/>
-          <w:szCs w:val="24"/>
-        </w:rPr>
-      </w:pPr>
-    </w:p>
     <w:sectPr>
-      <w:headerReference w:type="default" r:id="rId53"/>
-      <w:footerReference w:type="default" r:id="rId54"/>
+      <w:headerReference w:type="default" r:id="rId54"/>
+      <w:footerReference w:type="default" r:id="rId55"/>
       <w:pgSz w:w="11906" w:h="16838" w:code="9"/>
       <w:pgMar w:top="1440" w:right="1440" w:bottom="1440" w:left="1440" w:header="709" w:footer="709" w:gutter="0"/>
       <w:pgNumType w:start="0"/>
@@ -28633,6 +28865,119 @@
     </w:lvl>
   </w:abstractNum>
   <w:abstractNum w:abstractNumId="13" w15:restartNumberingAfterBreak="0">
+    <w:nsid w:val="2836620C"/>
+    <w:multiLevelType w:val="hybridMultilevel"/>
+    <w:tmpl w:val="7C0C64EA"/>
+    <w:lvl w:ilvl="0" w:tplc="04090001">
+      <w:start w:val="1"/>
+      <w:numFmt w:val="bullet"/>
+      <w:lvlText w:val=""/>
+      <w:lvlJc w:val="left"/>
+      <w:pPr>
+        <w:ind w:left="1146" w:hanging="360"/>
+      </w:pPr>
+      <w:rPr>
+        <w:rFonts w:ascii="Symbol" w:hAnsi="Symbol" w:hint="default"/>
+      </w:rPr>
+    </w:lvl>
+    <w:lvl w:ilvl="1" w:tplc="04090003" w:tentative="1">
+      <w:start w:val="1"/>
+      <w:numFmt w:val="bullet"/>
+      <w:lvlText w:val="o"/>
+      <w:lvlJc w:val="left"/>
+      <w:pPr>
+        <w:ind w:left="1866" w:hanging="360"/>
+      </w:pPr>
+      <w:rPr>
+        <w:rFonts w:ascii="Courier New" w:hAnsi="Courier New" w:cs="Courier New" w:hint="default"/>
+      </w:rPr>
+    </w:lvl>
+    <w:lvl w:ilvl="2" w:tplc="04090005" w:tentative="1">
+      <w:start w:val="1"/>
+      <w:numFmt w:val="bullet"/>
+      <w:lvlText w:val=""/>
+      <w:lvlJc w:val="left"/>
+      <w:pPr>
+        <w:ind w:left="2586" w:hanging="360"/>
+      </w:pPr>
+      <w:rPr>
+        <w:rFonts w:ascii="Wingdings" w:hAnsi="Wingdings" w:hint="default"/>
+      </w:rPr>
+    </w:lvl>
+    <w:lvl w:ilvl="3" w:tplc="04090001" w:tentative="1">
+      <w:start w:val="1"/>
+      <w:numFmt w:val="bullet"/>
+      <w:lvlText w:val=""/>
+      <w:lvlJc w:val="left"/>
+      <w:pPr>
+        <w:ind w:left="3306" w:hanging="360"/>
+      </w:pPr>
+      <w:rPr>
+        <w:rFonts w:ascii="Symbol" w:hAnsi="Symbol" w:hint="default"/>
+      </w:rPr>
+    </w:lvl>
+    <w:lvl w:ilvl="4" w:tplc="04090003" w:tentative="1">
+      <w:start w:val="1"/>
+      <w:numFmt w:val="bullet"/>
+      <w:lvlText w:val="o"/>
+      <w:lvlJc w:val="left"/>
+      <w:pPr>
+        <w:ind w:left="4026" w:hanging="360"/>
+      </w:pPr>
+      <w:rPr>
+        <w:rFonts w:ascii="Courier New" w:hAnsi="Courier New" w:cs="Courier New" w:hint="default"/>
+      </w:rPr>
+    </w:lvl>
+    <w:lvl w:ilvl="5" w:tplc="04090005" w:tentative="1">
+      <w:start w:val="1"/>
+      <w:numFmt w:val="bullet"/>
+      <w:lvlText w:val=""/>
+      <w:lvlJc w:val="left"/>
+      <w:pPr>
+        <w:ind w:left="4746" w:hanging="360"/>
+      </w:pPr>
+      <w:rPr>
+        <w:rFonts w:ascii="Wingdings" w:hAnsi="Wingdings" w:hint="default"/>
+      </w:rPr>
+    </w:lvl>
+    <w:lvl w:ilvl="6" w:tplc="04090001" w:tentative="1">
+      <w:start w:val="1"/>
+      <w:numFmt w:val="bullet"/>
+      <w:lvlText w:val=""/>
+      <w:lvlJc w:val="left"/>
+      <w:pPr>
+        <w:ind w:left="5466" w:hanging="360"/>
+      </w:pPr>
+      <w:rPr>
+        <w:rFonts w:ascii="Symbol" w:hAnsi="Symbol" w:hint="default"/>
+      </w:rPr>
+    </w:lvl>
+    <w:lvl w:ilvl="7" w:tplc="04090003" w:tentative="1">
+      <w:start w:val="1"/>
+      <w:numFmt w:val="bullet"/>
+      <w:lvlText w:val="o"/>
+      <w:lvlJc w:val="left"/>
+      <w:pPr>
+        <w:ind w:left="6186" w:hanging="360"/>
+      </w:pPr>
+      <w:rPr>
+        <w:rFonts w:ascii="Courier New" w:hAnsi="Courier New" w:cs="Courier New" w:hint="default"/>
+      </w:rPr>
+    </w:lvl>
+    <w:lvl w:ilvl="8" w:tplc="04090005" w:tentative="1">
+      <w:start w:val="1"/>
+      <w:numFmt w:val="bullet"/>
+      <w:lvlText w:val=""/>
+      <w:lvlJc w:val="left"/>
+      <w:pPr>
+        <w:ind w:left="6906" w:hanging="360"/>
+      </w:pPr>
+      <w:rPr>
+        <w:rFonts w:ascii="Wingdings" w:hAnsi="Wingdings" w:hint="default"/>
+      </w:rPr>
+    </w:lvl>
+  </w:abstractNum>
+  <w:abstractNum w:abstractNumId="14" w15:restartNumberingAfterBreak="0">
     <w:nsid w:val="290565DB"/>
     <w:multiLevelType w:val="hybridMultilevel"/>
     <w:tmpl w:val="5A7A6C6C"/>
@@ -28745,7 +29090,7 @@
       </w:rPr>
     </w:lvl>
   </w:abstractNum>
-  <w:abstractNum w:abstractNumId="14" w15:restartNumberingAfterBreak="0">
+  <w:abstractNum w:abstractNumId="15" w15:restartNumberingAfterBreak="0">
     <w:nsid w:val="2F151776"/>
     <w:multiLevelType w:val="hybridMultilevel"/>
     <w:tmpl w:val="FFFFFFFF"/>
@@ -28858,7 +29203,7 @@
       </w:rPr>
     </w:lvl>
   </w:abstractNum>
-  <w:abstractNum w:abstractNumId="15" w15:restartNumberingAfterBreak="0">
+  <w:abstractNum w:abstractNumId="16" w15:restartNumberingAfterBreak="0">
     <w:nsid w:val="2F9326ED"/>
     <w:multiLevelType w:val="hybridMultilevel"/>
     <w:tmpl w:val="FFFFFFFF"/>
@@ -28971,7 +29316,7 @@
       </w:rPr>
     </w:lvl>
   </w:abstractNum>
-  <w:abstractNum w:abstractNumId="16" w15:restartNumberingAfterBreak="0">
+  <w:abstractNum w:abstractNumId="17" w15:restartNumberingAfterBreak="0">
     <w:nsid w:val="3003390E"/>
     <w:multiLevelType w:val="hybridMultilevel"/>
     <w:tmpl w:val="FFFFFFFF"/>
@@ -29084,7 +29429,7 @@
       </w:rPr>
     </w:lvl>
   </w:abstractNum>
-  <w:abstractNum w:abstractNumId="17" w15:restartNumberingAfterBreak="0">
+  <w:abstractNum w:abstractNumId="18" w15:restartNumberingAfterBreak="0">
     <w:nsid w:val="3ADE0D4D"/>
     <w:multiLevelType w:val="hybridMultilevel"/>
     <w:tmpl w:val="0D1A1080"/>
@@ -29197,7 +29542,7 @@
       </w:rPr>
     </w:lvl>
   </w:abstractNum>
-  <w:abstractNum w:abstractNumId="18" w15:restartNumberingAfterBreak="0">
+  <w:abstractNum w:abstractNumId="19" w15:restartNumberingAfterBreak="0">
     <w:nsid w:val="3E656A41"/>
     <w:multiLevelType w:val="hybridMultilevel"/>
     <w:tmpl w:val="E8C2FF88"/>
@@ -29310,7 +29655,7 @@
       </w:rPr>
     </w:lvl>
   </w:abstractNum>
-  <w:abstractNum w:abstractNumId="19" w15:restartNumberingAfterBreak="0">
+  <w:abstractNum w:abstractNumId="20" w15:restartNumberingAfterBreak="0">
     <w:nsid w:val="45A049D8"/>
     <w:multiLevelType w:val="hybridMultilevel"/>
     <w:tmpl w:val="72C0A16E"/>
@@ -29423,7 +29768,7 @@
       </w:rPr>
     </w:lvl>
   </w:abstractNum>
-  <w:abstractNum w:abstractNumId="20" w15:restartNumberingAfterBreak="0">
+  <w:abstractNum w:abstractNumId="21" w15:restartNumberingAfterBreak="0">
     <w:nsid w:val="463A5A8B"/>
     <w:multiLevelType w:val="hybridMultilevel"/>
     <w:tmpl w:val="A648BC30"/>
@@ -29536,7 +29881,7 @@
       </w:rPr>
     </w:lvl>
   </w:abstractNum>
-  <w:abstractNum w:abstractNumId="21" w15:restartNumberingAfterBreak="0">
+  <w:abstractNum w:abstractNumId="22" w15:restartNumberingAfterBreak="0">
     <w:nsid w:val="46420B7B"/>
     <w:multiLevelType w:val="hybridMultilevel"/>
     <w:tmpl w:val="5CA80D6C"/>
@@ -29649,7 +29994,7 @@
       </w:rPr>
     </w:lvl>
   </w:abstractNum>
-  <w:abstractNum w:abstractNumId="22" w15:restartNumberingAfterBreak="0">
+  <w:abstractNum w:abstractNumId="23" w15:restartNumberingAfterBreak="0">
     <w:nsid w:val="49861CEA"/>
     <w:multiLevelType w:val="hybridMultilevel"/>
     <w:tmpl w:val="FFFFFFFF"/>
@@ -29762,7 +30107,7 @@
       </w:rPr>
     </w:lvl>
   </w:abstractNum>
-  <w:abstractNum w:abstractNumId="23" w15:restartNumberingAfterBreak="0">
+  <w:abstractNum w:abstractNumId="24" w15:restartNumberingAfterBreak="0">
     <w:nsid w:val="4B1230DD"/>
     <w:multiLevelType w:val="hybridMultilevel"/>
     <w:tmpl w:val="72D2558A"/>
@@ -29875,7 +30220,7 @@
       </w:rPr>
     </w:lvl>
   </w:abstractNum>
-  <w:abstractNum w:abstractNumId="24" w15:restartNumberingAfterBreak="0">
+  <w:abstractNum w:abstractNumId="25" w15:restartNumberingAfterBreak="0">
     <w:nsid w:val="4CB88FCF"/>
     <w:multiLevelType w:val="hybridMultilevel"/>
     <w:tmpl w:val="FFFFFFFF"/>
@@ -29988,7 +30333,7 @@
       </w:rPr>
     </w:lvl>
   </w:abstractNum>
-  <w:abstractNum w:abstractNumId="25" w15:restartNumberingAfterBreak="0">
+  <w:abstractNum w:abstractNumId="26" w15:restartNumberingAfterBreak="0">
     <w:nsid w:val="4D202148"/>
     <w:multiLevelType w:val="hybridMultilevel"/>
     <w:tmpl w:val="FFFFFFFF"/>
@@ -30101,7 +30446,7 @@
       </w:rPr>
     </w:lvl>
   </w:abstractNum>
-  <w:abstractNum w:abstractNumId="26" w15:restartNumberingAfterBreak="0">
+  <w:abstractNum w:abstractNumId="27" w15:restartNumberingAfterBreak="0">
     <w:nsid w:val="4EF89172"/>
     <w:multiLevelType w:val="hybridMultilevel"/>
     <w:tmpl w:val="FFFFFFFF"/>
@@ -30214,7 +30559,7 @@
       </w:rPr>
     </w:lvl>
   </w:abstractNum>
-  <w:abstractNum w:abstractNumId="27" w15:restartNumberingAfterBreak="0">
+  <w:abstractNum w:abstractNumId="28" w15:restartNumberingAfterBreak="0">
     <w:nsid w:val="52C82EA4"/>
     <w:multiLevelType w:val="hybridMultilevel"/>
     <w:tmpl w:val="FFFFFFFF"/>
@@ -30327,7 +30672,7 @@
       </w:rPr>
     </w:lvl>
   </w:abstractNum>
-  <w:abstractNum w:abstractNumId="28" w15:restartNumberingAfterBreak="0">
+  <w:abstractNum w:abstractNumId="29" w15:restartNumberingAfterBreak="0">
     <w:nsid w:val="52D928A8"/>
     <w:multiLevelType w:val="hybridMultilevel"/>
     <w:tmpl w:val="FF646D02"/>
@@ -30440,7 +30785,7 @@
       </w:rPr>
     </w:lvl>
   </w:abstractNum>
-  <w:abstractNum w:abstractNumId="29" w15:restartNumberingAfterBreak="0">
+  <w:abstractNum w:abstractNumId="30" w15:restartNumberingAfterBreak="0">
     <w:nsid w:val="539D3AC0"/>
     <w:multiLevelType w:val="hybridMultilevel"/>
     <w:tmpl w:val="FFFFFFFF"/>
@@ -30553,7 +30898,7 @@
       </w:rPr>
     </w:lvl>
   </w:abstractNum>
-  <w:abstractNum w:abstractNumId="30" w15:restartNumberingAfterBreak="0">
+  <w:abstractNum w:abstractNumId="31" w15:restartNumberingAfterBreak="0">
     <w:nsid w:val="54C66326"/>
     <w:multiLevelType w:val="hybridMultilevel"/>
     <w:tmpl w:val="582CFEB0"/>
@@ -30666,7 +31011,7 @@
       </w:rPr>
     </w:lvl>
   </w:abstractNum>
-  <w:abstractNum w:abstractNumId="31" w15:restartNumberingAfterBreak="0">
+  <w:abstractNum w:abstractNumId="32" w15:restartNumberingAfterBreak="0">
     <w:nsid w:val="56D7DD50"/>
     <w:multiLevelType w:val="hybridMultilevel"/>
     <w:tmpl w:val="FFFFFFFF"/>
@@ -30779,7 +31124,7 @@
       </w:rPr>
     </w:lvl>
   </w:abstractNum>
-  <w:abstractNum w:abstractNumId="32" w15:restartNumberingAfterBreak="0">
+  <w:abstractNum w:abstractNumId="33" w15:restartNumberingAfterBreak="0">
     <w:nsid w:val="56DF9FDB"/>
     <w:multiLevelType w:val="hybridMultilevel"/>
     <w:tmpl w:val="FFFFFFFF"/>
@@ -30865,7 +31210,7 @@
       </w:pPr>
     </w:lvl>
   </w:abstractNum>
-  <w:abstractNum w:abstractNumId="33" w15:restartNumberingAfterBreak="0">
+  <w:abstractNum w:abstractNumId="34" w15:restartNumberingAfterBreak="0">
     <w:nsid w:val="582D3121"/>
     <w:multiLevelType w:val="hybridMultilevel"/>
     <w:tmpl w:val="FFFFFFFF"/>
@@ -30978,7 +31323,7 @@
       </w:rPr>
     </w:lvl>
   </w:abstractNum>
-  <w:abstractNum w:abstractNumId="34" w15:restartNumberingAfterBreak="0">
+  <w:abstractNum w:abstractNumId="35" w15:restartNumberingAfterBreak="0">
     <w:nsid w:val="5AA53EB6"/>
     <w:multiLevelType w:val="hybridMultilevel"/>
     <w:tmpl w:val="82D6F1CA"/>
@@ -31091,7 +31436,7 @@
       </w:rPr>
     </w:lvl>
   </w:abstractNum>
-  <w:abstractNum w:abstractNumId="35" w15:restartNumberingAfterBreak="0">
+  <w:abstractNum w:abstractNumId="36" w15:restartNumberingAfterBreak="0">
     <w:nsid w:val="5E5415F3"/>
     <w:multiLevelType w:val="hybridMultilevel"/>
     <w:tmpl w:val="AA18DB78"/>
@@ -31204,7 +31549,7 @@
       </w:rPr>
     </w:lvl>
   </w:abstractNum>
-  <w:abstractNum w:abstractNumId="36" w15:restartNumberingAfterBreak="0">
+  <w:abstractNum w:abstractNumId="37" w15:restartNumberingAfterBreak="0">
     <w:nsid w:val="641B5CF9"/>
     <w:multiLevelType w:val="hybridMultilevel"/>
     <w:tmpl w:val="FFFFFFFF"/>
@@ -31317,7 +31662,7 @@
       </w:rPr>
     </w:lvl>
   </w:abstractNum>
-  <w:abstractNum w:abstractNumId="37" w15:restartNumberingAfterBreak="0">
+  <w:abstractNum w:abstractNumId="38" w15:restartNumberingAfterBreak="0">
     <w:nsid w:val="65780B18"/>
     <w:multiLevelType w:val="hybridMultilevel"/>
     <w:tmpl w:val="72C0AFE2"/>
@@ -31406,7 +31751,7 @@
       </w:pPr>
     </w:lvl>
   </w:abstractNum>
-  <w:abstractNum w:abstractNumId="38" w15:restartNumberingAfterBreak="0">
+  <w:abstractNum w:abstractNumId="39" w15:restartNumberingAfterBreak="0">
     <w:nsid w:val="6793EEBA"/>
     <w:multiLevelType w:val="hybridMultilevel"/>
     <w:tmpl w:val="FFFFFFFF"/>
@@ -31519,7 +31864,7 @@
       </w:rPr>
     </w:lvl>
   </w:abstractNum>
-  <w:abstractNum w:abstractNumId="39" w15:restartNumberingAfterBreak="0">
+  <w:abstractNum w:abstractNumId="40" w15:restartNumberingAfterBreak="0">
     <w:nsid w:val="6AC9311B"/>
     <w:multiLevelType w:val="hybridMultilevel"/>
     <w:tmpl w:val="FFFFFFFF"/>
@@ -31632,7 +31977,7 @@
       </w:rPr>
     </w:lvl>
   </w:abstractNum>
-  <w:abstractNum w:abstractNumId="40" w15:restartNumberingAfterBreak="0">
+  <w:abstractNum w:abstractNumId="41" w15:restartNumberingAfterBreak="0">
     <w:nsid w:val="730CB346"/>
     <w:multiLevelType w:val="hybridMultilevel"/>
     <w:tmpl w:val="FFFFFFFF"/>
@@ -31745,7 +32090,7 @@
       </w:rPr>
     </w:lvl>
   </w:abstractNum>
-  <w:abstractNum w:abstractNumId="41" w15:restartNumberingAfterBreak="0">
+  <w:abstractNum w:abstractNumId="42" w15:restartNumberingAfterBreak="0">
     <w:nsid w:val="74E37827"/>
     <w:multiLevelType w:val="hybridMultilevel"/>
     <w:tmpl w:val="9EE2C6B6"/>
@@ -31858,7 +32203,7 @@
       </w:rPr>
     </w:lvl>
   </w:abstractNum>
-  <w:abstractNum w:abstractNumId="42" w15:restartNumberingAfterBreak="0">
+  <w:abstractNum w:abstractNumId="43" w15:restartNumberingAfterBreak="0">
     <w:nsid w:val="76FA892C"/>
     <w:multiLevelType w:val="hybridMultilevel"/>
     <w:tmpl w:val="FFFFFFFF"/>
@@ -31971,7 +32316,7 @@
       </w:rPr>
     </w:lvl>
   </w:abstractNum>
-  <w:abstractNum w:abstractNumId="43" w15:restartNumberingAfterBreak="0">
+  <w:abstractNum w:abstractNumId="44" w15:restartNumberingAfterBreak="0">
     <w:nsid w:val="7725DB17"/>
     <w:multiLevelType w:val="hybridMultilevel"/>
     <w:tmpl w:val="FFFFFFFF"/>
@@ -32084,7 +32429,7 @@
       </w:rPr>
     </w:lvl>
   </w:abstractNum>
-  <w:abstractNum w:abstractNumId="44" w15:restartNumberingAfterBreak="0">
+  <w:abstractNum w:abstractNumId="45" w15:restartNumberingAfterBreak="0">
     <w:nsid w:val="79F32998"/>
     <w:multiLevelType w:val="hybridMultilevel"/>
     <w:tmpl w:val="F8B04434"/>
@@ -32173,7 +32518,7 @@
       </w:pPr>
     </w:lvl>
   </w:abstractNum>
-  <w:abstractNum w:abstractNumId="45" w15:restartNumberingAfterBreak="0">
+  <w:abstractNum w:abstractNumId="46" w15:restartNumberingAfterBreak="0">
     <w:nsid w:val="7D72E621"/>
     <w:multiLevelType w:val="hybridMultilevel"/>
     <w:tmpl w:val="1CE0290E"/>
@@ -32286,7 +32631,7 @@
       </w:rPr>
     </w:lvl>
   </w:abstractNum>
-  <w:abstractNum w:abstractNumId="46" w15:restartNumberingAfterBreak="0">
+  <w:abstractNum w:abstractNumId="47" w15:restartNumberingAfterBreak="0">
     <w:nsid w:val="7D823C68"/>
     <w:multiLevelType w:val="multilevel"/>
     <w:tmpl w:val="0C09001F"/>
@@ -32373,43 +32718,43 @@
     </w:lvl>
   </w:abstractNum>
   <w:num w:numId="1" w16cid:durableId="2040163894">
-    <w:abstractNumId w:val="42"/>
+    <w:abstractNumId w:val="43"/>
   </w:num>
   <w:num w:numId="2" w16cid:durableId="897129016">
-    <w:abstractNumId w:val="16"/>
+    <w:abstractNumId w:val="17"/>
   </w:num>
   <w:num w:numId="3" w16cid:durableId="1075594455">
-    <w:abstractNumId w:val="31"/>
+    <w:abstractNumId w:val="32"/>
   </w:num>
   <w:num w:numId="4" w16cid:durableId="1412510016">
-    <w:abstractNumId w:val="43"/>
+    <w:abstractNumId w:val="44"/>
   </w:num>
   <w:num w:numId="5" w16cid:durableId="2009137674">
-    <w:abstractNumId w:val="38"/>
+    <w:abstractNumId w:val="39"/>
   </w:num>
   <w:num w:numId="6" w16cid:durableId="846213150">
     <w:abstractNumId w:val="8"/>
   </w:num>
   <w:num w:numId="7" w16cid:durableId="723069717">
-    <w:abstractNumId w:val="46"/>
+    <w:abstractNumId w:val="47"/>
   </w:num>
   <w:num w:numId="8" w16cid:durableId="594020350">
-    <w:abstractNumId w:val="19"/>
+    <w:abstractNumId w:val="20"/>
   </w:num>
   <w:num w:numId="9" w16cid:durableId="1871139909">
-    <w:abstractNumId w:val="33"/>
+    <w:abstractNumId w:val="34"/>
   </w:num>
   <w:num w:numId="10" w16cid:durableId="1461849459">
+    <w:abstractNumId w:val="26"/>
+  </w:num>
+  <w:num w:numId="11" w16cid:durableId="1461875675">
     <w:abstractNumId w:val="25"/>
   </w:num>
-  <w:num w:numId="11" w16cid:durableId="1461875675">
-    <w:abstractNumId w:val="24"/>
-  </w:num>
   <w:num w:numId="12" w16cid:durableId="739134311">
-    <w:abstractNumId w:val="22"/>
+    <w:abstractNumId w:val="23"/>
   </w:num>
   <w:num w:numId="13" w16cid:durableId="988947561">
-    <w:abstractNumId w:val="15"/>
+    <w:abstractNumId w:val="16"/>
   </w:num>
   <w:num w:numId="14" w16cid:durableId="1236747235">
     <w:abstractNumId w:val="9"/>
@@ -32424,25 +32769,25 @@
     <w:abstractNumId w:val="1"/>
   </w:num>
   <w:num w:numId="18" w16cid:durableId="2146072887">
-    <w:abstractNumId w:val="18"/>
+    <w:abstractNumId w:val="19"/>
   </w:num>
   <w:num w:numId="19" w16cid:durableId="393747222">
-    <w:abstractNumId w:val="20"/>
+    <w:abstractNumId w:val="21"/>
   </w:num>
   <w:num w:numId="20" w16cid:durableId="1911693795">
     <w:abstractNumId w:val="7"/>
   </w:num>
   <w:num w:numId="21" w16cid:durableId="1029336402">
-    <w:abstractNumId w:val="27"/>
+    <w:abstractNumId w:val="28"/>
   </w:num>
   <w:num w:numId="22" w16cid:durableId="30309308">
-    <w:abstractNumId w:val="29"/>
+    <w:abstractNumId w:val="30"/>
   </w:num>
   <w:num w:numId="23" w16cid:durableId="2122872688">
-    <w:abstractNumId w:val="36"/>
+    <w:abstractNumId w:val="37"/>
   </w:num>
   <w:num w:numId="24" w16cid:durableId="533344833">
-    <w:abstractNumId w:val="14"/>
+    <w:abstractNumId w:val="15"/>
   </w:num>
   <w:num w:numId="25" w16cid:durableId="1975255196">
     <w:abstractNumId w:val="11"/>
@@ -32451,67 +32796,70 @@
     <w:abstractNumId w:val="5"/>
   </w:num>
   <w:num w:numId="27" w16cid:durableId="2031491238">
-    <w:abstractNumId w:val="26"/>
+    <w:abstractNumId w:val="27"/>
   </w:num>
   <w:num w:numId="28" w16cid:durableId="1868635507">
-    <w:abstractNumId w:val="45"/>
+    <w:abstractNumId w:val="46"/>
   </w:num>
   <w:num w:numId="29" w16cid:durableId="1752383533">
     <w:abstractNumId w:val="12"/>
   </w:num>
   <w:num w:numId="30" w16cid:durableId="869300735">
-    <w:abstractNumId w:val="30"/>
+    <w:abstractNumId w:val="31"/>
   </w:num>
   <w:num w:numId="31" w16cid:durableId="1486553807">
     <w:abstractNumId w:val="3"/>
   </w:num>
   <w:num w:numId="32" w16cid:durableId="1151754292">
-    <w:abstractNumId w:val="41"/>
+    <w:abstractNumId w:val="42"/>
   </w:num>
   <w:num w:numId="33" w16cid:durableId="659816737">
     <w:abstractNumId w:val="2"/>
   </w:num>
   <w:num w:numId="34" w16cid:durableId="1126462383">
-    <w:abstractNumId w:val="21"/>
+    <w:abstractNumId w:val="22"/>
   </w:num>
   <w:num w:numId="35" w16cid:durableId="42486870">
-    <w:abstractNumId w:val="44"/>
+    <w:abstractNumId w:val="45"/>
   </w:num>
   <w:num w:numId="36" w16cid:durableId="2077891357">
     <w:abstractNumId w:val="6"/>
   </w:num>
   <w:num w:numId="37" w16cid:durableId="1066682934">
-    <w:abstractNumId w:val="23"/>
+    <w:abstractNumId w:val="24"/>
   </w:num>
   <w:num w:numId="38" w16cid:durableId="849414355">
-    <w:abstractNumId w:val="37"/>
+    <w:abstractNumId w:val="38"/>
   </w:num>
   <w:num w:numId="39" w16cid:durableId="1693145615">
-    <w:abstractNumId w:val="17"/>
+    <w:abstractNumId w:val="18"/>
   </w:num>
   <w:num w:numId="40" w16cid:durableId="1341198504">
-    <w:abstractNumId w:val="13"/>
+    <w:abstractNumId w:val="14"/>
   </w:num>
   <w:num w:numId="41" w16cid:durableId="1059134594">
-    <w:abstractNumId w:val="28"/>
+    <w:abstractNumId w:val="29"/>
   </w:num>
   <w:num w:numId="42" w16cid:durableId="1221937138">
+    <w:abstractNumId w:val="36"/>
+  </w:num>
+  <w:num w:numId="43" w16cid:durableId="7295156">
     <w:abstractNumId w:val="35"/>
   </w:num>
-  <w:num w:numId="43" w16cid:durableId="7295156">
-    <w:abstractNumId w:val="34"/>
-  </w:num>
   <w:num w:numId="44" w16cid:durableId="876312708">
-    <w:abstractNumId w:val="39"/>
+    <w:abstractNumId w:val="40"/>
   </w:num>
   <w:num w:numId="45" w16cid:durableId="125399183">
-    <w:abstractNumId w:val="40"/>
+    <w:abstractNumId w:val="41"/>
   </w:num>
   <w:num w:numId="46" w16cid:durableId="438378632">
     <w:abstractNumId w:val="10"/>
   </w:num>
   <w:num w:numId="47" w16cid:durableId="833229641">
-    <w:abstractNumId w:val="32"/>
+    <w:abstractNumId w:val="33"/>
+  </w:num>
+  <w:num w:numId="48" w16cid:durableId="919632611">
+    <w:abstractNumId w:val="13"/>
   </w:num>
   <w:numIdMacAtCleanup w:val="16"/>
 </w:numbering>
@@ -32616,7 +32964,7 @@
     <w:lsdException w:name="E-mail Signature" w:semiHidden="1" w:unhideWhenUsed="1"/>
     <w:lsdException w:name="HTML Top of Form" w:semiHidden="1" w:unhideWhenUsed="1"/>
     <w:lsdException w:name="HTML Bottom of Form" w:semiHidden="1" w:unhideWhenUsed="1"/>
-    <w:lsdException w:name="Normal (Web)" w:semiHidden="1" w:unhideWhenUsed="1"/>
+    <w:lsdException w:name="Normal (Web)" w:semiHidden="1" w:uiPriority="99" w:unhideWhenUsed="1"/>
     <w:lsdException w:name="HTML Acronym" w:semiHidden="1" w:unhideWhenUsed="1"/>
     <w:lsdException w:name="HTML Address" w:semiHidden="1" w:unhideWhenUsed="1"/>
     <w:lsdException w:name="HTML Cite" w:semiHidden="1" w:unhideWhenUsed="1"/>
@@ -33031,6 +33379,7 @@
   <w:style w:type="character" w:default="1" w:styleId="DefaultParagraphFont">
     <w:name w:val="Default Paragraph Font"/>
     <w:uiPriority w:val="1"/>
+    <w:semiHidden/>
     <w:unhideWhenUsed/>
   </w:style>
   <w:style w:type="table" w:default="1" w:styleId="TableNormal">
@@ -33485,6 +33834,23 @@
     <w:basedOn w:val="DefaultParagraphFont"/>
     <w:rsid w:val="00BD07C3"/>
   </w:style>
+  <w:style w:type="paragraph" w:styleId="NormalWeb">
+    <w:name w:val="Normal (Web)"/>
+    <w:basedOn w:val="Normal"/>
+    <w:uiPriority w:val="99"/>
+    <w:semiHidden/>
+    <w:unhideWhenUsed/>
+    <w:rsid w:val="008F304D"/>
+    <w:pPr>
+      <w:spacing w:before="100" w:beforeAutospacing="1" w:after="100" w:afterAutospacing="1"/>
+    </w:pPr>
+    <w:rPr>
+      <w:rFonts w:ascii="Times New Roman" w:eastAsia="Times New Roman" w:hAnsi="Times New Roman"/>
+      <w:sz w:val="24"/>
+      <w:szCs w:val="24"/>
+      <w:lang w:val="en-US" w:eastAsia="en-US"/>
+    </w:rPr>
+  </w:style>
 </w:styles>
 </file>
 
@@ -33774,10 +34140,6 @@
 </file>
 
 <file path=customXml/item1.xml><?xml version="1.0" encoding="utf-8"?>
-<b:Sources xmlns:b="http://schemas.openxmlformats.org/officeDocument/2006/bibliography" xmlns="http://schemas.openxmlformats.org/officeDocument/2006/bibliography" SelectedStyle="\APASixthEditionOfficeOnline.xsl" StyleName="APA" Version="6"/>
-</file>
-
-<file path=customXml/item2.xml><?xml version="1.0" encoding="utf-8"?>
 <?mso-contentType ?>
 <FormTemplates xmlns="http://schemas.microsoft.com/sharepoint/v3/contenttype/forms">
   <Display>DocumentLibraryForm</Display>
@@ -33786,13 +34148,7 @@
 </FormTemplates>
 </file>
 
-<file path=customXml/item3.xml><?xml version="1.0" encoding="utf-8"?>
-<p:properties xmlns:p="http://schemas.microsoft.com/office/2006/metadata/properties" xmlns:xsi="http://www.w3.org/2001/XMLSchema-instance" xmlns:pc="http://schemas.microsoft.com/office/infopath/2007/PartnerControls">
-  <documentManagement/>
-</p:properties>
-</file>
-
-<file path=customXml/item4.xml><?xml version="1.0" encoding="utf-8"?>
+<file path=customXml/item2.xml><?xml version="1.0" encoding="utf-8"?>
 <ct:contentTypeSchema xmlns:ct="http://schemas.microsoft.com/office/2006/metadata/contentType" xmlns:ma="http://schemas.microsoft.com/office/2006/metadata/properties/metaAttributes" ct:_="" ma:_="" ma:contentTypeName="Document" ma:contentTypeID="0x010100922A3CA1EE6E4B44833A16005451862E" ma:contentTypeVersion="3" ma:contentTypeDescription="Create a new document." ma:contentTypeScope="" ma:versionID="b712dade4bf8bf57d4a0cdac4d020ae4">
   <xsd:schema xmlns:xsd="http://www.w3.org/2001/XMLSchema" xmlns:xs="http://www.w3.org/2001/XMLSchema" xmlns:p="http://schemas.microsoft.com/office/2006/metadata/properties" xmlns:ns2="92f6da62-8f25-40d3-824c-47c5f6f94bd6" targetNamespace="http://schemas.microsoft.com/office/2006/metadata/properties" ma:root="true" ma:fieldsID="f6f8642a0533a95cbf7fc7bbc8c1e153" ns2:_="">
     <xsd:import namespace="92f6da62-8f25-40d3-824c-47c5f6f94bd6"/>
@@ -33930,15 +34286,17 @@
 </ct:contentTypeSchema>
 </file>
 
-<file path=customXml/itemProps1.xml><?xml version="1.0" encoding="utf-8"?>
-<ds:datastoreItem xmlns:ds="http://schemas.openxmlformats.org/officeDocument/2006/customXml" ds:itemID="{E3DA75CE-018A-4AF1-8B5C-BF0FBFE76924}">
-  <ds:schemaRefs>
-    <ds:schemaRef ds:uri="http://schemas.openxmlformats.org/officeDocument/2006/bibliography"/>
-  </ds:schemaRefs>
-</ds:datastoreItem>
+<file path=customXml/item3.xml><?xml version="1.0" encoding="utf-8"?>
+<p:properties xmlns:p="http://schemas.microsoft.com/office/2006/metadata/properties" xmlns:xsi="http://www.w3.org/2001/XMLSchema-instance" xmlns:pc="http://schemas.microsoft.com/office/infopath/2007/PartnerControls">
+  <documentManagement/>
+</p:properties>
 </file>
 
-<file path=customXml/itemProps2.xml><?xml version="1.0" encoding="utf-8"?>
+<file path=customXml/item4.xml><?xml version="1.0" encoding="utf-8"?>
+<b:Sources xmlns:b="http://schemas.openxmlformats.org/officeDocument/2006/bibliography" xmlns="http://schemas.openxmlformats.org/officeDocument/2006/bibliography" SelectedStyle="\APASixthEditionOfficeOnline.xsl" StyleName="APA" Version="6"/>
+</file>
+
+<file path=customXml/itemProps1.xml><?xml version="1.0" encoding="utf-8"?>
 <ds:datastoreItem xmlns:ds="http://schemas.openxmlformats.org/officeDocument/2006/customXml" ds:itemID="{82A9BB68-56B4-4822-B6B7-DB471576EB1F}">
   <ds:schemaRefs>
     <ds:schemaRef ds:uri="http://schemas.microsoft.com/sharepoint/v3/contenttype/forms"/>
@@ -33946,16 +34304,7 @@
 </ds:datastoreItem>
 </file>
 
-<file path=customXml/itemProps3.xml><?xml version="1.0" encoding="utf-8"?>
-<ds:datastoreItem xmlns:ds="http://schemas.openxmlformats.org/officeDocument/2006/customXml" ds:itemID="{B2E31085-3E06-4A9F-9730-20A04C85DF24}">
-  <ds:schemaRefs>
-    <ds:schemaRef ds:uri="http://schemas.microsoft.com/office/2006/metadata/properties"/>
-    <ds:schemaRef ds:uri="http://schemas.microsoft.com/office/infopath/2007/PartnerControls"/>
-  </ds:schemaRefs>
-</ds:datastoreItem>
-</file>
-
-<file path=customXml/itemProps4.xml><?xml version="1.0" encoding="utf-8"?>
+<file path=customXml/itemProps2.xml><?xml version="1.0" encoding="utf-8"?>
 <ds:datastoreItem xmlns:ds="http://schemas.openxmlformats.org/officeDocument/2006/customXml" ds:itemID="{69960CE0-24F5-4ADF-A12F-FE193FFA9C43}">
   <ds:schemaRefs>
     <ds:schemaRef ds:uri="http://schemas.microsoft.com/office/2006/metadata/contentType"/>
@@ -33971,4 +34320,21 @@
     <ds:schemaRef ds:uri="http://schemas.microsoft.com/internal/obd"/>
   </ds:schemaRefs>
 </ds:datastoreItem>
+</file>
+
+<file path=customXml/itemProps3.xml><?xml version="1.0" encoding="utf-8"?>
+<ds:datastoreItem xmlns:ds="http://schemas.openxmlformats.org/officeDocument/2006/customXml" ds:itemID="{B2E31085-3E06-4A9F-9730-20A04C85DF24}">
+  <ds:schemaRefs>
+    <ds:schemaRef ds:uri="http://schemas.microsoft.com/office/2006/metadata/properties"/>
+    <ds:schemaRef ds:uri="http://schemas.microsoft.com/office/infopath/2007/PartnerControls"/>
+  </ds:schemaRefs>
+</ds:datastoreItem>
+</file>
+
+<file path=customXml/itemProps4.xml><?xml version="1.0" encoding="utf-8"?>
+<ds:datastoreItem xmlns:ds="http://schemas.openxmlformats.org/officeDocument/2006/customXml" ds:itemID="{E3DA75CE-018A-4AF1-8B5C-BF0FBFE76924}">
+  <ds:schemaRefs>
+    <ds:schemaRef ds:uri="http://schemas.openxmlformats.org/officeDocument/2006/bibliography"/>
+  </ds:schemaRefs>
+</ds:datastoreItem>
 </file>
--- a/documents/Assignment 2.docx
+++ b/documents/Assignment 2.docx
@@ -1,6 +1,6 @@
 
 <file path=word/document.xml><?xml version="1.0" encoding="utf-8"?>
-<w:document xmlns:wpc="http://schemas.microsoft.com/office/word/2010/wordprocessingCanvas" xmlns:cx="http://schemas.microsoft.com/office/drawing/2014/chartex" xmlns:cx1="http://schemas.microsoft.com/office/drawing/2015/9/8/chartex" xmlns:cx2="http://schemas.microsoft.com/office/drawing/2015/10/21/chartex" xmlns:cx3="http://schemas.microsoft.com/office/drawing/2016/5/9/chartex" xmlns:cx4="http://schemas.microsoft.com/office/drawing/2016/5/10/chartex" xmlns:cx5="http://schemas.microsoft.com/office/drawing/2016/5/11/chartex" xmlns:cx6="http://schemas.microsoft.com/office/drawing/2016/5/12/chartex" xmlns:cx7="http://schemas.microsoft.com/office/drawing/2016/5/13/chartex" xmlns:cx8="http://schemas.microsoft.com/office/drawing/2016/5/14/chartex" xmlns:mc="http://schemas.openxmlformats.org/markup-compatibility/2006" xmlns:aink="http://schemas.microsoft.com/office/drawing/2016/ink" xmlns:am3d="http://schemas.microsoft.com/office/drawing/2017/model3d" xmlns:o="urn:schemas-microsoft-com:office:office" xmlns:oel="http://schemas.microsoft.com/office/2019/extlst" xmlns:r="http://schemas.openxmlformats.org/officeDocument/2006/relationships" xmlns:m="http://schemas.openxmlformats.org/officeDocument/2006/math" xmlns:v="urn:schemas-microsoft-com:vml" xmlns:wp14="http://schemas.microsoft.com/office/word/2010/wordprocessingDrawing" xmlns:wp="http://schemas.openxmlformats.org/drawingml/2006/wordprocessingDrawing" xmlns:w10="urn:schemas-microsoft-com:office:word" xmlns:w="http://schemas.openxmlformats.org/wordprocessingml/2006/main" xmlns:w14="http://schemas.microsoft.com/office/word/2010/wordml" xmlns:w15="http://schemas.microsoft.com/office/word/2012/wordml" xmlns:w16cex="http://schemas.microsoft.com/office/word/2018/wordml/cex" xmlns:w16cid="http://schemas.microsoft.com/office/word/2016/wordml/cid" xmlns:w16="http://schemas.microsoft.com/office/word/2018/wordml" xmlns:w16du="http://schemas.microsoft.com/office/word/2023/wordml/word16du" xmlns:w16sdtdh="http://schemas.microsoft.com/office/word/2020/wordml/sdtdatahash" xmlns:w16sdtfl="http://schemas.microsoft.com/office/word/2024/wordml/sdtformatlock" xmlns:w16se="http://schemas.microsoft.com/office/word/2015/wordml/symex" xmlns:wpg="http://schemas.microsoft.com/office/word/2010/wordprocessingGroup" xmlns:wpi="http://schemas.microsoft.com/office/word/2010/wordprocessingInk" xmlns:wne="http://schemas.microsoft.com/office/word/2006/wordml" xmlns:wps="http://schemas.microsoft.com/office/word/2010/wordprocessingShape" mc:Ignorable="w14 w15 w16se w16cid w16 w16cex w16sdtdh w16sdtfl w16du wp14">
+<w:document xmlns:wpc="http://schemas.microsoft.com/office/word/2010/wordprocessingCanvas" xmlns:cx="http://schemas.microsoft.com/office/drawing/2014/chartex" xmlns:cx1="http://schemas.microsoft.com/office/drawing/2015/9/8/chartex" xmlns:cx2="http://schemas.microsoft.com/office/drawing/2015/10/21/chartex" xmlns:cx3="http://schemas.microsoft.com/office/drawing/2016/5/9/chartex" xmlns:cx4="http://schemas.microsoft.com/office/drawing/2016/5/10/chartex" xmlns:cx5="http://schemas.microsoft.com/office/drawing/2016/5/11/chartex" xmlns:cx6="http://schemas.microsoft.com/office/drawing/2016/5/12/chartex" xmlns:cx7="http://schemas.microsoft.com/office/drawing/2016/5/13/chartex" xmlns:cx8="http://schemas.microsoft.com/office/drawing/2016/5/14/chartex" xmlns:mc="http://schemas.openxmlformats.org/markup-compatibility/2006" xmlns:aink="http://schemas.microsoft.com/office/drawing/2016/ink" xmlns:am3d="http://schemas.microsoft.com/office/drawing/2017/model3d" xmlns:o="urn:schemas-microsoft-com:office:office" xmlns:oel="http://schemas.microsoft.com/office/2019/extlst" xmlns:r="http://schemas.openxmlformats.org/officeDocument/2006/relationships" xmlns:m="http://schemas.openxmlformats.org/officeDocument/2006/math" xmlns:v="urn:schemas-microsoft-com:vml" xmlns:wp14="http://schemas.microsoft.com/office/word/2010/wordprocessingDrawing" xmlns:wp="http://schemas.openxmlformats.org/drawingml/2006/wordprocessingDrawing" xmlns:w10="urn:schemas-microsoft-com:office:word" xmlns:w="http://schemas.openxmlformats.org/wordprocessingml/2006/main" xmlns:w14="http://schemas.microsoft.com/office/word/2010/wordml" xmlns:w15="http://schemas.microsoft.com/office/word/2012/wordml" xmlns:w16cei="http://schemas.microsoft.com/office/word/2026/wordml/cei" xmlns:w16cex="http://schemas.microsoft.com/office/word/2018/wordml/cex" xmlns:w16cid="http://schemas.microsoft.com/office/word/2016/wordml/cid" xmlns:w16="http://schemas.microsoft.com/office/word/2018/wordml" xmlns:w16du="http://schemas.microsoft.com/office/word/2023/wordml/word16du" xmlns:w16sdtdh="http://schemas.microsoft.com/office/word/2020/wordml/sdtdatahash" xmlns:w16sdtfl="http://schemas.microsoft.com/office/word/2024/wordml/sdtformatlock" xmlns:w16se="http://schemas.microsoft.com/office/word/2015/wordml/symex" xmlns:wpg="http://schemas.microsoft.com/office/word/2010/wordprocessingGroup" xmlns:wpi="http://schemas.microsoft.com/office/word/2010/wordprocessingInk" xmlns:wne="http://schemas.microsoft.com/office/word/2006/wordml" xmlns:wps="http://schemas.microsoft.com/office/word/2010/wordprocessingShape" mc:Ignorable="w14 w15 w16se w16cid w16 w16cex w16sdtdh w16sdtfl w16du wp14">
   <w:body>
     <w:sdt>
       <w:sdtPr>
@@ -541,7 +541,6 @@
               <w:szCs w:val="24"/>
             </w:rPr>
           </w:pPr>
-          <w:proofErr w:type="gramStart"/>
           <w:r>
             <w:rPr>
               <w:rFonts w:ascii="Times New Roman" w:eastAsia="Aptos" w:hAnsi="Times New Roman"/>
@@ -582,7 +581,6 @@
             </w:rPr>
             <w:t>September</w:t>
           </w:r>
-          <w:proofErr w:type="gramEnd"/>
           <w:r>
             <w:rPr>
               <w:rFonts w:ascii="Times New Roman" w:eastAsia="Aptos" w:hAnsi="Times New Roman"/>
@@ -6296,29 +6294,7 @@
                 <w:szCs w:val="24"/>
                 <w:lang w:val="en-AU"/>
               </w:rPr>
-              <w:t xml:space="preserve">Cleans, merges and </w:t>
-            </w:r>
-            <w:proofErr w:type="gramStart"/>
-            <w:r>
-              <w:rPr>
-                <w:rFonts w:ascii="Times New Roman" w:eastAsia="Times New Roman" w:hAnsi="Times New Roman"/>
-                <w:color w:val="000000" w:themeColor="text1"/>
-                <w:sz w:val="24"/>
-                <w:szCs w:val="24"/>
-                <w:lang w:val="en-AU"/>
-              </w:rPr>
-              <w:t>engineers</w:t>
-            </w:r>
-            <w:proofErr w:type="gramEnd"/>
-            <w:r>
-              <w:rPr>
-                <w:rFonts w:ascii="Times New Roman" w:eastAsia="Times New Roman" w:hAnsi="Times New Roman"/>
-                <w:color w:val="000000" w:themeColor="text1"/>
-                <w:sz w:val="24"/>
-                <w:szCs w:val="24"/>
-                <w:lang w:val="en-AU"/>
-              </w:rPr>
-              <w:t xml:space="preserve"> features (lagged indicators, cyclical month encoding, per-capita normalisation) across the three sources.</w:t>
+              <w:t>Cleans, merges and engineers features (lagged indicators, cyclical month encoding, per-capita normalisation) across the three sources.</w:t>
             </w:r>
           </w:p>
         </w:tc>
@@ -7100,7 +7076,6 @@
         </w:rPr>
         <w:t xml:space="preserve"> </w:t>
       </w:r>
-      <w:proofErr w:type="gramStart"/>
       <w:r>
         <w:rPr>
           <w:rFonts w:ascii="Wingdings" w:eastAsia="Wingdings" w:hAnsi="Wingdings" w:cs="Wingdings"/>
@@ -7115,16 +7090,7 @@
           <w:sz w:val="24"/>
           <w:szCs w:val="24"/>
         </w:rPr>
-        <w:t xml:space="preserve">  Glue</w:t>
-      </w:r>
-      <w:proofErr w:type="gramEnd"/>
-      <w:r>
-        <w:rPr>
-          <w:rFonts w:ascii="Times New Roman" w:eastAsia="Times New Roman" w:hAnsi="Times New Roman"/>
-          <w:sz w:val="24"/>
-          <w:szCs w:val="24"/>
-        </w:rPr>
-        <w:t xml:space="preserve"> Data </w:t>
+        <w:t xml:space="preserve">  Glue Data </w:t>
       </w:r>
       <w:proofErr w:type="spellStart"/>
       <w:r>
@@ -7232,16 +7198,7 @@
           <w:sz w:val="24"/>
           <w:szCs w:val="24"/>
         </w:rPr>
-        <w:t>), the group project implements each stage using open-source, non-AWS tools, consistent with the module's guidance to rely on open-</w:t>
-      </w:r>
-      <w:proofErr w:type="gramStart"/>
-      <w:r>
-        <w:rPr>
-          <w:rFonts w:ascii="Times New Roman" w:eastAsia="Times New Roman" w:hAnsi="Times New Roman"/>
-          <w:sz w:val="24"/>
-          <w:szCs w:val="24"/>
-        </w:rPr>
-        <w:t xml:space="preserve">source </w:t>
+        <w:t xml:space="preserve">), the group project implements each stage using open-source, non-AWS tools, consistent with the module's guidance to rely on open-source </w:t>
       </w:r>
       <w:r>
         <w:rPr>
@@ -7258,16 +7215,7 @@
           <w:sz w:val="24"/>
           <w:szCs w:val="24"/>
         </w:rPr>
-        <w:t>tools</w:t>
-      </w:r>
-      <w:proofErr w:type="gramEnd"/>
-      <w:r>
-        <w:rPr>
-          <w:rFonts w:ascii="Times New Roman" w:eastAsia="Times New Roman" w:hAnsi="Times New Roman"/>
-          <w:sz w:val="24"/>
-          <w:szCs w:val="24"/>
-        </w:rPr>
-        <w:t xml:space="preserve"> for the group deliverable.</w:t>
+        <w:t>tools for the group deliverable.</w:t>
       </w:r>
     </w:p>
     <w:p>
@@ -9261,7 +9209,6 @@
               </w:rPr>
               <w:t xml:space="preserve">Incorporate feedback; finalise </w:t>
             </w:r>
-            <w:proofErr w:type="gramStart"/>
             <w:r>
               <w:rPr>
                 <w:rFonts w:ascii="Times New Roman" w:eastAsia="Times New Roman" w:hAnsi="Times New Roman" w:cs="Times New Roman"/>
@@ -9287,17 +9234,7 @@
                 <w:szCs w:val="24"/>
                 <w:lang w:val="en-AU"/>
               </w:rPr>
-              <w:t xml:space="preserve"> deploy</w:t>
-            </w:r>
-            <w:proofErr w:type="gramEnd"/>
-            <w:r>
-              <w:rPr>
-                <w:rFonts w:ascii="Times New Roman" w:eastAsia="Times New Roman" w:hAnsi="Times New Roman" w:cs="Times New Roman"/>
-                <w:sz w:val="24"/>
-                <w:szCs w:val="24"/>
-                <w:lang w:val="en-AU"/>
-              </w:rPr>
-              <w:t xml:space="preserve"> to </w:t>
+              <w:t xml:space="preserve"> deploy to </w:t>
             </w:r>
             <w:proofErr w:type="spellStart"/>
             <w:r>
@@ -10192,7 +10129,6 @@
               </w:rPr>
               <w:t xml:space="preserve">Cleans, merges and </w:t>
             </w:r>
-            <w:proofErr w:type="gramStart"/>
             <w:r>
               <w:rPr>
                 <w:rFonts w:ascii="Times New Roman" w:eastAsia="Times New Roman" w:hAnsi="Times New Roman" w:cs="Times New Roman"/>
@@ -10202,7 +10138,6 @@
               </w:rPr>
               <w:t>engineers</w:t>
             </w:r>
-            <w:proofErr w:type="gramEnd"/>
             <w:r>
               <w:rPr>
                 <w:rFonts w:ascii="Times New Roman" w:eastAsia="Times New Roman" w:hAnsi="Times New Roman" w:cs="Times New Roman"/>
@@ -10377,19 +10312,8 @@
                 <w:szCs w:val="24"/>
                 <w:lang w:val="en-AU"/>
               </w:rPr>
-              <w:t xml:space="preserve">Dashboard &amp; </w:t>
-            </w:r>
-            <w:proofErr w:type="gramStart"/>
-            <w:r>
-              <w:rPr>
-                <w:rFonts w:ascii="Times New Roman" w:eastAsia="Times New Roman" w:hAnsi="Times New Roman" w:cs="Times New Roman"/>
-                <w:sz w:val="24"/>
-                <w:szCs w:val="24"/>
-                <w:lang w:val="en-AU"/>
-              </w:rPr>
-              <w:t>Deploy</w:t>
-            </w:r>
-            <w:proofErr w:type="gramEnd"/>
+              <w:t>Dashboard &amp; Deploy</w:t>
+            </w:r>
           </w:p>
         </w:tc>
         <w:tc>
@@ -11029,25 +10953,7 @@
           <w:sz w:val="24"/>
           <w:szCs w:val="24"/>
         </w:rPr>
-        <w:t xml:space="preserve">And the final risk is misuse or misinterpretation of the forecasts. If predictions are read as statements about </w:t>
-      </w:r>
-      <w:proofErr w:type="gramStart"/>
-      <w:r>
-        <w:rPr>
-          <w:rFonts w:ascii="Times New Roman" w:eastAsia="Times New Roman" w:hAnsi="Times New Roman"/>
-          <w:sz w:val="24"/>
-          <w:szCs w:val="24"/>
-        </w:rPr>
-        <w:t>particular communities</w:t>
-      </w:r>
-      <w:proofErr w:type="gramEnd"/>
-      <w:r>
-        <w:rPr>
-          <w:rFonts w:ascii="Times New Roman" w:eastAsia="Times New Roman" w:hAnsi="Times New Roman"/>
-          <w:sz w:val="24"/>
-          <w:szCs w:val="24"/>
-        </w:rPr>
-        <w:t>, the system could cause harm rather than support safety. Small counts in low-population regions could also make incidents identifiable. Forecasts will therefore be shown only at region and month level, with uncertainty ranges, and small values will be suppressed.</w:t>
+        <w:t>And the final risk is misuse or misinterpretation of the forecasts. If predictions are read as statements about particular communities, the system could cause harm rather than support safety. Small counts in low-population regions could also make incidents identifiable. Forecasts will therefore be shown only at region and month level, with uncertainty ranges, and small values will be suppressed.</w:t>
       </w:r>
     </w:p>
     <w:p>
@@ -11753,29 +11659,7 @@
           <w:sz w:val="24"/>
           <w:szCs w:val="24"/>
         </w:rPr>
-        <w:t xml:space="preserve">NT crime </w:t>
-      </w:r>
-      <w:proofErr w:type="gramStart"/>
-      <w:r>
-        <w:rPr>
-          <w:rFonts w:ascii="Times New Roman" w:eastAsia="Times New Roman" w:hAnsi="Times New Roman"/>
-          <w:i/>
-          <w:iCs/>
-          <w:sz w:val="24"/>
-          <w:szCs w:val="24"/>
-        </w:rPr>
-        <w:t>statistics march</w:t>
-      </w:r>
-      <w:proofErr w:type="gramEnd"/>
-      <w:r>
-        <w:rPr>
-          <w:rFonts w:ascii="Times New Roman" w:eastAsia="Times New Roman" w:hAnsi="Times New Roman"/>
-          <w:i/>
-          <w:iCs/>
-          <w:sz w:val="24"/>
-          <w:szCs w:val="24"/>
-        </w:rPr>
-        <w:t xml:space="preserve"> 2026 - NTG open data portal</w:t>
+        <w:t>NT crime statistics march 2026 - NTG open data portal</w:t>
       </w:r>
       <w:r>
         <w:rPr>
@@ -11786,7 +11670,6 @@
         <w:t xml:space="preserve">. </w:t>
       </w:r>
       <w:proofErr w:type="spellStart"/>
-      <w:proofErr w:type="gramStart"/>
       <w:r>
         <w:rPr>
           <w:rFonts w:ascii="Times New Roman" w:eastAsia="Times New Roman" w:hAnsi="Times New Roman"/>
@@ -11796,7 +11679,6 @@
         <w:t>Nt.Gov.Au</w:t>
       </w:r>
       <w:proofErr w:type="spellEnd"/>
-      <w:proofErr w:type="gramEnd"/>
       <w:r>
         <w:rPr>
           <w:rFonts w:ascii="Times New Roman" w:eastAsia="Times New Roman" w:hAnsi="Times New Roman"/>
@@ -16567,29 +16449,7 @@
                 <w:szCs w:val="24"/>
                 <w:lang w:val="en-AU"/>
               </w:rPr>
-              <w:t xml:space="preserve">Cleans, merges and </w:t>
-            </w:r>
-            <w:proofErr w:type="gramStart"/>
-            <w:r>
-              <w:rPr>
-                <w:rFonts w:ascii="Times New Roman" w:eastAsia="Times New Roman" w:hAnsi="Times New Roman"/>
-                <w:color w:val="000000" w:themeColor="text1"/>
-                <w:sz w:val="24"/>
-                <w:szCs w:val="24"/>
-                <w:lang w:val="en-AU"/>
-              </w:rPr>
-              <w:t>engineers</w:t>
-            </w:r>
-            <w:proofErr w:type="gramEnd"/>
-            <w:r>
-              <w:rPr>
-                <w:rFonts w:ascii="Times New Roman" w:eastAsia="Times New Roman" w:hAnsi="Times New Roman"/>
-                <w:color w:val="000000" w:themeColor="text1"/>
-                <w:sz w:val="24"/>
-                <w:szCs w:val="24"/>
-                <w:lang w:val="en-AU"/>
-              </w:rPr>
-              <w:t xml:space="preserve"> features (lagged indicators, cyclical month encoding, per-capita normalisation) across the three sources.</w:t>
+              <w:t>Cleans, merges and engineers features (lagged indicators, cyclical month encoding, per-capita normalisation) across the three sources.</w:t>
             </w:r>
           </w:p>
         </w:tc>
@@ -17345,7 +17205,6 @@
         </w:rPr>
         <w:t xml:space="preserve"> </w:t>
       </w:r>
-      <w:proofErr w:type="gramStart"/>
       <w:r>
         <w:rPr>
           <w:rFonts w:ascii="Wingdings" w:eastAsia="Wingdings" w:hAnsi="Wingdings" w:cs="Wingdings"/>
@@ -17360,16 +17219,7 @@
           <w:sz w:val="24"/>
           <w:szCs w:val="24"/>
         </w:rPr>
-        <w:t xml:space="preserve">  Glue</w:t>
-      </w:r>
-      <w:proofErr w:type="gramEnd"/>
-      <w:r>
-        <w:rPr>
-          <w:rFonts w:ascii="Times New Roman" w:eastAsia="Times New Roman" w:hAnsi="Times New Roman"/>
-          <w:sz w:val="24"/>
-          <w:szCs w:val="24"/>
-        </w:rPr>
-        <w:t xml:space="preserve"> Data </w:t>
+        <w:t xml:space="preserve">  Glue Data </w:t>
       </w:r>
       <w:proofErr w:type="spellStart"/>
       <w:r>
@@ -17477,16 +17327,7 @@
           <w:sz w:val="24"/>
           <w:szCs w:val="24"/>
         </w:rPr>
-        <w:t>), the group project implements each stage using open-source, non-AWS tools, consistent with the module's guidance to rely on open-</w:t>
-      </w:r>
-      <w:proofErr w:type="gramStart"/>
-      <w:r>
-        <w:rPr>
-          <w:rFonts w:ascii="Times New Roman" w:eastAsia="Times New Roman" w:hAnsi="Times New Roman"/>
-          <w:sz w:val="24"/>
-          <w:szCs w:val="24"/>
-        </w:rPr>
-        <w:t xml:space="preserve">source </w:t>
+        <w:t xml:space="preserve">), the group project implements each stage using open-source, non-AWS tools, consistent with the module's guidance to rely on open-source </w:t>
       </w:r>
       <w:r>
         <w:rPr>
@@ -17503,16 +17344,7 @@
           <w:sz w:val="24"/>
           <w:szCs w:val="24"/>
         </w:rPr>
-        <w:t>tools</w:t>
-      </w:r>
-      <w:proofErr w:type="gramEnd"/>
-      <w:r>
-        <w:rPr>
-          <w:rFonts w:ascii="Times New Roman" w:eastAsia="Times New Roman" w:hAnsi="Times New Roman"/>
-          <w:sz w:val="24"/>
-          <w:szCs w:val="24"/>
-        </w:rPr>
-        <w:t xml:space="preserve"> for the group deliverable.</w:t>
+        <w:t>tools for the group deliverable.</w:t>
       </w:r>
     </w:p>
     <w:p>
@@ -17721,42 +17553,6 @@
           <w:lang w:val="en-AU"/>
         </w:rPr>
         <w:t>Data cleaning and preprocessing</w:t>
-      </w:r>
-      <w:r>
-        <w:rPr>
-          <w:rFonts w:ascii="Times New Roman" w:eastAsia="Times New Roman" w:hAnsi="Times New Roman" w:cs="Times New Roman"/>
-          <w:b/>
-          <w:bCs/>
-          <w:sz w:val="24"/>
-          <w:szCs w:val="24"/>
-          <w:highlight w:val="yellow"/>
-          <w:lang w:val="en-AU"/>
-        </w:rPr>
-        <w:t xml:space="preserve"> </w:t>
-      </w:r>
-      <w:r>
-        <w:rPr>
-          <w:rFonts w:ascii="Times New Roman" w:eastAsia="Times New Roman" w:hAnsi="Times New Roman" w:cs="Times New Roman"/>
-          <w:b/>
-          <w:bCs/>
-          <w:sz w:val="24"/>
-          <w:szCs w:val="24"/>
-          <w:highlight w:val="yellow"/>
-          <w:lang w:val="en-AU"/>
-        </w:rPr>
-        <w:t>–</w:t>
-      </w:r>
-      <w:r>
-        <w:rPr>
-          <w:rFonts w:ascii="Times New Roman" w:eastAsia="Times New Roman" w:hAnsi="Times New Roman" w:cs="Times New Roman"/>
-          <w:b/>
-          <w:bCs/>
-          <w:sz w:val="24"/>
-          <w:szCs w:val="24"/>
-          <w:highlight w:val="yellow"/>
-          <w:lang w:val="en-AU"/>
-        </w:rPr>
-        <w:t xml:space="preserve"> Emma</w:t>
       </w:r>
     </w:p>
     <w:p>
@@ -20189,49 +19985,21 @@
         <w:rPr>
           <w:rStyle w:val="normaltextrun"/>
         </w:rPr>
-        <w:t xml:space="preserve">Since the crime rate is not normally distributed but rather follows a </w:t>
-      </w:r>
-      <w:proofErr w:type="gramStart"/>
+        <w:t>Since the crime rate is not normally distributed but rather follows a log-normal distribution (heavily right-skewed) due to seasonality characteristics. By transforming the assault rate logarithmically, we aim to </w:t>
+      </w:r>
+      <w:proofErr w:type="spellStart"/>
       <w:r>
         <w:rPr>
           <w:rStyle w:val="normaltextrun"/>
         </w:rPr>
-        <w:t>log</w:t>
-      </w:r>
-      <w:proofErr w:type="gramEnd"/>
+        <w:t>stabilise</w:t>
+      </w:r>
+      <w:proofErr w:type="spellEnd"/>
       <w:r>
         <w:rPr>
           <w:rStyle w:val="normaltextrun"/>
         </w:rPr>
-        <w:t>-normal distribution (heavily right-skewed) due to seasonality characteristics. By transforming the assault rate logarithmically, we aim to </w:t>
-      </w:r>
-      <w:proofErr w:type="spellStart"/>
-      <w:r>
-        <w:rPr>
-          <w:rStyle w:val="normaltextrun"/>
-        </w:rPr>
-        <w:t>stabilise</w:t>
-      </w:r>
-      <w:proofErr w:type="spellEnd"/>
-      <w:r>
-        <w:rPr>
-          <w:rStyle w:val="normaltextrun"/>
-        </w:rPr>
-        <w:t> the distribution, making it symmetrical which is essential for good performance of linear regression </w:t>
-      </w:r>
-      <w:proofErr w:type="gramStart"/>
-      <w:r>
-        <w:rPr>
-          <w:rStyle w:val="normaltextrun"/>
-        </w:rPr>
-        <w:t>models(</w:t>
-      </w:r>
-      <w:proofErr w:type="gramEnd"/>
-      <w:r>
-        <w:rPr>
-          <w:rStyle w:val="normaltextrun"/>
-        </w:rPr>
-        <w:t>Limpert et al., 2001)</w:t>
+        <w:t> the distribution, making it symmetrical which is essential for good performance of linear regression models(Limpert et al., 2001)</w:t>
       </w:r>
     </w:p>
     <w:p>
@@ -20404,21 +20172,7 @@
         <w:rPr>
           <w:rStyle w:val="normaltextrun"/>
         </w:rPr>
-        <w:t>According to research by Baird </w:t>
-      </w:r>
-      <w:proofErr w:type="gramStart"/>
-      <w:r>
-        <w:rPr>
-          <w:rStyle w:val="normaltextrun"/>
-        </w:rPr>
-        <w:t>et al. ,</w:t>
-      </w:r>
-      <w:proofErr w:type="gramEnd"/>
-      <w:r>
-        <w:rPr>
-          <w:rStyle w:val="normaltextrun"/>
-        </w:rPr>
-        <w:t> (2019), the homicide rate experiences a significant spike on New Year’s Day. Therefore, this feature is added to capture this valuable information.</w:t>
+        <w:t>According to research by Baird et al. , (2019), the homicide rate experiences a significant spike on New Year’s Day. Therefore, this feature is added to capture this valuable information.</w:t>
       </w:r>
     </w:p>
     <w:p>
@@ -23196,27 +22950,7 @@
                 <w:szCs w:val="24"/>
                 <w:lang w:val="en-AU"/>
               </w:rPr>
-              <w:t xml:space="preserve">Incorporate feedback; finalise </w:t>
-            </w:r>
-            <w:proofErr w:type="gramStart"/>
-            <w:r>
-              <w:rPr>
-                <w:rFonts w:ascii="Times New Roman" w:eastAsia="Times New Roman" w:hAnsi="Times New Roman" w:cs="Times New Roman"/>
-                <w:sz w:val="24"/>
-                <w:szCs w:val="24"/>
-                <w:lang w:val="en-AU"/>
-              </w:rPr>
-              <w:t>dashboard;  deploy</w:t>
-            </w:r>
-            <w:proofErr w:type="gramEnd"/>
-            <w:r>
-              <w:rPr>
-                <w:rFonts w:ascii="Times New Roman" w:eastAsia="Times New Roman" w:hAnsi="Times New Roman" w:cs="Times New Roman"/>
-                <w:sz w:val="24"/>
-                <w:szCs w:val="24"/>
-                <w:lang w:val="en-AU"/>
-              </w:rPr>
-              <w:t xml:space="preserve"> to </w:t>
+              <w:t xml:space="preserve">Incorporate feedback; finalise dashboard;  deploy to </w:t>
             </w:r>
             <w:proofErr w:type="spellStart"/>
             <w:r>
@@ -24078,27 +23812,7 @@
                 <w:szCs w:val="24"/>
                 <w:lang w:val="en-AU"/>
               </w:rPr>
-              <w:t xml:space="preserve">Cleans, merges and </w:t>
-            </w:r>
-            <w:proofErr w:type="gramStart"/>
-            <w:r>
-              <w:rPr>
-                <w:rFonts w:ascii="Times New Roman" w:eastAsia="Times New Roman" w:hAnsi="Times New Roman" w:cs="Times New Roman"/>
-                <w:sz w:val="24"/>
-                <w:szCs w:val="24"/>
-                <w:lang w:val="en-AU"/>
-              </w:rPr>
-              <w:t>engineers</w:t>
-            </w:r>
-            <w:proofErr w:type="gramEnd"/>
-            <w:r>
-              <w:rPr>
-                <w:rFonts w:ascii="Times New Roman" w:eastAsia="Times New Roman" w:hAnsi="Times New Roman" w:cs="Times New Roman"/>
-                <w:sz w:val="24"/>
-                <w:szCs w:val="24"/>
-                <w:lang w:val="en-AU"/>
-              </w:rPr>
-              <w:t xml:space="preserve"> features across the three data sources; implements post-deployment drift-checking scripts</w:t>
+              <w:t>Cleans, merges and engineers features across the three data sources; implements post-deployment drift-checking scripts</w:t>
             </w:r>
           </w:p>
         </w:tc>
@@ -24251,19 +23965,8 @@
                 <w:szCs w:val="24"/>
                 <w:lang w:val="en-AU"/>
               </w:rPr>
-              <w:t xml:space="preserve">Dashboard &amp; </w:t>
-            </w:r>
-            <w:proofErr w:type="gramStart"/>
-            <w:r>
-              <w:rPr>
-                <w:rFonts w:ascii="Times New Roman" w:eastAsia="Times New Roman" w:hAnsi="Times New Roman" w:cs="Times New Roman"/>
-                <w:sz w:val="24"/>
-                <w:szCs w:val="24"/>
-                <w:lang w:val="en-AU"/>
-              </w:rPr>
-              <w:t>Deploy</w:t>
-            </w:r>
-            <w:proofErr w:type="gramEnd"/>
+              <w:t>Dashboard &amp; Deploy</w:t>
+            </w:r>
           </w:p>
         </w:tc>
         <w:tc>
@@ -24906,25 +24609,7 @@
           <w:sz w:val="24"/>
           <w:szCs w:val="24"/>
         </w:rPr>
-        <w:t xml:space="preserve">And the final risk is misuse or misinterpretation of the forecasts. If predictions are read as statements about </w:t>
-      </w:r>
-      <w:proofErr w:type="gramStart"/>
-      <w:r>
-        <w:rPr>
-          <w:rFonts w:ascii="Times New Roman" w:eastAsia="Times New Roman" w:hAnsi="Times New Roman"/>
-          <w:sz w:val="24"/>
-          <w:szCs w:val="24"/>
-        </w:rPr>
-        <w:t>particular communities</w:t>
-      </w:r>
-      <w:proofErr w:type="gramEnd"/>
-      <w:r>
-        <w:rPr>
-          <w:rFonts w:ascii="Times New Roman" w:eastAsia="Times New Roman" w:hAnsi="Times New Roman"/>
-          <w:sz w:val="24"/>
-          <w:szCs w:val="24"/>
-        </w:rPr>
-        <w:t>, the system could cause harm rather than support safety. Small counts in low-population regions could also make incidents identifiable. Forecasts will therefore be shown only at region and month level, with uncertainty ranges, and small values will be suppressed.</w:t>
+        <w:t>And the final risk is misuse or misinterpretation of the forecasts. If predictions are read as statements about particular communities, the system could cause harm rather than support safety. Small counts in low-population regions could also make incidents identifiable. Forecasts will therefore be shown only at region and month level, with uncertainty ranges, and small values will be suppressed.</w:t>
       </w:r>
     </w:p>
     <w:p>
@@ -25616,25 +25301,7 @@
           <w:sz w:val="24"/>
           <w:szCs w:val="24"/>
         </w:rPr>
-        <w:t xml:space="preserve">NT crime </w:t>
-      </w:r>
-      <w:proofErr w:type="gramStart"/>
-      <w:r>
-        <w:rPr>
-          <w:rFonts w:ascii="Times New Roman" w:eastAsia="Times New Roman" w:hAnsi="Times New Roman"/>
-          <w:sz w:val="24"/>
-          <w:szCs w:val="24"/>
-        </w:rPr>
-        <w:t>statistics march</w:t>
-      </w:r>
-      <w:proofErr w:type="gramEnd"/>
-      <w:r>
-        <w:rPr>
-          <w:rFonts w:ascii="Times New Roman" w:eastAsia="Times New Roman" w:hAnsi="Times New Roman"/>
-          <w:sz w:val="24"/>
-          <w:szCs w:val="24"/>
-        </w:rPr>
-        <w:t xml:space="preserve"> 2026 - NTG open data portal</w:t>
+        <w:t>NT crime statistics march 2026 - NTG open data portal</w:t>
       </w:r>
       <w:r>
         <w:rPr>
@@ -25881,11 +25548,17 @@
     <w:p>
       <w:pPr>
         <w:pStyle w:val="Heading1"/>
+        <w:numPr>
+          <w:ilvl w:val="3"/>
+          <w:numId w:val="33"/>
+        </w:numPr>
         <w:spacing w:line="276" w:lineRule="auto"/>
+        <w:ind w:left="426"/>
         <w:rPr>
           <w:rFonts w:ascii="Times New Roman" w:eastAsia="Times New Roman" w:hAnsi="Times New Roman"/>
           <w:b/>
           <w:bCs/>
+          <w:color w:val="auto"/>
           <w:sz w:val="24"/>
           <w:szCs w:val="24"/>
         </w:rPr>
@@ -25895,6 +25568,7 @@
           <w:rFonts w:ascii="Times New Roman" w:eastAsia="Times New Roman" w:hAnsi="Times New Roman"/>
           <w:b/>
           <w:bCs/>
+          <w:color w:val="auto"/>
           <w:sz w:val="24"/>
           <w:szCs w:val="24"/>
         </w:rPr>
@@ -25970,7 +25644,7 @@
         <w:pStyle w:val="ListParagraph"/>
         <w:numPr>
           <w:ilvl w:val="3"/>
-          <w:numId w:val="36"/>
+          <w:numId w:val="33"/>
         </w:numPr>
         <w:spacing w:line="276" w:lineRule="auto"/>
         <w:ind w:left="426"/>
@@ -26036,9 +25710,9 @@
           <w:lang w:val="vi-VN"/>
         </w:rPr>
         <w:drawing>
-          <wp:inline distT="0" distB="0" distL="0" distR="0" wp14:anchorId="7CD38BFA" wp14:editId="17A155C9">
-            <wp:extent cx="5731510" cy="3100070"/>
-            <wp:effectExtent l="0" t="0" r="2540" b="5080"/>
+          <wp:inline distT="0" distB="0" distL="0" distR="0" wp14:anchorId="7CD38BFA" wp14:editId="4C3BB536">
+            <wp:extent cx="4968240" cy="2372264"/>
+            <wp:effectExtent l="0" t="0" r="3810" b="9525"/>
             <wp:docPr id="583603576" name="Picture 1"/>
             <wp:cNvGraphicFramePr>
               <a:graphicFrameLocks xmlns:a="http://schemas.openxmlformats.org/drawingml/2006/main" noChangeAspect="1"/>
@@ -26059,7 +25733,7 @@
                   <pic:spPr>
                     <a:xfrm>
                       <a:off x="0" y="0"/>
-                      <a:ext cx="5731510" cy="3100070"/>
+                      <a:ext cx="4983528" cy="2379564"/>
                     </a:xfrm>
                     <a:prstGeom prst="rect">
                       <a:avLst/>
@@ -26077,7 +25751,7 @@
         <w:pStyle w:val="ListParagraph"/>
         <w:numPr>
           <w:ilvl w:val="3"/>
-          <w:numId w:val="36"/>
+          <w:numId w:val="33"/>
         </w:numPr>
         <w:spacing w:line="276" w:lineRule="auto"/>
         <w:ind w:left="426"/>
@@ -26103,11 +25777,59 @@
     </w:p>
     <w:p>
       <w:pPr>
+        <w:pStyle w:val="ListParagraph"/>
         <w:spacing w:line="276" w:lineRule="auto"/>
-        <w:rPr>
-          <w:rFonts w:ascii="Times New Roman" w:eastAsia="Times New Roman" w:hAnsi="Times New Roman"/>
-          <w:sz w:val="24"/>
-          <w:szCs w:val="24"/>
+        <w:ind w:left="0"/>
+        <w:jc w:val="both"/>
+        <w:rPr>
+          <w:rFonts w:ascii="Times New Roman" w:eastAsia="Times New Roman" w:hAnsi="Times New Roman"/>
+          <w:sz w:val="24"/>
+          <w:szCs w:val="24"/>
+          <w:lang w:val="vi-VN"/>
+        </w:rPr>
+      </w:pPr>
+      <w:r>
+        <w:rPr>
+          <w:rFonts w:ascii="Times New Roman" w:eastAsia="Times New Roman" w:hAnsi="Times New Roman"/>
+          <w:sz w:val="24"/>
+          <w:szCs w:val="24"/>
+          <w:lang w:val="en-AU"/>
+        </w:rPr>
+        <w:t xml:space="preserve">Since Assessment 1, I was responsible for the data processing </w:t>
+      </w:r>
+      <w:r>
+        <w:rPr>
+          <w:rFonts w:ascii="Times New Roman" w:eastAsia="Times New Roman" w:hAnsi="Times New Roman"/>
+          <w:sz w:val="24"/>
+          <w:szCs w:val="24"/>
+          <w:lang w:val="en-AU"/>
+        </w:rPr>
+        <w:t>stage</w:t>
+      </w:r>
+      <w:r>
+        <w:rPr>
+          <w:rFonts w:ascii="Times New Roman" w:eastAsia="Times New Roman" w:hAnsi="Times New Roman"/>
+          <w:sz w:val="24"/>
+          <w:szCs w:val="24"/>
+          <w:lang w:val="vi-VN"/>
+        </w:rPr>
+        <w:t xml:space="preserve">: </w:t>
+      </w:r>
+      <w:r>
+        <w:rPr>
+          <w:rFonts w:ascii="Times New Roman" w:eastAsia="Times New Roman" w:hAnsi="Times New Roman"/>
+          <w:sz w:val="24"/>
+          <w:szCs w:val="24"/>
+          <w:lang w:val="en-AU"/>
+        </w:rPr>
+        <w:t>cleaning, standardising, and merging the three source datasets (crime, population, alcohol supply) into a single analysis-ready panel. This included PROMIS-to-ANZSOC category translation, a two-stage region crosswalk to align police boundaries with NTG statistical regions, offence-weighted encoding of alcohol and DV flags, and population validation before aggregation. Alongside this, I contributed to team coordination through Jira task management, GitHub maintenance, report writing, and reviewing teammates' work against assignment requirements.</w:t>
+      </w:r>
+    </w:p>
+    <w:p>
+      <w:pPr>
+        <w:spacing w:line="276" w:lineRule="auto"/>
+        <w:rPr>
+          <w:lang w:val="vi-VN"/>
         </w:rPr>
       </w:pPr>
       <w:hyperlink r:id="rId52" w:history="1">
@@ -26125,6 +25847,147 @@
     <w:p>
       <w:pPr>
         <w:spacing w:line="276" w:lineRule="auto"/>
+        <w:rPr>
+          <w:rFonts w:ascii="Times New Roman" w:eastAsia="Times New Roman" w:hAnsi="Times New Roman"/>
+          <w:sz w:val="24"/>
+          <w:szCs w:val="24"/>
+          <w:lang w:val="vi-VN"/>
+        </w:rPr>
+      </w:pPr>
+    </w:p>
+    <w:p>
+      <w:pPr>
+        <w:pStyle w:val="ListParagraph"/>
+        <w:spacing w:line="276" w:lineRule="auto"/>
+        <w:ind w:left="0"/>
+        <w:jc w:val="both"/>
+        <w:rPr>
+          <w:rFonts w:ascii="Times New Roman" w:eastAsia="Times New Roman" w:hAnsi="Times New Roman"/>
+          <w:sz w:val="24"/>
+          <w:szCs w:val="24"/>
+          <w:lang w:val="vi-VN"/>
+        </w:rPr>
+      </w:pPr>
+      <w:r>
+        <w:rPr>
+          <w:rFonts w:ascii="Times New Roman" w:eastAsia="Times New Roman" w:hAnsi="Times New Roman"/>
+          <w:sz w:val="24"/>
+          <w:szCs w:val="24"/>
+          <w:lang w:val="vi-VN"/>
+        </w:rPr>
+        <w:t>Visualisation:</w:t>
+      </w:r>
+      <w:r>
+        <w:rPr>
+          <w:rFonts w:ascii="Times New Roman" w:eastAsia="Times New Roman" w:hAnsi="Times New Roman"/>
+          <w:sz w:val="24"/>
+          <w:szCs w:val="24"/>
+          <w:lang w:val="vi-VN"/>
+        </w:rPr>
+        <w:fldChar w:fldCharType="begin"/>
+      </w:r>
+      <w:r>
+        <w:rPr>
+          <w:rFonts w:ascii="Times New Roman" w:eastAsia="Times New Roman" w:hAnsi="Times New Roman"/>
+          <w:sz w:val="24"/>
+          <w:szCs w:val="24"/>
+          <w:lang w:val="vi-VN"/>
+        </w:rPr>
+        <w:instrText>HYPERLINK "</w:instrText>
+      </w:r>
+      <w:r>
+        <w:rPr>
+          <w:rFonts w:ascii="Times New Roman" w:eastAsia="Times New Roman" w:hAnsi="Times New Roman"/>
+          <w:sz w:val="24"/>
+          <w:szCs w:val="24"/>
+          <w:lang w:val="vi-VN"/>
+        </w:rPr>
+        <w:instrText>https://github.com/HendrickDang/PRT661-DATA-SCIENCE-PRACTICE/commits/main/eda_plots</w:instrText>
+      </w:r>
+      <w:r>
+        <w:rPr>
+          <w:rFonts w:ascii="Times New Roman" w:eastAsia="Times New Roman" w:hAnsi="Times New Roman"/>
+          <w:sz w:val="24"/>
+          <w:szCs w:val="24"/>
+          <w:lang w:val="vi-VN"/>
+        </w:rPr>
+        <w:instrText>"</w:instrText>
+      </w:r>
+      <w:r>
+        <w:rPr>
+          <w:rFonts w:ascii="Times New Roman" w:eastAsia="Times New Roman" w:hAnsi="Times New Roman"/>
+          <w:sz w:val="24"/>
+          <w:szCs w:val="24"/>
+          <w:lang w:val="vi-VN"/>
+        </w:rPr>
+        <w:fldChar w:fldCharType="separate"/>
+      </w:r>
+      <w:r>
+        <w:rPr>
+          <w:rStyle w:val="Hyperlink"/>
+          <w:rFonts w:ascii="Times New Roman" w:eastAsia="Times New Roman" w:hAnsi="Times New Roman"/>
+          <w:sz w:val="24"/>
+          <w:szCs w:val="24"/>
+          <w:lang w:val="vi-VN"/>
+        </w:rPr>
+        <w:t>https://github.com/HendrickDang/PRT661-DATA-SCIENCE-PRACTICE/commits/main/eda_plots</w:t>
+      </w:r>
+      <w:r>
+        <w:rPr>
+          <w:rFonts w:ascii="Times New Roman" w:eastAsia="Times New Roman" w:hAnsi="Times New Roman"/>
+          <w:sz w:val="24"/>
+          <w:szCs w:val="24"/>
+          <w:lang w:val="vi-VN"/>
+        </w:rPr>
+        <w:fldChar w:fldCharType="end"/>
+      </w:r>
+    </w:p>
+    <w:p>
+      <w:pPr>
+        <w:pStyle w:val="ListParagraph"/>
+        <w:spacing w:line="276" w:lineRule="auto"/>
+        <w:ind w:left="0"/>
+        <w:jc w:val="both"/>
+        <w:rPr>
+          <w:rFonts w:ascii="Times New Roman" w:eastAsia="Times New Roman" w:hAnsi="Times New Roman"/>
+          <w:sz w:val="24"/>
+          <w:szCs w:val="24"/>
+          <w:lang w:val="vi-VN"/>
+        </w:rPr>
+      </w:pPr>
+      <w:r>
+        <w:rPr>
+          <w:rFonts w:ascii="Times New Roman" w:eastAsia="Times New Roman" w:hAnsi="Times New Roman"/>
+          <w:sz w:val="24"/>
+          <w:szCs w:val="24"/>
+          <w:lang w:val="vi-VN"/>
+        </w:rPr>
+        <w:t xml:space="preserve">Documentation: </w:t>
+      </w:r>
+    </w:p>
+    <w:p>
+      <w:pPr>
+        <w:pStyle w:val="ListParagraph"/>
+        <w:spacing w:line="276" w:lineRule="auto"/>
+        <w:ind w:left="0"/>
+        <w:jc w:val="both"/>
+        <w:rPr>
+          <w:rFonts w:ascii="Times New Roman" w:eastAsia="Times New Roman" w:hAnsi="Times New Roman"/>
+          <w:sz w:val="24"/>
+          <w:szCs w:val="24"/>
+          <w:lang w:val="vi-VN"/>
+        </w:rPr>
+      </w:pPr>
+    </w:p>
+    <w:p>
+      <w:pPr>
+        <w:pStyle w:val="ListParagraph"/>
+        <w:numPr>
+          <w:ilvl w:val="3"/>
+          <w:numId w:val="33"/>
+        </w:numPr>
+        <w:spacing w:line="276" w:lineRule="auto"/>
+        <w:ind w:left="426"/>
         <w:jc w:val="both"/>
         <w:rPr>
           <w:rFonts w:ascii="Times New Roman" w:eastAsia="Times New Roman" w:hAnsi="Times New Roman"/>
@@ -26134,6 +25997,299 @@
           <w:szCs w:val="24"/>
         </w:rPr>
       </w:pPr>
+      <w:r>
+        <w:rPr>
+          <w:rFonts w:ascii="Times New Roman" w:eastAsia="Times New Roman" w:hAnsi="Times New Roman"/>
+          <w:b/>
+          <w:bCs/>
+          <w:sz w:val="24"/>
+          <w:szCs w:val="24"/>
+        </w:rPr>
+        <w:t>Brief Professional Reflection</w:t>
+      </w:r>
+    </w:p>
+    <w:p>
+      <w:pPr>
+        <w:pStyle w:val="ListParagraph"/>
+        <w:rPr>
+          <w:rFonts w:ascii="Times New Roman" w:eastAsia="Times New Roman" w:hAnsi="Times New Roman"/>
+          <w:b/>
+          <w:bCs/>
+          <w:sz w:val="24"/>
+          <w:szCs w:val="24"/>
+        </w:rPr>
+      </w:pPr>
+    </w:p>
+    <w:p>
+      <w:pPr>
+        <w:pStyle w:val="ListParagraph"/>
+        <w:spacing w:line="276" w:lineRule="auto"/>
+        <w:ind w:left="0"/>
+        <w:jc w:val="both"/>
+        <w:rPr>
+          <w:rFonts w:ascii="Times New Roman" w:eastAsia="Times New Roman" w:hAnsi="Times New Roman"/>
+          <w:sz w:val="24"/>
+          <w:szCs w:val="24"/>
+          <w:lang w:val="vi-VN"/>
+        </w:rPr>
+      </w:pPr>
+      <w:r>
+        <w:rPr>
+          <w:rFonts w:ascii="Times New Roman" w:eastAsia="Times New Roman" w:hAnsi="Times New Roman"/>
+          <w:sz w:val="24"/>
+          <w:szCs w:val="24"/>
+          <w:lang w:val="en-AU"/>
+        </w:rPr>
+        <w:t xml:space="preserve">This project highlighted how much of real-world data science happens before any modelling begins. Decisions </w:t>
+      </w:r>
+      <w:r>
+        <w:rPr>
+          <w:rFonts w:ascii="Times New Roman" w:eastAsia="Times New Roman" w:hAnsi="Times New Roman"/>
+          <w:sz w:val="24"/>
+          <w:szCs w:val="24"/>
+          <w:lang w:val="en-AU"/>
+        </w:rPr>
+        <w:t>of</w:t>
+      </w:r>
+      <w:r>
+        <w:rPr>
+          <w:rFonts w:ascii="Times New Roman" w:eastAsia="Times New Roman" w:hAnsi="Times New Roman"/>
+          <w:sz w:val="24"/>
+          <w:szCs w:val="24"/>
+          <w:lang w:val="vi-VN"/>
+        </w:rPr>
+        <w:t xml:space="preserve"> </w:t>
+      </w:r>
+      <w:r>
+        <w:rPr>
+          <w:rFonts w:ascii="Times New Roman" w:eastAsia="Times New Roman" w:hAnsi="Times New Roman"/>
+          <w:sz w:val="24"/>
+          <w:szCs w:val="24"/>
+          <w:lang w:val="en-AU"/>
+        </w:rPr>
+        <w:t xml:space="preserve">how to handle a missing month, which geographic boundary to use, how to encode a categorical flag had direct consequences on downstream model validity. Working across both a technical role and team coordination responsibilities also developed my ability to balance execution with communication: keeping work on track through Jira, reviewing others' </w:t>
+      </w:r>
+      <w:r>
+        <w:rPr>
+          <w:rFonts w:ascii="Times New Roman" w:eastAsia="Times New Roman" w:hAnsi="Times New Roman"/>
+          <w:sz w:val="24"/>
+          <w:szCs w:val="24"/>
+          <w:lang w:val="en-AU"/>
+        </w:rPr>
+        <w:lastRenderedPageBreak/>
+        <w:t>outputs critically, and ensuring the team's collective work met the standard the assessment required. These are skills I expect to rely on throughout my professional practice.</w:t>
+      </w:r>
+    </w:p>
+    <w:p>
+      <w:pPr>
+        <w:pStyle w:val="ListParagraph"/>
+        <w:spacing w:line="276" w:lineRule="auto"/>
+        <w:ind w:left="0"/>
+        <w:jc w:val="both"/>
+        <w:rPr>
+          <w:rFonts w:ascii="Times New Roman" w:eastAsia="Times New Roman" w:hAnsi="Times New Roman"/>
+          <w:sz w:val="24"/>
+          <w:szCs w:val="24"/>
+          <w:lang w:val="vi-VN"/>
+        </w:rPr>
+      </w:pPr>
+    </w:p>
+    <w:p>
+      <w:pPr>
+        <w:pStyle w:val="ListParagraph"/>
+        <w:spacing w:line="276" w:lineRule="auto"/>
+        <w:ind w:left="0"/>
+        <w:jc w:val="both"/>
+        <w:rPr>
+          <w:rFonts w:ascii="Times New Roman" w:eastAsia="Times New Roman" w:hAnsi="Times New Roman"/>
+          <w:sz w:val="24"/>
+          <w:szCs w:val="24"/>
+          <w:lang w:val="vi-VN"/>
+        </w:rPr>
+      </w:pPr>
+    </w:p>
+    <w:p>
+      <w:pPr>
+        <w:pStyle w:val="ListParagraph"/>
+        <w:numPr>
+          <w:ilvl w:val="6"/>
+          <w:numId w:val="33"/>
+        </w:numPr>
+        <w:spacing w:line="276" w:lineRule="auto"/>
+        <w:ind w:left="426"/>
+        <w:jc w:val="both"/>
+        <w:rPr>
+          <w:rFonts w:ascii="Times New Roman" w:eastAsia="Times New Roman" w:hAnsi="Times New Roman"/>
+          <w:b/>
+          <w:bCs/>
+          <w:sz w:val="24"/>
+          <w:szCs w:val="24"/>
+        </w:rPr>
+      </w:pPr>
+      <w:r>
+        <w:rPr>
+          <w:rFonts w:ascii="Times New Roman" w:eastAsia="Times New Roman" w:hAnsi="Times New Roman"/>
+          <w:b/>
+          <w:bCs/>
+          <w:sz w:val="24"/>
+          <w:szCs w:val="24"/>
+        </w:rPr>
+        <w:t>Student Information</w:t>
+      </w:r>
+    </w:p>
+    <w:p>
+      <w:pPr>
+        <w:spacing w:after="160" w:line="276" w:lineRule="auto"/>
+        <w:ind w:left="426"/>
+        <w:jc w:val="both"/>
+        <w:rPr>
+          <w:rFonts w:ascii="Times New Roman" w:eastAsia="Times New Roman" w:hAnsi="Times New Roman"/>
+          <w:sz w:val="24"/>
+          <w:szCs w:val="24"/>
+        </w:rPr>
+      </w:pPr>
+      <w:r>
+        <w:rPr>
+          <w:rFonts w:ascii="Times New Roman" w:eastAsia="Times New Roman" w:hAnsi="Times New Roman"/>
+          <w:sz w:val="24"/>
+          <w:szCs w:val="24"/>
+        </w:rPr>
+        <w:t>Name:</w:t>
+      </w:r>
+      <w:r>
+        <w:rPr>
+          <w:rFonts w:ascii="Times New Roman" w:eastAsia="Times New Roman" w:hAnsi="Times New Roman"/>
+          <w:sz w:val="24"/>
+          <w:szCs w:val="24"/>
+        </w:rPr>
+        <w:t xml:space="preserve"> </w:t>
+      </w:r>
+      <w:r>
+        <w:rPr>
+          <w:rFonts w:ascii="Times New Roman" w:eastAsia="Times New Roman" w:hAnsi="Times New Roman"/>
+          <w:sz w:val="24"/>
+          <w:szCs w:val="24"/>
+        </w:rPr>
+        <w:t>Ngoc Anh Nguyen (Will)</w:t>
+      </w:r>
+    </w:p>
+    <w:p>
+      <w:pPr>
+        <w:spacing w:after="160" w:line="276" w:lineRule="auto"/>
+        <w:ind w:left="426"/>
+        <w:jc w:val="both"/>
+        <w:rPr>
+          <w:rFonts w:ascii="Times New Roman" w:eastAsia="Times New Roman" w:hAnsi="Times New Roman"/>
+          <w:sz w:val="24"/>
+          <w:szCs w:val="24"/>
+        </w:rPr>
+      </w:pPr>
+      <w:r>
+        <w:rPr>
+          <w:rFonts w:ascii="Times New Roman" w:eastAsia="Times New Roman" w:hAnsi="Times New Roman"/>
+          <w:sz w:val="24"/>
+          <w:szCs w:val="24"/>
+        </w:rPr>
+        <w:t>Student ID:</w:t>
+      </w:r>
+      <w:r>
+        <w:rPr>
+          <w:rFonts w:ascii="Times New Roman" w:eastAsia="Times New Roman" w:hAnsi="Times New Roman"/>
+          <w:sz w:val="24"/>
+          <w:szCs w:val="24"/>
+        </w:rPr>
+        <w:t xml:space="preserve"> </w:t>
+      </w:r>
+    </w:p>
+    <w:p>
+      <w:pPr>
+        <w:pStyle w:val="ListParagraph"/>
+        <w:numPr>
+          <w:ilvl w:val="6"/>
+          <w:numId w:val="33"/>
+        </w:numPr>
+        <w:spacing w:line="276" w:lineRule="auto"/>
+        <w:ind w:left="426"/>
+        <w:jc w:val="both"/>
+        <w:rPr>
+          <w:rFonts w:ascii="Times New Roman" w:eastAsia="Times New Roman" w:hAnsi="Times New Roman"/>
+          <w:b/>
+          <w:bCs/>
+          <w:sz w:val="24"/>
+          <w:szCs w:val="24"/>
+        </w:rPr>
+      </w:pPr>
+      <w:r>
+        <w:rPr>
+          <w:rFonts w:ascii="Times New Roman" w:eastAsia="Times New Roman" w:hAnsi="Times New Roman"/>
+          <w:b/>
+          <w:bCs/>
+          <w:sz w:val="24"/>
+          <w:szCs w:val="24"/>
+        </w:rPr>
+        <w:t>Laboratory Completion Evidence of:</w:t>
+      </w:r>
+    </w:p>
+    <w:p>
+      <w:pPr>
+        <w:spacing w:after="160" w:line="276" w:lineRule="auto"/>
+        <w:ind w:left="426"/>
+        <w:jc w:val="both"/>
+        <w:rPr>
+          <w:rFonts w:ascii="Times New Roman" w:eastAsia="Times New Roman" w:hAnsi="Times New Roman"/>
+          <w:sz w:val="24"/>
+          <w:szCs w:val="24"/>
+        </w:rPr>
+      </w:pPr>
+      <w:r>
+        <w:rPr>
+          <w:rFonts w:ascii="Times New Roman" w:eastAsia="Times New Roman" w:hAnsi="Times New Roman"/>
+          <w:sz w:val="24"/>
+          <w:szCs w:val="24"/>
+        </w:rPr>
+        <w:t>Laboratory 1 – Lab: Querying Data by Using Athena (Module 4)</w:t>
+      </w:r>
+    </w:p>
+    <w:p>
+      <w:pPr>
+        <w:spacing w:after="160" w:line="276" w:lineRule="auto"/>
+        <w:ind w:left="426"/>
+        <w:jc w:val="both"/>
+        <w:rPr>
+          <w:rFonts w:ascii="Times New Roman" w:eastAsia="Times New Roman" w:hAnsi="Times New Roman"/>
+          <w:sz w:val="24"/>
+          <w:szCs w:val="24"/>
+        </w:rPr>
+      </w:pPr>
+    </w:p>
+    <w:p>
+      <w:pPr>
+        <w:pStyle w:val="ListParagraph"/>
+        <w:numPr>
+          <w:ilvl w:val="6"/>
+          <w:numId w:val="33"/>
+        </w:numPr>
+        <w:spacing w:line="276" w:lineRule="auto"/>
+        <w:ind w:left="426"/>
+        <w:jc w:val="both"/>
+        <w:rPr>
+          <w:rFonts w:ascii="Times New Roman" w:eastAsia="Times New Roman" w:hAnsi="Times New Roman"/>
+          <w:b/>
+          <w:bCs/>
+          <w:sz w:val="24"/>
+          <w:szCs w:val="24"/>
+        </w:rPr>
+      </w:pPr>
+      <w:r>
+        <w:rPr>
+          <w:rFonts w:ascii="Times New Roman" w:eastAsia="Times New Roman" w:hAnsi="Times New Roman"/>
+          <w:b/>
+          <w:bCs/>
+          <w:sz w:val="24"/>
+          <w:szCs w:val="24"/>
+        </w:rPr>
+        <w:t>Individual Project Contribution</w:t>
+      </w:r>
     </w:p>
     <w:p>
       <w:pPr>
@@ -26154,273 +26310,8 @@
       <w:pPr>
         <w:pStyle w:val="ListParagraph"/>
         <w:numPr>
-          <w:ilvl w:val="3"/>
-          <w:numId w:val="36"/>
-        </w:numPr>
-        <w:spacing w:line="276" w:lineRule="auto"/>
-        <w:ind w:left="426"/>
-        <w:jc w:val="both"/>
-        <w:rPr>
-          <w:rFonts w:ascii="Times New Roman" w:eastAsia="Times New Roman" w:hAnsi="Times New Roman"/>
-          <w:b/>
-          <w:bCs/>
-          <w:sz w:val="24"/>
-          <w:szCs w:val="24"/>
-        </w:rPr>
-      </w:pPr>
-      <w:r>
-        <w:rPr>
-          <w:rFonts w:ascii="Times New Roman" w:eastAsia="Times New Roman" w:hAnsi="Times New Roman"/>
-          <w:b/>
-          <w:bCs/>
-          <w:sz w:val="24"/>
-          <w:szCs w:val="24"/>
-        </w:rPr>
-        <w:t>Brief Professional Reflection</w:t>
-      </w:r>
-    </w:p>
-    <w:p>
-      <w:pPr>
-        <w:pStyle w:val="ListParagraph"/>
-        <w:rPr>
-          <w:rFonts w:ascii="Times New Roman" w:eastAsia="Times New Roman" w:hAnsi="Times New Roman"/>
-          <w:b/>
-          <w:bCs/>
-          <w:sz w:val="24"/>
-          <w:szCs w:val="24"/>
-        </w:rPr>
-      </w:pPr>
-    </w:p>
-    <w:p>
-      <w:pPr>
-        <w:pStyle w:val="ListParagraph"/>
-        <w:spacing w:line="276" w:lineRule="auto"/>
-        <w:ind w:left="426"/>
-        <w:jc w:val="both"/>
-        <w:rPr>
-          <w:rFonts w:ascii="Times New Roman" w:eastAsia="Times New Roman" w:hAnsi="Times New Roman"/>
-          <w:b/>
-          <w:bCs/>
-          <w:sz w:val="24"/>
-          <w:szCs w:val="24"/>
-        </w:rPr>
-      </w:pPr>
-      <w:r>
-        <w:rPr>
-          <w:rFonts w:ascii="Times New Roman" w:eastAsia="Times New Roman" w:hAnsi="Times New Roman"/>
-          <w:b/>
-          <w:bCs/>
-          <w:sz w:val="24"/>
-          <w:szCs w:val="24"/>
-        </w:rPr>
-        <w:br w:type="page"/>
-      </w:r>
-    </w:p>
-    <w:p>
-      <w:pPr>
-        <w:pStyle w:val="ListParagraph"/>
-        <w:numPr>
           <w:ilvl w:val="6"/>
-          <w:numId w:val="36"/>
-        </w:numPr>
-        <w:spacing w:line="276" w:lineRule="auto"/>
-        <w:ind w:left="426"/>
-        <w:jc w:val="both"/>
-        <w:rPr>
-          <w:rFonts w:ascii="Times New Roman" w:eastAsia="Times New Roman" w:hAnsi="Times New Roman"/>
-          <w:b/>
-          <w:bCs/>
-          <w:sz w:val="24"/>
-          <w:szCs w:val="24"/>
-        </w:rPr>
-      </w:pPr>
-      <w:r>
-        <w:rPr>
-          <w:rFonts w:ascii="Times New Roman" w:eastAsia="Times New Roman" w:hAnsi="Times New Roman"/>
-          <w:b/>
-          <w:bCs/>
-          <w:sz w:val="24"/>
-          <w:szCs w:val="24"/>
-        </w:rPr>
-        <w:lastRenderedPageBreak/>
-        <w:t>Student Information</w:t>
-      </w:r>
-    </w:p>
-    <w:p>
-      <w:pPr>
-        <w:spacing w:after="160" w:line="276" w:lineRule="auto"/>
-        <w:ind w:left="426"/>
-        <w:jc w:val="both"/>
-        <w:rPr>
-          <w:rFonts w:ascii="Times New Roman" w:eastAsia="Times New Roman" w:hAnsi="Times New Roman"/>
-          <w:sz w:val="24"/>
-          <w:szCs w:val="24"/>
-        </w:rPr>
-      </w:pPr>
-      <w:r>
-        <w:rPr>
-          <w:rFonts w:ascii="Times New Roman" w:eastAsia="Times New Roman" w:hAnsi="Times New Roman"/>
-          <w:sz w:val="24"/>
-          <w:szCs w:val="24"/>
-        </w:rPr>
-        <w:t>Name:</w:t>
-      </w:r>
-      <w:r>
-        <w:rPr>
-          <w:rFonts w:ascii="Times New Roman" w:eastAsia="Times New Roman" w:hAnsi="Times New Roman"/>
-          <w:sz w:val="24"/>
-          <w:szCs w:val="24"/>
-        </w:rPr>
-        <w:t xml:space="preserve"> </w:t>
-      </w:r>
-      <w:r>
-        <w:rPr>
-          <w:rFonts w:ascii="Times New Roman" w:eastAsia="Times New Roman" w:hAnsi="Times New Roman"/>
-          <w:sz w:val="24"/>
-          <w:szCs w:val="24"/>
-        </w:rPr>
-        <w:t>Ngoc Anh Nguyen (Will)</w:t>
-      </w:r>
-    </w:p>
-    <w:p>
-      <w:pPr>
-        <w:spacing w:after="160" w:line="276" w:lineRule="auto"/>
-        <w:ind w:left="426"/>
-        <w:jc w:val="both"/>
-        <w:rPr>
-          <w:rFonts w:ascii="Times New Roman" w:eastAsia="Times New Roman" w:hAnsi="Times New Roman"/>
-          <w:sz w:val="24"/>
-          <w:szCs w:val="24"/>
-        </w:rPr>
-      </w:pPr>
-      <w:r>
-        <w:rPr>
-          <w:rFonts w:ascii="Times New Roman" w:eastAsia="Times New Roman" w:hAnsi="Times New Roman"/>
-          <w:sz w:val="24"/>
-          <w:szCs w:val="24"/>
-        </w:rPr>
-        <w:t>Student ID:</w:t>
-      </w:r>
-      <w:r>
-        <w:rPr>
-          <w:rFonts w:ascii="Times New Roman" w:eastAsia="Times New Roman" w:hAnsi="Times New Roman"/>
-          <w:sz w:val="24"/>
-          <w:szCs w:val="24"/>
-        </w:rPr>
-        <w:t xml:space="preserve"> </w:t>
-      </w:r>
-    </w:p>
-    <w:p>
-      <w:pPr>
-        <w:pStyle w:val="ListParagraph"/>
-        <w:numPr>
-          <w:ilvl w:val="6"/>
-          <w:numId w:val="36"/>
-        </w:numPr>
-        <w:spacing w:line="276" w:lineRule="auto"/>
-        <w:ind w:left="426"/>
-        <w:jc w:val="both"/>
-        <w:rPr>
-          <w:rFonts w:ascii="Times New Roman" w:eastAsia="Times New Roman" w:hAnsi="Times New Roman"/>
-          <w:b/>
-          <w:bCs/>
-          <w:sz w:val="24"/>
-          <w:szCs w:val="24"/>
-        </w:rPr>
-      </w:pPr>
-      <w:r>
-        <w:rPr>
-          <w:rFonts w:ascii="Times New Roman" w:eastAsia="Times New Roman" w:hAnsi="Times New Roman"/>
-          <w:b/>
-          <w:bCs/>
-          <w:sz w:val="24"/>
-          <w:szCs w:val="24"/>
-        </w:rPr>
-        <w:t>Laboratory Completion Evidence of:</w:t>
-      </w:r>
-    </w:p>
-    <w:p>
-      <w:pPr>
-        <w:spacing w:after="160" w:line="276" w:lineRule="auto"/>
-        <w:ind w:left="426"/>
-        <w:jc w:val="both"/>
-        <w:rPr>
-          <w:rFonts w:ascii="Times New Roman" w:eastAsia="Times New Roman" w:hAnsi="Times New Roman"/>
-          <w:sz w:val="24"/>
-          <w:szCs w:val="24"/>
-        </w:rPr>
-      </w:pPr>
-      <w:r>
-        <w:rPr>
-          <w:rFonts w:ascii="Times New Roman" w:eastAsia="Times New Roman" w:hAnsi="Times New Roman"/>
-          <w:sz w:val="24"/>
-          <w:szCs w:val="24"/>
-        </w:rPr>
-        <w:t>Laboratory 1 – Lab: Querying Data by Using Athena (Module 4)</w:t>
-      </w:r>
-    </w:p>
-    <w:p>
-      <w:pPr>
-        <w:spacing w:after="160" w:line="276" w:lineRule="auto"/>
-        <w:ind w:left="426"/>
-        <w:jc w:val="both"/>
-        <w:rPr>
-          <w:rFonts w:ascii="Times New Roman" w:eastAsia="Times New Roman" w:hAnsi="Times New Roman"/>
-          <w:sz w:val="24"/>
-          <w:szCs w:val="24"/>
-        </w:rPr>
-      </w:pPr>
-    </w:p>
-    <w:p>
-      <w:pPr>
-        <w:pStyle w:val="ListParagraph"/>
-        <w:numPr>
-          <w:ilvl w:val="6"/>
-          <w:numId w:val="36"/>
-        </w:numPr>
-        <w:spacing w:line="276" w:lineRule="auto"/>
-        <w:ind w:left="426"/>
-        <w:jc w:val="both"/>
-        <w:rPr>
-          <w:rFonts w:ascii="Times New Roman" w:eastAsia="Times New Roman" w:hAnsi="Times New Roman"/>
-          <w:b/>
-          <w:bCs/>
-          <w:sz w:val="24"/>
-          <w:szCs w:val="24"/>
-        </w:rPr>
-      </w:pPr>
-      <w:r>
-        <w:rPr>
-          <w:rFonts w:ascii="Times New Roman" w:eastAsia="Times New Roman" w:hAnsi="Times New Roman"/>
-          <w:b/>
-          <w:bCs/>
-          <w:sz w:val="24"/>
-          <w:szCs w:val="24"/>
-        </w:rPr>
-        <w:t>Individual Project Contribution</w:t>
-      </w:r>
-    </w:p>
-    <w:p>
-      <w:pPr>
-        <w:pStyle w:val="ListParagraph"/>
-        <w:spacing w:line="276" w:lineRule="auto"/>
-        <w:ind w:left="426"/>
-        <w:jc w:val="both"/>
-        <w:rPr>
-          <w:rFonts w:ascii="Times New Roman" w:eastAsia="Times New Roman" w:hAnsi="Times New Roman"/>
-          <w:b/>
-          <w:bCs/>
-          <w:sz w:val="24"/>
-          <w:szCs w:val="24"/>
-        </w:rPr>
-      </w:pPr>
-    </w:p>
-    <w:p>
-      <w:pPr>
-        <w:pStyle w:val="ListParagraph"/>
-        <w:numPr>
-          <w:ilvl w:val="6"/>
-          <w:numId w:val="36"/>
+          <w:numId w:val="33"/>
         </w:numPr>
         <w:spacing w:line="276" w:lineRule="auto"/>
         <w:ind w:left="426"/>
@@ -26943,9 +26834,9 @@
           <w:noProof/>
         </w:rPr>
         <w:drawing>
-          <wp:inline distT="0" distB="0" distL="0" distR="0" wp14:anchorId="1D3E1D7A" wp14:editId="1836A01A">
-            <wp:extent cx="5722620" cy="3055620"/>
-            <wp:effectExtent l="0" t="0" r="0" b="0"/>
+          <wp:inline distT="0" distB="0" distL="0" distR="0" wp14:anchorId="1D3E1D7A" wp14:editId="02CE486F">
+            <wp:extent cx="4985290" cy="2467155"/>
+            <wp:effectExtent l="0" t="0" r="6350" b="0"/>
             <wp:docPr id="231656280" name="Picture 2"/>
             <wp:cNvGraphicFramePr>
               <a:graphicFrameLocks xmlns:a="http://schemas.openxmlformats.org/drawingml/2006/main" noChangeAspect="1"/>
@@ -26975,7 +26866,7 @@
                   <pic:spPr bwMode="auto">
                     <a:xfrm>
                       <a:off x="0" y="0"/>
-                      <a:ext cx="5722620" cy="3055620"/>
+                      <a:ext cx="4997948" cy="2473419"/>
                     </a:xfrm>
                     <a:prstGeom prst="rect">
                       <a:avLst/>
@@ -27032,7 +26923,7 @@
       <w:pPr>
         <w:pStyle w:val="ListParagraph"/>
         <w:spacing w:line="276" w:lineRule="auto"/>
-        <w:ind w:left="426"/>
+        <w:ind w:left="0"/>
         <w:jc w:val="both"/>
         <w:rPr>
           <w:rFonts w:ascii="Times New Roman" w:eastAsia="Times New Roman" w:hAnsi="Times New Roman"/>
@@ -27046,115 +26937,82 @@
           <w:sz w:val="24"/>
           <w:szCs w:val="24"/>
         </w:rPr>
-        <w:t xml:space="preserve">In this assessment, I maintain multiple roles, mostly with the technical side of the project. My contribution includes: </w:t>
-      </w:r>
-    </w:p>
-    <w:p>
-      <w:pPr>
-        <w:pStyle w:val="ListParagraph"/>
-        <w:numPr>
-          <w:ilvl w:val="0"/>
-          <w:numId w:val="48"/>
-        </w:numPr>
-        <w:spacing w:line="276" w:lineRule="auto"/>
-        <w:jc w:val="both"/>
-        <w:rPr>
-          <w:rFonts w:ascii="Times New Roman" w:eastAsia="Times New Roman" w:hAnsi="Times New Roman"/>
-          <w:sz w:val="24"/>
-          <w:szCs w:val="24"/>
-        </w:rPr>
-      </w:pPr>
-      <w:r>
-        <w:rPr>
-          <w:rFonts w:ascii="Times New Roman" w:eastAsia="Times New Roman" w:hAnsi="Times New Roman"/>
-          <w:sz w:val="24"/>
-          <w:szCs w:val="24"/>
-        </w:rPr>
-        <w:t xml:space="preserve">Review the output from the ingesting and preprocessing steps, doing basic testing to see if anomalies exist </w:t>
-      </w:r>
-      <w:proofErr w:type="gramStart"/>
-      <w:r>
-        <w:rPr>
-          <w:rFonts w:ascii="Times New Roman" w:eastAsia="Times New Roman" w:hAnsi="Times New Roman"/>
-          <w:sz w:val="24"/>
-          <w:szCs w:val="24"/>
-        </w:rPr>
-        <w:t>and also</w:t>
-      </w:r>
-      <w:proofErr w:type="gramEnd"/>
-      <w:r>
-        <w:rPr>
-          <w:rFonts w:ascii="Times New Roman" w:eastAsia="Times New Roman" w:hAnsi="Times New Roman"/>
-          <w:sz w:val="24"/>
-          <w:szCs w:val="24"/>
-        </w:rPr>
-        <w:t xml:space="preserve"> seeking clarification when necessary, making sure that the processed data are ready for the next steps </w:t>
-      </w:r>
-    </w:p>
-    <w:p>
-      <w:pPr>
-        <w:pStyle w:val="ListParagraph"/>
-        <w:numPr>
-          <w:ilvl w:val="0"/>
-          <w:numId w:val="48"/>
-        </w:numPr>
-        <w:spacing w:line="276" w:lineRule="auto"/>
-        <w:jc w:val="both"/>
-        <w:rPr>
-          <w:rFonts w:ascii="Times New Roman" w:eastAsia="Times New Roman" w:hAnsi="Times New Roman"/>
-          <w:sz w:val="24"/>
-          <w:szCs w:val="24"/>
-        </w:rPr>
-      </w:pPr>
-      <w:r>
-        <w:rPr>
-          <w:rFonts w:ascii="Times New Roman" w:eastAsia="Times New Roman" w:hAnsi="Times New Roman"/>
-          <w:sz w:val="24"/>
-          <w:szCs w:val="24"/>
-        </w:rPr>
-        <w:t xml:space="preserve">Researching and choosing appropriate machine learning models and techniques from wide range of options and implementing them in the pipeline </w:t>
-      </w:r>
-    </w:p>
-    <w:p>
-      <w:pPr>
-        <w:pStyle w:val="ListParagraph"/>
-        <w:numPr>
-          <w:ilvl w:val="0"/>
-          <w:numId w:val="48"/>
-        </w:numPr>
-        <w:spacing w:line="276" w:lineRule="auto"/>
-        <w:jc w:val="both"/>
-        <w:rPr>
-          <w:rFonts w:ascii="Times New Roman" w:eastAsia="Times New Roman" w:hAnsi="Times New Roman"/>
-          <w:sz w:val="24"/>
-          <w:szCs w:val="24"/>
-        </w:rPr>
-      </w:pPr>
-      <w:r>
-        <w:rPr>
-          <w:rFonts w:ascii="Times New Roman" w:eastAsia="Times New Roman" w:hAnsi="Times New Roman"/>
-          <w:sz w:val="24"/>
-          <w:szCs w:val="24"/>
-        </w:rPr>
-        <w:t xml:space="preserve">Documenting and </w:t>
-      </w:r>
-      <w:proofErr w:type="gramStart"/>
-      <w:r>
-        <w:rPr>
-          <w:rFonts w:ascii="Times New Roman" w:eastAsia="Times New Roman" w:hAnsi="Times New Roman"/>
-          <w:sz w:val="24"/>
-          <w:szCs w:val="24"/>
-        </w:rPr>
-        <w:t>writing up</w:t>
-      </w:r>
-      <w:proofErr w:type="gramEnd"/>
-      <w:r>
-        <w:rPr>
-          <w:rFonts w:ascii="Times New Roman" w:eastAsia="Times New Roman" w:hAnsi="Times New Roman"/>
-          <w:sz w:val="24"/>
-          <w:szCs w:val="24"/>
-        </w:rPr>
-        <w:t xml:space="preserve"> reports based on my findings </w:t>
+        <w:t xml:space="preserve">In this assessment, I maintain multiple roles, mostly with the technical side of the project. My contribution includes: Review the output from the ingesting and preprocessing steps, doing basic testing to see if anomalies exist and also seeking clarification when necessary, making sure that the processed data are ready for the next </w:t>
+      </w:r>
+      <w:r>
+        <w:rPr>
+          <w:rFonts w:ascii="Times New Roman" w:eastAsia="Times New Roman" w:hAnsi="Times New Roman"/>
+          <w:sz w:val="24"/>
+          <w:szCs w:val="24"/>
+        </w:rPr>
+        <w:t>steps</w:t>
+      </w:r>
+      <w:r>
+        <w:rPr>
+          <w:rFonts w:ascii="Times New Roman" w:eastAsia="Times New Roman" w:hAnsi="Times New Roman"/>
+          <w:sz w:val="24"/>
+          <w:szCs w:val="24"/>
+          <w:lang w:val="vi-VN"/>
+        </w:rPr>
+        <w:t xml:space="preserve">; </w:t>
+      </w:r>
+      <w:r>
+        <w:rPr>
+          <w:rFonts w:ascii="Times New Roman" w:eastAsia="Times New Roman" w:hAnsi="Times New Roman"/>
+          <w:sz w:val="24"/>
+          <w:szCs w:val="24"/>
+        </w:rPr>
+        <w:t xml:space="preserve">Researching and choosing appropriate machine learning models and techniques from wide range of options and implementing them in the </w:t>
+      </w:r>
+      <w:r>
+        <w:rPr>
+          <w:rFonts w:ascii="Times New Roman" w:eastAsia="Times New Roman" w:hAnsi="Times New Roman"/>
+          <w:sz w:val="24"/>
+          <w:szCs w:val="24"/>
+        </w:rPr>
+        <w:t>pipeline</w:t>
+      </w:r>
+      <w:r>
+        <w:rPr>
+          <w:rFonts w:ascii="Times New Roman" w:eastAsia="Times New Roman" w:hAnsi="Times New Roman"/>
+          <w:sz w:val="24"/>
+          <w:szCs w:val="24"/>
+          <w:lang w:val="vi-VN"/>
+        </w:rPr>
+        <w:t xml:space="preserve">; </w:t>
+      </w:r>
+      <w:r>
+        <w:rPr>
+          <w:rFonts w:ascii="Times New Roman" w:eastAsia="Times New Roman" w:hAnsi="Times New Roman"/>
+          <w:sz w:val="24"/>
+          <w:szCs w:val="24"/>
+        </w:rPr>
+        <w:t xml:space="preserve">Documenting and writing up reports based on my </w:t>
+      </w:r>
+      <w:r>
+        <w:rPr>
+          <w:rFonts w:ascii="Times New Roman" w:eastAsia="Times New Roman" w:hAnsi="Times New Roman"/>
+          <w:sz w:val="24"/>
+          <w:szCs w:val="24"/>
+        </w:rPr>
+        <w:t>findings</w:t>
+      </w:r>
+      <w:r>
+        <w:rPr>
+          <w:rFonts w:ascii="Times New Roman" w:eastAsia="Times New Roman" w:hAnsi="Times New Roman"/>
+          <w:sz w:val="24"/>
+          <w:szCs w:val="24"/>
+          <w:lang w:val="vi-VN"/>
+        </w:rPr>
+        <w:t>.</w:t>
+      </w:r>
+      <w:r>
+        <w:rPr>
+          <w:rFonts w:ascii="Times New Roman" w:eastAsia="Times New Roman" w:hAnsi="Times New Roman"/>
+          <w:sz w:val="24"/>
+          <w:szCs w:val="24"/>
+        </w:rPr>
+        <w:t xml:space="preserve"> </w:t>
       </w:r>
     </w:p>
     <w:p>
@@ -27202,7 +27060,10 @@
     <w:p>
       <w:pPr>
         <w:pStyle w:val="NormalWeb"/>
-        <w:ind w:left="426"/>
+        <w:jc w:val="both"/>
+        <w:rPr>
+          <w:lang w:val="vi-VN"/>
+        </w:rPr>
       </w:pPr>
       <w:r>
         <w:t>Throughout this assessment, I focused mainly on the technical components of the project, which strengthened my analytical, research, and problem</w:t>
@@ -27223,34 +27084,30 @@
         <w:noBreakHyphen/>
         <w:t>world problem.</w:t>
       </w:r>
-    </w:p>
-    <w:p>
-      <w:pPr>
-        <w:pStyle w:val="NormalWeb"/>
-        <w:ind w:left="426"/>
-      </w:pPr>
-      <w:r>
-        <w:t xml:space="preserve">Conducting research to support our findings also exposed me to important concepts and current developments in machine learning. This broadened my technical knowledge and </w:t>
-      </w:r>
-      <w:r>
-        <w:lastRenderedPageBreak/>
-        <w:t>deepened my appreciation for the academic foundations that guide data science and predictive analytics.</w:t>
-      </w:r>
-    </w:p>
-    <w:p>
-      <w:pPr>
-        <w:pStyle w:val="NormalWeb"/>
-        <w:ind w:left="426"/>
-      </w:pPr>
+      <w:r>
+        <w:rPr>
+          <w:lang w:val="vi-VN"/>
+        </w:rPr>
+        <w:t xml:space="preserve"> </w:t>
+      </w:r>
+      <w:r>
+        <w:t>Conducting research to support our findings also exposed me to important concepts and current developments in machine learning. This broadened my technical knowledge and deepened my appreciation for the academic foundations that guide data science and predictive analytics.</w:t>
+      </w:r>
+      <w:r>
+        <w:rPr>
+          <w:lang w:val="vi-VN"/>
+        </w:rPr>
+        <w:t xml:space="preserve"> </w:t>
+      </w:r>
       <w:r>
         <w:t>A major lesson from the project was the importance of collaboration and communication. Regular discussions with teammates and tutors helped me understand how professional IT projects are coordinated. Sharing updates, seeking feedback, and resolving issues highlighted the value of teamwork, stakeholder engagement, and clear communication.</w:t>
       </w:r>
-    </w:p>
-    <w:p>
-      <w:pPr>
-        <w:pStyle w:val="NormalWeb"/>
-        <w:ind w:left="426"/>
-      </w:pPr>
+      <w:r>
+        <w:rPr>
+          <w:lang w:val="vi-VN"/>
+        </w:rPr>
+        <w:t xml:space="preserve"> </w:t>
+      </w:r>
       <w:r>
         <w:t>Overall, the project strengthened both my technical capabilities and professional skills. It reinforced the importance of data quality, evidence</w:t>
       </w:r>
@@ -27266,19 +27123,6 @@
         <w:noBreakHyphen/>
         <w:t>driven solutions.</w:t>
       </w:r>
-    </w:p>
-    <w:p>
-      <w:pPr>
-        <w:spacing w:line="276" w:lineRule="auto"/>
-        <w:jc w:val="both"/>
-        <w:rPr>
-          <w:rFonts w:ascii="Times New Roman" w:eastAsia="Times New Roman" w:hAnsi="Times New Roman"/>
-          <w:b/>
-          <w:bCs/>
-          <w:sz w:val="24"/>
-          <w:szCs w:val="24"/>
-        </w:rPr>
-      </w:pPr>
     </w:p>
     <w:sectPr>
       <w:headerReference w:type="default" r:id="rId54"/>
@@ -27295,7 +27139,7 @@
 </file>
 
 <file path=word/endnotes.xml><?xml version="1.0" encoding="utf-8"?>
-<w:endnotes xmlns:wpc="http://schemas.microsoft.com/office/word/2010/wordprocessingCanvas" xmlns:cx="http://schemas.microsoft.com/office/drawing/2014/chartex" xmlns:cx1="http://schemas.microsoft.com/office/drawing/2015/9/8/chartex" xmlns:cx2="http://schemas.microsoft.com/office/drawing/2015/10/21/chartex" xmlns:cx3="http://schemas.microsoft.com/office/drawing/2016/5/9/chartex" xmlns:cx4="http://schemas.microsoft.com/office/drawing/2016/5/10/chartex" xmlns:cx5="http://schemas.microsoft.com/office/drawing/2016/5/11/chartex" xmlns:cx6="http://schemas.microsoft.com/office/drawing/2016/5/12/chartex" xmlns:cx7="http://schemas.microsoft.com/office/drawing/2016/5/13/chartex" xmlns:cx8="http://schemas.microsoft.com/office/drawing/2016/5/14/chartex" xmlns:mc="http://schemas.openxmlformats.org/markup-compatibility/2006" xmlns:aink="http://schemas.microsoft.com/office/drawing/2016/ink" xmlns:am3d="http://schemas.microsoft.com/office/drawing/2017/model3d" xmlns:o="urn:schemas-microsoft-com:office:office" xmlns:oel="http://schemas.microsoft.com/office/2019/extlst" xmlns:r="http://schemas.openxmlformats.org/officeDocument/2006/relationships" xmlns:m="http://schemas.openxmlformats.org/officeDocument/2006/math" xmlns:v="urn:schemas-microsoft-com:vml" xmlns:wp14="http://schemas.microsoft.com/office/word/2010/wordprocessingDrawing" xmlns:wp="http://schemas.openxmlformats.org/drawingml/2006/wordprocessingDrawing" xmlns:w10="urn:schemas-microsoft-com:office:word" xmlns:w="http://schemas.openxmlformats.org/wordprocessingml/2006/main" xmlns:w14="http://schemas.microsoft.com/office/word/2010/wordml" xmlns:w15="http://schemas.microsoft.com/office/word/2012/wordml" xmlns:w16cex="http://schemas.microsoft.com/office/word/2018/wordml/cex" xmlns:w16cid="http://schemas.microsoft.com/office/word/2016/wordml/cid" xmlns:w16="http://schemas.microsoft.com/office/word/2018/wordml" xmlns:w16du="http://schemas.microsoft.com/office/word/2023/wordml/word16du" xmlns:w16sdtdh="http://schemas.microsoft.com/office/word/2020/wordml/sdtdatahash" xmlns:w16sdtfl="http://schemas.microsoft.com/office/word/2024/wordml/sdtformatlock" xmlns:w16se="http://schemas.microsoft.com/office/word/2015/wordml/symex" xmlns:wpg="http://schemas.microsoft.com/office/word/2010/wordprocessingGroup" xmlns:wpi="http://schemas.microsoft.com/office/word/2010/wordprocessingInk" xmlns:wne="http://schemas.microsoft.com/office/word/2006/wordml" xmlns:wps="http://schemas.microsoft.com/office/word/2010/wordprocessingShape" mc:Ignorable="w14 w15 w16se w16cid w16 w16cex w16sdtdh w16sdtfl w16du wp14">
+<w:endnotes xmlns:wpc="http://schemas.microsoft.com/office/word/2010/wordprocessingCanvas" xmlns:cx="http://schemas.microsoft.com/office/drawing/2014/chartex" xmlns:cx1="http://schemas.microsoft.com/office/drawing/2015/9/8/chartex" xmlns:cx2="http://schemas.microsoft.com/office/drawing/2015/10/21/chartex" xmlns:cx3="http://schemas.microsoft.com/office/drawing/2016/5/9/chartex" xmlns:cx4="http://schemas.microsoft.com/office/drawing/2016/5/10/chartex" xmlns:cx5="http://schemas.microsoft.com/office/drawing/2016/5/11/chartex" xmlns:cx6="http://schemas.microsoft.com/office/drawing/2016/5/12/chartex" xmlns:cx7="http://schemas.microsoft.com/office/drawing/2016/5/13/chartex" xmlns:cx8="http://schemas.microsoft.com/office/drawing/2016/5/14/chartex" xmlns:mc="http://schemas.openxmlformats.org/markup-compatibility/2006" xmlns:aink="http://schemas.microsoft.com/office/drawing/2016/ink" xmlns:am3d="http://schemas.microsoft.com/office/drawing/2017/model3d" xmlns:o="urn:schemas-microsoft-com:office:office" xmlns:oel="http://schemas.microsoft.com/office/2019/extlst" xmlns:r="http://schemas.openxmlformats.org/officeDocument/2006/relationships" xmlns:m="http://schemas.openxmlformats.org/officeDocument/2006/math" xmlns:v="urn:schemas-microsoft-com:vml" xmlns:wp14="http://schemas.microsoft.com/office/word/2010/wordprocessingDrawing" xmlns:wp="http://schemas.openxmlformats.org/drawingml/2006/wordprocessingDrawing" xmlns:w10="urn:schemas-microsoft-com:office:word" xmlns:w="http://schemas.openxmlformats.org/wordprocessingml/2006/main" xmlns:w14="http://schemas.microsoft.com/office/word/2010/wordml" xmlns:w15="http://schemas.microsoft.com/office/word/2012/wordml" xmlns:w16cei="http://schemas.microsoft.com/office/word/2026/wordml/cei" xmlns:w16cex="http://schemas.microsoft.com/office/word/2018/wordml/cex" xmlns:w16cid="http://schemas.microsoft.com/office/word/2016/wordml/cid" xmlns:w16="http://schemas.microsoft.com/office/word/2018/wordml" xmlns:w16du="http://schemas.microsoft.com/office/word/2023/wordml/word16du" xmlns:w16sdtdh="http://schemas.microsoft.com/office/word/2020/wordml/sdtdatahash" xmlns:w16sdtfl="http://schemas.microsoft.com/office/word/2024/wordml/sdtformatlock" xmlns:w16se="http://schemas.microsoft.com/office/word/2015/wordml/symex" xmlns:wpg="http://schemas.microsoft.com/office/word/2010/wordprocessingGroup" xmlns:wpi="http://schemas.microsoft.com/office/word/2010/wordprocessingInk" xmlns:wne="http://schemas.microsoft.com/office/word/2006/wordml" xmlns:wps="http://schemas.microsoft.com/office/word/2010/wordprocessingShape" mc:Ignorable="w14 w15 w16se w16cid w16 w16cex w16sdtdh w16sdtfl w16du wp14">
   <w:endnote w:type="separator" w:id="-1">
     <w:p>
       <w:r>
@@ -27314,7 +27158,7 @@
 </file>
 
 <file path=word/footer1.xml><?xml version="1.0" encoding="utf-8"?>
-<w:ftr xmlns:wpc="http://schemas.microsoft.com/office/word/2010/wordprocessingCanvas" xmlns:cx="http://schemas.microsoft.com/office/drawing/2014/chartex" xmlns:cx1="http://schemas.microsoft.com/office/drawing/2015/9/8/chartex" xmlns:cx2="http://schemas.microsoft.com/office/drawing/2015/10/21/chartex" xmlns:cx3="http://schemas.microsoft.com/office/drawing/2016/5/9/chartex" xmlns:cx4="http://schemas.microsoft.com/office/drawing/2016/5/10/chartex" xmlns:cx5="http://schemas.microsoft.com/office/drawing/2016/5/11/chartex" xmlns:cx6="http://schemas.microsoft.com/office/drawing/2016/5/12/chartex" xmlns:cx7="http://schemas.microsoft.com/office/drawing/2016/5/13/chartex" xmlns:cx8="http://schemas.microsoft.com/office/drawing/2016/5/14/chartex" xmlns:mc="http://schemas.openxmlformats.org/markup-compatibility/2006" xmlns:aink="http://schemas.microsoft.com/office/drawing/2016/ink" xmlns:am3d="http://schemas.microsoft.com/office/drawing/2017/model3d" xmlns:o="urn:schemas-microsoft-com:office:office" xmlns:oel="http://schemas.microsoft.com/office/2019/extlst" xmlns:r="http://schemas.openxmlformats.org/officeDocument/2006/relationships" xmlns:m="http://schemas.openxmlformats.org/officeDocument/2006/math" xmlns:v="urn:schemas-microsoft-com:vml" xmlns:wp14="http://schemas.microsoft.com/office/word/2010/wordprocessingDrawing" xmlns:wp="http://schemas.openxmlformats.org/drawingml/2006/wordprocessingDrawing" xmlns:w10="urn:schemas-microsoft-com:office:word" xmlns:w="http://schemas.openxmlformats.org/wordprocessingml/2006/main" xmlns:w14="http://schemas.microsoft.com/office/word/2010/wordml" xmlns:w15="http://schemas.microsoft.com/office/word/2012/wordml" xmlns:w16cex="http://schemas.microsoft.com/office/word/2018/wordml/cex" xmlns:w16cid="http://schemas.microsoft.com/office/word/2016/wordml/cid" xmlns:w16="http://schemas.microsoft.com/office/word/2018/wordml" xmlns:w16du="http://schemas.microsoft.com/office/word/2023/wordml/word16du" xmlns:w16sdtdh="http://schemas.microsoft.com/office/word/2020/wordml/sdtdatahash" xmlns:w16sdtfl="http://schemas.microsoft.com/office/word/2024/wordml/sdtformatlock" xmlns:w16se="http://schemas.microsoft.com/office/word/2015/wordml/symex" xmlns:wpg="http://schemas.microsoft.com/office/word/2010/wordprocessingGroup" xmlns:wpi="http://schemas.microsoft.com/office/word/2010/wordprocessingInk" xmlns:wne="http://schemas.microsoft.com/office/word/2006/wordml" xmlns:wps="http://schemas.microsoft.com/office/word/2010/wordprocessingShape" mc:Ignorable="w14 w15 w16se w16cid w16 w16cex w16sdtdh w16sdtfl w16du wp14">
+<w:ftr xmlns:wpc="http://schemas.microsoft.com/office/word/2010/wordprocessingCanvas" xmlns:cx="http://schemas.microsoft.com/office/drawing/2014/chartex" xmlns:cx1="http://schemas.microsoft.com/office/drawing/2015/9/8/chartex" xmlns:cx2="http://schemas.microsoft.com/office/drawing/2015/10/21/chartex" xmlns:cx3="http://schemas.microsoft.com/office/drawing/2016/5/9/chartex" xmlns:cx4="http://schemas.microsoft.com/office/drawing/2016/5/10/chartex" xmlns:cx5="http://schemas.microsoft.com/office/drawing/2016/5/11/chartex" xmlns:cx6="http://schemas.microsoft.com/office/drawing/2016/5/12/chartex" xmlns:cx7="http://schemas.microsoft.com/office/drawing/2016/5/13/chartex" xmlns:cx8="http://schemas.microsoft.com/office/drawing/2016/5/14/chartex" xmlns:mc="http://schemas.openxmlformats.org/markup-compatibility/2006" xmlns:aink="http://schemas.microsoft.com/office/drawing/2016/ink" xmlns:am3d="http://schemas.microsoft.com/office/drawing/2017/model3d" xmlns:o="urn:schemas-microsoft-com:office:office" xmlns:oel="http://schemas.microsoft.com/office/2019/extlst" xmlns:r="http://schemas.openxmlformats.org/officeDocument/2006/relationships" xmlns:m="http://schemas.openxmlformats.org/officeDocument/2006/math" xmlns:v="urn:schemas-microsoft-com:vml" xmlns:wp14="http://schemas.microsoft.com/office/word/2010/wordprocessingDrawing" xmlns:wp="http://schemas.openxmlformats.org/drawingml/2006/wordprocessingDrawing" xmlns:w10="urn:schemas-microsoft-com:office:word" xmlns:w="http://schemas.openxmlformats.org/wordprocessingml/2006/main" xmlns:w14="http://schemas.microsoft.com/office/word/2010/wordml" xmlns:w15="http://schemas.microsoft.com/office/word/2012/wordml" xmlns:w16cei="http://schemas.microsoft.com/office/word/2026/wordml/cei" xmlns:w16cex="http://schemas.microsoft.com/office/word/2018/wordml/cex" xmlns:w16cid="http://schemas.microsoft.com/office/word/2016/wordml/cid" xmlns:w16="http://schemas.microsoft.com/office/word/2018/wordml" xmlns:w16du="http://schemas.microsoft.com/office/word/2023/wordml/word16du" xmlns:w16sdtdh="http://schemas.microsoft.com/office/word/2020/wordml/sdtdatahash" xmlns:w16sdtfl="http://schemas.microsoft.com/office/word/2024/wordml/sdtformatlock" xmlns:w16se="http://schemas.microsoft.com/office/word/2015/wordml/symex" xmlns:wpg="http://schemas.microsoft.com/office/word/2010/wordprocessingGroup" xmlns:wpi="http://schemas.microsoft.com/office/word/2010/wordprocessingInk" xmlns:wne="http://schemas.microsoft.com/office/word/2006/wordml" xmlns:wps="http://schemas.microsoft.com/office/word/2010/wordprocessingShape" mc:Ignorable="w14 w15 w16se w16cid w16 w16cex w16sdtdh w16sdtfl w16du wp14">
   <w:p>
     <w:pPr>
       <w:pStyle w:val="Footer"/>
@@ -27345,7 +27189,7 @@
 </file>
 
 <file path=word/footnotes.xml><?xml version="1.0" encoding="utf-8"?>
-<w:footnotes xmlns:wpc="http://schemas.microsoft.com/office/word/2010/wordprocessingCanvas" xmlns:cx="http://schemas.microsoft.com/office/drawing/2014/chartex" xmlns:cx1="http://schemas.microsoft.com/office/drawing/2015/9/8/chartex" xmlns:cx2="http://schemas.microsoft.com/office/drawing/2015/10/21/chartex" xmlns:cx3="http://schemas.microsoft.com/office/drawing/2016/5/9/chartex" xmlns:cx4="http://schemas.microsoft.com/office/drawing/2016/5/10/chartex" xmlns:cx5="http://schemas.microsoft.com/office/drawing/2016/5/11/chartex" xmlns:cx6="http://schemas.microsoft.com/office/drawing/2016/5/12/chartex" xmlns:cx7="http://schemas.microsoft.com/office/drawing/2016/5/13/chartex" xmlns:cx8="http://schemas.microsoft.com/office/drawing/2016/5/14/chartex" xmlns:mc="http://schemas.openxmlformats.org/markup-compatibility/2006" xmlns:aink="http://schemas.microsoft.com/office/drawing/2016/ink" xmlns:am3d="http://schemas.microsoft.com/office/drawing/2017/model3d" xmlns:o="urn:schemas-microsoft-com:office:office" xmlns:oel="http://schemas.microsoft.com/office/2019/extlst" xmlns:r="http://schemas.openxmlformats.org/officeDocument/2006/relationships" xmlns:m="http://schemas.openxmlformats.org/officeDocument/2006/math" xmlns:v="urn:schemas-microsoft-com:vml" xmlns:wp14="http://schemas.microsoft.com/office/word/2010/wordprocessingDrawing" xmlns:wp="http://schemas.openxmlformats.org/drawingml/2006/wordprocessingDrawing" xmlns:w10="urn:schemas-microsoft-com:office:word" xmlns:w="http://schemas.openxmlformats.org/wordprocessingml/2006/main" xmlns:w14="http://schemas.microsoft.com/office/word/2010/wordml" xmlns:w15="http://schemas.microsoft.com/office/word/2012/wordml" xmlns:w16cex="http://schemas.microsoft.com/office/word/2018/wordml/cex" xmlns:w16cid="http://schemas.microsoft.com/office/word/2016/wordml/cid" xmlns:w16="http://schemas.microsoft.com/office/word/2018/wordml" xmlns:w16du="http://schemas.microsoft.com/office/word/2023/wordml/word16du" xmlns:w16sdtdh="http://schemas.microsoft.com/office/word/2020/wordml/sdtdatahash" xmlns:w16sdtfl="http://schemas.microsoft.com/office/word/2024/wordml/sdtformatlock" xmlns:w16se="http://schemas.microsoft.com/office/word/2015/wordml/symex" xmlns:wpg="http://schemas.microsoft.com/office/word/2010/wordprocessingGroup" xmlns:wpi="http://schemas.microsoft.com/office/word/2010/wordprocessingInk" xmlns:wne="http://schemas.microsoft.com/office/word/2006/wordml" xmlns:wps="http://schemas.microsoft.com/office/word/2010/wordprocessingShape" mc:Ignorable="w14 w15 w16se w16cid w16 w16cex w16sdtdh w16sdtfl w16du wp14">
+<w:footnotes xmlns:wpc="http://schemas.microsoft.com/office/word/2010/wordprocessingCanvas" xmlns:cx="http://schemas.microsoft.com/office/drawing/2014/chartex" xmlns:cx1="http://schemas.microsoft.com/office/drawing/2015/9/8/chartex" xmlns:cx2="http://schemas.microsoft.com/office/drawing/2015/10/21/chartex" xmlns:cx3="http://schemas.microsoft.com/office/drawing/2016/5/9/chartex" xmlns:cx4="http://schemas.microsoft.com/office/drawing/2016/5/10/chartex" xmlns:cx5="http://schemas.microsoft.com/office/drawing/2016/5/11/chartex" xmlns:cx6="http://schemas.microsoft.com/office/drawing/2016/5/12/chartex" xmlns:cx7="http://schemas.microsoft.com/office/drawing/2016/5/13/chartex" xmlns:cx8="http://schemas.microsoft.com/office/drawing/2016/5/14/chartex" xmlns:mc="http://schemas.openxmlformats.org/markup-compatibility/2006" xmlns:aink="http://schemas.microsoft.com/office/drawing/2016/ink" xmlns:am3d="http://schemas.microsoft.com/office/drawing/2017/model3d" xmlns:o="urn:schemas-microsoft-com:office:office" xmlns:oel="http://schemas.microsoft.com/office/2019/extlst" xmlns:r="http://schemas.openxmlformats.org/officeDocument/2006/relationships" xmlns:m="http://schemas.openxmlformats.org/officeDocument/2006/math" xmlns:v="urn:schemas-microsoft-com:vml" xmlns:wp14="http://schemas.microsoft.com/office/word/2010/wordprocessingDrawing" xmlns:wp="http://schemas.openxmlformats.org/drawingml/2006/wordprocessingDrawing" xmlns:w10="urn:schemas-microsoft-com:office:word" xmlns:w="http://schemas.openxmlformats.org/wordprocessingml/2006/main" xmlns:w14="http://schemas.microsoft.com/office/word/2010/wordml" xmlns:w15="http://schemas.microsoft.com/office/word/2012/wordml" xmlns:w16cei="http://schemas.microsoft.com/office/word/2026/wordml/cei" xmlns:w16cex="http://schemas.microsoft.com/office/word/2018/wordml/cex" xmlns:w16cid="http://schemas.microsoft.com/office/word/2016/wordml/cid" xmlns:w16="http://schemas.microsoft.com/office/word/2018/wordml" xmlns:w16du="http://schemas.microsoft.com/office/word/2023/wordml/word16du" xmlns:w16sdtdh="http://schemas.microsoft.com/office/word/2020/wordml/sdtdatahash" xmlns:w16sdtfl="http://schemas.microsoft.com/office/word/2024/wordml/sdtformatlock" xmlns:w16se="http://schemas.microsoft.com/office/word/2015/wordml/symex" xmlns:wpg="http://schemas.microsoft.com/office/word/2010/wordprocessingGroup" xmlns:wpi="http://schemas.microsoft.com/office/word/2010/wordprocessingInk" xmlns:wne="http://schemas.microsoft.com/office/word/2006/wordml" xmlns:wps="http://schemas.microsoft.com/office/word/2010/wordprocessingShape" mc:Ignorable="w14 w15 w16se w16cid w16 w16cex w16sdtdh w16sdtfl w16du wp14">
   <w:footnote w:type="separator" w:id="-1">
     <w:p>
       <w:r>
@@ -27364,7 +27208,7 @@
 </file>
 
 <file path=word/header1.xml><?xml version="1.0" encoding="utf-8"?>
-<w:hdr xmlns:wpc="http://schemas.microsoft.com/office/word/2010/wordprocessingCanvas" xmlns:cx="http://schemas.microsoft.com/office/drawing/2014/chartex" xmlns:cx1="http://schemas.microsoft.com/office/drawing/2015/9/8/chartex" xmlns:cx2="http://schemas.microsoft.com/office/drawing/2015/10/21/chartex" xmlns:cx3="http://schemas.microsoft.com/office/drawing/2016/5/9/chartex" xmlns:cx4="http://schemas.microsoft.com/office/drawing/2016/5/10/chartex" xmlns:cx5="http://schemas.microsoft.com/office/drawing/2016/5/11/chartex" xmlns:cx6="http://schemas.microsoft.com/office/drawing/2016/5/12/chartex" xmlns:cx7="http://schemas.microsoft.com/office/drawing/2016/5/13/chartex" xmlns:cx8="http://schemas.microsoft.com/office/drawing/2016/5/14/chartex" xmlns:mc="http://schemas.openxmlformats.org/markup-compatibility/2006" xmlns:aink="http://schemas.microsoft.com/office/drawing/2016/ink" xmlns:am3d="http://schemas.microsoft.com/office/drawing/2017/model3d" xmlns:o="urn:schemas-microsoft-com:office:office" xmlns:oel="http://schemas.microsoft.com/office/2019/extlst" xmlns:r="http://schemas.openxmlformats.org/officeDocument/2006/relationships" xmlns:m="http://schemas.openxmlformats.org/officeDocument/2006/math" xmlns:v="urn:schemas-microsoft-com:vml" xmlns:wp14="http://schemas.microsoft.com/office/word/2010/wordprocessingDrawing" xmlns:wp="http://schemas.openxmlformats.org/drawingml/2006/wordprocessingDrawing" xmlns:w10="urn:schemas-microsoft-com:office:word" xmlns:w="http://schemas.openxmlformats.org/wordprocessingml/2006/main" xmlns:w14="http://schemas.microsoft.com/office/word/2010/wordml" xmlns:w15="http://schemas.microsoft.com/office/word/2012/wordml" xmlns:w16cex="http://schemas.microsoft.com/office/word/2018/wordml/cex" xmlns:w16cid="http://schemas.microsoft.com/office/word/2016/wordml/cid" xmlns:w16="http://schemas.microsoft.com/office/word/2018/wordml" xmlns:w16du="http://schemas.microsoft.com/office/word/2023/wordml/word16du" xmlns:w16sdtdh="http://schemas.microsoft.com/office/word/2020/wordml/sdtdatahash" xmlns:w16sdtfl="http://schemas.microsoft.com/office/word/2024/wordml/sdtformatlock" xmlns:w16se="http://schemas.microsoft.com/office/word/2015/wordml/symex" xmlns:wpg="http://schemas.microsoft.com/office/word/2010/wordprocessingGroup" xmlns:wpi="http://schemas.microsoft.com/office/word/2010/wordprocessingInk" xmlns:wne="http://schemas.microsoft.com/office/word/2006/wordml" xmlns:wps="http://schemas.microsoft.com/office/word/2010/wordprocessingShape" mc:Ignorable="w14 w15 w16se w16cid w16 w16cex w16sdtdh w16sdtfl w16du wp14">
+<w:hdr xmlns:wpc="http://schemas.microsoft.com/office/word/2010/wordprocessingCanvas" xmlns:cx="http://schemas.microsoft.com/office/drawing/2014/chartex" xmlns:cx1="http://schemas.microsoft.com/office/drawing/2015/9/8/chartex" xmlns:cx2="http://schemas.microsoft.com/office/drawing/2015/10/21/chartex" xmlns:cx3="http://schemas.microsoft.com/office/drawing/2016/5/9/chartex" xmlns:cx4="http://schemas.microsoft.com/office/drawing/2016/5/10/chartex" xmlns:cx5="http://schemas.microsoft.com/office/drawing/2016/5/11/chartex" xmlns:cx6="http://schemas.microsoft.com/office/drawing/2016/5/12/chartex" xmlns:cx7="http://schemas.microsoft.com/office/drawing/2016/5/13/chartex" xmlns:cx8="http://schemas.microsoft.com/office/drawing/2016/5/14/chartex" xmlns:mc="http://schemas.openxmlformats.org/markup-compatibility/2006" xmlns:aink="http://schemas.microsoft.com/office/drawing/2016/ink" xmlns:am3d="http://schemas.microsoft.com/office/drawing/2017/model3d" xmlns:o="urn:schemas-microsoft-com:office:office" xmlns:oel="http://schemas.microsoft.com/office/2019/extlst" xmlns:r="http://schemas.openxmlformats.org/officeDocument/2006/relationships" xmlns:m="http://schemas.openxmlformats.org/officeDocument/2006/math" xmlns:v="urn:schemas-microsoft-com:vml" xmlns:wp14="http://schemas.microsoft.com/office/word/2010/wordprocessingDrawing" xmlns:wp="http://schemas.openxmlformats.org/drawingml/2006/wordprocessingDrawing" xmlns:w10="urn:schemas-microsoft-com:office:word" xmlns:w="http://schemas.openxmlformats.org/wordprocessingml/2006/main" xmlns:w14="http://schemas.microsoft.com/office/word/2010/wordml" xmlns:w15="http://schemas.microsoft.com/office/word/2012/wordml" xmlns:w16cei="http://schemas.microsoft.com/office/word/2026/wordml/cei" xmlns:w16cex="http://schemas.microsoft.com/office/word/2018/wordml/cex" xmlns:w16cid="http://schemas.microsoft.com/office/word/2016/wordml/cid" xmlns:w16="http://schemas.microsoft.com/office/word/2018/wordml" xmlns:w16du="http://schemas.microsoft.com/office/word/2023/wordml/word16du" xmlns:w16sdtdh="http://schemas.microsoft.com/office/word/2020/wordml/sdtdatahash" xmlns:w16sdtfl="http://schemas.microsoft.com/office/word/2024/wordml/sdtformatlock" xmlns:w16se="http://schemas.microsoft.com/office/word/2015/wordml/symex" xmlns:wpg="http://schemas.microsoft.com/office/word/2010/wordprocessingGroup" xmlns:wpi="http://schemas.microsoft.com/office/word/2010/wordprocessingInk" xmlns:wne="http://schemas.microsoft.com/office/word/2006/wordml" xmlns:wps="http://schemas.microsoft.com/office/word/2010/wordprocessingShape" mc:Ignorable="w14 w15 w16se w16cid w16 w16cex w16sdtdh w16sdtfl w16du wp14">
   <w:p>
     <w:pPr>
       <w:pStyle w:val="Header"/>
@@ -27475,7 +27319,7 @@
             </wp:anchor>
           </w:drawing>
         </mc:Choice>
-        <mc:Fallback xmlns:w16cei="http://schemas.microsoft.com/office/word/2026/wordml/cei">
+        <mc:Fallback>
           <w:pict>
             <v:line w14:anchorId="304E0020" id="Line 1" o:spid="_x0000_s1026" style="position:absolute;z-index:251658240;visibility:visible;mso-wrap-style:square;mso-width-percent:0;mso-height-percent:0;mso-wrap-distance-left:9pt;mso-wrap-distance-top:0;mso-wrap-distance-right:9pt;mso-wrap-distance-bottom:0;mso-position-horizontal:absolute;mso-position-horizontal-relative:text;mso-position-vertical:absolute;mso-position-vertical-relative:text;mso-width-percent:0;mso-height-percent:0;mso-width-relative:page;mso-height-relative:page" from="-33.75pt,8.05pt" to="453pt,8.05pt" o:gfxdata="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"/>
           </w:pict>
@@ -27499,7 +27343,7 @@
 </file>
 
 <file path=word/numbering.xml><?xml version="1.0" encoding="utf-8"?>
-<w:numbering xmlns:wpc="http://schemas.microsoft.com/office/word/2010/wordprocessingCanvas" xmlns:cx="http://schemas.microsoft.com/office/drawing/2014/chartex" xmlns:cx1="http://schemas.microsoft.com/office/drawing/2015/9/8/chartex" xmlns:cx2="http://schemas.microsoft.com/office/drawing/2015/10/21/chartex" xmlns:cx3="http://schemas.microsoft.com/office/drawing/2016/5/9/chartex" xmlns:cx4="http://schemas.microsoft.com/office/drawing/2016/5/10/chartex" xmlns:cx5="http://schemas.microsoft.com/office/drawing/2016/5/11/chartex" xmlns:cx6="http://schemas.microsoft.com/office/drawing/2016/5/12/chartex" xmlns:cx7="http://schemas.microsoft.com/office/drawing/2016/5/13/chartex" xmlns:cx8="http://schemas.microsoft.com/office/drawing/2016/5/14/chartex" xmlns:mc="http://schemas.openxmlformats.org/markup-compatibility/2006" xmlns:aink="http://schemas.microsoft.com/office/drawing/2016/ink" xmlns:am3d="http://schemas.microsoft.com/office/drawing/2017/model3d" xmlns:o="urn:schemas-microsoft-com:office:office" xmlns:oel="http://schemas.microsoft.com/office/2019/extlst" xmlns:r="http://schemas.openxmlformats.org/officeDocument/2006/relationships" xmlns:m="http://schemas.openxmlformats.org/officeDocument/2006/math" xmlns:v="urn:schemas-microsoft-com:vml" xmlns:wp14="http://schemas.microsoft.com/office/word/2010/wordprocessingDrawing" xmlns:wp="http://schemas.openxmlformats.org/drawingml/2006/wordprocessingDrawing" xmlns:w10="urn:schemas-microsoft-com:office:word" xmlns:w="http://schemas.openxmlformats.org/wordprocessingml/2006/main" xmlns:w14="http://schemas.microsoft.com/office/word/2010/wordml" xmlns:w15="http://schemas.microsoft.com/office/word/2012/wordml" xmlns:w16cex="http://schemas.microsoft.com/office/word/2018/wordml/cex" xmlns:w16cid="http://schemas.microsoft.com/office/word/2016/wordml/cid" xmlns:w16="http://schemas.microsoft.com/office/word/2018/wordml" xmlns:w16du="http://schemas.microsoft.com/office/word/2023/wordml/word16du" xmlns:w16sdtdh="http://schemas.microsoft.com/office/word/2020/wordml/sdtdatahash" xmlns:w16sdtfl="http://schemas.microsoft.com/office/word/2024/wordml/sdtformatlock" xmlns:w16se="http://schemas.microsoft.com/office/word/2015/wordml/symex" xmlns:wpg="http://schemas.microsoft.com/office/word/2010/wordprocessingGroup" xmlns:wpi="http://schemas.microsoft.com/office/word/2010/wordprocessingInk" xmlns:wne="http://schemas.microsoft.com/office/word/2006/wordml" xmlns:wps="http://schemas.microsoft.com/office/word/2010/wordprocessingShape" mc:Ignorable="w14 w15 w16se w16cid w16 w16cex w16sdtdh w16sdtfl w16du wp14">
+<w:numbering xmlns:wpc="http://schemas.microsoft.com/office/word/2010/wordprocessingCanvas" xmlns:cx="http://schemas.microsoft.com/office/drawing/2014/chartex" xmlns:cx1="http://schemas.microsoft.com/office/drawing/2015/9/8/chartex" xmlns:cx2="http://schemas.microsoft.com/office/drawing/2015/10/21/chartex" xmlns:cx3="http://schemas.microsoft.com/office/drawing/2016/5/9/chartex" xmlns:cx4="http://schemas.microsoft.com/office/drawing/2016/5/10/chartex" xmlns:cx5="http://schemas.microsoft.com/office/drawing/2016/5/11/chartex" xmlns:cx6="http://schemas.microsoft.com/office/drawing/2016/5/12/chartex" xmlns:cx7="http://schemas.microsoft.com/office/drawing/2016/5/13/chartex" xmlns:cx8="http://schemas.microsoft.com/office/drawing/2016/5/14/chartex" xmlns:mc="http://schemas.openxmlformats.org/markup-compatibility/2006" xmlns:aink="http://schemas.microsoft.com/office/drawing/2016/ink" xmlns:am3d="http://schemas.microsoft.com/office/drawing/2017/model3d" xmlns:o="urn:schemas-microsoft-com:office:office" xmlns:oel="http://schemas.microsoft.com/office/2019/extlst" xmlns:r="http://schemas.openxmlformats.org/officeDocument/2006/relationships" xmlns:m="http://schemas.openxmlformats.org/officeDocument/2006/math" xmlns:v="urn:schemas-microsoft-com:vml" xmlns:wp14="http://schemas.microsoft.com/office/word/2010/wordprocessingDrawing" xmlns:wp="http://schemas.openxmlformats.org/drawingml/2006/wordprocessingDrawing" xmlns:w10="urn:schemas-microsoft-com:office:word" xmlns:w="http://schemas.openxmlformats.org/wordprocessingml/2006/main" xmlns:w14="http://schemas.microsoft.com/office/word/2010/wordml" xmlns:w15="http://schemas.microsoft.com/office/word/2012/wordml" xmlns:w16cei="http://schemas.microsoft.com/office/word/2026/wordml/cei" xmlns:w16cex="http://schemas.microsoft.com/office/word/2018/wordml/cex" xmlns:w16cid="http://schemas.microsoft.com/office/word/2016/wordml/cid" xmlns:w16="http://schemas.microsoft.com/office/word/2018/wordml" xmlns:w16du="http://schemas.microsoft.com/office/word/2023/wordml/word16du" xmlns:w16sdtdh="http://schemas.microsoft.com/office/word/2020/wordml/sdtdatahash" xmlns:w16sdtfl="http://schemas.microsoft.com/office/word/2024/wordml/sdtformatlock" xmlns:w16se="http://schemas.microsoft.com/office/word/2015/wordml/symex" xmlns:wpg="http://schemas.microsoft.com/office/word/2010/wordprocessingGroup" xmlns:wpi="http://schemas.microsoft.com/office/word/2010/wordprocessingInk" xmlns:wne="http://schemas.microsoft.com/office/word/2006/wordml" xmlns:wps="http://schemas.microsoft.com/office/word/2010/wordprocessingShape" mc:Ignorable="w14 w15 w16se w16cid w16 w16cex w16sdtdh w16sdtfl w16du wp14">
   <w:abstractNum w:abstractNumId="0" w15:restartNumberingAfterBreak="0">
     <w:nsid w:val="00FF922E"/>
     <w:multiLevelType w:val="hybridMultilevel"/>
@@ -33379,7 +33223,6 @@
   <w:style w:type="character" w:default="1" w:styleId="DefaultParagraphFont">
     <w:name w:val="Default Paragraph Font"/>
     <w:uiPriority w:val="1"/>
-    <w:semiHidden/>
     <w:unhideWhenUsed/>
   </w:style>
   <w:style w:type="table" w:default="1" w:styleId="TableNormal">
@@ -33838,7 +33681,6 @@
     <w:name w:val="Normal (Web)"/>
     <w:basedOn w:val="Normal"/>
     <w:uiPriority w:val="99"/>
-    <w:semiHidden/>
     <w:unhideWhenUsed/>
     <w:rsid w:val="008F304D"/>
     <w:pPr>
@@ -34140,6 +33982,16 @@
 </file>
 
 <file path=customXml/item1.xml><?xml version="1.0" encoding="utf-8"?>
+<b:Sources xmlns:b="http://schemas.openxmlformats.org/officeDocument/2006/bibliography" xmlns="http://schemas.openxmlformats.org/officeDocument/2006/bibliography" SelectedStyle="\APASixthEditionOfficeOnline.xsl" StyleName="APA" Version="6"/>
+</file>
+
+<file path=customXml/item2.xml><?xml version="1.0" encoding="utf-8"?>
+<p:properties xmlns:p="http://schemas.microsoft.com/office/2006/metadata/properties" xmlns:xsi="http://www.w3.org/2001/XMLSchema-instance" xmlns:pc="http://schemas.microsoft.com/office/infopath/2007/PartnerControls">
+  <documentManagement/>
+</p:properties>
+</file>
+
+<file path=customXml/item3.xml><?xml version="1.0" encoding="utf-8"?>
 <?mso-contentType ?>
 <FormTemplates xmlns="http://schemas.microsoft.com/sharepoint/v3/contenttype/forms">
   <Display>DocumentLibraryForm</Display>
@@ -34148,7 +34000,7 @@
 </FormTemplates>
 </file>
 
-<file path=customXml/item2.xml><?xml version="1.0" encoding="utf-8"?>
+<file path=customXml/item4.xml><?xml version="1.0" encoding="utf-8"?>
 <ct:contentTypeSchema xmlns:ct="http://schemas.microsoft.com/office/2006/metadata/contentType" xmlns:ma="http://schemas.microsoft.com/office/2006/metadata/properties/metaAttributes" ct:_="" ma:_="" ma:contentTypeName="Document" ma:contentTypeID="0x010100922A3CA1EE6E4B44833A16005451862E" ma:contentTypeVersion="3" ma:contentTypeDescription="Create a new document." ma:contentTypeScope="" ma:versionID="b712dade4bf8bf57d4a0cdac4d020ae4">
   <xsd:schema xmlns:xsd="http://www.w3.org/2001/XMLSchema" xmlns:xs="http://www.w3.org/2001/XMLSchema" xmlns:p="http://schemas.microsoft.com/office/2006/metadata/properties" xmlns:ns2="92f6da62-8f25-40d3-824c-47c5f6f94bd6" targetNamespace="http://schemas.microsoft.com/office/2006/metadata/properties" ma:root="true" ma:fieldsID="f6f8642a0533a95cbf7fc7bbc8c1e153" ns2:_="">
     <xsd:import namespace="92f6da62-8f25-40d3-824c-47c5f6f94bd6"/>
@@ -34286,17 +34138,24 @@
 </ct:contentTypeSchema>
 </file>
 
-<file path=customXml/item3.xml><?xml version="1.0" encoding="utf-8"?>
-<p:properties xmlns:p="http://schemas.microsoft.com/office/2006/metadata/properties" xmlns:xsi="http://www.w3.org/2001/XMLSchema-instance" xmlns:pc="http://schemas.microsoft.com/office/infopath/2007/PartnerControls">
-  <documentManagement/>
-</p:properties>
+<file path=customXml/itemProps1.xml><?xml version="1.0" encoding="utf-8"?>
+<ds:datastoreItem xmlns:ds="http://schemas.openxmlformats.org/officeDocument/2006/customXml" ds:itemID="{E3DA75CE-018A-4AF1-8B5C-BF0FBFE76924}">
+  <ds:schemaRefs>
+    <ds:schemaRef ds:uri="http://schemas.openxmlformats.org/officeDocument/2006/bibliography"/>
+  </ds:schemaRefs>
+</ds:datastoreItem>
 </file>
 
-<file path=customXml/item4.xml><?xml version="1.0" encoding="utf-8"?>
-<b:Sources xmlns:b="http://schemas.openxmlformats.org/officeDocument/2006/bibliography" xmlns="http://schemas.openxmlformats.org/officeDocument/2006/bibliography" SelectedStyle="\APASixthEditionOfficeOnline.xsl" StyleName="APA" Version="6"/>
+<file path=customXml/itemProps2.xml><?xml version="1.0" encoding="utf-8"?>
+<ds:datastoreItem xmlns:ds="http://schemas.openxmlformats.org/officeDocument/2006/customXml" ds:itemID="{B2E31085-3E06-4A9F-9730-20A04C85DF24}">
+  <ds:schemaRefs>
+    <ds:schemaRef ds:uri="http://schemas.microsoft.com/office/2006/metadata/properties"/>
+    <ds:schemaRef ds:uri="http://schemas.microsoft.com/office/infopath/2007/PartnerControls"/>
+  </ds:schemaRefs>
+</ds:datastoreItem>
 </file>
 
-<file path=customXml/itemProps1.xml><?xml version="1.0" encoding="utf-8"?>
+<file path=customXml/itemProps3.xml><?xml version="1.0" encoding="utf-8"?>
 <ds:datastoreItem xmlns:ds="http://schemas.openxmlformats.org/officeDocument/2006/customXml" ds:itemID="{82A9BB68-56B4-4822-B6B7-DB471576EB1F}">
   <ds:schemaRefs>
     <ds:schemaRef ds:uri="http://schemas.microsoft.com/sharepoint/v3/contenttype/forms"/>
@@ -34304,7 +34163,7 @@
 </ds:datastoreItem>
 </file>
 
-<file path=customXml/itemProps2.xml><?xml version="1.0" encoding="utf-8"?>
+<file path=customXml/itemProps4.xml><?xml version="1.0" encoding="utf-8"?>
 <ds:datastoreItem xmlns:ds="http://schemas.openxmlformats.org/officeDocument/2006/customXml" ds:itemID="{69960CE0-24F5-4ADF-A12F-FE193FFA9C43}">
   <ds:schemaRefs>
     <ds:schemaRef ds:uri="http://schemas.microsoft.com/office/2006/metadata/contentType"/>
@@ -34320,21 +34179,4 @@
     <ds:schemaRef ds:uri="http://schemas.microsoft.com/internal/obd"/>
   </ds:schemaRefs>
 </ds:datastoreItem>
-</file>
-
-<file path=customXml/itemProps3.xml><?xml version="1.0" encoding="utf-8"?>
-<ds:datastoreItem xmlns:ds="http://schemas.openxmlformats.org/officeDocument/2006/customXml" ds:itemID="{B2E31085-3E06-4A9F-9730-20A04C85DF24}">
-  <ds:schemaRefs>
-    <ds:schemaRef ds:uri="http://schemas.microsoft.com/office/2006/metadata/properties"/>
-    <ds:schemaRef ds:uri="http://schemas.microsoft.com/office/infopath/2007/PartnerControls"/>
-  </ds:schemaRefs>
-</ds:datastoreItem>
-</file>
-
-<file path=customXml/itemProps4.xml><?xml version="1.0" encoding="utf-8"?>
-<ds:datastoreItem xmlns:ds="http://schemas.openxmlformats.org/officeDocument/2006/customXml" ds:itemID="{E3DA75CE-018A-4AF1-8B5C-BF0FBFE76924}">
-  <ds:schemaRefs>
-    <ds:schemaRef ds:uri="http://schemas.openxmlformats.org/officeDocument/2006/bibliography"/>
-  </ds:schemaRefs>
-</ds:datastoreItem>
 </file>
--- a/documents/Assignment 2.docx
+++ b/documents/Assignment 2.docx
@@ -541,6 +541,7 @@
               <w:szCs w:val="24"/>
             </w:rPr>
           </w:pPr>
+          <w:proofErr w:type="gramStart"/>
           <w:r>
             <w:rPr>
               <w:rFonts w:ascii="Times New Roman" w:eastAsia="Aptos" w:hAnsi="Times New Roman"/>
@@ -581,6 +582,7 @@
             </w:rPr>
             <w:t>September</w:t>
           </w:r>
+          <w:proofErr w:type="gramEnd"/>
           <w:r>
             <w:rPr>
               <w:rFonts w:ascii="Times New Roman" w:eastAsia="Aptos" w:hAnsi="Times New Roman"/>
@@ -6294,7 +6296,29 @@
                 <w:szCs w:val="24"/>
                 <w:lang w:val="en-AU"/>
               </w:rPr>
-              <w:t>Cleans, merges and engineers features (lagged indicators, cyclical month encoding, per-capita normalisation) across the three sources.</w:t>
+              <w:t xml:space="preserve">Cleans, merges and </w:t>
+            </w:r>
+            <w:proofErr w:type="gramStart"/>
+            <w:r>
+              <w:rPr>
+                <w:rFonts w:ascii="Times New Roman" w:eastAsia="Times New Roman" w:hAnsi="Times New Roman"/>
+                <w:color w:val="000000" w:themeColor="text1"/>
+                <w:sz w:val="24"/>
+                <w:szCs w:val="24"/>
+                <w:lang w:val="en-AU"/>
+              </w:rPr>
+              <w:t>engineers</w:t>
+            </w:r>
+            <w:proofErr w:type="gramEnd"/>
+            <w:r>
+              <w:rPr>
+                <w:rFonts w:ascii="Times New Roman" w:eastAsia="Times New Roman" w:hAnsi="Times New Roman"/>
+                <w:color w:val="000000" w:themeColor="text1"/>
+                <w:sz w:val="24"/>
+                <w:szCs w:val="24"/>
+                <w:lang w:val="en-AU"/>
+              </w:rPr>
+              <w:t xml:space="preserve"> features (lagged indicators, cyclical month encoding, per-capita normalisation) across the three sources.</w:t>
             </w:r>
           </w:p>
         </w:tc>
@@ -7076,6 +7100,7 @@
         </w:rPr>
         <w:t xml:space="preserve"> </w:t>
       </w:r>
+      <w:proofErr w:type="gramStart"/>
       <w:r>
         <w:rPr>
           <w:rFonts w:ascii="Wingdings" w:eastAsia="Wingdings" w:hAnsi="Wingdings" w:cs="Wingdings"/>
@@ -7090,7 +7115,16 @@
           <w:sz w:val="24"/>
           <w:szCs w:val="24"/>
         </w:rPr>
-        <w:t xml:space="preserve">  Glue Data </w:t>
+        <w:t xml:space="preserve">  Glue</w:t>
+      </w:r>
+      <w:proofErr w:type="gramEnd"/>
+      <w:r>
+        <w:rPr>
+          <w:rFonts w:ascii="Times New Roman" w:eastAsia="Times New Roman" w:hAnsi="Times New Roman"/>
+          <w:sz w:val="24"/>
+          <w:szCs w:val="24"/>
+        </w:rPr>
+        <w:t xml:space="preserve"> Data </w:t>
       </w:r>
       <w:proofErr w:type="spellStart"/>
       <w:r>
@@ -7198,7 +7232,16 @@
           <w:sz w:val="24"/>
           <w:szCs w:val="24"/>
         </w:rPr>
-        <w:t xml:space="preserve">), the group project implements each stage using open-source, non-AWS tools, consistent with the module's guidance to rely on open-source </w:t>
+        <w:t>), the group project implements each stage using open-source, non-AWS tools, consistent with the module's guidance to rely on open-</w:t>
+      </w:r>
+      <w:proofErr w:type="gramStart"/>
+      <w:r>
+        <w:rPr>
+          <w:rFonts w:ascii="Times New Roman" w:eastAsia="Times New Roman" w:hAnsi="Times New Roman"/>
+          <w:sz w:val="24"/>
+          <w:szCs w:val="24"/>
+        </w:rPr>
+        <w:t xml:space="preserve">source </w:t>
       </w:r>
       <w:r>
         <w:rPr>
@@ -7215,7 +7258,16 @@
           <w:sz w:val="24"/>
           <w:szCs w:val="24"/>
         </w:rPr>
-        <w:t>tools for the group deliverable.</w:t>
+        <w:t>tools</w:t>
+      </w:r>
+      <w:proofErr w:type="gramEnd"/>
+      <w:r>
+        <w:rPr>
+          <w:rFonts w:ascii="Times New Roman" w:eastAsia="Times New Roman" w:hAnsi="Times New Roman"/>
+          <w:sz w:val="24"/>
+          <w:szCs w:val="24"/>
+        </w:rPr>
+        <w:t xml:space="preserve"> for the group deliverable.</w:t>
       </w:r>
     </w:p>
     <w:p>
@@ -9209,6 +9261,7 @@
               </w:rPr>
               <w:t xml:space="preserve">Incorporate feedback; finalise </w:t>
             </w:r>
+            <w:proofErr w:type="gramStart"/>
             <w:r>
               <w:rPr>
                 <w:rFonts w:ascii="Times New Roman" w:eastAsia="Times New Roman" w:hAnsi="Times New Roman" w:cs="Times New Roman"/>
@@ -9234,7 +9287,17 @@
                 <w:szCs w:val="24"/>
                 <w:lang w:val="en-AU"/>
               </w:rPr>
-              <w:t xml:space="preserve"> deploy to </w:t>
+              <w:t xml:space="preserve"> deploy</w:t>
+            </w:r>
+            <w:proofErr w:type="gramEnd"/>
+            <w:r>
+              <w:rPr>
+                <w:rFonts w:ascii="Times New Roman" w:eastAsia="Times New Roman" w:hAnsi="Times New Roman" w:cs="Times New Roman"/>
+                <w:sz w:val="24"/>
+                <w:szCs w:val="24"/>
+                <w:lang w:val="en-AU"/>
+              </w:rPr>
+              <w:t xml:space="preserve"> to </w:t>
             </w:r>
             <w:proofErr w:type="spellStart"/>
             <w:r>
@@ -10129,6 +10192,7 @@
               </w:rPr>
               <w:t xml:space="preserve">Cleans, merges and </w:t>
             </w:r>
+            <w:proofErr w:type="gramStart"/>
             <w:r>
               <w:rPr>
                 <w:rFonts w:ascii="Times New Roman" w:eastAsia="Times New Roman" w:hAnsi="Times New Roman" w:cs="Times New Roman"/>
@@ -10138,6 +10202,7 @@
               </w:rPr>
               <w:t>engineers</w:t>
             </w:r>
+            <w:proofErr w:type="gramEnd"/>
             <w:r>
               <w:rPr>
                 <w:rFonts w:ascii="Times New Roman" w:eastAsia="Times New Roman" w:hAnsi="Times New Roman" w:cs="Times New Roman"/>
@@ -10312,8 +10377,19 @@
                 <w:szCs w:val="24"/>
                 <w:lang w:val="en-AU"/>
               </w:rPr>
-              <w:t>Dashboard &amp; Deploy</w:t>
-            </w:r>
+              <w:t xml:space="preserve">Dashboard &amp; </w:t>
+            </w:r>
+            <w:proofErr w:type="gramStart"/>
+            <w:r>
+              <w:rPr>
+                <w:rFonts w:ascii="Times New Roman" w:eastAsia="Times New Roman" w:hAnsi="Times New Roman" w:cs="Times New Roman"/>
+                <w:sz w:val="24"/>
+                <w:szCs w:val="24"/>
+                <w:lang w:val="en-AU"/>
+              </w:rPr>
+              <w:t>Deploy</w:t>
+            </w:r>
+            <w:proofErr w:type="gramEnd"/>
           </w:p>
         </w:tc>
         <w:tc>
@@ -10953,7 +11029,25 @@
           <w:sz w:val="24"/>
           <w:szCs w:val="24"/>
         </w:rPr>
-        <w:t>And the final risk is misuse or misinterpretation of the forecasts. If predictions are read as statements about particular communities, the system could cause harm rather than support safety. Small counts in low-population regions could also make incidents identifiable. Forecasts will therefore be shown only at region and month level, with uncertainty ranges, and small values will be suppressed.</w:t>
+        <w:t xml:space="preserve">And the final risk is misuse or misinterpretation of the forecasts. If predictions are read as statements about </w:t>
+      </w:r>
+      <w:proofErr w:type="gramStart"/>
+      <w:r>
+        <w:rPr>
+          <w:rFonts w:ascii="Times New Roman" w:eastAsia="Times New Roman" w:hAnsi="Times New Roman"/>
+          <w:sz w:val="24"/>
+          <w:szCs w:val="24"/>
+        </w:rPr>
+        <w:t>particular communities</w:t>
+      </w:r>
+      <w:proofErr w:type="gramEnd"/>
+      <w:r>
+        <w:rPr>
+          <w:rFonts w:ascii="Times New Roman" w:eastAsia="Times New Roman" w:hAnsi="Times New Roman"/>
+          <w:sz w:val="24"/>
+          <w:szCs w:val="24"/>
+        </w:rPr>
+        <w:t>, the system could cause harm rather than support safety. Small counts in low-population regions could also make incidents identifiable. Forecasts will therefore be shown only at region and month level, with uncertainty ranges, and small values will be suppressed.</w:t>
       </w:r>
     </w:p>
     <w:p>
@@ -11659,7 +11753,29 @@
           <w:sz w:val="24"/>
           <w:szCs w:val="24"/>
         </w:rPr>
-        <w:t>NT crime statistics march 2026 - NTG open data portal</w:t>
+        <w:t xml:space="preserve">NT crime </w:t>
+      </w:r>
+      <w:proofErr w:type="gramStart"/>
+      <w:r>
+        <w:rPr>
+          <w:rFonts w:ascii="Times New Roman" w:eastAsia="Times New Roman" w:hAnsi="Times New Roman"/>
+          <w:i/>
+          <w:iCs/>
+          <w:sz w:val="24"/>
+          <w:szCs w:val="24"/>
+        </w:rPr>
+        <w:t>statistics march</w:t>
+      </w:r>
+      <w:proofErr w:type="gramEnd"/>
+      <w:r>
+        <w:rPr>
+          <w:rFonts w:ascii="Times New Roman" w:eastAsia="Times New Roman" w:hAnsi="Times New Roman"/>
+          <w:i/>
+          <w:iCs/>
+          <w:sz w:val="24"/>
+          <w:szCs w:val="24"/>
+        </w:rPr>
+        <w:t xml:space="preserve"> 2026 - NTG open data portal</w:t>
       </w:r>
       <w:r>
         <w:rPr>
@@ -11670,6 +11786,7 @@
         <w:t xml:space="preserve">. </w:t>
       </w:r>
       <w:proofErr w:type="spellStart"/>
+      <w:proofErr w:type="gramStart"/>
       <w:r>
         <w:rPr>
           <w:rFonts w:ascii="Times New Roman" w:eastAsia="Times New Roman" w:hAnsi="Times New Roman"/>
@@ -11679,6 +11796,7 @@
         <w:t>Nt.Gov.Au</w:t>
       </w:r>
       <w:proofErr w:type="spellEnd"/>
+      <w:proofErr w:type="gramEnd"/>
       <w:r>
         <w:rPr>
           <w:rFonts w:ascii="Times New Roman" w:eastAsia="Times New Roman" w:hAnsi="Times New Roman"/>
@@ -12772,967 +12890,6 @@
       <w:pPr>
         <w:pStyle w:val="ListParagraph"/>
         <w:numPr>
-          <w:ilvl w:val="3"/>
-          <w:numId w:val="33"/>
-        </w:numPr>
-        <w:spacing w:before="120" w:after="120"/>
-        <w:ind w:left="426"/>
-        <w:jc w:val="both"/>
-        <w:outlineLvl w:val="1"/>
-        <w:rPr>
-          <w:rFonts w:ascii="Times New Roman" w:eastAsia="Times New Roman" w:hAnsi="Times New Roman" w:cs="Times New Roman"/>
-          <w:b/>
-          <w:bCs/>
-          <w:sz w:val="24"/>
-          <w:szCs w:val="24"/>
-          <w:lang w:val="en-AU"/>
-        </w:rPr>
-      </w:pPr>
-      <w:r>
-        <w:rPr>
-          <w:rFonts w:ascii="Times New Roman" w:eastAsia="Times New Roman" w:hAnsi="Times New Roman"/>
-          <w:b/>
-          <w:bCs/>
-          <w:sz w:val="24"/>
-          <w:szCs w:val="24"/>
-        </w:rPr>
-        <w:t>Project overview and objectives</w:t>
-      </w:r>
-    </w:p>
-    <w:p>
-      <w:pPr>
-        <w:pStyle w:val="ListParagraph"/>
-        <w:spacing w:before="120" w:after="120" w:line="240" w:lineRule="auto"/>
-        <w:ind w:left="0"/>
-        <w:contextualSpacing w:val="0"/>
-        <w:jc w:val="both"/>
-        <w:rPr>
-          <w:rFonts w:ascii="Times New Roman" w:eastAsia="Times New Roman" w:hAnsi="Times New Roman" w:cs="Times New Roman"/>
-          <w:sz w:val="24"/>
-          <w:szCs w:val="24"/>
-          <w:lang w:val="en-AU"/>
-        </w:rPr>
-      </w:pPr>
-      <w:r>
-        <w:rPr>
-          <w:rFonts w:ascii="Times New Roman" w:eastAsia="Times New Roman" w:hAnsi="Times New Roman" w:cs="Times New Roman"/>
-          <w:sz w:val="24"/>
-          <w:szCs w:val="24"/>
-          <w:lang w:val="en-AU"/>
-        </w:rPr>
-        <w:t xml:space="preserve">This project develops an </w:t>
-      </w:r>
-      <w:r>
-        <w:rPr>
-          <w:rFonts w:ascii="Times New Roman" w:eastAsia="Times New Roman" w:hAnsi="Times New Roman" w:cs="Times New Roman"/>
-          <w:sz w:val="24"/>
-          <w:szCs w:val="24"/>
-          <w:lang w:val="en-AU"/>
-        </w:rPr>
-        <w:t>end-to-end</w:t>
-      </w:r>
-      <w:r>
-        <w:rPr>
-          <w:rFonts w:ascii="Times New Roman" w:eastAsia="Times New Roman" w:hAnsi="Times New Roman" w:cs="Times New Roman"/>
-          <w:sz w:val="24"/>
-          <w:szCs w:val="24"/>
-          <w:lang w:val="en-AU"/>
-        </w:rPr>
-        <w:t xml:space="preserve"> forecasting system for monthly, region level assault rates in the Northern Territory (NT), designed to strengthen operational planning within NT Police, Fire and Emergency Services (PFES). </w:t>
-      </w:r>
-      <w:r>
-        <w:rPr>
-          <w:rFonts w:ascii="Times New Roman" w:eastAsia="Times New Roman" w:hAnsi="Times New Roman" w:cs="Times New Roman"/>
-          <w:sz w:val="24"/>
-          <w:szCs w:val="24"/>
-          <w:lang w:val="en-AU"/>
-        </w:rPr>
-        <w:t xml:space="preserve">The work involves three core components: </w:t>
-      </w:r>
-    </w:p>
-    <w:p>
-      <w:pPr>
-        <w:pStyle w:val="ListParagraph"/>
-        <w:numPr>
-          <w:ilvl w:val="0"/>
-          <w:numId w:val="33"/>
-        </w:numPr>
-        <w:spacing w:before="120" w:after="120" w:line="240" w:lineRule="auto"/>
-        <w:contextualSpacing w:val="0"/>
-        <w:jc w:val="both"/>
-        <w:rPr>
-          <w:rFonts w:ascii="Times New Roman" w:eastAsia="Times New Roman" w:hAnsi="Times New Roman" w:cs="Times New Roman"/>
-          <w:sz w:val="24"/>
-          <w:szCs w:val="24"/>
-          <w:lang w:val="en-AU"/>
-        </w:rPr>
-      </w:pPr>
-      <w:r>
-        <w:rPr>
-          <w:rFonts w:ascii="Times New Roman" w:eastAsia="Times New Roman" w:hAnsi="Times New Roman" w:cs="Times New Roman"/>
-          <w:sz w:val="24"/>
-          <w:szCs w:val="24"/>
-          <w:lang w:val="en-AU"/>
-        </w:rPr>
-        <w:t xml:space="preserve">Building a secure and automated data pipeline covering acquisition, storage, and processing of NT crime datasets along with relevant datasets; </w:t>
-      </w:r>
-    </w:p>
-    <w:p>
-      <w:pPr>
-        <w:pStyle w:val="ListParagraph"/>
-        <w:numPr>
-          <w:ilvl w:val="0"/>
-          <w:numId w:val="33"/>
-        </w:numPr>
-        <w:spacing w:before="120" w:after="120" w:line="240" w:lineRule="auto"/>
-        <w:contextualSpacing w:val="0"/>
-        <w:jc w:val="both"/>
-        <w:rPr>
-          <w:rFonts w:ascii="Times New Roman" w:eastAsia="Times New Roman" w:hAnsi="Times New Roman" w:cs="Times New Roman"/>
-          <w:sz w:val="24"/>
-          <w:szCs w:val="24"/>
-          <w:lang w:val="en-AU"/>
-        </w:rPr>
-      </w:pPr>
-      <w:r>
-        <w:rPr>
-          <w:rFonts w:ascii="Times New Roman" w:eastAsia="Times New Roman" w:hAnsi="Times New Roman"/>
-          <w:sz w:val="24"/>
-          <w:szCs w:val="24"/>
-          <w:lang w:val="en-AU"/>
-        </w:rPr>
-        <w:t>Developing a robust forecasting model capable of producing interpretable, region</w:t>
-      </w:r>
-      <w:r>
-        <w:rPr>
-          <w:lang w:val="en-AU"/>
-        </w:rPr>
-        <w:noBreakHyphen/>
-      </w:r>
-      <w:r>
-        <w:rPr>
-          <w:rFonts w:ascii="Times New Roman" w:eastAsia="Times New Roman" w:hAnsi="Times New Roman"/>
-          <w:sz w:val="24"/>
-          <w:szCs w:val="24"/>
-          <w:lang w:val="en-AU"/>
-        </w:rPr>
-        <w:t xml:space="preserve">specific monthly predictions; and </w:t>
-      </w:r>
-    </w:p>
-    <w:p>
-      <w:pPr>
-        <w:pStyle w:val="ListParagraph"/>
-        <w:numPr>
-          <w:ilvl w:val="0"/>
-          <w:numId w:val="33"/>
-        </w:numPr>
-        <w:spacing w:before="120" w:after="120" w:line="240" w:lineRule="auto"/>
-        <w:contextualSpacing w:val="0"/>
-        <w:jc w:val="both"/>
-        <w:rPr>
-          <w:lang w:val="en-AU"/>
-        </w:rPr>
-      </w:pPr>
-      <w:r>
-        <w:rPr>
-          <w:rFonts w:ascii="Times New Roman" w:eastAsia="Times New Roman" w:hAnsi="Times New Roman" w:cs="Times New Roman"/>
-          <w:sz w:val="24"/>
-          <w:szCs w:val="24"/>
-          <w:lang w:val="en-AU"/>
-        </w:rPr>
-        <w:t>Delivering an interactive dashboard that presents historical trends, forecasts, and risk indicators for PFES operational use. The system ultimately supports PFES by improving resource allocation, enabling early identification of emerging hotspots, and enhancing evidence</w:t>
-      </w:r>
-      <w:r>
-        <w:rPr>
-          <w:lang w:val="en-AU"/>
-        </w:rPr>
-        <w:noBreakHyphen/>
-      </w:r>
-      <w:r>
-        <w:rPr>
-          <w:rFonts w:ascii="Times New Roman" w:eastAsia="Times New Roman" w:hAnsi="Times New Roman" w:cs="Times New Roman"/>
-          <w:sz w:val="24"/>
-          <w:szCs w:val="24"/>
-          <w:lang w:val="en-AU"/>
-        </w:rPr>
-        <w:t>based decision</w:t>
-      </w:r>
-      <w:r>
-        <w:rPr>
-          <w:lang w:val="en-AU"/>
-        </w:rPr>
-        <w:noBreakHyphen/>
-      </w:r>
-      <w:r>
-        <w:rPr>
-          <w:rFonts w:ascii="Times New Roman" w:eastAsia="Times New Roman" w:hAnsi="Times New Roman" w:cs="Times New Roman"/>
-          <w:sz w:val="24"/>
-          <w:szCs w:val="24"/>
-          <w:lang w:val="en-AU"/>
-        </w:rPr>
-        <w:t>making across the Territory.</w:t>
-      </w:r>
-    </w:p>
-    <w:p>
-      <w:pPr>
-        <w:spacing w:before="120" w:after="120"/>
-        <w:jc w:val="both"/>
-        <w:rPr>
-          <w:rFonts w:ascii="Times New Roman" w:eastAsia="Times New Roman" w:hAnsi="Times New Roman"/>
-          <w:sz w:val="24"/>
-          <w:szCs w:val="24"/>
-        </w:rPr>
-      </w:pPr>
-      <w:r>
-        <w:rPr>
-          <w:rFonts w:ascii="Times New Roman" w:eastAsia="Times New Roman" w:hAnsi="Times New Roman"/>
-          <w:sz w:val="24"/>
-          <w:szCs w:val="24"/>
-        </w:rPr>
-        <w:t>The system supports PFES through better resource allocation, early hotspot identification, and evidence-based decision-making.</w:t>
-      </w:r>
-    </w:p>
-    <w:p>
-      <w:pPr>
-        <w:pStyle w:val="ListParagraph"/>
-        <w:numPr>
-          <w:ilvl w:val="0"/>
-          <w:numId w:val="28"/>
-        </w:numPr>
-        <w:spacing w:before="120" w:after="120"/>
-        <w:jc w:val="both"/>
-        <w:rPr>
-          <w:rFonts w:ascii="Times New Roman" w:eastAsia="Times New Roman" w:hAnsi="Times New Roman" w:cs="Times New Roman"/>
-          <w:sz w:val="24"/>
-          <w:szCs w:val="24"/>
-          <w:lang w:val="en-AU"/>
-        </w:rPr>
-      </w:pPr>
-      <w:r>
-        <w:rPr>
-          <w:rFonts w:ascii="Times New Roman" w:eastAsia="Times New Roman" w:hAnsi="Times New Roman" w:cs="Times New Roman"/>
-          <w:sz w:val="24"/>
-          <w:szCs w:val="24"/>
-          <w:lang w:val="en-AU"/>
-        </w:rPr>
-        <w:t>Primary users: PFES operational planners and duty officers - shift commanders (patrol scheduling), regional operations managers (cross-station coordination), and strategic planning staff (quarterly staffing levels).</w:t>
-      </w:r>
-    </w:p>
-    <w:p>
-      <w:pPr>
-        <w:pStyle w:val="ListParagraph"/>
-        <w:numPr>
-          <w:ilvl w:val="0"/>
-          <w:numId w:val="28"/>
-        </w:numPr>
-        <w:spacing w:before="120" w:after="120"/>
-        <w:jc w:val="both"/>
-        <w:rPr>
-          <w:rFonts w:ascii="Times New Roman" w:eastAsia="Times New Roman" w:hAnsi="Times New Roman" w:cs="Times New Roman"/>
-          <w:sz w:val="24"/>
-          <w:szCs w:val="24"/>
-          <w:lang w:val="en-AU"/>
-        </w:rPr>
-      </w:pPr>
-      <w:r>
-        <w:rPr>
-          <w:rFonts w:ascii="Times New Roman" w:eastAsia="Times New Roman" w:hAnsi="Times New Roman" w:cs="Times New Roman"/>
-          <w:sz w:val="24"/>
-          <w:szCs w:val="24"/>
-          <w:lang w:val="en-AU"/>
-        </w:rPr>
-        <w:t>Secondary users: PFES analysts needing historical trend data for budget/policy submissions.</w:t>
-      </w:r>
-    </w:p>
-    <w:p>
-      <w:pPr>
-        <w:spacing w:before="120" w:after="120"/>
-        <w:jc w:val="both"/>
-        <w:rPr>
-          <w:rFonts w:ascii="Times New Roman" w:eastAsia="Times New Roman" w:hAnsi="Times New Roman"/>
-          <w:sz w:val="24"/>
-          <w:szCs w:val="24"/>
-        </w:rPr>
-      </w:pPr>
-      <w:r>
-        <w:rPr>
-          <w:rFonts w:ascii="Times New Roman" w:eastAsia="Times New Roman" w:hAnsi="Times New Roman"/>
-          <w:sz w:val="24"/>
-          <w:szCs w:val="24"/>
-        </w:rPr>
-        <w:t>The dashboard targets non-technical operational staff, prioritising clear visual summaries over raw statistical output.</w:t>
-      </w:r>
-    </w:p>
-    <w:p>
-      <w:pPr>
-        <w:pStyle w:val="ListParagraph"/>
-        <w:numPr>
-          <w:ilvl w:val="0"/>
-          <w:numId w:val="36"/>
-        </w:numPr>
-        <w:spacing w:before="120" w:after="120"/>
-        <w:ind w:left="426"/>
-        <w:jc w:val="both"/>
-        <w:outlineLvl w:val="1"/>
-        <w:rPr>
-          <w:rFonts w:ascii="Times New Roman" w:eastAsia="Times New Roman" w:hAnsi="Times New Roman"/>
-          <w:b/>
-          <w:bCs/>
-          <w:sz w:val="24"/>
-          <w:szCs w:val="24"/>
-        </w:rPr>
-      </w:pPr>
-      <w:r>
-        <w:rPr>
-          <w:rFonts w:ascii="Times New Roman" w:eastAsia="Times New Roman" w:hAnsi="Times New Roman"/>
-          <w:b/>
-          <w:bCs/>
-          <w:sz w:val="24"/>
-          <w:szCs w:val="24"/>
-        </w:rPr>
-        <w:t>Theme justification</w:t>
-      </w:r>
-    </w:p>
-    <w:p>
-      <w:pPr>
-        <w:pStyle w:val="ListParagraph"/>
-        <w:spacing w:before="120" w:after="120" w:line="240" w:lineRule="auto"/>
-        <w:ind w:left="0"/>
-        <w:contextualSpacing w:val="0"/>
-        <w:jc w:val="both"/>
-        <w:rPr>
-          <w:rFonts w:ascii="Times New Roman" w:eastAsia="Times New Roman" w:hAnsi="Times New Roman" w:cs="Times New Roman"/>
-          <w:sz w:val="24"/>
-          <w:szCs w:val="24"/>
-          <w:lang w:val="en-AU"/>
-        </w:rPr>
-      </w:pPr>
-      <w:r>
-        <w:rPr>
-          <w:rFonts w:ascii="Times New Roman" w:eastAsia="Times New Roman" w:hAnsi="Times New Roman" w:cs="Times New Roman"/>
-          <w:sz w:val="24"/>
-          <w:szCs w:val="24"/>
-          <w:lang w:val="en-AU"/>
-        </w:rPr>
-        <w:t>The project's core theme is forecasting monthly assault rates across NT regions, within the crime analysis domain. Forecasting suits this data because it is genuinely time-series: assault counts show month-to-month dependence, seasonal patterns (dry vs wet season</w:t>
-      </w:r>
-      <w:r>
-        <w:rPr>
-          <w:rFonts w:ascii="Times New Roman" w:eastAsia="Times New Roman" w:hAnsi="Times New Roman" w:cs="Times New Roman"/>
-          <w:sz w:val="24"/>
-          <w:szCs w:val="24"/>
-          <w:lang w:val="en-AU"/>
-        </w:rPr>
-        <w:t>s</w:t>
-      </w:r>
-      <w:r>
-        <w:rPr>
-          <w:rFonts w:ascii="Times New Roman" w:eastAsia="Times New Roman" w:hAnsi="Times New Roman" w:cs="Times New Roman"/>
-          <w:sz w:val="24"/>
-          <w:szCs w:val="24"/>
-          <w:lang w:val="en-AU"/>
-        </w:rPr>
-        <w:t>), and temporal autocorrelation - requiring models that capture temporal structure rather than static methods.</w:t>
-      </w:r>
-    </w:p>
-    <w:p>
-      <w:pPr>
-        <w:pStyle w:val="ListParagraph"/>
-        <w:spacing w:before="120" w:after="120" w:line="240" w:lineRule="auto"/>
-        <w:ind w:left="0"/>
-        <w:contextualSpacing w:val="0"/>
-        <w:jc w:val="both"/>
-        <w:rPr>
-          <w:lang w:val="en-AU"/>
-        </w:rPr>
-      </w:pPr>
-      <w:r>
-        <w:rPr>
-          <w:rFonts w:ascii="Times New Roman" w:eastAsia="Times New Roman" w:hAnsi="Times New Roman" w:cs="Times New Roman"/>
-          <w:sz w:val="24"/>
-          <w:szCs w:val="24"/>
-          <w:lang w:val="en-AU"/>
-        </w:rPr>
-        <w:t>This theme aligns with the five mandatory data-science capabilities:</w:t>
-      </w:r>
-    </w:p>
-    <w:p>
-      <w:pPr>
-        <w:pStyle w:val="ListParagraph"/>
-        <w:numPr>
-          <w:ilvl w:val="0"/>
-          <w:numId w:val="30"/>
-        </w:numPr>
-        <w:spacing w:before="120" w:after="120" w:line="240" w:lineRule="auto"/>
-        <w:ind w:left="720"/>
-        <w:contextualSpacing w:val="0"/>
-        <w:jc w:val="both"/>
-        <w:rPr>
-          <w:rFonts w:ascii="Times New Roman" w:eastAsia="Times New Roman" w:hAnsi="Times New Roman" w:cs="Times New Roman"/>
-          <w:sz w:val="24"/>
-          <w:szCs w:val="24"/>
-          <w:lang w:val="en-AU"/>
-        </w:rPr>
-      </w:pPr>
-      <w:r>
-        <w:rPr>
-          <w:rFonts w:ascii="Times New Roman" w:eastAsia="Times New Roman" w:hAnsi="Times New Roman" w:cs="Times New Roman"/>
-          <w:sz w:val="24"/>
-          <w:szCs w:val="24"/>
-          <w:lang w:val="en-AU"/>
-        </w:rPr>
-        <w:t>Acquisition: pulling data from the NTG open data portal (Northern Territory Government, 2026)</w:t>
-      </w:r>
-    </w:p>
-    <w:p>
-      <w:pPr>
-        <w:pStyle w:val="ListParagraph"/>
-        <w:numPr>
-          <w:ilvl w:val="0"/>
-          <w:numId w:val="30"/>
-        </w:numPr>
-        <w:spacing w:before="120" w:after="120" w:line="240" w:lineRule="auto"/>
-        <w:ind w:left="720"/>
-        <w:contextualSpacing w:val="0"/>
-        <w:jc w:val="both"/>
-        <w:rPr>
-          <w:rFonts w:ascii="Times New Roman" w:eastAsia="Times New Roman" w:hAnsi="Times New Roman" w:cs="Times New Roman"/>
-          <w:sz w:val="24"/>
-          <w:szCs w:val="24"/>
-          <w:lang w:val="en-AU"/>
-        </w:rPr>
-      </w:pPr>
-      <w:r>
-        <w:rPr>
-          <w:rFonts w:ascii="Times New Roman" w:eastAsia="Times New Roman" w:hAnsi="Times New Roman" w:cs="Times New Roman"/>
-          <w:sz w:val="24"/>
-          <w:szCs w:val="24"/>
-          <w:lang w:val="en-AU"/>
-        </w:rPr>
-        <w:t>Storage: secure, structured retention of historical records.</w:t>
-      </w:r>
-    </w:p>
-    <w:p>
-      <w:pPr>
-        <w:pStyle w:val="ListParagraph"/>
-        <w:numPr>
-          <w:ilvl w:val="0"/>
-          <w:numId w:val="30"/>
-        </w:numPr>
-        <w:spacing w:before="120" w:after="120" w:line="240" w:lineRule="auto"/>
-        <w:ind w:left="720"/>
-        <w:contextualSpacing w:val="0"/>
-        <w:jc w:val="both"/>
-        <w:rPr>
-          <w:rFonts w:ascii="Times New Roman" w:eastAsia="Times New Roman" w:hAnsi="Times New Roman" w:cs="Times New Roman"/>
-          <w:sz w:val="24"/>
-          <w:szCs w:val="24"/>
-          <w:lang w:val="en-AU"/>
-        </w:rPr>
-      </w:pPr>
-      <w:r>
-        <w:rPr>
-          <w:rFonts w:ascii="Times New Roman" w:eastAsia="Times New Roman" w:hAnsi="Times New Roman" w:cs="Times New Roman"/>
-          <w:sz w:val="24"/>
-          <w:szCs w:val="24"/>
-          <w:lang w:val="en-AU"/>
-        </w:rPr>
-        <w:t>Processing: cleaning, aggregation, and feature engineering into monthly, region-level series.</w:t>
-      </w:r>
-    </w:p>
-    <w:p>
-      <w:pPr>
-        <w:pStyle w:val="ListParagraph"/>
-        <w:numPr>
-          <w:ilvl w:val="0"/>
-          <w:numId w:val="30"/>
-        </w:numPr>
-        <w:spacing w:before="120" w:after="120" w:line="240" w:lineRule="auto"/>
-        <w:ind w:left="720"/>
-        <w:contextualSpacing w:val="0"/>
-        <w:jc w:val="both"/>
-        <w:rPr>
-          <w:rFonts w:ascii="Times New Roman" w:eastAsia="Times New Roman" w:hAnsi="Times New Roman" w:cs="Times New Roman"/>
-          <w:sz w:val="24"/>
-          <w:szCs w:val="24"/>
-          <w:lang w:val="en-AU"/>
-        </w:rPr>
-      </w:pPr>
-      <w:r>
-        <w:rPr>
-          <w:rFonts w:ascii="Times New Roman" w:eastAsia="Times New Roman" w:hAnsi="Times New Roman" w:cs="Times New Roman"/>
-          <w:sz w:val="24"/>
-          <w:szCs w:val="24"/>
-          <w:lang w:val="en-AU"/>
-        </w:rPr>
-        <w:t>Analytics: the forecasting model itself, capturing trends, seasonality, and uncertainty.</w:t>
-      </w:r>
-    </w:p>
-    <w:p>
-      <w:pPr>
-        <w:pStyle w:val="ListParagraph"/>
-        <w:numPr>
-          <w:ilvl w:val="0"/>
-          <w:numId w:val="30"/>
-        </w:numPr>
-        <w:spacing w:before="120" w:after="120" w:line="240" w:lineRule="auto"/>
-        <w:ind w:left="720"/>
-        <w:contextualSpacing w:val="0"/>
-        <w:jc w:val="both"/>
-        <w:rPr>
-          <w:rFonts w:ascii="Times New Roman" w:eastAsia="Times New Roman" w:hAnsi="Times New Roman" w:cs="Times New Roman"/>
-          <w:sz w:val="24"/>
-          <w:szCs w:val="24"/>
-          <w:lang w:val="en-AU"/>
-        </w:rPr>
-      </w:pPr>
-      <w:r>
-        <w:rPr>
-          <w:rFonts w:ascii="Times New Roman" w:eastAsia="Times New Roman" w:hAnsi="Times New Roman" w:cs="Times New Roman"/>
-          <w:sz w:val="24"/>
-          <w:szCs w:val="24"/>
-          <w:lang w:val="en-AU"/>
-        </w:rPr>
-        <w:t>Visualisation: an operational dashboard showing patterns, predictions, and regional risk signals.</w:t>
-      </w:r>
-    </w:p>
-    <w:p>
-      <w:pPr>
-        <w:pStyle w:val="ListParagraph"/>
-        <w:spacing w:before="120" w:after="120" w:line="240" w:lineRule="auto"/>
-        <w:ind w:left="0"/>
-        <w:contextualSpacing w:val="0"/>
-        <w:jc w:val="both"/>
-        <w:rPr>
-          <w:lang w:val="en-AU"/>
-        </w:rPr>
-      </w:pPr>
-      <w:r>
-        <w:rPr>
-          <w:rFonts w:ascii="Times New Roman" w:eastAsia="Times New Roman" w:hAnsi="Times New Roman" w:cs="Times New Roman"/>
-          <w:sz w:val="24"/>
-          <w:szCs w:val="24"/>
-          <w:lang w:val="en-AU"/>
-        </w:rPr>
-        <w:t>Together, these form a complete end-to-end system supporting PFES's operational planning and decision-making.</w:t>
-      </w:r>
-    </w:p>
-    <w:p>
-      <w:pPr>
-        <w:pStyle w:val="ListParagraph"/>
-        <w:spacing w:before="120" w:after="120" w:line="240" w:lineRule="auto"/>
-        <w:ind w:left="0"/>
-        <w:jc w:val="both"/>
-        <w:rPr>
-          <w:lang w:val="en-AU"/>
-        </w:rPr>
-      </w:pPr>
-      <w:r>
-        <w:rPr>
-          <w:rFonts w:ascii="Times New Roman" w:eastAsia="Times New Roman" w:hAnsi="Times New Roman" w:cs="Times New Roman"/>
-          <w:sz w:val="24"/>
-          <w:szCs w:val="24"/>
-          <w:lang w:val="en-AU"/>
-        </w:rPr>
-        <w:t>This project goes beyond training a single model</w:t>
-      </w:r>
-      <w:r>
-        <w:rPr>
-          <w:rFonts w:ascii="Times New Roman" w:eastAsia="Times New Roman" w:hAnsi="Times New Roman" w:cs="Times New Roman"/>
-          <w:sz w:val="24"/>
-          <w:szCs w:val="24"/>
-          <w:lang w:val="en-AU"/>
-        </w:rPr>
-        <w:t xml:space="preserve"> -</w:t>
-      </w:r>
-      <w:r>
-        <w:rPr>
-          <w:rFonts w:ascii="Times New Roman" w:eastAsia="Times New Roman" w:hAnsi="Times New Roman" w:cs="Times New Roman"/>
-          <w:sz w:val="24"/>
-          <w:szCs w:val="24"/>
-          <w:lang w:val="en-AU"/>
-        </w:rPr>
-        <w:t xml:space="preserve"> it spans the full data science lifecycle:</w:t>
-      </w:r>
-    </w:p>
-    <w:p>
-      <w:pPr>
-        <w:pStyle w:val="ListParagraph"/>
-        <w:spacing w:before="120" w:after="120" w:line="240" w:lineRule="auto"/>
-        <w:ind w:left="0"/>
-        <w:jc w:val="both"/>
-        <w:rPr>
-          <w:rFonts w:ascii="Times New Roman" w:eastAsia="Times New Roman" w:hAnsi="Times New Roman" w:cs="Times New Roman"/>
-          <w:sz w:val="24"/>
-          <w:szCs w:val="24"/>
-          <w:lang w:val="en-AU"/>
-        </w:rPr>
-      </w:pPr>
-    </w:p>
-    <w:p>
-      <w:pPr>
-        <w:pStyle w:val="ListParagraph"/>
-        <w:numPr>
-          <w:ilvl w:val="0"/>
-          <w:numId w:val="34"/>
-        </w:numPr>
-        <w:spacing w:before="120" w:after="120" w:line="240" w:lineRule="auto"/>
-        <w:contextualSpacing w:val="0"/>
-        <w:jc w:val="both"/>
-        <w:rPr>
-          <w:rFonts w:ascii="Times New Roman" w:eastAsia="Times New Roman" w:hAnsi="Times New Roman" w:cs="Times New Roman"/>
-          <w:sz w:val="24"/>
-          <w:szCs w:val="24"/>
-          <w:lang w:val="en-AU"/>
-        </w:rPr>
-      </w:pPr>
-      <w:r>
-        <w:rPr>
-          <w:rFonts w:ascii="Times New Roman" w:eastAsia="Times New Roman" w:hAnsi="Times New Roman" w:cs="Times New Roman"/>
-          <w:sz w:val="24"/>
-          <w:szCs w:val="24"/>
-          <w:lang w:val="en-AU"/>
-        </w:rPr>
-        <w:t>Data sourcing &amp; reconciliation: integrating 3 heterogeneous public datasets with differing formats and update cycles</w:t>
-      </w:r>
-    </w:p>
-    <w:p>
-      <w:pPr>
-        <w:pStyle w:val="ListParagraph"/>
-        <w:numPr>
-          <w:ilvl w:val="0"/>
-          <w:numId w:val="34"/>
-        </w:numPr>
-        <w:spacing w:before="120" w:after="120" w:line="240" w:lineRule="auto"/>
-        <w:contextualSpacing w:val="0"/>
-        <w:jc w:val="both"/>
-        <w:rPr>
-          <w:rFonts w:ascii="Times New Roman" w:eastAsia="Times New Roman" w:hAnsi="Times New Roman" w:cs="Times New Roman"/>
-          <w:sz w:val="24"/>
-          <w:szCs w:val="24"/>
-          <w:lang w:val="en-AU"/>
-        </w:rPr>
-      </w:pPr>
-      <w:r>
-        <w:rPr>
-          <w:rFonts w:ascii="Times New Roman" w:eastAsia="Times New Roman" w:hAnsi="Times New Roman" w:cs="Times New Roman"/>
-          <w:sz w:val="24"/>
-          <w:szCs w:val="24"/>
-          <w:lang w:val="en-AU"/>
-        </w:rPr>
-        <w:lastRenderedPageBreak/>
-        <w:t>Storage &amp; cataloguing: designing a secure, structured layer for historical and incoming data</w:t>
-      </w:r>
-    </w:p>
-    <w:p>
-      <w:pPr>
-        <w:pStyle w:val="ListParagraph"/>
-        <w:numPr>
-          <w:ilvl w:val="0"/>
-          <w:numId w:val="34"/>
-        </w:numPr>
-        <w:spacing w:before="120" w:after="120" w:line="240" w:lineRule="auto"/>
-        <w:contextualSpacing w:val="0"/>
-        <w:jc w:val="both"/>
-        <w:rPr>
-          <w:rFonts w:ascii="Times New Roman" w:eastAsia="Times New Roman" w:hAnsi="Times New Roman" w:cs="Times New Roman"/>
-          <w:sz w:val="24"/>
-          <w:szCs w:val="24"/>
-          <w:lang w:val="en-AU"/>
-        </w:rPr>
-      </w:pPr>
-      <w:r>
-        <w:rPr>
-          <w:rFonts w:ascii="Times New Roman" w:eastAsia="Times New Roman" w:hAnsi="Times New Roman" w:cs="Times New Roman"/>
-          <w:sz w:val="24"/>
-          <w:szCs w:val="24"/>
-          <w:lang w:val="en-AU"/>
-        </w:rPr>
-        <w:t>Data engineering: handling structural breaks in crime-recording and inconsistent regional boundaries</w:t>
-      </w:r>
-    </w:p>
-    <w:p>
-      <w:pPr>
-        <w:pStyle w:val="ListParagraph"/>
-        <w:numPr>
-          <w:ilvl w:val="0"/>
-          <w:numId w:val="34"/>
-        </w:numPr>
-        <w:spacing w:before="120" w:after="120" w:line="240" w:lineRule="auto"/>
-        <w:contextualSpacing w:val="0"/>
-        <w:jc w:val="both"/>
-        <w:rPr>
-          <w:rFonts w:ascii="Times New Roman" w:eastAsia="Times New Roman" w:hAnsi="Times New Roman" w:cs="Times New Roman"/>
-          <w:sz w:val="24"/>
-          <w:szCs w:val="24"/>
-          <w:lang w:val="en-AU"/>
-        </w:rPr>
-      </w:pPr>
-      <w:r>
-        <w:rPr>
-          <w:rFonts w:ascii="Times New Roman" w:eastAsia="Times New Roman" w:hAnsi="Times New Roman" w:cs="Times New Roman"/>
-          <w:sz w:val="24"/>
-          <w:szCs w:val="24"/>
-          <w:lang w:val="en-AU"/>
-        </w:rPr>
-        <w:t>Domain &amp; ethical judgement: addressing Indigenous data governance and predictive-policing misuse risks to shape model outputs</w:t>
-      </w:r>
-    </w:p>
-    <w:p>
-      <w:pPr>
-        <w:pStyle w:val="ListParagraph"/>
-        <w:numPr>
-          <w:ilvl w:val="0"/>
-          <w:numId w:val="34"/>
-        </w:numPr>
-        <w:spacing w:before="120" w:after="120" w:line="240" w:lineRule="auto"/>
-        <w:contextualSpacing w:val="0"/>
-        <w:jc w:val="both"/>
-        <w:rPr>
-          <w:rFonts w:ascii="Times New Roman" w:eastAsia="Times New Roman" w:hAnsi="Times New Roman" w:cs="Times New Roman"/>
-          <w:sz w:val="24"/>
-          <w:szCs w:val="24"/>
-          <w:lang w:val="en-AU"/>
-        </w:rPr>
-      </w:pPr>
-      <w:r>
-        <w:rPr>
-          <w:rFonts w:ascii="Times New Roman" w:eastAsia="Times New Roman" w:hAnsi="Times New Roman" w:cs="Times New Roman"/>
-          <w:sz w:val="24"/>
-          <w:szCs w:val="24"/>
-          <w:lang w:val="en-AU"/>
-        </w:rPr>
-        <w:t>End-to-end delivery: a user-facing dashboard, not just a model artifact</w:t>
-      </w:r>
-    </w:p>
-    <w:p>
-      <w:pPr>
-        <w:pStyle w:val="ListParagraph"/>
-        <w:spacing w:before="120" w:after="120" w:line="240" w:lineRule="auto"/>
-        <w:ind w:left="0"/>
-        <w:contextualSpacing w:val="0"/>
-        <w:jc w:val="both"/>
-        <w:rPr>
-          <w:rFonts w:ascii="Times New Roman" w:eastAsia="Times New Roman" w:hAnsi="Times New Roman" w:cs="Times New Roman"/>
-          <w:sz w:val="24"/>
-          <w:szCs w:val="24"/>
-          <w:lang w:val="en-AU"/>
-        </w:rPr>
-      </w:pPr>
-      <w:r>
-        <w:rPr>
-          <w:rFonts w:ascii="Times New Roman" w:eastAsia="Times New Roman" w:hAnsi="Times New Roman" w:cs="Times New Roman"/>
-          <w:sz w:val="24"/>
-          <w:szCs w:val="24"/>
-          <w:lang w:val="en-AU"/>
-        </w:rPr>
-        <w:t>The forecasting model is just one component of this pipeline</w:t>
-      </w:r>
-      <w:r>
-        <w:rPr>
-          <w:rFonts w:ascii="Times New Roman" w:eastAsia="Times New Roman" w:hAnsi="Times New Roman" w:cs="Times New Roman"/>
-          <w:sz w:val="24"/>
-          <w:szCs w:val="24"/>
-          <w:lang w:val="en-AU"/>
-        </w:rPr>
-        <w:t>. T</w:t>
-      </w:r>
-      <w:r>
-        <w:rPr>
-          <w:rFonts w:ascii="Times New Roman" w:eastAsia="Times New Roman" w:hAnsi="Times New Roman" w:cs="Times New Roman"/>
-          <w:sz w:val="24"/>
-          <w:szCs w:val="24"/>
-          <w:lang w:val="en-AU"/>
-        </w:rPr>
-        <w:t>his system-level scope is what distinguishes the project as data science rather than applied ML.</w:t>
-      </w:r>
-    </w:p>
-    <w:p>
-      <w:pPr>
-        <w:pStyle w:val="ListParagraph"/>
-        <w:numPr>
-          <w:ilvl w:val="0"/>
-          <w:numId w:val="36"/>
-        </w:numPr>
-        <w:spacing w:before="120" w:after="120"/>
-        <w:ind w:left="426"/>
-        <w:jc w:val="both"/>
-        <w:outlineLvl w:val="1"/>
-        <w:rPr>
-          <w:rFonts w:ascii="Times New Roman" w:eastAsia="Times New Roman" w:hAnsi="Times New Roman"/>
-          <w:b/>
-          <w:bCs/>
-          <w:sz w:val="24"/>
-          <w:szCs w:val="24"/>
-        </w:rPr>
-      </w:pPr>
-      <w:r>
-        <w:rPr>
-          <w:rFonts w:ascii="Times New Roman" w:eastAsia="Times New Roman" w:hAnsi="Times New Roman"/>
-          <w:b/>
-          <w:bCs/>
-          <w:sz w:val="24"/>
-          <w:szCs w:val="24"/>
-        </w:rPr>
-        <w:t>Problem statement</w:t>
-      </w:r>
-    </w:p>
-    <w:p>
-      <w:pPr>
-        <w:spacing w:before="240" w:after="240"/>
-        <w:jc w:val="both"/>
-      </w:pPr>
-      <w:r>
-        <w:rPr>
-          <w:rFonts w:ascii="Times New Roman" w:eastAsia="Times New Roman" w:hAnsi="Times New Roman"/>
-          <w:sz w:val="24"/>
-          <w:szCs w:val="24"/>
-        </w:rPr>
-        <w:t>PFES faces sustained resource pressure from high, volatile crime volumes across the NT. Monthly assault counts typically range 750</w:t>
-      </w:r>
-      <w:r>
-        <w:rPr>
-          <w:rFonts w:ascii="Times New Roman" w:eastAsia="Times New Roman" w:hAnsi="Times New Roman"/>
-          <w:sz w:val="24"/>
-          <w:szCs w:val="24"/>
-        </w:rPr>
-        <w:t xml:space="preserve"> -</w:t>
-      </w:r>
-      <w:r>
-        <w:rPr>
-          <w:rFonts w:ascii="Times New Roman" w:eastAsia="Times New Roman" w:hAnsi="Times New Roman"/>
-          <w:sz w:val="24"/>
-          <w:szCs w:val="24"/>
-        </w:rPr>
-        <w:t>1,100 incidents Territory-wide, with notable regional fluctuation (Northern Territory Government, 2026); demographic and alcohol-consumption factors may also contribute. These unpredictable surges strain PFES's finite staffing and patrol capacity (Northern Territory Police Association, 2025).</w:t>
-      </w:r>
-    </w:p>
-    <w:p>
-      <w:pPr>
-        <w:spacing w:before="240" w:after="240"/>
-        <w:jc w:val="both"/>
-      </w:pPr>
-      <w:r>
-        <w:rPr>
-          <w:rFonts w:ascii="Times New Roman" w:eastAsia="Times New Roman" w:hAnsi="Times New Roman"/>
-          <w:sz w:val="24"/>
-          <w:szCs w:val="24"/>
-        </w:rPr>
-        <w:t>This volatility directly affects PFES's resource planning. Darwin, Alice Springs, Katherine, and Tennant Creek show distinct, shifting assault patterns, requiring frontline teams to adjust without advance warning. High domestic-violence involvement (often 60</w:t>
-      </w:r>
-      <w:r>
-        <w:rPr>
-          <w:rFonts w:ascii="Times New Roman" w:eastAsia="Times New Roman" w:hAnsi="Times New Roman"/>
-          <w:sz w:val="24"/>
-          <w:szCs w:val="24"/>
-        </w:rPr>
-        <w:t xml:space="preserve"> - </w:t>
-      </w:r>
-      <w:r>
-        <w:rPr>
-          <w:rFonts w:ascii="Times New Roman" w:eastAsia="Times New Roman" w:hAnsi="Times New Roman"/>
-          <w:sz w:val="24"/>
-          <w:szCs w:val="24"/>
-        </w:rPr>
-        <w:t xml:space="preserve">70% of total assaults) and significant alcohol involvement further intensify demand on policing, investigations, and interagency coordination (Northern Territory Government, 2026). Without a mechanism to anticipate escalation, PFES remains reactive </w:t>
-      </w:r>
-      <w:r>
-        <w:rPr>
-          <w:rFonts w:ascii="Times New Roman" w:eastAsia="Times New Roman" w:hAnsi="Times New Roman"/>
-          <w:sz w:val="24"/>
-          <w:szCs w:val="24"/>
-        </w:rPr>
-        <w:t>-</w:t>
-      </w:r>
-      <w:r>
-        <w:rPr>
-          <w:rFonts w:ascii="Times New Roman" w:eastAsia="Times New Roman" w:hAnsi="Times New Roman"/>
-          <w:sz w:val="24"/>
-          <w:szCs w:val="24"/>
-        </w:rPr>
-        <w:t xml:space="preserve"> reallocating resources only after spikes occur.</w:t>
-      </w:r>
-    </w:p>
-    <w:p>
-      <w:pPr>
-        <w:spacing w:before="240" w:after="240"/>
-        <w:jc w:val="both"/>
-      </w:pPr>
-      <w:r>
-        <w:rPr>
-          <w:rFonts w:ascii="Times New Roman" w:eastAsia="Times New Roman" w:hAnsi="Times New Roman"/>
-          <w:sz w:val="24"/>
-          <w:szCs w:val="24"/>
-        </w:rPr>
-        <w:t>This project addresses that challenge with a forecasting system producing monthly, region-level assault predictions, backed by a secure data pipeline and dashboard. This gives PFES anticipatory visibility into hotspots and workload, enabling proactive staffing, patrol scheduling, and earlier interventions.</w:t>
-      </w:r>
-    </w:p>
-    <w:p>
-      <w:pPr>
-        <w:spacing w:before="240" w:after="240"/>
-        <w:jc w:val="both"/>
-      </w:pPr>
-      <w:r>
-        <w:rPr>
-          <w:rFonts w:ascii="Times New Roman" w:eastAsia="Times New Roman" w:hAnsi="Times New Roman"/>
-          <w:sz w:val="24"/>
-          <w:szCs w:val="24"/>
-        </w:rPr>
-        <w:t>This aligns with PFES's intelligence-led approach</w:t>
-      </w:r>
-      <w:r>
-        <w:rPr>
-          <w:rFonts w:ascii="Times New Roman" w:eastAsia="Times New Roman" w:hAnsi="Times New Roman"/>
-          <w:sz w:val="24"/>
-          <w:szCs w:val="24"/>
-        </w:rPr>
-        <w:t>, as</w:t>
-      </w:r>
-      <w:r>
-        <w:rPr>
-          <w:rFonts w:ascii="Times New Roman" w:eastAsia="Times New Roman" w:hAnsi="Times New Roman"/>
-          <w:sz w:val="24"/>
-          <w:szCs w:val="24"/>
-        </w:rPr>
-        <w:t xml:space="preserve"> seen in Operation Ventura (NTPFES, 2026), </w:t>
-      </w:r>
-      <w:r>
-        <w:rPr>
-          <w:rFonts w:ascii="Times New Roman" w:eastAsia="Times New Roman" w:hAnsi="Times New Roman"/>
-          <w:sz w:val="24"/>
-          <w:szCs w:val="24"/>
-        </w:rPr>
-        <w:t>and extends</w:t>
-      </w:r>
-      <w:r>
-        <w:rPr>
-          <w:rFonts w:ascii="Times New Roman" w:eastAsia="Times New Roman" w:hAnsi="Times New Roman"/>
-          <w:sz w:val="24"/>
-          <w:szCs w:val="24"/>
-        </w:rPr>
-        <w:t xml:space="preserve"> it by helping PFES anticipate pressure points before they escalate </w:t>
-      </w:r>
-      <w:r>
-        <w:rPr>
-          <w:rFonts w:ascii="Times New Roman" w:eastAsia="Times New Roman" w:hAnsi="Times New Roman"/>
-          <w:sz w:val="24"/>
-          <w:szCs w:val="24"/>
-        </w:rPr>
-        <w:t>-</w:t>
-      </w:r>
-      <w:r>
-        <w:rPr>
-          <w:rFonts w:ascii="Times New Roman" w:eastAsia="Times New Roman" w:hAnsi="Times New Roman"/>
-          <w:sz w:val="24"/>
-          <w:szCs w:val="24"/>
-        </w:rPr>
-        <w:t xml:space="preserve"> supporting more efficient resource use and sustained crime-reduction outcomes.</w:t>
-      </w:r>
-    </w:p>
-    <w:p>
-      <w:pPr>
-        <w:pStyle w:val="ListParagraph"/>
-        <w:numPr>
           <w:ilvl w:val="0"/>
           <w:numId w:val="36"/>
         </w:numPr>
@@ -13761,7 +12918,7 @@
           <w:highlight w:val="yellow"/>
           <w:lang w:val="en-AU"/>
         </w:rPr>
-        <w:t xml:space="preserve">System </w:t>
+        <w:t>D</w:t>
       </w:r>
       <w:r>
         <w:rPr>
@@ -13773,7 +12930,7 @@
           <w:highlight w:val="yellow"/>
           <w:lang w:val="en-AU"/>
         </w:rPr>
-        <w:t>A</w:t>
+        <w:t>ata acquisition and storage</w:t>
       </w:r>
       <w:r>
         <w:rPr>
@@ -13785,3740 +12942,23 @@
           <w:highlight w:val="yellow"/>
           <w:lang w:val="en-AU"/>
         </w:rPr>
-        <w:t xml:space="preserve">rchitecture </w:t>
+        <w:t xml:space="preserve"> - Will</w:t>
       </w:r>
     </w:p>
     <w:p>
       <w:pPr>
-        <w:pStyle w:val="ListParagraph"/>
-        <w:numPr>
-          <w:ilvl w:val="1"/>
-          <w:numId w:val="36"/>
-        </w:numPr>
-        <w:spacing w:before="120" w:after="120" w:line="240" w:lineRule="auto"/>
-        <w:ind w:left="709"/>
-        <w:contextualSpacing w:val="0"/>
+        <w:spacing w:before="120" w:after="120"/>
         <w:jc w:val="both"/>
         <w:outlineLvl w:val="1"/>
         <w:rPr>
-          <w:rFonts w:ascii="Times New Roman" w:eastAsia="Times New Roman" w:hAnsi="Times New Roman" w:cs="Times New Roman"/>
+          <w:rFonts w:ascii="Times New Roman" w:eastAsia="Times New Roman" w:hAnsi="Times New Roman"/>
           <w:b/>
           <w:bCs/>
           <w:sz w:val="24"/>
           <w:szCs w:val="24"/>
           <w:highlight w:val="yellow"/>
-          <w:lang w:val="en-AU"/>
-        </w:rPr>
-      </w:pPr>
-      <w:r>
-        <w:rPr>
-          <w:rFonts w:ascii="Times New Roman" w:eastAsia="Times New Roman" w:hAnsi="Times New Roman" w:cs="Times New Roman"/>
-          <w:b/>
-          <w:bCs/>
-          <w:sz w:val="24"/>
-          <w:szCs w:val="24"/>
-          <w:highlight w:val="yellow"/>
-          <w:lang w:val="en-AU"/>
-        </w:rPr>
-        <w:t>Data sources</w:t>
-      </w:r>
-    </w:p>
-    <w:p>
-      <w:pPr>
-        <w:pStyle w:val="ListParagraph"/>
-        <w:spacing w:before="120" w:after="120" w:line="240" w:lineRule="auto"/>
-        <w:ind w:left="709"/>
-        <w:contextualSpacing w:val="0"/>
-        <w:jc w:val="both"/>
-        <w:outlineLvl w:val="1"/>
-        <w:rPr>
-          <w:rFonts w:ascii="Times New Roman" w:eastAsia="Times New Roman" w:hAnsi="Times New Roman" w:cs="Times New Roman"/>
-          <w:sz w:val="24"/>
-          <w:szCs w:val="24"/>
-          <w:highlight w:val="yellow"/>
-          <w:lang w:val="en-AU"/>
-        </w:rPr>
-      </w:pPr>
-      <w:r>
-        <w:rPr>
-          <w:rFonts w:ascii="Times New Roman" w:eastAsia="Times New Roman" w:hAnsi="Times New Roman" w:cs="Times New Roman"/>
-          <w:sz w:val="24"/>
-          <w:szCs w:val="24"/>
-          <w:highlight w:val="yellow"/>
-          <w:lang w:val="en-AU"/>
-        </w:rPr>
-        <w:t>Three datasets from distinct NT Government sources were integrated</w:t>
-      </w:r>
-      <w:r>
-        <w:rPr>
-          <w:rFonts w:ascii="Times New Roman" w:eastAsia="Times New Roman" w:hAnsi="Times New Roman" w:cs="Times New Roman"/>
-          <w:sz w:val="24"/>
-          <w:szCs w:val="24"/>
-          <w:highlight w:val="yellow"/>
-          <w:lang w:val="en-AU"/>
-        </w:rPr>
-        <w:t>.</w:t>
-      </w:r>
-    </w:p>
-    <w:p>
-      <w:pPr>
-        <w:pStyle w:val="Caption"/>
-        <w:keepNext/>
-        <w:jc w:val="center"/>
-        <w:rPr>
-          <w:rFonts w:ascii="Times New Roman" w:hAnsi="Times New Roman"/>
-          <w:color w:val="auto"/>
-          <w:sz w:val="24"/>
-          <w:szCs w:val="24"/>
-        </w:rPr>
-      </w:pPr>
-      <w:r>
-        <w:rPr>
-          <w:rFonts w:ascii="Times New Roman" w:hAnsi="Times New Roman"/>
-          <w:color w:val="auto"/>
-          <w:sz w:val="24"/>
-          <w:szCs w:val="24"/>
-        </w:rPr>
-        <w:t xml:space="preserve">Table </w:t>
-      </w:r>
-      <w:r>
-        <w:rPr>
-          <w:rFonts w:ascii="Times New Roman" w:hAnsi="Times New Roman"/>
-          <w:color w:val="auto"/>
-          <w:sz w:val="24"/>
-          <w:szCs w:val="24"/>
-        </w:rPr>
-        <w:fldChar w:fldCharType="begin"/>
-      </w:r>
-      <w:r>
-        <w:rPr>
-          <w:rFonts w:ascii="Times New Roman" w:hAnsi="Times New Roman"/>
-          <w:color w:val="auto"/>
-          <w:sz w:val="24"/>
-          <w:szCs w:val="24"/>
-        </w:rPr>
-        <w:instrText xml:space="preserve"> SEQ Table \* ARABIC </w:instrText>
-      </w:r>
-      <w:r>
-        <w:rPr>
-          <w:rFonts w:ascii="Times New Roman" w:hAnsi="Times New Roman"/>
-          <w:color w:val="auto"/>
-          <w:sz w:val="24"/>
-          <w:szCs w:val="24"/>
-        </w:rPr>
-        <w:fldChar w:fldCharType="separate"/>
-      </w:r>
-      <w:r>
-        <w:rPr>
-          <w:rFonts w:ascii="Times New Roman" w:hAnsi="Times New Roman"/>
-          <w:color w:val="auto"/>
-          <w:sz w:val="24"/>
-          <w:szCs w:val="24"/>
-        </w:rPr>
-        <w:t>1</w:t>
-      </w:r>
-      <w:r>
-        <w:rPr>
-          <w:rFonts w:ascii="Times New Roman" w:hAnsi="Times New Roman"/>
-          <w:color w:val="auto"/>
-          <w:sz w:val="24"/>
-          <w:szCs w:val="24"/>
-        </w:rPr>
-        <w:fldChar w:fldCharType="end"/>
-      </w:r>
-      <w:r>
-        <w:rPr>
-          <w:rFonts w:ascii="Times New Roman" w:hAnsi="Times New Roman"/>
-          <w:color w:val="auto"/>
-          <w:sz w:val="24"/>
-          <w:szCs w:val="24"/>
-        </w:rPr>
-        <w:t>: Data sources</w:t>
-      </w:r>
-    </w:p>
-    <w:tbl>
-      <w:tblPr>
-        <w:tblStyle w:val="TableGrid"/>
-        <w:tblW w:w="9351" w:type="dxa"/>
-        <w:tblLayout w:type="fixed"/>
-        <w:tblLook w:val="04A0" w:firstRow="1" w:lastRow="0" w:firstColumn="1" w:lastColumn="0" w:noHBand="0" w:noVBand="1"/>
-      </w:tblPr>
-      <w:tblGrid>
-        <w:gridCol w:w="1257"/>
-        <w:gridCol w:w="1427"/>
-        <w:gridCol w:w="1229"/>
-        <w:gridCol w:w="2314"/>
-        <w:gridCol w:w="923"/>
-        <w:gridCol w:w="925"/>
-        <w:gridCol w:w="1276"/>
-      </w:tblGrid>
-      <w:tr>
-        <w:trPr>
-          <w:trHeight w:val="300"/>
-        </w:trPr>
-        <w:tc>
-          <w:tcPr>
-            <w:tcW w:w="1257" w:type="dxa"/>
-            <w:tcMar>
-              <w:left w:w="108" w:type="dxa"/>
-              <w:right w:w="108" w:type="dxa"/>
-            </w:tcMar>
-          </w:tcPr>
-          <w:p>
-            <w:pPr>
-              <w:spacing w:before="120" w:after="120"/>
-              <w:jc w:val="center"/>
-              <w:rPr>
-                <w:rFonts w:ascii="Times New Roman" w:eastAsia="Times New Roman" w:hAnsi="Times New Roman"/>
-                <w:b/>
-                <w:bCs/>
-                <w:sz w:val="24"/>
-                <w:szCs w:val="24"/>
-              </w:rPr>
-            </w:pPr>
-            <w:r>
-              <w:rPr>
-                <w:rFonts w:ascii="Times New Roman" w:eastAsia="Times New Roman" w:hAnsi="Times New Roman"/>
-                <w:b/>
-                <w:bCs/>
-                <w:sz w:val="24"/>
-                <w:szCs w:val="24"/>
-              </w:rPr>
-              <w:t>Datasets</w:t>
-            </w:r>
-          </w:p>
-        </w:tc>
-        <w:tc>
-          <w:tcPr>
-            <w:tcW w:w="1427" w:type="dxa"/>
-            <w:tcMar>
-              <w:left w:w="108" w:type="dxa"/>
-              <w:right w:w="108" w:type="dxa"/>
-            </w:tcMar>
-          </w:tcPr>
-          <w:p>
-            <w:pPr>
-              <w:spacing w:before="120" w:after="120"/>
-              <w:jc w:val="center"/>
-              <w:rPr>
-                <w:rFonts w:ascii="Times New Roman" w:eastAsia="Times New Roman" w:hAnsi="Times New Roman"/>
-                <w:b/>
-                <w:bCs/>
-                <w:sz w:val="24"/>
-                <w:szCs w:val="24"/>
-              </w:rPr>
-            </w:pPr>
-            <w:r>
-              <w:rPr>
-                <w:rFonts w:ascii="Times New Roman" w:eastAsia="Times New Roman" w:hAnsi="Times New Roman"/>
-                <w:b/>
-                <w:bCs/>
-                <w:sz w:val="24"/>
-                <w:szCs w:val="24"/>
-              </w:rPr>
-              <w:t>Publisher</w:t>
-            </w:r>
-          </w:p>
-        </w:tc>
-        <w:tc>
-          <w:tcPr>
-            <w:tcW w:w="1229" w:type="dxa"/>
-            <w:tcMar>
-              <w:left w:w="108" w:type="dxa"/>
-              <w:right w:w="108" w:type="dxa"/>
-            </w:tcMar>
-          </w:tcPr>
-          <w:p>
-            <w:pPr>
-              <w:spacing w:before="120" w:after="120"/>
-              <w:jc w:val="center"/>
-              <w:rPr>
-                <w:rFonts w:ascii="Times New Roman" w:eastAsia="Times New Roman" w:hAnsi="Times New Roman"/>
-                <w:b/>
-                <w:bCs/>
-                <w:sz w:val="24"/>
-                <w:szCs w:val="24"/>
-              </w:rPr>
-            </w:pPr>
-            <w:r>
-              <w:rPr>
-                <w:rFonts w:ascii="Times New Roman" w:eastAsia="Times New Roman" w:hAnsi="Times New Roman"/>
-                <w:b/>
-                <w:bCs/>
-                <w:sz w:val="24"/>
-                <w:szCs w:val="24"/>
-              </w:rPr>
-              <w:t>Date published</w:t>
-            </w:r>
-          </w:p>
-        </w:tc>
-        <w:tc>
-          <w:tcPr>
-            <w:tcW w:w="2314" w:type="dxa"/>
-            <w:tcMar>
-              <w:left w:w="108" w:type="dxa"/>
-              <w:right w:w="108" w:type="dxa"/>
-            </w:tcMar>
-          </w:tcPr>
-          <w:p>
-            <w:pPr>
-              <w:spacing w:before="120" w:after="120"/>
-              <w:jc w:val="center"/>
-              <w:rPr>
-                <w:rFonts w:ascii="Times New Roman" w:eastAsia="Times New Roman" w:hAnsi="Times New Roman"/>
-                <w:b/>
-                <w:bCs/>
-                <w:sz w:val="24"/>
-                <w:szCs w:val="24"/>
-              </w:rPr>
-            </w:pPr>
-            <w:r>
-              <w:rPr>
-                <w:rFonts w:ascii="Times New Roman" w:eastAsia="Times New Roman" w:hAnsi="Times New Roman"/>
-                <w:b/>
-                <w:bCs/>
-                <w:sz w:val="24"/>
-                <w:szCs w:val="24"/>
-              </w:rPr>
-              <w:t>URL</w:t>
-            </w:r>
-          </w:p>
-        </w:tc>
-        <w:tc>
-          <w:tcPr>
-            <w:tcW w:w="923" w:type="dxa"/>
-            <w:tcMar>
-              <w:left w:w="108" w:type="dxa"/>
-              <w:right w:w="108" w:type="dxa"/>
-            </w:tcMar>
-          </w:tcPr>
-          <w:p>
-            <w:pPr>
-              <w:spacing w:before="120" w:after="120"/>
-              <w:jc w:val="center"/>
-              <w:rPr>
-                <w:rFonts w:ascii="Times New Roman" w:eastAsia="Times New Roman" w:hAnsi="Times New Roman"/>
-                <w:b/>
-                <w:bCs/>
-                <w:sz w:val="24"/>
-                <w:szCs w:val="24"/>
-              </w:rPr>
-            </w:pPr>
-            <w:r>
-              <w:rPr>
-                <w:rFonts w:ascii="Times New Roman" w:eastAsia="Times New Roman" w:hAnsi="Times New Roman"/>
-                <w:b/>
-                <w:bCs/>
-                <w:sz w:val="24"/>
-                <w:szCs w:val="24"/>
-              </w:rPr>
-              <w:t>File format</w:t>
-            </w:r>
-          </w:p>
-        </w:tc>
-        <w:tc>
-          <w:tcPr>
-            <w:tcW w:w="925" w:type="dxa"/>
-            <w:tcMar>
-              <w:left w:w="108" w:type="dxa"/>
-              <w:right w:w="108" w:type="dxa"/>
-            </w:tcMar>
-          </w:tcPr>
-          <w:p>
-            <w:pPr>
-              <w:spacing w:before="120" w:after="120"/>
-              <w:jc w:val="center"/>
-              <w:rPr>
-                <w:rFonts w:ascii="Times New Roman" w:eastAsia="Times New Roman" w:hAnsi="Times New Roman"/>
-                <w:b/>
-                <w:bCs/>
-                <w:sz w:val="24"/>
-                <w:szCs w:val="24"/>
-              </w:rPr>
-            </w:pPr>
-            <w:r>
-              <w:rPr>
-                <w:rFonts w:ascii="Times New Roman" w:eastAsia="Times New Roman" w:hAnsi="Times New Roman"/>
-                <w:b/>
-                <w:bCs/>
-                <w:sz w:val="24"/>
-                <w:szCs w:val="24"/>
-              </w:rPr>
-              <w:t>Rows</w:t>
-            </w:r>
-          </w:p>
-        </w:tc>
-        <w:tc>
-          <w:tcPr>
-            <w:tcW w:w="1276" w:type="dxa"/>
-            <w:tcMar>
-              <w:left w:w="108" w:type="dxa"/>
-              <w:right w:w="108" w:type="dxa"/>
-            </w:tcMar>
-          </w:tcPr>
-          <w:p>
-            <w:pPr>
-              <w:spacing w:before="120" w:after="120"/>
-              <w:jc w:val="center"/>
-              <w:rPr>
-                <w:rFonts w:ascii="Times New Roman" w:eastAsia="Times New Roman" w:hAnsi="Times New Roman"/>
-                <w:b/>
-                <w:bCs/>
-                <w:sz w:val="24"/>
-                <w:szCs w:val="24"/>
-              </w:rPr>
-            </w:pPr>
-            <w:r>
-              <w:rPr>
-                <w:rFonts w:ascii="Times New Roman" w:eastAsia="Times New Roman" w:hAnsi="Times New Roman"/>
-                <w:b/>
-                <w:bCs/>
-                <w:sz w:val="24"/>
-                <w:szCs w:val="24"/>
-              </w:rPr>
-              <w:t>Columns</w:t>
-            </w:r>
-          </w:p>
-        </w:tc>
-      </w:tr>
-      <w:tr>
-        <w:trPr>
-          <w:trHeight w:val="300"/>
-        </w:trPr>
-        <w:tc>
-          <w:tcPr>
-            <w:tcW w:w="1257" w:type="dxa"/>
-            <w:tcMar>
-              <w:left w:w="108" w:type="dxa"/>
-              <w:right w:w="108" w:type="dxa"/>
-            </w:tcMar>
-          </w:tcPr>
-          <w:p>
-            <w:pPr>
-              <w:jc w:val="both"/>
-              <w:rPr>
-                <w:rFonts w:ascii="Times New Roman" w:eastAsia="Times New Roman" w:hAnsi="Times New Roman"/>
-                <w:sz w:val="24"/>
-                <w:szCs w:val="24"/>
-              </w:rPr>
-            </w:pPr>
-            <w:r>
-              <w:rPr>
-                <w:rFonts w:ascii="Times New Roman" w:eastAsia="Times New Roman" w:hAnsi="Times New Roman"/>
-                <w:sz w:val="24"/>
-                <w:szCs w:val="24"/>
-              </w:rPr>
-              <w:t xml:space="preserve">Population estimates for NTG Service Regions </w:t>
-            </w:r>
-            <w:r>
-              <w:rPr>
-                <w:rFonts w:ascii="Times New Roman" w:eastAsia="Times New Roman" w:hAnsi="Times New Roman"/>
-                <w:sz w:val="24"/>
-                <w:szCs w:val="24"/>
-              </w:rPr>
-              <w:lastRenderedPageBreak/>
-              <w:t>(1986 to 2025)</w:t>
-            </w:r>
-          </w:p>
-        </w:tc>
-        <w:tc>
-          <w:tcPr>
-            <w:tcW w:w="1427" w:type="dxa"/>
-            <w:tcMar>
-              <w:left w:w="108" w:type="dxa"/>
-              <w:right w:w="108" w:type="dxa"/>
-            </w:tcMar>
-            <w:vAlign w:val="center"/>
-          </w:tcPr>
-          <w:p>
-            <w:pPr>
-              <w:jc w:val="both"/>
-              <w:rPr>
-                <w:rFonts w:ascii="Times New Roman" w:eastAsia="Times New Roman" w:hAnsi="Times New Roman"/>
-                <w:sz w:val="24"/>
-                <w:szCs w:val="24"/>
-              </w:rPr>
-            </w:pPr>
-            <w:r>
-              <w:rPr>
-                <w:rFonts w:ascii="Times New Roman" w:eastAsia="Times New Roman" w:hAnsi="Times New Roman"/>
-                <w:sz w:val="24"/>
-                <w:szCs w:val="24"/>
-              </w:rPr>
-              <w:lastRenderedPageBreak/>
-              <w:t>Northern Territory Government</w:t>
-            </w:r>
-          </w:p>
-        </w:tc>
-        <w:tc>
-          <w:tcPr>
-            <w:tcW w:w="1229" w:type="dxa"/>
-            <w:tcMar>
-              <w:left w:w="108" w:type="dxa"/>
-              <w:right w:w="108" w:type="dxa"/>
-            </w:tcMar>
-            <w:vAlign w:val="center"/>
-          </w:tcPr>
-          <w:p>
-            <w:pPr>
-              <w:jc w:val="center"/>
-              <w:rPr>
-                <w:rFonts w:ascii="Times New Roman" w:eastAsia="Times New Roman" w:hAnsi="Times New Roman"/>
-                <w:sz w:val="24"/>
-                <w:szCs w:val="24"/>
-              </w:rPr>
-            </w:pPr>
-            <w:r>
-              <w:rPr>
-                <w:rFonts w:ascii="Times New Roman" w:eastAsia="Times New Roman" w:hAnsi="Times New Roman"/>
-                <w:sz w:val="24"/>
-                <w:szCs w:val="24"/>
-              </w:rPr>
-              <w:t>07 March 2024</w:t>
-            </w:r>
-          </w:p>
-        </w:tc>
-        <w:tc>
-          <w:tcPr>
-            <w:tcW w:w="2314" w:type="dxa"/>
-            <w:tcMar>
-              <w:left w:w="108" w:type="dxa"/>
-              <w:right w:w="108" w:type="dxa"/>
-            </w:tcMar>
-            <w:vAlign w:val="center"/>
-          </w:tcPr>
-          <w:p>
-            <w:pPr>
-              <w:jc w:val="center"/>
-            </w:pPr>
-            <w:hyperlink r:id="rId29" w:history="1">
-              <w:r>
-                <w:rPr>
-                  <w:rStyle w:val="Hyperlink"/>
-                </w:rPr>
-                <w:t>https://data.nt.gov.au/dataset/nt-government-regions-1986-2025</w:t>
-              </w:r>
-            </w:hyperlink>
-          </w:p>
-        </w:tc>
-        <w:tc>
-          <w:tcPr>
-            <w:tcW w:w="923" w:type="dxa"/>
-            <w:tcMar>
-              <w:left w:w="108" w:type="dxa"/>
-              <w:right w:w="108" w:type="dxa"/>
-            </w:tcMar>
-            <w:vAlign w:val="center"/>
-          </w:tcPr>
-          <w:p>
-            <w:pPr>
-              <w:spacing w:before="120" w:after="120"/>
-              <w:jc w:val="center"/>
-              <w:rPr>
-                <w:rFonts w:ascii="Times New Roman" w:eastAsia="Times New Roman" w:hAnsi="Times New Roman"/>
-                <w:sz w:val="24"/>
-                <w:szCs w:val="24"/>
-              </w:rPr>
-            </w:pPr>
-            <w:r>
-              <w:rPr>
-                <w:rFonts w:ascii="Times New Roman" w:eastAsia="Times New Roman" w:hAnsi="Times New Roman"/>
-                <w:sz w:val="24"/>
-                <w:szCs w:val="24"/>
-              </w:rPr>
-              <w:t>XLSX</w:t>
-            </w:r>
-          </w:p>
-        </w:tc>
-        <w:tc>
-          <w:tcPr>
-            <w:tcW w:w="925" w:type="dxa"/>
-            <w:tcMar>
-              <w:left w:w="108" w:type="dxa"/>
-              <w:right w:w="108" w:type="dxa"/>
-            </w:tcMar>
-            <w:vAlign w:val="center"/>
-          </w:tcPr>
-          <w:p>
-            <w:pPr>
-              <w:jc w:val="center"/>
-              <w:rPr>
-                <w:rFonts w:ascii="Times New Roman" w:eastAsia="Times New Roman" w:hAnsi="Times New Roman"/>
-                <w:sz w:val="24"/>
-                <w:szCs w:val="24"/>
-              </w:rPr>
-            </w:pPr>
-            <w:r>
-              <w:rPr>
-                <w:rFonts w:ascii="Times New Roman" w:eastAsia="Times New Roman" w:hAnsi="Times New Roman"/>
-                <w:sz w:val="24"/>
-                <w:szCs w:val="24"/>
-              </w:rPr>
-              <w:t>17,280</w:t>
-            </w:r>
-          </w:p>
-        </w:tc>
-        <w:tc>
-          <w:tcPr>
-            <w:tcW w:w="1276" w:type="dxa"/>
-            <w:tcMar>
-              <w:left w:w="108" w:type="dxa"/>
-              <w:right w:w="108" w:type="dxa"/>
-            </w:tcMar>
-            <w:vAlign w:val="center"/>
-          </w:tcPr>
-          <w:p>
-            <w:pPr>
-              <w:jc w:val="center"/>
-              <w:rPr>
-                <w:rFonts w:ascii="Times New Roman" w:eastAsia="Times New Roman" w:hAnsi="Times New Roman"/>
-                <w:sz w:val="24"/>
-                <w:szCs w:val="24"/>
-              </w:rPr>
-            </w:pPr>
-            <w:r>
-              <w:rPr>
-                <w:rFonts w:ascii="Times New Roman" w:eastAsia="Times New Roman" w:hAnsi="Times New Roman"/>
-                <w:sz w:val="24"/>
-                <w:szCs w:val="24"/>
-              </w:rPr>
-              <w:t>7</w:t>
-            </w:r>
-          </w:p>
-        </w:tc>
-      </w:tr>
-      <w:tr>
-        <w:trPr>
-          <w:trHeight w:val="300"/>
-        </w:trPr>
-        <w:tc>
-          <w:tcPr>
-            <w:tcW w:w="1257" w:type="dxa"/>
-            <w:tcMar>
-              <w:left w:w="108" w:type="dxa"/>
-              <w:right w:w="108" w:type="dxa"/>
-            </w:tcMar>
-          </w:tcPr>
-          <w:p>
-            <w:pPr>
-              <w:jc w:val="both"/>
-              <w:rPr>
-                <w:rFonts w:ascii="Times New Roman" w:eastAsia="Times New Roman" w:hAnsi="Times New Roman"/>
-                <w:sz w:val="24"/>
-                <w:szCs w:val="24"/>
-              </w:rPr>
-            </w:pPr>
-            <w:r>
-              <w:rPr>
-                <w:rFonts w:ascii="Times New Roman" w:eastAsia="Times New Roman" w:hAnsi="Times New Roman"/>
-                <w:sz w:val="24"/>
-                <w:szCs w:val="24"/>
-              </w:rPr>
-              <w:t>NT Crime Statistics 2020- 2023</w:t>
-            </w:r>
-          </w:p>
-        </w:tc>
-        <w:tc>
-          <w:tcPr>
-            <w:tcW w:w="1427" w:type="dxa"/>
-            <w:tcMar>
-              <w:left w:w="108" w:type="dxa"/>
-              <w:right w:w="108" w:type="dxa"/>
-            </w:tcMar>
-            <w:vAlign w:val="center"/>
-          </w:tcPr>
-          <w:p>
-            <w:pPr>
-              <w:jc w:val="both"/>
-              <w:rPr>
-                <w:rFonts w:ascii="Times New Roman" w:eastAsia="Times New Roman" w:hAnsi="Times New Roman"/>
-                <w:sz w:val="24"/>
-                <w:szCs w:val="24"/>
-              </w:rPr>
-            </w:pPr>
-            <w:r>
-              <w:rPr>
-                <w:rFonts w:ascii="Times New Roman" w:eastAsia="Times New Roman" w:hAnsi="Times New Roman"/>
-                <w:sz w:val="24"/>
-                <w:szCs w:val="24"/>
-              </w:rPr>
-              <w:t>Northern Territory Government</w:t>
-            </w:r>
-          </w:p>
-        </w:tc>
-        <w:tc>
-          <w:tcPr>
-            <w:tcW w:w="1229" w:type="dxa"/>
-            <w:tcMar>
-              <w:left w:w="108" w:type="dxa"/>
-              <w:right w:w="108" w:type="dxa"/>
-            </w:tcMar>
-            <w:vAlign w:val="center"/>
-          </w:tcPr>
-          <w:p>
-            <w:pPr>
-              <w:jc w:val="center"/>
-              <w:rPr>
-                <w:rFonts w:ascii="Times New Roman" w:eastAsia="Times New Roman" w:hAnsi="Times New Roman"/>
-                <w:sz w:val="24"/>
-                <w:szCs w:val="24"/>
-              </w:rPr>
-            </w:pPr>
-            <w:r>
-              <w:rPr>
-                <w:rFonts w:ascii="Times New Roman" w:eastAsia="Times New Roman" w:hAnsi="Times New Roman"/>
-                <w:sz w:val="24"/>
-                <w:szCs w:val="24"/>
-              </w:rPr>
-              <w:t>16 January 2024</w:t>
-            </w:r>
-          </w:p>
-        </w:tc>
-        <w:tc>
-          <w:tcPr>
-            <w:tcW w:w="2314" w:type="dxa"/>
-            <w:tcMar>
-              <w:left w:w="108" w:type="dxa"/>
-              <w:right w:w="108" w:type="dxa"/>
-            </w:tcMar>
-            <w:vAlign w:val="center"/>
-          </w:tcPr>
-          <w:p>
-            <w:pPr>
-              <w:jc w:val="center"/>
-              <w:rPr>
-                <w:rFonts w:ascii="Times New Roman" w:eastAsia="Times New Roman" w:hAnsi="Times New Roman"/>
-                <w:sz w:val="24"/>
-                <w:szCs w:val="24"/>
-              </w:rPr>
-            </w:pPr>
-            <w:hyperlink r:id="rId30">
-              <w:r>
-                <w:rPr>
-                  <w:rStyle w:val="Hyperlink"/>
-                  <w:rFonts w:ascii="Times New Roman" w:eastAsia="Times New Roman" w:hAnsi="Times New Roman"/>
-                  <w:sz w:val="24"/>
-                  <w:szCs w:val="24"/>
-                </w:rPr>
-                <w:t>NT Crime Statistics November 2023 - Dataset - NTG Open Data Portal</w:t>
-              </w:r>
-            </w:hyperlink>
-          </w:p>
-        </w:tc>
-        <w:tc>
-          <w:tcPr>
-            <w:tcW w:w="923" w:type="dxa"/>
-            <w:tcMar>
-              <w:left w:w="108" w:type="dxa"/>
-              <w:right w:w="108" w:type="dxa"/>
-            </w:tcMar>
-            <w:vAlign w:val="center"/>
-          </w:tcPr>
-          <w:p>
-            <w:pPr>
-              <w:spacing w:before="120" w:after="120"/>
-              <w:jc w:val="center"/>
-              <w:rPr>
-                <w:rFonts w:ascii="Times New Roman" w:eastAsia="Times New Roman" w:hAnsi="Times New Roman"/>
-                <w:sz w:val="24"/>
-                <w:szCs w:val="24"/>
-              </w:rPr>
-            </w:pPr>
-            <w:r>
-              <w:rPr>
-                <w:rFonts w:ascii="Times New Roman" w:eastAsia="Times New Roman" w:hAnsi="Times New Roman"/>
-                <w:sz w:val="24"/>
-                <w:szCs w:val="24"/>
-              </w:rPr>
-              <w:t>CSV</w:t>
-            </w:r>
-          </w:p>
-        </w:tc>
-        <w:tc>
-          <w:tcPr>
-            <w:tcW w:w="925" w:type="dxa"/>
-            <w:tcMar>
-              <w:left w:w="108" w:type="dxa"/>
-              <w:right w:w="108" w:type="dxa"/>
-            </w:tcMar>
-            <w:vAlign w:val="center"/>
-          </w:tcPr>
-          <w:p>
-            <w:pPr>
-              <w:jc w:val="center"/>
-              <w:rPr>
-                <w:rFonts w:ascii="Times New Roman" w:eastAsia="Times New Roman" w:hAnsi="Times New Roman"/>
-                <w:sz w:val="24"/>
-                <w:szCs w:val="24"/>
-              </w:rPr>
-            </w:pPr>
-            <w:r>
-              <w:rPr>
-                <w:rFonts w:ascii="Times New Roman" w:eastAsia="Times New Roman" w:hAnsi="Times New Roman"/>
-                <w:sz w:val="24"/>
-                <w:szCs w:val="24"/>
-              </w:rPr>
-              <w:t>46037</w:t>
-            </w:r>
-          </w:p>
-        </w:tc>
-        <w:tc>
-          <w:tcPr>
-            <w:tcW w:w="1276" w:type="dxa"/>
-            <w:tcMar>
-              <w:left w:w="108" w:type="dxa"/>
-              <w:right w:w="108" w:type="dxa"/>
-            </w:tcMar>
-            <w:vAlign w:val="center"/>
-          </w:tcPr>
-          <w:p>
-            <w:pPr>
-              <w:jc w:val="center"/>
-              <w:rPr>
-                <w:rFonts w:ascii="Times New Roman" w:eastAsia="Times New Roman" w:hAnsi="Times New Roman"/>
-                <w:sz w:val="24"/>
-                <w:szCs w:val="24"/>
-              </w:rPr>
-            </w:pPr>
-            <w:r>
-              <w:rPr>
-                <w:rFonts w:ascii="Times New Roman" w:eastAsia="Times New Roman" w:hAnsi="Times New Roman"/>
-                <w:sz w:val="24"/>
-                <w:szCs w:val="24"/>
-              </w:rPr>
-              <w:t>10</w:t>
-            </w:r>
-          </w:p>
-        </w:tc>
-      </w:tr>
-      <w:tr>
-        <w:trPr>
-          <w:trHeight w:val="300"/>
-        </w:trPr>
-        <w:tc>
-          <w:tcPr>
-            <w:tcW w:w="1257" w:type="dxa"/>
-            <w:tcMar>
-              <w:left w:w="108" w:type="dxa"/>
-              <w:right w:w="108" w:type="dxa"/>
-            </w:tcMar>
-          </w:tcPr>
-          <w:p>
-            <w:pPr>
-              <w:jc w:val="both"/>
-              <w:rPr>
-                <w:rFonts w:ascii="Times New Roman" w:eastAsia="Times New Roman" w:hAnsi="Times New Roman"/>
-                <w:sz w:val="24"/>
-                <w:szCs w:val="24"/>
-              </w:rPr>
-            </w:pPr>
-            <w:r>
-              <w:rPr>
-                <w:rFonts w:ascii="Times New Roman" w:eastAsia="Times New Roman" w:hAnsi="Times New Roman"/>
-                <w:sz w:val="24"/>
-                <w:szCs w:val="24"/>
-              </w:rPr>
-              <w:t>NT Crime Statistics Latest</w:t>
-            </w:r>
-          </w:p>
-          <w:p>
-            <w:pPr>
-              <w:jc w:val="both"/>
-              <w:rPr>
-                <w:rFonts w:ascii="Times New Roman" w:eastAsia="Times New Roman" w:hAnsi="Times New Roman"/>
-                <w:sz w:val="24"/>
-                <w:szCs w:val="24"/>
-              </w:rPr>
-            </w:pPr>
-          </w:p>
-        </w:tc>
-        <w:tc>
-          <w:tcPr>
-            <w:tcW w:w="1427" w:type="dxa"/>
-            <w:tcMar>
-              <w:left w:w="108" w:type="dxa"/>
-              <w:right w:w="108" w:type="dxa"/>
-            </w:tcMar>
-            <w:vAlign w:val="center"/>
-          </w:tcPr>
-          <w:p>
-            <w:pPr>
-              <w:jc w:val="both"/>
-              <w:rPr>
-                <w:rFonts w:ascii="Times New Roman" w:eastAsia="Times New Roman" w:hAnsi="Times New Roman"/>
-                <w:sz w:val="24"/>
-                <w:szCs w:val="24"/>
-              </w:rPr>
-            </w:pPr>
-            <w:r>
-              <w:rPr>
-                <w:rFonts w:ascii="Times New Roman" w:eastAsia="Times New Roman" w:hAnsi="Times New Roman"/>
-                <w:sz w:val="24"/>
-                <w:szCs w:val="24"/>
-              </w:rPr>
-              <w:t>Northern Territory Government</w:t>
-            </w:r>
-          </w:p>
-        </w:tc>
-        <w:tc>
-          <w:tcPr>
-            <w:tcW w:w="1229" w:type="dxa"/>
-            <w:tcMar>
-              <w:left w:w="108" w:type="dxa"/>
-              <w:right w:w="108" w:type="dxa"/>
-            </w:tcMar>
-            <w:vAlign w:val="center"/>
-          </w:tcPr>
-          <w:p>
-            <w:pPr>
-              <w:jc w:val="center"/>
-              <w:rPr>
-                <w:rFonts w:ascii="Times New Roman" w:eastAsia="Times New Roman" w:hAnsi="Times New Roman"/>
-                <w:sz w:val="24"/>
-                <w:szCs w:val="24"/>
-              </w:rPr>
-            </w:pPr>
-            <w:r>
-              <w:rPr>
-                <w:rFonts w:ascii="Times New Roman" w:eastAsia="Times New Roman" w:hAnsi="Times New Roman"/>
-                <w:sz w:val="24"/>
-                <w:szCs w:val="24"/>
-              </w:rPr>
-              <w:t>11 June 2026</w:t>
-            </w:r>
-          </w:p>
-        </w:tc>
-        <w:tc>
-          <w:tcPr>
-            <w:tcW w:w="2314" w:type="dxa"/>
-            <w:tcMar>
-              <w:left w:w="108" w:type="dxa"/>
-              <w:right w:w="108" w:type="dxa"/>
-            </w:tcMar>
-            <w:vAlign w:val="center"/>
-          </w:tcPr>
-          <w:p>
-            <w:pPr>
-              <w:jc w:val="center"/>
-              <w:rPr>
-                <w:rFonts w:ascii="Times New Roman" w:eastAsia="Times New Roman" w:hAnsi="Times New Roman"/>
-                <w:color w:val="0000FF"/>
-                <w:sz w:val="24"/>
-                <w:szCs w:val="24"/>
-                <w:u w:val="single"/>
-              </w:rPr>
-            </w:pPr>
-            <w:r>
-              <w:rPr>
-                <w:rFonts w:ascii="Times New Roman" w:eastAsia="Times New Roman" w:hAnsi="Times New Roman"/>
-                <w:color w:val="0000FF"/>
-                <w:sz w:val="24"/>
-                <w:szCs w:val="24"/>
-                <w:u w:val="single"/>
-              </w:rPr>
-              <w:t>https://data.nt.gov.au/dataset/current-nt-crime-statistics-april-2026</w:t>
-            </w:r>
-          </w:p>
-        </w:tc>
-        <w:tc>
-          <w:tcPr>
-            <w:tcW w:w="923" w:type="dxa"/>
-            <w:tcMar>
-              <w:left w:w="108" w:type="dxa"/>
-              <w:right w:w="108" w:type="dxa"/>
-            </w:tcMar>
-            <w:vAlign w:val="center"/>
-          </w:tcPr>
-          <w:p>
-            <w:pPr>
-              <w:jc w:val="center"/>
-              <w:rPr>
-                <w:rFonts w:ascii="Times New Roman" w:eastAsia="Times New Roman" w:hAnsi="Times New Roman"/>
-                <w:sz w:val="24"/>
-                <w:szCs w:val="24"/>
-              </w:rPr>
-            </w:pPr>
-            <w:r>
-              <w:rPr>
-                <w:rFonts w:ascii="Times New Roman" w:eastAsia="Times New Roman" w:hAnsi="Times New Roman"/>
-                <w:sz w:val="24"/>
-                <w:szCs w:val="24"/>
-              </w:rPr>
-              <w:t>CSV</w:t>
-            </w:r>
-          </w:p>
-        </w:tc>
-        <w:tc>
-          <w:tcPr>
-            <w:tcW w:w="925" w:type="dxa"/>
-            <w:tcMar>
-              <w:left w:w="108" w:type="dxa"/>
-              <w:right w:w="108" w:type="dxa"/>
-            </w:tcMar>
-            <w:vAlign w:val="center"/>
-          </w:tcPr>
-          <w:p>
-            <w:pPr>
-              <w:jc w:val="center"/>
-              <w:rPr>
-                <w:rFonts w:ascii="Times New Roman" w:eastAsia="Times New Roman" w:hAnsi="Times New Roman"/>
-                <w:sz w:val="24"/>
-                <w:szCs w:val="24"/>
-              </w:rPr>
-            </w:pPr>
-            <w:r>
-              <w:rPr>
-                <w:rFonts w:ascii="Times New Roman" w:eastAsia="Times New Roman" w:hAnsi="Times New Roman"/>
-                <w:sz w:val="24"/>
-                <w:szCs w:val="24"/>
-              </w:rPr>
-              <w:t>9111</w:t>
-            </w:r>
-          </w:p>
-        </w:tc>
-        <w:tc>
-          <w:tcPr>
-            <w:tcW w:w="1276" w:type="dxa"/>
-            <w:tcMar>
-              <w:left w:w="108" w:type="dxa"/>
-              <w:right w:w="108" w:type="dxa"/>
-            </w:tcMar>
-            <w:vAlign w:val="center"/>
-          </w:tcPr>
-          <w:p>
-            <w:pPr>
-              <w:jc w:val="center"/>
-              <w:rPr>
-                <w:rFonts w:ascii="Times New Roman" w:eastAsia="Times New Roman" w:hAnsi="Times New Roman"/>
-                <w:sz w:val="24"/>
-                <w:szCs w:val="24"/>
-              </w:rPr>
-            </w:pPr>
-            <w:r>
-              <w:rPr>
-                <w:rFonts w:ascii="Times New Roman" w:eastAsia="Times New Roman" w:hAnsi="Times New Roman"/>
-                <w:sz w:val="24"/>
-                <w:szCs w:val="24"/>
-              </w:rPr>
-              <w:t>10</w:t>
-            </w:r>
-          </w:p>
-        </w:tc>
-      </w:tr>
-      <w:tr>
-        <w:trPr>
-          <w:trHeight w:val="300"/>
-        </w:trPr>
-        <w:tc>
-          <w:tcPr>
-            <w:tcW w:w="1257" w:type="dxa"/>
-            <w:tcMar>
-              <w:left w:w="108" w:type="dxa"/>
-              <w:right w:w="108" w:type="dxa"/>
-            </w:tcMar>
-          </w:tcPr>
-          <w:p>
-            <w:pPr>
-              <w:jc w:val="both"/>
-              <w:rPr>
-                <w:rFonts w:ascii="Times New Roman" w:eastAsia="Times New Roman" w:hAnsi="Times New Roman"/>
-                <w:sz w:val="24"/>
-                <w:szCs w:val="24"/>
-              </w:rPr>
-            </w:pPr>
-            <w:r>
-              <w:rPr>
-                <w:rFonts w:ascii="Times New Roman" w:eastAsia="Times New Roman" w:hAnsi="Times New Roman"/>
-                <w:sz w:val="24"/>
-                <w:szCs w:val="24"/>
-              </w:rPr>
-              <w:t>Wholesale Alcohol Supply by Quarter, 2023</w:t>
-            </w:r>
-          </w:p>
-        </w:tc>
-        <w:tc>
-          <w:tcPr>
-            <w:tcW w:w="1427" w:type="dxa"/>
-            <w:vMerge w:val="restart"/>
-            <w:tcMar>
-              <w:left w:w="108" w:type="dxa"/>
-              <w:right w:w="108" w:type="dxa"/>
-            </w:tcMar>
-            <w:vAlign w:val="center"/>
-          </w:tcPr>
-          <w:p>
-            <w:pPr>
-              <w:jc w:val="center"/>
-              <w:rPr>
-                <w:rFonts w:ascii="Times New Roman" w:eastAsia="Times New Roman" w:hAnsi="Times New Roman"/>
-                <w:sz w:val="24"/>
-                <w:szCs w:val="24"/>
-              </w:rPr>
-            </w:pPr>
-            <w:r>
-              <w:rPr>
-                <w:rFonts w:ascii="Times New Roman" w:eastAsia="Times New Roman" w:hAnsi="Times New Roman"/>
-                <w:sz w:val="24"/>
-                <w:szCs w:val="24"/>
-              </w:rPr>
-              <w:t>Department of Tourism and Hospitality</w:t>
-            </w:r>
-          </w:p>
-        </w:tc>
-        <w:tc>
-          <w:tcPr>
-            <w:tcW w:w="1229" w:type="dxa"/>
-            <w:vMerge w:val="restart"/>
-            <w:tcMar>
-              <w:left w:w="108" w:type="dxa"/>
-              <w:right w:w="108" w:type="dxa"/>
-            </w:tcMar>
-            <w:vAlign w:val="center"/>
-          </w:tcPr>
-          <w:p>
-            <w:pPr>
-              <w:jc w:val="center"/>
-              <w:rPr>
-                <w:rFonts w:ascii="Times New Roman" w:eastAsia="Times New Roman" w:hAnsi="Times New Roman"/>
-                <w:color w:val="333333"/>
-                <w:sz w:val="24"/>
-                <w:szCs w:val="24"/>
-              </w:rPr>
-            </w:pPr>
-            <w:r>
-              <w:rPr>
-                <w:rFonts w:ascii="Times New Roman" w:eastAsia="Times New Roman" w:hAnsi="Times New Roman"/>
-                <w:color w:val="333333"/>
-                <w:sz w:val="24"/>
-                <w:szCs w:val="24"/>
-              </w:rPr>
-              <w:t>13 November 2025</w:t>
-            </w:r>
-          </w:p>
-        </w:tc>
-        <w:tc>
-          <w:tcPr>
-            <w:tcW w:w="2314" w:type="dxa"/>
-            <w:tcMar>
-              <w:left w:w="108" w:type="dxa"/>
-              <w:right w:w="108" w:type="dxa"/>
-            </w:tcMar>
-            <w:vAlign w:val="center"/>
-          </w:tcPr>
-          <w:p>
-            <w:pPr>
-              <w:spacing w:before="240" w:after="240"/>
-              <w:jc w:val="both"/>
-              <w:rPr>
-                <w:rFonts w:ascii="Times New Roman" w:eastAsia="Times New Roman" w:hAnsi="Times New Roman"/>
-                <w:sz w:val="24"/>
-                <w:szCs w:val="24"/>
-              </w:rPr>
-            </w:pPr>
-            <w:hyperlink r:id="rId31">
-              <w:r>
-                <w:rPr>
-                  <w:rStyle w:val="Hyperlink"/>
-                  <w:rFonts w:ascii="Times New Roman" w:eastAsia="Times New Roman" w:hAnsi="Times New Roman"/>
-                  <w:sz w:val="24"/>
-                  <w:szCs w:val="24"/>
-                </w:rPr>
-                <w:t>https://data.nt.gov.au/dataset/wholesale-alcohol-supply-by-quarter-2023</w:t>
-              </w:r>
-            </w:hyperlink>
-          </w:p>
-        </w:tc>
-        <w:tc>
-          <w:tcPr>
-            <w:tcW w:w="923" w:type="dxa"/>
-            <w:vMerge w:val="restart"/>
-            <w:tcMar>
-              <w:left w:w="108" w:type="dxa"/>
-              <w:right w:w="108" w:type="dxa"/>
-            </w:tcMar>
-            <w:vAlign w:val="center"/>
-          </w:tcPr>
-          <w:p>
-            <w:pPr>
-              <w:spacing w:before="120" w:after="120"/>
-              <w:jc w:val="center"/>
-              <w:rPr>
-                <w:rFonts w:ascii="Times New Roman" w:eastAsia="Times New Roman" w:hAnsi="Times New Roman"/>
-                <w:sz w:val="24"/>
-                <w:szCs w:val="24"/>
-              </w:rPr>
-            </w:pPr>
-            <w:r>
-              <w:rPr>
-                <w:rFonts w:ascii="Times New Roman" w:eastAsia="Times New Roman" w:hAnsi="Times New Roman"/>
-                <w:sz w:val="24"/>
-                <w:szCs w:val="24"/>
-              </w:rPr>
-              <w:t>XLSX</w:t>
-            </w:r>
-          </w:p>
-          <w:p>
-            <w:pPr>
-              <w:jc w:val="center"/>
-              <w:rPr>
-                <w:rFonts w:ascii="Times New Roman" w:eastAsia="Times New Roman" w:hAnsi="Times New Roman"/>
-                <w:sz w:val="24"/>
-                <w:szCs w:val="24"/>
-              </w:rPr>
-            </w:pPr>
-          </w:p>
-        </w:tc>
-        <w:tc>
-          <w:tcPr>
-            <w:tcW w:w="925" w:type="dxa"/>
-            <w:tcMar>
-              <w:left w:w="108" w:type="dxa"/>
-              <w:right w:w="108" w:type="dxa"/>
-            </w:tcMar>
-            <w:vAlign w:val="center"/>
-          </w:tcPr>
-          <w:p>
-            <w:pPr>
-              <w:jc w:val="center"/>
-              <w:rPr>
-                <w:rFonts w:ascii="Times New Roman" w:eastAsia="Times New Roman" w:hAnsi="Times New Roman"/>
-                <w:sz w:val="24"/>
-                <w:szCs w:val="24"/>
-              </w:rPr>
-            </w:pPr>
-            <w:r>
-              <w:rPr>
-                <w:rFonts w:ascii="Times New Roman" w:eastAsia="Times New Roman" w:hAnsi="Times New Roman"/>
-                <w:sz w:val="24"/>
-                <w:szCs w:val="24"/>
-              </w:rPr>
-              <w:t>29</w:t>
-            </w:r>
-          </w:p>
-        </w:tc>
-        <w:tc>
-          <w:tcPr>
-            <w:tcW w:w="1276" w:type="dxa"/>
-            <w:tcMar>
-              <w:left w:w="108" w:type="dxa"/>
-              <w:right w:w="108" w:type="dxa"/>
-            </w:tcMar>
-            <w:vAlign w:val="center"/>
-          </w:tcPr>
-          <w:p>
-            <w:pPr>
-              <w:jc w:val="center"/>
-              <w:rPr>
-                <w:rFonts w:ascii="Times New Roman" w:eastAsia="Times New Roman" w:hAnsi="Times New Roman"/>
-                <w:sz w:val="24"/>
-                <w:szCs w:val="24"/>
-              </w:rPr>
-            </w:pPr>
-            <w:r>
-              <w:rPr>
-                <w:rFonts w:ascii="Times New Roman" w:eastAsia="Times New Roman" w:hAnsi="Times New Roman"/>
-                <w:sz w:val="24"/>
-                <w:szCs w:val="24"/>
-              </w:rPr>
-              <w:t>12</w:t>
-            </w:r>
-          </w:p>
-        </w:tc>
-      </w:tr>
-      <w:tr>
-        <w:trPr>
-          <w:trHeight w:val="300"/>
-        </w:trPr>
-        <w:tc>
-          <w:tcPr>
-            <w:tcW w:w="1257" w:type="dxa"/>
-            <w:tcMar>
-              <w:left w:w="108" w:type="dxa"/>
-              <w:right w:w="108" w:type="dxa"/>
-            </w:tcMar>
-          </w:tcPr>
-          <w:p>
-            <w:pPr>
-              <w:jc w:val="both"/>
-              <w:rPr>
-                <w:rFonts w:ascii="Times New Roman" w:eastAsia="Times New Roman" w:hAnsi="Times New Roman"/>
-                <w:sz w:val="24"/>
-                <w:szCs w:val="24"/>
-              </w:rPr>
-            </w:pPr>
-            <w:r>
-              <w:rPr>
-                <w:rFonts w:ascii="Times New Roman" w:eastAsia="Times New Roman" w:hAnsi="Times New Roman"/>
-                <w:sz w:val="24"/>
-                <w:szCs w:val="24"/>
-              </w:rPr>
-              <w:t>Wholesale Alcohol Supply by Quarter, 2024</w:t>
-            </w:r>
-          </w:p>
-        </w:tc>
-        <w:tc>
-          <w:tcPr>
-            <w:tcW w:w="1427" w:type="dxa"/>
-            <w:vMerge/>
-            <w:tcMar>
-              <w:left w:w="108" w:type="dxa"/>
-              <w:right w:w="108" w:type="dxa"/>
-            </w:tcMar>
-            <w:vAlign w:val="center"/>
-          </w:tcPr>
-          <w:p/>
-        </w:tc>
-        <w:tc>
-          <w:tcPr>
-            <w:tcW w:w="1229" w:type="dxa"/>
-            <w:vMerge/>
-            <w:tcMar>
-              <w:left w:w="108" w:type="dxa"/>
-              <w:right w:w="108" w:type="dxa"/>
-            </w:tcMar>
-            <w:vAlign w:val="center"/>
-          </w:tcPr>
-          <w:p/>
-        </w:tc>
-        <w:tc>
-          <w:tcPr>
-            <w:tcW w:w="2314" w:type="dxa"/>
-            <w:tcMar>
-              <w:left w:w="108" w:type="dxa"/>
-              <w:right w:w="108" w:type="dxa"/>
-            </w:tcMar>
-            <w:vAlign w:val="center"/>
-          </w:tcPr>
-          <w:p>
-            <w:pPr>
-              <w:spacing w:before="240" w:after="240"/>
-              <w:jc w:val="both"/>
-              <w:rPr>
-                <w:rFonts w:ascii="Times New Roman" w:eastAsia="Times New Roman" w:hAnsi="Times New Roman"/>
-                <w:sz w:val="24"/>
-                <w:szCs w:val="24"/>
-              </w:rPr>
-            </w:pPr>
-            <w:hyperlink r:id="rId32">
-              <w:r>
-                <w:rPr>
-                  <w:rStyle w:val="Hyperlink"/>
-                  <w:rFonts w:ascii="Times New Roman" w:eastAsia="Times New Roman" w:hAnsi="Times New Roman"/>
-                  <w:sz w:val="24"/>
-                  <w:szCs w:val="24"/>
-                </w:rPr>
-                <w:t>https://data.nt.gov.au/dataset/wholesale-alcohol-supply-by-quarter-2024</w:t>
-              </w:r>
-            </w:hyperlink>
-          </w:p>
-        </w:tc>
-        <w:tc>
-          <w:tcPr>
-            <w:tcW w:w="923" w:type="dxa"/>
-            <w:vMerge/>
-            <w:tcMar>
-              <w:left w:w="108" w:type="dxa"/>
-              <w:right w:w="108" w:type="dxa"/>
-            </w:tcMar>
-            <w:vAlign w:val="center"/>
-          </w:tcPr>
-          <w:p/>
-        </w:tc>
-        <w:tc>
-          <w:tcPr>
-            <w:tcW w:w="925" w:type="dxa"/>
-            <w:tcMar>
-              <w:left w:w="108" w:type="dxa"/>
-              <w:right w:w="108" w:type="dxa"/>
-            </w:tcMar>
-            <w:vAlign w:val="center"/>
-          </w:tcPr>
-          <w:p>
-            <w:pPr>
-              <w:jc w:val="center"/>
-              <w:rPr>
-                <w:rFonts w:ascii="Times New Roman" w:eastAsia="Times New Roman" w:hAnsi="Times New Roman"/>
-                <w:sz w:val="24"/>
-                <w:szCs w:val="24"/>
-              </w:rPr>
-            </w:pPr>
-            <w:r>
-              <w:rPr>
-                <w:rFonts w:ascii="Times New Roman" w:eastAsia="Times New Roman" w:hAnsi="Times New Roman"/>
-                <w:sz w:val="24"/>
-                <w:szCs w:val="24"/>
-              </w:rPr>
-              <w:t>29</w:t>
-            </w:r>
-          </w:p>
-        </w:tc>
-        <w:tc>
-          <w:tcPr>
-            <w:tcW w:w="1276" w:type="dxa"/>
-            <w:tcMar>
-              <w:left w:w="108" w:type="dxa"/>
-              <w:right w:w="108" w:type="dxa"/>
-            </w:tcMar>
-            <w:vAlign w:val="center"/>
-          </w:tcPr>
-          <w:p>
-            <w:pPr>
-              <w:jc w:val="center"/>
-              <w:rPr>
-                <w:rFonts w:ascii="Times New Roman" w:eastAsia="Times New Roman" w:hAnsi="Times New Roman"/>
-                <w:sz w:val="24"/>
-                <w:szCs w:val="24"/>
-              </w:rPr>
-            </w:pPr>
-            <w:r>
-              <w:rPr>
-                <w:rFonts w:ascii="Times New Roman" w:eastAsia="Times New Roman" w:hAnsi="Times New Roman"/>
-                <w:sz w:val="24"/>
-                <w:szCs w:val="24"/>
-              </w:rPr>
-              <w:t>12</w:t>
-            </w:r>
-          </w:p>
-        </w:tc>
-      </w:tr>
-      <w:tr>
-        <w:trPr>
-          <w:trHeight w:val="300"/>
-        </w:trPr>
-        <w:tc>
-          <w:tcPr>
-            <w:tcW w:w="1257" w:type="dxa"/>
-            <w:tcMar>
-              <w:left w:w="108" w:type="dxa"/>
-              <w:right w:w="108" w:type="dxa"/>
-            </w:tcMar>
-          </w:tcPr>
-          <w:p>
-            <w:pPr>
-              <w:jc w:val="both"/>
-              <w:rPr>
-                <w:rFonts w:ascii="Times New Roman" w:eastAsia="Times New Roman" w:hAnsi="Times New Roman"/>
-                <w:sz w:val="24"/>
-                <w:szCs w:val="24"/>
-              </w:rPr>
-            </w:pPr>
-            <w:r>
-              <w:rPr>
-                <w:rFonts w:ascii="Times New Roman" w:eastAsia="Times New Roman" w:hAnsi="Times New Roman"/>
-                <w:sz w:val="24"/>
-                <w:szCs w:val="24"/>
-              </w:rPr>
-              <w:t>Wholesale Alcohol Supply by Quarter, 2025</w:t>
-            </w:r>
-          </w:p>
-        </w:tc>
-        <w:tc>
-          <w:tcPr>
-            <w:tcW w:w="1427" w:type="dxa"/>
-            <w:vMerge/>
-            <w:tcMar>
-              <w:left w:w="108" w:type="dxa"/>
-              <w:right w:w="108" w:type="dxa"/>
-            </w:tcMar>
-            <w:vAlign w:val="center"/>
-          </w:tcPr>
-          <w:p/>
-        </w:tc>
-        <w:tc>
-          <w:tcPr>
-            <w:tcW w:w="1229" w:type="dxa"/>
-            <w:vMerge/>
-            <w:tcMar>
-              <w:left w:w="108" w:type="dxa"/>
-              <w:right w:w="108" w:type="dxa"/>
-            </w:tcMar>
-            <w:vAlign w:val="center"/>
-          </w:tcPr>
-          <w:p/>
-        </w:tc>
-        <w:tc>
-          <w:tcPr>
-            <w:tcW w:w="2314" w:type="dxa"/>
-            <w:tcMar>
-              <w:left w:w="108" w:type="dxa"/>
-              <w:right w:w="108" w:type="dxa"/>
-            </w:tcMar>
-            <w:vAlign w:val="center"/>
-          </w:tcPr>
-          <w:p>
-            <w:pPr>
-              <w:jc w:val="both"/>
-              <w:rPr>
-                <w:rFonts w:ascii="Times New Roman" w:eastAsia="Times New Roman" w:hAnsi="Times New Roman"/>
-                <w:color w:val="0000FF"/>
-                <w:sz w:val="24"/>
-                <w:szCs w:val="24"/>
-                <w:u w:val="single"/>
-              </w:rPr>
-            </w:pPr>
-            <w:hyperlink r:id="rId33">
-              <w:r>
-                <w:rPr>
-                  <w:rStyle w:val="Hyperlink"/>
-                  <w:rFonts w:ascii="Times New Roman" w:eastAsia="Times New Roman" w:hAnsi="Times New Roman"/>
-                  <w:sz w:val="24"/>
-                  <w:szCs w:val="24"/>
-                </w:rPr>
-                <w:t>https://data.nt.gov.au/dataset/wholesale-alcohol-supply-by-quarter-2025</w:t>
-              </w:r>
-            </w:hyperlink>
-          </w:p>
-        </w:tc>
-        <w:tc>
-          <w:tcPr>
-            <w:tcW w:w="923" w:type="dxa"/>
-            <w:vMerge/>
-            <w:tcMar>
-              <w:left w:w="108" w:type="dxa"/>
-              <w:right w:w="108" w:type="dxa"/>
-            </w:tcMar>
-            <w:vAlign w:val="center"/>
-          </w:tcPr>
-          <w:p/>
-        </w:tc>
-        <w:tc>
-          <w:tcPr>
-            <w:tcW w:w="925" w:type="dxa"/>
-            <w:tcMar>
-              <w:left w:w="108" w:type="dxa"/>
-              <w:right w:w="108" w:type="dxa"/>
-            </w:tcMar>
-            <w:vAlign w:val="center"/>
-          </w:tcPr>
-          <w:p>
-            <w:pPr>
-              <w:jc w:val="center"/>
-              <w:rPr>
-                <w:rFonts w:ascii="Times New Roman" w:eastAsia="Times New Roman" w:hAnsi="Times New Roman"/>
-                <w:sz w:val="24"/>
-                <w:szCs w:val="24"/>
-              </w:rPr>
-            </w:pPr>
-            <w:r>
-              <w:rPr>
-                <w:rFonts w:ascii="Times New Roman" w:eastAsia="Times New Roman" w:hAnsi="Times New Roman"/>
-                <w:sz w:val="24"/>
-                <w:szCs w:val="24"/>
-              </w:rPr>
-              <w:t>29</w:t>
-            </w:r>
-          </w:p>
-        </w:tc>
-        <w:tc>
-          <w:tcPr>
-            <w:tcW w:w="1276" w:type="dxa"/>
-            <w:tcMar>
-              <w:left w:w="108" w:type="dxa"/>
-              <w:right w:w="108" w:type="dxa"/>
-            </w:tcMar>
-            <w:vAlign w:val="center"/>
-          </w:tcPr>
-          <w:p>
-            <w:pPr>
-              <w:jc w:val="center"/>
-              <w:rPr>
-                <w:rFonts w:ascii="Times New Roman" w:eastAsia="Times New Roman" w:hAnsi="Times New Roman"/>
-                <w:sz w:val="24"/>
-                <w:szCs w:val="24"/>
-              </w:rPr>
-            </w:pPr>
-            <w:r>
-              <w:rPr>
-                <w:rFonts w:ascii="Times New Roman" w:eastAsia="Times New Roman" w:hAnsi="Times New Roman"/>
-                <w:sz w:val="24"/>
-                <w:szCs w:val="24"/>
-              </w:rPr>
-              <w:t>12</w:t>
-            </w:r>
-          </w:p>
-        </w:tc>
-      </w:tr>
-    </w:tbl>
-    <w:p>
-      <w:pPr>
-        <w:spacing w:before="120" w:after="120"/>
-        <w:jc w:val="both"/>
-        <w:rPr>
-          <w:rFonts w:ascii="Times New Roman" w:eastAsia="Times New Roman" w:hAnsi="Times New Roman"/>
-          <w:sz w:val="24"/>
-          <w:szCs w:val="24"/>
-        </w:rPr>
-      </w:pPr>
-      <w:r>
-        <w:rPr>
-          <w:rFonts w:ascii="Times New Roman" w:eastAsia="Times New Roman" w:hAnsi="Times New Roman"/>
-          <w:sz w:val="24"/>
-          <w:szCs w:val="24"/>
-          <w:highlight w:val="yellow"/>
-        </w:rPr>
-        <w:t>Justification for each source:</w:t>
-      </w:r>
-    </w:p>
-    <w:p>
-      <w:pPr>
-        <w:pStyle w:val="ListParagraph"/>
-        <w:numPr>
-          <w:ilvl w:val="0"/>
-          <w:numId w:val="37"/>
-        </w:numPr>
-        <w:spacing w:before="120" w:after="120"/>
-        <w:ind w:left="0" w:firstLine="349"/>
-        <w:jc w:val="both"/>
-        <w:rPr>
-          <w:rFonts w:ascii="Times New Roman" w:eastAsia="Times New Roman" w:hAnsi="Times New Roman"/>
-          <w:sz w:val="24"/>
-          <w:szCs w:val="24"/>
-        </w:rPr>
-      </w:pPr>
-      <w:r>
-        <w:rPr>
-          <w:rFonts w:ascii="Times New Roman" w:eastAsia="Times New Roman" w:hAnsi="Times New Roman"/>
-          <w:sz w:val="24"/>
-          <w:szCs w:val="24"/>
-        </w:rPr>
-        <w:t>NT Crime Statistics</w:t>
-      </w:r>
-      <w:r>
-        <w:rPr>
-          <w:rFonts w:ascii="Times New Roman" w:eastAsia="Times New Roman" w:hAnsi="Times New Roman"/>
-          <w:sz w:val="24"/>
-          <w:szCs w:val="24"/>
-        </w:rPr>
-        <w:t>:</w:t>
-      </w:r>
-      <w:r>
-        <w:rPr>
-          <w:rFonts w:ascii="Times New Roman" w:eastAsia="Times New Roman" w:hAnsi="Times New Roman"/>
-          <w:sz w:val="24"/>
-          <w:szCs w:val="24"/>
-        </w:rPr>
-        <w:t xml:space="preserve"> provides monthly time-series crime data by region and offence type, making it suitable for temporal and spatial trend analysis. </w:t>
-      </w:r>
-    </w:p>
-    <w:p>
-      <w:pPr>
-        <w:pStyle w:val="ListParagraph"/>
-        <w:numPr>
-          <w:ilvl w:val="0"/>
-          <w:numId w:val="37"/>
-        </w:numPr>
-        <w:spacing w:before="120" w:after="120"/>
-        <w:ind w:left="0" w:firstLine="349"/>
-        <w:jc w:val="both"/>
-        <w:rPr>
-          <w:rFonts w:ascii="Times New Roman" w:eastAsia="Times New Roman" w:hAnsi="Times New Roman"/>
-          <w:sz w:val="24"/>
-          <w:szCs w:val="24"/>
-        </w:rPr>
-      </w:pPr>
-      <w:r>
-        <w:rPr>
-          <w:rFonts w:ascii="Times New Roman" w:eastAsia="Times New Roman" w:hAnsi="Times New Roman"/>
-          <w:sz w:val="24"/>
-          <w:szCs w:val="24"/>
-        </w:rPr>
-        <w:t>NTG population data</w:t>
-      </w:r>
-      <w:r>
-        <w:rPr>
-          <w:rFonts w:ascii="Times New Roman" w:eastAsia="Times New Roman" w:hAnsi="Times New Roman"/>
-          <w:sz w:val="24"/>
-          <w:szCs w:val="24"/>
-        </w:rPr>
-        <w:t>:</w:t>
-      </w:r>
-      <w:r>
-        <w:rPr>
-          <w:rFonts w:ascii="Times New Roman" w:eastAsia="Times New Roman" w:hAnsi="Times New Roman"/>
-          <w:sz w:val="24"/>
-          <w:szCs w:val="24"/>
-        </w:rPr>
-        <w:t xml:space="preserve"> to </w:t>
-      </w:r>
-      <w:proofErr w:type="spellStart"/>
-      <w:r>
-        <w:rPr>
-          <w:rFonts w:ascii="Times New Roman" w:eastAsia="Times New Roman" w:hAnsi="Times New Roman"/>
-          <w:sz w:val="24"/>
-          <w:szCs w:val="24"/>
-        </w:rPr>
-        <w:t>standardise</w:t>
-      </w:r>
-      <w:proofErr w:type="spellEnd"/>
-      <w:r>
-        <w:rPr>
-          <w:rFonts w:ascii="Times New Roman" w:eastAsia="Times New Roman" w:hAnsi="Times New Roman"/>
-          <w:sz w:val="24"/>
-          <w:szCs w:val="24"/>
-        </w:rPr>
-        <w:t xml:space="preserve"> crime rates per 100,000 population, enabling fair comparisons across regions with different population sizes.</w:t>
-      </w:r>
-    </w:p>
-    <w:p>
-      <w:pPr>
-        <w:pStyle w:val="ListParagraph"/>
-        <w:numPr>
-          <w:ilvl w:val="0"/>
-          <w:numId w:val="37"/>
-        </w:numPr>
-        <w:spacing w:before="120" w:after="120"/>
-        <w:ind w:left="0" w:firstLine="349"/>
-        <w:jc w:val="both"/>
-        <w:rPr>
-          <w:rFonts w:ascii="Times New Roman" w:eastAsia="Times New Roman" w:hAnsi="Times New Roman"/>
-          <w:sz w:val="24"/>
-          <w:szCs w:val="24"/>
-          <w:highlight w:val="yellow"/>
-        </w:rPr>
-      </w:pPr>
-      <w:r>
-        <w:rPr>
-          <w:rFonts w:ascii="Times New Roman" w:eastAsia="Times New Roman" w:hAnsi="Times New Roman"/>
-          <w:sz w:val="24"/>
-          <w:szCs w:val="24"/>
-          <w:highlight w:val="yellow"/>
-        </w:rPr>
-        <w:t xml:space="preserve">Wholesale Alcohol Supply: </w:t>
-      </w:r>
-      <w:r>
-        <w:rPr>
-          <w:rFonts w:ascii="Times New Roman" w:eastAsia="Times New Roman" w:hAnsi="Times New Roman"/>
-          <w:sz w:val="24"/>
-          <w:szCs w:val="24"/>
-          <w:highlight w:val="yellow"/>
-        </w:rPr>
-        <w:t>justified by the established</w:t>
-      </w:r>
-      <w:r>
-        <w:rPr>
-          <w:rFonts w:ascii="Times New Roman" w:eastAsia="Times New Roman" w:hAnsi="Times New Roman"/>
-          <w:sz w:val="24"/>
-          <w:szCs w:val="24"/>
-          <w:highlight w:val="yellow"/>
-        </w:rPr>
-        <w:t xml:space="preserve"> criminological link between alcohol availability and violent crime.</w:t>
-      </w:r>
-    </w:p>
-    <w:p>
-      <w:pPr>
-        <w:pStyle w:val="ListParagraph"/>
-        <w:numPr>
-          <w:ilvl w:val="1"/>
-          <w:numId w:val="36"/>
-        </w:numPr>
-        <w:spacing w:before="120" w:after="120"/>
-        <w:jc w:val="both"/>
-        <w:rPr>
-          <w:rFonts w:ascii="Times New Roman" w:eastAsia="Times New Roman" w:hAnsi="Times New Roman"/>
-          <w:b/>
-          <w:bCs/>
-          <w:sz w:val="24"/>
-          <w:szCs w:val="24"/>
-          <w:highlight w:val="yellow"/>
-        </w:rPr>
-      </w:pPr>
-      <w:r>
-        <w:rPr>
-          <w:rFonts w:ascii="Times New Roman" w:eastAsia="Times New Roman" w:hAnsi="Times New Roman"/>
-          <w:b/>
-          <w:bCs/>
-          <w:sz w:val="24"/>
-          <w:szCs w:val="24"/>
-          <w:highlight w:val="yellow"/>
-        </w:rPr>
-        <w:t>Project Architecture</w:t>
-      </w:r>
-    </w:p>
-    <w:p>
-      <w:pPr>
-        <w:pStyle w:val="ListParagraph"/>
-        <w:spacing w:before="120" w:after="120"/>
-        <w:ind w:left="792"/>
-        <w:jc w:val="both"/>
-        <w:rPr>
-          <w:rFonts w:ascii="Times New Roman" w:eastAsia="Times New Roman" w:hAnsi="Times New Roman"/>
-          <w:b/>
-          <w:bCs/>
-          <w:sz w:val="24"/>
-          <w:szCs w:val="24"/>
-          <w:highlight w:val="yellow"/>
-        </w:rPr>
-      </w:pPr>
-    </w:p>
-    <w:p>
-      <w:pPr>
-        <w:pStyle w:val="ListParagraph"/>
-        <w:spacing w:before="120" w:after="120"/>
-        <w:ind w:left="426"/>
-        <w:jc w:val="both"/>
-        <w:rPr>
-          <w:rFonts w:ascii="Times New Roman" w:eastAsia="Times New Roman" w:hAnsi="Times New Roman" w:cs="Times New Roman"/>
-          <w:sz w:val="24"/>
-          <w:szCs w:val="24"/>
-          <w:lang w:val="en-AU"/>
-        </w:rPr>
-      </w:pPr>
-    </w:p>
-    <w:p>
-      <w:pPr>
-        <w:pStyle w:val="ListParagraph"/>
-        <w:keepNext/>
-        <w:spacing w:before="120" w:after="120"/>
-        <w:ind w:left="0" w:right="-46"/>
-        <w:jc w:val="both"/>
-        <w:rPr>
-          <w:lang w:val="en-AU"/>
-        </w:rPr>
-      </w:pPr>
-      <w:r>
-        <w:rPr>
-          <w:noProof/>
-          <w:lang w:val="en-AU"/>
-        </w:rPr>
-        <w:lastRenderedPageBreak/>
-        <w:drawing>
-          <wp:inline distT="0" distB="0" distL="0" distR="0" wp14:anchorId="70CEE93E" wp14:editId="4CD6D247">
-            <wp:extent cx="5394494" cy="4375150"/>
-            <wp:effectExtent l="0" t="0" r="0" b="6350"/>
-            <wp:docPr id="1892398405" name="Picture 1"/>
-            <wp:cNvGraphicFramePr>
-              <a:graphicFrameLocks xmlns:a="http://schemas.openxmlformats.org/drawingml/2006/main" noChangeAspect="1"/>
-            </wp:cNvGraphicFramePr>
-            <a:graphic xmlns:a="http://schemas.openxmlformats.org/drawingml/2006/main">
-              <a:graphicData uri="http://schemas.openxmlformats.org/drawingml/2006/picture">
-                <pic:pic xmlns:pic="http://schemas.openxmlformats.org/drawingml/2006/picture">
-                  <pic:nvPicPr>
-                    <pic:cNvPr id="1247846481" name=""/>
-                    <pic:cNvPicPr/>
-                  </pic:nvPicPr>
-                  <pic:blipFill>
-                    <a:blip r:embed="rId17"/>
-                    <a:stretch>
-                      <a:fillRect/>
-                    </a:stretch>
-                  </pic:blipFill>
-                  <pic:spPr>
-                    <a:xfrm>
-                      <a:off x="0" y="0"/>
-                      <a:ext cx="5408142" cy="4386219"/>
-                    </a:xfrm>
-                    <a:prstGeom prst="rect">
-                      <a:avLst/>
-                    </a:prstGeom>
-                  </pic:spPr>
-                </pic:pic>
-              </a:graphicData>
-            </a:graphic>
-          </wp:inline>
-        </w:drawing>
-      </w:r>
-    </w:p>
-    <w:p>
-      <w:pPr>
-        <w:pStyle w:val="Caption"/>
-        <w:jc w:val="center"/>
-        <w:rPr>
-          <w:rFonts w:ascii="Times New Roman" w:eastAsia="Times New Roman" w:hAnsi="Times New Roman"/>
-          <w:color w:val="auto"/>
-          <w:sz w:val="24"/>
-          <w:szCs w:val="24"/>
-        </w:rPr>
-      </w:pPr>
-      <w:r>
-        <w:rPr>
-          <w:rFonts w:ascii="Times New Roman" w:hAnsi="Times New Roman"/>
-          <w:color w:val="auto"/>
-          <w:sz w:val="24"/>
-          <w:szCs w:val="24"/>
-        </w:rPr>
-        <w:t xml:space="preserve">Figure </w:t>
-      </w:r>
-      <w:r>
-        <w:rPr>
-          <w:rFonts w:ascii="Times New Roman" w:hAnsi="Times New Roman"/>
-          <w:color w:val="auto"/>
-          <w:sz w:val="24"/>
-          <w:szCs w:val="24"/>
-        </w:rPr>
-        <w:fldChar w:fldCharType="begin"/>
-      </w:r>
-      <w:r>
-        <w:rPr>
-          <w:rFonts w:ascii="Times New Roman" w:hAnsi="Times New Roman"/>
-          <w:color w:val="auto"/>
-          <w:sz w:val="24"/>
-          <w:szCs w:val="24"/>
-        </w:rPr>
-        <w:instrText xml:space="preserve"> SEQ Figure \* ARABIC </w:instrText>
-      </w:r>
-      <w:r>
-        <w:rPr>
-          <w:rFonts w:ascii="Times New Roman" w:hAnsi="Times New Roman"/>
-          <w:color w:val="auto"/>
-          <w:sz w:val="24"/>
-          <w:szCs w:val="24"/>
-        </w:rPr>
-        <w:fldChar w:fldCharType="separate"/>
-      </w:r>
-      <w:r>
-        <w:rPr>
-          <w:rFonts w:ascii="Times New Roman" w:hAnsi="Times New Roman"/>
-          <w:color w:val="auto"/>
-          <w:sz w:val="24"/>
-          <w:szCs w:val="24"/>
-        </w:rPr>
-        <w:t>1</w:t>
-      </w:r>
-      <w:r>
-        <w:rPr>
-          <w:rFonts w:ascii="Times New Roman" w:hAnsi="Times New Roman"/>
-          <w:color w:val="auto"/>
-          <w:sz w:val="24"/>
-          <w:szCs w:val="24"/>
-        </w:rPr>
-        <w:fldChar w:fldCharType="end"/>
-      </w:r>
-      <w:r>
-        <w:rPr>
-          <w:rFonts w:ascii="Times New Roman" w:hAnsi="Times New Roman"/>
-          <w:color w:val="auto"/>
-          <w:sz w:val="24"/>
-          <w:szCs w:val="24"/>
-        </w:rPr>
-        <w:t>: Project Architecture</w:t>
-      </w:r>
-    </w:p>
-    <w:p>
-      <w:pPr>
-        <w:pStyle w:val="Caption"/>
-        <w:keepNext/>
-        <w:jc w:val="center"/>
-        <w:rPr>
-          <w:rFonts w:ascii="Times New Roman" w:hAnsi="Times New Roman"/>
-          <w:color w:val="auto"/>
-          <w:sz w:val="24"/>
-          <w:szCs w:val="24"/>
-        </w:rPr>
-      </w:pPr>
-      <w:r>
-        <w:rPr>
-          <w:rFonts w:ascii="Times New Roman" w:hAnsi="Times New Roman"/>
-          <w:color w:val="auto"/>
-          <w:sz w:val="24"/>
-          <w:szCs w:val="24"/>
-        </w:rPr>
-        <w:t xml:space="preserve">Table </w:t>
-      </w:r>
-      <w:r>
-        <w:rPr>
-          <w:rFonts w:ascii="Times New Roman" w:hAnsi="Times New Roman"/>
-          <w:color w:val="auto"/>
-          <w:sz w:val="24"/>
-          <w:szCs w:val="24"/>
-        </w:rPr>
-        <w:fldChar w:fldCharType="begin"/>
-      </w:r>
-      <w:r>
-        <w:rPr>
-          <w:rFonts w:ascii="Times New Roman" w:hAnsi="Times New Roman"/>
-          <w:color w:val="auto"/>
-          <w:sz w:val="24"/>
-          <w:szCs w:val="24"/>
-        </w:rPr>
-        <w:instrText xml:space="preserve"> SEQ Table \* ARABIC </w:instrText>
-      </w:r>
-      <w:r>
-        <w:rPr>
-          <w:rFonts w:ascii="Times New Roman" w:hAnsi="Times New Roman"/>
-          <w:color w:val="auto"/>
-          <w:sz w:val="24"/>
-          <w:szCs w:val="24"/>
-        </w:rPr>
-        <w:fldChar w:fldCharType="separate"/>
-      </w:r>
-      <w:r>
-        <w:rPr>
-          <w:rFonts w:ascii="Times New Roman" w:hAnsi="Times New Roman"/>
-          <w:color w:val="auto"/>
-          <w:sz w:val="24"/>
-          <w:szCs w:val="24"/>
-        </w:rPr>
-        <w:t>2</w:t>
-      </w:r>
-      <w:r>
-        <w:rPr>
-          <w:rFonts w:ascii="Times New Roman" w:hAnsi="Times New Roman"/>
-          <w:color w:val="auto"/>
-          <w:sz w:val="24"/>
-          <w:szCs w:val="24"/>
-        </w:rPr>
-        <w:fldChar w:fldCharType="end"/>
-      </w:r>
-      <w:r>
-        <w:rPr>
-          <w:rFonts w:ascii="Times New Roman" w:hAnsi="Times New Roman"/>
-          <w:color w:val="auto"/>
-          <w:sz w:val="24"/>
-          <w:szCs w:val="24"/>
-        </w:rPr>
-        <w:t>: Pipeline stages, tools and purpose</w:t>
-      </w:r>
-    </w:p>
-    <w:tbl>
-      <w:tblPr>
-        <w:tblW w:w="8925" w:type="dxa"/>
-        <w:tblLook w:val="06A0" w:firstRow="1" w:lastRow="0" w:firstColumn="1" w:lastColumn="0" w:noHBand="1" w:noVBand="1"/>
-      </w:tblPr>
-      <w:tblGrid>
-        <w:gridCol w:w="1555"/>
-        <w:gridCol w:w="1984"/>
-        <w:gridCol w:w="5386"/>
-      </w:tblGrid>
-      <w:tr>
-        <w:trPr>
-          <w:trHeight w:val="570"/>
-        </w:trPr>
-        <w:tc>
-          <w:tcPr>
-            <w:tcW w:w="1555" w:type="dxa"/>
-            <w:tcBorders>
-              <w:top w:val="single" w:sz="4" w:space="0" w:color="auto"/>
-              <w:left w:val="single" w:sz="4" w:space="0" w:color="auto"/>
-              <w:bottom w:val="single" w:sz="4" w:space="0" w:color="auto"/>
-              <w:right w:val="single" w:sz="4" w:space="0" w:color="auto"/>
-            </w:tcBorders>
-            <w:tcMar>
-              <w:top w:w="15" w:type="dxa"/>
-              <w:left w:w="15" w:type="dxa"/>
-              <w:right w:w="15" w:type="dxa"/>
-            </w:tcMar>
-            <w:vAlign w:val="center"/>
-          </w:tcPr>
-          <w:p>
-            <w:pPr>
-              <w:pStyle w:val="ListParagraph"/>
-              <w:spacing w:before="120" w:after="120"/>
-              <w:ind w:left="14"/>
-              <w:jc w:val="center"/>
-              <w:rPr>
-                <w:rFonts w:ascii="Times New Roman" w:eastAsia="Times New Roman" w:hAnsi="Times New Roman" w:cs="Times New Roman"/>
-                <w:b/>
-                <w:bCs/>
-                <w:color w:val="000000" w:themeColor="text1"/>
-                <w:sz w:val="24"/>
-                <w:szCs w:val="24"/>
-                <w:lang w:val="en-AU"/>
-              </w:rPr>
-            </w:pPr>
-            <w:r>
-              <w:rPr>
-                <w:rFonts w:ascii="Times New Roman" w:eastAsia="Times New Roman" w:hAnsi="Times New Roman" w:cs="Times New Roman"/>
-                <w:b/>
-                <w:bCs/>
-                <w:color w:val="000000" w:themeColor="text1"/>
-                <w:sz w:val="24"/>
-                <w:szCs w:val="24"/>
-                <w:lang w:val="en-AU"/>
-              </w:rPr>
-              <w:t>Stage</w:t>
-            </w:r>
-          </w:p>
-        </w:tc>
-        <w:tc>
-          <w:tcPr>
-            <w:tcW w:w="1984" w:type="dxa"/>
-            <w:tcBorders>
-              <w:top w:val="single" w:sz="4" w:space="0" w:color="auto"/>
-              <w:left w:val="single" w:sz="4" w:space="0" w:color="auto"/>
-              <w:bottom w:val="single" w:sz="4" w:space="0" w:color="auto"/>
-              <w:right w:val="single" w:sz="4" w:space="0" w:color="auto"/>
-            </w:tcBorders>
-            <w:tcMar>
-              <w:top w:w="15" w:type="dxa"/>
-              <w:left w:w="15" w:type="dxa"/>
-              <w:right w:w="15" w:type="dxa"/>
-            </w:tcMar>
-            <w:vAlign w:val="center"/>
-          </w:tcPr>
-          <w:p>
-            <w:pPr>
-              <w:pStyle w:val="ListParagraph"/>
-              <w:spacing w:before="120" w:after="120"/>
-              <w:ind w:left="14" w:right="8"/>
-              <w:jc w:val="center"/>
-              <w:rPr>
-                <w:rFonts w:ascii="Times New Roman" w:eastAsia="Times New Roman" w:hAnsi="Times New Roman" w:cs="Times New Roman"/>
-                <w:b/>
-                <w:bCs/>
-                <w:color w:val="000000" w:themeColor="text1"/>
-                <w:sz w:val="24"/>
-                <w:szCs w:val="24"/>
-                <w:lang w:val="en-AU"/>
-              </w:rPr>
-            </w:pPr>
-            <w:r>
-              <w:rPr>
-                <w:rFonts w:ascii="Times New Roman" w:eastAsia="Times New Roman" w:hAnsi="Times New Roman" w:cs="Times New Roman"/>
-                <w:b/>
-                <w:bCs/>
-                <w:color w:val="000000" w:themeColor="text1"/>
-                <w:sz w:val="24"/>
-                <w:szCs w:val="24"/>
-                <w:lang w:val="en-AU"/>
-              </w:rPr>
-              <w:t>Tool/ Technology</w:t>
-            </w:r>
-          </w:p>
-        </w:tc>
-        <w:tc>
-          <w:tcPr>
-            <w:tcW w:w="5386" w:type="dxa"/>
-            <w:tcBorders>
-              <w:top w:val="single" w:sz="4" w:space="0" w:color="auto"/>
-              <w:left w:val="single" w:sz="4" w:space="0" w:color="auto"/>
-              <w:bottom w:val="single" w:sz="4" w:space="0" w:color="auto"/>
-              <w:right w:val="single" w:sz="4" w:space="0" w:color="auto"/>
-            </w:tcBorders>
-            <w:tcMar>
-              <w:top w:w="15" w:type="dxa"/>
-              <w:left w:w="15" w:type="dxa"/>
-              <w:right w:w="15" w:type="dxa"/>
-            </w:tcMar>
-            <w:vAlign w:val="center"/>
-          </w:tcPr>
-          <w:p>
-            <w:pPr>
-              <w:pStyle w:val="ListParagraph"/>
-              <w:spacing w:before="120" w:after="120"/>
-              <w:ind w:left="124"/>
-              <w:jc w:val="center"/>
-              <w:rPr>
-                <w:rFonts w:ascii="Times New Roman" w:eastAsia="Times New Roman" w:hAnsi="Times New Roman" w:cs="Times New Roman"/>
-                <w:b/>
-                <w:bCs/>
-                <w:color w:val="000000" w:themeColor="text1"/>
-                <w:sz w:val="24"/>
-                <w:szCs w:val="24"/>
-                <w:lang w:val="en-AU"/>
-              </w:rPr>
-            </w:pPr>
-            <w:r>
-              <w:rPr>
-                <w:rFonts w:ascii="Times New Roman" w:eastAsia="Times New Roman" w:hAnsi="Times New Roman" w:cs="Times New Roman"/>
-                <w:b/>
-                <w:bCs/>
-                <w:color w:val="000000" w:themeColor="text1"/>
-                <w:sz w:val="24"/>
-                <w:szCs w:val="24"/>
-                <w:lang w:val="en-AU"/>
-              </w:rPr>
-              <w:t>Purpose</w:t>
-            </w:r>
-          </w:p>
-        </w:tc>
-      </w:tr>
-      <w:tr>
-        <w:trPr>
-          <w:trHeight w:val="870"/>
-        </w:trPr>
-        <w:tc>
-          <w:tcPr>
-            <w:tcW w:w="1555" w:type="dxa"/>
-            <w:tcBorders>
-              <w:top w:val="single" w:sz="4" w:space="0" w:color="auto"/>
-              <w:left w:val="single" w:sz="4" w:space="0" w:color="auto"/>
-              <w:bottom w:val="single" w:sz="4" w:space="0" w:color="auto"/>
-              <w:right w:val="single" w:sz="4" w:space="0" w:color="auto"/>
-            </w:tcBorders>
-            <w:tcMar>
-              <w:top w:w="15" w:type="dxa"/>
-              <w:left w:w="15" w:type="dxa"/>
-              <w:right w:w="15" w:type="dxa"/>
-            </w:tcMar>
-            <w:vAlign w:val="center"/>
-          </w:tcPr>
-          <w:p>
-            <w:pPr>
-              <w:pStyle w:val="ListParagraph"/>
-              <w:spacing w:before="120" w:after="120"/>
-              <w:ind w:left="122" w:right="99"/>
-              <w:rPr>
-                <w:rFonts w:ascii="Times New Roman" w:eastAsia="Times New Roman" w:hAnsi="Times New Roman" w:cs="Times New Roman"/>
-                <w:b/>
-                <w:bCs/>
-                <w:color w:val="000000" w:themeColor="text1"/>
-                <w:sz w:val="24"/>
-                <w:szCs w:val="24"/>
-                <w:lang w:val="en-AU"/>
-              </w:rPr>
-            </w:pPr>
-            <w:r>
-              <w:rPr>
-                <w:rFonts w:ascii="Times New Roman" w:eastAsia="Times New Roman" w:hAnsi="Times New Roman" w:cs="Times New Roman"/>
-                <w:b/>
-                <w:bCs/>
-                <w:color w:val="000000" w:themeColor="text1"/>
-                <w:sz w:val="24"/>
-                <w:szCs w:val="24"/>
-                <w:lang w:val="en-AU"/>
-              </w:rPr>
-              <w:t>Data Source</w:t>
-            </w:r>
-          </w:p>
-        </w:tc>
-        <w:tc>
-          <w:tcPr>
-            <w:tcW w:w="1984" w:type="dxa"/>
-            <w:tcBorders>
-              <w:top w:val="single" w:sz="4" w:space="0" w:color="auto"/>
-              <w:left w:val="single" w:sz="4" w:space="0" w:color="auto"/>
-              <w:bottom w:val="single" w:sz="4" w:space="0" w:color="auto"/>
-              <w:right w:val="single" w:sz="4" w:space="0" w:color="auto"/>
-            </w:tcBorders>
-            <w:tcMar>
-              <w:top w:w="15" w:type="dxa"/>
-              <w:left w:w="15" w:type="dxa"/>
-              <w:right w:w="15" w:type="dxa"/>
-            </w:tcMar>
-            <w:vAlign w:val="center"/>
-          </w:tcPr>
-          <w:p>
-            <w:pPr>
-              <w:pStyle w:val="ListParagraph"/>
-              <w:spacing w:before="120" w:after="120"/>
-              <w:ind w:left="156" w:right="133"/>
-              <w:rPr>
-                <w:rFonts w:ascii="Times New Roman" w:eastAsia="Times New Roman" w:hAnsi="Times New Roman" w:cs="Times New Roman"/>
-                <w:color w:val="000000" w:themeColor="text1"/>
-                <w:sz w:val="24"/>
-                <w:szCs w:val="24"/>
-                <w:lang w:val="en-AU"/>
-              </w:rPr>
-            </w:pPr>
-            <w:r>
-              <w:rPr>
-                <w:rFonts w:ascii="Times New Roman" w:eastAsia="Times New Roman" w:hAnsi="Times New Roman" w:cs="Times New Roman"/>
-                <w:color w:val="000000" w:themeColor="text1"/>
-                <w:sz w:val="24"/>
-                <w:szCs w:val="24"/>
-                <w:lang w:val="en-AU"/>
-              </w:rPr>
-              <w:t>NT Open Data Portal</w:t>
-            </w:r>
-          </w:p>
-        </w:tc>
-        <w:tc>
-          <w:tcPr>
-            <w:tcW w:w="5386" w:type="dxa"/>
-            <w:tcBorders>
-              <w:top w:val="single" w:sz="4" w:space="0" w:color="auto"/>
-              <w:left w:val="single" w:sz="4" w:space="0" w:color="auto"/>
-              <w:bottom w:val="single" w:sz="4" w:space="0" w:color="auto"/>
-              <w:right w:val="single" w:sz="4" w:space="0" w:color="auto"/>
-            </w:tcBorders>
-            <w:tcMar>
-              <w:top w:w="15" w:type="dxa"/>
-              <w:left w:w="15" w:type="dxa"/>
-              <w:right w:w="15" w:type="dxa"/>
-            </w:tcMar>
-            <w:vAlign w:val="center"/>
-          </w:tcPr>
-          <w:p>
-            <w:pPr>
-              <w:pStyle w:val="ListParagraph"/>
-              <w:spacing w:before="120" w:after="120"/>
-              <w:ind w:left="121" w:right="124"/>
-              <w:jc w:val="both"/>
-              <w:rPr>
-                <w:rFonts w:ascii="Times New Roman" w:eastAsia="Times New Roman" w:hAnsi="Times New Roman"/>
-                <w:color w:val="000000" w:themeColor="text1"/>
-                <w:sz w:val="24"/>
-                <w:szCs w:val="24"/>
-                <w:lang w:val="en-AU"/>
-              </w:rPr>
-            </w:pPr>
-            <w:r>
-              <w:rPr>
-                <w:rFonts w:ascii="Times New Roman" w:eastAsia="Times New Roman" w:hAnsi="Times New Roman"/>
-                <w:color w:val="000000" w:themeColor="text1"/>
-                <w:sz w:val="24"/>
-                <w:szCs w:val="24"/>
-                <w:lang w:val="en-AU"/>
-              </w:rPr>
-              <w:t>Three public datasets: crime statistics, population demographics, wholesale alcohol supply.</w:t>
-            </w:r>
-          </w:p>
-        </w:tc>
-      </w:tr>
-      <w:tr>
-        <w:trPr>
-          <w:trHeight w:val="570"/>
-        </w:trPr>
-        <w:tc>
-          <w:tcPr>
-            <w:tcW w:w="1555" w:type="dxa"/>
-            <w:tcBorders>
-              <w:top w:val="single" w:sz="4" w:space="0" w:color="auto"/>
-              <w:left w:val="single" w:sz="4" w:space="0" w:color="auto"/>
-              <w:bottom w:val="single" w:sz="4" w:space="0" w:color="auto"/>
-              <w:right w:val="single" w:sz="4" w:space="0" w:color="auto"/>
-            </w:tcBorders>
-            <w:tcMar>
-              <w:top w:w="15" w:type="dxa"/>
-              <w:left w:w="15" w:type="dxa"/>
-              <w:right w:w="15" w:type="dxa"/>
-            </w:tcMar>
-            <w:vAlign w:val="center"/>
-          </w:tcPr>
-          <w:p>
-            <w:pPr>
-              <w:pStyle w:val="ListParagraph"/>
-              <w:spacing w:before="120" w:after="120"/>
-              <w:ind w:left="122" w:right="99"/>
-              <w:rPr>
-                <w:rFonts w:ascii="Times New Roman" w:eastAsia="Times New Roman" w:hAnsi="Times New Roman" w:cs="Times New Roman"/>
-                <w:b/>
-                <w:bCs/>
-                <w:color w:val="000000" w:themeColor="text1"/>
-                <w:sz w:val="24"/>
-                <w:szCs w:val="24"/>
-                <w:lang w:val="en-AU"/>
-              </w:rPr>
-            </w:pPr>
-            <w:r>
-              <w:rPr>
-                <w:rFonts w:ascii="Times New Roman" w:eastAsia="Times New Roman" w:hAnsi="Times New Roman" w:cs="Times New Roman"/>
-                <w:b/>
-                <w:bCs/>
-                <w:color w:val="000000" w:themeColor="text1"/>
-                <w:sz w:val="24"/>
-                <w:szCs w:val="24"/>
-                <w:lang w:val="en-AU"/>
-              </w:rPr>
-              <w:t>Ingest</w:t>
-            </w:r>
-          </w:p>
-        </w:tc>
-        <w:tc>
-          <w:tcPr>
-            <w:tcW w:w="1984" w:type="dxa"/>
-            <w:tcBorders>
-              <w:top w:val="single" w:sz="4" w:space="0" w:color="auto"/>
-              <w:left w:val="single" w:sz="4" w:space="0" w:color="auto"/>
-              <w:bottom w:val="single" w:sz="4" w:space="0" w:color="auto"/>
-              <w:right w:val="single" w:sz="4" w:space="0" w:color="auto"/>
-            </w:tcBorders>
-            <w:tcMar>
-              <w:top w:w="15" w:type="dxa"/>
-              <w:left w:w="15" w:type="dxa"/>
-              <w:right w:w="15" w:type="dxa"/>
-            </w:tcMar>
-            <w:vAlign w:val="center"/>
-          </w:tcPr>
-          <w:p>
-            <w:pPr>
-              <w:pStyle w:val="ListParagraph"/>
-              <w:spacing w:before="120" w:after="120"/>
-              <w:ind w:left="156" w:right="133"/>
-              <w:rPr>
-                <w:rFonts w:ascii="Times New Roman" w:eastAsia="Times New Roman" w:hAnsi="Times New Roman" w:cs="Times New Roman"/>
-                <w:color w:val="000000" w:themeColor="text1"/>
-                <w:sz w:val="24"/>
-                <w:szCs w:val="24"/>
-                <w:lang w:val="en-AU"/>
-              </w:rPr>
-            </w:pPr>
-            <w:r>
-              <w:rPr>
-                <w:rFonts w:ascii="Times New Roman" w:eastAsia="Times New Roman" w:hAnsi="Times New Roman" w:cs="Times New Roman"/>
-                <w:color w:val="000000" w:themeColor="text1"/>
-                <w:sz w:val="24"/>
-                <w:szCs w:val="24"/>
-                <w:lang w:val="en-AU"/>
-              </w:rPr>
-              <w:t>Python (pandas)</w:t>
-            </w:r>
-          </w:p>
-        </w:tc>
-        <w:tc>
-          <w:tcPr>
-            <w:tcW w:w="5386" w:type="dxa"/>
-            <w:tcBorders>
-              <w:top w:val="single" w:sz="4" w:space="0" w:color="auto"/>
-              <w:left w:val="single" w:sz="4" w:space="0" w:color="auto"/>
-              <w:bottom w:val="single" w:sz="4" w:space="0" w:color="auto"/>
-              <w:right w:val="single" w:sz="4" w:space="0" w:color="auto"/>
-            </w:tcBorders>
-            <w:tcMar>
-              <w:top w:w="15" w:type="dxa"/>
-              <w:left w:w="15" w:type="dxa"/>
-              <w:right w:w="15" w:type="dxa"/>
-            </w:tcMar>
-            <w:vAlign w:val="center"/>
-          </w:tcPr>
-          <w:p>
-            <w:pPr>
-              <w:pStyle w:val="ListParagraph"/>
-              <w:spacing w:before="120" w:after="120"/>
-              <w:ind w:left="121" w:right="124"/>
-              <w:jc w:val="both"/>
-              <w:rPr>
-                <w:rFonts w:ascii="Times New Roman" w:eastAsia="Times New Roman" w:hAnsi="Times New Roman"/>
-                <w:color w:val="000000" w:themeColor="text1"/>
-                <w:sz w:val="24"/>
-                <w:szCs w:val="24"/>
-                <w:lang w:val="en-AU"/>
-              </w:rPr>
-            </w:pPr>
-            <w:r>
-              <w:rPr>
-                <w:rFonts w:ascii="Times New Roman" w:eastAsia="Times New Roman" w:hAnsi="Times New Roman"/>
-                <w:color w:val="000000" w:themeColor="text1"/>
-                <w:sz w:val="24"/>
-                <w:szCs w:val="24"/>
-                <w:lang w:val="en-AU"/>
-              </w:rPr>
-              <w:t>Loads raw CSV/XLSX files from each source.</w:t>
-            </w:r>
-          </w:p>
-        </w:tc>
-      </w:tr>
-      <w:tr>
-        <w:trPr>
-          <w:trHeight w:val="570"/>
-        </w:trPr>
-        <w:tc>
-          <w:tcPr>
-            <w:tcW w:w="1555" w:type="dxa"/>
-            <w:tcBorders>
-              <w:top w:val="single" w:sz="4" w:space="0" w:color="auto"/>
-              <w:left w:val="single" w:sz="4" w:space="0" w:color="auto"/>
-              <w:bottom w:val="single" w:sz="4" w:space="0" w:color="auto"/>
-              <w:right w:val="single" w:sz="4" w:space="0" w:color="auto"/>
-            </w:tcBorders>
-            <w:tcMar>
-              <w:top w:w="15" w:type="dxa"/>
-              <w:left w:w="15" w:type="dxa"/>
-              <w:right w:w="15" w:type="dxa"/>
-            </w:tcMar>
-            <w:vAlign w:val="center"/>
-          </w:tcPr>
-          <w:p>
-            <w:pPr>
-              <w:pStyle w:val="ListParagraph"/>
-              <w:spacing w:before="120" w:after="120"/>
-              <w:ind w:left="122" w:right="99"/>
-              <w:rPr>
-                <w:rFonts w:ascii="Times New Roman" w:eastAsia="Times New Roman" w:hAnsi="Times New Roman" w:cs="Times New Roman"/>
-                <w:b/>
-                <w:bCs/>
-                <w:color w:val="000000" w:themeColor="text1"/>
-                <w:sz w:val="24"/>
-                <w:szCs w:val="24"/>
-                <w:lang w:val="en-AU"/>
-              </w:rPr>
-            </w:pPr>
-            <w:r>
-              <w:rPr>
-                <w:rFonts w:ascii="Times New Roman" w:eastAsia="Times New Roman" w:hAnsi="Times New Roman" w:cs="Times New Roman"/>
-                <w:b/>
-                <w:bCs/>
-                <w:color w:val="000000" w:themeColor="text1"/>
-                <w:sz w:val="24"/>
-                <w:szCs w:val="24"/>
-                <w:lang w:val="en-AU"/>
-              </w:rPr>
-              <w:t>Data Store</w:t>
-            </w:r>
-          </w:p>
-        </w:tc>
-        <w:tc>
-          <w:tcPr>
-            <w:tcW w:w="1984" w:type="dxa"/>
-            <w:tcBorders>
-              <w:top w:val="single" w:sz="4" w:space="0" w:color="auto"/>
-              <w:left w:val="single" w:sz="4" w:space="0" w:color="auto"/>
-              <w:bottom w:val="single" w:sz="4" w:space="0" w:color="auto"/>
-              <w:right w:val="single" w:sz="4" w:space="0" w:color="auto"/>
-            </w:tcBorders>
-            <w:tcMar>
-              <w:top w:w="15" w:type="dxa"/>
-              <w:left w:w="15" w:type="dxa"/>
-              <w:right w:w="15" w:type="dxa"/>
-            </w:tcMar>
-            <w:vAlign w:val="center"/>
-          </w:tcPr>
-          <w:p>
-            <w:pPr>
-              <w:pStyle w:val="ListParagraph"/>
-              <w:spacing w:before="120" w:after="120"/>
-              <w:ind w:left="156" w:right="133"/>
-              <w:rPr>
-                <w:rFonts w:ascii="Times New Roman" w:eastAsia="Times New Roman" w:hAnsi="Times New Roman" w:cs="Times New Roman"/>
-                <w:color w:val="000000" w:themeColor="text1"/>
-                <w:sz w:val="24"/>
-                <w:szCs w:val="24"/>
-                <w:lang w:val="en-AU"/>
-              </w:rPr>
-            </w:pPr>
-            <w:r>
-              <w:rPr>
-                <w:rFonts w:ascii="Times New Roman" w:eastAsia="Times New Roman" w:hAnsi="Times New Roman" w:cs="Times New Roman"/>
-                <w:color w:val="000000" w:themeColor="text1"/>
-                <w:sz w:val="24"/>
-                <w:szCs w:val="24"/>
-                <w:lang w:val="en-AU"/>
-              </w:rPr>
-              <w:t>GitHub repository</w:t>
-            </w:r>
-          </w:p>
-        </w:tc>
-        <w:tc>
-          <w:tcPr>
-            <w:tcW w:w="5386" w:type="dxa"/>
-            <w:tcBorders>
-              <w:top w:val="single" w:sz="4" w:space="0" w:color="auto"/>
-              <w:left w:val="single" w:sz="4" w:space="0" w:color="auto"/>
-              <w:bottom w:val="single" w:sz="4" w:space="0" w:color="auto"/>
-              <w:right w:val="single" w:sz="4" w:space="0" w:color="auto"/>
-            </w:tcBorders>
-            <w:tcMar>
-              <w:top w:w="15" w:type="dxa"/>
-              <w:left w:w="15" w:type="dxa"/>
-              <w:right w:w="15" w:type="dxa"/>
-            </w:tcMar>
-            <w:vAlign w:val="center"/>
-          </w:tcPr>
-          <w:p>
-            <w:pPr>
-              <w:pStyle w:val="ListParagraph"/>
-              <w:spacing w:before="120" w:after="120"/>
-              <w:ind w:left="121" w:right="124"/>
-              <w:jc w:val="both"/>
-              <w:rPr>
-                <w:rFonts w:ascii="Times New Roman" w:eastAsia="Times New Roman" w:hAnsi="Times New Roman"/>
-                <w:color w:val="000000" w:themeColor="text1"/>
-                <w:sz w:val="24"/>
-                <w:szCs w:val="24"/>
-                <w:lang w:val="en-AU"/>
-              </w:rPr>
-            </w:pPr>
-            <w:r>
-              <w:rPr>
-                <w:rFonts w:ascii="Times New Roman" w:eastAsia="Times New Roman" w:hAnsi="Times New Roman"/>
-                <w:color w:val="000000" w:themeColor="text1"/>
-                <w:sz w:val="24"/>
-                <w:szCs w:val="24"/>
-                <w:lang w:val="en-AU"/>
-              </w:rPr>
-              <w:t>Version-controlled storage of raw and processed data, giving change history and access control in place of a cloud data lake.</w:t>
-            </w:r>
-          </w:p>
-        </w:tc>
-      </w:tr>
-      <w:tr>
-        <w:trPr>
-          <w:trHeight w:val="870"/>
-        </w:trPr>
-        <w:tc>
-          <w:tcPr>
-            <w:tcW w:w="1555" w:type="dxa"/>
-            <w:tcBorders>
-              <w:top w:val="single" w:sz="4" w:space="0" w:color="auto"/>
-              <w:left w:val="single" w:sz="4" w:space="0" w:color="auto"/>
-              <w:bottom w:val="single" w:sz="4" w:space="0" w:color="auto"/>
-              <w:right w:val="single" w:sz="4" w:space="0" w:color="auto"/>
-            </w:tcBorders>
-            <w:tcMar>
-              <w:top w:w="15" w:type="dxa"/>
-              <w:left w:w="15" w:type="dxa"/>
-              <w:right w:w="15" w:type="dxa"/>
-            </w:tcMar>
-            <w:vAlign w:val="center"/>
-          </w:tcPr>
-          <w:p>
-            <w:pPr>
-              <w:pStyle w:val="ListParagraph"/>
-              <w:spacing w:before="120" w:after="120"/>
-              <w:ind w:left="122" w:right="99"/>
-              <w:rPr>
-                <w:rFonts w:ascii="Times New Roman" w:eastAsia="Times New Roman" w:hAnsi="Times New Roman" w:cs="Times New Roman"/>
-                <w:b/>
-                <w:bCs/>
-                <w:color w:val="000000" w:themeColor="text1"/>
-                <w:sz w:val="24"/>
-                <w:szCs w:val="24"/>
-                <w:lang w:val="en-AU"/>
-              </w:rPr>
-            </w:pPr>
-            <w:r>
-              <w:rPr>
-                <w:rFonts w:ascii="Times New Roman" w:eastAsia="Times New Roman" w:hAnsi="Times New Roman" w:cs="Times New Roman"/>
-                <w:b/>
-                <w:bCs/>
-                <w:color w:val="000000" w:themeColor="text1"/>
-                <w:sz w:val="24"/>
-                <w:szCs w:val="24"/>
-                <w:lang w:val="en-AU"/>
-              </w:rPr>
-              <w:t>Data Processing</w:t>
-            </w:r>
-          </w:p>
-        </w:tc>
-        <w:tc>
-          <w:tcPr>
-            <w:tcW w:w="1984" w:type="dxa"/>
-            <w:tcBorders>
-              <w:top w:val="single" w:sz="4" w:space="0" w:color="auto"/>
-              <w:left w:val="single" w:sz="4" w:space="0" w:color="auto"/>
-              <w:bottom w:val="single" w:sz="4" w:space="0" w:color="auto"/>
-              <w:right w:val="single" w:sz="4" w:space="0" w:color="auto"/>
-            </w:tcBorders>
-            <w:tcMar>
-              <w:top w:w="15" w:type="dxa"/>
-              <w:left w:w="15" w:type="dxa"/>
-              <w:right w:w="15" w:type="dxa"/>
-            </w:tcMar>
-            <w:vAlign w:val="center"/>
-          </w:tcPr>
-          <w:p>
-            <w:pPr>
-              <w:pStyle w:val="ListParagraph"/>
-              <w:spacing w:before="120" w:after="120"/>
-              <w:ind w:left="156" w:right="133"/>
-              <w:rPr>
-                <w:rFonts w:ascii="Times New Roman" w:eastAsia="Times New Roman" w:hAnsi="Times New Roman" w:cs="Times New Roman"/>
-                <w:color w:val="000000" w:themeColor="text1"/>
-                <w:sz w:val="24"/>
-                <w:szCs w:val="24"/>
-                <w:lang w:val="en-AU"/>
-              </w:rPr>
-            </w:pPr>
-            <w:r>
-              <w:rPr>
-                <w:rFonts w:ascii="Times New Roman" w:eastAsia="Times New Roman" w:hAnsi="Times New Roman" w:cs="Times New Roman"/>
-                <w:color w:val="000000" w:themeColor="text1"/>
-                <w:sz w:val="24"/>
-                <w:szCs w:val="24"/>
-                <w:lang w:val="en-AU"/>
-              </w:rPr>
-              <w:t>Python (pandas)</w:t>
-            </w:r>
-          </w:p>
-        </w:tc>
-        <w:tc>
-          <w:tcPr>
-            <w:tcW w:w="5386" w:type="dxa"/>
-            <w:tcBorders>
-              <w:top w:val="single" w:sz="4" w:space="0" w:color="auto"/>
-              <w:left w:val="single" w:sz="4" w:space="0" w:color="auto"/>
-              <w:bottom w:val="single" w:sz="4" w:space="0" w:color="auto"/>
-              <w:right w:val="single" w:sz="4" w:space="0" w:color="auto"/>
-            </w:tcBorders>
-            <w:tcMar>
-              <w:top w:w="15" w:type="dxa"/>
-              <w:left w:w="15" w:type="dxa"/>
-              <w:right w:w="15" w:type="dxa"/>
-            </w:tcMar>
-            <w:vAlign w:val="center"/>
-          </w:tcPr>
-          <w:p>
-            <w:pPr>
-              <w:pStyle w:val="ListParagraph"/>
-              <w:spacing w:before="120" w:after="120"/>
-              <w:ind w:left="121" w:right="124"/>
-              <w:jc w:val="both"/>
-              <w:rPr>
-                <w:rFonts w:ascii="Times New Roman" w:eastAsia="Times New Roman" w:hAnsi="Times New Roman"/>
-                <w:color w:val="000000" w:themeColor="text1"/>
-                <w:sz w:val="24"/>
-                <w:szCs w:val="24"/>
-                <w:lang w:val="en-AU"/>
-              </w:rPr>
-            </w:pPr>
-            <w:r>
-              <w:rPr>
-                <w:rFonts w:ascii="Times New Roman" w:eastAsia="Times New Roman" w:hAnsi="Times New Roman"/>
-                <w:color w:val="000000" w:themeColor="text1"/>
-                <w:sz w:val="24"/>
-                <w:szCs w:val="24"/>
-                <w:lang w:val="en-AU"/>
-              </w:rPr>
-              <w:t>Cleans, merges and engineers features (lagged indicators, cyclical month encoding, per-capita normalisation) across the three sources.</w:t>
-            </w:r>
-          </w:p>
-        </w:tc>
-      </w:tr>
-      <w:tr>
-        <w:trPr>
-          <w:trHeight w:val="570"/>
-        </w:trPr>
-        <w:tc>
-          <w:tcPr>
-            <w:tcW w:w="1555" w:type="dxa"/>
-            <w:tcBorders>
-              <w:top w:val="single" w:sz="4" w:space="0" w:color="auto"/>
-              <w:left w:val="single" w:sz="4" w:space="0" w:color="auto"/>
-              <w:bottom w:val="single" w:sz="4" w:space="0" w:color="auto"/>
-              <w:right w:val="single" w:sz="4" w:space="0" w:color="auto"/>
-            </w:tcBorders>
-            <w:tcMar>
-              <w:top w:w="15" w:type="dxa"/>
-              <w:left w:w="15" w:type="dxa"/>
-              <w:right w:w="15" w:type="dxa"/>
-            </w:tcMar>
-            <w:vAlign w:val="center"/>
-          </w:tcPr>
-          <w:p>
-            <w:pPr>
-              <w:pStyle w:val="ListParagraph"/>
-              <w:spacing w:before="120" w:after="120"/>
-              <w:ind w:left="122" w:right="99"/>
-              <w:rPr>
-                <w:rFonts w:ascii="Times New Roman" w:eastAsia="Times New Roman" w:hAnsi="Times New Roman" w:cs="Times New Roman"/>
-                <w:b/>
-                <w:bCs/>
-                <w:color w:val="000000" w:themeColor="text1"/>
-                <w:sz w:val="24"/>
-                <w:szCs w:val="24"/>
-                <w:lang w:val="en-AU"/>
-              </w:rPr>
-            </w:pPr>
-            <w:r>
-              <w:rPr>
-                <w:rFonts w:ascii="Times New Roman" w:eastAsia="Times New Roman" w:hAnsi="Times New Roman" w:cs="Times New Roman"/>
-                <w:b/>
-                <w:bCs/>
-                <w:color w:val="000000" w:themeColor="text1"/>
-                <w:sz w:val="24"/>
-                <w:szCs w:val="24"/>
-                <w:lang w:val="en-AU"/>
-              </w:rPr>
-              <w:t>Analytics / ML</w:t>
-            </w:r>
-          </w:p>
-        </w:tc>
-        <w:tc>
-          <w:tcPr>
-            <w:tcW w:w="1984" w:type="dxa"/>
-            <w:tcBorders>
-              <w:top w:val="single" w:sz="4" w:space="0" w:color="auto"/>
-              <w:left w:val="single" w:sz="4" w:space="0" w:color="auto"/>
-              <w:bottom w:val="single" w:sz="4" w:space="0" w:color="auto"/>
-              <w:right w:val="single" w:sz="4" w:space="0" w:color="auto"/>
-            </w:tcBorders>
-            <w:tcMar>
-              <w:top w:w="15" w:type="dxa"/>
-              <w:left w:w="15" w:type="dxa"/>
-              <w:right w:w="15" w:type="dxa"/>
-            </w:tcMar>
-            <w:vAlign w:val="center"/>
-          </w:tcPr>
-          <w:p>
-            <w:pPr>
-              <w:pStyle w:val="ListParagraph"/>
-              <w:spacing w:before="120" w:after="120"/>
-              <w:ind w:left="156" w:right="133"/>
-              <w:rPr>
-                <w:rFonts w:ascii="Times New Roman" w:eastAsia="Times New Roman" w:hAnsi="Times New Roman" w:cs="Times New Roman"/>
-                <w:color w:val="000000" w:themeColor="text1"/>
-                <w:sz w:val="24"/>
-                <w:szCs w:val="24"/>
-                <w:lang w:val="en-AU"/>
-              </w:rPr>
-            </w:pPr>
-            <w:r>
-              <w:rPr>
-                <w:rFonts w:ascii="Times New Roman" w:eastAsia="Times New Roman" w:hAnsi="Times New Roman" w:cs="Times New Roman"/>
-                <w:color w:val="000000" w:themeColor="text1"/>
-                <w:sz w:val="24"/>
-                <w:szCs w:val="24"/>
-                <w:lang w:val="en-AU"/>
-              </w:rPr>
-              <w:t>Python (scikit-learn)</w:t>
-            </w:r>
-          </w:p>
-        </w:tc>
-        <w:tc>
-          <w:tcPr>
-            <w:tcW w:w="5386" w:type="dxa"/>
-            <w:tcBorders>
-              <w:top w:val="single" w:sz="4" w:space="0" w:color="auto"/>
-              <w:left w:val="single" w:sz="4" w:space="0" w:color="auto"/>
-              <w:bottom w:val="single" w:sz="4" w:space="0" w:color="auto"/>
-              <w:right w:val="single" w:sz="4" w:space="0" w:color="auto"/>
-            </w:tcBorders>
-            <w:tcMar>
-              <w:top w:w="15" w:type="dxa"/>
-              <w:left w:w="15" w:type="dxa"/>
-              <w:right w:w="15" w:type="dxa"/>
-            </w:tcMar>
-            <w:vAlign w:val="center"/>
-          </w:tcPr>
-          <w:p>
-            <w:pPr>
-              <w:pStyle w:val="ListParagraph"/>
-              <w:spacing w:before="120" w:after="120"/>
-              <w:ind w:left="121" w:right="124"/>
-              <w:jc w:val="both"/>
-              <w:rPr>
-                <w:rFonts w:ascii="Times New Roman" w:eastAsia="Times New Roman" w:hAnsi="Times New Roman"/>
-                <w:color w:val="000000" w:themeColor="text1"/>
-                <w:sz w:val="24"/>
-                <w:szCs w:val="24"/>
-                <w:lang w:val="en-AU"/>
-              </w:rPr>
-            </w:pPr>
-            <w:r>
-              <w:rPr>
-                <w:rFonts w:ascii="Times New Roman" w:eastAsia="Times New Roman" w:hAnsi="Times New Roman"/>
-                <w:color w:val="000000" w:themeColor="text1"/>
-                <w:sz w:val="24"/>
-                <w:szCs w:val="24"/>
-                <w:lang w:val="en-AU"/>
-              </w:rPr>
-              <w:t>Trains and validates Ridge and Lasso regression models to forecast monthly, region-level assault rates.</w:t>
-            </w:r>
-          </w:p>
-        </w:tc>
-      </w:tr>
-      <w:tr>
-        <w:trPr>
-          <w:trHeight w:val="570"/>
-        </w:trPr>
-        <w:tc>
-          <w:tcPr>
-            <w:tcW w:w="1555" w:type="dxa"/>
-            <w:tcBorders>
-              <w:top w:val="single" w:sz="4" w:space="0" w:color="auto"/>
-              <w:left w:val="single" w:sz="4" w:space="0" w:color="auto"/>
-              <w:bottom w:val="single" w:sz="4" w:space="0" w:color="auto"/>
-              <w:right w:val="single" w:sz="4" w:space="0" w:color="auto"/>
-            </w:tcBorders>
-            <w:tcMar>
-              <w:top w:w="15" w:type="dxa"/>
-              <w:left w:w="15" w:type="dxa"/>
-              <w:right w:w="15" w:type="dxa"/>
-            </w:tcMar>
-            <w:vAlign w:val="center"/>
-          </w:tcPr>
-          <w:p>
-            <w:pPr>
-              <w:pStyle w:val="ListParagraph"/>
-              <w:spacing w:before="120" w:after="120"/>
-              <w:ind w:left="122" w:right="99"/>
-              <w:rPr>
-                <w:rFonts w:ascii="Times New Roman" w:eastAsia="Times New Roman" w:hAnsi="Times New Roman" w:cs="Times New Roman"/>
-                <w:b/>
-                <w:bCs/>
-                <w:color w:val="000000" w:themeColor="text1"/>
-                <w:sz w:val="24"/>
-                <w:szCs w:val="24"/>
-                <w:lang w:val="en-AU"/>
-              </w:rPr>
-            </w:pPr>
-            <w:r>
-              <w:rPr>
-                <w:rFonts w:ascii="Times New Roman" w:eastAsia="Times New Roman" w:hAnsi="Times New Roman" w:cs="Times New Roman"/>
-                <w:b/>
-                <w:bCs/>
-                <w:color w:val="000000" w:themeColor="text1"/>
-                <w:sz w:val="24"/>
-                <w:szCs w:val="24"/>
-                <w:lang w:val="en-AU"/>
-              </w:rPr>
-              <w:t>Dashboard</w:t>
-            </w:r>
-          </w:p>
-        </w:tc>
-        <w:tc>
-          <w:tcPr>
-            <w:tcW w:w="1984" w:type="dxa"/>
-            <w:tcBorders>
-              <w:top w:val="single" w:sz="4" w:space="0" w:color="auto"/>
-              <w:left w:val="single" w:sz="4" w:space="0" w:color="auto"/>
-              <w:bottom w:val="single" w:sz="4" w:space="0" w:color="auto"/>
-              <w:right w:val="single" w:sz="4" w:space="0" w:color="auto"/>
-            </w:tcBorders>
-            <w:tcMar>
-              <w:top w:w="15" w:type="dxa"/>
-              <w:left w:w="15" w:type="dxa"/>
-              <w:right w:w="15" w:type="dxa"/>
-            </w:tcMar>
-            <w:vAlign w:val="center"/>
-          </w:tcPr>
-          <w:p>
-            <w:pPr>
-              <w:pStyle w:val="ListParagraph"/>
-              <w:spacing w:before="120" w:after="120"/>
-              <w:ind w:left="156" w:right="133"/>
-              <w:rPr>
-                <w:rFonts w:ascii="Times New Roman" w:eastAsia="Times New Roman" w:hAnsi="Times New Roman" w:cs="Times New Roman"/>
-                <w:color w:val="000000" w:themeColor="text1"/>
-                <w:sz w:val="24"/>
-                <w:szCs w:val="24"/>
-                <w:lang w:val="en-AU"/>
-              </w:rPr>
-            </w:pPr>
-            <w:r>
-              <w:rPr>
-                <w:rFonts w:ascii="Times New Roman" w:eastAsia="Times New Roman" w:hAnsi="Times New Roman" w:cs="Times New Roman"/>
-                <w:color w:val="000000" w:themeColor="text1"/>
-                <w:sz w:val="24"/>
-                <w:szCs w:val="24"/>
-                <w:lang w:val="en-AU"/>
-              </w:rPr>
-              <w:t>Python (</w:t>
-            </w:r>
-            <w:proofErr w:type="spellStart"/>
-            <w:r>
-              <w:rPr>
-                <w:rFonts w:ascii="Times New Roman" w:eastAsia="Times New Roman" w:hAnsi="Times New Roman" w:cs="Times New Roman"/>
-                <w:color w:val="000000" w:themeColor="text1"/>
-                <w:sz w:val="24"/>
-                <w:szCs w:val="24"/>
-                <w:lang w:val="en-AU"/>
-              </w:rPr>
-              <w:t>Streamlit</w:t>
-            </w:r>
-            <w:proofErr w:type="spellEnd"/>
-            <w:r>
-              <w:rPr>
-                <w:rFonts w:ascii="Times New Roman" w:eastAsia="Times New Roman" w:hAnsi="Times New Roman" w:cs="Times New Roman"/>
-                <w:color w:val="000000" w:themeColor="text1"/>
-                <w:sz w:val="24"/>
-                <w:szCs w:val="24"/>
-                <w:lang w:val="en-AU"/>
-              </w:rPr>
-              <w:t>)</w:t>
-            </w:r>
-          </w:p>
-        </w:tc>
-        <w:tc>
-          <w:tcPr>
-            <w:tcW w:w="5386" w:type="dxa"/>
-            <w:tcBorders>
-              <w:top w:val="single" w:sz="4" w:space="0" w:color="auto"/>
-              <w:left w:val="single" w:sz="4" w:space="0" w:color="auto"/>
-              <w:bottom w:val="single" w:sz="4" w:space="0" w:color="auto"/>
-              <w:right w:val="single" w:sz="4" w:space="0" w:color="auto"/>
-            </w:tcBorders>
-            <w:tcMar>
-              <w:top w:w="15" w:type="dxa"/>
-              <w:left w:w="15" w:type="dxa"/>
-              <w:right w:w="15" w:type="dxa"/>
-            </w:tcMar>
-            <w:vAlign w:val="center"/>
-          </w:tcPr>
-          <w:p>
-            <w:pPr>
-              <w:pStyle w:val="ListParagraph"/>
-              <w:spacing w:before="120" w:after="120"/>
-              <w:ind w:left="121" w:right="124"/>
-              <w:jc w:val="both"/>
-              <w:rPr>
-                <w:rFonts w:ascii="Times New Roman" w:eastAsia="Times New Roman" w:hAnsi="Times New Roman"/>
-                <w:color w:val="000000" w:themeColor="text1"/>
-                <w:sz w:val="24"/>
-                <w:szCs w:val="24"/>
-                <w:lang w:val="en-AU"/>
-              </w:rPr>
-            </w:pPr>
-            <w:r>
-              <w:rPr>
-                <w:rFonts w:ascii="Times New Roman" w:eastAsia="Times New Roman" w:hAnsi="Times New Roman"/>
-                <w:color w:val="000000" w:themeColor="text1"/>
-                <w:sz w:val="24"/>
-                <w:szCs w:val="24"/>
-                <w:lang w:val="en-AU"/>
-              </w:rPr>
-              <w:t>Presents forecasts and regional trends in an interactive view for PFES.</w:t>
-            </w:r>
-          </w:p>
-        </w:tc>
-      </w:tr>
-      <w:tr>
-        <w:trPr>
-          <w:trHeight w:val="570"/>
-        </w:trPr>
-        <w:tc>
-          <w:tcPr>
-            <w:tcW w:w="1555" w:type="dxa"/>
-            <w:tcBorders>
-              <w:top w:val="single" w:sz="4" w:space="0" w:color="auto"/>
-              <w:left w:val="single" w:sz="4" w:space="0" w:color="auto"/>
-              <w:bottom w:val="single" w:sz="4" w:space="0" w:color="auto"/>
-              <w:right w:val="single" w:sz="4" w:space="0" w:color="auto"/>
-            </w:tcBorders>
-            <w:tcMar>
-              <w:top w:w="15" w:type="dxa"/>
-              <w:left w:w="15" w:type="dxa"/>
-              <w:right w:w="15" w:type="dxa"/>
-            </w:tcMar>
-            <w:vAlign w:val="center"/>
-          </w:tcPr>
-          <w:p>
-            <w:pPr>
-              <w:pStyle w:val="ListParagraph"/>
-              <w:spacing w:before="120" w:after="120"/>
-              <w:ind w:left="122" w:right="99"/>
-              <w:rPr>
-                <w:rFonts w:ascii="Times New Roman" w:eastAsia="Times New Roman" w:hAnsi="Times New Roman" w:cs="Times New Roman"/>
-                <w:b/>
-                <w:bCs/>
-                <w:color w:val="000000" w:themeColor="text1"/>
-                <w:sz w:val="24"/>
-                <w:szCs w:val="24"/>
-                <w:lang w:val="en-AU"/>
-              </w:rPr>
-            </w:pPr>
-            <w:r>
-              <w:rPr>
-                <w:rFonts w:ascii="Times New Roman" w:eastAsia="Times New Roman" w:hAnsi="Times New Roman" w:cs="Times New Roman"/>
-                <w:b/>
-                <w:bCs/>
-                <w:color w:val="000000" w:themeColor="text1"/>
-                <w:sz w:val="24"/>
-                <w:szCs w:val="24"/>
-                <w:lang w:val="en-AU"/>
-              </w:rPr>
-              <w:lastRenderedPageBreak/>
-              <w:t>Deploy</w:t>
-            </w:r>
-          </w:p>
-        </w:tc>
-        <w:tc>
-          <w:tcPr>
-            <w:tcW w:w="1984" w:type="dxa"/>
-            <w:tcBorders>
-              <w:top w:val="single" w:sz="4" w:space="0" w:color="auto"/>
-              <w:left w:val="single" w:sz="4" w:space="0" w:color="auto"/>
-              <w:bottom w:val="single" w:sz="4" w:space="0" w:color="auto"/>
-              <w:right w:val="single" w:sz="4" w:space="0" w:color="auto"/>
-            </w:tcBorders>
-            <w:tcMar>
-              <w:top w:w="15" w:type="dxa"/>
-              <w:left w:w="15" w:type="dxa"/>
-              <w:right w:w="15" w:type="dxa"/>
-            </w:tcMar>
-            <w:vAlign w:val="center"/>
-          </w:tcPr>
-          <w:p>
-            <w:pPr>
-              <w:pStyle w:val="ListParagraph"/>
-              <w:spacing w:before="120" w:after="120"/>
-              <w:ind w:left="156" w:right="133"/>
-              <w:rPr>
-                <w:rFonts w:ascii="Times New Roman" w:eastAsia="Times New Roman" w:hAnsi="Times New Roman" w:cs="Times New Roman"/>
-                <w:color w:val="000000" w:themeColor="text1"/>
-                <w:sz w:val="24"/>
-                <w:szCs w:val="24"/>
-                <w:lang w:val="en-AU"/>
-              </w:rPr>
-            </w:pPr>
-            <w:proofErr w:type="spellStart"/>
-            <w:r>
-              <w:rPr>
-                <w:rFonts w:ascii="Times New Roman" w:eastAsia="Times New Roman" w:hAnsi="Times New Roman" w:cs="Times New Roman"/>
-                <w:color w:val="000000" w:themeColor="text1"/>
-                <w:sz w:val="24"/>
-                <w:szCs w:val="24"/>
-                <w:lang w:val="en-AU"/>
-              </w:rPr>
-              <w:t>Streamlit</w:t>
-            </w:r>
-            <w:proofErr w:type="spellEnd"/>
-            <w:r>
-              <w:rPr>
-                <w:rFonts w:ascii="Times New Roman" w:eastAsia="Times New Roman" w:hAnsi="Times New Roman" w:cs="Times New Roman"/>
-                <w:color w:val="000000" w:themeColor="text1"/>
-                <w:sz w:val="24"/>
-                <w:szCs w:val="24"/>
-                <w:lang w:val="en-AU"/>
-              </w:rPr>
-              <w:t xml:space="preserve"> Community Cloud (via GitHub)</w:t>
-            </w:r>
-          </w:p>
-        </w:tc>
-        <w:tc>
-          <w:tcPr>
-            <w:tcW w:w="5386" w:type="dxa"/>
-            <w:tcBorders>
-              <w:top w:val="single" w:sz="4" w:space="0" w:color="auto"/>
-              <w:left w:val="single" w:sz="4" w:space="0" w:color="auto"/>
-              <w:bottom w:val="single" w:sz="4" w:space="0" w:color="auto"/>
-              <w:right w:val="single" w:sz="4" w:space="0" w:color="auto"/>
-            </w:tcBorders>
-            <w:tcMar>
-              <w:top w:w="15" w:type="dxa"/>
-              <w:left w:w="15" w:type="dxa"/>
-              <w:right w:w="15" w:type="dxa"/>
-            </w:tcMar>
-            <w:vAlign w:val="center"/>
-          </w:tcPr>
-          <w:p>
-            <w:pPr>
-              <w:pStyle w:val="ListParagraph"/>
-              <w:spacing w:before="120" w:after="120"/>
-              <w:ind w:left="121" w:right="124"/>
-              <w:jc w:val="both"/>
-              <w:rPr>
-                <w:rFonts w:ascii="Times New Roman" w:eastAsia="Times New Roman" w:hAnsi="Times New Roman"/>
-                <w:color w:val="000000" w:themeColor="text1"/>
-                <w:sz w:val="24"/>
-                <w:szCs w:val="24"/>
-                <w:lang w:val="en-AU"/>
-              </w:rPr>
-            </w:pPr>
-            <w:r>
-              <w:rPr>
-                <w:rFonts w:ascii="Times New Roman" w:eastAsia="Times New Roman" w:hAnsi="Times New Roman"/>
-                <w:color w:val="000000" w:themeColor="text1"/>
-                <w:sz w:val="24"/>
-                <w:szCs w:val="24"/>
-                <w:lang w:val="en-AU"/>
-              </w:rPr>
-              <w:t>Automatically redeploys the live dashboard whenever changes are pushed to the GitHub repository.</w:t>
-            </w:r>
-          </w:p>
-        </w:tc>
-      </w:tr>
-      <w:tr>
-        <w:trPr>
-          <w:trHeight w:val="570"/>
-        </w:trPr>
-        <w:tc>
-          <w:tcPr>
-            <w:tcW w:w="1555" w:type="dxa"/>
-            <w:tcBorders>
-              <w:top w:val="single" w:sz="4" w:space="0" w:color="auto"/>
-              <w:left w:val="single" w:sz="4" w:space="0" w:color="auto"/>
-              <w:bottom w:val="single" w:sz="4" w:space="0" w:color="auto"/>
-              <w:right w:val="single" w:sz="4" w:space="0" w:color="auto"/>
-            </w:tcBorders>
-            <w:tcMar>
-              <w:top w:w="15" w:type="dxa"/>
-              <w:left w:w="15" w:type="dxa"/>
-              <w:right w:w="15" w:type="dxa"/>
-            </w:tcMar>
-            <w:vAlign w:val="center"/>
-          </w:tcPr>
-          <w:p>
-            <w:pPr>
-              <w:pStyle w:val="ListParagraph"/>
-              <w:spacing w:before="120" w:after="120"/>
-              <w:ind w:left="122" w:right="99"/>
-              <w:rPr>
-                <w:rFonts w:ascii="Times New Roman" w:eastAsia="Times New Roman" w:hAnsi="Times New Roman" w:cs="Times New Roman"/>
-                <w:b/>
-                <w:bCs/>
-                <w:color w:val="000000" w:themeColor="text1"/>
-                <w:sz w:val="24"/>
-                <w:szCs w:val="24"/>
-                <w:lang w:val="en-AU"/>
-              </w:rPr>
-            </w:pPr>
-            <w:r>
-              <w:rPr>
-                <w:rFonts w:ascii="Times New Roman" w:eastAsia="Times New Roman" w:hAnsi="Times New Roman" w:cs="Times New Roman"/>
-                <w:b/>
-                <w:bCs/>
-                <w:color w:val="000000" w:themeColor="text1"/>
-                <w:sz w:val="24"/>
-                <w:szCs w:val="24"/>
-                <w:lang w:val="en-AU"/>
-              </w:rPr>
-              <w:t>Monitor</w:t>
-            </w:r>
-          </w:p>
-        </w:tc>
-        <w:tc>
-          <w:tcPr>
-            <w:tcW w:w="1984" w:type="dxa"/>
-            <w:tcBorders>
-              <w:top w:val="single" w:sz="4" w:space="0" w:color="auto"/>
-              <w:left w:val="single" w:sz="4" w:space="0" w:color="auto"/>
-              <w:bottom w:val="single" w:sz="4" w:space="0" w:color="auto"/>
-              <w:right w:val="single" w:sz="4" w:space="0" w:color="auto"/>
-            </w:tcBorders>
-            <w:tcMar>
-              <w:top w:w="15" w:type="dxa"/>
-              <w:left w:w="15" w:type="dxa"/>
-              <w:right w:w="15" w:type="dxa"/>
-            </w:tcMar>
-            <w:vAlign w:val="center"/>
-          </w:tcPr>
-          <w:p>
-            <w:pPr>
-              <w:pStyle w:val="ListParagraph"/>
-              <w:spacing w:before="120" w:after="120"/>
-              <w:ind w:left="156" w:right="133"/>
-              <w:rPr>
-                <w:rFonts w:ascii="Times New Roman" w:eastAsia="Times New Roman" w:hAnsi="Times New Roman" w:cs="Times New Roman"/>
-                <w:color w:val="000000" w:themeColor="text1"/>
-                <w:sz w:val="24"/>
-                <w:szCs w:val="24"/>
-                <w:lang w:val="en-AU"/>
-              </w:rPr>
-            </w:pPr>
-            <w:r>
-              <w:rPr>
-                <w:rFonts w:ascii="Times New Roman" w:eastAsia="Times New Roman" w:hAnsi="Times New Roman" w:cs="Times New Roman"/>
-                <w:color w:val="000000" w:themeColor="text1"/>
-                <w:sz w:val="24"/>
-                <w:szCs w:val="24"/>
-                <w:lang w:val="en-AU"/>
-              </w:rPr>
-              <w:t>Python scripts</w:t>
-            </w:r>
-          </w:p>
-        </w:tc>
-        <w:tc>
-          <w:tcPr>
-            <w:tcW w:w="5386" w:type="dxa"/>
-            <w:tcBorders>
-              <w:top w:val="single" w:sz="4" w:space="0" w:color="auto"/>
-              <w:left w:val="single" w:sz="4" w:space="0" w:color="auto"/>
-              <w:bottom w:val="single" w:sz="4" w:space="0" w:color="auto"/>
-              <w:right w:val="single" w:sz="4" w:space="0" w:color="auto"/>
-            </w:tcBorders>
-            <w:tcMar>
-              <w:top w:w="15" w:type="dxa"/>
-              <w:left w:w="15" w:type="dxa"/>
-              <w:right w:w="15" w:type="dxa"/>
-            </w:tcMar>
-            <w:vAlign w:val="center"/>
-          </w:tcPr>
-          <w:p>
-            <w:pPr>
-              <w:pStyle w:val="ListParagraph"/>
-              <w:spacing w:before="120" w:after="120"/>
-              <w:ind w:left="121" w:right="129"/>
-              <w:jc w:val="both"/>
-              <w:rPr>
-                <w:rFonts w:ascii="Times New Roman" w:eastAsia="Times New Roman" w:hAnsi="Times New Roman"/>
-                <w:color w:val="000000" w:themeColor="text1"/>
-                <w:sz w:val="24"/>
-                <w:szCs w:val="24"/>
-                <w:lang w:val="en-AU"/>
-              </w:rPr>
-            </w:pPr>
-            <w:r>
-              <w:rPr>
-                <w:rFonts w:ascii="Times New Roman" w:eastAsia="Times New Roman" w:hAnsi="Times New Roman"/>
-                <w:color w:val="000000" w:themeColor="text1"/>
-                <w:sz w:val="24"/>
-                <w:szCs w:val="24"/>
-                <w:lang w:val="en-AU"/>
-              </w:rPr>
-              <w:t>Checks forecast performance for drift and flags when the model should be retrained.</w:t>
-            </w:r>
-          </w:p>
-        </w:tc>
-      </w:tr>
-      <w:tr>
-        <w:trPr>
-          <w:trHeight w:val="570"/>
-        </w:trPr>
-        <w:tc>
-          <w:tcPr>
-            <w:tcW w:w="1555" w:type="dxa"/>
-            <w:tcBorders>
-              <w:top w:val="single" w:sz="4" w:space="0" w:color="auto"/>
-              <w:left w:val="single" w:sz="4" w:space="0" w:color="auto"/>
-              <w:bottom w:val="single" w:sz="4" w:space="0" w:color="auto"/>
-              <w:right w:val="single" w:sz="4" w:space="0" w:color="auto"/>
-            </w:tcBorders>
-            <w:tcMar>
-              <w:top w:w="15" w:type="dxa"/>
-              <w:left w:w="15" w:type="dxa"/>
-              <w:right w:w="15" w:type="dxa"/>
-            </w:tcMar>
-            <w:vAlign w:val="center"/>
-          </w:tcPr>
-          <w:p>
-            <w:pPr>
-              <w:pStyle w:val="ListParagraph"/>
-              <w:ind w:left="122" w:right="99"/>
-              <w:rPr>
-                <w:rFonts w:ascii="Times New Roman" w:eastAsia="Times New Roman" w:hAnsi="Times New Roman" w:cs="Times New Roman"/>
-                <w:b/>
-                <w:bCs/>
-                <w:color w:val="000000" w:themeColor="text1"/>
-                <w:sz w:val="24"/>
-                <w:szCs w:val="24"/>
-                <w:lang w:val="en-AU"/>
-              </w:rPr>
-            </w:pPr>
-            <w:r>
-              <w:rPr>
-                <w:rFonts w:ascii="Times New Roman" w:eastAsia="Times New Roman" w:hAnsi="Times New Roman" w:cs="Times New Roman"/>
-                <w:b/>
-                <w:bCs/>
-                <w:color w:val="000000" w:themeColor="text1"/>
-                <w:sz w:val="24"/>
-                <w:szCs w:val="24"/>
-                <w:lang w:val="en-AU"/>
-              </w:rPr>
-              <w:t>Incremental learning</w:t>
-            </w:r>
-          </w:p>
-        </w:tc>
-        <w:tc>
-          <w:tcPr>
-            <w:tcW w:w="1984" w:type="dxa"/>
-            <w:tcBorders>
-              <w:top w:val="single" w:sz="4" w:space="0" w:color="auto"/>
-              <w:left w:val="single" w:sz="4" w:space="0" w:color="auto"/>
-              <w:bottom w:val="single" w:sz="4" w:space="0" w:color="auto"/>
-              <w:right w:val="single" w:sz="4" w:space="0" w:color="auto"/>
-            </w:tcBorders>
-            <w:tcMar>
-              <w:top w:w="15" w:type="dxa"/>
-              <w:left w:w="15" w:type="dxa"/>
-              <w:right w:w="15" w:type="dxa"/>
-            </w:tcMar>
-            <w:vAlign w:val="center"/>
-          </w:tcPr>
-          <w:p>
-            <w:pPr>
-              <w:pStyle w:val="ListParagraph"/>
-              <w:ind w:left="155"/>
-              <w:rPr>
-                <w:lang w:val="en-AU"/>
-              </w:rPr>
-            </w:pPr>
-            <w:r>
-              <w:rPr>
-                <w:rFonts w:ascii="Times New Roman" w:eastAsia="Times New Roman" w:hAnsi="Times New Roman" w:cs="Times New Roman"/>
-                <w:color w:val="000000" w:themeColor="text1"/>
-                <w:sz w:val="24"/>
-                <w:szCs w:val="24"/>
-                <w:lang w:val="en-AU"/>
-              </w:rPr>
-              <w:t>Python scripts</w:t>
-            </w:r>
-          </w:p>
-        </w:tc>
-        <w:tc>
-          <w:tcPr>
-            <w:tcW w:w="5386" w:type="dxa"/>
-            <w:tcBorders>
-              <w:top w:val="single" w:sz="4" w:space="0" w:color="auto"/>
-              <w:left w:val="single" w:sz="4" w:space="0" w:color="auto"/>
-              <w:bottom w:val="single" w:sz="4" w:space="0" w:color="auto"/>
-              <w:right w:val="single" w:sz="4" w:space="0" w:color="auto"/>
-            </w:tcBorders>
-            <w:tcMar>
-              <w:top w:w="15" w:type="dxa"/>
-              <w:left w:w="15" w:type="dxa"/>
-              <w:right w:w="15" w:type="dxa"/>
-            </w:tcMar>
-            <w:vAlign w:val="center"/>
-          </w:tcPr>
-          <w:p>
-            <w:pPr>
-              <w:pStyle w:val="ListParagraph"/>
-              <w:ind w:left="128" w:right="129"/>
-              <w:jc w:val="both"/>
-              <w:rPr>
-                <w:lang w:val="en-AU"/>
-              </w:rPr>
-            </w:pPr>
-            <w:r>
-              <w:rPr>
-                <w:rFonts w:ascii="Times New Roman" w:eastAsia="Times New Roman" w:hAnsi="Times New Roman"/>
-                <w:color w:val="000000" w:themeColor="text1"/>
-                <w:sz w:val="24"/>
-                <w:szCs w:val="24"/>
-                <w:lang w:val="en-AU"/>
-              </w:rPr>
-              <w:t>Continuously adjusting the model parameters by training based on incoming data</w:t>
-            </w:r>
-          </w:p>
-        </w:tc>
-      </w:tr>
-    </w:tbl>
-    <w:p>
-      <w:pPr>
-        <w:spacing w:before="120" w:after="120"/>
-        <w:jc w:val="both"/>
-        <w:rPr>
-          <w:rFonts w:ascii="Times New Roman" w:eastAsia="Times New Roman" w:hAnsi="Times New Roman"/>
-          <w:sz w:val="24"/>
-          <w:szCs w:val="24"/>
-        </w:rPr>
-      </w:pPr>
-      <w:r>
-        <w:rPr>
-          <w:rFonts w:ascii="Times New Roman" w:eastAsia="Times New Roman" w:hAnsi="Times New Roman"/>
-          <w:sz w:val="24"/>
-          <w:szCs w:val="24"/>
-        </w:rPr>
-        <w:t>Governance considerations spanning the full pipeline (privacy, security and reproducibility) are addressed through GitHub's built-in access controls, commit history and README documentation, and are detailed further in Section 8.</w:t>
-      </w:r>
-    </w:p>
-    <w:p>
-      <w:pPr>
-        <w:spacing w:before="120" w:after="120"/>
-        <w:jc w:val="both"/>
-        <w:rPr>
-          <w:rFonts w:ascii="Times New Roman" w:eastAsia="Times New Roman" w:hAnsi="Times New Roman"/>
-          <w:sz w:val="24"/>
-          <w:szCs w:val="24"/>
-        </w:rPr>
-      </w:pPr>
-      <w:r>
-        <w:rPr>
-          <w:rFonts w:ascii="Times New Roman" w:eastAsia="Times New Roman" w:hAnsi="Times New Roman"/>
-          <w:sz w:val="24"/>
-          <w:szCs w:val="24"/>
-        </w:rPr>
-        <w:t xml:space="preserve">Although the architecture conceptually mirrors AWS's </w:t>
-      </w:r>
-      <w:r>
-        <w:rPr>
-          <w:rFonts w:ascii="Times New Roman" w:eastAsia="Times New Roman" w:hAnsi="Times New Roman"/>
-          <w:sz w:val="24"/>
-          <w:szCs w:val="24"/>
-        </w:rPr>
-        <w:t xml:space="preserve">managed </w:t>
-      </w:r>
-      <w:r>
-        <w:rPr>
-          <w:rFonts w:ascii="Times New Roman" w:eastAsia="Times New Roman" w:hAnsi="Times New Roman"/>
-          <w:sz w:val="24"/>
-          <w:szCs w:val="24"/>
-        </w:rPr>
-        <w:t>data pipeline pattern (S3</w:t>
-      </w:r>
-      <w:r>
-        <w:rPr>
-          <w:rFonts w:ascii="Times New Roman" w:eastAsia="Times New Roman" w:hAnsi="Times New Roman"/>
-          <w:sz w:val="24"/>
-          <w:szCs w:val="24"/>
-        </w:rPr>
-        <w:t xml:space="preserve"> </w:t>
-      </w:r>
-      <w:r>
-        <w:rPr>
-          <w:rFonts w:ascii="Wingdings" w:eastAsia="Wingdings" w:hAnsi="Wingdings" w:cs="Wingdings"/>
-          <w:sz w:val="24"/>
-          <w:szCs w:val="24"/>
-        </w:rPr>
-        <w:t>à</w:t>
-      </w:r>
-      <w:r>
-        <w:rPr>
-          <w:rFonts w:ascii="Times New Roman" w:eastAsia="Times New Roman" w:hAnsi="Times New Roman"/>
-          <w:sz w:val="24"/>
-          <w:szCs w:val="24"/>
-        </w:rPr>
-        <w:t xml:space="preserve">  Glue Data </w:t>
-      </w:r>
-      <w:proofErr w:type="spellStart"/>
-      <w:r>
-        <w:rPr>
-          <w:rFonts w:ascii="Times New Roman" w:eastAsia="Times New Roman" w:hAnsi="Times New Roman"/>
-          <w:sz w:val="24"/>
-          <w:szCs w:val="24"/>
-        </w:rPr>
-        <w:t>Catalog</w:t>
-      </w:r>
-      <w:proofErr w:type="spellEnd"/>
-      <w:r>
-        <w:rPr>
-          <w:rFonts w:ascii="Times New Roman" w:eastAsia="Times New Roman" w:hAnsi="Times New Roman"/>
-          <w:sz w:val="24"/>
-          <w:szCs w:val="24"/>
-        </w:rPr>
-        <w:t xml:space="preserve"> </w:t>
-      </w:r>
-      <w:r>
-        <w:rPr>
-          <w:rFonts w:ascii="Wingdings" w:eastAsia="Wingdings" w:hAnsi="Wingdings" w:cs="Wingdings"/>
-          <w:sz w:val="24"/>
-          <w:szCs w:val="24"/>
-        </w:rPr>
-        <w:t>à</w:t>
-      </w:r>
-      <w:r>
-        <w:rPr>
-          <w:rFonts w:ascii="Times New Roman" w:eastAsia="Times New Roman" w:hAnsi="Times New Roman"/>
-          <w:sz w:val="24"/>
-          <w:szCs w:val="24"/>
-        </w:rPr>
-        <w:t xml:space="preserve"> Glue ETL </w:t>
-      </w:r>
-      <w:r>
-        <w:rPr>
-          <w:rFonts w:ascii="Wingdings" w:eastAsia="Wingdings" w:hAnsi="Wingdings" w:cs="Wingdings"/>
-          <w:sz w:val="24"/>
-          <w:szCs w:val="24"/>
-        </w:rPr>
-        <w:t>à</w:t>
-      </w:r>
-      <w:r>
-        <w:rPr>
-          <w:rFonts w:ascii="Times New Roman" w:eastAsia="Times New Roman" w:hAnsi="Times New Roman"/>
-          <w:sz w:val="24"/>
-          <w:szCs w:val="24"/>
-        </w:rPr>
-        <w:t xml:space="preserve"> </w:t>
-      </w:r>
-      <w:r>
-        <w:rPr>
-          <w:rFonts w:ascii="Times New Roman" w:eastAsia="Times New Roman" w:hAnsi="Times New Roman"/>
-          <w:sz w:val="24"/>
-          <w:szCs w:val="24"/>
-        </w:rPr>
-        <w:t xml:space="preserve">SageMaker </w:t>
-      </w:r>
-      <w:r>
-        <w:rPr>
-          <w:rFonts w:ascii="Wingdings" w:eastAsia="Wingdings" w:hAnsi="Wingdings" w:cs="Wingdings"/>
-          <w:sz w:val="24"/>
-          <w:szCs w:val="24"/>
-        </w:rPr>
-        <w:t>à</w:t>
-      </w:r>
-      <w:r>
-        <w:rPr>
-          <w:rFonts w:ascii="Times New Roman" w:eastAsia="Times New Roman" w:hAnsi="Times New Roman"/>
-          <w:sz w:val="24"/>
-          <w:szCs w:val="24"/>
-        </w:rPr>
-        <w:t xml:space="preserve"> </w:t>
-      </w:r>
-      <w:proofErr w:type="spellStart"/>
-      <w:r>
-        <w:rPr>
-          <w:rFonts w:ascii="Times New Roman" w:eastAsia="Times New Roman" w:hAnsi="Times New Roman"/>
-          <w:sz w:val="24"/>
-          <w:szCs w:val="24"/>
-        </w:rPr>
-        <w:t>QuickSight</w:t>
-      </w:r>
-      <w:proofErr w:type="spellEnd"/>
-      <w:r>
-        <w:rPr>
-          <w:rFonts w:ascii="Times New Roman" w:eastAsia="Times New Roman" w:hAnsi="Times New Roman"/>
-          <w:sz w:val="24"/>
-          <w:szCs w:val="24"/>
-        </w:rPr>
-        <w:t>, with SageMaker Model Monitor for post-deployment monitoring</w:t>
-      </w:r>
-      <w:r>
-        <w:rPr>
-          <w:rFonts w:ascii="Times New Roman" w:eastAsia="Times New Roman" w:hAnsi="Times New Roman"/>
-          <w:sz w:val="24"/>
-          <w:szCs w:val="24"/>
-        </w:rPr>
-        <w:t xml:space="preserve"> and SageMaker’s built-in incremental training capability for scheduled retraining</w:t>
-      </w:r>
-      <w:r>
-        <w:rPr>
-          <w:rFonts w:ascii="Times New Roman" w:eastAsia="Times New Roman" w:hAnsi="Times New Roman"/>
-          <w:sz w:val="24"/>
-          <w:szCs w:val="24"/>
-        </w:rPr>
-        <w:t xml:space="preserve">), the group project implements each stage using open-source, non-AWS tools, consistent with the module's guidance to rely on open-source </w:t>
-      </w:r>
-      <w:r>
-        <w:rPr>
-          <w:rFonts w:ascii="Times New Roman" w:eastAsia="Times New Roman" w:hAnsi="Times New Roman"/>
-          <w:sz w:val="24"/>
-          <w:szCs w:val="24"/>
-          <w:lang w:val="vi-VN"/>
-        </w:rPr>
-        <w:t xml:space="preserve"> </w:t>
-      </w:r>
-      <w:r>
-        <w:rPr>
-          <w:rFonts w:ascii="Times New Roman" w:eastAsia="Times New Roman" w:hAnsi="Times New Roman"/>
-          <w:sz w:val="24"/>
-          <w:szCs w:val="24"/>
-        </w:rPr>
-        <w:t>tools for the group deliverable.</w:t>
-      </w:r>
-    </w:p>
-    <w:p>
-      <w:pPr>
-        <w:spacing w:before="120" w:after="120"/>
-        <w:jc w:val="both"/>
-        <w:rPr>
-          <w:rFonts w:ascii="Times New Roman" w:eastAsia="Times New Roman" w:hAnsi="Times New Roman"/>
-          <w:sz w:val="24"/>
-          <w:szCs w:val="24"/>
-        </w:rPr>
-      </w:pPr>
-      <w:r>
-        <w:rPr>
-          <w:rFonts w:ascii="Times New Roman" w:eastAsia="Times New Roman" w:hAnsi="Times New Roman"/>
-          <w:b/>
-          <w:bCs/>
-          <w:sz w:val="24"/>
-          <w:szCs w:val="24"/>
-        </w:rPr>
-        <w:t>Technology roadmap.</w:t>
-      </w:r>
-      <w:r>
-        <w:rPr>
-          <w:rFonts w:ascii="Times New Roman" w:eastAsia="Times New Roman" w:hAnsi="Times New Roman"/>
-          <w:sz w:val="24"/>
-          <w:szCs w:val="24"/>
-        </w:rPr>
-        <w:t xml:space="preserve"> The current implementation uses open-source tools (pandas, scikit-learn,</w:t>
-      </w:r>
-      <w:r>
-        <w:rPr>
-          <w:rFonts w:ascii="Times New Roman" w:eastAsia="Times New Roman" w:hAnsi="Times New Roman"/>
-          <w:sz w:val="24"/>
-          <w:szCs w:val="24"/>
-        </w:rPr>
-        <w:t xml:space="preserve"> and</w:t>
-      </w:r>
-      <w:r>
-        <w:rPr>
-          <w:rFonts w:ascii="Times New Roman" w:eastAsia="Times New Roman" w:hAnsi="Times New Roman"/>
-          <w:sz w:val="24"/>
-          <w:szCs w:val="24"/>
-        </w:rPr>
-        <w:t xml:space="preserve"> </w:t>
-      </w:r>
-      <w:proofErr w:type="spellStart"/>
-      <w:r>
-        <w:rPr>
-          <w:rFonts w:ascii="Times New Roman" w:eastAsia="Times New Roman" w:hAnsi="Times New Roman"/>
-          <w:sz w:val="24"/>
-          <w:szCs w:val="24"/>
-        </w:rPr>
-        <w:t>Streamlit</w:t>
-      </w:r>
-      <w:proofErr w:type="spellEnd"/>
-      <w:r>
-        <w:rPr>
-          <w:rFonts w:ascii="Times New Roman" w:eastAsia="Times New Roman" w:hAnsi="Times New Roman"/>
-          <w:sz w:val="24"/>
-          <w:szCs w:val="24"/>
-        </w:rPr>
-        <w:t xml:space="preserve"> with GitHub providing version-controlled storage</w:t>
-      </w:r>
-      <w:r>
-        <w:rPr>
-          <w:rFonts w:ascii="Times New Roman" w:eastAsia="Times New Roman" w:hAnsi="Times New Roman"/>
-          <w:sz w:val="24"/>
-          <w:szCs w:val="24"/>
-        </w:rPr>
-        <w:t>) to deliver a working proof</w:t>
-      </w:r>
-      <w:r>
-        <w:rPr>
-          <w:rFonts w:ascii="Times New Roman" w:eastAsia="Times New Roman" w:hAnsi="Times New Roman"/>
-          <w:sz w:val="24"/>
-          <w:szCs w:val="24"/>
-        </w:rPr>
-        <w:t xml:space="preserve"> </w:t>
-      </w:r>
-      <w:r>
-        <w:rPr>
-          <w:rFonts w:ascii="Times New Roman" w:eastAsia="Times New Roman" w:hAnsi="Times New Roman"/>
-          <w:sz w:val="24"/>
-          <w:szCs w:val="24"/>
-        </w:rPr>
-        <w:t>of</w:t>
-      </w:r>
-      <w:r>
-        <w:rPr>
-          <w:rFonts w:ascii="Times New Roman" w:eastAsia="Times New Roman" w:hAnsi="Times New Roman"/>
-          <w:sz w:val="24"/>
-          <w:szCs w:val="24"/>
-        </w:rPr>
-        <w:t xml:space="preserve"> </w:t>
-      </w:r>
-      <w:r>
-        <w:rPr>
-          <w:rFonts w:ascii="Times New Roman" w:eastAsia="Times New Roman" w:hAnsi="Times New Roman"/>
-          <w:sz w:val="24"/>
-          <w:szCs w:val="24"/>
-        </w:rPr>
-        <w:t xml:space="preserve">concept within the semester timeframe. Should PFES adopt the system operationally, the architecture is designed to migrate directly onto AWS-equivalent </w:t>
-      </w:r>
-      <w:r>
-        <w:rPr>
-          <w:rFonts w:ascii="Times New Roman" w:eastAsia="Times New Roman" w:hAnsi="Times New Roman"/>
-          <w:sz w:val="24"/>
-          <w:szCs w:val="24"/>
-        </w:rPr>
-        <w:t xml:space="preserve">managed </w:t>
-      </w:r>
-      <w:r>
-        <w:rPr>
-          <w:rFonts w:ascii="Times New Roman" w:eastAsia="Times New Roman" w:hAnsi="Times New Roman"/>
-          <w:sz w:val="24"/>
-          <w:szCs w:val="24"/>
-        </w:rPr>
-        <w:t>services with minimal redesign:</w:t>
-      </w:r>
-      <w:r>
-        <w:rPr>
-          <w:rFonts w:ascii="Consolas" w:hAnsi="Consolas" w:cs="Consolas"/>
-          <w:color w:val="000000"/>
-          <w:sz w:val="22"/>
-          <w:szCs w:val="22"/>
-          <w:lang w:eastAsia="en-AU"/>
-        </w:rPr>
-        <w:t xml:space="preserve"> </w:t>
-      </w:r>
-      <w:r>
-        <w:rPr>
-          <w:rFonts w:ascii="Times New Roman" w:eastAsia="Times New Roman" w:hAnsi="Times New Roman"/>
-          <w:sz w:val="24"/>
-          <w:szCs w:val="24"/>
-        </w:rPr>
-        <w:t xml:space="preserve">the GitHub-based data store to Amazon S3, pandas-based data processing to AWS Glue ETL, the Analytics/ML stage to Amazon SageMaker for managed training and scheduled deployment, the </w:t>
-      </w:r>
-      <w:proofErr w:type="spellStart"/>
-      <w:r>
-        <w:rPr>
-          <w:rFonts w:ascii="Times New Roman" w:eastAsia="Times New Roman" w:hAnsi="Times New Roman"/>
-          <w:sz w:val="24"/>
-          <w:szCs w:val="24"/>
-        </w:rPr>
-        <w:t>Streamlit</w:t>
-      </w:r>
-      <w:proofErr w:type="spellEnd"/>
-      <w:r>
-        <w:rPr>
-          <w:rFonts w:ascii="Times New Roman" w:eastAsia="Times New Roman" w:hAnsi="Times New Roman"/>
-          <w:sz w:val="24"/>
-          <w:szCs w:val="24"/>
-        </w:rPr>
-        <w:t xml:space="preserve"> dashboard to Amazon </w:t>
-      </w:r>
-      <w:proofErr w:type="spellStart"/>
-      <w:r>
-        <w:rPr>
-          <w:rFonts w:ascii="Times New Roman" w:eastAsia="Times New Roman" w:hAnsi="Times New Roman"/>
-          <w:sz w:val="24"/>
-          <w:szCs w:val="24"/>
-        </w:rPr>
-        <w:t>QuickSight</w:t>
-      </w:r>
-      <w:proofErr w:type="spellEnd"/>
-      <w:r>
-        <w:rPr>
-          <w:rFonts w:ascii="Times New Roman" w:eastAsia="Times New Roman" w:hAnsi="Times New Roman"/>
-          <w:sz w:val="24"/>
-          <w:szCs w:val="24"/>
-        </w:rPr>
-        <w:t>, the Monitor stage to Amazon SageMaker Model Monitor, and the Incremental learning stage to SageMaker's built-in incremental (continuous) training capability. Future enhancements under consideration include real-time or near-real-time data ingestion (replacing manual/batch downloads) and integration with additional predictors such as weather or event-calendar data to improve forecast accuracy.</w:t>
-      </w:r>
+        </w:rPr>
+      </w:pPr>
     </w:p>
     <w:p>
       <w:pPr>
@@ -17893,7 +13333,6 @@
                 <w:sz w:val="24"/>
                 <w:szCs w:val="24"/>
               </w:rPr>
-              <w:lastRenderedPageBreak/>
               <w:t>Acts intended to cause Injury</w:t>
             </w:r>
           </w:p>
@@ -18837,6 +14276,7 @@
           <w:sz w:val="24"/>
           <w:szCs w:val="24"/>
         </w:rPr>
+        <w:lastRenderedPageBreak/>
         <w:drawing>
           <wp:inline distT="0" distB="0" distL="0" distR="0" wp14:anchorId="0D4783D9" wp14:editId="0B99CD70">
             <wp:extent cx="5668166" cy="962159"/>
@@ -18853,7 +14293,7 @@
                     <pic:cNvPicPr/>
                   </pic:nvPicPr>
                   <pic:blipFill>
-                    <a:blip r:embed="rId34"/>
+                    <a:blip r:embed="rId29"/>
                     <a:stretch>
                       <a:fillRect/>
                     </a:stretch>
@@ -19273,7 +14713,6 @@
           <w:sz w:val="24"/>
           <w:szCs w:val="24"/>
         </w:rPr>
-        <w:lastRenderedPageBreak/>
         <w:t>NT Balance records carry no town identifier. Each row also has a Statistical Area 2 (SA2) field indicating the sub-region of the offence. A secondary lookup table (SA2_TO</w:t>
       </w:r>
       <w:r>
@@ -19573,7 +15012,7 @@
                     <pic:cNvPicPr/>
                   </pic:nvPicPr>
                   <pic:blipFill>
-                    <a:blip r:embed="rId35"/>
+                    <a:blip r:embed="rId30"/>
                     <a:stretch>
                       <a:fillRect/>
                     </a:stretch>
@@ -19730,42 +15169,6 @@
         </w:rPr>
         <w:t>Data engineering</w:t>
       </w:r>
-      <w:r>
-        <w:rPr>
-          <w:rFonts w:ascii="Times New Roman" w:eastAsia="Times New Roman" w:hAnsi="Times New Roman" w:cs="Times New Roman"/>
-          <w:b/>
-          <w:bCs/>
-          <w:sz w:val="24"/>
-          <w:szCs w:val="24"/>
-          <w:highlight w:val="yellow"/>
-          <w:lang w:val="en-AU"/>
-        </w:rPr>
-        <w:t xml:space="preserve"> </w:t>
-      </w:r>
-      <w:r>
-        <w:rPr>
-          <w:rFonts w:ascii="Times New Roman" w:eastAsia="Times New Roman" w:hAnsi="Times New Roman" w:cs="Times New Roman"/>
-          <w:b/>
-          <w:bCs/>
-          <w:sz w:val="24"/>
-          <w:szCs w:val="24"/>
-          <w:highlight w:val="yellow"/>
-          <w:lang w:val="en-AU"/>
-        </w:rPr>
-        <w:t>–</w:t>
-      </w:r>
-      <w:r>
-        <w:rPr>
-          <w:rFonts w:ascii="Times New Roman" w:eastAsia="Times New Roman" w:hAnsi="Times New Roman" w:cs="Times New Roman"/>
-          <w:b/>
-          <w:bCs/>
-          <w:sz w:val="24"/>
-          <w:szCs w:val="24"/>
-          <w:highlight w:val="yellow"/>
-          <w:lang w:val="en-AU"/>
-        </w:rPr>
-        <w:t xml:space="preserve"> Will</w:t>
-      </w:r>
     </w:p>
     <w:p>
       <w:pPr>
@@ -19985,7 +15388,21 @@
         <w:rPr>
           <w:rStyle w:val="normaltextrun"/>
         </w:rPr>
-        <w:t>Since the crime rate is not normally distributed but rather follows a log-normal distribution (heavily right-skewed) due to seasonality characteristics. By transforming the assault rate logarithmically, we aim to </w:t>
+        <w:t xml:space="preserve">Since the crime rate is not normally distributed but rather follows a </w:t>
+      </w:r>
+      <w:proofErr w:type="gramStart"/>
+      <w:r>
+        <w:rPr>
+          <w:rStyle w:val="normaltextrun"/>
+        </w:rPr>
+        <w:t>log</w:t>
+      </w:r>
+      <w:proofErr w:type="gramEnd"/>
+      <w:r>
+        <w:rPr>
+          <w:rStyle w:val="normaltextrun"/>
+        </w:rPr>
+        <w:t>-normal distribution (heavily right-skewed) due to seasonality characteristics. By transforming the assault rate logarithmically, we aim to </w:t>
       </w:r>
       <w:proofErr w:type="spellStart"/>
       <w:r>
@@ -19999,7 +15416,21 @@
         <w:rPr>
           <w:rStyle w:val="normaltextrun"/>
         </w:rPr>
-        <w:t> the distribution, making it symmetrical which is essential for good performance of linear regression models(Limpert et al., 2001)</w:t>
+        <w:t> the distribution, making it symmetrical which is essential for good performance of linear regression </w:t>
+      </w:r>
+      <w:proofErr w:type="gramStart"/>
+      <w:r>
+        <w:rPr>
+          <w:rStyle w:val="normaltextrun"/>
+        </w:rPr>
+        <w:t>models(</w:t>
+      </w:r>
+      <w:proofErr w:type="gramEnd"/>
+      <w:r>
+        <w:rPr>
+          <w:rStyle w:val="normaltextrun"/>
+        </w:rPr>
+        <w:t>Limpert et al., 2001)</w:t>
       </w:r>
     </w:p>
     <w:p>
@@ -20106,7 +15537,6 @@
         <w:rPr>
           <w:rStyle w:val="normaltextrun"/>
         </w:rPr>
-        <w:lastRenderedPageBreak/>
         <w:t>Season:</w:t>
       </w:r>
     </w:p>
@@ -20172,7 +15602,21 @@
         <w:rPr>
           <w:rStyle w:val="normaltextrun"/>
         </w:rPr>
-        <w:t>According to research by Baird et al. , (2019), the homicide rate experiences a significant spike on New Year’s Day. Therefore, this feature is added to capture this valuable information.</w:t>
+        <w:t>According to research by Baird </w:t>
+      </w:r>
+      <w:proofErr w:type="gramStart"/>
+      <w:r>
+        <w:rPr>
+          <w:rStyle w:val="normaltextrun"/>
+        </w:rPr>
+        <w:t>et al. ,</w:t>
+      </w:r>
+      <w:proofErr w:type="gramEnd"/>
+      <w:r>
+        <w:rPr>
+          <w:rStyle w:val="normaltextrun"/>
+        </w:rPr>
+        <w:t> (2019), the homicide rate experiences a significant spike on New Year’s Day. Therefore, this feature is added to capture this valuable information.</w:t>
       </w:r>
     </w:p>
     <w:p>
@@ -20234,7 +15678,7 @@
                     </pic:cNvPicPr>
                   </pic:nvPicPr>
                   <pic:blipFill>
-                    <a:blip r:embed="rId36">
+                    <a:blip r:embed="rId31">
                       <a:extLst>
                         <a:ext uri="{28A0092B-C50C-407E-A947-70E740481C1C}">
                           <a14:useLocalDpi xmlns:a14="http://schemas.microsoft.com/office/drawing/2010/main" val="0"/>
@@ -20370,7 +15814,7 @@
                     </pic:cNvPicPr>
                   </pic:nvPicPr>
                   <pic:blipFill>
-                    <a:blip r:embed="rId37">
+                    <a:blip r:embed="rId32">
                       <a:extLst>
                         <a:ext uri="{28A0092B-C50C-407E-A947-70E740481C1C}">
                           <a14:useLocalDpi xmlns:a14="http://schemas.microsoft.com/office/drawing/2010/main" val="0"/>
@@ -20436,42 +15880,6 @@
         </w:rPr>
         <w:t>Analytics and machine learning</w:t>
       </w:r>
-      <w:r>
-        <w:rPr>
-          <w:rFonts w:ascii="Times New Roman" w:eastAsia="Times New Roman" w:hAnsi="Times New Roman" w:cs="Times New Roman"/>
-          <w:b/>
-          <w:bCs/>
-          <w:sz w:val="24"/>
-          <w:szCs w:val="24"/>
-          <w:highlight w:val="yellow"/>
-          <w:lang w:val="en-AU"/>
-        </w:rPr>
-        <w:t xml:space="preserve"> </w:t>
-      </w:r>
-      <w:r>
-        <w:rPr>
-          <w:rFonts w:ascii="Times New Roman" w:eastAsia="Times New Roman" w:hAnsi="Times New Roman" w:cs="Times New Roman"/>
-          <w:b/>
-          <w:bCs/>
-          <w:sz w:val="24"/>
-          <w:szCs w:val="24"/>
-          <w:highlight w:val="yellow"/>
-          <w:lang w:val="en-AU"/>
-        </w:rPr>
-        <w:t>–</w:t>
-      </w:r>
-      <w:r>
-        <w:rPr>
-          <w:rFonts w:ascii="Times New Roman" w:eastAsia="Times New Roman" w:hAnsi="Times New Roman" w:cs="Times New Roman"/>
-          <w:b/>
-          <w:bCs/>
-          <w:sz w:val="24"/>
-          <w:szCs w:val="24"/>
-          <w:highlight w:val="yellow"/>
-          <w:lang w:val="en-AU"/>
-        </w:rPr>
-        <w:t xml:space="preserve"> Hendrick</w:t>
-      </w:r>
     </w:p>
     <w:p>
       <w:pPr>
@@ -20536,7 +15944,15 @@
           <w:rStyle w:val="normaltextrun"/>
           <w:lang w:val="en-AU"/>
         </w:rPr>
-        <w:t>DA serves as an important step after data ingestion and pre-processing by enabling the inspection of data for distribution, outliers and anomalies (Komorowski et al., 2016). Furthermore, EDA guides and informs effective feature engineering (Mao, 2015), an important step in this pipeline to ensure meaningful patterns are captured.</w:t>
+        <w:t xml:space="preserve">DA serves as an important step after data ingestion and pre-processing by enabling the inspection of data for distribution, outliers and anomalies (Komorowski et </w:t>
+      </w:r>
+      <w:r>
+        <w:rPr>
+          <w:rStyle w:val="normaltextrun"/>
+          <w:lang w:val="en-AU"/>
+        </w:rPr>
+        <w:lastRenderedPageBreak/>
+        <w:t>al., 2016). Furthermore, EDA guides and informs effective feature engineering (Mao, 2015), an important step in this pipeline to ensure meaningful patterns are captured.</w:t>
       </w:r>
       <w:r>
         <w:rPr>
@@ -20583,7 +15999,7 @@
                     </pic:cNvPicPr>
                   </pic:nvPicPr>
                   <pic:blipFill>
-                    <a:blip r:embed="rId38">
+                    <a:blip r:embed="rId33">
                       <a:extLst>
                         <a:ext uri="{28A0092B-C50C-407E-A947-70E740481C1C}">
                           <a14:useLocalDpi xmlns:a14="http://schemas.microsoft.com/office/drawing/2010/main" val="0"/>
@@ -20696,7 +16112,6 @@
           <w:sz w:val="24"/>
           <w:szCs w:val="24"/>
         </w:rPr>
-        <w:lastRenderedPageBreak/>
         <w:t xml:space="preserve">Applying PCA to the regional age structure allows the compression of data size, leading to a more efficient and quicker model training while keeping most of the information from the data (Mishra et al., 2017) </w:t>
       </w:r>
     </w:p>
@@ -20804,6 +16219,7 @@
           <w:sz w:val="18"/>
           <w:szCs w:val="18"/>
         </w:rPr>
+        <w:lastRenderedPageBreak/>
         <w:drawing>
           <wp:inline distT="0" distB="0" distL="0" distR="0" wp14:anchorId="10852B92" wp14:editId="442D1F29">
             <wp:extent cx="4595495" cy="3256280"/>
@@ -20822,7 +16238,7 @@
                     </pic:cNvPicPr>
                   </pic:nvPicPr>
                   <pic:blipFill>
-                    <a:blip r:embed="rId39">
+                    <a:blip r:embed="rId34">
                       <a:extLst>
                         <a:ext uri="{28A0092B-C50C-407E-A947-70E740481C1C}">
                           <a14:useLocalDpi xmlns:a14="http://schemas.microsoft.com/office/drawing/2010/main" val="0"/>
@@ -21072,6 +16488,7 @@
           <w:bCs/>
           <w:sz w:val="24"/>
           <w:szCs w:val="24"/>
+          <w:highlight w:val="yellow"/>
           <w:lang w:val="en-AU"/>
         </w:rPr>
       </w:pPr>
@@ -21082,9 +16499,68 @@
           <w:bCs/>
           <w:sz w:val="24"/>
           <w:szCs w:val="24"/>
+          <w:highlight w:val="yellow"/>
           <w:lang w:val="en-AU"/>
         </w:rPr>
-        <w:t>Workflow plan</w:t>
+        <w:t>Implementation progress</w:t>
+      </w:r>
+    </w:p>
+    <w:p>
+      <w:pPr>
+        <w:spacing w:before="120" w:after="120"/>
+        <w:jc w:val="both"/>
+        <w:outlineLvl w:val="1"/>
+        <w:rPr>
+          <w:rFonts w:ascii="Times New Roman" w:eastAsia="Times New Roman" w:hAnsi="Times New Roman"/>
+          <w:b/>
+          <w:bCs/>
+          <w:sz w:val="24"/>
+          <w:szCs w:val="24"/>
+        </w:rPr>
+      </w:pPr>
+    </w:p>
+    <w:p>
+      <w:pPr>
+        <w:pStyle w:val="ListParagraph"/>
+        <w:numPr>
+          <w:ilvl w:val="0"/>
+          <w:numId w:val="36"/>
+        </w:numPr>
+        <w:spacing w:before="120" w:after="120" w:line="240" w:lineRule="auto"/>
+        <w:ind w:left="426"/>
+        <w:contextualSpacing w:val="0"/>
+        <w:jc w:val="both"/>
+        <w:outlineLvl w:val="1"/>
+        <w:rPr>
+          <w:rFonts w:ascii="Times New Roman" w:eastAsia="Times New Roman" w:hAnsi="Times New Roman" w:cs="Times New Roman"/>
+          <w:b/>
+          <w:bCs/>
+          <w:sz w:val="24"/>
+          <w:szCs w:val="24"/>
+          <w:lang w:val="en-AU"/>
+        </w:rPr>
+      </w:pPr>
+      <w:r>
+        <w:rPr>
+          <w:rFonts w:ascii="Times New Roman" w:eastAsia="Times New Roman" w:hAnsi="Times New Roman" w:cs="Times New Roman"/>
+          <w:b/>
+          <w:bCs/>
+          <w:sz w:val="24"/>
+          <w:szCs w:val="24"/>
+          <w:lang w:val="en-AU"/>
+        </w:rPr>
+        <w:t xml:space="preserve">Updated </w:t>
+      </w:r>
+      <w:r>
+        <w:rPr>
+          <w:rFonts w:ascii="Times New Roman" w:eastAsia="Times New Roman" w:hAnsi="Times New Roman" w:cs="Times New Roman"/>
+          <w:b/>
+          <w:bCs/>
+          <w:sz w:val="24"/>
+          <w:szCs w:val="24"/>
+          <w:lang w:val="en-AU"/>
+        </w:rPr>
+        <w:t xml:space="preserve">Workflow </w:t>
       </w:r>
     </w:p>
     <w:p>
@@ -21105,7 +16581,6 @@
           <w:szCs w:val="24"/>
           <w:lang w:val="en-AU"/>
         </w:rPr>
-        <w:lastRenderedPageBreak/>
         <w:t>The workflow plan spans the full 12-week semester and is aligned to the four assessment milestones (Table 3). Weeks immediately preceding each submission are used for consolidation and reporting, other weeks are allocated to the team members responsible for the relevant pipeline stage</w:t>
       </w:r>
       <w:r>
@@ -21452,6 +16927,7 @@
                 <w:szCs w:val="24"/>
                 <w:lang w:val="en-AU"/>
               </w:rPr>
+              <w:lastRenderedPageBreak/>
               <w:t>1</w:t>
             </w:r>
           </w:p>
@@ -22597,7 +18073,6 @@
                 <w:szCs w:val="24"/>
                 <w:lang w:val="en-AU"/>
               </w:rPr>
-              <w:lastRenderedPageBreak/>
               <w:t>8</w:t>
             </w:r>
           </w:p>
@@ -22765,6 +18240,7 @@
                 <w:szCs w:val="24"/>
                 <w:lang w:val="en-AU"/>
               </w:rPr>
+              <w:lastRenderedPageBreak/>
               <w:t>9</w:t>
             </w:r>
           </w:p>
@@ -22950,7 +18426,27 @@
                 <w:szCs w:val="24"/>
                 <w:lang w:val="en-AU"/>
               </w:rPr>
-              <w:t xml:space="preserve">Incorporate feedback; finalise dashboard;  deploy to </w:t>
+              <w:t xml:space="preserve">Incorporate feedback; finalise </w:t>
+            </w:r>
+            <w:proofErr w:type="gramStart"/>
+            <w:r>
+              <w:rPr>
+                <w:rFonts w:ascii="Times New Roman" w:eastAsia="Times New Roman" w:hAnsi="Times New Roman" w:cs="Times New Roman"/>
+                <w:sz w:val="24"/>
+                <w:szCs w:val="24"/>
+                <w:lang w:val="en-AU"/>
+              </w:rPr>
+              <w:t>dashboard;  deploy</w:t>
+            </w:r>
+            <w:proofErr w:type="gramEnd"/>
+            <w:r>
+              <w:rPr>
+                <w:rFonts w:ascii="Times New Roman" w:eastAsia="Times New Roman" w:hAnsi="Times New Roman" w:cs="Times New Roman"/>
+                <w:sz w:val="24"/>
+                <w:szCs w:val="24"/>
+                <w:lang w:val="en-AU"/>
+              </w:rPr>
+              <w:t xml:space="preserve"> to </w:t>
             </w:r>
             <w:proofErr w:type="spellStart"/>
             <w:r>
@@ -23407,6 +18903,7 @@
           <w:bCs/>
           <w:sz w:val="24"/>
           <w:szCs w:val="24"/>
+          <w:highlight w:val="yellow"/>
           <w:lang w:val="en-AU"/>
         </w:rPr>
       </w:pPr>
@@ -23417,641 +18914,12 @@
           <w:bCs/>
           <w:sz w:val="24"/>
           <w:szCs w:val="24"/>
+          <w:highlight w:val="yellow"/>
           <w:lang w:val="en-AU"/>
         </w:rPr>
-        <w:t xml:space="preserve">Task allocation and team structure </w:t>
-      </w:r>
-    </w:p>
-    <w:p>
-      <w:pPr>
-        <w:pStyle w:val="ListParagraph"/>
-        <w:spacing w:before="120" w:after="120" w:line="240" w:lineRule="auto"/>
-        <w:ind w:left="0"/>
-        <w:contextualSpacing w:val="0"/>
-        <w:jc w:val="both"/>
-        <w:rPr>
-          <w:rFonts w:ascii="Times New Roman" w:eastAsia="Times New Roman" w:hAnsi="Times New Roman" w:cs="Times New Roman"/>
-          <w:sz w:val="24"/>
-          <w:szCs w:val="24"/>
-          <w:lang w:val="en-AU"/>
-        </w:rPr>
-      </w:pPr>
-      <w:r>
-        <w:rPr>
-          <w:rFonts w:ascii="Times New Roman" w:eastAsia="Times New Roman" w:hAnsi="Times New Roman" w:cs="Times New Roman"/>
-          <w:sz w:val="24"/>
-          <w:szCs w:val="24"/>
-          <w:lang w:val="en-AU"/>
-        </w:rPr>
-        <w:t>Each team member owns one or two pipeline stages for the duration of the semester (Table 4), ensuring individually attributable contributions are visible in the GitHub commit history across all four assessments.</w:t>
-      </w:r>
-    </w:p>
-    <w:p>
-      <w:pPr>
-        <w:pStyle w:val="Caption"/>
-        <w:keepNext/>
-        <w:ind w:left="360"/>
-        <w:jc w:val="center"/>
-        <w:rPr>
-          <w:rFonts w:ascii="Times New Roman" w:eastAsia="Times New Roman" w:hAnsi="Times New Roman"/>
-          <w:color w:val="auto"/>
-          <w:sz w:val="24"/>
-          <w:szCs w:val="24"/>
-        </w:rPr>
-      </w:pPr>
-      <w:r>
-        <w:rPr>
-          <w:rFonts w:ascii="Times New Roman" w:eastAsia="Times New Roman" w:hAnsi="Times New Roman"/>
-          <w:color w:val="auto"/>
-          <w:sz w:val="24"/>
-          <w:szCs w:val="24"/>
-        </w:rPr>
-        <w:t xml:space="preserve">Table </w:t>
-      </w:r>
-      <w:r>
-        <w:rPr>
-          <w:rFonts w:ascii="Times New Roman" w:eastAsia="Times New Roman" w:hAnsi="Times New Roman"/>
-          <w:color w:val="auto"/>
-          <w:sz w:val="24"/>
-          <w:szCs w:val="24"/>
-        </w:rPr>
-        <w:fldChar w:fldCharType="begin"/>
-      </w:r>
-      <w:r>
-        <w:rPr>
-          <w:rFonts w:ascii="Times New Roman" w:eastAsia="Times New Roman" w:hAnsi="Times New Roman"/>
-          <w:color w:val="auto"/>
-          <w:sz w:val="24"/>
-          <w:szCs w:val="24"/>
-        </w:rPr>
-        <w:instrText xml:space="preserve"> SEQ Table \* ARABIC </w:instrText>
-      </w:r>
-      <w:r>
-        <w:rPr>
-          <w:rFonts w:ascii="Times New Roman" w:eastAsia="Times New Roman" w:hAnsi="Times New Roman"/>
-          <w:color w:val="auto"/>
-          <w:sz w:val="24"/>
-          <w:szCs w:val="24"/>
-        </w:rPr>
-        <w:fldChar w:fldCharType="separate"/>
-      </w:r>
-      <w:r>
-        <w:rPr>
-          <w:rFonts w:ascii="Times New Roman" w:eastAsia="Times New Roman" w:hAnsi="Times New Roman"/>
-          <w:color w:val="auto"/>
-          <w:sz w:val="24"/>
-          <w:szCs w:val="24"/>
-        </w:rPr>
-        <w:t>4</w:t>
-      </w:r>
-      <w:r>
-        <w:rPr>
-          <w:rFonts w:ascii="Times New Roman" w:eastAsia="Times New Roman" w:hAnsi="Times New Roman"/>
-          <w:color w:val="auto"/>
-          <w:sz w:val="24"/>
-          <w:szCs w:val="24"/>
-        </w:rPr>
-        <w:fldChar w:fldCharType="end"/>
-      </w:r>
-      <w:r>
-        <w:rPr>
-          <w:rFonts w:ascii="Times New Roman" w:eastAsia="Times New Roman" w:hAnsi="Times New Roman"/>
-          <w:color w:val="auto"/>
-          <w:sz w:val="24"/>
-          <w:szCs w:val="24"/>
-        </w:rPr>
-        <w:t>. Task allocation and team structure</w:t>
-      </w:r>
-    </w:p>
-    <w:tbl>
-      <w:tblPr>
-        <w:tblStyle w:val="TableGrid"/>
-        <w:tblW w:w="9072" w:type="dxa"/>
-        <w:tblInd w:w="-5" w:type="dxa"/>
-        <w:tblLook w:val="04A0" w:firstRow="1" w:lastRow="0" w:firstColumn="1" w:lastColumn="0" w:noHBand="0" w:noVBand="1"/>
-      </w:tblPr>
-      <w:tblGrid>
-        <w:gridCol w:w="2127"/>
-        <w:gridCol w:w="1843"/>
-        <w:gridCol w:w="5102"/>
-      </w:tblGrid>
-      <w:tr>
-        <w:tc>
-          <w:tcPr>
-            <w:tcW w:w="2127" w:type="dxa"/>
-            <w:shd w:val="clear" w:color="auto" w:fill="DBE5F1" w:themeFill="accent1" w:themeFillTint="33"/>
-          </w:tcPr>
-          <w:p>
-            <w:pPr>
-              <w:pStyle w:val="ListParagraph"/>
-              <w:spacing w:before="120" w:after="120" w:line="240" w:lineRule="auto"/>
-              <w:ind w:left="0"/>
-              <w:contextualSpacing w:val="0"/>
-              <w:jc w:val="center"/>
-              <w:rPr>
-                <w:rFonts w:ascii="Times New Roman" w:eastAsia="Times New Roman" w:hAnsi="Times New Roman" w:cs="Times New Roman"/>
-                <w:b/>
-                <w:bCs/>
-                <w:sz w:val="24"/>
-                <w:szCs w:val="24"/>
-                <w:lang w:val="en-AU"/>
-              </w:rPr>
-            </w:pPr>
-            <w:r>
-              <w:rPr>
-                <w:rFonts w:ascii="Times New Roman" w:eastAsia="Times New Roman" w:hAnsi="Times New Roman" w:cs="Times New Roman"/>
-                <w:b/>
-                <w:bCs/>
-                <w:sz w:val="24"/>
-                <w:szCs w:val="24"/>
-                <w:lang w:val="en-AU"/>
-              </w:rPr>
-              <w:t>Member</w:t>
-            </w:r>
-          </w:p>
-        </w:tc>
-        <w:tc>
-          <w:tcPr>
-            <w:tcW w:w="1843" w:type="dxa"/>
-            <w:shd w:val="clear" w:color="auto" w:fill="DBE5F1" w:themeFill="accent1" w:themeFillTint="33"/>
-          </w:tcPr>
-          <w:p>
-            <w:pPr>
-              <w:pStyle w:val="ListParagraph"/>
-              <w:spacing w:before="120" w:after="120" w:line="240" w:lineRule="auto"/>
-              <w:ind w:left="0"/>
-              <w:contextualSpacing w:val="0"/>
-              <w:jc w:val="center"/>
-              <w:rPr>
-                <w:rFonts w:ascii="Times New Roman" w:eastAsia="Times New Roman" w:hAnsi="Times New Roman" w:cs="Times New Roman"/>
-                <w:b/>
-                <w:bCs/>
-                <w:sz w:val="24"/>
-                <w:szCs w:val="24"/>
-                <w:lang w:val="en-AU"/>
-              </w:rPr>
-            </w:pPr>
-            <w:r>
-              <w:rPr>
-                <w:rFonts w:ascii="Times New Roman" w:eastAsia="Times New Roman" w:hAnsi="Times New Roman" w:cs="Times New Roman"/>
-                <w:b/>
-                <w:bCs/>
-                <w:sz w:val="24"/>
-                <w:szCs w:val="24"/>
-                <w:lang w:val="en-AU"/>
-              </w:rPr>
-              <w:t>Primary role</w:t>
-            </w:r>
-          </w:p>
-        </w:tc>
-        <w:tc>
-          <w:tcPr>
-            <w:tcW w:w="5102" w:type="dxa"/>
-            <w:shd w:val="clear" w:color="auto" w:fill="DBE5F1" w:themeFill="accent1" w:themeFillTint="33"/>
-          </w:tcPr>
-          <w:p>
-            <w:pPr>
-              <w:pStyle w:val="ListParagraph"/>
-              <w:spacing w:before="120" w:after="120" w:line="240" w:lineRule="auto"/>
-              <w:ind w:left="0"/>
-              <w:contextualSpacing w:val="0"/>
-              <w:jc w:val="center"/>
-              <w:rPr>
-                <w:rFonts w:ascii="Times New Roman" w:eastAsia="Times New Roman" w:hAnsi="Times New Roman" w:cs="Times New Roman"/>
-                <w:b/>
-                <w:bCs/>
-                <w:sz w:val="24"/>
-                <w:szCs w:val="24"/>
-                <w:lang w:val="en-AU"/>
-              </w:rPr>
-            </w:pPr>
-            <w:r>
-              <w:rPr>
-                <w:rFonts w:ascii="Times New Roman" w:eastAsia="Times New Roman" w:hAnsi="Times New Roman" w:cs="Times New Roman"/>
-                <w:b/>
-                <w:bCs/>
-                <w:sz w:val="24"/>
-                <w:szCs w:val="24"/>
-                <w:lang w:val="en-AU"/>
-              </w:rPr>
-              <w:t>Responsibilities</w:t>
-            </w:r>
-          </w:p>
-        </w:tc>
-      </w:tr>
-      <w:tr>
-        <w:tc>
-          <w:tcPr>
-            <w:tcW w:w="2127" w:type="dxa"/>
-          </w:tcPr>
-          <w:p>
-            <w:pPr>
-              <w:pStyle w:val="ListParagraph"/>
-              <w:spacing w:before="120" w:after="120" w:line="240" w:lineRule="auto"/>
-              <w:ind w:left="0"/>
-              <w:contextualSpacing w:val="0"/>
-              <w:jc w:val="both"/>
-              <w:rPr>
-                <w:rFonts w:ascii="Times New Roman" w:eastAsia="Times New Roman" w:hAnsi="Times New Roman" w:cs="Times New Roman"/>
-                <w:sz w:val="24"/>
-                <w:szCs w:val="24"/>
-                <w:lang w:val="en-AU"/>
-              </w:rPr>
-            </w:pPr>
-            <w:r>
-              <w:rPr>
-                <w:rFonts w:ascii="Times New Roman" w:eastAsia="Times New Roman" w:hAnsi="Times New Roman" w:cs="Times New Roman"/>
-                <w:sz w:val="24"/>
-                <w:szCs w:val="24"/>
-                <w:lang w:val="en-AU"/>
-              </w:rPr>
-              <w:t>Will Nguyen</w:t>
-            </w:r>
-          </w:p>
-        </w:tc>
-        <w:tc>
-          <w:tcPr>
-            <w:tcW w:w="1843" w:type="dxa"/>
-          </w:tcPr>
-          <w:p>
-            <w:pPr>
-              <w:pStyle w:val="ListParagraph"/>
-              <w:spacing w:before="120" w:after="120" w:line="240" w:lineRule="auto"/>
-              <w:ind w:left="0"/>
-              <w:contextualSpacing w:val="0"/>
-              <w:jc w:val="both"/>
-              <w:rPr>
-                <w:rFonts w:ascii="Times New Roman" w:eastAsia="Times New Roman" w:hAnsi="Times New Roman" w:cs="Times New Roman"/>
-                <w:sz w:val="24"/>
-                <w:szCs w:val="24"/>
-                <w:lang w:val="en-AU"/>
-              </w:rPr>
-            </w:pPr>
-            <w:r>
-              <w:rPr>
-                <w:rFonts w:ascii="Times New Roman" w:eastAsia="Times New Roman" w:hAnsi="Times New Roman" w:cs="Times New Roman"/>
-                <w:sz w:val="24"/>
-                <w:szCs w:val="24"/>
-                <w:lang w:val="en-AU"/>
-              </w:rPr>
-              <w:t>Ingest &amp; Data Store</w:t>
-            </w:r>
-          </w:p>
-        </w:tc>
-        <w:tc>
-          <w:tcPr>
-            <w:tcW w:w="5102" w:type="dxa"/>
-          </w:tcPr>
-          <w:p>
-            <w:pPr>
-              <w:pStyle w:val="ListParagraph"/>
-              <w:spacing w:before="120" w:after="120" w:line="240" w:lineRule="auto"/>
-              <w:ind w:left="0"/>
-              <w:contextualSpacing w:val="0"/>
-              <w:jc w:val="both"/>
-              <w:rPr>
-                <w:rFonts w:ascii="Times New Roman" w:eastAsia="Times New Roman" w:hAnsi="Times New Roman" w:cs="Times New Roman"/>
-                <w:sz w:val="24"/>
-                <w:szCs w:val="24"/>
-                <w:lang w:val="en-AU"/>
-              </w:rPr>
-            </w:pPr>
-            <w:r>
-              <w:rPr>
-                <w:rFonts w:ascii="Times New Roman" w:eastAsia="Times New Roman" w:hAnsi="Times New Roman" w:cs="Times New Roman"/>
-                <w:sz w:val="24"/>
-                <w:szCs w:val="24"/>
-                <w:lang w:val="en-AU"/>
-              </w:rPr>
-              <w:t>Loads the three raw datasets and maintains the version-controlled GitHub repository structure (raw and processed data folders)</w:t>
-            </w:r>
-          </w:p>
-        </w:tc>
-      </w:tr>
-      <w:tr>
-        <w:tc>
-          <w:tcPr>
-            <w:tcW w:w="2127" w:type="dxa"/>
-          </w:tcPr>
-          <w:p>
-            <w:pPr>
-              <w:pStyle w:val="ListParagraph"/>
-              <w:spacing w:before="120" w:after="120" w:line="240" w:lineRule="auto"/>
-              <w:ind w:left="0"/>
-              <w:contextualSpacing w:val="0"/>
-              <w:jc w:val="both"/>
-              <w:rPr>
-                <w:rFonts w:ascii="Times New Roman" w:eastAsia="Times New Roman" w:hAnsi="Times New Roman" w:cs="Times New Roman"/>
-                <w:sz w:val="24"/>
-                <w:szCs w:val="24"/>
-                <w:lang w:val="en-AU"/>
-              </w:rPr>
-            </w:pPr>
-            <w:r>
-              <w:rPr>
-                <w:rFonts w:ascii="Times New Roman" w:eastAsia="Times New Roman" w:hAnsi="Times New Roman" w:cs="Times New Roman"/>
-                <w:sz w:val="24"/>
-                <w:szCs w:val="24"/>
-                <w:lang w:val="en-AU"/>
-              </w:rPr>
-              <w:t>Emma Tran</w:t>
-            </w:r>
-          </w:p>
-        </w:tc>
-        <w:tc>
-          <w:tcPr>
-            <w:tcW w:w="1843" w:type="dxa"/>
-          </w:tcPr>
-          <w:p>
-            <w:pPr>
-              <w:pStyle w:val="ListParagraph"/>
-              <w:spacing w:before="120" w:after="120" w:line="240" w:lineRule="auto"/>
-              <w:ind w:left="0"/>
-              <w:contextualSpacing w:val="0"/>
-              <w:jc w:val="both"/>
-              <w:rPr>
-                <w:rFonts w:ascii="Times New Roman" w:eastAsia="Times New Roman" w:hAnsi="Times New Roman" w:cs="Times New Roman"/>
-                <w:sz w:val="24"/>
-                <w:szCs w:val="24"/>
-                <w:lang w:val="en-AU"/>
-              </w:rPr>
-            </w:pPr>
-            <w:r>
-              <w:rPr>
-                <w:rFonts w:ascii="Times New Roman" w:eastAsia="Times New Roman" w:hAnsi="Times New Roman" w:cs="Times New Roman"/>
-                <w:sz w:val="24"/>
-                <w:szCs w:val="24"/>
-                <w:lang w:val="en-AU"/>
-              </w:rPr>
-              <w:t>Data processing &amp; Monitor</w:t>
-            </w:r>
-          </w:p>
-        </w:tc>
-        <w:tc>
-          <w:tcPr>
-            <w:tcW w:w="5102" w:type="dxa"/>
-          </w:tcPr>
-          <w:p>
-            <w:pPr>
-              <w:pStyle w:val="ListParagraph"/>
-              <w:spacing w:before="120" w:after="120" w:line="240" w:lineRule="auto"/>
-              <w:ind w:left="0"/>
-              <w:contextualSpacing w:val="0"/>
-              <w:jc w:val="both"/>
-              <w:rPr>
-                <w:rFonts w:ascii="Times New Roman" w:eastAsia="Times New Roman" w:hAnsi="Times New Roman" w:cs="Times New Roman"/>
-                <w:sz w:val="24"/>
-                <w:szCs w:val="24"/>
-                <w:lang w:val="en-AU"/>
-              </w:rPr>
-            </w:pPr>
-            <w:r>
-              <w:rPr>
-                <w:rFonts w:ascii="Times New Roman" w:eastAsia="Times New Roman" w:hAnsi="Times New Roman" w:cs="Times New Roman"/>
-                <w:sz w:val="24"/>
-                <w:szCs w:val="24"/>
-                <w:lang w:val="en-AU"/>
-              </w:rPr>
-              <w:t>Cleans, merges and engineers features across the three data sources; implements post-deployment drift-checking scripts</w:t>
-            </w:r>
-          </w:p>
-        </w:tc>
-      </w:tr>
-      <w:tr>
-        <w:tc>
-          <w:tcPr>
-            <w:tcW w:w="2127" w:type="dxa"/>
-          </w:tcPr>
-          <w:p>
-            <w:pPr>
-              <w:pStyle w:val="ListParagraph"/>
-              <w:spacing w:before="120" w:after="120" w:line="240" w:lineRule="auto"/>
-              <w:ind w:left="0"/>
-              <w:contextualSpacing w:val="0"/>
-              <w:jc w:val="both"/>
-              <w:rPr>
-                <w:rFonts w:ascii="Times New Roman" w:eastAsia="Times New Roman" w:hAnsi="Times New Roman" w:cs="Times New Roman"/>
-                <w:sz w:val="24"/>
-                <w:szCs w:val="24"/>
-                <w:lang w:val="en-AU"/>
-              </w:rPr>
-            </w:pPr>
-            <w:r>
-              <w:rPr>
-                <w:rFonts w:ascii="Times New Roman" w:eastAsia="Times New Roman" w:hAnsi="Times New Roman" w:cs="Times New Roman"/>
-                <w:sz w:val="24"/>
-                <w:szCs w:val="24"/>
-                <w:lang w:val="en-AU"/>
-              </w:rPr>
-              <w:t>Hendrick Dang</w:t>
-            </w:r>
-          </w:p>
-        </w:tc>
-        <w:tc>
-          <w:tcPr>
-            <w:tcW w:w="1843" w:type="dxa"/>
-          </w:tcPr>
-          <w:p>
-            <w:pPr>
-              <w:pStyle w:val="ListParagraph"/>
-              <w:spacing w:before="120" w:after="120" w:line="240" w:lineRule="auto"/>
-              <w:ind w:left="0"/>
-              <w:contextualSpacing w:val="0"/>
-              <w:jc w:val="both"/>
-              <w:rPr>
-                <w:rFonts w:ascii="Times New Roman" w:eastAsia="Times New Roman" w:hAnsi="Times New Roman" w:cs="Times New Roman"/>
-                <w:sz w:val="24"/>
-                <w:szCs w:val="24"/>
-                <w:lang w:val="en-AU"/>
-              </w:rPr>
-            </w:pPr>
-            <w:r>
-              <w:rPr>
-                <w:rFonts w:ascii="Times New Roman" w:eastAsia="Times New Roman" w:hAnsi="Times New Roman" w:cs="Times New Roman"/>
-                <w:sz w:val="24"/>
-                <w:szCs w:val="24"/>
-                <w:lang w:val="en-AU"/>
-              </w:rPr>
-              <w:t>Analytics / ML</w:t>
-            </w:r>
-          </w:p>
-        </w:tc>
-        <w:tc>
-          <w:tcPr>
-            <w:tcW w:w="5102" w:type="dxa"/>
-          </w:tcPr>
-          <w:p>
-            <w:pPr>
-              <w:pStyle w:val="ListParagraph"/>
-              <w:spacing w:before="120" w:after="120" w:line="240" w:lineRule="auto"/>
-              <w:ind w:left="0"/>
-              <w:contextualSpacing w:val="0"/>
-              <w:jc w:val="both"/>
-              <w:rPr>
-                <w:rFonts w:ascii="Times New Roman" w:eastAsia="Times New Roman" w:hAnsi="Times New Roman" w:cs="Times New Roman"/>
-                <w:sz w:val="24"/>
-                <w:szCs w:val="24"/>
-                <w:lang w:val="en-AU"/>
-              </w:rPr>
-            </w:pPr>
-            <w:r>
-              <w:rPr>
-                <w:rFonts w:ascii="Times New Roman" w:eastAsia="Times New Roman" w:hAnsi="Times New Roman" w:cs="Times New Roman"/>
-                <w:sz w:val="24"/>
-                <w:szCs w:val="24"/>
-                <w:lang w:val="en-AU"/>
-              </w:rPr>
-              <w:t>Develops, tunes and validates the Ridge/Lasso forecasting model</w:t>
-            </w:r>
-          </w:p>
-        </w:tc>
-      </w:tr>
-      <w:tr>
-        <w:trPr>
-          <w:trHeight w:val="1320"/>
-        </w:trPr>
-        <w:tc>
-          <w:tcPr>
-            <w:tcW w:w="2127" w:type="dxa"/>
-          </w:tcPr>
-          <w:p>
-            <w:pPr>
-              <w:pStyle w:val="ListParagraph"/>
-              <w:spacing w:before="120" w:after="120" w:line="240" w:lineRule="auto"/>
-              <w:ind w:left="0"/>
-              <w:contextualSpacing w:val="0"/>
-              <w:jc w:val="both"/>
-              <w:rPr>
-                <w:rFonts w:ascii="Times New Roman" w:eastAsia="Times New Roman" w:hAnsi="Times New Roman" w:cs="Times New Roman"/>
-                <w:sz w:val="24"/>
-                <w:szCs w:val="24"/>
-                <w:lang w:val="en-AU"/>
-              </w:rPr>
-            </w:pPr>
-            <w:r>
-              <w:rPr>
-                <w:rFonts w:ascii="Times New Roman" w:eastAsia="Times New Roman" w:hAnsi="Times New Roman" w:cs="Times New Roman"/>
-                <w:sz w:val="24"/>
-                <w:szCs w:val="24"/>
-                <w:lang w:val="en-AU"/>
-              </w:rPr>
-              <w:lastRenderedPageBreak/>
-              <w:t>Thomas Tran</w:t>
-            </w:r>
-          </w:p>
-        </w:tc>
-        <w:tc>
-          <w:tcPr>
-            <w:tcW w:w="1843" w:type="dxa"/>
-          </w:tcPr>
-          <w:p>
-            <w:pPr>
-              <w:pStyle w:val="ListParagraph"/>
-              <w:spacing w:before="120" w:after="120" w:line="240" w:lineRule="auto"/>
-              <w:ind w:left="0"/>
-              <w:contextualSpacing w:val="0"/>
-              <w:jc w:val="both"/>
-              <w:rPr>
-                <w:rFonts w:ascii="Times New Roman" w:eastAsia="Times New Roman" w:hAnsi="Times New Roman" w:cs="Times New Roman"/>
-                <w:sz w:val="24"/>
-                <w:szCs w:val="24"/>
-                <w:lang w:val="en-AU"/>
-              </w:rPr>
-            </w:pPr>
-            <w:r>
-              <w:rPr>
-                <w:rFonts w:ascii="Times New Roman" w:eastAsia="Times New Roman" w:hAnsi="Times New Roman" w:cs="Times New Roman"/>
-                <w:sz w:val="24"/>
-                <w:szCs w:val="24"/>
-                <w:lang w:val="en-AU"/>
-              </w:rPr>
-              <w:t>Dashboard &amp; Deploy</w:t>
-            </w:r>
-          </w:p>
-        </w:tc>
-        <w:tc>
-          <w:tcPr>
-            <w:tcW w:w="5102" w:type="dxa"/>
-          </w:tcPr>
-          <w:p>
-            <w:pPr>
-              <w:pStyle w:val="ListParagraph"/>
-              <w:spacing w:before="120" w:after="120" w:line="240" w:lineRule="auto"/>
-              <w:ind w:left="0"/>
-              <w:contextualSpacing w:val="0"/>
-              <w:jc w:val="both"/>
-              <w:rPr>
-                <w:rFonts w:ascii="Times New Roman" w:eastAsia="Times New Roman" w:hAnsi="Times New Roman" w:cs="Times New Roman"/>
-                <w:sz w:val="24"/>
-                <w:szCs w:val="24"/>
-                <w:lang w:val="en-AU"/>
-              </w:rPr>
-            </w:pPr>
-            <w:r>
-              <w:rPr>
-                <w:rFonts w:ascii="Times New Roman" w:eastAsia="Times New Roman" w:hAnsi="Times New Roman" w:cs="Times New Roman"/>
-                <w:sz w:val="24"/>
-                <w:szCs w:val="24"/>
-                <w:lang w:val="en-AU"/>
-              </w:rPr>
-              <w:t xml:space="preserve">Builds the </w:t>
-            </w:r>
-            <w:proofErr w:type="spellStart"/>
-            <w:r>
-              <w:rPr>
-                <w:rFonts w:ascii="Times New Roman" w:eastAsia="Times New Roman" w:hAnsi="Times New Roman" w:cs="Times New Roman"/>
-                <w:sz w:val="24"/>
-                <w:szCs w:val="24"/>
-                <w:lang w:val="en-AU"/>
-              </w:rPr>
-              <w:t>Streamlit</w:t>
-            </w:r>
-            <w:proofErr w:type="spellEnd"/>
-            <w:r>
-              <w:rPr>
-                <w:rFonts w:ascii="Times New Roman" w:eastAsia="Times New Roman" w:hAnsi="Times New Roman" w:cs="Times New Roman"/>
-                <w:sz w:val="24"/>
-                <w:szCs w:val="24"/>
-                <w:lang w:val="en-AU"/>
-              </w:rPr>
-              <w:t xml:space="preserve"> dashboard and manages its deployment and redeployment via </w:t>
-            </w:r>
-            <w:proofErr w:type="spellStart"/>
-            <w:r>
-              <w:rPr>
-                <w:rFonts w:ascii="Times New Roman" w:eastAsia="Times New Roman" w:hAnsi="Times New Roman" w:cs="Times New Roman"/>
-                <w:sz w:val="24"/>
-                <w:szCs w:val="24"/>
-                <w:lang w:val="en-AU"/>
-              </w:rPr>
-              <w:t>Streamlit</w:t>
-            </w:r>
-            <w:proofErr w:type="spellEnd"/>
-            <w:r>
-              <w:rPr>
-                <w:rFonts w:ascii="Times New Roman" w:eastAsia="Times New Roman" w:hAnsi="Times New Roman" w:cs="Times New Roman"/>
-                <w:sz w:val="24"/>
-                <w:szCs w:val="24"/>
-                <w:lang w:val="en-AU"/>
-              </w:rPr>
-              <w:t xml:space="preserve"> Community Cloud.</w:t>
-            </w:r>
-          </w:p>
-        </w:tc>
-      </w:tr>
-    </w:tbl>
-    <w:p>
-      <w:pPr>
-        <w:pStyle w:val="ListParagraph"/>
-        <w:numPr>
-          <w:ilvl w:val="0"/>
-          <w:numId w:val="36"/>
-        </w:numPr>
-        <w:spacing w:before="120" w:after="120" w:line="240" w:lineRule="auto"/>
-        <w:ind w:left="426"/>
-        <w:contextualSpacing w:val="0"/>
-        <w:jc w:val="both"/>
-        <w:outlineLvl w:val="1"/>
+        <w:t>Project governance</w:t>
+      </w:r>
+      <w:r>
         <w:rPr>
           <w:rFonts w:ascii="Times New Roman" w:eastAsia="Times New Roman" w:hAnsi="Times New Roman" w:cs="Times New Roman"/>
           <w:b/>
@@ -24061,7 +18929,8 @@
           <w:highlight w:val="yellow"/>
           <w:lang w:val="en-AU"/>
         </w:rPr>
-      </w:pPr>
+        <w:t xml:space="preserve"> </w:t>
+      </w:r>
       <w:r>
         <w:rPr>
           <w:rFonts w:ascii="Times New Roman" w:eastAsia="Times New Roman" w:hAnsi="Times New Roman" w:cs="Times New Roman"/>
@@ -24072,7 +18941,7 @@
           <w:highlight w:val="yellow"/>
           <w:lang w:val="en-AU"/>
         </w:rPr>
-        <w:t>Project governance</w:t>
+        <w:t>–</w:t>
       </w:r>
       <w:r>
         <w:rPr>
@@ -24084,51 +18953,27 @@
           <w:highlight w:val="yellow"/>
           <w:lang w:val="en-AU"/>
         </w:rPr>
-        <w:t xml:space="preserve"> </w:t>
-      </w:r>
-      <w:r>
-        <w:rPr>
-          <w:rFonts w:ascii="Times New Roman" w:eastAsia="Times New Roman" w:hAnsi="Times New Roman" w:cs="Times New Roman"/>
+        <w:t xml:space="preserve"> Thomas</w:t>
+      </w:r>
+    </w:p>
+    <w:p>
+      <w:pPr>
+        <w:pStyle w:val="ListParagraph"/>
+        <w:ind w:left="360"/>
+      </w:pPr>
+      <w:r>
+        <w:rPr>
+          <w:rFonts w:ascii="Times New Roman" w:eastAsia="Times New Roman" w:hAnsi="Times New Roman"/>
           <w:b/>
           <w:bCs/>
           <w:sz w:val="24"/>
           <w:szCs w:val="24"/>
-          <w:highlight w:val="yellow"/>
-          <w:lang w:val="en-AU"/>
-        </w:rPr>
-        <w:t>–</w:t>
-      </w:r>
-      <w:r>
-        <w:rPr>
-          <w:rFonts w:ascii="Times New Roman" w:eastAsia="Times New Roman" w:hAnsi="Times New Roman" w:cs="Times New Roman"/>
-          <w:b/>
-          <w:bCs/>
-          <w:sz w:val="24"/>
-          <w:szCs w:val="24"/>
-          <w:highlight w:val="yellow"/>
-          <w:lang w:val="en-AU"/>
-        </w:rPr>
-        <w:t xml:space="preserve"> Thomas</w:t>
+        </w:rPr>
+        <w:t xml:space="preserve">GitHub repository: </w:t>
       </w:r>
     </w:p>
     <w:p>
-      <w:pPr>
-        <w:pStyle w:val="ListParagraph"/>
-        <w:ind w:left="360"/>
-      </w:pPr>
-      <w:r>
-        <w:rPr>
-          <w:rFonts w:ascii="Times New Roman" w:eastAsia="Times New Roman" w:hAnsi="Times New Roman"/>
-          <w:b/>
-          <w:bCs/>
-          <w:sz w:val="24"/>
-          <w:szCs w:val="24"/>
-        </w:rPr>
-        <w:t xml:space="preserve">GitHub repository: </w:t>
-      </w:r>
-    </w:p>
-    <w:p>
-      <w:hyperlink r:id="rId40">
+      <w:hyperlink r:id="rId35">
         <w:r>
           <w:rPr>
             <w:rStyle w:val="Hyperlink"/>
@@ -24169,7 +19014,7 @@
         </w:rPr>
         <w:t xml:space="preserve">Project management board (JIRA): </w:t>
       </w:r>
-      <w:hyperlink r:id="rId41">
+      <w:hyperlink r:id="rId36">
         <w:r>
           <w:rPr>
             <w:rStyle w:val="Hyperlink"/>
@@ -24534,6 +19379,7 @@
           <w:sz w:val="24"/>
           <w:szCs w:val="24"/>
         </w:rPr>
+        <w:lastRenderedPageBreak/>
         <w:t>T</w:t>
       </w:r>
       <w:r>
@@ -24609,7 +19455,25 @@
           <w:sz w:val="24"/>
           <w:szCs w:val="24"/>
         </w:rPr>
-        <w:t>And the final risk is misuse or misinterpretation of the forecasts. If predictions are read as statements about particular communities, the system could cause harm rather than support safety. Small counts in low-population regions could also make incidents identifiable. Forecasts will therefore be shown only at region and month level, with uncertainty ranges, and small values will be suppressed.</w:t>
+        <w:t xml:space="preserve">And the final risk is misuse or misinterpretation of the forecasts. If predictions are read as statements about </w:t>
+      </w:r>
+      <w:proofErr w:type="gramStart"/>
+      <w:r>
+        <w:rPr>
+          <w:rFonts w:ascii="Times New Roman" w:eastAsia="Times New Roman" w:hAnsi="Times New Roman"/>
+          <w:sz w:val="24"/>
+          <w:szCs w:val="24"/>
+        </w:rPr>
+        <w:t>particular communities</w:t>
+      </w:r>
+      <w:proofErr w:type="gramEnd"/>
+      <w:r>
+        <w:rPr>
+          <w:rFonts w:ascii="Times New Roman" w:eastAsia="Times New Roman" w:hAnsi="Times New Roman"/>
+          <w:sz w:val="24"/>
+          <w:szCs w:val="24"/>
+        </w:rPr>
+        <w:t>, the system could cause harm rather than support safety. Small counts in low-population regions could also make incidents identifiable. Forecasts will therefore be shown only at region and month level, with uncertainty ranges, and small values will be suppressed.</w:t>
       </w:r>
     </w:p>
     <w:p>
@@ -24712,7 +19576,6 @@
           <w:sz w:val="24"/>
           <w:szCs w:val="24"/>
         </w:rPr>
-        <w:lastRenderedPageBreak/>
         <w:t>Aboriginal people are strongly represented in NT crime statistics</w:t>
       </w:r>
       <w:r>
@@ -25056,7 +19919,7 @@
         </w:rPr>
         <w:t xml:space="preserve">. </w:t>
       </w:r>
-      <w:hyperlink r:id="rId42">
+      <w:hyperlink r:id="rId37">
         <w:r>
           <w:rPr>
             <w:rStyle w:val="Hyperlink"/>
@@ -25093,6 +19956,7 @@
           <w:sz w:val="24"/>
           <w:szCs w:val="24"/>
         </w:rPr>
+        <w:lastRenderedPageBreak/>
         <w:t xml:space="preserve">Australian Bureau of Statistics. (2025). </w:t>
       </w:r>
       <w:r>
@@ -25113,7 +19977,7 @@
         </w:rPr>
         <w:t xml:space="preserve">. ABS. </w:t>
       </w:r>
-      <w:hyperlink r:id="rId43">
+      <w:hyperlink r:id="rId38">
         <w:r>
           <w:rPr>
             <w:rStyle w:val="Hyperlink"/>
@@ -25152,7 +20016,7 @@
         </w:rPr>
         <w:t xml:space="preserve">Australian Institute of Aboriginal and Torres Strait Islander Studies. (2020). AIATSIS Code of Ethics for Aboriginal and Torres Strait Islander Research. AIATSIS. </w:t>
       </w:r>
-      <w:hyperlink r:id="rId44">
+      <w:hyperlink r:id="rId39">
         <w:r>
           <w:rPr>
             <w:rStyle w:val="Hyperlink"/>
@@ -25219,7 +20083,7 @@
         </w:rPr>
         <w:t xml:space="preserve">, K., Rodriguez-Lonebear, D., Rowe, R., Sara, R., Walker, J. D., Anderson, J., &amp; Hudson, M. (2020). The CARE Principles for Indigenous Data Governance. Data Science Journal, 19(1), 1–12. </w:t>
       </w:r>
-      <w:hyperlink r:id="rId45">
+      <w:hyperlink r:id="rId40">
         <w:r>
           <w:rPr>
             <w:rStyle w:val="Hyperlink"/>
@@ -25268,7 +20132,7 @@
         </w:rPr>
         <w:t xml:space="preserve">. Abc.net.au; ABC News. </w:t>
       </w:r>
-      <w:hyperlink r:id="rId46">
+      <w:hyperlink r:id="rId41">
         <w:r>
           <w:rPr>
             <w:rStyle w:val="Hyperlink"/>
@@ -25292,7 +20156,6 @@
           <w:sz w:val="24"/>
           <w:szCs w:val="24"/>
         </w:rPr>
-        <w:lastRenderedPageBreak/>
         <w:t xml:space="preserve">Northern Territory Government. (2026). </w:t>
       </w:r>
       <w:r>
@@ -25301,7 +20164,25 @@
           <w:sz w:val="24"/>
           <w:szCs w:val="24"/>
         </w:rPr>
-        <w:t>NT crime statistics march 2026 - NTG open data portal</w:t>
+        <w:t xml:space="preserve">NT crime </w:t>
+      </w:r>
+      <w:proofErr w:type="gramStart"/>
+      <w:r>
+        <w:rPr>
+          <w:rFonts w:ascii="Times New Roman" w:eastAsia="Times New Roman" w:hAnsi="Times New Roman"/>
+          <w:sz w:val="24"/>
+          <w:szCs w:val="24"/>
+        </w:rPr>
+        <w:t>statistics march</w:t>
+      </w:r>
+      <w:proofErr w:type="gramEnd"/>
+      <w:r>
+        <w:rPr>
+          <w:rFonts w:ascii="Times New Roman" w:eastAsia="Times New Roman" w:hAnsi="Times New Roman"/>
+          <w:sz w:val="24"/>
+          <w:szCs w:val="24"/>
+        </w:rPr>
+        <w:t xml:space="preserve"> 2026 - NTG open data portal</w:t>
       </w:r>
       <w:r>
         <w:rPr>
@@ -25311,7 +20192,7 @@
         </w:rPr>
         <w:t xml:space="preserve">. </w:t>
       </w:r>
-      <w:hyperlink r:id="rId47" w:history="1">
+      <w:hyperlink r:id="rId42" w:history="1">
         <w:r>
           <w:rPr>
             <w:rStyle w:val="Hyperlink"/>
@@ -25363,7 +20244,7 @@
         </w:rPr>
         <w:t xml:space="preserve">. </w:t>
       </w:r>
-      <w:hyperlink r:id="rId48">
+      <w:hyperlink r:id="rId43">
         <w:r>
           <w:rPr>
             <w:rStyle w:val="Hyperlink"/>
@@ -25429,7 +20310,7 @@
         </w:rPr>
         <w:t xml:space="preserve">. NT Police, Fire &amp; Emergency Services. </w:t>
       </w:r>
-      <w:hyperlink r:id="rId49">
+      <w:hyperlink r:id="rId44">
         <w:r>
           <w:rPr>
             <w:rStyle w:val="Hyperlink"/>
@@ -25478,7 +20359,7 @@
         </w:rPr>
         <w:t xml:space="preserve">  </w:t>
       </w:r>
-      <w:hyperlink r:id="rId50">
+      <w:hyperlink r:id="rId45">
         <w:r>
           <w:rPr>
             <w:rStyle w:val="Hyperlink"/>
@@ -25725,7 +20606,7 @@
                     <pic:cNvPicPr/>
                   </pic:nvPicPr>
                   <pic:blipFill>
-                    <a:blip r:embed="rId51"/>
+                    <a:blip r:embed="rId46"/>
                     <a:stretch>
                       <a:fillRect/>
                     </a:stretch>
@@ -25828,11 +20709,8 @@
     <w:p>
       <w:pPr>
         <w:spacing w:line="276" w:lineRule="auto"/>
-        <w:rPr>
-          <w:lang w:val="vi-VN"/>
-        </w:rPr>
-      </w:pPr>
-      <w:hyperlink r:id="rId52" w:history="1">
+      </w:pPr>
+      <w:hyperlink r:id="rId47" w:history="1">
         <w:r>
           <w:rPr>
             <w:rStyle w:val="Hyperlink"/>
@@ -25846,17 +20724,6 @@
     </w:p>
     <w:p>
       <w:pPr>
-        <w:spacing w:line="276" w:lineRule="auto"/>
-        <w:rPr>
-          <w:rFonts w:ascii="Times New Roman" w:eastAsia="Times New Roman" w:hAnsi="Times New Roman"/>
-          <w:sz w:val="24"/>
-          <w:szCs w:val="24"/>
-          <w:lang w:val="vi-VN"/>
-        </w:rPr>
-      </w:pPr>
-    </w:p>
-    <w:p>
-      <w:pPr>
         <w:pStyle w:val="ListParagraph"/>
         <w:spacing w:line="276" w:lineRule="auto"/>
         <w:ind w:left="0"/>
@@ -25920,6 +20787,14 @@
           <w:szCs w:val="24"/>
           <w:lang w:val="vi-VN"/>
         </w:rPr>
+      </w:r>
+      <w:r>
+        <w:rPr>
+          <w:rFonts w:ascii="Times New Roman" w:eastAsia="Times New Roman" w:hAnsi="Times New Roman"/>
+          <w:sz w:val="24"/>
+          <w:szCs w:val="24"/>
+          <w:lang w:val="vi-VN"/>
+        </w:rPr>
         <w:fldChar w:fldCharType="separate"/>
       </w:r>
       <w:r>
@@ -25952,32 +20827,18 @@
           <w:rFonts w:ascii="Times New Roman" w:eastAsia="Times New Roman" w:hAnsi="Times New Roman"/>
           <w:sz w:val="24"/>
           <w:szCs w:val="24"/>
+          <w:lang w:val="en-AU"/>
+        </w:rPr>
+      </w:pPr>
+      <w:r>
+        <w:rPr>
+          <w:rFonts w:ascii="Times New Roman" w:eastAsia="Times New Roman" w:hAnsi="Times New Roman"/>
+          <w:sz w:val="24"/>
+          <w:szCs w:val="24"/>
           <w:lang w:val="vi-VN"/>
         </w:rPr>
-      </w:pPr>
-      <w:r>
-        <w:rPr>
-          <w:rFonts w:ascii="Times New Roman" w:eastAsia="Times New Roman" w:hAnsi="Times New Roman"/>
-          <w:sz w:val="24"/>
-          <w:szCs w:val="24"/>
-          <w:lang w:val="vi-VN"/>
-        </w:rPr>
         <w:t xml:space="preserve">Documentation: </w:t>
       </w:r>
-    </w:p>
-    <w:p>
-      <w:pPr>
-        <w:pStyle w:val="ListParagraph"/>
-        <w:spacing w:line="276" w:lineRule="auto"/>
-        <w:ind w:left="0"/>
-        <w:jc w:val="both"/>
-        <w:rPr>
-          <w:rFonts w:ascii="Times New Roman" w:eastAsia="Times New Roman" w:hAnsi="Times New Roman"/>
-          <w:sz w:val="24"/>
-          <w:szCs w:val="24"/>
-          <w:lang w:val="vi-VN"/>
-        </w:rPr>
-      </w:pPr>
     </w:p>
     <w:p>
       <w:pPr>
@@ -26030,9 +20891,36 @@
           <w:rFonts w:ascii="Times New Roman" w:eastAsia="Times New Roman" w:hAnsi="Times New Roman"/>
           <w:sz w:val="24"/>
           <w:szCs w:val="24"/>
+          <w:lang w:val="en-AU"/>
+        </w:rPr>
+      </w:pPr>
+      <w:r>
+        <w:rPr>
+          <w:rFonts w:ascii="Times New Roman" w:eastAsia="Times New Roman" w:hAnsi="Times New Roman"/>
+          <w:sz w:val="24"/>
+          <w:szCs w:val="24"/>
+          <w:lang w:val="en-AU"/>
+        </w:rPr>
+        <w:t xml:space="preserve">This project highlighted how much of real-world data science happens before any modelling begins. Decisions </w:t>
+      </w:r>
+      <w:r>
+        <w:rPr>
+          <w:rFonts w:ascii="Times New Roman" w:eastAsia="Times New Roman" w:hAnsi="Times New Roman"/>
+          <w:sz w:val="24"/>
+          <w:szCs w:val="24"/>
+          <w:lang w:val="en-AU"/>
+        </w:rPr>
+        <w:t>of</w:t>
+      </w:r>
+      <w:r>
+        <w:rPr>
+          <w:rFonts w:ascii="Times New Roman" w:eastAsia="Times New Roman" w:hAnsi="Times New Roman"/>
+          <w:sz w:val="24"/>
+          <w:szCs w:val="24"/>
           <w:lang w:val="vi-VN"/>
         </w:rPr>
-      </w:pPr>
+        <w:t xml:space="preserve"> </w:t>
+      </w:r>
       <w:r>
         <w:rPr>
           <w:rFonts w:ascii="Times New Roman" w:eastAsia="Times New Roman" w:hAnsi="Times New Roman"/>
@@ -26040,73 +20928,8 @@
           <w:szCs w:val="24"/>
           <w:lang w:val="en-AU"/>
         </w:rPr>
-        <w:t xml:space="preserve">This project highlighted how much of real-world data science happens before any modelling begins. Decisions </w:t>
-      </w:r>
-      <w:r>
-        <w:rPr>
-          <w:rFonts w:ascii="Times New Roman" w:eastAsia="Times New Roman" w:hAnsi="Times New Roman"/>
-          <w:sz w:val="24"/>
-          <w:szCs w:val="24"/>
-          <w:lang w:val="en-AU"/>
-        </w:rPr>
-        <w:t>of</w:t>
-      </w:r>
-      <w:r>
-        <w:rPr>
-          <w:rFonts w:ascii="Times New Roman" w:eastAsia="Times New Roman" w:hAnsi="Times New Roman"/>
-          <w:sz w:val="24"/>
-          <w:szCs w:val="24"/>
-          <w:lang w:val="vi-VN"/>
-        </w:rPr>
-        <w:t xml:space="preserve"> </w:t>
-      </w:r>
-      <w:r>
-        <w:rPr>
-          <w:rFonts w:ascii="Times New Roman" w:eastAsia="Times New Roman" w:hAnsi="Times New Roman"/>
-          <w:sz w:val="24"/>
-          <w:szCs w:val="24"/>
-          <w:lang w:val="en-AU"/>
-        </w:rPr>
-        <w:t xml:space="preserve">how to handle a missing month, which geographic boundary to use, how to encode a categorical flag had direct consequences on downstream model validity. Working across both a technical role and team coordination responsibilities also developed my ability to balance execution with communication: keeping work on track through Jira, reviewing others' </w:t>
-      </w:r>
-      <w:r>
-        <w:rPr>
-          <w:rFonts w:ascii="Times New Roman" w:eastAsia="Times New Roman" w:hAnsi="Times New Roman"/>
-          <w:sz w:val="24"/>
-          <w:szCs w:val="24"/>
-          <w:lang w:val="en-AU"/>
-        </w:rPr>
-        <w:lastRenderedPageBreak/>
-        <w:t>outputs critically, and ensuring the team's collective work met the standard the assessment required. These are skills I expect to rely on throughout my professional practice.</w:t>
-      </w:r>
-    </w:p>
-    <w:p>
-      <w:pPr>
-        <w:pStyle w:val="ListParagraph"/>
-        <w:spacing w:line="276" w:lineRule="auto"/>
-        <w:ind w:left="0"/>
-        <w:jc w:val="both"/>
-        <w:rPr>
-          <w:rFonts w:ascii="Times New Roman" w:eastAsia="Times New Roman" w:hAnsi="Times New Roman"/>
-          <w:sz w:val="24"/>
-          <w:szCs w:val="24"/>
-          <w:lang w:val="vi-VN"/>
-        </w:rPr>
-      </w:pPr>
-    </w:p>
-    <w:p>
-      <w:pPr>
-        <w:pStyle w:val="ListParagraph"/>
-        <w:spacing w:line="276" w:lineRule="auto"/>
-        <w:ind w:left="0"/>
-        <w:jc w:val="both"/>
-        <w:rPr>
-          <w:rFonts w:ascii="Times New Roman" w:eastAsia="Times New Roman" w:hAnsi="Times New Roman"/>
-          <w:sz w:val="24"/>
-          <w:szCs w:val="24"/>
-          <w:lang w:val="vi-VN"/>
-        </w:rPr>
-      </w:pPr>
+        <w:t>how to handle a missing month, which geographic boundary to use, how to encode a categorical flag had direct consequences on downstream model validity. Working across both a technical role and team coordination responsibilities also developed my ability to balance execution with communication: keeping work on track through Jira, reviewing others' outputs critically, and ensuring the team's collective work met the standard the assessment required. These are skills I expect to rely on throughout my professional practice.</w:t>
+      </w:r>
     </w:p>
     <w:p>
       <w:pPr>
@@ -26134,6 +20957,7 @@
           <w:sz w:val="24"/>
           <w:szCs w:val="24"/>
         </w:rPr>
+        <w:lastRenderedPageBreak/>
         <w:t>Student Information</w:t>
       </w:r>
     </w:p>
@@ -26851,7 +21675,7 @@
                     </pic:cNvPicPr>
                   </pic:nvPicPr>
                   <pic:blipFill>
-                    <a:blip r:embed="rId53">
+                    <a:blip r:embed="rId48">
                       <a:extLst>
                         <a:ext uri="{28A0092B-C50C-407E-A947-70E740481C1C}">
                           <a14:useLocalDpi xmlns:a14="http://schemas.microsoft.com/office/drawing/2010/main" val="0"/>
@@ -26937,7 +21761,25 @@
           <w:sz w:val="24"/>
           <w:szCs w:val="24"/>
         </w:rPr>
-        <w:t xml:space="preserve">In this assessment, I maintain multiple roles, mostly with the technical side of the project. My contribution includes: Review the output from the ingesting and preprocessing steps, doing basic testing to see if anomalies exist and also seeking clarification when necessary, making sure that the processed data are ready for the next </w:t>
+        <w:t xml:space="preserve">In this assessment, I maintain multiple roles, mostly with the technical side of the project. My contribution </w:t>
+      </w:r>
+      <w:proofErr w:type="gramStart"/>
+      <w:r>
+        <w:rPr>
+          <w:rFonts w:ascii="Times New Roman" w:eastAsia="Times New Roman" w:hAnsi="Times New Roman"/>
+          <w:sz w:val="24"/>
+          <w:szCs w:val="24"/>
+        </w:rPr>
+        <w:t>includes:</w:t>
+      </w:r>
+      <w:proofErr w:type="gramEnd"/>
+      <w:r>
+        <w:rPr>
+          <w:rFonts w:ascii="Times New Roman" w:eastAsia="Times New Roman" w:hAnsi="Times New Roman"/>
+          <w:sz w:val="24"/>
+          <w:szCs w:val="24"/>
+        </w:rPr>
+        <w:t xml:space="preserve"> Review the output from the ingesting and preprocessing steps, doing basic testing to see if anomalies exist and also seeking clarification when necessary, making sure that the processed data are ready for the next </w:t>
       </w:r>
       <w:r>
         <w:rPr>
@@ -27125,8 +21967,8 @@
       </w:r>
     </w:p>
     <w:sectPr>
-      <w:headerReference w:type="default" r:id="rId54"/>
-      <w:footerReference w:type="default" r:id="rId55"/>
+      <w:headerReference w:type="default" r:id="rId49"/>
+      <w:footerReference w:type="default" r:id="rId50"/>
       <w:pgSz w:w="11906" w:h="16838" w:code="9"/>
       <w:pgMar w:top="1440" w:right="1440" w:bottom="1440" w:left="1440" w:header="709" w:footer="709" w:gutter="0"/>
       <w:pgNumType w:start="0"/>
@@ -33982,25 +28824,6 @@
 </file>
 
 <file path=customXml/item1.xml><?xml version="1.0" encoding="utf-8"?>
-<b:Sources xmlns:b="http://schemas.openxmlformats.org/officeDocument/2006/bibliography" xmlns="http://schemas.openxmlformats.org/officeDocument/2006/bibliography" SelectedStyle="\APASixthEditionOfficeOnline.xsl" StyleName="APA" Version="6"/>
-</file>
-
-<file path=customXml/item2.xml><?xml version="1.0" encoding="utf-8"?>
-<p:properties xmlns:p="http://schemas.microsoft.com/office/2006/metadata/properties" xmlns:xsi="http://www.w3.org/2001/XMLSchema-instance" xmlns:pc="http://schemas.microsoft.com/office/infopath/2007/PartnerControls">
-  <documentManagement/>
-</p:properties>
-</file>
-
-<file path=customXml/item3.xml><?xml version="1.0" encoding="utf-8"?>
-<?mso-contentType ?>
-<FormTemplates xmlns="http://schemas.microsoft.com/sharepoint/v3/contenttype/forms">
-  <Display>DocumentLibraryForm</Display>
-  <Edit>DocumentLibraryForm</Edit>
-  <New>DocumentLibraryForm</New>
-</FormTemplates>
-</file>
-
-<file path=customXml/item4.xml><?xml version="1.0" encoding="utf-8"?>
 <ct:contentTypeSchema xmlns:ct="http://schemas.microsoft.com/office/2006/metadata/contentType" xmlns:ma="http://schemas.microsoft.com/office/2006/metadata/properties/metaAttributes" ct:_="" ma:_="" ma:contentTypeName="Document" ma:contentTypeID="0x010100922A3CA1EE6E4B44833A16005451862E" ma:contentTypeVersion="3" ma:contentTypeDescription="Create a new document." ma:contentTypeScope="" ma:versionID="b712dade4bf8bf57d4a0cdac4d020ae4">
   <xsd:schema xmlns:xsd="http://www.w3.org/2001/XMLSchema" xmlns:xs="http://www.w3.org/2001/XMLSchema" xmlns:p="http://schemas.microsoft.com/office/2006/metadata/properties" xmlns:ns2="92f6da62-8f25-40d3-824c-47c5f6f94bd6" targetNamespace="http://schemas.microsoft.com/office/2006/metadata/properties" ma:root="true" ma:fieldsID="f6f8642a0533a95cbf7fc7bbc8c1e153" ns2:_="">
     <xsd:import namespace="92f6da62-8f25-40d3-824c-47c5f6f94bd6"/>
@@ -34138,32 +28961,26 @@
 </ct:contentTypeSchema>
 </file>
 
-<file path=customXml/itemProps1.xml><?xml version="1.0" encoding="utf-8"?>
-<ds:datastoreItem xmlns:ds="http://schemas.openxmlformats.org/officeDocument/2006/customXml" ds:itemID="{E3DA75CE-018A-4AF1-8B5C-BF0FBFE76924}">
-  <ds:schemaRefs>
-    <ds:schemaRef ds:uri="http://schemas.openxmlformats.org/officeDocument/2006/bibliography"/>
-  </ds:schemaRefs>
-</ds:datastoreItem>
+<file path=customXml/item2.xml><?xml version="1.0" encoding="utf-8"?>
+<?mso-contentType ?>
+<FormTemplates xmlns="http://schemas.microsoft.com/sharepoint/v3/contenttype/forms">
+  <Display>DocumentLibraryForm</Display>
+  <Edit>DocumentLibraryForm</Edit>
+  <New>DocumentLibraryForm</New>
+</FormTemplates>
 </file>
 
-<file path=customXml/itemProps2.xml><?xml version="1.0" encoding="utf-8"?>
-<ds:datastoreItem xmlns:ds="http://schemas.openxmlformats.org/officeDocument/2006/customXml" ds:itemID="{B2E31085-3E06-4A9F-9730-20A04C85DF24}">
-  <ds:schemaRefs>
-    <ds:schemaRef ds:uri="http://schemas.microsoft.com/office/2006/metadata/properties"/>
-    <ds:schemaRef ds:uri="http://schemas.microsoft.com/office/infopath/2007/PartnerControls"/>
-  </ds:schemaRefs>
-</ds:datastoreItem>
+<file path=customXml/item3.xml><?xml version="1.0" encoding="utf-8"?>
+<b:Sources xmlns:b="http://schemas.openxmlformats.org/officeDocument/2006/bibliography" xmlns="http://schemas.openxmlformats.org/officeDocument/2006/bibliography" SelectedStyle="\APASixthEditionOfficeOnline.xsl" StyleName="APA" Version="6"/>
 </file>
 
-<file path=customXml/itemProps3.xml><?xml version="1.0" encoding="utf-8"?>
-<ds:datastoreItem xmlns:ds="http://schemas.openxmlformats.org/officeDocument/2006/customXml" ds:itemID="{82A9BB68-56B4-4822-B6B7-DB471576EB1F}">
-  <ds:schemaRefs>
-    <ds:schemaRef ds:uri="http://schemas.microsoft.com/sharepoint/v3/contenttype/forms"/>
-  </ds:schemaRefs>
-</ds:datastoreItem>
+<file path=customXml/item4.xml><?xml version="1.0" encoding="utf-8"?>
+<p:properties xmlns:p="http://schemas.microsoft.com/office/2006/metadata/properties" xmlns:xsi="http://www.w3.org/2001/XMLSchema-instance" xmlns:pc="http://schemas.microsoft.com/office/infopath/2007/PartnerControls">
+  <documentManagement/>
+</p:properties>
 </file>
 
-<file path=customXml/itemProps4.xml><?xml version="1.0" encoding="utf-8"?>
+<file path=customXml/itemProps1.xml><?xml version="1.0" encoding="utf-8"?>
 <ds:datastoreItem xmlns:ds="http://schemas.openxmlformats.org/officeDocument/2006/customXml" ds:itemID="{69960CE0-24F5-4ADF-A12F-FE193FFA9C43}">
   <ds:schemaRefs>
     <ds:schemaRef ds:uri="http://schemas.microsoft.com/office/2006/metadata/contentType"/>
@@ -34179,4 +28996,29 @@
     <ds:schemaRef ds:uri="http://schemas.microsoft.com/internal/obd"/>
   </ds:schemaRefs>
 </ds:datastoreItem>
+</file>
+
+<file path=customXml/itemProps2.xml><?xml version="1.0" encoding="utf-8"?>
+<ds:datastoreItem xmlns:ds="http://schemas.openxmlformats.org/officeDocument/2006/customXml" ds:itemID="{82A9BB68-56B4-4822-B6B7-DB471576EB1F}">
+  <ds:schemaRefs>
+    <ds:schemaRef ds:uri="http://schemas.microsoft.com/sharepoint/v3/contenttype/forms"/>
+  </ds:schemaRefs>
+</ds:datastoreItem>
+</file>
+
+<file path=customXml/itemProps3.xml><?xml version="1.0" encoding="utf-8"?>
+<ds:datastoreItem xmlns:ds="http://schemas.openxmlformats.org/officeDocument/2006/customXml" ds:itemID="{E3DA75CE-018A-4AF1-8B5C-BF0FBFE76924}">
+  <ds:schemaRefs>
+    <ds:schemaRef ds:uri="http://schemas.openxmlformats.org/officeDocument/2006/bibliography"/>
+  </ds:schemaRefs>
+</ds:datastoreItem>
+</file>
+
+<file path=customXml/itemProps4.xml><?xml version="1.0" encoding="utf-8"?>
+<ds:datastoreItem xmlns:ds="http://schemas.openxmlformats.org/officeDocument/2006/customXml" ds:itemID="{B2E31085-3E06-4A9F-9730-20A04C85DF24}">
+  <ds:schemaRefs>
+    <ds:schemaRef ds:uri="http://schemas.microsoft.com/office/2006/metadata/properties"/>
+    <ds:schemaRef ds:uri="http://schemas.microsoft.com/office/infopath/2007/PartnerControls"/>
+  </ds:schemaRefs>
+</ds:datastoreItem>
 </file>
--- a/documents/Assignment 2.docx
+++ b/documents/Assignment 2.docx
@@ -12091,16 +12091,51 @@
           <w:rFonts w:ascii="Times New Roman" w:eastAsiaTheme="minorEastAsia" w:hAnsi="Times New Roman"/>
           <w:sz w:val="24"/>
           <w:szCs w:val="24"/>
+        </w:rPr>
+      </w:pPr>
+      <w:r>
+        <w:rPr>
+          <w:rFonts w:ascii="Times New Roman" w:eastAsiaTheme="minorEastAsia" w:hAnsi="Times New Roman"/>
+          <w:sz w:val="24"/>
+          <w:szCs w:val="24"/>
+        </w:rPr>
+        <w:t xml:space="preserve">• Changes Since Previous </w:t>
+      </w:r>
+      <w:r>
+        <w:rPr>
+          <w:rFonts w:ascii="Times New Roman" w:eastAsiaTheme="minorEastAsia" w:hAnsi="Times New Roman"/>
+          <w:sz w:val="24"/>
+          <w:szCs w:val="24"/>
+        </w:rPr>
+        <w:t>Assessment</w:t>
+      </w:r>
+      <w:r>
+        <w:rPr>
+          <w:rFonts w:ascii="Times New Roman" w:eastAsiaTheme="minorEastAsia" w:hAnsi="Times New Roman"/>
+          <w:sz w:val="24"/>
+          <w:szCs w:val="24"/>
           <w:lang w:val="vi-VN"/>
         </w:rPr>
-      </w:pPr>
+        <w:t xml:space="preserve">: </w:t>
+      </w:r>
       <w:r>
         <w:rPr>
           <w:rFonts w:ascii="Times New Roman" w:eastAsiaTheme="minorEastAsia" w:hAnsi="Times New Roman"/>
           <w:sz w:val="24"/>
           <w:szCs w:val="24"/>
-        </w:rPr>
-        <w:t xml:space="preserve">• Changes Since Previous Assessment </w:t>
+          <w:highlight w:val="yellow"/>
+          <w:lang w:val="vi-VN"/>
+        </w:rPr>
+        <w:t xml:space="preserve">We do not have </w:t>
+      </w:r>
+      <w:r>
+        <w:rPr>
+          <w:rFonts w:ascii="Times New Roman" w:eastAsiaTheme="minorEastAsia" w:hAnsi="Times New Roman"/>
+          <w:sz w:val="24"/>
+          <w:szCs w:val="24"/>
+          <w:highlight w:val="yellow"/>
+        </w:rPr>
+        <w:t>any changes.</w:t>
       </w:r>
     </w:p>
     <w:tbl>
@@ -12331,13 +12366,13 @@
         <w:tblLook w:val="04A0" w:firstRow="1" w:lastRow="0" w:firstColumn="1" w:lastColumn="0" w:noHBand="0" w:noVBand="1"/>
       </w:tblPr>
       <w:tblGrid>
-        <w:gridCol w:w="4508"/>
-        <w:gridCol w:w="4508"/>
+        <w:gridCol w:w="3114"/>
+        <w:gridCol w:w="5902"/>
       </w:tblGrid>
       <w:tr>
         <w:tc>
           <w:tcPr>
-            <w:tcW w:w="4508" w:type="dxa"/>
+            <w:tcW w:w="3114" w:type="dxa"/>
           </w:tcPr>
           <w:p>
             <w:pPr>
@@ -12365,7 +12400,7 @@
         </w:tc>
         <w:tc>
           <w:tcPr>
-            <w:tcW w:w="4508" w:type="dxa"/>
+            <w:tcW w:w="5902" w:type="dxa"/>
           </w:tcPr>
           <w:p>
             <w:pPr>
@@ -12395,7 +12430,7 @@
       <w:tr>
         <w:tc>
           <w:tcPr>
-            <w:tcW w:w="4508" w:type="dxa"/>
+            <w:tcW w:w="3114" w:type="dxa"/>
             <w:vAlign w:val="center"/>
           </w:tcPr>
           <w:p>
@@ -12425,7 +12460,94 @@
         </w:tc>
         <w:tc>
           <w:tcPr>
-            <w:tcW w:w="4508" w:type="dxa"/>
+            <w:tcW w:w="5902" w:type="dxa"/>
+          </w:tcPr>
+          <w:p>
+            <w:pPr>
+              <w:spacing w:before="240" w:after="240"/>
+              <w:jc w:val="both"/>
+              <w:rPr>
+                <w:rFonts w:ascii="Times New Roman" w:eastAsiaTheme="minorEastAsia" w:hAnsi="Times New Roman"/>
+                <w:b/>
+                <w:bCs/>
+                <w:sz w:val="24"/>
+                <w:szCs w:val="24"/>
+              </w:rPr>
+            </w:pPr>
+            <w:r>
+              <w:rPr>
+                <w:rFonts w:ascii="Times New Roman" w:eastAsia="Times New Roman" w:hAnsi="Times New Roman"/>
+                <w:sz w:val="24"/>
+                <w:szCs w:val="24"/>
+              </w:rPr>
+              <w:t>D</w:t>
+            </w:r>
+            <w:r>
+              <w:rPr>
+                <w:rFonts w:ascii="Times New Roman" w:eastAsia="Times New Roman" w:hAnsi="Times New Roman"/>
+                <w:sz w:val="24"/>
+                <w:szCs w:val="24"/>
+              </w:rPr>
+              <w:t xml:space="preserve">ata processing </w:t>
+            </w:r>
+            <w:r>
+              <w:rPr>
+                <w:rFonts w:ascii="Times New Roman" w:eastAsia="Times New Roman" w:hAnsi="Times New Roman"/>
+                <w:sz w:val="24"/>
+                <w:szCs w:val="24"/>
+              </w:rPr>
+              <w:t>stage</w:t>
+            </w:r>
+            <w:r>
+              <w:rPr>
+                <w:rFonts w:ascii="Times New Roman" w:eastAsia="Times New Roman" w:hAnsi="Times New Roman"/>
+                <w:sz w:val="24"/>
+                <w:szCs w:val="24"/>
+                <w:lang w:val="vi-VN"/>
+              </w:rPr>
+              <w:t xml:space="preserve">: </w:t>
+            </w:r>
+            <w:r>
+              <w:rPr>
+                <w:rFonts w:ascii="Times New Roman" w:eastAsia="Times New Roman" w:hAnsi="Times New Roman"/>
+                <w:sz w:val="24"/>
+                <w:szCs w:val="24"/>
+              </w:rPr>
+              <w:t>cleaning, standardising, and merging the three source datasets</w:t>
+            </w:r>
+          </w:p>
+        </w:tc>
+      </w:tr>
+      <w:tr>
+        <w:tc>
+          <w:tcPr>
+            <w:tcW w:w="3114" w:type="dxa"/>
+          </w:tcPr>
+          <w:p>
+            <w:pPr>
+              <w:spacing w:before="240" w:after="240"/>
+              <w:jc w:val="both"/>
+              <w:rPr>
+                <w:rFonts w:ascii="Times New Roman" w:eastAsiaTheme="minorEastAsia" w:hAnsi="Times New Roman"/>
+                <w:b/>
+                <w:bCs/>
+                <w:sz w:val="24"/>
+                <w:szCs w:val="24"/>
+              </w:rPr>
+            </w:pPr>
+            <w:r>
+              <w:rPr>
+                <w:rFonts w:ascii="Times New Roman" w:eastAsiaTheme="minorEastAsia" w:hAnsi="Times New Roman"/>
+                <w:sz w:val="24"/>
+                <w:szCs w:val="24"/>
+              </w:rPr>
+              <w:t>Ngoc Anh Nguyen (Will)</w:t>
+            </w:r>
+          </w:p>
+        </w:tc>
+        <w:tc>
+          <w:tcPr>
+            <w:tcW w:w="5902" w:type="dxa"/>
           </w:tcPr>
           <w:p>
             <w:pPr>
@@ -12445,7 +12567,7 @@
       <w:tr>
         <w:tc>
           <w:tcPr>
-            <w:tcW w:w="4508" w:type="dxa"/>
+            <w:tcW w:w="3114" w:type="dxa"/>
           </w:tcPr>
           <w:p>
             <w:pPr>
@@ -12465,13 +12587,13 @@
                 <w:sz w:val="24"/>
                 <w:szCs w:val="24"/>
               </w:rPr>
-              <w:t>Ngoc Anh Nguyen (Will)</w:t>
+              <w:t>Van Hoi Dang (Hendrick)</w:t>
             </w:r>
           </w:p>
         </w:tc>
         <w:tc>
           <w:tcPr>
-            <w:tcW w:w="4508" w:type="dxa"/>
+            <w:tcW w:w="5902" w:type="dxa"/>
           </w:tcPr>
           <w:p>
             <w:pPr>
@@ -12491,7 +12613,7 @@
       <w:tr>
         <w:tc>
           <w:tcPr>
-            <w:tcW w:w="4508" w:type="dxa"/>
+            <w:tcW w:w="3114" w:type="dxa"/>
           </w:tcPr>
           <w:p>
             <w:pPr>
@@ -12507,64 +12629,18 @@
             </w:pPr>
             <w:r>
               <w:rPr>
-                <w:rFonts w:ascii="Times New Roman" w:eastAsiaTheme="minorEastAsia" w:hAnsi="Times New Roman"/>
-                <w:sz w:val="24"/>
-                <w:szCs w:val="24"/>
-              </w:rPr>
-              <w:t>Van Hoi Dang (Hendrick)</w:t>
+                <w:rFonts w:ascii="Times New Roman" w:eastAsia="Calibri" w:hAnsi="Times New Roman"/>
+                <w:color w:val="000000" w:themeColor="text1"/>
+                <w:sz w:val="24"/>
+                <w:szCs w:val="24"/>
+              </w:rPr>
+              <w:t>Le Nhat Minh Tran (Thomas)</w:t>
             </w:r>
           </w:p>
         </w:tc>
         <w:tc>
           <w:tcPr>
-            <w:tcW w:w="4508" w:type="dxa"/>
-          </w:tcPr>
-          <w:p>
-            <w:pPr>
-              <w:spacing w:before="240" w:after="240"/>
-              <w:jc w:val="both"/>
-              <w:rPr>
-                <w:rFonts w:ascii="Times New Roman" w:eastAsiaTheme="minorEastAsia" w:hAnsi="Times New Roman"/>
-                <w:b/>
-                <w:bCs/>
-                <w:sz w:val="24"/>
-                <w:szCs w:val="24"/>
-              </w:rPr>
-            </w:pPr>
-          </w:p>
-        </w:tc>
-      </w:tr>
-      <w:tr>
-        <w:tc>
-          <w:tcPr>
-            <w:tcW w:w="4508" w:type="dxa"/>
-          </w:tcPr>
-          <w:p>
-            <w:pPr>
-              <w:spacing w:before="240" w:after="240"/>
-              <w:jc w:val="both"/>
-              <w:rPr>
-                <w:rFonts w:ascii="Times New Roman" w:eastAsiaTheme="minorEastAsia" w:hAnsi="Times New Roman"/>
-                <w:b/>
-                <w:bCs/>
-                <w:sz w:val="24"/>
-                <w:szCs w:val="24"/>
-              </w:rPr>
-            </w:pPr>
-            <w:r>
-              <w:rPr>
-                <w:rFonts w:ascii="Times New Roman" w:eastAsia="Calibri" w:hAnsi="Times New Roman"/>
-                <w:color w:val="000000" w:themeColor="text1"/>
-                <w:sz w:val="24"/>
-                <w:szCs w:val="24"/>
-              </w:rPr>
-              <w:t>Le Nhat Minh Tran (Thomas)</w:t>
-            </w:r>
-          </w:p>
-        </w:tc>
-        <w:tc>
-          <w:tcPr>
-            <w:tcW w:w="4508" w:type="dxa"/>
+            <w:tcW w:w="5902" w:type="dxa"/>
           </w:tcPr>
           <w:p>
             <w:pPr>
@@ -12626,13 +12702,13 @@
         <w:tblLook w:val="04A0" w:firstRow="1" w:lastRow="0" w:firstColumn="1" w:lastColumn="0" w:noHBand="0" w:noVBand="1"/>
       </w:tblPr>
       <w:tblGrid>
-        <w:gridCol w:w="4508"/>
-        <w:gridCol w:w="4508"/>
+        <w:gridCol w:w="3114"/>
+        <w:gridCol w:w="5902"/>
       </w:tblGrid>
       <w:tr>
         <w:tc>
           <w:tcPr>
-            <w:tcW w:w="4508" w:type="dxa"/>
+            <w:tcW w:w="3114" w:type="dxa"/>
           </w:tcPr>
           <w:p>
             <w:pPr>
@@ -12660,7 +12736,7 @@
         </w:tc>
         <w:tc>
           <w:tcPr>
-            <w:tcW w:w="4508" w:type="dxa"/>
+            <w:tcW w:w="5902" w:type="dxa"/>
           </w:tcPr>
           <w:p>
             <w:pPr>
@@ -12690,7 +12766,7 @@
       <w:tr>
         <w:tc>
           <w:tcPr>
-            <w:tcW w:w="4508" w:type="dxa"/>
+            <w:tcW w:w="3114" w:type="dxa"/>
           </w:tcPr>
           <w:p>
             <w:pPr>
@@ -12704,11 +12780,21 @@
                 <w:szCs w:val="24"/>
               </w:rPr>
             </w:pPr>
+            <w:r>
+              <w:rPr>
+                <w:rFonts w:ascii="Times New Roman" w:eastAsiaTheme="minorEastAsia" w:hAnsi="Times New Roman"/>
+                <w:b/>
+                <w:bCs/>
+                <w:sz w:val="24"/>
+                <w:szCs w:val="24"/>
+              </w:rPr>
+              <w:t>GitHub</w:t>
+            </w:r>
           </w:p>
         </w:tc>
         <w:tc>
           <w:tcPr>
-            <w:tcW w:w="4508" w:type="dxa"/>
+            <w:tcW w:w="5902" w:type="dxa"/>
           </w:tcPr>
           <w:p>
             <w:pPr>
@@ -12728,7 +12814,7 @@
       <w:tr>
         <w:tc>
           <w:tcPr>
-            <w:tcW w:w="4508" w:type="dxa"/>
+            <w:tcW w:w="3114" w:type="dxa"/>
           </w:tcPr>
           <w:p>
             <w:pPr>
@@ -12746,7 +12832,7 @@
         </w:tc>
         <w:tc>
           <w:tcPr>
-            <w:tcW w:w="4508" w:type="dxa"/>
+            <w:tcW w:w="5902" w:type="dxa"/>
           </w:tcPr>
           <w:p>
             <w:pPr>
@@ -12766,7 +12852,7 @@
       <w:tr>
         <w:tc>
           <w:tcPr>
-            <w:tcW w:w="4508" w:type="dxa"/>
+            <w:tcW w:w="3114" w:type="dxa"/>
           </w:tcPr>
           <w:p>
             <w:pPr>
@@ -12784,7 +12870,7 @@
         </w:tc>
         <w:tc>
           <w:tcPr>
-            <w:tcW w:w="4508" w:type="dxa"/>
+            <w:tcW w:w="5902" w:type="dxa"/>
           </w:tcPr>
           <w:p>
             <w:pPr>
@@ -12804,7 +12890,7 @@
       <w:tr>
         <w:tc>
           <w:tcPr>
-            <w:tcW w:w="4508" w:type="dxa"/>
+            <w:tcW w:w="3114" w:type="dxa"/>
           </w:tcPr>
           <w:p>
             <w:pPr>
@@ -12822,7 +12908,7 @@
         </w:tc>
         <w:tc>
           <w:tcPr>
-            <w:tcW w:w="4508" w:type="dxa"/>
+            <w:tcW w:w="5902" w:type="dxa"/>
           </w:tcPr>
           <w:p>
             <w:pPr>
@@ -13214,6 +13300,8 @@
               <w:outlineLvl w:val="1"/>
               <w:rPr>
                 <w:rFonts w:ascii="Times New Roman" w:eastAsia="Times New Roman" w:hAnsi="Times New Roman"/>
+                <w:b/>
+                <w:bCs/>
                 <w:sz w:val="24"/>
                 <w:szCs w:val="24"/>
               </w:rPr>
@@ -13221,6 +13309,8 @@
             <w:r>
               <w:rPr>
                 <w:rFonts w:ascii="Times New Roman" w:eastAsia="Times New Roman" w:hAnsi="Times New Roman"/>
+                <w:b/>
+                <w:bCs/>
                 <w:sz w:val="24"/>
                 <w:szCs w:val="24"/>
               </w:rPr>
@@ -13229,6 +13319,8 @@
             <w:r>
               <w:rPr>
                 <w:rFonts w:ascii="Times New Roman" w:eastAsia="Times New Roman" w:hAnsi="Times New Roman"/>
+                <w:b/>
+                <w:bCs/>
                 <w:sz w:val="24"/>
                 <w:szCs w:val="24"/>
               </w:rPr>
@@ -13237,6 +13329,8 @@
             <w:r>
               <w:rPr>
                 <w:rFonts w:ascii="Times New Roman" w:eastAsia="Times New Roman" w:hAnsi="Times New Roman"/>
+                <w:b/>
+                <w:bCs/>
                 <w:sz w:val="24"/>
                 <w:szCs w:val="24"/>
               </w:rPr>
@@ -13255,6 +13349,8 @@
               <w:outlineLvl w:val="1"/>
               <w:rPr>
                 <w:rFonts w:ascii="Times New Roman" w:eastAsia="Times New Roman" w:hAnsi="Times New Roman"/>
+                <w:b/>
+                <w:bCs/>
                 <w:sz w:val="24"/>
                 <w:szCs w:val="24"/>
               </w:rPr>
@@ -13262,6 +13358,8 @@
             <w:r>
               <w:rPr>
                 <w:rFonts w:ascii="Wingdings" w:eastAsia="Wingdings" w:hAnsi="Wingdings" w:cs="Wingdings"/>
+                <w:b/>
+                <w:bCs/>
                 <w:sz w:val="24"/>
                 <w:szCs w:val="24"/>
               </w:rPr>
@@ -13280,6 +13378,8 @@
               <w:outlineLvl w:val="1"/>
               <w:rPr>
                 <w:rFonts w:ascii="Times New Roman" w:eastAsia="Times New Roman" w:hAnsi="Times New Roman"/>
+                <w:b/>
+                <w:bCs/>
                 <w:sz w:val="24"/>
                 <w:szCs w:val="24"/>
               </w:rPr>
@@ -13287,26 +13387,12 @@
             <w:r>
               <w:rPr>
                 <w:rFonts w:ascii="Times New Roman" w:eastAsia="Times New Roman" w:hAnsi="Times New Roman"/>
-                <w:sz w:val="24"/>
-                <w:szCs w:val="24"/>
-              </w:rPr>
-              <w:t>New category (</w:t>
-            </w:r>
-            <w:r>
-              <w:rPr>
-                <w:rFonts w:ascii="Times New Roman" w:eastAsia="Times New Roman" w:hAnsi="Times New Roman"/>
-                <w:sz w:val="24"/>
-                <w:szCs w:val="24"/>
-              </w:rPr>
-              <w:t>nt_crime_statistics_latest.csv</w:t>
-            </w:r>
-            <w:r>
-              <w:rPr>
-                <w:rFonts w:ascii="Times New Roman" w:eastAsia="Times New Roman" w:hAnsi="Times New Roman"/>
-                <w:sz w:val="24"/>
-                <w:szCs w:val="24"/>
-              </w:rPr>
-              <w:t>)</w:t>
+                <w:b/>
+                <w:bCs/>
+                <w:sz w:val="24"/>
+                <w:szCs w:val="24"/>
+              </w:rPr>
+              <w:t>New category (nt_crime_statistics_latest.csv)</w:t>
             </w:r>
           </w:p>
         </w:tc>
@@ -28065,6 +28151,7 @@
   <w:style w:type="character" w:default="1" w:styleId="DefaultParagraphFont">
     <w:name w:val="Default Paragraph Font"/>
     <w:uiPriority w:val="1"/>
+    <w:semiHidden/>
     <w:unhideWhenUsed/>
   </w:style>
   <w:style w:type="table" w:default="1" w:styleId="TableNormal">
@@ -28824,6 +28911,25 @@
 </file>
 
 <file path=customXml/item1.xml><?xml version="1.0" encoding="utf-8"?>
+<?mso-contentType ?>
+<FormTemplates xmlns="http://schemas.microsoft.com/sharepoint/v3/contenttype/forms">
+  <Display>DocumentLibraryForm</Display>
+  <Edit>DocumentLibraryForm</Edit>
+  <New>DocumentLibraryForm</New>
+</FormTemplates>
+</file>
+
+<file path=customXml/item2.xml><?xml version="1.0" encoding="utf-8"?>
+<p:properties xmlns:p="http://schemas.microsoft.com/office/2006/metadata/properties" xmlns:xsi="http://www.w3.org/2001/XMLSchema-instance" xmlns:pc="http://schemas.microsoft.com/office/infopath/2007/PartnerControls">
+  <documentManagement/>
+</p:properties>
+</file>
+
+<file path=customXml/item3.xml><?xml version="1.0" encoding="utf-8"?>
+<b:Sources xmlns:b="http://schemas.openxmlformats.org/officeDocument/2006/bibliography" xmlns="http://schemas.openxmlformats.org/officeDocument/2006/bibliography" SelectedStyle="\APASixthEditionOfficeOnline.xsl" StyleName="APA" Version="6"/>
+</file>
+
+<file path=customXml/item4.xml><?xml version="1.0" encoding="utf-8"?>
 <ct:contentTypeSchema xmlns:ct="http://schemas.microsoft.com/office/2006/metadata/contentType" xmlns:ma="http://schemas.microsoft.com/office/2006/metadata/properties/metaAttributes" ct:_="" ma:_="" ma:contentTypeName="Document" ma:contentTypeID="0x010100922A3CA1EE6E4B44833A16005451862E" ma:contentTypeVersion="3" ma:contentTypeDescription="Create a new document." ma:contentTypeScope="" ma:versionID="b712dade4bf8bf57d4a0cdac4d020ae4">
   <xsd:schema xmlns:xsd="http://www.w3.org/2001/XMLSchema" xmlns:xs="http://www.w3.org/2001/XMLSchema" xmlns:p="http://schemas.microsoft.com/office/2006/metadata/properties" xmlns:ns2="92f6da62-8f25-40d3-824c-47c5f6f94bd6" targetNamespace="http://schemas.microsoft.com/office/2006/metadata/properties" ma:root="true" ma:fieldsID="f6f8642a0533a95cbf7fc7bbc8c1e153" ns2:_="">
     <xsd:import namespace="92f6da62-8f25-40d3-824c-47c5f6f94bd6"/>
@@ -28961,26 +29067,32 @@
 </ct:contentTypeSchema>
 </file>
 
-<file path=customXml/item2.xml><?xml version="1.0" encoding="utf-8"?>
-<?mso-contentType ?>
-<FormTemplates xmlns="http://schemas.microsoft.com/sharepoint/v3/contenttype/forms">
-  <Display>DocumentLibraryForm</Display>
-  <Edit>DocumentLibraryForm</Edit>
-  <New>DocumentLibraryForm</New>
-</FormTemplates>
+<file path=customXml/itemProps1.xml><?xml version="1.0" encoding="utf-8"?>
+<ds:datastoreItem xmlns:ds="http://schemas.openxmlformats.org/officeDocument/2006/customXml" ds:itemID="{82A9BB68-56B4-4822-B6B7-DB471576EB1F}">
+  <ds:schemaRefs>
+    <ds:schemaRef ds:uri="http://schemas.microsoft.com/sharepoint/v3/contenttype/forms"/>
+  </ds:schemaRefs>
+</ds:datastoreItem>
 </file>
 
-<file path=customXml/item3.xml><?xml version="1.0" encoding="utf-8"?>
-<b:Sources xmlns:b="http://schemas.openxmlformats.org/officeDocument/2006/bibliography" xmlns="http://schemas.openxmlformats.org/officeDocument/2006/bibliography" SelectedStyle="\APASixthEditionOfficeOnline.xsl" StyleName="APA" Version="6"/>
+<file path=customXml/itemProps2.xml><?xml version="1.0" encoding="utf-8"?>
+<ds:datastoreItem xmlns:ds="http://schemas.openxmlformats.org/officeDocument/2006/customXml" ds:itemID="{B2E31085-3E06-4A9F-9730-20A04C85DF24}">
+  <ds:schemaRefs>
+    <ds:schemaRef ds:uri="http://schemas.microsoft.com/office/2006/metadata/properties"/>
+    <ds:schemaRef ds:uri="http://schemas.microsoft.com/office/infopath/2007/PartnerControls"/>
+  </ds:schemaRefs>
+</ds:datastoreItem>
 </file>
 
-<file path=customXml/item4.xml><?xml version="1.0" encoding="utf-8"?>
-<p:properties xmlns:p="http://schemas.microsoft.com/office/2006/metadata/properties" xmlns:xsi="http://www.w3.org/2001/XMLSchema-instance" xmlns:pc="http://schemas.microsoft.com/office/infopath/2007/PartnerControls">
-  <documentManagement/>
-</p:properties>
+<file path=customXml/itemProps3.xml><?xml version="1.0" encoding="utf-8"?>
+<ds:datastoreItem xmlns:ds="http://schemas.openxmlformats.org/officeDocument/2006/customXml" ds:itemID="{E3DA75CE-018A-4AF1-8B5C-BF0FBFE76924}">
+  <ds:schemaRefs>
+    <ds:schemaRef ds:uri="http://schemas.openxmlformats.org/officeDocument/2006/bibliography"/>
+  </ds:schemaRefs>
+</ds:datastoreItem>
 </file>
 
-<file path=customXml/itemProps1.xml><?xml version="1.0" encoding="utf-8"?>
+<file path=customXml/itemProps4.xml><?xml version="1.0" encoding="utf-8"?>
 <ds:datastoreItem xmlns:ds="http://schemas.openxmlformats.org/officeDocument/2006/customXml" ds:itemID="{69960CE0-24F5-4ADF-A12F-FE193FFA9C43}">
   <ds:schemaRefs>
     <ds:schemaRef ds:uri="http://schemas.microsoft.com/office/2006/metadata/contentType"/>
@@ -28996,29 +29108,4 @@
     <ds:schemaRef ds:uri="http://schemas.microsoft.com/internal/obd"/>
   </ds:schemaRefs>
 </ds:datastoreItem>
-</file>
-
-<file path=customXml/itemProps2.xml><?xml version="1.0" encoding="utf-8"?>
-<ds:datastoreItem xmlns:ds="http://schemas.openxmlformats.org/officeDocument/2006/customXml" ds:itemID="{82A9BB68-56B4-4822-B6B7-DB471576EB1F}">
-  <ds:schemaRefs>
-    <ds:schemaRef ds:uri="http://schemas.microsoft.com/sharepoint/v3/contenttype/forms"/>
-  </ds:schemaRefs>
-</ds:datastoreItem>
-</file>
-
-<file path=customXml/itemProps3.xml><?xml version="1.0" encoding="utf-8"?>
-<ds:datastoreItem xmlns:ds="http://schemas.openxmlformats.org/officeDocument/2006/customXml" ds:itemID="{E3DA75CE-018A-4AF1-8B5C-BF0FBFE76924}">
-  <ds:schemaRefs>
-    <ds:schemaRef ds:uri="http://schemas.openxmlformats.org/officeDocument/2006/bibliography"/>
-  </ds:schemaRefs>
-</ds:datastoreItem>
-</file>
-
-<file path=customXml/itemProps4.xml><?xml version="1.0" encoding="utf-8"?>
-<ds:datastoreItem xmlns:ds="http://schemas.openxmlformats.org/officeDocument/2006/customXml" ds:itemID="{B2E31085-3E06-4A9F-9730-20A04C85DF24}">
-  <ds:schemaRefs>
-    <ds:schemaRef ds:uri="http://schemas.microsoft.com/office/2006/metadata/properties"/>
-    <ds:schemaRef ds:uri="http://schemas.microsoft.com/office/infopath/2007/PartnerControls"/>
-  </ds:schemaRefs>
-</ds:datastoreItem>
 </file>
--- a/documents/Assignment 2.docx
+++ b/documents/Assignment 2.docx
@@ -1,6 +1,6 @@
 
 <file path=word/document.xml><?xml version="1.0" encoding="utf-8"?>
-<w:document xmlns:wpc="http://schemas.microsoft.com/office/word/2010/wordprocessingCanvas" xmlns:cx="http://schemas.microsoft.com/office/drawing/2014/chartex" xmlns:cx1="http://schemas.microsoft.com/office/drawing/2015/9/8/chartex" xmlns:cx2="http://schemas.microsoft.com/office/drawing/2015/10/21/chartex" xmlns:cx3="http://schemas.microsoft.com/office/drawing/2016/5/9/chartex" xmlns:cx4="http://schemas.microsoft.com/office/drawing/2016/5/10/chartex" xmlns:cx5="http://schemas.microsoft.com/office/drawing/2016/5/11/chartex" xmlns:cx6="http://schemas.microsoft.com/office/drawing/2016/5/12/chartex" xmlns:cx7="http://schemas.microsoft.com/office/drawing/2016/5/13/chartex" xmlns:cx8="http://schemas.microsoft.com/office/drawing/2016/5/14/chartex" xmlns:mc="http://schemas.openxmlformats.org/markup-compatibility/2006" xmlns:aink="http://schemas.microsoft.com/office/drawing/2016/ink" xmlns:am3d="http://schemas.microsoft.com/office/drawing/2017/model3d" xmlns:o="urn:schemas-microsoft-com:office:office" xmlns:oel="http://schemas.microsoft.com/office/2019/extlst" xmlns:r="http://schemas.openxmlformats.org/officeDocument/2006/relationships" xmlns:m="http://schemas.openxmlformats.org/officeDocument/2006/math" xmlns:v="urn:schemas-microsoft-com:vml" xmlns:wp14="http://schemas.microsoft.com/office/word/2010/wordprocessingDrawing" xmlns:wp="http://schemas.openxmlformats.org/drawingml/2006/wordprocessingDrawing" xmlns:w10="urn:schemas-microsoft-com:office:word" xmlns:w="http://schemas.openxmlformats.org/wordprocessingml/2006/main" xmlns:w14="http://schemas.microsoft.com/office/word/2010/wordml" xmlns:w15="http://schemas.microsoft.com/office/word/2012/wordml" xmlns:w16cei="http://schemas.microsoft.com/office/word/2026/wordml/cei" xmlns:w16cex="http://schemas.microsoft.com/office/word/2018/wordml/cex" xmlns:w16cid="http://schemas.microsoft.com/office/word/2016/wordml/cid" xmlns:w16="http://schemas.microsoft.com/office/word/2018/wordml" xmlns:w16du="http://schemas.microsoft.com/office/word/2023/wordml/word16du" xmlns:w16sdtdh="http://schemas.microsoft.com/office/word/2020/wordml/sdtdatahash" xmlns:w16sdtfl="http://schemas.microsoft.com/office/word/2024/wordml/sdtformatlock" xmlns:w16se="http://schemas.microsoft.com/office/word/2015/wordml/symex" xmlns:wpg="http://schemas.microsoft.com/office/word/2010/wordprocessingGroup" xmlns:wpi="http://schemas.microsoft.com/office/word/2010/wordprocessingInk" xmlns:wne="http://schemas.microsoft.com/office/word/2006/wordml" xmlns:wps="http://schemas.microsoft.com/office/word/2010/wordprocessingShape" mc:Ignorable="w14 w15 w16se w16cid w16 w16cex w16sdtdh w16sdtfl w16du wp14">
+<w:document xmlns:wpc="http://schemas.microsoft.com/office/word/2010/wordprocessingCanvas" xmlns:cx="http://schemas.microsoft.com/office/drawing/2014/chartex" xmlns:cx1="http://schemas.microsoft.com/office/drawing/2015/9/8/chartex" xmlns:cx2="http://schemas.microsoft.com/office/drawing/2015/10/21/chartex" xmlns:cx3="http://schemas.microsoft.com/office/drawing/2016/5/9/chartex" xmlns:cx4="http://schemas.microsoft.com/office/drawing/2016/5/10/chartex" xmlns:cx5="http://schemas.microsoft.com/office/drawing/2016/5/11/chartex" xmlns:cx6="http://schemas.microsoft.com/office/drawing/2016/5/12/chartex" xmlns:cx7="http://schemas.microsoft.com/office/drawing/2016/5/13/chartex" xmlns:cx8="http://schemas.microsoft.com/office/drawing/2016/5/14/chartex" xmlns:mc="http://schemas.openxmlformats.org/markup-compatibility/2006" xmlns:aink="http://schemas.microsoft.com/office/drawing/2016/ink" xmlns:am3d="http://schemas.microsoft.com/office/drawing/2017/model3d" xmlns:o="urn:schemas-microsoft-com:office:office" xmlns:oel="http://schemas.microsoft.com/office/2019/extlst" xmlns:r="http://schemas.openxmlformats.org/officeDocument/2006/relationships" xmlns:m="http://schemas.openxmlformats.org/officeDocument/2006/math" xmlns:v="urn:schemas-microsoft-com:vml" xmlns:wp14="http://schemas.microsoft.com/office/word/2010/wordprocessingDrawing" xmlns:wp="http://schemas.openxmlformats.org/drawingml/2006/wordprocessingDrawing" xmlns:w10="urn:schemas-microsoft-com:office:word" xmlns:w="http://schemas.openxmlformats.org/wordprocessingml/2006/main" xmlns:w14="http://schemas.microsoft.com/office/word/2010/wordml" xmlns:w15="http://schemas.microsoft.com/office/word/2012/wordml" xmlns:w16cex="http://schemas.microsoft.com/office/word/2018/wordml/cex" xmlns:w16cid="http://schemas.microsoft.com/office/word/2016/wordml/cid" xmlns:w16="http://schemas.microsoft.com/office/word/2018/wordml" xmlns:w16du="http://schemas.microsoft.com/office/word/2023/wordml/word16du" xmlns:w16sdtdh="http://schemas.microsoft.com/office/word/2020/wordml/sdtdatahash" xmlns:w16sdtfl="http://schemas.microsoft.com/office/word/2024/wordml/sdtformatlock" xmlns:w16se="http://schemas.microsoft.com/office/word/2015/wordml/symex" xmlns:wpg="http://schemas.microsoft.com/office/word/2010/wordprocessingGroup" xmlns:wpi="http://schemas.microsoft.com/office/word/2010/wordprocessingInk" xmlns:wne="http://schemas.microsoft.com/office/word/2006/wordml" xmlns:wps="http://schemas.microsoft.com/office/word/2010/wordprocessingShape" mc:Ignorable="w14 w15 w16se w16cid w16 w16cex w16sdtdh w16sdtfl w16du wp14">
   <w:body>
     <w:sdt>
       <w:sdtPr>
@@ -20977,20 +20977,6 @@
     </w:p>
     <w:p>
       <w:pPr>
-        <w:pStyle w:val="ListParagraph"/>
-        <w:rPr>
-          <w:rFonts w:ascii="Times New Roman" w:eastAsia="Times New Roman" w:hAnsi="Times New Roman" w:cs="Times New Roman"/>
-          <w:b/>
-          <w:bCs/>
-          <w:sz w:val="24"/>
-          <w:szCs w:val="24"/>
-          <w:highlight w:val="yellow"/>
-          <w:lang w:val="en-AU"/>
-        </w:rPr>
-      </w:pPr>
-    </w:p>
-    <w:p>
-      <w:pPr>
         <w:spacing w:before="120" w:after="120"/>
         <w:jc w:val="both"/>
         <w:outlineLvl w:val="1"/>
@@ -21001,7 +20987,7 @@
           <w:sz w:val="24"/>
           <w:szCs w:val="24"/>
           <w:highlight w:val="yellow"/>
-          <w:lang w:val="vi-VN"/>
+          <w:lang w:val="en-US"/>
         </w:rPr>
       </w:pPr>
     </w:p>
@@ -25912,6 +25898,14 @@
           <w:lang w:val="vi-VN"/>
         </w:rPr>
         <w:instrText>"</w:instrText>
+      </w:r>
+      <w:r>
+        <w:rPr>
+          <w:rFonts w:ascii="Times New Roman" w:eastAsia="Times New Roman" w:hAnsi="Times New Roman"/>
+          <w:sz w:val="24"/>
+          <w:szCs w:val="24"/>
+          <w:lang w:val="vi-VN"/>
+        </w:rPr>
       </w:r>
       <w:r>
         <w:rPr>
@@ -27139,7 +27133,7 @@
 </file>
 
 <file path=word/endnotes.xml><?xml version="1.0" encoding="utf-8"?>
-<w:endnotes xmlns:wpc="http://schemas.microsoft.com/office/word/2010/wordprocessingCanvas" xmlns:cx="http://schemas.microsoft.com/office/drawing/2014/chartex" xmlns:cx1="http://schemas.microsoft.com/office/drawing/2015/9/8/chartex" xmlns:cx2="http://schemas.microsoft.com/office/drawing/2015/10/21/chartex" xmlns:cx3="http://schemas.microsoft.com/office/drawing/2016/5/9/chartex" xmlns:cx4="http://schemas.microsoft.com/office/drawing/2016/5/10/chartex" xmlns:cx5="http://schemas.microsoft.com/office/drawing/2016/5/11/chartex" xmlns:cx6="http://schemas.microsoft.com/office/drawing/2016/5/12/chartex" xmlns:cx7="http://schemas.microsoft.com/office/drawing/2016/5/13/chartex" xmlns:cx8="http://schemas.microsoft.com/office/drawing/2016/5/14/chartex" xmlns:mc="http://schemas.openxmlformats.org/markup-compatibility/2006" xmlns:aink="http://schemas.microsoft.com/office/drawing/2016/ink" xmlns:am3d="http://schemas.microsoft.com/office/drawing/2017/model3d" xmlns:o="urn:schemas-microsoft-com:office:office" xmlns:oel="http://schemas.microsoft.com/office/2019/extlst" xmlns:r="http://schemas.openxmlformats.org/officeDocument/2006/relationships" xmlns:m="http://schemas.openxmlformats.org/officeDocument/2006/math" xmlns:v="urn:schemas-microsoft-com:vml" xmlns:wp14="http://schemas.microsoft.com/office/word/2010/wordprocessingDrawing" xmlns:wp="http://schemas.openxmlformats.org/drawingml/2006/wordprocessingDrawing" xmlns:w10="urn:schemas-microsoft-com:office:word" xmlns:w="http://schemas.openxmlformats.org/wordprocessingml/2006/main" xmlns:w14="http://schemas.microsoft.com/office/word/2010/wordml" xmlns:w15="http://schemas.microsoft.com/office/word/2012/wordml" xmlns:w16cei="http://schemas.microsoft.com/office/word/2026/wordml/cei" xmlns:w16cex="http://schemas.microsoft.com/office/word/2018/wordml/cex" xmlns:w16cid="http://schemas.microsoft.com/office/word/2016/wordml/cid" xmlns:w16="http://schemas.microsoft.com/office/word/2018/wordml" xmlns:w16du="http://schemas.microsoft.com/office/word/2023/wordml/word16du" xmlns:w16sdtdh="http://schemas.microsoft.com/office/word/2020/wordml/sdtdatahash" xmlns:w16sdtfl="http://schemas.microsoft.com/office/word/2024/wordml/sdtformatlock" xmlns:w16se="http://schemas.microsoft.com/office/word/2015/wordml/symex" xmlns:wpg="http://schemas.microsoft.com/office/word/2010/wordprocessingGroup" xmlns:wpi="http://schemas.microsoft.com/office/word/2010/wordprocessingInk" xmlns:wne="http://schemas.microsoft.com/office/word/2006/wordml" xmlns:wps="http://schemas.microsoft.com/office/word/2010/wordprocessingShape" mc:Ignorable="w14 w15 w16se w16cid w16 w16cex w16sdtdh w16sdtfl w16du wp14">
+<w:endnotes xmlns:wpc="http://schemas.microsoft.com/office/word/2010/wordprocessingCanvas" xmlns:cx="http://schemas.microsoft.com/office/drawing/2014/chartex" xmlns:cx1="http://schemas.microsoft.com/office/drawing/2015/9/8/chartex" xmlns:cx2="http://schemas.microsoft.com/office/drawing/2015/10/21/chartex" xmlns:cx3="http://schemas.microsoft.com/office/drawing/2016/5/9/chartex" xmlns:cx4="http://schemas.microsoft.com/office/drawing/2016/5/10/chartex" xmlns:cx5="http://schemas.microsoft.com/office/drawing/2016/5/11/chartex" xmlns:cx6="http://schemas.microsoft.com/office/drawing/2016/5/12/chartex" xmlns:cx7="http://schemas.microsoft.com/office/drawing/2016/5/13/chartex" xmlns:cx8="http://schemas.microsoft.com/office/drawing/2016/5/14/chartex" xmlns:mc="http://schemas.openxmlformats.org/markup-compatibility/2006" xmlns:aink="http://schemas.microsoft.com/office/drawing/2016/ink" xmlns:am3d="http://schemas.microsoft.com/office/drawing/2017/model3d" xmlns:o="urn:schemas-microsoft-com:office:office" xmlns:oel="http://schemas.microsoft.com/office/2019/extlst" xmlns:r="http://schemas.openxmlformats.org/officeDocument/2006/relationships" xmlns:m="http://schemas.openxmlformats.org/officeDocument/2006/math" xmlns:v="urn:schemas-microsoft-com:vml" xmlns:wp14="http://schemas.microsoft.com/office/word/2010/wordprocessingDrawing" xmlns:wp="http://schemas.openxmlformats.org/drawingml/2006/wordprocessingDrawing" xmlns:w10="urn:schemas-microsoft-com:office:word" xmlns:w="http://schemas.openxmlformats.org/wordprocessingml/2006/main" xmlns:w14="http://schemas.microsoft.com/office/word/2010/wordml" xmlns:w15="http://schemas.microsoft.com/office/word/2012/wordml" xmlns:w16cex="http://schemas.microsoft.com/office/word/2018/wordml/cex" xmlns:w16cid="http://schemas.microsoft.com/office/word/2016/wordml/cid" xmlns:w16="http://schemas.microsoft.com/office/word/2018/wordml" xmlns:w16du="http://schemas.microsoft.com/office/word/2023/wordml/word16du" xmlns:w16sdtdh="http://schemas.microsoft.com/office/word/2020/wordml/sdtdatahash" xmlns:w16sdtfl="http://schemas.microsoft.com/office/word/2024/wordml/sdtformatlock" xmlns:w16se="http://schemas.microsoft.com/office/word/2015/wordml/symex" xmlns:wpg="http://schemas.microsoft.com/office/word/2010/wordprocessingGroup" xmlns:wpi="http://schemas.microsoft.com/office/word/2010/wordprocessingInk" xmlns:wne="http://schemas.microsoft.com/office/word/2006/wordml" xmlns:wps="http://schemas.microsoft.com/office/word/2010/wordprocessingShape" mc:Ignorable="w14 w15 w16se w16cid w16 w16cex w16sdtdh w16sdtfl w16du wp14">
   <w:endnote w:type="separator" w:id="-1">
     <w:p>
       <w:r>
@@ -27158,7 +27152,7 @@
 </file>
 
 <file path=word/footer1.xml><?xml version="1.0" encoding="utf-8"?>
-<w:ftr xmlns:wpc="http://schemas.microsoft.com/office/word/2010/wordprocessingCanvas" xmlns:cx="http://schemas.microsoft.com/office/drawing/2014/chartex" xmlns:cx1="http://schemas.microsoft.com/office/drawing/2015/9/8/chartex" xmlns:cx2="http://schemas.microsoft.com/office/drawing/2015/10/21/chartex" xmlns:cx3="http://schemas.microsoft.com/office/drawing/2016/5/9/chartex" xmlns:cx4="http://schemas.microsoft.com/office/drawing/2016/5/10/chartex" xmlns:cx5="http://schemas.microsoft.com/office/drawing/2016/5/11/chartex" xmlns:cx6="http://schemas.microsoft.com/office/drawing/2016/5/12/chartex" xmlns:cx7="http://schemas.microsoft.com/office/drawing/2016/5/13/chartex" xmlns:cx8="http://schemas.microsoft.com/office/drawing/2016/5/14/chartex" xmlns:mc="http://schemas.openxmlformats.org/markup-compatibility/2006" xmlns:aink="http://schemas.microsoft.com/office/drawing/2016/ink" xmlns:am3d="http://schemas.microsoft.com/office/drawing/2017/model3d" xmlns:o="urn:schemas-microsoft-com:office:office" xmlns:oel="http://schemas.microsoft.com/office/2019/extlst" xmlns:r="http://schemas.openxmlformats.org/officeDocument/2006/relationships" xmlns:m="http://schemas.openxmlformats.org/officeDocument/2006/math" xmlns:v="urn:schemas-microsoft-com:vml" xmlns:wp14="http://schemas.microsoft.com/office/word/2010/wordprocessingDrawing" xmlns:wp="http://schemas.openxmlformats.org/drawingml/2006/wordprocessingDrawing" xmlns:w10="urn:schemas-microsoft-com:office:word" xmlns:w="http://schemas.openxmlformats.org/wordprocessingml/2006/main" xmlns:w14="http://schemas.microsoft.com/office/word/2010/wordml" xmlns:w15="http://schemas.microsoft.com/office/word/2012/wordml" xmlns:w16cei="http://schemas.microsoft.com/office/word/2026/wordml/cei" xmlns:w16cex="http://schemas.microsoft.com/office/word/2018/wordml/cex" xmlns:w16cid="http://schemas.microsoft.com/office/word/2016/wordml/cid" xmlns:w16="http://schemas.microsoft.com/office/word/2018/wordml" xmlns:w16du="http://schemas.microsoft.com/office/word/2023/wordml/word16du" xmlns:w16sdtdh="http://schemas.microsoft.com/office/word/2020/wordml/sdtdatahash" xmlns:w16sdtfl="http://schemas.microsoft.com/office/word/2024/wordml/sdtformatlock" xmlns:w16se="http://schemas.microsoft.com/office/word/2015/wordml/symex" xmlns:wpg="http://schemas.microsoft.com/office/word/2010/wordprocessingGroup" xmlns:wpi="http://schemas.microsoft.com/office/word/2010/wordprocessingInk" xmlns:wne="http://schemas.microsoft.com/office/word/2006/wordml" xmlns:wps="http://schemas.microsoft.com/office/word/2010/wordprocessingShape" mc:Ignorable="w14 w15 w16se w16cid w16 w16cex w16sdtdh w16sdtfl w16du wp14">
+<w:ftr xmlns:wpc="http://schemas.microsoft.com/office/word/2010/wordprocessingCanvas" xmlns:cx="http://schemas.microsoft.com/office/drawing/2014/chartex" xmlns:cx1="http://schemas.microsoft.com/office/drawing/2015/9/8/chartex" xmlns:cx2="http://schemas.microsoft.com/office/drawing/2015/10/21/chartex" xmlns:cx3="http://schemas.microsoft.com/office/drawing/2016/5/9/chartex" xmlns:cx4="http://schemas.microsoft.com/office/drawing/2016/5/10/chartex" xmlns:cx5="http://schemas.microsoft.com/office/drawing/2016/5/11/chartex" xmlns:cx6="http://schemas.microsoft.com/office/drawing/2016/5/12/chartex" xmlns:cx7="http://schemas.microsoft.com/office/drawing/2016/5/13/chartex" xmlns:cx8="http://schemas.microsoft.com/office/drawing/2016/5/14/chartex" xmlns:mc="http://schemas.openxmlformats.org/markup-compatibility/2006" xmlns:aink="http://schemas.microsoft.com/office/drawing/2016/ink" xmlns:am3d="http://schemas.microsoft.com/office/drawing/2017/model3d" xmlns:o="urn:schemas-microsoft-com:office:office" xmlns:oel="http://schemas.microsoft.com/office/2019/extlst" xmlns:r="http://schemas.openxmlformats.org/officeDocument/2006/relationships" xmlns:m="http://schemas.openxmlformats.org/officeDocument/2006/math" xmlns:v="urn:schemas-microsoft-com:vml" xmlns:wp14="http://schemas.microsoft.com/office/word/2010/wordprocessingDrawing" xmlns:wp="http://schemas.openxmlformats.org/drawingml/2006/wordprocessingDrawing" xmlns:w10="urn:schemas-microsoft-com:office:word" xmlns:w="http://schemas.openxmlformats.org/wordprocessingml/2006/main" xmlns:w14="http://schemas.microsoft.com/office/word/2010/wordml" xmlns:w15="http://schemas.microsoft.com/office/word/2012/wordml" xmlns:w16cex="http://schemas.microsoft.com/office/word/2018/wordml/cex" xmlns:w16cid="http://schemas.microsoft.com/office/word/2016/wordml/cid" xmlns:w16="http://schemas.microsoft.com/office/word/2018/wordml" xmlns:w16du="http://schemas.microsoft.com/office/word/2023/wordml/word16du" xmlns:w16sdtdh="http://schemas.microsoft.com/office/word/2020/wordml/sdtdatahash" xmlns:w16sdtfl="http://schemas.microsoft.com/office/word/2024/wordml/sdtformatlock" xmlns:w16se="http://schemas.microsoft.com/office/word/2015/wordml/symex" xmlns:wpg="http://schemas.microsoft.com/office/word/2010/wordprocessingGroup" xmlns:wpi="http://schemas.microsoft.com/office/word/2010/wordprocessingInk" xmlns:wne="http://schemas.microsoft.com/office/word/2006/wordml" xmlns:wps="http://schemas.microsoft.com/office/word/2010/wordprocessingShape" mc:Ignorable="w14 w15 w16se w16cid w16 w16cex w16sdtdh w16sdtfl w16du wp14">
   <w:p>
     <w:pPr>
       <w:pStyle w:val="Footer"/>
@@ -27189,7 +27183,7 @@
 </file>
 
 <file path=word/footnotes.xml><?xml version="1.0" encoding="utf-8"?>
-<w:footnotes xmlns:wpc="http://schemas.microsoft.com/office/word/2010/wordprocessingCanvas" xmlns:cx="http://schemas.microsoft.com/office/drawing/2014/chartex" xmlns:cx1="http://schemas.microsoft.com/office/drawing/2015/9/8/chartex" xmlns:cx2="http://schemas.microsoft.com/office/drawing/2015/10/21/chartex" xmlns:cx3="http://schemas.microsoft.com/office/drawing/2016/5/9/chartex" xmlns:cx4="http://schemas.microsoft.com/office/drawing/2016/5/10/chartex" xmlns:cx5="http://schemas.microsoft.com/office/drawing/2016/5/11/chartex" xmlns:cx6="http://schemas.microsoft.com/office/drawing/2016/5/12/chartex" xmlns:cx7="http://schemas.microsoft.com/office/drawing/2016/5/13/chartex" xmlns:cx8="http://schemas.microsoft.com/office/drawing/2016/5/14/chartex" xmlns:mc="http://schemas.openxmlformats.org/markup-compatibility/2006" xmlns:aink="http://schemas.microsoft.com/office/drawing/2016/ink" xmlns:am3d="http://schemas.microsoft.com/office/drawing/2017/model3d" xmlns:o="urn:schemas-microsoft-com:office:office" xmlns:oel="http://schemas.microsoft.com/office/2019/extlst" xmlns:r="http://schemas.openxmlformats.org/officeDocument/2006/relationships" xmlns:m="http://schemas.openxmlformats.org/officeDocument/2006/math" xmlns:v="urn:schemas-microsoft-com:vml" xmlns:wp14="http://schemas.microsoft.com/office/word/2010/wordprocessingDrawing" xmlns:wp="http://schemas.openxmlformats.org/drawingml/2006/wordprocessingDrawing" xmlns:w10="urn:schemas-microsoft-com:office:word" xmlns:w="http://schemas.openxmlformats.org/wordprocessingml/2006/main" xmlns:w14="http://schemas.microsoft.com/office/word/2010/wordml" xmlns:w15="http://schemas.microsoft.com/office/word/2012/wordml" xmlns:w16cei="http://schemas.microsoft.com/office/word/2026/wordml/cei" xmlns:w16cex="http://schemas.microsoft.com/office/word/2018/wordml/cex" xmlns:w16cid="http://schemas.microsoft.com/office/word/2016/wordml/cid" xmlns:w16="http://schemas.microsoft.com/office/word/2018/wordml" xmlns:w16du="http://schemas.microsoft.com/office/word/2023/wordml/word16du" xmlns:w16sdtdh="http://schemas.microsoft.com/office/word/2020/wordml/sdtdatahash" xmlns:w16sdtfl="http://schemas.microsoft.com/office/word/2024/wordml/sdtformatlock" xmlns:w16se="http://schemas.microsoft.com/office/word/2015/wordml/symex" xmlns:wpg="http://schemas.microsoft.com/office/word/2010/wordprocessingGroup" xmlns:wpi="http://schemas.microsoft.com/office/word/2010/wordprocessingInk" xmlns:wne="http://schemas.microsoft.com/office/word/2006/wordml" xmlns:wps="http://schemas.microsoft.com/office/word/2010/wordprocessingShape" mc:Ignorable="w14 w15 w16se w16cid w16 w16cex w16sdtdh w16sdtfl w16du wp14">
+<w:footnotes xmlns:wpc="http://schemas.microsoft.com/office/word/2010/wordprocessingCanvas" xmlns:cx="http://schemas.microsoft.com/office/drawing/2014/chartex" xmlns:cx1="http://schemas.microsoft.com/office/drawing/2015/9/8/chartex" xmlns:cx2="http://schemas.microsoft.com/office/drawing/2015/10/21/chartex" xmlns:cx3="http://schemas.microsoft.com/office/drawing/2016/5/9/chartex" xmlns:cx4="http://schemas.microsoft.com/office/drawing/2016/5/10/chartex" xmlns:cx5="http://schemas.microsoft.com/office/drawing/2016/5/11/chartex" xmlns:cx6="http://schemas.microsoft.com/office/drawing/2016/5/12/chartex" xmlns:cx7="http://schemas.microsoft.com/office/drawing/2016/5/13/chartex" xmlns:cx8="http://schemas.microsoft.com/office/drawing/2016/5/14/chartex" xmlns:mc="http://schemas.openxmlformats.org/markup-compatibility/2006" xmlns:aink="http://schemas.microsoft.com/office/drawing/2016/ink" xmlns:am3d="http://schemas.microsoft.com/office/drawing/2017/model3d" xmlns:o="urn:schemas-microsoft-com:office:office" xmlns:oel="http://schemas.microsoft.com/office/2019/extlst" xmlns:r="http://schemas.openxmlformats.org/officeDocument/2006/relationships" xmlns:m="http://schemas.openxmlformats.org/officeDocument/2006/math" xmlns:v="urn:schemas-microsoft-com:vml" xmlns:wp14="http://schemas.microsoft.com/office/word/2010/wordprocessingDrawing" xmlns:wp="http://schemas.openxmlformats.org/drawingml/2006/wordprocessingDrawing" xmlns:w10="urn:schemas-microsoft-com:office:word" xmlns:w="http://schemas.openxmlformats.org/wordprocessingml/2006/main" xmlns:w14="http://schemas.microsoft.com/office/word/2010/wordml" xmlns:w15="http://schemas.microsoft.com/office/word/2012/wordml" xmlns:w16cex="http://schemas.microsoft.com/office/word/2018/wordml/cex" xmlns:w16cid="http://schemas.microsoft.com/office/word/2016/wordml/cid" xmlns:w16="http://schemas.microsoft.com/office/word/2018/wordml" xmlns:w16du="http://schemas.microsoft.com/office/word/2023/wordml/word16du" xmlns:w16sdtdh="http://schemas.microsoft.com/office/word/2020/wordml/sdtdatahash" xmlns:w16sdtfl="http://schemas.microsoft.com/office/word/2024/wordml/sdtformatlock" xmlns:w16se="http://schemas.microsoft.com/office/word/2015/wordml/symex" xmlns:wpg="http://schemas.microsoft.com/office/word/2010/wordprocessingGroup" xmlns:wpi="http://schemas.microsoft.com/office/word/2010/wordprocessingInk" xmlns:wne="http://schemas.microsoft.com/office/word/2006/wordml" xmlns:wps="http://schemas.microsoft.com/office/word/2010/wordprocessingShape" mc:Ignorable="w14 w15 w16se w16cid w16 w16cex w16sdtdh w16sdtfl w16du wp14">
   <w:footnote w:type="separator" w:id="-1">
     <w:p>
       <w:r>
@@ -27208,7 +27202,7 @@
 </file>
 
 <file path=word/header1.xml><?xml version="1.0" encoding="utf-8"?>
-<w:hdr xmlns:wpc="http://schemas.microsoft.com/office/word/2010/wordprocessingCanvas" xmlns:cx="http://schemas.microsoft.com/office/drawing/2014/chartex" xmlns:cx1="http://schemas.microsoft.com/office/drawing/2015/9/8/chartex" xmlns:cx2="http://schemas.microsoft.com/office/drawing/2015/10/21/chartex" xmlns:cx3="http://schemas.microsoft.com/office/drawing/2016/5/9/chartex" xmlns:cx4="http://schemas.microsoft.com/office/drawing/2016/5/10/chartex" xmlns:cx5="http://schemas.microsoft.com/office/drawing/2016/5/11/chartex" xmlns:cx6="http://schemas.microsoft.com/office/drawing/2016/5/12/chartex" xmlns:cx7="http://schemas.microsoft.com/office/drawing/2016/5/13/chartex" xmlns:cx8="http://schemas.microsoft.com/office/drawing/2016/5/14/chartex" xmlns:mc="http://schemas.openxmlformats.org/markup-compatibility/2006" xmlns:aink="http://schemas.microsoft.com/office/drawing/2016/ink" xmlns:am3d="http://schemas.microsoft.com/office/drawing/2017/model3d" xmlns:o="urn:schemas-microsoft-com:office:office" xmlns:oel="http://schemas.microsoft.com/office/2019/extlst" xmlns:r="http://schemas.openxmlformats.org/officeDocument/2006/relationships" xmlns:m="http://schemas.openxmlformats.org/officeDocument/2006/math" xmlns:v="urn:schemas-microsoft-com:vml" xmlns:wp14="http://schemas.microsoft.com/office/word/2010/wordprocessingDrawing" xmlns:wp="http://schemas.openxmlformats.org/drawingml/2006/wordprocessingDrawing" xmlns:w10="urn:schemas-microsoft-com:office:word" xmlns:w="http://schemas.openxmlformats.org/wordprocessingml/2006/main" xmlns:w14="http://schemas.microsoft.com/office/word/2010/wordml" xmlns:w15="http://schemas.microsoft.com/office/word/2012/wordml" xmlns:w16cei="http://schemas.microsoft.com/office/word/2026/wordml/cei" xmlns:w16cex="http://schemas.microsoft.com/office/word/2018/wordml/cex" xmlns:w16cid="http://schemas.microsoft.com/office/word/2016/wordml/cid" xmlns:w16="http://schemas.microsoft.com/office/word/2018/wordml" xmlns:w16du="http://schemas.microsoft.com/office/word/2023/wordml/word16du" xmlns:w16sdtdh="http://schemas.microsoft.com/office/word/2020/wordml/sdtdatahash" xmlns:w16sdtfl="http://schemas.microsoft.com/office/word/2024/wordml/sdtformatlock" xmlns:w16se="http://schemas.microsoft.com/office/word/2015/wordml/symex" xmlns:wpg="http://schemas.microsoft.com/office/word/2010/wordprocessingGroup" xmlns:wpi="http://schemas.microsoft.com/office/word/2010/wordprocessingInk" xmlns:wne="http://schemas.microsoft.com/office/word/2006/wordml" xmlns:wps="http://schemas.microsoft.com/office/word/2010/wordprocessingShape" mc:Ignorable="w14 w15 w16se w16cid w16 w16cex w16sdtdh w16sdtfl w16du wp14">
+<w:hdr xmlns:wpc="http://schemas.microsoft.com/office/word/2010/wordprocessingCanvas" xmlns:cx="http://schemas.microsoft.com/office/drawing/2014/chartex" xmlns:cx1="http://schemas.microsoft.com/office/drawing/2015/9/8/chartex" xmlns:cx2="http://schemas.microsoft.com/office/drawing/2015/10/21/chartex" xmlns:cx3="http://schemas.microsoft.com/office/drawing/2016/5/9/chartex" xmlns:cx4="http://schemas.microsoft.com/office/drawing/2016/5/10/chartex" xmlns:cx5="http://schemas.microsoft.com/office/drawing/2016/5/11/chartex" xmlns:cx6="http://schemas.microsoft.com/office/drawing/2016/5/12/chartex" xmlns:cx7="http://schemas.microsoft.com/office/drawing/2016/5/13/chartex" xmlns:cx8="http://schemas.microsoft.com/office/drawing/2016/5/14/chartex" xmlns:mc="http://schemas.openxmlformats.org/markup-compatibility/2006" xmlns:aink="http://schemas.microsoft.com/office/drawing/2016/ink" xmlns:am3d="http://schemas.microsoft.com/office/drawing/2017/model3d" xmlns:o="urn:schemas-microsoft-com:office:office" xmlns:oel="http://schemas.microsoft.com/office/2019/extlst" xmlns:r="http://schemas.openxmlformats.org/officeDocument/2006/relationships" xmlns:m="http://schemas.openxmlformats.org/officeDocument/2006/math" xmlns:v="urn:schemas-microsoft-com:vml" xmlns:wp14="http://schemas.microsoft.com/office/word/2010/wordprocessingDrawing" xmlns:wp="http://schemas.openxmlformats.org/drawingml/2006/wordprocessingDrawing" xmlns:w10="urn:schemas-microsoft-com:office:word" xmlns:w="http://schemas.openxmlformats.org/wordprocessingml/2006/main" xmlns:w14="http://schemas.microsoft.com/office/word/2010/wordml" xmlns:w15="http://schemas.microsoft.com/office/word/2012/wordml" xmlns:w16cex="http://schemas.microsoft.com/office/word/2018/wordml/cex" xmlns:w16cid="http://schemas.microsoft.com/office/word/2016/wordml/cid" xmlns:w16="http://schemas.microsoft.com/office/word/2018/wordml" xmlns:w16du="http://schemas.microsoft.com/office/word/2023/wordml/word16du" xmlns:w16sdtdh="http://schemas.microsoft.com/office/word/2020/wordml/sdtdatahash" xmlns:w16sdtfl="http://schemas.microsoft.com/office/word/2024/wordml/sdtformatlock" xmlns:w16se="http://schemas.microsoft.com/office/word/2015/wordml/symex" xmlns:wpg="http://schemas.microsoft.com/office/word/2010/wordprocessingGroup" xmlns:wpi="http://schemas.microsoft.com/office/word/2010/wordprocessingInk" xmlns:wne="http://schemas.microsoft.com/office/word/2006/wordml" xmlns:wps="http://schemas.microsoft.com/office/word/2010/wordprocessingShape" mc:Ignorable="w14 w15 w16se w16cid w16 w16cex w16sdtdh w16sdtfl w16du wp14">
   <w:p>
     <w:pPr>
       <w:pStyle w:val="Header"/>
@@ -27319,7 +27313,7 @@
             </wp:anchor>
           </w:drawing>
         </mc:Choice>
-        <mc:Fallback>
+        <mc:Fallback xmlns:w16cei="http://schemas.microsoft.com/office/word/2026/wordml/cei">
           <w:pict>
             <v:line w14:anchorId="304E0020" id="Line 1" o:spid="_x0000_s1026" style="position:absolute;z-index:251658240;visibility:visible;mso-wrap-style:square;mso-width-percent:0;mso-height-percent:0;mso-wrap-distance-left:9pt;mso-wrap-distance-top:0;mso-wrap-distance-right:9pt;mso-wrap-distance-bottom:0;mso-position-horizontal:absolute;mso-position-horizontal-relative:text;mso-position-vertical:absolute;mso-position-vertical-relative:text;mso-width-percent:0;mso-height-percent:0;mso-width-relative:page;mso-height-relative:page" from="-33.75pt,8.05pt" to="453pt,8.05pt" o:gfxdata="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"/>
           </w:pict>
@@ -27343,7 +27337,7 @@
 </file>
 
 <file path=word/numbering.xml><?xml version="1.0" encoding="utf-8"?>
-<w:numbering xmlns:wpc="http://schemas.microsoft.com/office/word/2010/wordprocessingCanvas" xmlns:cx="http://schemas.microsoft.com/office/drawing/2014/chartex" xmlns:cx1="http://schemas.microsoft.com/office/drawing/2015/9/8/chartex" xmlns:cx2="http://schemas.microsoft.com/office/drawing/2015/10/21/chartex" xmlns:cx3="http://schemas.microsoft.com/office/drawing/2016/5/9/chartex" xmlns:cx4="http://schemas.microsoft.com/office/drawing/2016/5/10/chartex" xmlns:cx5="http://schemas.microsoft.com/office/drawing/2016/5/11/chartex" xmlns:cx6="http://schemas.microsoft.com/office/drawing/2016/5/12/chartex" xmlns:cx7="http://schemas.microsoft.com/office/drawing/2016/5/13/chartex" xmlns:cx8="http://schemas.microsoft.com/office/drawing/2016/5/14/chartex" xmlns:mc="http://schemas.openxmlformats.org/markup-compatibility/2006" xmlns:aink="http://schemas.microsoft.com/office/drawing/2016/ink" xmlns:am3d="http://schemas.microsoft.com/office/drawing/2017/model3d" xmlns:o="urn:schemas-microsoft-com:office:office" xmlns:oel="http://schemas.microsoft.com/office/2019/extlst" xmlns:r="http://schemas.openxmlformats.org/officeDocument/2006/relationships" xmlns:m="http://schemas.openxmlformats.org/officeDocument/2006/math" xmlns:v="urn:schemas-microsoft-com:vml" xmlns:wp14="http://schemas.microsoft.com/office/word/2010/wordprocessingDrawing" xmlns:wp="http://schemas.openxmlformats.org/drawingml/2006/wordprocessingDrawing" xmlns:w10="urn:schemas-microsoft-com:office:word" xmlns:w="http://schemas.openxmlformats.org/wordprocessingml/2006/main" xmlns:w14="http://schemas.microsoft.com/office/word/2010/wordml" xmlns:w15="http://schemas.microsoft.com/office/word/2012/wordml" xmlns:w16cei="http://schemas.microsoft.com/office/word/2026/wordml/cei" xmlns:w16cex="http://schemas.microsoft.com/office/word/2018/wordml/cex" xmlns:w16cid="http://schemas.microsoft.com/office/word/2016/wordml/cid" xmlns:w16="http://schemas.microsoft.com/office/word/2018/wordml" xmlns:w16du="http://schemas.microsoft.com/office/word/2023/wordml/word16du" xmlns:w16sdtdh="http://schemas.microsoft.com/office/word/2020/wordml/sdtdatahash" xmlns:w16sdtfl="http://schemas.microsoft.com/office/word/2024/wordml/sdtformatlock" xmlns:w16se="http://schemas.microsoft.com/office/word/2015/wordml/symex" xmlns:wpg="http://schemas.microsoft.com/office/word/2010/wordprocessingGroup" xmlns:wpi="http://schemas.microsoft.com/office/word/2010/wordprocessingInk" xmlns:wne="http://schemas.microsoft.com/office/word/2006/wordml" xmlns:wps="http://schemas.microsoft.com/office/word/2010/wordprocessingShape" mc:Ignorable="w14 w15 w16se w16cid w16 w16cex w16sdtdh w16sdtfl w16du wp14">
+<w:numbering xmlns:wpc="http://schemas.microsoft.com/office/word/2010/wordprocessingCanvas" xmlns:cx="http://schemas.microsoft.com/office/drawing/2014/chartex" xmlns:cx1="http://schemas.microsoft.com/office/drawing/2015/9/8/chartex" xmlns:cx2="http://schemas.microsoft.com/office/drawing/2015/10/21/chartex" xmlns:cx3="http://schemas.microsoft.com/office/drawing/2016/5/9/chartex" xmlns:cx4="http://schemas.microsoft.com/office/drawing/2016/5/10/chartex" xmlns:cx5="http://schemas.microsoft.com/office/drawing/2016/5/11/chartex" xmlns:cx6="http://schemas.microsoft.com/office/drawing/2016/5/12/chartex" xmlns:cx7="http://schemas.microsoft.com/office/drawing/2016/5/13/chartex" xmlns:cx8="http://schemas.microsoft.com/office/drawing/2016/5/14/chartex" xmlns:mc="http://schemas.openxmlformats.org/markup-compatibility/2006" xmlns:aink="http://schemas.microsoft.com/office/drawing/2016/ink" xmlns:am3d="http://schemas.microsoft.com/office/drawing/2017/model3d" xmlns:o="urn:schemas-microsoft-com:office:office" xmlns:oel="http://schemas.microsoft.com/office/2019/extlst" xmlns:r="http://schemas.openxmlformats.org/officeDocument/2006/relationships" xmlns:m="http://schemas.openxmlformats.org/officeDocument/2006/math" xmlns:v="urn:schemas-microsoft-com:vml" xmlns:wp14="http://schemas.microsoft.com/office/word/2010/wordprocessingDrawing" xmlns:wp="http://schemas.openxmlformats.org/drawingml/2006/wordprocessingDrawing" xmlns:w10="urn:schemas-microsoft-com:office:word" xmlns:w="http://schemas.openxmlformats.org/wordprocessingml/2006/main" xmlns:w14="http://schemas.microsoft.com/office/word/2010/wordml" xmlns:w15="http://schemas.microsoft.com/office/word/2012/wordml" xmlns:w16cex="http://schemas.microsoft.com/office/word/2018/wordml/cex" xmlns:w16cid="http://schemas.microsoft.com/office/word/2016/wordml/cid" xmlns:w16="http://schemas.microsoft.com/office/word/2018/wordml" xmlns:w16du="http://schemas.microsoft.com/office/word/2023/wordml/word16du" xmlns:w16sdtdh="http://schemas.microsoft.com/office/word/2020/wordml/sdtdatahash" xmlns:w16sdtfl="http://schemas.microsoft.com/office/word/2024/wordml/sdtformatlock" xmlns:w16se="http://schemas.microsoft.com/office/word/2015/wordml/symex" xmlns:wpg="http://schemas.microsoft.com/office/word/2010/wordprocessingGroup" xmlns:wpi="http://schemas.microsoft.com/office/word/2010/wordprocessingInk" xmlns:wne="http://schemas.microsoft.com/office/word/2006/wordml" xmlns:wps="http://schemas.microsoft.com/office/word/2010/wordprocessingShape" mc:Ignorable="w14 w15 w16se w16cid w16 w16cex w16sdtdh w16sdtfl w16du wp14">
   <w:abstractNum w:abstractNumId="0" w15:restartNumberingAfterBreak="0">
     <w:nsid w:val="00FF922E"/>
     <w:multiLevelType w:val="hybridMultilevel"/>
@@ -33223,6 +33217,7 @@
   <w:style w:type="character" w:default="1" w:styleId="DefaultParagraphFont">
     <w:name w:val="Default Paragraph Font"/>
     <w:uiPriority w:val="1"/>
+    <w:semiHidden/>
     <w:unhideWhenUsed/>
   </w:style>
   <w:style w:type="table" w:default="1" w:styleId="TableNormal">
@@ -33982,25 +33977,12 @@
 </file>
 
 <file path=customXml/item1.xml><?xml version="1.0" encoding="utf-8"?>
-<b:Sources xmlns:b="http://schemas.openxmlformats.org/officeDocument/2006/bibliography" xmlns="http://schemas.openxmlformats.org/officeDocument/2006/bibliography" SelectedStyle="\APASixthEditionOfficeOnline.xsl" StyleName="APA" Version="6"/>
-</file>
-
-<file path=customXml/item2.xml><?xml version="1.0" encoding="utf-8"?>
 <p:properties xmlns:p="http://schemas.microsoft.com/office/2006/metadata/properties" xmlns:xsi="http://www.w3.org/2001/XMLSchema-instance" xmlns:pc="http://schemas.microsoft.com/office/infopath/2007/PartnerControls">
   <documentManagement/>
 </p:properties>
 </file>
 
-<file path=customXml/item3.xml><?xml version="1.0" encoding="utf-8"?>
-<?mso-contentType ?>
-<FormTemplates xmlns="http://schemas.microsoft.com/sharepoint/v3/contenttype/forms">
-  <Display>DocumentLibraryForm</Display>
-  <Edit>DocumentLibraryForm</Edit>
-  <New>DocumentLibraryForm</New>
-</FormTemplates>
-</file>
-
-<file path=customXml/item4.xml><?xml version="1.0" encoding="utf-8"?>
+<file path=customXml/item2.xml><?xml version="1.0" encoding="utf-8"?>
 <ct:contentTypeSchema xmlns:ct="http://schemas.microsoft.com/office/2006/metadata/contentType" xmlns:ma="http://schemas.microsoft.com/office/2006/metadata/properties/metaAttributes" ct:_="" ma:_="" ma:contentTypeName="Document" ma:contentTypeID="0x010100922A3CA1EE6E4B44833A16005451862E" ma:contentTypeVersion="3" ma:contentTypeDescription="Create a new document." ma:contentTypeScope="" ma:versionID="b712dade4bf8bf57d4a0cdac4d020ae4">
   <xsd:schema xmlns:xsd="http://www.w3.org/2001/XMLSchema" xmlns:xs="http://www.w3.org/2001/XMLSchema" xmlns:p="http://schemas.microsoft.com/office/2006/metadata/properties" xmlns:ns2="92f6da62-8f25-40d3-824c-47c5f6f94bd6" targetNamespace="http://schemas.microsoft.com/office/2006/metadata/properties" ma:root="true" ma:fieldsID="f6f8642a0533a95cbf7fc7bbc8c1e153" ns2:_="">
     <xsd:import namespace="92f6da62-8f25-40d3-824c-47c5f6f94bd6"/>
@@ -34138,15 +34120,20 @@
 </ct:contentTypeSchema>
 </file>
 
-<file path=customXml/itemProps1.xml><?xml version="1.0" encoding="utf-8"?>
-<ds:datastoreItem xmlns:ds="http://schemas.openxmlformats.org/officeDocument/2006/customXml" ds:itemID="{E3DA75CE-018A-4AF1-8B5C-BF0FBFE76924}">
-  <ds:schemaRefs>
-    <ds:schemaRef ds:uri="http://schemas.openxmlformats.org/officeDocument/2006/bibliography"/>
-  </ds:schemaRefs>
-</ds:datastoreItem>
+<file path=customXml/item3.xml><?xml version="1.0" encoding="utf-8"?>
+<?mso-contentType ?>
+<FormTemplates xmlns="http://schemas.microsoft.com/sharepoint/v3/contenttype/forms">
+  <Display>DocumentLibraryForm</Display>
+  <Edit>DocumentLibraryForm</Edit>
+  <New>DocumentLibraryForm</New>
+</FormTemplates>
 </file>
 
-<file path=customXml/itemProps2.xml><?xml version="1.0" encoding="utf-8"?>
+<file path=customXml/item4.xml><?xml version="1.0" encoding="utf-8"?>
+<b:Sources xmlns:b="http://schemas.openxmlformats.org/officeDocument/2006/bibliography" xmlns="http://schemas.openxmlformats.org/officeDocument/2006/bibliography" SelectedStyle="\APASixthEditionOfficeOnline.xsl" StyleName="APA" Version="6"/>
+</file>
+
+<file path=customXml/itemProps1.xml><?xml version="1.0" encoding="utf-8"?>
 <ds:datastoreItem xmlns:ds="http://schemas.openxmlformats.org/officeDocument/2006/customXml" ds:itemID="{B2E31085-3E06-4A9F-9730-20A04C85DF24}">
   <ds:schemaRefs>
     <ds:schemaRef ds:uri="http://schemas.microsoft.com/office/2006/metadata/properties"/>
@@ -34155,15 +34142,7 @@
 </ds:datastoreItem>
 </file>
 
-<file path=customXml/itemProps3.xml><?xml version="1.0" encoding="utf-8"?>
-<ds:datastoreItem xmlns:ds="http://schemas.openxmlformats.org/officeDocument/2006/customXml" ds:itemID="{82A9BB68-56B4-4822-B6B7-DB471576EB1F}">
-  <ds:schemaRefs>
-    <ds:schemaRef ds:uri="http://schemas.microsoft.com/sharepoint/v3/contenttype/forms"/>
-  </ds:schemaRefs>
-</ds:datastoreItem>
-</file>
-
-<file path=customXml/itemProps4.xml><?xml version="1.0" encoding="utf-8"?>
+<file path=customXml/itemProps2.xml><?xml version="1.0" encoding="utf-8"?>
 <ds:datastoreItem xmlns:ds="http://schemas.openxmlformats.org/officeDocument/2006/customXml" ds:itemID="{69960CE0-24F5-4ADF-A12F-FE193FFA9C43}">
   <ds:schemaRefs>
     <ds:schemaRef ds:uri="http://schemas.microsoft.com/office/2006/metadata/contentType"/>
@@ -34179,4 +34158,20 @@
     <ds:schemaRef ds:uri="http://schemas.microsoft.com/internal/obd"/>
   </ds:schemaRefs>
 </ds:datastoreItem>
+</file>
+
+<file path=customXml/itemProps3.xml><?xml version="1.0" encoding="utf-8"?>
+<ds:datastoreItem xmlns:ds="http://schemas.openxmlformats.org/officeDocument/2006/customXml" ds:itemID="{82A9BB68-56B4-4822-B6B7-DB471576EB1F}">
+  <ds:schemaRefs>
+    <ds:schemaRef ds:uri="http://schemas.microsoft.com/sharepoint/v3/contenttype/forms"/>
+  </ds:schemaRefs>
+</ds:datastoreItem>
+</file>
+
+<file path=customXml/itemProps4.xml><?xml version="1.0" encoding="utf-8"?>
+<ds:datastoreItem xmlns:ds="http://schemas.openxmlformats.org/officeDocument/2006/customXml" ds:itemID="{E3DA75CE-018A-4AF1-8B5C-BF0FBFE76924}">
+  <ds:schemaRefs>
+    <ds:schemaRef ds:uri="http://schemas.openxmlformats.org/officeDocument/2006/bibliography"/>
+  </ds:schemaRefs>
+</ds:datastoreItem>
 </file>
--- a/documents/Assignment 2.docx
+++ b/documents/Assignment 2.docx
@@ -541,6 +541,7 @@
               <w:szCs w:val="24"/>
             </w:rPr>
           </w:pPr>
+          <w:proofErr w:type="gramStart"/>
           <w:r>
             <w:rPr>
               <w:rFonts w:ascii="Times New Roman" w:eastAsia="Aptos" w:hAnsi="Times New Roman"/>
@@ -581,6 +582,7 @@
             </w:rPr>
             <w:t>September</w:t>
           </w:r>
+          <w:proofErr w:type="gramEnd"/>
           <w:r>
             <w:rPr>
               <w:rFonts w:ascii="Times New Roman" w:eastAsia="Aptos" w:hAnsi="Times New Roman"/>
@@ -6294,7 +6296,29 @@
                 <w:szCs w:val="24"/>
                 <w:lang w:val="en-AU"/>
               </w:rPr>
-              <w:t>Cleans, merges and engineers features (lagged indicators, cyclical month encoding, per-capita normalisation) across the three sources.</w:t>
+              <w:t xml:space="preserve">Cleans, merges and </w:t>
+            </w:r>
+            <w:proofErr w:type="gramStart"/>
+            <w:r>
+              <w:rPr>
+                <w:rFonts w:ascii="Times New Roman" w:eastAsia="Times New Roman" w:hAnsi="Times New Roman"/>
+                <w:color w:val="000000" w:themeColor="text1"/>
+                <w:sz w:val="24"/>
+                <w:szCs w:val="24"/>
+                <w:lang w:val="en-AU"/>
+              </w:rPr>
+              <w:t>engineers</w:t>
+            </w:r>
+            <w:proofErr w:type="gramEnd"/>
+            <w:r>
+              <w:rPr>
+                <w:rFonts w:ascii="Times New Roman" w:eastAsia="Times New Roman" w:hAnsi="Times New Roman"/>
+                <w:color w:val="000000" w:themeColor="text1"/>
+                <w:sz w:val="24"/>
+                <w:szCs w:val="24"/>
+                <w:lang w:val="en-AU"/>
+              </w:rPr>
+              <w:t xml:space="preserve"> features (lagged indicators, cyclical month encoding, per-capita normalisation) across the three sources.</w:t>
             </w:r>
           </w:p>
         </w:tc>
@@ -7076,6 +7100,7 @@
         </w:rPr>
         <w:t xml:space="preserve"> </w:t>
       </w:r>
+      <w:proofErr w:type="gramStart"/>
       <w:r>
         <w:rPr>
           <w:rFonts w:ascii="Wingdings" w:eastAsia="Wingdings" w:hAnsi="Wingdings" w:cs="Wingdings"/>
@@ -7090,7 +7115,16 @@
           <w:sz w:val="24"/>
           <w:szCs w:val="24"/>
         </w:rPr>
-        <w:t xml:space="preserve">  Glue Data </w:t>
+        <w:t xml:space="preserve">  Glue</w:t>
+      </w:r>
+      <w:proofErr w:type="gramEnd"/>
+      <w:r>
+        <w:rPr>
+          <w:rFonts w:ascii="Times New Roman" w:eastAsia="Times New Roman" w:hAnsi="Times New Roman"/>
+          <w:sz w:val="24"/>
+          <w:szCs w:val="24"/>
+        </w:rPr>
+        <w:t xml:space="preserve"> Data </w:t>
       </w:r>
       <w:proofErr w:type="spellStart"/>
       <w:r>
@@ -7198,7 +7232,16 @@
           <w:sz w:val="24"/>
           <w:szCs w:val="24"/>
         </w:rPr>
-        <w:t xml:space="preserve">), the group project implements each stage using open-source, non-AWS tools, consistent with the module's guidance to rely on open-source </w:t>
+        <w:t>), the group project implements each stage using open-source, non-AWS tools, consistent with the module's guidance to rely on open-</w:t>
+      </w:r>
+      <w:proofErr w:type="gramStart"/>
+      <w:r>
+        <w:rPr>
+          <w:rFonts w:ascii="Times New Roman" w:eastAsia="Times New Roman" w:hAnsi="Times New Roman"/>
+          <w:sz w:val="24"/>
+          <w:szCs w:val="24"/>
+        </w:rPr>
+        <w:t xml:space="preserve">source </w:t>
       </w:r>
       <w:r>
         <w:rPr>
@@ -7215,7 +7258,16 @@
           <w:sz w:val="24"/>
           <w:szCs w:val="24"/>
         </w:rPr>
-        <w:t>tools for the group deliverable.</w:t>
+        <w:t>tools</w:t>
+      </w:r>
+      <w:proofErr w:type="gramEnd"/>
+      <w:r>
+        <w:rPr>
+          <w:rFonts w:ascii="Times New Roman" w:eastAsia="Times New Roman" w:hAnsi="Times New Roman"/>
+          <w:sz w:val="24"/>
+          <w:szCs w:val="24"/>
+        </w:rPr>
+        <w:t xml:space="preserve"> for the group deliverable.</w:t>
       </w:r>
     </w:p>
     <w:p>
@@ -9209,6 +9261,7 @@
               </w:rPr>
               <w:t xml:space="preserve">Incorporate feedback; finalise </w:t>
             </w:r>
+            <w:proofErr w:type="gramStart"/>
             <w:r>
               <w:rPr>
                 <w:rFonts w:ascii="Times New Roman" w:eastAsia="Times New Roman" w:hAnsi="Times New Roman" w:cs="Times New Roman"/>
@@ -9234,7 +9287,17 @@
                 <w:szCs w:val="24"/>
                 <w:lang w:val="en-AU"/>
               </w:rPr>
-              <w:t xml:space="preserve"> deploy to </w:t>
+              <w:t xml:space="preserve"> deploy</w:t>
+            </w:r>
+            <w:proofErr w:type="gramEnd"/>
+            <w:r>
+              <w:rPr>
+                <w:rFonts w:ascii="Times New Roman" w:eastAsia="Times New Roman" w:hAnsi="Times New Roman" w:cs="Times New Roman"/>
+                <w:sz w:val="24"/>
+                <w:szCs w:val="24"/>
+                <w:lang w:val="en-AU"/>
+              </w:rPr>
+              <w:t xml:space="preserve"> to </w:t>
             </w:r>
             <w:proofErr w:type="spellStart"/>
             <w:r>
@@ -10129,6 +10192,7 @@
               </w:rPr>
               <w:t xml:space="preserve">Cleans, merges and </w:t>
             </w:r>
+            <w:proofErr w:type="gramStart"/>
             <w:r>
               <w:rPr>
                 <w:rFonts w:ascii="Times New Roman" w:eastAsia="Times New Roman" w:hAnsi="Times New Roman" w:cs="Times New Roman"/>
@@ -10138,6 +10202,7 @@
               </w:rPr>
               <w:t>engineers</w:t>
             </w:r>
+            <w:proofErr w:type="gramEnd"/>
             <w:r>
               <w:rPr>
                 <w:rFonts w:ascii="Times New Roman" w:eastAsia="Times New Roman" w:hAnsi="Times New Roman" w:cs="Times New Roman"/>
@@ -10312,8 +10377,19 @@
                 <w:szCs w:val="24"/>
                 <w:lang w:val="en-AU"/>
               </w:rPr>
-              <w:t>Dashboard &amp; Deploy</w:t>
-            </w:r>
+              <w:t xml:space="preserve">Dashboard &amp; </w:t>
+            </w:r>
+            <w:proofErr w:type="gramStart"/>
+            <w:r>
+              <w:rPr>
+                <w:rFonts w:ascii="Times New Roman" w:eastAsia="Times New Roman" w:hAnsi="Times New Roman" w:cs="Times New Roman"/>
+                <w:sz w:val="24"/>
+                <w:szCs w:val="24"/>
+                <w:lang w:val="en-AU"/>
+              </w:rPr>
+              <w:t>Deploy</w:t>
+            </w:r>
+            <w:proofErr w:type="gramEnd"/>
           </w:p>
         </w:tc>
         <w:tc>
@@ -10953,7 +11029,25 @@
           <w:sz w:val="24"/>
           <w:szCs w:val="24"/>
         </w:rPr>
-        <w:t>And the final risk is misuse or misinterpretation of the forecasts. If predictions are read as statements about particular communities, the system could cause harm rather than support safety. Small counts in low-population regions could also make incidents identifiable. Forecasts will therefore be shown only at region and month level, with uncertainty ranges, and small values will be suppressed.</w:t>
+        <w:t xml:space="preserve">And the final risk is misuse or misinterpretation of the forecasts. If predictions are read as statements about </w:t>
+      </w:r>
+      <w:proofErr w:type="gramStart"/>
+      <w:r>
+        <w:rPr>
+          <w:rFonts w:ascii="Times New Roman" w:eastAsia="Times New Roman" w:hAnsi="Times New Roman"/>
+          <w:sz w:val="24"/>
+          <w:szCs w:val="24"/>
+        </w:rPr>
+        <w:t>particular communities</w:t>
+      </w:r>
+      <w:proofErr w:type="gramEnd"/>
+      <w:r>
+        <w:rPr>
+          <w:rFonts w:ascii="Times New Roman" w:eastAsia="Times New Roman" w:hAnsi="Times New Roman"/>
+          <w:sz w:val="24"/>
+          <w:szCs w:val="24"/>
+        </w:rPr>
+        <w:t>, the system could cause harm rather than support safety. Small counts in low-population regions could also make incidents identifiable. Forecasts will therefore be shown only at region and month level, with uncertainty ranges, and small values will be suppressed.</w:t>
       </w:r>
     </w:p>
     <w:p>
@@ -11659,7 +11753,29 @@
           <w:sz w:val="24"/>
           <w:szCs w:val="24"/>
         </w:rPr>
-        <w:t>NT crime statistics march 2026 - NTG open data portal</w:t>
+        <w:t xml:space="preserve">NT crime </w:t>
+      </w:r>
+      <w:proofErr w:type="gramStart"/>
+      <w:r>
+        <w:rPr>
+          <w:rFonts w:ascii="Times New Roman" w:eastAsia="Times New Roman" w:hAnsi="Times New Roman"/>
+          <w:i/>
+          <w:iCs/>
+          <w:sz w:val="24"/>
+          <w:szCs w:val="24"/>
+        </w:rPr>
+        <w:t>statistics march</w:t>
+      </w:r>
+      <w:proofErr w:type="gramEnd"/>
+      <w:r>
+        <w:rPr>
+          <w:rFonts w:ascii="Times New Roman" w:eastAsia="Times New Roman" w:hAnsi="Times New Roman"/>
+          <w:i/>
+          <w:iCs/>
+          <w:sz w:val="24"/>
+          <w:szCs w:val="24"/>
+        </w:rPr>
+        <w:t xml:space="preserve"> 2026 - NTG open data portal</w:t>
       </w:r>
       <w:r>
         <w:rPr>
@@ -11670,6 +11786,7 @@
         <w:t xml:space="preserve">. </w:t>
       </w:r>
       <w:proofErr w:type="spellStart"/>
+      <w:proofErr w:type="gramStart"/>
       <w:r>
         <w:rPr>
           <w:rFonts w:ascii="Times New Roman" w:eastAsia="Times New Roman" w:hAnsi="Times New Roman"/>
@@ -11679,6 +11796,7 @@
         <w:t>Nt.Gov.Au</w:t>
       </w:r>
       <w:proofErr w:type="spellEnd"/>
+      <w:proofErr w:type="gramEnd"/>
       <w:r>
         <w:rPr>
           <w:rFonts w:ascii="Times New Roman" w:eastAsia="Times New Roman" w:hAnsi="Times New Roman"/>
@@ -16449,7 +16567,29 @@
                 <w:szCs w:val="24"/>
                 <w:lang w:val="en-AU"/>
               </w:rPr>
-              <w:t>Cleans, merges and engineers features (lagged indicators, cyclical month encoding, per-capita normalisation) across the three sources.</w:t>
+              <w:t xml:space="preserve">Cleans, merges and </w:t>
+            </w:r>
+            <w:proofErr w:type="gramStart"/>
+            <w:r>
+              <w:rPr>
+                <w:rFonts w:ascii="Times New Roman" w:eastAsia="Times New Roman" w:hAnsi="Times New Roman"/>
+                <w:color w:val="000000" w:themeColor="text1"/>
+                <w:sz w:val="24"/>
+                <w:szCs w:val="24"/>
+                <w:lang w:val="en-AU"/>
+              </w:rPr>
+              <w:t>engineers</w:t>
+            </w:r>
+            <w:proofErr w:type="gramEnd"/>
+            <w:r>
+              <w:rPr>
+                <w:rFonts w:ascii="Times New Roman" w:eastAsia="Times New Roman" w:hAnsi="Times New Roman"/>
+                <w:color w:val="000000" w:themeColor="text1"/>
+                <w:sz w:val="24"/>
+                <w:szCs w:val="24"/>
+                <w:lang w:val="en-AU"/>
+              </w:rPr>
+              <w:t xml:space="preserve"> features (lagged indicators, cyclical month encoding, per-capita normalisation) across the three sources.</w:t>
             </w:r>
           </w:p>
         </w:tc>
@@ -17205,6 +17345,7 @@
         </w:rPr>
         <w:t xml:space="preserve"> </w:t>
       </w:r>
+      <w:proofErr w:type="gramStart"/>
       <w:r>
         <w:rPr>
           <w:rFonts w:ascii="Wingdings" w:eastAsia="Wingdings" w:hAnsi="Wingdings" w:cs="Wingdings"/>
@@ -17219,7 +17360,16 @@
           <w:sz w:val="24"/>
           <w:szCs w:val="24"/>
         </w:rPr>
-        <w:t xml:space="preserve">  Glue Data </w:t>
+        <w:t xml:space="preserve">  Glue</w:t>
+      </w:r>
+      <w:proofErr w:type="gramEnd"/>
+      <w:r>
+        <w:rPr>
+          <w:rFonts w:ascii="Times New Roman" w:eastAsia="Times New Roman" w:hAnsi="Times New Roman"/>
+          <w:sz w:val="24"/>
+          <w:szCs w:val="24"/>
+        </w:rPr>
+        <w:t xml:space="preserve"> Data </w:t>
       </w:r>
       <w:proofErr w:type="spellStart"/>
       <w:r>
@@ -17327,7 +17477,16 @@
           <w:sz w:val="24"/>
           <w:szCs w:val="24"/>
         </w:rPr>
-        <w:t xml:space="preserve">), the group project implements each stage using open-source, non-AWS tools, consistent with the module's guidance to rely on open-source </w:t>
+        <w:t>), the group project implements each stage using open-source, non-AWS tools, consistent with the module's guidance to rely on open-</w:t>
+      </w:r>
+      <w:proofErr w:type="gramStart"/>
+      <w:r>
+        <w:rPr>
+          <w:rFonts w:ascii="Times New Roman" w:eastAsia="Times New Roman" w:hAnsi="Times New Roman"/>
+          <w:sz w:val="24"/>
+          <w:szCs w:val="24"/>
+        </w:rPr>
+        <w:t xml:space="preserve">source </w:t>
       </w:r>
       <w:r>
         <w:rPr>
@@ -17344,7 +17503,16 @@
           <w:sz w:val="24"/>
           <w:szCs w:val="24"/>
         </w:rPr>
-        <w:t>tools for the group deliverable.</w:t>
+        <w:t>tools</w:t>
+      </w:r>
+      <w:proofErr w:type="gramEnd"/>
+      <w:r>
+        <w:rPr>
+          <w:rFonts w:ascii="Times New Roman" w:eastAsia="Times New Roman" w:hAnsi="Times New Roman"/>
+          <w:sz w:val="24"/>
+          <w:szCs w:val="24"/>
+        </w:rPr>
+        <w:t xml:space="preserve"> for the group deliverable.</w:t>
       </w:r>
     </w:p>
     <w:p>
@@ -19985,7 +20153,21 @@
         <w:rPr>
           <w:rStyle w:val="normaltextrun"/>
         </w:rPr>
-        <w:t>Since the crime rate is not normally distributed but rather follows a log-normal distribution (heavily right-skewed) due to seasonality characteristics. By transforming the assault rate logarithmically, we aim to </w:t>
+        <w:t xml:space="preserve">Since the crime rate is not normally distributed but rather follows a </w:t>
+      </w:r>
+      <w:proofErr w:type="gramStart"/>
+      <w:r>
+        <w:rPr>
+          <w:rStyle w:val="normaltextrun"/>
+        </w:rPr>
+        <w:t>log</w:t>
+      </w:r>
+      <w:proofErr w:type="gramEnd"/>
+      <w:r>
+        <w:rPr>
+          <w:rStyle w:val="normaltextrun"/>
+        </w:rPr>
+        <w:t>-normal distribution (heavily right-skewed) due to seasonality characteristics. By transforming the assault rate logarithmically, we aim to </w:t>
       </w:r>
       <w:proofErr w:type="spellStart"/>
       <w:r>
@@ -19999,7 +20181,21 @@
         <w:rPr>
           <w:rStyle w:val="normaltextrun"/>
         </w:rPr>
-        <w:t> the distribution, making it symmetrical which is essential for good performance of linear regression models(Limpert et al., 2001)</w:t>
+        <w:t> the distribution, making it symmetrical which is essential for good performance of linear regression </w:t>
+      </w:r>
+      <w:proofErr w:type="gramStart"/>
+      <w:r>
+        <w:rPr>
+          <w:rStyle w:val="normaltextrun"/>
+        </w:rPr>
+        <w:t>models(</w:t>
+      </w:r>
+      <w:proofErr w:type="gramEnd"/>
+      <w:r>
+        <w:rPr>
+          <w:rStyle w:val="normaltextrun"/>
+        </w:rPr>
+        <w:t>Limpert et al., 2001)</w:t>
       </w:r>
     </w:p>
     <w:p>
@@ -20172,7 +20368,21 @@
         <w:rPr>
           <w:rStyle w:val="normaltextrun"/>
         </w:rPr>
-        <w:t>According to research by Baird et al. , (2019), the homicide rate experiences a significant spike on New Year’s Day. Therefore, this feature is added to capture this valuable information.</w:t>
+        <w:t>According to research by Baird </w:t>
+      </w:r>
+      <w:proofErr w:type="gramStart"/>
+      <w:r>
+        <w:rPr>
+          <w:rStyle w:val="normaltextrun"/>
+        </w:rPr>
+        <w:t>et al. ,</w:t>
+      </w:r>
+      <w:proofErr w:type="gramEnd"/>
+      <w:r>
+        <w:rPr>
+          <w:rStyle w:val="normaltextrun"/>
+        </w:rPr>
+        <w:t> (2019), the homicide rate experiences a significant spike on New Year’s Day. Therefore, this feature is added to capture this valuable information.</w:t>
       </w:r>
     </w:p>
     <w:p>
@@ -20526,45 +20736,48 @@
         <w:jc w:val="both"/>
         <w:textAlignment w:val="baseline"/>
         <w:rPr>
-          <w:rFonts w:ascii="Segoe UI" w:hAnsi="Segoe UI" w:cs="Segoe UI"/>
-          <w:sz w:val="18"/>
-          <w:szCs w:val="18"/>
-        </w:rPr>
-      </w:pPr>
-      <w:r>
-        <w:rPr>
-          <w:rStyle w:val="normaltextrun"/>
-          <w:lang w:val="en-AU"/>
-        </w:rPr>
-        <w:t>DA serves as an important step after data ingestion and pre-processing by enabling the inspection of data for distribution, outliers and anomalies (Komorowski et al., 2016). Furthermore, EDA guides and informs effective feature engineering (Mao, 2015), an important step in this pipeline to ensure meaningful patterns are captured.</w:t>
-      </w:r>
-      <w:r>
-        <w:rPr>
-          <w:rStyle w:val="eop"/>
-        </w:rPr>
-        <w:t> </w:t>
-      </w:r>
-    </w:p>
-    <w:p>
-      <w:pPr>
-        <w:pStyle w:val="paragraph"/>
-        <w:spacing w:before="0" w:beforeAutospacing="0" w:after="0" w:afterAutospacing="0"/>
-        <w:jc w:val="both"/>
-        <w:textAlignment w:val="baseline"/>
-        <w:rPr>
-          <w:rFonts w:ascii="Segoe UI" w:hAnsi="Segoe UI" w:cs="Segoe UI"/>
-          <w:sz w:val="18"/>
-          <w:szCs w:val="18"/>
-        </w:rPr>
-      </w:pPr>
-      <w:r>
-        <w:rPr>
           <w:rStyle w:val="wacimagecontainer"/>
           <w:rFonts w:ascii="Segoe UI" w:hAnsi="Segoe UI" w:cs="Segoe UI"/>
           <w:noProof/>
           <w:sz w:val="18"/>
           <w:szCs w:val="18"/>
         </w:rPr>
+      </w:pPr>
+      <w:r>
+        <w:rPr>
+          <w:lang w:val="en-AU"/>
+        </w:rPr>
+        <w:t>DA serves as a critical stage following data ingestion and pre</w:t>
+      </w:r>
+      <w:r>
+        <w:rPr>
+          <w:lang w:val="en-AU"/>
+        </w:rPr>
+        <w:noBreakHyphen/>
+        <w:t>processing, as it enables systematic inspection of the dataset for distributional characteristics, outliers, inconsistencies, and anomalous patterns that may affect downstream modelling (Komorowski et al., 2016). This diagnostic step ensures that data quality issues are identified early and addressed appropriately. Beyond quality assurance, EDA also plays a strategic role in shaping the feature engineering process. By revealing underlying relationships, trends, and variable interactions, EDA provides the empirical insight needed to design features that capture meaningful structure in the data and enhance model performance. As Mao (2015) emphasises, effective feature engineering is grounded in a thorough understanding of the data, making EDA an indispensable component of the modelling pipeline.</w:t>
+      </w:r>
+    </w:p>
+    <w:p>
+      <w:pPr>
+        <w:pStyle w:val="paragraph"/>
+        <w:spacing w:before="0" w:beforeAutospacing="0" w:after="0" w:afterAutospacing="0"/>
+        <w:jc w:val="both"/>
+        <w:textAlignment w:val="baseline"/>
+        <w:rPr>
+          <w:rFonts w:ascii="Segoe UI" w:hAnsi="Segoe UI" w:cs="Segoe UI"/>
+          <w:sz w:val="18"/>
+          <w:szCs w:val="18"/>
+        </w:rPr>
+      </w:pPr>
+      <w:r>
+        <w:rPr>
+          <w:rStyle w:val="wacimagecontainer"/>
+          <w:rFonts w:ascii="Segoe UI" w:hAnsi="Segoe UI" w:cs="Segoe UI"/>
+          <w:noProof/>
+          <w:sz w:val="18"/>
+          <w:szCs w:val="18"/>
+        </w:rPr>
+        <w:lastRenderedPageBreak/>
         <w:drawing>
           <wp:inline distT="0" distB="0" distL="0" distR="0" wp14:anchorId="7EB05901" wp14:editId="59FB0062">
             <wp:extent cx="3067685" cy="2990850"/>
@@ -20679,29 +20892,6 @@
     </w:p>
     <w:p>
       <w:pPr>
-        <w:spacing w:before="120" w:after="120"/>
-        <w:ind w:left="360"/>
-        <w:jc w:val="both"/>
-        <w:outlineLvl w:val="1"/>
-        <w:rPr>
-          <w:rFonts w:ascii="Times New Roman" w:eastAsia="Times New Roman" w:hAnsi="Times New Roman"/>
-          <w:sz w:val="24"/>
-          <w:szCs w:val="24"/>
-          <w:highlight w:val="yellow"/>
-        </w:rPr>
-      </w:pPr>
-      <w:r>
-        <w:rPr>
-          <w:rFonts w:ascii="Times New Roman" w:eastAsia="Times New Roman" w:hAnsi="Times New Roman"/>
-          <w:sz w:val="24"/>
-          <w:szCs w:val="24"/>
-        </w:rPr>
-        <w:lastRenderedPageBreak/>
-        <w:t xml:space="preserve">Applying PCA to the regional age structure allows the compression of data size, leading to a more efficient and quicker model training while keeping most of the information from the data (Mishra et al., 2017) </w:t>
-      </w:r>
-    </w:p>
-    <w:p>
-      <w:pPr>
         <w:pStyle w:val="ListParagraph"/>
         <w:rPr>
           <w:rFonts w:ascii="Times New Roman" w:eastAsia="Times New Roman" w:hAnsi="Times New Roman" w:cs="Times New Roman"/>
@@ -20713,6 +20903,45 @@
           <w:lang w:val="en-AU"/>
         </w:rPr>
       </w:pPr>
+      <w:r>
+        <w:rPr>
+          <w:rFonts w:ascii="Times New Roman" w:eastAsia="Times New Roman" w:hAnsi="Times New Roman" w:cs="Times New Roman"/>
+          <w:sz w:val="24"/>
+          <w:szCs w:val="24"/>
+          <w:lang w:val="en-AU" w:eastAsia="ja-JP"/>
+        </w:rPr>
+        <w:t xml:space="preserve">Applying PCA to the regional age structure allows the model to condense </w:t>
+      </w:r>
+      <w:proofErr w:type="gramStart"/>
+      <w:r>
+        <w:rPr>
+          <w:rFonts w:ascii="Times New Roman" w:eastAsia="Times New Roman" w:hAnsi="Times New Roman" w:cs="Times New Roman"/>
+          <w:sz w:val="24"/>
+          <w:szCs w:val="24"/>
+          <w:lang w:val="en-AU" w:eastAsia="ja-JP"/>
+        </w:rPr>
+        <w:t>a large number of</w:t>
+      </w:r>
+      <w:proofErr w:type="gramEnd"/>
+      <w:r>
+        <w:rPr>
+          <w:rFonts w:ascii="Times New Roman" w:eastAsia="Times New Roman" w:hAnsi="Times New Roman" w:cs="Times New Roman"/>
+          <w:sz w:val="24"/>
+          <w:szCs w:val="24"/>
+          <w:lang w:val="en-AU" w:eastAsia="ja-JP"/>
+        </w:rPr>
+        <w:t xml:space="preserve"> correlated demographic variables into a small set of orthogonal components that capture the dominant patterns in the data. This compression substantially reduces the dimensionality of the feature space, which in turn lowers computational cost, speeds up model training, and minimises the risk of overfitting. Importantly, PCA preserves most of the original variance, meaning that the transformed components retain the essential information needed for prediction while discarding noise and redundancy. As Mishra et al. (2017) highlight, PCA is particularly effective when dealing with demographic or socioeconomic variables that tend to move together, making it a suitable technique for simplifying age</w:t>
+      </w:r>
+      <w:r>
+        <w:rPr>
+          <w:rFonts w:ascii="Times New Roman" w:eastAsia="Times New Roman" w:hAnsi="Times New Roman" w:cs="Times New Roman"/>
+          <w:sz w:val="24"/>
+          <w:szCs w:val="24"/>
+          <w:lang w:val="en-AU" w:eastAsia="ja-JP"/>
+        </w:rPr>
+        <w:noBreakHyphen/>
+        <w:t>structure inputs without sacrificing predictive power.</w:t>
+      </w:r>
     </w:p>
     <w:p>
       <w:pPr>
@@ -20804,6 +21033,7 @@
           <w:sz w:val="18"/>
           <w:szCs w:val="18"/>
         </w:rPr>
+        <w:lastRenderedPageBreak/>
         <w:drawing>
           <wp:inline distT="0" distB="0" distL="0" distR="0" wp14:anchorId="10852B92" wp14:editId="442D1F29">
             <wp:extent cx="4595495" cy="3256280"/>
@@ -21028,6 +21258,173 @@
     <w:p>
       <w:pPr>
         <w:spacing w:before="120" w:after="120"/>
+        <w:ind w:left="360"/>
+        <w:jc w:val="both"/>
+        <w:outlineLvl w:val="1"/>
+        <w:rPr>
+          <w:rFonts w:ascii="Times New Roman" w:eastAsia="Times New Roman" w:hAnsi="Times New Roman"/>
+          <w:sz w:val="24"/>
+          <w:szCs w:val="24"/>
+        </w:rPr>
+      </w:pPr>
+      <w:r>
+        <w:rPr>
+          <w:rFonts w:ascii="Times New Roman" w:eastAsia="Times New Roman" w:hAnsi="Times New Roman"/>
+          <w:sz w:val="24"/>
+          <w:szCs w:val="24"/>
+        </w:rPr>
+        <w:t xml:space="preserve">Across all models tested, Linear Regression delivered the strongest performance, achieving the lowest </w:t>
+      </w:r>
+      <w:proofErr w:type="gramStart"/>
+      <w:r>
+        <w:rPr>
+          <w:rFonts w:ascii="Times New Roman" w:eastAsia="Times New Roman" w:hAnsi="Times New Roman"/>
+          <w:sz w:val="24"/>
+          <w:szCs w:val="24"/>
+        </w:rPr>
+        <w:t>RMSE(</w:t>
+      </w:r>
+      <w:proofErr w:type="gramEnd"/>
+      <w:r>
+        <w:rPr>
+          <w:rFonts w:ascii="Times New Roman" w:eastAsia="Times New Roman" w:hAnsi="Times New Roman"/>
+          <w:sz w:val="24"/>
+          <w:szCs w:val="24"/>
+        </w:rPr>
+        <w:t xml:space="preserve">log) and RMSE on the original scale, indicating that the relationship between predictors and assault rates is predominantly linear and stable. Regularised models (Ridge and Lasso) showed slightly higher error and progressively smaller </w:t>
+      </w:r>
+      <w:proofErr w:type="spellStart"/>
+      <w:r>
+        <w:rPr>
+          <w:rFonts w:ascii="Times New Roman" w:eastAsia="Times New Roman" w:hAnsi="Times New Roman"/>
+          <w:sz w:val="24"/>
+          <w:szCs w:val="24"/>
+        </w:rPr>
+        <w:t>alcohol_per_capita</w:t>
+      </w:r>
+      <w:proofErr w:type="spellEnd"/>
+      <w:r>
+        <w:rPr>
+          <w:rFonts w:ascii="Times New Roman" w:eastAsia="Times New Roman" w:hAnsi="Times New Roman"/>
+          <w:sz w:val="24"/>
+          <w:szCs w:val="24"/>
+        </w:rPr>
+        <w:t xml:space="preserve"> coefficients, suggesting that this variable contributes only modestly once collinearity is controlled. Lasso’s near</w:t>
+      </w:r>
+      <w:r>
+        <w:rPr>
+          <w:rFonts w:ascii="Times New Roman" w:eastAsia="Times New Roman" w:hAnsi="Times New Roman"/>
+          <w:sz w:val="24"/>
+          <w:szCs w:val="24"/>
+        </w:rPr>
+        <w:noBreakHyphen/>
+        <w:t xml:space="preserve">zero coefficient further implies that alcohol supply is a weak predictor relative to other socioeconomic factors. </w:t>
+      </w:r>
+      <w:proofErr w:type="spellStart"/>
+      <w:r>
+        <w:rPr>
+          <w:rFonts w:ascii="Times New Roman" w:eastAsia="Times New Roman" w:hAnsi="Times New Roman"/>
+          <w:sz w:val="24"/>
+          <w:szCs w:val="24"/>
+        </w:rPr>
+        <w:t>XGBoost</w:t>
+      </w:r>
+      <w:proofErr w:type="spellEnd"/>
+      <w:r>
+        <w:rPr>
+          <w:rFonts w:ascii="Times New Roman" w:eastAsia="Times New Roman" w:hAnsi="Times New Roman"/>
+          <w:sz w:val="24"/>
+          <w:szCs w:val="24"/>
+        </w:rPr>
+        <w:t xml:space="preserve"> performed worse than the linear models, reinforcing that the dataset does not contain strong nonlinear interactions for tree</w:t>
+      </w:r>
+      <w:r>
+        <w:rPr>
+          <w:rFonts w:ascii="Times New Roman" w:eastAsia="Times New Roman" w:hAnsi="Times New Roman"/>
+          <w:sz w:val="24"/>
+          <w:szCs w:val="24"/>
+        </w:rPr>
+        <w:noBreakHyphen/>
+        <w:t xml:space="preserve">based methods to exploit. Overall, </w:t>
+      </w:r>
+      <w:proofErr w:type="spellStart"/>
+      <w:r>
+        <w:rPr>
+          <w:rFonts w:ascii="Times New Roman" w:eastAsia="Times New Roman" w:hAnsi="Times New Roman"/>
+          <w:sz w:val="24"/>
+          <w:szCs w:val="24"/>
+        </w:rPr>
+        <w:t>alcohol_per_capita</w:t>
+      </w:r>
+      <w:proofErr w:type="spellEnd"/>
+      <w:r>
+        <w:rPr>
+          <w:rFonts w:ascii="Times New Roman" w:eastAsia="Times New Roman" w:hAnsi="Times New Roman"/>
+          <w:sz w:val="24"/>
+          <w:szCs w:val="24"/>
+        </w:rPr>
+        <w:t xml:space="preserve"> exhibits a consistent but small positive association with assault rates, and simpler linear models remain the most appropriate for this modelling context</w:t>
+      </w:r>
+    </w:p>
+    <w:p>
+      <w:pPr>
+        <w:spacing w:before="120" w:after="120"/>
+        <w:ind w:left="360"/>
+        <w:jc w:val="both"/>
+        <w:outlineLvl w:val="1"/>
+        <w:rPr>
+          <w:rFonts w:ascii="Times New Roman" w:eastAsia="Times New Roman" w:hAnsi="Times New Roman"/>
+          <w:sz w:val="24"/>
+          <w:szCs w:val="24"/>
+        </w:rPr>
+      </w:pPr>
+      <w:r>
+        <w:rPr>
+          <w:rFonts w:ascii="Times New Roman" w:eastAsia="Times New Roman" w:hAnsi="Times New Roman"/>
+          <w:sz w:val="24"/>
+          <w:szCs w:val="24"/>
+        </w:rPr>
+        <w:lastRenderedPageBreak/>
+        <w:drawing>
+          <wp:inline distT="0" distB="0" distL="0" distR="0" wp14:anchorId="7874BCC0" wp14:editId="11AC9383">
+            <wp:extent cx="5731510" cy="2270760"/>
+            <wp:effectExtent l="0" t="0" r="2540" b="0"/>
+            <wp:docPr id="1499115381" name="Picture 1"/>
+            <wp:cNvGraphicFramePr>
+              <a:graphicFrameLocks xmlns:a="http://schemas.openxmlformats.org/drawingml/2006/main" noChangeAspect="1"/>
+            </wp:cNvGraphicFramePr>
+            <a:graphic xmlns:a="http://schemas.openxmlformats.org/drawingml/2006/main">
+              <a:graphicData uri="http://schemas.openxmlformats.org/drawingml/2006/picture">
+                <pic:pic xmlns:pic="http://schemas.openxmlformats.org/drawingml/2006/picture">
+                  <pic:nvPicPr>
+                    <pic:cNvPr id="1499115381" name=""/>
+                    <pic:cNvPicPr/>
+                  </pic:nvPicPr>
+                  <pic:blipFill>
+                    <a:blip r:embed="rId40"/>
+                    <a:stretch>
+                      <a:fillRect/>
+                    </a:stretch>
+                  </pic:blipFill>
+                  <pic:spPr>
+                    <a:xfrm>
+                      <a:off x="0" y="0"/>
+                      <a:ext cx="5731510" cy="2270760"/>
+                    </a:xfrm>
+                    <a:prstGeom prst="rect">
+                      <a:avLst/>
+                    </a:prstGeom>
+                  </pic:spPr>
+                </pic:pic>
+              </a:graphicData>
+            </a:graphic>
+          </wp:inline>
+        </w:drawing>
+      </w:r>
+    </w:p>
+    <w:p>
+      <w:pPr>
+        <w:spacing w:before="120" w:after="120"/>
         <w:ind w:left="426"/>
         <w:jc w:val="both"/>
         <w:outlineLvl w:val="1"/>
@@ -21091,7 +21488,6 @@
           <w:szCs w:val="24"/>
           <w:lang w:val="en-AU"/>
         </w:rPr>
-        <w:lastRenderedPageBreak/>
         <w:t>The workflow plan spans the full 12-week semester and is aligned to the four assessment milestones (Table 3). Weeks immediately preceding each submission are used for consolidation and reporting, other weeks are allocated to the team members responsible for the relevant pipeline stage</w:t>
       </w:r>
       <w:r>
@@ -22113,6 +22509,7 @@
                 <w:szCs w:val="24"/>
                 <w:lang w:val="en-AU"/>
               </w:rPr>
+              <w:lastRenderedPageBreak/>
               <w:t>5</w:t>
             </w:r>
           </w:p>
@@ -22583,7 +22980,6 @@
                 <w:szCs w:val="24"/>
                 <w:lang w:val="en-AU"/>
               </w:rPr>
-              <w:lastRenderedPageBreak/>
               <w:t>8</w:t>
             </w:r>
           </w:p>
@@ -22936,7 +23332,27 @@
                 <w:szCs w:val="24"/>
                 <w:lang w:val="en-AU"/>
               </w:rPr>
-              <w:t xml:space="preserve">Incorporate feedback; finalise dashboard;  deploy to </w:t>
+              <w:t xml:space="preserve">Incorporate feedback; finalise </w:t>
+            </w:r>
+            <w:proofErr w:type="gramStart"/>
+            <w:r>
+              <w:rPr>
+                <w:rFonts w:ascii="Times New Roman" w:eastAsia="Times New Roman" w:hAnsi="Times New Roman" w:cs="Times New Roman"/>
+                <w:sz w:val="24"/>
+                <w:szCs w:val="24"/>
+                <w:lang w:val="en-AU"/>
+              </w:rPr>
+              <w:t>dashboard;  deploy</w:t>
+            </w:r>
+            <w:proofErr w:type="gramEnd"/>
+            <w:r>
+              <w:rPr>
+                <w:rFonts w:ascii="Times New Roman" w:eastAsia="Times New Roman" w:hAnsi="Times New Roman" w:cs="Times New Roman"/>
+                <w:sz w:val="24"/>
+                <w:szCs w:val="24"/>
+                <w:lang w:val="en-AU"/>
+              </w:rPr>
+              <w:t xml:space="preserve"> to </w:t>
             </w:r>
             <w:proofErr w:type="spellStart"/>
             <w:r>
@@ -23452,6 +23868,7 @@
           <w:sz w:val="24"/>
           <w:szCs w:val="24"/>
         </w:rPr>
+        <w:lastRenderedPageBreak/>
         <w:t xml:space="preserve">Table </w:t>
       </w:r>
       <w:r>
@@ -23798,7 +24215,27 @@
                 <w:szCs w:val="24"/>
                 <w:lang w:val="en-AU"/>
               </w:rPr>
-              <w:t>Cleans, merges and engineers features across the three data sources; implements post-deployment drift-checking scripts</w:t>
+              <w:t xml:space="preserve">Cleans, merges and </w:t>
+            </w:r>
+            <w:proofErr w:type="gramStart"/>
+            <w:r>
+              <w:rPr>
+                <w:rFonts w:ascii="Times New Roman" w:eastAsia="Times New Roman" w:hAnsi="Times New Roman" w:cs="Times New Roman"/>
+                <w:sz w:val="24"/>
+                <w:szCs w:val="24"/>
+                <w:lang w:val="en-AU"/>
+              </w:rPr>
+              <w:t>engineers</w:t>
+            </w:r>
+            <w:proofErr w:type="gramEnd"/>
+            <w:r>
+              <w:rPr>
+                <w:rFonts w:ascii="Times New Roman" w:eastAsia="Times New Roman" w:hAnsi="Times New Roman" w:cs="Times New Roman"/>
+                <w:sz w:val="24"/>
+                <w:szCs w:val="24"/>
+                <w:lang w:val="en-AU"/>
+              </w:rPr>
+              <w:t xml:space="preserve"> features across the three data sources; implements post-deployment drift-checking scripts</w:t>
             </w:r>
           </w:p>
         </w:tc>
@@ -23921,7 +24358,6 @@
                 <w:szCs w:val="24"/>
                 <w:lang w:val="en-AU"/>
               </w:rPr>
-              <w:lastRenderedPageBreak/>
               <w:t>Thomas Tran</w:t>
             </w:r>
           </w:p>
@@ -23951,8 +24387,19 @@
                 <w:szCs w:val="24"/>
                 <w:lang w:val="en-AU"/>
               </w:rPr>
-              <w:t>Dashboard &amp; Deploy</w:t>
-            </w:r>
+              <w:t xml:space="preserve">Dashboard &amp; </w:t>
+            </w:r>
+            <w:proofErr w:type="gramStart"/>
+            <w:r>
+              <w:rPr>
+                <w:rFonts w:ascii="Times New Roman" w:eastAsia="Times New Roman" w:hAnsi="Times New Roman" w:cs="Times New Roman"/>
+                <w:sz w:val="24"/>
+                <w:szCs w:val="24"/>
+                <w:lang w:val="en-AU"/>
+              </w:rPr>
+              <w:t>Deploy</w:t>
+            </w:r>
+            <w:proofErr w:type="gramEnd"/>
           </w:p>
         </w:tc>
         <w:tc>
@@ -24099,6 +24546,213 @@
     </w:p>
     <w:p>
       <w:pPr>
+        <w:pStyle w:val="paragraph"/>
+        <w:spacing w:before="0" w:beforeAutospacing="0" w:after="0" w:afterAutospacing="0"/>
+        <w:jc w:val="both"/>
+        <w:textAlignment w:val="baseline"/>
+        <w:rPr>
+          <w:rFonts w:ascii="Segoe UI" w:hAnsi="Segoe UI" w:cs="Segoe UI"/>
+        </w:rPr>
+      </w:pPr>
+      <w:r>
+        <w:rPr>
+          <w:rStyle w:val="normaltextrun"/>
+          <w:b/>
+          <w:bCs/>
+          <w:lang w:val="en-AU"/>
+        </w:rPr>
+        <w:t>Risk Management</w:t>
+      </w:r>
+      <w:r>
+        <w:rPr>
+          <w:rStyle w:val="eop"/>
+          <w:bdr w:val="none" w:sz="0" w:space="0" w:color="auto" w:frame="1"/>
+          <w:shd w:val="clear" w:color="auto" w:fill="C6C6C6"/>
+        </w:rPr>
+        <w:t> </w:t>
+      </w:r>
+    </w:p>
+    <w:p>
+      <w:pPr>
+        <w:pStyle w:val="paragraph"/>
+        <w:spacing w:before="0" w:beforeAutospacing="0" w:after="0" w:afterAutospacing="0"/>
+        <w:jc w:val="both"/>
+        <w:textAlignment w:val="baseline"/>
+        <w:rPr>
+          <w:rFonts w:ascii="Segoe UI" w:hAnsi="Segoe UI" w:cs="Segoe UI"/>
+        </w:rPr>
+      </w:pPr>
+      <w:r>
+        <w:rPr>
+          <w:rStyle w:val="normaltextrun"/>
+        </w:rPr>
+        <w:t>Potential risks, including data quality issues, ethical concerns, and technical challenges, will be continuously monitored throughout the project. Mitigation strategies such as data validation procedures, adherence to ethical guidelines, and regular system testing will be implemented to </w:t>
+      </w:r>
+      <w:proofErr w:type="spellStart"/>
+      <w:r>
+        <w:rPr>
+          <w:rStyle w:val="normaltextrun"/>
+        </w:rPr>
+        <w:t>minimise</w:t>
+      </w:r>
+      <w:proofErr w:type="spellEnd"/>
+      <w:r>
+        <w:rPr>
+          <w:rStyle w:val="normaltextrun"/>
+        </w:rPr>
+        <w:t> their impact. Risks will be reviewed periodically, and corrective actions will be taken promptly to ensure project objectives are achieved successfully.</w:t>
+      </w:r>
+    </w:p>
+    <w:p>
+      <w:pPr>
+        <w:pStyle w:val="paragraph"/>
+        <w:spacing w:before="0" w:beforeAutospacing="0" w:after="0" w:afterAutospacing="0"/>
+        <w:jc w:val="both"/>
+        <w:textAlignment w:val="baseline"/>
+        <w:rPr>
+          <w:rFonts w:ascii="Segoe UI" w:hAnsi="Segoe UI" w:cs="Segoe UI"/>
+        </w:rPr>
+      </w:pPr>
+      <w:r>
+        <w:rPr>
+          <w:rStyle w:val="normaltextrun"/>
+          <w:b/>
+          <w:bCs/>
+        </w:rPr>
+        <w:t>Compliance</w:t>
+      </w:r>
+      <w:r>
+        <w:rPr>
+          <w:rStyle w:val="eop"/>
+          <w:bdr w:val="none" w:sz="0" w:space="0" w:color="auto" w:frame="1"/>
+          <w:shd w:val="clear" w:color="auto" w:fill="C6C6C6"/>
+        </w:rPr>
+        <w:t> </w:t>
+      </w:r>
+    </w:p>
+    <w:p>
+      <w:pPr>
+        <w:pStyle w:val="paragraph"/>
+        <w:spacing w:before="0" w:beforeAutospacing="0" w:after="0" w:afterAutospacing="0"/>
+        <w:jc w:val="both"/>
+        <w:textAlignment w:val="baseline"/>
+        <w:rPr>
+          <w:rFonts w:ascii="Segoe UI" w:hAnsi="Segoe UI" w:cs="Segoe UI"/>
+        </w:rPr>
+      </w:pPr>
+      <w:r>
+        <w:rPr>
+          <w:rStyle w:val="normaltextrun"/>
+        </w:rPr>
+        <w:t>As this project involves the analysis and forecasting of crime-related data, strong governance and compliance measures are essential to ensure responsible data use and maintain public trust. The project will adhere to Northern Territory Government data-handling policies (</w:t>
+      </w:r>
+      <w:r>
+        <w:rPr>
+          <w:rStyle w:val="normaltextrun"/>
+        </w:rPr>
+        <w:t>Northern</w:t>
+      </w:r>
+      <w:r>
+        <w:rPr>
+          <w:rStyle w:val="normaltextrun"/>
+        </w:rPr>
+        <w:t> Territory Government,2024) to ensure that data is collected, stored, accessed, and managed securely throughout the project lifecycle.</w:t>
+      </w:r>
+    </w:p>
+    <w:p>
+      <w:pPr>
+        <w:pStyle w:val="paragraph"/>
+        <w:spacing w:before="0" w:beforeAutospacing="0" w:after="0" w:afterAutospacing="0"/>
+        <w:jc w:val="both"/>
+        <w:textAlignment w:val="baseline"/>
+        <w:rPr>
+          <w:rFonts w:ascii="Segoe UI" w:hAnsi="Segoe UI" w:cs="Segoe UI"/>
+        </w:rPr>
+      </w:pPr>
+      <w:r>
+        <w:rPr>
+          <w:rStyle w:val="normaltextrun"/>
+        </w:rPr>
+        <w:t>The project continues to respect Indigenous Data Sovereignty principles by </w:t>
+      </w:r>
+      <w:proofErr w:type="spellStart"/>
+      <w:r>
+        <w:rPr>
+          <w:rStyle w:val="normaltextrun"/>
+        </w:rPr>
+        <w:t>recognising</w:t>
+      </w:r>
+      <w:proofErr w:type="spellEnd"/>
+      <w:r>
+        <w:rPr>
+          <w:rStyle w:val="normaltextrun"/>
+        </w:rPr>
+        <w:t> the rights of Indigenous communities to govern the collection, ownership, and use of data relating to their people and communities.</w:t>
+      </w:r>
+    </w:p>
+    <w:p>
+      <w:pPr>
+        <w:pStyle w:val="paragraph"/>
+        <w:spacing w:before="0" w:beforeAutospacing="0" w:after="0" w:afterAutospacing="0"/>
+        <w:jc w:val="both"/>
+        <w:textAlignment w:val="baseline"/>
+        <w:rPr>
+          <w:rFonts w:ascii="Segoe UI" w:hAnsi="Segoe UI" w:cs="Segoe UI"/>
+        </w:rPr>
+      </w:pPr>
+      <w:r>
+        <w:rPr>
+          <w:rStyle w:val="normaltextrun"/>
+        </w:rPr>
+        <w:t>In addition, all predictive analytics activities seek to comply with ethical standards to </w:t>
+      </w:r>
+      <w:proofErr w:type="spellStart"/>
+      <w:r>
+        <w:rPr>
+          <w:rStyle w:val="normaltextrun"/>
+        </w:rPr>
+        <w:t>minimise</w:t>
+      </w:r>
+      <w:proofErr w:type="spellEnd"/>
+      <w:r>
+        <w:rPr>
+          <w:rStyle w:val="normaltextrun"/>
+        </w:rPr>
+        <w:t> bias, promote transparency, and support fair decision-making. Forecasting</w:t>
+      </w:r>
+      <w:r>
+        <w:rPr>
+          <w:rStyle w:val="normaltextrun"/>
+          <w:sz w:val="21"/>
+          <w:szCs w:val="21"/>
+        </w:rPr>
+        <w:t xml:space="preserve"> models </w:t>
+      </w:r>
+      <w:r>
+        <w:rPr>
+          <w:rStyle w:val="normaltextrun"/>
+        </w:rPr>
+        <w:t>will be regularly evaluated for accuracy, reliability, and potential unintended consequences.</w:t>
+      </w:r>
+    </w:p>
+    <w:p>
+      <w:pPr>
+        <w:spacing w:before="120" w:after="120"/>
+        <w:ind w:left="66"/>
+        <w:jc w:val="both"/>
+        <w:outlineLvl w:val="1"/>
+        <w:rPr>
+          <w:rFonts w:ascii="Times New Roman" w:eastAsia="Times New Roman" w:hAnsi="Times New Roman"/>
+          <w:b/>
+          <w:bCs/>
+          <w:sz w:val="24"/>
+          <w:szCs w:val="24"/>
+          <w:highlight w:val="yellow"/>
+        </w:rPr>
+      </w:pPr>
+    </w:p>
+    <w:p>
+      <w:pPr>
         <w:pStyle w:val="ListParagraph"/>
         <w:ind w:left="360"/>
       </w:pPr>
@@ -24114,7 +24768,7 @@
       </w:r>
     </w:p>
     <w:p>
-      <w:hyperlink r:id="rId40">
+      <w:hyperlink r:id="rId41">
         <w:r>
           <w:rPr>
             <w:rStyle w:val="Hyperlink"/>
@@ -24155,7 +24809,7 @@
         </w:rPr>
         <w:t xml:space="preserve">Project management board (JIRA): </w:t>
       </w:r>
-      <w:hyperlink r:id="rId41">
+      <w:hyperlink r:id="rId42">
         <w:r>
           <w:rPr>
             <w:rStyle w:val="Hyperlink"/>
@@ -24238,6 +24892,7 @@
           <w:sz w:val="24"/>
           <w:szCs w:val="24"/>
         </w:rPr>
+        <w:lastRenderedPageBreak/>
         <w:t xml:space="preserve">The project has </w:t>
       </w:r>
       <w:r>
@@ -24595,7 +25250,25 @@
           <w:sz w:val="24"/>
           <w:szCs w:val="24"/>
         </w:rPr>
-        <w:t>And the final risk is misuse or misinterpretation of the forecasts. If predictions are read as statements about particular communities, the system could cause harm rather than support safety. Small counts in low-population regions could also make incidents identifiable. Forecasts will therefore be shown only at region and month level, with uncertainty ranges, and small values will be suppressed.</w:t>
+        <w:t xml:space="preserve">And the final risk is misuse or misinterpretation of the forecasts. If predictions are read as statements about </w:t>
+      </w:r>
+      <w:proofErr w:type="gramStart"/>
+      <w:r>
+        <w:rPr>
+          <w:rFonts w:ascii="Times New Roman" w:eastAsia="Times New Roman" w:hAnsi="Times New Roman"/>
+          <w:sz w:val="24"/>
+          <w:szCs w:val="24"/>
+        </w:rPr>
+        <w:t>particular communities</w:t>
+      </w:r>
+      <w:proofErr w:type="gramEnd"/>
+      <w:r>
+        <w:rPr>
+          <w:rFonts w:ascii="Times New Roman" w:eastAsia="Times New Roman" w:hAnsi="Times New Roman"/>
+          <w:sz w:val="24"/>
+          <w:szCs w:val="24"/>
+        </w:rPr>
+        <w:t>, the system could cause harm rather than support safety. Small counts in low-population regions could also make incidents identifiable. Forecasts will therefore be shown only at region and month level, with uncertainty ranges, and small values will be suppressed.</w:t>
       </w:r>
     </w:p>
     <w:p>
@@ -24698,7 +25371,6 @@
           <w:sz w:val="24"/>
           <w:szCs w:val="24"/>
         </w:rPr>
-        <w:lastRenderedPageBreak/>
         <w:t>Aboriginal people are strongly represented in NT crime statistics</w:t>
       </w:r>
       <w:r>
@@ -24855,6 +25527,7 @@
           <w:sz w:val="24"/>
           <w:szCs w:val="24"/>
         </w:rPr>
+        <w:lastRenderedPageBreak/>
         <w:t>Only public data and project code will be stored in the GitHub repository. Passwords, API keys and private information will not be uploaded.</w:t>
       </w:r>
     </w:p>
@@ -25042,7 +25715,7 @@
         </w:rPr>
         <w:t xml:space="preserve">. </w:t>
       </w:r>
-      <w:hyperlink r:id="rId42">
+      <w:hyperlink r:id="rId43">
         <w:r>
           <w:rPr>
             <w:rStyle w:val="Hyperlink"/>
@@ -25099,7 +25772,7 @@
         </w:rPr>
         <w:t xml:space="preserve">. ABS. </w:t>
       </w:r>
-      <w:hyperlink r:id="rId43">
+      <w:hyperlink r:id="rId44">
         <w:r>
           <w:rPr>
             <w:rStyle w:val="Hyperlink"/>
@@ -25138,7 +25811,7 @@
         </w:rPr>
         <w:t xml:space="preserve">Australian Institute of Aboriginal and Torres Strait Islander Studies. (2020). AIATSIS Code of Ethics for Aboriginal and Torres Strait Islander Research. AIATSIS. </w:t>
       </w:r>
-      <w:hyperlink r:id="rId44">
+      <w:hyperlink r:id="rId45">
         <w:r>
           <w:rPr>
             <w:rStyle w:val="Hyperlink"/>
@@ -25205,7 +25878,7 @@
         </w:rPr>
         <w:t xml:space="preserve">, K., Rodriguez-Lonebear, D., Rowe, R., Sara, R., Walker, J. D., Anderson, J., &amp; Hudson, M. (2020). The CARE Principles for Indigenous Data Governance. Data Science Journal, 19(1), 1–12. </w:t>
       </w:r>
-      <w:hyperlink r:id="rId45">
+      <w:hyperlink r:id="rId46">
         <w:r>
           <w:rPr>
             <w:rStyle w:val="Hyperlink"/>
@@ -25254,7 +25927,7 @@
         </w:rPr>
         <w:t xml:space="preserve">. Abc.net.au; ABC News. </w:t>
       </w:r>
-      <w:hyperlink r:id="rId46">
+      <w:hyperlink r:id="rId47">
         <w:r>
           <w:rPr>
             <w:rStyle w:val="Hyperlink"/>
@@ -25278,7 +25951,6 @@
           <w:sz w:val="24"/>
           <w:szCs w:val="24"/>
         </w:rPr>
-        <w:lastRenderedPageBreak/>
         <w:t xml:space="preserve">Northern Territory Government. (2026). </w:t>
       </w:r>
       <w:r>
@@ -25287,7 +25959,25 @@
           <w:sz w:val="24"/>
           <w:szCs w:val="24"/>
         </w:rPr>
-        <w:t>NT crime statistics march 2026 - NTG open data portal</w:t>
+        <w:t xml:space="preserve">NT crime </w:t>
+      </w:r>
+      <w:proofErr w:type="gramStart"/>
+      <w:r>
+        <w:rPr>
+          <w:rFonts w:ascii="Times New Roman" w:eastAsia="Times New Roman" w:hAnsi="Times New Roman"/>
+          <w:sz w:val="24"/>
+          <w:szCs w:val="24"/>
+        </w:rPr>
+        <w:t>statistics march</w:t>
+      </w:r>
+      <w:proofErr w:type="gramEnd"/>
+      <w:r>
+        <w:rPr>
+          <w:rFonts w:ascii="Times New Roman" w:eastAsia="Times New Roman" w:hAnsi="Times New Roman"/>
+          <w:sz w:val="24"/>
+          <w:szCs w:val="24"/>
+        </w:rPr>
+        <w:t xml:space="preserve"> 2026 - NTG open data portal</w:t>
       </w:r>
       <w:r>
         <w:rPr>
@@ -25297,7 +25987,7 @@
         </w:rPr>
         <w:t xml:space="preserve">. </w:t>
       </w:r>
-      <w:hyperlink r:id="rId47" w:history="1">
+      <w:hyperlink r:id="rId48" w:history="1">
         <w:r>
           <w:rPr>
             <w:rStyle w:val="Hyperlink"/>
@@ -25349,7 +26039,7 @@
         </w:rPr>
         <w:t xml:space="preserve">. </w:t>
       </w:r>
-      <w:hyperlink r:id="rId48">
+      <w:hyperlink r:id="rId49">
         <w:r>
           <w:rPr>
             <w:rStyle w:val="Hyperlink"/>
@@ -25415,7 +26105,7 @@
         </w:rPr>
         <w:t xml:space="preserve">. NT Police, Fire &amp; Emergency Services. </w:t>
       </w:r>
-      <w:hyperlink r:id="rId49">
+      <w:hyperlink r:id="rId50">
         <w:r>
           <w:rPr>
             <w:rStyle w:val="Hyperlink"/>
@@ -25464,7 +26154,7 @@
         </w:rPr>
         <w:t xml:space="preserve">  </w:t>
       </w:r>
-      <w:hyperlink r:id="rId50">
+      <w:hyperlink r:id="rId51">
         <w:r>
           <w:rPr>
             <w:rStyle w:val="Hyperlink"/>
@@ -25711,7 +26401,7 @@
                     <pic:cNvPicPr/>
                   </pic:nvPicPr>
                   <pic:blipFill>
-                    <a:blip r:embed="rId51"/>
+                    <a:blip r:embed="rId52"/>
                     <a:stretch>
                       <a:fillRect/>
                     </a:stretch>
@@ -25818,7 +26508,7 @@
           <w:lang w:val="vi-VN"/>
         </w:rPr>
       </w:pPr>
-      <w:hyperlink r:id="rId52" w:history="1">
+      <w:hyperlink r:id="rId53" w:history="1">
         <w:r>
           <w:rPr>
             <w:rStyle w:val="Hyperlink"/>
@@ -26845,7 +27535,7 @@
                     </pic:cNvPicPr>
                   </pic:nvPicPr>
                   <pic:blipFill>
-                    <a:blip r:embed="rId53">
+                    <a:blip r:embed="rId54">
                       <a:extLst>
                         <a:ext uri="{28A0092B-C50C-407E-A947-70E740481C1C}">
                           <a14:useLocalDpi xmlns:a14="http://schemas.microsoft.com/office/drawing/2010/main" val="0"/>
@@ -26931,7 +27621,25 @@
           <w:sz w:val="24"/>
           <w:szCs w:val="24"/>
         </w:rPr>
-        <w:t xml:space="preserve">In this assessment, I maintain multiple roles, mostly with the technical side of the project. My contribution includes: Review the output from the ingesting and preprocessing steps, doing basic testing to see if anomalies exist and also seeking clarification when necessary, making sure that the processed data are ready for the next </w:t>
+        <w:t xml:space="preserve">In this assessment, I maintain multiple roles, mostly with the technical side of the project. My contribution </w:t>
+      </w:r>
+      <w:proofErr w:type="gramStart"/>
+      <w:r>
+        <w:rPr>
+          <w:rFonts w:ascii="Times New Roman" w:eastAsia="Times New Roman" w:hAnsi="Times New Roman"/>
+          <w:sz w:val="24"/>
+          <w:szCs w:val="24"/>
+        </w:rPr>
+        <w:t>includes:</w:t>
+      </w:r>
+      <w:proofErr w:type="gramEnd"/>
+      <w:r>
+        <w:rPr>
+          <w:rFonts w:ascii="Times New Roman" w:eastAsia="Times New Roman" w:hAnsi="Times New Roman"/>
+          <w:sz w:val="24"/>
+          <w:szCs w:val="24"/>
+        </w:rPr>
+        <w:t xml:space="preserve"> Review the output from the ingesting and preprocessing steps, doing basic testing to see if anomalies exist and also seeking clarification when necessary, making sure that the processed data are ready for the next </w:t>
       </w:r>
       <w:r>
         <w:rPr>
@@ -27119,8 +27827,8 @@
       </w:r>
     </w:p>
     <w:sectPr>
-      <w:headerReference w:type="default" r:id="rId54"/>
-      <w:footerReference w:type="default" r:id="rId55"/>
+      <w:headerReference w:type="default" r:id="rId55"/>
+      <w:footerReference w:type="default" r:id="rId56"/>
       <w:pgSz w:w="11906" w:h="16838" w:code="9"/>
       <w:pgMar w:top="1440" w:right="1440" w:bottom="1440" w:left="1440" w:header="709" w:footer="709" w:gutter="0"/>
       <w:pgNumType w:start="0"/>
@@ -33217,7 +33925,6 @@
   <w:style w:type="character" w:default="1" w:styleId="DefaultParagraphFont">
     <w:name w:val="Default Paragraph Font"/>
     <w:uiPriority w:val="1"/>
-    <w:semiHidden/>
     <w:unhideWhenUsed/>
   </w:style>
   <w:style w:type="table" w:default="1" w:styleId="TableNormal">
@@ -33977,12 +34684,6 @@
 </file>
 
 <file path=customXml/item1.xml><?xml version="1.0" encoding="utf-8"?>
-<p:properties xmlns:p="http://schemas.microsoft.com/office/2006/metadata/properties" xmlns:xsi="http://www.w3.org/2001/XMLSchema-instance" xmlns:pc="http://schemas.microsoft.com/office/infopath/2007/PartnerControls">
-  <documentManagement/>
-</p:properties>
-</file>
-
-<file path=customXml/item2.xml><?xml version="1.0" encoding="utf-8"?>
 <ct:contentTypeSchema xmlns:ct="http://schemas.microsoft.com/office/2006/metadata/contentType" xmlns:ma="http://schemas.microsoft.com/office/2006/metadata/properties/metaAttributes" ct:_="" ma:_="" ma:contentTypeName="Document" ma:contentTypeID="0x010100922A3CA1EE6E4B44833A16005451862E" ma:contentTypeVersion="3" ma:contentTypeDescription="Create a new document." ma:contentTypeScope="" ma:versionID="b712dade4bf8bf57d4a0cdac4d020ae4">
   <xsd:schema xmlns:xsd="http://www.w3.org/2001/XMLSchema" xmlns:xs="http://www.w3.org/2001/XMLSchema" xmlns:p="http://schemas.microsoft.com/office/2006/metadata/properties" xmlns:ns2="92f6da62-8f25-40d3-824c-47c5f6f94bd6" targetNamespace="http://schemas.microsoft.com/office/2006/metadata/properties" ma:root="true" ma:fieldsID="f6f8642a0533a95cbf7fc7bbc8c1e153" ns2:_="">
     <xsd:import namespace="92f6da62-8f25-40d3-824c-47c5f6f94bd6"/>
@@ -34120,6 +34821,10 @@
 </ct:contentTypeSchema>
 </file>
 
+<file path=customXml/item2.xml><?xml version="1.0" encoding="utf-8"?>
+<b:Sources xmlns:b="http://schemas.openxmlformats.org/officeDocument/2006/bibliography" xmlns="http://schemas.openxmlformats.org/officeDocument/2006/bibliography" SelectedStyle="\APASixthEditionOfficeOnline.xsl" StyleName="APA" Version="6"/>
+</file>
+
 <file path=customXml/item3.xml><?xml version="1.0" encoding="utf-8"?>
 <?mso-contentType ?>
 <FormTemplates xmlns="http://schemas.microsoft.com/sharepoint/v3/contenttype/forms">
@@ -34130,19 +34835,12 @@
 </file>
 
 <file path=customXml/item4.xml><?xml version="1.0" encoding="utf-8"?>
-<b:Sources xmlns:b="http://schemas.openxmlformats.org/officeDocument/2006/bibliography" xmlns="http://schemas.openxmlformats.org/officeDocument/2006/bibliography" SelectedStyle="\APASixthEditionOfficeOnline.xsl" StyleName="APA" Version="6"/>
+<p:properties xmlns:p="http://schemas.microsoft.com/office/2006/metadata/properties" xmlns:xsi="http://www.w3.org/2001/XMLSchema-instance" xmlns:pc="http://schemas.microsoft.com/office/infopath/2007/PartnerControls">
+  <documentManagement/>
+</p:properties>
 </file>
 
 <file path=customXml/itemProps1.xml><?xml version="1.0" encoding="utf-8"?>
-<ds:datastoreItem xmlns:ds="http://schemas.openxmlformats.org/officeDocument/2006/customXml" ds:itemID="{B2E31085-3E06-4A9F-9730-20A04C85DF24}">
-  <ds:schemaRefs>
-    <ds:schemaRef ds:uri="http://schemas.microsoft.com/office/2006/metadata/properties"/>
-    <ds:schemaRef ds:uri="http://schemas.microsoft.com/office/infopath/2007/PartnerControls"/>
-  </ds:schemaRefs>
-</ds:datastoreItem>
-</file>
-
-<file path=customXml/itemProps2.xml><?xml version="1.0" encoding="utf-8"?>
 <ds:datastoreItem xmlns:ds="http://schemas.openxmlformats.org/officeDocument/2006/customXml" ds:itemID="{69960CE0-24F5-4ADF-A12F-FE193FFA9C43}">
   <ds:schemaRefs>
     <ds:schemaRef ds:uri="http://schemas.microsoft.com/office/2006/metadata/contentType"/>
@@ -34160,6 +34858,14 @@
 </ds:datastoreItem>
 </file>
 
+<file path=customXml/itemProps2.xml><?xml version="1.0" encoding="utf-8"?>
+<ds:datastoreItem xmlns:ds="http://schemas.openxmlformats.org/officeDocument/2006/customXml" ds:itemID="{E3DA75CE-018A-4AF1-8B5C-BF0FBFE76924}">
+  <ds:schemaRefs>
+    <ds:schemaRef ds:uri="http://schemas.openxmlformats.org/officeDocument/2006/bibliography"/>
+  </ds:schemaRefs>
+</ds:datastoreItem>
+</file>
+
 <file path=customXml/itemProps3.xml><?xml version="1.0" encoding="utf-8"?>
 <ds:datastoreItem xmlns:ds="http://schemas.openxmlformats.org/officeDocument/2006/customXml" ds:itemID="{82A9BB68-56B4-4822-B6B7-DB471576EB1F}">
   <ds:schemaRefs>
@@ -34169,9 +34875,10 @@
 </file>
 
 <file path=customXml/itemProps4.xml><?xml version="1.0" encoding="utf-8"?>
-<ds:datastoreItem xmlns:ds="http://schemas.openxmlformats.org/officeDocument/2006/customXml" ds:itemID="{E3DA75CE-018A-4AF1-8B5C-BF0FBFE76924}">
+<ds:datastoreItem xmlns:ds="http://schemas.openxmlformats.org/officeDocument/2006/customXml" ds:itemID="{B2E31085-3E06-4A9F-9730-20A04C85DF24}">
   <ds:schemaRefs>
-    <ds:schemaRef ds:uri="http://schemas.openxmlformats.org/officeDocument/2006/bibliography"/>
+    <ds:schemaRef ds:uri="http://schemas.microsoft.com/office/2006/metadata/properties"/>
+    <ds:schemaRef ds:uri="http://schemas.microsoft.com/office/infopath/2007/PartnerControls"/>
   </ds:schemaRefs>
 </ds:datastoreItem>
 </file>
--- a/documents/Assignment 2.docx
+++ b/documents/Assignment 2.docx
@@ -316,29 +316,7 @@
               <w:sz w:val="28"/>
               <w:szCs w:val="28"/>
             </w:rPr>
-            <w:t xml:space="preserve">Lecturer: Dr </w:t>
-          </w:r>
-          <w:proofErr w:type="spellStart"/>
-          <w:r>
-            <w:rPr>
-              <w:rFonts w:ascii="Times New Roman" w:hAnsi="Times New Roman"/>
-              <w:b/>
-              <w:bCs/>
-              <w:sz w:val="28"/>
-              <w:szCs w:val="28"/>
-            </w:rPr>
-            <w:t>Thuseethan</w:t>
-          </w:r>
-          <w:proofErr w:type="spellEnd"/>
-          <w:r>
-            <w:rPr>
-              <w:rFonts w:ascii="Times New Roman" w:hAnsi="Times New Roman"/>
-              <w:b/>
-              <w:bCs/>
-              <w:sz w:val="28"/>
-              <w:szCs w:val="28"/>
-            </w:rPr>
-            <w:t xml:space="preserve"> Selvarajah</w:t>
+            <w:t>Lecturer: Dr Thuseethan Selvarajah</w:t>
           </w:r>
         </w:p>
         <w:p>
@@ -541,7 +519,6 @@
               <w:szCs w:val="24"/>
             </w:rPr>
           </w:pPr>
-          <w:proofErr w:type="gramStart"/>
           <w:r>
             <w:rPr>
               <w:rFonts w:ascii="Times New Roman" w:eastAsia="Aptos" w:hAnsi="Times New Roman"/>
@@ -582,7 +559,6 @@
             </w:rPr>
             <w:t>September</w:t>
           </w:r>
-          <w:proofErr w:type="gramEnd"/>
           <w:r>
             <w:rPr>
               <w:rFonts w:ascii="Times New Roman" w:eastAsia="Aptos" w:hAnsi="Times New Roman"/>
@@ -2305,7 +2281,6 @@
         <w:lastRenderedPageBreak/>
         <w:t>SECTION 1 – A</w:t>
       </w:r>
-      <w:proofErr w:type="spellStart"/>
       <w:r>
         <w:rPr>
           <w:rFonts w:ascii="Times New Roman" w:eastAsia="Times New Roman" w:hAnsi="Times New Roman" w:cs="Times New Roman"/>
@@ -2316,20 +2291,7 @@
           <w:szCs w:val="24"/>
           <w:lang w:val="en-AU"/>
         </w:rPr>
-        <w:t>ssessment</w:t>
-      </w:r>
-      <w:proofErr w:type="spellEnd"/>
-      <w:r>
-        <w:rPr>
-          <w:rFonts w:ascii="Times New Roman" w:eastAsia="Times New Roman" w:hAnsi="Times New Roman" w:cs="Times New Roman"/>
-          <w:b/>
-          <w:bCs/>
-          <w:color w:val="1F497D" w:themeColor="text2"/>
-          <w:sz w:val="24"/>
-          <w:szCs w:val="24"/>
-          <w:lang w:val="en-AU"/>
-        </w:rPr>
-        <w:t xml:space="preserve"> 1 Report</w:t>
+        <w:t>ssessment 1 Report</w:t>
       </w:r>
     </w:p>
     <w:p>
@@ -6296,29 +6258,7 @@
                 <w:szCs w:val="24"/>
                 <w:lang w:val="en-AU"/>
               </w:rPr>
-              <w:t xml:space="preserve">Cleans, merges and </w:t>
-            </w:r>
-            <w:proofErr w:type="gramStart"/>
-            <w:r>
-              <w:rPr>
-                <w:rFonts w:ascii="Times New Roman" w:eastAsia="Times New Roman" w:hAnsi="Times New Roman"/>
-                <w:color w:val="000000" w:themeColor="text1"/>
-                <w:sz w:val="24"/>
-                <w:szCs w:val="24"/>
-                <w:lang w:val="en-AU"/>
-              </w:rPr>
-              <w:t>engineers</w:t>
-            </w:r>
-            <w:proofErr w:type="gramEnd"/>
-            <w:r>
-              <w:rPr>
-                <w:rFonts w:ascii="Times New Roman" w:eastAsia="Times New Roman" w:hAnsi="Times New Roman"/>
-                <w:color w:val="000000" w:themeColor="text1"/>
-                <w:sz w:val="24"/>
-                <w:szCs w:val="24"/>
-                <w:lang w:val="en-AU"/>
-              </w:rPr>
-              <w:t xml:space="preserve"> features (lagged indicators, cyclical month encoding, per-capita normalisation) across the three sources.</w:t>
+              <w:t>Cleans, merges and engineers features (lagged indicators, cyclical month encoding, per-capita normalisation) across the three sources.</w:t>
             </w:r>
           </w:p>
         </w:tc>
@@ -6544,7 +6484,6 @@
               </w:rPr>
               <w:t>Python (</w:t>
             </w:r>
-            <w:proofErr w:type="spellStart"/>
             <w:r>
               <w:rPr>
                 <w:rFonts w:ascii="Times New Roman" w:eastAsia="Times New Roman" w:hAnsi="Times New Roman" w:cs="Times New Roman"/>
@@ -6555,7 +6494,6 @@
               </w:rPr>
               <w:t>Streamlit</w:t>
             </w:r>
-            <w:proofErr w:type="spellEnd"/>
             <w:r>
               <w:rPr>
                 <w:rFonts w:ascii="Times New Roman" w:eastAsia="Times New Roman" w:hAnsi="Times New Roman" w:cs="Times New Roman"/>
@@ -6702,7 +6640,6 @@
                 <w:lang w:val="en-AU"/>
               </w:rPr>
             </w:pPr>
-            <w:proofErr w:type="spellStart"/>
             <w:r>
               <w:rPr>
                 <w:rFonts w:ascii="Times New Roman" w:eastAsia="Times New Roman" w:hAnsi="Times New Roman" w:cs="Times New Roman"/>
@@ -6713,7 +6650,6 @@
               </w:rPr>
               <w:t>Streamlit</w:t>
             </w:r>
-            <w:proofErr w:type="spellEnd"/>
             <w:r>
               <w:rPr>
                 <w:rFonts w:ascii="Times New Roman" w:eastAsia="Times New Roman" w:hAnsi="Times New Roman" w:cs="Times New Roman"/>
@@ -7100,7 +7036,6 @@
         </w:rPr>
         <w:t xml:space="preserve"> </w:t>
       </w:r>
-      <w:proofErr w:type="gramStart"/>
       <w:r>
         <w:rPr>
           <w:rFonts w:ascii="Wingdings" w:eastAsia="Wingdings" w:hAnsi="Wingdings" w:cs="Wingdings"/>
@@ -7115,27 +7050,8 @@
           <w:sz w:val="24"/>
           <w:szCs w:val="24"/>
         </w:rPr>
-        <w:t xml:space="preserve">  Glue</w:t>
-      </w:r>
-      <w:proofErr w:type="gramEnd"/>
-      <w:r>
-        <w:rPr>
-          <w:rFonts w:ascii="Times New Roman" w:eastAsia="Times New Roman" w:hAnsi="Times New Roman"/>
-          <w:sz w:val="24"/>
-          <w:szCs w:val="24"/>
-        </w:rPr>
-        <w:t xml:space="preserve"> Data </w:t>
-      </w:r>
-      <w:proofErr w:type="spellStart"/>
-      <w:r>
-        <w:rPr>
-          <w:rFonts w:ascii="Times New Roman" w:eastAsia="Times New Roman" w:hAnsi="Times New Roman"/>
-          <w:sz w:val="24"/>
-          <w:szCs w:val="24"/>
-        </w:rPr>
-        <w:t>Catalog</w:t>
-      </w:r>
-      <w:proofErr w:type="spellEnd"/>
+        <w:t xml:space="preserve">  Glue Data Catalog</w:t>
+      </w:r>
       <w:r>
         <w:rPr>
           <w:rFonts w:ascii="Times New Roman" w:eastAsia="Times New Roman" w:hAnsi="Times New Roman"/>
@@ -7200,23 +7116,13 @@
         </w:rPr>
         <w:t xml:space="preserve"> </w:t>
       </w:r>
-      <w:proofErr w:type="spellStart"/>
-      <w:r>
-        <w:rPr>
-          <w:rFonts w:ascii="Times New Roman" w:eastAsia="Times New Roman" w:hAnsi="Times New Roman"/>
-          <w:sz w:val="24"/>
-          <w:szCs w:val="24"/>
-        </w:rPr>
-        <w:t>QuickSight</w:t>
-      </w:r>
-      <w:proofErr w:type="spellEnd"/>
-      <w:r>
-        <w:rPr>
-          <w:rFonts w:ascii="Times New Roman" w:eastAsia="Times New Roman" w:hAnsi="Times New Roman"/>
-          <w:sz w:val="24"/>
-          <w:szCs w:val="24"/>
-        </w:rPr>
-        <w:t>, with SageMaker Model Monitor for post-deployment monitoring</w:t>
+      <w:r>
+        <w:rPr>
+          <w:rFonts w:ascii="Times New Roman" w:eastAsia="Times New Roman" w:hAnsi="Times New Roman"/>
+          <w:sz w:val="24"/>
+          <w:szCs w:val="24"/>
+        </w:rPr>
+        <w:t>QuickSight, with SageMaker Model Monitor for post-deployment monitoring</w:t>
       </w:r>
       <w:r>
         <w:rPr>
@@ -7232,16 +7138,7 @@
           <w:sz w:val="24"/>
           <w:szCs w:val="24"/>
         </w:rPr>
-        <w:t>), the group project implements each stage using open-source, non-AWS tools, consistent with the module's guidance to rely on open-</w:t>
-      </w:r>
-      <w:proofErr w:type="gramStart"/>
-      <w:r>
-        <w:rPr>
-          <w:rFonts w:ascii="Times New Roman" w:eastAsia="Times New Roman" w:hAnsi="Times New Roman"/>
-          <w:sz w:val="24"/>
-          <w:szCs w:val="24"/>
-        </w:rPr>
-        <w:t xml:space="preserve">source </w:t>
+        <w:t xml:space="preserve">), the group project implements each stage using open-source, non-AWS tools, consistent with the module's guidance to rely on open-source </w:t>
       </w:r>
       <w:r>
         <w:rPr>
@@ -7258,16 +7155,7 @@
           <w:sz w:val="24"/>
           <w:szCs w:val="24"/>
         </w:rPr>
-        <w:t>tools</w:t>
-      </w:r>
-      <w:proofErr w:type="gramEnd"/>
-      <w:r>
-        <w:rPr>
-          <w:rFonts w:ascii="Times New Roman" w:eastAsia="Times New Roman" w:hAnsi="Times New Roman"/>
-          <w:sz w:val="24"/>
-          <w:szCs w:val="24"/>
-        </w:rPr>
-        <w:t xml:space="preserve"> for the group deliverable.</w:t>
+        <w:t>tools for the group deliverable.</w:t>
       </w:r>
     </w:p>
     <w:p>
@@ -7312,18 +7200,8 @@
           <w:sz w:val="24"/>
           <w:szCs w:val="24"/>
         </w:rPr>
-        <w:t xml:space="preserve"> </w:t>
-      </w:r>
-      <w:proofErr w:type="spellStart"/>
-      <w:r>
-        <w:rPr>
-          <w:rFonts w:ascii="Times New Roman" w:eastAsia="Times New Roman" w:hAnsi="Times New Roman"/>
-          <w:sz w:val="24"/>
-          <w:szCs w:val="24"/>
-        </w:rPr>
-        <w:t>Streamlit</w:t>
-      </w:r>
-      <w:proofErr w:type="spellEnd"/>
+        <w:t xml:space="preserve"> Streamlit</w:t>
+      </w:r>
       <w:r>
         <w:rPr>
           <w:rFonts w:ascii="Times New Roman" w:eastAsia="Times New Roman" w:hAnsi="Times New Roman"/>
@@ -7404,43 +7282,7 @@
           <w:sz w:val="24"/>
           <w:szCs w:val="24"/>
         </w:rPr>
-        <w:t xml:space="preserve">the GitHub-based data store to Amazon S3, pandas-based data processing to AWS Glue ETL, the Analytics/ML stage to Amazon SageMaker for managed training and scheduled deployment, the </w:t>
-      </w:r>
-      <w:proofErr w:type="spellStart"/>
-      <w:r>
-        <w:rPr>
-          <w:rFonts w:ascii="Times New Roman" w:eastAsia="Times New Roman" w:hAnsi="Times New Roman"/>
-          <w:sz w:val="24"/>
-          <w:szCs w:val="24"/>
-        </w:rPr>
-        <w:t>Streamlit</w:t>
-      </w:r>
-      <w:proofErr w:type="spellEnd"/>
-      <w:r>
-        <w:rPr>
-          <w:rFonts w:ascii="Times New Roman" w:eastAsia="Times New Roman" w:hAnsi="Times New Roman"/>
-          <w:sz w:val="24"/>
-          <w:szCs w:val="24"/>
-        </w:rPr>
-        <w:t xml:space="preserve"> dashboard to Amazon </w:t>
-      </w:r>
-      <w:proofErr w:type="spellStart"/>
-      <w:r>
-        <w:rPr>
-          <w:rFonts w:ascii="Times New Roman" w:eastAsia="Times New Roman" w:hAnsi="Times New Roman"/>
-          <w:sz w:val="24"/>
-          <w:szCs w:val="24"/>
-        </w:rPr>
-        <w:t>QuickSight</w:t>
-      </w:r>
-      <w:proofErr w:type="spellEnd"/>
-      <w:r>
-        <w:rPr>
-          <w:rFonts w:ascii="Times New Roman" w:eastAsia="Times New Roman" w:hAnsi="Times New Roman"/>
-          <w:sz w:val="24"/>
-          <w:szCs w:val="24"/>
-        </w:rPr>
-        <w:t>, the Monitor stage to Amazon SageMaker Model Monitor, and the Incremental learning stage to SageMaker's built-in incremental (continuous) training capability. Future enhancements under consideration include real-time or near-real-time data ingestion (replacing manual/batch downloads) and integration with additional predictors such as weather or event-calendar data to improve forecast accuracy.</w:t>
+        <w:t>the GitHub-based data store to Amazon S3, pandas-based data processing to AWS Glue ETL, the Analytics/ML stage to Amazon SageMaker for managed training and scheduled deployment, the Streamlit dashboard to Amazon QuickSight, the Monitor stage to Amazon SageMaker Model Monitor, and the Incremental learning stage to SageMaker's built-in incremental (continuous) training capability. Future enhancements under consideration include real-time or near-real-time data ingestion (replacing manual/batch downloads) and integration with additional predictors such as weather or event-calendar data to improve forecast accuracy.</w:t>
       </w:r>
     </w:p>
     <w:p>
@@ -7904,25 +7746,14 @@
               </w:rPr>
               <w:t xml:space="preserve">GitHub repository with README; </w:t>
             </w:r>
-            <w:proofErr w:type="spellStart"/>
-            <w:r>
-              <w:rPr>
-                <w:rFonts w:ascii="Times New Roman" w:eastAsia="Times New Roman" w:hAnsi="Times New Roman" w:cs="Times New Roman"/>
-                <w:sz w:val="24"/>
-                <w:szCs w:val="24"/>
-                <w:lang w:val="en-AU"/>
-              </w:rPr>
-              <w:t>Streamlit</w:t>
-            </w:r>
-            <w:proofErr w:type="spellEnd"/>
-            <w:r>
-              <w:rPr>
-                <w:rFonts w:ascii="Times New Roman" w:eastAsia="Times New Roman" w:hAnsi="Times New Roman" w:cs="Times New Roman"/>
-                <w:sz w:val="24"/>
-                <w:szCs w:val="24"/>
-                <w:lang w:val="en-AU"/>
-              </w:rPr>
-              <w:t xml:space="preserve"> account set up</w:t>
+            <w:r>
+              <w:rPr>
+                <w:rFonts w:ascii="Times New Roman" w:eastAsia="Times New Roman" w:hAnsi="Times New Roman" w:cs="Times New Roman"/>
+                <w:sz w:val="24"/>
+                <w:szCs w:val="24"/>
+                <w:lang w:val="en-AU"/>
+              </w:rPr>
+              <w:t>Streamlit account set up</w:t>
             </w:r>
             <w:r>
               <w:rPr>
@@ -9261,7 +9092,6 @@
               </w:rPr>
               <w:t xml:space="preserve">Incorporate feedback; finalise </w:t>
             </w:r>
-            <w:proofErr w:type="gramStart"/>
             <w:r>
               <w:rPr>
                 <w:rFonts w:ascii="Times New Roman" w:eastAsia="Times New Roman" w:hAnsi="Times New Roman" w:cs="Times New Roman"/>
@@ -9287,37 +9117,7 @@
                 <w:szCs w:val="24"/>
                 <w:lang w:val="en-AU"/>
               </w:rPr>
-              <w:t xml:space="preserve"> deploy</w:t>
-            </w:r>
-            <w:proofErr w:type="gramEnd"/>
-            <w:r>
-              <w:rPr>
-                <w:rFonts w:ascii="Times New Roman" w:eastAsia="Times New Roman" w:hAnsi="Times New Roman" w:cs="Times New Roman"/>
-                <w:sz w:val="24"/>
-                <w:szCs w:val="24"/>
-                <w:lang w:val="en-AU"/>
-              </w:rPr>
-              <w:t xml:space="preserve"> to </w:t>
-            </w:r>
-            <w:proofErr w:type="spellStart"/>
-            <w:r>
-              <w:rPr>
-                <w:rFonts w:ascii="Times New Roman" w:eastAsia="Times New Roman" w:hAnsi="Times New Roman" w:cs="Times New Roman"/>
-                <w:sz w:val="24"/>
-                <w:szCs w:val="24"/>
-                <w:lang w:val="en-AU"/>
-              </w:rPr>
-              <w:t>Streamlit</w:t>
-            </w:r>
-            <w:proofErr w:type="spellEnd"/>
-            <w:r>
-              <w:rPr>
-                <w:rFonts w:ascii="Times New Roman" w:eastAsia="Times New Roman" w:hAnsi="Times New Roman" w:cs="Times New Roman"/>
-                <w:sz w:val="24"/>
-                <w:szCs w:val="24"/>
-                <w:lang w:val="en-AU"/>
-              </w:rPr>
-              <w:t xml:space="preserve"> Community Cloud; </w:t>
+              <w:t xml:space="preserve"> deploy to Streamlit Community Cloud; </w:t>
             </w:r>
             <w:r>
               <w:rPr>
@@ -10192,7 +9992,6 @@
               </w:rPr>
               <w:t xml:space="preserve">Cleans, merges and </w:t>
             </w:r>
-            <w:proofErr w:type="gramStart"/>
             <w:r>
               <w:rPr>
                 <w:rFonts w:ascii="Times New Roman" w:eastAsia="Times New Roman" w:hAnsi="Times New Roman" w:cs="Times New Roman"/>
@@ -10202,7 +10001,6 @@
               </w:rPr>
               <w:t>engineers</w:t>
             </w:r>
-            <w:proofErr w:type="gramEnd"/>
             <w:r>
               <w:rPr>
                 <w:rFonts w:ascii="Times New Roman" w:eastAsia="Times New Roman" w:hAnsi="Times New Roman" w:cs="Times New Roman"/>
@@ -10377,19 +10175,8 @@
                 <w:szCs w:val="24"/>
                 <w:lang w:val="en-AU"/>
               </w:rPr>
-              <w:t xml:space="preserve">Dashboard &amp; </w:t>
-            </w:r>
-            <w:proofErr w:type="gramStart"/>
-            <w:r>
-              <w:rPr>
-                <w:rFonts w:ascii="Times New Roman" w:eastAsia="Times New Roman" w:hAnsi="Times New Roman" w:cs="Times New Roman"/>
-                <w:sz w:val="24"/>
-                <w:szCs w:val="24"/>
-                <w:lang w:val="en-AU"/>
-              </w:rPr>
-              <w:t>Deploy</w:t>
-            </w:r>
-            <w:proofErr w:type="gramEnd"/>
+              <w:t>Dashboard &amp; Deploy</w:t>
+            </w:r>
           </w:p>
         </w:tc>
         <w:tc>
@@ -10417,47 +10204,7 @@
                 <w:szCs w:val="24"/>
                 <w:lang w:val="en-AU"/>
               </w:rPr>
-              <w:t xml:space="preserve">Builds the </w:t>
-            </w:r>
-            <w:proofErr w:type="spellStart"/>
-            <w:r>
-              <w:rPr>
-                <w:rFonts w:ascii="Times New Roman" w:eastAsia="Times New Roman" w:hAnsi="Times New Roman" w:cs="Times New Roman"/>
-                <w:sz w:val="24"/>
-                <w:szCs w:val="24"/>
-                <w:lang w:val="en-AU"/>
-              </w:rPr>
-              <w:t>Streamlit</w:t>
-            </w:r>
-            <w:proofErr w:type="spellEnd"/>
-            <w:r>
-              <w:rPr>
-                <w:rFonts w:ascii="Times New Roman" w:eastAsia="Times New Roman" w:hAnsi="Times New Roman" w:cs="Times New Roman"/>
-                <w:sz w:val="24"/>
-                <w:szCs w:val="24"/>
-                <w:lang w:val="en-AU"/>
-              </w:rPr>
-              <w:t xml:space="preserve"> dashboard and manages its deployment and redeployment via </w:t>
-            </w:r>
-            <w:proofErr w:type="spellStart"/>
-            <w:r>
-              <w:rPr>
-                <w:rFonts w:ascii="Times New Roman" w:eastAsia="Times New Roman" w:hAnsi="Times New Roman" w:cs="Times New Roman"/>
-                <w:sz w:val="24"/>
-                <w:szCs w:val="24"/>
-                <w:lang w:val="en-AU"/>
-              </w:rPr>
-              <w:t>Streamlit</w:t>
-            </w:r>
-            <w:proofErr w:type="spellEnd"/>
-            <w:r>
-              <w:rPr>
-                <w:rFonts w:ascii="Times New Roman" w:eastAsia="Times New Roman" w:hAnsi="Times New Roman" w:cs="Times New Roman"/>
-                <w:sz w:val="24"/>
-                <w:szCs w:val="24"/>
-                <w:lang w:val="en-AU"/>
-              </w:rPr>
-              <w:t xml:space="preserve"> Community Cloud.</w:t>
+              <w:t>Builds the Streamlit dashboard and manages its deployment and redeployment via Streamlit Community Cloud.</w:t>
             </w:r>
           </w:p>
         </w:tc>
@@ -10574,25 +10321,7 @@
           <w:sz w:val="24"/>
           <w:szCs w:val="24"/>
         </w:rPr>
-        <w:t xml:space="preserve"> from PROMIS to </w:t>
-      </w:r>
-      <w:proofErr w:type="spellStart"/>
-      <w:r>
-        <w:rPr>
-          <w:rFonts w:ascii="Times New Roman" w:eastAsia="Times New Roman" w:hAnsi="Times New Roman"/>
-          <w:sz w:val="24"/>
-          <w:szCs w:val="24"/>
-        </w:rPr>
-        <w:t>SerPro</w:t>
-      </w:r>
-      <w:proofErr w:type="spellEnd"/>
-      <w:r>
-        <w:rPr>
-          <w:rFonts w:ascii="Times New Roman" w:eastAsia="Times New Roman" w:hAnsi="Times New Roman"/>
-          <w:sz w:val="24"/>
-          <w:szCs w:val="24"/>
-        </w:rPr>
-        <w:t xml:space="preserve"> in November 2023 and </w:t>
+        <w:t xml:space="preserve"> from PROMIS to SerPro in November 2023 and </w:t>
       </w:r>
       <w:r>
         <w:rPr>
@@ -11029,25 +10758,7 @@
           <w:sz w:val="24"/>
           <w:szCs w:val="24"/>
         </w:rPr>
-        <w:t xml:space="preserve">And the final risk is misuse or misinterpretation of the forecasts. If predictions are read as statements about </w:t>
-      </w:r>
-      <w:proofErr w:type="gramStart"/>
-      <w:r>
-        <w:rPr>
-          <w:rFonts w:ascii="Times New Roman" w:eastAsia="Times New Roman" w:hAnsi="Times New Roman"/>
-          <w:sz w:val="24"/>
-          <w:szCs w:val="24"/>
-        </w:rPr>
-        <w:t>particular communities</w:t>
-      </w:r>
-      <w:proofErr w:type="gramEnd"/>
-      <w:r>
-        <w:rPr>
-          <w:rFonts w:ascii="Times New Roman" w:eastAsia="Times New Roman" w:hAnsi="Times New Roman"/>
-          <w:sz w:val="24"/>
-          <w:szCs w:val="24"/>
-        </w:rPr>
-        <w:t>, the system could cause harm rather than support safety. Small counts in low-population regions could also make incidents identifiable. Forecasts will therefore be shown only at region and month level, with uncertainty ranges, and small values will be suppressed.</w:t>
+        <w:t>And the final risk is misuse or misinterpretation of the forecasts. If predictions are read as statements about particular communities, the system could cause harm rather than support safety. Small counts in low-population regions could also make incidents identifiable. Forecasts will therefore be shown only at region and month level, with uncertainty ranges, and small values will be suppressed.</w:t>
       </w:r>
     </w:p>
     <w:p>
@@ -11632,43 +11343,7 @@
           <w:sz w:val="24"/>
           <w:szCs w:val="24"/>
         </w:rPr>
-        <w:t xml:space="preserve">Carroll, S. R., Garba, I., Figueroa-Rodríguez, O. L., Holbrook, J., Lovett, R., </w:t>
-      </w:r>
-      <w:proofErr w:type="spellStart"/>
-      <w:r>
-        <w:rPr>
-          <w:rFonts w:ascii="Times New Roman" w:eastAsia="Times New Roman" w:hAnsi="Times New Roman"/>
-          <w:sz w:val="24"/>
-          <w:szCs w:val="24"/>
-        </w:rPr>
-        <w:t>Materechera</w:t>
-      </w:r>
-      <w:proofErr w:type="spellEnd"/>
-      <w:r>
-        <w:rPr>
-          <w:rFonts w:ascii="Times New Roman" w:eastAsia="Times New Roman" w:hAnsi="Times New Roman"/>
-          <w:sz w:val="24"/>
-          <w:szCs w:val="24"/>
-        </w:rPr>
-        <w:t xml:space="preserve">, S., Parsons, M., </w:t>
-      </w:r>
-      <w:proofErr w:type="spellStart"/>
-      <w:r>
-        <w:rPr>
-          <w:rFonts w:ascii="Times New Roman" w:eastAsia="Times New Roman" w:hAnsi="Times New Roman"/>
-          <w:sz w:val="24"/>
-          <w:szCs w:val="24"/>
-        </w:rPr>
-        <w:t>Raseroka</w:t>
-      </w:r>
-      <w:proofErr w:type="spellEnd"/>
-      <w:r>
-        <w:rPr>
-          <w:rFonts w:ascii="Times New Roman" w:eastAsia="Times New Roman" w:hAnsi="Times New Roman"/>
-          <w:sz w:val="24"/>
-          <w:szCs w:val="24"/>
-        </w:rPr>
-        <w:t xml:space="preserve">, K., Rodriguez-Lonebear, D., Rowe, R., Sara, R., Walker, J. D., Anderson, J., &amp; Hudson, M. (2020). The CARE Principles for Indigenous Data Governance. Data Science Journal, 19(1), 1–12. </w:t>
+        <w:t xml:space="preserve">Carroll, S. R., Garba, I., Figueroa-Rodríguez, O. L., Holbrook, J., Lovett, R., Materechera, S., Parsons, M., Raseroka, K., Rodriguez-Lonebear, D., Rowe, R., Sara, R., Walker, J. D., Anderson, J., &amp; Hudson, M. (2020). The CARE Principles for Indigenous Data Governance. Data Science Journal, 19(1), 1–12. </w:t>
       </w:r>
       <w:hyperlink r:id="rId23">
         <w:r>
@@ -11753,57 +11428,15 @@
           <w:sz w:val="24"/>
           <w:szCs w:val="24"/>
         </w:rPr>
-        <w:t xml:space="preserve">NT crime </w:t>
-      </w:r>
-      <w:proofErr w:type="gramStart"/>
-      <w:r>
-        <w:rPr>
-          <w:rFonts w:ascii="Times New Roman" w:eastAsia="Times New Roman" w:hAnsi="Times New Roman"/>
-          <w:i/>
-          <w:iCs/>
-          <w:sz w:val="24"/>
-          <w:szCs w:val="24"/>
-        </w:rPr>
-        <w:t>statistics march</w:t>
-      </w:r>
-      <w:proofErr w:type="gramEnd"/>
-      <w:r>
-        <w:rPr>
-          <w:rFonts w:ascii="Times New Roman" w:eastAsia="Times New Roman" w:hAnsi="Times New Roman"/>
-          <w:i/>
-          <w:iCs/>
-          <w:sz w:val="24"/>
-          <w:szCs w:val="24"/>
-        </w:rPr>
-        <w:t xml:space="preserve"> 2026 - NTG open data portal</w:t>
-      </w:r>
-      <w:r>
-        <w:rPr>
-          <w:rFonts w:ascii="Times New Roman" w:eastAsia="Times New Roman" w:hAnsi="Times New Roman"/>
-          <w:sz w:val="24"/>
-          <w:szCs w:val="24"/>
-        </w:rPr>
-        <w:t xml:space="preserve">. </w:t>
-      </w:r>
-      <w:proofErr w:type="spellStart"/>
-      <w:proofErr w:type="gramStart"/>
-      <w:r>
-        <w:rPr>
-          <w:rFonts w:ascii="Times New Roman" w:eastAsia="Times New Roman" w:hAnsi="Times New Roman"/>
-          <w:sz w:val="24"/>
-          <w:szCs w:val="24"/>
-        </w:rPr>
-        <w:t>Nt.Gov.Au</w:t>
-      </w:r>
-      <w:proofErr w:type="spellEnd"/>
-      <w:proofErr w:type="gramEnd"/>
-      <w:r>
-        <w:rPr>
-          <w:rFonts w:ascii="Times New Roman" w:eastAsia="Times New Roman" w:hAnsi="Times New Roman"/>
-          <w:sz w:val="24"/>
-          <w:szCs w:val="24"/>
-        </w:rPr>
-        <w:t xml:space="preserve">. </w:t>
+        <w:t>NT crime statistics march 2026 - NTG open data portal</w:t>
+      </w:r>
+      <w:r>
+        <w:rPr>
+          <w:rFonts w:ascii="Times New Roman" w:eastAsia="Times New Roman" w:hAnsi="Times New Roman"/>
+          <w:sz w:val="24"/>
+          <w:szCs w:val="24"/>
+        </w:rPr>
+        <w:t xml:space="preserve">. Nt.Gov.Au. </w:t>
       </w:r>
       <w:hyperlink r:id="rId25">
         <w:r>
@@ -11883,29 +11516,7 @@
           <w:sz w:val="24"/>
           <w:szCs w:val="24"/>
         </w:rPr>
-        <w:t xml:space="preserve">Operation </w:t>
-      </w:r>
-      <w:proofErr w:type="spellStart"/>
-      <w:r>
-        <w:rPr>
-          <w:rFonts w:ascii="Times New Roman" w:eastAsia="Times New Roman" w:hAnsi="Times New Roman"/>
-          <w:i/>
-          <w:iCs/>
-          <w:sz w:val="24"/>
-          <w:szCs w:val="24"/>
-        </w:rPr>
-        <w:t>ventura</w:t>
-      </w:r>
-      <w:proofErr w:type="spellEnd"/>
-      <w:r>
-        <w:rPr>
-          <w:rFonts w:ascii="Times New Roman" w:eastAsia="Times New Roman" w:hAnsi="Times New Roman"/>
-          <w:i/>
-          <w:iCs/>
-          <w:sz w:val="24"/>
-          <w:szCs w:val="24"/>
-        </w:rPr>
-        <w:t xml:space="preserve"> | NT police, fire &amp; emergency services</w:t>
+        <w:t>Operation ventura | NT police, fire &amp; emergency services</w:t>
       </w:r>
       <w:r>
         <w:rPr>
@@ -15556,25 +15167,7 @@
           <w:sz w:val="24"/>
           <w:szCs w:val="24"/>
         </w:rPr>
-        <w:t xml:space="preserve"> to </w:t>
-      </w:r>
-      <w:proofErr w:type="spellStart"/>
-      <w:r>
-        <w:rPr>
-          <w:rFonts w:ascii="Times New Roman" w:eastAsia="Times New Roman" w:hAnsi="Times New Roman"/>
-          <w:sz w:val="24"/>
-          <w:szCs w:val="24"/>
-        </w:rPr>
-        <w:t>standardise</w:t>
-      </w:r>
-      <w:proofErr w:type="spellEnd"/>
-      <w:r>
-        <w:rPr>
-          <w:rFonts w:ascii="Times New Roman" w:eastAsia="Times New Roman" w:hAnsi="Times New Roman"/>
-          <w:sz w:val="24"/>
-          <w:szCs w:val="24"/>
-        </w:rPr>
-        <w:t xml:space="preserve"> crime rates per 100,000 population, enabling fair comparisons across regions with different population sizes.</w:t>
+        <w:t xml:space="preserve"> to standardise crime rates per 100,000 population, enabling fair comparisons across regions with different population sizes.</w:t>
       </w:r>
     </w:p>
     <w:p>
@@ -16567,29 +16160,7 @@
                 <w:szCs w:val="24"/>
                 <w:lang w:val="en-AU"/>
               </w:rPr>
-              <w:t xml:space="preserve">Cleans, merges and </w:t>
-            </w:r>
-            <w:proofErr w:type="gramStart"/>
-            <w:r>
-              <w:rPr>
-                <w:rFonts w:ascii="Times New Roman" w:eastAsia="Times New Roman" w:hAnsi="Times New Roman"/>
-                <w:color w:val="000000" w:themeColor="text1"/>
-                <w:sz w:val="24"/>
-                <w:szCs w:val="24"/>
-                <w:lang w:val="en-AU"/>
-              </w:rPr>
-              <w:t>engineers</w:t>
-            </w:r>
-            <w:proofErr w:type="gramEnd"/>
-            <w:r>
-              <w:rPr>
-                <w:rFonts w:ascii="Times New Roman" w:eastAsia="Times New Roman" w:hAnsi="Times New Roman"/>
-                <w:color w:val="000000" w:themeColor="text1"/>
-                <w:sz w:val="24"/>
-                <w:szCs w:val="24"/>
-                <w:lang w:val="en-AU"/>
-              </w:rPr>
-              <w:t xml:space="preserve"> features (lagged indicators, cyclical month encoding, per-capita normalisation) across the three sources.</w:t>
+              <w:t>Cleans, merges and engineers features (lagged indicators, cyclical month encoding, per-capita normalisation) across the three sources.</w:t>
             </w:r>
           </w:p>
         </w:tc>
@@ -16813,29 +16384,7 @@
                 <w:szCs w:val="24"/>
                 <w:lang w:val="en-AU"/>
               </w:rPr>
-              <w:t>Python (</w:t>
-            </w:r>
-            <w:proofErr w:type="spellStart"/>
-            <w:r>
-              <w:rPr>
-                <w:rFonts w:ascii="Times New Roman" w:eastAsia="Times New Roman" w:hAnsi="Times New Roman" w:cs="Times New Roman"/>
-                <w:color w:val="000000" w:themeColor="text1"/>
-                <w:sz w:val="24"/>
-                <w:szCs w:val="24"/>
-                <w:lang w:val="en-AU"/>
-              </w:rPr>
-              <w:t>Streamlit</w:t>
-            </w:r>
-            <w:proofErr w:type="spellEnd"/>
-            <w:r>
-              <w:rPr>
-                <w:rFonts w:ascii="Times New Roman" w:eastAsia="Times New Roman" w:hAnsi="Times New Roman" w:cs="Times New Roman"/>
-                <w:color w:val="000000" w:themeColor="text1"/>
-                <w:sz w:val="24"/>
-                <w:szCs w:val="24"/>
-                <w:lang w:val="en-AU"/>
-              </w:rPr>
-              <w:t>)</w:t>
+              <w:t>Python (Streamlit)</w:t>
             </w:r>
           </w:p>
         </w:tc>
@@ -16961,7 +16510,6 @@
                 <w:lang w:val="en-AU"/>
               </w:rPr>
             </w:pPr>
-            <w:proofErr w:type="spellStart"/>
             <w:r>
               <w:rPr>
                 <w:rFonts w:ascii="Times New Roman" w:eastAsia="Times New Roman" w:hAnsi="Times New Roman" w:cs="Times New Roman"/>
@@ -16970,18 +16518,7 @@
                 <w:szCs w:val="24"/>
                 <w:lang w:val="en-AU"/>
               </w:rPr>
-              <w:t>Streamlit</w:t>
-            </w:r>
-            <w:proofErr w:type="spellEnd"/>
-            <w:r>
-              <w:rPr>
-                <w:rFonts w:ascii="Times New Roman" w:eastAsia="Times New Roman" w:hAnsi="Times New Roman" w:cs="Times New Roman"/>
-                <w:color w:val="000000" w:themeColor="text1"/>
-                <w:sz w:val="24"/>
-                <w:szCs w:val="24"/>
-                <w:lang w:val="en-AU"/>
-              </w:rPr>
-              <w:t xml:space="preserve"> Community Cloud (via GitHub)</w:t>
+              <w:t>Streamlit Community Cloud (via GitHub)</w:t>
             </w:r>
           </w:p>
         </w:tc>
@@ -17345,7 +16882,6 @@
         </w:rPr>
         <w:t xml:space="preserve"> </w:t>
       </w:r>
-      <w:proofErr w:type="gramStart"/>
       <w:r>
         <w:rPr>
           <w:rFonts w:ascii="Wingdings" w:eastAsia="Wingdings" w:hAnsi="Wingdings" w:cs="Wingdings"/>
@@ -17360,27 +16896,8 @@
           <w:sz w:val="24"/>
           <w:szCs w:val="24"/>
         </w:rPr>
-        <w:t xml:space="preserve">  Glue</w:t>
-      </w:r>
-      <w:proofErr w:type="gramEnd"/>
-      <w:r>
-        <w:rPr>
-          <w:rFonts w:ascii="Times New Roman" w:eastAsia="Times New Roman" w:hAnsi="Times New Roman"/>
-          <w:sz w:val="24"/>
-          <w:szCs w:val="24"/>
-        </w:rPr>
-        <w:t xml:space="preserve"> Data </w:t>
-      </w:r>
-      <w:proofErr w:type="spellStart"/>
-      <w:r>
-        <w:rPr>
-          <w:rFonts w:ascii="Times New Roman" w:eastAsia="Times New Roman" w:hAnsi="Times New Roman"/>
-          <w:sz w:val="24"/>
-          <w:szCs w:val="24"/>
-        </w:rPr>
-        <w:t>Catalog</w:t>
-      </w:r>
-      <w:proofErr w:type="spellEnd"/>
+        <w:t xml:space="preserve">  Glue Data Catalog</w:t>
+      </w:r>
       <w:r>
         <w:rPr>
           <w:rFonts w:ascii="Times New Roman" w:eastAsia="Times New Roman" w:hAnsi="Times New Roman"/>
@@ -17445,23 +16962,13 @@
         </w:rPr>
         <w:t xml:space="preserve"> </w:t>
       </w:r>
-      <w:proofErr w:type="spellStart"/>
-      <w:r>
-        <w:rPr>
-          <w:rFonts w:ascii="Times New Roman" w:eastAsia="Times New Roman" w:hAnsi="Times New Roman"/>
-          <w:sz w:val="24"/>
-          <w:szCs w:val="24"/>
-        </w:rPr>
-        <w:t>QuickSight</w:t>
-      </w:r>
-      <w:proofErr w:type="spellEnd"/>
-      <w:r>
-        <w:rPr>
-          <w:rFonts w:ascii="Times New Roman" w:eastAsia="Times New Roman" w:hAnsi="Times New Roman"/>
-          <w:sz w:val="24"/>
-          <w:szCs w:val="24"/>
-        </w:rPr>
-        <w:t>, with SageMaker Model Monitor for post-deployment monitoring</w:t>
+      <w:r>
+        <w:rPr>
+          <w:rFonts w:ascii="Times New Roman" w:eastAsia="Times New Roman" w:hAnsi="Times New Roman"/>
+          <w:sz w:val="24"/>
+          <w:szCs w:val="24"/>
+        </w:rPr>
+        <w:t>QuickSight, with SageMaker Model Monitor for post-deployment monitoring</w:t>
       </w:r>
       <w:r>
         <w:rPr>
@@ -17477,16 +16984,7 @@
           <w:sz w:val="24"/>
           <w:szCs w:val="24"/>
         </w:rPr>
-        <w:t>), the group project implements each stage using open-source, non-AWS tools, consistent with the module's guidance to rely on open-</w:t>
-      </w:r>
-      <w:proofErr w:type="gramStart"/>
-      <w:r>
-        <w:rPr>
-          <w:rFonts w:ascii="Times New Roman" w:eastAsia="Times New Roman" w:hAnsi="Times New Roman"/>
-          <w:sz w:val="24"/>
-          <w:szCs w:val="24"/>
-        </w:rPr>
-        <w:t xml:space="preserve">source </w:t>
+        <w:t xml:space="preserve">), the group project implements each stage using open-source, non-AWS tools, consistent with the module's guidance to rely on open-source </w:t>
       </w:r>
       <w:r>
         <w:rPr>
@@ -17503,16 +17001,7 @@
           <w:sz w:val="24"/>
           <w:szCs w:val="24"/>
         </w:rPr>
-        <w:t>tools</w:t>
-      </w:r>
-      <w:proofErr w:type="gramEnd"/>
-      <w:r>
-        <w:rPr>
-          <w:rFonts w:ascii="Times New Roman" w:eastAsia="Times New Roman" w:hAnsi="Times New Roman"/>
-          <w:sz w:val="24"/>
-          <w:szCs w:val="24"/>
-        </w:rPr>
-        <w:t xml:space="preserve"> for the group deliverable.</w:t>
+        <w:t>tools for the group deliverable.</w:t>
       </w:r>
     </w:p>
     <w:p>
@@ -17557,18 +17046,8 @@
           <w:sz w:val="24"/>
           <w:szCs w:val="24"/>
         </w:rPr>
-        <w:t xml:space="preserve"> </w:t>
-      </w:r>
-      <w:proofErr w:type="spellStart"/>
-      <w:r>
-        <w:rPr>
-          <w:rFonts w:ascii="Times New Roman" w:eastAsia="Times New Roman" w:hAnsi="Times New Roman"/>
-          <w:sz w:val="24"/>
-          <w:szCs w:val="24"/>
-        </w:rPr>
-        <w:t>Streamlit</w:t>
-      </w:r>
-      <w:proofErr w:type="spellEnd"/>
+        <w:t xml:space="preserve"> Streamlit</w:t>
+      </w:r>
       <w:r>
         <w:rPr>
           <w:rFonts w:ascii="Times New Roman" w:eastAsia="Times New Roman" w:hAnsi="Times New Roman"/>
@@ -17649,43 +17128,7 @@
           <w:sz w:val="24"/>
           <w:szCs w:val="24"/>
         </w:rPr>
-        <w:t xml:space="preserve">the GitHub-based data store to Amazon S3, pandas-based data processing to AWS Glue ETL, the Analytics/ML stage to Amazon SageMaker for managed training and scheduled deployment, the </w:t>
-      </w:r>
-      <w:proofErr w:type="spellStart"/>
-      <w:r>
-        <w:rPr>
-          <w:rFonts w:ascii="Times New Roman" w:eastAsia="Times New Roman" w:hAnsi="Times New Roman"/>
-          <w:sz w:val="24"/>
-          <w:szCs w:val="24"/>
-        </w:rPr>
-        <w:t>Streamlit</w:t>
-      </w:r>
-      <w:proofErr w:type="spellEnd"/>
-      <w:r>
-        <w:rPr>
-          <w:rFonts w:ascii="Times New Roman" w:eastAsia="Times New Roman" w:hAnsi="Times New Roman"/>
-          <w:sz w:val="24"/>
-          <w:szCs w:val="24"/>
-        </w:rPr>
-        <w:t xml:space="preserve"> dashboard to Amazon </w:t>
-      </w:r>
-      <w:proofErr w:type="spellStart"/>
-      <w:r>
-        <w:rPr>
-          <w:rFonts w:ascii="Times New Roman" w:eastAsia="Times New Roman" w:hAnsi="Times New Roman"/>
-          <w:sz w:val="24"/>
-          <w:szCs w:val="24"/>
-        </w:rPr>
-        <w:t>QuickSight</w:t>
-      </w:r>
-      <w:proofErr w:type="spellEnd"/>
-      <w:r>
-        <w:rPr>
-          <w:rFonts w:ascii="Times New Roman" w:eastAsia="Times New Roman" w:hAnsi="Times New Roman"/>
-          <w:sz w:val="24"/>
-          <w:szCs w:val="24"/>
-        </w:rPr>
-        <w:t>, the Monitor stage to Amazon SageMaker Model Monitor, and the Incremental learning stage to SageMaker's built-in incremental (continuous) training capability. Future enhancements under consideration include real-time or near-real-time data ingestion (replacing manual/batch downloads) and integration with additional predictors such as weather or event-calendar data to improve forecast accuracy.</w:t>
+        <w:t>the GitHub-based data store to Amazon S3, pandas-based data processing to AWS Glue ETL, the Analytics/ML stage to Amazon SageMaker for managed training and scheduled deployment, the Streamlit dashboard to Amazon QuickSight, the Monitor stage to Amazon SageMaker Model Monitor, and the Incremental learning stage to SageMaker's built-in incremental (continuous) training capability. Future enhancements under consideration include real-time or near-real-time data ingestion (replacing manual/batch downloads) and integration with additional predictors such as weather or event-calendar data to improve forecast accuracy.</w:t>
       </w:r>
     </w:p>
     <w:p>
@@ -18904,25 +18347,7 @@
           <w:sz w:val="24"/>
           <w:szCs w:val="24"/>
         </w:rPr>
-        <w:t xml:space="preserve">It is retained as </w:t>
-      </w:r>
-      <w:proofErr w:type="spellStart"/>
-      <w:r>
-        <w:rPr>
-          <w:rFonts w:ascii="Times New Roman" w:eastAsia="Times New Roman" w:hAnsi="Times New Roman"/>
-          <w:sz w:val="24"/>
-          <w:szCs w:val="24"/>
-        </w:rPr>
-        <w:t>NaN</w:t>
-      </w:r>
-      <w:proofErr w:type="spellEnd"/>
-      <w:r>
-        <w:rPr>
-          <w:rFonts w:ascii="Times New Roman" w:eastAsia="Times New Roman" w:hAnsi="Times New Roman"/>
-          <w:sz w:val="24"/>
-          <w:szCs w:val="24"/>
-        </w:rPr>
-        <w:t xml:space="preserve"> and never imputed.</w:t>
+        <w:t>It is retained as NaN and never imputed.</w:t>
       </w:r>
     </w:p>
     <w:p>
@@ -19283,23 +18708,13 @@
           <w:szCs w:val="24"/>
         </w:rPr>
       </w:pPr>
-      <w:proofErr w:type="spellStart"/>
-      <w:r>
-        <w:rPr>
-          <w:rFonts w:ascii="Times New Roman" w:eastAsia="Times New Roman" w:hAnsi="Times New Roman"/>
-          <w:sz w:val="24"/>
-          <w:szCs w:val="24"/>
-        </w:rPr>
-        <w:t>Nhulunbuy</w:t>
-      </w:r>
-      <w:proofErr w:type="spellEnd"/>
-      <w:r>
-        <w:rPr>
-          <w:rFonts w:ascii="Times New Roman" w:eastAsia="Times New Roman" w:hAnsi="Times New Roman"/>
-          <w:sz w:val="24"/>
-          <w:szCs w:val="24"/>
-        </w:rPr>
-        <w:t xml:space="preserve"> </w:t>
+      <w:r>
+        <w:rPr>
+          <w:rFonts w:ascii="Times New Roman" w:eastAsia="Times New Roman" w:hAnsi="Times New Roman"/>
+          <w:sz w:val="24"/>
+          <w:szCs w:val="24"/>
+        </w:rPr>
+        <w:t xml:space="preserve">Nhulunbuy </w:t>
       </w:r>
       <w:r>
         <w:rPr>
@@ -19608,25 +19023,7 @@
           <w:sz w:val="24"/>
           <w:szCs w:val="24"/>
         </w:rPr>
-        <w:t xml:space="preserve">Any </w:t>
-      </w:r>
-      <w:proofErr w:type="spellStart"/>
-      <w:r>
-        <w:rPr>
-          <w:rFonts w:ascii="Times New Roman" w:eastAsia="Times New Roman" w:hAnsi="Times New Roman"/>
-          <w:sz w:val="24"/>
-          <w:szCs w:val="24"/>
-        </w:rPr>
-        <w:t>unrecognised</w:t>
-      </w:r>
-      <w:proofErr w:type="spellEnd"/>
-      <w:r>
-        <w:rPr>
-          <w:rFonts w:ascii="Times New Roman" w:eastAsia="Times New Roman" w:hAnsi="Times New Roman"/>
-          <w:sz w:val="24"/>
-          <w:szCs w:val="24"/>
-        </w:rPr>
-        <w:t xml:space="preserve"> SA2 </w:t>
+        <w:t xml:space="preserve">Any unrecognised SA2 </w:t>
       </w:r>
       <w:r>
         <w:rPr>
@@ -19821,23 +19218,13 @@
         </w:rPr>
         <w:t>Data trimmed to the 2015-2025 a</w:t>
       </w:r>
-      <w:proofErr w:type="spellStart"/>
-      <w:r>
-        <w:rPr>
-          <w:rFonts w:ascii="Times New Roman" w:eastAsia="Times New Roman" w:hAnsi="Times New Roman"/>
-          <w:sz w:val="24"/>
-          <w:szCs w:val="24"/>
-        </w:rPr>
-        <w:t>nalysis</w:t>
-      </w:r>
-      <w:proofErr w:type="spellEnd"/>
-      <w:r>
-        <w:rPr>
-          <w:rFonts w:ascii="Times New Roman" w:eastAsia="Times New Roman" w:hAnsi="Times New Roman"/>
-          <w:sz w:val="24"/>
-          <w:szCs w:val="24"/>
-        </w:rPr>
-        <w:t xml:space="preserve"> window </w:t>
+      <w:r>
+        <w:rPr>
+          <w:rFonts w:ascii="Times New Roman" w:eastAsia="Times New Roman" w:hAnsi="Times New Roman"/>
+          <w:sz w:val="24"/>
+          <w:szCs w:val="24"/>
+        </w:rPr>
+        <w:t xml:space="preserve">nalysis window </w:t>
       </w:r>
       <w:r>
         <w:rPr>
@@ -20108,7 +19495,6 @@
           <w:szCs w:val="18"/>
         </w:rPr>
       </w:pPr>
-      <w:proofErr w:type="spellStart"/>
       <w:r>
         <w:rPr>
           <w:rStyle w:val="normaltextrun"/>
@@ -20127,14 +19513,7 @@
         <w:rPr>
           <w:rStyle w:val="normaltextrun"/>
         </w:rPr>
-        <w:t>_rate</w:t>
-      </w:r>
-      <w:proofErr w:type="spellEnd"/>
-      <w:r>
-        <w:rPr>
-          <w:rStyle w:val="normaltextrun"/>
-        </w:rPr>
-        <w:t>:</w:t>
+        <w:t>_rate:</w:t>
       </w:r>
     </w:p>
     <w:p>
@@ -20153,49 +19532,7 @@
         <w:rPr>
           <w:rStyle w:val="normaltextrun"/>
         </w:rPr>
-        <w:t xml:space="preserve">Since the crime rate is not normally distributed but rather follows a </w:t>
-      </w:r>
-      <w:proofErr w:type="gramStart"/>
-      <w:r>
-        <w:rPr>
-          <w:rStyle w:val="normaltextrun"/>
-        </w:rPr>
-        <w:t>log</w:t>
-      </w:r>
-      <w:proofErr w:type="gramEnd"/>
-      <w:r>
-        <w:rPr>
-          <w:rStyle w:val="normaltextrun"/>
-        </w:rPr>
-        <w:t>-normal distribution (heavily right-skewed) due to seasonality characteristics. By transforming the assault rate logarithmically, we aim to </w:t>
-      </w:r>
-      <w:proofErr w:type="spellStart"/>
-      <w:r>
-        <w:rPr>
-          <w:rStyle w:val="normaltextrun"/>
-        </w:rPr>
-        <w:t>stabilise</w:t>
-      </w:r>
-      <w:proofErr w:type="spellEnd"/>
-      <w:r>
-        <w:rPr>
-          <w:rStyle w:val="normaltextrun"/>
-        </w:rPr>
-        <w:t> the distribution, making it symmetrical which is essential for good performance of linear regression </w:t>
-      </w:r>
-      <w:proofErr w:type="gramStart"/>
-      <w:r>
-        <w:rPr>
-          <w:rStyle w:val="normaltextrun"/>
-        </w:rPr>
-        <w:t>models(</w:t>
-      </w:r>
-      <w:proofErr w:type="gramEnd"/>
-      <w:r>
-        <w:rPr>
-          <w:rStyle w:val="normaltextrun"/>
-        </w:rPr>
-        <w:t>Limpert et al., 2001)</w:t>
+        <w:t>Since the crime rate is not normally distributed but rather follows a log-normal distribution (heavily right-skewed) due to seasonality characteristics. By transforming the assault rate logarithmically, we aim to stabilise the distribution, making it symmetrical which is essential for good performance of linear regression models(Limpert et al., 2001)</w:t>
       </w:r>
     </w:p>
     <w:p>
@@ -20210,7 +19547,6 @@
           <w:szCs w:val="18"/>
         </w:rPr>
       </w:pPr>
-      <w:proofErr w:type="spellStart"/>
       <w:r>
         <w:rPr>
           <w:rStyle w:val="normaltextrun"/>
@@ -20223,34 +19559,7 @@
           <w:i/>
           <w:iCs/>
         </w:rPr>
-        <w:t>month</w:t>
-      </w:r>
-      <w:proofErr w:type="spellEnd"/>
-      <w:r>
-        <w:rPr>
-          <w:rStyle w:val="normaltextrun"/>
-          <w:i/>
-          <w:iCs/>
-        </w:rPr>
-        <w:t> and </w:t>
-      </w:r>
-      <w:proofErr w:type="spellStart"/>
-      <w:r>
-        <w:rPr>
-          <w:rStyle w:val="normaltextrun"/>
-          <w:i/>
-          <w:iCs/>
-        </w:rPr>
-        <w:t>cos_month</w:t>
-      </w:r>
-      <w:proofErr w:type="spellEnd"/>
-      <w:r>
-        <w:rPr>
-          <w:rStyle w:val="normaltextrun"/>
-          <w:i/>
-          <w:iCs/>
-        </w:rPr>
-        <w:t>:</w:t>
+        <w:t>month and cos_month:</w:t>
       </w:r>
     </w:p>
     <w:p>
@@ -20269,21 +19578,7 @@
         <w:rPr>
           <w:rStyle w:val="normaltextrun"/>
         </w:rPr>
-        <w:t>To preserve the cyclic </w:t>
-      </w:r>
-      <w:proofErr w:type="spellStart"/>
-      <w:r>
-        <w:rPr>
-          <w:rStyle w:val="normaltextrun"/>
-        </w:rPr>
-        <w:t>behaviours</w:t>
-      </w:r>
-      <w:proofErr w:type="spellEnd"/>
-      <w:r>
-        <w:rPr>
-          <w:rStyle w:val="normaltextrun"/>
-        </w:rPr>
-        <w:t> of months, sine and cosine functions are applied to represent time since these trigonometric functions pursue cycles between “top” and “bottom” and have a settled cycle length which is perfect for modelling regular cycles such as months (Lindsey and Pavur, 2005)</w:t>
+        <w:t>To preserve the cyclic behaviours of months, sine and cosine functions are applied to represent time since these trigonometric functions pursue cycles between “top” and “bottom” and have a settled cycle length which is perfect for modelling regular cycles such as months (Lindsey and Pavur, 2005)</w:t>
       </w:r>
     </w:p>
     <w:p>
@@ -20337,19 +19632,11 @@
           <w:szCs w:val="18"/>
         </w:rPr>
       </w:pPr>
-      <w:proofErr w:type="spellStart"/>
       <w:r>
         <w:rPr>
           <w:rStyle w:val="normaltextrun"/>
         </w:rPr>
-        <w:t>is_new_year</w:t>
-      </w:r>
-      <w:proofErr w:type="spellEnd"/>
-      <w:r>
-        <w:rPr>
-          <w:rStyle w:val="normaltextrun"/>
-        </w:rPr>
-        <w:t>:</w:t>
+        <w:t>is_new_year:</w:t>
       </w:r>
     </w:p>
     <w:p>
@@ -20368,21 +19655,7 @@
         <w:rPr>
           <w:rStyle w:val="normaltextrun"/>
         </w:rPr>
-        <w:t>According to research by Baird </w:t>
-      </w:r>
-      <w:proofErr w:type="gramStart"/>
-      <w:r>
-        <w:rPr>
-          <w:rStyle w:val="normaltextrun"/>
-        </w:rPr>
-        <w:t>et al. ,</w:t>
-      </w:r>
-      <w:proofErr w:type="gramEnd"/>
-      <w:r>
-        <w:rPr>
-          <w:rStyle w:val="normaltextrun"/>
-        </w:rPr>
-        <w:t> (2019), the homicide rate experiences a significant spike on New Year’s Day. Therefore, this feature is added to capture this valuable information.</w:t>
+        <w:t>According to research by Baird et al. , (2019), the homicide rate experiences a significant spike on New Year’s Day. Therefore, this feature is added to capture this valuable information.</w:t>
       </w:r>
     </w:p>
     <w:p>
@@ -20910,27 +20183,7 @@
           <w:szCs w:val="24"/>
           <w:lang w:val="en-AU" w:eastAsia="ja-JP"/>
         </w:rPr>
-        <w:t xml:space="preserve">Applying PCA to the regional age structure allows the model to condense </w:t>
-      </w:r>
-      <w:proofErr w:type="gramStart"/>
-      <w:r>
-        <w:rPr>
-          <w:rFonts w:ascii="Times New Roman" w:eastAsia="Times New Roman" w:hAnsi="Times New Roman" w:cs="Times New Roman"/>
-          <w:sz w:val="24"/>
-          <w:szCs w:val="24"/>
-          <w:lang w:val="en-AU" w:eastAsia="ja-JP"/>
-        </w:rPr>
-        <w:t>a large number of</w:t>
-      </w:r>
-      <w:proofErr w:type="gramEnd"/>
-      <w:r>
-        <w:rPr>
-          <w:rFonts w:ascii="Times New Roman" w:eastAsia="Times New Roman" w:hAnsi="Times New Roman" w:cs="Times New Roman"/>
-          <w:sz w:val="24"/>
-          <w:szCs w:val="24"/>
-          <w:lang w:val="en-AU" w:eastAsia="ja-JP"/>
-        </w:rPr>
-        <w:t xml:space="preserve"> correlated demographic variables into a small set of orthogonal components that capture the dominant patterns in the data. This compression substantially reduces the dimensionality of the feature space, which in turn lowers computational cost, speeds up model training, and minimises the risk of overfitting. Importantly, PCA preserves most of the original variance, meaning that the transformed components retain the essential information needed for prediction while discarding noise and redundancy. As Mishra et al. (2017) highlight, PCA is particularly effective when dealing with demographic or socioeconomic variables that tend to move together, making it a suitable technique for simplifying age</w:t>
+        <w:t>Applying PCA to the regional age structure allows the model to condense a large number of correlated demographic variables into a small set of orthogonal components that capture the dominant patterns in the data. This compression substantially reduces the dimensionality of the feature space, which in turn lowers computational cost, speeds up model training, and minimises the risk of overfitting. Importantly, PCA preserves most of the original variance, meaning that the transformed components retain the essential information needed for prediction while discarding noise and redundancy. As Mishra et al. (2017) highlight, PCA is particularly effective when dealing with demographic or socioeconomic variables that tend to move together, making it a suitable technique for simplifying age</w:t>
       </w:r>
       <w:r>
         <w:rPr>
@@ -21158,23 +20411,7 @@
           <w:rStyle w:val="normaltextrun"/>
           <w:lang w:val="en-AU"/>
         </w:rPr>
-        <w:t>With an aim to maximise the model performance, a multicollinearity check was carried out by calculating the Variance Inflation Factor (VIF) of each feature and removing the ones with VIF &gt; 30. High multicollinear features are known to have a negative effect on the regression model by hampering the interpretability of model predictors and resulting in highly volatile coefficient estimates (</w:t>
-      </w:r>
-      <w:proofErr w:type="spellStart"/>
-      <w:r>
-        <w:rPr>
-          <w:rStyle w:val="normaltextrun"/>
-          <w:lang w:val="en-AU"/>
-        </w:rPr>
-        <w:t>Dertli</w:t>
-      </w:r>
-      <w:proofErr w:type="spellEnd"/>
-      <w:r>
-        <w:rPr>
-          <w:rStyle w:val="normaltextrun"/>
-          <w:lang w:val="en-AU"/>
-        </w:rPr>
-        <w:t> et al., 2024).</w:t>
+        <w:t>With an aim to maximise the model performance, a multicollinearity check was carried out by calculating the Variance Inflation Factor (VIF) of each feature and removing the ones with VIF &gt; 30. High multicollinear features are known to have a negative effect on the regression model by hampering the interpretability of model predictors and resulting in highly volatile coefficient estimates (Dertli et al., 2024).</w:t>
       </w:r>
       <w:r>
         <w:rPr>
@@ -21273,43 +20510,7 @@
           <w:sz w:val="24"/>
           <w:szCs w:val="24"/>
         </w:rPr>
-        <w:t xml:space="preserve">Across all models tested, Linear Regression delivered the strongest performance, achieving the lowest </w:t>
-      </w:r>
-      <w:proofErr w:type="gramStart"/>
-      <w:r>
-        <w:rPr>
-          <w:rFonts w:ascii="Times New Roman" w:eastAsia="Times New Roman" w:hAnsi="Times New Roman"/>
-          <w:sz w:val="24"/>
-          <w:szCs w:val="24"/>
-        </w:rPr>
-        <w:t>RMSE(</w:t>
-      </w:r>
-      <w:proofErr w:type="gramEnd"/>
-      <w:r>
-        <w:rPr>
-          <w:rFonts w:ascii="Times New Roman" w:eastAsia="Times New Roman" w:hAnsi="Times New Roman"/>
-          <w:sz w:val="24"/>
-          <w:szCs w:val="24"/>
-        </w:rPr>
-        <w:t xml:space="preserve">log) and RMSE on the original scale, indicating that the relationship between predictors and assault rates is predominantly linear and stable. Regularised models (Ridge and Lasso) showed slightly higher error and progressively smaller </w:t>
-      </w:r>
-      <w:proofErr w:type="spellStart"/>
-      <w:r>
-        <w:rPr>
-          <w:rFonts w:ascii="Times New Roman" w:eastAsia="Times New Roman" w:hAnsi="Times New Roman"/>
-          <w:sz w:val="24"/>
-          <w:szCs w:val="24"/>
-        </w:rPr>
-        <w:t>alcohol_per_capita</w:t>
-      </w:r>
-      <w:proofErr w:type="spellEnd"/>
-      <w:r>
-        <w:rPr>
-          <w:rFonts w:ascii="Times New Roman" w:eastAsia="Times New Roman" w:hAnsi="Times New Roman"/>
-          <w:sz w:val="24"/>
-          <w:szCs w:val="24"/>
-        </w:rPr>
-        <w:t xml:space="preserve"> coefficients, suggesting that this variable contributes only modestly once collinearity is controlled. Lasso’s near</w:t>
+        <w:t>Across all models tested, Linear Regression delivered the strongest performance, achieving the lowest RMSE(log) and RMSE on the original scale, indicating that the relationship between predictors and assault rates is predominantly linear and stable. Regularised models (Ridge and Lasso) showed slightly higher error and progressively smaller alcohol_per_capita coefficients, suggesting that this variable contributes only modestly once collinearity is controlled. Lasso’s near</w:t>
       </w:r>
       <w:r>
         <w:rPr>
@@ -21318,25 +20519,7 @@
           <w:szCs w:val="24"/>
         </w:rPr>
         <w:noBreakHyphen/>
-        <w:t xml:space="preserve">zero coefficient further implies that alcohol supply is a weak predictor relative to other socioeconomic factors. </w:t>
-      </w:r>
-      <w:proofErr w:type="spellStart"/>
-      <w:r>
-        <w:rPr>
-          <w:rFonts w:ascii="Times New Roman" w:eastAsia="Times New Roman" w:hAnsi="Times New Roman"/>
-          <w:sz w:val="24"/>
-          <w:szCs w:val="24"/>
-        </w:rPr>
-        <w:t>XGBoost</w:t>
-      </w:r>
-      <w:proofErr w:type="spellEnd"/>
-      <w:r>
-        <w:rPr>
-          <w:rFonts w:ascii="Times New Roman" w:eastAsia="Times New Roman" w:hAnsi="Times New Roman"/>
-          <w:sz w:val="24"/>
-          <w:szCs w:val="24"/>
-        </w:rPr>
-        <w:t xml:space="preserve"> performed worse than the linear models, reinforcing that the dataset does not contain strong nonlinear interactions for tree</w:t>
+        <w:t>zero coefficient further implies that alcohol supply is a weak predictor relative to other socioeconomic factors. XGBoost performed worse than the linear models, reinforcing that the dataset does not contain strong nonlinear interactions for tree</w:t>
       </w:r>
       <w:r>
         <w:rPr>
@@ -21345,25 +20528,7 @@
           <w:szCs w:val="24"/>
         </w:rPr>
         <w:noBreakHyphen/>
-        <w:t xml:space="preserve">based methods to exploit. Overall, </w:t>
-      </w:r>
-      <w:proofErr w:type="spellStart"/>
-      <w:r>
-        <w:rPr>
-          <w:rFonts w:ascii="Times New Roman" w:eastAsia="Times New Roman" w:hAnsi="Times New Roman"/>
-          <w:sz w:val="24"/>
-          <w:szCs w:val="24"/>
-        </w:rPr>
-        <w:t>alcohol_per_capita</w:t>
-      </w:r>
-      <w:proofErr w:type="spellEnd"/>
-      <w:r>
-        <w:rPr>
-          <w:rFonts w:ascii="Times New Roman" w:eastAsia="Times New Roman" w:hAnsi="Times New Roman"/>
-          <w:sz w:val="24"/>
-          <w:szCs w:val="24"/>
-        </w:rPr>
-        <w:t xml:space="preserve"> exhibits a consistent but small positive association with assault rates, and simpler linear models remain the most appropriate for this modelling context</w:t>
+        <w:t>based methods to exploit. Overall, alcohol_per_capita exhibits a consistent but small positive association with assault rates, and simpler linear models remain the most appropriate for this modelling context</w:t>
       </w:r>
     </w:p>
     <w:p>
@@ -21381,6 +20546,7 @@
       <w:r>
         <w:rPr>
           <w:rFonts w:ascii="Times New Roman" w:eastAsia="Times New Roman" w:hAnsi="Times New Roman"/>
+          <w:noProof/>
           <w:sz w:val="24"/>
           <w:szCs w:val="24"/>
         </w:rPr>
@@ -21892,27 +21058,7 @@
                 <w:szCs w:val="24"/>
                 <w:lang w:val="en-AU"/>
               </w:rPr>
-              <w:t xml:space="preserve">GitHub repository with README; </w:t>
-            </w:r>
-            <w:proofErr w:type="spellStart"/>
-            <w:r>
-              <w:rPr>
-                <w:rFonts w:ascii="Times New Roman" w:eastAsia="Times New Roman" w:hAnsi="Times New Roman" w:cs="Times New Roman"/>
-                <w:sz w:val="24"/>
-                <w:szCs w:val="24"/>
-                <w:lang w:val="en-AU"/>
-              </w:rPr>
-              <w:t>Streamlit</w:t>
-            </w:r>
-            <w:proofErr w:type="spellEnd"/>
-            <w:r>
-              <w:rPr>
-                <w:rFonts w:ascii="Times New Roman" w:eastAsia="Times New Roman" w:hAnsi="Times New Roman" w:cs="Times New Roman"/>
-                <w:sz w:val="24"/>
-                <w:szCs w:val="24"/>
-                <w:lang w:val="en-AU"/>
-              </w:rPr>
-              <w:t xml:space="preserve"> account set up; draft problem statement</w:t>
+              <w:t>GitHub repository with README; Streamlit account set up; draft problem statement</w:t>
             </w:r>
           </w:p>
         </w:tc>
@@ -23332,47 +22478,7 @@
                 <w:szCs w:val="24"/>
                 <w:lang w:val="en-AU"/>
               </w:rPr>
-              <w:t xml:space="preserve">Incorporate feedback; finalise </w:t>
-            </w:r>
-            <w:proofErr w:type="gramStart"/>
-            <w:r>
-              <w:rPr>
-                <w:rFonts w:ascii="Times New Roman" w:eastAsia="Times New Roman" w:hAnsi="Times New Roman" w:cs="Times New Roman"/>
-                <w:sz w:val="24"/>
-                <w:szCs w:val="24"/>
-                <w:lang w:val="en-AU"/>
-              </w:rPr>
-              <w:t>dashboard;  deploy</w:t>
-            </w:r>
-            <w:proofErr w:type="gramEnd"/>
-            <w:r>
-              <w:rPr>
-                <w:rFonts w:ascii="Times New Roman" w:eastAsia="Times New Roman" w:hAnsi="Times New Roman" w:cs="Times New Roman"/>
-                <w:sz w:val="24"/>
-                <w:szCs w:val="24"/>
-                <w:lang w:val="en-AU"/>
-              </w:rPr>
-              <w:t xml:space="preserve"> to </w:t>
-            </w:r>
-            <w:proofErr w:type="spellStart"/>
-            <w:r>
-              <w:rPr>
-                <w:rFonts w:ascii="Times New Roman" w:eastAsia="Times New Roman" w:hAnsi="Times New Roman" w:cs="Times New Roman"/>
-                <w:sz w:val="24"/>
-                <w:szCs w:val="24"/>
-                <w:lang w:val="en-AU"/>
-              </w:rPr>
-              <w:t>Streamlit</w:t>
-            </w:r>
-            <w:proofErr w:type="spellEnd"/>
-            <w:r>
-              <w:rPr>
-                <w:rFonts w:ascii="Times New Roman" w:eastAsia="Times New Roman" w:hAnsi="Times New Roman" w:cs="Times New Roman"/>
-                <w:sz w:val="24"/>
-                <w:szCs w:val="24"/>
-                <w:lang w:val="en-AU"/>
-              </w:rPr>
-              <w:t xml:space="preserve"> Community Cloud; implement monitoring and retraining logic</w:t>
+              <w:t>Incorporate feedback; finalise dashboard;  deploy to Streamlit Community Cloud; implement monitoring and retraining logic</w:t>
             </w:r>
           </w:p>
         </w:tc>
@@ -24215,27 +23321,7 @@
                 <w:szCs w:val="24"/>
                 <w:lang w:val="en-AU"/>
               </w:rPr>
-              <w:t xml:space="preserve">Cleans, merges and </w:t>
-            </w:r>
-            <w:proofErr w:type="gramStart"/>
-            <w:r>
-              <w:rPr>
-                <w:rFonts w:ascii="Times New Roman" w:eastAsia="Times New Roman" w:hAnsi="Times New Roman" w:cs="Times New Roman"/>
-                <w:sz w:val="24"/>
-                <w:szCs w:val="24"/>
-                <w:lang w:val="en-AU"/>
-              </w:rPr>
-              <w:t>engineers</w:t>
-            </w:r>
-            <w:proofErr w:type="gramEnd"/>
-            <w:r>
-              <w:rPr>
-                <w:rFonts w:ascii="Times New Roman" w:eastAsia="Times New Roman" w:hAnsi="Times New Roman" w:cs="Times New Roman"/>
-                <w:sz w:val="24"/>
-                <w:szCs w:val="24"/>
-                <w:lang w:val="en-AU"/>
-              </w:rPr>
-              <w:t xml:space="preserve"> features across the three data sources; implements post-deployment drift-checking scripts</w:t>
+              <w:t>Cleans, merges and engineers features across the three data sources; implements post-deployment drift-checking scripts</w:t>
             </w:r>
           </w:p>
         </w:tc>
@@ -24387,19 +23473,8 @@
                 <w:szCs w:val="24"/>
                 <w:lang w:val="en-AU"/>
               </w:rPr>
-              <w:t xml:space="preserve">Dashboard &amp; </w:t>
-            </w:r>
-            <w:proofErr w:type="gramStart"/>
-            <w:r>
-              <w:rPr>
-                <w:rFonts w:ascii="Times New Roman" w:eastAsia="Times New Roman" w:hAnsi="Times New Roman" w:cs="Times New Roman"/>
-                <w:sz w:val="24"/>
-                <w:szCs w:val="24"/>
-                <w:lang w:val="en-AU"/>
-              </w:rPr>
-              <w:t>Deploy</w:t>
-            </w:r>
-            <w:proofErr w:type="gramEnd"/>
+              <w:t>Dashboard &amp; Deploy</w:t>
+            </w:r>
           </w:p>
         </w:tc>
         <w:tc>
@@ -24427,47 +23502,7 @@
                 <w:szCs w:val="24"/>
                 <w:lang w:val="en-AU"/>
               </w:rPr>
-              <w:t xml:space="preserve">Builds the </w:t>
-            </w:r>
-            <w:proofErr w:type="spellStart"/>
-            <w:r>
-              <w:rPr>
-                <w:rFonts w:ascii="Times New Roman" w:eastAsia="Times New Roman" w:hAnsi="Times New Roman" w:cs="Times New Roman"/>
-                <w:sz w:val="24"/>
-                <w:szCs w:val="24"/>
-                <w:lang w:val="en-AU"/>
-              </w:rPr>
-              <w:t>Streamlit</w:t>
-            </w:r>
-            <w:proofErr w:type="spellEnd"/>
-            <w:r>
-              <w:rPr>
-                <w:rFonts w:ascii="Times New Roman" w:eastAsia="Times New Roman" w:hAnsi="Times New Roman" w:cs="Times New Roman"/>
-                <w:sz w:val="24"/>
-                <w:szCs w:val="24"/>
-                <w:lang w:val="en-AU"/>
-              </w:rPr>
-              <w:t xml:space="preserve"> dashboard and manages its deployment and redeployment via </w:t>
-            </w:r>
-            <w:proofErr w:type="spellStart"/>
-            <w:r>
-              <w:rPr>
-                <w:rFonts w:ascii="Times New Roman" w:eastAsia="Times New Roman" w:hAnsi="Times New Roman" w:cs="Times New Roman"/>
-                <w:sz w:val="24"/>
-                <w:szCs w:val="24"/>
-                <w:lang w:val="en-AU"/>
-              </w:rPr>
-              <w:t>Streamlit</w:t>
-            </w:r>
-            <w:proofErr w:type="spellEnd"/>
-            <w:r>
-              <w:rPr>
-                <w:rFonts w:ascii="Times New Roman" w:eastAsia="Times New Roman" w:hAnsi="Times New Roman" w:cs="Times New Roman"/>
-                <w:sz w:val="24"/>
-                <w:szCs w:val="24"/>
-                <w:lang w:val="en-AU"/>
-              </w:rPr>
-              <w:t xml:space="preserve"> Community Cloud.</w:t>
+              <w:t>Builds the Streamlit dashboard and manages its deployment and redeployment via Streamlit Community Cloud.</w:t>
             </w:r>
           </w:p>
         </w:tc>
@@ -24586,21 +23621,7 @@
         <w:rPr>
           <w:rStyle w:val="normaltextrun"/>
         </w:rPr>
-        <w:t>Potential risks, including data quality issues, ethical concerns, and technical challenges, will be continuously monitored throughout the project. Mitigation strategies such as data validation procedures, adherence to ethical guidelines, and regular system testing will be implemented to </w:t>
-      </w:r>
-      <w:proofErr w:type="spellStart"/>
-      <w:r>
-        <w:rPr>
-          <w:rStyle w:val="normaltextrun"/>
-        </w:rPr>
-        <w:t>minimise</w:t>
-      </w:r>
-      <w:proofErr w:type="spellEnd"/>
-      <w:r>
-        <w:rPr>
-          <w:rStyle w:val="normaltextrun"/>
-        </w:rPr>
-        <w:t> their impact. Risks will be reviewed periodically, and corrective actions will be taken promptly to ensure project objectives are achieved successfully.</w:t>
+        <w:t>Potential risks, including data quality issues, ethical concerns, and technical challenges, will be continuously monitored throughout the project. Mitigation strategies such as data validation procedures, adherence to ethical guidelines, and regular system testing will be implemented to minimise their impact. Risks will be reviewed periodically, and corrective actions will be taken promptly to ensure project objectives are achieved successfully.</w:t>
       </w:r>
     </w:p>
     <w:p>
@@ -24673,21 +23694,7 @@
         <w:rPr>
           <w:rStyle w:val="normaltextrun"/>
         </w:rPr>
-        <w:t>The project continues to respect Indigenous Data Sovereignty principles by </w:t>
-      </w:r>
-      <w:proofErr w:type="spellStart"/>
-      <w:r>
-        <w:rPr>
-          <w:rStyle w:val="normaltextrun"/>
-        </w:rPr>
-        <w:t>recognising</w:t>
-      </w:r>
-      <w:proofErr w:type="spellEnd"/>
-      <w:r>
-        <w:rPr>
-          <w:rStyle w:val="normaltextrun"/>
-        </w:rPr>
-        <w:t> the rights of Indigenous communities to govern the collection, ownership, and use of data relating to their people and communities.</w:t>
+        <w:t>The project continues to respect Indigenous Data Sovereignty principles by recognising the rights of Indigenous communities to govern the collection, ownership, and use of data relating to their people and communities.</w:t>
       </w:r>
     </w:p>
     <w:p>
@@ -24704,21 +23711,7 @@
         <w:rPr>
           <w:rStyle w:val="normaltextrun"/>
         </w:rPr>
-        <w:t>In addition, all predictive analytics activities seek to comply with ethical standards to </w:t>
-      </w:r>
-      <w:proofErr w:type="spellStart"/>
-      <w:r>
-        <w:rPr>
-          <w:rStyle w:val="normaltextrun"/>
-        </w:rPr>
-        <w:t>minimise</w:t>
-      </w:r>
-      <w:proofErr w:type="spellEnd"/>
-      <w:r>
-        <w:rPr>
-          <w:rStyle w:val="normaltextrun"/>
-        </w:rPr>
-        <w:t> bias, promote transparency, and support fair decision-making. Forecasting</w:t>
+        <w:t>In addition, all predictive analytics activities seek to comply with ethical standards to minimise bias, promote transparency, and support fair decision-making. Forecasting</w:t>
       </w:r>
       <w:r>
         <w:rPr>
@@ -24939,25 +23932,7 @@
           <w:sz w:val="24"/>
           <w:szCs w:val="24"/>
         </w:rPr>
-        <w:t xml:space="preserve">he transition from PROMIS to </w:t>
-      </w:r>
-      <w:proofErr w:type="spellStart"/>
-      <w:r>
-        <w:rPr>
-          <w:rFonts w:ascii="Times New Roman" w:eastAsia="Times New Roman" w:hAnsi="Times New Roman"/>
-          <w:sz w:val="24"/>
-          <w:szCs w:val="24"/>
-        </w:rPr>
-        <w:t>SerPro</w:t>
-      </w:r>
-      <w:proofErr w:type="spellEnd"/>
-      <w:r>
-        <w:rPr>
-          <w:rFonts w:ascii="Times New Roman" w:eastAsia="Times New Roman" w:hAnsi="Times New Roman"/>
-          <w:sz w:val="24"/>
-          <w:szCs w:val="24"/>
-        </w:rPr>
-        <w:t xml:space="preserve"> in November 2023 and </w:t>
+        <w:t xml:space="preserve">he transition from PROMIS to SerPro in November 2023 and </w:t>
       </w:r>
       <w:r>
         <w:rPr>
@@ -25250,25 +24225,7 @@
           <w:sz w:val="24"/>
           <w:szCs w:val="24"/>
         </w:rPr>
-        <w:t xml:space="preserve">And the final risk is misuse or misinterpretation of the forecasts. If predictions are read as statements about </w:t>
-      </w:r>
-      <w:proofErr w:type="gramStart"/>
-      <w:r>
-        <w:rPr>
-          <w:rFonts w:ascii="Times New Roman" w:eastAsia="Times New Roman" w:hAnsi="Times New Roman"/>
-          <w:sz w:val="24"/>
-          <w:szCs w:val="24"/>
-        </w:rPr>
-        <w:t>particular communities</w:t>
-      </w:r>
-      <w:proofErr w:type="gramEnd"/>
-      <w:r>
-        <w:rPr>
-          <w:rFonts w:ascii="Times New Roman" w:eastAsia="Times New Roman" w:hAnsi="Times New Roman"/>
-          <w:sz w:val="24"/>
-          <w:szCs w:val="24"/>
-        </w:rPr>
-        <w:t>, the system could cause harm rather than support safety. Small counts in low-population regions could also make incidents identifiable. Forecasts will therefore be shown only at region and month level, with uncertainty ranges, and small values will be suppressed.</w:t>
+        <w:t>And the final risk is misuse or misinterpretation of the forecasts. If predictions are read as statements about particular communities, the system could cause harm rather than support safety. Small counts in low-population regions could also make incidents identifiable. Forecasts will therefore be shown only at region and month level, with uncertainty ranges, and small values will be suppressed.</w:t>
       </w:r>
     </w:p>
     <w:p>
@@ -25840,43 +24797,7 @@
           <w:sz w:val="24"/>
           <w:szCs w:val="24"/>
         </w:rPr>
-        <w:t xml:space="preserve">Carroll, S. R., Garba, I., Figueroa-Rodríguez, O. L., Holbrook, J., Lovett, R., </w:t>
-      </w:r>
-      <w:proofErr w:type="spellStart"/>
-      <w:r>
-        <w:rPr>
-          <w:rFonts w:ascii="Times New Roman" w:eastAsia="Times New Roman" w:hAnsi="Times New Roman"/>
-          <w:sz w:val="24"/>
-          <w:szCs w:val="24"/>
-        </w:rPr>
-        <w:t>Materechera</w:t>
-      </w:r>
-      <w:proofErr w:type="spellEnd"/>
-      <w:r>
-        <w:rPr>
-          <w:rFonts w:ascii="Times New Roman" w:eastAsia="Times New Roman" w:hAnsi="Times New Roman"/>
-          <w:sz w:val="24"/>
-          <w:szCs w:val="24"/>
-        </w:rPr>
-        <w:t xml:space="preserve">, S., Parsons, M., </w:t>
-      </w:r>
-      <w:proofErr w:type="spellStart"/>
-      <w:r>
-        <w:rPr>
-          <w:rFonts w:ascii="Times New Roman" w:eastAsia="Times New Roman" w:hAnsi="Times New Roman"/>
-          <w:sz w:val="24"/>
-          <w:szCs w:val="24"/>
-        </w:rPr>
-        <w:t>Raseroka</w:t>
-      </w:r>
-      <w:proofErr w:type="spellEnd"/>
-      <w:r>
-        <w:rPr>
-          <w:rFonts w:ascii="Times New Roman" w:eastAsia="Times New Roman" w:hAnsi="Times New Roman"/>
-          <w:sz w:val="24"/>
-          <w:szCs w:val="24"/>
-        </w:rPr>
-        <w:t xml:space="preserve">, K., Rodriguez-Lonebear, D., Rowe, R., Sara, R., Walker, J. D., Anderson, J., &amp; Hudson, M. (2020). The CARE Principles for Indigenous Data Governance. Data Science Journal, 19(1), 1–12. </w:t>
+        <w:t xml:space="preserve">Carroll, S. R., Garba, I., Figueroa-Rodríguez, O. L., Holbrook, J., Lovett, R., Materechera, S., Parsons, M., Raseroka, K., Rodriguez-Lonebear, D., Rowe, R., Sara, R., Walker, J. D., Anderson, J., &amp; Hudson, M. (2020). The CARE Principles for Indigenous Data Governance. Data Science Journal, 19(1), 1–12. </w:t>
       </w:r>
       <w:hyperlink r:id="rId46">
         <w:r>
@@ -25959,25 +24880,7 @@
           <w:sz w:val="24"/>
           <w:szCs w:val="24"/>
         </w:rPr>
-        <w:t xml:space="preserve">NT crime </w:t>
-      </w:r>
-      <w:proofErr w:type="gramStart"/>
-      <w:r>
-        <w:rPr>
-          <w:rFonts w:ascii="Times New Roman" w:eastAsia="Times New Roman" w:hAnsi="Times New Roman"/>
-          <w:sz w:val="24"/>
-          <w:szCs w:val="24"/>
-        </w:rPr>
-        <w:t>statistics march</w:t>
-      </w:r>
-      <w:proofErr w:type="gramEnd"/>
-      <w:r>
-        <w:rPr>
-          <w:rFonts w:ascii="Times New Roman" w:eastAsia="Times New Roman" w:hAnsi="Times New Roman"/>
-          <w:sz w:val="24"/>
-          <w:szCs w:val="24"/>
-        </w:rPr>
-        <w:t xml:space="preserve"> 2026 - NTG open data portal</w:t>
+        <w:t>NT crime statistics march 2026 - NTG open data portal</w:t>
       </w:r>
       <w:r>
         <w:rPr>
@@ -26073,29 +24976,7 @@
           <w:sz w:val="24"/>
           <w:szCs w:val="24"/>
         </w:rPr>
-        <w:t xml:space="preserve">Operation </w:t>
-      </w:r>
-      <w:proofErr w:type="spellStart"/>
-      <w:r>
-        <w:rPr>
-          <w:rFonts w:ascii="Times New Roman" w:eastAsia="Times New Roman" w:hAnsi="Times New Roman"/>
-          <w:i/>
-          <w:iCs/>
-          <w:sz w:val="24"/>
-          <w:szCs w:val="24"/>
-        </w:rPr>
-        <w:t>ventura</w:t>
-      </w:r>
-      <w:proofErr w:type="spellEnd"/>
-      <w:r>
-        <w:rPr>
-          <w:rFonts w:ascii="Times New Roman" w:eastAsia="Times New Roman" w:hAnsi="Times New Roman"/>
-          <w:i/>
-          <w:iCs/>
-          <w:sz w:val="24"/>
-          <w:szCs w:val="24"/>
-        </w:rPr>
-        <w:t xml:space="preserve"> | NT police, fire &amp; emergency services</w:t>
+        <w:t>Operation ventura | NT police, fire &amp; emergency services</w:t>
       </w:r>
       <w:r>
         <w:rPr>
@@ -26553,78 +25434,18 @@
         </w:rPr>
         <w:t>Visualisation:</w:t>
       </w:r>
-      <w:r>
-        <w:rPr>
-          <w:rFonts w:ascii="Times New Roman" w:eastAsia="Times New Roman" w:hAnsi="Times New Roman"/>
-          <w:sz w:val="24"/>
-          <w:szCs w:val="24"/>
-          <w:lang w:val="vi-VN"/>
-        </w:rPr>
-        <w:fldChar w:fldCharType="begin"/>
-      </w:r>
-      <w:r>
-        <w:rPr>
-          <w:rFonts w:ascii="Times New Roman" w:eastAsia="Times New Roman" w:hAnsi="Times New Roman"/>
-          <w:sz w:val="24"/>
-          <w:szCs w:val="24"/>
-          <w:lang w:val="vi-VN"/>
-        </w:rPr>
-        <w:instrText>HYPERLINK "</w:instrText>
-      </w:r>
-      <w:r>
-        <w:rPr>
-          <w:rFonts w:ascii="Times New Roman" w:eastAsia="Times New Roman" w:hAnsi="Times New Roman"/>
-          <w:sz w:val="24"/>
-          <w:szCs w:val="24"/>
-          <w:lang w:val="vi-VN"/>
-        </w:rPr>
-        <w:instrText>https://github.com/HendrickDang/PRT661-DATA-SCIENCE-PRACTICE/commits/main/eda_plots</w:instrText>
-      </w:r>
-      <w:r>
-        <w:rPr>
-          <w:rFonts w:ascii="Times New Roman" w:eastAsia="Times New Roman" w:hAnsi="Times New Roman"/>
-          <w:sz w:val="24"/>
-          <w:szCs w:val="24"/>
-          <w:lang w:val="vi-VN"/>
-        </w:rPr>
-        <w:instrText>"</w:instrText>
-      </w:r>
-      <w:r>
-        <w:rPr>
-          <w:rFonts w:ascii="Times New Roman" w:eastAsia="Times New Roman" w:hAnsi="Times New Roman"/>
-          <w:sz w:val="24"/>
-          <w:szCs w:val="24"/>
-          <w:lang w:val="vi-VN"/>
-        </w:rPr>
-      </w:r>
-      <w:r>
-        <w:rPr>
-          <w:rFonts w:ascii="Times New Roman" w:eastAsia="Times New Roman" w:hAnsi="Times New Roman"/>
-          <w:sz w:val="24"/>
-          <w:szCs w:val="24"/>
-          <w:lang w:val="vi-VN"/>
-        </w:rPr>
-        <w:fldChar w:fldCharType="separate"/>
-      </w:r>
-      <w:r>
-        <w:rPr>
-          <w:rStyle w:val="Hyperlink"/>
-          <w:rFonts w:ascii="Times New Roman" w:eastAsia="Times New Roman" w:hAnsi="Times New Roman"/>
-          <w:sz w:val="24"/>
-          <w:szCs w:val="24"/>
-          <w:lang w:val="vi-VN"/>
-        </w:rPr>
-        <w:t>https://github.com/HendrickDang/PRT661-DATA-SCIENCE-PRACTICE/commits/main/eda_plots</w:t>
-      </w:r>
-      <w:r>
-        <w:rPr>
-          <w:rFonts w:ascii="Times New Roman" w:eastAsia="Times New Roman" w:hAnsi="Times New Roman"/>
-          <w:sz w:val="24"/>
-          <w:szCs w:val="24"/>
-          <w:lang w:val="vi-VN"/>
-        </w:rPr>
-        <w:fldChar w:fldCharType="end"/>
-      </w:r>
+      <w:hyperlink r:id="rId54" w:history="1">
+        <w:r>
+          <w:rPr>
+            <w:rStyle w:val="Hyperlink"/>
+            <w:rFonts w:ascii="Times New Roman" w:eastAsia="Times New Roman" w:hAnsi="Times New Roman"/>
+            <w:sz w:val="24"/>
+            <w:szCs w:val="24"/>
+            <w:lang w:val="vi-VN"/>
+          </w:rPr>
+          <w:t>https://github.com/HendrickDang/PRT661-DATA-SCIENCE-PRACTICE/commits/main/eda_plots</w:t>
+        </w:r>
+      </w:hyperlink>
     </w:p>
     <w:p>
       <w:pPr>
@@ -27106,62 +25927,7 @@
           <w:sz w:val="24"/>
           <w:szCs w:val="24"/>
         </w:rPr>
-        <w:t>Name:</w:t>
-      </w:r>
-      <w:r>
-        <w:rPr>
-          <w:rFonts w:ascii="Times New Roman" w:eastAsia="Times New Roman" w:hAnsi="Times New Roman"/>
-          <w:sz w:val="24"/>
-          <w:szCs w:val="24"/>
-        </w:rPr>
-        <w:t xml:space="preserve"> </w:t>
-      </w:r>
-      <w:r>
-        <w:rPr>
-          <w:rFonts w:ascii="Times New Roman" w:eastAsia="Times New Roman" w:hAnsi="Times New Roman"/>
-          <w:sz w:val="24"/>
-          <w:szCs w:val="24"/>
-        </w:rPr>
-        <w:t>Van Hoi Dang (Hendrick)</w:t>
-      </w:r>
-    </w:p>
-    <w:p>
-      <w:pPr>
-        <w:spacing w:after="160" w:line="276" w:lineRule="auto"/>
-        <w:ind w:left="426"/>
-        <w:jc w:val="both"/>
-      </w:pPr>
-      <w:r>
-        <w:rPr>
-          <w:rFonts w:ascii="Times New Roman" w:eastAsia="Times New Roman" w:hAnsi="Times New Roman"/>
-          <w:sz w:val="24"/>
-          <w:szCs w:val="24"/>
-        </w:rPr>
-        <w:t>Student ID:</w:t>
-      </w:r>
-      <w:r>
-        <w:rPr>
-          <w:rFonts w:ascii="Times New Roman" w:eastAsia="Times New Roman" w:hAnsi="Times New Roman"/>
-          <w:sz w:val="24"/>
-          <w:szCs w:val="24"/>
-        </w:rPr>
-        <w:t xml:space="preserve"> </w:t>
-      </w:r>
-      <w:r>
-        <w:rPr>
-          <w:rFonts w:ascii="Times New Roman" w:eastAsia="Times New Roman" w:hAnsi="Times New Roman"/>
-          <w:sz w:val="24"/>
-          <w:szCs w:val="24"/>
-        </w:rPr>
-        <w:t>S</w:t>
-      </w:r>
-      <w:r>
-        <w:rPr>
-          <w:rFonts w:ascii="Times New Roman" w:eastAsia="Times New Roman" w:hAnsi="Times New Roman"/>
-          <w:sz w:val="24"/>
-          <w:szCs w:val="24"/>
-        </w:rPr>
-        <w:t>395598</w:t>
+        <w:t xml:space="preserve">Name: Van Hoi Dang (Hendrick) - Student ID: S395598 </w:t>
       </w:r>
     </w:p>
     <w:p>
@@ -27239,6 +26005,61 @@
           <w:szCs w:val="24"/>
         </w:rPr>
       </w:pPr>
+      <w:r>
+        <w:rPr>
+          <w:rFonts w:ascii="Times New Roman" w:eastAsia="Times New Roman" w:hAnsi="Times New Roman"/>
+          <w:sz w:val="24"/>
+          <w:szCs w:val="24"/>
+        </w:rPr>
+        <w:drawing>
+          <wp:inline distT="0" distB="0" distL="0" distR="0" wp14:anchorId="3B0D6B18" wp14:editId="6ADC109A">
+            <wp:extent cx="5414010" cy="3032760"/>
+            <wp:effectExtent l="0" t="0" r="0" b="0"/>
+            <wp:docPr id="987503445" name="Picture 2"/>
+            <wp:cNvGraphicFramePr>
+              <a:graphicFrameLocks xmlns:a="http://schemas.openxmlformats.org/drawingml/2006/main" noChangeAspect="1"/>
+            </wp:cNvGraphicFramePr>
+            <a:graphic xmlns:a="http://schemas.openxmlformats.org/drawingml/2006/main">
+              <a:graphicData uri="http://schemas.openxmlformats.org/drawingml/2006/picture">
+                <pic:pic xmlns:pic="http://schemas.openxmlformats.org/drawingml/2006/picture">
+                  <pic:nvPicPr>
+                    <pic:cNvPr id="0" name="Picture 1"/>
+                    <pic:cNvPicPr>
+                      <a:picLocks noChangeAspect="1" noChangeArrowheads="1"/>
+                    </pic:cNvPicPr>
+                  </pic:nvPicPr>
+                  <pic:blipFill>
+                    <a:blip r:embed="rId55">
+                      <a:extLst>
+                        <a:ext uri="{28A0092B-C50C-407E-A947-70E740481C1C}">
+                          <a14:useLocalDpi xmlns:a14="http://schemas.microsoft.com/office/drawing/2010/main" val="0"/>
+                        </a:ext>
+                      </a:extLst>
+                    </a:blip>
+                    <a:srcRect/>
+                    <a:stretch>
+                      <a:fillRect/>
+                    </a:stretch>
+                  </pic:blipFill>
+                  <pic:spPr bwMode="auto">
+                    <a:xfrm>
+                      <a:off x="0" y="0"/>
+                      <a:ext cx="5414010" cy="3032760"/>
+                    </a:xfrm>
+                    <a:prstGeom prst="rect">
+                      <a:avLst/>
+                    </a:prstGeom>
+                    <a:noFill/>
+                    <a:ln>
+                      <a:noFill/>
+                    </a:ln>
+                  </pic:spPr>
+                </pic:pic>
+              </a:graphicData>
+            </a:graphic>
+          </wp:inline>
+        </w:drawing>
+      </w:r>
     </w:p>
     <w:p>
       <w:pPr>
@@ -27275,7 +26096,20 @@
         <w:spacing w:line="276" w:lineRule="auto"/>
         <w:ind w:left="426"/>
         <w:jc w:val="both"/>
-      </w:pPr>
+        <w:rPr>
+          <w:rFonts w:ascii="Times New Roman" w:eastAsia="Times New Roman" w:hAnsi="Times New Roman"/>
+          <w:sz w:val="24"/>
+          <w:szCs w:val="24"/>
+        </w:rPr>
+      </w:pPr>
+      <w:r>
+        <w:rPr>
+          <w:rFonts w:ascii="Times New Roman" w:eastAsia="Times New Roman" w:hAnsi="Times New Roman"/>
+          <w:sz w:val="24"/>
+          <w:szCs w:val="24"/>
+        </w:rPr>
+        <w:t xml:space="preserve">My work since Assessment 1 covered the analytics and evaluation stage, addressing the feedback on the modelling plan. </w:t>
+      </w:r>
     </w:p>
     <w:p>
       <w:pPr>
@@ -27289,6 +26123,98 @@
           <w:szCs w:val="24"/>
         </w:rPr>
       </w:pPr>
+      <w:r>
+        <w:rPr>
+          <w:rFonts w:ascii="Times New Roman" w:eastAsia="Times New Roman" w:hAnsi="Times New Roman"/>
+          <w:sz w:val="24"/>
+          <w:szCs w:val="24"/>
+        </w:rPr>
+        <w:t xml:space="preserve">Built evaluation.py: a standalone module providing naive baselines, leakage-free feature selection, rolling-origin backtesting at four horizons, prediction intervals and structural-break indicators. </w:t>
+      </w:r>
+    </w:p>
+    <w:p>
+      <w:pPr>
+        <w:pStyle w:val="ListParagraph"/>
+        <w:spacing w:line="276" w:lineRule="auto"/>
+        <w:ind w:left="426"/>
+        <w:jc w:val="both"/>
+        <w:rPr>
+          <w:rFonts w:ascii="Times New Roman" w:eastAsia="Times New Roman" w:hAnsi="Times New Roman"/>
+          <w:sz w:val="24"/>
+          <w:szCs w:val="24"/>
+        </w:rPr>
+      </w:pPr>
+      <w:r>
+        <w:rPr>
+          <w:rFonts w:ascii="Times New Roman" w:eastAsia="Times New Roman" w:hAnsi="Times New Roman"/>
+          <w:sz w:val="24"/>
+          <w:szCs w:val="24"/>
+        </w:rPr>
+        <w:t xml:space="preserve">Found and fixed two leakage sources: variant selection on the test set, and scaling fitted before the CV split. </w:t>
+      </w:r>
+    </w:p>
+    <w:p>
+      <w:pPr>
+        <w:pStyle w:val="ListParagraph"/>
+        <w:spacing w:line="276" w:lineRule="auto"/>
+        <w:ind w:left="426"/>
+        <w:jc w:val="both"/>
+        <w:rPr>
+          <w:rFonts w:ascii="Times New Roman" w:eastAsia="Times New Roman" w:hAnsi="Times New Roman"/>
+          <w:sz w:val="24"/>
+          <w:szCs w:val="24"/>
+        </w:rPr>
+      </w:pPr>
+      <w:r>
+        <w:rPr>
+          <w:rFonts w:ascii="Times New Roman" w:eastAsia="Times New Roman" w:hAnsi="Times New Roman"/>
+          <w:sz w:val="24"/>
+          <w:szCs w:val="24"/>
+        </w:rPr>
+        <w:t xml:space="preserve">Added seasonal naive and 12-month moving average benchmarks, producing the Section 3 accuracy table. </w:t>
+      </w:r>
+    </w:p>
+    <w:p>
+      <w:pPr>
+        <w:pStyle w:val="ListParagraph"/>
+        <w:spacing w:line="276" w:lineRule="auto"/>
+        <w:ind w:left="426"/>
+        <w:jc w:val="both"/>
+        <w:rPr>
+          <w:rFonts w:ascii="Times New Roman" w:eastAsia="Times New Roman" w:hAnsi="Times New Roman"/>
+          <w:sz w:val="24"/>
+          <w:szCs w:val="24"/>
+        </w:rPr>
+      </w:pPr>
+      <w:r>
+        <w:rPr>
+          <w:rFonts w:ascii="Times New Roman" w:eastAsia="Times New Roman" w:hAnsi="Times New Roman"/>
+          <w:sz w:val="24"/>
+          <w:szCs w:val="24"/>
+        </w:rPr>
+        <w:t xml:space="preserve">Defined the forecast specification, drift thresholds and retraining rules, and clarified the incremental-learning stage. </w:t>
+      </w:r>
+    </w:p>
+    <w:p>
+      <w:pPr>
+        <w:pStyle w:val="ListParagraph"/>
+        <w:spacing w:line="276" w:lineRule="auto"/>
+        <w:ind w:left="426"/>
+        <w:jc w:val="both"/>
+        <w:rPr>
+          <w:rFonts w:ascii="Times New Roman" w:eastAsia="Times New Roman" w:hAnsi="Times New Roman"/>
+          <w:sz w:val="24"/>
+          <w:szCs w:val="24"/>
+        </w:rPr>
+      </w:pPr>
+      <w:r>
+        <w:rPr>
+          <w:rFonts w:ascii="Times New Roman" w:eastAsia="Times New Roman" w:hAnsi="Times New Roman"/>
+          <w:sz w:val="24"/>
+          <w:szCs w:val="24"/>
+        </w:rPr>
+        <w:t>Wrote the Analytics and Machine Learning subsection, plus the risk and ethics sections in Assessment 1</w:t>
+      </w:r>
     </w:p>
     <w:p>
       <w:pPr>
@@ -27325,6 +26251,9 @@
         <w:ind w:left="426"/>
         <w:jc w:val="both"/>
       </w:pPr>
+      <w:r>
+        <w:t>A model comparison only means something against a benchmark. Assessment 1 compared regression models against each other; once a 12-month moving average was added, it beat every model at every horizon. Reporting that was less comfortable than reporting a win, but more defensible. The second lesson was leakage: both cases I found produced plausible output, which is why they were easy to miss.</w:t>
+      </w:r>
     </w:p>
     <w:p>
       <w:pPr>
@@ -27535,7 +26464,7 @@
                     </pic:cNvPicPr>
                   </pic:nvPicPr>
                   <pic:blipFill>
-                    <a:blip r:embed="rId54">
+                    <a:blip r:embed="rId56">
                       <a:extLst>
                         <a:ext uri="{28A0092B-C50C-407E-A947-70E740481C1C}">
                           <a14:useLocalDpi xmlns:a14="http://schemas.microsoft.com/office/drawing/2010/main" val="0"/>
@@ -27621,25 +26550,7 @@
           <w:sz w:val="24"/>
           <w:szCs w:val="24"/>
         </w:rPr>
-        <w:t xml:space="preserve">In this assessment, I maintain multiple roles, mostly with the technical side of the project. My contribution </w:t>
-      </w:r>
-      <w:proofErr w:type="gramStart"/>
-      <w:r>
-        <w:rPr>
-          <w:rFonts w:ascii="Times New Roman" w:eastAsia="Times New Roman" w:hAnsi="Times New Roman"/>
-          <w:sz w:val="24"/>
-          <w:szCs w:val="24"/>
-        </w:rPr>
-        <w:t>includes:</w:t>
-      </w:r>
-      <w:proofErr w:type="gramEnd"/>
-      <w:r>
-        <w:rPr>
-          <w:rFonts w:ascii="Times New Roman" w:eastAsia="Times New Roman" w:hAnsi="Times New Roman"/>
-          <w:sz w:val="24"/>
-          <w:szCs w:val="24"/>
-        </w:rPr>
-        <w:t xml:space="preserve"> Review the output from the ingesting and preprocessing steps, doing basic testing to see if anomalies exist and also seeking clarification when necessary, making sure that the processed data are ready for the next </w:t>
+        <w:t xml:space="preserve">In this assessment, I maintain multiple roles, mostly with the technical side of the project. My contribution includes: Review the output from the ingesting and preprocessing steps, doing basic testing to see if anomalies exist and also seeking clarification when necessary, making sure that the processed data are ready for the next </w:t>
       </w:r>
       <w:r>
         <w:rPr>
@@ -27772,15 +26683,7 @@
       </w:r>
       <w:r>
         <w:noBreakHyphen/>
-        <w:t xml:space="preserve">solving skills. Working with different machine learning models improved my understanding of model selection, evaluation, and </w:t>
-      </w:r>
-      <w:proofErr w:type="spellStart"/>
-      <w:r>
-        <w:t>optimisation</w:t>
-      </w:r>
-      <w:proofErr w:type="spellEnd"/>
-      <w:r>
-        <w:t>, giving me practical experience applying theory to a real</w:t>
+        <w:t>solving skills. Working with different machine learning models improved my understanding of model selection, evaluation, and optimisation, giving me practical experience applying theory to a real</w:t>
       </w:r>
       <w:r>
         <w:noBreakHyphen/>
@@ -27827,8 +26730,8 @@
       </w:r>
     </w:p>
     <w:sectPr>
-      <w:headerReference w:type="default" r:id="rId55"/>
-      <w:footerReference w:type="default" r:id="rId56"/>
+      <w:headerReference w:type="default" r:id="rId57"/>
+      <w:footerReference w:type="default" r:id="rId58"/>
       <w:pgSz w:w="11906" w:h="16838" w:code="9"/>
       <w:pgMar w:top="1440" w:right="1440" w:bottom="1440" w:left="1440" w:header="709" w:footer="709" w:gutter="0"/>
       <w:pgNumType w:start="0"/>
@@ -34684,6 +33587,21 @@
 </file>
 
 <file path=customXml/item1.xml><?xml version="1.0" encoding="utf-8"?>
+<p:properties xmlns:p="http://schemas.microsoft.com/office/2006/metadata/properties" xmlns:xsi="http://www.w3.org/2001/XMLSchema-instance" xmlns:pc="http://schemas.microsoft.com/office/infopath/2007/PartnerControls">
+  <documentManagement/>
+</p:properties>
+</file>
+
+<file path=customXml/item2.xml><?xml version="1.0" encoding="utf-8"?>
+<?mso-contentType ?>
+<FormTemplates xmlns="http://schemas.microsoft.com/sharepoint/v3/contenttype/forms">
+  <Display>DocumentLibraryForm</Display>
+  <Edit>DocumentLibraryForm</Edit>
+  <New>DocumentLibraryForm</New>
+</FormTemplates>
+</file>
+
+<file path=customXml/item3.xml><?xml version="1.0" encoding="utf-8"?>
 <ct:contentTypeSchema xmlns:ct="http://schemas.microsoft.com/office/2006/metadata/contentType" xmlns:ma="http://schemas.microsoft.com/office/2006/metadata/properties/metaAttributes" ct:_="" ma:_="" ma:contentTypeName="Document" ma:contentTypeID="0x010100922A3CA1EE6E4B44833A16005451862E" ma:contentTypeVersion="3" ma:contentTypeDescription="Create a new document." ma:contentTypeScope="" ma:versionID="b712dade4bf8bf57d4a0cdac4d020ae4">
   <xsd:schema xmlns:xsd="http://www.w3.org/2001/XMLSchema" xmlns:xs="http://www.w3.org/2001/XMLSchema" xmlns:p="http://schemas.microsoft.com/office/2006/metadata/properties" xmlns:ns2="92f6da62-8f25-40d3-824c-47c5f6f94bd6" targetNamespace="http://schemas.microsoft.com/office/2006/metadata/properties" ma:root="true" ma:fieldsID="f6f8642a0533a95cbf7fc7bbc8c1e153" ns2:_="">
     <xsd:import namespace="92f6da62-8f25-40d3-824c-47c5f6f94bd6"/>
@@ -34821,26 +33739,28 @@
 </ct:contentTypeSchema>
 </file>
 
-<file path=customXml/item2.xml><?xml version="1.0" encoding="utf-8"?>
+<file path=customXml/item4.xml><?xml version="1.0" encoding="utf-8"?>
 <b:Sources xmlns:b="http://schemas.openxmlformats.org/officeDocument/2006/bibliography" xmlns="http://schemas.openxmlformats.org/officeDocument/2006/bibliography" SelectedStyle="\APASixthEditionOfficeOnline.xsl" StyleName="APA" Version="6"/>
 </file>
 
-<file path=customXml/item3.xml><?xml version="1.0" encoding="utf-8"?>
-<?mso-contentType ?>
-<FormTemplates xmlns="http://schemas.microsoft.com/sharepoint/v3/contenttype/forms">
-  <Display>DocumentLibraryForm</Display>
-  <Edit>DocumentLibraryForm</Edit>
-  <New>DocumentLibraryForm</New>
-</FormTemplates>
+<file path=customXml/itemProps1.xml><?xml version="1.0" encoding="utf-8"?>
+<ds:datastoreItem xmlns:ds="http://schemas.openxmlformats.org/officeDocument/2006/customXml" ds:itemID="{B2E31085-3E06-4A9F-9730-20A04C85DF24}">
+  <ds:schemaRefs>
+    <ds:schemaRef ds:uri="http://schemas.microsoft.com/office/2006/metadata/properties"/>
+    <ds:schemaRef ds:uri="http://schemas.microsoft.com/office/infopath/2007/PartnerControls"/>
+  </ds:schemaRefs>
+</ds:datastoreItem>
 </file>
 
-<file path=customXml/item4.xml><?xml version="1.0" encoding="utf-8"?>
-<p:properties xmlns:p="http://schemas.microsoft.com/office/2006/metadata/properties" xmlns:xsi="http://www.w3.org/2001/XMLSchema-instance" xmlns:pc="http://schemas.microsoft.com/office/infopath/2007/PartnerControls">
-  <documentManagement/>
-</p:properties>
+<file path=customXml/itemProps2.xml><?xml version="1.0" encoding="utf-8"?>
+<ds:datastoreItem xmlns:ds="http://schemas.openxmlformats.org/officeDocument/2006/customXml" ds:itemID="{82A9BB68-56B4-4822-B6B7-DB471576EB1F}">
+  <ds:schemaRefs>
+    <ds:schemaRef ds:uri="http://schemas.microsoft.com/sharepoint/v3/contenttype/forms"/>
+  </ds:schemaRefs>
+</ds:datastoreItem>
 </file>
 
-<file path=customXml/itemProps1.xml><?xml version="1.0" encoding="utf-8"?>
+<file path=customXml/itemProps3.xml><?xml version="1.0" encoding="utf-8"?>
 <ds:datastoreItem xmlns:ds="http://schemas.openxmlformats.org/officeDocument/2006/customXml" ds:itemID="{69960CE0-24F5-4ADF-A12F-FE193FFA9C43}">
   <ds:schemaRefs>
     <ds:schemaRef ds:uri="http://schemas.microsoft.com/office/2006/metadata/contentType"/>
@@ -34858,27 +33778,10 @@
 </ds:datastoreItem>
 </file>
 
-<file path=customXml/itemProps2.xml><?xml version="1.0" encoding="utf-8"?>
+<file path=customXml/itemProps4.xml><?xml version="1.0" encoding="utf-8"?>
 <ds:datastoreItem xmlns:ds="http://schemas.openxmlformats.org/officeDocument/2006/customXml" ds:itemID="{E3DA75CE-018A-4AF1-8B5C-BF0FBFE76924}">
   <ds:schemaRefs>
     <ds:schemaRef ds:uri="http://schemas.openxmlformats.org/officeDocument/2006/bibliography"/>
   </ds:schemaRefs>
 </ds:datastoreItem>
-</file>
-
-<file path=customXml/itemProps3.xml><?xml version="1.0" encoding="utf-8"?>
-<ds:datastoreItem xmlns:ds="http://schemas.openxmlformats.org/officeDocument/2006/customXml" ds:itemID="{82A9BB68-56B4-4822-B6B7-DB471576EB1F}">
-  <ds:schemaRefs>
-    <ds:schemaRef ds:uri="http://schemas.microsoft.com/sharepoint/v3/contenttype/forms"/>
-  </ds:schemaRefs>
-</ds:datastoreItem>
-</file>
-
-<file path=customXml/itemProps4.xml><?xml version="1.0" encoding="utf-8"?>
-<ds:datastoreItem xmlns:ds="http://schemas.openxmlformats.org/officeDocument/2006/customXml" ds:itemID="{B2E31085-3E06-4A9F-9730-20A04C85DF24}">
-  <ds:schemaRefs>
-    <ds:schemaRef ds:uri="http://schemas.microsoft.com/office/2006/metadata/properties"/>
-    <ds:schemaRef ds:uri="http://schemas.microsoft.com/office/infopath/2007/PartnerControls"/>
-  </ds:schemaRefs>
-</ds:datastoreItem>
 </file>
--- a/documents/Assignment 2.docx
+++ b/documents/Assignment 2.docx
@@ -1,6 +1,6 @@
 
 <file path=word/document.xml><?xml version="1.0" encoding="utf-8"?>
-<w:document xmlns:wpc="http://schemas.microsoft.com/office/word/2010/wordprocessingCanvas" xmlns:cx="http://schemas.microsoft.com/office/drawing/2014/chartex" xmlns:cx1="http://schemas.microsoft.com/office/drawing/2015/9/8/chartex" xmlns:cx2="http://schemas.microsoft.com/office/drawing/2015/10/21/chartex" xmlns:cx3="http://schemas.microsoft.com/office/drawing/2016/5/9/chartex" xmlns:cx4="http://schemas.microsoft.com/office/drawing/2016/5/10/chartex" xmlns:cx5="http://schemas.microsoft.com/office/drawing/2016/5/11/chartex" xmlns:cx6="http://schemas.microsoft.com/office/drawing/2016/5/12/chartex" xmlns:cx7="http://schemas.microsoft.com/office/drawing/2016/5/13/chartex" xmlns:cx8="http://schemas.microsoft.com/office/drawing/2016/5/14/chartex" xmlns:mc="http://schemas.openxmlformats.org/markup-compatibility/2006" xmlns:aink="http://schemas.microsoft.com/office/drawing/2016/ink" xmlns:am3d="http://schemas.microsoft.com/office/drawing/2017/model3d" xmlns:o="urn:schemas-microsoft-com:office:office" xmlns:oel="http://schemas.microsoft.com/office/2019/extlst" xmlns:r="http://schemas.openxmlformats.org/officeDocument/2006/relationships" xmlns:m="http://schemas.openxmlformats.org/officeDocument/2006/math" xmlns:v="urn:schemas-microsoft-com:vml" xmlns:wp14="http://schemas.microsoft.com/office/word/2010/wordprocessingDrawing" xmlns:wp="http://schemas.openxmlformats.org/drawingml/2006/wordprocessingDrawing" xmlns:w10="urn:schemas-microsoft-com:office:word" xmlns:w="http://schemas.openxmlformats.org/wordprocessingml/2006/main" xmlns:w14="http://schemas.microsoft.com/office/word/2010/wordml" xmlns:w15="http://schemas.microsoft.com/office/word/2012/wordml" xmlns:w16cei="http://schemas.microsoft.com/office/word/2026/wordml/cei" xmlns:w16cex="http://schemas.microsoft.com/office/word/2018/wordml/cex" xmlns:w16cid="http://schemas.microsoft.com/office/word/2016/wordml/cid" xmlns:w16="http://schemas.microsoft.com/office/word/2018/wordml" xmlns:w16du="http://schemas.microsoft.com/office/word/2023/wordml/word16du" xmlns:w16sdtdh="http://schemas.microsoft.com/office/word/2020/wordml/sdtdatahash" xmlns:w16sdtfl="http://schemas.microsoft.com/office/word/2024/wordml/sdtformatlock" xmlns:w16se="http://schemas.microsoft.com/office/word/2015/wordml/symex" xmlns:wpg="http://schemas.microsoft.com/office/word/2010/wordprocessingGroup" xmlns:wpi="http://schemas.microsoft.com/office/word/2010/wordprocessingInk" xmlns:wne="http://schemas.microsoft.com/office/word/2006/wordml" xmlns:wps="http://schemas.microsoft.com/office/word/2010/wordprocessingShape" mc:Ignorable="w14 w15 w16se w16cid w16 w16cex w16sdtdh w16sdtfl w16du wp14">
+<w:document xmlns:wpc="http://schemas.microsoft.com/office/word/2010/wordprocessingCanvas" xmlns:cx="http://schemas.microsoft.com/office/drawing/2014/chartex" xmlns:cx1="http://schemas.microsoft.com/office/drawing/2015/9/8/chartex" xmlns:cx2="http://schemas.microsoft.com/office/drawing/2015/10/21/chartex" xmlns:cx3="http://schemas.microsoft.com/office/drawing/2016/5/9/chartex" xmlns:cx4="http://schemas.microsoft.com/office/drawing/2016/5/10/chartex" xmlns:cx5="http://schemas.microsoft.com/office/drawing/2016/5/11/chartex" xmlns:cx6="http://schemas.microsoft.com/office/drawing/2016/5/12/chartex" xmlns:cx7="http://schemas.microsoft.com/office/drawing/2016/5/13/chartex" xmlns:cx8="http://schemas.microsoft.com/office/drawing/2016/5/14/chartex" xmlns:mc="http://schemas.openxmlformats.org/markup-compatibility/2006" xmlns:aink="http://schemas.microsoft.com/office/drawing/2016/ink" xmlns:am3d="http://schemas.microsoft.com/office/drawing/2017/model3d" xmlns:o="urn:schemas-microsoft-com:office:office" xmlns:oel="http://schemas.microsoft.com/office/2019/extlst" xmlns:r="http://schemas.openxmlformats.org/officeDocument/2006/relationships" xmlns:m="http://schemas.openxmlformats.org/officeDocument/2006/math" xmlns:v="urn:schemas-microsoft-com:vml" xmlns:wp14="http://schemas.microsoft.com/office/word/2010/wordprocessingDrawing" xmlns:wp="http://schemas.openxmlformats.org/drawingml/2006/wordprocessingDrawing" xmlns:w10="urn:schemas-microsoft-com:office:word" xmlns:w="http://schemas.openxmlformats.org/wordprocessingml/2006/main" xmlns:w14="http://schemas.microsoft.com/office/word/2010/wordml" xmlns:w15="http://schemas.microsoft.com/office/word/2012/wordml" xmlns:w16cex="http://schemas.microsoft.com/office/word/2018/wordml/cex" xmlns:w16cid="http://schemas.microsoft.com/office/word/2016/wordml/cid" xmlns:w16="http://schemas.microsoft.com/office/word/2018/wordml" xmlns:w16du="http://schemas.microsoft.com/office/word/2023/wordml/word16du" xmlns:w16sdtdh="http://schemas.microsoft.com/office/word/2020/wordml/sdtdatahash" xmlns:w16sdtfl="http://schemas.microsoft.com/office/word/2024/wordml/sdtformatlock" xmlns:w16se="http://schemas.microsoft.com/office/word/2015/wordml/symex" xmlns:wpg="http://schemas.microsoft.com/office/word/2010/wordprocessingGroup" xmlns:wpi="http://schemas.microsoft.com/office/word/2010/wordprocessingInk" xmlns:wne="http://schemas.microsoft.com/office/word/2006/wordml" xmlns:wps="http://schemas.microsoft.com/office/word/2010/wordprocessingShape" mc:Ignorable="w14 w15 w16se w16cid w16 w16cex w16sdtdh w16sdtfl w16du wp14">
   <w:body>
     <w:sdt>
       <w:sdtPr>
@@ -312,29 +312,7 @@
               <w:sz w:val="28"/>
               <w:szCs w:val="28"/>
             </w:rPr>
-            <w:t xml:space="preserve">Lecturer: Dr </w:t>
-          </w:r>
-          <w:proofErr w:type="spellStart"/>
-          <w:r>
-            <w:rPr>
-              <w:rFonts w:ascii="Times New Roman" w:hAnsi="Times New Roman"/>
-              <w:b/>
-              <w:bCs/>
-              <w:sz w:val="28"/>
-              <w:szCs w:val="28"/>
-            </w:rPr>
-            <w:t>Thuseethan</w:t>
-          </w:r>
-          <w:proofErr w:type="spellEnd"/>
-          <w:r>
-            <w:rPr>
-              <w:rFonts w:ascii="Times New Roman" w:hAnsi="Times New Roman"/>
-              <w:b/>
-              <w:bCs/>
-              <w:sz w:val="28"/>
-              <w:szCs w:val="28"/>
-            </w:rPr>
-            <w:t xml:space="preserve"> Selvarajah</w:t>
+            <w:t>Lecturer: Dr Thuseethan Selvarajah</w:t>
           </w:r>
         </w:p>
         <w:p>
@@ -537,7 +515,6 @@
               <w:szCs w:val="24"/>
             </w:rPr>
           </w:pPr>
-          <w:proofErr w:type="gramStart"/>
           <w:r>
             <w:rPr>
               <w:rFonts w:ascii="Times New Roman" w:eastAsia="Aptos" w:hAnsi="Times New Roman"/>
@@ -578,7 +555,6 @@
             </w:rPr>
             <w:t>September</w:t>
           </w:r>
-          <w:proofErr w:type="gramEnd"/>
           <w:r>
             <w:rPr>
               <w:rFonts w:ascii="Times New Roman" w:eastAsia="Aptos" w:hAnsi="Times New Roman"/>
@@ -2301,7 +2277,6 @@
         <w:lastRenderedPageBreak/>
         <w:t>SECTION 1 – A</w:t>
       </w:r>
-      <w:proofErr w:type="spellStart"/>
       <w:r>
         <w:rPr>
           <w:rFonts w:ascii="Times New Roman" w:eastAsia="Times New Roman" w:hAnsi="Times New Roman" w:cs="Times New Roman"/>
@@ -2312,20 +2287,7 @@
           <w:szCs w:val="24"/>
           <w:lang w:val="en-AU"/>
         </w:rPr>
-        <w:t>ssessment</w:t>
-      </w:r>
-      <w:proofErr w:type="spellEnd"/>
-      <w:r>
-        <w:rPr>
-          <w:rFonts w:ascii="Times New Roman" w:eastAsia="Times New Roman" w:hAnsi="Times New Roman" w:cs="Times New Roman"/>
-          <w:b/>
-          <w:bCs/>
-          <w:color w:val="1F497D" w:themeColor="text2"/>
-          <w:sz w:val="24"/>
-          <w:szCs w:val="24"/>
-          <w:lang w:val="en-AU"/>
-        </w:rPr>
-        <w:t xml:space="preserve"> 1 Report</w:t>
+        <w:t>ssessment 1 Report</w:t>
       </w:r>
     </w:p>
     <w:p>
@@ -6361,29 +6323,7 @@
                 <w:szCs w:val="24"/>
                 <w:lang w:val="en-AU"/>
               </w:rPr>
-              <w:t xml:space="preserve">Cleans, merges and </w:t>
-            </w:r>
-            <w:proofErr w:type="gramStart"/>
-            <w:r>
-              <w:rPr>
-                <w:rFonts w:ascii="Times New Roman" w:eastAsia="Times New Roman" w:hAnsi="Times New Roman"/>
-                <w:color w:val="000000" w:themeColor="text1"/>
-                <w:sz w:val="24"/>
-                <w:szCs w:val="24"/>
-                <w:lang w:val="en-AU"/>
-              </w:rPr>
-              <w:t>engineers</w:t>
-            </w:r>
-            <w:proofErr w:type="gramEnd"/>
-            <w:r>
-              <w:rPr>
-                <w:rFonts w:ascii="Times New Roman" w:eastAsia="Times New Roman" w:hAnsi="Times New Roman"/>
-                <w:color w:val="000000" w:themeColor="text1"/>
-                <w:sz w:val="24"/>
-                <w:szCs w:val="24"/>
-                <w:lang w:val="en-AU"/>
-              </w:rPr>
-              <w:t xml:space="preserve"> features (lagged indicators, cyclical month encoding, per-capita normalisation) across the three sources.</w:t>
+              <w:t>Cleans, merges and engineers features (lagged indicators, cyclical month encoding, per-capita normalisation) across the three sources.</w:t>
             </w:r>
           </w:p>
         </w:tc>
@@ -6619,7 +6559,6 @@
               </w:rPr>
               <w:t>Python (</w:t>
             </w:r>
-            <w:proofErr w:type="spellStart"/>
             <w:r>
               <w:rPr>
                 <w:rFonts w:ascii="Times New Roman" w:eastAsia="Times New Roman" w:hAnsi="Times New Roman" w:cs="Times New Roman"/>
@@ -6630,7 +6569,6 @@
               </w:rPr>
               <w:t>Streamlit</w:t>
             </w:r>
-            <w:proofErr w:type="spellEnd"/>
             <w:r>
               <w:rPr>
                 <w:rFonts w:ascii="Times New Roman" w:eastAsia="Times New Roman" w:hAnsi="Times New Roman" w:cs="Times New Roman"/>
@@ -6781,7 +6719,6 @@
                 <w:lang w:val="en-AU"/>
               </w:rPr>
             </w:pPr>
-            <w:proofErr w:type="spellStart"/>
             <w:r>
               <w:rPr>
                 <w:rFonts w:ascii="Times New Roman" w:eastAsia="Times New Roman" w:hAnsi="Times New Roman" w:cs="Times New Roman"/>
@@ -6792,7 +6729,6 @@
               </w:rPr>
               <w:t>Streamlit</w:t>
             </w:r>
-            <w:proofErr w:type="spellEnd"/>
             <w:r>
               <w:rPr>
                 <w:rFonts w:ascii="Times New Roman" w:eastAsia="Times New Roman" w:hAnsi="Times New Roman" w:cs="Times New Roman"/>
@@ -7179,7 +7115,6 @@
         </w:rPr>
         <w:t xml:space="preserve"> </w:t>
       </w:r>
-      <w:proofErr w:type="gramStart"/>
       <w:r>
         <w:rPr>
           <w:rFonts w:ascii="Wingdings" w:eastAsia="Wingdings" w:hAnsi="Wingdings" w:cs="Wingdings"/>
@@ -7194,27 +7129,8 @@
           <w:sz w:val="24"/>
           <w:szCs w:val="24"/>
         </w:rPr>
-        <w:t xml:space="preserve">  Glue</w:t>
-      </w:r>
-      <w:proofErr w:type="gramEnd"/>
-      <w:r>
-        <w:rPr>
-          <w:rFonts w:ascii="Times New Roman" w:eastAsia="Times New Roman" w:hAnsi="Times New Roman"/>
-          <w:sz w:val="24"/>
-          <w:szCs w:val="24"/>
-        </w:rPr>
-        <w:t xml:space="preserve"> Data </w:t>
-      </w:r>
-      <w:proofErr w:type="spellStart"/>
-      <w:r>
-        <w:rPr>
-          <w:rFonts w:ascii="Times New Roman" w:eastAsia="Times New Roman" w:hAnsi="Times New Roman"/>
-          <w:sz w:val="24"/>
-          <w:szCs w:val="24"/>
-        </w:rPr>
-        <w:t>Catalog</w:t>
-      </w:r>
-      <w:proofErr w:type="spellEnd"/>
+        <w:t xml:space="preserve">  Glue Data Catalog</w:t>
+      </w:r>
       <w:r>
         <w:rPr>
           <w:rFonts w:ascii="Times New Roman" w:eastAsia="Times New Roman" w:hAnsi="Times New Roman"/>
@@ -7279,23 +7195,13 @@
         </w:rPr>
         <w:t xml:space="preserve"> </w:t>
       </w:r>
-      <w:proofErr w:type="spellStart"/>
-      <w:r>
-        <w:rPr>
-          <w:rFonts w:ascii="Times New Roman" w:eastAsia="Times New Roman" w:hAnsi="Times New Roman"/>
-          <w:sz w:val="24"/>
-          <w:szCs w:val="24"/>
-        </w:rPr>
-        <w:t>QuickSight</w:t>
-      </w:r>
-      <w:proofErr w:type="spellEnd"/>
-      <w:r>
-        <w:rPr>
-          <w:rFonts w:ascii="Times New Roman" w:eastAsia="Times New Roman" w:hAnsi="Times New Roman"/>
-          <w:sz w:val="24"/>
-          <w:szCs w:val="24"/>
-        </w:rPr>
-        <w:t>, with SageMaker Model Monitor for post-deployment monitoring</w:t>
+      <w:r>
+        <w:rPr>
+          <w:rFonts w:ascii="Times New Roman" w:eastAsia="Times New Roman" w:hAnsi="Times New Roman"/>
+          <w:sz w:val="24"/>
+          <w:szCs w:val="24"/>
+        </w:rPr>
+        <w:t>QuickSight, with SageMaker Model Monitor for post-deployment monitoring</w:t>
       </w:r>
       <w:r>
         <w:rPr>
@@ -7311,16 +7217,7 @@
           <w:sz w:val="24"/>
           <w:szCs w:val="24"/>
         </w:rPr>
-        <w:t>), the group project implements each stage using open-source, non-AWS tools, consistent with the module's guidance to rely on open-</w:t>
-      </w:r>
-      <w:proofErr w:type="gramStart"/>
-      <w:r>
-        <w:rPr>
-          <w:rFonts w:ascii="Times New Roman" w:eastAsia="Times New Roman" w:hAnsi="Times New Roman"/>
-          <w:sz w:val="24"/>
-          <w:szCs w:val="24"/>
-        </w:rPr>
-        <w:t xml:space="preserve">source </w:t>
+        <w:t xml:space="preserve">), the group project implements each stage using open-source, non-AWS tools, consistent with the module's guidance to rely on open-source </w:t>
       </w:r>
       <w:r>
         <w:rPr>
@@ -7337,16 +7234,7 @@
           <w:sz w:val="24"/>
           <w:szCs w:val="24"/>
         </w:rPr>
-        <w:t>tools</w:t>
-      </w:r>
-      <w:proofErr w:type="gramEnd"/>
-      <w:r>
-        <w:rPr>
-          <w:rFonts w:ascii="Times New Roman" w:eastAsia="Times New Roman" w:hAnsi="Times New Roman"/>
-          <w:sz w:val="24"/>
-          <w:szCs w:val="24"/>
-        </w:rPr>
-        <w:t xml:space="preserve"> for the group deliverable.</w:t>
+        <w:t>tools for the group deliverable.</w:t>
       </w:r>
     </w:p>
     <w:p>
@@ -7391,18 +7279,8 @@
           <w:sz w:val="24"/>
           <w:szCs w:val="24"/>
         </w:rPr>
-        <w:t xml:space="preserve"> </w:t>
-      </w:r>
-      <w:proofErr w:type="spellStart"/>
-      <w:r>
-        <w:rPr>
-          <w:rFonts w:ascii="Times New Roman" w:eastAsia="Times New Roman" w:hAnsi="Times New Roman"/>
-          <w:sz w:val="24"/>
-          <w:szCs w:val="24"/>
-        </w:rPr>
-        <w:t>Streamlit</w:t>
-      </w:r>
-      <w:proofErr w:type="spellEnd"/>
+        <w:t xml:space="preserve"> Streamlit</w:t>
+      </w:r>
       <w:r>
         <w:rPr>
           <w:rFonts w:ascii="Times New Roman" w:eastAsia="Times New Roman" w:hAnsi="Times New Roman"/>
@@ -7483,43 +7361,7 @@
           <w:sz w:val="24"/>
           <w:szCs w:val="24"/>
         </w:rPr>
-        <w:t xml:space="preserve">the GitHub-based data store to Amazon S3, pandas-based data processing to AWS Glue ETL, the Analytics/ML stage to Amazon SageMaker for managed training and scheduled deployment, the </w:t>
-      </w:r>
-      <w:proofErr w:type="spellStart"/>
-      <w:r>
-        <w:rPr>
-          <w:rFonts w:ascii="Times New Roman" w:eastAsia="Times New Roman" w:hAnsi="Times New Roman"/>
-          <w:sz w:val="24"/>
-          <w:szCs w:val="24"/>
-        </w:rPr>
-        <w:t>Streamlit</w:t>
-      </w:r>
-      <w:proofErr w:type="spellEnd"/>
-      <w:r>
-        <w:rPr>
-          <w:rFonts w:ascii="Times New Roman" w:eastAsia="Times New Roman" w:hAnsi="Times New Roman"/>
-          <w:sz w:val="24"/>
-          <w:szCs w:val="24"/>
-        </w:rPr>
-        <w:t xml:space="preserve"> dashboard to Amazon </w:t>
-      </w:r>
-      <w:proofErr w:type="spellStart"/>
-      <w:r>
-        <w:rPr>
-          <w:rFonts w:ascii="Times New Roman" w:eastAsia="Times New Roman" w:hAnsi="Times New Roman"/>
-          <w:sz w:val="24"/>
-          <w:szCs w:val="24"/>
-        </w:rPr>
-        <w:t>QuickSight</w:t>
-      </w:r>
-      <w:proofErr w:type="spellEnd"/>
-      <w:r>
-        <w:rPr>
-          <w:rFonts w:ascii="Times New Roman" w:eastAsia="Times New Roman" w:hAnsi="Times New Roman"/>
-          <w:sz w:val="24"/>
-          <w:szCs w:val="24"/>
-        </w:rPr>
-        <w:t>, the Monitor stage to Amazon SageMaker Model Monitor, and the Incremental learning stage to SageMaker's built-in incremental (continuous) training capability. Future enhancements under consideration include real-time or near-real-time data ingestion (replacing manual/batch downloads) and integration with additional predictors such as weather or event-calendar data to improve forecast accuracy.</w:t>
+        <w:t>the GitHub-based data store to Amazon S3, pandas-based data processing to AWS Glue ETL, the Analytics/ML stage to Amazon SageMaker for managed training and scheduled deployment, the Streamlit dashboard to Amazon QuickSight, the Monitor stage to Amazon SageMaker Model Monitor, and the Incremental learning stage to SageMaker's built-in incremental (continuous) training capability. Future enhancements under consideration include real-time or near-real-time data ingestion (replacing manual/batch downloads) and integration with additional predictors such as weather or event-calendar data to improve forecast accuracy.</w:t>
       </w:r>
     </w:p>
     <w:p>
@@ -8000,25 +7842,14 @@
               </w:rPr>
               <w:t xml:space="preserve">GitHub repository with README; </w:t>
             </w:r>
-            <w:proofErr w:type="spellStart"/>
-            <w:r>
-              <w:rPr>
-                <w:rFonts w:ascii="Times New Roman" w:eastAsia="Times New Roman" w:hAnsi="Times New Roman" w:cs="Times New Roman"/>
-                <w:sz w:val="24"/>
-                <w:szCs w:val="24"/>
-                <w:lang w:val="en-AU"/>
-              </w:rPr>
-              <w:t>Streamlit</w:t>
-            </w:r>
-            <w:proofErr w:type="spellEnd"/>
-            <w:r>
-              <w:rPr>
-                <w:rFonts w:ascii="Times New Roman" w:eastAsia="Times New Roman" w:hAnsi="Times New Roman" w:cs="Times New Roman"/>
-                <w:sz w:val="24"/>
-                <w:szCs w:val="24"/>
-                <w:lang w:val="en-AU"/>
-              </w:rPr>
-              <w:t xml:space="preserve"> account set up</w:t>
+            <w:r>
+              <w:rPr>
+                <w:rFonts w:ascii="Times New Roman" w:eastAsia="Times New Roman" w:hAnsi="Times New Roman" w:cs="Times New Roman"/>
+                <w:sz w:val="24"/>
+                <w:szCs w:val="24"/>
+                <w:lang w:val="en-AU"/>
+              </w:rPr>
+              <w:t>Streamlit account set up</w:t>
             </w:r>
             <w:r>
               <w:rPr>
@@ -9369,7 +9200,6 @@
               </w:rPr>
               <w:t xml:space="preserve">Incorporate feedback; finalise </w:t>
             </w:r>
-            <w:proofErr w:type="gramStart"/>
             <w:r>
               <w:rPr>
                 <w:rFonts w:ascii="Times New Roman" w:eastAsia="Times New Roman" w:hAnsi="Times New Roman" w:cs="Times New Roman"/>
@@ -9395,37 +9225,7 @@
                 <w:szCs w:val="24"/>
                 <w:lang w:val="en-AU"/>
               </w:rPr>
-              <w:t xml:space="preserve"> deploy</w:t>
-            </w:r>
-            <w:proofErr w:type="gramEnd"/>
-            <w:r>
-              <w:rPr>
-                <w:rFonts w:ascii="Times New Roman" w:eastAsia="Times New Roman" w:hAnsi="Times New Roman" w:cs="Times New Roman"/>
-                <w:sz w:val="24"/>
-                <w:szCs w:val="24"/>
-                <w:lang w:val="en-AU"/>
-              </w:rPr>
-              <w:t xml:space="preserve"> to </w:t>
-            </w:r>
-            <w:proofErr w:type="spellStart"/>
-            <w:r>
-              <w:rPr>
-                <w:rFonts w:ascii="Times New Roman" w:eastAsia="Times New Roman" w:hAnsi="Times New Roman" w:cs="Times New Roman"/>
-                <w:sz w:val="24"/>
-                <w:szCs w:val="24"/>
-                <w:lang w:val="en-AU"/>
-              </w:rPr>
-              <w:t>Streamlit</w:t>
-            </w:r>
-            <w:proofErr w:type="spellEnd"/>
-            <w:r>
-              <w:rPr>
-                <w:rFonts w:ascii="Times New Roman" w:eastAsia="Times New Roman" w:hAnsi="Times New Roman" w:cs="Times New Roman"/>
-                <w:sz w:val="24"/>
-                <w:szCs w:val="24"/>
-                <w:lang w:val="en-AU"/>
-              </w:rPr>
-              <w:t xml:space="preserve"> Community Cloud; </w:t>
+              <w:t xml:space="preserve"> deploy to Streamlit Community Cloud; </w:t>
             </w:r>
             <w:r>
               <w:rPr>
@@ -10300,7 +10100,6 @@
               </w:rPr>
               <w:t xml:space="preserve">Cleans, merges and </w:t>
             </w:r>
-            <w:proofErr w:type="gramStart"/>
             <w:r>
               <w:rPr>
                 <w:rFonts w:ascii="Times New Roman" w:eastAsia="Times New Roman" w:hAnsi="Times New Roman" w:cs="Times New Roman"/>
@@ -10310,7 +10109,6 @@
               </w:rPr>
               <w:t>engineers</w:t>
             </w:r>
-            <w:proofErr w:type="gramEnd"/>
             <w:r>
               <w:rPr>
                 <w:rFonts w:ascii="Times New Roman" w:eastAsia="Times New Roman" w:hAnsi="Times New Roman" w:cs="Times New Roman"/>
@@ -10485,19 +10283,8 @@
                 <w:szCs w:val="24"/>
                 <w:lang w:val="en-AU"/>
               </w:rPr>
-              <w:t xml:space="preserve">Dashboard &amp; </w:t>
-            </w:r>
-            <w:proofErr w:type="gramStart"/>
-            <w:r>
-              <w:rPr>
-                <w:rFonts w:ascii="Times New Roman" w:eastAsia="Times New Roman" w:hAnsi="Times New Roman" w:cs="Times New Roman"/>
-                <w:sz w:val="24"/>
-                <w:szCs w:val="24"/>
-                <w:lang w:val="en-AU"/>
-              </w:rPr>
-              <w:t>Deploy</w:t>
-            </w:r>
-            <w:proofErr w:type="gramEnd"/>
+              <w:t>Dashboard &amp; Deploy</w:t>
+            </w:r>
           </w:p>
         </w:tc>
         <w:tc>
@@ -10525,47 +10312,7 @@
                 <w:szCs w:val="24"/>
                 <w:lang w:val="en-AU"/>
               </w:rPr>
-              <w:t xml:space="preserve">Builds the </w:t>
-            </w:r>
-            <w:proofErr w:type="spellStart"/>
-            <w:r>
-              <w:rPr>
-                <w:rFonts w:ascii="Times New Roman" w:eastAsia="Times New Roman" w:hAnsi="Times New Roman" w:cs="Times New Roman"/>
-                <w:sz w:val="24"/>
-                <w:szCs w:val="24"/>
-                <w:lang w:val="en-AU"/>
-              </w:rPr>
-              <w:t>Streamlit</w:t>
-            </w:r>
-            <w:proofErr w:type="spellEnd"/>
-            <w:r>
-              <w:rPr>
-                <w:rFonts w:ascii="Times New Roman" w:eastAsia="Times New Roman" w:hAnsi="Times New Roman" w:cs="Times New Roman"/>
-                <w:sz w:val="24"/>
-                <w:szCs w:val="24"/>
-                <w:lang w:val="en-AU"/>
-              </w:rPr>
-              <w:t xml:space="preserve"> dashboard and manages its deployment and redeployment via </w:t>
-            </w:r>
-            <w:proofErr w:type="spellStart"/>
-            <w:r>
-              <w:rPr>
-                <w:rFonts w:ascii="Times New Roman" w:eastAsia="Times New Roman" w:hAnsi="Times New Roman" w:cs="Times New Roman"/>
-                <w:sz w:val="24"/>
-                <w:szCs w:val="24"/>
-                <w:lang w:val="en-AU"/>
-              </w:rPr>
-              <w:t>Streamlit</w:t>
-            </w:r>
-            <w:proofErr w:type="spellEnd"/>
-            <w:r>
-              <w:rPr>
-                <w:rFonts w:ascii="Times New Roman" w:eastAsia="Times New Roman" w:hAnsi="Times New Roman" w:cs="Times New Roman"/>
-                <w:sz w:val="24"/>
-                <w:szCs w:val="24"/>
-                <w:lang w:val="en-AU"/>
-              </w:rPr>
-              <w:t xml:space="preserve"> Community Cloud.</w:t>
+              <w:t>Builds the Streamlit dashboard and manages its deployment and redeployment via Streamlit Community Cloud.</w:t>
             </w:r>
           </w:p>
         </w:tc>
@@ -10682,25 +10429,7 @@
           <w:sz w:val="24"/>
           <w:szCs w:val="24"/>
         </w:rPr>
-        <w:t xml:space="preserve"> from PROMIS to </w:t>
-      </w:r>
-      <w:proofErr w:type="spellStart"/>
-      <w:r>
-        <w:rPr>
-          <w:rFonts w:ascii="Times New Roman" w:eastAsia="Times New Roman" w:hAnsi="Times New Roman"/>
-          <w:sz w:val="24"/>
-          <w:szCs w:val="24"/>
-        </w:rPr>
-        <w:t>SerPro</w:t>
-      </w:r>
-      <w:proofErr w:type="spellEnd"/>
-      <w:r>
-        <w:rPr>
-          <w:rFonts w:ascii="Times New Roman" w:eastAsia="Times New Roman" w:hAnsi="Times New Roman"/>
-          <w:sz w:val="24"/>
-          <w:szCs w:val="24"/>
-        </w:rPr>
-        <w:t xml:space="preserve"> in November 2023 and </w:t>
+        <w:t xml:space="preserve"> from PROMIS to SerPro in November 2023 and </w:t>
       </w:r>
       <w:r>
         <w:rPr>
@@ -11138,25 +10867,7 @@
           <w:sz w:val="24"/>
           <w:szCs w:val="24"/>
         </w:rPr>
-        <w:t xml:space="preserve">And the final risk is misuse or misinterpretation of the forecasts. If predictions are read as statements about </w:t>
-      </w:r>
-      <w:proofErr w:type="gramStart"/>
-      <w:r>
-        <w:rPr>
-          <w:rFonts w:ascii="Times New Roman" w:eastAsia="Times New Roman" w:hAnsi="Times New Roman"/>
-          <w:sz w:val="24"/>
-          <w:szCs w:val="24"/>
-        </w:rPr>
-        <w:t>particular communities</w:t>
-      </w:r>
-      <w:proofErr w:type="gramEnd"/>
-      <w:r>
-        <w:rPr>
-          <w:rFonts w:ascii="Times New Roman" w:eastAsia="Times New Roman" w:hAnsi="Times New Roman"/>
-          <w:sz w:val="24"/>
-          <w:szCs w:val="24"/>
-        </w:rPr>
-        <w:t>, the system could cause harm rather than support safety. Small counts in low-population regions could also make incidents identifiable. Forecasts will therefore be shown only at region and month level, with uncertainty ranges, and small values will be suppressed.</w:t>
+        <w:t>And the final risk is misuse or misinterpretation of the forecasts. If predictions are read as statements about particular communities, the system could cause harm rather than support safety. Small counts in low-population regions could also make incidents identifiable. Forecasts will therefore be shown only at region and month level, with uncertainty ranges, and small values will be suppressed.</w:t>
       </w:r>
     </w:p>
     <w:p>
@@ -11760,43 +11471,7 @@
           <w:sz w:val="24"/>
           <w:szCs w:val="24"/>
         </w:rPr>
-        <w:t xml:space="preserve">Carroll, S. R., Garba, I., Figueroa-Rodríguez, O. L., Holbrook, J., Lovett, R., </w:t>
-      </w:r>
-      <w:proofErr w:type="spellStart"/>
-      <w:r>
-        <w:rPr>
-          <w:rFonts w:ascii="Times New Roman" w:eastAsia="Times New Roman" w:hAnsi="Times New Roman"/>
-          <w:sz w:val="24"/>
-          <w:szCs w:val="24"/>
-        </w:rPr>
-        <w:t>Materechera</w:t>
-      </w:r>
-      <w:proofErr w:type="spellEnd"/>
-      <w:r>
-        <w:rPr>
-          <w:rFonts w:ascii="Times New Roman" w:eastAsia="Times New Roman" w:hAnsi="Times New Roman"/>
-          <w:sz w:val="24"/>
-          <w:szCs w:val="24"/>
-        </w:rPr>
-        <w:t xml:space="preserve">, S., Parsons, M., </w:t>
-      </w:r>
-      <w:proofErr w:type="spellStart"/>
-      <w:r>
-        <w:rPr>
-          <w:rFonts w:ascii="Times New Roman" w:eastAsia="Times New Roman" w:hAnsi="Times New Roman"/>
-          <w:sz w:val="24"/>
-          <w:szCs w:val="24"/>
-        </w:rPr>
-        <w:t>Raseroka</w:t>
-      </w:r>
-      <w:proofErr w:type="spellEnd"/>
-      <w:r>
-        <w:rPr>
-          <w:rFonts w:ascii="Times New Roman" w:eastAsia="Times New Roman" w:hAnsi="Times New Roman"/>
-          <w:sz w:val="24"/>
-          <w:szCs w:val="24"/>
-        </w:rPr>
-        <w:t xml:space="preserve">, K., Rodriguez-Lonebear, D., Rowe, R., Sara, R., Walker, J. D., Anderson, J., &amp; Hudson, M. (2020). The CARE Principles for Indigenous Data Governance. Data Science Journal, 19(1), 1–12. </w:t>
+        <w:t xml:space="preserve">Carroll, S. R., Garba, I., Figueroa-Rodríguez, O. L., Holbrook, J., Lovett, R., Materechera, S., Parsons, M., Raseroka, K., Rodriguez-Lonebear, D., Rowe, R., Sara, R., Walker, J. D., Anderson, J., &amp; Hudson, M. (2020). The CARE Principles for Indigenous Data Governance. Data Science Journal, 19(1), 1–12. </w:t>
       </w:r>
       <w:hyperlink r:id="rId23">
         <w:r>
@@ -11881,57 +11556,15 @@
           <w:sz w:val="24"/>
           <w:szCs w:val="24"/>
         </w:rPr>
-        <w:t xml:space="preserve">NT crime </w:t>
-      </w:r>
-      <w:proofErr w:type="gramStart"/>
-      <w:r>
-        <w:rPr>
-          <w:rFonts w:ascii="Times New Roman" w:eastAsia="Times New Roman" w:hAnsi="Times New Roman"/>
-          <w:i/>
-          <w:iCs/>
-          <w:sz w:val="24"/>
-          <w:szCs w:val="24"/>
-        </w:rPr>
-        <w:t>statistics march</w:t>
-      </w:r>
-      <w:proofErr w:type="gramEnd"/>
-      <w:r>
-        <w:rPr>
-          <w:rFonts w:ascii="Times New Roman" w:eastAsia="Times New Roman" w:hAnsi="Times New Roman"/>
-          <w:i/>
-          <w:iCs/>
-          <w:sz w:val="24"/>
-          <w:szCs w:val="24"/>
-        </w:rPr>
-        <w:t xml:space="preserve"> 2026 - NTG open data portal</w:t>
-      </w:r>
-      <w:r>
-        <w:rPr>
-          <w:rFonts w:ascii="Times New Roman" w:eastAsia="Times New Roman" w:hAnsi="Times New Roman"/>
-          <w:sz w:val="24"/>
-          <w:szCs w:val="24"/>
-        </w:rPr>
-        <w:t xml:space="preserve">. </w:t>
-      </w:r>
-      <w:proofErr w:type="spellStart"/>
-      <w:proofErr w:type="gramStart"/>
-      <w:r>
-        <w:rPr>
-          <w:rFonts w:ascii="Times New Roman" w:eastAsia="Times New Roman" w:hAnsi="Times New Roman"/>
-          <w:sz w:val="24"/>
-          <w:szCs w:val="24"/>
-        </w:rPr>
-        <w:t>Nt.Gov.Au</w:t>
-      </w:r>
-      <w:proofErr w:type="spellEnd"/>
-      <w:proofErr w:type="gramEnd"/>
-      <w:r>
-        <w:rPr>
-          <w:rFonts w:ascii="Times New Roman" w:eastAsia="Times New Roman" w:hAnsi="Times New Roman"/>
-          <w:sz w:val="24"/>
-          <w:szCs w:val="24"/>
-        </w:rPr>
-        <w:t xml:space="preserve">. </w:t>
+        <w:t>NT crime statistics march 2026 - NTG open data portal</w:t>
+      </w:r>
+      <w:r>
+        <w:rPr>
+          <w:rFonts w:ascii="Times New Roman" w:eastAsia="Times New Roman" w:hAnsi="Times New Roman"/>
+          <w:sz w:val="24"/>
+          <w:szCs w:val="24"/>
+        </w:rPr>
+        <w:t xml:space="preserve">. Nt.Gov.Au. </w:t>
       </w:r>
       <w:hyperlink r:id="rId25">
         <w:r>
@@ -12011,29 +11644,7 @@
           <w:sz w:val="24"/>
           <w:szCs w:val="24"/>
         </w:rPr>
-        <w:t xml:space="preserve">Operation </w:t>
-      </w:r>
-      <w:proofErr w:type="spellStart"/>
-      <w:r>
-        <w:rPr>
-          <w:rFonts w:ascii="Times New Roman" w:eastAsia="Times New Roman" w:hAnsi="Times New Roman"/>
-          <w:i/>
-          <w:iCs/>
-          <w:sz w:val="24"/>
-          <w:szCs w:val="24"/>
-        </w:rPr>
-        <w:t>ventura</w:t>
-      </w:r>
-      <w:proofErr w:type="spellEnd"/>
-      <w:r>
-        <w:rPr>
-          <w:rFonts w:ascii="Times New Roman" w:eastAsia="Times New Roman" w:hAnsi="Times New Roman"/>
-          <w:i/>
-          <w:iCs/>
-          <w:sz w:val="24"/>
-          <w:szCs w:val="24"/>
-        </w:rPr>
-        <w:t xml:space="preserve"> | NT police, fire &amp; emergency services</w:t>
+        <w:t>Operation ventura | NT police, fire &amp; emergency services</w:t>
       </w:r>
       <w:r>
         <w:rPr>
@@ -14348,25 +13959,7 @@
           <w:sz w:val="24"/>
           <w:szCs w:val="24"/>
         </w:rPr>
-        <w:t xml:space="preserve">It is retained as </w:t>
-      </w:r>
-      <w:proofErr w:type="spellStart"/>
-      <w:r>
-        <w:rPr>
-          <w:rFonts w:ascii="Times New Roman" w:eastAsia="Times New Roman" w:hAnsi="Times New Roman"/>
-          <w:sz w:val="24"/>
-          <w:szCs w:val="24"/>
-        </w:rPr>
-        <w:t>NaN</w:t>
-      </w:r>
-      <w:proofErr w:type="spellEnd"/>
-      <w:r>
-        <w:rPr>
-          <w:rFonts w:ascii="Times New Roman" w:eastAsia="Times New Roman" w:hAnsi="Times New Roman"/>
-          <w:sz w:val="24"/>
-          <w:szCs w:val="24"/>
-        </w:rPr>
-        <w:t xml:space="preserve"> and never imputed.</w:t>
+        <w:t>It is retained as NaN and never imputed.</w:t>
       </w:r>
     </w:p>
     <w:p>
@@ -14727,23 +14320,13 @@
           <w:szCs w:val="24"/>
         </w:rPr>
       </w:pPr>
-      <w:proofErr w:type="spellStart"/>
-      <w:r>
-        <w:rPr>
-          <w:rFonts w:ascii="Times New Roman" w:eastAsia="Times New Roman" w:hAnsi="Times New Roman"/>
-          <w:sz w:val="24"/>
-          <w:szCs w:val="24"/>
-        </w:rPr>
-        <w:t>Nhulunbuy</w:t>
-      </w:r>
-      <w:proofErr w:type="spellEnd"/>
-      <w:r>
-        <w:rPr>
-          <w:rFonts w:ascii="Times New Roman" w:eastAsia="Times New Roman" w:hAnsi="Times New Roman"/>
-          <w:sz w:val="24"/>
-          <w:szCs w:val="24"/>
-        </w:rPr>
-        <w:t xml:space="preserve"> </w:t>
+      <w:r>
+        <w:rPr>
+          <w:rFonts w:ascii="Times New Roman" w:eastAsia="Times New Roman" w:hAnsi="Times New Roman"/>
+          <w:sz w:val="24"/>
+          <w:szCs w:val="24"/>
+        </w:rPr>
+        <w:t xml:space="preserve">Nhulunbuy </w:t>
       </w:r>
       <w:r>
         <w:rPr>
@@ -15050,25 +14633,7 @@
           <w:sz w:val="24"/>
           <w:szCs w:val="24"/>
         </w:rPr>
-        <w:t xml:space="preserve">Any </w:t>
-      </w:r>
-      <w:proofErr w:type="spellStart"/>
-      <w:r>
-        <w:rPr>
-          <w:rFonts w:ascii="Times New Roman" w:eastAsia="Times New Roman" w:hAnsi="Times New Roman"/>
-          <w:sz w:val="24"/>
-          <w:szCs w:val="24"/>
-        </w:rPr>
-        <w:t>unrecognised</w:t>
-      </w:r>
-      <w:proofErr w:type="spellEnd"/>
-      <w:r>
-        <w:rPr>
-          <w:rFonts w:ascii="Times New Roman" w:eastAsia="Times New Roman" w:hAnsi="Times New Roman"/>
-          <w:sz w:val="24"/>
-          <w:szCs w:val="24"/>
-        </w:rPr>
-        <w:t xml:space="preserve"> SA2 </w:t>
+        <w:t xml:space="preserve">Any unrecognised SA2 </w:t>
       </w:r>
       <w:r>
         <w:rPr>
@@ -15259,23 +14824,13 @@
         </w:rPr>
         <w:t>Data trimmed to the 2015-2025 a</w:t>
       </w:r>
-      <w:proofErr w:type="spellStart"/>
-      <w:r>
-        <w:rPr>
-          <w:rFonts w:ascii="Times New Roman" w:eastAsia="Times New Roman" w:hAnsi="Times New Roman"/>
-          <w:sz w:val="24"/>
-          <w:szCs w:val="24"/>
-        </w:rPr>
-        <w:t>nalysis</w:t>
-      </w:r>
-      <w:proofErr w:type="spellEnd"/>
-      <w:r>
-        <w:rPr>
-          <w:rFonts w:ascii="Times New Roman" w:eastAsia="Times New Roman" w:hAnsi="Times New Roman"/>
-          <w:sz w:val="24"/>
-          <w:szCs w:val="24"/>
-        </w:rPr>
-        <w:t xml:space="preserve"> window </w:t>
+      <w:r>
+        <w:rPr>
+          <w:rFonts w:ascii="Times New Roman" w:eastAsia="Times New Roman" w:hAnsi="Times New Roman"/>
+          <w:sz w:val="24"/>
+          <w:szCs w:val="24"/>
+        </w:rPr>
+        <w:t xml:space="preserve">nalysis window </w:t>
       </w:r>
       <w:r>
         <w:rPr>
@@ -15584,25 +15139,7 @@
           <w:sz w:val="24"/>
           <w:szCs w:val="24"/>
         </w:rPr>
-        <w:t xml:space="preserve">2022 remain </w:t>
-      </w:r>
-      <w:proofErr w:type="spellStart"/>
-      <w:r>
-        <w:rPr>
-          <w:rFonts w:ascii="Times New Roman" w:eastAsia="Times New Roman" w:hAnsi="Times New Roman"/>
-          <w:sz w:val="24"/>
-          <w:szCs w:val="24"/>
-        </w:rPr>
-        <w:t>NaN</w:t>
-      </w:r>
-      <w:proofErr w:type="spellEnd"/>
-      <w:r>
-        <w:rPr>
-          <w:rFonts w:ascii="Times New Roman" w:eastAsia="Times New Roman" w:hAnsi="Times New Roman"/>
-          <w:sz w:val="24"/>
-          <w:szCs w:val="24"/>
-        </w:rPr>
-        <w:t xml:space="preserve"> by design</w:t>
+        <w:t>2022 remain NaN by design</w:t>
       </w:r>
       <w:r>
         <w:rPr>
@@ -15884,18 +15421,8 @@
                 <w:sz w:val="24"/>
                 <w:szCs w:val="24"/>
               </w:rPr>
-              <w:t xml:space="preserve">2022 PAC </w:t>
-            </w:r>
-            <w:proofErr w:type="spellStart"/>
-            <w:r>
-              <w:rPr>
-                <w:rFonts w:ascii="Times New Roman" w:eastAsia="Times New Roman" w:hAnsi="Times New Roman"/>
-                <w:sz w:val="24"/>
-                <w:szCs w:val="24"/>
-              </w:rPr>
-              <w:t>NaN</w:t>
-            </w:r>
-            <w:proofErr w:type="spellEnd"/>
+              <w:t>2022 PAC NaN</w:t>
+            </w:r>
           </w:p>
         </w:tc>
       </w:tr>
@@ -16137,41 +15664,13 @@
                 <w:szCs w:val="24"/>
               </w:rPr>
             </w:pPr>
-            <w:proofErr w:type="spellStart"/>
             <w:r>
               <w:rPr>
                 <w:rFonts w:ascii="Times New Roman" w:eastAsia="Times New Roman" w:hAnsi="Times New Roman"/>
                 <w:sz w:val="24"/>
                 <w:szCs w:val="24"/>
               </w:rPr>
-              <w:t>Assault_offences</w:t>
-            </w:r>
-            <w:proofErr w:type="spellEnd"/>
-            <w:r>
-              <w:rPr>
-                <w:rFonts w:ascii="Times New Roman" w:eastAsia="Times New Roman" w:hAnsi="Times New Roman"/>
-                <w:sz w:val="24"/>
-                <w:szCs w:val="24"/>
-              </w:rPr>
-              <w:t xml:space="preserve"> / </w:t>
-            </w:r>
-            <w:proofErr w:type="spellStart"/>
-            <w:r>
-              <w:rPr>
-                <w:rFonts w:ascii="Times New Roman" w:eastAsia="Times New Roman" w:hAnsi="Times New Roman"/>
-                <w:sz w:val="24"/>
-                <w:szCs w:val="24"/>
-              </w:rPr>
-              <w:t>Total_population</w:t>
-            </w:r>
-            <w:proofErr w:type="spellEnd"/>
-            <w:r>
-              <w:rPr>
-                <w:rFonts w:ascii="Times New Roman" w:eastAsia="Times New Roman" w:hAnsi="Times New Roman"/>
-                <w:sz w:val="24"/>
-                <w:szCs w:val="24"/>
-              </w:rPr>
-              <w:t xml:space="preserve"> x 100,000</w:t>
+              <w:t>Assault_offences / Total_population x 100,000</w:t>
             </w:r>
           </w:p>
         </w:tc>
@@ -16242,7 +15741,6 @@
                 <w:szCs w:val="24"/>
               </w:rPr>
             </w:pPr>
-            <w:proofErr w:type="spellStart"/>
             <w:r>
               <w:rPr>
                 <w:rFonts w:ascii="Times New Roman" w:eastAsia="Times New Roman" w:hAnsi="Times New Roman"/>
@@ -16251,7 +15749,6 @@
               </w:rPr>
               <w:t>Alcohol_per_capita</w:t>
             </w:r>
-            <w:proofErr w:type="spellEnd"/>
           </w:p>
         </w:tc>
         <w:tc>
@@ -16269,34 +15766,14 @@
                 <w:szCs w:val="24"/>
               </w:rPr>
             </w:pPr>
-            <w:proofErr w:type="spellStart"/>
             <w:r>
               <w:rPr>
                 <w:rFonts w:ascii="Times New Roman" w:eastAsia="Times New Roman" w:hAnsi="Times New Roman"/>
                 <w:sz w:val="24"/>
                 <w:szCs w:val="24"/>
               </w:rPr>
-              <w:t>Total_PAC</w:t>
-            </w:r>
-            <w:proofErr w:type="spellEnd"/>
-            <w:r>
-              <w:rPr>
-                <w:rFonts w:ascii="Times New Roman" w:eastAsia="Times New Roman" w:hAnsi="Times New Roman"/>
-                <w:sz w:val="24"/>
-                <w:szCs w:val="24"/>
-              </w:rPr>
-              <w:t xml:space="preserve"> / </w:t>
-            </w:r>
-            <w:proofErr w:type="spellStart"/>
-            <w:r>
-              <w:rPr>
-                <w:rFonts w:ascii="Times New Roman" w:eastAsia="Times New Roman" w:hAnsi="Times New Roman"/>
-                <w:sz w:val="24"/>
-                <w:szCs w:val="24"/>
-              </w:rPr>
-              <w:t>Total_population</w:t>
-            </w:r>
-            <w:proofErr w:type="spellEnd"/>
+              <w:t>Total_PAC / Total_population</w:t>
+            </w:r>
           </w:p>
         </w:tc>
         <w:tc>
@@ -16418,23 +15895,13 @@
           <w:szCs w:val="18"/>
         </w:rPr>
       </w:pPr>
-      <w:proofErr w:type="spellStart"/>
       <w:r>
         <w:rPr>
           <w:rStyle w:val="normaltextrun"/>
           <w:b/>
           <w:bCs/>
         </w:rPr>
-        <w:t>Log_assault_rate</w:t>
-      </w:r>
-      <w:proofErr w:type="spellEnd"/>
-      <w:r>
-        <w:rPr>
-          <w:rStyle w:val="normaltextrun"/>
-          <w:b/>
-          <w:bCs/>
-        </w:rPr>
-        <w:t>:</w:t>
+        <w:t>Log_assault_rate:</w:t>
       </w:r>
     </w:p>
     <w:p>
@@ -16453,49 +15920,7 @@
         <w:rPr>
           <w:rStyle w:val="normaltextrun"/>
         </w:rPr>
-        <w:t xml:space="preserve">Since the crime rate is not normally distributed but rather follows a </w:t>
-      </w:r>
-      <w:proofErr w:type="gramStart"/>
-      <w:r>
-        <w:rPr>
-          <w:rStyle w:val="normaltextrun"/>
-        </w:rPr>
-        <w:t>log</w:t>
-      </w:r>
-      <w:proofErr w:type="gramEnd"/>
-      <w:r>
-        <w:rPr>
-          <w:rStyle w:val="normaltextrun"/>
-        </w:rPr>
-        <w:t>-normal distribution (heavily right-skewed) due to seasonality characteristics. By transforming the assault rate logarithmically, we aim to </w:t>
-      </w:r>
-      <w:proofErr w:type="spellStart"/>
-      <w:r>
-        <w:rPr>
-          <w:rStyle w:val="normaltextrun"/>
-        </w:rPr>
-        <w:t>stabilise</w:t>
-      </w:r>
-      <w:proofErr w:type="spellEnd"/>
-      <w:r>
-        <w:rPr>
-          <w:rStyle w:val="normaltextrun"/>
-        </w:rPr>
-        <w:t> the distribution, making it symmetrical which is essential for good performance of linear regression </w:t>
-      </w:r>
-      <w:proofErr w:type="gramStart"/>
-      <w:r>
-        <w:rPr>
-          <w:rStyle w:val="normaltextrun"/>
-        </w:rPr>
-        <w:t>models(</w:t>
-      </w:r>
-      <w:proofErr w:type="gramEnd"/>
-      <w:r>
-        <w:rPr>
-          <w:rStyle w:val="normaltextrun"/>
-        </w:rPr>
-        <w:t>Limpert et al., 2001)</w:t>
+        <w:t>Since the crime rate is not normally distributed but rather follows a log-normal distribution (heavily right-skewed) due to seasonality characteristics. By transforming the assault rate logarithmically, we aim to stabilise the distribution, making it symmetrical which is essential for good performance of linear regression models(Limpert et al., 2001)</w:t>
       </w:r>
     </w:p>
     <w:p>
@@ -16512,41 +15937,13 @@
           <w:szCs w:val="18"/>
         </w:rPr>
       </w:pPr>
-      <w:proofErr w:type="spellStart"/>
       <w:r>
         <w:rPr>
           <w:rStyle w:val="normaltextrun"/>
           <w:b/>
           <w:bCs/>
         </w:rPr>
-        <w:t>Sin_month</w:t>
-      </w:r>
-      <w:proofErr w:type="spellEnd"/>
-      <w:r>
-        <w:rPr>
-          <w:rStyle w:val="normaltextrun"/>
-          <w:b/>
-          <w:bCs/>
-        </w:rPr>
-        <w:t> and </w:t>
-      </w:r>
-      <w:proofErr w:type="spellStart"/>
-      <w:r>
-        <w:rPr>
-          <w:rStyle w:val="normaltextrun"/>
-          <w:b/>
-          <w:bCs/>
-        </w:rPr>
-        <w:t>cos_month</w:t>
-      </w:r>
-      <w:proofErr w:type="spellEnd"/>
-      <w:r>
-        <w:rPr>
-          <w:rStyle w:val="normaltextrun"/>
-          <w:b/>
-          <w:bCs/>
-        </w:rPr>
-        <w:t>:</w:t>
+        <w:t>Sin_month and cos_month:</w:t>
       </w:r>
     </w:p>
     <w:p>
@@ -16565,21 +15962,7 @@
         <w:rPr>
           <w:rStyle w:val="normaltextrun"/>
         </w:rPr>
-        <w:t>To preserve the cyclic </w:t>
-      </w:r>
-      <w:proofErr w:type="spellStart"/>
-      <w:r>
-        <w:rPr>
-          <w:rStyle w:val="normaltextrun"/>
-        </w:rPr>
-        <w:t>behaviours</w:t>
-      </w:r>
-      <w:proofErr w:type="spellEnd"/>
-      <w:r>
-        <w:rPr>
-          <w:rStyle w:val="normaltextrun"/>
-        </w:rPr>
-        <w:t> of months, sine and cosine functions are applied to represent time since these trigonometric functions pursue cycles between “top” and “bottom” and have a settled cycle length which is perfect for modelling regular cycles such as months (Lindsey and Pavur, 2005)</w:t>
+        <w:t>To preserve the cyclic behaviours of months, sine and cosine functions are applied to represent time since these trigonometric functions pursue cycles between “top” and “bottom” and have a settled cycle length which is perfect for modelling regular cycles such as months (Lindsey and Pavur, 2005)</w:t>
       </w:r>
     </w:p>
     <w:p>
@@ -16638,23 +16021,13 @@
           <w:szCs w:val="18"/>
         </w:rPr>
       </w:pPr>
-      <w:proofErr w:type="spellStart"/>
       <w:r>
         <w:rPr>
           <w:rStyle w:val="normaltextrun"/>
           <w:b/>
           <w:bCs/>
         </w:rPr>
-        <w:t>is_new_year</w:t>
-      </w:r>
-      <w:proofErr w:type="spellEnd"/>
-      <w:r>
-        <w:rPr>
-          <w:rStyle w:val="normaltextrun"/>
-          <w:b/>
-          <w:bCs/>
-        </w:rPr>
-        <w:t>:</w:t>
+        <w:t>is_new_year:</w:t>
       </w:r>
     </w:p>
     <w:p>
@@ -16674,21 +16047,7 @@
         <w:rPr>
           <w:rStyle w:val="normaltextrun"/>
         </w:rPr>
-        <w:t>According to research by Baird </w:t>
-      </w:r>
-      <w:proofErr w:type="gramStart"/>
-      <w:r>
-        <w:rPr>
-          <w:rStyle w:val="normaltextrun"/>
-        </w:rPr>
-        <w:t>et al. ,</w:t>
-      </w:r>
-      <w:proofErr w:type="gramEnd"/>
-      <w:r>
-        <w:rPr>
-          <w:rStyle w:val="normaltextrun"/>
-        </w:rPr>
-        <w:t> (2019), the homicide rate experiences a significant spike on New Year’s Day. Therefore, this feature is added to capture this valuable information.</w:t>
+        <w:t>According to research by Baird et al. , (2019), the homicide rate experiences a significant spike on New Year’s Day. Therefore, this feature is added to capture this valuable information.</w:t>
       </w:r>
     </w:p>
     <w:p>
@@ -17186,27 +16545,7 @@
           <w:szCs w:val="24"/>
           <w:lang w:val="en-AU" w:eastAsia="ja-JP"/>
         </w:rPr>
-        <w:t xml:space="preserve">Applying PCA to the regional age structure allows the model to condense </w:t>
-      </w:r>
-      <w:proofErr w:type="gramStart"/>
-      <w:r>
-        <w:rPr>
-          <w:rFonts w:ascii="Times New Roman" w:eastAsia="Times New Roman" w:hAnsi="Times New Roman" w:cs="Times New Roman"/>
-          <w:sz w:val="24"/>
-          <w:szCs w:val="24"/>
-          <w:lang w:val="en-AU" w:eastAsia="ja-JP"/>
-        </w:rPr>
-        <w:t>a large number of</w:t>
-      </w:r>
-      <w:proofErr w:type="gramEnd"/>
-      <w:r>
-        <w:rPr>
-          <w:rFonts w:ascii="Times New Roman" w:eastAsia="Times New Roman" w:hAnsi="Times New Roman" w:cs="Times New Roman"/>
-          <w:sz w:val="24"/>
-          <w:szCs w:val="24"/>
-          <w:lang w:val="en-AU" w:eastAsia="ja-JP"/>
-        </w:rPr>
-        <w:t xml:space="preserve"> correlated demographic variables into a small set of orthogonal components that capture the dominant patterns in the data. This compression substantially reduces the dimensionality of the feature space, which in turn lowers computational cost, speeds up model training, and minimises the risk of overfitting. Importantly, PCA preserves most of the original variance, meaning that the transformed components retain the essential information needed for prediction while discarding noise and redundancy. As Mishra et al. (2017) highlight, PCA is particularly effective when dealing with demographic or socioeconomic variables that tend to move together, making it a suitable technique for simplifying age</w:t>
+        <w:t>Applying PCA to the regional age structure allows the model to condense a large number of correlated demographic variables into a small set of orthogonal components that capture the dominant patterns in the data. This compression substantially reduces the dimensionality of the feature space, which in turn lowers computational cost, speeds up model training, and minimises the risk of overfitting. Importantly, PCA preserves most of the original variance, meaning that the transformed components retain the essential information needed for prediction while discarding noise and redundancy. As Mishra et al. (2017) highlight, PCA is particularly effective when dealing with demographic or socioeconomic variables that tend to move together, making it a suitable technique for simplifying age</w:t>
       </w:r>
       <w:r>
         <w:rPr>
@@ -17411,23 +16750,7 @@
           <w:rStyle w:val="normaltextrun"/>
           <w:lang w:val="en-AU"/>
         </w:rPr>
-        <w:t xml:space="preserve"> 30. High multicollinear features are known to have a negative effect on the regression model by hampering the interpretability of model predictors and resulting in highly volatile coefficient estimates (</w:t>
-      </w:r>
-      <w:proofErr w:type="spellStart"/>
-      <w:r>
-        <w:rPr>
-          <w:rStyle w:val="normaltextrun"/>
-          <w:lang w:val="en-AU"/>
-        </w:rPr>
-        <w:t>Dertli</w:t>
-      </w:r>
-      <w:proofErr w:type="spellEnd"/>
-      <w:r>
-        <w:rPr>
-          <w:rStyle w:val="normaltextrun"/>
-          <w:lang w:val="en-AU"/>
-        </w:rPr>
-        <w:t> et al., 2024).</w:t>
+        <w:t xml:space="preserve"> 30. High multicollinear features are known to have a negative effect on the regression model by hampering the interpretability of model predictors and resulting in highly volatile coefficient estimates (Dertli et al., 2024).</w:t>
       </w:r>
     </w:p>
     <w:p>
@@ -17509,43 +16832,7 @@
           <w:sz w:val="24"/>
           <w:szCs w:val="24"/>
         </w:rPr>
-        <w:t xml:space="preserve">Across all models tested, Linear Regression delivered the strongest performance, achieving the lowest </w:t>
-      </w:r>
-      <w:proofErr w:type="gramStart"/>
-      <w:r>
-        <w:rPr>
-          <w:rFonts w:ascii="Times New Roman" w:eastAsia="Times New Roman" w:hAnsi="Times New Roman"/>
-          <w:sz w:val="24"/>
-          <w:szCs w:val="24"/>
-        </w:rPr>
-        <w:t>RMSE(</w:t>
-      </w:r>
-      <w:proofErr w:type="gramEnd"/>
-      <w:r>
-        <w:rPr>
-          <w:rFonts w:ascii="Times New Roman" w:eastAsia="Times New Roman" w:hAnsi="Times New Roman"/>
-          <w:sz w:val="24"/>
-          <w:szCs w:val="24"/>
-        </w:rPr>
-        <w:t xml:space="preserve">log) and RMSE on the original scale, indicating that the relationship between predictors and assault rates is predominantly linear and stable. Regularised models (Ridge and Lasso) showed slightly higher error and progressively smaller </w:t>
-      </w:r>
-      <w:proofErr w:type="spellStart"/>
-      <w:r>
-        <w:rPr>
-          <w:rFonts w:ascii="Times New Roman" w:eastAsia="Times New Roman" w:hAnsi="Times New Roman"/>
-          <w:sz w:val="24"/>
-          <w:szCs w:val="24"/>
-        </w:rPr>
-        <w:t>alcohol_per_capita</w:t>
-      </w:r>
-      <w:proofErr w:type="spellEnd"/>
-      <w:r>
-        <w:rPr>
-          <w:rFonts w:ascii="Times New Roman" w:eastAsia="Times New Roman" w:hAnsi="Times New Roman"/>
-          <w:sz w:val="24"/>
-          <w:szCs w:val="24"/>
-        </w:rPr>
-        <w:t xml:space="preserve"> coefficients, suggesting that this variable contributes only modestly once collinearity is controlled. Lasso’s near</w:t>
+        <w:t>Across all models tested, Linear Regression delivered the strongest performance, achieving the lowest RMSE(log) and RMSE on the original scale, indicating that the relationship between predictors and assault rates is predominantly linear and stable. Regularised models (Ridge and Lasso) showed slightly higher error and progressively smaller alcohol_per_capita coefficients, suggesting that this variable contributes only modestly once collinearity is controlled. Lasso’s near</w:t>
       </w:r>
       <w:r>
         <w:rPr>
@@ -17554,25 +16841,7 @@
           <w:szCs w:val="24"/>
         </w:rPr>
         <w:noBreakHyphen/>
-        <w:t xml:space="preserve">zero coefficient further implies that alcohol supply is a weak predictor relative to other socioeconomic factors. </w:t>
-      </w:r>
-      <w:proofErr w:type="spellStart"/>
-      <w:r>
-        <w:rPr>
-          <w:rFonts w:ascii="Times New Roman" w:eastAsia="Times New Roman" w:hAnsi="Times New Roman"/>
-          <w:sz w:val="24"/>
-          <w:szCs w:val="24"/>
-        </w:rPr>
-        <w:t>XGBoost</w:t>
-      </w:r>
-      <w:proofErr w:type="spellEnd"/>
-      <w:r>
-        <w:rPr>
-          <w:rFonts w:ascii="Times New Roman" w:eastAsia="Times New Roman" w:hAnsi="Times New Roman"/>
-          <w:sz w:val="24"/>
-          <w:szCs w:val="24"/>
-        </w:rPr>
-        <w:t xml:space="preserve"> performed worse than the linear models, reinforcing that the dataset does not contain strong nonlinear interactions for tree</w:t>
+        <w:t>zero coefficient further implies that alcohol supply is a weak predictor relative to other socioeconomic factors. XGBoost performed worse than the linear models, reinforcing that the dataset does not contain strong nonlinear interactions for tree</w:t>
       </w:r>
       <w:r>
         <w:rPr>
@@ -17583,7 +16852,6 @@
         <w:noBreakHyphen/>
         <w:t xml:space="preserve">based methods to exploit. Overall, </w:t>
       </w:r>
-      <w:proofErr w:type="spellStart"/>
       <w:r>
         <w:rPr>
           <w:rFonts w:ascii="Times New Roman" w:eastAsia="Times New Roman" w:hAnsi="Times New Roman"/>
@@ -17591,16 +16859,7 @@
           <w:szCs w:val="24"/>
         </w:rPr>
         <w:lastRenderedPageBreak/>
-        <w:t>alcohol_per_capita</w:t>
-      </w:r>
-      <w:proofErr w:type="spellEnd"/>
-      <w:r>
-        <w:rPr>
-          <w:rFonts w:ascii="Times New Roman" w:eastAsia="Times New Roman" w:hAnsi="Times New Roman"/>
-          <w:sz w:val="24"/>
-          <w:szCs w:val="24"/>
-        </w:rPr>
-        <w:t xml:space="preserve"> exhibits a consistent but small positive association with assault rates, and simpler linear models remain the most appropriate for this modelling </w:t>
+        <w:t xml:space="preserve">alcohol_per_capita exhibits a consistent but small positive association with assault rates, and simpler linear models remain the most appropriate for this modelling </w:t>
       </w:r>
       <w:r>
         <w:rPr>
@@ -18193,27 +17452,7 @@
                 <w:szCs w:val="24"/>
                 <w:lang w:val="en-AU"/>
               </w:rPr>
-              <w:t xml:space="preserve">GitHub repository with README; </w:t>
-            </w:r>
-            <w:proofErr w:type="spellStart"/>
-            <w:r>
-              <w:rPr>
-                <w:rFonts w:ascii="Times New Roman" w:eastAsia="Times New Roman" w:hAnsi="Times New Roman" w:cs="Times New Roman"/>
-                <w:sz w:val="24"/>
-                <w:szCs w:val="24"/>
-                <w:lang w:val="en-AU"/>
-              </w:rPr>
-              <w:t>Streamlit</w:t>
-            </w:r>
-            <w:proofErr w:type="spellEnd"/>
-            <w:r>
-              <w:rPr>
-                <w:rFonts w:ascii="Times New Roman" w:eastAsia="Times New Roman" w:hAnsi="Times New Roman" w:cs="Times New Roman"/>
-                <w:sz w:val="24"/>
-                <w:szCs w:val="24"/>
-                <w:lang w:val="en-AU"/>
-              </w:rPr>
-              <w:t xml:space="preserve"> account set up; draft problem statement</w:t>
+              <w:t>GitHub repository with README; Streamlit account set up; draft problem statement</w:t>
             </w:r>
           </w:p>
         </w:tc>
@@ -19649,47 +18888,7 @@
                 <w:szCs w:val="24"/>
                 <w:lang w:val="en-AU"/>
               </w:rPr>
-              <w:t xml:space="preserve">Incorporate feedback; finalise </w:t>
-            </w:r>
-            <w:proofErr w:type="gramStart"/>
-            <w:r>
-              <w:rPr>
-                <w:rFonts w:ascii="Times New Roman" w:eastAsia="Times New Roman" w:hAnsi="Times New Roman" w:cs="Times New Roman"/>
-                <w:sz w:val="24"/>
-                <w:szCs w:val="24"/>
-                <w:lang w:val="en-AU"/>
-              </w:rPr>
-              <w:t>dashboard;  deploy</w:t>
-            </w:r>
-            <w:proofErr w:type="gramEnd"/>
-            <w:r>
-              <w:rPr>
-                <w:rFonts w:ascii="Times New Roman" w:eastAsia="Times New Roman" w:hAnsi="Times New Roman" w:cs="Times New Roman"/>
-                <w:sz w:val="24"/>
-                <w:szCs w:val="24"/>
-                <w:lang w:val="en-AU"/>
-              </w:rPr>
-              <w:t xml:space="preserve"> to </w:t>
-            </w:r>
-            <w:proofErr w:type="spellStart"/>
-            <w:r>
-              <w:rPr>
-                <w:rFonts w:ascii="Times New Roman" w:eastAsia="Times New Roman" w:hAnsi="Times New Roman" w:cs="Times New Roman"/>
-                <w:sz w:val="24"/>
-                <w:szCs w:val="24"/>
-                <w:lang w:val="en-AU"/>
-              </w:rPr>
-              <w:t>Streamlit</w:t>
-            </w:r>
-            <w:proofErr w:type="spellEnd"/>
-            <w:r>
-              <w:rPr>
-                <w:rFonts w:ascii="Times New Roman" w:eastAsia="Times New Roman" w:hAnsi="Times New Roman" w:cs="Times New Roman"/>
-                <w:sz w:val="24"/>
-                <w:szCs w:val="24"/>
-                <w:lang w:val="en-AU"/>
-              </w:rPr>
-              <w:t xml:space="preserve"> Community Cloud; implement monitoring and retraining logic</w:t>
+              <w:t>Incorporate feedback; finalise dashboard;  deploy to Streamlit Community Cloud; implement monitoring and retraining logic</w:t>
             </w:r>
           </w:p>
         </w:tc>
@@ -20174,21 +19373,7 @@
         <w:rPr>
           <w:rStyle w:val="normaltextrun"/>
         </w:rPr>
-        <w:t>Potential risks, including data quality issues, ethical concerns, and technical challenges, will be continuously monitored throughout the project. Mitigation strategies such as data validation procedures, adherence to ethical guidelines, and regular system testing will be implemented to </w:t>
-      </w:r>
-      <w:proofErr w:type="spellStart"/>
-      <w:r>
-        <w:rPr>
-          <w:rStyle w:val="normaltextrun"/>
-        </w:rPr>
-        <w:t>minimise</w:t>
-      </w:r>
-      <w:proofErr w:type="spellEnd"/>
-      <w:r>
-        <w:rPr>
-          <w:rStyle w:val="normaltextrun"/>
-        </w:rPr>
-        <w:t> their impact. Risks will be reviewed periodically, and corrective actions will be taken promptly to ensure project objectives are achieved successfully.</w:t>
+        <w:t>Potential risks, including data quality issues, ethical concerns, and technical challenges, will be continuously monitored throughout the project. Mitigation strategies such as data validation procedures, adherence to ethical guidelines, and regular system testing will be implemented to minimise their impact. Risks will be reviewed periodically, and corrective actions will be taken promptly to ensure project objectives are achieved successfully.</w:t>
       </w:r>
     </w:p>
     <w:p>
@@ -20261,21 +19446,7 @@
         <w:rPr>
           <w:rStyle w:val="normaltextrun"/>
         </w:rPr>
-        <w:t>The project continues to respect Indigenous Data Sovereignty principles by </w:t>
-      </w:r>
-      <w:proofErr w:type="spellStart"/>
-      <w:r>
-        <w:rPr>
-          <w:rStyle w:val="normaltextrun"/>
-        </w:rPr>
-        <w:t>recognising</w:t>
-      </w:r>
-      <w:proofErr w:type="spellEnd"/>
-      <w:r>
-        <w:rPr>
-          <w:rStyle w:val="normaltextrun"/>
-        </w:rPr>
-        <w:t> the rights of Indigenous communities to govern the collection, ownership, and use of data relating to their people and communities.</w:t>
+        <w:t>The project continues to respect Indigenous Data Sovereignty principles by recognising the rights of Indigenous communities to govern the collection, ownership, and use of data relating to their people and communities.</w:t>
       </w:r>
     </w:p>
     <w:p>
@@ -20293,21 +19464,7 @@
         <w:rPr>
           <w:rStyle w:val="normaltextrun"/>
         </w:rPr>
-        <w:t>In addition, all predictive analytics activities seek to comply with ethical standards to </w:t>
-      </w:r>
-      <w:proofErr w:type="spellStart"/>
-      <w:r>
-        <w:rPr>
-          <w:rStyle w:val="normaltextrun"/>
-        </w:rPr>
-        <w:t>minimise</w:t>
-      </w:r>
-      <w:proofErr w:type="spellEnd"/>
-      <w:r>
-        <w:rPr>
-          <w:rStyle w:val="normaltextrun"/>
-        </w:rPr>
-        <w:t> bias, promote transparency, and support fair decision-making. Forecasting</w:t>
+        <w:t>In addition, all predictive analytics activities seek to comply with ethical standards to minimise bias, promote transparency, and support fair decision-making. Forecasting</w:t>
       </w:r>
       <w:r>
         <w:rPr>
@@ -20425,25 +19582,7 @@
           <w:sz w:val="24"/>
           <w:szCs w:val="24"/>
         </w:rPr>
-        <w:t xml:space="preserve">he transition from PROMIS to </w:t>
-      </w:r>
-      <w:proofErr w:type="spellStart"/>
-      <w:r>
-        <w:rPr>
-          <w:rFonts w:ascii="Times New Roman" w:eastAsia="Times New Roman" w:hAnsi="Times New Roman"/>
-          <w:sz w:val="24"/>
-          <w:szCs w:val="24"/>
-        </w:rPr>
-        <w:t>SerPro</w:t>
-      </w:r>
-      <w:proofErr w:type="spellEnd"/>
-      <w:r>
-        <w:rPr>
-          <w:rFonts w:ascii="Times New Roman" w:eastAsia="Times New Roman" w:hAnsi="Times New Roman"/>
-          <w:sz w:val="24"/>
-          <w:szCs w:val="24"/>
-        </w:rPr>
-        <w:t xml:space="preserve"> in November 2023 and </w:t>
+        <w:t xml:space="preserve">he transition from PROMIS to SerPro in November 2023 and </w:t>
       </w:r>
       <w:r>
         <w:rPr>
@@ -20737,25 +19876,7 @@
           <w:sz w:val="24"/>
           <w:szCs w:val="24"/>
         </w:rPr>
-        <w:t xml:space="preserve">And the final risk is misuse or misinterpretation of the forecasts. If predictions are read as statements about </w:t>
-      </w:r>
-      <w:proofErr w:type="gramStart"/>
-      <w:r>
-        <w:rPr>
-          <w:rFonts w:ascii="Times New Roman" w:eastAsia="Times New Roman" w:hAnsi="Times New Roman"/>
-          <w:sz w:val="24"/>
-          <w:szCs w:val="24"/>
-        </w:rPr>
-        <w:t>particular communities</w:t>
-      </w:r>
-      <w:proofErr w:type="gramEnd"/>
-      <w:r>
-        <w:rPr>
-          <w:rFonts w:ascii="Times New Roman" w:eastAsia="Times New Roman" w:hAnsi="Times New Roman"/>
-          <w:sz w:val="24"/>
-          <w:szCs w:val="24"/>
-        </w:rPr>
-        <w:t>, the system could cause harm rather than support safety. Small counts in low-population regions could also make incidents identifiable. Forecasts will therefore be shown only at region and month level, with uncertainty ranges, and small values will be suppressed.</w:t>
+        <w:t>And the final risk is misuse or misinterpretation of the forecasts. If predictions are read as statements about particular communities, the system could cause harm rather than support safety. Small counts in low-population regions could also make incidents identifiable. Forecasts will therefore be shown only at region and month level, with uncertainty ranges, and small values will be suppressed.</w:t>
       </w:r>
     </w:p>
     <w:p>
@@ -21343,43 +20464,7 @@
           <w:sz w:val="24"/>
           <w:szCs w:val="24"/>
         </w:rPr>
-        <w:t xml:space="preserve">Carroll, S. R., Garba, I., Figueroa-Rodríguez, O. L., Holbrook, J., Lovett, R., </w:t>
-      </w:r>
-      <w:proofErr w:type="spellStart"/>
-      <w:r>
-        <w:rPr>
-          <w:rFonts w:ascii="Times New Roman" w:eastAsia="Times New Roman" w:hAnsi="Times New Roman"/>
-          <w:sz w:val="24"/>
-          <w:szCs w:val="24"/>
-        </w:rPr>
-        <w:t>Materechera</w:t>
-      </w:r>
-      <w:proofErr w:type="spellEnd"/>
-      <w:r>
-        <w:rPr>
-          <w:rFonts w:ascii="Times New Roman" w:eastAsia="Times New Roman" w:hAnsi="Times New Roman"/>
-          <w:sz w:val="24"/>
-          <w:szCs w:val="24"/>
-        </w:rPr>
-        <w:t xml:space="preserve">, S., Parsons, M., </w:t>
-      </w:r>
-      <w:proofErr w:type="spellStart"/>
-      <w:r>
-        <w:rPr>
-          <w:rFonts w:ascii="Times New Roman" w:eastAsia="Times New Roman" w:hAnsi="Times New Roman"/>
-          <w:sz w:val="24"/>
-          <w:szCs w:val="24"/>
-        </w:rPr>
-        <w:t>Raseroka</w:t>
-      </w:r>
-      <w:proofErr w:type="spellEnd"/>
-      <w:r>
-        <w:rPr>
-          <w:rFonts w:ascii="Times New Roman" w:eastAsia="Times New Roman" w:hAnsi="Times New Roman"/>
-          <w:sz w:val="24"/>
-          <w:szCs w:val="24"/>
-        </w:rPr>
-        <w:t xml:space="preserve">, K., Rodriguez-Lonebear, D., Rowe, R., Sara, R., Walker, J. D., Anderson, J., &amp; Hudson, M. (2020). The CARE Principles for Indigenous Data Governance. Data Science Journal, 19(1), 1–12. </w:t>
+        <w:t xml:space="preserve">Carroll, S. R., Garba, I., Figueroa-Rodríguez, O. L., Holbrook, J., Lovett, R., Materechera, S., Parsons, M., Raseroka, K., Rodriguez-Lonebear, D., Rowe, R., Sara, R., Walker, J. D., Anderson, J., &amp; Hudson, M. (2020). The CARE Principles for Indigenous Data Governance. Data Science Journal, 19(1), 1–12. </w:t>
       </w:r>
       <w:hyperlink r:id="rId42">
         <w:r>
@@ -21462,25 +20547,7 @@
           <w:sz w:val="24"/>
           <w:szCs w:val="24"/>
         </w:rPr>
-        <w:t xml:space="preserve">NT crime </w:t>
-      </w:r>
-      <w:proofErr w:type="gramStart"/>
-      <w:r>
-        <w:rPr>
-          <w:rFonts w:ascii="Times New Roman" w:eastAsia="Times New Roman" w:hAnsi="Times New Roman"/>
-          <w:sz w:val="24"/>
-          <w:szCs w:val="24"/>
-        </w:rPr>
-        <w:t>statistics march</w:t>
-      </w:r>
-      <w:proofErr w:type="gramEnd"/>
-      <w:r>
-        <w:rPr>
-          <w:rFonts w:ascii="Times New Roman" w:eastAsia="Times New Roman" w:hAnsi="Times New Roman"/>
-          <w:sz w:val="24"/>
-          <w:szCs w:val="24"/>
-        </w:rPr>
-        <w:t xml:space="preserve"> 2026 - NTG open data portal</w:t>
+        <w:t>NT crime statistics march 2026 - NTG open data portal</w:t>
       </w:r>
       <w:r>
         <w:rPr>
@@ -21576,29 +20643,7 @@
           <w:sz w:val="24"/>
           <w:szCs w:val="24"/>
         </w:rPr>
-        <w:t xml:space="preserve">Operation </w:t>
-      </w:r>
-      <w:proofErr w:type="spellStart"/>
-      <w:r>
-        <w:rPr>
-          <w:rFonts w:ascii="Times New Roman" w:eastAsia="Times New Roman" w:hAnsi="Times New Roman"/>
-          <w:i/>
-          <w:iCs/>
-          <w:sz w:val="24"/>
-          <w:szCs w:val="24"/>
-        </w:rPr>
-        <w:t>ventura</w:t>
-      </w:r>
-      <w:proofErr w:type="spellEnd"/>
-      <w:r>
-        <w:rPr>
-          <w:rFonts w:ascii="Times New Roman" w:eastAsia="Times New Roman" w:hAnsi="Times New Roman"/>
-          <w:i/>
-          <w:iCs/>
-          <w:sz w:val="24"/>
-          <w:szCs w:val="24"/>
-        </w:rPr>
-        <w:t xml:space="preserve"> | NT police, fire &amp; emergency services</w:t>
+        <w:t>Operation ventura | NT police, fire &amp; emergency services</w:t>
       </w:r>
       <w:r>
         <w:rPr>
@@ -22051,78 +21096,18 @@
         </w:rPr>
         <w:t>Visualisation:</w:t>
       </w:r>
-      <w:r>
-        <w:rPr>
-          <w:rFonts w:ascii="Times New Roman" w:eastAsia="Times New Roman" w:hAnsi="Times New Roman"/>
-          <w:sz w:val="24"/>
-          <w:szCs w:val="24"/>
-          <w:lang w:val="vi-VN"/>
-        </w:rPr>
-        <w:fldChar w:fldCharType="begin"/>
-      </w:r>
-      <w:r>
-        <w:rPr>
-          <w:rFonts w:ascii="Times New Roman" w:eastAsia="Times New Roman" w:hAnsi="Times New Roman"/>
-          <w:sz w:val="24"/>
-          <w:szCs w:val="24"/>
-          <w:lang w:val="vi-VN"/>
-        </w:rPr>
-        <w:instrText>HYPERLINK "</w:instrText>
-      </w:r>
-      <w:r>
-        <w:rPr>
-          <w:rFonts w:ascii="Times New Roman" w:eastAsia="Times New Roman" w:hAnsi="Times New Roman"/>
-          <w:sz w:val="24"/>
-          <w:szCs w:val="24"/>
-          <w:lang w:val="vi-VN"/>
-        </w:rPr>
-        <w:instrText>https://github.com/HendrickDang/PRT661-DATA-SCIENCE-PRACTICE/commits/main/eda_plots</w:instrText>
-      </w:r>
-      <w:r>
-        <w:rPr>
-          <w:rFonts w:ascii="Times New Roman" w:eastAsia="Times New Roman" w:hAnsi="Times New Roman"/>
-          <w:sz w:val="24"/>
-          <w:szCs w:val="24"/>
-          <w:lang w:val="vi-VN"/>
-        </w:rPr>
-        <w:instrText>"</w:instrText>
-      </w:r>
-      <w:r>
-        <w:rPr>
-          <w:rFonts w:ascii="Times New Roman" w:eastAsia="Times New Roman" w:hAnsi="Times New Roman"/>
-          <w:sz w:val="24"/>
-          <w:szCs w:val="24"/>
-          <w:lang w:val="vi-VN"/>
-        </w:rPr>
-      </w:r>
-      <w:r>
-        <w:rPr>
-          <w:rFonts w:ascii="Times New Roman" w:eastAsia="Times New Roman" w:hAnsi="Times New Roman"/>
-          <w:sz w:val="24"/>
-          <w:szCs w:val="24"/>
-          <w:lang w:val="vi-VN"/>
-        </w:rPr>
-        <w:fldChar w:fldCharType="separate"/>
-      </w:r>
-      <w:r>
-        <w:rPr>
-          <w:rStyle w:val="Hyperlink"/>
-          <w:rFonts w:ascii="Times New Roman" w:eastAsia="Times New Roman" w:hAnsi="Times New Roman"/>
-          <w:sz w:val="24"/>
-          <w:szCs w:val="24"/>
-          <w:lang w:val="vi-VN"/>
-        </w:rPr>
-        <w:t>https://github.com/HendrickDang/PRT661-DATA-SCIENCE-PRACTICE/commits/main/eda_plots</w:t>
-      </w:r>
-      <w:r>
-        <w:rPr>
-          <w:rFonts w:ascii="Times New Roman" w:eastAsia="Times New Roman" w:hAnsi="Times New Roman"/>
-          <w:sz w:val="24"/>
-          <w:szCs w:val="24"/>
-          <w:lang w:val="vi-VN"/>
-        </w:rPr>
-        <w:fldChar w:fldCharType="end"/>
-      </w:r>
+      <w:hyperlink r:id="rId50" w:history="1">
+        <w:r>
+          <w:rPr>
+            <w:rStyle w:val="Hyperlink"/>
+            <w:rFonts w:ascii="Times New Roman" w:eastAsia="Times New Roman" w:hAnsi="Times New Roman"/>
+            <w:sz w:val="24"/>
+            <w:szCs w:val="24"/>
+            <w:lang w:val="vi-VN"/>
+          </w:rPr>
+          <w:t>https://github.com/HendrickDang/PRT661-DATA-SCIENCE-PRACTICE/commits/main/eda_plots</w:t>
+        </w:r>
+      </w:hyperlink>
     </w:p>
     <w:p>
       <w:pPr>
@@ -22147,7 +21132,7 @@
         </w:rPr>
         <w:t>Documentation:</w:t>
       </w:r>
-      <w:hyperlink r:id="rId50" w:history="1">
+      <w:hyperlink r:id="rId51" w:history="1">
         <w:r>
           <w:rPr>
             <w:rStyle w:val="Hyperlink"/>
@@ -22192,7 +21177,7 @@
         </w:rPr>
         <w:t>Code:</w:t>
       </w:r>
-      <w:hyperlink r:id="rId51" w:history="1">
+      <w:hyperlink r:id="rId52" w:history="1">
         <w:r>
           <w:rPr>
             <w:rStyle w:val="Hyperlink"/>
@@ -22389,6 +21374,14 @@
         </w:rPr>
         <w:t xml:space="preserve"> </w:t>
       </w:r>
+      <w:r>
+        <w:rPr>
+          <w:rFonts w:ascii="Times New Roman" w:eastAsia="Times New Roman" w:hAnsi="Times New Roman"/>
+          <w:sz w:val="24"/>
+          <w:szCs w:val="24"/>
+        </w:rPr>
+        <w:t>S385806</w:t>
+      </w:r>
     </w:p>
     <w:p>
       <w:pPr>
@@ -22451,6 +21444,46 @@
           <w:szCs w:val="24"/>
         </w:rPr>
       </w:pPr>
+      <w:r>
+        <w:rPr>
+          <w:noProof/>
+        </w:rPr>
+        <w:drawing>
+          <wp:inline distT="0" distB="0" distL="0" distR="0" wp14:anchorId="5D7B00C0" wp14:editId="4EAA1DAD">
+            <wp:extent cx="5731510" cy="3223895"/>
+            <wp:effectExtent l="0" t="0" r="2540" b="0"/>
+            <wp:docPr id="269368058" name="Picture 1" descr="A screenshot of a computer&#10;&#10;AI-generated content may be incorrect."/>
+            <wp:cNvGraphicFramePr>
+              <a:graphicFrameLocks xmlns:a="http://schemas.openxmlformats.org/drawingml/2006/main" noChangeAspect="1"/>
+            </wp:cNvGraphicFramePr>
+            <a:graphic xmlns:a="http://schemas.openxmlformats.org/drawingml/2006/main">
+              <a:graphicData uri="http://schemas.openxmlformats.org/drawingml/2006/picture">
+                <pic:pic xmlns:pic="http://schemas.openxmlformats.org/drawingml/2006/picture">
+                  <pic:nvPicPr>
+                    <pic:cNvPr id="269368058" name="Picture 1" descr="A screenshot of a computer&#10;&#10;AI-generated content may be incorrect."/>
+                    <pic:cNvPicPr/>
+                  </pic:nvPicPr>
+                  <pic:blipFill>
+                    <a:blip r:embed="rId53"/>
+                    <a:stretch>
+                      <a:fillRect/>
+                    </a:stretch>
+                  </pic:blipFill>
+                  <pic:spPr>
+                    <a:xfrm>
+                      <a:off x="0" y="0"/>
+                      <a:ext cx="5731510" cy="3223895"/>
+                    </a:xfrm>
+                    <a:prstGeom prst="rect">
+                      <a:avLst/>
+                    </a:prstGeom>
+                  </pic:spPr>
+                </pic:pic>
+              </a:graphicData>
+            </a:graphic>
+          </wp:inline>
+        </w:drawing>
+      </w:r>
     </w:p>
     <w:p>
       <w:pPr>
@@ -22485,6 +21518,28 @@
     <w:p>
       <w:pPr>
         <w:pStyle w:val="ListParagraph"/>
+        <w:spacing w:line="276" w:lineRule="auto"/>
+        <w:jc w:val="both"/>
+        <w:rPr>
+          <w:rFonts w:ascii="Times New Roman" w:eastAsia="Times New Roman" w:hAnsi="Times New Roman"/>
+          <w:sz w:val="24"/>
+          <w:szCs w:val="24"/>
+          <w:lang w:val="en-AU"/>
+        </w:rPr>
+      </w:pPr>
+      <w:r>
+        <w:rPr>
+          <w:rFonts w:ascii="Times New Roman" w:eastAsia="Times New Roman" w:hAnsi="Times New Roman"/>
+          <w:sz w:val="24"/>
+          <w:szCs w:val="24"/>
+          <w:lang w:val="en-AU"/>
+        </w:rPr>
+        <w:t>Since Assessment 1, I was responsible for the Ingest and Data Store stage, and for verifying that the pipeline the team built actually runs correctly end-to-end. This included implementing ingest.py to load and validate the six raw datasets with filename fuzzy-matching and manifest-based provenance tracking, compiling the project's missing dependency list after finding the pipeline would not run in a clean environment, and identifying and removing a Windows-specific Unicode crash and a duplicated function definition left over from a merge. I also corrected two silent code-quality defects - a statistically biased VIF calculation and an unsafe eval() call - before re-running the full pipeline to confirm it completes without errors ahead of the technical write-up.</w:t>
+      </w:r>
+    </w:p>
+    <w:p>
+      <w:pPr>
+        <w:pStyle w:val="ListParagraph"/>
         <w:spacing w:before="120" w:after="0" w:line="276" w:lineRule="auto"/>
         <w:ind w:left="426"/>
         <w:contextualSpacing w:val="0"/>
@@ -22537,33 +21592,43 @@
         <w:jc w:val="both"/>
         <w:rPr>
           <w:rFonts w:ascii="Times New Roman" w:eastAsia="Times New Roman" w:hAnsi="Times New Roman"/>
-          <w:b/>
-          <w:bCs/>
-          <w:sz w:val="24"/>
-          <w:szCs w:val="24"/>
-        </w:rPr>
-      </w:pPr>
+          <w:sz w:val="24"/>
+          <w:szCs w:val="24"/>
+          <w:lang w:val="en-AU"/>
+        </w:rPr>
+      </w:pPr>
+      <w:r>
+        <w:rPr>
+          <w:rFonts w:ascii="Times New Roman" w:eastAsia="Times New Roman" w:hAnsi="Times New Roman"/>
+          <w:sz w:val="24"/>
+          <w:szCs w:val="24"/>
+          <w:lang w:val="en-AU"/>
+        </w:rPr>
+        <w:t xml:space="preserve">Owning the ingest stage taught me that "does it run?" must be checked deliberately, not assumed. Defects like missing dependencies, a Windows-only Unicode crash, and a duplicated function definition were invisible on individual machines but would have surfaced during the demonstration or on the marker's machine - catching them early freed up time for modelling and reporting. It also showed me that verification means checking </w:t>
+      </w:r>
+      <w:r>
+        <w:rPr>
+          <w:rFonts w:ascii="Times New Roman" w:eastAsia="Times New Roman" w:hAnsi="Times New Roman"/>
+          <w:sz w:val="24"/>
+          <w:szCs w:val="24"/>
+          <w:lang w:val="en-AU"/>
+        </w:rPr>
+        <w:lastRenderedPageBreak/>
+        <w:t>correctness, not just absence of errors: the VIF calculation and an unsafe eval() call ran without crashing, yet one was statistically biased and the other insecure.</w:t>
+      </w:r>
     </w:p>
     <w:p>
       <w:pPr>
-        <w:pStyle w:val="ListParagraph"/>
-        <w:spacing w:before="120" w:after="0" w:line="276" w:lineRule="auto"/>
-        <w:ind w:left="426"/>
-        <w:contextualSpacing w:val="0"/>
-        <w:jc w:val="both"/>
-        <w:rPr>
-          <w:rFonts w:ascii="Times New Roman" w:eastAsia="Times New Roman" w:hAnsi="Times New Roman"/>
-          <w:b/>
-          <w:bCs/>
-          <w:sz w:val="24"/>
-          <w:szCs w:val="24"/>
-        </w:rPr>
-      </w:pPr>
-      <w:r>
-        <w:rPr>
-          <w:rFonts w:ascii="Times New Roman" w:eastAsia="Times New Roman" w:hAnsi="Times New Roman"/>
-          <w:b/>
-          <w:bCs/>
+        <w:rPr>
+          <w:rFonts w:ascii="Times New Roman" w:eastAsia="Times New Roman" w:hAnsi="Times New Roman" w:cstheme="minorBidi"/>
+          <w:sz w:val="24"/>
+          <w:szCs w:val="24"/>
+          <w:lang w:eastAsia="en-US"/>
+        </w:rPr>
+      </w:pPr>
+      <w:r>
+        <w:rPr>
+          <w:rFonts w:ascii="Times New Roman" w:eastAsia="Times New Roman" w:hAnsi="Times New Roman"/>
           <w:sz w:val="24"/>
           <w:szCs w:val="24"/>
         </w:rPr>
@@ -22722,7 +21787,7 @@
                     </pic:cNvPicPr>
                   </pic:nvPicPr>
                   <pic:blipFill>
-                    <a:blip r:embed="rId52">
+                    <a:blip r:embed="rId54">
                       <a:extLst>
                         <a:ext uri="{28A0092B-C50C-407E-A947-70E740481C1C}">
                           <a14:useLocalDpi xmlns:a14="http://schemas.microsoft.com/office/drawing/2010/main" val="0"/>
@@ -22825,25 +21890,7 @@
           <w:sz w:val="24"/>
           <w:szCs w:val="24"/>
         </w:rPr>
-        <w:t xml:space="preserve">Built evaluation.py: a standalone module providing naive baselines, leakage-free feature selection, rolling-origin </w:t>
-      </w:r>
-      <w:proofErr w:type="spellStart"/>
-      <w:r>
-        <w:rPr>
-          <w:rFonts w:ascii="Times New Roman" w:eastAsia="Times New Roman" w:hAnsi="Times New Roman"/>
-          <w:sz w:val="24"/>
-          <w:szCs w:val="24"/>
-        </w:rPr>
-        <w:t>backtesting</w:t>
-      </w:r>
-      <w:proofErr w:type="spellEnd"/>
-      <w:r>
-        <w:rPr>
-          <w:rFonts w:ascii="Times New Roman" w:eastAsia="Times New Roman" w:hAnsi="Times New Roman"/>
-          <w:sz w:val="24"/>
-          <w:szCs w:val="24"/>
-        </w:rPr>
-        <w:t xml:space="preserve"> at four horizons, prediction intervals and structural-break indicators. </w:t>
+        <w:t xml:space="preserve">Built evaluation.py: a standalone module providing naive baselines, leakage-free feature selection, rolling-origin backtesting at four horizons, prediction intervals and structural-break indicators. </w:t>
       </w:r>
     </w:p>
     <w:p>
@@ -23204,7 +22251,7 @@
                     </pic:cNvPicPr>
                   </pic:nvPicPr>
                   <pic:blipFill>
-                    <a:blip r:embed="rId53">
+                    <a:blip r:embed="rId55">
                       <a:extLst>
                         <a:ext uri="{28A0092B-C50C-407E-A947-70E740481C1C}">
                           <a14:useLocalDpi xmlns:a14="http://schemas.microsoft.com/office/drawing/2010/main" val="0"/>
@@ -23292,25 +22339,7 @@
           <w:sz w:val="24"/>
           <w:szCs w:val="24"/>
         </w:rPr>
-        <w:t xml:space="preserve">In this assessment, I maintain multiple roles, mostly with the technical side of the project. My contribution </w:t>
-      </w:r>
-      <w:proofErr w:type="gramStart"/>
-      <w:r>
-        <w:rPr>
-          <w:rFonts w:ascii="Times New Roman" w:eastAsia="Times New Roman" w:hAnsi="Times New Roman"/>
-          <w:sz w:val="24"/>
-          <w:szCs w:val="24"/>
-        </w:rPr>
-        <w:t>includes:</w:t>
-      </w:r>
-      <w:proofErr w:type="gramEnd"/>
-      <w:r>
-        <w:rPr>
-          <w:rFonts w:ascii="Times New Roman" w:eastAsia="Times New Roman" w:hAnsi="Times New Roman"/>
-          <w:sz w:val="24"/>
-          <w:szCs w:val="24"/>
-        </w:rPr>
-        <w:t xml:space="preserve"> Review the output from the ingesting and preprocessing steps, doing basic testing to see if anomalies exist and also seeking clarification when necessary, making sure that the processed data are ready for the next </w:t>
+        <w:t xml:space="preserve">In this assessment, I maintain multiple roles, mostly with the technical side of the project. My contribution includes: Review the output from the ingesting and preprocessing steps, doing basic testing to see if anomalies exist and also seeking clarification when necessary, making sure that the processed data are ready for the next </w:t>
       </w:r>
       <w:r>
         <w:rPr>
@@ -23446,15 +22475,7 @@
       </w:r>
       <w:r>
         <w:noBreakHyphen/>
-        <w:t xml:space="preserve">solving skills. Working with different machine learning models improved my understanding of model selection, evaluation, and </w:t>
-      </w:r>
-      <w:proofErr w:type="spellStart"/>
-      <w:r>
-        <w:t>optimisation</w:t>
-      </w:r>
-      <w:proofErr w:type="spellEnd"/>
-      <w:r>
-        <w:t>, giving me practical experience applying theory to a real</w:t>
+        <w:t>solving skills. Working with different machine learning models improved my understanding of model selection, evaluation, and optimisation, giving me practical experience applying theory to a real</w:t>
       </w:r>
       <w:r>
         <w:noBreakHyphen/>
@@ -23505,8 +22526,8 @@
       </w:r>
     </w:p>
     <w:sectPr>
-      <w:headerReference w:type="default" r:id="rId54"/>
-      <w:footerReference w:type="default" r:id="rId55"/>
+      <w:headerReference w:type="default" r:id="rId56"/>
+      <w:footerReference w:type="default" r:id="rId57"/>
       <w:pgSz w:w="11906" w:h="16838" w:code="9"/>
       <w:pgMar w:top="1440" w:right="1440" w:bottom="1440" w:left="1440" w:header="709" w:footer="709" w:gutter="0"/>
       <w:pgNumType w:start="0"/>
@@ -23519,7 +22540,7 @@
 </file>
 
 <file path=word/endnotes.xml><?xml version="1.0" encoding="utf-8"?>
-<w:endnotes xmlns:wpc="http://schemas.microsoft.com/office/word/2010/wordprocessingCanvas" xmlns:cx="http://schemas.microsoft.com/office/drawing/2014/chartex" xmlns:cx1="http://schemas.microsoft.com/office/drawing/2015/9/8/chartex" xmlns:cx2="http://schemas.microsoft.com/office/drawing/2015/10/21/chartex" xmlns:cx3="http://schemas.microsoft.com/office/drawing/2016/5/9/chartex" xmlns:cx4="http://schemas.microsoft.com/office/drawing/2016/5/10/chartex" xmlns:cx5="http://schemas.microsoft.com/office/drawing/2016/5/11/chartex" xmlns:cx6="http://schemas.microsoft.com/office/drawing/2016/5/12/chartex" xmlns:cx7="http://schemas.microsoft.com/office/drawing/2016/5/13/chartex" xmlns:cx8="http://schemas.microsoft.com/office/drawing/2016/5/14/chartex" xmlns:mc="http://schemas.openxmlformats.org/markup-compatibility/2006" xmlns:aink="http://schemas.microsoft.com/office/drawing/2016/ink" xmlns:am3d="http://schemas.microsoft.com/office/drawing/2017/model3d" xmlns:o="urn:schemas-microsoft-com:office:office" xmlns:oel="http://schemas.microsoft.com/office/2019/extlst" xmlns:r="http://schemas.openxmlformats.org/officeDocument/2006/relationships" xmlns:m="http://schemas.openxmlformats.org/officeDocument/2006/math" xmlns:v="urn:schemas-microsoft-com:vml" xmlns:wp14="http://schemas.microsoft.com/office/word/2010/wordprocessingDrawing" xmlns:wp="http://schemas.openxmlformats.org/drawingml/2006/wordprocessingDrawing" xmlns:w10="urn:schemas-microsoft-com:office:word" xmlns:w="http://schemas.openxmlformats.org/wordprocessingml/2006/main" xmlns:w14="http://schemas.microsoft.com/office/word/2010/wordml" xmlns:w15="http://schemas.microsoft.com/office/word/2012/wordml" xmlns:w16cei="http://schemas.microsoft.com/office/word/2026/wordml/cei" xmlns:w16cex="http://schemas.microsoft.com/office/word/2018/wordml/cex" xmlns:w16cid="http://schemas.microsoft.com/office/word/2016/wordml/cid" xmlns:w16="http://schemas.microsoft.com/office/word/2018/wordml" xmlns:w16du="http://schemas.microsoft.com/office/word/2023/wordml/word16du" xmlns:w16sdtdh="http://schemas.microsoft.com/office/word/2020/wordml/sdtdatahash" xmlns:w16sdtfl="http://schemas.microsoft.com/office/word/2024/wordml/sdtformatlock" xmlns:w16se="http://schemas.microsoft.com/office/word/2015/wordml/symex" xmlns:wpg="http://schemas.microsoft.com/office/word/2010/wordprocessingGroup" xmlns:wpi="http://schemas.microsoft.com/office/word/2010/wordprocessingInk" xmlns:wne="http://schemas.microsoft.com/office/word/2006/wordml" xmlns:wps="http://schemas.microsoft.com/office/word/2010/wordprocessingShape" mc:Ignorable="w14 w15 w16se w16cid w16 w16cex w16sdtdh w16sdtfl w16du wp14">
+<w:endnotes xmlns:wpc="http://schemas.microsoft.com/office/word/2010/wordprocessingCanvas" xmlns:cx="http://schemas.microsoft.com/office/drawing/2014/chartex" xmlns:cx1="http://schemas.microsoft.com/office/drawing/2015/9/8/chartex" xmlns:cx2="http://schemas.microsoft.com/office/drawing/2015/10/21/chartex" xmlns:cx3="http://schemas.microsoft.com/office/drawing/2016/5/9/chartex" xmlns:cx4="http://schemas.microsoft.com/office/drawing/2016/5/10/chartex" xmlns:cx5="http://schemas.microsoft.com/office/drawing/2016/5/11/chartex" xmlns:cx6="http://schemas.microsoft.com/office/drawing/2016/5/12/chartex" xmlns:cx7="http://schemas.microsoft.com/office/drawing/2016/5/13/chartex" xmlns:cx8="http://schemas.microsoft.com/office/drawing/2016/5/14/chartex" xmlns:mc="http://schemas.openxmlformats.org/markup-compatibility/2006" xmlns:aink="http://schemas.microsoft.com/office/drawing/2016/ink" xmlns:am3d="http://schemas.microsoft.com/office/drawing/2017/model3d" xmlns:o="urn:schemas-microsoft-com:office:office" xmlns:oel="http://schemas.microsoft.com/office/2019/extlst" xmlns:r="http://schemas.openxmlformats.org/officeDocument/2006/relationships" xmlns:m="http://schemas.openxmlformats.org/officeDocument/2006/math" xmlns:v="urn:schemas-microsoft-com:vml" xmlns:wp14="http://schemas.microsoft.com/office/word/2010/wordprocessingDrawing" xmlns:wp="http://schemas.openxmlformats.org/drawingml/2006/wordprocessingDrawing" xmlns:w10="urn:schemas-microsoft-com:office:word" xmlns:w="http://schemas.openxmlformats.org/wordprocessingml/2006/main" xmlns:w14="http://schemas.microsoft.com/office/word/2010/wordml" xmlns:w15="http://schemas.microsoft.com/office/word/2012/wordml" xmlns:w16cex="http://schemas.microsoft.com/office/word/2018/wordml/cex" xmlns:w16cid="http://schemas.microsoft.com/office/word/2016/wordml/cid" xmlns:w16="http://schemas.microsoft.com/office/word/2018/wordml" xmlns:w16du="http://schemas.microsoft.com/office/word/2023/wordml/word16du" xmlns:w16sdtdh="http://schemas.microsoft.com/office/word/2020/wordml/sdtdatahash" xmlns:w16sdtfl="http://schemas.microsoft.com/office/word/2024/wordml/sdtformatlock" xmlns:w16se="http://schemas.microsoft.com/office/word/2015/wordml/symex" xmlns:wpg="http://schemas.microsoft.com/office/word/2010/wordprocessingGroup" xmlns:wpi="http://schemas.microsoft.com/office/word/2010/wordprocessingInk" xmlns:wne="http://schemas.microsoft.com/office/word/2006/wordml" xmlns:wps="http://schemas.microsoft.com/office/word/2010/wordprocessingShape" mc:Ignorable="w14 w15 w16se w16cid w16 w16cex w16sdtdh w16sdtfl w16du wp14">
   <w:endnote w:type="separator" w:id="-1">
     <w:p>
       <w:r>
@@ -23538,7 +22559,7 @@
 </file>
 
 <file path=word/footer1.xml><?xml version="1.0" encoding="utf-8"?>
-<w:ftr xmlns:wpc="http://schemas.microsoft.com/office/word/2010/wordprocessingCanvas" xmlns:cx="http://schemas.microsoft.com/office/drawing/2014/chartex" xmlns:cx1="http://schemas.microsoft.com/office/drawing/2015/9/8/chartex" xmlns:cx2="http://schemas.microsoft.com/office/drawing/2015/10/21/chartex" xmlns:cx3="http://schemas.microsoft.com/office/drawing/2016/5/9/chartex" xmlns:cx4="http://schemas.microsoft.com/office/drawing/2016/5/10/chartex" xmlns:cx5="http://schemas.microsoft.com/office/drawing/2016/5/11/chartex" xmlns:cx6="http://schemas.microsoft.com/office/drawing/2016/5/12/chartex" xmlns:cx7="http://schemas.microsoft.com/office/drawing/2016/5/13/chartex" xmlns:cx8="http://schemas.microsoft.com/office/drawing/2016/5/14/chartex" xmlns:mc="http://schemas.openxmlformats.org/markup-compatibility/2006" xmlns:aink="http://schemas.microsoft.com/office/drawing/2016/ink" xmlns:am3d="http://schemas.microsoft.com/office/drawing/2017/model3d" xmlns:o="urn:schemas-microsoft-com:office:office" xmlns:oel="http://schemas.microsoft.com/office/2019/extlst" xmlns:r="http://schemas.openxmlformats.org/officeDocument/2006/relationships" xmlns:m="http://schemas.openxmlformats.org/officeDocument/2006/math" xmlns:v="urn:schemas-microsoft-com:vml" xmlns:wp14="http://schemas.microsoft.com/office/word/2010/wordprocessingDrawing" xmlns:wp="http://schemas.openxmlformats.org/drawingml/2006/wordprocessingDrawing" xmlns:w10="urn:schemas-microsoft-com:office:word" xmlns:w="http://schemas.openxmlformats.org/wordprocessingml/2006/main" xmlns:w14="http://schemas.microsoft.com/office/word/2010/wordml" xmlns:w15="http://schemas.microsoft.com/office/word/2012/wordml" xmlns:w16cei="http://schemas.microsoft.com/office/word/2026/wordml/cei" xmlns:w16cex="http://schemas.microsoft.com/office/word/2018/wordml/cex" xmlns:w16cid="http://schemas.microsoft.com/office/word/2016/wordml/cid" xmlns:w16="http://schemas.microsoft.com/office/word/2018/wordml" xmlns:w16du="http://schemas.microsoft.com/office/word/2023/wordml/word16du" xmlns:w16sdtdh="http://schemas.microsoft.com/office/word/2020/wordml/sdtdatahash" xmlns:w16sdtfl="http://schemas.microsoft.com/office/word/2024/wordml/sdtformatlock" xmlns:w16se="http://schemas.microsoft.com/office/word/2015/wordml/symex" xmlns:wpg="http://schemas.microsoft.com/office/word/2010/wordprocessingGroup" xmlns:wpi="http://schemas.microsoft.com/office/word/2010/wordprocessingInk" xmlns:wne="http://schemas.microsoft.com/office/word/2006/wordml" xmlns:wps="http://schemas.microsoft.com/office/word/2010/wordprocessingShape" mc:Ignorable="w14 w15 w16se w16cid w16 w16cex w16sdtdh w16sdtfl w16du wp14">
+<w:ftr xmlns:wpc="http://schemas.microsoft.com/office/word/2010/wordprocessingCanvas" xmlns:cx="http://schemas.microsoft.com/office/drawing/2014/chartex" xmlns:cx1="http://schemas.microsoft.com/office/drawing/2015/9/8/chartex" xmlns:cx2="http://schemas.microsoft.com/office/drawing/2015/10/21/chartex" xmlns:cx3="http://schemas.microsoft.com/office/drawing/2016/5/9/chartex" xmlns:cx4="http://schemas.microsoft.com/office/drawing/2016/5/10/chartex" xmlns:cx5="http://schemas.microsoft.com/office/drawing/2016/5/11/chartex" xmlns:cx6="http://schemas.microsoft.com/office/drawing/2016/5/12/chartex" xmlns:cx7="http://schemas.microsoft.com/office/drawing/2016/5/13/chartex" xmlns:cx8="http://schemas.microsoft.com/office/drawing/2016/5/14/chartex" xmlns:mc="http://schemas.openxmlformats.org/markup-compatibility/2006" xmlns:aink="http://schemas.microsoft.com/office/drawing/2016/ink" xmlns:am3d="http://schemas.microsoft.com/office/drawing/2017/model3d" xmlns:o="urn:schemas-microsoft-com:office:office" xmlns:oel="http://schemas.microsoft.com/office/2019/extlst" xmlns:r="http://schemas.openxmlformats.org/officeDocument/2006/relationships" xmlns:m="http://schemas.openxmlformats.org/officeDocument/2006/math" xmlns:v="urn:schemas-microsoft-com:vml" xmlns:wp14="http://schemas.microsoft.com/office/word/2010/wordprocessingDrawing" xmlns:wp="http://schemas.openxmlformats.org/drawingml/2006/wordprocessingDrawing" xmlns:w10="urn:schemas-microsoft-com:office:word" xmlns:w="http://schemas.openxmlformats.org/wordprocessingml/2006/main" xmlns:w14="http://schemas.microsoft.com/office/word/2010/wordml" xmlns:w15="http://schemas.microsoft.com/office/word/2012/wordml" xmlns:w16cex="http://schemas.microsoft.com/office/word/2018/wordml/cex" xmlns:w16cid="http://schemas.microsoft.com/office/word/2016/wordml/cid" xmlns:w16="http://schemas.microsoft.com/office/word/2018/wordml" xmlns:w16du="http://schemas.microsoft.com/office/word/2023/wordml/word16du" xmlns:w16sdtdh="http://schemas.microsoft.com/office/word/2020/wordml/sdtdatahash" xmlns:w16sdtfl="http://schemas.microsoft.com/office/word/2024/wordml/sdtformatlock" xmlns:w16se="http://schemas.microsoft.com/office/word/2015/wordml/symex" xmlns:wpg="http://schemas.microsoft.com/office/word/2010/wordprocessingGroup" xmlns:wpi="http://schemas.microsoft.com/office/word/2010/wordprocessingInk" xmlns:wne="http://schemas.microsoft.com/office/word/2006/wordml" xmlns:wps="http://schemas.microsoft.com/office/word/2010/wordprocessingShape" mc:Ignorable="w14 w15 w16se w16cid w16 w16cex w16sdtdh w16sdtfl w16du wp14">
   <w:p>
     <w:pPr>
       <w:pStyle w:val="Footer"/>
@@ -23569,7 +22590,7 @@
 </file>
 
 <file path=word/footnotes.xml><?xml version="1.0" encoding="utf-8"?>
-<w:footnotes xmlns:wpc="http://schemas.microsoft.com/office/word/2010/wordprocessingCanvas" xmlns:cx="http://schemas.microsoft.com/office/drawing/2014/chartex" xmlns:cx1="http://schemas.microsoft.com/office/drawing/2015/9/8/chartex" xmlns:cx2="http://schemas.microsoft.com/office/drawing/2015/10/21/chartex" xmlns:cx3="http://schemas.microsoft.com/office/drawing/2016/5/9/chartex" xmlns:cx4="http://schemas.microsoft.com/office/drawing/2016/5/10/chartex" xmlns:cx5="http://schemas.microsoft.com/office/drawing/2016/5/11/chartex" xmlns:cx6="http://schemas.microsoft.com/office/drawing/2016/5/12/chartex" xmlns:cx7="http://schemas.microsoft.com/office/drawing/2016/5/13/chartex" xmlns:cx8="http://schemas.microsoft.com/office/drawing/2016/5/14/chartex" xmlns:mc="http://schemas.openxmlformats.org/markup-compatibility/2006" xmlns:aink="http://schemas.microsoft.com/office/drawing/2016/ink" xmlns:am3d="http://schemas.microsoft.com/office/drawing/2017/model3d" xmlns:o="urn:schemas-microsoft-com:office:office" xmlns:oel="http://schemas.microsoft.com/office/2019/extlst" xmlns:r="http://schemas.openxmlformats.org/officeDocument/2006/relationships" xmlns:m="http://schemas.openxmlformats.org/officeDocument/2006/math" xmlns:v="urn:schemas-microsoft-com:vml" xmlns:wp14="http://schemas.microsoft.com/office/word/2010/wordprocessingDrawing" xmlns:wp="http://schemas.openxmlformats.org/drawingml/2006/wordprocessingDrawing" xmlns:w10="urn:schemas-microsoft-com:office:word" xmlns:w="http://schemas.openxmlformats.org/wordprocessingml/2006/main" xmlns:w14="http://schemas.microsoft.com/office/word/2010/wordml" xmlns:w15="http://schemas.microsoft.com/office/word/2012/wordml" xmlns:w16cei="http://schemas.microsoft.com/office/word/2026/wordml/cei" xmlns:w16cex="http://schemas.microsoft.com/office/word/2018/wordml/cex" xmlns:w16cid="http://schemas.microsoft.com/office/word/2016/wordml/cid" xmlns:w16="http://schemas.microsoft.com/office/word/2018/wordml" xmlns:w16du="http://schemas.microsoft.com/office/word/2023/wordml/word16du" xmlns:w16sdtdh="http://schemas.microsoft.com/office/word/2020/wordml/sdtdatahash" xmlns:w16sdtfl="http://schemas.microsoft.com/office/word/2024/wordml/sdtformatlock" xmlns:w16se="http://schemas.microsoft.com/office/word/2015/wordml/symex" xmlns:wpg="http://schemas.microsoft.com/office/word/2010/wordprocessingGroup" xmlns:wpi="http://schemas.microsoft.com/office/word/2010/wordprocessingInk" xmlns:wne="http://schemas.microsoft.com/office/word/2006/wordml" xmlns:wps="http://schemas.microsoft.com/office/word/2010/wordprocessingShape" mc:Ignorable="w14 w15 w16se w16cid w16 w16cex w16sdtdh w16sdtfl w16du wp14">
+<w:footnotes xmlns:wpc="http://schemas.microsoft.com/office/word/2010/wordprocessingCanvas" xmlns:cx="http://schemas.microsoft.com/office/drawing/2014/chartex" xmlns:cx1="http://schemas.microsoft.com/office/drawing/2015/9/8/chartex" xmlns:cx2="http://schemas.microsoft.com/office/drawing/2015/10/21/chartex" xmlns:cx3="http://schemas.microsoft.com/office/drawing/2016/5/9/chartex" xmlns:cx4="http://schemas.microsoft.com/office/drawing/2016/5/10/chartex" xmlns:cx5="http://schemas.microsoft.com/office/drawing/2016/5/11/chartex" xmlns:cx6="http://schemas.microsoft.com/office/drawing/2016/5/12/chartex" xmlns:cx7="http://schemas.microsoft.com/office/drawing/2016/5/13/chartex" xmlns:cx8="http://schemas.microsoft.com/office/drawing/2016/5/14/chartex" xmlns:mc="http://schemas.openxmlformats.org/markup-compatibility/2006" xmlns:aink="http://schemas.microsoft.com/office/drawing/2016/ink" xmlns:am3d="http://schemas.microsoft.com/office/drawing/2017/model3d" xmlns:o="urn:schemas-microsoft-com:office:office" xmlns:oel="http://schemas.microsoft.com/office/2019/extlst" xmlns:r="http://schemas.openxmlformats.org/officeDocument/2006/relationships" xmlns:m="http://schemas.openxmlformats.org/officeDocument/2006/math" xmlns:v="urn:schemas-microsoft-com:vml" xmlns:wp14="http://schemas.microsoft.com/office/word/2010/wordprocessingDrawing" xmlns:wp="http://schemas.openxmlformats.org/drawingml/2006/wordprocessingDrawing" xmlns:w10="urn:schemas-microsoft-com:office:word" xmlns:w="http://schemas.openxmlformats.org/wordprocessingml/2006/main" xmlns:w14="http://schemas.microsoft.com/office/word/2010/wordml" xmlns:w15="http://schemas.microsoft.com/office/word/2012/wordml" xmlns:w16cex="http://schemas.microsoft.com/office/word/2018/wordml/cex" xmlns:w16cid="http://schemas.microsoft.com/office/word/2016/wordml/cid" xmlns:w16="http://schemas.microsoft.com/office/word/2018/wordml" xmlns:w16du="http://schemas.microsoft.com/office/word/2023/wordml/word16du" xmlns:w16sdtdh="http://schemas.microsoft.com/office/word/2020/wordml/sdtdatahash" xmlns:w16sdtfl="http://schemas.microsoft.com/office/word/2024/wordml/sdtformatlock" xmlns:w16se="http://schemas.microsoft.com/office/word/2015/wordml/symex" xmlns:wpg="http://schemas.microsoft.com/office/word/2010/wordprocessingGroup" xmlns:wpi="http://schemas.microsoft.com/office/word/2010/wordprocessingInk" xmlns:wne="http://schemas.microsoft.com/office/word/2006/wordml" xmlns:wps="http://schemas.microsoft.com/office/word/2010/wordprocessingShape" mc:Ignorable="w14 w15 w16se w16cid w16 w16cex w16sdtdh w16sdtfl w16du wp14">
   <w:footnote w:type="separator" w:id="-1">
     <w:p>
       <w:r>
@@ -23588,7 +22609,7 @@
 </file>
 
 <file path=word/header1.xml><?xml version="1.0" encoding="utf-8"?>
-<w:hdr xmlns:wpc="http://schemas.microsoft.com/office/word/2010/wordprocessingCanvas" xmlns:cx="http://schemas.microsoft.com/office/drawing/2014/chartex" xmlns:cx1="http://schemas.microsoft.com/office/drawing/2015/9/8/chartex" xmlns:cx2="http://schemas.microsoft.com/office/drawing/2015/10/21/chartex" xmlns:cx3="http://schemas.microsoft.com/office/drawing/2016/5/9/chartex" xmlns:cx4="http://schemas.microsoft.com/office/drawing/2016/5/10/chartex" xmlns:cx5="http://schemas.microsoft.com/office/drawing/2016/5/11/chartex" xmlns:cx6="http://schemas.microsoft.com/office/drawing/2016/5/12/chartex" xmlns:cx7="http://schemas.microsoft.com/office/drawing/2016/5/13/chartex" xmlns:cx8="http://schemas.microsoft.com/office/drawing/2016/5/14/chartex" xmlns:mc="http://schemas.openxmlformats.org/markup-compatibility/2006" xmlns:aink="http://schemas.microsoft.com/office/drawing/2016/ink" xmlns:am3d="http://schemas.microsoft.com/office/drawing/2017/model3d" xmlns:o="urn:schemas-microsoft-com:office:office" xmlns:oel="http://schemas.microsoft.com/office/2019/extlst" xmlns:r="http://schemas.openxmlformats.org/officeDocument/2006/relationships" xmlns:m="http://schemas.openxmlformats.org/officeDocument/2006/math" xmlns:v="urn:schemas-microsoft-com:vml" xmlns:wp14="http://schemas.microsoft.com/office/word/2010/wordprocessingDrawing" xmlns:wp="http://schemas.openxmlformats.org/drawingml/2006/wordprocessingDrawing" xmlns:w10="urn:schemas-microsoft-com:office:word" xmlns:w="http://schemas.openxmlformats.org/wordprocessingml/2006/main" xmlns:w14="http://schemas.microsoft.com/office/word/2010/wordml" xmlns:w15="http://schemas.microsoft.com/office/word/2012/wordml" xmlns:w16cei="http://schemas.microsoft.com/office/word/2026/wordml/cei" xmlns:w16cex="http://schemas.microsoft.com/office/word/2018/wordml/cex" xmlns:w16cid="http://schemas.microsoft.com/office/word/2016/wordml/cid" xmlns:w16="http://schemas.microsoft.com/office/word/2018/wordml" xmlns:w16du="http://schemas.microsoft.com/office/word/2023/wordml/word16du" xmlns:w16sdtdh="http://schemas.microsoft.com/office/word/2020/wordml/sdtdatahash" xmlns:w16sdtfl="http://schemas.microsoft.com/office/word/2024/wordml/sdtformatlock" xmlns:w16se="http://schemas.microsoft.com/office/word/2015/wordml/symex" xmlns:wpg="http://schemas.microsoft.com/office/word/2010/wordprocessingGroup" xmlns:wpi="http://schemas.microsoft.com/office/word/2010/wordprocessingInk" xmlns:wne="http://schemas.microsoft.com/office/word/2006/wordml" xmlns:wps="http://schemas.microsoft.com/office/word/2010/wordprocessingShape" mc:Ignorable="w14 w15 w16se w16cid w16 w16cex w16sdtdh w16sdtfl w16du wp14">
+<w:hdr xmlns:wpc="http://schemas.microsoft.com/office/word/2010/wordprocessingCanvas" xmlns:cx="http://schemas.microsoft.com/office/drawing/2014/chartex" xmlns:cx1="http://schemas.microsoft.com/office/drawing/2015/9/8/chartex" xmlns:cx2="http://schemas.microsoft.com/office/drawing/2015/10/21/chartex" xmlns:cx3="http://schemas.microsoft.com/office/drawing/2016/5/9/chartex" xmlns:cx4="http://schemas.microsoft.com/office/drawing/2016/5/10/chartex" xmlns:cx5="http://schemas.microsoft.com/office/drawing/2016/5/11/chartex" xmlns:cx6="http://schemas.microsoft.com/office/drawing/2016/5/12/chartex" xmlns:cx7="http://schemas.microsoft.com/office/drawing/2016/5/13/chartex" xmlns:cx8="http://schemas.microsoft.com/office/drawing/2016/5/14/chartex" xmlns:mc="http://schemas.openxmlformats.org/markup-compatibility/2006" xmlns:aink="http://schemas.microsoft.com/office/drawing/2016/ink" xmlns:am3d="http://schemas.microsoft.com/office/drawing/2017/model3d" xmlns:o="urn:schemas-microsoft-com:office:office" xmlns:oel="http://schemas.microsoft.com/office/2019/extlst" xmlns:r="http://schemas.openxmlformats.org/officeDocument/2006/relationships" xmlns:m="http://schemas.openxmlformats.org/officeDocument/2006/math" xmlns:v="urn:schemas-microsoft-com:vml" xmlns:wp14="http://schemas.microsoft.com/office/word/2010/wordprocessingDrawing" xmlns:wp="http://schemas.openxmlformats.org/drawingml/2006/wordprocessingDrawing" xmlns:w10="urn:schemas-microsoft-com:office:word" xmlns:w="http://schemas.openxmlformats.org/wordprocessingml/2006/main" xmlns:w14="http://schemas.microsoft.com/office/word/2010/wordml" xmlns:w15="http://schemas.microsoft.com/office/word/2012/wordml" xmlns:w16cex="http://schemas.microsoft.com/office/word/2018/wordml/cex" xmlns:w16cid="http://schemas.microsoft.com/office/word/2016/wordml/cid" xmlns:w16="http://schemas.microsoft.com/office/word/2018/wordml" xmlns:w16du="http://schemas.microsoft.com/office/word/2023/wordml/word16du" xmlns:w16sdtdh="http://schemas.microsoft.com/office/word/2020/wordml/sdtdatahash" xmlns:w16sdtfl="http://schemas.microsoft.com/office/word/2024/wordml/sdtformatlock" xmlns:w16se="http://schemas.microsoft.com/office/word/2015/wordml/symex" xmlns:wpg="http://schemas.microsoft.com/office/word/2010/wordprocessingGroup" xmlns:wpi="http://schemas.microsoft.com/office/word/2010/wordprocessingInk" xmlns:wne="http://schemas.microsoft.com/office/word/2006/wordml" xmlns:wps="http://schemas.microsoft.com/office/word/2010/wordprocessingShape" mc:Ignorable="w14 w15 w16se w16cid w16 w16cex w16sdtdh w16sdtfl w16du wp14">
   <w:p>
     <w:pPr>
       <w:pStyle w:val="Header"/>
@@ -23699,7 +22720,7 @@
             </wp:anchor>
           </w:drawing>
         </mc:Choice>
-        <mc:Fallback>
+        <mc:Fallback xmlns:w16cei="http://schemas.microsoft.com/office/word/2026/wordml/cei">
           <w:pict>
             <v:line w14:anchorId="304E0020" id="Line 1" o:spid="_x0000_s1026" style="position:absolute;z-index:251658240;visibility:visible;mso-wrap-style:square;mso-width-percent:0;mso-height-percent:0;mso-wrap-distance-left:9pt;mso-wrap-distance-top:0;mso-wrap-distance-right:9pt;mso-wrap-distance-bottom:0;mso-position-horizontal:absolute;mso-position-horizontal-relative:text;mso-position-vertical:absolute;mso-position-vertical-relative:text;mso-width-percent:0;mso-height-percent:0;mso-width-relative:page;mso-height-relative:page" from="-33.75pt,8.05pt" to="453pt,8.05pt" o:gfxdata="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"/>
           </w:pict>
@@ -23723,7 +22744,7 @@
 </file>
 
 <file path=word/numbering.xml><?xml version="1.0" encoding="utf-8"?>
-<w:numbering xmlns:wpc="http://schemas.microsoft.com/office/word/2010/wordprocessingCanvas" xmlns:cx="http://schemas.microsoft.com/office/drawing/2014/chartex" xmlns:cx1="http://schemas.microsoft.com/office/drawing/2015/9/8/chartex" xmlns:cx2="http://schemas.microsoft.com/office/drawing/2015/10/21/chartex" xmlns:cx3="http://schemas.microsoft.com/office/drawing/2016/5/9/chartex" xmlns:cx4="http://schemas.microsoft.com/office/drawing/2016/5/10/chartex" xmlns:cx5="http://schemas.microsoft.com/office/drawing/2016/5/11/chartex" xmlns:cx6="http://schemas.microsoft.com/office/drawing/2016/5/12/chartex" xmlns:cx7="http://schemas.microsoft.com/office/drawing/2016/5/13/chartex" xmlns:cx8="http://schemas.microsoft.com/office/drawing/2016/5/14/chartex" xmlns:mc="http://schemas.openxmlformats.org/markup-compatibility/2006" xmlns:aink="http://schemas.microsoft.com/office/drawing/2016/ink" xmlns:am3d="http://schemas.microsoft.com/office/drawing/2017/model3d" xmlns:o="urn:schemas-microsoft-com:office:office" xmlns:oel="http://schemas.microsoft.com/office/2019/extlst" xmlns:r="http://schemas.openxmlformats.org/officeDocument/2006/relationships" xmlns:m="http://schemas.openxmlformats.org/officeDocument/2006/math" xmlns:v="urn:schemas-microsoft-com:vml" xmlns:wp14="http://schemas.microsoft.com/office/word/2010/wordprocessingDrawing" xmlns:wp="http://schemas.openxmlformats.org/drawingml/2006/wordprocessingDrawing" xmlns:w10="urn:schemas-microsoft-com:office:word" xmlns:w="http://schemas.openxmlformats.org/wordprocessingml/2006/main" xmlns:w14="http://schemas.microsoft.com/office/word/2010/wordml" xmlns:w15="http://schemas.microsoft.com/office/word/2012/wordml" xmlns:w16cei="http://schemas.microsoft.com/office/word/2026/wordml/cei" xmlns:w16cex="http://schemas.microsoft.com/office/word/2018/wordml/cex" xmlns:w16cid="http://schemas.microsoft.com/office/word/2016/wordml/cid" xmlns:w16="http://schemas.microsoft.com/office/word/2018/wordml" xmlns:w16du="http://schemas.microsoft.com/office/word/2023/wordml/word16du" xmlns:w16sdtdh="http://schemas.microsoft.com/office/word/2020/wordml/sdtdatahash" xmlns:w16sdtfl="http://schemas.microsoft.com/office/word/2024/wordml/sdtformatlock" xmlns:w16se="http://schemas.microsoft.com/office/word/2015/wordml/symex" xmlns:wpg="http://schemas.microsoft.com/office/word/2010/wordprocessingGroup" xmlns:wpi="http://schemas.microsoft.com/office/word/2010/wordprocessingInk" xmlns:wne="http://schemas.microsoft.com/office/word/2006/wordml" xmlns:wps="http://schemas.microsoft.com/office/word/2010/wordprocessingShape" mc:Ignorable="w14 w15 w16se w16cid w16 w16cex w16sdtdh w16sdtfl w16du wp14">
+<w:numbering xmlns:wpc="http://schemas.microsoft.com/office/word/2010/wordprocessingCanvas" xmlns:cx="http://schemas.microsoft.com/office/drawing/2014/chartex" xmlns:cx1="http://schemas.microsoft.com/office/drawing/2015/9/8/chartex" xmlns:cx2="http://schemas.microsoft.com/office/drawing/2015/10/21/chartex" xmlns:cx3="http://schemas.microsoft.com/office/drawing/2016/5/9/chartex" xmlns:cx4="http://schemas.microsoft.com/office/drawing/2016/5/10/chartex" xmlns:cx5="http://schemas.microsoft.com/office/drawing/2016/5/11/chartex" xmlns:cx6="http://schemas.microsoft.com/office/drawing/2016/5/12/chartex" xmlns:cx7="http://schemas.microsoft.com/office/drawing/2016/5/13/chartex" xmlns:cx8="http://schemas.microsoft.com/office/drawing/2016/5/14/chartex" xmlns:mc="http://schemas.openxmlformats.org/markup-compatibility/2006" xmlns:aink="http://schemas.microsoft.com/office/drawing/2016/ink" xmlns:am3d="http://schemas.microsoft.com/office/drawing/2017/model3d" xmlns:o="urn:schemas-microsoft-com:office:office" xmlns:oel="http://schemas.microsoft.com/office/2019/extlst" xmlns:r="http://schemas.openxmlformats.org/officeDocument/2006/relationships" xmlns:m="http://schemas.openxmlformats.org/officeDocument/2006/math" xmlns:v="urn:schemas-microsoft-com:vml" xmlns:wp14="http://schemas.microsoft.com/office/word/2010/wordprocessingDrawing" xmlns:wp="http://schemas.openxmlformats.org/drawingml/2006/wordprocessingDrawing" xmlns:w10="urn:schemas-microsoft-com:office:word" xmlns:w="http://schemas.openxmlformats.org/wordprocessingml/2006/main" xmlns:w14="http://schemas.microsoft.com/office/word/2010/wordml" xmlns:w15="http://schemas.microsoft.com/office/word/2012/wordml" xmlns:w16cex="http://schemas.microsoft.com/office/word/2018/wordml/cex" xmlns:w16cid="http://schemas.microsoft.com/office/word/2016/wordml/cid" xmlns:w16="http://schemas.microsoft.com/office/word/2018/wordml" xmlns:w16du="http://schemas.microsoft.com/office/word/2023/wordml/word16du" xmlns:w16sdtdh="http://schemas.microsoft.com/office/word/2020/wordml/sdtdatahash" xmlns:w16sdtfl="http://schemas.microsoft.com/office/word/2024/wordml/sdtformatlock" xmlns:w16se="http://schemas.microsoft.com/office/word/2015/wordml/symex" xmlns:wpg="http://schemas.microsoft.com/office/word/2010/wordprocessingGroup" xmlns:wpi="http://schemas.microsoft.com/office/word/2010/wordprocessingInk" xmlns:wne="http://schemas.microsoft.com/office/word/2006/wordml" xmlns:wps="http://schemas.microsoft.com/office/word/2010/wordprocessingShape" mc:Ignorable="w14 w15 w16se w16cid w16 w16cex w16sdtdh w16sdtfl w16du wp14">
   <w:abstractNum w:abstractNumId="0" w15:restartNumberingAfterBreak="0">
     <w:nsid w:val="00FF922E"/>
     <w:multiLevelType w:val="hybridMultilevel"/>
@@ -30363,15 +29384,6 @@
 </file>
 
 <file path=customXml/item1.xml><?xml version="1.0" encoding="utf-8"?>
-<?mso-contentType ?>
-<FormTemplates xmlns="http://schemas.microsoft.com/sharepoint/v3/contenttype/forms">
-  <Display>DocumentLibraryForm</Display>
-  <Edit>DocumentLibraryForm</Edit>
-  <New>DocumentLibraryForm</New>
-</FormTemplates>
-</file>
-
-<file path=customXml/item2.xml><?xml version="1.0" encoding="utf-8"?>
 <ct:contentTypeSchema xmlns:ct="http://schemas.microsoft.com/office/2006/metadata/contentType" xmlns:ma="http://schemas.microsoft.com/office/2006/metadata/properties/metaAttributes" ct:_="" ma:_="" ma:contentTypeName="Document" ma:contentTypeID="0x010100922A3CA1EE6E4B44833A16005451862E" ma:contentTypeVersion="3" ma:contentTypeDescription="Create a new document." ma:contentTypeScope="" ma:versionID="b712dade4bf8bf57d4a0cdac4d020ae4">
   <xsd:schema xmlns:xsd="http://www.w3.org/2001/XMLSchema" xmlns:xs="http://www.w3.org/2001/XMLSchema" xmlns:p="http://schemas.microsoft.com/office/2006/metadata/properties" xmlns:ns2="92f6da62-8f25-40d3-824c-47c5f6f94bd6" targetNamespace="http://schemas.microsoft.com/office/2006/metadata/properties" ma:root="true" ma:fieldsID="f6f8642a0533a95cbf7fc7bbc8c1e153" ns2:_="">
     <xsd:import namespace="92f6da62-8f25-40d3-824c-47c5f6f94bd6"/>
@@ -30509,25 +29521,26 @@
 </ct:contentTypeSchema>
 </file>
 
+<file path=customXml/item2.xml><?xml version="1.0" encoding="utf-8"?>
+<?mso-contentType ?>
+<FormTemplates xmlns="http://schemas.microsoft.com/sharepoint/v3/contenttype/forms">
+  <Display>DocumentLibraryForm</Display>
+  <Edit>DocumentLibraryForm</Edit>
+  <New>DocumentLibraryForm</New>
+</FormTemplates>
+</file>
+
 <file path=customXml/item3.xml><?xml version="1.0" encoding="utf-8"?>
+<b:Sources xmlns:b="http://schemas.openxmlformats.org/officeDocument/2006/bibliography" xmlns="http://schemas.openxmlformats.org/officeDocument/2006/bibliography" SelectedStyle="\APASixthEditionOfficeOnline.xsl" StyleName="APA" Version="6"/>
+</file>
+
+<file path=customXml/item4.xml><?xml version="1.0" encoding="utf-8"?>
 <p:properties xmlns:p="http://schemas.microsoft.com/office/2006/metadata/properties" xmlns:xsi="http://www.w3.org/2001/XMLSchema-instance" xmlns:pc="http://schemas.microsoft.com/office/infopath/2007/PartnerControls">
   <documentManagement/>
 </p:properties>
 </file>
 
-<file path=customXml/item4.xml><?xml version="1.0" encoding="utf-8"?>
-<b:Sources xmlns:b="http://schemas.openxmlformats.org/officeDocument/2006/bibliography" xmlns="http://schemas.openxmlformats.org/officeDocument/2006/bibliography" SelectedStyle="\APASixthEditionOfficeOnline.xsl" StyleName="APA" Version="6"/>
-</file>
-
 <file path=customXml/itemProps1.xml><?xml version="1.0" encoding="utf-8"?>
-<ds:datastoreItem xmlns:ds="http://schemas.openxmlformats.org/officeDocument/2006/customXml" ds:itemID="{82A9BB68-56B4-4822-B6B7-DB471576EB1F}">
-  <ds:schemaRefs>
-    <ds:schemaRef ds:uri="http://schemas.microsoft.com/sharepoint/v3/contenttype/forms"/>
-  </ds:schemaRefs>
-</ds:datastoreItem>
-</file>
-
-<file path=customXml/itemProps2.xml><?xml version="1.0" encoding="utf-8"?>
 <ds:datastoreItem xmlns:ds="http://schemas.openxmlformats.org/officeDocument/2006/customXml" ds:itemID="{69960CE0-24F5-4ADF-A12F-FE193FFA9C43}">
   <ds:schemaRefs>
     <ds:schemaRef ds:uri="http://schemas.microsoft.com/office/2006/metadata/contentType"/>
@@ -30545,19 +29558,27 @@
 </ds:datastoreItem>
 </file>
 
+<file path=customXml/itemProps2.xml><?xml version="1.0" encoding="utf-8"?>
+<ds:datastoreItem xmlns:ds="http://schemas.openxmlformats.org/officeDocument/2006/customXml" ds:itemID="{82A9BB68-56B4-4822-B6B7-DB471576EB1F}">
+  <ds:schemaRefs>
+    <ds:schemaRef ds:uri="http://schemas.microsoft.com/sharepoint/v3/contenttype/forms"/>
+  </ds:schemaRefs>
+</ds:datastoreItem>
+</file>
+
 <file path=customXml/itemProps3.xml><?xml version="1.0" encoding="utf-8"?>
+<ds:datastoreItem xmlns:ds="http://schemas.openxmlformats.org/officeDocument/2006/customXml" ds:itemID="{E3DA75CE-018A-4AF1-8B5C-BF0FBFE76924}">
+  <ds:schemaRefs>
+    <ds:schemaRef ds:uri="http://schemas.openxmlformats.org/officeDocument/2006/bibliography"/>
+  </ds:schemaRefs>
+</ds:datastoreItem>
+</file>
+
+<file path=customXml/itemProps4.xml><?xml version="1.0" encoding="utf-8"?>
 <ds:datastoreItem xmlns:ds="http://schemas.openxmlformats.org/officeDocument/2006/customXml" ds:itemID="{B2E31085-3E06-4A9F-9730-20A04C85DF24}">
   <ds:schemaRefs>
     <ds:schemaRef ds:uri="http://schemas.microsoft.com/office/2006/metadata/properties"/>
     <ds:schemaRef ds:uri="http://schemas.microsoft.com/office/infopath/2007/PartnerControls"/>
   </ds:schemaRefs>
 </ds:datastoreItem>
-</file>
-
-<file path=customXml/itemProps4.xml><?xml version="1.0" encoding="utf-8"?>
-<ds:datastoreItem xmlns:ds="http://schemas.openxmlformats.org/officeDocument/2006/customXml" ds:itemID="{E3DA75CE-018A-4AF1-8B5C-BF0FBFE76924}">
-  <ds:schemaRefs>
-    <ds:schemaRef ds:uri="http://schemas.openxmlformats.org/officeDocument/2006/bibliography"/>
-  </ds:schemaRefs>
-</ds:datastoreItem>
 </file>
--- a/documents/Assignment 2.docx
+++ b/documents/Assignment 2.docx
@@ -312,7 +312,29 @@
               <w:sz w:val="28"/>
               <w:szCs w:val="28"/>
             </w:rPr>
-            <w:t>Lecturer: Dr Thuseethan Selvarajah</w:t>
+            <w:t xml:space="preserve">Lecturer: Dr </w:t>
+          </w:r>
+          <w:proofErr w:type="spellStart"/>
+          <w:r>
+            <w:rPr>
+              <w:rFonts w:ascii="Times New Roman" w:hAnsi="Times New Roman"/>
+              <w:b/>
+              <w:bCs/>
+              <w:sz w:val="28"/>
+              <w:szCs w:val="28"/>
+            </w:rPr>
+            <w:t>Thuseethan</w:t>
+          </w:r>
+          <w:proofErr w:type="spellEnd"/>
+          <w:r>
+            <w:rPr>
+              <w:rFonts w:ascii="Times New Roman" w:hAnsi="Times New Roman"/>
+              <w:b/>
+              <w:bCs/>
+              <w:sz w:val="28"/>
+              <w:szCs w:val="28"/>
+            </w:rPr>
+            <w:t xml:space="preserve"> Selvarajah</w:t>
           </w:r>
         </w:p>
         <w:p>
@@ -367,13 +389,23 @@
             </w:rPr>
           </w:pPr>
           <w:bookmarkStart w:id="0" w:name="OLE_LINK2"/>
+          <w:proofErr w:type="spellStart"/>
           <w:r>
             <w:rPr>
               <w:rFonts w:ascii="Times New Roman" w:eastAsiaTheme="minorEastAsia" w:hAnsi="Times New Roman"/>
               <w:sz w:val="28"/>
               <w:szCs w:val="28"/>
             </w:rPr>
-            <w:t>Thi Xuan Thanh Tran</w:t>
+            <w:t>Thi</w:t>
+          </w:r>
+          <w:proofErr w:type="spellEnd"/>
+          <w:r>
+            <w:rPr>
+              <w:rFonts w:ascii="Times New Roman" w:eastAsiaTheme="minorEastAsia" w:hAnsi="Times New Roman"/>
+              <w:sz w:val="28"/>
+              <w:szCs w:val="28"/>
+            </w:rPr>
+            <w:t xml:space="preserve"> Xuan Thanh Tran</w:t>
           </w:r>
           <w:r>
             <w:rPr>
@@ -515,6 +547,7 @@
               <w:szCs w:val="24"/>
             </w:rPr>
           </w:pPr>
+          <w:proofErr w:type="gramStart"/>
           <w:r>
             <w:rPr>
               <w:rFonts w:ascii="Times New Roman" w:eastAsia="Aptos" w:hAnsi="Times New Roman"/>
@@ -555,6 +588,7 @@
             </w:rPr>
             <w:t>September</w:t>
           </w:r>
+          <w:proofErr w:type="gramEnd"/>
           <w:r>
             <w:rPr>
               <w:rFonts w:ascii="Times New Roman" w:eastAsia="Aptos" w:hAnsi="Times New Roman"/>
@@ -2277,6 +2311,7 @@
         <w:lastRenderedPageBreak/>
         <w:t>SECTION 1 – A</w:t>
       </w:r>
+      <w:proofErr w:type="spellStart"/>
       <w:r>
         <w:rPr>
           <w:rFonts w:ascii="Times New Roman" w:eastAsia="Times New Roman" w:hAnsi="Times New Roman" w:cs="Times New Roman"/>
@@ -2287,7 +2322,20 @@
           <w:szCs w:val="24"/>
           <w:lang w:val="en-AU"/>
         </w:rPr>
-        <w:t>ssessment 1 Report</w:t>
+        <w:t>ssessment</w:t>
+      </w:r>
+      <w:proofErr w:type="spellEnd"/>
+      <w:r>
+        <w:rPr>
+          <w:rFonts w:ascii="Times New Roman" w:eastAsia="Times New Roman" w:hAnsi="Times New Roman" w:cs="Times New Roman"/>
+          <w:b/>
+          <w:bCs/>
+          <w:color w:val="1F497D" w:themeColor="text2"/>
+          <w:sz w:val="24"/>
+          <w:szCs w:val="24"/>
+          <w:lang w:val="en-AU"/>
+        </w:rPr>
+        <w:t xml:space="preserve"> 1 Report</w:t>
       </w:r>
     </w:p>
     <w:p>
@@ -2407,7 +2455,27 @@
           <w:szCs w:val="24"/>
           <w:lang w:val="en-AU"/>
         </w:rPr>
-        <w:t xml:space="preserve"> a secure and automated data pipeline covering acquisition, storage, and processing of NT crime datasets along with relevant datasets; </w:t>
+        <w:t xml:space="preserve"> a secure and automated data pipeline covering acquisition, storage, and processing of NT crime datasets along with relevant </w:t>
+      </w:r>
+      <w:proofErr w:type="gramStart"/>
+      <w:r>
+        <w:rPr>
+          <w:rFonts w:ascii="Times New Roman" w:eastAsia="Times New Roman" w:hAnsi="Times New Roman" w:cs="Times New Roman"/>
+          <w:sz w:val="24"/>
+          <w:szCs w:val="24"/>
+          <w:lang w:val="en-AU"/>
+        </w:rPr>
+        <w:t>datasets;</w:t>
+      </w:r>
+      <w:proofErr w:type="gramEnd"/>
+      <w:r>
+        <w:rPr>
+          <w:rFonts w:ascii="Times New Roman" w:eastAsia="Times New Roman" w:hAnsi="Times New Roman" w:cs="Times New Roman"/>
+          <w:sz w:val="24"/>
+          <w:szCs w:val="24"/>
+          <w:lang w:val="en-AU"/>
+        </w:rPr>
+        <w:t xml:space="preserve"> </w:t>
       </w:r>
     </w:p>
     <w:p>
@@ -6323,7 +6391,29 @@
                 <w:szCs w:val="24"/>
                 <w:lang w:val="en-AU"/>
               </w:rPr>
-              <w:t>Cleans, merges and engineers features (lagged indicators, cyclical month encoding, per-capita normalisation) across the three sources.</w:t>
+              <w:t xml:space="preserve">Cleans, merges and </w:t>
+            </w:r>
+            <w:proofErr w:type="gramStart"/>
+            <w:r>
+              <w:rPr>
+                <w:rFonts w:ascii="Times New Roman" w:eastAsia="Times New Roman" w:hAnsi="Times New Roman"/>
+                <w:color w:val="000000" w:themeColor="text1"/>
+                <w:sz w:val="24"/>
+                <w:szCs w:val="24"/>
+                <w:lang w:val="en-AU"/>
+              </w:rPr>
+              <w:t>engineers</w:t>
+            </w:r>
+            <w:proofErr w:type="gramEnd"/>
+            <w:r>
+              <w:rPr>
+                <w:rFonts w:ascii="Times New Roman" w:eastAsia="Times New Roman" w:hAnsi="Times New Roman"/>
+                <w:color w:val="000000" w:themeColor="text1"/>
+                <w:sz w:val="24"/>
+                <w:szCs w:val="24"/>
+                <w:lang w:val="en-AU"/>
+              </w:rPr>
+              <w:t xml:space="preserve"> features (lagged indicators, cyclical month encoding, per-capita normalisation) across the three sources.</w:t>
             </w:r>
           </w:p>
         </w:tc>
@@ -6559,6 +6649,7 @@
               </w:rPr>
               <w:t>Python (</w:t>
             </w:r>
+            <w:proofErr w:type="spellStart"/>
             <w:r>
               <w:rPr>
                 <w:rFonts w:ascii="Times New Roman" w:eastAsia="Times New Roman" w:hAnsi="Times New Roman" w:cs="Times New Roman"/>
@@ -6569,6 +6660,7 @@
               </w:rPr>
               <w:t>Streamlit</w:t>
             </w:r>
+            <w:proofErr w:type="spellEnd"/>
             <w:r>
               <w:rPr>
                 <w:rFonts w:ascii="Times New Roman" w:eastAsia="Times New Roman" w:hAnsi="Times New Roman" w:cs="Times New Roman"/>
@@ -6719,6 +6811,7 @@
                 <w:lang w:val="en-AU"/>
               </w:rPr>
             </w:pPr>
+            <w:proofErr w:type="spellStart"/>
             <w:r>
               <w:rPr>
                 <w:rFonts w:ascii="Times New Roman" w:eastAsia="Times New Roman" w:hAnsi="Times New Roman" w:cs="Times New Roman"/>
@@ -6729,6 +6822,7 @@
               </w:rPr>
               <w:t>Streamlit</w:t>
             </w:r>
+            <w:proofErr w:type="spellEnd"/>
             <w:r>
               <w:rPr>
                 <w:rFonts w:ascii="Times New Roman" w:eastAsia="Times New Roman" w:hAnsi="Times New Roman" w:cs="Times New Roman"/>
@@ -7129,8 +7223,18 @@
           <w:sz w:val="24"/>
           <w:szCs w:val="24"/>
         </w:rPr>
-        <w:t xml:space="preserve">  Glue Data Catalog</w:t>
-      </w:r>
+        <w:t xml:space="preserve">  Glue Data </w:t>
+      </w:r>
+      <w:proofErr w:type="spellStart"/>
+      <w:r>
+        <w:rPr>
+          <w:rFonts w:ascii="Times New Roman" w:eastAsia="Times New Roman" w:hAnsi="Times New Roman"/>
+          <w:sz w:val="24"/>
+          <w:szCs w:val="24"/>
+        </w:rPr>
+        <w:t>Catalog</w:t>
+      </w:r>
+      <w:proofErr w:type="spellEnd"/>
       <w:r>
         <w:rPr>
           <w:rFonts w:ascii="Times New Roman" w:eastAsia="Times New Roman" w:hAnsi="Times New Roman"/>
@@ -7195,13 +7299,23 @@
         </w:rPr>
         <w:t xml:space="preserve"> </w:t>
       </w:r>
-      <w:r>
-        <w:rPr>
-          <w:rFonts w:ascii="Times New Roman" w:eastAsia="Times New Roman" w:hAnsi="Times New Roman"/>
-          <w:sz w:val="24"/>
-          <w:szCs w:val="24"/>
-        </w:rPr>
-        <w:t>QuickSight, with SageMaker Model Monitor for post-deployment monitoring</w:t>
+      <w:proofErr w:type="spellStart"/>
+      <w:r>
+        <w:rPr>
+          <w:rFonts w:ascii="Times New Roman" w:eastAsia="Times New Roman" w:hAnsi="Times New Roman"/>
+          <w:sz w:val="24"/>
+          <w:szCs w:val="24"/>
+        </w:rPr>
+        <w:t>QuickSight</w:t>
+      </w:r>
+      <w:proofErr w:type="spellEnd"/>
+      <w:r>
+        <w:rPr>
+          <w:rFonts w:ascii="Times New Roman" w:eastAsia="Times New Roman" w:hAnsi="Times New Roman"/>
+          <w:sz w:val="24"/>
+          <w:szCs w:val="24"/>
+        </w:rPr>
+        <w:t>, with SageMaker Model Monitor for post-deployment monitoring</w:t>
       </w:r>
       <w:r>
         <w:rPr>
@@ -7279,8 +7393,18 @@
           <w:sz w:val="24"/>
           <w:szCs w:val="24"/>
         </w:rPr>
-        <w:t xml:space="preserve"> Streamlit</w:t>
-      </w:r>
+        <w:t xml:space="preserve"> </w:t>
+      </w:r>
+      <w:proofErr w:type="spellStart"/>
+      <w:r>
+        <w:rPr>
+          <w:rFonts w:ascii="Times New Roman" w:eastAsia="Times New Roman" w:hAnsi="Times New Roman"/>
+          <w:sz w:val="24"/>
+          <w:szCs w:val="24"/>
+        </w:rPr>
+        <w:t>Streamlit</w:t>
+      </w:r>
+      <w:proofErr w:type="spellEnd"/>
       <w:r>
         <w:rPr>
           <w:rFonts w:ascii="Times New Roman" w:eastAsia="Times New Roman" w:hAnsi="Times New Roman"/>
@@ -7361,7 +7485,43 @@
           <w:sz w:val="24"/>
           <w:szCs w:val="24"/>
         </w:rPr>
-        <w:t>the GitHub-based data store to Amazon S3, pandas-based data processing to AWS Glue ETL, the Analytics/ML stage to Amazon SageMaker for managed training and scheduled deployment, the Streamlit dashboard to Amazon QuickSight, the Monitor stage to Amazon SageMaker Model Monitor, and the Incremental learning stage to SageMaker's built-in incremental (continuous) training capability. Future enhancements under consideration include real-time or near-real-time data ingestion (replacing manual/batch downloads) and integration with additional predictors such as weather or event-calendar data to improve forecast accuracy.</w:t>
+        <w:t xml:space="preserve">the GitHub-based data store to Amazon S3, pandas-based data processing to AWS Glue ETL, the Analytics/ML stage to Amazon SageMaker for managed training and scheduled deployment, the </w:t>
+      </w:r>
+      <w:proofErr w:type="spellStart"/>
+      <w:r>
+        <w:rPr>
+          <w:rFonts w:ascii="Times New Roman" w:eastAsia="Times New Roman" w:hAnsi="Times New Roman"/>
+          <w:sz w:val="24"/>
+          <w:szCs w:val="24"/>
+        </w:rPr>
+        <w:t>Streamlit</w:t>
+      </w:r>
+      <w:proofErr w:type="spellEnd"/>
+      <w:r>
+        <w:rPr>
+          <w:rFonts w:ascii="Times New Roman" w:eastAsia="Times New Roman" w:hAnsi="Times New Roman"/>
+          <w:sz w:val="24"/>
+          <w:szCs w:val="24"/>
+        </w:rPr>
+        <w:t xml:space="preserve"> dashboard to Amazon </w:t>
+      </w:r>
+      <w:proofErr w:type="spellStart"/>
+      <w:r>
+        <w:rPr>
+          <w:rFonts w:ascii="Times New Roman" w:eastAsia="Times New Roman" w:hAnsi="Times New Roman"/>
+          <w:sz w:val="24"/>
+          <w:szCs w:val="24"/>
+        </w:rPr>
+        <w:t>QuickSight</w:t>
+      </w:r>
+      <w:proofErr w:type="spellEnd"/>
+      <w:r>
+        <w:rPr>
+          <w:rFonts w:ascii="Times New Roman" w:eastAsia="Times New Roman" w:hAnsi="Times New Roman"/>
+          <w:sz w:val="24"/>
+          <w:szCs w:val="24"/>
+        </w:rPr>
+        <w:t>, the Monitor stage to Amazon SageMaker Model Monitor, and the Incremental learning stage to SageMaker's built-in incremental (continuous) training capability. Future enhancements under consideration include real-time or near-real-time data ingestion (replacing manual/batch downloads) and integration with additional predictors such as weather or event-calendar data to improve forecast accuracy.</w:t>
       </w:r>
     </w:p>
     <w:p>
@@ -7842,14 +8002,25 @@
               </w:rPr>
               <w:t xml:space="preserve">GitHub repository with README; </w:t>
             </w:r>
-            <w:r>
-              <w:rPr>
-                <w:rFonts w:ascii="Times New Roman" w:eastAsia="Times New Roman" w:hAnsi="Times New Roman" w:cs="Times New Roman"/>
-                <w:sz w:val="24"/>
-                <w:szCs w:val="24"/>
-                <w:lang w:val="en-AU"/>
-              </w:rPr>
-              <w:t>Streamlit account set up</w:t>
+            <w:proofErr w:type="spellStart"/>
+            <w:r>
+              <w:rPr>
+                <w:rFonts w:ascii="Times New Roman" w:eastAsia="Times New Roman" w:hAnsi="Times New Roman" w:cs="Times New Roman"/>
+                <w:sz w:val="24"/>
+                <w:szCs w:val="24"/>
+                <w:lang w:val="en-AU"/>
+              </w:rPr>
+              <w:t>Streamlit</w:t>
+            </w:r>
+            <w:proofErr w:type="spellEnd"/>
+            <w:r>
+              <w:rPr>
+                <w:rFonts w:ascii="Times New Roman" w:eastAsia="Times New Roman" w:hAnsi="Times New Roman" w:cs="Times New Roman"/>
+                <w:sz w:val="24"/>
+                <w:szCs w:val="24"/>
+                <w:lang w:val="en-AU"/>
+              </w:rPr>
+              <w:t xml:space="preserve"> account set up</w:t>
             </w:r>
             <w:r>
               <w:rPr>
@@ -7976,7 +8147,27 @@
                 <w:szCs w:val="24"/>
                 <w:lang w:val="en-AU"/>
               </w:rPr>
-              <w:t>Architecture diagram; project management board populated; confirmed data sources</w:t>
+              <w:t xml:space="preserve">Architecture </w:t>
+            </w:r>
+            <w:proofErr w:type="gramStart"/>
+            <w:r>
+              <w:rPr>
+                <w:rFonts w:ascii="Times New Roman" w:eastAsia="Times New Roman" w:hAnsi="Times New Roman" w:cs="Times New Roman"/>
+                <w:sz w:val="24"/>
+                <w:szCs w:val="24"/>
+                <w:lang w:val="en-AU"/>
+              </w:rPr>
+              <w:t>diagram;</w:t>
+            </w:r>
+            <w:proofErr w:type="gramEnd"/>
+            <w:r>
+              <w:rPr>
+                <w:rFonts w:ascii="Times New Roman" w:eastAsia="Times New Roman" w:hAnsi="Times New Roman" w:cs="Times New Roman"/>
+                <w:sz w:val="24"/>
+                <w:szCs w:val="24"/>
+                <w:lang w:val="en-AU"/>
+              </w:rPr>
+              <w:t xml:space="preserve"> project management board populated; confirmed data sources</w:t>
             </w:r>
           </w:p>
         </w:tc>
@@ -9200,6 +9391,7 @@
               </w:rPr>
               <w:t xml:space="preserve">Incorporate feedback; finalise </w:t>
             </w:r>
+            <w:proofErr w:type="gramStart"/>
             <w:r>
               <w:rPr>
                 <w:rFonts w:ascii="Times New Roman" w:eastAsia="Times New Roman" w:hAnsi="Times New Roman" w:cs="Times New Roman"/>
@@ -9225,7 +9417,37 @@
                 <w:szCs w:val="24"/>
                 <w:lang w:val="en-AU"/>
               </w:rPr>
-              <w:t xml:space="preserve"> deploy to Streamlit Community Cloud; </w:t>
+              <w:t xml:space="preserve"> deploy</w:t>
+            </w:r>
+            <w:proofErr w:type="gramEnd"/>
+            <w:r>
+              <w:rPr>
+                <w:rFonts w:ascii="Times New Roman" w:eastAsia="Times New Roman" w:hAnsi="Times New Roman" w:cs="Times New Roman"/>
+                <w:sz w:val="24"/>
+                <w:szCs w:val="24"/>
+                <w:lang w:val="en-AU"/>
+              </w:rPr>
+              <w:t xml:space="preserve"> to </w:t>
+            </w:r>
+            <w:proofErr w:type="spellStart"/>
+            <w:r>
+              <w:rPr>
+                <w:rFonts w:ascii="Times New Roman" w:eastAsia="Times New Roman" w:hAnsi="Times New Roman" w:cs="Times New Roman"/>
+                <w:sz w:val="24"/>
+                <w:szCs w:val="24"/>
+                <w:lang w:val="en-AU"/>
+              </w:rPr>
+              <w:t>Streamlit</w:t>
+            </w:r>
+            <w:proofErr w:type="spellEnd"/>
+            <w:r>
+              <w:rPr>
+                <w:rFonts w:ascii="Times New Roman" w:eastAsia="Times New Roman" w:hAnsi="Times New Roman" w:cs="Times New Roman"/>
+                <w:sz w:val="24"/>
+                <w:szCs w:val="24"/>
+                <w:lang w:val="en-AU"/>
+              </w:rPr>
+              <w:t xml:space="preserve"> Community Cloud; </w:t>
             </w:r>
             <w:r>
               <w:rPr>
@@ -9263,16 +9485,36 @@
                 <w:szCs w:val="24"/>
                 <w:lang w:val="en-AU"/>
               </w:rPr>
-              <w:t>Deployed dashboard</w:t>
-            </w:r>
-            <w:r>
-              <w:rPr>
-                <w:rFonts w:ascii="Times New Roman" w:eastAsia="Times New Roman" w:hAnsi="Times New Roman" w:cs="Times New Roman"/>
-                <w:sz w:val="24"/>
-                <w:szCs w:val="24"/>
-                <w:lang w:val="en-AU"/>
-              </w:rPr>
-              <w:t>; monitoring stage implemented</w:t>
+              <w:t xml:space="preserve">Deployed </w:t>
+            </w:r>
+            <w:proofErr w:type="gramStart"/>
+            <w:r>
+              <w:rPr>
+                <w:rFonts w:ascii="Times New Roman" w:eastAsia="Times New Roman" w:hAnsi="Times New Roman" w:cs="Times New Roman"/>
+                <w:sz w:val="24"/>
+                <w:szCs w:val="24"/>
+                <w:lang w:val="en-AU"/>
+              </w:rPr>
+              <w:t>dashboard</w:t>
+            </w:r>
+            <w:r>
+              <w:rPr>
+                <w:rFonts w:ascii="Times New Roman" w:eastAsia="Times New Roman" w:hAnsi="Times New Roman" w:cs="Times New Roman"/>
+                <w:sz w:val="24"/>
+                <w:szCs w:val="24"/>
+                <w:lang w:val="en-AU"/>
+              </w:rPr>
+              <w:t>;</w:t>
+            </w:r>
+            <w:proofErr w:type="gramEnd"/>
+            <w:r>
+              <w:rPr>
+                <w:rFonts w:ascii="Times New Roman" w:eastAsia="Times New Roman" w:hAnsi="Times New Roman" w:cs="Times New Roman"/>
+                <w:sz w:val="24"/>
+                <w:szCs w:val="24"/>
+                <w:lang w:val="en-AU"/>
+              </w:rPr>
+              <w:t xml:space="preserve"> monitoring stage implemented</w:t>
             </w:r>
           </w:p>
         </w:tc>
@@ -10116,7 +10358,27 @@
                 <w:szCs w:val="24"/>
                 <w:lang w:val="en-AU"/>
               </w:rPr>
-              <w:t xml:space="preserve"> features across the three data sources; implements post-deployment drift-checking scripts</w:t>
+              <w:t xml:space="preserve"> </w:t>
+            </w:r>
+            <w:proofErr w:type="gramStart"/>
+            <w:r>
+              <w:rPr>
+                <w:rFonts w:ascii="Times New Roman" w:eastAsia="Times New Roman" w:hAnsi="Times New Roman" w:cs="Times New Roman"/>
+                <w:sz w:val="24"/>
+                <w:szCs w:val="24"/>
+                <w:lang w:val="en-AU"/>
+              </w:rPr>
+              <w:t>features</w:t>
+            </w:r>
+            <w:proofErr w:type="gramEnd"/>
+            <w:r>
+              <w:rPr>
+                <w:rFonts w:ascii="Times New Roman" w:eastAsia="Times New Roman" w:hAnsi="Times New Roman" w:cs="Times New Roman"/>
+                <w:sz w:val="24"/>
+                <w:szCs w:val="24"/>
+                <w:lang w:val="en-AU"/>
+              </w:rPr>
+              <w:t xml:space="preserve"> across the three data sources; implements post-deployment drift-checking scripts</w:t>
             </w:r>
           </w:p>
         </w:tc>
@@ -10283,8 +10545,19 @@
                 <w:szCs w:val="24"/>
                 <w:lang w:val="en-AU"/>
               </w:rPr>
-              <w:t>Dashboard &amp; Deploy</w:t>
-            </w:r>
+              <w:t xml:space="preserve">Dashboard &amp; </w:t>
+            </w:r>
+            <w:proofErr w:type="gramStart"/>
+            <w:r>
+              <w:rPr>
+                <w:rFonts w:ascii="Times New Roman" w:eastAsia="Times New Roman" w:hAnsi="Times New Roman" w:cs="Times New Roman"/>
+                <w:sz w:val="24"/>
+                <w:szCs w:val="24"/>
+                <w:lang w:val="en-AU"/>
+              </w:rPr>
+              <w:t>Deploy</w:t>
+            </w:r>
+            <w:proofErr w:type="gramEnd"/>
           </w:p>
         </w:tc>
         <w:tc>
@@ -10312,7 +10585,47 @@
                 <w:szCs w:val="24"/>
                 <w:lang w:val="en-AU"/>
               </w:rPr>
-              <w:t>Builds the Streamlit dashboard and manages its deployment and redeployment via Streamlit Community Cloud.</w:t>
+              <w:t xml:space="preserve">Builds the </w:t>
+            </w:r>
+            <w:proofErr w:type="spellStart"/>
+            <w:r>
+              <w:rPr>
+                <w:rFonts w:ascii="Times New Roman" w:eastAsia="Times New Roman" w:hAnsi="Times New Roman" w:cs="Times New Roman"/>
+                <w:sz w:val="24"/>
+                <w:szCs w:val="24"/>
+                <w:lang w:val="en-AU"/>
+              </w:rPr>
+              <w:t>Streamlit</w:t>
+            </w:r>
+            <w:proofErr w:type="spellEnd"/>
+            <w:r>
+              <w:rPr>
+                <w:rFonts w:ascii="Times New Roman" w:eastAsia="Times New Roman" w:hAnsi="Times New Roman" w:cs="Times New Roman"/>
+                <w:sz w:val="24"/>
+                <w:szCs w:val="24"/>
+                <w:lang w:val="en-AU"/>
+              </w:rPr>
+              <w:t xml:space="preserve"> dashboard and manages its deployment and redeployment via </w:t>
+            </w:r>
+            <w:proofErr w:type="spellStart"/>
+            <w:r>
+              <w:rPr>
+                <w:rFonts w:ascii="Times New Roman" w:eastAsia="Times New Roman" w:hAnsi="Times New Roman" w:cs="Times New Roman"/>
+                <w:sz w:val="24"/>
+                <w:szCs w:val="24"/>
+                <w:lang w:val="en-AU"/>
+              </w:rPr>
+              <w:t>Streamlit</w:t>
+            </w:r>
+            <w:proofErr w:type="spellEnd"/>
+            <w:r>
+              <w:rPr>
+                <w:rFonts w:ascii="Times New Roman" w:eastAsia="Times New Roman" w:hAnsi="Times New Roman" w:cs="Times New Roman"/>
+                <w:sz w:val="24"/>
+                <w:szCs w:val="24"/>
+                <w:lang w:val="en-AU"/>
+              </w:rPr>
+              <w:t xml:space="preserve"> Community Cloud.</w:t>
             </w:r>
           </w:p>
         </w:tc>
@@ -10429,7 +10742,25 @@
           <w:sz w:val="24"/>
           <w:szCs w:val="24"/>
         </w:rPr>
-        <w:t xml:space="preserve"> from PROMIS to SerPro in November 2023 and </w:t>
+        <w:t xml:space="preserve"> from PROMIS to </w:t>
+      </w:r>
+      <w:proofErr w:type="spellStart"/>
+      <w:r>
+        <w:rPr>
+          <w:rFonts w:ascii="Times New Roman" w:eastAsia="Times New Roman" w:hAnsi="Times New Roman"/>
+          <w:sz w:val="24"/>
+          <w:szCs w:val="24"/>
+        </w:rPr>
+        <w:t>SerPro</w:t>
+      </w:r>
+      <w:proofErr w:type="spellEnd"/>
+      <w:r>
+        <w:rPr>
+          <w:rFonts w:ascii="Times New Roman" w:eastAsia="Times New Roman" w:hAnsi="Times New Roman"/>
+          <w:sz w:val="24"/>
+          <w:szCs w:val="24"/>
+        </w:rPr>
+        <w:t xml:space="preserve"> in November 2023 and </w:t>
       </w:r>
       <w:r>
         <w:rPr>
@@ -10867,7 +11198,25 @@
           <w:sz w:val="24"/>
           <w:szCs w:val="24"/>
         </w:rPr>
-        <w:t>And the final risk is misuse or misinterpretation of the forecasts. If predictions are read as statements about particular communities, the system could cause harm rather than support safety. Small counts in low-population regions could also make incidents identifiable. Forecasts will therefore be shown only at region and month level, with uncertainty ranges, and small values will be suppressed.</w:t>
+        <w:t xml:space="preserve">And the final risk is misuse or misinterpretation of the forecasts. If predictions are read as statements about </w:t>
+      </w:r>
+      <w:proofErr w:type="gramStart"/>
+      <w:r>
+        <w:rPr>
+          <w:rFonts w:ascii="Times New Roman" w:eastAsia="Times New Roman" w:hAnsi="Times New Roman"/>
+          <w:sz w:val="24"/>
+          <w:szCs w:val="24"/>
+        </w:rPr>
+        <w:t>particular communities</w:t>
+      </w:r>
+      <w:proofErr w:type="gramEnd"/>
+      <w:r>
+        <w:rPr>
+          <w:rFonts w:ascii="Times New Roman" w:eastAsia="Times New Roman" w:hAnsi="Times New Roman"/>
+          <w:sz w:val="24"/>
+          <w:szCs w:val="24"/>
+        </w:rPr>
+        <w:t>, the system could cause harm rather than support safety. Small counts in low-population regions could also make incidents identifiable. Forecasts will therefore be shown only at region and month level, with uncertainty ranges, and small values will be suppressed.</w:t>
       </w:r>
     </w:p>
     <w:p>
@@ -11471,7 +11820,43 @@
           <w:sz w:val="24"/>
           <w:szCs w:val="24"/>
         </w:rPr>
-        <w:t xml:space="preserve">Carroll, S. R., Garba, I., Figueroa-Rodríguez, O. L., Holbrook, J., Lovett, R., Materechera, S., Parsons, M., Raseroka, K., Rodriguez-Lonebear, D., Rowe, R., Sara, R., Walker, J. D., Anderson, J., &amp; Hudson, M. (2020). The CARE Principles for Indigenous Data Governance. Data Science Journal, 19(1), 1–12. </w:t>
+        <w:t xml:space="preserve">Carroll, S. R., Garba, I., Figueroa-Rodríguez, O. L., Holbrook, J., Lovett, R., </w:t>
+      </w:r>
+      <w:proofErr w:type="spellStart"/>
+      <w:r>
+        <w:rPr>
+          <w:rFonts w:ascii="Times New Roman" w:eastAsia="Times New Roman" w:hAnsi="Times New Roman"/>
+          <w:sz w:val="24"/>
+          <w:szCs w:val="24"/>
+        </w:rPr>
+        <w:t>Materechera</w:t>
+      </w:r>
+      <w:proofErr w:type="spellEnd"/>
+      <w:r>
+        <w:rPr>
+          <w:rFonts w:ascii="Times New Roman" w:eastAsia="Times New Roman" w:hAnsi="Times New Roman"/>
+          <w:sz w:val="24"/>
+          <w:szCs w:val="24"/>
+        </w:rPr>
+        <w:t xml:space="preserve">, S., Parsons, M., </w:t>
+      </w:r>
+      <w:proofErr w:type="spellStart"/>
+      <w:r>
+        <w:rPr>
+          <w:rFonts w:ascii="Times New Roman" w:eastAsia="Times New Roman" w:hAnsi="Times New Roman"/>
+          <w:sz w:val="24"/>
+          <w:szCs w:val="24"/>
+        </w:rPr>
+        <w:t>Raseroka</w:t>
+      </w:r>
+      <w:proofErr w:type="spellEnd"/>
+      <w:r>
+        <w:rPr>
+          <w:rFonts w:ascii="Times New Roman" w:eastAsia="Times New Roman" w:hAnsi="Times New Roman"/>
+          <w:sz w:val="24"/>
+          <w:szCs w:val="24"/>
+        </w:rPr>
+        <w:t xml:space="preserve">, K., Rodriguez-Lonebear, D., Rowe, R., Sara, R., Walker, J. D., Anderson, J., &amp; Hudson, M. (2020). The CARE Principles for Indigenous Data Governance. Data Science Journal, 19(1), 1–12. </w:t>
       </w:r>
       <w:hyperlink r:id="rId23">
         <w:r>
@@ -11556,15 +11941,57 @@
           <w:sz w:val="24"/>
           <w:szCs w:val="24"/>
         </w:rPr>
-        <w:t>NT crime statistics march 2026 - NTG open data portal</w:t>
-      </w:r>
-      <w:r>
-        <w:rPr>
-          <w:rFonts w:ascii="Times New Roman" w:eastAsia="Times New Roman" w:hAnsi="Times New Roman"/>
-          <w:sz w:val="24"/>
-          <w:szCs w:val="24"/>
-        </w:rPr>
-        <w:t xml:space="preserve">. Nt.Gov.Au. </w:t>
+        <w:t xml:space="preserve">NT crime </w:t>
+      </w:r>
+      <w:proofErr w:type="gramStart"/>
+      <w:r>
+        <w:rPr>
+          <w:rFonts w:ascii="Times New Roman" w:eastAsia="Times New Roman" w:hAnsi="Times New Roman"/>
+          <w:i/>
+          <w:iCs/>
+          <w:sz w:val="24"/>
+          <w:szCs w:val="24"/>
+        </w:rPr>
+        <w:t>statistics march</w:t>
+      </w:r>
+      <w:proofErr w:type="gramEnd"/>
+      <w:r>
+        <w:rPr>
+          <w:rFonts w:ascii="Times New Roman" w:eastAsia="Times New Roman" w:hAnsi="Times New Roman"/>
+          <w:i/>
+          <w:iCs/>
+          <w:sz w:val="24"/>
+          <w:szCs w:val="24"/>
+        </w:rPr>
+        <w:t xml:space="preserve"> 2026 - NTG open data portal</w:t>
+      </w:r>
+      <w:r>
+        <w:rPr>
+          <w:rFonts w:ascii="Times New Roman" w:eastAsia="Times New Roman" w:hAnsi="Times New Roman"/>
+          <w:sz w:val="24"/>
+          <w:szCs w:val="24"/>
+        </w:rPr>
+        <w:t xml:space="preserve">. </w:t>
+      </w:r>
+      <w:proofErr w:type="spellStart"/>
+      <w:proofErr w:type="gramStart"/>
+      <w:r>
+        <w:rPr>
+          <w:rFonts w:ascii="Times New Roman" w:eastAsia="Times New Roman" w:hAnsi="Times New Roman"/>
+          <w:sz w:val="24"/>
+          <w:szCs w:val="24"/>
+        </w:rPr>
+        <w:t>Nt.Gov.Au</w:t>
+      </w:r>
+      <w:proofErr w:type="spellEnd"/>
+      <w:proofErr w:type="gramEnd"/>
+      <w:r>
+        <w:rPr>
+          <w:rFonts w:ascii="Times New Roman" w:eastAsia="Times New Roman" w:hAnsi="Times New Roman"/>
+          <w:sz w:val="24"/>
+          <w:szCs w:val="24"/>
+        </w:rPr>
+        <w:t xml:space="preserve">. </w:t>
       </w:r>
       <w:hyperlink r:id="rId25">
         <w:r>
@@ -11644,7 +12071,29 @@
           <w:sz w:val="24"/>
           <w:szCs w:val="24"/>
         </w:rPr>
-        <w:t>Operation ventura | NT police, fire &amp; emergency services</w:t>
+        <w:t xml:space="preserve">Operation </w:t>
+      </w:r>
+      <w:proofErr w:type="spellStart"/>
+      <w:r>
+        <w:rPr>
+          <w:rFonts w:ascii="Times New Roman" w:eastAsia="Times New Roman" w:hAnsi="Times New Roman"/>
+          <w:i/>
+          <w:iCs/>
+          <w:sz w:val="24"/>
+          <w:szCs w:val="24"/>
+        </w:rPr>
+        <w:t>ventura</w:t>
+      </w:r>
+      <w:proofErr w:type="spellEnd"/>
+      <w:r>
+        <w:rPr>
+          <w:rFonts w:ascii="Times New Roman" w:eastAsia="Times New Roman" w:hAnsi="Times New Roman"/>
+          <w:i/>
+          <w:iCs/>
+          <w:sz w:val="24"/>
+          <w:szCs w:val="24"/>
+        </w:rPr>
+        <w:t xml:space="preserve"> | NT police, fire &amp; emergency services</w:t>
       </w:r>
       <w:r>
         <w:rPr>
@@ -11828,35 +12277,37 @@
         <w:tblLook w:val="04A0" w:firstRow="1" w:lastRow="0" w:firstColumn="1" w:lastColumn="0" w:noHBand="0" w:noVBand="1"/>
       </w:tblPr>
       <w:tblGrid>
-        <w:gridCol w:w="2254"/>
-        <w:gridCol w:w="2254"/>
-        <w:gridCol w:w="2254"/>
-        <w:gridCol w:w="2254"/>
+        <w:gridCol w:w="1605"/>
+        <w:gridCol w:w="1796"/>
+        <w:gridCol w:w="3220"/>
+        <w:gridCol w:w="2395"/>
       </w:tblGrid>
       <w:tr>
         <w:tc>
           <w:tcPr>
-            <w:tcW w:w="2254" w:type="dxa"/>
+            <w:tcW w:w="0" w:type="auto"/>
+            <w:hideMark/>
           </w:tcPr>
           <w:p>
             <w:pPr>
-              <w:spacing w:before="120" w:after="240" w:line="276" w:lineRule="auto"/>
-              <w:jc w:val="both"/>
-              <w:rPr>
-                <w:rFonts w:ascii="Times New Roman" w:eastAsiaTheme="minorEastAsia" w:hAnsi="Times New Roman"/>
+              <w:jc w:val="center"/>
+              <w:rPr>
+                <w:rFonts w:ascii="Times New Roman" w:eastAsia="Times New Roman" w:hAnsi="Times New Roman"/>
                 <w:b/>
                 <w:bCs/>
                 <w:sz w:val="24"/>
                 <w:szCs w:val="24"/>
+                <w:lang w:val="en-US" w:eastAsia="en-US"/>
               </w:rPr>
             </w:pPr>
             <w:r>
               <w:rPr>
-                <w:rFonts w:ascii="Times New Roman" w:eastAsiaTheme="minorEastAsia" w:hAnsi="Times New Roman"/>
+                <w:rFonts w:ascii="Times New Roman" w:eastAsia="Times New Roman" w:hAnsi="Times New Roman"/>
                 <w:b/>
                 <w:bCs/>
                 <w:sz w:val="24"/>
                 <w:szCs w:val="24"/>
+                <w:lang w:val="en-US" w:eastAsia="en-US"/>
               </w:rPr>
               <w:t>Area</w:t>
             </w:r>
@@ -11864,27 +12315,29 @@
         </w:tc>
         <w:tc>
           <w:tcPr>
-            <w:tcW w:w="2254" w:type="dxa"/>
+            <w:tcW w:w="0" w:type="auto"/>
+            <w:hideMark/>
           </w:tcPr>
           <w:p>
             <w:pPr>
-              <w:spacing w:before="120" w:after="240" w:line="276" w:lineRule="auto"/>
-              <w:jc w:val="both"/>
-              <w:rPr>
-                <w:rFonts w:ascii="Times New Roman" w:eastAsiaTheme="minorEastAsia" w:hAnsi="Times New Roman"/>
+              <w:jc w:val="center"/>
+              <w:rPr>
+                <w:rFonts w:ascii="Times New Roman" w:eastAsia="Times New Roman" w:hAnsi="Times New Roman"/>
                 <w:b/>
                 <w:bCs/>
                 <w:sz w:val="24"/>
                 <w:szCs w:val="24"/>
+                <w:lang w:val="en-US" w:eastAsia="en-US"/>
               </w:rPr>
             </w:pPr>
             <w:r>
               <w:rPr>
-                <w:rFonts w:ascii="Times New Roman" w:eastAsiaTheme="minorEastAsia" w:hAnsi="Times New Roman"/>
+                <w:rFonts w:ascii="Times New Roman" w:eastAsia="Times New Roman" w:hAnsi="Times New Roman"/>
                 <w:b/>
                 <w:bCs/>
                 <w:sz w:val="24"/>
                 <w:szCs w:val="24"/>
+                <w:lang w:val="en-US" w:eastAsia="en-US"/>
               </w:rPr>
               <w:t>Previous State</w:t>
             </w:r>
@@ -11892,27 +12345,29 @@
         </w:tc>
         <w:tc>
           <w:tcPr>
-            <w:tcW w:w="2254" w:type="dxa"/>
+            <w:tcW w:w="0" w:type="auto"/>
+            <w:hideMark/>
           </w:tcPr>
           <w:p>
             <w:pPr>
-              <w:spacing w:before="120" w:after="240" w:line="276" w:lineRule="auto"/>
-              <w:jc w:val="both"/>
-              <w:rPr>
-                <w:rFonts w:ascii="Times New Roman" w:eastAsiaTheme="minorEastAsia" w:hAnsi="Times New Roman"/>
+              <w:jc w:val="center"/>
+              <w:rPr>
+                <w:rFonts w:ascii="Times New Roman" w:eastAsia="Times New Roman" w:hAnsi="Times New Roman"/>
                 <w:b/>
                 <w:bCs/>
                 <w:sz w:val="24"/>
                 <w:szCs w:val="24"/>
+                <w:lang w:val="en-US" w:eastAsia="en-US"/>
               </w:rPr>
             </w:pPr>
             <w:r>
               <w:rPr>
-                <w:rFonts w:ascii="Times New Roman" w:eastAsiaTheme="minorEastAsia" w:hAnsi="Times New Roman"/>
+                <w:rFonts w:ascii="Times New Roman" w:eastAsia="Times New Roman" w:hAnsi="Times New Roman"/>
                 <w:b/>
                 <w:bCs/>
                 <w:sz w:val="24"/>
                 <w:szCs w:val="24"/>
+                <w:lang w:val="en-US" w:eastAsia="en-US"/>
               </w:rPr>
               <w:t>Current State</w:t>
             </w:r>
@@ -11920,27 +12375,29 @@
         </w:tc>
         <w:tc>
           <w:tcPr>
-            <w:tcW w:w="2254" w:type="dxa"/>
+            <w:tcW w:w="0" w:type="auto"/>
+            <w:hideMark/>
           </w:tcPr>
           <w:p>
             <w:pPr>
-              <w:spacing w:before="120" w:after="240" w:line="276" w:lineRule="auto"/>
-              <w:jc w:val="both"/>
-              <w:rPr>
-                <w:rFonts w:ascii="Times New Roman" w:eastAsiaTheme="minorEastAsia" w:hAnsi="Times New Roman"/>
+              <w:jc w:val="center"/>
+              <w:rPr>
+                <w:rFonts w:ascii="Times New Roman" w:eastAsia="Times New Roman" w:hAnsi="Times New Roman"/>
                 <w:b/>
                 <w:bCs/>
                 <w:sz w:val="24"/>
                 <w:szCs w:val="24"/>
+                <w:lang w:val="en-US" w:eastAsia="en-US"/>
               </w:rPr>
             </w:pPr>
             <w:r>
               <w:rPr>
-                <w:rFonts w:ascii="Times New Roman" w:eastAsiaTheme="minorEastAsia" w:hAnsi="Times New Roman"/>
+                <w:rFonts w:ascii="Times New Roman" w:eastAsia="Times New Roman" w:hAnsi="Times New Roman"/>
                 <w:b/>
                 <w:bCs/>
                 <w:sz w:val="24"/>
                 <w:szCs w:val="24"/>
+                <w:lang w:val="en-US" w:eastAsia="en-US"/>
               </w:rPr>
               <w:t>Justification</w:t>
             </w:r>
@@ -11950,78 +12407,257 @@
       <w:tr>
         <w:tc>
           <w:tcPr>
-            <w:tcW w:w="2254" w:type="dxa"/>
+            <w:tcW w:w="0" w:type="auto"/>
+            <w:hideMark/>
           </w:tcPr>
           <w:p>
             <w:pPr>
-              <w:spacing w:before="120" w:after="240" w:line="276" w:lineRule="auto"/>
-              <w:jc w:val="both"/>
-              <w:rPr>
-                <w:rFonts w:ascii="Times New Roman" w:eastAsiaTheme="minorEastAsia" w:hAnsi="Times New Roman"/>
-                <w:b/>
-                <w:bCs/>
-                <w:sz w:val="24"/>
-                <w:szCs w:val="24"/>
+              <w:rPr>
+                <w:rFonts w:ascii="Times New Roman" w:eastAsia="Times New Roman" w:hAnsi="Times New Roman"/>
+                <w:sz w:val="24"/>
+                <w:szCs w:val="24"/>
+                <w:lang w:val="en-US" w:eastAsia="en-US"/>
               </w:rPr>
             </w:pPr>
+            <w:r>
+              <w:rPr>
+                <w:rFonts w:ascii="Times New Roman" w:eastAsia="Times New Roman" w:hAnsi="Times New Roman"/>
+                <w:sz w:val="24"/>
+                <w:szCs w:val="24"/>
+                <w:lang w:val="en-US" w:eastAsia="en-US"/>
+              </w:rPr>
+              <w:t>Architecture diagram</w:t>
+            </w:r>
           </w:p>
         </w:tc>
         <w:tc>
           <w:tcPr>
-            <w:tcW w:w="2254" w:type="dxa"/>
+            <w:tcW w:w="0" w:type="auto"/>
+            <w:hideMark/>
           </w:tcPr>
           <w:p>
             <w:pPr>
-              <w:spacing w:before="120" w:after="240" w:line="276" w:lineRule="auto"/>
-              <w:jc w:val="both"/>
-              <w:rPr>
-                <w:rFonts w:ascii="Times New Roman" w:eastAsiaTheme="minorEastAsia" w:hAnsi="Times New Roman"/>
-                <w:b/>
-                <w:bCs/>
-                <w:sz w:val="24"/>
-                <w:szCs w:val="24"/>
+              <w:rPr>
+                <w:rFonts w:ascii="Times New Roman" w:eastAsia="Times New Roman" w:hAnsi="Times New Roman"/>
+                <w:sz w:val="24"/>
+                <w:szCs w:val="24"/>
+                <w:lang w:val="en-US" w:eastAsia="en-US"/>
               </w:rPr>
             </w:pPr>
+            <w:r>
+              <w:rPr>
+                <w:rFonts w:ascii="Times New Roman" w:eastAsia="Times New Roman" w:hAnsi="Times New Roman"/>
+                <w:sz w:val="24"/>
+                <w:szCs w:val="24"/>
+                <w:lang w:val="en-US" w:eastAsia="en-US"/>
+              </w:rPr>
+              <w:t>Athena mapped to cleaning stage</w:t>
+            </w:r>
           </w:p>
         </w:tc>
         <w:tc>
           <w:tcPr>
-            <w:tcW w:w="2254" w:type="dxa"/>
+            <w:tcW w:w="0" w:type="auto"/>
+            <w:hideMark/>
           </w:tcPr>
           <w:p>
             <w:pPr>
-              <w:spacing w:before="120" w:after="240" w:line="276" w:lineRule="auto"/>
-              <w:jc w:val="both"/>
-              <w:rPr>
-                <w:rFonts w:ascii="Times New Roman" w:eastAsiaTheme="minorEastAsia" w:hAnsi="Times New Roman"/>
-                <w:b/>
-                <w:bCs/>
-                <w:sz w:val="24"/>
-                <w:szCs w:val="24"/>
+              <w:rPr>
+                <w:rFonts w:ascii="Times New Roman" w:eastAsia="Times New Roman" w:hAnsi="Times New Roman"/>
+                <w:sz w:val="24"/>
+                <w:szCs w:val="24"/>
+                <w:lang w:val="en-US" w:eastAsia="en-US"/>
               </w:rPr>
             </w:pPr>
+            <w:r>
+              <w:rPr>
+                <w:rFonts w:ascii="Times New Roman" w:eastAsia="Times New Roman" w:hAnsi="Times New Roman"/>
+                <w:sz w:val="24"/>
+                <w:szCs w:val="24"/>
+                <w:lang w:val="en-US" w:eastAsia="en-US"/>
+              </w:rPr>
+              <w:t>Corrected to AWS Glue ETL</w:t>
+            </w:r>
           </w:p>
         </w:tc>
         <w:tc>
           <w:tcPr>
-            <w:tcW w:w="2254" w:type="dxa"/>
+            <w:tcW w:w="0" w:type="auto"/>
+            <w:hideMark/>
           </w:tcPr>
           <w:p>
             <w:pPr>
-              <w:spacing w:before="120" w:after="240" w:line="276" w:lineRule="auto"/>
-              <w:jc w:val="both"/>
-              <w:rPr>
-                <w:rFonts w:ascii="Times New Roman" w:eastAsiaTheme="minorEastAsia" w:hAnsi="Times New Roman"/>
-                <w:b/>
-                <w:bCs/>
-                <w:sz w:val="24"/>
-                <w:szCs w:val="24"/>
+              <w:rPr>
+                <w:rFonts w:ascii="Times New Roman" w:eastAsia="Times New Roman" w:hAnsi="Times New Roman"/>
+                <w:sz w:val="24"/>
+                <w:szCs w:val="24"/>
+                <w:lang w:val="en-US" w:eastAsia="en-US"/>
               </w:rPr>
             </w:pPr>
+            <w:r>
+              <w:rPr>
+                <w:rFonts w:ascii="Times New Roman" w:eastAsia="Times New Roman" w:hAnsi="Times New Roman"/>
+                <w:sz w:val="24"/>
+                <w:szCs w:val="24"/>
+                <w:lang w:val="en-US" w:eastAsia="en-US"/>
+              </w:rPr>
+              <w:t>Athena is a query/catalog tool, not an ETL engine</w:t>
+            </w:r>
+          </w:p>
+        </w:tc>
+      </w:tr>
+      <w:tr>
+        <w:tc>
+          <w:tcPr>
+            <w:tcW w:w="0" w:type="auto"/>
+            <w:hideMark/>
+          </w:tcPr>
+          <w:p>
+            <w:pPr>
+              <w:rPr>
+                <w:rFonts w:ascii="Times New Roman" w:eastAsia="Times New Roman" w:hAnsi="Times New Roman"/>
+                <w:sz w:val="24"/>
+                <w:szCs w:val="24"/>
+                <w:lang w:val="en-US" w:eastAsia="en-US"/>
+              </w:rPr>
+            </w:pPr>
+            <w:r>
+              <w:rPr>
+                <w:rFonts w:ascii="Times New Roman" w:eastAsia="Times New Roman" w:hAnsi="Times New Roman"/>
+                <w:sz w:val="24"/>
+                <w:szCs w:val="24"/>
+                <w:lang w:val="en-US" w:eastAsia="en-US"/>
+              </w:rPr>
+              <w:t>Modelling validation</w:t>
+            </w:r>
+          </w:p>
+        </w:tc>
+        <w:tc>
+          <w:tcPr>
+            <w:tcW w:w="0" w:type="auto"/>
+            <w:hideMark/>
+          </w:tcPr>
+          <w:p>
+            <w:pPr>
+              <w:rPr>
+                <w:rFonts w:ascii="Times New Roman" w:eastAsia="Times New Roman" w:hAnsi="Times New Roman"/>
+                <w:sz w:val="24"/>
+                <w:szCs w:val="24"/>
+                <w:lang w:val="en-US" w:eastAsia="en-US"/>
+              </w:rPr>
+            </w:pPr>
+            <w:r>
+              <w:rPr>
+                <w:rFonts w:ascii="Times New Roman" w:eastAsia="Times New Roman" w:hAnsi="Times New Roman"/>
+                <w:sz w:val="24"/>
+                <w:szCs w:val="24"/>
+                <w:lang w:val="en-US" w:eastAsia="en-US"/>
+              </w:rPr>
+              <w:t>Single train/test split comparison</w:t>
+            </w:r>
+          </w:p>
+        </w:tc>
+        <w:tc>
+          <w:tcPr>
+            <w:tcW w:w="0" w:type="auto"/>
+            <w:hideMark/>
+          </w:tcPr>
+          <w:p>
+            <w:pPr>
+              <w:rPr>
+                <w:rFonts w:ascii="Times New Roman" w:eastAsia="Times New Roman" w:hAnsi="Times New Roman"/>
+                <w:sz w:val="24"/>
+                <w:szCs w:val="24"/>
+                <w:lang w:val="en-US" w:eastAsia="en-US"/>
+              </w:rPr>
+            </w:pPr>
+            <w:r>
+              <w:rPr>
+                <w:rFonts w:ascii="Times New Roman" w:eastAsia="Times New Roman" w:hAnsi="Times New Roman"/>
+                <w:sz w:val="24"/>
+                <w:szCs w:val="24"/>
+                <w:lang w:val="en-US" w:eastAsia="en-US"/>
+              </w:rPr>
+              <w:t xml:space="preserve">Added </w:t>
+            </w:r>
+            <w:r>
+              <w:rPr>
+                <w:rFonts w:ascii="Courier New" w:eastAsia="Times New Roman" w:hAnsi="Courier New" w:cs="Courier New"/>
+                <w:lang w:val="en-US" w:eastAsia="en-US"/>
+              </w:rPr>
+              <w:t>evaluation.py</w:t>
+            </w:r>
+            <w:r>
+              <w:rPr>
+                <w:rFonts w:ascii="Times New Roman" w:eastAsia="Times New Roman" w:hAnsi="Times New Roman"/>
+                <w:sz w:val="24"/>
+                <w:szCs w:val="24"/>
+                <w:lang w:val="en-US" w:eastAsia="en-US"/>
+              </w:rPr>
+              <w:t xml:space="preserve">: naive baselines, leakage-free CV, rolling-origin </w:t>
+            </w:r>
+            <w:proofErr w:type="spellStart"/>
+            <w:r>
+              <w:rPr>
+                <w:rFonts w:ascii="Times New Roman" w:eastAsia="Times New Roman" w:hAnsi="Times New Roman"/>
+                <w:sz w:val="24"/>
+                <w:szCs w:val="24"/>
+                <w:lang w:val="en-US" w:eastAsia="en-US"/>
+              </w:rPr>
+              <w:t>backtest</w:t>
+            </w:r>
+            <w:proofErr w:type="spellEnd"/>
+          </w:p>
+        </w:tc>
+        <w:tc>
+          <w:tcPr>
+            <w:tcW w:w="0" w:type="auto"/>
+            <w:hideMark/>
+          </w:tcPr>
+          <w:p>
+            <w:pPr>
+              <w:rPr>
+                <w:rFonts w:ascii="Times New Roman" w:eastAsia="Times New Roman" w:hAnsi="Times New Roman"/>
+                <w:sz w:val="24"/>
+                <w:szCs w:val="24"/>
+                <w:lang w:val="en-US" w:eastAsia="en-US"/>
+              </w:rPr>
+            </w:pPr>
+            <w:r>
+              <w:rPr>
+                <w:rFonts w:ascii="Times New Roman" w:eastAsia="Times New Roman" w:hAnsi="Times New Roman"/>
+                <w:sz w:val="24"/>
+                <w:szCs w:val="24"/>
+                <w:lang w:val="en-US" w:eastAsia="en-US"/>
+              </w:rPr>
+              <w:t xml:space="preserve">Responds directly to A1 feedback on validation </w:t>
+            </w:r>
+            <w:proofErr w:type="spellStart"/>
+            <w:r>
+              <w:rPr>
+                <w:rFonts w:ascii="Times New Roman" w:eastAsia="Times New Roman" w:hAnsi="Times New Roman"/>
+                <w:sz w:val="24"/>
+                <w:szCs w:val="24"/>
+                <w:lang w:val="en-US" w:eastAsia="en-US"/>
+              </w:rPr>
+              <w:t>rigour</w:t>
+            </w:r>
+            <w:proofErr w:type="spellEnd"/>
           </w:p>
         </w:tc>
       </w:tr>
     </w:tbl>
+    <w:p>
+      <w:pPr>
+        <w:spacing w:before="120" w:after="240" w:line="276" w:lineRule="auto"/>
+        <w:jc w:val="both"/>
+        <w:rPr>
+          <w:rFonts w:ascii="Times New Roman" w:eastAsiaTheme="minorEastAsia" w:hAnsi="Times New Roman"/>
+          <w:sz w:val="24"/>
+          <w:szCs w:val="24"/>
+        </w:rPr>
+      </w:pPr>
+    </w:p>
     <w:p>
       <w:pPr>
         <w:spacing w:before="120" w:after="240" w:line="276" w:lineRule="auto"/>
@@ -12131,13 +12767,23 @@
                 <w:szCs w:val="24"/>
               </w:rPr>
             </w:pPr>
+            <w:proofErr w:type="spellStart"/>
             <w:r>
               <w:rPr>
                 <w:rFonts w:ascii="Times New Roman" w:eastAsiaTheme="minorEastAsia" w:hAnsi="Times New Roman"/>
                 <w:sz w:val="24"/>
                 <w:szCs w:val="24"/>
               </w:rPr>
-              <w:t xml:space="preserve">Thi Xuan Thanh Tran (Emma) </w:t>
+              <w:t>Thi</w:t>
+            </w:r>
+            <w:proofErr w:type="spellEnd"/>
+            <w:r>
+              <w:rPr>
+                <w:rFonts w:ascii="Times New Roman" w:eastAsiaTheme="minorEastAsia" w:hAnsi="Times New Roman"/>
+                <w:sz w:val="24"/>
+                <w:szCs w:val="24"/>
+              </w:rPr>
+              <w:t xml:space="preserve"> Xuan Thanh Tran (Emma) </w:t>
             </w:r>
           </w:p>
         </w:tc>
@@ -12692,6 +13338,7 @@
           <w:szCs w:val="24"/>
           <w:lang w:val="vi-VN"/>
         </w:rPr>
+        <w:lastRenderedPageBreak/>
         <w:br w:type="page"/>
       </w:r>
     </w:p>
@@ -12744,6 +13391,7 @@
           <w:lang w:val="en-AU"/>
         </w:rPr>
       </w:pPr>
+      <w:bookmarkStart w:id="19" w:name="OLE_LINK6"/>
       <w:r>
         <w:rPr>
           <w:rFonts w:ascii="Times New Roman" w:eastAsia="Times New Roman" w:hAnsi="Times New Roman" w:cs="Times New Roman"/>
@@ -12769,6 +13417,7 @@
         <w:t>ata acquisition and storage</w:t>
       </w:r>
     </w:p>
+    <w:bookmarkEnd w:id="19"/>
     <w:p>
       <w:pPr>
         <w:spacing w:before="120" w:line="276" w:lineRule="auto"/>
@@ -13959,7 +14608,25 @@
           <w:sz w:val="24"/>
           <w:szCs w:val="24"/>
         </w:rPr>
-        <w:t>It is retained as NaN and never imputed.</w:t>
+        <w:t xml:space="preserve">It is retained as </w:t>
+      </w:r>
+      <w:proofErr w:type="spellStart"/>
+      <w:r>
+        <w:rPr>
+          <w:rFonts w:ascii="Times New Roman" w:eastAsia="Times New Roman" w:hAnsi="Times New Roman"/>
+          <w:sz w:val="24"/>
+          <w:szCs w:val="24"/>
+        </w:rPr>
+        <w:t>NaN</w:t>
+      </w:r>
+      <w:proofErr w:type="spellEnd"/>
+      <w:r>
+        <w:rPr>
+          <w:rFonts w:ascii="Times New Roman" w:eastAsia="Times New Roman" w:hAnsi="Times New Roman"/>
+          <w:sz w:val="24"/>
+          <w:szCs w:val="24"/>
+        </w:rPr>
+        <w:t xml:space="preserve"> and never imputed.</w:t>
       </w:r>
     </w:p>
     <w:p>
@@ -14320,13 +14987,23 @@
           <w:szCs w:val="24"/>
         </w:rPr>
       </w:pPr>
-      <w:r>
-        <w:rPr>
-          <w:rFonts w:ascii="Times New Roman" w:eastAsia="Times New Roman" w:hAnsi="Times New Roman"/>
-          <w:sz w:val="24"/>
-          <w:szCs w:val="24"/>
-        </w:rPr>
-        <w:t xml:space="preserve">Nhulunbuy </w:t>
+      <w:proofErr w:type="spellStart"/>
+      <w:r>
+        <w:rPr>
+          <w:rFonts w:ascii="Times New Roman" w:eastAsia="Times New Roman" w:hAnsi="Times New Roman"/>
+          <w:sz w:val="24"/>
+          <w:szCs w:val="24"/>
+        </w:rPr>
+        <w:t>Nhulunbuy</w:t>
+      </w:r>
+      <w:proofErr w:type="spellEnd"/>
+      <w:r>
+        <w:rPr>
+          <w:rFonts w:ascii="Times New Roman" w:eastAsia="Times New Roman" w:hAnsi="Times New Roman"/>
+          <w:sz w:val="24"/>
+          <w:szCs w:val="24"/>
+        </w:rPr>
+        <w:t xml:space="preserve"> </w:t>
       </w:r>
       <w:r>
         <w:rPr>
@@ -14475,7 +15152,25 @@
           <w:sz w:val="24"/>
           <w:szCs w:val="24"/>
         </w:rPr>
-        <w:t>_REGION) maps 16 SA2 values to their parent NTG region</w:t>
+        <w:t xml:space="preserve">_REGION) </w:t>
+      </w:r>
+      <w:proofErr w:type="gramStart"/>
+      <w:r>
+        <w:rPr>
+          <w:rFonts w:ascii="Times New Roman" w:eastAsia="Times New Roman" w:hAnsi="Times New Roman"/>
+          <w:sz w:val="24"/>
+          <w:szCs w:val="24"/>
+        </w:rPr>
+        <w:t>maps</w:t>
+      </w:r>
+      <w:proofErr w:type="gramEnd"/>
+      <w:r>
+        <w:rPr>
+          <w:rFonts w:ascii="Times New Roman" w:eastAsia="Times New Roman" w:hAnsi="Times New Roman"/>
+          <w:sz w:val="24"/>
+          <w:szCs w:val="24"/>
+        </w:rPr>
+        <w:t xml:space="preserve"> 16 SA2 values to their parent NTG region</w:t>
       </w:r>
       <w:r>
         <w:rPr>
@@ -14633,7 +15328,25 @@
           <w:sz w:val="24"/>
           <w:szCs w:val="24"/>
         </w:rPr>
-        <w:t xml:space="preserve">Any unrecognised SA2 </w:t>
+        <w:t xml:space="preserve">Any </w:t>
+      </w:r>
+      <w:proofErr w:type="spellStart"/>
+      <w:r>
+        <w:rPr>
+          <w:rFonts w:ascii="Times New Roman" w:eastAsia="Times New Roman" w:hAnsi="Times New Roman"/>
+          <w:sz w:val="24"/>
+          <w:szCs w:val="24"/>
+        </w:rPr>
+        <w:t>unrecognised</w:t>
+      </w:r>
+      <w:proofErr w:type="spellEnd"/>
+      <w:r>
+        <w:rPr>
+          <w:rFonts w:ascii="Times New Roman" w:eastAsia="Times New Roman" w:hAnsi="Times New Roman"/>
+          <w:sz w:val="24"/>
+          <w:szCs w:val="24"/>
+        </w:rPr>
+        <w:t xml:space="preserve"> SA2 </w:t>
       </w:r>
       <w:r>
         <w:rPr>
@@ -14793,8 +15506,9 @@
           <w:szCs w:val="24"/>
           <w:lang w:val="vi-VN"/>
         </w:rPr>
-        <w:t xml:space="preserve"> summed across all</w:t>
-      </w:r>
+        <w:t xml:space="preserve"> </w:t>
+      </w:r>
+      <w:proofErr w:type="spellStart"/>
       <w:r>
         <w:rPr>
           <w:rFonts w:ascii="Times New Roman" w:eastAsia="Times New Roman" w:hAnsi="Times New Roman"/>
@@ -14802,7 +15516,297 @@
           <w:szCs w:val="24"/>
           <w:lang w:val="vi-VN"/>
         </w:rPr>
-        <w:t xml:space="preserve"> demographic breakdowns for each Region x Year combination. Status column dropped after validation.</w:t>
+        <w:t>summed</w:t>
+      </w:r>
+      <w:proofErr w:type="spellEnd"/>
+      <w:r>
+        <w:rPr>
+          <w:rFonts w:ascii="Times New Roman" w:eastAsia="Times New Roman" w:hAnsi="Times New Roman"/>
+          <w:sz w:val="24"/>
+          <w:szCs w:val="24"/>
+          <w:lang w:val="vi-VN"/>
+        </w:rPr>
+        <w:t xml:space="preserve"> </w:t>
+      </w:r>
+      <w:proofErr w:type="spellStart"/>
+      <w:r>
+        <w:rPr>
+          <w:rFonts w:ascii="Times New Roman" w:eastAsia="Times New Roman" w:hAnsi="Times New Roman"/>
+          <w:sz w:val="24"/>
+          <w:szCs w:val="24"/>
+          <w:lang w:val="vi-VN"/>
+        </w:rPr>
+        <w:t>across</w:t>
+      </w:r>
+      <w:proofErr w:type="spellEnd"/>
+      <w:r>
+        <w:rPr>
+          <w:rFonts w:ascii="Times New Roman" w:eastAsia="Times New Roman" w:hAnsi="Times New Roman"/>
+          <w:sz w:val="24"/>
+          <w:szCs w:val="24"/>
+          <w:lang w:val="vi-VN"/>
+        </w:rPr>
+        <w:t xml:space="preserve"> </w:t>
+      </w:r>
+      <w:proofErr w:type="spellStart"/>
+      <w:r>
+        <w:rPr>
+          <w:rFonts w:ascii="Times New Roman" w:eastAsia="Times New Roman" w:hAnsi="Times New Roman"/>
+          <w:sz w:val="24"/>
+          <w:szCs w:val="24"/>
+          <w:lang w:val="vi-VN"/>
+        </w:rPr>
+        <w:t>all</w:t>
+      </w:r>
+      <w:proofErr w:type="spellEnd"/>
+      <w:r>
+        <w:rPr>
+          <w:rFonts w:ascii="Times New Roman" w:eastAsia="Times New Roman" w:hAnsi="Times New Roman"/>
+          <w:sz w:val="24"/>
+          <w:szCs w:val="24"/>
+          <w:lang w:val="vi-VN"/>
+        </w:rPr>
+        <w:t xml:space="preserve"> </w:t>
+      </w:r>
+      <w:proofErr w:type="spellStart"/>
+      <w:r>
+        <w:rPr>
+          <w:rFonts w:ascii="Times New Roman" w:eastAsia="Times New Roman" w:hAnsi="Times New Roman"/>
+          <w:sz w:val="24"/>
+          <w:szCs w:val="24"/>
+          <w:lang w:val="vi-VN"/>
+        </w:rPr>
+        <w:t>demographic</w:t>
+      </w:r>
+      <w:proofErr w:type="spellEnd"/>
+      <w:r>
+        <w:rPr>
+          <w:rFonts w:ascii="Times New Roman" w:eastAsia="Times New Roman" w:hAnsi="Times New Roman"/>
+          <w:sz w:val="24"/>
+          <w:szCs w:val="24"/>
+          <w:lang w:val="vi-VN"/>
+        </w:rPr>
+        <w:t xml:space="preserve"> </w:t>
+      </w:r>
+      <w:proofErr w:type="spellStart"/>
+      <w:r>
+        <w:rPr>
+          <w:rFonts w:ascii="Times New Roman" w:eastAsia="Times New Roman" w:hAnsi="Times New Roman"/>
+          <w:sz w:val="24"/>
+          <w:szCs w:val="24"/>
+          <w:lang w:val="vi-VN"/>
+        </w:rPr>
+        <w:t>breakdowns</w:t>
+      </w:r>
+      <w:proofErr w:type="spellEnd"/>
+      <w:r>
+        <w:rPr>
+          <w:rFonts w:ascii="Times New Roman" w:eastAsia="Times New Roman" w:hAnsi="Times New Roman"/>
+          <w:sz w:val="24"/>
+          <w:szCs w:val="24"/>
+          <w:lang w:val="vi-VN"/>
+        </w:rPr>
+        <w:t xml:space="preserve"> </w:t>
+      </w:r>
+      <w:proofErr w:type="spellStart"/>
+      <w:r>
+        <w:rPr>
+          <w:rFonts w:ascii="Times New Roman" w:eastAsia="Times New Roman" w:hAnsi="Times New Roman"/>
+          <w:sz w:val="24"/>
+          <w:szCs w:val="24"/>
+          <w:lang w:val="vi-VN"/>
+        </w:rPr>
+        <w:t>for</w:t>
+      </w:r>
+      <w:proofErr w:type="spellEnd"/>
+      <w:r>
+        <w:rPr>
+          <w:rFonts w:ascii="Times New Roman" w:eastAsia="Times New Roman" w:hAnsi="Times New Roman"/>
+          <w:sz w:val="24"/>
+          <w:szCs w:val="24"/>
+          <w:lang w:val="vi-VN"/>
+        </w:rPr>
+        <w:t xml:space="preserve"> </w:t>
+      </w:r>
+      <w:proofErr w:type="spellStart"/>
+      <w:r>
+        <w:rPr>
+          <w:rFonts w:ascii="Times New Roman" w:eastAsia="Times New Roman" w:hAnsi="Times New Roman"/>
+          <w:sz w:val="24"/>
+          <w:szCs w:val="24"/>
+          <w:lang w:val="vi-VN"/>
+        </w:rPr>
+        <w:t>each</w:t>
+      </w:r>
+      <w:proofErr w:type="spellEnd"/>
+      <w:r>
+        <w:rPr>
+          <w:rFonts w:ascii="Times New Roman" w:eastAsia="Times New Roman" w:hAnsi="Times New Roman"/>
+          <w:sz w:val="24"/>
+          <w:szCs w:val="24"/>
+          <w:lang w:val="vi-VN"/>
+        </w:rPr>
+        <w:t xml:space="preserve"> </w:t>
+      </w:r>
+      <w:proofErr w:type="spellStart"/>
+      <w:r>
+        <w:rPr>
+          <w:rFonts w:ascii="Times New Roman" w:eastAsia="Times New Roman" w:hAnsi="Times New Roman"/>
+          <w:sz w:val="24"/>
+          <w:szCs w:val="24"/>
+          <w:lang w:val="vi-VN"/>
+        </w:rPr>
+        <w:t>Region</w:t>
+      </w:r>
+      <w:proofErr w:type="spellEnd"/>
+      <w:r>
+        <w:rPr>
+          <w:rFonts w:ascii="Times New Roman" w:eastAsia="Times New Roman" w:hAnsi="Times New Roman"/>
+          <w:sz w:val="24"/>
+          <w:szCs w:val="24"/>
+          <w:lang w:val="vi-VN"/>
+        </w:rPr>
+        <w:t xml:space="preserve"> x </w:t>
+      </w:r>
+      <w:proofErr w:type="spellStart"/>
+      <w:r>
+        <w:rPr>
+          <w:rFonts w:ascii="Times New Roman" w:eastAsia="Times New Roman" w:hAnsi="Times New Roman"/>
+          <w:sz w:val="24"/>
+          <w:szCs w:val="24"/>
+          <w:lang w:val="vi-VN"/>
+        </w:rPr>
+        <w:t>Year</w:t>
+      </w:r>
+      <w:proofErr w:type="spellEnd"/>
+      <w:r>
+        <w:rPr>
+          <w:rFonts w:ascii="Times New Roman" w:eastAsia="Times New Roman" w:hAnsi="Times New Roman"/>
+          <w:sz w:val="24"/>
+          <w:szCs w:val="24"/>
+          <w:lang w:val="vi-VN"/>
+        </w:rPr>
+        <w:t xml:space="preserve"> </w:t>
+      </w:r>
+      <w:proofErr w:type="spellStart"/>
+      <w:r>
+        <w:rPr>
+          <w:rFonts w:ascii="Times New Roman" w:eastAsia="Times New Roman" w:hAnsi="Times New Roman"/>
+          <w:sz w:val="24"/>
+          <w:szCs w:val="24"/>
+          <w:lang w:val="vi-VN"/>
+        </w:rPr>
+        <w:t>combination</w:t>
+      </w:r>
+      <w:proofErr w:type="spellEnd"/>
+      <w:r>
+        <w:rPr>
+          <w:rFonts w:ascii="Times New Roman" w:eastAsia="Times New Roman" w:hAnsi="Times New Roman"/>
+          <w:sz w:val="24"/>
+          <w:szCs w:val="24"/>
+          <w:lang w:val="vi-VN"/>
+        </w:rPr>
+        <w:t xml:space="preserve">. </w:t>
+      </w:r>
+      <w:proofErr w:type="spellStart"/>
+      <w:r>
+        <w:rPr>
+          <w:rFonts w:ascii="Times New Roman" w:eastAsia="Times New Roman" w:hAnsi="Times New Roman"/>
+          <w:sz w:val="24"/>
+          <w:szCs w:val="24"/>
+          <w:lang w:val="vi-VN"/>
+        </w:rPr>
+        <w:t>Status</w:t>
+      </w:r>
+      <w:proofErr w:type="spellEnd"/>
+      <w:r>
+        <w:rPr>
+          <w:rFonts w:ascii="Times New Roman" w:eastAsia="Times New Roman" w:hAnsi="Times New Roman"/>
+          <w:sz w:val="24"/>
+          <w:szCs w:val="24"/>
+          <w:lang w:val="vi-VN"/>
+        </w:rPr>
+        <w:t xml:space="preserve"> </w:t>
+      </w:r>
+      <w:proofErr w:type="spellStart"/>
+      <w:r>
+        <w:rPr>
+          <w:rFonts w:ascii="Times New Roman" w:eastAsia="Times New Roman" w:hAnsi="Times New Roman"/>
+          <w:sz w:val="24"/>
+          <w:szCs w:val="24"/>
+          <w:lang w:val="vi-VN"/>
+        </w:rPr>
+        <w:t>column</w:t>
+      </w:r>
+      <w:proofErr w:type="spellEnd"/>
+      <w:r>
+        <w:rPr>
+          <w:rFonts w:ascii="Times New Roman" w:eastAsia="Times New Roman" w:hAnsi="Times New Roman"/>
+          <w:sz w:val="24"/>
+          <w:szCs w:val="24"/>
+          <w:lang w:val="vi-VN"/>
+        </w:rPr>
+        <w:t xml:space="preserve"> </w:t>
+      </w:r>
+      <w:proofErr w:type="spellStart"/>
+      <w:r>
+        <w:rPr>
+          <w:rFonts w:ascii="Times New Roman" w:eastAsia="Times New Roman" w:hAnsi="Times New Roman"/>
+          <w:sz w:val="24"/>
+          <w:szCs w:val="24"/>
+          <w:lang w:val="vi-VN"/>
+        </w:rPr>
+        <w:t>dropped</w:t>
+      </w:r>
+      <w:proofErr w:type="spellEnd"/>
+      <w:r>
+        <w:rPr>
+          <w:rFonts w:ascii="Times New Roman" w:eastAsia="Times New Roman" w:hAnsi="Times New Roman"/>
+          <w:sz w:val="24"/>
+          <w:szCs w:val="24"/>
+          <w:lang w:val="vi-VN"/>
+        </w:rPr>
+        <w:t xml:space="preserve"> </w:t>
+      </w:r>
+      <w:proofErr w:type="spellStart"/>
+      <w:r>
+        <w:rPr>
+          <w:rFonts w:ascii="Times New Roman" w:eastAsia="Times New Roman" w:hAnsi="Times New Roman"/>
+          <w:sz w:val="24"/>
+          <w:szCs w:val="24"/>
+          <w:lang w:val="vi-VN"/>
+        </w:rPr>
+        <w:t>after</w:t>
+      </w:r>
+      <w:proofErr w:type="spellEnd"/>
+      <w:r>
+        <w:rPr>
+          <w:rFonts w:ascii="Times New Roman" w:eastAsia="Times New Roman" w:hAnsi="Times New Roman"/>
+          <w:sz w:val="24"/>
+          <w:szCs w:val="24"/>
+          <w:lang w:val="vi-VN"/>
+        </w:rPr>
+        <w:t xml:space="preserve"> </w:t>
+      </w:r>
+      <w:proofErr w:type="spellStart"/>
+      <w:r>
+        <w:rPr>
+          <w:rFonts w:ascii="Times New Roman" w:eastAsia="Times New Roman" w:hAnsi="Times New Roman"/>
+          <w:sz w:val="24"/>
+          <w:szCs w:val="24"/>
+          <w:lang w:val="vi-VN"/>
+        </w:rPr>
+        <w:t>validation</w:t>
+      </w:r>
+      <w:proofErr w:type="spellEnd"/>
+      <w:r>
+        <w:rPr>
+          <w:rFonts w:ascii="Times New Roman" w:eastAsia="Times New Roman" w:hAnsi="Times New Roman"/>
+          <w:sz w:val="24"/>
+          <w:szCs w:val="24"/>
+          <w:lang w:val="vi-VN"/>
+        </w:rPr>
+        <w:t>.</w:t>
       </w:r>
     </w:p>
     <w:p>
@@ -14815,6 +15819,7 @@
           <w:szCs w:val="24"/>
         </w:rPr>
       </w:pPr>
+      <w:proofErr w:type="spellStart"/>
       <w:r>
         <w:rPr>
           <w:rFonts w:ascii="Times New Roman" w:eastAsia="Times New Roman" w:hAnsi="Times New Roman"/>
@@ -14822,15 +15827,55 @@
           <w:szCs w:val="24"/>
           <w:lang w:val="vi-VN"/>
         </w:rPr>
-        <w:t>Data trimmed to the 2015-2025 a</w:t>
-      </w:r>
-      <w:r>
-        <w:rPr>
-          <w:rFonts w:ascii="Times New Roman" w:eastAsia="Times New Roman" w:hAnsi="Times New Roman"/>
-          <w:sz w:val="24"/>
-          <w:szCs w:val="24"/>
-        </w:rPr>
-        <w:t xml:space="preserve">nalysis window </w:t>
+        <w:t>Data</w:t>
+      </w:r>
+      <w:proofErr w:type="spellEnd"/>
+      <w:r>
+        <w:rPr>
+          <w:rFonts w:ascii="Times New Roman" w:eastAsia="Times New Roman" w:hAnsi="Times New Roman"/>
+          <w:sz w:val="24"/>
+          <w:szCs w:val="24"/>
+          <w:lang w:val="vi-VN"/>
+        </w:rPr>
+        <w:t xml:space="preserve"> </w:t>
+      </w:r>
+      <w:proofErr w:type="spellStart"/>
+      <w:r>
+        <w:rPr>
+          <w:rFonts w:ascii="Times New Roman" w:eastAsia="Times New Roman" w:hAnsi="Times New Roman"/>
+          <w:sz w:val="24"/>
+          <w:szCs w:val="24"/>
+          <w:lang w:val="vi-VN"/>
+        </w:rPr>
+        <w:t>trimmed</w:t>
+      </w:r>
+      <w:proofErr w:type="spellEnd"/>
+      <w:r>
+        <w:rPr>
+          <w:rFonts w:ascii="Times New Roman" w:eastAsia="Times New Roman" w:hAnsi="Times New Roman"/>
+          <w:sz w:val="24"/>
+          <w:szCs w:val="24"/>
+          <w:lang w:val="vi-VN"/>
+        </w:rPr>
+        <w:t xml:space="preserve"> to the 2015-2025 a</w:t>
+      </w:r>
+      <w:proofErr w:type="spellStart"/>
+      <w:r>
+        <w:rPr>
+          <w:rFonts w:ascii="Times New Roman" w:eastAsia="Times New Roman" w:hAnsi="Times New Roman"/>
+          <w:sz w:val="24"/>
+          <w:szCs w:val="24"/>
+        </w:rPr>
+        <w:t>nalysis</w:t>
+      </w:r>
+      <w:proofErr w:type="spellEnd"/>
+      <w:r>
+        <w:rPr>
+          <w:rFonts w:ascii="Times New Roman" w:eastAsia="Times New Roman" w:hAnsi="Times New Roman"/>
+          <w:sz w:val="24"/>
+          <w:szCs w:val="24"/>
+        </w:rPr>
+        <w:t xml:space="preserve"> window </w:t>
       </w:r>
       <w:r>
         <w:rPr>
@@ -15139,7 +16184,25 @@
           <w:sz w:val="24"/>
           <w:szCs w:val="24"/>
         </w:rPr>
-        <w:t>2022 remain NaN by design</w:t>
+        <w:t xml:space="preserve">2022 remain </w:t>
+      </w:r>
+      <w:proofErr w:type="spellStart"/>
+      <w:r>
+        <w:rPr>
+          <w:rFonts w:ascii="Times New Roman" w:eastAsia="Times New Roman" w:hAnsi="Times New Roman"/>
+          <w:sz w:val="24"/>
+          <w:szCs w:val="24"/>
+        </w:rPr>
+        <w:t>NaN</w:t>
+      </w:r>
+      <w:proofErr w:type="spellEnd"/>
+      <w:r>
+        <w:rPr>
+          <w:rFonts w:ascii="Times New Roman" w:eastAsia="Times New Roman" w:hAnsi="Times New Roman"/>
+          <w:sz w:val="24"/>
+          <w:szCs w:val="24"/>
+        </w:rPr>
+        <w:t xml:space="preserve"> by design</w:t>
       </w:r>
       <w:r>
         <w:rPr>
@@ -15188,6 +16251,7 @@
                 <w:lang w:val="vi-VN"/>
               </w:rPr>
             </w:pPr>
+            <w:proofErr w:type="spellStart"/>
             <w:r>
               <w:rPr>
                 <w:rFonts w:ascii="Times New Roman" w:eastAsia="Times New Roman" w:hAnsi="Times New Roman"/>
@@ -15199,6 +16263,7 @@
               </w:rPr>
               <w:t>Property</w:t>
             </w:r>
+            <w:proofErr w:type="spellEnd"/>
           </w:p>
         </w:tc>
         <w:tc>
@@ -15219,6 +16284,7 @@
                 <w:lang w:val="vi-VN"/>
               </w:rPr>
             </w:pPr>
+            <w:proofErr w:type="spellStart"/>
             <w:r>
               <w:rPr>
                 <w:rFonts w:ascii="Times New Roman" w:eastAsia="Times New Roman" w:hAnsi="Times New Roman"/>
@@ -15230,6 +16296,7 @@
               </w:rPr>
               <w:t>Value</w:t>
             </w:r>
+            <w:proofErr w:type="spellEnd"/>
           </w:p>
         </w:tc>
       </w:tr>
@@ -15250,6 +16317,7 @@
                 <w:lang w:val="vi-VN"/>
               </w:rPr>
             </w:pPr>
+            <w:proofErr w:type="spellStart"/>
             <w:r>
               <w:rPr>
                 <w:rFonts w:ascii="Times New Roman" w:eastAsia="Times New Roman" w:hAnsi="Times New Roman"/>
@@ -15257,8 +16325,29 @@
                 <w:szCs w:val="24"/>
                 <w:lang w:val="vi-VN"/>
               </w:rPr>
-              <w:t>Output file</w:t>
-            </w:r>
+              <w:t>Output</w:t>
+            </w:r>
+            <w:proofErr w:type="spellEnd"/>
+            <w:r>
+              <w:rPr>
+                <w:rFonts w:ascii="Times New Roman" w:eastAsia="Times New Roman" w:hAnsi="Times New Roman"/>
+                <w:sz w:val="24"/>
+                <w:szCs w:val="24"/>
+                <w:lang w:val="vi-VN"/>
+              </w:rPr>
+              <w:t xml:space="preserve"> </w:t>
+            </w:r>
+            <w:proofErr w:type="spellStart"/>
+            <w:r>
+              <w:rPr>
+                <w:rFonts w:ascii="Times New Roman" w:eastAsia="Times New Roman" w:hAnsi="Times New Roman"/>
+                <w:sz w:val="24"/>
+                <w:szCs w:val="24"/>
+                <w:lang w:val="vi-VN"/>
+              </w:rPr>
+              <w:t>file</w:t>
+            </w:r>
+            <w:proofErr w:type="spellEnd"/>
           </w:p>
         </w:tc>
         <w:tc>
@@ -15421,8 +16510,18 @@
                 <w:sz w:val="24"/>
                 <w:szCs w:val="24"/>
               </w:rPr>
-              <w:t>2022 PAC NaN</w:t>
-            </w:r>
+              <w:t xml:space="preserve">2022 PAC </w:t>
+            </w:r>
+            <w:proofErr w:type="spellStart"/>
+            <w:r>
+              <w:rPr>
+                <w:rFonts w:ascii="Times New Roman" w:eastAsia="Times New Roman" w:hAnsi="Times New Roman"/>
+                <w:sz w:val="24"/>
+                <w:szCs w:val="24"/>
+              </w:rPr>
+              <w:t>NaN</w:t>
+            </w:r>
+            <w:proofErr w:type="spellEnd"/>
           </w:p>
         </w:tc>
       </w:tr>
@@ -15474,6 +16573,7 @@
           <w:szCs w:val="24"/>
         </w:rPr>
       </w:pPr>
+      <w:proofErr w:type="spellStart"/>
       <w:r>
         <w:rPr>
           <w:rFonts w:ascii="Times New Roman" w:eastAsia="Times New Roman" w:hAnsi="Times New Roman"/>
@@ -15483,6 +16583,7 @@
         </w:rPr>
         <w:t>Raw</w:t>
       </w:r>
+      <w:proofErr w:type="spellEnd"/>
       <w:r>
         <w:rPr>
           <w:rFonts w:ascii="Times New Roman" w:eastAsia="Times New Roman" w:hAnsi="Times New Roman"/>
@@ -15664,13 +16765,41 @@
                 <w:szCs w:val="24"/>
               </w:rPr>
             </w:pPr>
+            <w:proofErr w:type="spellStart"/>
             <w:r>
               <w:rPr>
                 <w:rFonts w:ascii="Times New Roman" w:eastAsia="Times New Roman" w:hAnsi="Times New Roman"/>
                 <w:sz w:val="24"/>
                 <w:szCs w:val="24"/>
               </w:rPr>
-              <w:t>Assault_offences / Total_population x 100,000</w:t>
+              <w:t>Assault_offences</w:t>
+            </w:r>
+            <w:proofErr w:type="spellEnd"/>
+            <w:r>
+              <w:rPr>
+                <w:rFonts w:ascii="Times New Roman" w:eastAsia="Times New Roman" w:hAnsi="Times New Roman"/>
+                <w:sz w:val="24"/>
+                <w:szCs w:val="24"/>
+              </w:rPr>
+              <w:t xml:space="preserve"> / </w:t>
+            </w:r>
+            <w:proofErr w:type="spellStart"/>
+            <w:r>
+              <w:rPr>
+                <w:rFonts w:ascii="Times New Roman" w:eastAsia="Times New Roman" w:hAnsi="Times New Roman"/>
+                <w:sz w:val="24"/>
+                <w:szCs w:val="24"/>
+              </w:rPr>
+              <w:t>Total_population</w:t>
+            </w:r>
+            <w:proofErr w:type="spellEnd"/>
+            <w:r>
+              <w:rPr>
+                <w:rFonts w:ascii="Times New Roman" w:eastAsia="Times New Roman" w:hAnsi="Times New Roman"/>
+                <w:sz w:val="24"/>
+                <w:szCs w:val="24"/>
+              </w:rPr>
+              <w:t xml:space="preserve"> x 100,000</w:t>
             </w:r>
           </w:p>
         </w:tc>
@@ -15741,6 +16870,7 @@
                 <w:szCs w:val="24"/>
               </w:rPr>
             </w:pPr>
+            <w:proofErr w:type="spellStart"/>
             <w:r>
               <w:rPr>
                 <w:rFonts w:ascii="Times New Roman" w:eastAsia="Times New Roman" w:hAnsi="Times New Roman"/>
@@ -15749,6 +16879,7 @@
               </w:rPr>
               <w:t>Alcohol_per_capita</w:t>
             </w:r>
+            <w:proofErr w:type="spellEnd"/>
           </w:p>
         </w:tc>
         <w:tc>
@@ -15766,14 +16897,34 @@
                 <w:szCs w:val="24"/>
               </w:rPr>
             </w:pPr>
+            <w:proofErr w:type="spellStart"/>
             <w:r>
               <w:rPr>
                 <w:rFonts w:ascii="Times New Roman" w:eastAsia="Times New Roman" w:hAnsi="Times New Roman"/>
                 <w:sz w:val="24"/>
                 <w:szCs w:val="24"/>
               </w:rPr>
-              <w:t>Total_PAC / Total_population</w:t>
-            </w:r>
+              <w:t>Total_PAC</w:t>
+            </w:r>
+            <w:proofErr w:type="spellEnd"/>
+            <w:r>
+              <w:rPr>
+                <w:rFonts w:ascii="Times New Roman" w:eastAsia="Times New Roman" w:hAnsi="Times New Roman"/>
+                <w:sz w:val="24"/>
+                <w:szCs w:val="24"/>
+              </w:rPr>
+              <w:t xml:space="preserve"> / </w:t>
+            </w:r>
+            <w:proofErr w:type="spellStart"/>
+            <w:r>
+              <w:rPr>
+                <w:rFonts w:ascii="Times New Roman" w:eastAsia="Times New Roman" w:hAnsi="Times New Roman"/>
+                <w:sz w:val="24"/>
+                <w:szCs w:val="24"/>
+              </w:rPr>
+              <w:t>Total_population</w:t>
+            </w:r>
+            <w:proofErr w:type="spellEnd"/>
           </w:p>
         </w:tc>
         <w:tc>
@@ -15895,13 +17046,23 @@
           <w:szCs w:val="18"/>
         </w:rPr>
       </w:pPr>
+      <w:proofErr w:type="spellStart"/>
       <w:r>
         <w:rPr>
           <w:rStyle w:val="normaltextrun"/>
           <w:b/>
           <w:bCs/>
         </w:rPr>
-        <w:t>Log_assault_rate:</w:t>
+        <w:t>Log_assault_rate</w:t>
+      </w:r>
+      <w:proofErr w:type="spellEnd"/>
+      <w:r>
+        <w:rPr>
+          <w:rStyle w:val="normaltextrun"/>
+          <w:b/>
+          <w:bCs/>
+        </w:rPr>
+        <w:t>:</w:t>
       </w:r>
     </w:p>
     <w:p>
@@ -15920,7 +17081,49 @@
         <w:rPr>
           <w:rStyle w:val="normaltextrun"/>
         </w:rPr>
-        <w:t>Since the crime rate is not normally distributed but rather follows a log-normal distribution (heavily right-skewed) due to seasonality characteristics. By transforming the assault rate logarithmically, we aim to stabilise the distribution, making it symmetrical which is essential for good performance of linear regression models(Limpert et al., 2001)</w:t>
+        <w:t xml:space="preserve">Since the crime rate is not normally distributed but rather follows a </w:t>
+      </w:r>
+      <w:proofErr w:type="gramStart"/>
+      <w:r>
+        <w:rPr>
+          <w:rStyle w:val="normaltextrun"/>
+        </w:rPr>
+        <w:t>log</w:t>
+      </w:r>
+      <w:proofErr w:type="gramEnd"/>
+      <w:r>
+        <w:rPr>
+          <w:rStyle w:val="normaltextrun"/>
+        </w:rPr>
+        <w:t>-normal distribution (heavily right-skewed) due to seasonality characteristics. By transforming the assault rate logarithmically, we aim to </w:t>
+      </w:r>
+      <w:proofErr w:type="spellStart"/>
+      <w:r>
+        <w:rPr>
+          <w:rStyle w:val="normaltextrun"/>
+        </w:rPr>
+        <w:t>stabilise</w:t>
+      </w:r>
+      <w:proofErr w:type="spellEnd"/>
+      <w:r>
+        <w:rPr>
+          <w:rStyle w:val="normaltextrun"/>
+        </w:rPr>
+        <w:t> the distribution, making it symmetrical which is essential for good performance of linear regression </w:t>
+      </w:r>
+      <w:proofErr w:type="gramStart"/>
+      <w:r>
+        <w:rPr>
+          <w:rStyle w:val="normaltextrun"/>
+        </w:rPr>
+        <w:t>models(</w:t>
+      </w:r>
+      <w:proofErr w:type="gramEnd"/>
+      <w:r>
+        <w:rPr>
+          <w:rStyle w:val="normaltextrun"/>
+        </w:rPr>
+        <w:t>Limpert et al., 2001)</w:t>
       </w:r>
     </w:p>
     <w:p>
@@ -15937,13 +17140,41 @@
           <w:szCs w:val="18"/>
         </w:rPr>
       </w:pPr>
+      <w:proofErr w:type="spellStart"/>
       <w:r>
         <w:rPr>
           <w:rStyle w:val="normaltextrun"/>
           <w:b/>
           <w:bCs/>
         </w:rPr>
-        <w:t>Sin_month and cos_month:</w:t>
+        <w:t>Sin_month</w:t>
+      </w:r>
+      <w:proofErr w:type="spellEnd"/>
+      <w:r>
+        <w:rPr>
+          <w:rStyle w:val="normaltextrun"/>
+          <w:b/>
+          <w:bCs/>
+        </w:rPr>
+        <w:t> and </w:t>
+      </w:r>
+      <w:proofErr w:type="spellStart"/>
+      <w:r>
+        <w:rPr>
+          <w:rStyle w:val="normaltextrun"/>
+          <w:b/>
+          <w:bCs/>
+        </w:rPr>
+        <w:t>cos_month</w:t>
+      </w:r>
+      <w:proofErr w:type="spellEnd"/>
+      <w:r>
+        <w:rPr>
+          <w:rStyle w:val="normaltextrun"/>
+          <w:b/>
+          <w:bCs/>
+        </w:rPr>
+        <w:t>:</w:t>
       </w:r>
     </w:p>
     <w:p>
@@ -15962,7 +17193,21 @@
         <w:rPr>
           <w:rStyle w:val="normaltextrun"/>
         </w:rPr>
-        <w:t>To preserve the cyclic behaviours of months, sine and cosine functions are applied to represent time since these trigonometric functions pursue cycles between “top” and “bottom” and have a settled cycle length which is perfect for modelling regular cycles such as months (Lindsey and Pavur, 2005)</w:t>
+        <w:t>To preserve the cyclic </w:t>
+      </w:r>
+      <w:proofErr w:type="spellStart"/>
+      <w:r>
+        <w:rPr>
+          <w:rStyle w:val="normaltextrun"/>
+        </w:rPr>
+        <w:t>behaviours</w:t>
+      </w:r>
+      <w:proofErr w:type="spellEnd"/>
+      <w:r>
+        <w:rPr>
+          <w:rStyle w:val="normaltextrun"/>
+        </w:rPr>
+        <w:t> of months, sine and cosine functions are applied to represent time since these trigonometric functions pursue cycles between “top” and “bottom” and have a settled cycle length which is perfect for modelling regular cycles such as months (Lindsey and Pavur, 2005)</w:t>
       </w:r>
     </w:p>
     <w:p>
@@ -16021,13 +17266,23 @@
           <w:szCs w:val="18"/>
         </w:rPr>
       </w:pPr>
+      <w:proofErr w:type="spellStart"/>
       <w:r>
         <w:rPr>
           <w:rStyle w:val="normaltextrun"/>
           <w:b/>
           <w:bCs/>
         </w:rPr>
-        <w:t>is_new_year:</w:t>
+        <w:t>is_new_year</w:t>
+      </w:r>
+      <w:proofErr w:type="spellEnd"/>
+      <w:r>
+        <w:rPr>
+          <w:rStyle w:val="normaltextrun"/>
+          <w:b/>
+          <w:bCs/>
+        </w:rPr>
+        <w:t>:</w:t>
       </w:r>
     </w:p>
     <w:p>
@@ -16047,7 +17302,21 @@
         <w:rPr>
           <w:rStyle w:val="normaltextrun"/>
         </w:rPr>
-        <w:t>According to research by Baird et al. , (2019), the homicide rate experiences a significant spike on New Year’s Day. Therefore, this feature is added to capture this valuable information.</w:t>
+        <w:t>According to research by Baird </w:t>
+      </w:r>
+      <w:proofErr w:type="gramStart"/>
+      <w:r>
+        <w:rPr>
+          <w:rStyle w:val="normaltextrun"/>
+        </w:rPr>
+        <w:t>et al. ,</w:t>
+      </w:r>
+      <w:proofErr w:type="gramEnd"/>
+      <w:r>
+        <w:rPr>
+          <w:rStyle w:val="normaltextrun"/>
+        </w:rPr>
+        <w:t> (2019), the homicide rate experiences a significant spike on New Year’s Day. Therefore, this feature is added to capture this valuable information.</w:t>
       </w:r>
     </w:p>
     <w:p>
@@ -16545,7 +17814,27 @@
           <w:szCs w:val="24"/>
           <w:lang w:val="en-AU" w:eastAsia="ja-JP"/>
         </w:rPr>
-        <w:t>Applying PCA to the regional age structure allows the model to condense a large number of correlated demographic variables into a small set of orthogonal components that capture the dominant patterns in the data. This compression substantially reduces the dimensionality of the feature space, which in turn lowers computational cost, speeds up model training, and minimises the risk of overfitting. Importantly, PCA preserves most of the original variance, meaning that the transformed components retain the essential information needed for prediction while discarding noise and redundancy. As Mishra et al. (2017) highlight, PCA is particularly effective when dealing with demographic or socioeconomic variables that tend to move together, making it a suitable technique for simplifying age</w:t>
+        <w:t xml:space="preserve">Applying PCA to the regional age structure allows the model to condense </w:t>
+      </w:r>
+      <w:proofErr w:type="gramStart"/>
+      <w:r>
+        <w:rPr>
+          <w:rFonts w:ascii="Times New Roman" w:eastAsia="Times New Roman" w:hAnsi="Times New Roman" w:cs="Times New Roman"/>
+          <w:sz w:val="24"/>
+          <w:szCs w:val="24"/>
+          <w:lang w:val="en-AU" w:eastAsia="ja-JP"/>
+        </w:rPr>
+        <w:t>a large number of</w:t>
+      </w:r>
+      <w:proofErr w:type="gramEnd"/>
+      <w:r>
+        <w:rPr>
+          <w:rFonts w:ascii="Times New Roman" w:eastAsia="Times New Roman" w:hAnsi="Times New Roman" w:cs="Times New Roman"/>
+          <w:sz w:val="24"/>
+          <w:szCs w:val="24"/>
+          <w:lang w:val="en-AU" w:eastAsia="ja-JP"/>
+        </w:rPr>
+        <w:t xml:space="preserve"> correlated demographic variables into a small set of orthogonal components that capture the dominant patterns in the data. This compression substantially reduces the dimensionality of the feature space, which in turn lowers computational cost, speeds up model training, and minimises the risk of overfitting. Importantly, PCA preserves most of the original variance, meaning that the transformed components retain the essential information needed for prediction while discarding noise and redundancy. As Mishra et al. (2017) highlight, PCA is particularly effective when dealing with demographic or socioeconomic variables that tend to move together, making it a suitable technique for simplifying age</w:t>
       </w:r>
       <w:r>
         <w:rPr>
@@ -16750,7 +18039,23 @@
           <w:rStyle w:val="normaltextrun"/>
           <w:lang w:val="en-AU"/>
         </w:rPr>
-        <w:t xml:space="preserve"> 30. High multicollinear features are known to have a negative effect on the regression model by hampering the interpretability of model predictors and resulting in highly volatile coefficient estimates (Dertli et al., 2024).</w:t>
+        <w:t xml:space="preserve"> 30. High multicollinear features are known to have a negative effect on the regression model by hampering the interpretability of model predictors and resulting in highly volatile coefficient estimates (</w:t>
+      </w:r>
+      <w:proofErr w:type="spellStart"/>
+      <w:r>
+        <w:rPr>
+          <w:rStyle w:val="normaltextrun"/>
+          <w:lang w:val="en-AU"/>
+        </w:rPr>
+        <w:t>Dertli</w:t>
+      </w:r>
+      <w:proofErr w:type="spellEnd"/>
+      <w:r>
+        <w:rPr>
+          <w:rStyle w:val="normaltextrun"/>
+          <w:lang w:val="en-AU"/>
+        </w:rPr>
+        <w:t> et al., 2024).</w:t>
       </w:r>
     </w:p>
     <w:p>
@@ -16832,7 +18137,43 @@
           <w:sz w:val="24"/>
           <w:szCs w:val="24"/>
         </w:rPr>
-        <w:t>Across all models tested, Linear Regression delivered the strongest performance, achieving the lowest RMSE(log) and RMSE on the original scale, indicating that the relationship between predictors and assault rates is predominantly linear and stable. Regularised models (Ridge and Lasso) showed slightly higher error and progressively smaller alcohol_per_capita coefficients, suggesting that this variable contributes only modestly once collinearity is controlled. Lasso’s near</w:t>
+        <w:t xml:space="preserve">Across all models tested, Linear Regression delivered the strongest performance, achieving the lowest </w:t>
+      </w:r>
+      <w:proofErr w:type="gramStart"/>
+      <w:r>
+        <w:rPr>
+          <w:rFonts w:ascii="Times New Roman" w:eastAsia="Times New Roman" w:hAnsi="Times New Roman"/>
+          <w:sz w:val="24"/>
+          <w:szCs w:val="24"/>
+        </w:rPr>
+        <w:t>RMSE(</w:t>
+      </w:r>
+      <w:proofErr w:type="gramEnd"/>
+      <w:r>
+        <w:rPr>
+          <w:rFonts w:ascii="Times New Roman" w:eastAsia="Times New Roman" w:hAnsi="Times New Roman"/>
+          <w:sz w:val="24"/>
+          <w:szCs w:val="24"/>
+        </w:rPr>
+        <w:t xml:space="preserve">log) and RMSE on the original scale, indicating that the relationship between predictors and assault rates is predominantly linear and stable. Regularised models (Ridge and Lasso) showed slightly higher error and progressively smaller </w:t>
+      </w:r>
+      <w:proofErr w:type="spellStart"/>
+      <w:r>
+        <w:rPr>
+          <w:rFonts w:ascii="Times New Roman" w:eastAsia="Times New Roman" w:hAnsi="Times New Roman"/>
+          <w:sz w:val="24"/>
+          <w:szCs w:val="24"/>
+        </w:rPr>
+        <w:t>alcohol_per_capita</w:t>
+      </w:r>
+      <w:proofErr w:type="spellEnd"/>
+      <w:r>
+        <w:rPr>
+          <w:rFonts w:ascii="Times New Roman" w:eastAsia="Times New Roman" w:hAnsi="Times New Roman"/>
+          <w:sz w:val="24"/>
+          <w:szCs w:val="24"/>
+        </w:rPr>
+        <w:t xml:space="preserve"> coefficients, suggesting that this variable contributes only modestly once collinearity is controlled. Lasso’s near</w:t>
       </w:r>
       <w:r>
         <w:rPr>
@@ -16841,7 +18182,25 @@
           <w:szCs w:val="24"/>
         </w:rPr>
         <w:noBreakHyphen/>
-        <w:t>zero coefficient further implies that alcohol supply is a weak predictor relative to other socioeconomic factors. XGBoost performed worse than the linear models, reinforcing that the dataset does not contain strong nonlinear interactions for tree</w:t>
+        <w:t xml:space="preserve">zero coefficient further implies that alcohol supply is a weak predictor relative to other socioeconomic factors. </w:t>
+      </w:r>
+      <w:proofErr w:type="spellStart"/>
+      <w:r>
+        <w:rPr>
+          <w:rFonts w:ascii="Times New Roman" w:eastAsia="Times New Roman" w:hAnsi="Times New Roman"/>
+          <w:sz w:val="24"/>
+          <w:szCs w:val="24"/>
+        </w:rPr>
+        <w:t>XGBoost</w:t>
+      </w:r>
+      <w:proofErr w:type="spellEnd"/>
+      <w:r>
+        <w:rPr>
+          <w:rFonts w:ascii="Times New Roman" w:eastAsia="Times New Roman" w:hAnsi="Times New Roman"/>
+          <w:sz w:val="24"/>
+          <w:szCs w:val="24"/>
+        </w:rPr>
+        <w:t xml:space="preserve"> performed worse than the linear models, reinforcing that the dataset does not contain strong nonlinear interactions for tree</w:t>
       </w:r>
       <w:r>
         <w:rPr>
@@ -16852,6 +18211,7 @@
         <w:noBreakHyphen/>
         <w:t xml:space="preserve">based methods to exploit. Overall, </w:t>
       </w:r>
+      <w:proofErr w:type="spellStart"/>
       <w:r>
         <w:rPr>
           <w:rFonts w:ascii="Times New Roman" w:eastAsia="Times New Roman" w:hAnsi="Times New Roman"/>
@@ -16859,7 +18219,16 @@
           <w:szCs w:val="24"/>
         </w:rPr>
         <w:lastRenderedPageBreak/>
-        <w:t xml:space="preserve">alcohol_per_capita exhibits a consistent but small positive association with assault rates, and simpler linear models remain the most appropriate for this modelling </w:t>
+        <w:t>alcohol_per_capita</w:t>
+      </w:r>
+      <w:proofErr w:type="spellEnd"/>
+      <w:r>
+        <w:rPr>
+          <w:rFonts w:ascii="Times New Roman" w:eastAsia="Times New Roman" w:hAnsi="Times New Roman"/>
+          <w:sz w:val="24"/>
+          <w:szCs w:val="24"/>
+        </w:rPr>
+        <w:t xml:space="preserve"> exhibits a consistent but small positive association with assault rates, and simpler linear models remain the most appropriate for this modelling </w:t>
       </w:r>
       <w:r>
         <w:rPr>
@@ -16956,6 +18325,7 @@
           <w:lang w:val="en-AU"/>
         </w:rPr>
       </w:pPr>
+      <w:bookmarkStart w:id="20" w:name="OLE_LINK7"/>
       <w:r>
         <w:rPr>
           <w:rFonts w:ascii="Times New Roman" w:eastAsia="Times New Roman" w:hAnsi="Times New Roman" w:cs="Times New Roman"/>
@@ -16969,21 +18339,422 @@
         <w:t>Implementation progress</w:t>
       </w:r>
     </w:p>
+    <w:bookmarkEnd w:id="20"/>
     <w:p>
       <w:pPr>
-        <w:spacing w:before="120" w:after="120" w:line="276" w:lineRule="auto"/>
-        <w:jc w:val="both"/>
-        <w:outlineLvl w:val="2"/>
-        <w:rPr>
-          <w:rFonts w:ascii="Times New Roman" w:eastAsia="Times New Roman" w:hAnsi="Times New Roman"/>
-          <w:b/>
-          <w:bCs/>
-          <w:sz w:val="24"/>
-          <w:szCs w:val="24"/>
-          <w:highlight w:val="yellow"/>
-          <w:lang w:val="vi-VN"/>
-        </w:rPr>
-      </w:pPr>
+        <w:spacing w:before="100" w:beforeAutospacing="1" w:after="100" w:afterAutospacing="1"/>
+        <w:rPr>
+          <w:rFonts w:ascii="Times New Roman" w:eastAsia="Times New Roman" w:hAnsi="Times New Roman"/>
+          <w:sz w:val="24"/>
+          <w:szCs w:val="24"/>
+          <w:lang w:val="en-US" w:eastAsia="en-US"/>
+        </w:rPr>
+      </w:pPr>
+      <w:r>
+        <w:rPr>
+          <w:rFonts w:ascii="Times New Roman" w:eastAsia="Times New Roman" w:hAnsi="Times New Roman"/>
+          <w:sz w:val="24"/>
+          <w:szCs w:val="24"/>
+          <w:lang w:val="en-US" w:eastAsia="en-US"/>
+        </w:rPr>
+        <w:t>Since Assessment 1, progress has been made across five of the eight pipeline stages in Table 2:</w:t>
+      </w:r>
+    </w:p>
+    <w:p>
+      <w:pPr>
+        <w:numPr>
+          <w:ilvl w:val="0"/>
+          <w:numId w:val="49"/>
+        </w:numPr>
+        <w:spacing w:before="100" w:beforeAutospacing="1" w:after="100" w:afterAutospacing="1"/>
+        <w:rPr>
+          <w:rFonts w:ascii="Times New Roman" w:eastAsia="Times New Roman" w:hAnsi="Times New Roman"/>
+          <w:sz w:val="24"/>
+          <w:szCs w:val="24"/>
+          <w:lang w:val="en-US" w:eastAsia="en-US"/>
+        </w:rPr>
+      </w:pPr>
+      <w:r>
+        <w:rPr>
+          <w:rFonts w:ascii="Times New Roman" w:eastAsia="Times New Roman" w:hAnsi="Times New Roman"/>
+          <w:sz w:val="24"/>
+          <w:szCs w:val="24"/>
+          <w:lang w:val="en-US" w:eastAsia="en-US"/>
+        </w:rPr>
+        <w:t>Ingest &amp; Data Store (</w:t>
+      </w:r>
+      <w:proofErr w:type="gramStart"/>
+      <w:r>
+        <w:rPr>
+          <w:rFonts w:ascii="Times New Roman" w:eastAsia="Times New Roman" w:hAnsi="Times New Roman"/>
+          <w:sz w:val="24"/>
+          <w:szCs w:val="24"/>
+          <w:lang w:val="en-US" w:eastAsia="en-US"/>
+        </w:rPr>
+        <w:t>Will) —</w:t>
+      </w:r>
+      <w:proofErr w:type="gramEnd"/>
+      <w:r>
+        <w:rPr>
+          <w:rFonts w:ascii="Times New Roman" w:eastAsia="Times New Roman" w:hAnsi="Times New Roman"/>
+          <w:sz w:val="24"/>
+          <w:szCs w:val="24"/>
+          <w:lang w:val="en-US" w:eastAsia="en-US"/>
+        </w:rPr>
+        <w:t xml:space="preserve"> </w:t>
+      </w:r>
+      <w:r>
+        <w:rPr>
+          <w:rFonts w:ascii="Times New Roman" w:eastAsia="Times New Roman" w:hAnsi="Times New Roman"/>
+          <w:i/>
+          <w:iCs/>
+          <w:sz w:val="24"/>
+          <w:szCs w:val="24"/>
+          <w:lang w:val="en-US" w:eastAsia="en-US"/>
+        </w:rPr>
+        <w:t>Complete.</w:t>
+      </w:r>
+      <w:r>
+        <w:rPr>
+          <w:rFonts w:ascii="Times New Roman" w:eastAsia="Times New Roman" w:hAnsi="Times New Roman"/>
+          <w:sz w:val="24"/>
+          <w:szCs w:val="24"/>
+          <w:lang w:val="en-US" w:eastAsia="en-US"/>
+        </w:rPr>
+        <w:t xml:space="preserve"> Six raw datasets ingested with validation and provenance tracking (Section 3.1).</w:t>
+      </w:r>
+    </w:p>
+    <w:p>
+      <w:pPr>
+        <w:numPr>
+          <w:ilvl w:val="0"/>
+          <w:numId w:val="49"/>
+        </w:numPr>
+        <w:spacing w:before="100" w:beforeAutospacing="1" w:after="100" w:afterAutospacing="1"/>
+        <w:rPr>
+          <w:rFonts w:ascii="Times New Roman" w:eastAsia="Times New Roman" w:hAnsi="Times New Roman"/>
+          <w:sz w:val="24"/>
+          <w:szCs w:val="24"/>
+          <w:lang w:val="en-US" w:eastAsia="en-US"/>
+        </w:rPr>
+      </w:pPr>
+      <w:r>
+        <w:rPr>
+          <w:rFonts w:ascii="Times New Roman" w:eastAsia="Times New Roman" w:hAnsi="Times New Roman"/>
+          <w:sz w:val="24"/>
+          <w:szCs w:val="24"/>
+          <w:lang w:val="en-US" w:eastAsia="en-US"/>
+        </w:rPr>
+        <w:t>Data Processing (</w:t>
+      </w:r>
+      <w:proofErr w:type="gramStart"/>
+      <w:r>
+        <w:rPr>
+          <w:rFonts w:ascii="Times New Roman" w:eastAsia="Times New Roman" w:hAnsi="Times New Roman"/>
+          <w:sz w:val="24"/>
+          <w:szCs w:val="24"/>
+          <w:lang w:val="en-US" w:eastAsia="en-US"/>
+        </w:rPr>
+        <w:t>Emma) —</w:t>
+      </w:r>
+      <w:proofErr w:type="gramEnd"/>
+      <w:r>
+        <w:rPr>
+          <w:rFonts w:ascii="Times New Roman" w:eastAsia="Times New Roman" w:hAnsi="Times New Roman"/>
+          <w:sz w:val="24"/>
+          <w:szCs w:val="24"/>
+          <w:lang w:val="en-US" w:eastAsia="en-US"/>
+        </w:rPr>
+        <w:t xml:space="preserve"> </w:t>
+      </w:r>
+      <w:r>
+        <w:rPr>
+          <w:rFonts w:ascii="Times New Roman" w:eastAsia="Times New Roman" w:hAnsi="Times New Roman"/>
+          <w:i/>
+          <w:iCs/>
+          <w:sz w:val="24"/>
+          <w:szCs w:val="24"/>
+          <w:lang w:val="en-US" w:eastAsia="en-US"/>
+        </w:rPr>
+        <w:t>Complete.</w:t>
+      </w:r>
+      <w:r>
+        <w:rPr>
+          <w:rFonts w:ascii="Times New Roman" w:eastAsia="Times New Roman" w:hAnsi="Times New Roman"/>
+          <w:sz w:val="24"/>
+          <w:szCs w:val="24"/>
+          <w:lang w:val="en-US" w:eastAsia="en-US"/>
+        </w:rPr>
+        <w:t xml:space="preserve"> Datasets cleaned, region-matched, and merged into a single analysis-ready panel (Section 3.2).</w:t>
+      </w:r>
+    </w:p>
+    <w:p>
+      <w:pPr>
+        <w:numPr>
+          <w:ilvl w:val="0"/>
+          <w:numId w:val="49"/>
+        </w:numPr>
+        <w:spacing w:before="100" w:beforeAutospacing="1" w:after="100" w:afterAutospacing="1"/>
+        <w:rPr>
+          <w:rFonts w:ascii="Times New Roman" w:eastAsia="Times New Roman" w:hAnsi="Times New Roman"/>
+          <w:sz w:val="24"/>
+          <w:szCs w:val="24"/>
+          <w:lang w:val="en-US" w:eastAsia="en-US"/>
+        </w:rPr>
+      </w:pPr>
+      <w:r>
+        <w:rPr>
+          <w:rFonts w:ascii="Times New Roman" w:eastAsia="Times New Roman" w:hAnsi="Times New Roman"/>
+          <w:sz w:val="24"/>
+          <w:szCs w:val="24"/>
+          <w:lang w:val="en-US" w:eastAsia="en-US"/>
+        </w:rPr>
+        <w:t>Data Engineering (Will/</w:t>
+      </w:r>
+      <w:proofErr w:type="gramStart"/>
+      <w:r>
+        <w:rPr>
+          <w:rFonts w:ascii="Times New Roman" w:eastAsia="Times New Roman" w:hAnsi="Times New Roman"/>
+          <w:sz w:val="24"/>
+          <w:szCs w:val="24"/>
+          <w:lang w:val="en-US" w:eastAsia="en-US"/>
+        </w:rPr>
+        <w:t>Emma) —</w:t>
+      </w:r>
+      <w:proofErr w:type="gramEnd"/>
+      <w:r>
+        <w:rPr>
+          <w:rFonts w:ascii="Times New Roman" w:eastAsia="Times New Roman" w:hAnsi="Times New Roman"/>
+          <w:sz w:val="24"/>
+          <w:szCs w:val="24"/>
+          <w:lang w:val="en-US" w:eastAsia="en-US"/>
+        </w:rPr>
+        <w:t xml:space="preserve"> </w:t>
+      </w:r>
+      <w:r>
+        <w:rPr>
+          <w:rFonts w:ascii="Times New Roman" w:eastAsia="Times New Roman" w:hAnsi="Times New Roman"/>
+          <w:i/>
+          <w:iCs/>
+          <w:sz w:val="24"/>
+          <w:szCs w:val="24"/>
+          <w:lang w:val="en-US" w:eastAsia="en-US"/>
+        </w:rPr>
+        <w:t>Complete.</w:t>
+      </w:r>
+      <w:r>
+        <w:rPr>
+          <w:rFonts w:ascii="Times New Roman" w:eastAsia="Times New Roman" w:hAnsi="Times New Roman"/>
+          <w:sz w:val="24"/>
+          <w:szCs w:val="24"/>
+          <w:lang w:val="en-US" w:eastAsia="en-US"/>
+        </w:rPr>
+        <w:t xml:space="preserve"> Per-capita </w:t>
+      </w:r>
+      <w:proofErr w:type="spellStart"/>
+      <w:r>
+        <w:rPr>
+          <w:rFonts w:ascii="Times New Roman" w:eastAsia="Times New Roman" w:hAnsi="Times New Roman"/>
+          <w:sz w:val="24"/>
+          <w:szCs w:val="24"/>
+          <w:lang w:val="en-US" w:eastAsia="en-US"/>
+        </w:rPr>
+        <w:t>normalisation</w:t>
+      </w:r>
+      <w:proofErr w:type="spellEnd"/>
+      <w:r>
+        <w:rPr>
+          <w:rFonts w:ascii="Times New Roman" w:eastAsia="Times New Roman" w:hAnsi="Times New Roman"/>
+          <w:sz w:val="24"/>
+          <w:szCs w:val="24"/>
+          <w:lang w:val="en-US" w:eastAsia="en-US"/>
+        </w:rPr>
+        <w:t>, cyclical/lagged features, temporal train/test split (Section 3.3).</w:t>
+      </w:r>
+    </w:p>
+    <w:p>
+      <w:pPr>
+        <w:numPr>
+          <w:ilvl w:val="0"/>
+          <w:numId w:val="49"/>
+        </w:numPr>
+        <w:spacing w:before="100" w:beforeAutospacing="1" w:after="100" w:afterAutospacing="1"/>
+        <w:rPr>
+          <w:rFonts w:ascii="Times New Roman" w:eastAsia="Times New Roman" w:hAnsi="Times New Roman"/>
+          <w:sz w:val="24"/>
+          <w:szCs w:val="24"/>
+          <w:lang w:val="en-US" w:eastAsia="en-US"/>
+        </w:rPr>
+      </w:pPr>
+      <w:r>
+        <w:rPr>
+          <w:rFonts w:ascii="Times New Roman" w:eastAsia="Times New Roman" w:hAnsi="Times New Roman"/>
+          <w:sz w:val="24"/>
+          <w:szCs w:val="24"/>
+          <w:lang w:val="en-US" w:eastAsia="en-US"/>
+        </w:rPr>
+        <w:t>Analytics/ML (</w:t>
+      </w:r>
+      <w:proofErr w:type="gramStart"/>
+      <w:r>
+        <w:rPr>
+          <w:rFonts w:ascii="Times New Roman" w:eastAsia="Times New Roman" w:hAnsi="Times New Roman"/>
+          <w:sz w:val="24"/>
+          <w:szCs w:val="24"/>
+          <w:lang w:val="en-US" w:eastAsia="en-US"/>
+        </w:rPr>
+        <w:t>Hendrick) —</w:t>
+      </w:r>
+      <w:proofErr w:type="gramEnd"/>
+      <w:r>
+        <w:rPr>
+          <w:rFonts w:ascii="Times New Roman" w:eastAsia="Times New Roman" w:hAnsi="Times New Roman"/>
+          <w:sz w:val="24"/>
+          <w:szCs w:val="24"/>
+          <w:lang w:val="en-US" w:eastAsia="en-US"/>
+        </w:rPr>
+        <w:t xml:space="preserve"> </w:t>
+      </w:r>
+      <w:r>
+        <w:rPr>
+          <w:rFonts w:ascii="Times New Roman" w:eastAsia="Times New Roman" w:hAnsi="Times New Roman"/>
+          <w:i/>
+          <w:iCs/>
+          <w:sz w:val="24"/>
+          <w:szCs w:val="24"/>
+          <w:lang w:val="en-US" w:eastAsia="en-US"/>
+        </w:rPr>
+        <w:t>In progress.</w:t>
+      </w:r>
+      <w:r>
+        <w:rPr>
+          <w:rFonts w:ascii="Times New Roman" w:eastAsia="Times New Roman" w:hAnsi="Times New Roman"/>
+          <w:sz w:val="24"/>
+          <w:szCs w:val="24"/>
+          <w:lang w:val="en-US" w:eastAsia="en-US"/>
+        </w:rPr>
+        <w:t xml:space="preserve"> Baseline pipeline covers EDA, PCA, feature-variant selection, multicollinearity screening, and four candidate models. A second, independent module (</w:t>
+      </w:r>
+      <w:r>
+        <w:rPr>
+          <w:rFonts w:ascii="Courier New" w:eastAsia="Times New Roman" w:hAnsi="Courier New" w:cs="Courier New"/>
+          <w:lang w:val="en-US" w:eastAsia="en-US"/>
+        </w:rPr>
+        <w:t>evaluation.py</w:t>
+      </w:r>
+      <w:r>
+        <w:rPr>
+          <w:rFonts w:ascii="Times New Roman" w:eastAsia="Times New Roman" w:hAnsi="Times New Roman"/>
+          <w:sz w:val="24"/>
+          <w:szCs w:val="24"/>
+          <w:lang w:val="en-US" w:eastAsia="en-US"/>
+        </w:rPr>
+        <w:t xml:space="preserve">) adds naive baselines, leakage-free feature selection, rolling-origin </w:t>
+      </w:r>
+      <w:proofErr w:type="spellStart"/>
+      <w:r>
+        <w:rPr>
+          <w:rFonts w:ascii="Times New Roman" w:eastAsia="Times New Roman" w:hAnsi="Times New Roman"/>
+          <w:sz w:val="24"/>
+          <w:szCs w:val="24"/>
+          <w:lang w:val="en-US" w:eastAsia="en-US"/>
+        </w:rPr>
+        <w:t>backtesting</w:t>
+      </w:r>
+      <w:proofErr w:type="spellEnd"/>
+      <w:r>
+        <w:rPr>
+          <w:rFonts w:ascii="Times New Roman" w:eastAsia="Times New Roman" w:hAnsi="Times New Roman"/>
+          <w:sz w:val="24"/>
+          <w:szCs w:val="24"/>
+          <w:lang w:val="en-US" w:eastAsia="en-US"/>
+        </w:rPr>
+        <w:t xml:space="preserve">, and empirical prediction intervals, responding directly to the Assessment 1 feedback on validation </w:t>
+      </w:r>
+      <w:proofErr w:type="spellStart"/>
+      <w:r>
+        <w:rPr>
+          <w:rFonts w:ascii="Times New Roman" w:eastAsia="Times New Roman" w:hAnsi="Times New Roman"/>
+          <w:sz w:val="24"/>
+          <w:szCs w:val="24"/>
+          <w:lang w:val="en-US" w:eastAsia="en-US"/>
+        </w:rPr>
+        <w:t>rigour</w:t>
+      </w:r>
+      <w:proofErr w:type="spellEnd"/>
+      <w:r>
+        <w:rPr>
+          <w:rFonts w:ascii="Times New Roman" w:eastAsia="Times New Roman" w:hAnsi="Times New Roman"/>
+          <w:sz w:val="24"/>
+          <w:szCs w:val="24"/>
+          <w:lang w:val="en-US" w:eastAsia="en-US"/>
+        </w:rPr>
+        <w:t xml:space="preserve"> (Section 4, Hendrick).</w:t>
+      </w:r>
+    </w:p>
+    <w:p>
+      <w:pPr>
+        <w:numPr>
+          <w:ilvl w:val="0"/>
+          <w:numId w:val="49"/>
+        </w:numPr>
+        <w:spacing w:before="100" w:beforeAutospacing="1" w:after="100" w:afterAutospacing="1"/>
+        <w:rPr>
+          <w:rFonts w:ascii="Times New Roman" w:eastAsia="Times New Roman" w:hAnsi="Times New Roman"/>
+          <w:sz w:val="24"/>
+          <w:szCs w:val="24"/>
+          <w:lang w:val="en-US" w:eastAsia="en-US"/>
+        </w:rPr>
+      </w:pPr>
+      <w:r>
+        <w:rPr>
+          <w:rFonts w:ascii="Times New Roman" w:eastAsia="Times New Roman" w:hAnsi="Times New Roman"/>
+          <w:sz w:val="24"/>
+          <w:szCs w:val="24"/>
+          <w:lang w:val="en-US" w:eastAsia="en-US"/>
+        </w:rPr>
+        <w:t xml:space="preserve">Dashboard, Deploy, Monitor, Incremental-learning — </w:t>
+      </w:r>
+      <w:r>
+        <w:rPr>
+          <w:rFonts w:ascii="Times New Roman" w:eastAsia="Times New Roman" w:hAnsi="Times New Roman"/>
+          <w:i/>
+          <w:iCs/>
+          <w:sz w:val="24"/>
+          <w:szCs w:val="24"/>
+          <w:lang w:val="en-US" w:eastAsia="en-US"/>
+        </w:rPr>
+        <w:t>Not yet started.</w:t>
+      </w:r>
+      <w:r>
+        <w:rPr>
+          <w:rFonts w:ascii="Times New Roman" w:eastAsia="Times New Roman" w:hAnsi="Times New Roman"/>
+          <w:sz w:val="24"/>
+          <w:szCs w:val="24"/>
+          <w:lang w:val="en-US" w:eastAsia="en-US"/>
+        </w:rPr>
+        <w:t xml:space="preserve"> Scheduled for Weeks 7–8 (dashboard) and Week 10 (deployment/monitoring) per the workflow plan (Table 3).</w:t>
+      </w:r>
+    </w:p>
+    <w:p>
+      <w:pPr>
+        <w:spacing w:before="100" w:beforeAutospacing="1" w:after="100" w:afterAutospacing="1"/>
+        <w:rPr>
+          <w:rFonts w:ascii="Times New Roman" w:eastAsia="Times New Roman" w:hAnsi="Times New Roman"/>
+          <w:sz w:val="24"/>
+          <w:szCs w:val="24"/>
+          <w:lang w:val="en-US" w:eastAsia="en-US"/>
+        </w:rPr>
+      </w:pPr>
+      <w:r>
+        <w:rPr>
+          <w:rFonts w:ascii="Times New Roman" w:eastAsia="Times New Roman" w:hAnsi="Times New Roman"/>
+          <w:sz w:val="24"/>
+          <w:szCs w:val="24"/>
+          <w:lang w:val="en-US" w:eastAsia="en-US"/>
+        </w:rPr>
+        <w:t>The updated workflow table below records progress against each week's planned deliverable at the time of this submission.</w:t>
+      </w:r>
     </w:p>
     <w:p>
       <w:pPr>
@@ -17226,6 +18997,7 @@
                 <w:szCs w:val="24"/>
                 <w:lang w:val="en-AU"/>
               </w:rPr>
+              <w:lastRenderedPageBreak/>
               <w:t>Week</w:t>
             </w:r>
           </w:p>
@@ -17452,7 +19224,27 @@
                 <w:szCs w:val="24"/>
                 <w:lang w:val="en-AU"/>
               </w:rPr>
-              <w:t>GitHub repository with README; Streamlit account set up; draft problem statement</w:t>
+              <w:t xml:space="preserve">GitHub repository with README; </w:t>
+            </w:r>
+            <w:proofErr w:type="spellStart"/>
+            <w:r>
+              <w:rPr>
+                <w:rFonts w:ascii="Times New Roman" w:eastAsia="Times New Roman" w:hAnsi="Times New Roman" w:cs="Times New Roman"/>
+                <w:sz w:val="24"/>
+                <w:szCs w:val="24"/>
+                <w:lang w:val="en-AU"/>
+              </w:rPr>
+              <w:t>Streamlit</w:t>
+            </w:r>
+            <w:proofErr w:type="spellEnd"/>
+            <w:r>
+              <w:rPr>
+                <w:rFonts w:ascii="Times New Roman" w:eastAsia="Times New Roman" w:hAnsi="Times New Roman" w:cs="Times New Roman"/>
+                <w:sz w:val="24"/>
+                <w:szCs w:val="24"/>
+                <w:lang w:val="en-AU"/>
+              </w:rPr>
+              <w:t xml:space="preserve"> account set up; draft problem statement</w:t>
             </w:r>
           </w:p>
         </w:tc>
@@ -17599,7 +19391,27 @@
                 <w:szCs w:val="24"/>
                 <w:lang w:val="en-AU"/>
               </w:rPr>
-              <w:t>Architecture diagram; project management board populated; confirmed data sources</w:t>
+              <w:t xml:space="preserve">Architecture </w:t>
+            </w:r>
+            <w:proofErr w:type="gramStart"/>
+            <w:r>
+              <w:rPr>
+                <w:rFonts w:ascii="Times New Roman" w:eastAsia="Times New Roman" w:hAnsi="Times New Roman" w:cs="Times New Roman"/>
+                <w:sz w:val="24"/>
+                <w:szCs w:val="24"/>
+                <w:lang w:val="en-AU"/>
+              </w:rPr>
+              <w:t>diagram;</w:t>
+            </w:r>
+            <w:proofErr w:type="gramEnd"/>
+            <w:r>
+              <w:rPr>
+                <w:rFonts w:ascii="Times New Roman" w:eastAsia="Times New Roman" w:hAnsi="Times New Roman" w:cs="Times New Roman"/>
+                <w:sz w:val="24"/>
+                <w:szCs w:val="24"/>
+                <w:lang w:val="en-AU"/>
+              </w:rPr>
+              <w:t xml:space="preserve"> project management board populated; confirmed data sources</w:t>
             </w:r>
           </w:p>
         </w:tc>
@@ -17860,7 +19672,6 @@
                 <w:szCs w:val="24"/>
                 <w:lang w:val="en-AU"/>
               </w:rPr>
-              <w:lastRenderedPageBreak/>
               <w:t>4</w:t>
             </w:r>
           </w:p>
@@ -18536,6 +20347,7 @@
                 <w:szCs w:val="24"/>
                 <w:lang w:val="en-AU"/>
               </w:rPr>
+              <w:lastRenderedPageBreak/>
               <w:t>8</w:t>
             </w:r>
           </w:p>
@@ -18888,7 +20700,47 @@
                 <w:szCs w:val="24"/>
                 <w:lang w:val="en-AU"/>
               </w:rPr>
-              <w:t>Incorporate feedback; finalise dashboard;  deploy to Streamlit Community Cloud; implement monitoring and retraining logic</w:t>
+              <w:t xml:space="preserve">Incorporate feedback; finalise </w:t>
+            </w:r>
+            <w:proofErr w:type="gramStart"/>
+            <w:r>
+              <w:rPr>
+                <w:rFonts w:ascii="Times New Roman" w:eastAsia="Times New Roman" w:hAnsi="Times New Roman" w:cs="Times New Roman"/>
+                <w:sz w:val="24"/>
+                <w:szCs w:val="24"/>
+                <w:lang w:val="en-AU"/>
+              </w:rPr>
+              <w:t>dashboard;  deploy</w:t>
+            </w:r>
+            <w:proofErr w:type="gramEnd"/>
+            <w:r>
+              <w:rPr>
+                <w:rFonts w:ascii="Times New Roman" w:eastAsia="Times New Roman" w:hAnsi="Times New Roman" w:cs="Times New Roman"/>
+                <w:sz w:val="24"/>
+                <w:szCs w:val="24"/>
+                <w:lang w:val="en-AU"/>
+              </w:rPr>
+              <w:t xml:space="preserve"> to </w:t>
+            </w:r>
+            <w:proofErr w:type="spellStart"/>
+            <w:r>
+              <w:rPr>
+                <w:rFonts w:ascii="Times New Roman" w:eastAsia="Times New Roman" w:hAnsi="Times New Roman" w:cs="Times New Roman"/>
+                <w:sz w:val="24"/>
+                <w:szCs w:val="24"/>
+                <w:lang w:val="en-AU"/>
+              </w:rPr>
+              <w:t>Streamlit</w:t>
+            </w:r>
+            <w:proofErr w:type="spellEnd"/>
+            <w:r>
+              <w:rPr>
+                <w:rFonts w:ascii="Times New Roman" w:eastAsia="Times New Roman" w:hAnsi="Times New Roman" w:cs="Times New Roman"/>
+                <w:sz w:val="24"/>
+                <w:szCs w:val="24"/>
+                <w:lang w:val="en-AU"/>
+              </w:rPr>
+              <w:t xml:space="preserve"> Community Cloud; implement monitoring and retraining logic</w:t>
             </w:r>
           </w:p>
         </w:tc>
@@ -18917,7 +20769,27 @@
                 <w:szCs w:val="24"/>
                 <w:lang w:val="en-AU"/>
               </w:rPr>
-              <w:t>Deployed dashboard; monitoring stage implemented</w:t>
+              <w:t xml:space="preserve">Deployed </w:t>
+            </w:r>
+            <w:proofErr w:type="gramStart"/>
+            <w:r>
+              <w:rPr>
+                <w:rFonts w:ascii="Times New Roman" w:eastAsia="Times New Roman" w:hAnsi="Times New Roman" w:cs="Times New Roman"/>
+                <w:sz w:val="24"/>
+                <w:szCs w:val="24"/>
+                <w:lang w:val="en-AU"/>
+              </w:rPr>
+              <w:t>dashboard;</w:t>
+            </w:r>
+            <w:proofErr w:type="gramEnd"/>
+            <w:r>
+              <w:rPr>
+                <w:rFonts w:ascii="Times New Roman" w:eastAsia="Times New Roman" w:hAnsi="Times New Roman" w:cs="Times New Roman"/>
+                <w:sz w:val="24"/>
+                <w:szCs w:val="24"/>
+                <w:lang w:val="en-AU"/>
+              </w:rPr>
+              <w:t xml:space="preserve"> monitoring stage implemented</w:t>
             </w:r>
           </w:p>
         </w:tc>
@@ -19021,7 +20893,6 @@
                 <w:szCs w:val="24"/>
                 <w:lang w:val="en-AU"/>
               </w:rPr>
-              <w:lastRenderedPageBreak/>
               <w:t>11</w:t>
             </w:r>
           </w:p>
@@ -19373,7 +21244,21 @@
         <w:rPr>
           <w:rStyle w:val="normaltextrun"/>
         </w:rPr>
-        <w:t>Potential risks, including data quality issues, ethical concerns, and technical challenges, will be continuously monitored throughout the project. Mitigation strategies such as data validation procedures, adherence to ethical guidelines, and regular system testing will be implemented to minimise their impact. Risks will be reviewed periodically, and corrective actions will be taken promptly to ensure project objectives are achieved successfully.</w:t>
+        <w:t>Potential risks, including data quality issues, ethical concerns, and technical challenges, will be continuously monitored throughout the project. Mitigation strategies such as data validation procedures, adherence to ethical guidelines, and regular system testing will be implemented to </w:t>
+      </w:r>
+      <w:proofErr w:type="spellStart"/>
+      <w:r>
+        <w:rPr>
+          <w:rStyle w:val="normaltextrun"/>
+        </w:rPr>
+        <w:t>minimise</w:t>
+      </w:r>
+      <w:proofErr w:type="spellEnd"/>
+      <w:r>
+        <w:rPr>
+          <w:rStyle w:val="normaltextrun"/>
+        </w:rPr>
+        <w:t> their impact. Risks will be reviewed periodically, and corrective actions will be taken promptly to ensure project objectives are achieved successfully.</w:t>
       </w:r>
     </w:p>
     <w:p>
@@ -19446,7 +21331,21 @@
         <w:rPr>
           <w:rStyle w:val="normaltextrun"/>
         </w:rPr>
-        <w:t>The project continues to respect Indigenous Data Sovereignty principles by recognising the rights of Indigenous communities to govern the collection, ownership, and use of data relating to their people and communities.</w:t>
+        <w:t>The project continues to respect Indigenous Data Sovereignty principles by </w:t>
+      </w:r>
+      <w:proofErr w:type="spellStart"/>
+      <w:r>
+        <w:rPr>
+          <w:rStyle w:val="normaltextrun"/>
+        </w:rPr>
+        <w:t>recognising</w:t>
+      </w:r>
+      <w:proofErr w:type="spellEnd"/>
+      <w:r>
+        <w:rPr>
+          <w:rStyle w:val="normaltextrun"/>
+        </w:rPr>
+        <w:t> the rights of Indigenous communities to govern the collection, ownership, and use of data relating to their people and communities.</w:t>
       </w:r>
     </w:p>
     <w:p>
@@ -19464,7 +21363,22 @@
         <w:rPr>
           <w:rStyle w:val="normaltextrun"/>
         </w:rPr>
-        <w:t>In addition, all predictive analytics activities seek to comply with ethical standards to minimise bias, promote transparency, and support fair decision-making. Forecasting</w:t>
+        <w:lastRenderedPageBreak/>
+        <w:t>In addition, all predictive analytics activities seek to comply with ethical standards to </w:t>
+      </w:r>
+      <w:proofErr w:type="spellStart"/>
+      <w:r>
+        <w:rPr>
+          <w:rStyle w:val="normaltextrun"/>
+        </w:rPr>
+        <w:t>minimise</w:t>
+      </w:r>
+      <w:proofErr w:type="spellEnd"/>
+      <w:r>
+        <w:rPr>
+          <w:rStyle w:val="normaltextrun"/>
+        </w:rPr>
+        <w:t> bias, promote transparency, and support fair decision-making. Forecasting</w:t>
       </w:r>
       <w:r>
         <w:rPr>
@@ -19582,7 +21496,25 @@
           <w:sz w:val="24"/>
           <w:szCs w:val="24"/>
         </w:rPr>
-        <w:t xml:space="preserve">he transition from PROMIS to SerPro in November 2023 and </w:t>
+        <w:t xml:space="preserve">he transition from PROMIS to </w:t>
+      </w:r>
+      <w:proofErr w:type="spellStart"/>
+      <w:r>
+        <w:rPr>
+          <w:rFonts w:ascii="Times New Roman" w:eastAsia="Times New Roman" w:hAnsi="Times New Roman"/>
+          <w:sz w:val="24"/>
+          <w:szCs w:val="24"/>
+        </w:rPr>
+        <w:t>SerPro</w:t>
+      </w:r>
+      <w:proofErr w:type="spellEnd"/>
+      <w:r>
+        <w:rPr>
+          <w:rFonts w:ascii="Times New Roman" w:eastAsia="Times New Roman" w:hAnsi="Times New Roman"/>
+          <w:sz w:val="24"/>
+          <w:szCs w:val="24"/>
+        </w:rPr>
+        <w:t xml:space="preserve"> in November 2023 and </w:t>
       </w:r>
       <w:r>
         <w:rPr>
@@ -19738,7 +21670,6 @@
           <w:sz w:val="24"/>
           <w:szCs w:val="24"/>
         </w:rPr>
-        <w:lastRenderedPageBreak/>
         <w:t>The third risk is limited</w:t>
       </w:r>
       <w:r>
@@ -19876,7 +21807,25 @@
           <w:sz w:val="24"/>
           <w:szCs w:val="24"/>
         </w:rPr>
-        <w:t>And the final risk is misuse or misinterpretation of the forecasts. If predictions are read as statements about particular communities, the system could cause harm rather than support safety. Small counts in low-population regions could also make incidents identifiable. Forecasts will therefore be shown only at region and month level, with uncertainty ranges, and small values will be suppressed.</w:t>
+        <w:t xml:space="preserve">And the final risk is misuse or misinterpretation of the forecasts. If predictions are read as statements about </w:t>
+      </w:r>
+      <w:proofErr w:type="gramStart"/>
+      <w:r>
+        <w:rPr>
+          <w:rFonts w:ascii="Times New Roman" w:eastAsia="Times New Roman" w:hAnsi="Times New Roman"/>
+          <w:sz w:val="24"/>
+          <w:szCs w:val="24"/>
+        </w:rPr>
+        <w:t>particular communities</w:t>
+      </w:r>
+      <w:proofErr w:type="gramEnd"/>
+      <w:r>
+        <w:rPr>
+          <w:rFonts w:ascii="Times New Roman" w:eastAsia="Times New Roman" w:hAnsi="Times New Roman"/>
+          <w:sz w:val="24"/>
+          <w:szCs w:val="24"/>
+        </w:rPr>
+        <w:t>, the system could cause harm rather than support safety. Small counts in low-population regions could also make incidents identifiable. Forecasts will therefore be shown only at region and month level, with uncertainty ranges, and small values will be suppressed.</w:t>
       </w:r>
     </w:p>
     <w:p>
@@ -20072,6 +22021,7 @@
           <w:sz w:val="24"/>
           <w:szCs w:val="24"/>
         </w:rPr>
+        <w:lastRenderedPageBreak/>
         <w:t>Responsible use</w:t>
       </w:r>
     </w:p>
@@ -20208,6 +22158,8 @@
           <w:lang w:val="vi-VN"/>
         </w:rPr>
       </w:pPr>
+      <w:bookmarkStart w:id="21" w:name="OLE_LINK8"/>
+      <w:proofErr w:type="spellStart"/>
       <w:r>
         <w:rPr>
           <w:b/>
@@ -20215,7 +22167,17 @@
           <w:highlight w:val="yellow"/>
           <w:lang w:val="vi-VN"/>
         </w:rPr>
-        <w:t xml:space="preserve">Evaluation </w:t>
+        <w:t>Evaluation</w:t>
+      </w:r>
+      <w:proofErr w:type="spellEnd"/>
+      <w:r>
+        <w:rPr>
+          <w:b/>
+          <w:bCs/>
+          <w:highlight w:val="yellow"/>
+          <w:lang w:val="vi-VN"/>
+        </w:rPr>
+        <w:t xml:space="preserve"> </w:t>
       </w:r>
       <w:r>
         <w:rPr>
@@ -20252,10 +22214,10 @@
           <w:highlight w:val="yellow"/>
           <w:lang w:val="en-AU"/>
         </w:rPr>
-        <w:lastRenderedPageBreak/>
         <w:t>Any other relevant technical developments</w:t>
       </w:r>
     </w:p>
+    <w:bookmarkEnd w:id="21"/>
     <w:p>
       <w:pPr>
         <w:spacing w:before="120" w:line="276" w:lineRule="auto"/>
@@ -20464,7 +22426,43 @@
           <w:sz w:val="24"/>
           <w:szCs w:val="24"/>
         </w:rPr>
-        <w:t xml:space="preserve">Carroll, S. R., Garba, I., Figueroa-Rodríguez, O. L., Holbrook, J., Lovett, R., Materechera, S., Parsons, M., Raseroka, K., Rodriguez-Lonebear, D., Rowe, R., Sara, R., Walker, J. D., Anderson, J., &amp; Hudson, M. (2020). The CARE Principles for Indigenous Data Governance. Data Science Journal, 19(1), 1–12. </w:t>
+        <w:t xml:space="preserve">Carroll, S. R., Garba, I., Figueroa-Rodríguez, O. L., Holbrook, J., Lovett, R., </w:t>
+      </w:r>
+      <w:proofErr w:type="spellStart"/>
+      <w:r>
+        <w:rPr>
+          <w:rFonts w:ascii="Times New Roman" w:eastAsia="Times New Roman" w:hAnsi="Times New Roman"/>
+          <w:sz w:val="24"/>
+          <w:szCs w:val="24"/>
+        </w:rPr>
+        <w:t>Materechera</w:t>
+      </w:r>
+      <w:proofErr w:type="spellEnd"/>
+      <w:r>
+        <w:rPr>
+          <w:rFonts w:ascii="Times New Roman" w:eastAsia="Times New Roman" w:hAnsi="Times New Roman"/>
+          <w:sz w:val="24"/>
+          <w:szCs w:val="24"/>
+        </w:rPr>
+        <w:t xml:space="preserve">, S., Parsons, M., </w:t>
+      </w:r>
+      <w:proofErr w:type="spellStart"/>
+      <w:r>
+        <w:rPr>
+          <w:rFonts w:ascii="Times New Roman" w:eastAsia="Times New Roman" w:hAnsi="Times New Roman"/>
+          <w:sz w:val="24"/>
+          <w:szCs w:val="24"/>
+        </w:rPr>
+        <w:t>Raseroka</w:t>
+      </w:r>
+      <w:proofErr w:type="spellEnd"/>
+      <w:r>
+        <w:rPr>
+          <w:rFonts w:ascii="Times New Roman" w:eastAsia="Times New Roman" w:hAnsi="Times New Roman"/>
+          <w:sz w:val="24"/>
+          <w:szCs w:val="24"/>
+        </w:rPr>
+        <w:t xml:space="preserve">, K., Rodriguez-Lonebear, D., Rowe, R., Sara, R., Walker, J. D., Anderson, J., &amp; Hudson, M. (2020). The CARE Principles for Indigenous Data Governance. Data Science Journal, 19(1), 1–12. </w:t>
       </w:r>
       <w:hyperlink r:id="rId42">
         <w:r>
@@ -20547,7 +22545,25 @@
           <w:sz w:val="24"/>
           <w:szCs w:val="24"/>
         </w:rPr>
-        <w:t>NT crime statistics march 2026 - NTG open data portal</w:t>
+        <w:t xml:space="preserve">NT crime </w:t>
+      </w:r>
+      <w:proofErr w:type="gramStart"/>
+      <w:r>
+        <w:rPr>
+          <w:rFonts w:ascii="Times New Roman" w:eastAsia="Times New Roman" w:hAnsi="Times New Roman"/>
+          <w:sz w:val="24"/>
+          <w:szCs w:val="24"/>
+        </w:rPr>
+        <w:t>statistics march</w:t>
+      </w:r>
+      <w:proofErr w:type="gramEnd"/>
+      <w:r>
+        <w:rPr>
+          <w:rFonts w:ascii="Times New Roman" w:eastAsia="Times New Roman" w:hAnsi="Times New Roman"/>
+          <w:sz w:val="24"/>
+          <w:szCs w:val="24"/>
+        </w:rPr>
+        <w:t xml:space="preserve"> 2026 - NTG open data portal</w:t>
       </w:r>
       <w:r>
         <w:rPr>
@@ -20633,6 +22649,7 @@
           <w:sz w:val="24"/>
           <w:szCs w:val="24"/>
         </w:rPr>
+        <w:lastRenderedPageBreak/>
         <w:t xml:space="preserve">NTPFES. (2026). </w:t>
       </w:r>
       <w:r>
@@ -20643,7 +22660,29 @@
           <w:sz w:val="24"/>
           <w:szCs w:val="24"/>
         </w:rPr>
-        <w:t>Operation ventura | NT police, fire &amp; emergency services</w:t>
+        <w:t xml:space="preserve">Operation </w:t>
+      </w:r>
+      <w:proofErr w:type="spellStart"/>
+      <w:r>
+        <w:rPr>
+          <w:rFonts w:ascii="Times New Roman" w:eastAsia="Times New Roman" w:hAnsi="Times New Roman"/>
+          <w:i/>
+          <w:iCs/>
+          <w:sz w:val="24"/>
+          <w:szCs w:val="24"/>
+        </w:rPr>
+        <w:t>ventura</w:t>
+      </w:r>
+      <w:proofErr w:type="spellEnd"/>
+      <w:r>
+        <w:rPr>
+          <w:rFonts w:ascii="Times New Roman" w:eastAsia="Times New Roman" w:hAnsi="Times New Roman"/>
+          <w:i/>
+          <w:iCs/>
+          <w:sz w:val="24"/>
+          <w:szCs w:val="24"/>
+        </w:rPr>
+        <w:t xml:space="preserve"> | NT police, fire &amp; emergency services</w:t>
       </w:r>
       <w:r>
         <w:rPr>
@@ -20827,13 +22866,23 @@
         </w:rPr>
         <w:t xml:space="preserve"> </w:t>
       </w:r>
+      <w:proofErr w:type="spellStart"/>
       <w:r>
         <w:rPr>
           <w:rFonts w:ascii="Times New Roman" w:eastAsiaTheme="minorEastAsia" w:hAnsi="Times New Roman"/>
           <w:sz w:val="24"/>
           <w:szCs w:val="24"/>
         </w:rPr>
-        <w:t>Thi Xuan Thanh Tran (Emma)</w:t>
+        <w:t>Thi</w:t>
+      </w:r>
+      <w:proofErr w:type="spellEnd"/>
+      <w:r>
+        <w:rPr>
+          <w:rFonts w:ascii="Times New Roman" w:eastAsiaTheme="minorEastAsia" w:hAnsi="Times New Roman"/>
+          <w:sz w:val="24"/>
+          <w:szCs w:val="24"/>
+        </w:rPr>
+        <w:t xml:space="preserve"> Xuan Thanh Tran (Emma)</w:t>
       </w:r>
     </w:p>
     <w:p>
@@ -21380,7 +23429,31 @@
           <w:sz w:val="24"/>
           <w:szCs w:val="24"/>
         </w:rPr>
-        <w:t>S385806</w:t>
+        <w:t>S38</w:t>
+      </w:r>
+      <w:r>
+        <w:rPr>
+          <w:rFonts w:ascii="Times New Roman" w:eastAsia="Times New Roman" w:hAnsi="Times New Roman"/>
+          <w:sz w:val="24"/>
+          <w:szCs w:val="24"/>
+        </w:rPr>
+        <w:t>6</w:t>
+      </w:r>
+      <w:r>
+        <w:rPr>
+          <w:rFonts w:ascii="Times New Roman" w:eastAsia="Times New Roman" w:hAnsi="Times New Roman"/>
+          <w:sz w:val="24"/>
+          <w:szCs w:val="24"/>
+        </w:rPr>
+        <w:t>80</w:t>
+      </w:r>
+      <w:r>
+        <w:rPr>
+          <w:rFonts w:ascii="Times New Roman" w:eastAsia="Times New Roman" w:hAnsi="Times New Roman"/>
+          <w:sz w:val="24"/>
+          <w:szCs w:val="24"/>
+        </w:rPr>
+        <w:t>5</w:t>
       </w:r>
     </w:p>
     <w:p>
@@ -21534,7 +23607,47 @@
           <w:szCs w:val="24"/>
           <w:lang w:val="en-AU"/>
         </w:rPr>
-        <w:t>Since Assessment 1, I was responsible for the Ingest and Data Store stage, and for verifying that the pipeline the team built actually runs correctly end-to-end. This included implementing ingest.py to load and validate the six raw datasets with filename fuzzy-matching and manifest-based provenance tracking, compiling the project's missing dependency list after finding the pipeline would not run in a clean environment, and identifying and removing a Windows-specific Unicode crash and a duplicated function definition left over from a merge. I also corrected two silent code-quality defects - a statistically biased VIF calculation and an unsafe eval() call - before re-running the full pipeline to confirm it completes without errors ahead of the technical write-up.</w:t>
+        <w:t xml:space="preserve">Since Assessment 1, I was responsible for the Ingest and Data Store stage, and for verifying that the pipeline the team built </w:t>
+      </w:r>
+      <w:proofErr w:type="gramStart"/>
+      <w:r>
+        <w:rPr>
+          <w:rFonts w:ascii="Times New Roman" w:eastAsia="Times New Roman" w:hAnsi="Times New Roman"/>
+          <w:sz w:val="24"/>
+          <w:szCs w:val="24"/>
+          <w:lang w:val="en-AU"/>
+        </w:rPr>
+        <w:t>actually runs</w:t>
+      </w:r>
+      <w:proofErr w:type="gramEnd"/>
+      <w:r>
+        <w:rPr>
+          <w:rFonts w:ascii="Times New Roman" w:eastAsia="Times New Roman" w:hAnsi="Times New Roman"/>
+          <w:sz w:val="24"/>
+          <w:szCs w:val="24"/>
+          <w:lang w:val="en-AU"/>
+        </w:rPr>
+        <w:t xml:space="preserve"> correctly end-to-end. This included implementing ingest.py to load and validate the six raw datasets with filename fuzzy-matching and manifest-based provenance tracking, compiling the project's missing dependency list after finding the pipeline would not run in a clean environment, and identifying and removing a Windows-specific Unicode crash and a duplicated function definition left over from a merge. I also corrected two silent code-quality defects - a statistically biased VIF calculation and an unsafe </w:t>
+      </w:r>
+      <w:proofErr w:type="gramStart"/>
+      <w:r>
+        <w:rPr>
+          <w:rFonts w:ascii="Times New Roman" w:eastAsia="Times New Roman" w:hAnsi="Times New Roman"/>
+          <w:sz w:val="24"/>
+          <w:szCs w:val="24"/>
+          <w:lang w:val="en-AU"/>
+        </w:rPr>
+        <w:t>eval(</w:t>
+      </w:r>
+      <w:proofErr w:type="gramEnd"/>
+      <w:r>
+        <w:rPr>
+          <w:rFonts w:ascii="Times New Roman" w:eastAsia="Times New Roman" w:hAnsi="Times New Roman"/>
+          <w:sz w:val="24"/>
+          <w:szCs w:val="24"/>
+          <w:lang w:val="en-AU"/>
+        </w:rPr>
+        <w:t>) call - before re-running the full pipeline to confirm it completes without errors ahead of the technical write-up.</w:t>
       </w:r>
     </w:p>
     <w:p>
@@ -21614,7 +23727,27 @@
           <w:lang w:val="en-AU"/>
         </w:rPr>
         <w:lastRenderedPageBreak/>
-        <w:t>correctness, not just absence of errors: the VIF calculation and an unsafe eval() call ran without crashing, yet one was statistically biased and the other insecure.</w:t>
+        <w:t xml:space="preserve">correctness, not just absence of errors: the VIF calculation and an unsafe </w:t>
+      </w:r>
+      <w:proofErr w:type="gramStart"/>
+      <w:r>
+        <w:rPr>
+          <w:rFonts w:ascii="Times New Roman" w:eastAsia="Times New Roman" w:hAnsi="Times New Roman"/>
+          <w:sz w:val="24"/>
+          <w:szCs w:val="24"/>
+          <w:lang w:val="en-AU"/>
+        </w:rPr>
+        <w:t>eval(</w:t>
+      </w:r>
+      <w:proofErr w:type="gramEnd"/>
+      <w:r>
+        <w:rPr>
+          <w:rFonts w:ascii="Times New Roman" w:eastAsia="Times New Roman" w:hAnsi="Times New Roman"/>
+          <w:sz w:val="24"/>
+          <w:szCs w:val="24"/>
+          <w:lang w:val="en-AU"/>
+        </w:rPr>
+        <w:t>) call ran without crashing, yet one was statistically biased and the other insecure.</w:t>
       </w:r>
     </w:p>
     <w:p>
@@ -21890,7 +24023,25 @@
           <w:sz w:val="24"/>
           <w:szCs w:val="24"/>
         </w:rPr>
-        <w:t xml:space="preserve">Built evaluation.py: a standalone module providing naive baselines, leakage-free feature selection, rolling-origin backtesting at four horizons, prediction intervals and structural-break indicators. </w:t>
+        <w:t xml:space="preserve">Built evaluation.py: a standalone module providing naive baselines, leakage-free feature selection, rolling-origin </w:t>
+      </w:r>
+      <w:proofErr w:type="spellStart"/>
+      <w:r>
+        <w:rPr>
+          <w:rFonts w:ascii="Times New Roman" w:eastAsia="Times New Roman" w:hAnsi="Times New Roman"/>
+          <w:sz w:val="24"/>
+          <w:szCs w:val="24"/>
+        </w:rPr>
+        <w:t>backtesting</w:t>
+      </w:r>
+      <w:proofErr w:type="spellEnd"/>
+      <w:r>
+        <w:rPr>
+          <w:rFonts w:ascii="Times New Roman" w:eastAsia="Times New Roman" w:hAnsi="Times New Roman"/>
+          <w:sz w:val="24"/>
+          <w:szCs w:val="24"/>
+        </w:rPr>
+        <w:t xml:space="preserve"> at four horizons, prediction intervals and structural-break indicators. </w:t>
       </w:r>
     </w:p>
     <w:p>
@@ -22475,7 +24626,15 @@
       </w:r>
       <w:r>
         <w:noBreakHyphen/>
-        <w:t>solving skills. Working with different machine learning models improved my understanding of model selection, evaluation, and optimisation, giving me practical experience applying theory to a real</w:t>
+        <w:t xml:space="preserve">solving skills. Working with different machine learning models improved my understanding of model selection, evaluation, and </w:t>
+      </w:r>
+      <w:proofErr w:type="spellStart"/>
+      <w:r>
+        <w:t>optimisation</w:t>
+      </w:r>
+      <w:proofErr w:type="spellEnd"/>
+      <w:r>
+        <w:t>, giving me practical experience applying theory to a real</w:t>
       </w:r>
       <w:r>
         <w:noBreakHyphen/>
@@ -27675,6 +29834,155 @@
     </w:lvl>
   </w:abstractNum>
   <w:abstractNum w:abstractNumId="45" w15:restartNumberingAfterBreak="0">
+    <w:nsid w:val="774A202D"/>
+    <w:multiLevelType w:val="multilevel"/>
+    <w:tmpl w:val="0C325802"/>
+    <w:lvl w:ilvl="0">
+      <w:start w:val="1"/>
+      <w:numFmt w:val="bullet"/>
+      <w:lvlText w:val=""/>
+      <w:lvlJc w:val="left"/>
+      <w:pPr>
+        <w:tabs>
+          <w:tab w:val="num" w:pos="720"/>
+        </w:tabs>
+        <w:ind w:left="720" w:hanging="360"/>
+      </w:pPr>
+      <w:rPr>
+        <w:rFonts w:ascii="Symbol" w:hAnsi="Symbol" w:hint="default"/>
+        <w:sz w:val="20"/>
+      </w:rPr>
+    </w:lvl>
+    <w:lvl w:ilvl="1" w:tentative="1">
+      <w:start w:val="1"/>
+      <w:numFmt w:val="bullet"/>
+      <w:lvlText w:val="o"/>
+      <w:lvlJc w:val="left"/>
+      <w:pPr>
+        <w:tabs>
+          <w:tab w:val="num" w:pos="1440"/>
+        </w:tabs>
+        <w:ind w:left="1440" w:hanging="360"/>
+      </w:pPr>
+      <w:rPr>
+        <w:rFonts w:ascii="Courier New" w:hAnsi="Courier New" w:hint="default"/>
+        <w:sz w:val="20"/>
+      </w:rPr>
+    </w:lvl>
+    <w:lvl w:ilvl="2" w:tentative="1">
+      <w:start w:val="1"/>
+      <w:numFmt w:val="bullet"/>
+      <w:lvlText w:val=""/>
+      <w:lvlJc w:val="left"/>
+      <w:pPr>
+        <w:tabs>
+          <w:tab w:val="num" w:pos="2160"/>
+        </w:tabs>
+        <w:ind w:left="2160" w:hanging="360"/>
+      </w:pPr>
+      <w:rPr>
+        <w:rFonts w:ascii="Wingdings" w:hAnsi="Wingdings" w:hint="default"/>
+        <w:sz w:val="20"/>
+      </w:rPr>
+    </w:lvl>
+    <w:lvl w:ilvl="3" w:tentative="1">
+      <w:start w:val="1"/>
+      <w:numFmt w:val="bullet"/>
+      <w:lvlText w:val=""/>
+      <w:lvlJc w:val="left"/>
+      <w:pPr>
+        <w:tabs>
+          <w:tab w:val="num" w:pos="2880"/>
+        </w:tabs>
+        <w:ind w:left="2880" w:hanging="360"/>
+      </w:pPr>
+      <w:rPr>
+        <w:rFonts w:ascii="Wingdings" w:hAnsi="Wingdings" w:hint="default"/>
+        <w:sz w:val="20"/>
+      </w:rPr>
+    </w:lvl>
+    <w:lvl w:ilvl="4" w:tentative="1">
+      <w:start w:val="1"/>
+      <w:numFmt w:val="bullet"/>
+      <w:lvlText w:val=""/>
+      <w:lvlJc w:val="left"/>
+      <w:pPr>
+        <w:tabs>
+          <w:tab w:val="num" w:pos="3600"/>
+        </w:tabs>
+        <w:ind w:left="3600" w:hanging="360"/>
+      </w:pPr>
+      <w:rPr>
+        <w:rFonts w:ascii="Wingdings" w:hAnsi="Wingdings" w:hint="default"/>
+        <w:sz w:val="20"/>
+      </w:rPr>
+    </w:lvl>
+    <w:lvl w:ilvl="5" w:tentative="1">
+      <w:start w:val="1"/>
+      <w:numFmt w:val="bullet"/>
+      <w:lvlText w:val=""/>
+      <w:lvlJc w:val="left"/>
+      <w:pPr>
+        <w:tabs>
+          <w:tab w:val="num" w:pos="4320"/>
+        </w:tabs>
+        <w:ind w:left="4320" w:hanging="360"/>
+      </w:pPr>
+      <w:rPr>
+        <w:rFonts w:ascii="Wingdings" w:hAnsi="Wingdings" w:hint="default"/>
+        <w:sz w:val="20"/>
+      </w:rPr>
+    </w:lvl>
+    <w:lvl w:ilvl="6" w:tentative="1">
+      <w:start w:val="1"/>
+      <w:numFmt w:val="bullet"/>
+      <w:lvlText w:val=""/>
+      <w:lvlJc w:val="left"/>
+      <w:pPr>
+        <w:tabs>
+          <w:tab w:val="num" w:pos="5040"/>
+        </w:tabs>
+        <w:ind w:left="5040" w:hanging="360"/>
+      </w:pPr>
+      <w:rPr>
+        <w:rFonts w:ascii="Wingdings" w:hAnsi="Wingdings" w:hint="default"/>
+        <w:sz w:val="20"/>
+      </w:rPr>
+    </w:lvl>
+    <w:lvl w:ilvl="7" w:tentative="1">
+      <w:start w:val="1"/>
+      <w:numFmt w:val="bullet"/>
+      <w:lvlText w:val=""/>
+      <w:lvlJc w:val="left"/>
+      <w:pPr>
+        <w:tabs>
+          <w:tab w:val="num" w:pos="5760"/>
+        </w:tabs>
+        <w:ind w:left="5760" w:hanging="360"/>
+      </w:pPr>
+      <w:rPr>
+        <w:rFonts w:ascii="Wingdings" w:hAnsi="Wingdings" w:hint="default"/>
+        <w:sz w:val="20"/>
+      </w:rPr>
+    </w:lvl>
+    <w:lvl w:ilvl="8" w:tentative="1">
+      <w:start w:val="1"/>
+      <w:numFmt w:val="bullet"/>
+      <w:lvlText w:val=""/>
+      <w:lvlJc w:val="left"/>
+      <w:pPr>
+        <w:tabs>
+          <w:tab w:val="num" w:pos="6480"/>
+        </w:tabs>
+        <w:ind w:left="6480" w:hanging="360"/>
+      </w:pPr>
+      <w:rPr>
+        <w:rFonts w:ascii="Wingdings" w:hAnsi="Wingdings" w:hint="default"/>
+        <w:sz w:val="20"/>
+      </w:rPr>
+    </w:lvl>
+  </w:abstractNum>
+  <w:abstractNum w:abstractNumId="46" w15:restartNumberingAfterBreak="0">
     <w:nsid w:val="79F32998"/>
     <w:multiLevelType w:val="hybridMultilevel"/>
     <w:tmpl w:val="F8B04434"/>
@@ -27763,7 +30071,7 @@
       </w:pPr>
     </w:lvl>
   </w:abstractNum>
-  <w:abstractNum w:abstractNumId="46" w15:restartNumberingAfterBreak="0">
+  <w:abstractNum w:abstractNumId="47" w15:restartNumberingAfterBreak="0">
     <w:nsid w:val="7D72E621"/>
     <w:multiLevelType w:val="hybridMultilevel"/>
     <w:tmpl w:val="1CE0290E"/>
@@ -27876,7 +30184,7 @@
       </w:rPr>
     </w:lvl>
   </w:abstractNum>
-  <w:abstractNum w:abstractNumId="47" w15:restartNumberingAfterBreak="0">
+  <w:abstractNum w:abstractNumId="48" w15:restartNumberingAfterBreak="0">
     <w:nsid w:val="7D823C68"/>
     <w:multiLevelType w:val="multilevel"/>
     <w:tmpl w:val="0C09001F"/>
@@ -27981,7 +30289,7 @@
     <w:abstractNumId w:val="8"/>
   </w:num>
   <w:num w:numId="7" w16cid:durableId="723069717">
-    <w:abstractNumId w:val="47"/>
+    <w:abstractNumId w:val="48"/>
   </w:num>
   <w:num w:numId="8" w16cid:durableId="594020350">
     <w:abstractNumId w:val="20"/>
@@ -28044,7 +30352,7 @@
     <w:abstractNumId w:val="27"/>
   </w:num>
   <w:num w:numId="28" w16cid:durableId="1868635507">
-    <w:abstractNumId w:val="46"/>
+    <w:abstractNumId w:val="47"/>
   </w:num>
   <w:num w:numId="29" w16cid:durableId="1752383533">
     <w:abstractNumId w:val="12"/>
@@ -28065,7 +30373,7 @@
     <w:abstractNumId w:val="22"/>
   </w:num>
   <w:num w:numId="35" w16cid:durableId="42486870">
-    <w:abstractNumId w:val="45"/>
+    <w:abstractNumId w:val="46"/>
   </w:num>
   <w:num w:numId="36" w16cid:durableId="2077891357">
     <w:abstractNumId w:val="6"/>
@@ -28105,6 +30413,9 @@
   </w:num>
   <w:num w:numId="48" w16cid:durableId="919632611">
     <w:abstractNumId w:val="13"/>
+  </w:num>
+  <w:num w:numId="49" w16cid:durableId="1537543361">
+    <w:abstractNumId w:val="45"/>
   </w:num>
   <w:numIdMacAtCleanup w:val="16"/>
 </w:numbering>
@@ -28202,8 +30513,8 @@
     <w:lsdException w:name="Block Text" w:semiHidden="1" w:unhideWhenUsed="1"/>
     <w:lsdException w:name="Hyperlink" w:semiHidden="1" w:uiPriority="99" w:unhideWhenUsed="1"/>
     <w:lsdException w:name="FollowedHyperlink" w:semiHidden="1" w:unhideWhenUsed="1"/>
-    <w:lsdException w:name="Strong" w:qFormat="1"/>
-    <w:lsdException w:name="Emphasis" w:qFormat="1"/>
+    <w:lsdException w:name="Strong" w:uiPriority="22" w:qFormat="1"/>
+    <w:lsdException w:name="Emphasis" w:uiPriority="20" w:qFormat="1"/>
     <w:lsdException w:name="Document Map" w:semiHidden="1" w:unhideWhenUsed="1"/>
     <w:lsdException w:name="Plain Text" w:semiHidden="1" w:unhideWhenUsed="1"/>
     <w:lsdException w:name="E-mail Signature" w:semiHidden="1" w:unhideWhenUsed="1"/>
@@ -28213,7 +30524,7 @@
     <w:lsdException w:name="HTML Acronym" w:semiHidden="1" w:unhideWhenUsed="1"/>
     <w:lsdException w:name="HTML Address" w:semiHidden="1" w:unhideWhenUsed="1"/>
     <w:lsdException w:name="HTML Cite" w:semiHidden="1" w:unhideWhenUsed="1"/>
-    <w:lsdException w:name="HTML Code" w:semiHidden="1" w:unhideWhenUsed="1"/>
+    <w:lsdException w:name="HTML Code" w:semiHidden="1" w:uiPriority="99" w:unhideWhenUsed="1"/>
     <w:lsdException w:name="HTML Definition" w:semiHidden="1" w:unhideWhenUsed="1"/>
     <w:lsdException w:name="HTML Keyboard" w:semiHidden="1" w:unhideWhenUsed="1"/>
     <w:lsdException w:name="HTML Preformatted" w:semiHidden="1" w:unhideWhenUsed="1"/>
@@ -28798,6 +31109,7 @@
   <w:style w:type="character" w:styleId="Emphasis">
     <w:name w:val="Emphasis"/>
     <w:basedOn w:val="DefaultParagraphFont"/>
+    <w:uiPriority w:val="20"/>
     <w:qFormat/>
     <w:rsid w:val="008705E0"/>
     <w:rPr>
@@ -29095,6 +31407,30 @@
       <w:lang w:val="en-US" w:eastAsia="en-US"/>
     </w:rPr>
   </w:style>
+  <w:style w:type="character" w:styleId="HTMLCode">
+    <w:name w:val="HTML Code"/>
+    <w:basedOn w:val="DefaultParagraphFont"/>
+    <w:uiPriority w:val="99"/>
+    <w:semiHidden/>
+    <w:unhideWhenUsed/>
+    <w:rsid w:val="003B409D"/>
+    <w:rPr>
+      <w:rFonts w:ascii="Courier New" w:eastAsia="Times New Roman" w:hAnsi="Courier New" w:cs="Courier New"/>
+      <w:sz w:val="20"/>
+      <w:szCs w:val="20"/>
+    </w:rPr>
+  </w:style>
+  <w:style w:type="character" w:styleId="Strong">
+    <w:name w:val="Strong"/>
+    <w:basedOn w:val="DefaultParagraphFont"/>
+    <w:uiPriority w:val="22"/>
+    <w:qFormat/>
+    <w:rsid w:val="003B409D"/>
+    <w:rPr>
+      <w:b/>
+      <w:bCs/>
+    </w:rPr>
+  </w:style>
 </w:styles>
 </file>
 
@@ -29384,6 +31720,15 @@
 </file>
 
 <file path=customXml/item1.xml><?xml version="1.0" encoding="utf-8"?>
+<?mso-contentType ?>
+<FormTemplates xmlns="http://schemas.microsoft.com/sharepoint/v3/contenttype/forms">
+  <Display>DocumentLibraryForm</Display>
+  <Edit>DocumentLibraryForm</Edit>
+  <New>DocumentLibraryForm</New>
+</FormTemplates>
+</file>
+
+<file path=customXml/item2.xml><?xml version="1.0" encoding="utf-8"?>
 <ct:contentTypeSchema xmlns:ct="http://schemas.microsoft.com/office/2006/metadata/contentType" xmlns:ma="http://schemas.microsoft.com/office/2006/metadata/properties/metaAttributes" ct:_="" ma:_="" ma:contentTypeName="Document" ma:contentTypeID="0x010100922A3CA1EE6E4B44833A16005451862E" ma:contentTypeVersion="3" ma:contentTypeDescription="Create a new document." ma:contentTypeScope="" ma:versionID="b712dade4bf8bf57d4a0cdac4d020ae4">
   <xsd:schema xmlns:xsd="http://www.w3.org/2001/XMLSchema" xmlns:xs="http://www.w3.org/2001/XMLSchema" xmlns:p="http://schemas.microsoft.com/office/2006/metadata/properties" xmlns:ns2="92f6da62-8f25-40d3-824c-47c5f6f94bd6" targetNamespace="http://schemas.microsoft.com/office/2006/metadata/properties" ma:root="true" ma:fieldsID="f6f8642a0533a95cbf7fc7bbc8c1e153" ns2:_="">
     <xsd:import namespace="92f6da62-8f25-40d3-824c-47c5f6f94bd6"/>
@@ -29521,26 +31866,25 @@
 </ct:contentTypeSchema>
 </file>
 
-<file path=customXml/item2.xml><?xml version="1.0" encoding="utf-8"?>
-<?mso-contentType ?>
-<FormTemplates xmlns="http://schemas.microsoft.com/sharepoint/v3/contenttype/forms">
-  <Display>DocumentLibraryForm</Display>
-  <Edit>DocumentLibraryForm</Edit>
-  <New>DocumentLibraryForm</New>
-</FormTemplates>
-</file>
-
 <file path=customXml/item3.xml><?xml version="1.0" encoding="utf-8"?>
-<b:Sources xmlns:b="http://schemas.openxmlformats.org/officeDocument/2006/bibliography" xmlns="http://schemas.openxmlformats.org/officeDocument/2006/bibliography" SelectedStyle="\APASixthEditionOfficeOnline.xsl" StyleName="APA" Version="6"/>
-</file>
-
-<file path=customXml/item4.xml><?xml version="1.0" encoding="utf-8"?>
 <p:properties xmlns:p="http://schemas.microsoft.com/office/2006/metadata/properties" xmlns:xsi="http://www.w3.org/2001/XMLSchema-instance" xmlns:pc="http://schemas.microsoft.com/office/infopath/2007/PartnerControls">
   <documentManagement/>
 </p:properties>
 </file>
 
+<file path=customXml/item4.xml><?xml version="1.0" encoding="utf-8"?>
+<b:Sources xmlns:b="http://schemas.openxmlformats.org/officeDocument/2006/bibliography" xmlns="http://schemas.openxmlformats.org/officeDocument/2006/bibliography" SelectedStyle="\APASixthEditionOfficeOnline.xsl" StyleName="APA" Version="6"/>
+</file>
+
 <file path=customXml/itemProps1.xml><?xml version="1.0" encoding="utf-8"?>
+<ds:datastoreItem xmlns:ds="http://schemas.openxmlformats.org/officeDocument/2006/customXml" ds:itemID="{82A9BB68-56B4-4822-B6B7-DB471576EB1F}">
+  <ds:schemaRefs>
+    <ds:schemaRef ds:uri="http://schemas.microsoft.com/sharepoint/v3/contenttype/forms"/>
+  </ds:schemaRefs>
+</ds:datastoreItem>
+</file>
+
+<file path=customXml/itemProps2.xml><?xml version="1.0" encoding="utf-8"?>
 <ds:datastoreItem xmlns:ds="http://schemas.openxmlformats.org/officeDocument/2006/customXml" ds:itemID="{69960CE0-24F5-4ADF-A12F-FE193FFA9C43}">
   <ds:schemaRefs>
     <ds:schemaRef ds:uri="http://schemas.microsoft.com/office/2006/metadata/contentType"/>
@@ -29558,27 +31902,19 @@
 </ds:datastoreItem>
 </file>
 
-<file path=customXml/itemProps2.xml><?xml version="1.0" encoding="utf-8"?>
-<ds:datastoreItem xmlns:ds="http://schemas.openxmlformats.org/officeDocument/2006/customXml" ds:itemID="{82A9BB68-56B4-4822-B6B7-DB471576EB1F}">
-  <ds:schemaRefs>
-    <ds:schemaRef ds:uri="http://schemas.microsoft.com/sharepoint/v3/contenttype/forms"/>
-  </ds:schemaRefs>
-</ds:datastoreItem>
-</file>
-
 <file path=customXml/itemProps3.xml><?xml version="1.0" encoding="utf-8"?>
-<ds:datastoreItem xmlns:ds="http://schemas.openxmlformats.org/officeDocument/2006/customXml" ds:itemID="{E3DA75CE-018A-4AF1-8B5C-BF0FBFE76924}">
-  <ds:schemaRefs>
-    <ds:schemaRef ds:uri="http://schemas.openxmlformats.org/officeDocument/2006/bibliography"/>
-  </ds:schemaRefs>
-</ds:datastoreItem>
-</file>
-
-<file path=customXml/itemProps4.xml><?xml version="1.0" encoding="utf-8"?>
 <ds:datastoreItem xmlns:ds="http://schemas.openxmlformats.org/officeDocument/2006/customXml" ds:itemID="{B2E31085-3E06-4A9F-9730-20A04C85DF24}">
   <ds:schemaRefs>
     <ds:schemaRef ds:uri="http://schemas.microsoft.com/office/2006/metadata/properties"/>
     <ds:schemaRef ds:uri="http://schemas.microsoft.com/office/infopath/2007/PartnerControls"/>
   </ds:schemaRefs>
 </ds:datastoreItem>
+</file>
+
+<file path=customXml/itemProps4.xml><?xml version="1.0" encoding="utf-8"?>
+<ds:datastoreItem xmlns:ds="http://schemas.openxmlformats.org/officeDocument/2006/customXml" ds:itemID="{E3DA75CE-018A-4AF1-8B5C-BF0FBFE76924}">
+  <ds:schemaRefs>
+    <ds:schemaRef ds:uri="http://schemas.openxmlformats.org/officeDocument/2006/bibliography"/>
+  </ds:schemaRefs>
+</ds:datastoreItem>
 </file>
--- a/documents/Assignment 2.docx
+++ b/documents/Assignment 2.docx
@@ -312,29 +312,7 @@
               <w:sz w:val="28"/>
               <w:szCs w:val="28"/>
             </w:rPr>
-            <w:t xml:space="preserve">Lecturer: Dr </w:t>
-          </w:r>
-          <w:proofErr w:type="spellStart"/>
-          <w:r>
-            <w:rPr>
-              <w:rFonts w:ascii="Times New Roman" w:hAnsi="Times New Roman"/>
-              <w:b/>
-              <w:bCs/>
-              <w:sz w:val="28"/>
-              <w:szCs w:val="28"/>
-            </w:rPr>
-            <w:t>Thuseethan</w:t>
-          </w:r>
-          <w:proofErr w:type="spellEnd"/>
-          <w:r>
-            <w:rPr>
-              <w:rFonts w:ascii="Times New Roman" w:hAnsi="Times New Roman"/>
-              <w:b/>
-              <w:bCs/>
-              <w:sz w:val="28"/>
-              <w:szCs w:val="28"/>
-            </w:rPr>
-            <w:t xml:space="preserve"> Selvarajah</w:t>
+            <w:t>Lecturer: Dr Thuseethan Selvarajah</w:t>
           </w:r>
         </w:p>
         <w:p>
@@ -389,23 +367,13 @@
             </w:rPr>
           </w:pPr>
           <w:bookmarkStart w:id="0" w:name="OLE_LINK2"/>
-          <w:proofErr w:type="spellStart"/>
           <w:r>
             <w:rPr>
               <w:rFonts w:ascii="Times New Roman" w:eastAsiaTheme="minorEastAsia" w:hAnsi="Times New Roman"/>
               <w:sz w:val="28"/>
               <w:szCs w:val="28"/>
             </w:rPr>
-            <w:t>Thi</w:t>
-          </w:r>
-          <w:proofErr w:type="spellEnd"/>
-          <w:r>
-            <w:rPr>
-              <w:rFonts w:ascii="Times New Roman" w:eastAsiaTheme="minorEastAsia" w:hAnsi="Times New Roman"/>
-              <w:sz w:val="28"/>
-              <w:szCs w:val="28"/>
-            </w:rPr>
-            <w:t xml:space="preserve"> Xuan Thanh Tran</w:t>
+            <w:t>Thi Xuan Thanh Tran</w:t>
           </w:r>
           <w:r>
             <w:rPr>
@@ -547,7 +515,6 @@
               <w:szCs w:val="24"/>
             </w:rPr>
           </w:pPr>
-          <w:proofErr w:type="gramStart"/>
           <w:r>
             <w:rPr>
               <w:rFonts w:ascii="Times New Roman" w:eastAsia="Aptos" w:hAnsi="Times New Roman"/>
@@ -588,7 +555,6 @@
             </w:rPr>
             <w:t>September</w:t>
           </w:r>
-          <w:proofErr w:type="gramEnd"/>
           <w:r>
             <w:rPr>
               <w:rFonts w:ascii="Times New Roman" w:eastAsia="Aptos" w:hAnsi="Times New Roman"/>
@@ -2311,7 +2277,6 @@
         <w:lastRenderedPageBreak/>
         <w:t>SECTION 1 – A</w:t>
       </w:r>
-      <w:proofErr w:type="spellStart"/>
       <w:r>
         <w:rPr>
           <w:rFonts w:ascii="Times New Roman" w:eastAsia="Times New Roman" w:hAnsi="Times New Roman" w:cs="Times New Roman"/>
@@ -2322,20 +2287,7 @@
           <w:szCs w:val="24"/>
           <w:lang w:val="en-AU"/>
         </w:rPr>
-        <w:t>ssessment</w:t>
-      </w:r>
-      <w:proofErr w:type="spellEnd"/>
-      <w:r>
-        <w:rPr>
-          <w:rFonts w:ascii="Times New Roman" w:eastAsia="Times New Roman" w:hAnsi="Times New Roman" w:cs="Times New Roman"/>
-          <w:b/>
-          <w:bCs/>
-          <w:color w:val="1F497D" w:themeColor="text2"/>
-          <w:sz w:val="24"/>
-          <w:szCs w:val="24"/>
-          <w:lang w:val="en-AU"/>
-        </w:rPr>
-        <w:t xml:space="preserve"> 1 Report</w:t>
+        <w:t>ssessment 1 Report</w:t>
       </w:r>
     </w:p>
     <w:p>
@@ -2455,27 +2407,7 @@
           <w:szCs w:val="24"/>
           <w:lang w:val="en-AU"/>
         </w:rPr>
-        <w:t xml:space="preserve"> a secure and automated data pipeline covering acquisition, storage, and processing of NT crime datasets along with relevant </w:t>
-      </w:r>
-      <w:proofErr w:type="gramStart"/>
-      <w:r>
-        <w:rPr>
-          <w:rFonts w:ascii="Times New Roman" w:eastAsia="Times New Roman" w:hAnsi="Times New Roman" w:cs="Times New Roman"/>
-          <w:sz w:val="24"/>
-          <w:szCs w:val="24"/>
-          <w:lang w:val="en-AU"/>
-        </w:rPr>
-        <w:t>datasets;</w:t>
-      </w:r>
-      <w:proofErr w:type="gramEnd"/>
-      <w:r>
-        <w:rPr>
-          <w:rFonts w:ascii="Times New Roman" w:eastAsia="Times New Roman" w:hAnsi="Times New Roman" w:cs="Times New Roman"/>
-          <w:sz w:val="24"/>
-          <w:szCs w:val="24"/>
-          <w:lang w:val="en-AU"/>
-        </w:rPr>
-        <w:t xml:space="preserve"> </w:t>
+        <w:t xml:space="preserve"> a secure and automated data pipeline covering acquisition, storage, and processing of NT crime datasets along with relevant datasets; </w:t>
       </w:r>
     </w:p>
     <w:p>
@@ -6391,29 +6323,7 @@
                 <w:szCs w:val="24"/>
                 <w:lang w:val="en-AU"/>
               </w:rPr>
-              <w:t xml:space="preserve">Cleans, merges and </w:t>
-            </w:r>
-            <w:proofErr w:type="gramStart"/>
-            <w:r>
-              <w:rPr>
-                <w:rFonts w:ascii="Times New Roman" w:eastAsia="Times New Roman" w:hAnsi="Times New Roman"/>
-                <w:color w:val="000000" w:themeColor="text1"/>
-                <w:sz w:val="24"/>
-                <w:szCs w:val="24"/>
-                <w:lang w:val="en-AU"/>
-              </w:rPr>
-              <w:t>engineers</w:t>
-            </w:r>
-            <w:proofErr w:type="gramEnd"/>
-            <w:r>
-              <w:rPr>
-                <w:rFonts w:ascii="Times New Roman" w:eastAsia="Times New Roman" w:hAnsi="Times New Roman"/>
-                <w:color w:val="000000" w:themeColor="text1"/>
-                <w:sz w:val="24"/>
-                <w:szCs w:val="24"/>
-                <w:lang w:val="en-AU"/>
-              </w:rPr>
-              <w:t xml:space="preserve"> features (lagged indicators, cyclical month encoding, per-capita normalisation) across the three sources.</w:t>
+              <w:t>Cleans, merges and engineers features (lagged indicators, cyclical month encoding, per-capita normalisation) across the three sources.</w:t>
             </w:r>
           </w:p>
         </w:tc>
@@ -6649,7 +6559,6 @@
               </w:rPr>
               <w:t>Python (</w:t>
             </w:r>
-            <w:proofErr w:type="spellStart"/>
             <w:r>
               <w:rPr>
                 <w:rFonts w:ascii="Times New Roman" w:eastAsia="Times New Roman" w:hAnsi="Times New Roman" w:cs="Times New Roman"/>
@@ -6660,7 +6569,6 @@
               </w:rPr>
               <w:t>Streamlit</w:t>
             </w:r>
-            <w:proofErr w:type="spellEnd"/>
             <w:r>
               <w:rPr>
                 <w:rFonts w:ascii="Times New Roman" w:eastAsia="Times New Roman" w:hAnsi="Times New Roman" w:cs="Times New Roman"/>
@@ -6811,7 +6719,6 @@
                 <w:lang w:val="en-AU"/>
               </w:rPr>
             </w:pPr>
-            <w:proofErr w:type="spellStart"/>
             <w:r>
               <w:rPr>
                 <w:rFonts w:ascii="Times New Roman" w:eastAsia="Times New Roman" w:hAnsi="Times New Roman" w:cs="Times New Roman"/>
@@ -6822,7 +6729,6 @@
               </w:rPr>
               <w:t>Streamlit</w:t>
             </w:r>
-            <w:proofErr w:type="spellEnd"/>
             <w:r>
               <w:rPr>
                 <w:rFonts w:ascii="Times New Roman" w:eastAsia="Times New Roman" w:hAnsi="Times New Roman" w:cs="Times New Roman"/>
@@ -7223,18 +7129,8 @@
           <w:sz w:val="24"/>
           <w:szCs w:val="24"/>
         </w:rPr>
-        <w:t xml:space="preserve">  Glue Data </w:t>
-      </w:r>
-      <w:proofErr w:type="spellStart"/>
-      <w:r>
-        <w:rPr>
-          <w:rFonts w:ascii="Times New Roman" w:eastAsia="Times New Roman" w:hAnsi="Times New Roman"/>
-          <w:sz w:val="24"/>
-          <w:szCs w:val="24"/>
-        </w:rPr>
-        <w:t>Catalog</w:t>
-      </w:r>
-      <w:proofErr w:type="spellEnd"/>
+        <w:t xml:space="preserve">  Glue Data Catalog</w:t>
+      </w:r>
       <w:r>
         <w:rPr>
           <w:rFonts w:ascii="Times New Roman" w:eastAsia="Times New Roman" w:hAnsi="Times New Roman"/>
@@ -7299,23 +7195,13 @@
         </w:rPr>
         <w:t xml:space="preserve"> </w:t>
       </w:r>
-      <w:proofErr w:type="spellStart"/>
-      <w:r>
-        <w:rPr>
-          <w:rFonts w:ascii="Times New Roman" w:eastAsia="Times New Roman" w:hAnsi="Times New Roman"/>
-          <w:sz w:val="24"/>
-          <w:szCs w:val="24"/>
-        </w:rPr>
-        <w:t>QuickSight</w:t>
-      </w:r>
-      <w:proofErr w:type="spellEnd"/>
-      <w:r>
-        <w:rPr>
-          <w:rFonts w:ascii="Times New Roman" w:eastAsia="Times New Roman" w:hAnsi="Times New Roman"/>
-          <w:sz w:val="24"/>
-          <w:szCs w:val="24"/>
-        </w:rPr>
-        <w:t>, with SageMaker Model Monitor for post-deployment monitoring</w:t>
+      <w:r>
+        <w:rPr>
+          <w:rFonts w:ascii="Times New Roman" w:eastAsia="Times New Roman" w:hAnsi="Times New Roman"/>
+          <w:sz w:val="24"/>
+          <w:szCs w:val="24"/>
+        </w:rPr>
+        <w:t>QuickSight, with SageMaker Model Monitor for post-deployment monitoring</w:t>
       </w:r>
       <w:r>
         <w:rPr>
@@ -7393,18 +7279,8 @@
           <w:sz w:val="24"/>
           <w:szCs w:val="24"/>
         </w:rPr>
-        <w:t xml:space="preserve"> </w:t>
-      </w:r>
-      <w:proofErr w:type="spellStart"/>
-      <w:r>
-        <w:rPr>
-          <w:rFonts w:ascii="Times New Roman" w:eastAsia="Times New Roman" w:hAnsi="Times New Roman"/>
-          <w:sz w:val="24"/>
-          <w:szCs w:val="24"/>
-        </w:rPr>
-        <w:t>Streamlit</w:t>
-      </w:r>
-      <w:proofErr w:type="spellEnd"/>
+        <w:t xml:space="preserve"> Streamlit</w:t>
+      </w:r>
       <w:r>
         <w:rPr>
           <w:rFonts w:ascii="Times New Roman" w:eastAsia="Times New Roman" w:hAnsi="Times New Roman"/>
@@ -7485,43 +7361,7 @@
           <w:sz w:val="24"/>
           <w:szCs w:val="24"/>
         </w:rPr>
-        <w:t xml:space="preserve">the GitHub-based data store to Amazon S3, pandas-based data processing to AWS Glue ETL, the Analytics/ML stage to Amazon SageMaker for managed training and scheduled deployment, the </w:t>
-      </w:r>
-      <w:proofErr w:type="spellStart"/>
-      <w:r>
-        <w:rPr>
-          <w:rFonts w:ascii="Times New Roman" w:eastAsia="Times New Roman" w:hAnsi="Times New Roman"/>
-          <w:sz w:val="24"/>
-          <w:szCs w:val="24"/>
-        </w:rPr>
-        <w:t>Streamlit</w:t>
-      </w:r>
-      <w:proofErr w:type="spellEnd"/>
-      <w:r>
-        <w:rPr>
-          <w:rFonts w:ascii="Times New Roman" w:eastAsia="Times New Roman" w:hAnsi="Times New Roman"/>
-          <w:sz w:val="24"/>
-          <w:szCs w:val="24"/>
-        </w:rPr>
-        <w:t xml:space="preserve"> dashboard to Amazon </w:t>
-      </w:r>
-      <w:proofErr w:type="spellStart"/>
-      <w:r>
-        <w:rPr>
-          <w:rFonts w:ascii="Times New Roman" w:eastAsia="Times New Roman" w:hAnsi="Times New Roman"/>
-          <w:sz w:val="24"/>
-          <w:szCs w:val="24"/>
-        </w:rPr>
-        <w:t>QuickSight</w:t>
-      </w:r>
-      <w:proofErr w:type="spellEnd"/>
-      <w:r>
-        <w:rPr>
-          <w:rFonts w:ascii="Times New Roman" w:eastAsia="Times New Roman" w:hAnsi="Times New Roman"/>
-          <w:sz w:val="24"/>
-          <w:szCs w:val="24"/>
-        </w:rPr>
-        <w:t>, the Monitor stage to Amazon SageMaker Model Monitor, and the Incremental learning stage to SageMaker's built-in incremental (continuous) training capability. Future enhancements under consideration include real-time or near-real-time data ingestion (replacing manual/batch downloads) and integration with additional predictors such as weather or event-calendar data to improve forecast accuracy.</w:t>
+        <w:t>the GitHub-based data store to Amazon S3, pandas-based data processing to AWS Glue ETL, the Analytics/ML stage to Amazon SageMaker for managed training and scheduled deployment, the Streamlit dashboard to Amazon QuickSight, the Monitor stage to Amazon SageMaker Model Monitor, and the Incremental learning stage to SageMaker's built-in incremental (continuous) training capability. Future enhancements under consideration include real-time or near-real-time data ingestion (replacing manual/batch downloads) and integration with additional predictors such as weather or event-calendar data to improve forecast accuracy.</w:t>
       </w:r>
     </w:p>
     <w:p>
@@ -8002,25 +7842,14 @@
               </w:rPr>
               <w:t xml:space="preserve">GitHub repository with README; </w:t>
             </w:r>
-            <w:proofErr w:type="spellStart"/>
-            <w:r>
-              <w:rPr>
-                <w:rFonts w:ascii="Times New Roman" w:eastAsia="Times New Roman" w:hAnsi="Times New Roman" w:cs="Times New Roman"/>
-                <w:sz w:val="24"/>
-                <w:szCs w:val="24"/>
-                <w:lang w:val="en-AU"/>
-              </w:rPr>
-              <w:t>Streamlit</w:t>
-            </w:r>
-            <w:proofErr w:type="spellEnd"/>
-            <w:r>
-              <w:rPr>
-                <w:rFonts w:ascii="Times New Roman" w:eastAsia="Times New Roman" w:hAnsi="Times New Roman" w:cs="Times New Roman"/>
-                <w:sz w:val="24"/>
-                <w:szCs w:val="24"/>
-                <w:lang w:val="en-AU"/>
-              </w:rPr>
-              <w:t xml:space="preserve"> account set up</w:t>
+            <w:r>
+              <w:rPr>
+                <w:rFonts w:ascii="Times New Roman" w:eastAsia="Times New Roman" w:hAnsi="Times New Roman" w:cs="Times New Roman"/>
+                <w:sz w:val="24"/>
+                <w:szCs w:val="24"/>
+                <w:lang w:val="en-AU"/>
+              </w:rPr>
+              <w:t>Streamlit account set up</w:t>
             </w:r>
             <w:r>
               <w:rPr>
@@ -8147,27 +7976,7 @@
                 <w:szCs w:val="24"/>
                 <w:lang w:val="en-AU"/>
               </w:rPr>
-              <w:t xml:space="preserve">Architecture </w:t>
-            </w:r>
-            <w:proofErr w:type="gramStart"/>
-            <w:r>
-              <w:rPr>
-                <w:rFonts w:ascii="Times New Roman" w:eastAsia="Times New Roman" w:hAnsi="Times New Roman" w:cs="Times New Roman"/>
-                <w:sz w:val="24"/>
-                <w:szCs w:val="24"/>
-                <w:lang w:val="en-AU"/>
-              </w:rPr>
-              <w:t>diagram;</w:t>
-            </w:r>
-            <w:proofErr w:type="gramEnd"/>
-            <w:r>
-              <w:rPr>
-                <w:rFonts w:ascii="Times New Roman" w:eastAsia="Times New Roman" w:hAnsi="Times New Roman" w:cs="Times New Roman"/>
-                <w:sz w:val="24"/>
-                <w:szCs w:val="24"/>
-                <w:lang w:val="en-AU"/>
-              </w:rPr>
-              <w:t xml:space="preserve"> project management board populated; confirmed data sources</w:t>
+              <w:t>Architecture diagram; project management board populated; confirmed data sources</w:t>
             </w:r>
           </w:p>
         </w:tc>
@@ -9391,7 +9200,6 @@
               </w:rPr>
               <w:t xml:space="preserve">Incorporate feedback; finalise </w:t>
             </w:r>
-            <w:proofErr w:type="gramStart"/>
             <w:r>
               <w:rPr>
                 <w:rFonts w:ascii="Times New Roman" w:eastAsia="Times New Roman" w:hAnsi="Times New Roman" w:cs="Times New Roman"/>
@@ -9417,37 +9225,7 @@
                 <w:szCs w:val="24"/>
                 <w:lang w:val="en-AU"/>
               </w:rPr>
-              <w:t xml:space="preserve"> deploy</w:t>
-            </w:r>
-            <w:proofErr w:type="gramEnd"/>
-            <w:r>
-              <w:rPr>
-                <w:rFonts w:ascii="Times New Roman" w:eastAsia="Times New Roman" w:hAnsi="Times New Roman" w:cs="Times New Roman"/>
-                <w:sz w:val="24"/>
-                <w:szCs w:val="24"/>
-                <w:lang w:val="en-AU"/>
-              </w:rPr>
-              <w:t xml:space="preserve"> to </w:t>
-            </w:r>
-            <w:proofErr w:type="spellStart"/>
-            <w:r>
-              <w:rPr>
-                <w:rFonts w:ascii="Times New Roman" w:eastAsia="Times New Roman" w:hAnsi="Times New Roman" w:cs="Times New Roman"/>
-                <w:sz w:val="24"/>
-                <w:szCs w:val="24"/>
-                <w:lang w:val="en-AU"/>
-              </w:rPr>
-              <w:t>Streamlit</w:t>
-            </w:r>
-            <w:proofErr w:type="spellEnd"/>
-            <w:r>
-              <w:rPr>
-                <w:rFonts w:ascii="Times New Roman" w:eastAsia="Times New Roman" w:hAnsi="Times New Roman" w:cs="Times New Roman"/>
-                <w:sz w:val="24"/>
-                <w:szCs w:val="24"/>
-                <w:lang w:val="en-AU"/>
-              </w:rPr>
-              <w:t xml:space="preserve"> Community Cloud; </w:t>
+              <w:t xml:space="preserve"> deploy to Streamlit Community Cloud; </w:t>
             </w:r>
             <w:r>
               <w:rPr>
@@ -9485,36 +9263,16 @@
                 <w:szCs w:val="24"/>
                 <w:lang w:val="en-AU"/>
               </w:rPr>
-              <w:t xml:space="preserve">Deployed </w:t>
-            </w:r>
-            <w:proofErr w:type="gramStart"/>
-            <w:r>
-              <w:rPr>
-                <w:rFonts w:ascii="Times New Roman" w:eastAsia="Times New Roman" w:hAnsi="Times New Roman" w:cs="Times New Roman"/>
-                <w:sz w:val="24"/>
-                <w:szCs w:val="24"/>
-                <w:lang w:val="en-AU"/>
-              </w:rPr>
-              <w:t>dashboard</w:t>
-            </w:r>
-            <w:r>
-              <w:rPr>
-                <w:rFonts w:ascii="Times New Roman" w:eastAsia="Times New Roman" w:hAnsi="Times New Roman" w:cs="Times New Roman"/>
-                <w:sz w:val="24"/>
-                <w:szCs w:val="24"/>
-                <w:lang w:val="en-AU"/>
-              </w:rPr>
-              <w:t>;</w:t>
-            </w:r>
-            <w:proofErr w:type="gramEnd"/>
-            <w:r>
-              <w:rPr>
-                <w:rFonts w:ascii="Times New Roman" w:eastAsia="Times New Roman" w:hAnsi="Times New Roman" w:cs="Times New Roman"/>
-                <w:sz w:val="24"/>
-                <w:szCs w:val="24"/>
-                <w:lang w:val="en-AU"/>
-              </w:rPr>
-              <w:t xml:space="preserve"> monitoring stage implemented</w:t>
+              <w:t>Deployed dashboard</w:t>
+            </w:r>
+            <w:r>
+              <w:rPr>
+                <w:rFonts w:ascii="Times New Roman" w:eastAsia="Times New Roman" w:hAnsi="Times New Roman" w:cs="Times New Roman"/>
+                <w:sz w:val="24"/>
+                <w:szCs w:val="24"/>
+                <w:lang w:val="en-AU"/>
+              </w:rPr>
+              <w:t>; monitoring stage implemented</w:t>
             </w:r>
           </w:p>
         </w:tc>
@@ -10358,27 +10116,7 @@
                 <w:szCs w:val="24"/>
                 <w:lang w:val="en-AU"/>
               </w:rPr>
-              <w:t xml:space="preserve"> </w:t>
-            </w:r>
-            <w:proofErr w:type="gramStart"/>
-            <w:r>
-              <w:rPr>
-                <w:rFonts w:ascii="Times New Roman" w:eastAsia="Times New Roman" w:hAnsi="Times New Roman" w:cs="Times New Roman"/>
-                <w:sz w:val="24"/>
-                <w:szCs w:val="24"/>
-                <w:lang w:val="en-AU"/>
-              </w:rPr>
-              <w:t>features</w:t>
-            </w:r>
-            <w:proofErr w:type="gramEnd"/>
-            <w:r>
-              <w:rPr>
-                <w:rFonts w:ascii="Times New Roman" w:eastAsia="Times New Roman" w:hAnsi="Times New Roman" w:cs="Times New Roman"/>
-                <w:sz w:val="24"/>
-                <w:szCs w:val="24"/>
-                <w:lang w:val="en-AU"/>
-              </w:rPr>
-              <w:t xml:space="preserve"> across the three data sources; implements post-deployment drift-checking scripts</w:t>
+              <w:t xml:space="preserve"> features across the three data sources; implements post-deployment drift-checking scripts</w:t>
             </w:r>
           </w:p>
         </w:tc>
@@ -10545,19 +10283,8 @@
                 <w:szCs w:val="24"/>
                 <w:lang w:val="en-AU"/>
               </w:rPr>
-              <w:t xml:space="preserve">Dashboard &amp; </w:t>
-            </w:r>
-            <w:proofErr w:type="gramStart"/>
-            <w:r>
-              <w:rPr>
-                <w:rFonts w:ascii="Times New Roman" w:eastAsia="Times New Roman" w:hAnsi="Times New Roman" w:cs="Times New Roman"/>
-                <w:sz w:val="24"/>
-                <w:szCs w:val="24"/>
-                <w:lang w:val="en-AU"/>
-              </w:rPr>
-              <w:t>Deploy</w:t>
-            </w:r>
-            <w:proofErr w:type="gramEnd"/>
+              <w:t>Dashboard &amp; Deploy</w:t>
+            </w:r>
           </w:p>
         </w:tc>
         <w:tc>
@@ -10585,47 +10312,7 @@
                 <w:szCs w:val="24"/>
                 <w:lang w:val="en-AU"/>
               </w:rPr>
-              <w:t xml:space="preserve">Builds the </w:t>
-            </w:r>
-            <w:proofErr w:type="spellStart"/>
-            <w:r>
-              <w:rPr>
-                <w:rFonts w:ascii="Times New Roman" w:eastAsia="Times New Roman" w:hAnsi="Times New Roman" w:cs="Times New Roman"/>
-                <w:sz w:val="24"/>
-                <w:szCs w:val="24"/>
-                <w:lang w:val="en-AU"/>
-              </w:rPr>
-              <w:t>Streamlit</w:t>
-            </w:r>
-            <w:proofErr w:type="spellEnd"/>
-            <w:r>
-              <w:rPr>
-                <w:rFonts w:ascii="Times New Roman" w:eastAsia="Times New Roman" w:hAnsi="Times New Roman" w:cs="Times New Roman"/>
-                <w:sz w:val="24"/>
-                <w:szCs w:val="24"/>
-                <w:lang w:val="en-AU"/>
-              </w:rPr>
-              <w:t xml:space="preserve"> dashboard and manages its deployment and redeployment via </w:t>
-            </w:r>
-            <w:proofErr w:type="spellStart"/>
-            <w:r>
-              <w:rPr>
-                <w:rFonts w:ascii="Times New Roman" w:eastAsia="Times New Roman" w:hAnsi="Times New Roman" w:cs="Times New Roman"/>
-                <w:sz w:val="24"/>
-                <w:szCs w:val="24"/>
-                <w:lang w:val="en-AU"/>
-              </w:rPr>
-              <w:t>Streamlit</w:t>
-            </w:r>
-            <w:proofErr w:type="spellEnd"/>
-            <w:r>
-              <w:rPr>
-                <w:rFonts w:ascii="Times New Roman" w:eastAsia="Times New Roman" w:hAnsi="Times New Roman" w:cs="Times New Roman"/>
-                <w:sz w:val="24"/>
-                <w:szCs w:val="24"/>
-                <w:lang w:val="en-AU"/>
-              </w:rPr>
-              <w:t xml:space="preserve"> Community Cloud.</w:t>
+              <w:t>Builds the Streamlit dashboard and manages its deployment and redeployment via Streamlit Community Cloud.</w:t>
             </w:r>
           </w:p>
         </w:tc>
@@ -10742,25 +10429,7 @@
           <w:sz w:val="24"/>
           <w:szCs w:val="24"/>
         </w:rPr>
-        <w:t xml:space="preserve"> from PROMIS to </w:t>
-      </w:r>
-      <w:proofErr w:type="spellStart"/>
-      <w:r>
-        <w:rPr>
-          <w:rFonts w:ascii="Times New Roman" w:eastAsia="Times New Roman" w:hAnsi="Times New Roman"/>
-          <w:sz w:val="24"/>
-          <w:szCs w:val="24"/>
-        </w:rPr>
-        <w:t>SerPro</w:t>
-      </w:r>
-      <w:proofErr w:type="spellEnd"/>
-      <w:r>
-        <w:rPr>
-          <w:rFonts w:ascii="Times New Roman" w:eastAsia="Times New Roman" w:hAnsi="Times New Roman"/>
-          <w:sz w:val="24"/>
-          <w:szCs w:val="24"/>
-        </w:rPr>
-        <w:t xml:space="preserve"> in November 2023 and </w:t>
+        <w:t xml:space="preserve"> from PROMIS to SerPro in November 2023 and </w:t>
       </w:r>
       <w:r>
         <w:rPr>
@@ -11198,25 +10867,7 @@
           <w:sz w:val="24"/>
           <w:szCs w:val="24"/>
         </w:rPr>
-        <w:t xml:space="preserve">And the final risk is misuse or misinterpretation of the forecasts. If predictions are read as statements about </w:t>
-      </w:r>
-      <w:proofErr w:type="gramStart"/>
-      <w:r>
-        <w:rPr>
-          <w:rFonts w:ascii="Times New Roman" w:eastAsia="Times New Roman" w:hAnsi="Times New Roman"/>
-          <w:sz w:val="24"/>
-          <w:szCs w:val="24"/>
-        </w:rPr>
-        <w:t>particular communities</w:t>
-      </w:r>
-      <w:proofErr w:type="gramEnd"/>
-      <w:r>
-        <w:rPr>
-          <w:rFonts w:ascii="Times New Roman" w:eastAsia="Times New Roman" w:hAnsi="Times New Roman"/>
-          <w:sz w:val="24"/>
-          <w:szCs w:val="24"/>
-        </w:rPr>
-        <w:t>, the system could cause harm rather than support safety. Small counts in low-population regions could also make incidents identifiable. Forecasts will therefore be shown only at region and month level, with uncertainty ranges, and small values will be suppressed.</w:t>
+        <w:t>And the final risk is misuse or misinterpretation of the forecasts. If predictions are read as statements about particular communities, the system could cause harm rather than support safety. Small counts in low-population regions could also make incidents identifiable. Forecasts will therefore be shown only at region and month level, with uncertainty ranges, and small values will be suppressed.</w:t>
       </w:r>
     </w:p>
     <w:p>
@@ -11820,43 +11471,7 @@
           <w:sz w:val="24"/>
           <w:szCs w:val="24"/>
         </w:rPr>
-        <w:t xml:space="preserve">Carroll, S. R., Garba, I., Figueroa-Rodríguez, O. L., Holbrook, J., Lovett, R., </w:t>
-      </w:r>
-      <w:proofErr w:type="spellStart"/>
-      <w:r>
-        <w:rPr>
-          <w:rFonts w:ascii="Times New Roman" w:eastAsia="Times New Roman" w:hAnsi="Times New Roman"/>
-          <w:sz w:val="24"/>
-          <w:szCs w:val="24"/>
-        </w:rPr>
-        <w:t>Materechera</w:t>
-      </w:r>
-      <w:proofErr w:type="spellEnd"/>
-      <w:r>
-        <w:rPr>
-          <w:rFonts w:ascii="Times New Roman" w:eastAsia="Times New Roman" w:hAnsi="Times New Roman"/>
-          <w:sz w:val="24"/>
-          <w:szCs w:val="24"/>
-        </w:rPr>
-        <w:t xml:space="preserve">, S., Parsons, M., </w:t>
-      </w:r>
-      <w:proofErr w:type="spellStart"/>
-      <w:r>
-        <w:rPr>
-          <w:rFonts w:ascii="Times New Roman" w:eastAsia="Times New Roman" w:hAnsi="Times New Roman"/>
-          <w:sz w:val="24"/>
-          <w:szCs w:val="24"/>
-        </w:rPr>
-        <w:t>Raseroka</w:t>
-      </w:r>
-      <w:proofErr w:type="spellEnd"/>
-      <w:r>
-        <w:rPr>
-          <w:rFonts w:ascii="Times New Roman" w:eastAsia="Times New Roman" w:hAnsi="Times New Roman"/>
-          <w:sz w:val="24"/>
-          <w:szCs w:val="24"/>
-        </w:rPr>
-        <w:t xml:space="preserve">, K., Rodriguez-Lonebear, D., Rowe, R., Sara, R., Walker, J. D., Anderson, J., &amp; Hudson, M. (2020). The CARE Principles for Indigenous Data Governance. Data Science Journal, 19(1), 1–12. </w:t>
+        <w:t xml:space="preserve">Carroll, S. R., Garba, I., Figueroa-Rodríguez, O. L., Holbrook, J., Lovett, R., Materechera, S., Parsons, M., Raseroka, K., Rodriguez-Lonebear, D., Rowe, R., Sara, R., Walker, J. D., Anderson, J., &amp; Hudson, M. (2020). The CARE Principles for Indigenous Data Governance. Data Science Journal, 19(1), 1–12. </w:t>
       </w:r>
       <w:hyperlink r:id="rId23">
         <w:r>
@@ -11941,57 +11556,15 @@
           <w:sz w:val="24"/>
           <w:szCs w:val="24"/>
         </w:rPr>
-        <w:t xml:space="preserve">NT crime </w:t>
-      </w:r>
-      <w:proofErr w:type="gramStart"/>
-      <w:r>
-        <w:rPr>
-          <w:rFonts w:ascii="Times New Roman" w:eastAsia="Times New Roman" w:hAnsi="Times New Roman"/>
-          <w:i/>
-          <w:iCs/>
-          <w:sz w:val="24"/>
-          <w:szCs w:val="24"/>
-        </w:rPr>
-        <w:t>statistics march</w:t>
-      </w:r>
-      <w:proofErr w:type="gramEnd"/>
-      <w:r>
-        <w:rPr>
-          <w:rFonts w:ascii="Times New Roman" w:eastAsia="Times New Roman" w:hAnsi="Times New Roman"/>
-          <w:i/>
-          <w:iCs/>
-          <w:sz w:val="24"/>
-          <w:szCs w:val="24"/>
-        </w:rPr>
-        <w:t xml:space="preserve"> 2026 - NTG open data portal</w:t>
-      </w:r>
-      <w:r>
-        <w:rPr>
-          <w:rFonts w:ascii="Times New Roman" w:eastAsia="Times New Roman" w:hAnsi="Times New Roman"/>
-          <w:sz w:val="24"/>
-          <w:szCs w:val="24"/>
-        </w:rPr>
-        <w:t xml:space="preserve">. </w:t>
-      </w:r>
-      <w:proofErr w:type="spellStart"/>
-      <w:proofErr w:type="gramStart"/>
-      <w:r>
-        <w:rPr>
-          <w:rFonts w:ascii="Times New Roman" w:eastAsia="Times New Roman" w:hAnsi="Times New Roman"/>
-          <w:sz w:val="24"/>
-          <w:szCs w:val="24"/>
-        </w:rPr>
-        <w:t>Nt.Gov.Au</w:t>
-      </w:r>
-      <w:proofErr w:type="spellEnd"/>
-      <w:proofErr w:type="gramEnd"/>
-      <w:r>
-        <w:rPr>
-          <w:rFonts w:ascii="Times New Roman" w:eastAsia="Times New Roman" w:hAnsi="Times New Roman"/>
-          <w:sz w:val="24"/>
-          <w:szCs w:val="24"/>
-        </w:rPr>
-        <w:t xml:space="preserve">. </w:t>
+        <w:t>NT crime statistics march 2026 - NTG open data portal</w:t>
+      </w:r>
+      <w:r>
+        <w:rPr>
+          <w:rFonts w:ascii="Times New Roman" w:eastAsia="Times New Roman" w:hAnsi="Times New Roman"/>
+          <w:sz w:val="24"/>
+          <w:szCs w:val="24"/>
+        </w:rPr>
+        <w:t xml:space="preserve">. Nt.Gov.Au. </w:t>
       </w:r>
       <w:hyperlink r:id="rId25">
         <w:r>
@@ -12071,29 +11644,7 @@
           <w:sz w:val="24"/>
           <w:szCs w:val="24"/>
         </w:rPr>
-        <w:t xml:space="preserve">Operation </w:t>
-      </w:r>
-      <w:proofErr w:type="spellStart"/>
-      <w:r>
-        <w:rPr>
-          <w:rFonts w:ascii="Times New Roman" w:eastAsia="Times New Roman" w:hAnsi="Times New Roman"/>
-          <w:i/>
-          <w:iCs/>
-          <w:sz w:val="24"/>
-          <w:szCs w:val="24"/>
-        </w:rPr>
-        <w:t>ventura</w:t>
-      </w:r>
-      <w:proofErr w:type="spellEnd"/>
-      <w:r>
-        <w:rPr>
-          <w:rFonts w:ascii="Times New Roman" w:eastAsia="Times New Roman" w:hAnsi="Times New Roman"/>
-          <w:i/>
-          <w:iCs/>
-          <w:sz w:val="24"/>
-          <w:szCs w:val="24"/>
-        </w:rPr>
-        <w:t xml:space="preserve"> | NT police, fire &amp; emergency services</w:t>
+        <w:t>Operation ventura | NT police, fire &amp; emergency services</w:t>
       </w:r>
       <w:r>
         <w:rPr>
@@ -12594,19 +12145,8 @@
                 <w:szCs w:val="24"/>
                 <w:lang w:val="en-US" w:eastAsia="en-US"/>
               </w:rPr>
-              <w:t xml:space="preserve">: naive baselines, leakage-free CV, rolling-origin </w:t>
-            </w:r>
-            <w:proofErr w:type="spellStart"/>
-            <w:r>
-              <w:rPr>
-                <w:rFonts w:ascii="Times New Roman" w:eastAsia="Times New Roman" w:hAnsi="Times New Roman"/>
-                <w:sz w:val="24"/>
-                <w:szCs w:val="24"/>
-                <w:lang w:val="en-US" w:eastAsia="en-US"/>
-              </w:rPr>
-              <w:t>backtest</w:t>
-            </w:r>
-            <w:proofErr w:type="spellEnd"/>
+              <w:t>: naive baselines, leakage-free CV, rolling-origin backtest</w:t>
+            </w:r>
           </w:p>
         </w:tc>
         <w:tc>
@@ -12630,19 +12170,8 @@
                 <w:szCs w:val="24"/>
                 <w:lang w:val="en-US" w:eastAsia="en-US"/>
               </w:rPr>
-              <w:t xml:space="preserve">Responds directly to A1 feedback on validation </w:t>
-            </w:r>
-            <w:proofErr w:type="spellStart"/>
-            <w:r>
-              <w:rPr>
-                <w:rFonts w:ascii="Times New Roman" w:eastAsia="Times New Roman" w:hAnsi="Times New Roman"/>
-                <w:sz w:val="24"/>
-                <w:szCs w:val="24"/>
-                <w:lang w:val="en-US" w:eastAsia="en-US"/>
-              </w:rPr>
-              <w:t>rigour</w:t>
-            </w:r>
-            <w:proofErr w:type="spellEnd"/>
+              <w:t>Responds directly to A1 feedback on validation rigour</w:t>
+            </w:r>
           </w:p>
         </w:tc>
       </w:tr>
@@ -12767,23 +12296,13 @@
                 <w:szCs w:val="24"/>
               </w:rPr>
             </w:pPr>
-            <w:proofErr w:type="spellStart"/>
             <w:r>
               <w:rPr>
                 <w:rFonts w:ascii="Times New Roman" w:eastAsiaTheme="minorEastAsia" w:hAnsi="Times New Roman"/>
                 <w:sz w:val="24"/>
                 <w:szCs w:val="24"/>
               </w:rPr>
-              <w:t>Thi</w:t>
-            </w:r>
-            <w:proofErr w:type="spellEnd"/>
-            <w:r>
-              <w:rPr>
-                <w:rFonts w:ascii="Times New Roman" w:eastAsiaTheme="minorEastAsia" w:hAnsi="Times New Roman"/>
-                <w:sz w:val="24"/>
-                <w:szCs w:val="24"/>
-              </w:rPr>
-              <w:t xml:space="preserve"> Xuan Thanh Tran (Emma) </w:t>
+              <w:t xml:space="preserve">Thi Xuan Thanh Tran (Emma) </w:t>
             </w:r>
           </w:p>
         </w:tc>
@@ -13420,6 +12939,773 @@
     <w:bookmarkEnd w:id="19"/>
     <w:p>
       <w:pPr>
+        <w:spacing w:before="100" w:beforeAutospacing="1" w:after="100" w:afterAutospacing="1"/>
+        <w:rPr>
+          <w:rFonts w:ascii="Times New Roman" w:eastAsia="Times New Roman" w:hAnsi="Times New Roman"/>
+          <w:sz w:val="24"/>
+          <w:szCs w:val="24"/>
+          <w:lang w:val="en-US" w:eastAsia="en-US"/>
+        </w:rPr>
+      </w:pPr>
+      <w:r>
+        <w:rPr>
+          <w:rFonts w:ascii="Times New Roman" w:eastAsia="Times New Roman" w:hAnsi="Times New Roman"/>
+          <w:sz w:val="24"/>
+          <w:szCs w:val="24"/>
+          <w:lang w:val="en-US" w:eastAsia="en-US"/>
+        </w:rPr>
+        <w:t>Three datasets were acquired (Table 1): NT Crime Statistics (2020–2023 and current), Population estimates (1986–2025), and Wholesale Alcohol Supply (2023–2025). Raw files are stored untouched in dataset/source/; any correction happens in code (data_processing.py), never by hand-editing the source.</w:t>
+      </w:r>
+    </w:p>
+    <w:p>
+      <w:pPr>
+        <w:spacing w:before="100" w:beforeAutospacing="1" w:after="100" w:afterAutospacing="1"/>
+        <w:rPr>
+          <w:rFonts w:ascii="Times New Roman" w:eastAsia="Times New Roman" w:hAnsi="Times New Roman"/>
+          <w:sz w:val="24"/>
+          <w:szCs w:val="24"/>
+          <w:lang w:val="en-US" w:eastAsia="en-US"/>
+        </w:rPr>
+      </w:pPr>
+      <w:r>
+        <w:rPr>
+          <w:rFonts w:ascii="Times New Roman" w:eastAsia="Times New Roman" w:hAnsi="Times New Roman"/>
+          <w:sz w:val="24"/>
+          <w:szCs w:val="24"/>
+          <w:lang w:val="en-US" w:eastAsia="en-US"/>
+        </w:rPr>
+        <w:t>Acquisition is handled by ingest.py:</w:t>
+      </w:r>
+    </w:p>
+    <w:p>
+      <w:pPr>
+        <w:numPr>
+          <w:ilvl w:val="0"/>
+          <w:numId w:val="50"/>
+        </w:numPr>
+        <w:spacing w:before="100" w:beforeAutospacing="1" w:after="100" w:afterAutospacing="1"/>
+        <w:rPr>
+          <w:rFonts w:ascii="Times New Roman" w:eastAsia="Times New Roman" w:hAnsi="Times New Roman"/>
+          <w:sz w:val="24"/>
+          <w:szCs w:val="24"/>
+          <w:lang w:val="en-US" w:eastAsia="en-US"/>
+        </w:rPr>
+      </w:pPr>
+      <w:r>
+        <w:rPr>
+          <w:rFonts w:ascii="Times New Roman" w:eastAsia="Times New Roman" w:hAnsi="Times New Roman"/>
+          <w:sz w:val="24"/>
+          <w:szCs w:val="24"/>
+          <w:lang w:val="en-US" w:eastAsia="en-US"/>
+        </w:rPr>
+        <w:t>Fuzzy filename matching — handles naming differences between teammates' downloads (punctuation, Windows "(2)" duplicate suffixes).</w:t>
+      </w:r>
+    </w:p>
+    <w:p>
+      <w:pPr>
+        <w:numPr>
+          <w:ilvl w:val="0"/>
+          <w:numId w:val="50"/>
+        </w:numPr>
+        <w:spacing w:before="100" w:beforeAutospacing="1" w:after="100" w:afterAutospacing="1"/>
+        <w:rPr>
+          <w:rFonts w:ascii="Times New Roman" w:eastAsia="Times New Roman" w:hAnsi="Times New Roman"/>
+          <w:sz w:val="24"/>
+          <w:szCs w:val="24"/>
+          <w:lang w:val="en-US" w:eastAsia="en-US"/>
+        </w:rPr>
+      </w:pPr>
+      <w:r>
+        <w:rPr>
+          <w:rFonts w:ascii="Times New Roman" w:eastAsia="Times New Roman" w:hAnsi="Times New Roman"/>
+          <w:sz w:val="24"/>
+          <w:szCs w:val="24"/>
+          <w:lang w:val="en-US" w:eastAsia="en-US"/>
+        </w:rPr>
+        <w:t>Validation checks — empty dataframes, duplicated columns, fully-null columns flagged before proceeding.</w:t>
+      </w:r>
+    </w:p>
+    <w:p>
+      <w:pPr>
+        <w:numPr>
+          <w:ilvl w:val="0"/>
+          <w:numId w:val="50"/>
+        </w:numPr>
+        <w:spacing w:before="100" w:beforeAutospacing="1" w:after="100" w:afterAutospacing="1"/>
+        <w:rPr>
+          <w:rFonts w:ascii="Times New Roman" w:eastAsia="Times New Roman" w:hAnsi="Times New Roman"/>
+          <w:sz w:val="24"/>
+          <w:szCs w:val="24"/>
+          <w:lang w:val="en-US" w:eastAsia="en-US"/>
+        </w:rPr>
+      </w:pPr>
+      <w:r>
+        <w:rPr>
+          <w:rFonts w:ascii="Times New Roman" w:eastAsia="Times New Roman" w:hAnsi="Times New Roman"/>
+          <w:sz w:val="24"/>
+          <w:szCs w:val="24"/>
+          <w:lang w:val="en-US" w:eastAsia="en-US"/>
+        </w:rPr>
+        <w:t>Provenance tracking — each run writes to dataset/raw/ plus a manifest.json recording row/column counts and warnings.</w:t>
+      </w:r>
+    </w:p>
+    <w:p>
+      <w:pPr>
+        <w:spacing w:before="100" w:beforeAutospacing="1" w:after="100" w:afterAutospacing="1"/>
+        <w:rPr>
+          <w:rFonts w:ascii="Times New Roman" w:eastAsia="Times New Roman" w:hAnsi="Times New Roman"/>
+          <w:sz w:val="24"/>
+          <w:szCs w:val="24"/>
+          <w:lang w:val="en-US" w:eastAsia="en-US"/>
+        </w:rPr>
+      </w:pPr>
+      <w:r>
+        <w:rPr>
+          <w:rFonts w:ascii="Times New Roman" w:eastAsia="Times New Roman" w:hAnsi="Times New Roman"/>
+          <w:sz w:val="24"/>
+          <w:szCs w:val="24"/>
+          <w:lang w:val="en-US" w:eastAsia="en-US"/>
+        </w:rPr>
+        <w:t>Storage follows a three-stage convention: dataset/source/ → dataset/raw/ (ingest.py) → dataset/processed/ (data_processing.py, Section 2). GitHub was chosen for version-controlled history and individually-attributable commits (Section 6) at no cost.</w:t>
+      </w:r>
+    </w:p>
+    <w:p>
+      <w:pPr>
+        <w:spacing w:before="100" w:beforeAutospacing="1" w:after="100" w:afterAutospacing="1"/>
+        <w:rPr>
+          <w:rFonts w:ascii="Times New Roman" w:eastAsia="Times New Roman" w:hAnsi="Times New Roman"/>
+          <w:sz w:val="24"/>
+          <w:szCs w:val="24"/>
+          <w:lang w:val="en-US" w:eastAsia="en-US"/>
+        </w:rPr>
+      </w:pPr>
+      <w:r>
+        <w:rPr>
+          <w:rFonts w:ascii="Times New Roman" w:eastAsia="Times New Roman" w:hAnsi="Times New Roman"/>
+          <w:sz w:val="24"/>
+          <w:szCs w:val="24"/>
+          <w:lang w:val="en-US" w:eastAsia="en-US"/>
+        </w:rPr>
+        <w:t>The Assessment 1 feedback correctly flagged GitHub as a weak primary data store for production use. A SQL layer (SQLite/PostgreSQL) was considered but not adopted this milestone, for three reasons:</w:t>
+      </w:r>
+    </w:p>
+    <w:p>
+      <w:pPr>
+        <w:numPr>
+          <w:ilvl w:val="0"/>
+          <w:numId w:val="51"/>
+        </w:numPr>
+        <w:spacing w:before="100" w:beforeAutospacing="1" w:after="100" w:afterAutospacing="1"/>
+        <w:rPr>
+          <w:rFonts w:ascii="Times New Roman" w:eastAsia="Times New Roman" w:hAnsi="Times New Roman"/>
+          <w:sz w:val="24"/>
+          <w:szCs w:val="24"/>
+          <w:lang w:val="en-US" w:eastAsia="en-US"/>
+        </w:rPr>
+      </w:pPr>
+      <w:r>
+        <w:rPr>
+          <w:rFonts w:ascii="Times New Roman" w:eastAsia="Times New Roman" w:hAnsi="Times New Roman"/>
+          <w:sz w:val="24"/>
+          <w:szCs w:val="24"/>
+          <w:lang w:val="en-US" w:eastAsia="en-US"/>
+        </w:rPr>
+        <w:t>Scale doesn't warrant it — current volume (~72,000 rows across all sources) doesn't need the concurrent-access or indexing capabilities a relational database provides.</w:t>
+      </w:r>
+    </w:p>
+    <w:p>
+      <w:pPr>
+        <w:numPr>
+          <w:ilvl w:val="0"/>
+          <w:numId w:val="51"/>
+        </w:numPr>
+        <w:spacing w:before="100" w:beforeAutospacing="1" w:after="100" w:afterAutospacing="1"/>
+        <w:rPr>
+          <w:rFonts w:ascii="Times New Roman" w:eastAsia="Times New Roman" w:hAnsi="Times New Roman"/>
+          <w:sz w:val="24"/>
+          <w:szCs w:val="24"/>
+          <w:lang w:val="en-US" w:eastAsia="en-US"/>
+        </w:rPr>
+      </w:pPr>
+      <w:r>
+        <w:rPr>
+          <w:rFonts w:ascii="Times New Roman" w:eastAsia="Times New Roman" w:hAnsi="Times New Roman"/>
+          <w:sz w:val="24"/>
+          <w:szCs w:val="24"/>
+          <w:lang w:val="en-US" w:eastAsia="en-US"/>
+        </w:rPr>
+        <w:t>Functionality already exists — the joins and aggregations a SQL layer would offer are already handled by the existing ingest.py/data_processing.py scripts; adding one would duplicate rather than extend capability.</w:t>
+      </w:r>
+    </w:p>
+    <w:p>
+      <w:pPr>
+        <w:numPr>
+          <w:ilvl w:val="0"/>
+          <w:numId w:val="51"/>
+        </w:numPr>
+        <w:spacing w:before="100" w:beforeAutospacing="1" w:after="100" w:afterAutospacing="1"/>
+        <w:rPr>
+          <w:rFonts w:ascii="Times New Roman" w:eastAsia="Times New Roman" w:hAnsi="Times New Roman"/>
+          <w:sz w:val="24"/>
+          <w:szCs w:val="24"/>
+          <w:lang w:val="en-US" w:eastAsia="en-US"/>
+        </w:rPr>
+      </w:pPr>
+      <w:r>
+        <w:rPr>
+          <w:rFonts w:ascii="Times New Roman" w:eastAsia="Times New Roman" w:hAnsi="Times New Roman"/>
+          <w:sz w:val="24"/>
+          <w:szCs w:val="24"/>
+          <w:lang w:val="en-US" w:eastAsia="en-US"/>
+        </w:rPr>
+        <w:t>Timing risk — refactoring the already-tested Ingest, Processing, and Engineering stages (Section 3.5) mid-semester could destabilise working code during the weeks reserved for modelling and dashboard delivery (Table 3).</w:t>
+      </w:r>
+    </w:p>
+    <w:p>
+      <w:pPr>
+        <w:spacing w:before="100" w:beforeAutospacing="1" w:after="100" w:afterAutospacing="1"/>
+        <w:rPr>
+          <w:rFonts w:ascii="Times New Roman" w:eastAsia="Times New Roman" w:hAnsi="Times New Roman"/>
+          <w:sz w:val="24"/>
+          <w:szCs w:val="24"/>
+          <w:lang w:val="en-US" w:eastAsia="en-US"/>
+        </w:rPr>
+      </w:pPr>
+      <w:r>
+        <w:rPr>
+          <w:rFonts w:ascii="Times New Roman" w:eastAsia="Times New Roman" w:hAnsi="Times New Roman"/>
+          <w:sz w:val="24"/>
+          <w:szCs w:val="24"/>
+          <w:lang w:val="en-US" w:eastAsia="en-US"/>
+        </w:rPr>
+        <w:t>A structured store remains scoped in the technology roadmap (Table 2) and will be revisited if the dashboard (Weeks 7–10) requires concurrent read access beyond what flat files support.</w:t>
+      </w:r>
+    </w:p>
+    <w:p>
+      <w:pPr>
+        <w:spacing w:before="100" w:beforeAutospacing="1" w:after="100" w:afterAutospacing="1"/>
+        <w:rPr>
+          <w:rFonts w:ascii="Times New Roman" w:eastAsia="Times New Roman" w:hAnsi="Times New Roman"/>
+          <w:sz w:val="24"/>
+          <w:szCs w:val="24"/>
+          <w:lang w:val="en-US" w:eastAsia="en-US"/>
+        </w:rPr>
+      </w:pPr>
+      <w:r>
+        <w:rPr>
+          <w:rFonts w:ascii="Times New Roman" w:eastAsia="Times New Roman" w:hAnsi="Times New Roman"/>
+          <w:sz w:val="24"/>
+          <w:szCs w:val="24"/>
+          <w:lang w:eastAsia="en-US"/>
+        </w:rPr>
+        <w:t>5 Vs characterisation</w:t>
+      </w:r>
+    </w:p>
+    <w:tbl>
+      <w:tblPr>
+        <w:tblW w:w="8740" w:type="dxa"/>
+        <w:tblLook w:val="04A0" w:firstRow="1" w:lastRow="0" w:firstColumn="1" w:lastColumn="0" w:noHBand="0" w:noVBand="1"/>
+      </w:tblPr>
+      <w:tblGrid>
+        <w:gridCol w:w="4460"/>
+        <w:gridCol w:w="4280"/>
+      </w:tblGrid>
+      <w:tr>
+        <w:trPr>
+          <w:trHeight w:val="288"/>
+        </w:trPr>
+        <w:tc>
+          <w:tcPr>
+            <w:tcW w:w="4460" w:type="dxa"/>
+            <w:tcBorders>
+              <w:top w:val="single" w:sz="4" w:space="0" w:color="auto"/>
+              <w:left w:val="single" w:sz="4" w:space="0" w:color="auto"/>
+              <w:bottom w:val="single" w:sz="4" w:space="0" w:color="auto"/>
+              <w:right w:val="single" w:sz="4" w:space="0" w:color="auto"/>
+            </w:tcBorders>
+            <w:vAlign w:val="center"/>
+            <w:hideMark/>
+          </w:tcPr>
+          <w:p>
+            <w:pPr>
+              <w:jc w:val="center"/>
+              <w:rPr>
+                <w:rFonts w:ascii="Calibri" w:eastAsia="Times New Roman" w:hAnsi="Calibri" w:cs="Calibri"/>
+                <w:b/>
+                <w:bCs/>
+                <w:color w:val="000000"/>
+                <w:sz w:val="22"/>
+                <w:szCs w:val="22"/>
+                <w:lang w:val="en-US" w:eastAsia="en-US"/>
+              </w:rPr>
+            </w:pPr>
+            <w:r>
+              <w:rPr>
+                <w:rFonts w:ascii="Calibri" w:eastAsia="Times New Roman" w:hAnsi="Calibri" w:cs="Calibri"/>
+                <w:b/>
+                <w:bCs/>
+                <w:color w:val="000000"/>
+                <w:sz w:val="22"/>
+                <w:szCs w:val="22"/>
+                <w:lang w:val="en-US" w:eastAsia="en-US"/>
+              </w:rPr>
+              <w:t>5</w:t>
+            </w:r>
+            <w:r>
+              <w:rPr>
+                <w:rFonts w:ascii="Calibri" w:eastAsia="Times New Roman" w:hAnsi="Calibri" w:cs="Calibri"/>
+                <w:b/>
+                <w:bCs/>
+                <w:color w:val="000000"/>
+                <w:sz w:val="22"/>
+                <w:szCs w:val="22"/>
+                <w:lang w:val="en-US" w:eastAsia="en-US"/>
+              </w:rPr>
+              <w:t>V</w:t>
+            </w:r>
+            <w:r>
+              <w:rPr>
+                <w:rFonts w:ascii="Calibri" w:eastAsia="Times New Roman" w:hAnsi="Calibri" w:cs="Calibri"/>
+                <w:b/>
+                <w:bCs/>
+                <w:color w:val="000000"/>
+                <w:sz w:val="22"/>
+                <w:szCs w:val="22"/>
+                <w:lang w:val="en-US" w:eastAsia="en-US"/>
+              </w:rPr>
+              <w:t>s</w:t>
+            </w:r>
+          </w:p>
+        </w:tc>
+        <w:tc>
+          <w:tcPr>
+            <w:tcW w:w="4280" w:type="dxa"/>
+            <w:tcBorders>
+              <w:top w:val="single" w:sz="4" w:space="0" w:color="auto"/>
+              <w:left w:val="nil"/>
+              <w:bottom w:val="single" w:sz="4" w:space="0" w:color="auto"/>
+              <w:right w:val="single" w:sz="4" w:space="0" w:color="auto"/>
+            </w:tcBorders>
+            <w:vAlign w:val="center"/>
+            <w:hideMark/>
+          </w:tcPr>
+          <w:p>
+            <w:pPr>
+              <w:jc w:val="center"/>
+              <w:rPr>
+                <w:rFonts w:ascii="Calibri" w:eastAsia="Times New Roman" w:hAnsi="Calibri" w:cs="Calibri"/>
+                <w:b/>
+                <w:bCs/>
+                <w:color w:val="000000"/>
+                <w:sz w:val="22"/>
+                <w:szCs w:val="22"/>
+                <w:lang w:val="en-US" w:eastAsia="en-US"/>
+              </w:rPr>
+            </w:pPr>
+            <w:r>
+              <w:rPr>
+                <w:rFonts w:ascii="Calibri" w:eastAsia="Times New Roman" w:hAnsi="Calibri" w:cs="Calibri"/>
+                <w:b/>
+                <w:bCs/>
+                <w:color w:val="000000"/>
+                <w:sz w:val="22"/>
+                <w:szCs w:val="22"/>
+                <w:lang w:val="en-US" w:eastAsia="en-US"/>
+              </w:rPr>
+              <w:t>Characterisation</w:t>
+            </w:r>
+          </w:p>
+        </w:tc>
+      </w:tr>
+      <w:tr>
+        <w:trPr>
+          <w:trHeight w:val="1152"/>
+        </w:trPr>
+        <w:tc>
+          <w:tcPr>
+            <w:tcW w:w="4460" w:type="dxa"/>
+            <w:tcBorders>
+              <w:top w:val="nil"/>
+              <w:left w:val="single" w:sz="4" w:space="0" w:color="auto"/>
+              <w:bottom w:val="single" w:sz="4" w:space="0" w:color="auto"/>
+              <w:right w:val="single" w:sz="4" w:space="0" w:color="auto"/>
+            </w:tcBorders>
+            <w:vAlign w:val="center"/>
+            <w:hideMark/>
+          </w:tcPr>
+          <w:p>
+            <w:pPr>
+              <w:rPr>
+                <w:rFonts w:ascii="Calibri" w:eastAsia="Times New Roman" w:hAnsi="Calibri" w:cs="Calibri"/>
+                <w:b/>
+                <w:bCs/>
+                <w:color w:val="000000"/>
+                <w:sz w:val="22"/>
+                <w:szCs w:val="22"/>
+                <w:lang w:val="en-US" w:eastAsia="en-US"/>
+              </w:rPr>
+            </w:pPr>
+            <w:r>
+              <w:rPr>
+                <w:rFonts w:ascii="Calibri" w:eastAsia="Times New Roman" w:hAnsi="Calibri" w:cs="Calibri"/>
+                <w:b/>
+                <w:bCs/>
+                <w:color w:val="000000"/>
+                <w:sz w:val="22"/>
+                <w:szCs w:val="22"/>
+                <w:lang w:val="en-US" w:eastAsia="en-US"/>
+              </w:rPr>
+              <w:t>Volume</w:t>
+            </w:r>
+          </w:p>
+        </w:tc>
+        <w:tc>
+          <w:tcPr>
+            <w:tcW w:w="4280" w:type="dxa"/>
+            <w:tcBorders>
+              <w:top w:val="nil"/>
+              <w:left w:val="nil"/>
+              <w:bottom w:val="single" w:sz="4" w:space="0" w:color="auto"/>
+              <w:right w:val="single" w:sz="4" w:space="0" w:color="auto"/>
+            </w:tcBorders>
+            <w:vAlign w:val="center"/>
+            <w:hideMark/>
+          </w:tcPr>
+          <w:p>
+            <w:pPr>
+              <w:rPr>
+                <w:rFonts w:ascii="Calibri" w:eastAsia="Times New Roman" w:hAnsi="Calibri" w:cs="Calibri"/>
+                <w:color w:val="000000"/>
+                <w:sz w:val="22"/>
+                <w:szCs w:val="22"/>
+                <w:lang w:val="en-US" w:eastAsia="en-US"/>
+              </w:rPr>
+            </w:pPr>
+            <w:r>
+              <w:rPr>
+                <w:rFonts w:ascii="Calibri" w:eastAsia="Times New Roman" w:hAnsi="Calibri" w:cs="Calibri"/>
+                <w:color w:val="000000"/>
+                <w:sz w:val="22"/>
+                <w:szCs w:val="22"/>
+                <w:lang w:val="en-US" w:eastAsia="en-US"/>
+              </w:rPr>
+              <w:t>55,148 raw crime records; 17,280 population rows; 87 alcohol rows → 66 region-year population rows and one merged region-month panel after cleaning</w:t>
+            </w:r>
+          </w:p>
+        </w:tc>
+      </w:tr>
+      <w:tr>
+        <w:trPr>
+          <w:trHeight w:val="1152"/>
+        </w:trPr>
+        <w:tc>
+          <w:tcPr>
+            <w:tcW w:w="4460" w:type="dxa"/>
+            <w:tcBorders>
+              <w:top w:val="nil"/>
+              <w:left w:val="single" w:sz="4" w:space="0" w:color="auto"/>
+              <w:bottom w:val="single" w:sz="4" w:space="0" w:color="auto"/>
+              <w:right w:val="single" w:sz="4" w:space="0" w:color="auto"/>
+            </w:tcBorders>
+            <w:vAlign w:val="center"/>
+            <w:hideMark/>
+          </w:tcPr>
+          <w:p>
+            <w:pPr>
+              <w:rPr>
+                <w:rFonts w:ascii="Calibri" w:eastAsia="Times New Roman" w:hAnsi="Calibri" w:cs="Calibri"/>
+                <w:b/>
+                <w:bCs/>
+                <w:color w:val="000000"/>
+                <w:sz w:val="22"/>
+                <w:szCs w:val="22"/>
+                <w:lang w:val="en-US" w:eastAsia="en-US"/>
+              </w:rPr>
+            </w:pPr>
+            <w:r>
+              <w:rPr>
+                <w:rFonts w:ascii="Calibri" w:eastAsia="Times New Roman" w:hAnsi="Calibri" w:cs="Calibri"/>
+                <w:b/>
+                <w:bCs/>
+                <w:color w:val="000000"/>
+                <w:sz w:val="22"/>
+                <w:szCs w:val="22"/>
+                <w:lang w:val="en-US" w:eastAsia="en-US"/>
+              </w:rPr>
+              <w:t>Velocity</w:t>
+            </w:r>
+          </w:p>
+        </w:tc>
+        <w:tc>
+          <w:tcPr>
+            <w:tcW w:w="4280" w:type="dxa"/>
+            <w:tcBorders>
+              <w:top w:val="nil"/>
+              <w:left w:val="nil"/>
+              <w:bottom w:val="single" w:sz="4" w:space="0" w:color="auto"/>
+              <w:right w:val="single" w:sz="4" w:space="0" w:color="auto"/>
+            </w:tcBorders>
+            <w:vAlign w:val="center"/>
+            <w:hideMark/>
+          </w:tcPr>
+          <w:p>
+            <w:pPr>
+              <w:rPr>
+                <w:rFonts w:ascii="Calibri" w:eastAsia="Times New Roman" w:hAnsi="Calibri" w:cs="Calibri"/>
+                <w:color w:val="000000"/>
+                <w:sz w:val="22"/>
+                <w:szCs w:val="22"/>
+                <w:lang w:val="en-US" w:eastAsia="en-US"/>
+              </w:rPr>
+            </w:pPr>
+            <w:r>
+              <w:rPr>
+                <w:rFonts w:ascii="Calibri" w:eastAsia="Times New Roman" w:hAnsi="Calibri" w:cs="Calibri"/>
+                <w:color w:val="000000"/>
+                <w:sz w:val="22"/>
+                <w:szCs w:val="22"/>
+                <w:lang w:val="en-US" w:eastAsia="en-US"/>
+              </w:rPr>
+              <w:t>Crime: irregular, multi-month cycle. Population: annual. Alcohol: quarterly. No source supports real-time ingestion — batch refresh only</w:t>
+            </w:r>
+          </w:p>
+        </w:tc>
+      </w:tr>
+      <w:tr>
+        <w:trPr>
+          <w:trHeight w:val="864"/>
+        </w:trPr>
+        <w:tc>
+          <w:tcPr>
+            <w:tcW w:w="4460" w:type="dxa"/>
+            <w:tcBorders>
+              <w:top w:val="nil"/>
+              <w:left w:val="single" w:sz="4" w:space="0" w:color="auto"/>
+              <w:bottom w:val="single" w:sz="4" w:space="0" w:color="auto"/>
+              <w:right w:val="single" w:sz="4" w:space="0" w:color="auto"/>
+            </w:tcBorders>
+            <w:vAlign w:val="center"/>
+            <w:hideMark/>
+          </w:tcPr>
+          <w:p>
+            <w:pPr>
+              <w:rPr>
+                <w:rFonts w:ascii="Calibri" w:eastAsia="Times New Roman" w:hAnsi="Calibri" w:cs="Calibri"/>
+                <w:b/>
+                <w:bCs/>
+                <w:color w:val="000000"/>
+                <w:sz w:val="22"/>
+                <w:szCs w:val="22"/>
+                <w:lang w:val="en-US" w:eastAsia="en-US"/>
+              </w:rPr>
+            </w:pPr>
+            <w:r>
+              <w:rPr>
+                <w:rFonts w:ascii="Calibri" w:eastAsia="Times New Roman" w:hAnsi="Calibri" w:cs="Calibri"/>
+                <w:b/>
+                <w:bCs/>
+                <w:color w:val="000000"/>
+                <w:sz w:val="22"/>
+                <w:szCs w:val="22"/>
+                <w:lang w:val="en-US" w:eastAsia="en-US"/>
+              </w:rPr>
+              <w:lastRenderedPageBreak/>
+              <w:t>Variety</w:t>
+            </w:r>
+          </w:p>
+        </w:tc>
+        <w:tc>
+          <w:tcPr>
+            <w:tcW w:w="4280" w:type="dxa"/>
+            <w:tcBorders>
+              <w:top w:val="nil"/>
+              <w:left w:val="nil"/>
+              <w:bottom w:val="single" w:sz="4" w:space="0" w:color="auto"/>
+              <w:right w:val="single" w:sz="4" w:space="0" w:color="auto"/>
+            </w:tcBorders>
+            <w:vAlign w:val="center"/>
+            <w:hideMark/>
+          </w:tcPr>
+          <w:p>
+            <w:pPr>
+              <w:rPr>
+                <w:rFonts w:ascii="Calibri" w:eastAsia="Times New Roman" w:hAnsi="Calibri" w:cs="Calibri"/>
+                <w:color w:val="000000"/>
+                <w:sz w:val="22"/>
+                <w:szCs w:val="22"/>
+                <w:lang w:val="en-US" w:eastAsia="en-US"/>
+              </w:rPr>
+            </w:pPr>
+            <w:r>
+              <w:rPr>
+                <w:rFonts w:ascii="Calibri" w:eastAsia="Times New Roman" w:hAnsi="Calibri" w:cs="Calibri"/>
+                <w:color w:val="000000"/>
+                <w:sz w:val="22"/>
+                <w:szCs w:val="22"/>
+                <w:lang w:val="en-US" w:eastAsia="en-US"/>
+              </w:rPr>
+              <w:t>Two CSV transaction logs, one wide Excel demographic table, three quarterly Excel extracts — merged into one long-format panel</w:t>
+            </w:r>
+          </w:p>
+        </w:tc>
+      </w:tr>
+      <w:tr>
+        <w:trPr>
+          <w:trHeight w:val="1440"/>
+        </w:trPr>
+        <w:tc>
+          <w:tcPr>
+            <w:tcW w:w="4460" w:type="dxa"/>
+            <w:tcBorders>
+              <w:top w:val="nil"/>
+              <w:left w:val="single" w:sz="4" w:space="0" w:color="auto"/>
+              <w:bottom w:val="single" w:sz="4" w:space="0" w:color="auto"/>
+              <w:right w:val="single" w:sz="4" w:space="0" w:color="auto"/>
+            </w:tcBorders>
+            <w:vAlign w:val="center"/>
+            <w:hideMark/>
+          </w:tcPr>
+          <w:p>
+            <w:pPr>
+              <w:rPr>
+                <w:rFonts w:ascii="Calibri" w:eastAsia="Times New Roman" w:hAnsi="Calibri" w:cs="Calibri"/>
+                <w:b/>
+                <w:bCs/>
+                <w:color w:val="000000"/>
+                <w:sz w:val="22"/>
+                <w:szCs w:val="22"/>
+                <w:lang w:val="en-US" w:eastAsia="en-US"/>
+              </w:rPr>
+            </w:pPr>
+            <w:r>
+              <w:rPr>
+                <w:rFonts w:ascii="Calibri" w:eastAsia="Times New Roman" w:hAnsi="Calibri" w:cs="Calibri"/>
+                <w:b/>
+                <w:bCs/>
+                <w:color w:val="000000"/>
+                <w:sz w:val="22"/>
+                <w:szCs w:val="22"/>
+                <w:lang w:val="en-US" w:eastAsia="en-US"/>
+              </w:rPr>
+              <w:t>Veracity</w:t>
+            </w:r>
+          </w:p>
+        </w:tc>
+        <w:tc>
+          <w:tcPr>
+            <w:tcW w:w="4280" w:type="dxa"/>
+            <w:tcBorders>
+              <w:top w:val="nil"/>
+              <w:left w:val="nil"/>
+              <w:bottom w:val="single" w:sz="4" w:space="0" w:color="auto"/>
+              <w:right w:val="single" w:sz="4" w:space="0" w:color="auto"/>
+            </w:tcBorders>
+            <w:vAlign w:val="center"/>
+            <w:hideMark/>
+          </w:tcPr>
+          <w:p>
+            <w:pPr>
+              <w:rPr>
+                <w:rFonts w:ascii="Calibri" w:eastAsia="Times New Roman" w:hAnsi="Calibri" w:cs="Calibri"/>
+                <w:color w:val="000000"/>
+                <w:sz w:val="22"/>
+                <w:szCs w:val="22"/>
+                <w:lang w:val="en-US" w:eastAsia="en-US"/>
+              </w:rPr>
+            </w:pPr>
+            <w:r>
+              <w:rPr>
+                <w:rFonts w:ascii="Calibri" w:eastAsia="Times New Roman" w:hAnsi="Calibri" w:cs="Calibri"/>
+                <w:color w:val="000000"/>
+                <w:sz w:val="22"/>
+                <w:szCs w:val="22"/>
+                <w:lang w:val="en-US" w:eastAsia="en-US"/>
+              </w:rPr>
+              <w:t>PROMIS→SerPro recording change (Nov 2023), category-label mismatch between crime files, missing Nov 2023, alcohol data from 2023 only, mismatched region boundaries (7 police vs 6 NTG regions)</w:t>
+            </w:r>
+          </w:p>
+        </w:tc>
+      </w:tr>
+      <w:tr>
+        <w:trPr>
+          <w:trHeight w:val="864"/>
+        </w:trPr>
+        <w:tc>
+          <w:tcPr>
+            <w:tcW w:w="4460" w:type="dxa"/>
+            <w:tcBorders>
+              <w:top w:val="nil"/>
+              <w:left w:val="single" w:sz="4" w:space="0" w:color="auto"/>
+              <w:bottom w:val="single" w:sz="4" w:space="0" w:color="auto"/>
+              <w:right w:val="single" w:sz="4" w:space="0" w:color="auto"/>
+            </w:tcBorders>
+            <w:vAlign w:val="center"/>
+            <w:hideMark/>
+          </w:tcPr>
+          <w:p>
+            <w:pPr>
+              <w:rPr>
+                <w:rFonts w:ascii="Calibri" w:eastAsia="Times New Roman" w:hAnsi="Calibri" w:cs="Calibri"/>
+                <w:b/>
+                <w:bCs/>
+                <w:color w:val="000000"/>
+                <w:sz w:val="22"/>
+                <w:szCs w:val="22"/>
+                <w:lang w:val="en-US" w:eastAsia="en-US"/>
+              </w:rPr>
+            </w:pPr>
+            <w:r>
+              <w:rPr>
+                <w:rFonts w:ascii="Calibri" w:eastAsia="Times New Roman" w:hAnsi="Calibri" w:cs="Calibri"/>
+                <w:b/>
+                <w:bCs/>
+                <w:color w:val="000000"/>
+                <w:sz w:val="22"/>
+                <w:szCs w:val="22"/>
+                <w:lang w:val="en-US" w:eastAsia="en-US"/>
+              </w:rPr>
+              <w:t>Value</w:t>
+            </w:r>
+          </w:p>
+        </w:tc>
+        <w:tc>
+          <w:tcPr>
+            <w:tcW w:w="4280" w:type="dxa"/>
+            <w:tcBorders>
+              <w:top w:val="nil"/>
+              <w:left w:val="nil"/>
+              <w:bottom w:val="single" w:sz="4" w:space="0" w:color="auto"/>
+              <w:right w:val="single" w:sz="4" w:space="0" w:color="auto"/>
+            </w:tcBorders>
+            <w:vAlign w:val="center"/>
+            <w:hideMark/>
+          </w:tcPr>
+          <w:p>
+            <w:pPr>
+              <w:rPr>
+                <w:rFonts w:ascii="Calibri" w:eastAsia="Times New Roman" w:hAnsi="Calibri" w:cs="Calibri"/>
+                <w:color w:val="000000"/>
+                <w:sz w:val="22"/>
+                <w:szCs w:val="22"/>
+                <w:lang w:val="en-US" w:eastAsia="en-US"/>
+              </w:rPr>
+            </w:pPr>
+            <w:r>
+              <w:rPr>
+                <w:rFonts w:ascii="Calibri" w:eastAsia="Times New Roman" w:hAnsi="Calibri" w:cs="Calibri"/>
+                <w:color w:val="000000"/>
+                <w:sz w:val="22"/>
+                <w:szCs w:val="22"/>
+                <w:lang w:val="en-US" w:eastAsia="en-US"/>
+              </w:rPr>
+              <w:t>Crime = forecasting target; population = per-capita normalisation; alcohol = candidate predictor (alcohol–violence link)</w:t>
+            </w:r>
+          </w:p>
+        </w:tc>
+      </w:tr>
+    </w:tbl>
+    <w:p>
+      <w:pPr>
         <w:spacing w:before="120" w:line="276" w:lineRule="auto"/>
         <w:jc w:val="both"/>
         <w:rPr>
@@ -13429,7 +13715,22 @@
           <w:sz w:val="24"/>
           <w:szCs w:val="24"/>
           <w:highlight w:val="yellow"/>
-          <w:lang w:val="vi-VN"/>
+          <w:lang w:val="en-US"/>
+        </w:rPr>
+      </w:pPr>
+    </w:p>
+    <w:p>
+      <w:pPr>
+        <w:spacing w:before="120" w:line="276" w:lineRule="auto"/>
+        <w:jc w:val="both"/>
+        <w:rPr>
+          <w:rFonts w:ascii="Times New Roman" w:eastAsia="Times New Roman" w:hAnsi="Times New Roman"/>
+          <w:b/>
+          <w:bCs/>
+          <w:sz w:val="24"/>
+          <w:szCs w:val="24"/>
+          <w:highlight w:val="yellow"/>
+          <w:lang w:val="en-US"/>
         </w:rPr>
       </w:pPr>
     </w:p>
@@ -14256,6 +14557,7 @@
                 <w:sz w:val="24"/>
                 <w:szCs w:val="24"/>
               </w:rPr>
+              <w:lastRenderedPageBreak/>
               <w:t>House break-ins</w:t>
             </w:r>
           </w:p>
@@ -14608,25 +14910,7 @@
           <w:sz w:val="24"/>
           <w:szCs w:val="24"/>
         </w:rPr>
-        <w:t xml:space="preserve">It is retained as </w:t>
-      </w:r>
-      <w:proofErr w:type="spellStart"/>
-      <w:r>
-        <w:rPr>
-          <w:rFonts w:ascii="Times New Roman" w:eastAsia="Times New Roman" w:hAnsi="Times New Roman"/>
-          <w:sz w:val="24"/>
-          <w:szCs w:val="24"/>
-        </w:rPr>
-        <w:t>NaN</w:t>
-      </w:r>
-      <w:proofErr w:type="spellEnd"/>
-      <w:r>
-        <w:rPr>
-          <w:rFonts w:ascii="Times New Roman" w:eastAsia="Times New Roman" w:hAnsi="Times New Roman"/>
-          <w:sz w:val="24"/>
-          <w:szCs w:val="24"/>
-        </w:rPr>
-        <w:t xml:space="preserve"> and never imputed.</w:t>
+        <w:t>It is retained as NaN and never imputed.</w:t>
       </w:r>
     </w:p>
     <w:p>
@@ -14648,7 +14932,6 @@
           <w:sz w:val="24"/>
           <w:szCs w:val="24"/>
         </w:rPr>
-        <w:lastRenderedPageBreak/>
         <w:t>Binary encoding.</w:t>
       </w:r>
       <w:r>
@@ -14987,23 +15270,13 @@
           <w:szCs w:val="24"/>
         </w:rPr>
       </w:pPr>
-      <w:proofErr w:type="spellStart"/>
-      <w:r>
-        <w:rPr>
-          <w:rFonts w:ascii="Times New Roman" w:eastAsia="Times New Roman" w:hAnsi="Times New Roman"/>
-          <w:sz w:val="24"/>
-          <w:szCs w:val="24"/>
-        </w:rPr>
-        <w:t>Nhulunbuy</w:t>
-      </w:r>
-      <w:proofErr w:type="spellEnd"/>
-      <w:r>
-        <w:rPr>
-          <w:rFonts w:ascii="Times New Roman" w:eastAsia="Times New Roman" w:hAnsi="Times New Roman"/>
-          <w:sz w:val="24"/>
-          <w:szCs w:val="24"/>
-        </w:rPr>
-        <w:t xml:space="preserve"> </w:t>
+      <w:r>
+        <w:rPr>
+          <w:rFonts w:ascii="Times New Roman" w:eastAsia="Times New Roman" w:hAnsi="Times New Roman"/>
+          <w:sz w:val="24"/>
+          <w:szCs w:val="24"/>
+        </w:rPr>
+        <w:t xml:space="preserve">Nhulunbuy </w:t>
       </w:r>
       <w:r>
         <w:rPr>
@@ -15152,25 +15425,7 @@
           <w:sz w:val="24"/>
           <w:szCs w:val="24"/>
         </w:rPr>
-        <w:t xml:space="preserve">_REGION) </w:t>
-      </w:r>
-      <w:proofErr w:type="gramStart"/>
-      <w:r>
-        <w:rPr>
-          <w:rFonts w:ascii="Times New Roman" w:eastAsia="Times New Roman" w:hAnsi="Times New Roman"/>
-          <w:sz w:val="24"/>
-          <w:szCs w:val="24"/>
-        </w:rPr>
-        <w:t>maps</w:t>
-      </w:r>
-      <w:proofErr w:type="gramEnd"/>
-      <w:r>
-        <w:rPr>
-          <w:rFonts w:ascii="Times New Roman" w:eastAsia="Times New Roman" w:hAnsi="Times New Roman"/>
-          <w:sz w:val="24"/>
-          <w:szCs w:val="24"/>
-        </w:rPr>
-        <w:t xml:space="preserve"> 16 SA2 values to their parent NTG region</w:t>
+        <w:t>_REGION) maps 16 SA2 values to their parent NTG region</w:t>
       </w:r>
       <w:r>
         <w:rPr>
@@ -15328,25 +15583,8 @@
           <w:sz w:val="24"/>
           <w:szCs w:val="24"/>
         </w:rPr>
-        <w:t xml:space="preserve">Any </w:t>
-      </w:r>
-      <w:proofErr w:type="spellStart"/>
-      <w:r>
-        <w:rPr>
-          <w:rFonts w:ascii="Times New Roman" w:eastAsia="Times New Roman" w:hAnsi="Times New Roman"/>
-          <w:sz w:val="24"/>
-          <w:szCs w:val="24"/>
-        </w:rPr>
-        <w:t>unrecognised</w:t>
-      </w:r>
-      <w:proofErr w:type="spellEnd"/>
-      <w:r>
-        <w:rPr>
-          <w:rFonts w:ascii="Times New Roman" w:eastAsia="Times New Roman" w:hAnsi="Times New Roman"/>
-          <w:sz w:val="24"/>
-          <w:szCs w:val="24"/>
-        </w:rPr>
-        <w:t xml:space="preserve"> SA2 </w:t>
+        <w:lastRenderedPageBreak/>
+        <w:t xml:space="preserve">Any unrecognised SA2 </w:t>
       </w:r>
       <w:r>
         <w:rPr>
@@ -15442,7 +15680,6 @@
           <w:szCs w:val="24"/>
           <w:lang w:val="vi-VN"/>
         </w:rPr>
-        <w:lastRenderedPageBreak/>
         <w:drawing>
           <wp:inline distT="0" distB="0" distL="0" distR="0" wp14:anchorId="4BB95E2A" wp14:editId="4987144D">
             <wp:extent cx="5731510" cy="1751965"/>
@@ -15506,9 +15743,8 @@
           <w:szCs w:val="24"/>
           <w:lang w:val="vi-VN"/>
         </w:rPr>
-        <w:t xml:space="preserve"> </w:t>
-      </w:r>
-      <w:proofErr w:type="spellStart"/>
+        <w:t xml:space="preserve"> summed across all</w:t>
+      </w:r>
       <w:r>
         <w:rPr>
           <w:rFonts w:ascii="Times New Roman" w:eastAsia="Times New Roman" w:hAnsi="Times New Roman"/>
@@ -15516,297 +15752,7 @@
           <w:szCs w:val="24"/>
           <w:lang w:val="vi-VN"/>
         </w:rPr>
-        <w:t>summed</w:t>
-      </w:r>
-      <w:proofErr w:type="spellEnd"/>
-      <w:r>
-        <w:rPr>
-          <w:rFonts w:ascii="Times New Roman" w:eastAsia="Times New Roman" w:hAnsi="Times New Roman"/>
-          <w:sz w:val="24"/>
-          <w:szCs w:val="24"/>
-          <w:lang w:val="vi-VN"/>
-        </w:rPr>
-        <w:t xml:space="preserve"> </w:t>
-      </w:r>
-      <w:proofErr w:type="spellStart"/>
-      <w:r>
-        <w:rPr>
-          <w:rFonts w:ascii="Times New Roman" w:eastAsia="Times New Roman" w:hAnsi="Times New Roman"/>
-          <w:sz w:val="24"/>
-          <w:szCs w:val="24"/>
-          <w:lang w:val="vi-VN"/>
-        </w:rPr>
-        <w:t>across</w:t>
-      </w:r>
-      <w:proofErr w:type="spellEnd"/>
-      <w:r>
-        <w:rPr>
-          <w:rFonts w:ascii="Times New Roman" w:eastAsia="Times New Roman" w:hAnsi="Times New Roman"/>
-          <w:sz w:val="24"/>
-          <w:szCs w:val="24"/>
-          <w:lang w:val="vi-VN"/>
-        </w:rPr>
-        <w:t xml:space="preserve"> </w:t>
-      </w:r>
-      <w:proofErr w:type="spellStart"/>
-      <w:r>
-        <w:rPr>
-          <w:rFonts w:ascii="Times New Roman" w:eastAsia="Times New Roman" w:hAnsi="Times New Roman"/>
-          <w:sz w:val="24"/>
-          <w:szCs w:val="24"/>
-          <w:lang w:val="vi-VN"/>
-        </w:rPr>
-        <w:t>all</w:t>
-      </w:r>
-      <w:proofErr w:type="spellEnd"/>
-      <w:r>
-        <w:rPr>
-          <w:rFonts w:ascii="Times New Roman" w:eastAsia="Times New Roman" w:hAnsi="Times New Roman"/>
-          <w:sz w:val="24"/>
-          <w:szCs w:val="24"/>
-          <w:lang w:val="vi-VN"/>
-        </w:rPr>
-        <w:t xml:space="preserve"> </w:t>
-      </w:r>
-      <w:proofErr w:type="spellStart"/>
-      <w:r>
-        <w:rPr>
-          <w:rFonts w:ascii="Times New Roman" w:eastAsia="Times New Roman" w:hAnsi="Times New Roman"/>
-          <w:sz w:val="24"/>
-          <w:szCs w:val="24"/>
-          <w:lang w:val="vi-VN"/>
-        </w:rPr>
-        <w:t>demographic</w:t>
-      </w:r>
-      <w:proofErr w:type="spellEnd"/>
-      <w:r>
-        <w:rPr>
-          <w:rFonts w:ascii="Times New Roman" w:eastAsia="Times New Roman" w:hAnsi="Times New Roman"/>
-          <w:sz w:val="24"/>
-          <w:szCs w:val="24"/>
-          <w:lang w:val="vi-VN"/>
-        </w:rPr>
-        <w:t xml:space="preserve"> </w:t>
-      </w:r>
-      <w:proofErr w:type="spellStart"/>
-      <w:r>
-        <w:rPr>
-          <w:rFonts w:ascii="Times New Roman" w:eastAsia="Times New Roman" w:hAnsi="Times New Roman"/>
-          <w:sz w:val="24"/>
-          <w:szCs w:val="24"/>
-          <w:lang w:val="vi-VN"/>
-        </w:rPr>
-        <w:t>breakdowns</w:t>
-      </w:r>
-      <w:proofErr w:type="spellEnd"/>
-      <w:r>
-        <w:rPr>
-          <w:rFonts w:ascii="Times New Roman" w:eastAsia="Times New Roman" w:hAnsi="Times New Roman"/>
-          <w:sz w:val="24"/>
-          <w:szCs w:val="24"/>
-          <w:lang w:val="vi-VN"/>
-        </w:rPr>
-        <w:t xml:space="preserve"> </w:t>
-      </w:r>
-      <w:proofErr w:type="spellStart"/>
-      <w:r>
-        <w:rPr>
-          <w:rFonts w:ascii="Times New Roman" w:eastAsia="Times New Roman" w:hAnsi="Times New Roman"/>
-          <w:sz w:val="24"/>
-          <w:szCs w:val="24"/>
-          <w:lang w:val="vi-VN"/>
-        </w:rPr>
-        <w:t>for</w:t>
-      </w:r>
-      <w:proofErr w:type="spellEnd"/>
-      <w:r>
-        <w:rPr>
-          <w:rFonts w:ascii="Times New Roman" w:eastAsia="Times New Roman" w:hAnsi="Times New Roman"/>
-          <w:sz w:val="24"/>
-          <w:szCs w:val="24"/>
-          <w:lang w:val="vi-VN"/>
-        </w:rPr>
-        <w:t xml:space="preserve"> </w:t>
-      </w:r>
-      <w:proofErr w:type="spellStart"/>
-      <w:r>
-        <w:rPr>
-          <w:rFonts w:ascii="Times New Roman" w:eastAsia="Times New Roman" w:hAnsi="Times New Roman"/>
-          <w:sz w:val="24"/>
-          <w:szCs w:val="24"/>
-          <w:lang w:val="vi-VN"/>
-        </w:rPr>
-        <w:t>each</w:t>
-      </w:r>
-      <w:proofErr w:type="spellEnd"/>
-      <w:r>
-        <w:rPr>
-          <w:rFonts w:ascii="Times New Roman" w:eastAsia="Times New Roman" w:hAnsi="Times New Roman"/>
-          <w:sz w:val="24"/>
-          <w:szCs w:val="24"/>
-          <w:lang w:val="vi-VN"/>
-        </w:rPr>
-        <w:t xml:space="preserve"> </w:t>
-      </w:r>
-      <w:proofErr w:type="spellStart"/>
-      <w:r>
-        <w:rPr>
-          <w:rFonts w:ascii="Times New Roman" w:eastAsia="Times New Roman" w:hAnsi="Times New Roman"/>
-          <w:sz w:val="24"/>
-          <w:szCs w:val="24"/>
-          <w:lang w:val="vi-VN"/>
-        </w:rPr>
-        <w:t>Region</w:t>
-      </w:r>
-      <w:proofErr w:type="spellEnd"/>
-      <w:r>
-        <w:rPr>
-          <w:rFonts w:ascii="Times New Roman" w:eastAsia="Times New Roman" w:hAnsi="Times New Roman"/>
-          <w:sz w:val="24"/>
-          <w:szCs w:val="24"/>
-          <w:lang w:val="vi-VN"/>
-        </w:rPr>
-        <w:t xml:space="preserve"> x </w:t>
-      </w:r>
-      <w:proofErr w:type="spellStart"/>
-      <w:r>
-        <w:rPr>
-          <w:rFonts w:ascii="Times New Roman" w:eastAsia="Times New Roman" w:hAnsi="Times New Roman"/>
-          <w:sz w:val="24"/>
-          <w:szCs w:val="24"/>
-          <w:lang w:val="vi-VN"/>
-        </w:rPr>
-        <w:t>Year</w:t>
-      </w:r>
-      <w:proofErr w:type="spellEnd"/>
-      <w:r>
-        <w:rPr>
-          <w:rFonts w:ascii="Times New Roman" w:eastAsia="Times New Roman" w:hAnsi="Times New Roman"/>
-          <w:sz w:val="24"/>
-          <w:szCs w:val="24"/>
-          <w:lang w:val="vi-VN"/>
-        </w:rPr>
-        <w:t xml:space="preserve"> </w:t>
-      </w:r>
-      <w:proofErr w:type="spellStart"/>
-      <w:r>
-        <w:rPr>
-          <w:rFonts w:ascii="Times New Roman" w:eastAsia="Times New Roman" w:hAnsi="Times New Roman"/>
-          <w:sz w:val="24"/>
-          <w:szCs w:val="24"/>
-          <w:lang w:val="vi-VN"/>
-        </w:rPr>
-        <w:t>combination</w:t>
-      </w:r>
-      <w:proofErr w:type="spellEnd"/>
-      <w:r>
-        <w:rPr>
-          <w:rFonts w:ascii="Times New Roman" w:eastAsia="Times New Roman" w:hAnsi="Times New Roman"/>
-          <w:sz w:val="24"/>
-          <w:szCs w:val="24"/>
-          <w:lang w:val="vi-VN"/>
-        </w:rPr>
-        <w:t xml:space="preserve">. </w:t>
-      </w:r>
-      <w:proofErr w:type="spellStart"/>
-      <w:r>
-        <w:rPr>
-          <w:rFonts w:ascii="Times New Roman" w:eastAsia="Times New Roman" w:hAnsi="Times New Roman"/>
-          <w:sz w:val="24"/>
-          <w:szCs w:val="24"/>
-          <w:lang w:val="vi-VN"/>
-        </w:rPr>
-        <w:t>Status</w:t>
-      </w:r>
-      <w:proofErr w:type="spellEnd"/>
-      <w:r>
-        <w:rPr>
-          <w:rFonts w:ascii="Times New Roman" w:eastAsia="Times New Roman" w:hAnsi="Times New Roman"/>
-          <w:sz w:val="24"/>
-          <w:szCs w:val="24"/>
-          <w:lang w:val="vi-VN"/>
-        </w:rPr>
-        <w:t xml:space="preserve"> </w:t>
-      </w:r>
-      <w:proofErr w:type="spellStart"/>
-      <w:r>
-        <w:rPr>
-          <w:rFonts w:ascii="Times New Roman" w:eastAsia="Times New Roman" w:hAnsi="Times New Roman"/>
-          <w:sz w:val="24"/>
-          <w:szCs w:val="24"/>
-          <w:lang w:val="vi-VN"/>
-        </w:rPr>
-        <w:t>column</w:t>
-      </w:r>
-      <w:proofErr w:type="spellEnd"/>
-      <w:r>
-        <w:rPr>
-          <w:rFonts w:ascii="Times New Roman" w:eastAsia="Times New Roman" w:hAnsi="Times New Roman"/>
-          <w:sz w:val="24"/>
-          <w:szCs w:val="24"/>
-          <w:lang w:val="vi-VN"/>
-        </w:rPr>
-        <w:t xml:space="preserve"> </w:t>
-      </w:r>
-      <w:proofErr w:type="spellStart"/>
-      <w:r>
-        <w:rPr>
-          <w:rFonts w:ascii="Times New Roman" w:eastAsia="Times New Roman" w:hAnsi="Times New Roman"/>
-          <w:sz w:val="24"/>
-          <w:szCs w:val="24"/>
-          <w:lang w:val="vi-VN"/>
-        </w:rPr>
-        <w:t>dropped</w:t>
-      </w:r>
-      <w:proofErr w:type="spellEnd"/>
-      <w:r>
-        <w:rPr>
-          <w:rFonts w:ascii="Times New Roman" w:eastAsia="Times New Roman" w:hAnsi="Times New Roman"/>
-          <w:sz w:val="24"/>
-          <w:szCs w:val="24"/>
-          <w:lang w:val="vi-VN"/>
-        </w:rPr>
-        <w:t xml:space="preserve"> </w:t>
-      </w:r>
-      <w:proofErr w:type="spellStart"/>
-      <w:r>
-        <w:rPr>
-          <w:rFonts w:ascii="Times New Roman" w:eastAsia="Times New Roman" w:hAnsi="Times New Roman"/>
-          <w:sz w:val="24"/>
-          <w:szCs w:val="24"/>
-          <w:lang w:val="vi-VN"/>
-        </w:rPr>
-        <w:t>after</w:t>
-      </w:r>
-      <w:proofErr w:type="spellEnd"/>
-      <w:r>
-        <w:rPr>
-          <w:rFonts w:ascii="Times New Roman" w:eastAsia="Times New Roman" w:hAnsi="Times New Roman"/>
-          <w:sz w:val="24"/>
-          <w:szCs w:val="24"/>
-          <w:lang w:val="vi-VN"/>
-        </w:rPr>
-        <w:t xml:space="preserve"> </w:t>
-      </w:r>
-      <w:proofErr w:type="spellStart"/>
-      <w:r>
-        <w:rPr>
-          <w:rFonts w:ascii="Times New Roman" w:eastAsia="Times New Roman" w:hAnsi="Times New Roman"/>
-          <w:sz w:val="24"/>
-          <w:szCs w:val="24"/>
-          <w:lang w:val="vi-VN"/>
-        </w:rPr>
-        <w:t>validation</w:t>
-      </w:r>
-      <w:proofErr w:type="spellEnd"/>
-      <w:r>
-        <w:rPr>
-          <w:rFonts w:ascii="Times New Roman" w:eastAsia="Times New Roman" w:hAnsi="Times New Roman"/>
-          <w:sz w:val="24"/>
-          <w:szCs w:val="24"/>
-          <w:lang w:val="vi-VN"/>
-        </w:rPr>
-        <w:t>.</w:t>
+        <w:t xml:space="preserve"> demographic breakdowns for each Region x Year combination. Status column dropped after validation.</w:t>
       </w:r>
     </w:p>
     <w:p>
@@ -15819,7 +15765,6 @@
           <w:szCs w:val="24"/>
         </w:rPr>
       </w:pPr>
-      <w:proofErr w:type="spellStart"/>
       <w:r>
         <w:rPr>
           <w:rFonts w:ascii="Times New Roman" w:eastAsia="Times New Roman" w:hAnsi="Times New Roman"/>
@@ -15827,55 +15772,15 @@
           <w:szCs w:val="24"/>
           <w:lang w:val="vi-VN"/>
         </w:rPr>
-        <w:t>Data</w:t>
-      </w:r>
-      <w:proofErr w:type="spellEnd"/>
-      <w:r>
-        <w:rPr>
-          <w:rFonts w:ascii="Times New Roman" w:eastAsia="Times New Roman" w:hAnsi="Times New Roman"/>
-          <w:sz w:val="24"/>
-          <w:szCs w:val="24"/>
-          <w:lang w:val="vi-VN"/>
-        </w:rPr>
-        <w:t xml:space="preserve"> </w:t>
-      </w:r>
-      <w:proofErr w:type="spellStart"/>
-      <w:r>
-        <w:rPr>
-          <w:rFonts w:ascii="Times New Roman" w:eastAsia="Times New Roman" w:hAnsi="Times New Roman"/>
-          <w:sz w:val="24"/>
-          <w:szCs w:val="24"/>
-          <w:lang w:val="vi-VN"/>
-        </w:rPr>
-        <w:t>trimmed</w:t>
-      </w:r>
-      <w:proofErr w:type="spellEnd"/>
-      <w:r>
-        <w:rPr>
-          <w:rFonts w:ascii="Times New Roman" w:eastAsia="Times New Roman" w:hAnsi="Times New Roman"/>
-          <w:sz w:val="24"/>
-          <w:szCs w:val="24"/>
-          <w:lang w:val="vi-VN"/>
-        </w:rPr>
-        <w:t xml:space="preserve"> to the 2015-2025 a</w:t>
-      </w:r>
-      <w:proofErr w:type="spellStart"/>
-      <w:r>
-        <w:rPr>
-          <w:rFonts w:ascii="Times New Roman" w:eastAsia="Times New Roman" w:hAnsi="Times New Roman"/>
-          <w:sz w:val="24"/>
-          <w:szCs w:val="24"/>
-        </w:rPr>
-        <w:t>nalysis</w:t>
-      </w:r>
-      <w:proofErr w:type="spellEnd"/>
-      <w:r>
-        <w:rPr>
-          <w:rFonts w:ascii="Times New Roman" w:eastAsia="Times New Roman" w:hAnsi="Times New Roman"/>
-          <w:sz w:val="24"/>
-          <w:szCs w:val="24"/>
-        </w:rPr>
-        <w:t xml:space="preserve"> window </w:t>
+        <w:t>Data trimmed to the 2015-2025 a</w:t>
+      </w:r>
+      <w:r>
+        <w:rPr>
+          <w:rFonts w:ascii="Times New Roman" w:eastAsia="Times New Roman" w:hAnsi="Times New Roman"/>
+          <w:sz w:val="24"/>
+          <w:szCs w:val="24"/>
+        </w:rPr>
+        <w:t xml:space="preserve">nalysis window </w:t>
       </w:r>
       <w:r>
         <w:rPr>
@@ -16184,25 +16089,7 @@
           <w:sz w:val="24"/>
           <w:szCs w:val="24"/>
         </w:rPr>
-        <w:t xml:space="preserve">2022 remain </w:t>
-      </w:r>
-      <w:proofErr w:type="spellStart"/>
-      <w:r>
-        <w:rPr>
-          <w:rFonts w:ascii="Times New Roman" w:eastAsia="Times New Roman" w:hAnsi="Times New Roman"/>
-          <w:sz w:val="24"/>
-          <w:szCs w:val="24"/>
-        </w:rPr>
-        <w:t>NaN</w:t>
-      </w:r>
-      <w:proofErr w:type="spellEnd"/>
-      <w:r>
-        <w:rPr>
-          <w:rFonts w:ascii="Times New Roman" w:eastAsia="Times New Roman" w:hAnsi="Times New Roman"/>
-          <w:sz w:val="24"/>
-          <w:szCs w:val="24"/>
-        </w:rPr>
-        <w:t xml:space="preserve"> by design</w:t>
+        <w:t>2022 remain NaN by design</w:t>
       </w:r>
       <w:r>
         <w:rPr>
@@ -16251,7 +16138,6 @@
                 <w:lang w:val="vi-VN"/>
               </w:rPr>
             </w:pPr>
-            <w:proofErr w:type="spellStart"/>
             <w:r>
               <w:rPr>
                 <w:rFonts w:ascii="Times New Roman" w:eastAsia="Times New Roman" w:hAnsi="Times New Roman"/>
@@ -16263,7 +16149,6 @@
               </w:rPr>
               <w:t>Property</w:t>
             </w:r>
-            <w:proofErr w:type="spellEnd"/>
           </w:p>
         </w:tc>
         <w:tc>
@@ -16284,7 +16169,6 @@
                 <w:lang w:val="vi-VN"/>
               </w:rPr>
             </w:pPr>
-            <w:proofErr w:type="spellStart"/>
             <w:r>
               <w:rPr>
                 <w:rFonts w:ascii="Times New Roman" w:eastAsia="Times New Roman" w:hAnsi="Times New Roman"/>
@@ -16296,7 +16180,6 @@
               </w:rPr>
               <w:t>Value</w:t>
             </w:r>
-            <w:proofErr w:type="spellEnd"/>
           </w:p>
         </w:tc>
       </w:tr>
@@ -16317,7 +16200,6 @@
                 <w:lang w:val="vi-VN"/>
               </w:rPr>
             </w:pPr>
-            <w:proofErr w:type="spellStart"/>
             <w:r>
               <w:rPr>
                 <w:rFonts w:ascii="Times New Roman" w:eastAsia="Times New Roman" w:hAnsi="Times New Roman"/>
@@ -16325,29 +16207,8 @@
                 <w:szCs w:val="24"/>
                 <w:lang w:val="vi-VN"/>
               </w:rPr>
-              <w:t>Output</w:t>
-            </w:r>
-            <w:proofErr w:type="spellEnd"/>
-            <w:r>
-              <w:rPr>
-                <w:rFonts w:ascii="Times New Roman" w:eastAsia="Times New Roman" w:hAnsi="Times New Roman"/>
-                <w:sz w:val="24"/>
-                <w:szCs w:val="24"/>
-                <w:lang w:val="vi-VN"/>
-              </w:rPr>
-              <w:t xml:space="preserve"> </w:t>
-            </w:r>
-            <w:proofErr w:type="spellStart"/>
-            <w:r>
-              <w:rPr>
-                <w:rFonts w:ascii="Times New Roman" w:eastAsia="Times New Roman" w:hAnsi="Times New Roman"/>
-                <w:sz w:val="24"/>
-                <w:szCs w:val="24"/>
-                <w:lang w:val="vi-VN"/>
-              </w:rPr>
-              <w:t>file</w:t>
-            </w:r>
-            <w:proofErr w:type="spellEnd"/>
+              <w:t>Output file</w:t>
+            </w:r>
           </w:p>
         </w:tc>
         <w:tc>
@@ -16510,18 +16371,8 @@
                 <w:sz w:val="24"/>
                 <w:szCs w:val="24"/>
               </w:rPr>
-              <w:t xml:space="preserve">2022 PAC </w:t>
-            </w:r>
-            <w:proofErr w:type="spellStart"/>
-            <w:r>
-              <w:rPr>
-                <w:rFonts w:ascii="Times New Roman" w:eastAsia="Times New Roman" w:hAnsi="Times New Roman"/>
-                <w:sz w:val="24"/>
-                <w:szCs w:val="24"/>
-              </w:rPr>
-              <w:t>NaN</w:t>
-            </w:r>
-            <w:proofErr w:type="spellEnd"/>
+              <w:t>2022 PAC NaN</w:t>
+            </w:r>
           </w:p>
         </w:tc>
       </w:tr>
@@ -16573,7 +16424,6 @@
           <w:szCs w:val="24"/>
         </w:rPr>
       </w:pPr>
-      <w:proofErr w:type="spellStart"/>
       <w:r>
         <w:rPr>
           <w:rFonts w:ascii="Times New Roman" w:eastAsia="Times New Roman" w:hAnsi="Times New Roman"/>
@@ -16581,9 +16431,9 @@
           <w:szCs w:val="24"/>
           <w:lang w:val="vi-VN"/>
         </w:rPr>
+        <w:lastRenderedPageBreak/>
         <w:t>Raw</w:t>
       </w:r>
-      <w:proofErr w:type="spellEnd"/>
       <w:r>
         <w:rPr>
           <w:rFonts w:ascii="Times New Roman" w:eastAsia="Times New Roman" w:hAnsi="Times New Roman"/>
@@ -16745,7 +16595,6 @@
                 <w:sz w:val="24"/>
                 <w:szCs w:val="24"/>
               </w:rPr>
-              <w:lastRenderedPageBreak/>
               <w:t>Assault_rate_100k</w:t>
             </w:r>
           </w:p>
@@ -16765,41 +16614,13 @@
                 <w:szCs w:val="24"/>
               </w:rPr>
             </w:pPr>
-            <w:proofErr w:type="spellStart"/>
             <w:r>
               <w:rPr>
                 <w:rFonts w:ascii="Times New Roman" w:eastAsia="Times New Roman" w:hAnsi="Times New Roman"/>
                 <w:sz w:val="24"/>
                 <w:szCs w:val="24"/>
               </w:rPr>
-              <w:t>Assault_offences</w:t>
-            </w:r>
-            <w:proofErr w:type="spellEnd"/>
-            <w:r>
-              <w:rPr>
-                <w:rFonts w:ascii="Times New Roman" w:eastAsia="Times New Roman" w:hAnsi="Times New Roman"/>
-                <w:sz w:val="24"/>
-                <w:szCs w:val="24"/>
-              </w:rPr>
-              <w:t xml:space="preserve"> / </w:t>
-            </w:r>
-            <w:proofErr w:type="spellStart"/>
-            <w:r>
-              <w:rPr>
-                <w:rFonts w:ascii="Times New Roman" w:eastAsia="Times New Roman" w:hAnsi="Times New Roman"/>
-                <w:sz w:val="24"/>
-                <w:szCs w:val="24"/>
-              </w:rPr>
-              <w:t>Total_population</w:t>
-            </w:r>
-            <w:proofErr w:type="spellEnd"/>
-            <w:r>
-              <w:rPr>
-                <w:rFonts w:ascii="Times New Roman" w:eastAsia="Times New Roman" w:hAnsi="Times New Roman"/>
-                <w:sz w:val="24"/>
-                <w:szCs w:val="24"/>
-              </w:rPr>
-              <w:t xml:space="preserve"> x 100,000</w:t>
+              <w:t>Assault_offences / Total_population x 100,000</w:t>
             </w:r>
           </w:p>
         </w:tc>
@@ -16870,7 +16691,6 @@
                 <w:szCs w:val="24"/>
               </w:rPr>
             </w:pPr>
-            <w:proofErr w:type="spellStart"/>
             <w:r>
               <w:rPr>
                 <w:rFonts w:ascii="Times New Roman" w:eastAsia="Times New Roman" w:hAnsi="Times New Roman"/>
@@ -16879,7 +16699,6 @@
               </w:rPr>
               <w:t>Alcohol_per_capita</w:t>
             </w:r>
-            <w:proofErr w:type="spellEnd"/>
           </w:p>
         </w:tc>
         <w:tc>
@@ -16897,34 +16716,14 @@
                 <w:szCs w:val="24"/>
               </w:rPr>
             </w:pPr>
-            <w:proofErr w:type="spellStart"/>
             <w:r>
               <w:rPr>
                 <w:rFonts w:ascii="Times New Roman" w:eastAsia="Times New Roman" w:hAnsi="Times New Roman"/>
                 <w:sz w:val="24"/>
                 <w:szCs w:val="24"/>
               </w:rPr>
-              <w:t>Total_PAC</w:t>
-            </w:r>
-            <w:proofErr w:type="spellEnd"/>
-            <w:r>
-              <w:rPr>
-                <w:rFonts w:ascii="Times New Roman" w:eastAsia="Times New Roman" w:hAnsi="Times New Roman"/>
-                <w:sz w:val="24"/>
-                <w:szCs w:val="24"/>
-              </w:rPr>
-              <w:t xml:space="preserve"> / </w:t>
-            </w:r>
-            <w:proofErr w:type="spellStart"/>
-            <w:r>
-              <w:rPr>
-                <w:rFonts w:ascii="Times New Roman" w:eastAsia="Times New Roman" w:hAnsi="Times New Roman"/>
-                <w:sz w:val="24"/>
-                <w:szCs w:val="24"/>
-              </w:rPr>
-              <w:t>Total_population</w:t>
-            </w:r>
-            <w:proofErr w:type="spellEnd"/>
+              <w:t>Total_PAC / Total_population</w:t>
+            </w:r>
           </w:p>
         </w:tc>
         <w:tc>
@@ -17046,23 +16845,13 @@
           <w:szCs w:val="18"/>
         </w:rPr>
       </w:pPr>
-      <w:proofErr w:type="spellStart"/>
       <w:r>
         <w:rPr>
           <w:rStyle w:val="normaltextrun"/>
           <w:b/>
           <w:bCs/>
         </w:rPr>
-        <w:t>Log_assault_rate</w:t>
-      </w:r>
-      <w:proofErr w:type="spellEnd"/>
-      <w:r>
-        <w:rPr>
-          <w:rStyle w:val="normaltextrun"/>
-          <w:b/>
-          <w:bCs/>
-        </w:rPr>
-        <w:t>:</w:t>
+        <w:t>Log_assault_rate:</w:t>
       </w:r>
     </w:p>
     <w:p>
@@ -17081,49 +16870,7 @@
         <w:rPr>
           <w:rStyle w:val="normaltextrun"/>
         </w:rPr>
-        <w:t xml:space="preserve">Since the crime rate is not normally distributed but rather follows a </w:t>
-      </w:r>
-      <w:proofErr w:type="gramStart"/>
-      <w:r>
-        <w:rPr>
-          <w:rStyle w:val="normaltextrun"/>
-        </w:rPr>
-        <w:t>log</w:t>
-      </w:r>
-      <w:proofErr w:type="gramEnd"/>
-      <w:r>
-        <w:rPr>
-          <w:rStyle w:val="normaltextrun"/>
-        </w:rPr>
-        <w:t>-normal distribution (heavily right-skewed) due to seasonality characteristics. By transforming the assault rate logarithmically, we aim to </w:t>
-      </w:r>
-      <w:proofErr w:type="spellStart"/>
-      <w:r>
-        <w:rPr>
-          <w:rStyle w:val="normaltextrun"/>
-        </w:rPr>
-        <w:t>stabilise</w:t>
-      </w:r>
-      <w:proofErr w:type="spellEnd"/>
-      <w:r>
-        <w:rPr>
-          <w:rStyle w:val="normaltextrun"/>
-        </w:rPr>
-        <w:t> the distribution, making it symmetrical which is essential for good performance of linear regression </w:t>
-      </w:r>
-      <w:proofErr w:type="gramStart"/>
-      <w:r>
-        <w:rPr>
-          <w:rStyle w:val="normaltextrun"/>
-        </w:rPr>
-        <w:t>models(</w:t>
-      </w:r>
-      <w:proofErr w:type="gramEnd"/>
-      <w:r>
-        <w:rPr>
-          <w:rStyle w:val="normaltextrun"/>
-        </w:rPr>
-        <w:t>Limpert et al., 2001)</w:t>
+        <w:t>Since the crime rate is not normally distributed but rather follows a log-normal distribution (heavily right-skewed) due to seasonality characteristics. By transforming the assault rate logarithmically, we aim to stabilise the distribution, making it symmetrical which is essential for good performance of linear regression models(Limpert et al., 2001)</w:t>
       </w:r>
     </w:p>
     <w:p>
@@ -17140,41 +16887,13 @@
           <w:szCs w:val="18"/>
         </w:rPr>
       </w:pPr>
-      <w:proofErr w:type="spellStart"/>
       <w:r>
         <w:rPr>
           <w:rStyle w:val="normaltextrun"/>
           <w:b/>
           <w:bCs/>
         </w:rPr>
-        <w:t>Sin_month</w:t>
-      </w:r>
-      <w:proofErr w:type="spellEnd"/>
-      <w:r>
-        <w:rPr>
-          <w:rStyle w:val="normaltextrun"/>
-          <w:b/>
-          <w:bCs/>
-        </w:rPr>
-        <w:t> and </w:t>
-      </w:r>
-      <w:proofErr w:type="spellStart"/>
-      <w:r>
-        <w:rPr>
-          <w:rStyle w:val="normaltextrun"/>
-          <w:b/>
-          <w:bCs/>
-        </w:rPr>
-        <w:t>cos_month</w:t>
-      </w:r>
-      <w:proofErr w:type="spellEnd"/>
-      <w:r>
-        <w:rPr>
-          <w:rStyle w:val="normaltextrun"/>
-          <w:b/>
-          <w:bCs/>
-        </w:rPr>
-        <w:t>:</w:t>
+        <w:t>Sin_month and cos_month:</w:t>
       </w:r>
     </w:p>
     <w:p>
@@ -17193,21 +16912,7 @@
         <w:rPr>
           <w:rStyle w:val="normaltextrun"/>
         </w:rPr>
-        <w:t>To preserve the cyclic </w:t>
-      </w:r>
-      <w:proofErr w:type="spellStart"/>
-      <w:r>
-        <w:rPr>
-          <w:rStyle w:val="normaltextrun"/>
-        </w:rPr>
-        <w:t>behaviours</w:t>
-      </w:r>
-      <w:proofErr w:type="spellEnd"/>
-      <w:r>
-        <w:rPr>
-          <w:rStyle w:val="normaltextrun"/>
-        </w:rPr>
-        <w:t> of months, sine and cosine functions are applied to represent time since these trigonometric functions pursue cycles between “top” and “bottom” and have a settled cycle length which is perfect for modelling regular cycles such as months (Lindsey and Pavur, 2005)</w:t>
+        <w:t>To preserve the cyclic behaviours of months, sine and cosine functions are applied to represent time since these trigonometric functions pursue cycles between “top” and “bottom” and have a settled cycle length which is perfect for modelling regular cycles such as months (Lindsey and Pavur, 2005)</w:t>
       </w:r>
     </w:p>
     <w:p>
@@ -17266,23 +16971,13 @@
           <w:szCs w:val="18"/>
         </w:rPr>
       </w:pPr>
-      <w:proofErr w:type="spellStart"/>
       <w:r>
         <w:rPr>
           <w:rStyle w:val="normaltextrun"/>
           <w:b/>
           <w:bCs/>
         </w:rPr>
-        <w:t>is_new_year</w:t>
-      </w:r>
-      <w:proofErr w:type="spellEnd"/>
-      <w:r>
-        <w:rPr>
-          <w:rStyle w:val="normaltextrun"/>
-          <w:b/>
-          <w:bCs/>
-        </w:rPr>
-        <w:t>:</w:t>
+        <w:t>is_new_year:</w:t>
       </w:r>
     </w:p>
     <w:p>
@@ -17302,21 +16997,7 @@
         <w:rPr>
           <w:rStyle w:val="normaltextrun"/>
         </w:rPr>
-        <w:t>According to research by Baird </w:t>
-      </w:r>
-      <w:proofErr w:type="gramStart"/>
-      <w:r>
-        <w:rPr>
-          <w:rStyle w:val="normaltextrun"/>
-        </w:rPr>
-        <w:t>et al. ,</w:t>
-      </w:r>
-      <w:proofErr w:type="gramEnd"/>
-      <w:r>
-        <w:rPr>
-          <w:rStyle w:val="normaltextrun"/>
-        </w:rPr>
-        <w:t> (2019), the homicide rate experiences a significant spike on New Year’s Day. Therefore, this feature is added to capture this valuable information.</w:t>
+        <w:t>According to research by Baird et al. , (2019), the homicide rate experiences a significant spike on New Year’s Day. Therefore, this feature is added to capture this valuable information.</w:t>
       </w:r>
     </w:p>
     <w:p>
@@ -17440,7 +17121,14 @@
         <w:rPr>
           <w:rStyle w:val="normaltextrun"/>
         </w:rPr>
-        <w:t>Because of the nature of time-series data, results are susceptible to previous information. The dataset needs to be split into train and test using a temporal cut-off, ensuring that training data only contains observations prior to the test period to avoid any leakage of future information (Hasanov et al., 2022).</w:t>
+        <w:t xml:space="preserve">Because of the nature of time-series data, results are susceptible to previous information. The dataset needs to be split into train and test using a temporal cut-off, ensuring that training data </w:t>
+      </w:r>
+      <w:r>
+        <w:rPr>
+          <w:rStyle w:val="normaltextrun"/>
+        </w:rPr>
+        <w:lastRenderedPageBreak/>
+        <w:t>only contains observations prior to the test period to avoid any leakage of future information (Hasanov et al., 2022).</w:t>
       </w:r>
     </w:p>
     <w:p>
@@ -17545,7 +17233,6 @@
           <w:highlight w:val="yellow"/>
           <w:lang w:val="en-AU"/>
         </w:rPr>
-        <w:lastRenderedPageBreak/>
         <w:t>Analytics and machine learning</w:t>
       </w:r>
       <w:r>
@@ -17814,9 +17501,8 @@
           <w:szCs w:val="24"/>
           <w:lang w:val="en-AU" w:eastAsia="ja-JP"/>
         </w:rPr>
-        <w:t xml:space="preserve">Applying PCA to the regional age structure allows the model to condense </w:t>
-      </w:r>
-      <w:proofErr w:type="gramStart"/>
+        <w:t xml:space="preserve">Applying PCA to the regional age structure allows the model to condense a large number of correlated demographic variables into a small set of orthogonal components that capture the dominant patterns in the data. This compression substantially reduces the dimensionality of the feature space, which in turn lowers computational cost, speeds up model training, and minimises the risk of overfitting. Importantly, PCA preserves most of the original variance, meaning that the transformed components retain the essential information needed for prediction </w:t>
+      </w:r>
       <w:r>
         <w:rPr>
           <w:rFonts w:ascii="Times New Roman" w:eastAsia="Times New Roman" w:hAnsi="Times New Roman" w:cs="Times New Roman"/>
@@ -17824,17 +17510,8 @@
           <w:szCs w:val="24"/>
           <w:lang w:val="en-AU" w:eastAsia="ja-JP"/>
         </w:rPr>
-        <w:t>a large number of</w:t>
-      </w:r>
-      <w:proofErr w:type="gramEnd"/>
-      <w:r>
-        <w:rPr>
-          <w:rFonts w:ascii="Times New Roman" w:eastAsia="Times New Roman" w:hAnsi="Times New Roman" w:cs="Times New Roman"/>
-          <w:sz w:val="24"/>
-          <w:szCs w:val="24"/>
-          <w:lang w:val="en-AU" w:eastAsia="ja-JP"/>
-        </w:rPr>
-        <w:t xml:space="preserve"> correlated demographic variables into a small set of orthogonal components that capture the dominant patterns in the data. This compression substantially reduces the dimensionality of the feature space, which in turn lowers computational cost, speeds up model training, and minimises the risk of overfitting. Importantly, PCA preserves most of the original variance, meaning that the transformed components retain the essential information needed for prediction while discarding noise and redundancy. As Mishra et al. (2017) highlight, PCA is particularly effective when dealing with demographic or socioeconomic variables that tend to move together, making it a suitable technique for simplifying age</w:t>
+        <w:lastRenderedPageBreak/>
+        <w:t>while discarding noise and redundancy. As Mishra et al. (2017) highlight, PCA is particularly effective when dealing with demographic or socioeconomic variables that tend to move together, making it a suitable technique for simplifying age</w:t>
       </w:r>
       <w:r>
         <w:rPr>
@@ -17898,7 +17575,6 @@
           <w:rStyle w:val="normaltextrun"/>
           <w:lang w:val="en-AU"/>
         </w:rPr>
-        <w:lastRenderedPageBreak/>
         <w:t>Our strategy to capture the best combination of features through testing them on a linear regression model and determine the winner by comparing their Root Mean Square Error (RMSE)</w:t>
       </w:r>
     </w:p>
@@ -18039,23 +17715,7 @@
           <w:rStyle w:val="normaltextrun"/>
           <w:lang w:val="en-AU"/>
         </w:rPr>
-        <w:t xml:space="preserve"> 30. High multicollinear features are known to have a negative effect on the regression model by hampering the interpretability of model predictors and resulting in highly volatile coefficient estimates (</w:t>
-      </w:r>
-      <w:proofErr w:type="spellStart"/>
-      <w:r>
-        <w:rPr>
-          <w:rStyle w:val="normaltextrun"/>
-          <w:lang w:val="en-AU"/>
-        </w:rPr>
-        <w:t>Dertli</w:t>
-      </w:r>
-      <w:proofErr w:type="spellEnd"/>
-      <w:r>
-        <w:rPr>
-          <w:rStyle w:val="normaltextrun"/>
-          <w:lang w:val="en-AU"/>
-        </w:rPr>
-        <w:t> et al., 2024).</w:t>
+        <w:t xml:space="preserve"> 30. High multicollinear features are known to have a negative effect on the regression model by hampering the interpretability of model predictors and resulting in highly volatile coefficient estimates (Dertli et al., 2024).</w:t>
       </w:r>
     </w:p>
     <w:p>
@@ -18137,43 +17797,16 @@
           <w:sz w:val="24"/>
           <w:szCs w:val="24"/>
         </w:rPr>
-        <w:t xml:space="preserve">Across all models tested, Linear Regression delivered the strongest performance, achieving the lowest </w:t>
-      </w:r>
-      <w:proofErr w:type="gramStart"/>
-      <w:r>
-        <w:rPr>
-          <w:rFonts w:ascii="Times New Roman" w:eastAsia="Times New Roman" w:hAnsi="Times New Roman"/>
-          <w:sz w:val="24"/>
-          <w:szCs w:val="24"/>
-        </w:rPr>
-        <w:t>RMSE(</w:t>
-      </w:r>
-      <w:proofErr w:type="gramEnd"/>
-      <w:r>
-        <w:rPr>
-          <w:rFonts w:ascii="Times New Roman" w:eastAsia="Times New Roman" w:hAnsi="Times New Roman"/>
-          <w:sz w:val="24"/>
-          <w:szCs w:val="24"/>
-        </w:rPr>
-        <w:t xml:space="preserve">log) and RMSE on the original scale, indicating that the relationship between predictors and assault rates is predominantly linear and stable. Regularised models (Ridge and Lasso) showed slightly higher error and progressively smaller </w:t>
-      </w:r>
-      <w:proofErr w:type="spellStart"/>
-      <w:r>
-        <w:rPr>
-          <w:rFonts w:ascii="Times New Roman" w:eastAsia="Times New Roman" w:hAnsi="Times New Roman"/>
-          <w:sz w:val="24"/>
-          <w:szCs w:val="24"/>
-        </w:rPr>
-        <w:t>alcohol_per_capita</w:t>
-      </w:r>
-      <w:proofErr w:type="spellEnd"/>
-      <w:r>
-        <w:rPr>
-          <w:rFonts w:ascii="Times New Roman" w:eastAsia="Times New Roman" w:hAnsi="Times New Roman"/>
-          <w:sz w:val="24"/>
-          <w:szCs w:val="24"/>
-        </w:rPr>
-        <w:t xml:space="preserve"> coefficients, suggesting that this variable contributes only modestly once collinearity is controlled. Lasso’s near</w:t>
+        <w:t xml:space="preserve">Across all models tested, Linear Regression delivered the strongest performance, achieving the lowest RMSE(log) and RMSE on the original scale, indicating that the relationship between predictors and assault rates is predominantly linear and stable. Regularised models (Ridge and </w:t>
+      </w:r>
+      <w:r>
+        <w:rPr>
+          <w:rFonts w:ascii="Times New Roman" w:eastAsia="Times New Roman" w:hAnsi="Times New Roman"/>
+          <w:sz w:val="24"/>
+          <w:szCs w:val="24"/>
+        </w:rPr>
+        <w:lastRenderedPageBreak/>
+        <w:t>Lasso) showed slightly higher error and progressively smaller alcohol_per_capita coefficients, suggesting that this variable contributes only modestly once collinearity is controlled. Lasso’s near</w:t>
       </w:r>
       <w:r>
         <w:rPr>
@@ -18182,25 +17815,7 @@
           <w:szCs w:val="24"/>
         </w:rPr>
         <w:noBreakHyphen/>
-        <w:t xml:space="preserve">zero coefficient further implies that alcohol supply is a weak predictor relative to other socioeconomic factors. </w:t>
-      </w:r>
-      <w:proofErr w:type="spellStart"/>
-      <w:r>
-        <w:rPr>
-          <w:rFonts w:ascii="Times New Roman" w:eastAsia="Times New Roman" w:hAnsi="Times New Roman"/>
-          <w:sz w:val="24"/>
-          <w:szCs w:val="24"/>
-        </w:rPr>
-        <w:t>XGBoost</w:t>
-      </w:r>
-      <w:proofErr w:type="spellEnd"/>
-      <w:r>
-        <w:rPr>
-          <w:rFonts w:ascii="Times New Roman" w:eastAsia="Times New Roman" w:hAnsi="Times New Roman"/>
-          <w:sz w:val="24"/>
-          <w:szCs w:val="24"/>
-        </w:rPr>
-        <w:t xml:space="preserve"> performed worse than the linear models, reinforcing that the dataset does not contain strong nonlinear interactions for tree</w:t>
+        <w:t>zero coefficient further implies that alcohol supply is a weak predictor relative to other socioeconomic factors. XGBoost performed worse than the linear models, reinforcing that the dataset does not contain strong nonlinear interactions for tree</w:t>
       </w:r>
       <w:r>
         <w:rPr>
@@ -18209,26 +17824,7 @@
           <w:szCs w:val="24"/>
         </w:rPr>
         <w:noBreakHyphen/>
-        <w:t xml:space="preserve">based methods to exploit. Overall, </w:t>
-      </w:r>
-      <w:proofErr w:type="spellStart"/>
-      <w:r>
-        <w:rPr>
-          <w:rFonts w:ascii="Times New Roman" w:eastAsia="Times New Roman" w:hAnsi="Times New Roman"/>
-          <w:sz w:val="24"/>
-          <w:szCs w:val="24"/>
-        </w:rPr>
-        <w:lastRenderedPageBreak/>
-        <w:t>alcohol_per_capita</w:t>
-      </w:r>
-      <w:proofErr w:type="spellEnd"/>
-      <w:r>
-        <w:rPr>
-          <w:rFonts w:ascii="Times New Roman" w:eastAsia="Times New Roman" w:hAnsi="Times New Roman"/>
-          <w:sz w:val="24"/>
-          <w:szCs w:val="24"/>
-        </w:rPr>
-        <w:t xml:space="preserve"> exhibits a consistent but small positive association with assault rates, and simpler linear models remain the most appropriate for this modelling </w:t>
+        <w:t xml:space="preserve">based methods to exploit. Overall, alcohol_per_capita exhibits a consistent but small positive association with assault rates, and simpler linear models remain the most appropriate for this modelling </w:t>
       </w:r>
       <w:r>
         <w:rPr>
@@ -18381,27 +17977,7 @@
           <w:szCs w:val="24"/>
           <w:lang w:val="en-US" w:eastAsia="en-US"/>
         </w:rPr>
-        <w:t>Ingest &amp; Data Store (</w:t>
-      </w:r>
-      <w:proofErr w:type="gramStart"/>
-      <w:r>
-        <w:rPr>
-          <w:rFonts w:ascii="Times New Roman" w:eastAsia="Times New Roman" w:hAnsi="Times New Roman"/>
-          <w:sz w:val="24"/>
-          <w:szCs w:val="24"/>
-          <w:lang w:val="en-US" w:eastAsia="en-US"/>
-        </w:rPr>
-        <w:t>Will) —</w:t>
-      </w:r>
-      <w:proofErr w:type="gramEnd"/>
-      <w:r>
-        <w:rPr>
-          <w:rFonts w:ascii="Times New Roman" w:eastAsia="Times New Roman" w:hAnsi="Times New Roman"/>
-          <w:sz w:val="24"/>
-          <w:szCs w:val="24"/>
-          <w:lang w:val="en-US" w:eastAsia="en-US"/>
-        </w:rPr>
-        <w:t xml:space="preserve"> </w:t>
+        <w:t xml:space="preserve">Ingest &amp; Data Store (Will) — </w:t>
       </w:r>
       <w:r>
         <w:rPr>
@@ -18445,27 +18021,7 @@
           <w:szCs w:val="24"/>
           <w:lang w:val="en-US" w:eastAsia="en-US"/>
         </w:rPr>
-        <w:t>Data Processing (</w:t>
-      </w:r>
-      <w:proofErr w:type="gramStart"/>
-      <w:r>
-        <w:rPr>
-          <w:rFonts w:ascii="Times New Roman" w:eastAsia="Times New Roman" w:hAnsi="Times New Roman"/>
-          <w:sz w:val="24"/>
-          <w:szCs w:val="24"/>
-          <w:lang w:val="en-US" w:eastAsia="en-US"/>
-        </w:rPr>
-        <w:t>Emma) —</w:t>
-      </w:r>
-      <w:proofErr w:type="gramEnd"/>
-      <w:r>
-        <w:rPr>
-          <w:rFonts w:ascii="Times New Roman" w:eastAsia="Times New Roman" w:hAnsi="Times New Roman"/>
-          <w:sz w:val="24"/>
-          <w:szCs w:val="24"/>
-          <w:lang w:val="en-US" w:eastAsia="en-US"/>
-        </w:rPr>
-        <w:t xml:space="preserve"> </w:t>
+        <w:t xml:space="preserve">Data Processing (Emma) — </w:t>
       </w:r>
       <w:r>
         <w:rPr>
@@ -18509,27 +18065,7 @@
           <w:szCs w:val="24"/>
           <w:lang w:val="en-US" w:eastAsia="en-US"/>
         </w:rPr>
-        <w:t>Data Engineering (Will/</w:t>
-      </w:r>
-      <w:proofErr w:type="gramStart"/>
-      <w:r>
-        <w:rPr>
-          <w:rFonts w:ascii="Times New Roman" w:eastAsia="Times New Roman" w:hAnsi="Times New Roman"/>
-          <w:sz w:val="24"/>
-          <w:szCs w:val="24"/>
-          <w:lang w:val="en-US" w:eastAsia="en-US"/>
-        </w:rPr>
-        <w:t>Emma) —</w:t>
-      </w:r>
-      <w:proofErr w:type="gramEnd"/>
-      <w:r>
-        <w:rPr>
-          <w:rFonts w:ascii="Times New Roman" w:eastAsia="Times New Roman" w:hAnsi="Times New Roman"/>
-          <w:sz w:val="24"/>
-          <w:szCs w:val="24"/>
-          <w:lang w:val="en-US" w:eastAsia="en-US"/>
-        </w:rPr>
-        <w:t xml:space="preserve"> </w:t>
+        <w:t xml:space="preserve">Data Engineering (Will/Emma) — </w:t>
       </w:r>
       <w:r>
         <w:rPr>
@@ -18549,27 +18085,7 @@
           <w:szCs w:val="24"/>
           <w:lang w:val="en-US" w:eastAsia="en-US"/>
         </w:rPr>
-        <w:t xml:space="preserve"> Per-capita </w:t>
-      </w:r>
-      <w:proofErr w:type="spellStart"/>
-      <w:r>
-        <w:rPr>
-          <w:rFonts w:ascii="Times New Roman" w:eastAsia="Times New Roman" w:hAnsi="Times New Roman"/>
-          <w:sz w:val="24"/>
-          <w:szCs w:val="24"/>
-          <w:lang w:val="en-US" w:eastAsia="en-US"/>
-        </w:rPr>
-        <w:t>normalisation</w:t>
-      </w:r>
-      <w:proofErr w:type="spellEnd"/>
-      <w:r>
-        <w:rPr>
-          <w:rFonts w:ascii="Times New Roman" w:eastAsia="Times New Roman" w:hAnsi="Times New Roman"/>
-          <w:sz w:val="24"/>
-          <w:szCs w:val="24"/>
-          <w:lang w:val="en-US" w:eastAsia="en-US"/>
-        </w:rPr>
-        <w:t>, cyclical/lagged features, temporal train/test split (Section 3.3).</w:t>
+        <w:t xml:space="preserve"> Per-capita normalisation, cyclical/lagged features, temporal train/test split (Section 3.3).</w:t>
       </w:r>
     </w:p>
     <w:p>
@@ -18593,27 +18109,7 @@
           <w:szCs w:val="24"/>
           <w:lang w:val="en-US" w:eastAsia="en-US"/>
         </w:rPr>
-        <w:t>Analytics/ML (</w:t>
-      </w:r>
-      <w:proofErr w:type="gramStart"/>
-      <w:r>
-        <w:rPr>
-          <w:rFonts w:ascii="Times New Roman" w:eastAsia="Times New Roman" w:hAnsi="Times New Roman"/>
-          <w:sz w:val="24"/>
-          <w:szCs w:val="24"/>
-          <w:lang w:val="en-US" w:eastAsia="en-US"/>
-        </w:rPr>
-        <w:t>Hendrick) —</w:t>
-      </w:r>
-      <w:proofErr w:type="gramEnd"/>
-      <w:r>
-        <w:rPr>
-          <w:rFonts w:ascii="Times New Roman" w:eastAsia="Times New Roman" w:hAnsi="Times New Roman"/>
-          <w:sz w:val="24"/>
-          <w:szCs w:val="24"/>
-          <w:lang w:val="en-US" w:eastAsia="en-US"/>
-        </w:rPr>
-        <w:t xml:space="preserve"> </w:t>
+        <w:t xml:space="preserve">Analytics/ML (Hendrick) — </w:t>
       </w:r>
       <w:r>
         <w:rPr>
@@ -18649,47 +18145,7 @@
           <w:szCs w:val="24"/>
           <w:lang w:val="en-US" w:eastAsia="en-US"/>
         </w:rPr>
-        <w:t xml:space="preserve">) adds naive baselines, leakage-free feature selection, rolling-origin </w:t>
-      </w:r>
-      <w:proofErr w:type="spellStart"/>
-      <w:r>
-        <w:rPr>
-          <w:rFonts w:ascii="Times New Roman" w:eastAsia="Times New Roman" w:hAnsi="Times New Roman"/>
-          <w:sz w:val="24"/>
-          <w:szCs w:val="24"/>
-          <w:lang w:val="en-US" w:eastAsia="en-US"/>
-        </w:rPr>
-        <w:t>backtesting</w:t>
-      </w:r>
-      <w:proofErr w:type="spellEnd"/>
-      <w:r>
-        <w:rPr>
-          <w:rFonts w:ascii="Times New Roman" w:eastAsia="Times New Roman" w:hAnsi="Times New Roman"/>
-          <w:sz w:val="24"/>
-          <w:szCs w:val="24"/>
-          <w:lang w:val="en-US" w:eastAsia="en-US"/>
-        </w:rPr>
-        <w:t xml:space="preserve">, and empirical prediction intervals, responding directly to the Assessment 1 feedback on validation </w:t>
-      </w:r>
-      <w:proofErr w:type="spellStart"/>
-      <w:r>
-        <w:rPr>
-          <w:rFonts w:ascii="Times New Roman" w:eastAsia="Times New Roman" w:hAnsi="Times New Roman"/>
-          <w:sz w:val="24"/>
-          <w:szCs w:val="24"/>
-          <w:lang w:val="en-US" w:eastAsia="en-US"/>
-        </w:rPr>
-        <w:t>rigour</w:t>
-      </w:r>
-      <w:proofErr w:type="spellEnd"/>
-      <w:r>
-        <w:rPr>
-          <w:rFonts w:ascii="Times New Roman" w:eastAsia="Times New Roman" w:hAnsi="Times New Roman"/>
-          <w:sz w:val="24"/>
-          <w:szCs w:val="24"/>
-          <w:lang w:val="en-US" w:eastAsia="en-US"/>
-        </w:rPr>
-        <w:t xml:space="preserve"> (Section 4, Hendrick).</w:t>
+        <w:t>) adds naive baselines, leakage-free feature selection, rolling-origin backtesting, and empirical prediction intervals, responding directly to the Assessment 1 feedback on validation rigour (Section 4, Hendrick).</w:t>
       </w:r>
     </w:p>
     <w:p>
@@ -18818,7 +18274,17 @@
           <w:szCs w:val="24"/>
           <w:lang w:val="en-AU"/>
         </w:rPr>
-        <w:t>The workflow plan spans the full 12-week semester and is aligned to the four assessment milestones (Table 3). Weeks immediately preceding each submission are used for consolidation and reporting, other weeks are allocated to the team members responsible for the relevant pipeline stage</w:t>
+        <w:t xml:space="preserve">The workflow plan spans the full 12-week semester and is aligned to the four assessment milestones (Table 3). Weeks immediately preceding each submission are used for </w:t>
+      </w:r>
+      <w:r>
+        <w:rPr>
+          <w:rFonts w:ascii="Times New Roman" w:eastAsia="Times New Roman" w:hAnsi="Times New Roman" w:cs="Times New Roman"/>
+          <w:sz w:val="24"/>
+          <w:szCs w:val="24"/>
+          <w:lang w:val="en-AU"/>
+        </w:rPr>
+        <w:lastRenderedPageBreak/>
+        <w:t>consolidation and reporting, other weeks are allocated to the team members responsible for the relevant pipeline stage</w:t>
       </w:r>
       <w:r>
         <w:rPr>
@@ -18997,7 +18463,6 @@
                 <w:szCs w:val="24"/>
                 <w:lang w:val="en-AU"/>
               </w:rPr>
-              <w:lastRenderedPageBreak/>
               <w:t>Week</w:t>
             </w:r>
           </w:p>
@@ -19224,27 +18689,7 @@
                 <w:szCs w:val="24"/>
                 <w:lang w:val="en-AU"/>
               </w:rPr>
-              <w:t xml:space="preserve">GitHub repository with README; </w:t>
-            </w:r>
-            <w:proofErr w:type="spellStart"/>
-            <w:r>
-              <w:rPr>
-                <w:rFonts w:ascii="Times New Roman" w:eastAsia="Times New Roman" w:hAnsi="Times New Roman" w:cs="Times New Roman"/>
-                <w:sz w:val="24"/>
-                <w:szCs w:val="24"/>
-                <w:lang w:val="en-AU"/>
-              </w:rPr>
-              <w:t>Streamlit</w:t>
-            </w:r>
-            <w:proofErr w:type="spellEnd"/>
-            <w:r>
-              <w:rPr>
-                <w:rFonts w:ascii="Times New Roman" w:eastAsia="Times New Roman" w:hAnsi="Times New Roman" w:cs="Times New Roman"/>
-                <w:sz w:val="24"/>
-                <w:szCs w:val="24"/>
-                <w:lang w:val="en-AU"/>
-              </w:rPr>
-              <w:t xml:space="preserve"> account set up; draft problem statement</w:t>
+              <w:t>GitHub repository with README; Streamlit account set up; draft problem statement</w:t>
             </w:r>
           </w:p>
         </w:tc>
@@ -19391,27 +18836,7 @@
                 <w:szCs w:val="24"/>
                 <w:lang w:val="en-AU"/>
               </w:rPr>
-              <w:t xml:space="preserve">Architecture </w:t>
-            </w:r>
-            <w:proofErr w:type="gramStart"/>
-            <w:r>
-              <w:rPr>
-                <w:rFonts w:ascii="Times New Roman" w:eastAsia="Times New Roman" w:hAnsi="Times New Roman" w:cs="Times New Roman"/>
-                <w:sz w:val="24"/>
-                <w:szCs w:val="24"/>
-                <w:lang w:val="en-AU"/>
-              </w:rPr>
-              <w:t>diagram;</w:t>
-            </w:r>
-            <w:proofErr w:type="gramEnd"/>
-            <w:r>
-              <w:rPr>
-                <w:rFonts w:ascii="Times New Roman" w:eastAsia="Times New Roman" w:hAnsi="Times New Roman" w:cs="Times New Roman"/>
-                <w:sz w:val="24"/>
-                <w:szCs w:val="24"/>
-                <w:lang w:val="en-AU"/>
-              </w:rPr>
-              <w:t xml:space="preserve"> project management board populated; confirmed data sources</w:t>
+              <w:t>Architecture diagram; project management board populated; confirmed data sources</w:t>
             </w:r>
           </w:p>
         </w:tc>
@@ -20225,7 +19650,19 @@
                 <w:szCs w:val="24"/>
                 <w:lang w:val="en-AU"/>
               </w:rPr>
-              <w:t>Consolidate pipeline evidence and baseline model into progress report</w:t>
+              <w:t xml:space="preserve">Consolidate pipeline evidence and baseline </w:t>
+            </w:r>
+            <w:r>
+              <w:rPr>
+                <w:rFonts w:ascii="Times New Roman" w:eastAsia="Times New Roman" w:hAnsi="Times New Roman" w:cs="Times New Roman"/>
+                <w:b/>
+                <w:bCs/>
+                <w:sz w:val="24"/>
+                <w:szCs w:val="24"/>
+                <w:lang w:val="en-AU"/>
+              </w:rPr>
+              <w:lastRenderedPageBreak/>
+              <w:t>model into progress report</w:t>
             </w:r>
           </w:p>
         </w:tc>
@@ -20256,7 +19693,20 @@
                 <w:szCs w:val="24"/>
                 <w:lang w:val="en-AU"/>
               </w:rPr>
-              <w:t>Assessment 2 submitted: Progress report and development</w:t>
+              <w:lastRenderedPageBreak/>
+              <w:t xml:space="preserve">Assessment 2 submitted: Progress </w:t>
+            </w:r>
+            <w:r>
+              <w:rPr>
+                <w:rFonts w:ascii="Times New Roman" w:eastAsia="Times New Roman" w:hAnsi="Times New Roman" w:cs="Times New Roman"/>
+                <w:b/>
+                <w:bCs/>
+                <w:sz w:val="24"/>
+                <w:szCs w:val="24"/>
+                <w:lang w:val="en-AU"/>
+              </w:rPr>
+              <w:lastRenderedPageBreak/>
+              <w:t>report and development</w:t>
             </w:r>
           </w:p>
         </w:tc>
@@ -20287,6 +19737,7 @@
                 <w:szCs w:val="24"/>
                 <w:lang w:val="en-AU"/>
               </w:rPr>
+              <w:lastRenderedPageBreak/>
               <w:t>All</w:t>
             </w:r>
           </w:p>
@@ -20347,7 +19798,6 @@
                 <w:szCs w:val="24"/>
                 <w:lang w:val="en-AU"/>
               </w:rPr>
-              <w:lastRenderedPageBreak/>
               <w:t>8</w:t>
             </w:r>
           </w:p>
@@ -20700,47 +20150,7 @@
                 <w:szCs w:val="24"/>
                 <w:lang w:val="en-AU"/>
               </w:rPr>
-              <w:t xml:space="preserve">Incorporate feedback; finalise </w:t>
-            </w:r>
-            <w:proofErr w:type="gramStart"/>
-            <w:r>
-              <w:rPr>
-                <w:rFonts w:ascii="Times New Roman" w:eastAsia="Times New Roman" w:hAnsi="Times New Roman" w:cs="Times New Roman"/>
-                <w:sz w:val="24"/>
-                <w:szCs w:val="24"/>
-                <w:lang w:val="en-AU"/>
-              </w:rPr>
-              <w:t>dashboard;  deploy</w:t>
-            </w:r>
-            <w:proofErr w:type="gramEnd"/>
-            <w:r>
-              <w:rPr>
-                <w:rFonts w:ascii="Times New Roman" w:eastAsia="Times New Roman" w:hAnsi="Times New Roman" w:cs="Times New Roman"/>
-                <w:sz w:val="24"/>
-                <w:szCs w:val="24"/>
-                <w:lang w:val="en-AU"/>
-              </w:rPr>
-              <w:t xml:space="preserve"> to </w:t>
-            </w:r>
-            <w:proofErr w:type="spellStart"/>
-            <w:r>
-              <w:rPr>
-                <w:rFonts w:ascii="Times New Roman" w:eastAsia="Times New Roman" w:hAnsi="Times New Roman" w:cs="Times New Roman"/>
-                <w:sz w:val="24"/>
-                <w:szCs w:val="24"/>
-                <w:lang w:val="en-AU"/>
-              </w:rPr>
-              <w:t>Streamlit</w:t>
-            </w:r>
-            <w:proofErr w:type="spellEnd"/>
-            <w:r>
-              <w:rPr>
-                <w:rFonts w:ascii="Times New Roman" w:eastAsia="Times New Roman" w:hAnsi="Times New Roman" w:cs="Times New Roman"/>
-                <w:sz w:val="24"/>
-                <w:szCs w:val="24"/>
-                <w:lang w:val="en-AU"/>
-              </w:rPr>
-              <w:t xml:space="preserve"> Community Cloud; implement monitoring and retraining logic</w:t>
+              <w:t>Incorporate feedback; finalise dashboard;  deploy to Streamlit Community Cloud; implement monitoring and retraining logic</w:t>
             </w:r>
           </w:p>
         </w:tc>
@@ -20769,27 +20179,7 @@
                 <w:szCs w:val="24"/>
                 <w:lang w:val="en-AU"/>
               </w:rPr>
-              <w:t xml:space="preserve">Deployed </w:t>
-            </w:r>
-            <w:proofErr w:type="gramStart"/>
-            <w:r>
-              <w:rPr>
-                <w:rFonts w:ascii="Times New Roman" w:eastAsia="Times New Roman" w:hAnsi="Times New Roman" w:cs="Times New Roman"/>
-                <w:sz w:val="24"/>
-                <w:szCs w:val="24"/>
-                <w:lang w:val="en-AU"/>
-              </w:rPr>
-              <w:t>dashboard;</w:t>
-            </w:r>
-            <w:proofErr w:type="gramEnd"/>
-            <w:r>
-              <w:rPr>
-                <w:rFonts w:ascii="Times New Roman" w:eastAsia="Times New Roman" w:hAnsi="Times New Roman" w:cs="Times New Roman"/>
-                <w:sz w:val="24"/>
-                <w:szCs w:val="24"/>
-                <w:lang w:val="en-AU"/>
-              </w:rPr>
-              <w:t xml:space="preserve"> monitoring stage implemented</w:t>
+              <w:t>Deployed dashboard; monitoring stage implemented</w:t>
             </w:r>
           </w:p>
         </w:tc>
@@ -21244,21 +20634,7 @@
         <w:rPr>
           <w:rStyle w:val="normaltextrun"/>
         </w:rPr>
-        <w:t>Potential risks, including data quality issues, ethical concerns, and technical challenges, will be continuously monitored throughout the project. Mitigation strategies such as data validation procedures, adherence to ethical guidelines, and regular system testing will be implemented to </w:t>
-      </w:r>
-      <w:proofErr w:type="spellStart"/>
-      <w:r>
-        <w:rPr>
-          <w:rStyle w:val="normaltextrun"/>
-        </w:rPr>
-        <w:t>minimise</w:t>
-      </w:r>
-      <w:proofErr w:type="spellEnd"/>
-      <w:r>
-        <w:rPr>
-          <w:rStyle w:val="normaltextrun"/>
-        </w:rPr>
-        <w:t> their impact. Risks will be reviewed periodically, and corrective actions will be taken promptly to ensure project objectives are achieved successfully.</w:t>
+        <w:t>Potential risks, including data quality issues, ethical concerns, and technical challenges, will be continuously monitored throughout the project. Mitigation strategies such as data validation procedures, adherence to ethical guidelines, and regular system testing will be implemented to minimise their impact. Risks will be reviewed periodically, and corrective actions will be taken promptly to ensure project objectives are achieved successfully.</w:t>
       </w:r>
     </w:p>
     <w:p>
@@ -21331,21 +20707,8 @@
         <w:rPr>
           <w:rStyle w:val="normaltextrun"/>
         </w:rPr>
-        <w:t>The project continues to respect Indigenous Data Sovereignty principles by </w:t>
-      </w:r>
-      <w:proofErr w:type="spellStart"/>
-      <w:r>
-        <w:rPr>
-          <w:rStyle w:val="normaltextrun"/>
-        </w:rPr>
-        <w:t>recognising</w:t>
-      </w:r>
-      <w:proofErr w:type="spellEnd"/>
-      <w:r>
-        <w:rPr>
-          <w:rStyle w:val="normaltextrun"/>
-        </w:rPr>
-        <w:t> the rights of Indigenous communities to govern the collection, ownership, and use of data relating to their people and communities.</w:t>
+        <w:lastRenderedPageBreak/>
+        <w:t>The project continues to respect Indigenous Data Sovereignty principles by recognising the rights of Indigenous communities to govern the collection, ownership, and use of data relating to their people and communities.</w:t>
       </w:r>
     </w:p>
     <w:p>
@@ -21363,22 +20726,7 @@
         <w:rPr>
           <w:rStyle w:val="normaltextrun"/>
         </w:rPr>
-        <w:lastRenderedPageBreak/>
-        <w:t>In addition, all predictive analytics activities seek to comply with ethical standards to </w:t>
-      </w:r>
-      <w:proofErr w:type="spellStart"/>
-      <w:r>
-        <w:rPr>
-          <w:rStyle w:val="normaltextrun"/>
-        </w:rPr>
-        <w:t>minimise</w:t>
-      </w:r>
-      <w:proofErr w:type="spellEnd"/>
-      <w:r>
-        <w:rPr>
-          <w:rStyle w:val="normaltextrun"/>
-        </w:rPr>
-        <w:t> bias, promote transparency, and support fair decision-making. Forecasting</w:t>
+        <w:t>In addition, all predictive analytics activities seek to comply with ethical standards to minimise bias, promote transparency, and support fair decision-making. Forecasting</w:t>
       </w:r>
       <w:r>
         <w:rPr>
@@ -21496,25 +20844,7 @@
           <w:sz w:val="24"/>
           <w:szCs w:val="24"/>
         </w:rPr>
-        <w:t xml:space="preserve">he transition from PROMIS to </w:t>
-      </w:r>
-      <w:proofErr w:type="spellStart"/>
-      <w:r>
-        <w:rPr>
-          <w:rFonts w:ascii="Times New Roman" w:eastAsia="Times New Roman" w:hAnsi="Times New Roman"/>
-          <w:sz w:val="24"/>
-          <w:szCs w:val="24"/>
-        </w:rPr>
-        <w:t>SerPro</w:t>
-      </w:r>
-      <w:proofErr w:type="spellEnd"/>
-      <w:r>
-        <w:rPr>
-          <w:rFonts w:ascii="Times New Roman" w:eastAsia="Times New Roman" w:hAnsi="Times New Roman"/>
-          <w:sz w:val="24"/>
-          <w:szCs w:val="24"/>
-        </w:rPr>
-        <w:t xml:space="preserve"> in November 2023 and </w:t>
+        <w:t xml:space="preserve">he transition from PROMIS to SerPro in November 2023 and </w:t>
       </w:r>
       <w:r>
         <w:rPr>
@@ -21807,25 +21137,7 @@
           <w:sz w:val="24"/>
           <w:szCs w:val="24"/>
         </w:rPr>
-        <w:t xml:space="preserve">And the final risk is misuse or misinterpretation of the forecasts. If predictions are read as statements about </w:t>
-      </w:r>
-      <w:proofErr w:type="gramStart"/>
-      <w:r>
-        <w:rPr>
-          <w:rFonts w:ascii="Times New Roman" w:eastAsia="Times New Roman" w:hAnsi="Times New Roman"/>
-          <w:sz w:val="24"/>
-          <w:szCs w:val="24"/>
-        </w:rPr>
-        <w:t>particular communities</w:t>
-      </w:r>
-      <w:proofErr w:type="gramEnd"/>
-      <w:r>
-        <w:rPr>
-          <w:rFonts w:ascii="Times New Roman" w:eastAsia="Times New Roman" w:hAnsi="Times New Roman"/>
-          <w:sz w:val="24"/>
-          <w:szCs w:val="24"/>
-        </w:rPr>
-        <w:t>, the system could cause harm rather than support safety. Small counts in low-population regions could also make incidents identifiable. Forecasts will therefore be shown only at region and month level, with uncertainty ranges, and small values will be suppressed.</w:t>
+        <w:t>And the final risk is misuse or misinterpretation of the forecasts. If predictions are read as statements about particular communities, the system could cause harm rather than support safety. Small counts in low-population regions could also make incidents identifiable. Forecasts will therefore be shown only at region and month level, with uncertainty ranges, and small values will be suppressed.</w:t>
       </w:r>
     </w:p>
     <w:p>
@@ -21952,7 +21264,16 @@
           <w:sz w:val="24"/>
           <w:szCs w:val="24"/>
         </w:rPr>
-        <w:t>, so the data must be used carefully and respectfully. The project follows the CARE Principles</w:t>
+        <w:t xml:space="preserve">, so the data must be used carefully and respectfully. The project follows the CARE </w:t>
+      </w:r>
+      <w:r>
+        <w:rPr>
+          <w:rFonts w:ascii="Times New Roman" w:eastAsia="Times New Roman" w:hAnsi="Times New Roman"/>
+          <w:sz w:val="24"/>
+          <w:szCs w:val="24"/>
+        </w:rPr>
+        <w:lastRenderedPageBreak/>
+        <w:t>Principles</w:t>
       </w:r>
       <w:r>
         <w:rPr>
@@ -22021,7 +21342,6 @@
           <w:sz w:val="24"/>
           <w:szCs w:val="24"/>
         </w:rPr>
-        <w:lastRenderedPageBreak/>
         <w:t>Responsible use</w:t>
       </w:r>
     </w:p>
@@ -22159,7 +21479,6 @@
         </w:rPr>
       </w:pPr>
       <w:bookmarkStart w:id="21" w:name="OLE_LINK8"/>
-      <w:proofErr w:type="spellStart"/>
       <w:r>
         <w:rPr>
           <w:b/>
@@ -22167,17 +21486,7 @@
           <w:highlight w:val="yellow"/>
           <w:lang w:val="vi-VN"/>
         </w:rPr>
-        <w:t>Evaluation</w:t>
-      </w:r>
-      <w:proofErr w:type="spellEnd"/>
-      <w:r>
-        <w:rPr>
-          <w:b/>
-          <w:bCs/>
-          <w:highlight w:val="yellow"/>
-          <w:lang w:val="vi-VN"/>
-        </w:rPr>
-        <w:t xml:space="preserve"> </w:t>
+        <w:t xml:space="preserve">Evaluation </w:t>
       </w:r>
       <w:r>
         <w:rPr>
@@ -22426,43 +21735,7 @@
           <w:sz w:val="24"/>
           <w:szCs w:val="24"/>
         </w:rPr>
-        <w:t xml:space="preserve">Carroll, S. R., Garba, I., Figueroa-Rodríguez, O. L., Holbrook, J., Lovett, R., </w:t>
-      </w:r>
-      <w:proofErr w:type="spellStart"/>
-      <w:r>
-        <w:rPr>
-          <w:rFonts w:ascii="Times New Roman" w:eastAsia="Times New Roman" w:hAnsi="Times New Roman"/>
-          <w:sz w:val="24"/>
-          <w:szCs w:val="24"/>
-        </w:rPr>
-        <w:t>Materechera</w:t>
-      </w:r>
-      <w:proofErr w:type="spellEnd"/>
-      <w:r>
-        <w:rPr>
-          <w:rFonts w:ascii="Times New Roman" w:eastAsia="Times New Roman" w:hAnsi="Times New Roman"/>
-          <w:sz w:val="24"/>
-          <w:szCs w:val="24"/>
-        </w:rPr>
-        <w:t xml:space="preserve">, S., Parsons, M., </w:t>
-      </w:r>
-      <w:proofErr w:type="spellStart"/>
-      <w:r>
-        <w:rPr>
-          <w:rFonts w:ascii="Times New Roman" w:eastAsia="Times New Roman" w:hAnsi="Times New Roman"/>
-          <w:sz w:val="24"/>
-          <w:szCs w:val="24"/>
-        </w:rPr>
-        <w:t>Raseroka</w:t>
-      </w:r>
-      <w:proofErr w:type="spellEnd"/>
-      <w:r>
-        <w:rPr>
-          <w:rFonts w:ascii="Times New Roman" w:eastAsia="Times New Roman" w:hAnsi="Times New Roman"/>
-          <w:sz w:val="24"/>
-          <w:szCs w:val="24"/>
-        </w:rPr>
-        <w:t xml:space="preserve">, K., Rodriguez-Lonebear, D., Rowe, R., Sara, R., Walker, J. D., Anderson, J., &amp; Hudson, M. (2020). The CARE Principles for Indigenous Data Governance. Data Science Journal, 19(1), 1–12. </w:t>
+        <w:t xml:space="preserve">Carroll, S. R., Garba, I., Figueroa-Rodríguez, O. L., Holbrook, J., Lovett, R., Materechera, S., Parsons, M., Raseroka, K., Rodriguez-Lonebear, D., Rowe, R., Sara, R., Walker, J. D., Anderson, J., &amp; Hudson, M. (2020). The CARE Principles for Indigenous Data Governance. Data Science Journal, 19(1), 1–12. </w:t>
       </w:r>
       <w:hyperlink r:id="rId42">
         <w:r>
@@ -22545,25 +21818,7 @@
           <w:sz w:val="24"/>
           <w:szCs w:val="24"/>
         </w:rPr>
-        <w:t xml:space="preserve">NT crime </w:t>
-      </w:r>
-      <w:proofErr w:type="gramStart"/>
-      <w:r>
-        <w:rPr>
-          <w:rFonts w:ascii="Times New Roman" w:eastAsia="Times New Roman" w:hAnsi="Times New Roman"/>
-          <w:sz w:val="24"/>
-          <w:szCs w:val="24"/>
-        </w:rPr>
-        <w:t>statistics march</w:t>
-      </w:r>
-      <w:proofErr w:type="gramEnd"/>
-      <w:r>
-        <w:rPr>
-          <w:rFonts w:ascii="Times New Roman" w:eastAsia="Times New Roman" w:hAnsi="Times New Roman"/>
-          <w:sz w:val="24"/>
-          <w:szCs w:val="24"/>
-        </w:rPr>
-        <w:t xml:space="preserve"> 2026 - NTG open data portal</w:t>
+        <w:t>NT crime statistics march 2026 - NTG open data portal</w:t>
       </w:r>
       <w:r>
         <w:rPr>
@@ -22605,6 +21860,7 @@
           <w:sz w:val="24"/>
           <w:szCs w:val="24"/>
         </w:rPr>
+        <w:lastRenderedPageBreak/>
         <w:t xml:space="preserve">Northern Territory Police Association. (2025). Northern Territory Police Association demands better pay and conditions to prevent officer exodus. In </w:t>
       </w:r>
       <w:r>
@@ -22649,7 +21905,6 @@
           <w:sz w:val="24"/>
           <w:szCs w:val="24"/>
         </w:rPr>
-        <w:lastRenderedPageBreak/>
         <w:t xml:space="preserve">NTPFES. (2026). </w:t>
       </w:r>
       <w:r>
@@ -22660,29 +21915,7 @@
           <w:sz w:val="24"/>
           <w:szCs w:val="24"/>
         </w:rPr>
-        <w:t xml:space="preserve">Operation </w:t>
-      </w:r>
-      <w:proofErr w:type="spellStart"/>
-      <w:r>
-        <w:rPr>
-          <w:rFonts w:ascii="Times New Roman" w:eastAsia="Times New Roman" w:hAnsi="Times New Roman"/>
-          <w:i/>
-          <w:iCs/>
-          <w:sz w:val="24"/>
-          <w:szCs w:val="24"/>
-        </w:rPr>
-        <w:t>ventura</w:t>
-      </w:r>
-      <w:proofErr w:type="spellEnd"/>
-      <w:r>
-        <w:rPr>
-          <w:rFonts w:ascii="Times New Roman" w:eastAsia="Times New Roman" w:hAnsi="Times New Roman"/>
-          <w:i/>
-          <w:iCs/>
-          <w:sz w:val="24"/>
-          <w:szCs w:val="24"/>
-        </w:rPr>
-        <w:t xml:space="preserve"> | NT police, fire &amp; emergency services</w:t>
+        <w:t>Operation ventura | NT police, fire &amp; emergency services</w:t>
       </w:r>
       <w:r>
         <w:rPr>
@@ -22866,23 +22099,13 @@
         </w:rPr>
         <w:t xml:space="preserve"> </w:t>
       </w:r>
-      <w:proofErr w:type="spellStart"/>
       <w:r>
         <w:rPr>
           <w:rFonts w:ascii="Times New Roman" w:eastAsiaTheme="minorEastAsia" w:hAnsi="Times New Roman"/>
           <w:sz w:val="24"/>
           <w:szCs w:val="24"/>
         </w:rPr>
-        <w:t>Thi</w:t>
-      </w:r>
-      <w:proofErr w:type="spellEnd"/>
-      <w:r>
-        <w:rPr>
-          <w:rFonts w:ascii="Times New Roman" w:eastAsiaTheme="minorEastAsia" w:hAnsi="Times New Roman"/>
-          <w:sz w:val="24"/>
-          <w:szCs w:val="24"/>
-        </w:rPr>
-        <w:t xml:space="preserve"> Xuan Thanh Tran (Emma)</w:t>
+        <w:t>Thi Xuan Thanh Tran (Emma)</w:t>
       </w:r>
     </w:p>
     <w:p>
@@ -23607,47 +22830,7 @@
           <w:szCs w:val="24"/>
           <w:lang w:val="en-AU"/>
         </w:rPr>
-        <w:t xml:space="preserve">Since Assessment 1, I was responsible for the Ingest and Data Store stage, and for verifying that the pipeline the team built </w:t>
-      </w:r>
-      <w:proofErr w:type="gramStart"/>
-      <w:r>
-        <w:rPr>
-          <w:rFonts w:ascii="Times New Roman" w:eastAsia="Times New Roman" w:hAnsi="Times New Roman"/>
-          <w:sz w:val="24"/>
-          <w:szCs w:val="24"/>
-          <w:lang w:val="en-AU"/>
-        </w:rPr>
-        <w:t>actually runs</w:t>
-      </w:r>
-      <w:proofErr w:type="gramEnd"/>
-      <w:r>
-        <w:rPr>
-          <w:rFonts w:ascii="Times New Roman" w:eastAsia="Times New Roman" w:hAnsi="Times New Roman"/>
-          <w:sz w:val="24"/>
-          <w:szCs w:val="24"/>
-          <w:lang w:val="en-AU"/>
-        </w:rPr>
-        <w:t xml:space="preserve"> correctly end-to-end. This included implementing ingest.py to load and validate the six raw datasets with filename fuzzy-matching and manifest-based provenance tracking, compiling the project's missing dependency list after finding the pipeline would not run in a clean environment, and identifying and removing a Windows-specific Unicode crash and a duplicated function definition left over from a merge. I also corrected two silent code-quality defects - a statistically biased VIF calculation and an unsafe </w:t>
-      </w:r>
-      <w:proofErr w:type="gramStart"/>
-      <w:r>
-        <w:rPr>
-          <w:rFonts w:ascii="Times New Roman" w:eastAsia="Times New Roman" w:hAnsi="Times New Roman"/>
-          <w:sz w:val="24"/>
-          <w:szCs w:val="24"/>
-          <w:lang w:val="en-AU"/>
-        </w:rPr>
-        <w:t>eval(</w:t>
-      </w:r>
-      <w:proofErr w:type="gramEnd"/>
-      <w:r>
-        <w:rPr>
-          <w:rFonts w:ascii="Times New Roman" w:eastAsia="Times New Roman" w:hAnsi="Times New Roman"/>
-          <w:sz w:val="24"/>
-          <w:szCs w:val="24"/>
-          <w:lang w:val="en-AU"/>
-        </w:rPr>
-        <w:t>) call - before re-running the full pipeline to confirm it completes without errors ahead of the technical write-up.</w:t>
+        <w:t>Since Assessment 1, I was responsible for the Ingest and Data Store stage, and for verifying that the pipeline the team built actually runs correctly end-to-end. This included implementing ingest.py to load and validate the six raw datasets with filename fuzzy-matching and manifest-based provenance tracking, compiling the project's missing dependency list after finding the pipeline would not run in a clean environment, and identifying and removing a Windows-specific Unicode crash and a duplicated function definition left over from a merge. I also corrected two silent code-quality defects - a statistically biased VIF calculation and an unsafe eval() call - before re-running the full pipeline to confirm it completes without errors ahead of the technical write-up.</w:t>
       </w:r>
     </w:p>
     <w:p>
@@ -23727,27 +22910,7 @@
           <w:lang w:val="en-AU"/>
         </w:rPr>
         <w:lastRenderedPageBreak/>
-        <w:t xml:space="preserve">correctness, not just absence of errors: the VIF calculation and an unsafe </w:t>
-      </w:r>
-      <w:proofErr w:type="gramStart"/>
-      <w:r>
-        <w:rPr>
-          <w:rFonts w:ascii="Times New Roman" w:eastAsia="Times New Roman" w:hAnsi="Times New Roman"/>
-          <w:sz w:val="24"/>
-          <w:szCs w:val="24"/>
-          <w:lang w:val="en-AU"/>
-        </w:rPr>
-        <w:t>eval(</w:t>
-      </w:r>
-      <w:proofErr w:type="gramEnd"/>
-      <w:r>
-        <w:rPr>
-          <w:rFonts w:ascii="Times New Roman" w:eastAsia="Times New Roman" w:hAnsi="Times New Roman"/>
-          <w:sz w:val="24"/>
-          <w:szCs w:val="24"/>
-          <w:lang w:val="en-AU"/>
-        </w:rPr>
-        <w:t>) call ran without crashing, yet one was statistically biased and the other insecure.</w:t>
+        <w:t>correctness, not just absence of errors: the VIF calculation and an unsafe eval() call ran without crashing, yet one was statistically biased and the other insecure.</w:t>
       </w:r>
     </w:p>
     <w:p>
@@ -24023,25 +23186,7 @@
           <w:sz w:val="24"/>
           <w:szCs w:val="24"/>
         </w:rPr>
-        <w:t xml:space="preserve">Built evaluation.py: a standalone module providing naive baselines, leakage-free feature selection, rolling-origin </w:t>
-      </w:r>
-      <w:proofErr w:type="spellStart"/>
-      <w:r>
-        <w:rPr>
-          <w:rFonts w:ascii="Times New Roman" w:eastAsia="Times New Roman" w:hAnsi="Times New Roman"/>
-          <w:sz w:val="24"/>
-          <w:szCs w:val="24"/>
-        </w:rPr>
-        <w:t>backtesting</w:t>
-      </w:r>
-      <w:proofErr w:type="spellEnd"/>
-      <w:r>
-        <w:rPr>
-          <w:rFonts w:ascii="Times New Roman" w:eastAsia="Times New Roman" w:hAnsi="Times New Roman"/>
-          <w:sz w:val="24"/>
-          <w:szCs w:val="24"/>
-        </w:rPr>
-        <w:t xml:space="preserve"> at four horizons, prediction intervals and structural-break indicators. </w:t>
+        <w:t xml:space="preserve">Built evaluation.py: a standalone module providing naive baselines, leakage-free feature selection, rolling-origin backtesting at four horizons, prediction intervals and structural-break indicators. </w:t>
       </w:r>
     </w:p>
     <w:p>
@@ -24626,15 +23771,7 @@
       </w:r>
       <w:r>
         <w:noBreakHyphen/>
-        <w:t xml:space="preserve">solving skills. Working with different machine learning models improved my understanding of model selection, evaluation, and </w:t>
-      </w:r>
-      <w:proofErr w:type="spellStart"/>
-      <w:r>
-        <w:t>optimisation</w:t>
-      </w:r>
-      <w:proofErr w:type="spellEnd"/>
-      <w:r>
-        <w:t>, giving me practical experience applying theory to a real</w:t>
+        <w:t>solving skills. Working with different machine learning models improved my understanding of model selection, evaluation, and optimisation, giving me practical experience applying theory to a real</w:t>
       </w:r>
       <w:r>
         <w:noBreakHyphen/>
@@ -27060,6 +26197,155 @@
     </w:lvl>
   </w:abstractNum>
   <w:abstractNum w:abstractNumId="20" w15:restartNumberingAfterBreak="0">
+    <w:nsid w:val="40E2574B"/>
+    <w:multiLevelType w:val="multilevel"/>
+    <w:tmpl w:val="38B87622"/>
+    <w:lvl w:ilvl="0">
+      <w:start w:val="1"/>
+      <w:numFmt w:val="bullet"/>
+      <w:lvlText w:val=""/>
+      <w:lvlJc w:val="left"/>
+      <w:pPr>
+        <w:tabs>
+          <w:tab w:val="num" w:pos="720"/>
+        </w:tabs>
+        <w:ind w:left="720" w:hanging="360"/>
+      </w:pPr>
+      <w:rPr>
+        <w:rFonts w:ascii="Symbol" w:hAnsi="Symbol" w:hint="default"/>
+        <w:sz w:val="20"/>
+      </w:rPr>
+    </w:lvl>
+    <w:lvl w:ilvl="1" w:tentative="1">
+      <w:start w:val="1"/>
+      <w:numFmt w:val="bullet"/>
+      <w:lvlText w:val="o"/>
+      <w:lvlJc w:val="left"/>
+      <w:pPr>
+        <w:tabs>
+          <w:tab w:val="num" w:pos="1440"/>
+        </w:tabs>
+        <w:ind w:left="1440" w:hanging="360"/>
+      </w:pPr>
+      <w:rPr>
+        <w:rFonts w:ascii="Courier New" w:hAnsi="Courier New" w:hint="default"/>
+        <w:sz w:val="20"/>
+      </w:rPr>
+    </w:lvl>
+    <w:lvl w:ilvl="2" w:tentative="1">
+      <w:start w:val="1"/>
+      <w:numFmt w:val="bullet"/>
+      <w:lvlText w:val=""/>
+      <w:lvlJc w:val="left"/>
+      <w:pPr>
+        <w:tabs>
+          <w:tab w:val="num" w:pos="2160"/>
+        </w:tabs>
+        <w:ind w:left="2160" w:hanging="360"/>
+      </w:pPr>
+      <w:rPr>
+        <w:rFonts w:ascii="Wingdings" w:hAnsi="Wingdings" w:hint="default"/>
+        <w:sz w:val="20"/>
+      </w:rPr>
+    </w:lvl>
+    <w:lvl w:ilvl="3" w:tentative="1">
+      <w:start w:val="1"/>
+      <w:numFmt w:val="bullet"/>
+      <w:lvlText w:val=""/>
+      <w:lvlJc w:val="left"/>
+      <w:pPr>
+        <w:tabs>
+          <w:tab w:val="num" w:pos="2880"/>
+        </w:tabs>
+        <w:ind w:left="2880" w:hanging="360"/>
+      </w:pPr>
+      <w:rPr>
+        <w:rFonts w:ascii="Wingdings" w:hAnsi="Wingdings" w:hint="default"/>
+        <w:sz w:val="20"/>
+      </w:rPr>
+    </w:lvl>
+    <w:lvl w:ilvl="4" w:tentative="1">
+      <w:start w:val="1"/>
+      <w:numFmt w:val="bullet"/>
+      <w:lvlText w:val=""/>
+      <w:lvlJc w:val="left"/>
+      <w:pPr>
+        <w:tabs>
+          <w:tab w:val="num" w:pos="3600"/>
+        </w:tabs>
+        <w:ind w:left="3600" w:hanging="360"/>
+      </w:pPr>
+      <w:rPr>
+        <w:rFonts w:ascii="Wingdings" w:hAnsi="Wingdings" w:hint="default"/>
+        <w:sz w:val="20"/>
+      </w:rPr>
+    </w:lvl>
+    <w:lvl w:ilvl="5" w:tentative="1">
+      <w:start w:val="1"/>
+      <w:numFmt w:val="bullet"/>
+      <w:lvlText w:val=""/>
+      <w:lvlJc w:val="left"/>
+      <w:pPr>
+        <w:tabs>
+          <w:tab w:val="num" w:pos="4320"/>
+        </w:tabs>
+        <w:ind w:left="4320" w:hanging="360"/>
+      </w:pPr>
+      <w:rPr>
+        <w:rFonts w:ascii="Wingdings" w:hAnsi="Wingdings" w:hint="default"/>
+        <w:sz w:val="20"/>
+      </w:rPr>
+    </w:lvl>
+    <w:lvl w:ilvl="6" w:tentative="1">
+      <w:start w:val="1"/>
+      <w:numFmt w:val="bullet"/>
+      <w:lvlText w:val=""/>
+      <w:lvlJc w:val="left"/>
+      <w:pPr>
+        <w:tabs>
+          <w:tab w:val="num" w:pos="5040"/>
+        </w:tabs>
+        <w:ind w:left="5040" w:hanging="360"/>
+      </w:pPr>
+      <w:rPr>
+        <w:rFonts w:ascii="Wingdings" w:hAnsi="Wingdings" w:hint="default"/>
+        <w:sz w:val="20"/>
+      </w:rPr>
+    </w:lvl>
+    <w:lvl w:ilvl="7" w:tentative="1">
+      <w:start w:val="1"/>
+      <w:numFmt w:val="bullet"/>
+      <w:lvlText w:val=""/>
+      <w:lvlJc w:val="left"/>
+      <w:pPr>
+        <w:tabs>
+          <w:tab w:val="num" w:pos="5760"/>
+        </w:tabs>
+        <w:ind w:left="5760" w:hanging="360"/>
+      </w:pPr>
+      <w:rPr>
+        <w:rFonts w:ascii="Wingdings" w:hAnsi="Wingdings" w:hint="default"/>
+        <w:sz w:val="20"/>
+      </w:rPr>
+    </w:lvl>
+    <w:lvl w:ilvl="8" w:tentative="1">
+      <w:start w:val="1"/>
+      <w:numFmt w:val="bullet"/>
+      <w:lvlText w:val=""/>
+      <w:lvlJc w:val="left"/>
+      <w:pPr>
+        <w:tabs>
+          <w:tab w:val="num" w:pos="6480"/>
+        </w:tabs>
+        <w:ind w:left="6480" w:hanging="360"/>
+      </w:pPr>
+      <w:rPr>
+        <w:rFonts w:ascii="Wingdings" w:hAnsi="Wingdings" w:hint="default"/>
+        <w:sz w:val="20"/>
+      </w:rPr>
+    </w:lvl>
+  </w:abstractNum>
+  <w:abstractNum w:abstractNumId="21" w15:restartNumberingAfterBreak="0">
     <w:nsid w:val="45A049D8"/>
     <w:multiLevelType w:val="hybridMultilevel"/>
     <w:tmpl w:val="72C0A16E"/>
@@ -27172,7 +26458,7 @@
       </w:rPr>
     </w:lvl>
   </w:abstractNum>
-  <w:abstractNum w:abstractNumId="21" w15:restartNumberingAfterBreak="0">
+  <w:abstractNum w:abstractNumId="22" w15:restartNumberingAfterBreak="0">
     <w:nsid w:val="463A5A8B"/>
     <w:multiLevelType w:val="hybridMultilevel"/>
     <w:tmpl w:val="A648BC30"/>
@@ -27285,7 +26571,7 @@
       </w:rPr>
     </w:lvl>
   </w:abstractNum>
-  <w:abstractNum w:abstractNumId="22" w15:restartNumberingAfterBreak="0">
+  <w:abstractNum w:abstractNumId="23" w15:restartNumberingAfterBreak="0">
     <w:nsid w:val="46420B7B"/>
     <w:multiLevelType w:val="hybridMultilevel"/>
     <w:tmpl w:val="5CA80D6C"/>
@@ -27398,7 +26684,7 @@
       </w:rPr>
     </w:lvl>
   </w:abstractNum>
-  <w:abstractNum w:abstractNumId="23" w15:restartNumberingAfterBreak="0">
+  <w:abstractNum w:abstractNumId="24" w15:restartNumberingAfterBreak="0">
     <w:nsid w:val="49861CEA"/>
     <w:multiLevelType w:val="hybridMultilevel"/>
     <w:tmpl w:val="FFFFFFFF"/>
@@ -27511,7 +26797,7 @@
       </w:rPr>
     </w:lvl>
   </w:abstractNum>
-  <w:abstractNum w:abstractNumId="24" w15:restartNumberingAfterBreak="0">
+  <w:abstractNum w:abstractNumId="25" w15:restartNumberingAfterBreak="0">
     <w:nsid w:val="4B1230DD"/>
     <w:multiLevelType w:val="hybridMultilevel"/>
     <w:tmpl w:val="72D2558A"/>
@@ -27624,7 +26910,7 @@
       </w:rPr>
     </w:lvl>
   </w:abstractNum>
-  <w:abstractNum w:abstractNumId="25" w15:restartNumberingAfterBreak="0">
+  <w:abstractNum w:abstractNumId="26" w15:restartNumberingAfterBreak="0">
     <w:nsid w:val="4CB88FCF"/>
     <w:multiLevelType w:val="hybridMultilevel"/>
     <w:tmpl w:val="FFFFFFFF"/>
@@ -27737,7 +27023,7 @@
       </w:rPr>
     </w:lvl>
   </w:abstractNum>
-  <w:abstractNum w:abstractNumId="26" w15:restartNumberingAfterBreak="0">
+  <w:abstractNum w:abstractNumId="27" w15:restartNumberingAfterBreak="0">
     <w:nsid w:val="4D202148"/>
     <w:multiLevelType w:val="hybridMultilevel"/>
     <w:tmpl w:val="FFFFFFFF"/>
@@ -27850,7 +27136,7 @@
       </w:rPr>
     </w:lvl>
   </w:abstractNum>
-  <w:abstractNum w:abstractNumId="27" w15:restartNumberingAfterBreak="0">
+  <w:abstractNum w:abstractNumId="28" w15:restartNumberingAfterBreak="0">
     <w:nsid w:val="4EF89172"/>
     <w:multiLevelType w:val="hybridMultilevel"/>
     <w:tmpl w:val="FFFFFFFF"/>
@@ -27963,7 +27249,7 @@
       </w:rPr>
     </w:lvl>
   </w:abstractNum>
-  <w:abstractNum w:abstractNumId="28" w15:restartNumberingAfterBreak="0">
+  <w:abstractNum w:abstractNumId="29" w15:restartNumberingAfterBreak="0">
     <w:nsid w:val="52C82EA4"/>
     <w:multiLevelType w:val="hybridMultilevel"/>
     <w:tmpl w:val="FFFFFFFF"/>
@@ -28076,7 +27362,7 @@
       </w:rPr>
     </w:lvl>
   </w:abstractNum>
-  <w:abstractNum w:abstractNumId="29" w15:restartNumberingAfterBreak="0">
+  <w:abstractNum w:abstractNumId="30" w15:restartNumberingAfterBreak="0">
     <w:nsid w:val="52D928A8"/>
     <w:multiLevelType w:val="hybridMultilevel"/>
     <w:tmpl w:val="FF646D02"/>
@@ -28189,7 +27475,7 @@
       </w:rPr>
     </w:lvl>
   </w:abstractNum>
-  <w:abstractNum w:abstractNumId="30" w15:restartNumberingAfterBreak="0">
+  <w:abstractNum w:abstractNumId="31" w15:restartNumberingAfterBreak="0">
     <w:nsid w:val="539D3AC0"/>
     <w:multiLevelType w:val="hybridMultilevel"/>
     <w:tmpl w:val="FFFFFFFF"/>
@@ -28302,7 +27588,7 @@
       </w:rPr>
     </w:lvl>
   </w:abstractNum>
-  <w:abstractNum w:abstractNumId="31" w15:restartNumberingAfterBreak="0">
+  <w:abstractNum w:abstractNumId="32" w15:restartNumberingAfterBreak="0">
     <w:nsid w:val="54C66326"/>
     <w:multiLevelType w:val="hybridMultilevel"/>
     <w:tmpl w:val="582CFEB0"/>
@@ -28415,7 +27701,7 @@
       </w:rPr>
     </w:lvl>
   </w:abstractNum>
-  <w:abstractNum w:abstractNumId="32" w15:restartNumberingAfterBreak="0">
+  <w:abstractNum w:abstractNumId="33" w15:restartNumberingAfterBreak="0">
     <w:nsid w:val="56D7DD50"/>
     <w:multiLevelType w:val="hybridMultilevel"/>
     <w:tmpl w:val="FFFFFFFF"/>
@@ -28528,7 +27814,7 @@
       </w:rPr>
     </w:lvl>
   </w:abstractNum>
-  <w:abstractNum w:abstractNumId="33" w15:restartNumberingAfterBreak="0">
+  <w:abstractNum w:abstractNumId="34" w15:restartNumberingAfterBreak="0">
     <w:nsid w:val="56DF9FDB"/>
     <w:multiLevelType w:val="hybridMultilevel"/>
     <w:tmpl w:val="FFFFFFFF"/>
@@ -28614,7 +27900,7 @@
       </w:pPr>
     </w:lvl>
   </w:abstractNum>
-  <w:abstractNum w:abstractNumId="34" w15:restartNumberingAfterBreak="0">
+  <w:abstractNum w:abstractNumId="35" w15:restartNumberingAfterBreak="0">
     <w:nsid w:val="582D3121"/>
     <w:multiLevelType w:val="hybridMultilevel"/>
     <w:tmpl w:val="FFFFFFFF"/>
@@ -28727,7 +28013,7 @@
       </w:rPr>
     </w:lvl>
   </w:abstractNum>
-  <w:abstractNum w:abstractNumId="35" w15:restartNumberingAfterBreak="0">
+  <w:abstractNum w:abstractNumId="36" w15:restartNumberingAfterBreak="0">
     <w:nsid w:val="5AA53EB6"/>
     <w:multiLevelType w:val="hybridMultilevel"/>
     <w:tmpl w:val="82D6F1CA"/>
@@ -28840,7 +28126,7 @@
       </w:rPr>
     </w:lvl>
   </w:abstractNum>
-  <w:abstractNum w:abstractNumId="36" w15:restartNumberingAfterBreak="0">
+  <w:abstractNum w:abstractNumId="37" w15:restartNumberingAfterBreak="0">
     <w:nsid w:val="5E5415F3"/>
     <w:multiLevelType w:val="hybridMultilevel"/>
     <w:tmpl w:val="AA18DB78"/>
@@ -28953,7 +28239,7 @@
       </w:rPr>
     </w:lvl>
   </w:abstractNum>
-  <w:abstractNum w:abstractNumId="37" w15:restartNumberingAfterBreak="0">
+  <w:abstractNum w:abstractNumId="38" w15:restartNumberingAfterBreak="0">
     <w:nsid w:val="641B5CF9"/>
     <w:multiLevelType w:val="hybridMultilevel"/>
     <w:tmpl w:val="FFFFFFFF"/>
@@ -29066,7 +28352,7 @@
       </w:rPr>
     </w:lvl>
   </w:abstractNum>
-  <w:abstractNum w:abstractNumId="38" w15:restartNumberingAfterBreak="0">
+  <w:abstractNum w:abstractNumId="39" w15:restartNumberingAfterBreak="0">
     <w:nsid w:val="65780B18"/>
     <w:multiLevelType w:val="hybridMultilevel"/>
     <w:tmpl w:val="72C0AFE2"/>
@@ -29155,7 +28441,7 @@
       </w:pPr>
     </w:lvl>
   </w:abstractNum>
-  <w:abstractNum w:abstractNumId="39" w15:restartNumberingAfterBreak="0">
+  <w:abstractNum w:abstractNumId="40" w15:restartNumberingAfterBreak="0">
     <w:nsid w:val="6793EEBA"/>
     <w:multiLevelType w:val="hybridMultilevel"/>
     <w:tmpl w:val="FFFFFFFF"/>
@@ -29268,7 +28554,7 @@
       </w:rPr>
     </w:lvl>
   </w:abstractNum>
-  <w:abstractNum w:abstractNumId="40" w15:restartNumberingAfterBreak="0">
+  <w:abstractNum w:abstractNumId="41" w15:restartNumberingAfterBreak="0">
     <w:nsid w:val="6AC9311B"/>
     <w:multiLevelType w:val="hybridMultilevel"/>
     <w:tmpl w:val="FFFFFFFF"/>
@@ -29381,7 +28667,156 @@
       </w:rPr>
     </w:lvl>
   </w:abstractNum>
-  <w:abstractNum w:abstractNumId="41" w15:restartNumberingAfterBreak="0">
+  <w:abstractNum w:abstractNumId="42" w15:restartNumberingAfterBreak="0">
+    <w:nsid w:val="713A10E2"/>
+    <w:multiLevelType w:val="multilevel"/>
+    <w:tmpl w:val="D00603DC"/>
+    <w:lvl w:ilvl="0">
+      <w:start w:val="1"/>
+      <w:numFmt w:val="bullet"/>
+      <w:lvlText w:val=""/>
+      <w:lvlJc w:val="left"/>
+      <w:pPr>
+        <w:tabs>
+          <w:tab w:val="num" w:pos="720"/>
+        </w:tabs>
+        <w:ind w:left="720" w:hanging="360"/>
+      </w:pPr>
+      <w:rPr>
+        <w:rFonts w:ascii="Symbol" w:hAnsi="Symbol" w:hint="default"/>
+        <w:sz w:val="20"/>
+      </w:rPr>
+    </w:lvl>
+    <w:lvl w:ilvl="1" w:tentative="1">
+      <w:start w:val="1"/>
+      <w:numFmt w:val="bullet"/>
+      <w:lvlText w:val="o"/>
+      <w:lvlJc w:val="left"/>
+      <w:pPr>
+        <w:tabs>
+          <w:tab w:val="num" w:pos="1440"/>
+        </w:tabs>
+        <w:ind w:left="1440" w:hanging="360"/>
+      </w:pPr>
+      <w:rPr>
+        <w:rFonts w:ascii="Courier New" w:hAnsi="Courier New" w:hint="default"/>
+        <w:sz w:val="20"/>
+      </w:rPr>
+    </w:lvl>
+    <w:lvl w:ilvl="2" w:tentative="1">
+      <w:start w:val="1"/>
+      <w:numFmt w:val="bullet"/>
+      <w:lvlText w:val=""/>
+      <w:lvlJc w:val="left"/>
+      <w:pPr>
+        <w:tabs>
+          <w:tab w:val="num" w:pos="2160"/>
+        </w:tabs>
+        <w:ind w:left="2160" w:hanging="360"/>
+      </w:pPr>
+      <w:rPr>
+        <w:rFonts w:ascii="Wingdings" w:hAnsi="Wingdings" w:hint="default"/>
+        <w:sz w:val="20"/>
+      </w:rPr>
+    </w:lvl>
+    <w:lvl w:ilvl="3" w:tentative="1">
+      <w:start w:val="1"/>
+      <w:numFmt w:val="bullet"/>
+      <w:lvlText w:val=""/>
+      <w:lvlJc w:val="left"/>
+      <w:pPr>
+        <w:tabs>
+          <w:tab w:val="num" w:pos="2880"/>
+        </w:tabs>
+        <w:ind w:left="2880" w:hanging="360"/>
+      </w:pPr>
+      <w:rPr>
+        <w:rFonts w:ascii="Wingdings" w:hAnsi="Wingdings" w:hint="default"/>
+        <w:sz w:val="20"/>
+      </w:rPr>
+    </w:lvl>
+    <w:lvl w:ilvl="4" w:tentative="1">
+      <w:start w:val="1"/>
+      <w:numFmt w:val="bullet"/>
+      <w:lvlText w:val=""/>
+      <w:lvlJc w:val="left"/>
+      <w:pPr>
+        <w:tabs>
+          <w:tab w:val="num" w:pos="3600"/>
+        </w:tabs>
+        <w:ind w:left="3600" w:hanging="360"/>
+      </w:pPr>
+      <w:rPr>
+        <w:rFonts w:ascii="Wingdings" w:hAnsi="Wingdings" w:hint="default"/>
+        <w:sz w:val="20"/>
+      </w:rPr>
+    </w:lvl>
+    <w:lvl w:ilvl="5" w:tentative="1">
+      <w:start w:val="1"/>
+      <w:numFmt w:val="bullet"/>
+      <w:lvlText w:val=""/>
+      <w:lvlJc w:val="left"/>
+      <w:pPr>
+        <w:tabs>
+          <w:tab w:val="num" w:pos="4320"/>
+        </w:tabs>
+        <w:ind w:left="4320" w:hanging="360"/>
+      </w:pPr>
+      <w:rPr>
+        <w:rFonts w:ascii="Wingdings" w:hAnsi="Wingdings" w:hint="default"/>
+        <w:sz w:val="20"/>
+      </w:rPr>
+    </w:lvl>
+    <w:lvl w:ilvl="6" w:tentative="1">
+      <w:start w:val="1"/>
+      <w:numFmt w:val="bullet"/>
+      <w:lvlText w:val=""/>
+      <w:lvlJc w:val="left"/>
+      <w:pPr>
+        <w:tabs>
+          <w:tab w:val="num" w:pos="5040"/>
+        </w:tabs>
+        <w:ind w:left="5040" w:hanging="360"/>
+      </w:pPr>
+      <w:rPr>
+        <w:rFonts w:ascii="Wingdings" w:hAnsi="Wingdings" w:hint="default"/>
+        <w:sz w:val="20"/>
+      </w:rPr>
+    </w:lvl>
+    <w:lvl w:ilvl="7" w:tentative="1">
+      <w:start w:val="1"/>
+      <w:numFmt w:val="bullet"/>
+      <w:lvlText w:val=""/>
+      <w:lvlJc w:val="left"/>
+      <w:pPr>
+        <w:tabs>
+          <w:tab w:val="num" w:pos="5760"/>
+        </w:tabs>
+        <w:ind w:left="5760" w:hanging="360"/>
+      </w:pPr>
+      <w:rPr>
+        <w:rFonts w:ascii="Wingdings" w:hAnsi="Wingdings" w:hint="default"/>
+        <w:sz w:val="20"/>
+      </w:rPr>
+    </w:lvl>
+    <w:lvl w:ilvl="8" w:tentative="1">
+      <w:start w:val="1"/>
+      <w:numFmt w:val="bullet"/>
+      <w:lvlText w:val=""/>
+      <w:lvlJc w:val="left"/>
+      <w:pPr>
+        <w:tabs>
+          <w:tab w:val="num" w:pos="6480"/>
+        </w:tabs>
+        <w:ind w:left="6480" w:hanging="360"/>
+      </w:pPr>
+      <w:rPr>
+        <w:rFonts w:ascii="Wingdings" w:hAnsi="Wingdings" w:hint="default"/>
+        <w:sz w:val="20"/>
+      </w:rPr>
+    </w:lvl>
+  </w:abstractNum>
+  <w:abstractNum w:abstractNumId="43" w15:restartNumberingAfterBreak="0">
     <w:nsid w:val="730CB346"/>
     <w:multiLevelType w:val="hybridMultilevel"/>
     <w:tmpl w:val="FFFFFFFF"/>
@@ -29494,7 +28929,7 @@
       </w:rPr>
     </w:lvl>
   </w:abstractNum>
-  <w:abstractNum w:abstractNumId="42" w15:restartNumberingAfterBreak="0">
+  <w:abstractNum w:abstractNumId="44" w15:restartNumberingAfterBreak="0">
     <w:nsid w:val="74E37827"/>
     <w:multiLevelType w:val="hybridMultilevel"/>
     <w:tmpl w:val="9EE2C6B6"/>
@@ -29607,7 +29042,7 @@
       </w:rPr>
     </w:lvl>
   </w:abstractNum>
-  <w:abstractNum w:abstractNumId="43" w15:restartNumberingAfterBreak="0">
+  <w:abstractNum w:abstractNumId="45" w15:restartNumberingAfterBreak="0">
     <w:nsid w:val="76FA892C"/>
     <w:multiLevelType w:val="hybridMultilevel"/>
     <w:tmpl w:val="FFFFFFFF"/>
@@ -29720,7 +29155,7 @@
       </w:rPr>
     </w:lvl>
   </w:abstractNum>
-  <w:abstractNum w:abstractNumId="44" w15:restartNumberingAfterBreak="0">
+  <w:abstractNum w:abstractNumId="46" w15:restartNumberingAfterBreak="0">
     <w:nsid w:val="7725DB17"/>
     <w:multiLevelType w:val="hybridMultilevel"/>
     <w:tmpl w:val="FFFFFFFF"/>
@@ -29833,7 +29268,7 @@
       </w:rPr>
     </w:lvl>
   </w:abstractNum>
-  <w:abstractNum w:abstractNumId="45" w15:restartNumberingAfterBreak="0">
+  <w:abstractNum w:abstractNumId="47" w15:restartNumberingAfterBreak="0">
     <w:nsid w:val="774A202D"/>
     <w:multiLevelType w:val="multilevel"/>
     <w:tmpl w:val="0C325802"/>
@@ -29982,7 +29417,7 @@
       </w:rPr>
     </w:lvl>
   </w:abstractNum>
-  <w:abstractNum w:abstractNumId="46" w15:restartNumberingAfterBreak="0">
+  <w:abstractNum w:abstractNumId="48" w15:restartNumberingAfterBreak="0">
     <w:nsid w:val="79F32998"/>
     <w:multiLevelType w:val="hybridMultilevel"/>
     <w:tmpl w:val="F8B04434"/>
@@ -30071,7 +29506,7 @@
       </w:pPr>
     </w:lvl>
   </w:abstractNum>
-  <w:abstractNum w:abstractNumId="47" w15:restartNumberingAfterBreak="0">
+  <w:abstractNum w:abstractNumId="49" w15:restartNumberingAfterBreak="0">
     <w:nsid w:val="7D72E621"/>
     <w:multiLevelType w:val="hybridMultilevel"/>
     <w:tmpl w:val="1CE0290E"/>
@@ -30184,7 +29619,7 @@
       </w:rPr>
     </w:lvl>
   </w:abstractNum>
-  <w:abstractNum w:abstractNumId="48" w15:restartNumberingAfterBreak="0">
+  <w:abstractNum w:abstractNumId="50" w15:restartNumberingAfterBreak="0">
     <w:nsid w:val="7D823C68"/>
     <w:multiLevelType w:val="multilevel"/>
     <w:tmpl w:val="0C09001F"/>
@@ -30271,40 +29706,40 @@
     </w:lvl>
   </w:abstractNum>
   <w:num w:numId="1" w16cid:durableId="2040163894">
-    <w:abstractNumId w:val="43"/>
+    <w:abstractNumId w:val="45"/>
   </w:num>
   <w:num w:numId="2" w16cid:durableId="897129016">
     <w:abstractNumId w:val="17"/>
   </w:num>
   <w:num w:numId="3" w16cid:durableId="1075594455">
-    <w:abstractNumId w:val="32"/>
+    <w:abstractNumId w:val="33"/>
   </w:num>
   <w:num w:numId="4" w16cid:durableId="1412510016">
-    <w:abstractNumId w:val="44"/>
+    <w:abstractNumId w:val="46"/>
   </w:num>
   <w:num w:numId="5" w16cid:durableId="2009137674">
-    <w:abstractNumId w:val="39"/>
+    <w:abstractNumId w:val="40"/>
   </w:num>
   <w:num w:numId="6" w16cid:durableId="846213150">
     <w:abstractNumId w:val="8"/>
   </w:num>
   <w:num w:numId="7" w16cid:durableId="723069717">
-    <w:abstractNumId w:val="48"/>
+    <w:abstractNumId w:val="50"/>
   </w:num>
   <w:num w:numId="8" w16cid:durableId="594020350">
-    <w:abstractNumId w:val="20"/>
+    <w:abstractNumId w:val="21"/>
   </w:num>
   <w:num w:numId="9" w16cid:durableId="1871139909">
-    <w:abstractNumId w:val="34"/>
+    <w:abstractNumId w:val="35"/>
   </w:num>
   <w:num w:numId="10" w16cid:durableId="1461849459">
+    <w:abstractNumId w:val="27"/>
+  </w:num>
+  <w:num w:numId="11" w16cid:durableId="1461875675">
     <w:abstractNumId w:val="26"/>
   </w:num>
-  <w:num w:numId="11" w16cid:durableId="1461875675">
-    <w:abstractNumId w:val="25"/>
-  </w:num>
   <w:num w:numId="12" w16cid:durableId="739134311">
-    <w:abstractNumId w:val="23"/>
+    <w:abstractNumId w:val="24"/>
   </w:num>
   <w:num w:numId="13" w16cid:durableId="988947561">
     <w:abstractNumId w:val="16"/>
@@ -30325,19 +29760,19 @@
     <w:abstractNumId w:val="19"/>
   </w:num>
   <w:num w:numId="19" w16cid:durableId="393747222">
-    <w:abstractNumId w:val="21"/>
+    <w:abstractNumId w:val="22"/>
   </w:num>
   <w:num w:numId="20" w16cid:durableId="1911693795">
     <w:abstractNumId w:val="7"/>
   </w:num>
   <w:num w:numId="21" w16cid:durableId="1029336402">
-    <w:abstractNumId w:val="28"/>
+    <w:abstractNumId w:val="29"/>
   </w:num>
   <w:num w:numId="22" w16cid:durableId="30309308">
-    <w:abstractNumId w:val="30"/>
+    <w:abstractNumId w:val="31"/>
   </w:num>
   <w:num w:numId="23" w16cid:durableId="2122872688">
-    <w:abstractNumId w:val="37"/>
+    <w:abstractNumId w:val="38"/>
   </w:num>
   <w:num w:numId="24" w16cid:durableId="533344833">
     <w:abstractNumId w:val="15"/>
@@ -30349,40 +29784,40 @@
     <w:abstractNumId w:val="5"/>
   </w:num>
   <w:num w:numId="27" w16cid:durableId="2031491238">
-    <w:abstractNumId w:val="27"/>
+    <w:abstractNumId w:val="28"/>
   </w:num>
   <w:num w:numId="28" w16cid:durableId="1868635507">
-    <w:abstractNumId w:val="47"/>
+    <w:abstractNumId w:val="49"/>
   </w:num>
   <w:num w:numId="29" w16cid:durableId="1752383533">
     <w:abstractNumId w:val="12"/>
   </w:num>
   <w:num w:numId="30" w16cid:durableId="869300735">
-    <w:abstractNumId w:val="31"/>
+    <w:abstractNumId w:val="32"/>
   </w:num>
   <w:num w:numId="31" w16cid:durableId="1486553807">
     <w:abstractNumId w:val="3"/>
   </w:num>
   <w:num w:numId="32" w16cid:durableId="1151754292">
-    <w:abstractNumId w:val="42"/>
+    <w:abstractNumId w:val="44"/>
   </w:num>
   <w:num w:numId="33" w16cid:durableId="659816737">
     <w:abstractNumId w:val="2"/>
   </w:num>
   <w:num w:numId="34" w16cid:durableId="1126462383">
-    <w:abstractNumId w:val="22"/>
+    <w:abstractNumId w:val="23"/>
   </w:num>
   <w:num w:numId="35" w16cid:durableId="42486870">
-    <w:abstractNumId w:val="46"/>
+    <w:abstractNumId w:val="48"/>
   </w:num>
   <w:num w:numId="36" w16cid:durableId="2077891357">
     <w:abstractNumId w:val="6"/>
   </w:num>
   <w:num w:numId="37" w16cid:durableId="1066682934">
-    <w:abstractNumId w:val="24"/>
+    <w:abstractNumId w:val="25"/>
   </w:num>
   <w:num w:numId="38" w16cid:durableId="849414355">
-    <w:abstractNumId w:val="38"/>
+    <w:abstractNumId w:val="39"/>
   </w:num>
   <w:num w:numId="39" w16cid:durableId="1693145615">
     <w:abstractNumId w:val="18"/>
@@ -30391,31 +29826,37 @@
     <w:abstractNumId w:val="14"/>
   </w:num>
   <w:num w:numId="41" w16cid:durableId="1059134594">
-    <w:abstractNumId w:val="29"/>
+    <w:abstractNumId w:val="30"/>
   </w:num>
   <w:num w:numId="42" w16cid:durableId="1221937138">
+    <w:abstractNumId w:val="37"/>
+  </w:num>
+  <w:num w:numId="43" w16cid:durableId="7295156">
     <w:abstractNumId w:val="36"/>
   </w:num>
-  <w:num w:numId="43" w16cid:durableId="7295156">
-    <w:abstractNumId w:val="35"/>
-  </w:num>
   <w:num w:numId="44" w16cid:durableId="876312708">
-    <w:abstractNumId w:val="40"/>
+    <w:abstractNumId w:val="41"/>
   </w:num>
   <w:num w:numId="45" w16cid:durableId="125399183">
-    <w:abstractNumId w:val="41"/>
+    <w:abstractNumId w:val="43"/>
   </w:num>
   <w:num w:numId="46" w16cid:durableId="438378632">
     <w:abstractNumId w:val="10"/>
   </w:num>
   <w:num w:numId="47" w16cid:durableId="833229641">
-    <w:abstractNumId w:val="33"/>
+    <w:abstractNumId w:val="34"/>
   </w:num>
   <w:num w:numId="48" w16cid:durableId="919632611">
     <w:abstractNumId w:val="13"/>
   </w:num>
   <w:num w:numId="49" w16cid:durableId="1537543361">
-    <w:abstractNumId w:val="45"/>
+    <w:abstractNumId w:val="47"/>
+  </w:num>
+  <w:num w:numId="50" w16cid:durableId="758991847">
+    <w:abstractNumId w:val="42"/>
+  </w:num>
+  <w:num w:numId="51" w16cid:durableId="1199006307">
+    <w:abstractNumId w:val="20"/>
   </w:num>
   <w:numIdMacAtCleanup w:val="16"/>
 </w:numbering>
@@ -30935,7 +30376,6 @@
   <w:style w:type="character" w:default="1" w:styleId="DefaultParagraphFont">
     <w:name w:val="Default Paragraph Font"/>
     <w:uiPriority w:val="1"/>
-    <w:semiHidden/>
     <w:unhideWhenUsed/>
   </w:style>
   <w:style w:type="table" w:default="1" w:styleId="TableNormal">
@@ -31720,15 +31160,6 @@
 </file>
 
 <file path=customXml/item1.xml><?xml version="1.0" encoding="utf-8"?>
-<?mso-contentType ?>
-<FormTemplates xmlns="http://schemas.microsoft.com/sharepoint/v3/contenttype/forms">
-  <Display>DocumentLibraryForm</Display>
-  <Edit>DocumentLibraryForm</Edit>
-  <New>DocumentLibraryForm</New>
-</FormTemplates>
-</file>
-
-<file path=customXml/item2.xml><?xml version="1.0" encoding="utf-8"?>
 <ct:contentTypeSchema xmlns:ct="http://schemas.microsoft.com/office/2006/metadata/contentType" xmlns:ma="http://schemas.microsoft.com/office/2006/metadata/properties/metaAttributes" ct:_="" ma:_="" ma:contentTypeName="Document" ma:contentTypeID="0x010100922A3CA1EE6E4B44833A16005451862E" ma:contentTypeVersion="3" ma:contentTypeDescription="Create a new document." ma:contentTypeScope="" ma:versionID="b712dade4bf8bf57d4a0cdac4d020ae4">
   <xsd:schema xmlns:xsd="http://www.w3.org/2001/XMLSchema" xmlns:xs="http://www.w3.org/2001/XMLSchema" xmlns:p="http://schemas.microsoft.com/office/2006/metadata/properties" xmlns:ns2="92f6da62-8f25-40d3-824c-47c5f6f94bd6" targetNamespace="http://schemas.microsoft.com/office/2006/metadata/properties" ma:root="true" ma:fieldsID="f6f8642a0533a95cbf7fc7bbc8c1e153" ns2:_="">
     <xsd:import namespace="92f6da62-8f25-40d3-824c-47c5f6f94bd6"/>
@@ -31866,25 +31297,26 @@
 </ct:contentTypeSchema>
 </file>
 
+<file path=customXml/item2.xml><?xml version="1.0" encoding="utf-8"?>
+<?mso-contentType ?>
+<FormTemplates xmlns="http://schemas.microsoft.com/sharepoint/v3/contenttype/forms">
+  <Display>DocumentLibraryForm</Display>
+  <Edit>DocumentLibraryForm</Edit>
+  <New>DocumentLibraryForm</New>
+</FormTemplates>
+</file>
+
 <file path=customXml/item3.xml><?xml version="1.0" encoding="utf-8"?>
+<b:Sources xmlns:b="http://schemas.openxmlformats.org/officeDocument/2006/bibliography" xmlns="http://schemas.openxmlformats.org/officeDocument/2006/bibliography" SelectedStyle="\APASixthEditionOfficeOnline.xsl" StyleName="APA" Version="6"/>
+</file>
+
+<file path=customXml/item4.xml><?xml version="1.0" encoding="utf-8"?>
 <p:properties xmlns:p="http://schemas.microsoft.com/office/2006/metadata/properties" xmlns:xsi="http://www.w3.org/2001/XMLSchema-instance" xmlns:pc="http://schemas.microsoft.com/office/infopath/2007/PartnerControls">
   <documentManagement/>
 </p:properties>
 </file>
 
-<file path=customXml/item4.xml><?xml version="1.0" encoding="utf-8"?>
-<b:Sources xmlns:b="http://schemas.openxmlformats.org/officeDocument/2006/bibliography" xmlns="http://schemas.openxmlformats.org/officeDocument/2006/bibliography" SelectedStyle="\APASixthEditionOfficeOnline.xsl" StyleName="APA" Version="6"/>
-</file>
-
 <file path=customXml/itemProps1.xml><?xml version="1.0" encoding="utf-8"?>
-<ds:datastoreItem xmlns:ds="http://schemas.openxmlformats.org/officeDocument/2006/customXml" ds:itemID="{82A9BB68-56B4-4822-B6B7-DB471576EB1F}">
-  <ds:schemaRefs>
-    <ds:schemaRef ds:uri="http://schemas.microsoft.com/sharepoint/v3/contenttype/forms"/>
-  </ds:schemaRefs>
-</ds:datastoreItem>
-</file>
-
-<file path=customXml/itemProps2.xml><?xml version="1.0" encoding="utf-8"?>
 <ds:datastoreItem xmlns:ds="http://schemas.openxmlformats.org/officeDocument/2006/customXml" ds:itemID="{69960CE0-24F5-4ADF-A12F-FE193FFA9C43}">
   <ds:schemaRefs>
     <ds:schemaRef ds:uri="http://schemas.microsoft.com/office/2006/metadata/contentType"/>
@@ -31902,19 +31334,27 @@
 </ds:datastoreItem>
 </file>
 
+<file path=customXml/itemProps2.xml><?xml version="1.0" encoding="utf-8"?>
+<ds:datastoreItem xmlns:ds="http://schemas.openxmlformats.org/officeDocument/2006/customXml" ds:itemID="{82A9BB68-56B4-4822-B6B7-DB471576EB1F}">
+  <ds:schemaRefs>
+    <ds:schemaRef ds:uri="http://schemas.microsoft.com/sharepoint/v3/contenttype/forms"/>
+  </ds:schemaRefs>
+</ds:datastoreItem>
+</file>
+
 <file path=customXml/itemProps3.xml><?xml version="1.0" encoding="utf-8"?>
+<ds:datastoreItem xmlns:ds="http://schemas.openxmlformats.org/officeDocument/2006/customXml" ds:itemID="{E3DA75CE-018A-4AF1-8B5C-BF0FBFE76924}">
+  <ds:schemaRefs>
+    <ds:schemaRef ds:uri="http://schemas.openxmlformats.org/officeDocument/2006/bibliography"/>
+  </ds:schemaRefs>
+</ds:datastoreItem>
+</file>
+
+<file path=customXml/itemProps4.xml><?xml version="1.0" encoding="utf-8"?>
 <ds:datastoreItem xmlns:ds="http://schemas.openxmlformats.org/officeDocument/2006/customXml" ds:itemID="{B2E31085-3E06-4A9F-9730-20A04C85DF24}">
   <ds:schemaRefs>
     <ds:schemaRef ds:uri="http://schemas.microsoft.com/office/2006/metadata/properties"/>
     <ds:schemaRef ds:uri="http://schemas.microsoft.com/office/infopath/2007/PartnerControls"/>
   </ds:schemaRefs>
 </ds:datastoreItem>
-</file>
-
-<file path=customXml/itemProps4.xml><?xml version="1.0" encoding="utf-8"?>
-<ds:datastoreItem xmlns:ds="http://schemas.openxmlformats.org/officeDocument/2006/customXml" ds:itemID="{E3DA75CE-018A-4AF1-8B5C-BF0FBFE76924}">
-  <ds:schemaRefs>
-    <ds:schemaRef ds:uri="http://schemas.openxmlformats.org/officeDocument/2006/bibliography"/>
-  </ds:schemaRefs>
-</ds:datastoreItem>
 </file>
--- a/documents/Assignment 2.docx
+++ b/documents/Assignment 2.docx
@@ -13207,8 +13207,8 @@
         <w:tblLook w:val="04A0" w:firstRow="1" w:lastRow="0" w:firstColumn="1" w:lastColumn="0" w:noHBand="0" w:noVBand="1"/>
       </w:tblPr>
       <w:tblGrid>
-        <w:gridCol w:w="4460"/>
-        <w:gridCol w:w="4280"/>
+        <w:gridCol w:w="1615"/>
+        <w:gridCol w:w="7125"/>
       </w:tblGrid>
       <w:tr>
         <w:trPr>
@@ -13216,7 +13216,7 @@
         </w:trPr>
         <w:tc>
           <w:tcPr>
-            <w:tcW w:w="4460" w:type="dxa"/>
+            <w:tcW w:w="1615" w:type="dxa"/>
             <w:tcBorders>
               <w:top w:val="single" w:sz="4" w:space="0" w:color="auto"/>
               <w:left w:val="single" w:sz="4" w:space="0" w:color="auto"/>
@@ -13279,7 +13279,7 @@
         </w:tc>
         <w:tc>
           <w:tcPr>
-            <w:tcW w:w="4280" w:type="dxa"/>
+            <w:tcW w:w="7125" w:type="dxa"/>
             <w:tcBorders>
               <w:top w:val="single" w:sz="4" w:space="0" w:color="auto"/>
               <w:left w:val="nil"/>
@@ -13323,7 +13323,7 @@
         </w:trPr>
         <w:tc>
           <w:tcPr>
-            <w:tcW w:w="4460" w:type="dxa"/>
+            <w:tcW w:w="1615" w:type="dxa"/>
             <w:tcBorders>
               <w:top w:val="nil"/>
               <w:left w:val="single" w:sz="4" w:space="0" w:color="auto"/>
@@ -13337,8 +13337,6 @@
             <w:pPr>
               <w:rPr>
                 <w:rFonts w:ascii="Calibri" w:eastAsia="Times New Roman" w:hAnsi="Calibri" w:cs="Calibri"/>
-                <w:b/>
-                <w:bCs/>
                 <w:color w:val="000000"/>
                 <w:sz w:val="22"/>
                 <w:szCs w:val="22"/>
@@ -13348,8 +13346,6 @@
             <w:r>
               <w:rPr>
                 <w:rFonts w:ascii="Calibri" w:eastAsia="Times New Roman" w:hAnsi="Calibri" w:cs="Calibri"/>
-                <w:b/>
-                <w:bCs/>
                 <w:color w:val="000000"/>
                 <w:sz w:val="22"/>
                 <w:szCs w:val="22"/>
@@ -13361,7 +13357,7 @@
         </w:tc>
         <w:tc>
           <w:tcPr>
-            <w:tcW w:w="4280" w:type="dxa"/>
+            <w:tcW w:w="7125" w:type="dxa"/>
             <w:tcBorders>
               <w:top w:val="nil"/>
               <w:left w:val="nil"/>
@@ -13400,7 +13396,7 @@
         </w:trPr>
         <w:tc>
           <w:tcPr>
-            <w:tcW w:w="4460" w:type="dxa"/>
+            <w:tcW w:w="1615" w:type="dxa"/>
             <w:tcBorders>
               <w:top w:val="nil"/>
               <w:left w:val="single" w:sz="4" w:space="0" w:color="auto"/>
@@ -13414,8 +13410,6 @@
             <w:pPr>
               <w:rPr>
                 <w:rFonts w:ascii="Calibri" w:eastAsia="Times New Roman" w:hAnsi="Calibri" w:cs="Calibri"/>
-                <w:b/>
-                <w:bCs/>
                 <w:color w:val="000000"/>
                 <w:sz w:val="22"/>
                 <w:szCs w:val="22"/>
@@ -13425,8 +13419,6 @@
             <w:r>
               <w:rPr>
                 <w:rFonts w:ascii="Calibri" w:eastAsia="Times New Roman" w:hAnsi="Calibri" w:cs="Calibri"/>
-                <w:b/>
-                <w:bCs/>
                 <w:color w:val="000000"/>
                 <w:sz w:val="22"/>
                 <w:szCs w:val="22"/>
@@ -13438,7 +13430,7 @@
         </w:tc>
         <w:tc>
           <w:tcPr>
-            <w:tcW w:w="4280" w:type="dxa"/>
+            <w:tcW w:w="7125" w:type="dxa"/>
             <w:tcBorders>
               <w:top w:val="nil"/>
               <w:left w:val="nil"/>
@@ -13477,7 +13469,7 @@
         </w:trPr>
         <w:tc>
           <w:tcPr>
-            <w:tcW w:w="4460" w:type="dxa"/>
+            <w:tcW w:w="1615" w:type="dxa"/>
             <w:tcBorders>
               <w:top w:val="nil"/>
               <w:left w:val="single" w:sz="4" w:space="0" w:color="auto"/>
@@ -13491,8 +13483,6 @@
             <w:pPr>
               <w:rPr>
                 <w:rFonts w:ascii="Calibri" w:eastAsia="Times New Roman" w:hAnsi="Calibri" w:cs="Calibri"/>
-                <w:b/>
-                <w:bCs/>
                 <w:color w:val="000000"/>
                 <w:sz w:val="22"/>
                 <w:szCs w:val="22"/>
@@ -13502,8 +13492,6 @@
             <w:r>
               <w:rPr>
                 <w:rFonts w:ascii="Calibri" w:eastAsia="Times New Roman" w:hAnsi="Calibri" w:cs="Calibri"/>
-                <w:b/>
-                <w:bCs/>
                 <w:color w:val="000000"/>
                 <w:sz w:val="22"/>
                 <w:szCs w:val="22"/>
@@ -13516,7 +13504,7 @@
         </w:tc>
         <w:tc>
           <w:tcPr>
-            <w:tcW w:w="4280" w:type="dxa"/>
+            <w:tcW w:w="7125" w:type="dxa"/>
             <w:tcBorders>
               <w:top w:val="nil"/>
               <w:left w:val="nil"/>
@@ -13555,7 +13543,7 @@
         </w:trPr>
         <w:tc>
           <w:tcPr>
-            <w:tcW w:w="4460" w:type="dxa"/>
+            <w:tcW w:w="1615" w:type="dxa"/>
             <w:tcBorders>
               <w:top w:val="nil"/>
               <w:left w:val="single" w:sz="4" w:space="0" w:color="auto"/>
@@ -13569,8 +13557,6 @@
             <w:pPr>
               <w:rPr>
                 <w:rFonts w:ascii="Calibri" w:eastAsia="Times New Roman" w:hAnsi="Calibri" w:cs="Calibri"/>
-                <w:b/>
-                <w:bCs/>
                 <w:color w:val="000000"/>
                 <w:sz w:val="22"/>
                 <w:szCs w:val="22"/>
@@ -13580,8 +13566,6 @@
             <w:r>
               <w:rPr>
                 <w:rFonts w:ascii="Calibri" w:eastAsia="Times New Roman" w:hAnsi="Calibri" w:cs="Calibri"/>
-                <w:b/>
-                <w:bCs/>
                 <w:color w:val="000000"/>
                 <w:sz w:val="22"/>
                 <w:szCs w:val="22"/>
@@ -13593,7 +13577,7 @@
         </w:tc>
         <w:tc>
           <w:tcPr>
-            <w:tcW w:w="4280" w:type="dxa"/>
+            <w:tcW w:w="7125" w:type="dxa"/>
             <w:tcBorders>
               <w:top w:val="nil"/>
               <w:left w:val="nil"/>
@@ -13632,7 +13616,7 @@
         </w:trPr>
         <w:tc>
           <w:tcPr>
-            <w:tcW w:w="4460" w:type="dxa"/>
+            <w:tcW w:w="1615" w:type="dxa"/>
             <w:tcBorders>
               <w:top w:val="nil"/>
               <w:left w:val="single" w:sz="4" w:space="0" w:color="auto"/>
@@ -13646,8 +13630,6 @@
             <w:pPr>
               <w:rPr>
                 <w:rFonts w:ascii="Calibri" w:eastAsia="Times New Roman" w:hAnsi="Calibri" w:cs="Calibri"/>
-                <w:b/>
-                <w:bCs/>
                 <w:color w:val="000000"/>
                 <w:sz w:val="22"/>
                 <w:szCs w:val="22"/>
@@ -13657,8 +13639,6 @@
             <w:r>
               <w:rPr>
                 <w:rFonts w:ascii="Calibri" w:eastAsia="Times New Roman" w:hAnsi="Calibri" w:cs="Calibri"/>
-                <w:b/>
-                <w:bCs/>
                 <w:color w:val="000000"/>
                 <w:sz w:val="22"/>
                 <w:szCs w:val="22"/>
@@ -13670,7 +13650,7 @@
         </w:tc>
         <w:tc>
           <w:tcPr>
-            <w:tcW w:w="4280" w:type="dxa"/>
+            <w:tcW w:w="7125" w:type="dxa"/>
             <w:tcBorders>
               <w:top w:val="nil"/>
               <w:left w:val="nil"/>
@@ -13704,21 +13684,6 @@
         </w:tc>
       </w:tr>
     </w:tbl>
-    <w:p>
-      <w:pPr>
-        <w:spacing w:before="120" w:line="276" w:lineRule="auto"/>
-        <w:jc w:val="both"/>
-        <w:rPr>
-          <w:rFonts w:ascii="Times New Roman" w:eastAsia="Times New Roman" w:hAnsi="Times New Roman"/>
-          <w:b/>
-          <w:bCs/>
-          <w:sz w:val="24"/>
-          <w:szCs w:val="24"/>
-          <w:highlight w:val="yellow"/>
-          <w:lang w:val="en-US"/>
-        </w:rPr>
-      </w:pPr>
-    </w:p>
     <w:p>
       <w:pPr>
         <w:spacing w:before="120" w:line="276" w:lineRule="auto"/>
@@ -14557,7 +14522,6 @@
                 <w:sz w:val="24"/>
                 <w:szCs w:val="24"/>
               </w:rPr>
-              <w:lastRenderedPageBreak/>
               <w:t>House break-ins</w:t>
             </w:r>
           </w:p>
@@ -14632,6 +14596,7 @@
                 <w:sz w:val="24"/>
                 <w:szCs w:val="24"/>
               </w:rPr>
+              <w:lastRenderedPageBreak/>
               <w:t>Motor vehicle theft and related offences</w:t>
             </w:r>
           </w:p>
@@ -15583,7 +15548,6 @@
           <w:sz w:val="24"/>
           <w:szCs w:val="24"/>
         </w:rPr>
-        <w:lastRenderedPageBreak/>
         <w:t xml:space="preserve">Any unrecognised SA2 </w:t>
       </w:r>
       <w:r>
@@ -15621,6 +15585,7 @@
           <w:sz w:val="24"/>
           <w:szCs w:val="24"/>
         </w:rPr>
+        <w:lastRenderedPageBreak/>
         <w:t>Step 3: Population Data Cleaning</w:t>
       </w:r>
     </w:p>
@@ -21500,6 +21465,25 @@
     </w:p>
     <w:p>
       <w:pPr>
+        <w:spacing w:before="120" w:after="160" w:line="276" w:lineRule="auto"/>
+        <w:jc w:val="both"/>
+        <w:rPr>
+          <w:rFonts w:ascii="Times New Roman" w:eastAsia="Times New Roman" w:hAnsi="Times New Roman"/>
+          <w:sz w:val="24"/>
+          <w:szCs w:val="24"/>
+        </w:rPr>
+      </w:pPr>
+      <w:r>
+        <w:rPr>
+          <w:rFonts w:ascii="Times New Roman" w:eastAsia="Times New Roman" w:hAnsi="Times New Roman"/>
+          <w:sz w:val="24"/>
+          <w:szCs w:val="24"/>
+        </w:rPr>
+        <w:t>Progress against the Assessment 1 feedback is mixed. The modelling side has been substantially addressed — the 5 Vs characterisation (Section 3.1), naive baselines, and leakage-free validation (evaluation.py, Section 4) directly respond to the feedback, though Section 3.4.5 still needs updating to reflect these results. The storage-architecture concern (Section 3.1) and governance/Jira-process concerns remain only partially resolved.</w:t>
+      </w:r>
+    </w:p>
+    <w:p>
+      <w:pPr>
         <w:pStyle w:val="ListParagraph"/>
         <w:numPr>
           <w:ilvl w:val="0"/>
@@ -21523,22 +21507,238 @@
           <w:highlight w:val="yellow"/>
           <w:lang w:val="en-AU"/>
         </w:rPr>
-        <w:t>Any other relevant technical developments</w:t>
-      </w:r>
+        <w:t xml:space="preserve">Any </w:t>
+      </w:r>
+      <w:bookmarkStart w:id="22" w:name="OLE_LINK9"/>
+      <w:r>
+        <w:rPr>
+          <w:b/>
+          <w:bCs/>
+          <w:highlight w:val="yellow"/>
+          <w:lang w:val="en-AU"/>
+        </w:rPr>
+        <w:t>other relevant technical developments</w:t>
+      </w:r>
+      <w:bookmarkEnd w:id="22"/>
     </w:p>
     <w:bookmarkEnd w:id="21"/>
     <w:p>
       <w:pPr>
-        <w:spacing w:before="120" w:line="276" w:lineRule="auto"/>
-        <w:jc w:val="both"/>
+        <w:spacing w:before="100" w:beforeAutospacing="1" w:after="100" w:afterAutospacing="1"/>
+        <w:rPr>
+          <w:rFonts w:ascii="Times New Roman" w:eastAsia="Times New Roman" w:hAnsi="Times New Roman"/>
+          <w:sz w:val="24"/>
+          <w:szCs w:val="24"/>
+          <w:lang w:val="en-US" w:eastAsia="en-US"/>
+        </w:rPr>
+      </w:pPr>
+      <w:r>
+        <w:rPr>
+          <w:rFonts w:ascii="Times New Roman" w:eastAsia="Times New Roman" w:hAnsi="Times New Roman"/>
+          <w:sz w:val="24"/>
+          <w:szCs w:val="24"/>
+          <w:lang w:val="en-US" w:eastAsia="en-US"/>
+        </w:rPr>
+        <w:t>Three cross-cutting developments are worth recording.</w:t>
+      </w:r>
+    </w:p>
+    <w:p>
+      <w:pPr>
+        <w:spacing w:before="100" w:beforeAutospacing="1" w:after="100" w:afterAutospacing="1"/>
+        <w:rPr>
+          <w:rFonts w:ascii="Times New Roman" w:eastAsia="Times New Roman" w:hAnsi="Times New Roman"/>
+          <w:sz w:val="24"/>
+          <w:szCs w:val="24"/>
+          <w:lang w:val="en-US" w:eastAsia="en-US"/>
+        </w:rPr>
+      </w:pPr>
+      <w:r>
         <w:rPr>
           <w:rFonts w:ascii="Times New Roman" w:eastAsia="Times New Roman" w:hAnsi="Times New Roman"/>
           <w:b/>
           <w:bCs/>
           <w:sz w:val="24"/>
           <w:szCs w:val="24"/>
-        </w:rPr>
-      </w:pPr>
+          <w:lang w:val="en-US" w:eastAsia="en-US"/>
+        </w:rPr>
+        <w:t>Pipeline verification.</w:t>
+      </w:r>
+      <w:r>
+        <w:rPr>
+          <w:rFonts w:ascii="Times New Roman" w:eastAsia="Times New Roman" w:hAnsi="Times New Roman"/>
+          <w:sz w:val="24"/>
+          <w:szCs w:val="24"/>
+          <w:lang w:val="en-US" w:eastAsia="en-US"/>
+        </w:rPr>
+        <w:t xml:space="preserve"> Before relying on the pipeline for modelling (Section 3.4), it was tested end-to-end in a clean environment, surfacing several defects now fixed and recorded in the commit history</w:t>
+      </w:r>
+      <w:r>
+        <w:rPr>
+          <w:rFonts w:ascii="Times New Roman" w:eastAsia="Times New Roman" w:hAnsi="Times New Roman"/>
+          <w:sz w:val="24"/>
+          <w:szCs w:val="24"/>
+          <w:lang w:val="en-US" w:eastAsia="en-US"/>
+        </w:rPr>
+        <w:t>:</w:t>
+      </w:r>
+    </w:p>
+    <w:p>
+      <w:pPr>
+        <w:numPr>
+          <w:ilvl w:val="0"/>
+          <w:numId w:val="52"/>
+        </w:numPr>
+        <w:spacing w:before="100" w:beforeAutospacing="1" w:after="100" w:afterAutospacing="1"/>
+        <w:rPr>
+          <w:rFonts w:ascii="Times New Roman" w:eastAsia="Times New Roman" w:hAnsi="Times New Roman"/>
+          <w:sz w:val="24"/>
+          <w:szCs w:val="24"/>
+          <w:lang w:val="en-US" w:eastAsia="en-US"/>
+        </w:rPr>
+      </w:pPr>
+      <w:r>
+        <w:rPr>
+          <w:rFonts w:ascii="Times New Roman" w:eastAsia="Times New Roman" w:hAnsi="Times New Roman"/>
+          <w:sz w:val="24"/>
+          <w:szCs w:val="24"/>
+          <w:lang w:val="en-US" w:eastAsia="en-US"/>
+        </w:rPr>
+        <w:t>Two undeclared dependencies (xgboost, openpyxl) that broke the pipeline on any machine but the original developer's</w:t>
+      </w:r>
+    </w:p>
+    <w:p>
+      <w:pPr>
+        <w:numPr>
+          <w:ilvl w:val="0"/>
+          <w:numId w:val="52"/>
+        </w:numPr>
+        <w:spacing w:before="100" w:beforeAutospacing="1" w:after="100" w:afterAutospacing="1"/>
+        <w:rPr>
+          <w:rFonts w:ascii="Times New Roman" w:eastAsia="Times New Roman" w:hAnsi="Times New Roman"/>
+          <w:sz w:val="24"/>
+          <w:szCs w:val="24"/>
+          <w:lang w:val="en-US" w:eastAsia="en-US"/>
+        </w:rPr>
+      </w:pPr>
+      <w:r>
+        <w:rPr>
+          <w:rFonts w:ascii="Times New Roman" w:eastAsia="Times New Roman" w:hAnsi="Times New Roman"/>
+          <w:sz w:val="24"/>
+          <w:szCs w:val="24"/>
+          <w:lang w:val="en-US" w:eastAsia="en-US"/>
+        </w:rPr>
+        <w:t>A Windows-only Unicode crash inside a print() statement</w:t>
+      </w:r>
+    </w:p>
+    <w:p>
+      <w:pPr>
+        <w:numPr>
+          <w:ilvl w:val="0"/>
+          <w:numId w:val="52"/>
+        </w:numPr>
+        <w:spacing w:before="100" w:beforeAutospacing="1" w:after="100" w:afterAutospacing="1"/>
+        <w:rPr>
+          <w:rFonts w:ascii="Times New Roman" w:eastAsia="Times New Roman" w:hAnsi="Times New Roman"/>
+          <w:sz w:val="24"/>
+          <w:szCs w:val="24"/>
+          <w:lang w:val="en-US" w:eastAsia="en-US"/>
+        </w:rPr>
+      </w:pPr>
+      <w:r>
+        <w:rPr>
+          <w:rFonts w:ascii="Times New Roman" w:eastAsia="Times New Roman" w:hAnsi="Times New Roman"/>
+          <w:sz w:val="24"/>
+          <w:szCs w:val="24"/>
+          <w:lang w:val="en-US" w:eastAsia="en-US"/>
+        </w:rPr>
+        <w:t>A duplicated function definition from a Git merge, with a missing argument in the abandoned copy</w:t>
+      </w:r>
+    </w:p>
+    <w:p>
+      <w:pPr>
+        <w:numPr>
+          <w:ilvl w:val="0"/>
+          <w:numId w:val="52"/>
+        </w:numPr>
+        <w:spacing w:before="100" w:beforeAutospacing="1" w:after="100" w:afterAutospacing="1"/>
+        <w:rPr>
+          <w:rFonts w:ascii="Times New Roman" w:eastAsia="Times New Roman" w:hAnsi="Times New Roman"/>
+          <w:sz w:val="24"/>
+          <w:szCs w:val="24"/>
+          <w:lang w:val="en-US" w:eastAsia="en-US"/>
+        </w:rPr>
+      </w:pPr>
+      <w:r>
+        <w:rPr>
+          <w:rFonts w:ascii="Times New Roman" w:eastAsia="Times New Roman" w:hAnsi="Times New Roman"/>
+          <w:sz w:val="24"/>
+          <w:szCs w:val="24"/>
+          <w:lang w:val="en-US" w:eastAsia="en-US"/>
+        </w:rPr>
+        <w:t>A biased VIF calculation (missing its constant term) and an unsafe eval() call</w:t>
+      </w:r>
+    </w:p>
+    <w:p>
+      <w:pPr>
+        <w:spacing w:before="100" w:beforeAutospacing="1" w:after="100" w:afterAutospacing="1"/>
+        <w:rPr>
+          <w:rFonts w:ascii="Times New Roman" w:eastAsia="Times New Roman" w:hAnsi="Times New Roman"/>
+          <w:sz w:val="24"/>
+          <w:szCs w:val="24"/>
+          <w:lang w:val="en-US" w:eastAsia="en-US"/>
+        </w:rPr>
+      </w:pPr>
+      <w:r>
+        <w:rPr>
+          <w:rFonts w:ascii="Times New Roman" w:eastAsia="Times New Roman" w:hAnsi="Times New Roman"/>
+          <w:b/>
+          <w:bCs/>
+          <w:sz w:val="24"/>
+          <w:szCs w:val="24"/>
+          <w:lang w:val="en-US" w:eastAsia="en-US"/>
+        </w:rPr>
+        <w:t>Architecture correction.</w:t>
+      </w:r>
+      <w:r>
+        <w:rPr>
+          <w:rFonts w:ascii="Times New Roman" w:eastAsia="Times New Roman" w:hAnsi="Times New Roman"/>
+          <w:sz w:val="24"/>
+          <w:szCs w:val="24"/>
+          <w:lang w:val="en-US" w:eastAsia="en-US"/>
+        </w:rPr>
+        <w:t xml:space="preserve"> The AWS-equivalent mapping (Table 2) was corrected: Athena is a query/cataloguing tool, not a transformation engine, so AWS Glue ETL replaces it as the conceptual equivalent for the cleaning/feature-engineering stage.</w:t>
+      </w:r>
+    </w:p>
+    <w:p>
+      <w:pPr>
+        <w:spacing w:before="100" w:beforeAutospacing="1" w:after="100" w:afterAutospacing="1"/>
+        <w:rPr>
+          <w:rFonts w:ascii="Times New Roman" w:eastAsia="Times New Roman" w:hAnsi="Times New Roman"/>
+          <w:sz w:val="24"/>
+          <w:szCs w:val="24"/>
+          <w:lang w:val="en-US" w:eastAsia="en-US"/>
+        </w:rPr>
+      </w:pPr>
+      <w:r>
+        <w:rPr>
+          <w:rFonts w:ascii="Times New Roman" w:eastAsia="Times New Roman" w:hAnsi="Times New Roman"/>
+          <w:b/>
+          <w:bCs/>
+          <w:sz w:val="24"/>
+          <w:szCs w:val="24"/>
+          <w:lang w:val="en-US" w:eastAsia="en-US"/>
+        </w:rPr>
+        <w:t>Output-artefact policy.</w:t>
+      </w:r>
+      <w:r>
+        <w:rPr>
+          <w:rFonts w:ascii="Times New Roman" w:eastAsia="Times New Roman" w:hAnsi="Times New Roman"/>
+          <w:sz w:val="24"/>
+          <w:szCs w:val="24"/>
+          <w:lang w:val="en-US" w:eastAsia="en-US"/>
+        </w:rPr>
+        <w:t xml:space="preserve"> The team commits pipeline outputs (eda_plots/, regression_plots/, dataset/raw/, dataset/processed/) to GitHub rather than .gitignore-excluding them, so markers can inspect results without re-running the pipeline — trading occasional merge conflicts on regenerated images for the reproducibility the module's GitHub expectations call for.</w:t>
+      </w:r>
     </w:p>
     <w:p>
       <w:pPr>
@@ -21570,6 +21770,7 @@
           <w:szCs w:val="24"/>
           <w:lang w:val="en-AU"/>
         </w:rPr>
+        <w:lastRenderedPageBreak/>
         <w:t>References</w:t>
       </w:r>
     </w:p>
@@ -21860,7 +22061,6 @@
           <w:sz w:val="24"/>
           <w:szCs w:val="24"/>
         </w:rPr>
-        <w:lastRenderedPageBreak/>
         <w:t xml:space="preserve">Northern Territory Police Association. (2025). Northern Territory Police Association demands better pay and conditions to prevent officer exodus. In </w:t>
       </w:r>
       <w:r>
@@ -28668,6 +28868,155 @@
     </w:lvl>
   </w:abstractNum>
   <w:abstractNum w:abstractNumId="42" w15:restartNumberingAfterBreak="0">
+    <w:nsid w:val="6DE1190A"/>
+    <w:multiLevelType w:val="multilevel"/>
+    <w:tmpl w:val="70D647A8"/>
+    <w:lvl w:ilvl="0">
+      <w:start w:val="1"/>
+      <w:numFmt w:val="bullet"/>
+      <w:lvlText w:val=""/>
+      <w:lvlJc w:val="left"/>
+      <w:pPr>
+        <w:tabs>
+          <w:tab w:val="num" w:pos="720"/>
+        </w:tabs>
+        <w:ind w:left="720" w:hanging="360"/>
+      </w:pPr>
+      <w:rPr>
+        <w:rFonts w:ascii="Symbol" w:hAnsi="Symbol" w:hint="default"/>
+        <w:sz w:val="20"/>
+      </w:rPr>
+    </w:lvl>
+    <w:lvl w:ilvl="1" w:tentative="1">
+      <w:start w:val="1"/>
+      <w:numFmt w:val="bullet"/>
+      <w:lvlText w:val="o"/>
+      <w:lvlJc w:val="left"/>
+      <w:pPr>
+        <w:tabs>
+          <w:tab w:val="num" w:pos="1440"/>
+        </w:tabs>
+        <w:ind w:left="1440" w:hanging="360"/>
+      </w:pPr>
+      <w:rPr>
+        <w:rFonts w:ascii="Courier New" w:hAnsi="Courier New" w:hint="default"/>
+        <w:sz w:val="20"/>
+      </w:rPr>
+    </w:lvl>
+    <w:lvl w:ilvl="2" w:tentative="1">
+      <w:start w:val="1"/>
+      <w:numFmt w:val="bullet"/>
+      <w:lvlText w:val=""/>
+      <w:lvlJc w:val="left"/>
+      <w:pPr>
+        <w:tabs>
+          <w:tab w:val="num" w:pos="2160"/>
+        </w:tabs>
+        <w:ind w:left="2160" w:hanging="360"/>
+      </w:pPr>
+      <w:rPr>
+        <w:rFonts w:ascii="Wingdings" w:hAnsi="Wingdings" w:hint="default"/>
+        <w:sz w:val="20"/>
+      </w:rPr>
+    </w:lvl>
+    <w:lvl w:ilvl="3" w:tentative="1">
+      <w:start w:val="1"/>
+      <w:numFmt w:val="bullet"/>
+      <w:lvlText w:val=""/>
+      <w:lvlJc w:val="left"/>
+      <w:pPr>
+        <w:tabs>
+          <w:tab w:val="num" w:pos="2880"/>
+        </w:tabs>
+        <w:ind w:left="2880" w:hanging="360"/>
+      </w:pPr>
+      <w:rPr>
+        <w:rFonts w:ascii="Wingdings" w:hAnsi="Wingdings" w:hint="default"/>
+        <w:sz w:val="20"/>
+      </w:rPr>
+    </w:lvl>
+    <w:lvl w:ilvl="4" w:tentative="1">
+      <w:start w:val="1"/>
+      <w:numFmt w:val="bullet"/>
+      <w:lvlText w:val=""/>
+      <w:lvlJc w:val="left"/>
+      <w:pPr>
+        <w:tabs>
+          <w:tab w:val="num" w:pos="3600"/>
+        </w:tabs>
+        <w:ind w:left="3600" w:hanging="360"/>
+      </w:pPr>
+      <w:rPr>
+        <w:rFonts w:ascii="Wingdings" w:hAnsi="Wingdings" w:hint="default"/>
+        <w:sz w:val="20"/>
+      </w:rPr>
+    </w:lvl>
+    <w:lvl w:ilvl="5" w:tentative="1">
+      <w:start w:val="1"/>
+      <w:numFmt w:val="bullet"/>
+      <w:lvlText w:val=""/>
+      <w:lvlJc w:val="left"/>
+      <w:pPr>
+        <w:tabs>
+          <w:tab w:val="num" w:pos="4320"/>
+        </w:tabs>
+        <w:ind w:left="4320" w:hanging="360"/>
+      </w:pPr>
+      <w:rPr>
+        <w:rFonts w:ascii="Wingdings" w:hAnsi="Wingdings" w:hint="default"/>
+        <w:sz w:val="20"/>
+      </w:rPr>
+    </w:lvl>
+    <w:lvl w:ilvl="6" w:tentative="1">
+      <w:start w:val="1"/>
+      <w:numFmt w:val="bullet"/>
+      <w:lvlText w:val=""/>
+      <w:lvlJc w:val="left"/>
+      <w:pPr>
+        <w:tabs>
+          <w:tab w:val="num" w:pos="5040"/>
+        </w:tabs>
+        <w:ind w:left="5040" w:hanging="360"/>
+      </w:pPr>
+      <w:rPr>
+        <w:rFonts w:ascii="Wingdings" w:hAnsi="Wingdings" w:hint="default"/>
+        <w:sz w:val="20"/>
+      </w:rPr>
+    </w:lvl>
+    <w:lvl w:ilvl="7" w:tentative="1">
+      <w:start w:val="1"/>
+      <w:numFmt w:val="bullet"/>
+      <w:lvlText w:val=""/>
+      <w:lvlJc w:val="left"/>
+      <w:pPr>
+        <w:tabs>
+          <w:tab w:val="num" w:pos="5760"/>
+        </w:tabs>
+        <w:ind w:left="5760" w:hanging="360"/>
+      </w:pPr>
+      <w:rPr>
+        <w:rFonts w:ascii="Wingdings" w:hAnsi="Wingdings" w:hint="default"/>
+        <w:sz w:val="20"/>
+      </w:rPr>
+    </w:lvl>
+    <w:lvl w:ilvl="8" w:tentative="1">
+      <w:start w:val="1"/>
+      <w:numFmt w:val="bullet"/>
+      <w:lvlText w:val=""/>
+      <w:lvlJc w:val="left"/>
+      <w:pPr>
+        <w:tabs>
+          <w:tab w:val="num" w:pos="6480"/>
+        </w:tabs>
+        <w:ind w:left="6480" w:hanging="360"/>
+      </w:pPr>
+      <w:rPr>
+        <w:rFonts w:ascii="Wingdings" w:hAnsi="Wingdings" w:hint="default"/>
+        <w:sz w:val="20"/>
+      </w:rPr>
+    </w:lvl>
+  </w:abstractNum>
+  <w:abstractNum w:abstractNumId="43" w15:restartNumberingAfterBreak="0">
     <w:nsid w:val="713A10E2"/>
     <w:multiLevelType w:val="multilevel"/>
     <w:tmpl w:val="D00603DC"/>
@@ -28816,7 +29165,7 @@
       </w:rPr>
     </w:lvl>
   </w:abstractNum>
-  <w:abstractNum w:abstractNumId="43" w15:restartNumberingAfterBreak="0">
+  <w:abstractNum w:abstractNumId="44" w15:restartNumberingAfterBreak="0">
     <w:nsid w:val="730CB346"/>
     <w:multiLevelType w:val="hybridMultilevel"/>
     <w:tmpl w:val="FFFFFFFF"/>
@@ -28929,7 +29278,7 @@
       </w:rPr>
     </w:lvl>
   </w:abstractNum>
-  <w:abstractNum w:abstractNumId="44" w15:restartNumberingAfterBreak="0">
+  <w:abstractNum w:abstractNumId="45" w15:restartNumberingAfterBreak="0">
     <w:nsid w:val="74E37827"/>
     <w:multiLevelType w:val="hybridMultilevel"/>
     <w:tmpl w:val="9EE2C6B6"/>
@@ -29042,7 +29391,7 @@
       </w:rPr>
     </w:lvl>
   </w:abstractNum>
-  <w:abstractNum w:abstractNumId="45" w15:restartNumberingAfterBreak="0">
+  <w:abstractNum w:abstractNumId="46" w15:restartNumberingAfterBreak="0">
     <w:nsid w:val="76FA892C"/>
     <w:multiLevelType w:val="hybridMultilevel"/>
     <w:tmpl w:val="FFFFFFFF"/>
@@ -29155,7 +29504,7 @@
       </w:rPr>
     </w:lvl>
   </w:abstractNum>
-  <w:abstractNum w:abstractNumId="46" w15:restartNumberingAfterBreak="0">
+  <w:abstractNum w:abstractNumId="47" w15:restartNumberingAfterBreak="0">
     <w:nsid w:val="7725DB17"/>
     <w:multiLevelType w:val="hybridMultilevel"/>
     <w:tmpl w:val="FFFFFFFF"/>
@@ -29268,7 +29617,7 @@
       </w:rPr>
     </w:lvl>
   </w:abstractNum>
-  <w:abstractNum w:abstractNumId="47" w15:restartNumberingAfterBreak="0">
+  <w:abstractNum w:abstractNumId="48" w15:restartNumberingAfterBreak="0">
     <w:nsid w:val="774A202D"/>
     <w:multiLevelType w:val="multilevel"/>
     <w:tmpl w:val="0C325802"/>
@@ -29417,7 +29766,7 @@
       </w:rPr>
     </w:lvl>
   </w:abstractNum>
-  <w:abstractNum w:abstractNumId="48" w15:restartNumberingAfterBreak="0">
+  <w:abstractNum w:abstractNumId="49" w15:restartNumberingAfterBreak="0">
     <w:nsid w:val="79F32998"/>
     <w:multiLevelType w:val="hybridMultilevel"/>
     <w:tmpl w:val="F8B04434"/>
@@ -29506,7 +29855,7 @@
       </w:pPr>
     </w:lvl>
   </w:abstractNum>
-  <w:abstractNum w:abstractNumId="49" w15:restartNumberingAfterBreak="0">
+  <w:abstractNum w:abstractNumId="50" w15:restartNumberingAfterBreak="0">
     <w:nsid w:val="7D72E621"/>
     <w:multiLevelType w:val="hybridMultilevel"/>
     <w:tmpl w:val="1CE0290E"/>
@@ -29619,7 +29968,7 @@
       </w:rPr>
     </w:lvl>
   </w:abstractNum>
-  <w:abstractNum w:abstractNumId="50" w15:restartNumberingAfterBreak="0">
+  <w:abstractNum w:abstractNumId="51" w15:restartNumberingAfterBreak="0">
     <w:nsid w:val="7D823C68"/>
     <w:multiLevelType w:val="multilevel"/>
     <w:tmpl w:val="0C09001F"/>
@@ -29706,7 +30055,7 @@
     </w:lvl>
   </w:abstractNum>
   <w:num w:numId="1" w16cid:durableId="2040163894">
-    <w:abstractNumId w:val="45"/>
+    <w:abstractNumId w:val="46"/>
   </w:num>
   <w:num w:numId="2" w16cid:durableId="897129016">
     <w:abstractNumId w:val="17"/>
@@ -29715,7 +30064,7 @@
     <w:abstractNumId w:val="33"/>
   </w:num>
   <w:num w:numId="4" w16cid:durableId="1412510016">
-    <w:abstractNumId w:val="46"/>
+    <w:abstractNumId w:val="47"/>
   </w:num>
   <w:num w:numId="5" w16cid:durableId="2009137674">
     <w:abstractNumId w:val="40"/>
@@ -29724,7 +30073,7 @@
     <w:abstractNumId w:val="8"/>
   </w:num>
   <w:num w:numId="7" w16cid:durableId="723069717">
-    <w:abstractNumId w:val="50"/>
+    <w:abstractNumId w:val="51"/>
   </w:num>
   <w:num w:numId="8" w16cid:durableId="594020350">
     <w:abstractNumId w:val="21"/>
@@ -29787,7 +30136,7 @@
     <w:abstractNumId w:val="28"/>
   </w:num>
   <w:num w:numId="28" w16cid:durableId="1868635507">
-    <w:abstractNumId w:val="49"/>
+    <w:abstractNumId w:val="50"/>
   </w:num>
   <w:num w:numId="29" w16cid:durableId="1752383533">
     <w:abstractNumId w:val="12"/>
@@ -29799,7 +30148,7 @@
     <w:abstractNumId w:val="3"/>
   </w:num>
   <w:num w:numId="32" w16cid:durableId="1151754292">
-    <w:abstractNumId w:val="44"/>
+    <w:abstractNumId w:val="45"/>
   </w:num>
   <w:num w:numId="33" w16cid:durableId="659816737">
     <w:abstractNumId w:val="2"/>
@@ -29808,7 +30157,7 @@
     <w:abstractNumId w:val="23"/>
   </w:num>
   <w:num w:numId="35" w16cid:durableId="42486870">
-    <w:abstractNumId w:val="48"/>
+    <w:abstractNumId w:val="49"/>
   </w:num>
   <w:num w:numId="36" w16cid:durableId="2077891357">
     <w:abstractNumId w:val="6"/>
@@ -29838,7 +30187,7 @@
     <w:abstractNumId w:val="41"/>
   </w:num>
   <w:num w:numId="45" w16cid:durableId="125399183">
-    <w:abstractNumId w:val="43"/>
+    <w:abstractNumId w:val="44"/>
   </w:num>
   <w:num w:numId="46" w16cid:durableId="438378632">
     <w:abstractNumId w:val="10"/>
@@ -29850,13 +30199,16 @@
     <w:abstractNumId w:val="13"/>
   </w:num>
   <w:num w:numId="49" w16cid:durableId="1537543361">
-    <w:abstractNumId w:val="47"/>
+    <w:abstractNumId w:val="48"/>
   </w:num>
   <w:num w:numId="50" w16cid:durableId="758991847">
-    <w:abstractNumId w:val="42"/>
+    <w:abstractNumId w:val="43"/>
   </w:num>
   <w:num w:numId="51" w16cid:durableId="1199006307">
     <w:abstractNumId w:val="20"/>
+  </w:num>
+  <w:num w:numId="52" w16cid:durableId="864438165">
+    <w:abstractNumId w:val="42"/>
   </w:num>
   <w:numIdMacAtCleanup w:val="16"/>
 </w:numbering>

--- a/documents/Assignment 2.docx
+++ b/documents/Assignment 2.docx
@@ -312,7 +312,29 @@
               <w:sz w:val="28"/>
               <w:szCs w:val="28"/>
             </w:rPr>
-            <w:t>Lecturer: Dr Thuseethan Selvarajah</w:t>
+            <w:t xml:space="preserve">Lecturer: Dr </w:t>
+          </w:r>
+          <w:proofErr w:type="spellStart"/>
+          <w:r>
+            <w:rPr>
+              <w:rFonts w:ascii="Times New Roman" w:hAnsi="Times New Roman"/>
+              <w:b/>
+              <w:bCs/>
+              <w:sz w:val="28"/>
+              <w:szCs w:val="28"/>
+            </w:rPr>
+            <w:t>Thuseethan</w:t>
+          </w:r>
+          <w:proofErr w:type="spellEnd"/>
+          <w:r>
+            <w:rPr>
+              <w:rFonts w:ascii="Times New Roman" w:hAnsi="Times New Roman"/>
+              <w:b/>
+              <w:bCs/>
+              <w:sz w:val="28"/>
+              <w:szCs w:val="28"/>
+            </w:rPr>
+            <w:t xml:space="preserve"> Selvarajah</w:t>
           </w:r>
         </w:p>
         <w:p>
@@ -367,13 +389,23 @@
             </w:rPr>
           </w:pPr>
           <w:bookmarkStart w:id="0" w:name="OLE_LINK2"/>
+          <w:proofErr w:type="spellStart"/>
           <w:r>
             <w:rPr>
               <w:rFonts w:ascii="Times New Roman" w:eastAsiaTheme="minorEastAsia" w:hAnsi="Times New Roman"/>
               <w:sz w:val="28"/>
               <w:szCs w:val="28"/>
             </w:rPr>
-            <w:t>Thi Xuan Thanh Tran</w:t>
+            <w:t>Thi</w:t>
+          </w:r>
+          <w:proofErr w:type="spellEnd"/>
+          <w:r>
+            <w:rPr>
+              <w:rFonts w:ascii="Times New Roman" w:eastAsiaTheme="minorEastAsia" w:hAnsi="Times New Roman"/>
+              <w:sz w:val="28"/>
+              <w:szCs w:val="28"/>
+            </w:rPr>
+            <w:t xml:space="preserve"> Xuan Thanh Tran</w:t>
           </w:r>
           <w:r>
             <w:rPr>
@@ -515,6 +547,7 @@
               <w:szCs w:val="24"/>
             </w:rPr>
           </w:pPr>
+          <w:proofErr w:type="gramStart"/>
           <w:r>
             <w:rPr>
               <w:rFonts w:ascii="Times New Roman" w:eastAsia="Aptos" w:hAnsi="Times New Roman"/>
@@ -555,6 +588,7 @@
             </w:rPr>
             <w:t>September</w:t>
           </w:r>
+          <w:proofErr w:type="gramEnd"/>
           <w:r>
             <w:rPr>
               <w:rFonts w:ascii="Times New Roman" w:eastAsia="Aptos" w:hAnsi="Times New Roman"/>
@@ -2277,6 +2311,7 @@
         <w:lastRenderedPageBreak/>
         <w:t>SECTION 1 – A</w:t>
       </w:r>
+      <w:proofErr w:type="spellStart"/>
       <w:r>
         <w:rPr>
           <w:rFonts w:ascii="Times New Roman" w:eastAsia="Times New Roman" w:hAnsi="Times New Roman" w:cs="Times New Roman"/>
@@ -2287,7 +2322,20 @@
           <w:szCs w:val="24"/>
           <w:lang w:val="en-AU"/>
         </w:rPr>
-        <w:t>ssessment 1 Report</w:t>
+        <w:t>ssessment</w:t>
+      </w:r>
+      <w:proofErr w:type="spellEnd"/>
+      <w:r>
+        <w:rPr>
+          <w:rFonts w:ascii="Times New Roman" w:eastAsia="Times New Roman" w:hAnsi="Times New Roman" w:cs="Times New Roman"/>
+          <w:b/>
+          <w:bCs/>
+          <w:color w:val="1F497D" w:themeColor="text2"/>
+          <w:sz w:val="24"/>
+          <w:szCs w:val="24"/>
+          <w:lang w:val="en-AU"/>
+        </w:rPr>
+        <w:t xml:space="preserve"> 1 Report</w:t>
       </w:r>
     </w:p>
     <w:p>
@@ -2407,7 +2455,27 @@
           <w:szCs w:val="24"/>
           <w:lang w:val="en-AU"/>
         </w:rPr>
-        <w:t xml:space="preserve"> a secure and automated data pipeline covering acquisition, storage, and processing of NT crime datasets along with relevant datasets; </w:t>
+        <w:t xml:space="preserve"> a secure and automated data pipeline covering acquisition, storage, and processing of NT crime datasets along with relevant </w:t>
+      </w:r>
+      <w:proofErr w:type="gramStart"/>
+      <w:r>
+        <w:rPr>
+          <w:rFonts w:ascii="Times New Roman" w:eastAsia="Times New Roman" w:hAnsi="Times New Roman" w:cs="Times New Roman"/>
+          <w:sz w:val="24"/>
+          <w:szCs w:val="24"/>
+          <w:lang w:val="en-AU"/>
+        </w:rPr>
+        <w:t>datasets;</w:t>
+      </w:r>
+      <w:proofErr w:type="gramEnd"/>
+      <w:r>
+        <w:rPr>
+          <w:rFonts w:ascii="Times New Roman" w:eastAsia="Times New Roman" w:hAnsi="Times New Roman" w:cs="Times New Roman"/>
+          <w:sz w:val="24"/>
+          <w:szCs w:val="24"/>
+          <w:lang w:val="en-AU"/>
+        </w:rPr>
+        <w:t xml:space="preserve"> </w:t>
       </w:r>
     </w:p>
     <w:p>
@@ -6323,7 +6391,29 @@
                 <w:szCs w:val="24"/>
                 <w:lang w:val="en-AU"/>
               </w:rPr>
-              <w:t>Cleans, merges and engineers features (lagged indicators, cyclical month encoding, per-capita normalisation) across the three sources.</w:t>
+              <w:t xml:space="preserve">Cleans, merges and </w:t>
+            </w:r>
+            <w:proofErr w:type="gramStart"/>
+            <w:r>
+              <w:rPr>
+                <w:rFonts w:ascii="Times New Roman" w:eastAsia="Times New Roman" w:hAnsi="Times New Roman"/>
+                <w:color w:val="000000" w:themeColor="text1"/>
+                <w:sz w:val="24"/>
+                <w:szCs w:val="24"/>
+                <w:lang w:val="en-AU"/>
+              </w:rPr>
+              <w:t>engineers</w:t>
+            </w:r>
+            <w:proofErr w:type="gramEnd"/>
+            <w:r>
+              <w:rPr>
+                <w:rFonts w:ascii="Times New Roman" w:eastAsia="Times New Roman" w:hAnsi="Times New Roman"/>
+                <w:color w:val="000000" w:themeColor="text1"/>
+                <w:sz w:val="24"/>
+                <w:szCs w:val="24"/>
+                <w:lang w:val="en-AU"/>
+              </w:rPr>
+              <w:t xml:space="preserve"> features (lagged indicators, cyclical month encoding, per-capita normalisation) across the three sources.</w:t>
             </w:r>
           </w:p>
         </w:tc>
@@ -6559,6 +6649,7 @@
               </w:rPr>
               <w:t>Python (</w:t>
             </w:r>
+            <w:proofErr w:type="spellStart"/>
             <w:r>
               <w:rPr>
                 <w:rFonts w:ascii="Times New Roman" w:eastAsia="Times New Roman" w:hAnsi="Times New Roman" w:cs="Times New Roman"/>
@@ -6569,6 +6660,7 @@
               </w:rPr>
               <w:t>Streamlit</w:t>
             </w:r>
+            <w:proofErr w:type="spellEnd"/>
             <w:r>
               <w:rPr>
                 <w:rFonts w:ascii="Times New Roman" w:eastAsia="Times New Roman" w:hAnsi="Times New Roman" w:cs="Times New Roman"/>
@@ -6719,6 +6811,7 @@
                 <w:lang w:val="en-AU"/>
               </w:rPr>
             </w:pPr>
+            <w:proofErr w:type="spellStart"/>
             <w:r>
               <w:rPr>
                 <w:rFonts w:ascii="Times New Roman" w:eastAsia="Times New Roman" w:hAnsi="Times New Roman" w:cs="Times New Roman"/>
@@ -6729,6 +6822,7 @@
               </w:rPr>
               <w:t>Streamlit</w:t>
             </w:r>
+            <w:proofErr w:type="spellEnd"/>
             <w:r>
               <w:rPr>
                 <w:rFonts w:ascii="Times New Roman" w:eastAsia="Times New Roman" w:hAnsi="Times New Roman" w:cs="Times New Roman"/>
@@ -7129,8 +7223,18 @@
           <w:sz w:val="24"/>
           <w:szCs w:val="24"/>
         </w:rPr>
-        <w:t xml:space="preserve">  Glue Data Catalog</w:t>
-      </w:r>
+        <w:t xml:space="preserve">  Glue Data </w:t>
+      </w:r>
+      <w:proofErr w:type="spellStart"/>
+      <w:r>
+        <w:rPr>
+          <w:rFonts w:ascii="Times New Roman" w:eastAsia="Times New Roman" w:hAnsi="Times New Roman"/>
+          <w:sz w:val="24"/>
+          <w:szCs w:val="24"/>
+        </w:rPr>
+        <w:t>Catalog</w:t>
+      </w:r>
+      <w:proofErr w:type="spellEnd"/>
       <w:r>
         <w:rPr>
           <w:rFonts w:ascii="Times New Roman" w:eastAsia="Times New Roman" w:hAnsi="Times New Roman"/>
@@ -7195,13 +7299,23 @@
         </w:rPr>
         <w:t xml:space="preserve"> </w:t>
       </w:r>
-      <w:r>
-        <w:rPr>
-          <w:rFonts w:ascii="Times New Roman" w:eastAsia="Times New Roman" w:hAnsi="Times New Roman"/>
-          <w:sz w:val="24"/>
-          <w:szCs w:val="24"/>
-        </w:rPr>
-        <w:t>QuickSight, with SageMaker Model Monitor for post-deployment monitoring</w:t>
+      <w:proofErr w:type="spellStart"/>
+      <w:r>
+        <w:rPr>
+          <w:rFonts w:ascii="Times New Roman" w:eastAsia="Times New Roman" w:hAnsi="Times New Roman"/>
+          <w:sz w:val="24"/>
+          <w:szCs w:val="24"/>
+        </w:rPr>
+        <w:t>QuickSight</w:t>
+      </w:r>
+      <w:proofErr w:type="spellEnd"/>
+      <w:r>
+        <w:rPr>
+          <w:rFonts w:ascii="Times New Roman" w:eastAsia="Times New Roman" w:hAnsi="Times New Roman"/>
+          <w:sz w:val="24"/>
+          <w:szCs w:val="24"/>
+        </w:rPr>
+        <w:t>, with SageMaker Model Monitor for post-deployment monitoring</w:t>
       </w:r>
       <w:r>
         <w:rPr>
@@ -7279,8 +7393,18 @@
           <w:sz w:val="24"/>
           <w:szCs w:val="24"/>
         </w:rPr>
-        <w:t xml:space="preserve"> Streamlit</w:t>
-      </w:r>
+        <w:t xml:space="preserve"> </w:t>
+      </w:r>
+      <w:proofErr w:type="spellStart"/>
+      <w:r>
+        <w:rPr>
+          <w:rFonts w:ascii="Times New Roman" w:eastAsia="Times New Roman" w:hAnsi="Times New Roman"/>
+          <w:sz w:val="24"/>
+          <w:szCs w:val="24"/>
+        </w:rPr>
+        <w:t>Streamlit</w:t>
+      </w:r>
+      <w:proofErr w:type="spellEnd"/>
       <w:r>
         <w:rPr>
           <w:rFonts w:ascii="Times New Roman" w:eastAsia="Times New Roman" w:hAnsi="Times New Roman"/>
@@ -7361,7 +7485,43 @@
           <w:sz w:val="24"/>
           <w:szCs w:val="24"/>
         </w:rPr>
-        <w:t>the GitHub-based data store to Amazon S3, pandas-based data processing to AWS Glue ETL, the Analytics/ML stage to Amazon SageMaker for managed training and scheduled deployment, the Streamlit dashboard to Amazon QuickSight, the Monitor stage to Amazon SageMaker Model Monitor, and the Incremental learning stage to SageMaker's built-in incremental (continuous) training capability. Future enhancements under consideration include real-time or near-real-time data ingestion (replacing manual/batch downloads) and integration with additional predictors such as weather or event-calendar data to improve forecast accuracy.</w:t>
+        <w:t xml:space="preserve">the GitHub-based data store to Amazon S3, pandas-based data processing to AWS Glue ETL, the Analytics/ML stage to Amazon SageMaker for managed training and scheduled deployment, the </w:t>
+      </w:r>
+      <w:proofErr w:type="spellStart"/>
+      <w:r>
+        <w:rPr>
+          <w:rFonts w:ascii="Times New Roman" w:eastAsia="Times New Roman" w:hAnsi="Times New Roman"/>
+          <w:sz w:val="24"/>
+          <w:szCs w:val="24"/>
+        </w:rPr>
+        <w:t>Streamlit</w:t>
+      </w:r>
+      <w:proofErr w:type="spellEnd"/>
+      <w:r>
+        <w:rPr>
+          <w:rFonts w:ascii="Times New Roman" w:eastAsia="Times New Roman" w:hAnsi="Times New Roman"/>
+          <w:sz w:val="24"/>
+          <w:szCs w:val="24"/>
+        </w:rPr>
+        <w:t xml:space="preserve"> dashboard to Amazon </w:t>
+      </w:r>
+      <w:proofErr w:type="spellStart"/>
+      <w:r>
+        <w:rPr>
+          <w:rFonts w:ascii="Times New Roman" w:eastAsia="Times New Roman" w:hAnsi="Times New Roman"/>
+          <w:sz w:val="24"/>
+          <w:szCs w:val="24"/>
+        </w:rPr>
+        <w:t>QuickSight</w:t>
+      </w:r>
+      <w:proofErr w:type="spellEnd"/>
+      <w:r>
+        <w:rPr>
+          <w:rFonts w:ascii="Times New Roman" w:eastAsia="Times New Roman" w:hAnsi="Times New Roman"/>
+          <w:sz w:val="24"/>
+          <w:szCs w:val="24"/>
+        </w:rPr>
+        <w:t>, the Monitor stage to Amazon SageMaker Model Monitor, and the Incremental learning stage to SageMaker's built-in incremental (continuous) training capability. Future enhancements under consideration include real-time or near-real-time data ingestion (replacing manual/batch downloads) and integration with additional predictors such as weather or event-calendar data to improve forecast accuracy.</w:t>
       </w:r>
     </w:p>
     <w:p>
@@ -7842,14 +8002,25 @@
               </w:rPr>
               <w:t xml:space="preserve">GitHub repository with README; </w:t>
             </w:r>
-            <w:r>
-              <w:rPr>
-                <w:rFonts w:ascii="Times New Roman" w:eastAsia="Times New Roman" w:hAnsi="Times New Roman" w:cs="Times New Roman"/>
-                <w:sz w:val="24"/>
-                <w:szCs w:val="24"/>
-                <w:lang w:val="en-AU"/>
-              </w:rPr>
-              <w:t>Streamlit account set up</w:t>
+            <w:proofErr w:type="spellStart"/>
+            <w:r>
+              <w:rPr>
+                <w:rFonts w:ascii="Times New Roman" w:eastAsia="Times New Roman" w:hAnsi="Times New Roman" w:cs="Times New Roman"/>
+                <w:sz w:val="24"/>
+                <w:szCs w:val="24"/>
+                <w:lang w:val="en-AU"/>
+              </w:rPr>
+              <w:t>Streamlit</w:t>
+            </w:r>
+            <w:proofErr w:type="spellEnd"/>
+            <w:r>
+              <w:rPr>
+                <w:rFonts w:ascii="Times New Roman" w:eastAsia="Times New Roman" w:hAnsi="Times New Roman" w:cs="Times New Roman"/>
+                <w:sz w:val="24"/>
+                <w:szCs w:val="24"/>
+                <w:lang w:val="en-AU"/>
+              </w:rPr>
+              <w:t xml:space="preserve"> account set up</w:t>
             </w:r>
             <w:r>
               <w:rPr>
@@ -7976,7 +8147,27 @@
                 <w:szCs w:val="24"/>
                 <w:lang w:val="en-AU"/>
               </w:rPr>
-              <w:t>Architecture diagram; project management board populated; confirmed data sources</w:t>
+              <w:t xml:space="preserve">Architecture </w:t>
+            </w:r>
+            <w:proofErr w:type="gramStart"/>
+            <w:r>
+              <w:rPr>
+                <w:rFonts w:ascii="Times New Roman" w:eastAsia="Times New Roman" w:hAnsi="Times New Roman" w:cs="Times New Roman"/>
+                <w:sz w:val="24"/>
+                <w:szCs w:val="24"/>
+                <w:lang w:val="en-AU"/>
+              </w:rPr>
+              <w:t>diagram;</w:t>
+            </w:r>
+            <w:proofErr w:type="gramEnd"/>
+            <w:r>
+              <w:rPr>
+                <w:rFonts w:ascii="Times New Roman" w:eastAsia="Times New Roman" w:hAnsi="Times New Roman" w:cs="Times New Roman"/>
+                <w:sz w:val="24"/>
+                <w:szCs w:val="24"/>
+                <w:lang w:val="en-AU"/>
+              </w:rPr>
+              <w:t xml:space="preserve"> project management board populated; confirmed data sources</w:t>
             </w:r>
           </w:p>
         </w:tc>
@@ -9200,6 +9391,7 @@
               </w:rPr>
               <w:t xml:space="preserve">Incorporate feedback; finalise </w:t>
             </w:r>
+            <w:proofErr w:type="gramStart"/>
             <w:r>
               <w:rPr>
                 <w:rFonts w:ascii="Times New Roman" w:eastAsia="Times New Roman" w:hAnsi="Times New Roman" w:cs="Times New Roman"/>
@@ -9225,7 +9417,37 @@
                 <w:szCs w:val="24"/>
                 <w:lang w:val="en-AU"/>
               </w:rPr>
-              <w:t xml:space="preserve"> deploy to Streamlit Community Cloud; </w:t>
+              <w:t xml:space="preserve"> deploy</w:t>
+            </w:r>
+            <w:proofErr w:type="gramEnd"/>
+            <w:r>
+              <w:rPr>
+                <w:rFonts w:ascii="Times New Roman" w:eastAsia="Times New Roman" w:hAnsi="Times New Roman" w:cs="Times New Roman"/>
+                <w:sz w:val="24"/>
+                <w:szCs w:val="24"/>
+                <w:lang w:val="en-AU"/>
+              </w:rPr>
+              <w:t xml:space="preserve"> to </w:t>
+            </w:r>
+            <w:proofErr w:type="spellStart"/>
+            <w:r>
+              <w:rPr>
+                <w:rFonts w:ascii="Times New Roman" w:eastAsia="Times New Roman" w:hAnsi="Times New Roman" w:cs="Times New Roman"/>
+                <w:sz w:val="24"/>
+                <w:szCs w:val="24"/>
+                <w:lang w:val="en-AU"/>
+              </w:rPr>
+              <w:t>Streamlit</w:t>
+            </w:r>
+            <w:proofErr w:type="spellEnd"/>
+            <w:r>
+              <w:rPr>
+                <w:rFonts w:ascii="Times New Roman" w:eastAsia="Times New Roman" w:hAnsi="Times New Roman" w:cs="Times New Roman"/>
+                <w:sz w:val="24"/>
+                <w:szCs w:val="24"/>
+                <w:lang w:val="en-AU"/>
+              </w:rPr>
+              <w:t xml:space="preserve"> Community Cloud; </w:t>
             </w:r>
             <w:r>
               <w:rPr>
@@ -9263,16 +9485,36 @@
                 <w:szCs w:val="24"/>
                 <w:lang w:val="en-AU"/>
               </w:rPr>
-              <w:t>Deployed dashboard</w:t>
-            </w:r>
-            <w:r>
-              <w:rPr>
-                <w:rFonts w:ascii="Times New Roman" w:eastAsia="Times New Roman" w:hAnsi="Times New Roman" w:cs="Times New Roman"/>
-                <w:sz w:val="24"/>
-                <w:szCs w:val="24"/>
-                <w:lang w:val="en-AU"/>
-              </w:rPr>
-              <w:t>; monitoring stage implemented</w:t>
+              <w:t xml:space="preserve">Deployed </w:t>
+            </w:r>
+            <w:proofErr w:type="gramStart"/>
+            <w:r>
+              <w:rPr>
+                <w:rFonts w:ascii="Times New Roman" w:eastAsia="Times New Roman" w:hAnsi="Times New Roman" w:cs="Times New Roman"/>
+                <w:sz w:val="24"/>
+                <w:szCs w:val="24"/>
+                <w:lang w:val="en-AU"/>
+              </w:rPr>
+              <w:t>dashboard</w:t>
+            </w:r>
+            <w:r>
+              <w:rPr>
+                <w:rFonts w:ascii="Times New Roman" w:eastAsia="Times New Roman" w:hAnsi="Times New Roman" w:cs="Times New Roman"/>
+                <w:sz w:val="24"/>
+                <w:szCs w:val="24"/>
+                <w:lang w:val="en-AU"/>
+              </w:rPr>
+              <w:t>;</w:t>
+            </w:r>
+            <w:proofErr w:type="gramEnd"/>
+            <w:r>
+              <w:rPr>
+                <w:rFonts w:ascii="Times New Roman" w:eastAsia="Times New Roman" w:hAnsi="Times New Roman" w:cs="Times New Roman"/>
+                <w:sz w:val="24"/>
+                <w:szCs w:val="24"/>
+                <w:lang w:val="en-AU"/>
+              </w:rPr>
+              <w:t xml:space="preserve"> monitoring stage implemented</w:t>
             </w:r>
           </w:p>
         </w:tc>
@@ -10116,7 +10358,27 @@
                 <w:szCs w:val="24"/>
                 <w:lang w:val="en-AU"/>
               </w:rPr>
-              <w:t xml:space="preserve"> features across the three data sources; implements post-deployment drift-checking scripts</w:t>
+              <w:t xml:space="preserve"> </w:t>
+            </w:r>
+            <w:proofErr w:type="gramStart"/>
+            <w:r>
+              <w:rPr>
+                <w:rFonts w:ascii="Times New Roman" w:eastAsia="Times New Roman" w:hAnsi="Times New Roman" w:cs="Times New Roman"/>
+                <w:sz w:val="24"/>
+                <w:szCs w:val="24"/>
+                <w:lang w:val="en-AU"/>
+              </w:rPr>
+              <w:t>features</w:t>
+            </w:r>
+            <w:proofErr w:type="gramEnd"/>
+            <w:r>
+              <w:rPr>
+                <w:rFonts w:ascii="Times New Roman" w:eastAsia="Times New Roman" w:hAnsi="Times New Roman" w:cs="Times New Roman"/>
+                <w:sz w:val="24"/>
+                <w:szCs w:val="24"/>
+                <w:lang w:val="en-AU"/>
+              </w:rPr>
+              <w:t xml:space="preserve"> across the three data sources; implements post-deployment drift-checking scripts</w:t>
             </w:r>
           </w:p>
         </w:tc>
@@ -10283,8 +10545,19 @@
                 <w:szCs w:val="24"/>
                 <w:lang w:val="en-AU"/>
               </w:rPr>
-              <w:t>Dashboard &amp; Deploy</w:t>
-            </w:r>
+              <w:t xml:space="preserve">Dashboard &amp; </w:t>
+            </w:r>
+            <w:proofErr w:type="gramStart"/>
+            <w:r>
+              <w:rPr>
+                <w:rFonts w:ascii="Times New Roman" w:eastAsia="Times New Roman" w:hAnsi="Times New Roman" w:cs="Times New Roman"/>
+                <w:sz w:val="24"/>
+                <w:szCs w:val="24"/>
+                <w:lang w:val="en-AU"/>
+              </w:rPr>
+              <w:t>Deploy</w:t>
+            </w:r>
+            <w:proofErr w:type="gramEnd"/>
           </w:p>
         </w:tc>
         <w:tc>
@@ -10312,7 +10585,47 @@
                 <w:szCs w:val="24"/>
                 <w:lang w:val="en-AU"/>
               </w:rPr>
-              <w:t>Builds the Streamlit dashboard and manages its deployment and redeployment via Streamlit Community Cloud.</w:t>
+              <w:t xml:space="preserve">Builds the </w:t>
+            </w:r>
+            <w:proofErr w:type="spellStart"/>
+            <w:r>
+              <w:rPr>
+                <w:rFonts w:ascii="Times New Roman" w:eastAsia="Times New Roman" w:hAnsi="Times New Roman" w:cs="Times New Roman"/>
+                <w:sz w:val="24"/>
+                <w:szCs w:val="24"/>
+                <w:lang w:val="en-AU"/>
+              </w:rPr>
+              <w:t>Streamlit</w:t>
+            </w:r>
+            <w:proofErr w:type="spellEnd"/>
+            <w:r>
+              <w:rPr>
+                <w:rFonts w:ascii="Times New Roman" w:eastAsia="Times New Roman" w:hAnsi="Times New Roman" w:cs="Times New Roman"/>
+                <w:sz w:val="24"/>
+                <w:szCs w:val="24"/>
+                <w:lang w:val="en-AU"/>
+              </w:rPr>
+              <w:t xml:space="preserve"> dashboard and manages its deployment and redeployment via </w:t>
+            </w:r>
+            <w:proofErr w:type="spellStart"/>
+            <w:r>
+              <w:rPr>
+                <w:rFonts w:ascii="Times New Roman" w:eastAsia="Times New Roman" w:hAnsi="Times New Roman" w:cs="Times New Roman"/>
+                <w:sz w:val="24"/>
+                <w:szCs w:val="24"/>
+                <w:lang w:val="en-AU"/>
+              </w:rPr>
+              <w:t>Streamlit</w:t>
+            </w:r>
+            <w:proofErr w:type="spellEnd"/>
+            <w:r>
+              <w:rPr>
+                <w:rFonts w:ascii="Times New Roman" w:eastAsia="Times New Roman" w:hAnsi="Times New Roman" w:cs="Times New Roman"/>
+                <w:sz w:val="24"/>
+                <w:szCs w:val="24"/>
+                <w:lang w:val="en-AU"/>
+              </w:rPr>
+              <w:t xml:space="preserve"> Community Cloud.</w:t>
             </w:r>
           </w:p>
         </w:tc>
@@ -10429,7 +10742,25 @@
           <w:sz w:val="24"/>
           <w:szCs w:val="24"/>
         </w:rPr>
-        <w:t xml:space="preserve"> from PROMIS to SerPro in November 2023 and </w:t>
+        <w:t xml:space="preserve"> from PROMIS to </w:t>
+      </w:r>
+      <w:proofErr w:type="spellStart"/>
+      <w:r>
+        <w:rPr>
+          <w:rFonts w:ascii="Times New Roman" w:eastAsia="Times New Roman" w:hAnsi="Times New Roman"/>
+          <w:sz w:val="24"/>
+          <w:szCs w:val="24"/>
+        </w:rPr>
+        <w:t>SerPro</w:t>
+      </w:r>
+      <w:proofErr w:type="spellEnd"/>
+      <w:r>
+        <w:rPr>
+          <w:rFonts w:ascii="Times New Roman" w:eastAsia="Times New Roman" w:hAnsi="Times New Roman"/>
+          <w:sz w:val="24"/>
+          <w:szCs w:val="24"/>
+        </w:rPr>
+        <w:t xml:space="preserve"> in November 2023 and </w:t>
       </w:r>
       <w:r>
         <w:rPr>
@@ -10867,7 +11198,25 @@
           <w:sz w:val="24"/>
           <w:szCs w:val="24"/>
         </w:rPr>
-        <w:t>And the final risk is misuse or misinterpretation of the forecasts. If predictions are read as statements about particular communities, the system could cause harm rather than support safety. Small counts in low-population regions could also make incidents identifiable. Forecasts will therefore be shown only at region and month level, with uncertainty ranges, and small values will be suppressed.</w:t>
+        <w:t xml:space="preserve">And the final risk is misuse or misinterpretation of the forecasts. If predictions are read as statements about </w:t>
+      </w:r>
+      <w:proofErr w:type="gramStart"/>
+      <w:r>
+        <w:rPr>
+          <w:rFonts w:ascii="Times New Roman" w:eastAsia="Times New Roman" w:hAnsi="Times New Roman"/>
+          <w:sz w:val="24"/>
+          <w:szCs w:val="24"/>
+        </w:rPr>
+        <w:t>particular communities</w:t>
+      </w:r>
+      <w:proofErr w:type="gramEnd"/>
+      <w:r>
+        <w:rPr>
+          <w:rFonts w:ascii="Times New Roman" w:eastAsia="Times New Roman" w:hAnsi="Times New Roman"/>
+          <w:sz w:val="24"/>
+          <w:szCs w:val="24"/>
+        </w:rPr>
+        <w:t>, the system could cause harm rather than support safety. Small counts in low-population regions could also make incidents identifiable. Forecasts will therefore be shown only at region and month level, with uncertainty ranges, and small values will be suppressed.</w:t>
       </w:r>
     </w:p>
     <w:p>
@@ -11471,7 +11820,43 @@
           <w:sz w:val="24"/>
           <w:szCs w:val="24"/>
         </w:rPr>
-        <w:t xml:space="preserve">Carroll, S. R., Garba, I., Figueroa-Rodríguez, O. L., Holbrook, J., Lovett, R., Materechera, S., Parsons, M., Raseroka, K., Rodriguez-Lonebear, D., Rowe, R., Sara, R., Walker, J. D., Anderson, J., &amp; Hudson, M. (2020). The CARE Principles for Indigenous Data Governance. Data Science Journal, 19(1), 1–12. </w:t>
+        <w:t xml:space="preserve">Carroll, S. R., Garba, I., Figueroa-Rodríguez, O. L., Holbrook, J., Lovett, R., </w:t>
+      </w:r>
+      <w:proofErr w:type="spellStart"/>
+      <w:r>
+        <w:rPr>
+          <w:rFonts w:ascii="Times New Roman" w:eastAsia="Times New Roman" w:hAnsi="Times New Roman"/>
+          <w:sz w:val="24"/>
+          <w:szCs w:val="24"/>
+        </w:rPr>
+        <w:t>Materechera</w:t>
+      </w:r>
+      <w:proofErr w:type="spellEnd"/>
+      <w:r>
+        <w:rPr>
+          <w:rFonts w:ascii="Times New Roman" w:eastAsia="Times New Roman" w:hAnsi="Times New Roman"/>
+          <w:sz w:val="24"/>
+          <w:szCs w:val="24"/>
+        </w:rPr>
+        <w:t xml:space="preserve">, S., Parsons, M., </w:t>
+      </w:r>
+      <w:proofErr w:type="spellStart"/>
+      <w:r>
+        <w:rPr>
+          <w:rFonts w:ascii="Times New Roman" w:eastAsia="Times New Roman" w:hAnsi="Times New Roman"/>
+          <w:sz w:val="24"/>
+          <w:szCs w:val="24"/>
+        </w:rPr>
+        <w:t>Raseroka</w:t>
+      </w:r>
+      <w:proofErr w:type="spellEnd"/>
+      <w:r>
+        <w:rPr>
+          <w:rFonts w:ascii="Times New Roman" w:eastAsia="Times New Roman" w:hAnsi="Times New Roman"/>
+          <w:sz w:val="24"/>
+          <w:szCs w:val="24"/>
+        </w:rPr>
+        <w:t xml:space="preserve">, K., Rodriguez-Lonebear, D., Rowe, R., Sara, R., Walker, J. D., Anderson, J., &amp; Hudson, M. (2020). The CARE Principles for Indigenous Data Governance. Data Science Journal, 19(1), 1–12. </w:t>
       </w:r>
       <w:hyperlink r:id="rId23">
         <w:r>
@@ -11556,15 +11941,57 @@
           <w:sz w:val="24"/>
           <w:szCs w:val="24"/>
         </w:rPr>
-        <w:t>NT crime statistics march 2026 - NTG open data portal</w:t>
-      </w:r>
-      <w:r>
-        <w:rPr>
-          <w:rFonts w:ascii="Times New Roman" w:eastAsia="Times New Roman" w:hAnsi="Times New Roman"/>
-          <w:sz w:val="24"/>
-          <w:szCs w:val="24"/>
-        </w:rPr>
-        <w:t xml:space="preserve">. Nt.Gov.Au. </w:t>
+        <w:t xml:space="preserve">NT crime </w:t>
+      </w:r>
+      <w:proofErr w:type="gramStart"/>
+      <w:r>
+        <w:rPr>
+          <w:rFonts w:ascii="Times New Roman" w:eastAsia="Times New Roman" w:hAnsi="Times New Roman"/>
+          <w:i/>
+          <w:iCs/>
+          <w:sz w:val="24"/>
+          <w:szCs w:val="24"/>
+        </w:rPr>
+        <w:t>statistics march</w:t>
+      </w:r>
+      <w:proofErr w:type="gramEnd"/>
+      <w:r>
+        <w:rPr>
+          <w:rFonts w:ascii="Times New Roman" w:eastAsia="Times New Roman" w:hAnsi="Times New Roman"/>
+          <w:i/>
+          <w:iCs/>
+          <w:sz w:val="24"/>
+          <w:szCs w:val="24"/>
+        </w:rPr>
+        <w:t xml:space="preserve"> 2026 - NTG open data portal</w:t>
+      </w:r>
+      <w:r>
+        <w:rPr>
+          <w:rFonts w:ascii="Times New Roman" w:eastAsia="Times New Roman" w:hAnsi="Times New Roman"/>
+          <w:sz w:val="24"/>
+          <w:szCs w:val="24"/>
+        </w:rPr>
+        <w:t xml:space="preserve">. </w:t>
+      </w:r>
+      <w:proofErr w:type="spellStart"/>
+      <w:proofErr w:type="gramStart"/>
+      <w:r>
+        <w:rPr>
+          <w:rFonts w:ascii="Times New Roman" w:eastAsia="Times New Roman" w:hAnsi="Times New Roman"/>
+          <w:sz w:val="24"/>
+          <w:szCs w:val="24"/>
+        </w:rPr>
+        <w:t>Nt.Gov.Au</w:t>
+      </w:r>
+      <w:proofErr w:type="spellEnd"/>
+      <w:proofErr w:type="gramEnd"/>
+      <w:r>
+        <w:rPr>
+          <w:rFonts w:ascii="Times New Roman" w:eastAsia="Times New Roman" w:hAnsi="Times New Roman"/>
+          <w:sz w:val="24"/>
+          <w:szCs w:val="24"/>
+        </w:rPr>
+        <w:t xml:space="preserve">. </w:t>
       </w:r>
       <w:hyperlink r:id="rId25">
         <w:r>
@@ -11644,7 +12071,29 @@
           <w:sz w:val="24"/>
           <w:szCs w:val="24"/>
         </w:rPr>
-        <w:t>Operation ventura | NT police, fire &amp; emergency services</w:t>
+        <w:t xml:space="preserve">Operation </w:t>
+      </w:r>
+      <w:proofErr w:type="spellStart"/>
+      <w:r>
+        <w:rPr>
+          <w:rFonts w:ascii="Times New Roman" w:eastAsia="Times New Roman" w:hAnsi="Times New Roman"/>
+          <w:i/>
+          <w:iCs/>
+          <w:sz w:val="24"/>
+          <w:szCs w:val="24"/>
+        </w:rPr>
+        <w:t>ventura</w:t>
+      </w:r>
+      <w:proofErr w:type="spellEnd"/>
+      <w:r>
+        <w:rPr>
+          <w:rFonts w:ascii="Times New Roman" w:eastAsia="Times New Roman" w:hAnsi="Times New Roman"/>
+          <w:i/>
+          <w:iCs/>
+          <w:sz w:val="24"/>
+          <w:szCs w:val="24"/>
+        </w:rPr>
+        <w:t xml:space="preserve"> | NT police, fire &amp; emergency services</w:t>
       </w:r>
       <w:r>
         <w:rPr>
@@ -12145,8 +12594,19 @@
                 <w:szCs w:val="24"/>
                 <w:lang w:val="en-US" w:eastAsia="en-US"/>
               </w:rPr>
-              <w:t>: naive baselines, leakage-free CV, rolling-origin backtest</w:t>
-            </w:r>
+              <w:t xml:space="preserve">: naive baselines, leakage-free CV, rolling-origin </w:t>
+            </w:r>
+            <w:proofErr w:type="spellStart"/>
+            <w:r>
+              <w:rPr>
+                <w:rFonts w:ascii="Times New Roman" w:eastAsia="Times New Roman" w:hAnsi="Times New Roman"/>
+                <w:sz w:val="24"/>
+                <w:szCs w:val="24"/>
+                <w:lang w:val="en-US" w:eastAsia="en-US"/>
+              </w:rPr>
+              <w:t>backtest</w:t>
+            </w:r>
+            <w:proofErr w:type="spellEnd"/>
           </w:p>
         </w:tc>
         <w:tc>
@@ -12170,8 +12630,19 @@
                 <w:szCs w:val="24"/>
                 <w:lang w:val="en-US" w:eastAsia="en-US"/>
               </w:rPr>
-              <w:t>Responds directly to A1 feedback on validation rigour</w:t>
-            </w:r>
+              <w:t xml:space="preserve">Responds directly to A1 feedback on validation </w:t>
+            </w:r>
+            <w:proofErr w:type="spellStart"/>
+            <w:r>
+              <w:rPr>
+                <w:rFonts w:ascii="Times New Roman" w:eastAsia="Times New Roman" w:hAnsi="Times New Roman"/>
+                <w:sz w:val="24"/>
+                <w:szCs w:val="24"/>
+                <w:lang w:val="en-US" w:eastAsia="en-US"/>
+              </w:rPr>
+              <w:t>rigour</w:t>
+            </w:r>
+            <w:proofErr w:type="spellEnd"/>
           </w:p>
         </w:tc>
       </w:tr>
@@ -12296,13 +12767,23 @@
                 <w:szCs w:val="24"/>
               </w:rPr>
             </w:pPr>
+            <w:proofErr w:type="spellStart"/>
             <w:r>
               <w:rPr>
                 <w:rFonts w:ascii="Times New Roman" w:eastAsiaTheme="minorEastAsia" w:hAnsi="Times New Roman"/>
                 <w:sz w:val="24"/>
                 <w:szCs w:val="24"/>
               </w:rPr>
-              <w:t xml:space="preserve">Thi Xuan Thanh Tran (Emma) </w:t>
+              <w:t>Thi</w:t>
+            </w:r>
+            <w:proofErr w:type="spellEnd"/>
+            <w:r>
+              <w:rPr>
+                <w:rFonts w:ascii="Times New Roman" w:eastAsiaTheme="minorEastAsia" w:hAnsi="Times New Roman"/>
+                <w:sz w:val="24"/>
+                <w:szCs w:val="24"/>
+              </w:rPr>
+              <w:t xml:space="preserve"> Xuan Thanh Tran (Emma) </w:t>
             </w:r>
           </w:p>
         </w:tc>
@@ -13022,7 +13503,27 @@
           <w:szCs w:val="24"/>
           <w:lang w:val="en-US" w:eastAsia="en-US"/>
         </w:rPr>
-        <w:t>Validation checks — empty dataframes, duplicated columns, fully-null columns flagged before proceeding.</w:t>
+        <w:t xml:space="preserve">Validation checks — empty </w:t>
+      </w:r>
+      <w:proofErr w:type="spellStart"/>
+      <w:r>
+        <w:rPr>
+          <w:rFonts w:ascii="Times New Roman" w:eastAsia="Times New Roman" w:hAnsi="Times New Roman"/>
+          <w:sz w:val="24"/>
+          <w:szCs w:val="24"/>
+          <w:lang w:val="en-US" w:eastAsia="en-US"/>
+        </w:rPr>
+        <w:t>dataframes</w:t>
+      </w:r>
+      <w:proofErr w:type="spellEnd"/>
+      <w:r>
+        <w:rPr>
+          <w:rFonts w:ascii="Times New Roman" w:eastAsia="Times New Roman" w:hAnsi="Times New Roman"/>
+          <w:sz w:val="24"/>
+          <w:szCs w:val="24"/>
+          <w:lang w:val="en-US" w:eastAsia="en-US"/>
+        </w:rPr>
+        <w:t>, duplicated columns, fully-null columns flagged before proceeding.</w:t>
       </w:r>
     </w:p>
     <w:p>
@@ -13046,7 +13547,29 @@
           <w:szCs w:val="24"/>
           <w:lang w:val="en-US" w:eastAsia="en-US"/>
         </w:rPr>
-        <w:t>Provenance tracking — each run writes to dataset/raw/ plus a manifest.json recording row/column counts and warnings.</w:t>
+        <w:t xml:space="preserve">Provenance tracking — each run writes to dataset/raw/ plus a </w:t>
+      </w:r>
+      <w:proofErr w:type="spellStart"/>
+      <w:proofErr w:type="gramStart"/>
+      <w:r>
+        <w:rPr>
+          <w:rFonts w:ascii="Times New Roman" w:eastAsia="Times New Roman" w:hAnsi="Times New Roman"/>
+          <w:sz w:val="24"/>
+          <w:szCs w:val="24"/>
+          <w:lang w:val="en-US" w:eastAsia="en-US"/>
+        </w:rPr>
+        <w:t>manifest.json</w:t>
+      </w:r>
+      <w:proofErr w:type="spellEnd"/>
+      <w:proofErr w:type="gramEnd"/>
+      <w:r>
+        <w:rPr>
+          <w:rFonts w:ascii="Times New Roman" w:eastAsia="Times New Roman" w:hAnsi="Times New Roman"/>
+          <w:sz w:val="24"/>
+          <w:szCs w:val="24"/>
+          <w:lang w:val="en-US" w:eastAsia="en-US"/>
+        </w:rPr>
+        <w:t xml:space="preserve"> recording row/column counts and warnings.</w:t>
       </w:r>
     </w:p>
     <w:p>
@@ -13066,7 +13589,27 @@
           <w:szCs w:val="24"/>
           <w:lang w:val="en-US" w:eastAsia="en-US"/>
         </w:rPr>
-        <w:t>Storage follows a three-stage convention: dataset/source/ → dataset/raw/ (ingest.py) → dataset/processed/ (data_processing.py, Section 2). GitHub was chosen for version-controlled history and individually-attributable commits (Section 6) at no cost.</w:t>
+        <w:t xml:space="preserve">Storage follows a three-stage convention: dataset/source/ → dataset/raw/ (ingest.py) → dataset/processed/ (data_processing.py, Section 2). GitHub was chosen for version-controlled history and </w:t>
+      </w:r>
+      <w:proofErr w:type="gramStart"/>
+      <w:r>
+        <w:rPr>
+          <w:rFonts w:ascii="Times New Roman" w:eastAsia="Times New Roman" w:hAnsi="Times New Roman"/>
+          <w:sz w:val="24"/>
+          <w:szCs w:val="24"/>
+          <w:lang w:val="en-US" w:eastAsia="en-US"/>
+        </w:rPr>
+        <w:t>individually-attributable</w:t>
+      </w:r>
+      <w:proofErr w:type="gramEnd"/>
+      <w:r>
+        <w:rPr>
+          <w:rFonts w:ascii="Times New Roman" w:eastAsia="Times New Roman" w:hAnsi="Times New Roman"/>
+          <w:sz w:val="24"/>
+          <w:szCs w:val="24"/>
+          <w:lang w:val="en-US" w:eastAsia="en-US"/>
+        </w:rPr>
+        <w:t xml:space="preserve"> commits (Section 6) at no cost.</w:t>
       </w:r>
     </w:p>
     <w:p>
@@ -13110,7 +13653,27 @@
           <w:szCs w:val="24"/>
           <w:lang w:val="en-US" w:eastAsia="en-US"/>
         </w:rPr>
-        <w:t>Scale doesn't warrant it — current volume (~72,000 rows across all sources) doesn't need the concurrent-access or indexing capabilities a relational database provides.</w:t>
+        <w:t xml:space="preserve">Scale doesn't warrant </w:t>
+      </w:r>
+      <w:proofErr w:type="gramStart"/>
+      <w:r>
+        <w:rPr>
+          <w:rFonts w:ascii="Times New Roman" w:eastAsia="Times New Roman" w:hAnsi="Times New Roman"/>
+          <w:sz w:val="24"/>
+          <w:szCs w:val="24"/>
+          <w:lang w:val="en-US" w:eastAsia="en-US"/>
+        </w:rPr>
+        <w:t>it —</w:t>
+      </w:r>
+      <w:proofErr w:type="gramEnd"/>
+      <w:r>
+        <w:rPr>
+          <w:rFonts w:ascii="Times New Roman" w:eastAsia="Times New Roman" w:hAnsi="Times New Roman"/>
+          <w:sz w:val="24"/>
+          <w:szCs w:val="24"/>
+          <w:lang w:val="en-US" w:eastAsia="en-US"/>
+        </w:rPr>
+        <w:t xml:space="preserve"> current volume (~72,000 rows across all sources) doesn't need the concurrent-access or indexing capabilities a relational database provides.</w:t>
       </w:r>
     </w:p>
     <w:p>
@@ -13134,7 +13697,27 @@
           <w:szCs w:val="24"/>
           <w:lang w:val="en-US" w:eastAsia="en-US"/>
         </w:rPr>
-        <w:t>Functionality already exists — the joins and aggregations a SQL layer would offer are already handled by the existing ingest.py/data_processing.py scripts; adding one would duplicate rather than extend capability.</w:t>
+        <w:t xml:space="preserve">Functionality already exists — the </w:t>
+      </w:r>
+      <w:proofErr w:type="gramStart"/>
+      <w:r>
+        <w:rPr>
+          <w:rFonts w:ascii="Times New Roman" w:eastAsia="Times New Roman" w:hAnsi="Times New Roman"/>
+          <w:sz w:val="24"/>
+          <w:szCs w:val="24"/>
+          <w:lang w:val="en-US" w:eastAsia="en-US"/>
+        </w:rPr>
+        <w:t>joins</w:t>
+      </w:r>
+      <w:proofErr w:type="gramEnd"/>
+      <w:r>
+        <w:rPr>
+          <w:rFonts w:ascii="Times New Roman" w:eastAsia="Times New Roman" w:hAnsi="Times New Roman"/>
+          <w:sz w:val="24"/>
+          <w:szCs w:val="24"/>
+          <w:lang w:val="en-US" w:eastAsia="en-US"/>
+        </w:rPr>
+        <w:t xml:space="preserve"> and aggregations a SQL layer would offer are already handled by the existing ingest.py/data_processing.py scripts; adding one would duplicate rather than extend capability.</w:t>
       </w:r>
     </w:p>
     <w:p>
@@ -13158,7 +13741,27 @@
           <w:szCs w:val="24"/>
           <w:lang w:val="en-US" w:eastAsia="en-US"/>
         </w:rPr>
-        <w:t>Timing risk — refactoring the already-tested Ingest, Processing, and Engineering stages (Section 3.5) mid-semester could destabilise working code during the weeks reserved for modelling and dashboard delivery (Table 3).</w:t>
+        <w:t xml:space="preserve">Timing risk — refactoring the already-tested Ingest, Processing, and Engineering stages (Section 3.5) mid-semester could </w:t>
+      </w:r>
+      <w:proofErr w:type="spellStart"/>
+      <w:r>
+        <w:rPr>
+          <w:rFonts w:ascii="Times New Roman" w:eastAsia="Times New Roman" w:hAnsi="Times New Roman"/>
+          <w:sz w:val="24"/>
+          <w:szCs w:val="24"/>
+          <w:lang w:val="en-US" w:eastAsia="en-US"/>
+        </w:rPr>
+        <w:t>destabilise</w:t>
+      </w:r>
+      <w:proofErr w:type="spellEnd"/>
+      <w:r>
+        <w:rPr>
+          <w:rFonts w:ascii="Times New Roman" w:eastAsia="Times New Roman" w:hAnsi="Times New Roman"/>
+          <w:sz w:val="24"/>
+          <w:szCs w:val="24"/>
+          <w:lang w:val="en-US" w:eastAsia="en-US"/>
+        </w:rPr>
+        <w:t xml:space="preserve"> working code during the weeks reserved for modelling and dashboard delivery (Table 3).</w:t>
       </w:r>
     </w:p>
     <w:p>
@@ -13302,6 +13905,7 @@
                 <w:lang w:val="en-US" w:eastAsia="en-US"/>
               </w:rPr>
             </w:pPr>
+            <w:proofErr w:type="spellStart"/>
             <w:r>
               <w:rPr>
                 <w:rFonts w:ascii="Calibri" w:eastAsia="Times New Roman" w:hAnsi="Calibri" w:cs="Calibri"/>
@@ -13314,6 +13918,7 @@
               </w:rPr>
               <w:t>Characterisation</w:t>
             </w:r>
+            <w:proofErr w:type="spellEnd"/>
           </w:p>
         </w:tc>
       </w:tr>
@@ -13597,6 +14202,7 @@
                 <w:lang w:val="en-US" w:eastAsia="en-US"/>
               </w:rPr>
             </w:pPr>
+            <w:proofErr w:type="spellStart"/>
             <w:r>
               <w:rPr>
                 <w:rFonts w:ascii="Calibri" w:eastAsia="Times New Roman" w:hAnsi="Calibri" w:cs="Calibri"/>
@@ -13605,7 +14211,18 @@
                 <w:szCs w:val="22"/>
                 <w:lang w:val="en-US" w:eastAsia="en-US"/>
               </w:rPr>
-              <w:t>PROMIS→SerPro recording change (Nov 2023), category-label mismatch between crime files, missing Nov 2023, alcohol data from 2023 only, mismatched region boundaries (7 police vs 6 NTG regions)</w:t>
+              <w:t>PROMIS→SerPro</w:t>
+            </w:r>
+            <w:proofErr w:type="spellEnd"/>
+            <w:r>
+              <w:rPr>
+                <w:rFonts w:ascii="Calibri" w:eastAsia="Times New Roman" w:hAnsi="Calibri" w:cs="Calibri"/>
+                <w:color w:val="000000"/>
+                <w:sz w:val="22"/>
+                <w:szCs w:val="22"/>
+                <w:lang w:val="en-US" w:eastAsia="en-US"/>
+              </w:rPr>
+              <w:t xml:space="preserve"> recording change (Nov 2023), category-label mismatch between crime files, missing Nov 2023, alcohol data from 2023 only, mismatched region boundaries (7 police vs 6 NTG regions)</w:t>
             </w:r>
           </w:p>
         </w:tc>
@@ -13678,7 +14295,29 @@
                 <w:szCs w:val="22"/>
                 <w:lang w:val="en-US" w:eastAsia="en-US"/>
               </w:rPr>
-              <w:t>Crime = forecasting target; population = per-capita normalisation; alcohol = candidate predictor (alcohol–violence link)</w:t>
+              <w:t xml:space="preserve">Crime = forecasting target; population = per-capita </w:t>
+            </w:r>
+            <w:proofErr w:type="spellStart"/>
+            <w:r>
+              <w:rPr>
+                <w:rFonts w:ascii="Calibri" w:eastAsia="Times New Roman" w:hAnsi="Calibri" w:cs="Calibri"/>
+                <w:color w:val="000000"/>
+                <w:sz w:val="22"/>
+                <w:szCs w:val="22"/>
+                <w:lang w:val="en-US" w:eastAsia="en-US"/>
+              </w:rPr>
+              <w:t>normalisation</w:t>
+            </w:r>
+            <w:proofErr w:type="spellEnd"/>
+            <w:r>
+              <w:rPr>
+                <w:rFonts w:ascii="Calibri" w:eastAsia="Times New Roman" w:hAnsi="Calibri" w:cs="Calibri"/>
+                <w:color w:val="000000"/>
+                <w:sz w:val="22"/>
+                <w:szCs w:val="22"/>
+                <w:lang w:val="en-US" w:eastAsia="en-US"/>
+              </w:rPr>
+              <w:t>; alcohol = candidate predictor (alcohol–violence link)</w:t>
             </w:r>
           </w:p>
         </w:tc>
@@ -14875,7 +15514,25 @@
           <w:sz w:val="24"/>
           <w:szCs w:val="24"/>
         </w:rPr>
-        <w:t>It is retained as NaN and never imputed.</w:t>
+        <w:t xml:space="preserve">It is retained as </w:t>
+      </w:r>
+      <w:proofErr w:type="spellStart"/>
+      <w:r>
+        <w:rPr>
+          <w:rFonts w:ascii="Times New Roman" w:eastAsia="Times New Roman" w:hAnsi="Times New Roman"/>
+          <w:sz w:val="24"/>
+          <w:szCs w:val="24"/>
+        </w:rPr>
+        <w:t>NaN</w:t>
+      </w:r>
+      <w:proofErr w:type="spellEnd"/>
+      <w:r>
+        <w:rPr>
+          <w:rFonts w:ascii="Times New Roman" w:eastAsia="Times New Roman" w:hAnsi="Times New Roman"/>
+          <w:sz w:val="24"/>
+          <w:szCs w:val="24"/>
+        </w:rPr>
+        <w:t xml:space="preserve"> and never imputed.</w:t>
       </w:r>
     </w:p>
     <w:p>
@@ -15235,13 +15892,23 @@
           <w:szCs w:val="24"/>
         </w:rPr>
       </w:pPr>
-      <w:r>
-        <w:rPr>
-          <w:rFonts w:ascii="Times New Roman" w:eastAsia="Times New Roman" w:hAnsi="Times New Roman"/>
-          <w:sz w:val="24"/>
-          <w:szCs w:val="24"/>
-        </w:rPr>
-        <w:t xml:space="preserve">Nhulunbuy </w:t>
+      <w:proofErr w:type="spellStart"/>
+      <w:r>
+        <w:rPr>
+          <w:rFonts w:ascii="Times New Roman" w:eastAsia="Times New Roman" w:hAnsi="Times New Roman"/>
+          <w:sz w:val="24"/>
+          <w:szCs w:val="24"/>
+        </w:rPr>
+        <w:t>Nhulunbuy</w:t>
+      </w:r>
+      <w:proofErr w:type="spellEnd"/>
+      <w:r>
+        <w:rPr>
+          <w:rFonts w:ascii="Times New Roman" w:eastAsia="Times New Roman" w:hAnsi="Times New Roman"/>
+          <w:sz w:val="24"/>
+          <w:szCs w:val="24"/>
+        </w:rPr>
+        <w:t xml:space="preserve"> </w:t>
       </w:r>
       <w:r>
         <w:rPr>
@@ -15390,7 +16057,25 @@
           <w:sz w:val="24"/>
           <w:szCs w:val="24"/>
         </w:rPr>
-        <w:t>_REGION) maps 16 SA2 values to their parent NTG region</w:t>
+        <w:t xml:space="preserve">_REGION) </w:t>
+      </w:r>
+      <w:proofErr w:type="gramStart"/>
+      <w:r>
+        <w:rPr>
+          <w:rFonts w:ascii="Times New Roman" w:eastAsia="Times New Roman" w:hAnsi="Times New Roman"/>
+          <w:sz w:val="24"/>
+          <w:szCs w:val="24"/>
+        </w:rPr>
+        <w:t>maps</w:t>
+      </w:r>
+      <w:proofErr w:type="gramEnd"/>
+      <w:r>
+        <w:rPr>
+          <w:rFonts w:ascii="Times New Roman" w:eastAsia="Times New Roman" w:hAnsi="Times New Roman"/>
+          <w:sz w:val="24"/>
+          <w:szCs w:val="24"/>
+        </w:rPr>
+        <w:t xml:space="preserve"> 16 SA2 values to their parent NTG region</w:t>
       </w:r>
       <w:r>
         <w:rPr>
@@ -15548,7 +16233,25 @@
           <w:sz w:val="24"/>
           <w:szCs w:val="24"/>
         </w:rPr>
-        <w:t xml:space="preserve">Any unrecognised SA2 </w:t>
+        <w:t xml:space="preserve">Any </w:t>
+      </w:r>
+      <w:proofErr w:type="spellStart"/>
+      <w:r>
+        <w:rPr>
+          <w:rFonts w:ascii="Times New Roman" w:eastAsia="Times New Roman" w:hAnsi="Times New Roman"/>
+          <w:sz w:val="24"/>
+          <w:szCs w:val="24"/>
+        </w:rPr>
+        <w:t>unrecognised</w:t>
+      </w:r>
+      <w:proofErr w:type="spellEnd"/>
+      <w:r>
+        <w:rPr>
+          <w:rFonts w:ascii="Times New Roman" w:eastAsia="Times New Roman" w:hAnsi="Times New Roman"/>
+          <w:sz w:val="24"/>
+          <w:szCs w:val="24"/>
+        </w:rPr>
+        <w:t xml:space="preserve"> SA2 </w:t>
       </w:r>
       <w:r>
         <w:rPr>
@@ -15708,8 +16411,9 @@
           <w:szCs w:val="24"/>
           <w:lang w:val="vi-VN"/>
         </w:rPr>
-        <w:t xml:space="preserve"> summed across all</w:t>
-      </w:r>
+        <w:t xml:space="preserve"> </w:t>
+      </w:r>
+      <w:proofErr w:type="spellStart"/>
       <w:r>
         <w:rPr>
           <w:rFonts w:ascii="Times New Roman" w:eastAsia="Times New Roman" w:hAnsi="Times New Roman"/>
@@ -15717,7 +16421,297 @@
           <w:szCs w:val="24"/>
           <w:lang w:val="vi-VN"/>
         </w:rPr>
-        <w:t xml:space="preserve"> demographic breakdowns for each Region x Year combination. Status column dropped after validation.</w:t>
+        <w:t>summed</w:t>
+      </w:r>
+      <w:proofErr w:type="spellEnd"/>
+      <w:r>
+        <w:rPr>
+          <w:rFonts w:ascii="Times New Roman" w:eastAsia="Times New Roman" w:hAnsi="Times New Roman"/>
+          <w:sz w:val="24"/>
+          <w:szCs w:val="24"/>
+          <w:lang w:val="vi-VN"/>
+        </w:rPr>
+        <w:t xml:space="preserve"> </w:t>
+      </w:r>
+      <w:proofErr w:type="spellStart"/>
+      <w:r>
+        <w:rPr>
+          <w:rFonts w:ascii="Times New Roman" w:eastAsia="Times New Roman" w:hAnsi="Times New Roman"/>
+          <w:sz w:val="24"/>
+          <w:szCs w:val="24"/>
+          <w:lang w:val="vi-VN"/>
+        </w:rPr>
+        <w:t>across</w:t>
+      </w:r>
+      <w:proofErr w:type="spellEnd"/>
+      <w:r>
+        <w:rPr>
+          <w:rFonts w:ascii="Times New Roman" w:eastAsia="Times New Roman" w:hAnsi="Times New Roman"/>
+          <w:sz w:val="24"/>
+          <w:szCs w:val="24"/>
+          <w:lang w:val="vi-VN"/>
+        </w:rPr>
+        <w:t xml:space="preserve"> </w:t>
+      </w:r>
+      <w:proofErr w:type="spellStart"/>
+      <w:r>
+        <w:rPr>
+          <w:rFonts w:ascii="Times New Roman" w:eastAsia="Times New Roman" w:hAnsi="Times New Roman"/>
+          <w:sz w:val="24"/>
+          <w:szCs w:val="24"/>
+          <w:lang w:val="vi-VN"/>
+        </w:rPr>
+        <w:t>all</w:t>
+      </w:r>
+      <w:proofErr w:type="spellEnd"/>
+      <w:r>
+        <w:rPr>
+          <w:rFonts w:ascii="Times New Roman" w:eastAsia="Times New Roman" w:hAnsi="Times New Roman"/>
+          <w:sz w:val="24"/>
+          <w:szCs w:val="24"/>
+          <w:lang w:val="vi-VN"/>
+        </w:rPr>
+        <w:t xml:space="preserve"> </w:t>
+      </w:r>
+      <w:proofErr w:type="spellStart"/>
+      <w:r>
+        <w:rPr>
+          <w:rFonts w:ascii="Times New Roman" w:eastAsia="Times New Roman" w:hAnsi="Times New Roman"/>
+          <w:sz w:val="24"/>
+          <w:szCs w:val="24"/>
+          <w:lang w:val="vi-VN"/>
+        </w:rPr>
+        <w:t>demographic</w:t>
+      </w:r>
+      <w:proofErr w:type="spellEnd"/>
+      <w:r>
+        <w:rPr>
+          <w:rFonts w:ascii="Times New Roman" w:eastAsia="Times New Roman" w:hAnsi="Times New Roman"/>
+          <w:sz w:val="24"/>
+          <w:szCs w:val="24"/>
+          <w:lang w:val="vi-VN"/>
+        </w:rPr>
+        <w:t xml:space="preserve"> </w:t>
+      </w:r>
+      <w:proofErr w:type="spellStart"/>
+      <w:r>
+        <w:rPr>
+          <w:rFonts w:ascii="Times New Roman" w:eastAsia="Times New Roman" w:hAnsi="Times New Roman"/>
+          <w:sz w:val="24"/>
+          <w:szCs w:val="24"/>
+          <w:lang w:val="vi-VN"/>
+        </w:rPr>
+        <w:t>breakdowns</w:t>
+      </w:r>
+      <w:proofErr w:type="spellEnd"/>
+      <w:r>
+        <w:rPr>
+          <w:rFonts w:ascii="Times New Roman" w:eastAsia="Times New Roman" w:hAnsi="Times New Roman"/>
+          <w:sz w:val="24"/>
+          <w:szCs w:val="24"/>
+          <w:lang w:val="vi-VN"/>
+        </w:rPr>
+        <w:t xml:space="preserve"> </w:t>
+      </w:r>
+      <w:proofErr w:type="spellStart"/>
+      <w:r>
+        <w:rPr>
+          <w:rFonts w:ascii="Times New Roman" w:eastAsia="Times New Roman" w:hAnsi="Times New Roman"/>
+          <w:sz w:val="24"/>
+          <w:szCs w:val="24"/>
+          <w:lang w:val="vi-VN"/>
+        </w:rPr>
+        <w:t>for</w:t>
+      </w:r>
+      <w:proofErr w:type="spellEnd"/>
+      <w:r>
+        <w:rPr>
+          <w:rFonts w:ascii="Times New Roman" w:eastAsia="Times New Roman" w:hAnsi="Times New Roman"/>
+          <w:sz w:val="24"/>
+          <w:szCs w:val="24"/>
+          <w:lang w:val="vi-VN"/>
+        </w:rPr>
+        <w:t xml:space="preserve"> </w:t>
+      </w:r>
+      <w:proofErr w:type="spellStart"/>
+      <w:r>
+        <w:rPr>
+          <w:rFonts w:ascii="Times New Roman" w:eastAsia="Times New Roman" w:hAnsi="Times New Roman"/>
+          <w:sz w:val="24"/>
+          <w:szCs w:val="24"/>
+          <w:lang w:val="vi-VN"/>
+        </w:rPr>
+        <w:t>each</w:t>
+      </w:r>
+      <w:proofErr w:type="spellEnd"/>
+      <w:r>
+        <w:rPr>
+          <w:rFonts w:ascii="Times New Roman" w:eastAsia="Times New Roman" w:hAnsi="Times New Roman"/>
+          <w:sz w:val="24"/>
+          <w:szCs w:val="24"/>
+          <w:lang w:val="vi-VN"/>
+        </w:rPr>
+        <w:t xml:space="preserve"> </w:t>
+      </w:r>
+      <w:proofErr w:type="spellStart"/>
+      <w:r>
+        <w:rPr>
+          <w:rFonts w:ascii="Times New Roman" w:eastAsia="Times New Roman" w:hAnsi="Times New Roman"/>
+          <w:sz w:val="24"/>
+          <w:szCs w:val="24"/>
+          <w:lang w:val="vi-VN"/>
+        </w:rPr>
+        <w:t>Region</w:t>
+      </w:r>
+      <w:proofErr w:type="spellEnd"/>
+      <w:r>
+        <w:rPr>
+          <w:rFonts w:ascii="Times New Roman" w:eastAsia="Times New Roman" w:hAnsi="Times New Roman"/>
+          <w:sz w:val="24"/>
+          <w:szCs w:val="24"/>
+          <w:lang w:val="vi-VN"/>
+        </w:rPr>
+        <w:t xml:space="preserve"> x </w:t>
+      </w:r>
+      <w:proofErr w:type="spellStart"/>
+      <w:r>
+        <w:rPr>
+          <w:rFonts w:ascii="Times New Roman" w:eastAsia="Times New Roman" w:hAnsi="Times New Roman"/>
+          <w:sz w:val="24"/>
+          <w:szCs w:val="24"/>
+          <w:lang w:val="vi-VN"/>
+        </w:rPr>
+        <w:t>Year</w:t>
+      </w:r>
+      <w:proofErr w:type="spellEnd"/>
+      <w:r>
+        <w:rPr>
+          <w:rFonts w:ascii="Times New Roman" w:eastAsia="Times New Roman" w:hAnsi="Times New Roman"/>
+          <w:sz w:val="24"/>
+          <w:szCs w:val="24"/>
+          <w:lang w:val="vi-VN"/>
+        </w:rPr>
+        <w:t xml:space="preserve"> </w:t>
+      </w:r>
+      <w:proofErr w:type="spellStart"/>
+      <w:r>
+        <w:rPr>
+          <w:rFonts w:ascii="Times New Roman" w:eastAsia="Times New Roman" w:hAnsi="Times New Roman"/>
+          <w:sz w:val="24"/>
+          <w:szCs w:val="24"/>
+          <w:lang w:val="vi-VN"/>
+        </w:rPr>
+        <w:t>combination</w:t>
+      </w:r>
+      <w:proofErr w:type="spellEnd"/>
+      <w:r>
+        <w:rPr>
+          <w:rFonts w:ascii="Times New Roman" w:eastAsia="Times New Roman" w:hAnsi="Times New Roman"/>
+          <w:sz w:val="24"/>
+          <w:szCs w:val="24"/>
+          <w:lang w:val="vi-VN"/>
+        </w:rPr>
+        <w:t xml:space="preserve">. </w:t>
+      </w:r>
+      <w:proofErr w:type="spellStart"/>
+      <w:r>
+        <w:rPr>
+          <w:rFonts w:ascii="Times New Roman" w:eastAsia="Times New Roman" w:hAnsi="Times New Roman"/>
+          <w:sz w:val="24"/>
+          <w:szCs w:val="24"/>
+          <w:lang w:val="vi-VN"/>
+        </w:rPr>
+        <w:t>Status</w:t>
+      </w:r>
+      <w:proofErr w:type="spellEnd"/>
+      <w:r>
+        <w:rPr>
+          <w:rFonts w:ascii="Times New Roman" w:eastAsia="Times New Roman" w:hAnsi="Times New Roman"/>
+          <w:sz w:val="24"/>
+          <w:szCs w:val="24"/>
+          <w:lang w:val="vi-VN"/>
+        </w:rPr>
+        <w:t xml:space="preserve"> </w:t>
+      </w:r>
+      <w:proofErr w:type="spellStart"/>
+      <w:r>
+        <w:rPr>
+          <w:rFonts w:ascii="Times New Roman" w:eastAsia="Times New Roman" w:hAnsi="Times New Roman"/>
+          <w:sz w:val="24"/>
+          <w:szCs w:val="24"/>
+          <w:lang w:val="vi-VN"/>
+        </w:rPr>
+        <w:t>column</w:t>
+      </w:r>
+      <w:proofErr w:type="spellEnd"/>
+      <w:r>
+        <w:rPr>
+          <w:rFonts w:ascii="Times New Roman" w:eastAsia="Times New Roman" w:hAnsi="Times New Roman"/>
+          <w:sz w:val="24"/>
+          <w:szCs w:val="24"/>
+          <w:lang w:val="vi-VN"/>
+        </w:rPr>
+        <w:t xml:space="preserve"> </w:t>
+      </w:r>
+      <w:proofErr w:type="spellStart"/>
+      <w:r>
+        <w:rPr>
+          <w:rFonts w:ascii="Times New Roman" w:eastAsia="Times New Roman" w:hAnsi="Times New Roman"/>
+          <w:sz w:val="24"/>
+          <w:szCs w:val="24"/>
+          <w:lang w:val="vi-VN"/>
+        </w:rPr>
+        <w:t>dropped</w:t>
+      </w:r>
+      <w:proofErr w:type="spellEnd"/>
+      <w:r>
+        <w:rPr>
+          <w:rFonts w:ascii="Times New Roman" w:eastAsia="Times New Roman" w:hAnsi="Times New Roman"/>
+          <w:sz w:val="24"/>
+          <w:szCs w:val="24"/>
+          <w:lang w:val="vi-VN"/>
+        </w:rPr>
+        <w:t xml:space="preserve"> </w:t>
+      </w:r>
+      <w:proofErr w:type="spellStart"/>
+      <w:r>
+        <w:rPr>
+          <w:rFonts w:ascii="Times New Roman" w:eastAsia="Times New Roman" w:hAnsi="Times New Roman"/>
+          <w:sz w:val="24"/>
+          <w:szCs w:val="24"/>
+          <w:lang w:val="vi-VN"/>
+        </w:rPr>
+        <w:t>after</w:t>
+      </w:r>
+      <w:proofErr w:type="spellEnd"/>
+      <w:r>
+        <w:rPr>
+          <w:rFonts w:ascii="Times New Roman" w:eastAsia="Times New Roman" w:hAnsi="Times New Roman"/>
+          <w:sz w:val="24"/>
+          <w:szCs w:val="24"/>
+          <w:lang w:val="vi-VN"/>
+        </w:rPr>
+        <w:t xml:space="preserve"> </w:t>
+      </w:r>
+      <w:proofErr w:type="spellStart"/>
+      <w:r>
+        <w:rPr>
+          <w:rFonts w:ascii="Times New Roman" w:eastAsia="Times New Roman" w:hAnsi="Times New Roman"/>
+          <w:sz w:val="24"/>
+          <w:szCs w:val="24"/>
+          <w:lang w:val="vi-VN"/>
+        </w:rPr>
+        <w:t>validation</w:t>
+      </w:r>
+      <w:proofErr w:type="spellEnd"/>
+      <w:r>
+        <w:rPr>
+          <w:rFonts w:ascii="Times New Roman" w:eastAsia="Times New Roman" w:hAnsi="Times New Roman"/>
+          <w:sz w:val="24"/>
+          <w:szCs w:val="24"/>
+          <w:lang w:val="vi-VN"/>
+        </w:rPr>
+        <w:t>.</w:t>
       </w:r>
     </w:p>
     <w:p>
@@ -15730,6 +16724,7 @@
           <w:szCs w:val="24"/>
         </w:rPr>
       </w:pPr>
+      <w:proofErr w:type="spellStart"/>
       <w:r>
         <w:rPr>
           <w:rFonts w:ascii="Times New Roman" w:eastAsia="Times New Roman" w:hAnsi="Times New Roman"/>
@@ -15737,15 +16732,55 @@
           <w:szCs w:val="24"/>
           <w:lang w:val="vi-VN"/>
         </w:rPr>
-        <w:t>Data trimmed to the 2015-2025 a</w:t>
-      </w:r>
-      <w:r>
-        <w:rPr>
-          <w:rFonts w:ascii="Times New Roman" w:eastAsia="Times New Roman" w:hAnsi="Times New Roman"/>
-          <w:sz w:val="24"/>
-          <w:szCs w:val="24"/>
-        </w:rPr>
-        <w:t xml:space="preserve">nalysis window </w:t>
+        <w:t>Data</w:t>
+      </w:r>
+      <w:proofErr w:type="spellEnd"/>
+      <w:r>
+        <w:rPr>
+          <w:rFonts w:ascii="Times New Roman" w:eastAsia="Times New Roman" w:hAnsi="Times New Roman"/>
+          <w:sz w:val="24"/>
+          <w:szCs w:val="24"/>
+          <w:lang w:val="vi-VN"/>
+        </w:rPr>
+        <w:t xml:space="preserve"> </w:t>
+      </w:r>
+      <w:proofErr w:type="spellStart"/>
+      <w:r>
+        <w:rPr>
+          <w:rFonts w:ascii="Times New Roman" w:eastAsia="Times New Roman" w:hAnsi="Times New Roman"/>
+          <w:sz w:val="24"/>
+          <w:szCs w:val="24"/>
+          <w:lang w:val="vi-VN"/>
+        </w:rPr>
+        <w:t>trimmed</w:t>
+      </w:r>
+      <w:proofErr w:type="spellEnd"/>
+      <w:r>
+        <w:rPr>
+          <w:rFonts w:ascii="Times New Roman" w:eastAsia="Times New Roman" w:hAnsi="Times New Roman"/>
+          <w:sz w:val="24"/>
+          <w:szCs w:val="24"/>
+          <w:lang w:val="vi-VN"/>
+        </w:rPr>
+        <w:t xml:space="preserve"> to the 2015-2025 a</w:t>
+      </w:r>
+      <w:proofErr w:type="spellStart"/>
+      <w:r>
+        <w:rPr>
+          <w:rFonts w:ascii="Times New Roman" w:eastAsia="Times New Roman" w:hAnsi="Times New Roman"/>
+          <w:sz w:val="24"/>
+          <w:szCs w:val="24"/>
+        </w:rPr>
+        <w:t>nalysis</w:t>
+      </w:r>
+      <w:proofErr w:type="spellEnd"/>
+      <w:r>
+        <w:rPr>
+          <w:rFonts w:ascii="Times New Roman" w:eastAsia="Times New Roman" w:hAnsi="Times New Roman"/>
+          <w:sz w:val="24"/>
+          <w:szCs w:val="24"/>
+        </w:rPr>
+        <w:t xml:space="preserve"> window </w:t>
       </w:r>
       <w:r>
         <w:rPr>
@@ -16054,7 +17089,25 @@
           <w:sz w:val="24"/>
           <w:szCs w:val="24"/>
         </w:rPr>
-        <w:t>2022 remain NaN by design</w:t>
+        <w:t xml:space="preserve">2022 remain </w:t>
+      </w:r>
+      <w:proofErr w:type="spellStart"/>
+      <w:r>
+        <w:rPr>
+          <w:rFonts w:ascii="Times New Roman" w:eastAsia="Times New Roman" w:hAnsi="Times New Roman"/>
+          <w:sz w:val="24"/>
+          <w:szCs w:val="24"/>
+        </w:rPr>
+        <w:t>NaN</w:t>
+      </w:r>
+      <w:proofErr w:type="spellEnd"/>
+      <w:r>
+        <w:rPr>
+          <w:rFonts w:ascii="Times New Roman" w:eastAsia="Times New Roman" w:hAnsi="Times New Roman"/>
+          <w:sz w:val="24"/>
+          <w:szCs w:val="24"/>
+        </w:rPr>
+        <w:t xml:space="preserve"> by design</w:t>
       </w:r>
       <w:r>
         <w:rPr>
@@ -16103,6 +17156,7 @@
                 <w:lang w:val="vi-VN"/>
               </w:rPr>
             </w:pPr>
+            <w:proofErr w:type="spellStart"/>
             <w:r>
               <w:rPr>
                 <w:rFonts w:ascii="Times New Roman" w:eastAsia="Times New Roman" w:hAnsi="Times New Roman"/>
@@ -16114,6 +17168,7 @@
               </w:rPr>
               <w:t>Property</w:t>
             </w:r>
+            <w:proofErr w:type="spellEnd"/>
           </w:p>
         </w:tc>
         <w:tc>
@@ -16134,6 +17189,7 @@
                 <w:lang w:val="vi-VN"/>
               </w:rPr>
             </w:pPr>
+            <w:proofErr w:type="spellStart"/>
             <w:r>
               <w:rPr>
                 <w:rFonts w:ascii="Times New Roman" w:eastAsia="Times New Roman" w:hAnsi="Times New Roman"/>
@@ -16145,6 +17201,7 @@
               </w:rPr>
               <w:t>Value</w:t>
             </w:r>
+            <w:proofErr w:type="spellEnd"/>
           </w:p>
         </w:tc>
       </w:tr>
@@ -16165,6 +17222,7 @@
                 <w:lang w:val="vi-VN"/>
               </w:rPr>
             </w:pPr>
+            <w:proofErr w:type="spellStart"/>
             <w:r>
               <w:rPr>
                 <w:rFonts w:ascii="Times New Roman" w:eastAsia="Times New Roman" w:hAnsi="Times New Roman"/>
@@ -16172,8 +17230,29 @@
                 <w:szCs w:val="24"/>
                 <w:lang w:val="vi-VN"/>
               </w:rPr>
-              <w:t>Output file</w:t>
-            </w:r>
+              <w:t>Output</w:t>
+            </w:r>
+            <w:proofErr w:type="spellEnd"/>
+            <w:r>
+              <w:rPr>
+                <w:rFonts w:ascii="Times New Roman" w:eastAsia="Times New Roman" w:hAnsi="Times New Roman"/>
+                <w:sz w:val="24"/>
+                <w:szCs w:val="24"/>
+                <w:lang w:val="vi-VN"/>
+              </w:rPr>
+              <w:t xml:space="preserve"> </w:t>
+            </w:r>
+            <w:proofErr w:type="spellStart"/>
+            <w:r>
+              <w:rPr>
+                <w:rFonts w:ascii="Times New Roman" w:eastAsia="Times New Roman" w:hAnsi="Times New Roman"/>
+                <w:sz w:val="24"/>
+                <w:szCs w:val="24"/>
+                <w:lang w:val="vi-VN"/>
+              </w:rPr>
+              <w:t>file</w:t>
+            </w:r>
+            <w:proofErr w:type="spellEnd"/>
           </w:p>
         </w:tc>
         <w:tc>
@@ -16336,8 +17415,18 @@
                 <w:sz w:val="24"/>
                 <w:szCs w:val="24"/>
               </w:rPr>
-              <w:t>2022 PAC NaN</w:t>
-            </w:r>
+              <w:t xml:space="preserve">2022 PAC </w:t>
+            </w:r>
+            <w:proofErr w:type="spellStart"/>
+            <w:r>
+              <w:rPr>
+                <w:rFonts w:ascii="Times New Roman" w:eastAsia="Times New Roman" w:hAnsi="Times New Roman"/>
+                <w:sz w:val="24"/>
+                <w:szCs w:val="24"/>
+              </w:rPr>
+              <w:t>NaN</w:t>
+            </w:r>
+            <w:proofErr w:type="spellEnd"/>
           </w:p>
         </w:tc>
       </w:tr>
@@ -16389,6 +17478,7 @@
           <w:szCs w:val="24"/>
         </w:rPr>
       </w:pPr>
+      <w:proofErr w:type="spellStart"/>
       <w:r>
         <w:rPr>
           <w:rFonts w:ascii="Times New Roman" w:eastAsia="Times New Roman" w:hAnsi="Times New Roman"/>
@@ -16399,6 +17489,7 @@
         <w:lastRenderedPageBreak/>
         <w:t>Raw</w:t>
       </w:r>
+      <w:proofErr w:type="spellEnd"/>
       <w:r>
         <w:rPr>
           <w:rFonts w:ascii="Times New Roman" w:eastAsia="Times New Roman" w:hAnsi="Times New Roman"/>
@@ -16579,13 +17670,41 @@
                 <w:szCs w:val="24"/>
               </w:rPr>
             </w:pPr>
+            <w:proofErr w:type="spellStart"/>
             <w:r>
               <w:rPr>
                 <w:rFonts w:ascii="Times New Roman" w:eastAsia="Times New Roman" w:hAnsi="Times New Roman"/>
                 <w:sz w:val="24"/>
                 <w:szCs w:val="24"/>
               </w:rPr>
-              <w:t>Assault_offences / Total_population x 100,000</w:t>
+              <w:t>Assault_offences</w:t>
+            </w:r>
+            <w:proofErr w:type="spellEnd"/>
+            <w:r>
+              <w:rPr>
+                <w:rFonts w:ascii="Times New Roman" w:eastAsia="Times New Roman" w:hAnsi="Times New Roman"/>
+                <w:sz w:val="24"/>
+                <w:szCs w:val="24"/>
+              </w:rPr>
+              <w:t xml:space="preserve"> / </w:t>
+            </w:r>
+            <w:proofErr w:type="spellStart"/>
+            <w:r>
+              <w:rPr>
+                <w:rFonts w:ascii="Times New Roman" w:eastAsia="Times New Roman" w:hAnsi="Times New Roman"/>
+                <w:sz w:val="24"/>
+                <w:szCs w:val="24"/>
+              </w:rPr>
+              <w:t>Total_population</w:t>
+            </w:r>
+            <w:proofErr w:type="spellEnd"/>
+            <w:r>
+              <w:rPr>
+                <w:rFonts w:ascii="Times New Roman" w:eastAsia="Times New Roman" w:hAnsi="Times New Roman"/>
+                <w:sz w:val="24"/>
+                <w:szCs w:val="24"/>
+              </w:rPr>
+              <w:t xml:space="preserve"> x 100,000</w:t>
             </w:r>
           </w:p>
         </w:tc>
@@ -16656,6 +17775,7 @@
                 <w:szCs w:val="24"/>
               </w:rPr>
             </w:pPr>
+            <w:proofErr w:type="spellStart"/>
             <w:r>
               <w:rPr>
                 <w:rFonts w:ascii="Times New Roman" w:eastAsia="Times New Roman" w:hAnsi="Times New Roman"/>
@@ -16664,6 +17784,7 @@
               </w:rPr>
               <w:t>Alcohol_per_capita</w:t>
             </w:r>
+            <w:proofErr w:type="spellEnd"/>
           </w:p>
         </w:tc>
         <w:tc>
@@ -16681,14 +17802,34 @@
                 <w:szCs w:val="24"/>
               </w:rPr>
             </w:pPr>
+            <w:proofErr w:type="spellStart"/>
             <w:r>
               <w:rPr>
                 <w:rFonts w:ascii="Times New Roman" w:eastAsia="Times New Roman" w:hAnsi="Times New Roman"/>
                 <w:sz w:val="24"/>
                 <w:szCs w:val="24"/>
               </w:rPr>
-              <w:t>Total_PAC / Total_population</w:t>
-            </w:r>
+              <w:t>Total_PAC</w:t>
+            </w:r>
+            <w:proofErr w:type="spellEnd"/>
+            <w:r>
+              <w:rPr>
+                <w:rFonts w:ascii="Times New Roman" w:eastAsia="Times New Roman" w:hAnsi="Times New Roman"/>
+                <w:sz w:val="24"/>
+                <w:szCs w:val="24"/>
+              </w:rPr>
+              <w:t xml:space="preserve"> / </w:t>
+            </w:r>
+            <w:proofErr w:type="spellStart"/>
+            <w:r>
+              <w:rPr>
+                <w:rFonts w:ascii="Times New Roman" w:eastAsia="Times New Roman" w:hAnsi="Times New Roman"/>
+                <w:sz w:val="24"/>
+                <w:szCs w:val="24"/>
+              </w:rPr>
+              <w:t>Total_population</w:t>
+            </w:r>
+            <w:proofErr w:type="spellEnd"/>
           </w:p>
         </w:tc>
         <w:tc>
@@ -16810,13 +17951,23 @@
           <w:szCs w:val="18"/>
         </w:rPr>
       </w:pPr>
+      <w:proofErr w:type="spellStart"/>
       <w:r>
         <w:rPr>
           <w:rStyle w:val="normaltextrun"/>
           <w:b/>
           <w:bCs/>
         </w:rPr>
-        <w:t>Log_assault_rate:</w:t>
+        <w:t>Log_assault_rate</w:t>
+      </w:r>
+      <w:proofErr w:type="spellEnd"/>
+      <w:r>
+        <w:rPr>
+          <w:rStyle w:val="normaltextrun"/>
+          <w:b/>
+          <w:bCs/>
+        </w:rPr>
+        <w:t>:</w:t>
       </w:r>
     </w:p>
     <w:p>
@@ -16835,7 +17986,49 @@
         <w:rPr>
           <w:rStyle w:val="normaltextrun"/>
         </w:rPr>
-        <w:t>Since the crime rate is not normally distributed but rather follows a log-normal distribution (heavily right-skewed) due to seasonality characteristics. By transforming the assault rate logarithmically, we aim to stabilise the distribution, making it symmetrical which is essential for good performance of linear regression models(Limpert et al., 2001)</w:t>
+        <w:t xml:space="preserve">Since the crime rate is not normally distributed but rather follows a </w:t>
+      </w:r>
+      <w:proofErr w:type="gramStart"/>
+      <w:r>
+        <w:rPr>
+          <w:rStyle w:val="normaltextrun"/>
+        </w:rPr>
+        <w:t>log</w:t>
+      </w:r>
+      <w:proofErr w:type="gramEnd"/>
+      <w:r>
+        <w:rPr>
+          <w:rStyle w:val="normaltextrun"/>
+        </w:rPr>
+        <w:t>-normal distribution (heavily right-skewed) due to seasonality characteristics. By transforming the assault rate logarithmically, we aim to </w:t>
+      </w:r>
+      <w:proofErr w:type="spellStart"/>
+      <w:r>
+        <w:rPr>
+          <w:rStyle w:val="normaltextrun"/>
+        </w:rPr>
+        <w:t>stabilise</w:t>
+      </w:r>
+      <w:proofErr w:type="spellEnd"/>
+      <w:r>
+        <w:rPr>
+          <w:rStyle w:val="normaltextrun"/>
+        </w:rPr>
+        <w:t> the distribution, making it symmetrical which is essential for good performance of linear regression </w:t>
+      </w:r>
+      <w:proofErr w:type="gramStart"/>
+      <w:r>
+        <w:rPr>
+          <w:rStyle w:val="normaltextrun"/>
+        </w:rPr>
+        <w:t>models(</w:t>
+      </w:r>
+      <w:proofErr w:type="gramEnd"/>
+      <w:r>
+        <w:rPr>
+          <w:rStyle w:val="normaltextrun"/>
+        </w:rPr>
+        <w:t>Limpert et al., 2001)</w:t>
       </w:r>
     </w:p>
     <w:p>
@@ -16852,13 +18045,41 @@
           <w:szCs w:val="18"/>
         </w:rPr>
       </w:pPr>
+      <w:proofErr w:type="spellStart"/>
       <w:r>
         <w:rPr>
           <w:rStyle w:val="normaltextrun"/>
           <w:b/>
           <w:bCs/>
         </w:rPr>
-        <w:t>Sin_month and cos_month:</w:t>
+        <w:t>Sin_month</w:t>
+      </w:r>
+      <w:proofErr w:type="spellEnd"/>
+      <w:r>
+        <w:rPr>
+          <w:rStyle w:val="normaltextrun"/>
+          <w:b/>
+          <w:bCs/>
+        </w:rPr>
+        <w:t> and </w:t>
+      </w:r>
+      <w:proofErr w:type="spellStart"/>
+      <w:r>
+        <w:rPr>
+          <w:rStyle w:val="normaltextrun"/>
+          <w:b/>
+          <w:bCs/>
+        </w:rPr>
+        <w:t>cos_month</w:t>
+      </w:r>
+      <w:proofErr w:type="spellEnd"/>
+      <w:r>
+        <w:rPr>
+          <w:rStyle w:val="normaltextrun"/>
+          <w:b/>
+          <w:bCs/>
+        </w:rPr>
+        <w:t>:</w:t>
       </w:r>
     </w:p>
     <w:p>
@@ -16877,7 +18098,21 @@
         <w:rPr>
           <w:rStyle w:val="normaltextrun"/>
         </w:rPr>
-        <w:t>To preserve the cyclic behaviours of months, sine and cosine functions are applied to represent time since these trigonometric functions pursue cycles between “top” and “bottom” and have a settled cycle length which is perfect for modelling regular cycles such as months (Lindsey and Pavur, 2005)</w:t>
+        <w:t>To preserve the cyclic </w:t>
+      </w:r>
+      <w:proofErr w:type="spellStart"/>
+      <w:r>
+        <w:rPr>
+          <w:rStyle w:val="normaltextrun"/>
+        </w:rPr>
+        <w:t>behaviours</w:t>
+      </w:r>
+      <w:proofErr w:type="spellEnd"/>
+      <w:r>
+        <w:rPr>
+          <w:rStyle w:val="normaltextrun"/>
+        </w:rPr>
+        <w:t> of months, sine and cosine functions are applied to represent time since these trigonometric functions pursue cycles between “top” and “bottom” and have a settled cycle length which is perfect for modelling regular cycles such as months (Lindsey and Pavur, 2005)</w:t>
       </w:r>
     </w:p>
     <w:p>
@@ -16936,13 +18171,23 @@
           <w:szCs w:val="18"/>
         </w:rPr>
       </w:pPr>
+      <w:proofErr w:type="spellStart"/>
       <w:r>
         <w:rPr>
           <w:rStyle w:val="normaltextrun"/>
           <w:b/>
           <w:bCs/>
         </w:rPr>
-        <w:t>is_new_year:</w:t>
+        <w:t>is_new_year</w:t>
+      </w:r>
+      <w:proofErr w:type="spellEnd"/>
+      <w:r>
+        <w:rPr>
+          <w:rStyle w:val="normaltextrun"/>
+          <w:b/>
+          <w:bCs/>
+        </w:rPr>
+        <w:t>:</w:t>
       </w:r>
     </w:p>
     <w:p>
@@ -16962,7 +18207,21 @@
         <w:rPr>
           <w:rStyle w:val="normaltextrun"/>
         </w:rPr>
-        <w:t>According to research by Baird et al. , (2019), the homicide rate experiences a significant spike on New Year’s Day. Therefore, this feature is added to capture this valuable information.</w:t>
+        <w:t>According to research by Baird </w:t>
+      </w:r>
+      <w:proofErr w:type="gramStart"/>
+      <w:r>
+        <w:rPr>
+          <w:rStyle w:val="normaltextrun"/>
+        </w:rPr>
+        <w:t>et al. ,</w:t>
+      </w:r>
+      <w:proofErr w:type="gramEnd"/>
+      <w:r>
+        <w:rPr>
+          <w:rStyle w:val="normaltextrun"/>
+        </w:rPr>
+        <w:t> (2019), the homicide rate experiences a significant spike on New Year’s Day. Therefore, this feature is added to capture this valuable information.</w:t>
       </w:r>
     </w:p>
     <w:p>
@@ -17466,7 +18725,27 @@
           <w:szCs w:val="24"/>
           <w:lang w:val="en-AU" w:eastAsia="ja-JP"/>
         </w:rPr>
-        <w:t xml:space="preserve">Applying PCA to the regional age structure allows the model to condense a large number of correlated demographic variables into a small set of orthogonal components that capture the dominant patterns in the data. This compression substantially reduces the dimensionality of the feature space, which in turn lowers computational cost, speeds up model training, and minimises the risk of overfitting. Importantly, PCA preserves most of the original variance, meaning that the transformed components retain the essential information needed for prediction </w:t>
+        <w:t xml:space="preserve">Applying PCA to the regional age structure allows the model to condense </w:t>
+      </w:r>
+      <w:proofErr w:type="gramStart"/>
+      <w:r>
+        <w:rPr>
+          <w:rFonts w:ascii="Times New Roman" w:eastAsia="Times New Roman" w:hAnsi="Times New Roman" w:cs="Times New Roman"/>
+          <w:sz w:val="24"/>
+          <w:szCs w:val="24"/>
+          <w:lang w:val="en-AU" w:eastAsia="ja-JP"/>
+        </w:rPr>
+        <w:t>a large number of</w:t>
+      </w:r>
+      <w:proofErr w:type="gramEnd"/>
+      <w:r>
+        <w:rPr>
+          <w:rFonts w:ascii="Times New Roman" w:eastAsia="Times New Roman" w:hAnsi="Times New Roman" w:cs="Times New Roman"/>
+          <w:sz w:val="24"/>
+          <w:szCs w:val="24"/>
+          <w:lang w:val="en-AU" w:eastAsia="ja-JP"/>
+        </w:rPr>
+        <w:t xml:space="preserve"> correlated demographic variables into a small set of orthogonal components that capture the dominant patterns in the data. This compression substantially reduces the dimensionality of the feature space, which in turn lowers computational cost, speeds up model training, and minimises the risk of overfitting. Importantly, PCA preserves most of the original variance, meaning that the transformed components retain the essential information needed for prediction </w:t>
       </w:r>
       <w:r>
         <w:rPr>
@@ -17680,7 +18959,23 @@
           <w:rStyle w:val="normaltextrun"/>
           <w:lang w:val="en-AU"/>
         </w:rPr>
-        <w:t xml:space="preserve"> 30. High multicollinear features are known to have a negative effect on the regression model by hampering the interpretability of model predictors and resulting in highly volatile coefficient estimates (Dertli et al., 2024).</w:t>
+        <w:t xml:space="preserve"> 30. High multicollinear features are known to have a negative effect on the regression model by hampering the interpretability of model predictors and resulting in highly volatile coefficient estimates (</w:t>
+      </w:r>
+      <w:proofErr w:type="spellStart"/>
+      <w:r>
+        <w:rPr>
+          <w:rStyle w:val="normaltextrun"/>
+          <w:lang w:val="en-AU"/>
+        </w:rPr>
+        <w:t>Dertli</w:t>
+      </w:r>
+      <w:proofErr w:type="spellEnd"/>
+      <w:r>
+        <w:rPr>
+          <w:rStyle w:val="normaltextrun"/>
+          <w:lang w:val="en-AU"/>
+        </w:rPr>
+        <w:t> et al., 2024).</w:t>
       </w:r>
     </w:p>
     <w:p>
@@ -17762,7 +19057,25 @@
           <w:sz w:val="24"/>
           <w:szCs w:val="24"/>
         </w:rPr>
-        <w:t xml:space="preserve">Across all models tested, Linear Regression delivered the strongest performance, achieving the lowest RMSE(log) and RMSE on the original scale, indicating that the relationship between predictors and assault rates is predominantly linear and stable. Regularised models (Ridge and </w:t>
+        <w:t xml:space="preserve">Across all models tested, Linear Regression delivered the strongest performance, achieving the lowest </w:t>
+      </w:r>
+      <w:proofErr w:type="gramStart"/>
+      <w:r>
+        <w:rPr>
+          <w:rFonts w:ascii="Times New Roman" w:eastAsia="Times New Roman" w:hAnsi="Times New Roman"/>
+          <w:sz w:val="24"/>
+          <w:szCs w:val="24"/>
+        </w:rPr>
+        <w:t>RMSE(</w:t>
+      </w:r>
+      <w:proofErr w:type="gramEnd"/>
+      <w:r>
+        <w:rPr>
+          <w:rFonts w:ascii="Times New Roman" w:eastAsia="Times New Roman" w:hAnsi="Times New Roman"/>
+          <w:sz w:val="24"/>
+          <w:szCs w:val="24"/>
+        </w:rPr>
+        <w:t xml:space="preserve">log) and RMSE on the original scale, indicating that the relationship between predictors and assault rates is predominantly linear and stable. Regularised models (Ridge and </w:t>
       </w:r>
       <w:r>
         <w:rPr>
@@ -17771,7 +19084,25 @@
           <w:szCs w:val="24"/>
         </w:rPr>
         <w:lastRenderedPageBreak/>
-        <w:t>Lasso) showed slightly higher error and progressively smaller alcohol_per_capita coefficients, suggesting that this variable contributes only modestly once collinearity is controlled. Lasso’s near</w:t>
+        <w:t xml:space="preserve">Lasso) showed slightly higher error and progressively smaller </w:t>
+      </w:r>
+      <w:proofErr w:type="spellStart"/>
+      <w:r>
+        <w:rPr>
+          <w:rFonts w:ascii="Times New Roman" w:eastAsia="Times New Roman" w:hAnsi="Times New Roman"/>
+          <w:sz w:val="24"/>
+          <w:szCs w:val="24"/>
+        </w:rPr>
+        <w:t>alcohol_per_capita</w:t>
+      </w:r>
+      <w:proofErr w:type="spellEnd"/>
+      <w:r>
+        <w:rPr>
+          <w:rFonts w:ascii="Times New Roman" w:eastAsia="Times New Roman" w:hAnsi="Times New Roman"/>
+          <w:sz w:val="24"/>
+          <w:szCs w:val="24"/>
+        </w:rPr>
+        <w:t xml:space="preserve"> coefficients, suggesting that this variable contributes only modestly once collinearity is controlled. Lasso’s near</w:t>
       </w:r>
       <w:r>
         <w:rPr>
@@ -17780,7 +19111,25 @@
           <w:szCs w:val="24"/>
         </w:rPr>
         <w:noBreakHyphen/>
-        <w:t>zero coefficient further implies that alcohol supply is a weak predictor relative to other socioeconomic factors. XGBoost performed worse than the linear models, reinforcing that the dataset does not contain strong nonlinear interactions for tree</w:t>
+        <w:t xml:space="preserve">zero coefficient further implies that alcohol supply is a weak predictor relative to other socioeconomic factors. </w:t>
+      </w:r>
+      <w:proofErr w:type="spellStart"/>
+      <w:r>
+        <w:rPr>
+          <w:rFonts w:ascii="Times New Roman" w:eastAsia="Times New Roman" w:hAnsi="Times New Roman"/>
+          <w:sz w:val="24"/>
+          <w:szCs w:val="24"/>
+        </w:rPr>
+        <w:t>XGBoost</w:t>
+      </w:r>
+      <w:proofErr w:type="spellEnd"/>
+      <w:r>
+        <w:rPr>
+          <w:rFonts w:ascii="Times New Roman" w:eastAsia="Times New Roman" w:hAnsi="Times New Roman"/>
+          <w:sz w:val="24"/>
+          <w:szCs w:val="24"/>
+        </w:rPr>
+        <w:t xml:space="preserve"> performed worse than the linear models, reinforcing that the dataset does not contain strong nonlinear interactions for tree</w:t>
       </w:r>
       <w:r>
         <w:rPr>
@@ -17789,7 +19138,25 @@
           <w:szCs w:val="24"/>
         </w:rPr>
         <w:noBreakHyphen/>
-        <w:t xml:space="preserve">based methods to exploit. Overall, alcohol_per_capita exhibits a consistent but small positive association with assault rates, and simpler linear models remain the most appropriate for this modelling </w:t>
+        <w:t xml:space="preserve">based methods to exploit. Overall, </w:t>
+      </w:r>
+      <w:proofErr w:type="spellStart"/>
+      <w:r>
+        <w:rPr>
+          <w:rFonts w:ascii="Times New Roman" w:eastAsia="Times New Roman" w:hAnsi="Times New Roman"/>
+          <w:sz w:val="24"/>
+          <w:szCs w:val="24"/>
+        </w:rPr>
+        <w:t>alcohol_per_capita</w:t>
+      </w:r>
+      <w:proofErr w:type="spellEnd"/>
+      <w:r>
+        <w:rPr>
+          <w:rFonts w:ascii="Times New Roman" w:eastAsia="Times New Roman" w:hAnsi="Times New Roman"/>
+          <w:sz w:val="24"/>
+          <w:szCs w:val="24"/>
+        </w:rPr>
+        <w:t xml:space="preserve"> exhibits a consistent but small positive association with assault rates, and simpler linear models remain the most appropriate for this modelling </w:t>
       </w:r>
       <w:r>
         <w:rPr>
@@ -17942,7 +19309,27 @@
           <w:szCs w:val="24"/>
           <w:lang w:val="en-US" w:eastAsia="en-US"/>
         </w:rPr>
-        <w:t xml:space="preserve">Ingest &amp; Data Store (Will) — </w:t>
+        <w:t>Ingest &amp; Data Store (</w:t>
+      </w:r>
+      <w:proofErr w:type="gramStart"/>
+      <w:r>
+        <w:rPr>
+          <w:rFonts w:ascii="Times New Roman" w:eastAsia="Times New Roman" w:hAnsi="Times New Roman"/>
+          <w:sz w:val="24"/>
+          <w:szCs w:val="24"/>
+          <w:lang w:val="en-US" w:eastAsia="en-US"/>
+        </w:rPr>
+        <w:t>Will) —</w:t>
+      </w:r>
+      <w:proofErr w:type="gramEnd"/>
+      <w:r>
+        <w:rPr>
+          <w:rFonts w:ascii="Times New Roman" w:eastAsia="Times New Roman" w:hAnsi="Times New Roman"/>
+          <w:sz w:val="24"/>
+          <w:szCs w:val="24"/>
+          <w:lang w:val="en-US" w:eastAsia="en-US"/>
+        </w:rPr>
+        <w:t xml:space="preserve"> </w:t>
       </w:r>
       <w:r>
         <w:rPr>
@@ -17986,7 +19373,27 @@
           <w:szCs w:val="24"/>
           <w:lang w:val="en-US" w:eastAsia="en-US"/>
         </w:rPr>
-        <w:t xml:space="preserve">Data Processing (Emma) — </w:t>
+        <w:t>Data Processing (</w:t>
+      </w:r>
+      <w:proofErr w:type="gramStart"/>
+      <w:r>
+        <w:rPr>
+          <w:rFonts w:ascii="Times New Roman" w:eastAsia="Times New Roman" w:hAnsi="Times New Roman"/>
+          <w:sz w:val="24"/>
+          <w:szCs w:val="24"/>
+          <w:lang w:val="en-US" w:eastAsia="en-US"/>
+        </w:rPr>
+        <w:t>Emma) —</w:t>
+      </w:r>
+      <w:proofErr w:type="gramEnd"/>
+      <w:r>
+        <w:rPr>
+          <w:rFonts w:ascii="Times New Roman" w:eastAsia="Times New Roman" w:hAnsi="Times New Roman"/>
+          <w:sz w:val="24"/>
+          <w:szCs w:val="24"/>
+          <w:lang w:val="en-US" w:eastAsia="en-US"/>
+        </w:rPr>
+        <w:t xml:space="preserve"> </w:t>
       </w:r>
       <w:r>
         <w:rPr>
@@ -18030,7 +19437,27 @@
           <w:szCs w:val="24"/>
           <w:lang w:val="en-US" w:eastAsia="en-US"/>
         </w:rPr>
-        <w:t xml:space="preserve">Data Engineering (Will/Emma) — </w:t>
+        <w:t>Data Engineering (Will/</w:t>
+      </w:r>
+      <w:proofErr w:type="gramStart"/>
+      <w:r>
+        <w:rPr>
+          <w:rFonts w:ascii="Times New Roman" w:eastAsia="Times New Roman" w:hAnsi="Times New Roman"/>
+          <w:sz w:val="24"/>
+          <w:szCs w:val="24"/>
+          <w:lang w:val="en-US" w:eastAsia="en-US"/>
+        </w:rPr>
+        <w:t>Emma) —</w:t>
+      </w:r>
+      <w:proofErr w:type="gramEnd"/>
+      <w:r>
+        <w:rPr>
+          <w:rFonts w:ascii="Times New Roman" w:eastAsia="Times New Roman" w:hAnsi="Times New Roman"/>
+          <w:sz w:val="24"/>
+          <w:szCs w:val="24"/>
+          <w:lang w:val="en-US" w:eastAsia="en-US"/>
+        </w:rPr>
+        <w:t xml:space="preserve"> </w:t>
       </w:r>
       <w:r>
         <w:rPr>
@@ -18050,7 +19477,27 @@
           <w:szCs w:val="24"/>
           <w:lang w:val="en-US" w:eastAsia="en-US"/>
         </w:rPr>
-        <w:t xml:space="preserve"> Per-capita normalisation, cyclical/lagged features, temporal train/test split (Section 3.3).</w:t>
+        <w:t xml:space="preserve"> Per-capita </w:t>
+      </w:r>
+      <w:proofErr w:type="spellStart"/>
+      <w:r>
+        <w:rPr>
+          <w:rFonts w:ascii="Times New Roman" w:eastAsia="Times New Roman" w:hAnsi="Times New Roman"/>
+          <w:sz w:val="24"/>
+          <w:szCs w:val="24"/>
+          <w:lang w:val="en-US" w:eastAsia="en-US"/>
+        </w:rPr>
+        <w:t>normalisation</w:t>
+      </w:r>
+      <w:proofErr w:type="spellEnd"/>
+      <w:r>
+        <w:rPr>
+          <w:rFonts w:ascii="Times New Roman" w:eastAsia="Times New Roman" w:hAnsi="Times New Roman"/>
+          <w:sz w:val="24"/>
+          <w:szCs w:val="24"/>
+          <w:lang w:val="en-US" w:eastAsia="en-US"/>
+        </w:rPr>
+        <w:t>, cyclical/lagged features, temporal train/test split (Section 3.3).</w:t>
       </w:r>
     </w:p>
     <w:p>
@@ -18074,7 +19521,27 @@
           <w:szCs w:val="24"/>
           <w:lang w:val="en-US" w:eastAsia="en-US"/>
         </w:rPr>
-        <w:t xml:space="preserve">Analytics/ML (Hendrick) — </w:t>
+        <w:t>Analytics/ML (</w:t>
+      </w:r>
+      <w:proofErr w:type="gramStart"/>
+      <w:r>
+        <w:rPr>
+          <w:rFonts w:ascii="Times New Roman" w:eastAsia="Times New Roman" w:hAnsi="Times New Roman"/>
+          <w:sz w:val="24"/>
+          <w:szCs w:val="24"/>
+          <w:lang w:val="en-US" w:eastAsia="en-US"/>
+        </w:rPr>
+        <w:t>Hendrick) —</w:t>
+      </w:r>
+      <w:proofErr w:type="gramEnd"/>
+      <w:r>
+        <w:rPr>
+          <w:rFonts w:ascii="Times New Roman" w:eastAsia="Times New Roman" w:hAnsi="Times New Roman"/>
+          <w:sz w:val="24"/>
+          <w:szCs w:val="24"/>
+          <w:lang w:val="en-US" w:eastAsia="en-US"/>
+        </w:rPr>
+        <w:t xml:space="preserve"> </w:t>
       </w:r>
       <w:r>
         <w:rPr>
@@ -18110,7 +19577,47 @@
           <w:szCs w:val="24"/>
           <w:lang w:val="en-US" w:eastAsia="en-US"/>
         </w:rPr>
-        <w:t>) adds naive baselines, leakage-free feature selection, rolling-origin backtesting, and empirical prediction intervals, responding directly to the Assessment 1 feedback on validation rigour (Section 4, Hendrick).</w:t>
+        <w:t xml:space="preserve">) adds naive baselines, leakage-free feature selection, rolling-origin </w:t>
+      </w:r>
+      <w:proofErr w:type="spellStart"/>
+      <w:r>
+        <w:rPr>
+          <w:rFonts w:ascii="Times New Roman" w:eastAsia="Times New Roman" w:hAnsi="Times New Roman"/>
+          <w:sz w:val="24"/>
+          <w:szCs w:val="24"/>
+          <w:lang w:val="en-US" w:eastAsia="en-US"/>
+        </w:rPr>
+        <w:t>backtesting</w:t>
+      </w:r>
+      <w:proofErr w:type="spellEnd"/>
+      <w:r>
+        <w:rPr>
+          <w:rFonts w:ascii="Times New Roman" w:eastAsia="Times New Roman" w:hAnsi="Times New Roman"/>
+          <w:sz w:val="24"/>
+          <w:szCs w:val="24"/>
+          <w:lang w:val="en-US" w:eastAsia="en-US"/>
+        </w:rPr>
+        <w:t xml:space="preserve">, and empirical prediction intervals, responding directly to the Assessment 1 feedback on validation </w:t>
+      </w:r>
+      <w:proofErr w:type="spellStart"/>
+      <w:r>
+        <w:rPr>
+          <w:rFonts w:ascii="Times New Roman" w:eastAsia="Times New Roman" w:hAnsi="Times New Roman"/>
+          <w:sz w:val="24"/>
+          <w:szCs w:val="24"/>
+          <w:lang w:val="en-US" w:eastAsia="en-US"/>
+        </w:rPr>
+        <w:t>rigour</w:t>
+      </w:r>
+      <w:proofErr w:type="spellEnd"/>
+      <w:r>
+        <w:rPr>
+          <w:rFonts w:ascii="Times New Roman" w:eastAsia="Times New Roman" w:hAnsi="Times New Roman"/>
+          <w:sz w:val="24"/>
+          <w:szCs w:val="24"/>
+          <w:lang w:val="en-US" w:eastAsia="en-US"/>
+        </w:rPr>
+        <w:t xml:space="preserve"> (Section 4, Hendrick).</w:t>
       </w:r>
     </w:p>
     <w:p>
@@ -18654,7 +20161,27 @@
                 <w:szCs w:val="24"/>
                 <w:lang w:val="en-AU"/>
               </w:rPr>
-              <w:t>GitHub repository with README; Streamlit account set up; draft problem statement</w:t>
+              <w:t xml:space="preserve">GitHub repository with README; </w:t>
+            </w:r>
+            <w:proofErr w:type="spellStart"/>
+            <w:r>
+              <w:rPr>
+                <w:rFonts w:ascii="Times New Roman" w:eastAsia="Times New Roman" w:hAnsi="Times New Roman" w:cs="Times New Roman"/>
+                <w:sz w:val="24"/>
+                <w:szCs w:val="24"/>
+                <w:lang w:val="en-AU"/>
+              </w:rPr>
+              <w:t>Streamlit</w:t>
+            </w:r>
+            <w:proofErr w:type="spellEnd"/>
+            <w:r>
+              <w:rPr>
+                <w:rFonts w:ascii="Times New Roman" w:eastAsia="Times New Roman" w:hAnsi="Times New Roman" w:cs="Times New Roman"/>
+                <w:sz w:val="24"/>
+                <w:szCs w:val="24"/>
+                <w:lang w:val="en-AU"/>
+              </w:rPr>
+              <w:t xml:space="preserve"> account set up; draft problem statement</w:t>
             </w:r>
           </w:p>
         </w:tc>
@@ -18801,7 +20328,27 @@
                 <w:szCs w:val="24"/>
                 <w:lang w:val="en-AU"/>
               </w:rPr>
-              <w:t>Architecture diagram; project management board populated; confirmed data sources</w:t>
+              <w:t xml:space="preserve">Architecture </w:t>
+            </w:r>
+            <w:proofErr w:type="gramStart"/>
+            <w:r>
+              <w:rPr>
+                <w:rFonts w:ascii="Times New Roman" w:eastAsia="Times New Roman" w:hAnsi="Times New Roman" w:cs="Times New Roman"/>
+                <w:sz w:val="24"/>
+                <w:szCs w:val="24"/>
+                <w:lang w:val="en-AU"/>
+              </w:rPr>
+              <w:t>diagram;</w:t>
+            </w:r>
+            <w:proofErr w:type="gramEnd"/>
+            <w:r>
+              <w:rPr>
+                <w:rFonts w:ascii="Times New Roman" w:eastAsia="Times New Roman" w:hAnsi="Times New Roman" w:cs="Times New Roman"/>
+                <w:sz w:val="24"/>
+                <w:szCs w:val="24"/>
+                <w:lang w:val="en-AU"/>
+              </w:rPr>
+              <w:t xml:space="preserve"> project management board populated; confirmed data sources</w:t>
             </w:r>
           </w:p>
         </w:tc>
@@ -20115,7 +21662,47 @@
                 <w:szCs w:val="24"/>
                 <w:lang w:val="en-AU"/>
               </w:rPr>
-              <w:t>Incorporate feedback; finalise dashboard;  deploy to Streamlit Community Cloud; implement monitoring and retraining logic</w:t>
+              <w:t xml:space="preserve">Incorporate feedback; finalise </w:t>
+            </w:r>
+            <w:proofErr w:type="gramStart"/>
+            <w:r>
+              <w:rPr>
+                <w:rFonts w:ascii="Times New Roman" w:eastAsia="Times New Roman" w:hAnsi="Times New Roman" w:cs="Times New Roman"/>
+                <w:sz w:val="24"/>
+                <w:szCs w:val="24"/>
+                <w:lang w:val="en-AU"/>
+              </w:rPr>
+              <w:t>dashboard;  deploy</w:t>
+            </w:r>
+            <w:proofErr w:type="gramEnd"/>
+            <w:r>
+              <w:rPr>
+                <w:rFonts w:ascii="Times New Roman" w:eastAsia="Times New Roman" w:hAnsi="Times New Roman" w:cs="Times New Roman"/>
+                <w:sz w:val="24"/>
+                <w:szCs w:val="24"/>
+                <w:lang w:val="en-AU"/>
+              </w:rPr>
+              <w:t xml:space="preserve"> to </w:t>
+            </w:r>
+            <w:proofErr w:type="spellStart"/>
+            <w:r>
+              <w:rPr>
+                <w:rFonts w:ascii="Times New Roman" w:eastAsia="Times New Roman" w:hAnsi="Times New Roman" w:cs="Times New Roman"/>
+                <w:sz w:val="24"/>
+                <w:szCs w:val="24"/>
+                <w:lang w:val="en-AU"/>
+              </w:rPr>
+              <w:t>Streamlit</w:t>
+            </w:r>
+            <w:proofErr w:type="spellEnd"/>
+            <w:r>
+              <w:rPr>
+                <w:rFonts w:ascii="Times New Roman" w:eastAsia="Times New Roman" w:hAnsi="Times New Roman" w:cs="Times New Roman"/>
+                <w:sz w:val="24"/>
+                <w:szCs w:val="24"/>
+                <w:lang w:val="en-AU"/>
+              </w:rPr>
+              <w:t xml:space="preserve"> Community Cloud; implement monitoring and retraining logic</w:t>
             </w:r>
           </w:p>
         </w:tc>
@@ -20144,7 +21731,27 @@
                 <w:szCs w:val="24"/>
                 <w:lang w:val="en-AU"/>
               </w:rPr>
-              <w:t>Deployed dashboard; monitoring stage implemented</w:t>
+              <w:t xml:space="preserve">Deployed </w:t>
+            </w:r>
+            <w:proofErr w:type="gramStart"/>
+            <w:r>
+              <w:rPr>
+                <w:rFonts w:ascii="Times New Roman" w:eastAsia="Times New Roman" w:hAnsi="Times New Roman" w:cs="Times New Roman"/>
+                <w:sz w:val="24"/>
+                <w:szCs w:val="24"/>
+                <w:lang w:val="en-AU"/>
+              </w:rPr>
+              <w:t>dashboard;</w:t>
+            </w:r>
+            <w:proofErr w:type="gramEnd"/>
+            <w:r>
+              <w:rPr>
+                <w:rFonts w:ascii="Times New Roman" w:eastAsia="Times New Roman" w:hAnsi="Times New Roman" w:cs="Times New Roman"/>
+                <w:sz w:val="24"/>
+                <w:szCs w:val="24"/>
+                <w:lang w:val="en-AU"/>
+              </w:rPr>
+              <w:t xml:space="preserve"> monitoring stage implemented</w:t>
             </w:r>
           </w:p>
         </w:tc>
@@ -20599,7 +22206,21 @@
         <w:rPr>
           <w:rStyle w:val="normaltextrun"/>
         </w:rPr>
-        <w:t>Potential risks, including data quality issues, ethical concerns, and technical challenges, will be continuously monitored throughout the project. Mitigation strategies such as data validation procedures, adherence to ethical guidelines, and regular system testing will be implemented to minimise their impact. Risks will be reviewed periodically, and corrective actions will be taken promptly to ensure project objectives are achieved successfully.</w:t>
+        <w:t>Potential risks, including data quality issues, ethical concerns, and technical challenges, will be continuously monitored throughout the project. Mitigation strategies such as data validation procedures, adherence to ethical guidelines, and regular system testing will be implemented to </w:t>
+      </w:r>
+      <w:proofErr w:type="spellStart"/>
+      <w:r>
+        <w:rPr>
+          <w:rStyle w:val="normaltextrun"/>
+        </w:rPr>
+        <w:t>minimise</w:t>
+      </w:r>
+      <w:proofErr w:type="spellEnd"/>
+      <w:r>
+        <w:rPr>
+          <w:rStyle w:val="normaltextrun"/>
+        </w:rPr>
+        <w:t> their impact. Risks will be reviewed periodically, and corrective actions will be taken promptly to ensure project objectives are achieved successfully.</w:t>
       </w:r>
     </w:p>
     <w:p>
@@ -20673,7 +22294,21 @@
           <w:rStyle w:val="normaltextrun"/>
         </w:rPr>
         <w:lastRenderedPageBreak/>
-        <w:t>The project continues to respect Indigenous Data Sovereignty principles by recognising the rights of Indigenous communities to govern the collection, ownership, and use of data relating to their people and communities.</w:t>
+        <w:t>The project continues to respect Indigenous Data Sovereignty principles by </w:t>
+      </w:r>
+      <w:proofErr w:type="spellStart"/>
+      <w:r>
+        <w:rPr>
+          <w:rStyle w:val="normaltextrun"/>
+        </w:rPr>
+        <w:t>recognising</w:t>
+      </w:r>
+      <w:proofErr w:type="spellEnd"/>
+      <w:r>
+        <w:rPr>
+          <w:rStyle w:val="normaltextrun"/>
+        </w:rPr>
+        <w:t> the rights of Indigenous communities to govern the collection, ownership, and use of data relating to their people and communities.</w:t>
       </w:r>
     </w:p>
     <w:p>
@@ -20691,7 +22326,21 @@
         <w:rPr>
           <w:rStyle w:val="normaltextrun"/>
         </w:rPr>
-        <w:t>In addition, all predictive analytics activities seek to comply with ethical standards to minimise bias, promote transparency, and support fair decision-making. Forecasting</w:t>
+        <w:t>In addition, all predictive analytics activities seek to comply with ethical standards to </w:t>
+      </w:r>
+      <w:proofErr w:type="spellStart"/>
+      <w:r>
+        <w:rPr>
+          <w:rStyle w:val="normaltextrun"/>
+        </w:rPr>
+        <w:t>minimise</w:t>
+      </w:r>
+      <w:proofErr w:type="spellEnd"/>
+      <w:r>
+        <w:rPr>
+          <w:rStyle w:val="normaltextrun"/>
+        </w:rPr>
+        <w:t> bias, promote transparency, and support fair decision-making. Forecasting</w:t>
       </w:r>
       <w:r>
         <w:rPr>
@@ -20809,7 +22458,25 @@
           <w:sz w:val="24"/>
           <w:szCs w:val="24"/>
         </w:rPr>
-        <w:t xml:space="preserve">he transition from PROMIS to SerPro in November 2023 and </w:t>
+        <w:t xml:space="preserve">he transition from PROMIS to </w:t>
+      </w:r>
+      <w:proofErr w:type="spellStart"/>
+      <w:r>
+        <w:rPr>
+          <w:rFonts w:ascii="Times New Roman" w:eastAsia="Times New Roman" w:hAnsi="Times New Roman"/>
+          <w:sz w:val="24"/>
+          <w:szCs w:val="24"/>
+        </w:rPr>
+        <w:t>SerPro</w:t>
+      </w:r>
+      <w:proofErr w:type="spellEnd"/>
+      <w:r>
+        <w:rPr>
+          <w:rFonts w:ascii="Times New Roman" w:eastAsia="Times New Roman" w:hAnsi="Times New Roman"/>
+          <w:sz w:val="24"/>
+          <w:szCs w:val="24"/>
+        </w:rPr>
+        <w:t xml:space="preserve"> in November 2023 and </w:t>
       </w:r>
       <w:r>
         <w:rPr>
@@ -21102,7 +22769,25 @@
           <w:sz w:val="24"/>
           <w:szCs w:val="24"/>
         </w:rPr>
-        <w:t>And the final risk is misuse or misinterpretation of the forecasts. If predictions are read as statements about particular communities, the system could cause harm rather than support safety. Small counts in low-population regions could also make incidents identifiable. Forecasts will therefore be shown only at region and month level, with uncertainty ranges, and small values will be suppressed.</w:t>
+        <w:t xml:space="preserve">And the final risk is misuse or misinterpretation of the forecasts. If predictions are read as statements about </w:t>
+      </w:r>
+      <w:proofErr w:type="gramStart"/>
+      <w:r>
+        <w:rPr>
+          <w:rFonts w:ascii="Times New Roman" w:eastAsia="Times New Roman" w:hAnsi="Times New Roman"/>
+          <w:sz w:val="24"/>
+          <w:szCs w:val="24"/>
+        </w:rPr>
+        <w:t>particular communities</w:t>
+      </w:r>
+      <w:proofErr w:type="gramEnd"/>
+      <w:r>
+        <w:rPr>
+          <w:rFonts w:ascii="Times New Roman" w:eastAsia="Times New Roman" w:hAnsi="Times New Roman"/>
+          <w:sz w:val="24"/>
+          <w:szCs w:val="24"/>
+        </w:rPr>
+        <w:t>, the system could cause harm rather than support safety. Small counts in low-population regions could also make incidents identifiable. Forecasts will therefore be shown only at region and month level, with uncertainty ranges, and small values will be suppressed.</w:t>
       </w:r>
     </w:p>
     <w:p>
@@ -21444,6 +23129,7 @@
         </w:rPr>
       </w:pPr>
       <w:bookmarkStart w:id="21" w:name="OLE_LINK8"/>
+      <w:proofErr w:type="spellStart"/>
       <w:r>
         <w:rPr>
           <w:b/>
@@ -21451,7 +23137,17 @@
           <w:highlight w:val="yellow"/>
           <w:lang w:val="vi-VN"/>
         </w:rPr>
-        <w:t xml:space="preserve">Evaluation </w:t>
+        <w:t>Evaluation</w:t>
+      </w:r>
+      <w:proofErr w:type="spellEnd"/>
+      <w:r>
+        <w:rPr>
+          <w:b/>
+          <w:bCs/>
+          <w:highlight w:val="yellow"/>
+          <w:lang w:val="vi-VN"/>
+        </w:rPr>
+        <w:t xml:space="preserve"> </w:t>
       </w:r>
       <w:r>
         <w:rPr>
@@ -21479,7 +23175,25 @@
           <w:sz w:val="24"/>
           <w:szCs w:val="24"/>
         </w:rPr>
-        <w:t>Progress against the Assessment 1 feedback is mixed. The modelling side has been substantially addressed — the 5 Vs characterisation (Section 3.1), naive baselines, and leakage-free validation (evaluation.py, Section 4) directly respond to the feedback, though Section 3.4.5 still needs updating to reflect these results. The storage-architecture concern (Section 3.1) and governance/Jira-process concerns remain only partially resolved.</w:t>
+        <w:t xml:space="preserve">Progress against the Assessment 1 feedback is mixed. The modelling side has been substantially addressed — the 5 Vs </w:t>
+      </w:r>
+      <w:proofErr w:type="spellStart"/>
+      <w:r>
+        <w:rPr>
+          <w:rFonts w:ascii="Times New Roman" w:eastAsia="Times New Roman" w:hAnsi="Times New Roman"/>
+          <w:sz w:val="24"/>
+          <w:szCs w:val="24"/>
+        </w:rPr>
+        <w:t>characterisation</w:t>
+      </w:r>
+      <w:proofErr w:type="spellEnd"/>
+      <w:r>
+        <w:rPr>
+          <w:rFonts w:ascii="Times New Roman" w:eastAsia="Times New Roman" w:hAnsi="Times New Roman"/>
+          <w:sz w:val="24"/>
+          <w:szCs w:val="24"/>
+        </w:rPr>
+        <w:t xml:space="preserve"> (Section 3.1), naive baselines, and leakage-free validation (evaluation.py, Section 4) directly respond to the feedback, though Section 3.4.5 still needs updating to reflect these results. The storage-architecture concern (Section 3.1) and governance/Jira-process concerns remain only partially resolved.</w:t>
       </w:r>
     </w:p>
     <w:p>
@@ -21603,7 +23317,47 @@
           <w:szCs w:val="24"/>
           <w:lang w:val="en-US" w:eastAsia="en-US"/>
         </w:rPr>
-        <w:t>Two undeclared dependencies (xgboost, openpyxl) that broke the pipeline on any machine but the original developer's</w:t>
+        <w:t>Two undeclared dependencies (</w:t>
+      </w:r>
+      <w:proofErr w:type="spellStart"/>
+      <w:r>
+        <w:rPr>
+          <w:rFonts w:ascii="Times New Roman" w:eastAsia="Times New Roman" w:hAnsi="Times New Roman"/>
+          <w:sz w:val="24"/>
+          <w:szCs w:val="24"/>
+          <w:lang w:val="en-US" w:eastAsia="en-US"/>
+        </w:rPr>
+        <w:t>xgboost</w:t>
+      </w:r>
+      <w:proofErr w:type="spellEnd"/>
+      <w:r>
+        <w:rPr>
+          <w:rFonts w:ascii="Times New Roman" w:eastAsia="Times New Roman" w:hAnsi="Times New Roman"/>
+          <w:sz w:val="24"/>
+          <w:szCs w:val="24"/>
+          <w:lang w:val="en-US" w:eastAsia="en-US"/>
+        </w:rPr>
+        <w:t xml:space="preserve">, </w:t>
+      </w:r>
+      <w:proofErr w:type="spellStart"/>
+      <w:r>
+        <w:rPr>
+          <w:rFonts w:ascii="Times New Roman" w:eastAsia="Times New Roman" w:hAnsi="Times New Roman"/>
+          <w:sz w:val="24"/>
+          <w:szCs w:val="24"/>
+          <w:lang w:val="en-US" w:eastAsia="en-US"/>
+        </w:rPr>
+        <w:t>openpyxl</w:t>
+      </w:r>
+      <w:proofErr w:type="spellEnd"/>
+      <w:r>
+        <w:rPr>
+          <w:rFonts w:ascii="Times New Roman" w:eastAsia="Times New Roman" w:hAnsi="Times New Roman"/>
+          <w:sz w:val="24"/>
+          <w:szCs w:val="24"/>
+          <w:lang w:val="en-US" w:eastAsia="en-US"/>
+        </w:rPr>
+        <w:t>) that broke the pipeline on any machine but the original developer's</w:t>
       </w:r>
     </w:p>
     <w:p>
@@ -21627,7 +23381,47 @@
           <w:szCs w:val="24"/>
           <w:lang w:val="en-US" w:eastAsia="en-US"/>
         </w:rPr>
-        <w:t>A Windows-only Unicode crash inside a print() statement</w:t>
+        <w:t xml:space="preserve">A Windows-only Unicode </w:t>
+      </w:r>
+      <w:proofErr w:type="gramStart"/>
+      <w:r>
+        <w:rPr>
+          <w:rFonts w:ascii="Times New Roman" w:eastAsia="Times New Roman" w:hAnsi="Times New Roman"/>
+          <w:sz w:val="24"/>
+          <w:szCs w:val="24"/>
+          <w:lang w:val="en-US" w:eastAsia="en-US"/>
+        </w:rPr>
+        <w:t>crash</w:t>
+      </w:r>
+      <w:proofErr w:type="gramEnd"/>
+      <w:r>
+        <w:rPr>
+          <w:rFonts w:ascii="Times New Roman" w:eastAsia="Times New Roman" w:hAnsi="Times New Roman"/>
+          <w:sz w:val="24"/>
+          <w:szCs w:val="24"/>
+          <w:lang w:val="en-US" w:eastAsia="en-US"/>
+        </w:rPr>
+        <w:t xml:space="preserve"> inside a </w:t>
+      </w:r>
+      <w:proofErr w:type="gramStart"/>
+      <w:r>
+        <w:rPr>
+          <w:rFonts w:ascii="Times New Roman" w:eastAsia="Times New Roman" w:hAnsi="Times New Roman"/>
+          <w:sz w:val="24"/>
+          <w:szCs w:val="24"/>
+          <w:lang w:val="en-US" w:eastAsia="en-US"/>
+        </w:rPr>
+        <w:t>print(</w:t>
+      </w:r>
+      <w:proofErr w:type="gramEnd"/>
+      <w:r>
+        <w:rPr>
+          <w:rFonts w:ascii="Times New Roman" w:eastAsia="Times New Roman" w:hAnsi="Times New Roman"/>
+          <w:sz w:val="24"/>
+          <w:szCs w:val="24"/>
+          <w:lang w:val="en-US" w:eastAsia="en-US"/>
+        </w:rPr>
+        <w:t>) statement</w:t>
       </w:r>
     </w:p>
     <w:p>
@@ -21675,7 +23469,27 @@
           <w:szCs w:val="24"/>
           <w:lang w:val="en-US" w:eastAsia="en-US"/>
         </w:rPr>
-        <w:t>A biased VIF calculation (missing its constant term) and an unsafe eval() call</w:t>
+        <w:t xml:space="preserve">A biased VIF calculation (missing its constant term) and an unsafe </w:t>
+      </w:r>
+      <w:proofErr w:type="gramStart"/>
+      <w:r>
+        <w:rPr>
+          <w:rFonts w:ascii="Times New Roman" w:eastAsia="Times New Roman" w:hAnsi="Times New Roman"/>
+          <w:sz w:val="24"/>
+          <w:szCs w:val="24"/>
+          <w:lang w:val="en-US" w:eastAsia="en-US"/>
+        </w:rPr>
+        <w:t>eval(</w:t>
+      </w:r>
+      <w:proofErr w:type="gramEnd"/>
+      <w:r>
+        <w:rPr>
+          <w:rFonts w:ascii="Times New Roman" w:eastAsia="Times New Roman" w:hAnsi="Times New Roman"/>
+          <w:sz w:val="24"/>
+          <w:szCs w:val="24"/>
+          <w:lang w:val="en-US" w:eastAsia="en-US"/>
+        </w:rPr>
+        <w:t>) call</w:t>
       </w:r>
     </w:p>
     <w:p>
@@ -21737,7 +23551,78 @@
           <w:szCs w:val="24"/>
           <w:lang w:val="en-US" w:eastAsia="en-US"/>
         </w:rPr>
-        <w:t xml:space="preserve"> The team commits pipeline outputs (eda_plots/, regression_plots/, dataset/raw/, dataset/processed/) to GitHub rather than .gitignore-excluding them, so markers can inspect results without re-running the pipeline — trading occasional merge conflicts on regenerated images for the reproducibility the module's GitHub expectations call for.</w:t>
+        <w:t xml:space="preserve"> The team commits pipeline outputs (</w:t>
+      </w:r>
+      <w:proofErr w:type="spellStart"/>
+      <w:r>
+        <w:rPr>
+          <w:rFonts w:ascii="Times New Roman" w:eastAsia="Times New Roman" w:hAnsi="Times New Roman"/>
+          <w:sz w:val="24"/>
+          <w:szCs w:val="24"/>
+          <w:lang w:val="en-US" w:eastAsia="en-US"/>
+        </w:rPr>
+        <w:t>eda_plots</w:t>
+      </w:r>
+      <w:proofErr w:type="spellEnd"/>
+      <w:r>
+        <w:rPr>
+          <w:rFonts w:ascii="Times New Roman" w:eastAsia="Times New Roman" w:hAnsi="Times New Roman"/>
+          <w:sz w:val="24"/>
+          <w:szCs w:val="24"/>
+          <w:lang w:val="en-US" w:eastAsia="en-US"/>
+        </w:rPr>
+        <w:t xml:space="preserve">/, </w:t>
+      </w:r>
+      <w:proofErr w:type="spellStart"/>
+      <w:r>
+        <w:rPr>
+          <w:rFonts w:ascii="Times New Roman" w:eastAsia="Times New Roman" w:hAnsi="Times New Roman"/>
+          <w:sz w:val="24"/>
+          <w:szCs w:val="24"/>
+          <w:lang w:val="en-US" w:eastAsia="en-US"/>
+        </w:rPr>
+        <w:t>regression_plots</w:t>
+      </w:r>
+      <w:proofErr w:type="spellEnd"/>
+      <w:r>
+        <w:rPr>
+          <w:rFonts w:ascii="Times New Roman" w:eastAsia="Times New Roman" w:hAnsi="Times New Roman"/>
+          <w:sz w:val="24"/>
+          <w:szCs w:val="24"/>
+          <w:lang w:val="en-US" w:eastAsia="en-US"/>
+        </w:rPr>
+        <w:t xml:space="preserve">/, dataset/raw/, dataset/processed/) to GitHub rather </w:t>
+      </w:r>
+      <w:proofErr w:type="gramStart"/>
+      <w:r>
+        <w:rPr>
+          <w:rFonts w:ascii="Times New Roman" w:eastAsia="Times New Roman" w:hAnsi="Times New Roman"/>
+          <w:sz w:val="24"/>
+          <w:szCs w:val="24"/>
+          <w:lang w:val="en-US" w:eastAsia="en-US"/>
+        </w:rPr>
+        <w:t>than .</w:t>
+      </w:r>
+      <w:proofErr w:type="spellStart"/>
+      <w:r>
+        <w:rPr>
+          <w:rFonts w:ascii="Times New Roman" w:eastAsia="Times New Roman" w:hAnsi="Times New Roman"/>
+          <w:sz w:val="24"/>
+          <w:szCs w:val="24"/>
+          <w:lang w:val="en-US" w:eastAsia="en-US"/>
+        </w:rPr>
+        <w:t>gitignore</w:t>
+      </w:r>
+      <w:proofErr w:type="spellEnd"/>
+      <w:proofErr w:type="gramEnd"/>
+      <w:r>
+        <w:rPr>
+          <w:rFonts w:ascii="Times New Roman" w:eastAsia="Times New Roman" w:hAnsi="Times New Roman"/>
+          <w:sz w:val="24"/>
+          <w:szCs w:val="24"/>
+          <w:lang w:val="en-US" w:eastAsia="en-US"/>
+        </w:rPr>
+        <w:t>-excluding them, so markers can inspect results without re-running the pipeline — trading occasional merge conflicts on regenerated images for the reproducibility the module's GitHub expectations call for.</w:t>
       </w:r>
     </w:p>
     <w:p>
@@ -21936,7 +23821,43 @@
           <w:sz w:val="24"/>
           <w:szCs w:val="24"/>
         </w:rPr>
-        <w:t xml:space="preserve">Carroll, S. R., Garba, I., Figueroa-Rodríguez, O. L., Holbrook, J., Lovett, R., Materechera, S., Parsons, M., Raseroka, K., Rodriguez-Lonebear, D., Rowe, R., Sara, R., Walker, J. D., Anderson, J., &amp; Hudson, M. (2020). The CARE Principles for Indigenous Data Governance. Data Science Journal, 19(1), 1–12. </w:t>
+        <w:t xml:space="preserve">Carroll, S. R., Garba, I., Figueroa-Rodríguez, O. L., Holbrook, J., Lovett, R., </w:t>
+      </w:r>
+      <w:proofErr w:type="spellStart"/>
+      <w:r>
+        <w:rPr>
+          <w:rFonts w:ascii="Times New Roman" w:eastAsia="Times New Roman" w:hAnsi="Times New Roman"/>
+          <w:sz w:val="24"/>
+          <w:szCs w:val="24"/>
+        </w:rPr>
+        <w:t>Materechera</w:t>
+      </w:r>
+      <w:proofErr w:type="spellEnd"/>
+      <w:r>
+        <w:rPr>
+          <w:rFonts w:ascii="Times New Roman" w:eastAsia="Times New Roman" w:hAnsi="Times New Roman"/>
+          <w:sz w:val="24"/>
+          <w:szCs w:val="24"/>
+        </w:rPr>
+        <w:t xml:space="preserve">, S., Parsons, M., </w:t>
+      </w:r>
+      <w:proofErr w:type="spellStart"/>
+      <w:r>
+        <w:rPr>
+          <w:rFonts w:ascii="Times New Roman" w:eastAsia="Times New Roman" w:hAnsi="Times New Roman"/>
+          <w:sz w:val="24"/>
+          <w:szCs w:val="24"/>
+        </w:rPr>
+        <w:t>Raseroka</w:t>
+      </w:r>
+      <w:proofErr w:type="spellEnd"/>
+      <w:r>
+        <w:rPr>
+          <w:rFonts w:ascii="Times New Roman" w:eastAsia="Times New Roman" w:hAnsi="Times New Roman"/>
+          <w:sz w:val="24"/>
+          <w:szCs w:val="24"/>
+        </w:rPr>
+        <w:t xml:space="preserve">, K., Rodriguez-Lonebear, D., Rowe, R., Sara, R., Walker, J. D., Anderson, J., &amp; Hudson, M. (2020). The CARE Principles for Indigenous Data Governance. Data Science Journal, 19(1), 1–12. </w:t>
       </w:r>
       <w:hyperlink r:id="rId42">
         <w:r>
@@ -22019,7 +23940,25 @@
           <w:sz w:val="24"/>
           <w:szCs w:val="24"/>
         </w:rPr>
-        <w:t>NT crime statistics march 2026 - NTG open data portal</w:t>
+        <w:t xml:space="preserve">NT crime </w:t>
+      </w:r>
+      <w:proofErr w:type="gramStart"/>
+      <w:r>
+        <w:rPr>
+          <w:rFonts w:ascii="Times New Roman" w:eastAsia="Times New Roman" w:hAnsi="Times New Roman"/>
+          <w:sz w:val="24"/>
+          <w:szCs w:val="24"/>
+        </w:rPr>
+        <w:t>statistics march</w:t>
+      </w:r>
+      <w:proofErr w:type="gramEnd"/>
+      <w:r>
+        <w:rPr>
+          <w:rFonts w:ascii="Times New Roman" w:eastAsia="Times New Roman" w:hAnsi="Times New Roman"/>
+          <w:sz w:val="24"/>
+          <w:szCs w:val="24"/>
+        </w:rPr>
+        <w:t xml:space="preserve"> 2026 - NTG open data portal</w:t>
       </w:r>
       <w:r>
         <w:rPr>
@@ -22115,7 +24054,29 @@
           <w:sz w:val="24"/>
           <w:szCs w:val="24"/>
         </w:rPr>
-        <w:t>Operation ventura | NT police, fire &amp; emergency services</w:t>
+        <w:t xml:space="preserve">Operation </w:t>
+      </w:r>
+      <w:proofErr w:type="spellStart"/>
+      <w:r>
+        <w:rPr>
+          <w:rFonts w:ascii="Times New Roman" w:eastAsia="Times New Roman" w:hAnsi="Times New Roman"/>
+          <w:i/>
+          <w:iCs/>
+          <w:sz w:val="24"/>
+          <w:szCs w:val="24"/>
+        </w:rPr>
+        <w:t>ventura</w:t>
+      </w:r>
+      <w:proofErr w:type="spellEnd"/>
+      <w:r>
+        <w:rPr>
+          <w:rFonts w:ascii="Times New Roman" w:eastAsia="Times New Roman" w:hAnsi="Times New Roman"/>
+          <w:i/>
+          <w:iCs/>
+          <w:sz w:val="24"/>
+          <w:szCs w:val="24"/>
+        </w:rPr>
+        <w:t xml:space="preserve"> | NT police, fire &amp; emergency services</w:t>
       </w:r>
       <w:r>
         <w:rPr>
@@ -22299,13 +24260,23 @@
         </w:rPr>
         <w:t xml:space="preserve"> </w:t>
       </w:r>
+      <w:proofErr w:type="spellStart"/>
       <w:r>
         <w:rPr>
           <w:rFonts w:ascii="Times New Roman" w:eastAsiaTheme="minorEastAsia" w:hAnsi="Times New Roman"/>
           <w:sz w:val="24"/>
           <w:szCs w:val="24"/>
         </w:rPr>
-        <w:t>Thi Xuan Thanh Tran (Emma)</w:t>
+        <w:t>Thi</w:t>
+      </w:r>
+      <w:proofErr w:type="spellEnd"/>
+      <w:r>
+        <w:rPr>
+          <w:rFonts w:ascii="Times New Roman" w:eastAsiaTheme="minorEastAsia" w:hAnsi="Times New Roman"/>
+          <w:sz w:val="24"/>
+          <w:szCs w:val="24"/>
+        </w:rPr>
+        <w:t xml:space="preserve"> Xuan Thanh Tran (Emma)</w:t>
       </w:r>
     </w:p>
     <w:p>
@@ -22525,6 +24496,7 @@
         <w:t>cleaning, standardising, and merging the three source datasets (crime, population, alcohol supply) into a single analysis-ready panel. Alongside this, I contributed to team coordination through Jira task management, GitHub maintenance, report writing, and reviewing teammates' work against assignment requirements.</w:t>
       </w:r>
     </w:p>
+    <w:bookmarkStart w:id="23" w:name="OLE_LINK10"/>
     <w:p>
       <w:pPr>
         <w:spacing w:line="276" w:lineRule="auto"/>
@@ -22533,18 +24505,29 @@
           <w:lang w:val="vi-VN"/>
         </w:rPr>
       </w:pPr>
-      <w:hyperlink r:id="rId49" w:history="1">
-        <w:r>
-          <w:rPr>
-            <w:rStyle w:val="Hyperlink"/>
-            <w:rFonts w:ascii="Times New Roman" w:eastAsia="Times New Roman" w:hAnsi="Times New Roman"/>
-            <w:sz w:val="24"/>
-            <w:szCs w:val="24"/>
-          </w:rPr>
-          <w:t>https://github.com/HendrickDang/PRT661-DATA-SCIENCE-PRACTICE/commits?author=EmmaTran56</w:t>
-        </w:r>
-      </w:hyperlink>
+      <w:r>
+        <w:fldChar w:fldCharType="begin"/>
+      </w:r>
+      <w:r>
+        <w:instrText>HYPERLINK "https://github.com/HendrickDang/PRT661-DATA-SCIENCE-PRACTICE/commits?author=EmmaTran56"</w:instrText>
+      </w:r>
+      <w:r>
+        <w:fldChar w:fldCharType="separate"/>
+      </w:r>
+      <w:r>
+        <w:rPr>
+          <w:rStyle w:val="Hyperlink"/>
+          <w:rFonts w:ascii="Times New Roman" w:eastAsia="Times New Roman" w:hAnsi="Times New Roman"/>
+          <w:sz w:val="24"/>
+          <w:szCs w:val="24"/>
+        </w:rPr>
+        <w:t>https://github.com/HendrickDang/PRT661-DATA-SCIENCE-PRACTICE/commits?author=EmmaTran56</w:t>
+      </w:r>
+      <w:r>
+        <w:fldChar w:fldCharType="end"/>
+      </w:r>
     </w:p>
+    <w:bookmarkEnd w:id="23"/>
     <w:p>
       <w:pPr>
         <w:pStyle w:val="ListParagraph"/>
@@ -22568,18 +24551,30 @@
         </w:rPr>
         <w:t>Visualisation:</w:t>
       </w:r>
-      <w:hyperlink r:id="rId50" w:history="1">
-        <w:r>
-          <w:rPr>
-            <w:rStyle w:val="Hyperlink"/>
-            <w:rFonts w:ascii="Times New Roman" w:eastAsia="Times New Roman" w:hAnsi="Times New Roman"/>
-            <w:sz w:val="24"/>
-            <w:szCs w:val="24"/>
-            <w:lang w:val="vi-VN"/>
-          </w:rPr>
-          <w:t>https://github.com/HendrickDang/PRT661-DATA-SCIENCE-PRACTICE/commits/main/eda_plots</w:t>
-        </w:r>
-      </w:hyperlink>
+      <w:bookmarkStart w:id="24" w:name="OLE_LINK11"/>
+      <w:r>
+        <w:fldChar w:fldCharType="begin"/>
+      </w:r>
+      <w:r>
+        <w:instrText>HYPERLINK "https://github.com/HendrickDang/PRT661-DATA-SCIENCE-PRACTICE/commits/main/eda_plots"</w:instrText>
+      </w:r>
+      <w:r>
+        <w:fldChar w:fldCharType="separate"/>
+      </w:r>
+      <w:r>
+        <w:rPr>
+          <w:rStyle w:val="Hyperlink"/>
+          <w:rFonts w:ascii="Times New Roman" w:eastAsia="Times New Roman" w:hAnsi="Times New Roman"/>
+          <w:sz w:val="24"/>
+          <w:szCs w:val="24"/>
+          <w:lang w:val="vi-VN"/>
+        </w:rPr>
+        <w:t>https://github.com/HendrickDang/PRT661-DATA-SCIENCE-PRACTICE/commits/main/eda_plots</w:t>
+      </w:r>
+      <w:r>
+        <w:fldChar w:fldCharType="end"/>
+      </w:r>
+      <w:bookmarkEnd w:id="24"/>
     </w:p>
     <w:p>
       <w:pPr>
@@ -22595,6 +24590,7 @@
           <w:lang w:val="en-AU"/>
         </w:rPr>
       </w:pPr>
+      <w:bookmarkStart w:id="25" w:name="OLE_LINK12"/>
       <w:r>
         <w:rPr>
           <w:rFonts w:ascii="Times New Roman" w:eastAsia="Times New Roman" w:hAnsi="Times New Roman"/>
@@ -22604,7 +24600,7 @@
         </w:rPr>
         <w:t>Documentation:</w:t>
       </w:r>
-      <w:hyperlink r:id="rId51" w:history="1">
+      <w:hyperlink r:id="rId49" w:history="1">
         <w:r>
           <w:rPr>
             <w:rStyle w:val="Hyperlink"/>
@@ -22626,6 +24622,7 @@
         <w:t xml:space="preserve"> </w:t>
       </w:r>
     </w:p>
+    <w:bookmarkEnd w:id="25"/>
     <w:p>
       <w:pPr>
         <w:pStyle w:val="ListParagraph"/>
@@ -22649,7 +24646,7 @@
         </w:rPr>
         <w:t>Code:</w:t>
       </w:r>
-      <w:hyperlink r:id="rId52" w:history="1">
+      <w:hyperlink r:id="rId50" w:history="1">
         <w:r>
           <w:rPr>
             <w:rStyle w:val="Hyperlink"/>
@@ -22960,7 +24957,7 @@
                     <pic:cNvPicPr/>
                   </pic:nvPicPr>
                   <pic:blipFill>
-                    <a:blip r:embed="rId53"/>
+                    <a:blip r:embed="rId51"/>
                     <a:stretch>
                       <a:fillRect/>
                     </a:stretch>
@@ -23030,8 +25027,147 @@
           <w:szCs w:val="24"/>
           <w:lang w:val="en-AU"/>
         </w:rPr>
-        <w:t>Since Assessment 1, I was responsible for the Ingest and Data Store stage, and for verifying that the pipeline the team built actually runs correctly end-to-end. This included implementing ingest.py to load and validate the six raw datasets with filename fuzzy-matching and manifest-based provenance tracking, compiling the project's missing dependency list after finding the pipeline would not run in a clean environment, and identifying and removing a Windows-specific Unicode crash and a duplicated function definition left over from a merge. I also corrected two silent code-quality defects - a statistically biased VIF calculation and an unsafe eval() call - before re-running the full pipeline to confirm it completes without errors ahead of the technical write-up.</w:t>
-      </w:r>
+        <w:t xml:space="preserve">Since Assessment 1, I was responsible for the Ingest and Data Store stage, and for verifying that the pipeline the team built </w:t>
+      </w:r>
+      <w:proofErr w:type="gramStart"/>
+      <w:r>
+        <w:rPr>
+          <w:rFonts w:ascii="Times New Roman" w:eastAsia="Times New Roman" w:hAnsi="Times New Roman"/>
+          <w:sz w:val="24"/>
+          <w:szCs w:val="24"/>
+          <w:lang w:val="en-AU"/>
+        </w:rPr>
+        <w:t>actually runs</w:t>
+      </w:r>
+      <w:proofErr w:type="gramEnd"/>
+      <w:r>
+        <w:rPr>
+          <w:rFonts w:ascii="Times New Roman" w:eastAsia="Times New Roman" w:hAnsi="Times New Roman"/>
+          <w:sz w:val="24"/>
+          <w:szCs w:val="24"/>
+          <w:lang w:val="en-AU"/>
+        </w:rPr>
+        <w:t xml:space="preserve"> correctly end-to-end. This included implementing ingest.py to load and validate the six raw datasets with filename fuzzy-matching and manifest-based provenance tracking, compiling the project's missing dependency list after finding the pipeline would not run in a clean environment, and identifying and removing a Windows-specific Unicode crash and a duplicated function definition left over from a merge. I also corrected two silent code-quality defects - a statistically biased VIF calculation and an unsafe </w:t>
+      </w:r>
+      <w:proofErr w:type="gramStart"/>
+      <w:r>
+        <w:rPr>
+          <w:rFonts w:ascii="Times New Roman" w:eastAsia="Times New Roman" w:hAnsi="Times New Roman"/>
+          <w:sz w:val="24"/>
+          <w:szCs w:val="24"/>
+          <w:lang w:val="en-AU"/>
+        </w:rPr>
+        <w:t>eval(</w:t>
+      </w:r>
+      <w:proofErr w:type="gramEnd"/>
+      <w:r>
+        <w:rPr>
+          <w:rFonts w:ascii="Times New Roman" w:eastAsia="Times New Roman" w:hAnsi="Times New Roman"/>
+          <w:sz w:val="24"/>
+          <w:szCs w:val="24"/>
+          <w:lang w:val="en-AU"/>
+        </w:rPr>
+        <w:t>) call - before re-running the full pipeline to confirm it completes without errors ahead of the technical write-up.</w:t>
+      </w:r>
+    </w:p>
+    <w:p>
+      <w:pPr>
+        <w:pStyle w:val="ListParagraph"/>
+        <w:spacing w:line="276" w:lineRule="auto"/>
+        <w:jc w:val="both"/>
+        <w:rPr>
+          <w:rFonts w:ascii="Times New Roman" w:eastAsia="Times New Roman" w:hAnsi="Times New Roman"/>
+          <w:sz w:val="24"/>
+          <w:szCs w:val="24"/>
+          <w:lang w:val="en-AU"/>
+        </w:rPr>
+      </w:pPr>
+    </w:p>
+    <w:p>
+      <w:pPr>
+        <w:pStyle w:val="ListParagraph"/>
+        <w:spacing w:line="276" w:lineRule="auto"/>
+        <w:jc w:val="both"/>
+        <w:rPr>
+          <w:rFonts w:ascii="Times New Roman" w:eastAsia="Times New Roman" w:hAnsi="Times New Roman"/>
+          <w:sz w:val="24"/>
+          <w:szCs w:val="24"/>
+          <w:lang w:val="en-AU"/>
+        </w:rPr>
+      </w:pPr>
+      <w:r>
+        <w:rPr>
+          <w:rFonts w:ascii="Times New Roman" w:eastAsia="Times New Roman" w:hAnsi="Times New Roman"/>
+          <w:sz w:val="24"/>
+          <w:szCs w:val="24"/>
+          <w:lang w:val="en-AU"/>
+        </w:rPr>
+        <w:t>Github:</w:t>
+      </w:r>
+      <w:hyperlink r:id="rId52" w:history="1">
+        <w:r>
+          <w:rPr>
+            <w:rStyle w:val="Hyperlink"/>
+            <w:rFonts w:ascii="Times New Roman" w:eastAsia="Times New Roman" w:hAnsi="Times New Roman"/>
+            <w:sz w:val="24"/>
+            <w:szCs w:val="24"/>
+            <w:lang w:val="en-AU"/>
+          </w:rPr>
+          <w:t>https://github.com/HendrickDang/PRT661-DATA-SCIENCE-PRACTICE/commits?author=ngocanh8585</w:t>
+        </w:r>
+      </w:hyperlink>
+    </w:p>
+    <w:p>
+      <w:pPr>
+        <w:pStyle w:val="ListParagraph"/>
+        <w:rPr>
+          <w:rFonts w:ascii="Times New Roman" w:eastAsia="Times New Roman" w:hAnsi="Times New Roman"/>
+          <w:sz w:val="24"/>
+          <w:szCs w:val="24"/>
+        </w:rPr>
+      </w:pPr>
+      <w:r>
+        <w:rPr>
+          <w:rFonts w:ascii="Times New Roman" w:eastAsia="Times New Roman" w:hAnsi="Times New Roman"/>
+          <w:sz w:val="24"/>
+          <w:szCs w:val="24"/>
+          <w:lang w:val="vi-VN"/>
+        </w:rPr>
+        <w:t>Documentation:</w:t>
+      </w:r>
+      <w:hyperlink r:id="rId53" w:history="1">
+        <w:r>
+          <w:rPr>
+            <w:rStyle w:val="Hyperlink"/>
+            <w:rFonts w:ascii="Times New Roman" w:eastAsia="Times New Roman" w:hAnsi="Times New Roman"/>
+            <w:sz w:val="24"/>
+            <w:szCs w:val="24"/>
+            <w:lang w:val="vi-VN"/>
+          </w:rPr>
+          <w:t>https://github.com/HendrickDang/PRT661-DATA-SCIENCE-PRACTICE/commits/main/documents</w:t>
+        </w:r>
+      </w:hyperlink>
+      <w:r>
+        <w:rPr>
+          <w:rFonts w:ascii="Times New Roman" w:eastAsia="Times New Roman" w:hAnsi="Times New Roman"/>
+          <w:sz w:val="24"/>
+          <w:szCs w:val="24"/>
+        </w:rPr>
+        <w:t xml:space="preserve"> </w:t>
+      </w:r>
+    </w:p>
+    <w:p>
+      <w:pPr>
+        <w:pStyle w:val="ListParagraph"/>
+        <w:spacing w:line="276" w:lineRule="auto"/>
+        <w:jc w:val="both"/>
+        <w:rPr>
+          <w:rFonts w:ascii="Times New Roman" w:eastAsia="Times New Roman" w:hAnsi="Times New Roman"/>
+          <w:sz w:val="24"/>
+          <w:szCs w:val="24"/>
+          <w:lang w:val="en-AU"/>
+        </w:rPr>
+      </w:pPr>
     </w:p>
     <w:p>
       <w:pPr>
@@ -23100,8 +25236,10 @@
           <w:szCs w:val="24"/>
           <w:lang w:val="en-AU"/>
         </w:rPr>
-        <w:t xml:space="preserve">Owning the ingest stage taught me that "does it run?" must be checked deliberately, not assumed. Defects like missing dependencies, a Windows-only Unicode crash, and a duplicated function definition were invisible on individual machines but would have surfaced during the demonstration or on the marker's machine - catching them early freed up time for modelling and reporting. It also showed me that verification means checking </w:t>
-      </w:r>
+        <w:lastRenderedPageBreak/>
+        <w:t xml:space="preserve">Owning the ingest stage taught me that "does it run?" must be checked deliberately, not assumed. Defects like missing dependencies, a Windows-only Unicode crash, and a duplicated function definition were invisible on individual machines but would have surfaced during the demonstration or on the marker's machine - catching them early freed up time for modelling and reporting. It also showed me that verification means checking correctness, not just absence of errors: the VIF calculation and an unsafe </w:t>
+      </w:r>
+      <w:proofErr w:type="gramStart"/>
       <w:r>
         <w:rPr>
           <w:rFonts w:ascii="Times New Roman" w:eastAsia="Times New Roman" w:hAnsi="Times New Roman"/>
@@ -23109,8 +25247,17 @@
           <w:szCs w:val="24"/>
           <w:lang w:val="en-AU"/>
         </w:rPr>
-        <w:lastRenderedPageBreak/>
-        <w:t>correctness, not just absence of errors: the VIF calculation and an unsafe eval() call ran without crashing, yet one was statistically biased and the other insecure.</w:t>
+        <w:t>eval(</w:t>
+      </w:r>
+      <w:proofErr w:type="gramEnd"/>
+      <w:r>
+        <w:rPr>
+          <w:rFonts w:ascii="Times New Roman" w:eastAsia="Times New Roman" w:hAnsi="Times New Roman"/>
+          <w:sz w:val="24"/>
+          <w:szCs w:val="24"/>
+          <w:lang w:val="en-AU"/>
+        </w:rPr>
+        <w:t>) call ran without crashing, yet one was statistically biased and the other insecure.</w:t>
       </w:r>
     </w:p>
     <w:p>
@@ -23386,7 +25533,25 @@
           <w:sz w:val="24"/>
           <w:szCs w:val="24"/>
         </w:rPr>
-        <w:t xml:space="preserve">Built evaluation.py: a standalone module providing naive baselines, leakage-free feature selection, rolling-origin backtesting at four horizons, prediction intervals and structural-break indicators. </w:t>
+        <w:t xml:space="preserve">Built evaluation.py: a standalone module providing naive baselines, leakage-free feature selection, rolling-origin </w:t>
+      </w:r>
+      <w:proofErr w:type="spellStart"/>
+      <w:r>
+        <w:rPr>
+          <w:rFonts w:ascii="Times New Roman" w:eastAsia="Times New Roman" w:hAnsi="Times New Roman"/>
+          <w:sz w:val="24"/>
+          <w:szCs w:val="24"/>
+        </w:rPr>
+        <w:t>backtesting</w:t>
+      </w:r>
+      <w:proofErr w:type="spellEnd"/>
+      <w:r>
+        <w:rPr>
+          <w:rFonts w:ascii="Times New Roman" w:eastAsia="Times New Roman" w:hAnsi="Times New Roman"/>
+          <w:sz w:val="24"/>
+          <w:szCs w:val="24"/>
+        </w:rPr>
+        <w:t xml:space="preserve"> at four horizons, prediction intervals and structural-break indicators. </w:t>
       </w:r>
     </w:p>
     <w:p>
@@ -23971,7 +26136,15 @@
       </w:r>
       <w:r>
         <w:noBreakHyphen/>
-        <w:t>solving skills. Working with different machine learning models improved my understanding of model selection, evaluation, and optimisation, giving me practical experience applying theory to a real</w:t>
+        <w:t xml:space="preserve">solving skills. Working with different machine learning models improved my understanding of model selection, evaluation, and </w:t>
+      </w:r>
+      <w:proofErr w:type="spellStart"/>
+      <w:r>
+        <w:t>optimisation</w:t>
+      </w:r>
+      <w:proofErr w:type="spellEnd"/>
+      <w:r>
+        <w:t>, giving me practical experience applying theory to a real</w:t>
       </w:r>
       <w:r>
         <w:noBreakHyphen/>

--- a/documents/Assignment 2.docx
+++ b/documents/Assignment 2.docx
@@ -47,6 +47,9 @@
             </w:rPr>
           </w:pPr>
           <w:r>
+            <w:rPr>
+              <w:noProof/>
+            </w:rPr>
             <w:drawing>
               <wp:inline distT="0" distB="0" distL="0" distR="0" wp14:anchorId="78E222A8" wp14:editId="3440EBF9">
                 <wp:extent cx="3492500" cy="1620740"/>
@@ -5248,6 +5251,7 @@
       </w:pPr>
       <w:r>
         <w:rPr>
+          <w:noProof/>
           <w:lang w:val="en-AU"/>
         </w:rPr>
         <w:lastRenderedPageBreak/>
@@ -12623,13 +12627,18 @@
             <w:pPr>
               <w:spacing w:before="120" w:after="240" w:line="276" w:lineRule="auto"/>
               <w:jc w:val="both"/>
-            </w:pPr>
-            <w:r>
               <w:rPr>
                 <w:rFonts w:ascii="Times New Roman" w:eastAsiaTheme="minorEastAsia" w:hAnsi="Times New Roman"/>
                 <w:sz w:val="24"/>
                 <w:szCs w:val="24"/>
               </w:rPr>
+            </w:pPr>
+            <w:r>
+              <w:rPr>
+                <w:rFonts w:ascii="Times New Roman" w:eastAsiaTheme="minorEastAsia" w:hAnsi="Times New Roman"/>
+                <w:sz w:val="24"/>
+                <w:szCs w:val="24"/>
+              </w:rPr>
               <w:t xml:space="preserve">Review the pipeline, making suggestions </w:t>
             </w:r>
             <w:r>
@@ -12647,6 +12656,32 @@
                 <w:szCs w:val="24"/>
               </w:rPr>
               <w:t>and implement changes when necessary</w:t>
+            </w:r>
+            <w:r>
+              <w:rPr>
+                <w:rFonts w:ascii="Times New Roman" w:eastAsiaTheme="minorEastAsia" w:hAnsi="Times New Roman"/>
+                <w:sz w:val="24"/>
+                <w:szCs w:val="24"/>
+              </w:rPr>
+              <w:t xml:space="preserve">. Added </w:t>
+            </w:r>
+            <w:proofErr w:type="spellStart"/>
+            <w:r>
+              <w:rPr>
+                <w:rFonts w:ascii="Times New Roman" w:eastAsiaTheme="minorEastAsia" w:hAnsi="Times New Roman"/>
+                <w:sz w:val="24"/>
+                <w:szCs w:val="24"/>
+              </w:rPr>
+              <w:t>XGBoost</w:t>
+            </w:r>
+            <w:proofErr w:type="spellEnd"/>
+            <w:r>
+              <w:rPr>
+                <w:rFonts w:ascii="Times New Roman" w:eastAsiaTheme="minorEastAsia" w:hAnsi="Times New Roman"/>
+                <w:sz w:val="24"/>
+                <w:szCs w:val="24"/>
+              </w:rPr>
+              <w:t xml:space="preserve"> model to capture non-linear patterns.</w:t>
             </w:r>
           </w:p>
         </w:tc>
@@ -15452,6 +15487,7 @@
       <w:r>
         <w:rPr>
           <w:rFonts w:ascii="Times New Roman" w:eastAsia="Times New Roman" w:hAnsi="Times New Roman"/>
+          <w:noProof/>
           <w:sz w:val="24"/>
           <w:szCs w:val="24"/>
         </w:rPr>
@@ -16170,6 +16206,7 @@
       <w:r>
         <w:rPr>
           <w:rFonts w:ascii="Times New Roman" w:eastAsia="Times New Roman" w:hAnsi="Times New Roman"/>
+          <w:noProof/>
           <w:sz w:val="24"/>
           <w:szCs w:val="24"/>
         </w:rPr>
@@ -16413,6 +16450,7 @@
       </w:pPr>
       <w:r>
         <w:rPr>
+          <w:noProof/>
           <w:lang w:val="en-AU"/>
         </w:rPr>
         <w:drawing>
@@ -17542,6 +17580,7 @@
         <w:rPr>
           <w:rStyle w:val="wacimagecontainer"/>
           <w:rFonts w:ascii="Segoe UI" w:hAnsi="Segoe UI" w:cs="Segoe UI"/>
+          <w:noProof/>
           <w:sz w:val="18"/>
           <w:szCs w:val="18"/>
           <w:lang w:val="en-AU"/>
@@ -17676,6 +17715,7 @@
         <w:rPr>
           <w:rStyle w:val="wacimagecontainer"/>
           <w:rFonts w:ascii="Segoe UI" w:hAnsi="Segoe UI" w:cs="Segoe UI"/>
+          <w:noProof/>
           <w:sz w:val="18"/>
           <w:szCs w:val="18"/>
           <w:lang w:val="en-AU"/>
@@ -17880,6 +17920,7 @@
         <w:rPr>
           <w:rStyle w:val="wacimagecontainer"/>
           <w:rFonts w:ascii="Segoe UI" w:hAnsi="Segoe UI" w:cs="Segoe UI"/>
+          <w:noProof/>
           <w:sz w:val="18"/>
           <w:szCs w:val="18"/>
           <w:lang w:val="en-AU"/>
@@ -18099,7 +18140,6 @@
       <w:pPr>
         <w:pStyle w:val="paragraph"/>
         <w:spacing w:before="120" w:beforeAutospacing="0" w:after="0" w:afterAutospacing="0" w:line="276" w:lineRule="auto"/>
-        <w:jc w:val="both"/>
         <w:textAlignment w:val="baseline"/>
         <w:rPr>
           <w:rFonts w:ascii="Segoe UI" w:hAnsi="Segoe UI" w:cs="Segoe UI"/>
@@ -18110,29 +18150,29 @@
       </w:pPr>
       <w:r>
         <w:rPr>
-          <w:rStyle w:val="normaltextrun"/>
-          <w:lang w:val="en-AU"/>
-        </w:rPr>
-        <w:t>Our strategy to capture the best combination of features through testing them on a linear regression model and determine the winner by comparing their Root Mean Square Error (RMSE)</w:t>
-      </w:r>
-    </w:p>
-    <w:p>
-      <w:pPr>
-        <w:pStyle w:val="paragraph"/>
-        <w:spacing w:before="120" w:beforeAutospacing="0" w:after="0" w:afterAutospacing="0" w:line="276" w:lineRule="auto"/>
-        <w:jc w:val="center"/>
-        <w:textAlignment w:val="baseline"/>
-        <w:rPr>
-          <w:rFonts w:ascii="Segoe UI" w:hAnsi="Segoe UI" w:cs="Segoe UI"/>
-          <w:sz w:val="18"/>
-          <w:szCs w:val="18"/>
-          <w:lang w:val="en-AU"/>
-        </w:rPr>
-      </w:pPr>
+          <w:lang w:val="en-AU"/>
+        </w:rPr>
+        <w:t>To identify the most effective predictors for the model, we adopted a systematic feature</w:t>
+      </w:r>
+      <w:r>
+        <w:rPr>
+          <w:lang w:val="en-AU"/>
+        </w:rPr>
+        <w:noBreakHyphen/>
+        <w:t>selection strategy based on evaluating multiple candidate feature sets using a baseline linear regression model. Each feature combination was standardised and trained under identical conditions, allowing a controlled comparison of their predictive performance. The models were assessed using Root Mean Square Error (RMSE), supported by Mean Absolute Error (MAE), to quantify how well each variant generalised to unseen data. RMSE served as the primary selection criterion due to its sensitivity to larger errors and its suitability for evaluating continuous outcomes such as log</w:t>
+      </w:r>
+      <w:r>
+        <w:rPr>
+          <w:lang w:val="en-AU"/>
+        </w:rPr>
+        <w:noBreakHyphen/>
+        <w:t>transformed assault rates. By comparing RMSE across all feature configurations, we were able to objectively determine the feature set that provided the strongest predictive signal, forming a robust foundation for subsequent modelling and optimisation.</w:t>
+      </w:r>
       <w:r>
         <w:rPr>
           <w:rStyle w:val="wacimagecontainer"/>
           <w:rFonts w:ascii="Segoe UI" w:hAnsi="Segoe UI" w:cs="Segoe UI"/>
+          <w:noProof/>
           <w:sz w:val="18"/>
           <w:szCs w:val="18"/>
           <w:lang w:val="en-AU"/>
@@ -18290,6 +18330,7 @@
           <w:rStyle w:val="normaltextrun"/>
           <w:lang w:val="en-AU"/>
         </w:rPr>
+        <w:lastRenderedPageBreak/>
         <w:t>Another approach to optimising model performance is hyperparameter tuning. In this pipeline, tuning for linear models (Ridge and Lasso) is performed using alpha tuning with is to choose the most favourable alpha parameter that minimises the models' error in cross-validation (Deb, 2025)</w:t>
       </w:r>
       <w:r>
@@ -18368,16 +18409,7 @@
           <w:sz w:val="24"/>
           <w:szCs w:val="24"/>
         </w:rPr>
-        <w:t xml:space="preserve">log) and RMSE on the original scale, indicating that the relationship between predictors and assault rates is predominantly linear and stable. Regularised models (Ridge and </w:t>
-      </w:r>
-      <w:r>
-        <w:rPr>
-          <w:rFonts w:ascii="Times New Roman" w:eastAsia="Times New Roman" w:hAnsi="Times New Roman"/>
-          <w:sz w:val="24"/>
-          <w:szCs w:val="24"/>
-        </w:rPr>
-        <w:lastRenderedPageBreak/>
-        <w:t xml:space="preserve">Lasso) showed slightly higher error and progressively smaller </w:t>
+        <w:t xml:space="preserve">log) and RMSE on the original scale, indicating that the relationship between predictors and assault rates is predominantly linear and stable. Regularised models (Ridge and Lasso) showed slightly higher error and progressively smaller </w:t>
       </w:r>
       <w:proofErr w:type="spellStart"/>
       <w:r>
@@ -18473,6 +18505,7 @@
       <w:r>
         <w:rPr>
           <w:rFonts w:ascii="Times New Roman" w:eastAsia="Times New Roman" w:hAnsi="Times New Roman"/>
+          <w:noProof/>
           <w:sz w:val="24"/>
           <w:szCs w:val="24"/>
         </w:rPr>
@@ -18797,7 +18830,25 @@
           <w:szCs w:val="24"/>
           <w:lang w:eastAsia="en-US"/>
         </w:rPr>
-        <w:t xml:space="preserve">Analytics/ML (Hendrick) </w:t>
+        <w:t>Analytics/ML (Hendrick</w:t>
+      </w:r>
+      <w:r>
+        <w:rPr>
+          <w:rFonts w:ascii="Times New Roman" w:eastAsia="Times New Roman" w:hAnsi="Times New Roman"/>
+          <w:sz w:val="24"/>
+          <w:szCs w:val="24"/>
+          <w:lang w:eastAsia="en-US"/>
+        </w:rPr>
+        <w:t>/Thomas</w:t>
+      </w:r>
+      <w:r>
+        <w:rPr>
+          <w:rFonts w:ascii="Times New Roman" w:eastAsia="Times New Roman" w:hAnsi="Times New Roman"/>
+          <w:sz w:val="24"/>
+          <w:szCs w:val="24"/>
+          <w:lang w:eastAsia="en-US"/>
+        </w:rPr>
+        <w:t xml:space="preserve">) </w:t>
       </w:r>
       <w:r>
         <w:rPr>
@@ -18902,6 +18953,7 @@
           <w:szCs w:val="24"/>
           <w:lang w:eastAsia="en-US"/>
         </w:rPr>
+        <w:lastRenderedPageBreak/>
         <w:t xml:space="preserve">Dashboard, Deploy, Monitor, Incremental-learning </w:t>
       </w:r>
       <w:r>
@@ -19014,17 +19066,7 @@
           <w:szCs w:val="24"/>
           <w:lang w:val="en-AU"/>
         </w:rPr>
-        <w:t xml:space="preserve">The workflow plan spans the full 12-week semester and is aligned to the four assessment milestones (Table 3). Weeks immediately preceding each submission are used for </w:t>
-      </w:r>
-      <w:r>
-        <w:rPr>
-          <w:rFonts w:ascii="Times New Roman" w:eastAsia="Times New Roman" w:hAnsi="Times New Roman" w:cs="Times New Roman"/>
-          <w:sz w:val="24"/>
-          <w:szCs w:val="24"/>
-          <w:lang w:val="en-AU"/>
-        </w:rPr>
-        <w:lastRenderedPageBreak/>
-        <w:t>consolidation and reporting, other weeks are allocated to the team members responsible for the relevant pipeline stage, as shown in Table 4.</w:t>
+        <w:t>The workflow plan spans the full 12-week semester and is aligned to the four assessment milestones (Table 3). Weeks immediately preceding each submission are used for consolidation and reporting, other weeks are allocated to the team members responsible for the relevant pipeline stage, as shown in Table 4.</w:t>
       </w:r>
     </w:p>
     <w:p>
@@ -20003,7 +20045,17 @@
                 <w:szCs w:val="24"/>
                 <w:lang w:val="en-AU"/>
               </w:rPr>
-              <w:t>Finalise ingest and storage structure in GitHub; complete data processing scripts; preliminary exploratory analysis</w:t>
+              <w:t xml:space="preserve">Finalise ingest and storage structure in GitHub; complete data processing scripts; </w:t>
+            </w:r>
+            <w:r>
+              <w:rPr>
+                <w:rFonts w:ascii="Times New Roman" w:eastAsia="Times New Roman" w:hAnsi="Times New Roman" w:cs="Times New Roman"/>
+                <w:sz w:val="24"/>
+                <w:szCs w:val="24"/>
+                <w:lang w:val="en-AU"/>
+              </w:rPr>
+              <w:lastRenderedPageBreak/>
+              <w:t>preliminary exploratory analysis</w:t>
             </w:r>
           </w:p>
         </w:tc>
@@ -20032,7 +20084,18 @@
                 <w:szCs w:val="24"/>
                 <w:lang w:val="en-AU"/>
               </w:rPr>
-              <w:t>Working ingest/ store/ processing stages; EDA notebook</w:t>
+              <w:lastRenderedPageBreak/>
+              <w:t xml:space="preserve">Working ingest/ store/ processing </w:t>
+            </w:r>
+            <w:r>
+              <w:rPr>
+                <w:rFonts w:ascii="Times New Roman" w:eastAsia="Times New Roman" w:hAnsi="Times New Roman" w:cs="Times New Roman"/>
+                <w:sz w:val="24"/>
+                <w:szCs w:val="24"/>
+                <w:lang w:val="en-AU"/>
+              </w:rPr>
+              <w:lastRenderedPageBreak/>
+              <w:t>stages; EDA notebook</w:t>
             </w:r>
           </w:p>
         </w:tc>
@@ -20061,6 +20124,7 @@
                 <w:szCs w:val="24"/>
                 <w:lang w:val="en-AU"/>
               </w:rPr>
+              <w:lastRenderedPageBreak/>
               <w:t>Will (Ingest, Data store)</w:t>
             </w:r>
           </w:p>
@@ -20085,6 +20149,7 @@
                 <w:szCs w:val="24"/>
                 <w:lang w:val="en-AU"/>
               </w:rPr>
+              <w:lastRenderedPageBreak/>
               <w:t>Emma (Data processing)</w:t>
             </w:r>
           </w:p>
@@ -20114,6 +20179,7 @@
                 <w:szCs w:val="24"/>
                 <w:lang w:val="en-AU"/>
               </w:rPr>
+              <w:lastRenderedPageBreak/>
               <w:t>Done</w:t>
             </w:r>
           </w:p>
@@ -20338,19 +20404,7 @@
                 <w:szCs w:val="24"/>
                 <w:lang w:val="en-AU"/>
               </w:rPr>
-              <w:t xml:space="preserve">Consolidate pipeline evidence and baseline </w:t>
-            </w:r>
-            <w:r>
-              <w:rPr>
-                <w:rFonts w:ascii="Times New Roman" w:eastAsia="Times New Roman" w:hAnsi="Times New Roman" w:cs="Times New Roman"/>
-                <w:b/>
-                <w:bCs/>
-                <w:sz w:val="24"/>
-                <w:szCs w:val="24"/>
-                <w:lang w:val="en-AU"/>
-              </w:rPr>
-              <w:lastRenderedPageBreak/>
-              <w:t>model into progress report</w:t>
+              <w:t>Consolidate pipeline evidence and baseline model into progress report</w:t>
             </w:r>
           </w:p>
         </w:tc>
@@ -20381,20 +20435,7 @@
                 <w:szCs w:val="24"/>
                 <w:lang w:val="en-AU"/>
               </w:rPr>
-              <w:lastRenderedPageBreak/>
-              <w:t xml:space="preserve">Assessment 2 submitted: Progress </w:t>
-            </w:r>
-            <w:r>
-              <w:rPr>
-                <w:rFonts w:ascii="Times New Roman" w:eastAsia="Times New Roman" w:hAnsi="Times New Roman" w:cs="Times New Roman"/>
-                <w:b/>
-                <w:bCs/>
-                <w:sz w:val="24"/>
-                <w:szCs w:val="24"/>
-                <w:lang w:val="en-AU"/>
-              </w:rPr>
-              <w:lastRenderedPageBreak/>
-              <w:t>report and development</w:t>
+              <w:t>Assessment 2 submitted: Progress report and development</w:t>
             </w:r>
           </w:p>
         </w:tc>
@@ -20425,7 +20466,6 @@
                 <w:szCs w:val="24"/>
                 <w:lang w:val="en-AU"/>
               </w:rPr>
-              <w:lastRenderedPageBreak/>
               <w:t>All</w:t>
             </w:r>
           </w:p>
@@ -21366,7 +21406,15 @@
           <w:rStyle w:val="normaltextrun"/>
           <w:lang w:val="en-AU"/>
         </w:rPr>
-        <w:t>Potential risks, including data quality issues, ethical concerns, and technical challenges, will be continuously monitored throughout the project. Mitigation strategies such as data validation procedures, adherence to ethical guidelines, and regular system testing will be implemented to minimise their impact. Risks will be reviewed periodically, and corrective actions will be taken promptly to ensure project objectives are achieved successfully.</w:t>
+        <w:t xml:space="preserve">Potential risks, including data quality issues, ethical concerns, and technical challenges, will be continuously monitored throughout the project. Mitigation strategies such as data validation procedures, adherence to ethical guidelines, and regular system testing will be implemented </w:t>
+      </w:r>
+      <w:r>
+        <w:rPr>
+          <w:rStyle w:val="normaltextrun"/>
+          <w:lang w:val="en-AU"/>
+        </w:rPr>
+        <w:lastRenderedPageBreak/>
+        <w:t>to minimise their impact. Risks will be reviewed periodically, and corrective actions will be taken promptly to ensure project objectives are achieved successfully.</w:t>
       </w:r>
     </w:p>
     <w:p>
@@ -21434,7 +21482,6 @@
           <w:rStyle w:val="normaltextrun"/>
           <w:lang w:val="en-AU"/>
         </w:rPr>
-        <w:lastRenderedPageBreak/>
         <w:t>The project continues to respect Indigenous Data Sovereignty principles by recognising the rights of Indigenous communities to govern the collection, ownership, and use of data relating to their people and communities.</w:t>
       </w:r>
     </w:p>
@@ -21717,6 +21764,7 @@
           <w:sz w:val="24"/>
           <w:szCs w:val="24"/>
         </w:rPr>
+        <w:lastRenderedPageBreak/>
         <w:t>Data privacy</w:t>
       </w:r>
     </w:p>
@@ -21766,16 +21814,7 @@
           <w:sz w:val="24"/>
           <w:szCs w:val="24"/>
         </w:rPr>
-        <w:t xml:space="preserve">Aboriginal people are strongly represented in NT crime statistics (Northern Territory Police Force, 2025), so the data must be used carefully and respectfully. The project follows the CARE </w:t>
-      </w:r>
-      <w:r>
-        <w:rPr>
-          <w:rFonts w:ascii="Times New Roman" w:eastAsia="Times New Roman" w:hAnsi="Times New Roman"/>
-          <w:sz w:val="24"/>
-          <w:szCs w:val="24"/>
-        </w:rPr>
-        <w:lastRenderedPageBreak/>
-        <w:t>Principles (Carroll et al., 2020) and the AIATSIS Code of Ethics (AIATSIS, 2020). The model will only make predictions at the regional and monthly level and will not make predictions based on Indigenous status.</w:t>
+        <w:t>Aboriginal people are strongly represented in NT crime statistics (Northern Territory Police Force, 2025), so the data must be used carefully and respectfully. The project follows the CARE Principles (Carroll et al., 2020) and the AIATSIS Code of Ethics (AIATSIS, 2020). The model will only make predictions at the regional and monthly level and will not make predictions based on Indigenous status.</w:t>
       </w:r>
     </w:p>
     <w:p>
@@ -22286,6 +22325,7 @@
           <w:szCs w:val="24"/>
           <w:lang w:eastAsia="en-US"/>
         </w:rPr>
+        <w:lastRenderedPageBreak/>
         <w:t xml:space="preserve">A biased VIF calculation (missing its constant term) and an unsafe </w:t>
       </w:r>
       <w:proofErr w:type="gramStart"/>
@@ -22516,7 +22556,6 @@
           <w:szCs w:val="24"/>
           <w:lang w:val="en-AU"/>
         </w:rPr>
-        <w:lastRenderedPageBreak/>
         <w:t>References</w:t>
       </w:r>
     </w:p>
@@ -23210,6 +23249,7 @@
       <w:r>
         <w:rPr>
           <w:rFonts w:ascii="Times New Roman" w:eastAsia="Times New Roman" w:hAnsi="Times New Roman"/>
+          <w:noProof/>
           <w:sz w:val="24"/>
           <w:szCs w:val="24"/>
         </w:rPr>
@@ -23346,7 +23386,25 @@
           <w:sz w:val="24"/>
           <w:szCs w:val="24"/>
         </w:rPr>
-        <w:t>https://github.com/HendrickDang/PRT661-DATA-SCIENCE-PRACTICE/commits?author=EmmaTran56</w:t>
+        <w:t>https://github.com/Hen</w:t>
+      </w:r>
+      <w:r>
+        <w:rPr>
+          <w:rStyle w:val="Hyperlink"/>
+          <w:rFonts w:ascii="Times New Roman" w:eastAsia="Times New Roman" w:hAnsi="Times New Roman"/>
+          <w:sz w:val="24"/>
+          <w:szCs w:val="24"/>
+        </w:rPr>
+        <w:t>d</w:t>
+      </w:r>
+      <w:r>
+        <w:rPr>
+          <w:rStyle w:val="Hyperlink"/>
+          <w:rFonts w:ascii="Times New Roman" w:eastAsia="Times New Roman" w:hAnsi="Times New Roman"/>
+          <w:sz w:val="24"/>
+          <w:szCs w:val="24"/>
+        </w:rPr>
+        <w:t>rickDang/PRT661-DATA-SCIENCE-PRACTICE/commits?author=EmmaTran56</w:t>
       </w:r>
       <w:r>
         <w:fldChar w:fldCharType="end"/>
@@ -23760,6 +23818,9 @@
         </w:rPr>
       </w:pPr>
       <w:r>
+        <w:rPr>
+          <w:noProof/>
+        </w:rPr>
         <w:drawing>
           <wp:inline distT="0" distB="0" distL="0" distR="0" wp14:anchorId="5D7B00C0" wp14:editId="4EAA1DAD">
             <wp:extent cx="5731510" cy="3223895"/>
@@ -24177,6 +24238,7 @@
       <w:r>
         <w:rPr>
           <w:rFonts w:ascii="Times New Roman" w:eastAsia="Times New Roman" w:hAnsi="Times New Roman"/>
+          <w:noProof/>
           <w:sz w:val="24"/>
           <w:szCs w:val="24"/>
         </w:rPr>
@@ -24667,11 +24729,16 @@
         </w:rPr>
       </w:pPr>
       <w:r>
+        <w:rPr>
+          <w:rFonts w:ascii="Times New Roman" w:eastAsia="Times New Roman" w:hAnsi="Times New Roman"/>
+          <w:sz w:val="24"/>
+          <w:szCs w:val="24"/>
+        </w:rPr>
         <w:drawing>
-          <wp:inline distT="0" distB="0" distL="0" distR="0" wp14:anchorId="1D3E1D7A" wp14:editId="02CE486F">
-            <wp:extent cx="4985290" cy="2467155"/>
-            <wp:effectExtent l="0" t="0" r="6350" b="0"/>
-            <wp:docPr id="231656280" name="Picture 2"/>
+          <wp:inline distT="0" distB="0" distL="0" distR="0" wp14:anchorId="438FA1AB" wp14:editId="374455E8">
+            <wp:extent cx="5731510" cy="3224530"/>
+            <wp:effectExtent l="0" t="0" r="2540" b="0"/>
+            <wp:docPr id="1134468330" name="Picture 1"/>
             <wp:cNvGraphicFramePr>
               <a:graphicFrameLocks xmlns:a="http://schemas.openxmlformats.org/drawingml/2006/main" noChangeAspect="1"/>
             </wp:cNvGraphicFramePr>
@@ -24679,36 +24746,23 @@
               <a:graphicData uri="http://schemas.openxmlformats.org/drawingml/2006/picture">
                 <pic:pic xmlns:pic="http://schemas.openxmlformats.org/drawingml/2006/picture">
                   <pic:nvPicPr>
-                    <pic:cNvPr id="0" name="Picture 1"/>
-                    <pic:cNvPicPr>
-                      <a:picLocks noChangeAspect="1" noChangeArrowheads="1"/>
-                    </pic:cNvPicPr>
+                    <pic:cNvPr id="1134468330" name=""/>
+                    <pic:cNvPicPr/>
                   </pic:nvPicPr>
                   <pic:blipFill>
-                    <a:blip r:embed="rId55">
-                      <a:extLst>
-                        <a:ext uri="{28A0092B-C50C-407E-A947-70E740481C1C}">
-                          <a14:useLocalDpi xmlns:a14="http://schemas.microsoft.com/office/drawing/2010/main" val="0"/>
-                        </a:ext>
-                      </a:extLst>
-                    </a:blip>
-                    <a:srcRect/>
+                    <a:blip r:embed="rId55"/>
                     <a:stretch>
                       <a:fillRect/>
                     </a:stretch>
                   </pic:blipFill>
-                  <pic:spPr bwMode="auto">
+                  <pic:spPr>
                     <a:xfrm>
                       <a:off x="0" y="0"/>
-                      <a:ext cx="4997948" cy="2473419"/>
+                      <a:ext cx="5731510" cy="3224530"/>
                     </a:xfrm>
                     <a:prstGeom prst="rect">
                       <a:avLst/>
                     </a:prstGeom>
-                    <a:noFill/>
-                    <a:ln>
-                      <a:noFill/>
-                    </a:ln>
                   </pic:spPr>
                 </pic:pic>
               </a:graphicData>
@@ -24858,6 +24912,152 @@
       <w:pPr>
         <w:pStyle w:val="ListParagraph"/>
         <w:spacing w:before="120" w:line="276" w:lineRule="auto"/>
+        <w:ind w:left="0"/>
+        <w:contextualSpacing w:val="0"/>
+        <w:jc w:val="both"/>
+        <w:rPr>
+          <w:rFonts w:ascii="Times New Roman" w:eastAsia="Times New Roman" w:hAnsi="Times New Roman"/>
+          <w:sz w:val="24"/>
+          <w:szCs w:val="24"/>
+          <w:lang w:val="en-AU"/>
+        </w:rPr>
+      </w:pPr>
+      <w:r>
+        <w:rPr>
+          <w:rFonts w:ascii="Times New Roman" w:eastAsia="Times New Roman" w:hAnsi="Times New Roman"/>
+          <w:sz w:val="24"/>
+          <w:szCs w:val="24"/>
+          <w:lang w:val="en-AU"/>
+        </w:rPr>
+        <w:t>GitHub commits:</w:t>
+      </w:r>
+    </w:p>
+    <w:p>
+      <w:pPr>
+        <w:pStyle w:val="ListParagraph"/>
+        <w:spacing w:before="120" w:line="276" w:lineRule="auto"/>
+        <w:ind w:left="0"/>
+        <w:contextualSpacing w:val="0"/>
+        <w:jc w:val="both"/>
+        <w:rPr>
+          <w:rFonts w:ascii="Times New Roman" w:eastAsia="Times New Roman" w:hAnsi="Times New Roman"/>
+          <w:sz w:val="24"/>
+          <w:szCs w:val="24"/>
+          <w:lang w:val="en-AU"/>
+        </w:rPr>
+      </w:pPr>
+      <w:hyperlink r:id="rId56" w:history="1">
+        <w:r>
+          <w:rPr>
+            <w:rStyle w:val="Hyperlink"/>
+            <w:rFonts w:ascii="Times New Roman" w:eastAsia="Times New Roman" w:hAnsi="Times New Roman"/>
+            <w:sz w:val="24"/>
+            <w:szCs w:val="24"/>
+            <w:lang w:val="en-AU"/>
+          </w:rPr>
+          <w:t xml:space="preserve">Commits · </w:t>
+        </w:r>
+        <w:proofErr w:type="spellStart"/>
+        <w:r>
+          <w:rPr>
+            <w:rStyle w:val="Hyperlink"/>
+            <w:rFonts w:ascii="Times New Roman" w:eastAsia="Times New Roman" w:hAnsi="Times New Roman"/>
+            <w:sz w:val="24"/>
+            <w:szCs w:val="24"/>
+            <w:lang w:val="en-AU"/>
+          </w:rPr>
+          <w:t>HendrickDang</w:t>
+        </w:r>
+        <w:proofErr w:type="spellEnd"/>
+        <w:r>
+          <w:rPr>
+            <w:rStyle w:val="Hyperlink"/>
+            <w:rFonts w:ascii="Times New Roman" w:eastAsia="Times New Roman" w:hAnsi="Times New Roman"/>
+            <w:sz w:val="24"/>
+            <w:szCs w:val="24"/>
+            <w:lang w:val="en-AU"/>
+          </w:rPr>
+          <w:t>/PRT661-DATA-SCIENCE-PRACTICE</w:t>
+        </w:r>
+      </w:hyperlink>
+    </w:p>
+    <w:p>
+      <w:pPr>
+        <w:pStyle w:val="ListParagraph"/>
+        <w:spacing w:before="120" w:line="276" w:lineRule="auto"/>
+        <w:ind w:left="0"/>
+        <w:contextualSpacing w:val="0"/>
+        <w:jc w:val="both"/>
+        <w:rPr>
+          <w:rFonts w:ascii="Times New Roman" w:eastAsia="Times New Roman" w:hAnsi="Times New Roman"/>
+          <w:sz w:val="24"/>
+          <w:szCs w:val="24"/>
+          <w:lang w:val="en-AU"/>
+        </w:rPr>
+      </w:pPr>
+      <w:r>
+        <w:rPr>
+          <w:rFonts w:ascii="Times New Roman" w:eastAsia="Times New Roman" w:hAnsi="Times New Roman"/>
+          <w:sz w:val="24"/>
+          <w:szCs w:val="24"/>
+          <w:lang w:val="en-AU"/>
+        </w:rPr>
+        <w:t>Documentation:</w:t>
+      </w:r>
+    </w:p>
+    <w:p>
+      <w:pPr>
+        <w:pStyle w:val="ListParagraph"/>
+        <w:spacing w:before="120" w:line="276" w:lineRule="auto"/>
+        <w:ind w:left="0"/>
+        <w:contextualSpacing w:val="0"/>
+        <w:jc w:val="both"/>
+        <w:rPr>
+          <w:rFonts w:ascii="Times New Roman" w:eastAsia="Times New Roman" w:hAnsi="Times New Roman"/>
+          <w:sz w:val="24"/>
+          <w:szCs w:val="24"/>
+          <w:lang w:val="en-AU"/>
+        </w:rPr>
+      </w:pPr>
+      <w:hyperlink r:id="rId57" w:history="1">
+        <w:r>
+          <w:rPr>
+            <w:rStyle w:val="Hyperlink"/>
+            <w:rFonts w:ascii="Times New Roman" w:eastAsia="Times New Roman" w:hAnsi="Times New Roman"/>
+            <w:sz w:val="24"/>
+            <w:szCs w:val="24"/>
+            <w:lang w:val="en-AU"/>
+          </w:rPr>
+          <w:t xml:space="preserve">PRT661-DATA-SCIENCE-PRACTICE/documents at main · </w:t>
+        </w:r>
+        <w:proofErr w:type="spellStart"/>
+        <w:r>
+          <w:rPr>
+            <w:rStyle w:val="Hyperlink"/>
+            <w:rFonts w:ascii="Times New Roman" w:eastAsia="Times New Roman" w:hAnsi="Times New Roman"/>
+            <w:sz w:val="24"/>
+            <w:szCs w:val="24"/>
+            <w:lang w:val="en-AU"/>
+          </w:rPr>
+          <w:t>HendrickDang</w:t>
+        </w:r>
+        <w:proofErr w:type="spellEnd"/>
+        <w:r>
+          <w:rPr>
+            <w:rStyle w:val="Hyperlink"/>
+            <w:rFonts w:ascii="Times New Roman" w:eastAsia="Times New Roman" w:hAnsi="Times New Roman"/>
+            <w:sz w:val="24"/>
+            <w:szCs w:val="24"/>
+            <w:lang w:val="en-AU"/>
+          </w:rPr>
+          <w:t>/PRT661-DATA-SCIENCE-PRACTICE</w:t>
+        </w:r>
+      </w:hyperlink>
+    </w:p>
+    <w:p>
+      <w:pPr>
+        <w:pStyle w:val="ListParagraph"/>
+        <w:spacing w:before="120" w:line="276" w:lineRule="auto"/>
         <w:ind w:left="426"/>
         <w:contextualSpacing w:val="0"/>
         <w:jc w:val="both"/>
@@ -24914,6 +25114,7 @@
         <w:rPr>
           <w:lang w:val="en-AU"/>
         </w:rPr>
+        <w:lastRenderedPageBreak/>
         <w:t>Throughout this assessment, I focused mainly on the technical components of the project, which strengthened my analytical, research, and problem</w:t>
       </w:r>
       <w:r>
@@ -24964,14 +25165,7 @@
         <w:rPr>
           <w:lang w:val="en-AU"/>
         </w:rPr>
-        <w:t xml:space="preserve">Overall, the project strengthened both my technical capabilities and professional skills. It reinforced the importance </w:t>
-      </w:r>
-      <w:r>
-        <w:rPr>
-          <w:lang w:val="en-AU"/>
-        </w:rPr>
-        <w:lastRenderedPageBreak/>
-        <w:t>of data quality, evidence</w:t>
+        <w:t>Overall, the project strengthened both my technical capabilities and professional skills. It reinforced the importance of data quality, evidence</w:t>
       </w:r>
       <w:r>
         <w:rPr>
@@ -24996,8 +25190,8 @@
       </w:r>
     </w:p>
     <w:sectPr>
-      <w:headerReference w:type="default" r:id="rId56"/>
-      <w:footerReference w:type="default" r:id="rId57"/>
+      <w:headerReference w:type="default" r:id="rId58"/>
+      <w:footerReference w:type="default" r:id="rId59"/>
       <w:pgSz w:w="11906" w:h="16838" w:code="9"/>
       <w:pgMar w:top="1440" w:right="1440" w:bottom="1440" w:left="1440" w:header="709" w:footer="709" w:gutter="0"/>
       <w:pgNumType w:start="0"/>
@@ -25125,6 +25319,7 @@
     <w:r>
       <w:rPr>
         <w:rFonts w:ascii="Times New Roman" w:hAnsi="Times New Roman"/>
+        <w:noProof/>
         <w:lang w:eastAsia="en-AU"/>
       </w:rPr>
       <mc:AlternateContent>
@@ -27606,7 +27801,6 @@
   <w:style w:type="character" w:default="1" w:styleId="DefaultParagraphFont">
     <w:name w:val="Default Paragraph Font"/>
     <w:uiPriority w:val="1"/>
-    <w:semiHidden/>
     <w:unhideWhenUsed/>
   </w:style>
   <w:style w:type="table" w:default="1" w:styleId="TableNormal">
@@ -28391,25 +28585,12 @@
 </file>
 
 <file path=customXml/item1.xml><?xml version="1.0" encoding="utf-8"?>
-<?mso-contentType ?>
-<FormTemplates xmlns="http://schemas.microsoft.com/sharepoint/v3/contenttype/forms">
-  <Display>DocumentLibraryForm</Display>
-  <Edit>DocumentLibraryForm</Edit>
-  <New>DocumentLibraryForm</New>
-</FormTemplates>
-</file>
-
-<file path=customXml/item2.xml><?xml version="1.0" encoding="utf-8"?>
 <p:properties xmlns:p="http://schemas.microsoft.com/office/2006/metadata/properties" xmlns:xsi="http://www.w3.org/2001/XMLSchema-instance" xmlns:pc="http://schemas.microsoft.com/office/infopath/2007/PartnerControls">
   <documentManagement/>
 </p:properties>
 </file>
 
-<file path=customXml/item3.xml><?xml version="1.0" encoding="utf-8"?>
-<b:Sources xmlns:b="http://schemas.openxmlformats.org/officeDocument/2006/bibliography" xmlns="http://schemas.openxmlformats.org/officeDocument/2006/bibliography" SelectedStyle="\APASixthEditionOfficeOnline.xsl" StyleName="APA" Version="6"/>
-</file>
-
-<file path=customXml/item4.xml><?xml version="1.0" encoding="utf-8"?>
+<file path=customXml/item2.xml><?xml version="1.0" encoding="utf-8"?>
 <ct:contentTypeSchema xmlns:ct="http://schemas.microsoft.com/office/2006/metadata/contentType" xmlns:ma="http://schemas.microsoft.com/office/2006/metadata/properties/metaAttributes" ct:_="" ma:_="" ma:contentTypeName="Document" ma:contentTypeID="0x010100922A3CA1EE6E4B44833A16005451862E" ma:contentTypeVersion="3" ma:contentTypeDescription="Create a new document." ma:contentTypeScope="" ma:versionID="b712dade4bf8bf57d4a0cdac4d020ae4">
   <xsd:schema xmlns:xsd="http://www.w3.org/2001/XMLSchema" xmlns:xs="http://www.w3.org/2001/XMLSchema" xmlns:p="http://schemas.microsoft.com/office/2006/metadata/properties" xmlns:ns2="92f6da62-8f25-40d3-824c-47c5f6f94bd6" targetNamespace="http://schemas.microsoft.com/office/2006/metadata/properties" ma:root="true" ma:fieldsID="f6f8642a0533a95cbf7fc7bbc8c1e153" ns2:_="">
     <xsd:import namespace="92f6da62-8f25-40d3-824c-47c5f6f94bd6"/>
@@ -28547,15 +28728,20 @@
 </ct:contentTypeSchema>
 </file>
 
-<file path=customXml/itemProps1.xml><?xml version="1.0" encoding="utf-8"?>
-<ds:datastoreItem xmlns:ds="http://schemas.openxmlformats.org/officeDocument/2006/customXml" ds:itemID="{82A9BB68-56B4-4822-B6B7-DB471576EB1F}">
-  <ds:schemaRefs>
-    <ds:schemaRef ds:uri="http://schemas.microsoft.com/sharepoint/v3/contenttype/forms"/>
-  </ds:schemaRefs>
-</ds:datastoreItem>
+<file path=customXml/item3.xml><?xml version="1.0" encoding="utf-8"?>
+<b:Sources xmlns:b="http://schemas.openxmlformats.org/officeDocument/2006/bibliography" xmlns="http://schemas.openxmlformats.org/officeDocument/2006/bibliography" SelectedStyle="\APASixthEditionOfficeOnline.xsl" StyleName="APA" Version="6"/>
 </file>
 
-<file path=customXml/itemProps2.xml><?xml version="1.0" encoding="utf-8"?>
+<file path=customXml/item4.xml><?xml version="1.0" encoding="utf-8"?>
+<?mso-contentType ?>
+<FormTemplates xmlns="http://schemas.microsoft.com/sharepoint/v3/contenttype/forms">
+  <Display>DocumentLibraryForm</Display>
+  <Edit>DocumentLibraryForm</Edit>
+  <New>DocumentLibraryForm</New>
+</FormTemplates>
+</file>
+
+<file path=customXml/itemProps1.xml><?xml version="1.0" encoding="utf-8"?>
 <ds:datastoreItem xmlns:ds="http://schemas.openxmlformats.org/officeDocument/2006/customXml" ds:itemID="{B2E31085-3E06-4A9F-9730-20A04C85DF24}">
   <ds:schemaRefs>
     <ds:schemaRef ds:uri="http://schemas.microsoft.com/office/2006/metadata/properties"/>
@@ -28564,15 +28750,7 @@
 </ds:datastoreItem>
 </file>
 
-<file path=customXml/itemProps3.xml><?xml version="1.0" encoding="utf-8"?>
-<ds:datastoreItem xmlns:ds="http://schemas.openxmlformats.org/officeDocument/2006/customXml" ds:itemID="{E3DA75CE-018A-4AF1-8B5C-BF0FBFE76924}">
-  <ds:schemaRefs>
-    <ds:schemaRef ds:uri="http://schemas.openxmlformats.org/officeDocument/2006/bibliography"/>
-  </ds:schemaRefs>
-</ds:datastoreItem>
-</file>
-
-<file path=customXml/itemProps4.xml><?xml version="1.0" encoding="utf-8"?>
+<file path=customXml/itemProps2.xml><?xml version="1.0" encoding="utf-8"?>
 <ds:datastoreItem xmlns:ds="http://schemas.openxmlformats.org/officeDocument/2006/customXml" ds:itemID="{69960CE0-24F5-4ADF-A12F-FE193FFA9C43}">
   <ds:schemaRefs>
     <ds:schemaRef ds:uri="http://schemas.microsoft.com/office/2006/metadata/contentType"/>
@@ -28588,4 +28766,20 @@
     <ds:schemaRef ds:uri="http://schemas.microsoft.com/internal/obd"/>
   </ds:schemaRefs>
 </ds:datastoreItem>
+</file>
+
+<file path=customXml/itemProps3.xml><?xml version="1.0" encoding="utf-8"?>
+<ds:datastoreItem xmlns:ds="http://schemas.openxmlformats.org/officeDocument/2006/customXml" ds:itemID="{E3DA75CE-018A-4AF1-8B5C-BF0FBFE76924}">
+  <ds:schemaRefs>
+    <ds:schemaRef ds:uri="http://schemas.openxmlformats.org/officeDocument/2006/bibliography"/>
+  </ds:schemaRefs>
+</ds:datastoreItem>
+</file>
+
+<file path=customXml/itemProps4.xml><?xml version="1.0" encoding="utf-8"?>
+<ds:datastoreItem xmlns:ds="http://schemas.openxmlformats.org/officeDocument/2006/customXml" ds:itemID="{82A9BB68-56B4-4822-B6B7-DB471576EB1F}">
+  <ds:schemaRefs>
+    <ds:schemaRef ds:uri="http://schemas.microsoft.com/sharepoint/v3/contenttype/forms"/>
+  </ds:schemaRefs>
+</ds:datastoreItem>
 </file>
--- a/documents/Assignment 2.docx
+++ b/documents/Assignment 2.docx
@@ -48,6 +48,9 @@
             </w:rPr>
           </w:pPr>
           <w:r>
+            <w:rPr>
+              <w:noProof/>
+            </w:rPr>
             <w:drawing>
               <wp:inline distT="0" distB="0" distL="0" distR="0" wp14:anchorId="78E222A8" wp14:editId="3440EBF9">
                 <wp:extent cx="3492500" cy="1620740"/>
@@ -674,12 +677,12 @@
                   <w:tab w:val="right" w:leader="dot" w:pos="9016"/>
                 </w:tabs>
                 <w:rPr>
-                  <w:rFonts w:asciiTheme="minorHAnsi" w:eastAsiaTheme="minorEastAsia" w:hAnsiTheme="minorHAnsi" w:cstheme="minorBidi"/>
+                  <w:rFonts w:ascii="Times New Roman" w:eastAsiaTheme="minorEastAsia" w:hAnsi="Times New Roman"/>
                   <w:noProof/>
                   <w:kern w:val="2"/>
                   <w:sz w:val="24"/>
                   <w:szCs w:val="24"/>
-                  <w:lang w:eastAsia="en-US"/>
+                  <w:lang w:eastAsia="en-AU"/>
                   <w14:ligatures w14:val="standardContextual"/>
                 </w:rPr>
               </w:pPr>
@@ -707,62 +710,83 @@
                 </w:rPr>
                 <w:fldChar w:fldCharType="separate"/>
               </w:r>
-              <w:hyperlink w:anchor="_Toc239974513" w:history="1">
+              <w:hyperlink w:anchor="_Toc239977728" w:history="1">
                 <w:r>
                   <w:rPr>
                     <w:rStyle w:val="Hyperlink"/>
                     <w:rFonts w:ascii="Times New Roman" w:eastAsia="Times New Roman" w:hAnsi="Times New Roman"/>
-                    <w:b/>
-                    <w:bCs/>
                     <w:noProof/>
+                    <w:sz w:val="24"/>
+                    <w:szCs w:val="24"/>
                   </w:rPr>
                   <w:t>SECTION 1 – Assessment 1 Report</w:t>
                 </w:r>
                 <w:r>
                   <w:rPr>
+                    <w:rFonts w:ascii="Times New Roman" w:hAnsi="Times New Roman"/>
                     <w:noProof/>
                     <w:webHidden/>
+                    <w:sz w:val="24"/>
+                    <w:szCs w:val="24"/>
                   </w:rPr>
                   <w:tab/>
                 </w:r>
                 <w:r>
                   <w:rPr>
+                    <w:rFonts w:ascii="Times New Roman" w:hAnsi="Times New Roman"/>
                     <w:noProof/>
                     <w:webHidden/>
+                    <w:sz w:val="24"/>
+                    <w:szCs w:val="24"/>
                   </w:rPr>
                   <w:fldChar w:fldCharType="begin"/>
                 </w:r>
                 <w:r>
                   <w:rPr>
+                    <w:rFonts w:ascii="Times New Roman" w:hAnsi="Times New Roman"/>
                     <w:noProof/>
                     <w:webHidden/>
+                    <w:sz w:val="24"/>
+                    <w:szCs w:val="24"/>
                   </w:rPr>
-                  <w:instrText xml:space="preserve"> PAGEREF _Toc239974513 \h </w:instrText>
+                  <w:instrText xml:space="preserve"> PAGEREF _Toc239977728 \h </w:instrText>
                 </w:r>
                 <w:r>
                   <w:rPr>
+                    <w:rFonts w:ascii="Times New Roman" w:hAnsi="Times New Roman"/>
                     <w:noProof/>
                     <w:webHidden/>
+                    <w:sz w:val="24"/>
+                    <w:szCs w:val="24"/>
                   </w:rPr>
                 </w:r>
                 <w:r>
                   <w:rPr>
+                    <w:rFonts w:ascii="Times New Roman" w:hAnsi="Times New Roman"/>
                     <w:noProof/>
                     <w:webHidden/>
+                    <w:sz w:val="24"/>
+                    <w:szCs w:val="24"/>
                   </w:rPr>
                   <w:fldChar w:fldCharType="separate"/>
                 </w:r>
                 <w:r>
                   <w:rPr>
+                    <w:rFonts w:ascii="Times New Roman" w:hAnsi="Times New Roman"/>
                     <w:noProof/>
                     <w:webHidden/>
+                    <w:sz w:val="24"/>
+                    <w:szCs w:val="24"/>
                   </w:rPr>
                   <w:t>3</w:t>
                 </w:r>
                 <w:r>
                   <w:rPr>
+                    <w:rFonts w:ascii="Times New Roman" w:hAnsi="Times New Roman"/>
                     <w:noProof/>
                     <w:webHidden/>
+                    <w:sz w:val="24"/>
+                    <w:szCs w:val="24"/>
                   </w:rPr>
                   <w:fldChar w:fldCharType="end"/>
                 </w:r>
@@ -776,34 +800,34 @@
                   <w:tab w:val="right" w:leader="dot" w:pos="9016"/>
                 </w:tabs>
                 <w:rPr>
-                  <w:rFonts w:asciiTheme="minorHAnsi" w:eastAsiaTheme="minorEastAsia" w:hAnsiTheme="minorHAnsi" w:cstheme="minorBidi"/>
+                  <w:rFonts w:ascii="Times New Roman" w:eastAsiaTheme="minorEastAsia" w:hAnsi="Times New Roman"/>
                   <w:noProof/>
                   <w:kern w:val="2"/>
                   <w:sz w:val="24"/>
                   <w:szCs w:val="24"/>
-                  <w:lang w:eastAsia="en-US"/>
+                  <w:lang w:eastAsia="en-AU"/>
                   <w14:ligatures w14:val="standardContextual"/>
                 </w:rPr>
               </w:pPr>
-              <w:hyperlink w:anchor="_Toc239974514" w:history="1">
+              <w:hyperlink w:anchor="_Toc239977729" w:history="1">
                 <w:r>
                   <w:rPr>
                     <w:rStyle w:val="Hyperlink"/>
                     <w:rFonts w:ascii="Times New Roman" w:eastAsia="Times New Roman" w:hAnsi="Times New Roman"/>
-                    <w:b/>
-                    <w:bCs/>
                     <w:noProof/>
+                    <w:sz w:val="24"/>
+                    <w:szCs w:val="24"/>
                   </w:rPr>
                   <w:t>1.</w:t>
                 </w:r>
                 <w:r>
                   <w:rPr>
-                    <w:rFonts w:asciiTheme="minorHAnsi" w:eastAsiaTheme="minorEastAsia" w:hAnsiTheme="minorHAnsi" w:cstheme="minorBidi"/>
+                    <w:rFonts w:ascii="Times New Roman" w:eastAsiaTheme="minorEastAsia" w:hAnsi="Times New Roman"/>
                     <w:noProof/>
                     <w:kern w:val="2"/>
                     <w:sz w:val="24"/>
                     <w:szCs w:val="24"/>
-                    <w:lang w:eastAsia="en-US"/>
+                    <w:lang w:eastAsia="en-AU"/>
                     <w14:ligatures w14:val="standardContextual"/>
                   </w:rPr>
                   <w:tab/>
@@ -812,57 +836,78 @@
                   <w:rPr>
                     <w:rStyle w:val="Hyperlink"/>
                     <w:rFonts w:ascii="Times New Roman" w:eastAsia="Times New Roman" w:hAnsi="Times New Roman"/>
-                    <w:b/>
-                    <w:bCs/>
                     <w:noProof/>
+                    <w:sz w:val="24"/>
+                    <w:szCs w:val="24"/>
                   </w:rPr>
                   <w:t>Project overview and objectives</w:t>
                 </w:r>
                 <w:r>
                   <w:rPr>
+                    <w:rFonts w:ascii="Times New Roman" w:hAnsi="Times New Roman"/>
                     <w:noProof/>
                     <w:webHidden/>
+                    <w:sz w:val="24"/>
+                    <w:szCs w:val="24"/>
                   </w:rPr>
                   <w:tab/>
                 </w:r>
                 <w:r>
                   <w:rPr>
+                    <w:rFonts w:ascii="Times New Roman" w:hAnsi="Times New Roman"/>
                     <w:noProof/>
                     <w:webHidden/>
+                    <w:sz w:val="24"/>
+                    <w:szCs w:val="24"/>
                   </w:rPr>
                   <w:fldChar w:fldCharType="begin"/>
                 </w:r>
                 <w:r>
                   <w:rPr>
+                    <w:rFonts w:ascii="Times New Roman" w:hAnsi="Times New Roman"/>
                     <w:noProof/>
                     <w:webHidden/>
+                    <w:sz w:val="24"/>
+                    <w:szCs w:val="24"/>
                   </w:rPr>
-                  <w:instrText xml:space="preserve"> PAGEREF _Toc239974514 \h </w:instrText>
+                  <w:instrText xml:space="preserve"> PAGEREF _Toc239977729 \h </w:instrText>
                 </w:r>
                 <w:r>
                   <w:rPr>
+                    <w:rFonts w:ascii="Times New Roman" w:hAnsi="Times New Roman"/>
                     <w:noProof/>
                     <w:webHidden/>
+                    <w:sz w:val="24"/>
+                    <w:szCs w:val="24"/>
                   </w:rPr>
                 </w:r>
                 <w:r>
                   <w:rPr>
+                    <w:rFonts w:ascii="Times New Roman" w:hAnsi="Times New Roman"/>
                     <w:noProof/>
                     <w:webHidden/>
+                    <w:sz w:val="24"/>
+                    <w:szCs w:val="24"/>
                   </w:rPr>
                   <w:fldChar w:fldCharType="separate"/>
                 </w:r>
                 <w:r>
                   <w:rPr>
+                    <w:rFonts w:ascii="Times New Roman" w:hAnsi="Times New Roman"/>
                     <w:noProof/>
                     <w:webHidden/>
+                    <w:sz w:val="24"/>
+                    <w:szCs w:val="24"/>
                   </w:rPr>
                   <w:t>3</w:t>
                 </w:r>
                 <w:r>
                   <w:rPr>
+                    <w:rFonts w:ascii="Times New Roman" w:hAnsi="Times New Roman"/>
                     <w:noProof/>
                     <w:webHidden/>
+                    <w:sz w:val="24"/>
+                    <w:szCs w:val="24"/>
                   </w:rPr>
                   <w:fldChar w:fldCharType="end"/>
                 </w:r>
@@ -876,34 +921,34 @@
                   <w:tab w:val="right" w:leader="dot" w:pos="9016"/>
                 </w:tabs>
                 <w:rPr>
-                  <w:rFonts w:asciiTheme="minorHAnsi" w:eastAsiaTheme="minorEastAsia" w:hAnsiTheme="minorHAnsi" w:cstheme="minorBidi"/>
+                  <w:rFonts w:ascii="Times New Roman" w:eastAsiaTheme="minorEastAsia" w:hAnsi="Times New Roman"/>
                   <w:noProof/>
                   <w:kern w:val="2"/>
                   <w:sz w:val="24"/>
                   <w:szCs w:val="24"/>
-                  <w:lang w:eastAsia="en-US"/>
+                  <w:lang w:eastAsia="en-AU"/>
                   <w14:ligatures w14:val="standardContextual"/>
                 </w:rPr>
               </w:pPr>
-              <w:hyperlink w:anchor="_Toc239974515" w:history="1">
+              <w:hyperlink w:anchor="_Toc239977730" w:history="1">
                 <w:r>
                   <w:rPr>
                     <w:rStyle w:val="Hyperlink"/>
                     <w:rFonts w:ascii="Times New Roman" w:eastAsia="Times New Roman" w:hAnsi="Times New Roman"/>
-                    <w:b/>
-                    <w:bCs/>
                     <w:noProof/>
+                    <w:sz w:val="24"/>
+                    <w:szCs w:val="24"/>
                   </w:rPr>
                   <w:t>2.</w:t>
                 </w:r>
                 <w:r>
                   <w:rPr>
-                    <w:rFonts w:asciiTheme="minorHAnsi" w:eastAsiaTheme="minorEastAsia" w:hAnsiTheme="minorHAnsi" w:cstheme="minorBidi"/>
+                    <w:rFonts w:ascii="Times New Roman" w:eastAsiaTheme="minorEastAsia" w:hAnsi="Times New Roman"/>
                     <w:noProof/>
                     <w:kern w:val="2"/>
                     <w:sz w:val="24"/>
                     <w:szCs w:val="24"/>
-                    <w:lang w:eastAsia="en-US"/>
+                    <w:lang w:eastAsia="en-AU"/>
                     <w14:ligatures w14:val="standardContextual"/>
                   </w:rPr>
                   <w:tab/>
@@ -912,57 +957,78 @@
                   <w:rPr>
                     <w:rStyle w:val="Hyperlink"/>
                     <w:rFonts w:ascii="Times New Roman" w:eastAsia="Times New Roman" w:hAnsi="Times New Roman"/>
-                    <w:b/>
-                    <w:bCs/>
                     <w:noProof/>
+                    <w:sz w:val="24"/>
+                    <w:szCs w:val="24"/>
                   </w:rPr>
                   <w:t>Theme justification</w:t>
                 </w:r>
                 <w:r>
                   <w:rPr>
+                    <w:rFonts w:ascii="Times New Roman" w:hAnsi="Times New Roman"/>
                     <w:noProof/>
                     <w:webHidden/>
+                    <w:sz w:val="24"/>
+                    <w:szCs w:val="24"/>
                   </w:rPr>
                   <w:tab/>
                 </w:r>
                 <w:r>
                   <w:rPr>
+                    <w:rFonts w:ascii="Times New Roman" w:hAnsi="Times New Roman"/>
                     <w:noProof/>
                     <w:webHidden/>
+                    <w:sz w:val="24"/>
+                    <w:szCs w:val="24"/>
                   </w:rPr>
                   <w:fldChar w:fldCharType="begin"/>
                 </w:r>
                 <w:r>
                   <w:rPr>
+                    <w:rFonts w:ascii="Times New Roman" w:hAnsi="Times New Roman"/>
                     <w:noProof/>
                     <w:webHidden/>
+                    <w:sz w:val="24"/>
+                    <w:szCs w:val="24"/>
                   </w:rPr>
-                  <w:instrText xml:space="preserve"> PAGEREF _Toc239974515 \h </w:instrText>
+                  <w:instrText xml:space="preserve"> PAGEREF _Toc239977730 \h </w:instrText>
                 </w:r>
                 <w:r>
                   <w:rPr>
+                    <w:rFonts w:ascii="Times New Roman" w:hAnsi="Times New Roman"/>
                     <w:noProof/>
                     <w:webHidden/>
+                    <w:sz w:val="24"/>
+                    <w:szCs w:val="24"/>
                   </w:rPr>
                 </w:r>
                 <w:r>
                   <w:rPr>
+                    <w:rFonts w:ascii="Times New Roman" w:hAnsi="Times New Roman"/>
                     <w:noProof/>
                     <w:webHidden/>
+                    <w:sz w:val="24"/>
+                    <w:szCs w:val="24"/>
                   </w:rPr>
                   <w:fldChar w:fldCharType="separate"/>
                 </w:r>
                 <w:r>
                   <w:rPr>
+                    <w:rFonts w:ascii="Times New Roman" w:hAnsi="Times New Roman"/>
                     <w:noProof/>
                     <w:webHidden/>
+                    <w:sz w:val="24"/>
+                    <w:szCs w:val="24"/>
                   </w:rPr>
                   <w:t>3</w:t>
                 </w:r>
                 <w:r>
                   <w:rPr>
+                    <w:rFonts w:ascii="Times New Roman" w:hAnsi="Times New Roman"/>
                     <w:noProof/>
                     <w:webHidden/>
+                    <w:sz w:val="24"/>
+                    <w:szCs w:val="24"/>
                   </w:rPr>
                   <w:fldChar w:fldCharType="end"/>
                 </w:r>
@@ -976,34 +1042,34 @@
                   <w:tab w:val="right" w:leader="dot" w:pos="9016"/>
                 </w:tabs>
                 <w:rPr>
-                  <w:rFonts w:asciiTheme="minorHAnsi" w:eastAsiaTheme="minorEastAsia" w:hAnsiTheme="minorHAnsi" w:cstheme="minorBidi"/>
+                  <w:rFonts w:ascii="Times New Roman" w:eastAsiaTheme="minorEastAsia" w:hAnsi="Times New Roman"/>
                   <w:noProof/>
                   <w:kern w:val="2"/>
                   <w:sz w:val="24"/>
                   <w:szCs w:val="24"/>
-                  <w:lang w:eastAsia="en-US"/>
+                  <w:lang w:eastAsia="en-AU"/>
                   <w14:ligatures w14:val="standardContextual"/>
                 </w:rPr>
               </w:pPr>
-              <w:hyperlink w:anchor="_Toc239974516" w:history="1">
+              <w:hyperlink w:anchor="_Toc239977731" w:history="1">
                 <w:r>
                   <w:rPr>
                     <w:rStyle w:val="Hyperlink"/>
                     <w:rFonts w:ascii="Times New Roman" w:eastAsia="Times New Roman" w:hAnsi="Times New Roman"/>
-                    <w:b/>
-                    <w:bCs/>
                     <w:noProof/>
+                    <w:sz w:val="24"/>
+                    <w:szCs w:val="24"/>
                   </w:rPr>
                   <w:t>3.</w:t>
                 </w:r>
                 <w:r>
                   <w:rPr>
-                    <w:rFonts w:asciiTheme="minorHAnsi" w:eastAsiaTheme="minorEastAsia" w:hAnsiTheme="minorHAnsi" w:cstheme="minorBidi"/>
+                    <w:rFonts w:ascii="Times New Roman" w:eastAsiaTheme="minorEastAsia" w:hAnsi="Times New Roman"/>
                     <w:noProof/>
                     <w:kern w:val="2"/>
                     <w:sz w:val="24"/>
                     <w:szCs w:val="24"/>
-                    <w:lang w:eastAsia="en-US"/>
+                    <w:lang w:eastAsia="en-AU"/>
                     <w14:ligatures w14:val="standardContextual"/>
                   </w:rPr>
                   <w:tab/>
@@ -1012,57 +1078,78 @@
                   <w:rPr>
                     <w:rStyle w:val="Hyperlink"/>
                     <w:rFonts w:ascii="Times New Roman" w:eastAsia="Times New Roman" w:hAnsi="Times New Roman"/>
-                    <w:b/>
-                    <w:bCs/>
                     <w:noProof/>
+                    <w:sz w:val="24"/>
+                    <w:szCs w:val="24"/>
                   </w:rPr>
                   <w:t>Problem statement</w:t>
                 </w:r>
                 <w:r>
                   <w:rPr>
+                    <w:rFonts w:ascii="Times New Roman" w:hAnsi="Times New Roman"/>
                     <w:noProof/>
                     <w:webHidden/>
+                    <w:sz w:val="24"/>
+                    <w:szCs w:val="24"/>
                   </w:rPr>
                   <w:tab/>
                 </w:r>
                 <w:r>
                   <w:rPr>
+                    <w:rFonts w:ascii="Times New Roman" w:hAnsi="Times New Roman"/>
                     <w:noProof/>
                     <w:webHidden/>
+                    <w:sz w:val="24"/>
+                    <w:szCs w:val="24"/>
                   </w:rPr>
                   <w:fldChar w:fldCharType="begin"/>
                 </w:r>
                 <w:r>
                   <w:rPr>
+                    <w:rFonts w:ascii="Times New Roman" w:hAnsi="Times New Roman"/>
                     <w:noProof/>
                     <w:webHidden/>
+                    <w:sz w:val="24"/>
+                    <w:szCs w:val="24"/>
                   </w:rPr>
-                  <w:instrText xml:space="preserve"> PAGEREF _Toc239974516 \h </w:instrText>
+                  <w:instrText xml:space="preserve"> PAGEREF _Toc239977731 \h </w:instrText>
                 </w:r>
                 <w:r>
                   <w:rPr>
+                    <w:rFonts w:ascii="Times New Roman" w:hAnsi="Times New Roman"/>
                     <w:noProof/>
                     <w:webHidden/>
+                    <w:sz w:val="24"/>
+                    <w:szCs w:val="24"/>
                   </w:rPr>
                 </w:r>
                 <w:r>
                   <w:rPr>
+                    <w:rFonts w:ascii="Times New Roman" w:hAnsi="Times New Roman"/>
                     <w:noProof/>
                     <w:webHidden/>
+                    <w:sz w:val="24"/>
+                    <w:szCs w:val="24"/>
                   </w:rPr>
                   <w:fldChar w:fldCharType="separate"/>
                 </w:r>
                 <w:r>
                   <w:rPr>
+                    <w:rFonts w:ascii="Times New Roman" w:hAnsi="Times New Roman"/>
                     <w:noProof/>
                     <w:webHidden/>
+                    <w:sz w:val="24"/>
+                    <w:szCs w:val="24"/>
                   </w:rPr>
                   <w:t>4</w:t>
                 </w:r>
                 <w:r>
                   <w:rPr>
+                    <w:rFonts w:ascii="Times New Roman" w:hAnsi="Times New Roman"/>
                     <w:noProof/>
                     <w:webHidden/>
+                    <w:sz w:val="24"/>
+                    <w:szCs w:val="24"/>
                   </w:rPr>
                   <w:fldChar w:fldCharType="end"/>
                 </w:r>
@@ -1076,34 +1163,34 @@
                   <w:tab w:val="right" w:leader="dot" w:pos="9016"/>
                 </w:tabs>
                 <w:rPr>
-                  <w:rFonts w:asciiTheme="minorHAnsi" w:eastAsiaTheme="minorEastAsia" w:hAnsiTheme="minorHAnsi" w:cstheme="minorBidi"/>
+                  <w:rFonts w:ascii="Times New Roman" w:eastAsiaTheme="minorEastAsia" w:hAnsi="Times New Roman"/>
                   <w:noProof/>
                   <w:kern w:val="2"/>
                   <w:sz w:val="24"/>
                   <w:szCs w:val="24"/>
-                  <w:lang w:eastAsia="en-US"/>
+                  <w:lang w:eastAsia="en-AU"/>
                   <w14:ligatures w14:val="standardContextual"/>
                 </w:rPr>
               </w:pPr>
-              <w:hyperlink w:anchor="_Toc239974517" w:history="1">
+              <w:hyperlink w:anchor="_Toc239977732" w:history="1">
                 <w:r>
                   <w:rPr>
                     <w:rStyle w:val="Hyperlink"/>
                     <w:rFonts w:ascii="Times New Roman" w:eastAsia="Times New Roman" w:hAnsi="Times New Roman"/>
-                    <w:b/>
-                    <w:bCs/>
                     <w:noProof/>
+                    <w:sz w:val="24"/>
+                    <w:szCs w:val="24"/>
                   </w:rPr>
                   <w:t>4.</w:t>
                 </w:r>
                 <w:r>
                   <w:rPr>
-                    <w:rFonts w:asciiTheme="minorHAnsi" w:eastAsiaTheme="minorEastAsia" w:hAnsiTheme="minorHAnsi" w:cstheme="minorBidi"/>
+                    <w:rFonts w:ascii="Times New Roman" w:eastAsiaTheme="minorEastAsia" w:hAnsi="Times New Roman"/>
                     <w:noProof/>
                     <w:kern w:val="2"/>
                     <w:sz w:val="24"/>
                     <w:szCs w:val="24"/>
-                    <w:lang w:eastAsia="en-US"/>
+                    <w:lang w:eastAsia="en-AU"/>
                     <w14:ligatures w14:val="standardContextual"/>
                   </w:rPr>
                   <w:tab/>
@@ -1112,57 +1199,78 @@
                   <w:rPr>
                     <w:rStyle w:val="Hyperlink"/>
                     <w:rFonts w:ascii="Times New Roman" w:eastAsia="Times New Roman" w:hAnsi="Times New Roman"/>
-                    <w:b/>
-                    <w:bCs/>
                     <w:noProof/>
+                    <w:sz w:val="24"/>
+                    <w:szCs w:val="24"/>
                   </w:rPr>
                   <w:t>Initial architecture diagram</w:t>
                 </w:r>
                 <w:r>
                   <w:rPr>
+                    <w:rFonts w:ascii="Times New Roman" w:hAnsi="Times New Roman"/>
                     <w:noProof/>
                     <w:webHidden/>
+                    <w:sz w:val="24"/>
+                    <w:szCs w:val="24"/>
                   </w:rPr>
                   <w:tab/>
                 </w:r>
                 <w:r>
                   <w:rPr>
+                    <w:rFonts w:ascii="Times New Roman" w:hAnsi="Times New Roman"/>
                     <w:noProof/>
                     <w:webHidden/>
+                    <w:sz w:val="24"/>
+                    <w:szCs w:val="24"/>
                   </w:rPr>
                   <w:fldChar w:fldCharType="begin"/>
                 </w:r>
                 <w:r>
                   <w:rPr>
+                    <w:rFonts w:ascii="Times New Roman" w:hAnsi="Times New Roman"/>
                     <w:noProof/>
                     <w:webHidden/>
+                    <w:sz w:val="24"/>
+                    <w:szCs w:val="24"/>
                   </w:rPr>
-                  <w:instrText xml:space="preserve"> PAGEREF _Toc239974517 \h </w:instrText>
+                  <w:instrText xml:space="preserve"> PAGEREF _Toc239977732 \h </w:instrText>
                 </w:r>
                 <w:r>
                   <w:rPr>
+                    <w:rFonts w:ascii="Times New Roman" w:hAnsi="Times New Roman"/>
                     <w:noProof/>
                     <w:webHidden/>
+                    <w:sz w:val="24"/>
+                    <w:szCs w:val="24"/>
                   </w:rPr>
                 </w:r>
                 <w:r>
                   <w:rPr>
+                    <w:rFonts w:ascii="Times New Roman" w:hAnsi="Times New Roman"/>
                     <w:noProof/>
                     <w:webHidden/>
+                    <w:sz w:val="24"/>
+                    <w:szCs w:val="24"/>
                   </w:rPr>
                   <w:fldChar w:fldCharType="separate"/>
                 </w:r>
                 <w:r>
                   <w:rPr>
+                    <w:rFonts w:ascii="Times New Roman" w:hAnsi="Times New Roman"/>
                     <w:noProof/>
                     <w:webHidden/>
+                    <w:sz w:val="24"/>
+                    <w:szCs w:val="24"/>
                   </w:rPr>
                   <w:t>5</w:t>
                 </w:r>
                 <w:r>
                   <w:rPr>
+                    <w:rFonts w:ascii="Times New Roman" w:hAnsi="Times New Roman"/>
                     <w:noProof/>
                     <w:webHidden/>
+                    <w:sz w:val="24"/>
+                    <w:szCs w:val="24"/>
                   </w:rPr>
                   <w:fldChar w:fldCharType="end"/>
                 </w:r>
@@ -1176,34 +1284,34 @@
                   <w:tab w:val="right" w:leader="dot" w:pos="9016"/>
                 </w:tabs>
                 <w:rPr>
-                  <w:rFonts w:asciiTheme="minorHAnsi" w:eastAsiaTheme="minorEastAsia" w:hAnsiTheme="minorHAnsi" w:cstheme="minorBidi"/>
+                  <w:rFonts w:ascii="Times New Roman" w:eastAsiaTheme="minorEastAsia" w:hAnsi="Times New Roman"/>
                   <w:noProof/>
                   <w:kern w:val="2"/>
                   <w:sz w:val="24"/>
                   <w:szCs w:val="24"/>
-                  <w:lang w:eastAsia="en-US"/>
+                  <w:lang w:eastAsia="en-AU"/>
                   <w14:ligatures w14:val="standardContextual"/>
                 </w:rPr>
               </w:pPr>
-              <w:hyperlink w:anchor="_Toc239974518" w:history="1">
+              <w:hyperlink w:anchor="_Toc239977733" w:history="1">
                 <w:r>
                   <w:rPr>
                     <w:rStyle w:val="Hyperlink"/>
                     <w:rFonts w:ascii="Times New Roman" w:eastAsia="Times New Roman" w:hAnsi="Times New Roman"/>
-                    <w:b/>
-                    <w:bCs/>
                     <w:noProof/>
+                    <w:sz w:val="24"/>
+                    <w:szCs w:val="24"/>
                   </w:rPr>
                   <w:t>5.</w:t>
                 </w:r>
                 <w:r>
                   <w:rPr>
-                    <w:rFonts w:asciiTheme="minorHAnsi" w:eastAsiaTheme="minorEastAsia" w:hAnsiTheme="minorHAnsi" w:cstheme="minorBidi"/>
+                    <w:rFonts w:ascii="Times New Roman" w:eastAsiaTheme="minorEastAsia" w:hAnsi="Times New Roman"/>
                     <w:noProof/>
                     <w:kern w:val="2"/>
                     <w:sz w:val="24"/>
                     <w:szCs w:val="24"/>
-                    <w:lang w:eastAsia="en-US"/>
+                    <w:lang w:eastAsia="en-AU"/>
                     <w14:ligatures w14:val="standardContextual"/>
                   </w:rPr>
                   <w:tab/>
@@ -1212,57 +1320,78 @@
                   <w:rPr>
                     <w:rStyle w:val="Hyperlink"/>
                     <w:rFonts w:ascii="Times New Roman" w:eastAsia="Times New Roman" w:hAnsi="Times New Roman"/>
-                    <w:b/>
-                    <w:bCs/>
                     <w:noProof/>
+                    <w:sz w:val="24"/>
+                    <w:szCs w:val="24"/>
                   </w:rPr>
                   <w:t>Workflow plan</w:t>
                 </w:r>
                 <w:r>
                   <w:rPr>
+                    <w:rFonts w:ascii="Times New Roman" w:hAnsi="Times New Roman"/>
                     <w:noProof/>
                     <w:webHidden/>
+                    <w:sz w:val="24"/>
+                    <w:szCs w:val="24"/>
                   </w:rPr>
                   <w:tab/>
                 </w:r>
                 <w:r>
                   <w:rPr>
+                    <w:rFonts w:ascii="Times New Roman" w:hAnsi="Times New Roman"/>
                     <w:noProof/>
                     <w:webHidden/>
+                    <w:sz w:val="24"/>
+                    <w:szCs w:val="24"/>
                   </w:rPr>
                   <w:fldChar w:fldCharType="begin"/>
                 </w:r>
                 <w:r>
                   <w:rPr>
+                    <w:rFonts w:ascii="Times New Roman" w:hAnsi="Times New Roman"/>
                     <w:noProof/>
                     <w:webHidden/>
+                    <w:sz w:val="24"/>
+                    <w:szCs w:val="24"/>
                   </w:rPr>
-                  <w:instrText xml:space="preserve"> PAGEREF _Toc239974518 \h </w:instrText>
+                  <w:instrText xml:space="preserve"> PAGEREF _Toc239977733 \h </w:instrText>
                 </w:r>
                 <w:r>
                   <w:rPr>
+                    <w:rFonts w:ascii="Times New Roman" w:hAnsi="Times New Roman"/>
                     <w:noProof/>
                     <w:webHidden/>
+                    <w:sz w:val="24"/>
+                    <w:szCs w:val="24"/>
                   </w:rPr>
                 </w:r>
                 <w:r>
                   <w:rPr>
+                    <w:rFonts w:ascii="Times New Roman" w:hAnsi="Times New Roman"/>
                     <w:noProof/>
                     <w:webHidden/>
+                    <w:sz w:val="24"/>
+                    <w:szCs w:val="24"/>
                   </w:rPr>
                   <w:fldChar w:fldCharType="separate"/>
                 </w:r>
                 <w:r>
                   <w:rPr>
+                    <w:rFonts w:ascii="Times New Roman" w:hAnsi="Times New Roman"/>
                     <w:noProof/>
                     <w:webHidden/>
+                    <w:sz w:val="24"/>
+                    <w:szCs w:val="24"/>
                   </w:rPr>
                   <w:t>7</w:t>
                 </w:r>
                 <w:r>
                   <w:rPr>
+                    <w:rFonts w:ascii="Times New Roman" w:hAnsi="Times New Roman"/>
                     <w:noProof/>
                     <w:webHidden/>
+                    <w:sz w:val="24"/>
+                    <w:szCs w:val="24"/>
                   </w:rPr>
                   <w:fldChar w:fldCharType="end"/>
                 </w:r>
@@ -1276,34 +1405,34 @@
                   <w:tab w:val="right" w:leader="dot" w:pos="9016"/>
                 </w:tabs>
                 <w:rPr>
-                  <w:rFonts w:asciiTheme="minorHAnsi" w:eastAsiaTheme="minorEastAsia" w:hAnsiTheme="minorHAnsi" w:cstheme="minorBidi"/>
+                  <w:rFonts w:ascii="Times New Roman" w:eastAsiaTheme="minorEastAsia" w:hAnsi="Times New Roman"/>
                   <w:noProof/>
                   <w:kern w:val="2"/>
                   <w:sz w:val="24"/>
                   <w:szCs w:val="24"/>
-                  <w:lang w:eastAsia="en-US"/>
+                  <w:lang w:eastAsia="en-AU"/>
                   <w14:ligatures w14:val="standardContextual"/>
                 </w:rPr>
               </w:pPr>
-              <w:hyperlink w:anchor="_Toc239974519" w:history="1">
+              <w:hyperlink w:anchor="_Toc239977734" w:history="1">
                 <w:r>
                   <w:rPr>
                     <w:rStyle w:val="Hyperlink"/>
                     <w:rFonts w:ascii="Times New Roman" w:eastAsia="Times New Roman" w:hAnsi="Times New Roman"/>
-                    <w:b/>
-                    <w:bCs/>
                     <w:noProof/>
+                    <w:sz w:val="24"/>
+                    <w:szCs w:val="24"/>
                   </w:rPr>
                   <w:t>6.</w:t>
                 </w:r>
                 <w:r>
                   <w:rPr>
-                    <w:rFonts w:asciiTheme="minorHAnsi" w:eastAsiaTheme="minorEastAsia" w:hAnsiTheme="minorHAnsi" w:cstheme="minorBidi"/>
+                    <w:rFonts w:ascii="Times New Roman" w:eastAsiaTheme="minorEastAsia" w:hAnsi="Times New Roman"/>
                     <w:noProof/>
                     <w:kern w:val="2"/>
                     <w:sz w:val="24"/>
                     <w:szCs w:val="24"/>
-                    <w:lang w:eastAsia="en-US"/>
+                    <w:lang w:eastAsia="en-AU"/>
                     <w14:ligatures w14:val="standardContextual"/>
                   </w:rPr>
                   <w:tab/>
@@ -1312,57 +1441,78 @@
                   <w:rPr>
                     <w:rStyle w:val="Hyperlink"/>
                     <w:rFonts w:ascii="Times New Roman" w:eastAsia="Times New Roman" w:hAnsi="Times New Roman"/>
-                    <w:b/>
-                    <w:bCs/>
                     <w:noProof/>
+                    <w:sz w:val="24"/>
+                    <w:szCs w:val="24"/>
                   </w:rPr>
                   <w:t>Task allocation and team structure</w:t>
                 </w:r>
                 <w:r>
                   <w:rPr>
+                    <w:rFonts w:ascii="Times New Roman" w:hAnsi="Times New Roman"/>
                     <w:noProof/>
                     <w:webHidden/>
+                    <w:sz w:val="24"/>
+                    <w:szCs w:val="24"/>
                   </w:rPr>
                   <w:tab/>
                 </w:r>
                 <w:r>
                   <w:rPr>
+                    <w:rFonts w:ascii="Times New Roman" w:hAnsi="Times New Roman"/>
                     <w:noProof/>
                     <w:webHidden/>
+                    <w:sz w:val="24"/>
+                    <w:szCs w:val="24"/>
                   </w:rPr>
                   <w:fldChar w:fldCharType="begin"/>
                 </w:r>
                 <w:r>
                   <w:rPr>
+                    <w:rFonts w:ascii="Times New Roman" w:hAnsi="Times New Roman"/>
                     <w:noProof/>
                     <w:webHidden/>
+                    <w:sz w:val="24"/>
+                    <w:szCs w:val="24"/>
                   </w:rPr>
-                  <w:instrText xml:space="preserve"> PAGEREF _Toc239974519 \h </w:instrText>
+                  <w:instrText xml:space="preserve"> PAGEREF _Toc239977734 \h </w:instrText>
                 </w:r>
                 <w:r>
                   <w:rPr>
+                    <w:rFonts w:ascii="Times New Roman" w:hAnsi="Times New Roman"/>
                     <w:noProof/>
                     <w:webHidden/>
+                    <w:sz w:val="24"/>
+                    <w:szCs w:val="24"/>
                   </w:rPr>
                 </w:r>
                 <w:r>
                   <w:rPr>
+                    <w:rFonts w:ascii="Times New Roman" w:hAnsi="Times New Roman"/>
                     <w:noProof/>
                     <w:webHidden/>
+                    <w:sz w:val="24"/>
+                    <w:szCs w:val="24"/>
                   </w:rPr>
                   <w:fldChar w:fldCharType="separate"/>
                 </w:r>
                 <w:r>
                   <w:rPr>
+                    <w:rFonts w:ascii="Times New Roman" w:hAnsi="Times New Roman"/>
                     <w:noProof/>
                     <w:webHidden/>
+                    <w:sz w:val="24"/>
+                    <w:szCs w:val="24"/>
                   </w:rPr>
                   <w:t>9</w:t>
                 </w:r>
                 <w:r>
                   <w:rPr>
+                    <w:rFonts w:ascii="Times New Roman" w:hAnsi="Times New Roman"/>
                     <w:noProof/>
                     <w:webHidden/>
+                    <w:sz w:val="24"/>
+                    <w:szCs w:val="24"/>
                   </w:rPr>
                   <w:fldChar w:fldCharType="end"/>
                 </w:r>
@@ -1376,34 +1526,34 @@
                   <w:tab w:val="right" w:leader="dot" w:pos="9016"/>
                 </w:tabs>
                 <w:rPr>
-                  <w:rFonts w:asciiTheme="minorHAnsi" w:eastAsiaTheme="minorEastAsia" w:hAnsiTheme="minorHAnsi" w:cstheme="minorBidi"/>
+                  <w:rFonts w:ascii="Times New Roman" w:eastAsiaTheme="minorEastAsia" w:hAnsi="Times New Roman"/>
                   <w:noProof/>
                   <w:kern w:val="2"/>
                   <w:sz w:val="24"/>
                   <w:szCs w:val="24"/>
-                  <w:lang w:eastAsia="en-US"/>
+                  <w:lang w:eastAsia="en-AU"/>
                   <w14:ligatures w14:val="standardContextual"/>
                 </w:rPr>
               </w:pPr>
-              <w:hyperlink w:anchor="_Toc239974520" w:history="1">
+              <w:hyperlink w:anchor="_Toc239977735" w:history="1">
                 <w:r>
                   <w:rPr>
                     <w:rStyle w:val="Hyperlink"/>
                     <w:rFonts w:ascii="Times New Roman" w:eastAsia="Times New Roman" w:hAnsi="Times New Roman"/>
-                    <w:b/>
-                    <w:bCs/>
                     <w:noProof/>
+                    <w:sz w:val="24"/>
+                    <w:szCs w:val="24"/>
                   </w:rPr>
                   <w:t>7.</w:t>
                 </w:r>
                 <w:r>
                   <w:rPr>
-                    <w:rFonts w:asciiTheme="minorHAnsi" w:eastAsiaTheme="minorEastAsia" w:hAnsiTheme="minorHAnsi" w:cstheme="minorBidi"/>
+                    <w:rFonts w:ascii="Times New Roman" w:eastAsiaTheme="minorEastAsia" w:hAnsi="Times New Roman"/>
                     <w:noProof/>
                     <w:kern w:val="2"/>
                     <w:sz w:val="24"/>
                     <w:szCs w:val="24"/>
-                    <w:lang w:eastAsia="en-US"/>
+                    <w:lang w:eastAsia="en-AU"/>
                     <w14:ligatures w14:val="standardContextual"/>
                   </w:rPr>
                   <w:tab/>
@@ -1412,57 +1562,78 @@
                   <w:rPr>
                     <w:rStyle w:val="Hyperlink"/>
                     <w:rFonts w:ascii="Times New Roman" w:eastAsia="Times New Roman" w:hAnsi="Times New Roman"/>
-                    <w:b/>
-                    <w:bCs/>
                     <w:noProof/>
+                    <w:sz w:val="24"/>
+                    <w:szCs w:val="24"/>
                   </w:rPr>
                   <w:t>Initial risk analysis</w:t>
                 </w:r>
                 <w:r>
                   <w:rPr>
+                    <w:rFonts w:ascii="Times New Roman" w:hAnsi="Times New Roman"/>
                     <w:noProof/>
                     <w:webHidden/>
+                    <w:sz w:val="24"/>
+                    <w:szCs w:val="24"/>
                   </w:rPr>
                   <w:tab/>
                 </w:r>
                 <w:r>
                   <w:rPr>
+                    <w:rFonts w:ascii="Times New Roman" w:hAnsi="Times New Roman"/>
                     <w:noProof/>
                     <w:webHidden/>
+                    <w:sz w:val="24"/>
+                    <w:szCs w:val="24"/>
                   </w:rPr>
                   <w:fldChar w:fldCharType="begin"/>
                 </w:r>
                 <w:r>
                   <w:rPr>
+                    <w:rFonts w:ascii="Times New Roman" w:hAnsi="Times New Roman"/>
                     <w:noProof/>
                     <w:webHidden/>
+                    <w:sz w:val="24"/>
+                    <w:szCs w:val="24"/>
                   </w:rPr>
-                  <w:instrText xml:space="preserve"> PAGEREF _Toc239974520 \h </w:instrText>
+                  <w:instrText xml:space="preserve"> PAGEREF _Toc239977735 \h </w:instrText>
                 </w:r>
                 <w:r>
                   <w:rPr>
+                    <w:rFonts w:ascii="Times New Roman" w:hAnsi="Times New Roman"/>
                     <w:noProof/>
                     <w:webHidden/>
+                    <w:sz w:val="24"/>
+                    <w:szCs w:val="24"/>
                   </w:rPr>
                 </w:r>
                 <w:r>
                   <w:rPr>
+                    <w:rFonts w:ascii="Times New Roman" w:hAnsi="Times New Roman"/>
                     <w:noProof/>
                     <w:webHidden/>
+                    <w:sz w:val="24"/>
+                    <w:szCs w:val="24"/>
                   </w:rPr>
                   <w:fldChar w:fldCharType="separate"/>
                 </w:r>
                 <w:r>
                   <w:rPr>
+                    <w:rFonts w:ascii="Times New Roman" w:hAnsi="Times New Roman"/>
                     <w:noProof/>
                     <w:webHidden/>
+                    <w:sz w:val="24"/>
+                    <w:szCs w:val="24"/>
                   </w:rPr>
                   <w:t>9</w:t>
                 </w:r>
                 <w:r>
                   <w:rPr>
+                    <w:rFonts w:ascii="Times New Roman" w:hAnsi="Times New Roman"/>
                     <w:noProof/>
                     <w:webHidden/>
+                    <w:sz w:val="24"/>
+                    <w:szCs w:val="24"/>
                   </w:rPr>
                   <w:fldChar w:fldCharType="end"/>
                 </w:r>
@@ -1476,34 +1647,34 @@
                   <w:tab w:val="right" w:leader="dot" w:pos="9016"/>
                 </w:tabs>
                 <w:rPr>
-                  <w:rFonts w:asciiTheme="minorHAnsi" w:eastAsiaTheme="minorEastAsia" w:hAnsiTheme="minorHAnsi" w:cstheme="minorBidi"/>
+                  <w:rFonts w:ascii="Times New Roman" w:eastAsiaTheme="minorEastAsia" w:hAnsi="Times New Roman"/>
                   <w:noProof/>
                   <w:kern w:val="2"/>
                   <w:sz w:val="24"/>
                   <w:szCs w:val="24"/>
-                  <w:lang w:eastAsia="en-US"/>
+                  <w:lang w:eastAsia="en-AU"/>
                   <w14:ligatures w14:val="standardContextual"/>
                 </w:rPr>
               </w:pPr>
-              <w:hyperlink w:anchor="_Toc239974521" w:history="1">
+              <w:hyperlink w:anchor="_Toc239977736" w:history="1">
                 <w:r>
                   <w:rPr>
                     <w:rStyle w:val="Hyperlink"/>
                     <w:rFonts w:ascii="Times New Roman" w:eastAsia="Times New Roman" w:hAnsi="Times New Roman"/>
-                    <w:b/>
-                    <w:bCs/>
                     <w:noProof/>
+                    <w:sz w:val="24"/>
+                    <w:szCs w:val="24"/>
                   </w:rPr>
                   <w:t>8.</w:t>
                 </w:r>
                 <w:r>
                   <w:rPr>
-                    <w:rFonts w:asciiTheme="minorHAnsi" w:eastAsiaTheme="minorEastAsia" w:hAnsiTheme="minorHAnsi" w:cstheme="minorBidi"/>
+                    <w:rFonts w:ascii="Times New Roman" w:eastAsiaTheme="minorEastAsia" w:hAnsi="Times New Roman"/>
                     <w:noProof/>
                     <w:kern w:val="2"/>
                     <w:sz w:val="24"/>
                     <w:szCs w:val="24"/>
-                    <w:lang w:eastAsia="en-US"/>
+                    <w:lang w:eastAsia="en-AU"/>
                     <w14:ligatures w14:val="standardContextual"/>
                   </w:rPr>
                   <w:tab/>
@@ -1512,57 +1683,78 @@
                   <w:rPr>
                     <w:rStyle w:val="Hyperlink"/>
                     <w:rFonts w:ascii="Times New Roman" w:eastAsia="Times New Roman" w:hAnsi="Times New Roman"/>
-                    <w:b/>
-                    <w:bCs/>
                     <w:noProof/>
+                    <w:sz w:val="24"/>
+                    <w:szCs w:val="24"/>
                   </w:rPr>
                   <w:t>Ethics, privacy and security considerations</w:t>
                 </w:r>
                 <w:r>
                   <w:rPr>
+                    <w:rFonts w:ascii="Times New Roman" w:hAnsi="Times New Roman"/>
                     <w:noProof/>
                     <w:webHidden/>
+                    <w:sz w:val="24"/>
+                    <w:szCs w:val="24"/>
                   </w:rPr>
                   <w:tab/>
                 </w:r>
                 <w:r>
                   <w:rPr>
+                    <w:rFonts w:ascii="Times New Roman" w:hAnsi="Times New Roman"/>
                     <w:noProof/>
                     <w:webHidden/>
+                    <w:sz w:val="24"/>
+                    <w:szCs w:val="24"/>
                   </w:rPr>
                   <w:fldChar w:fldCharType="begin"/>
                 </w:r>
                 <w:r>
                   <w:rPr>
+                    <w:rFonts w:ascii="Times New Roman" w:hAnsi="Times New Roman"/>
                     <w:noProof/>
                     <w:webHidden/>
+                    <w:sz w:val="24"/>
+                    <w:szCs w:val="24"/>
                   </w:rPr>
-                  <w:instrText xml:space="preserve"> PAGEREF _Toc239974521 \h </w:instrText>
+                  <w:instrText xml:space="preserve"> PAGEREF _Toc239977736 \h </w:instrText>
                 </w:r>
                 <w:r>
                   <w:rPr>
+                    <w:rFonts w:ascii="Times New Roman" w:hAnsi="Times New Roman"/>
                     <w:noProof/>
                     <w:webHidden/>
+                    <w:sz w:val="24"/>
+                    <w:szCs w:val="24"/>
                   </w:rPr>
                 </w:r>
                 <w:r>
                   <w:rPr>
+                    <w:rFonts w:ascii="Times New Roman" w:hAnsi="Times New Roman"/>
                     <w:noProof/>
                     <w:webHidden/>
+                    <w:sz w:val="24"/>
+                    <w:szCs w:val="24"/>
                   </w:rPr>
                   <w:fldChar w:fldCharType="separate"/>
                 </w:r>
                 <w:r>
                   <w:rPr>
+                    <w:rFonts w:ascii="Times New Roman" w:hAnsi="Times New Roman"/>
                     <w:noProof/>
                     <w:webHidden/>
+                    <w:sz w:val="24"/>
+                    <w:szCs w:val="24"/>
                   </w:rPr>
                   <w:t>10</w:t>
                 </w:r>
                 <w:r>
                   <w:rPr>
+                    <w:rFonts w:ascii="Times New Roman" w:hAnsi="Times New Roman"/>
                     <w:noProof/>
                     <w:webHidden/>
+                    <w:sz w:val="24"/>
+                    <w:szCs w:val="24"/>
                   </w:rPr>
                   <w:fldChar w:fldCharType="end"/>
                 </w:r>
@@ -1576,34 +1768,34 @@
                   <w:tab w:val="right" w:leader="dot" w:pos="9016"/>
                 </w:tabs>
                 <w:rPr>
-                  <w:rFonts w:asciiTheme="minorHAnsi" w:eastAsiaTheme="minorEastAsia" w:hAnsiTheme="minorHAnsi" w:cstheme="minorBidi"/>
+                  <w:rFonts w:ascii="Times New Roman" w:eastAsiaTheme="minorEastAsia" w:hAnsi="Times New Roman"/>
                   <w:noProof/>
                   <w:kern w:val="2"/>
                   <w:sz w:val="24"/>
                   <w:szCs w:val="24"/>
-                  <w:lang w:eastAsia="en-US"/>
+                  <w:lang w:eastAsia="en-AU"/>
                   <w14:ligatures w14:val="standardContextual"/>
                 </w:rPr>
               </w:pPr>
-              <w:hyperlink w:anchor="_Toc239974522" w:history="1">
+              <w:hyperlink w:anchor="_Toc239977737" w:history="1">
                 <w:r>
                   <w:rPr>
                     <w:rStyle w:val="Hyperlink"/>
                     <w:rFonts w:ascii="Times New Roman" w:eastAsia="Times New Roman" w:hAnsi="Times New Roman"/>
-                    <w:b/>
-                    <w:bCs/>
                     <w:noProof/>
+                    <w:sz w:val="24"/>
+                    <w:szCs w:val="24"/>
                   </w:rPr>
                   <w:t>9.</w:t>
                 </w:r>
                 <w:r>
                   <w:rPr>
-                    <w:rFonts w:asciiTheme="minorHAnsi" w:eastAsiaTheme="minorEastAsia" w:hAnsiTheme="minorHAnsi" w:cstheme="minorBidi"/>
+                    <w:rFonts w:ascii="Times New Roman" w:eastAsiaTheme="minorEastAsia" w:hAnsi="Times New Roman"/>
                     <w:noProof/>
                     <w:kern w:val="2"/>
                     <w:sz w:val="24"/>
                     <w:szCs w:val="24"/>
-                    <w:lang w:eastAsia="en-US"/>
+                    <w:lang w:eastAsia="en-AU"/>
                     <w14:ligatures w14:val="standardContextual"/>
                   </w:rPr>
                   <w:tab/>
@@ -1612,57 +1804,78 @@
                   <w:rPr>
                     <w:rStyle w:val="Hyperlink"/>
                     <w:rFonts w:ascii="Times New Roman" w:eastAsia="Times New Roman" w:hAnsi="Times New Roman"/>
-                    <w:b/>
-                    <w:bCs/>
                     <w:noProof/>
+                    <w:sz w:val="24"/>
+                    <w:szCs w:val="24"/>
                   </w:rPr>
                   <w:t>References</w:t>
                 </w:r>
                 <w:r>
                   <w:rPr>
+                    <w:rFonts w:ascii="Times New Roman" w:hAnsi="Times New Roman"/>
                     <w:noProof/>
                     <w:webHidden/>
+                    <w:sz w:val="24"/>
+                    <w:szCs w:val="24"/>
                   </w:rPr>
                   <w:tab/>
                 </w:r>
                 <w:r>
                   <w:rPr>
+                    <w:rFonts w:ascii="Times New Roman" w:hAnsi="Times New Roman"/>
                     <w:noProof/>
                     <w:webHidden/>
+                    <w:sz w:val="24"/>
+                    <w:szCs w:val="24"/>
                   </w:rPr>
                   <w:fldChar w:fldCharType="begin"/>
                 </w:r>
                 <w:r>
                   <w:rPr>
+                    <w:rFonts w:ascii="Times New Roman" w:hAnsi="Times New Roman"/>
                     <w:noProof/>
                     <w:webHidden/>
+                    <w:sz w:val="24"/>
+                    <w:szCs w:val="24"/>
                   </w:rPr>
-                  <w:instrText xml:space="preserve"> PAGEREF _Toc239974522 \h </w:instrText>
+                  <w:instrText xml:space="preserve"> PAGEREF _Toc239977737 \h </w:instrText>
                 </w:r>
                 <w:r>
                   <w:rPr>
+                    <w:rFonts w:ascii="Times New Roman" w:hAnsi="Times New Roman"/>
                     <w:noProof/>
                     <w:webHidden/>
+                    <w:sz w:val="24"/>
+                    <w:szCs w:val="24"/>
                   </w:rPr>
                 </w:r>
                 <w:r>
                   <w:rPr>
+                    <w:rFonts w:ascii="Times New Roman" w:hAnsi="Times New Roman"/>
                     <w:noProof/>
                     <w:webHidden/>
+                    <w:sz w:val="24"/>
+                    <w:szCs w:val="24"/>
                   </w:rPr>
                   <w:fldChar w:fldCharType="separate"/>
                 </w:r>
                 <w:r>
                   <w:rPr>
+                    <w:rFonts w:ascii="Times New Roman" w:hAnsi="Times New Roman"/>
                     <w:noProof/>
                     <w:webHidden/>
+                    <w:sz w:val="24"/>
+                    <w:szCs w:val="24"/>
                   </w:rPr>
                   <w:t>11</w:t>
                 </w:r>
                 <w:r>
                   <w:rPr>
+                    <w:rFonts w:ascii="Times New Roman" w:hAnsi="Times New Roman"/>
                     <w:noProof/>
                     <w:webHidden/>
+                    <w:sz w:val="24"/>
+                    <w:szCs w:val="24"/>
                   </w:rPr>
                   <w:fldChar w:fldCharType="end"/>
                 </w:r>
@@ -1675,71 +1888,92 @@
                   <w:tab w:val="right" w:leader="dot" w:pos="9016"/>
                 </w:tabs>
                 <w:rPr>
-                  <w:rFonts w:asciiTheme="minorHAnsi" w:eastAsiaTheme="minorEastAsia" w:hAnsiTheme="minorHAnsi" w:cstheme="minorBidi"/>
+                  <w:rFonts w:ascii="Times New Roman" w:eastAsiaTheme="minorEastAsia" w:hAnsi="Times New Roman"/>
                   <w:noProof/>
                   <w:kern w:val="2"/>
                   <w:sz w:val="24"/>
                   <w:szCs w:val="24"/>
-                  <w:lang w:eastAsia="en-US"/>
+                  <w:lang w:eastAsia="en-AU"/>
                   <w14:ligatures w14:val="standardContextual"/>
                 </w:rPr>
               </w:pPr>
-              <w:hyperlink w:anchor="_Toc239974523" w:history="1">
+              <w:hyperlink w:anchor="_Toc239977738" w:history="1">
                 <w:r>
                   <w:rPr>
                     <w:rStyle w:val="Hyperlink"/>
                     <w:rFonts w:ascii="Times New Roman" w:hAnsi="Times New Roman"/>
-                    <w:b/>
-                    <w:bCs/>
                     <w:noProof/>
+                    <w:sz w:val="24"/>
+                    <w:szCs w:val="24"/>
                   </w:rPr>
                   <w:t>SECTION 2 – Project Update Summary</w:t>
                 </w:r>
                 <w:r>
                   <w:rPr>
+                    <w:rFonts w:ascii="Times New Roman" w:hAnsi="Times New Roman"/>
                     <w:noProof/>
                     <w:webHidden/>
+                    <w:sz w:val="24"/>
+                    <w:szCs w:val="24"/>
                   </w:rPr>
                   <w:tab/>
                 </w:r>
                 <w:r>
                   <w:rPr>
+                    <w:rFonts w:ascii="Times New Roman" w:hAnsi="Times New Roman"/>
                     <w:noProof/>
                     <w:webHidden/>
+                    <w:sz w:val="24"/>
+                    <w:szCs w:val="24"/>
                   </w:rPr>
                   <w:fldChar w:fldCharType="begin"/>
                 </w:r>
                 <w:r>
                   <w:rPr>
+                    <w:rFonts w:ascii="Times New Roman" w:hAnsi="Times New Roman"/>
                     <w:noProof/>
                     <w:webHidden/>
+                    <w:sz w:val="24"/>
+                    <w:szCs w:val="24"/>
                   </w:rPr>
-                  <w:instrText xml:space="preserve"> PAGEREF _Toc239974523 \h </w:instrText>
+                  <w:instrText xml:space="preserve"> PAGEREF _Toc239977738 \h </w:instrText>
                 </w:r>
                 <w:r>
                   <w:rPr>
+                    <w:rFonts w:ascii="Times New Roman" w:hAnsi="Times New Roman"/>
                     <w:noProof/>
                     <w:webHidden/>
+                    <w:sz w:val="24"/>
+                    <w:szCs w:val="24"/>
                   </w:rPr>
                 </w:r>
                 <w:r>
                   <w:rPr>
+                    <w:rFonts w:ascii="Times New Roman" w:hAnsi="Times New Roman"/>
                     <w:noProof/>
                     <w:webHidden/>
+                    <w:sz w:val="24"/>
+                    <w:szCs w:val="24"/>
                   </w:rPr>
                   <w:fldChar w:fldCharType="separate"/>
                 </w:r>
                 <w:r>
                   <w:rPr>
+                    <w:rFonts w:ascii="Times New Roman" w:hAnsi="Times New Roman"/>
                     <w:noProof/>
                     <w:webHidden/>
+                    <w:sz w:val="24"/>
+                    <w:szCs w:val="24"/>
                   </w:rPr>
                   <w:t>13</w:t>
                 </w:r>
                 <w:r>
                   <w:rPr>
+                    <w:rFonts w:ascii="Times New Roman" w:hAnsi="Times New Roman"/>
                     <w:noProof/>
                     <w:webHidden/>
+                    <w:sz w:val="24"/>
+                    <w:szCs w:val="24"/>
                   </w:rPr>
                   <w:fldChar w:fldCharType="end"/>
                 </w:r>
@@ -1752,71 +1986,92 @@
                   <w:tab w:val="right" w:leader="dot" w:pos="9016"/>
                 </w:tabs>
                 <w:rPr>
-                  <w:rFonts w:asciiTheme="minorHAnsi" w:eastAsiaTheme="minorEastAsia" w:hAnsiTheme="minorHAnsi" w:cstheme="minorBidi"/>
+                  <w:rFonts w:ascii="Times New Roman" w:eastAsiaTheme="minorEastAsia" w:hAnsi="Times New Roman"/>
                   <w:noProof/>
                   <w:kern w:val="2"/>
                   <w:sz w:val="24"/>
                   <w:szCs w:val="24"/>
-                  <w:lang w:eastAsia="en-US"/>
+                  <w:lang w:eastAsia="en-AU"/>
                   <w14:ligatures w14:val="standardContextual"/>
                 </w:rPr>
               </w:pPr>
-              <w:hyperlink w:anchor="_Toc239974524" w:history="1">
+              <w:hyperlink w:anchor="_Toc239977739" w:history="1">
                 <w:r>
                   <w:rPr>
                     <w:rStyle w:val="Hyperlink"/>
                     <w:rFonts w:ascii="Times New Roman" w:hAnsi="Times New Roman"/>
-                    <w:b/>
-                    <w:bCs/>
                     <w:noProof/>
+                    <w:sz w:val="24"/>
+                    <w:szCs w:val="24"/>
                   </w:rPr>
                   <w:t>SECTION 3 – Assessment 2 Technical Development</w:t>
                 </w:r>
                 <w:r>
                   <w:rPr>
+                    <w:rFonts w:ascii="Times New Roman" w:hAnsi="Times New Roman"/>
                     <w:noProof/>
                     <w:webHidden/>
+                    <w:sz w:val="24"/>
+                    <w:szCs w:val="24"/>
                   </w:rPr>
                   <w:tab/>
                 </w:r>
                 <w:r>
                   <w:rPr>
+                    <w:rFonts w:ascii="Times New Roman" w:hAnsi="Times New Roman"/>
                     <w:noProof/>
                     <w:webHidden/>
+                    <w:sz w:val="24"/>
+                    <w:szCs w:val="24"/>
                   </w:rPr>
                   <w:fldChar w:fldCharType="begin"/>
                 </w:r>
                 <w:r>
                   <w:rPr>
+                    <w:rFonts w:ascii="Times New Roman" w:hAnsi="Times New Roman"/>
                     <w:noProof/>
                     <w:webHidden/>
+                    <w:sz w:val="24"/>
+                    <w:szCs w:val="24"/>
                   </w:rPr>
-                  <w:instrText xml:space="preserve"> PAGEREF _Toc239974524 \h </w:instrText>
+                  <w:instrText xml:space="preserve"> PAGEREF _Toc239977739 \h </w:instrText>
                 </w:r>
                 <w:r>
                   <w:rPr>
+                    <w:rFonts w:ascii="Times New Roman" w:hAnsi="Times New Roman"/>
                     <w:noProof/>
                     <w:webHidden/>
+                    <w:sz w:val="24"/>
+                    <w:szCs w:val="24"/>
                   </w:rPr>
                 </w:r>
                 <w:r>
                   <w:rPr>
+                    <w:rFonts w:ascii="Times New Roman" w:hAnsi="Times New Roman"/>
                     <w:noProof/>
                     <w:webHidden/>
+                    <w:sz w:val="24"/>
+                    <w:szCs w:val="24"/>
                   </w:rPr>
                   <w:fldChar w:fldCharType="separate"/>
                 </w:r>
                 <w:r>
                   <w:rPr>
+                    <w:rFonts w:ascii="Times New Roman" w:hAnsi="Times New Roman"/>
                     <w:noProof/>
                     <w:webHidden/>
+                    <w:sz w:val="24"/>
+                    <w:szCs w:val="24"/>
                   </w:rPr>
                   <w:t>15</w:t>
                 </w:r>
                 <w:r>
                   <w:rPr>
+                    <w:rFonts w:ascii="Times New Roman" w:hAnsi="Times New Roman"/>
                     <w:noProof/>
                     <w:webHidden/>
+                    <w:sz w:val="24"/>
+                    <w:szCs w:val="24"/>
                   </w:rPr>
                   <w:fldChar w:fldCharType="end"/>
                 </w:r>
@@ -1830,34 +2085,34 @@
                   <w:tab w:val="right" w:leader="dot" w:pos="9016"/>
                 </w:tabs>
                 <w:rPr>
-                  <w:rFonts w:asciiTheme="minorHAnsi" w:eastAsiaTheme="minorEastAsia" w:hAnsiTheme="minorHAnsi" w:cstheme="minorBidi"/>
+                  <w:rFonts w:ascii="Times New Roman" w:eastAsiaTheme="minorEastAsia" w:hAnsi="Times New Roman"/>
                   <w:noProof/>
                   <w:kern w:val="2"/>
                   <w:sz w:val="24"/>
                   <w:szCs w:val="24"/>
-                  <w:lang w:eastAsia="en-US"/>
+                  <w:lang w:eastAsia="en-AU"/>
                   <w14:ligatures w14:val="standardContextual"/>
                 </w:rPr>
               </w:pPr>
-              <w:hyperlink w:anchor="_Toc239974525" w:history="1">
+              <w:hyperlink w:anchor="_Toc239977740" w:history="1">
                 <w:r>
                   <w:rPr>
                     <w:rStyle w:val="Hyperlink"/>
                     <w:rFonts w:ascii="Times New Roman" w:eastAsia="Times New Roman" w:hAnsi="Times New Roman"/>
-                    <w:b/>
-                    <w:bCs/>
                     <w:noProof/>
+                    <w:sz w:val="24"/>
+                    <w:szCs w:val="24"/>
                   </w:rPr>
                   <w:t>1.</w:t>
                 </w:r>
                 <w:r>
                   <w:rPr>
-                    <w:rFonts w:asciiTheme="minorHAnsi" w:eastAsiaTheme="minorEastAsia" w:hAnsiTheme="minorHAnsi" w:cstheme="minorBidi"/>
+                    <w:rFonts w:ascii="Times New Roman" w:eastAsiaTheme="minorEastAsia" w:hAnsi="Times New Roman"/>
                     <w:noProof/>
                     <w:kern w:val="2"/>
                     <w:sz w:val="24"/>
                     <w:szCs w:val="24"/>
-                    <w:lang w:eastAsia="en-US"/>
+                    <w:lang w:eastAsia="en-AU"/>
                     <w14:ligatures w14:val="standardContextual"/>
                   </w:rPr>
                   <w:tab/>
@@ -1866,57 +2121,78 @@
                   <w:rPr>
                     <w:rStyle w:val="Hyperlink"/>
                     <w:rFonts w:ascii="Times New Roman" w:eastAsia="Times New Roman" w:hAnsi="Times New Roman"/>
-                    <w:b/>
-                    <w:bCs/>
                     <w:noProof/>
+                    <w:sz w:val="24"/>
+                    <w:szCs w:val="24"/>
                   </w:rPr>
                   <w:t>Data acquisition and storage</w:t>
                 </w:r>
                 <w:r>
                   <w:rPr>
+                    <w:rFonts w:ascii="Times New Roman" w:hAnsi="Times New Roman"/>
                     <w:noProof/>
                     <w:webHidden/>
+                    <w:sz w:val="24"/>
+                    <w:szCs w:val="24"/>
                   </w:rPr>
                   <w:tab/>
                 </w:r>
                 <w:r>
                   <w:rPr>
+                    <w:rFonts w:ascii="Times New Roman" w:hAnsi="Times New Roman"/>
                     <w:noProof/>
                     <w:webHidden/>
+                    <w:sz w:val="24"/>
+                    <w:szCs w:val="24"/>
                   </w:rPr>
                   <w:fldChar w:fldCharType="begin"/>
                 </w:r>
                 <w:r>
                   <w:rPr>
+                    <w:rFonts w:ascii="Times New Roman" w:hAnsi="Times New Roman"/>
                     <w:noProof/>
                     <w:webHidden/>
+                    <w:sz w:val="24"/>
+                    <w:szCs w:val="24"/>
                   </w:rPr>
-                  <w:instrText xml:space="preserve"> PAGEREF _Toc239974525 \h </w:instrText>
+                  <w:instrText xml:space="preserve"> PAGEREF _Toc239977740 \h </w:instrText>
                 </w:r>
                 <w:r>
                   <w:rPr>
+                    <w:rFonts w:ascii="Times New Roman" w:hAnsi="Times New Roman"/>
                     <w:noProof/>
                     <w:webHidden/>
+                    <w:sz w:val="24"/>
+                    <w:szCs w:val="24"/>
                   </w:rPr>
                 </w:r>
                 <w:r>
                   <w:rPr>
+                    <w:rFonts w:ascii="Times New Roman" w:hAnsi="Times New Roman"/>
                     <w:noProof/>
                     <w:webHidden/>
+                    <w:sz w:val="24"/>
+                    <w:szCs w:val="24"/>
                   </w:rPr>
                   <w:fldChar w:fldCharType="separate"/>
                 </w:r>
                 <w:r>
                   <w:rPr>
+                    <w:rFonts w:ascii="Times New Roman" w:hAnsi="Times New Roman"/>
                     <w:noProof/>
                     <w:webHidden/>
+                    <w:sz w:val="24"/>
+                    <w:szCs w:val="24"/>
                   </w:rPr>
                   <w:t>15</w:t>
                 </w:r>
                 <w:r>
                   <w:rPr>
+                    <w:rFonts w:ascii="Times New Roman" w:hAnsi="Times New Roman"/>
                     <w:noProof/>
                     <w:webHidden/>
+                    <w:sz w:val="24"/>
+                    <w:szCs w:val="24"/>
                   </w:rPr>
                   <w:fldChar w:fldCharType="end"/>
                 </w:r>
@@ -1930,34 +2206,34 @@
                   <w:tab w:val="right" w:leader="dot" w:pos="9016"/>
                 </w:tabs>
                 <w:rPr>
-                  <w:rFonts w:asciiTheme="minorHAnsi" w:eastAsiaTheme="minorEastAsia" w:hAnsiTheme="minorHAnsi" w:cstheme="minorBidi"/>
+                  <w:rFonts w:ascii="Times New Roman" w:eastAsiaTheme="minorEastAsia" w:hAnsi="Times New Roman"/>
                   <w:noProof/>
                   <w:kern w:val="2"/>
                   <w:sz w:val="24"/>
                   <w:szCs w:val="24"/>
-                  <w:lang w:eastAsia="en-US"/>
+                  <w:lang w:eastAsia="en-AU"/>
                   <w14:ligatures w14:val="standardContextual"/>
                 </w:rPr>
               </w:pPr>
-              <w:hyperlink w:anchor="_Toc239974526" w:history="1">
+              <w:hyperlink w:anchor="_Toc239977741" w:history="1">
                 <w:r>
                   <w:rPr>
                     <w:rStyle w:val="Hyperlink"/>
                     <w:rFonts w:ascii="Times New Roman" w:eastAsia="Times New Roman" w:hAnsi="Times New Roman"/>
-                    <w:b/>
-                    <w:bCs/>
                     <w:noProof/>
+                    <w:sz w:val="24"/>
+                    <w:szCs w:val="24"/>
                   </w:rPr>
                   <w:t>2.</w:t>
                 </w:r>
                 <w:r>
                   <w:rPr>
-                    <w:rFonts w:asciiTheme="minorHAnsi" w:eastAsiaTheme="minorEastAsia" w:hAnsiTheme="minorHAnsi" w:cstheme="minorBidi"/>
+                    <w:rFonts w:ascii="Times New Roman" w:eastAsiaTheme="minorEastAsia" w:hAnsi="Times New Roman"/>
                     <w:noProof/>
                     <w:kern w:val="2"/>
                     <w:sz w:val="24"/>
                     <w:szCs w:val="24"/>
-                    <w:lang w:eastAsia="en-US"/>
+                    <w:lang w:eastAsia="en-AU"/>
                     <w14:ligatures w14:val="standardContextual"/>
                   </w:rPr>
                   <w:tab/>
@@ -1966,57 +2242,78 @@
                   <w:rPr>
                     <w:rStyle w:val="Hyperlink"/>
                     <w:rFonts w:ascii="Times New Roman" w:eastAsia="Times New Roman" w:hAnsi="Times New Roman"/>
-                    <w:b/>
-                    <w:bCs/>
                     <w:noProof/>
+                    <w:sz w:val="24"/>
+                    <w:szCs w:val="24"/>
                   </w:rPr>
                   <w:t>Data cleaning and preprocessing</w:t>
                 </w:r>
                 <w:r>
                   <w:rPr>
+                    <w:rFonts w:ascii="Times New Roman" w:hAnsi="Times New Roman"/>
                     <w:noProof/>
                     <w:webHidden/>
+                    <w:sz w:val="24"/>
+                    <w:szCs w:val="24"/>
                   </w:rPr>
                   <w:tab/>
                 </w:r>
                 <w:r>
                   <w:rPr>
+                    <w:rFonts w:ascii="Times New Roman" w:hAnsi="Times New Roman"/>
                     <w:noProof/>
                     <w:webHidden/>
+                    <w:sz w:val="24"/>
+                    <w:szCs w:val="24"/>
                   </w:rPr>
                   <w:fldChar w:fldCharType="begin"/>
                 </w:r>
                 <w:r>
                   <w:rPr>
+                    <w:rFonts w:ascii="Times New Roman" w:hAnsi="Times New Roman"/>
                     <w:noProof/>
                     <w:webHidden/>
+                    <w:sz w:val="24"/>
+                    <w:szCs w:val="24"/>
                   </w:rPr>
-                  <w:instrText xml:space="preserve"> PAGEREF _Toc239974526 \h </w:instrText>
+                  <w:instrText xml:space="preserve"> PAGEREF _Toc239977741 \h </w:instrText>
                 </w:r>
                 <w:r>
                   <w:rPr>
+                    <w:rFonts w:ascii="Times New Roman" w:hAnsi="Times New Roman"/>
                     <w:noProof/>
                     <w:webHidden/>
+                    <w:sz w:val="24"/>
+                    <w:szCs w:val="24"/>
                   </w:rPr>
                 </w:r>
                 <w:r>
                   <w:rPr>
+                    <w:rFonts w:ascii="Times New Roman" w:hAnsi="Times New Roman"/>
                     <w:noProof/>
                     <w:webHidden/>
+                    <w:sz w:val="24"/>
+                    <w:szCs w:val="24"/>
                   </w:rPr>
                   <w:fldChar w:fldCharType="separate"/>
                 </w:r>
                 <w:r>
                   <w:rPr>
+                    <w:rFonts w:ascii="Times New Roman" w:hAnsi="Times New Roman"/>
                     <w:noProof/>
                     <w:webHidden/>
+                    <w:sz w:val="24"/>
+                    <w:szCs w:val="24"/>
                   </w:rPr>
                   <w:t>16</w:t>
                 </w:r>
                 <w:r>
                   <w:rPr>
+                    <w:rFonts w:ascii="Times New Roman" w:hAnsi="Times New Roman"/>
                     <w:noProof/>
                     <w:webHidden/>
+                    <w:sz w:val="24"/>
+                    <w:szCs w:val="24"/>
                   </w:rPr>
                   <w:fldChar w:fldCharType="end"/>
                 </w:r>
@@ -2030,34 +2327,34 @@
                   <w:tab w:val="right" w:leader="dot" w:pos="9016"/>
                 </w:tabs>
                 <w:rPr>
-                  <w:rFonts w:asciiTheme="minorHAnsi" w:eastAsiaTheme="minorEastAsia" w:hAnsiTheme="minorHAnsi" w:cstheme="minorBidi"/>
+                  <w:rFonts w:ascii="Times New Roman" w:eastAsiaTheme="minorEastAsia" w:hAnsi="Times New Roman"/>
                   <w:noProof/>
                   <w:kern w:val="2"/>
                   <w:sz w:val="24"/>
                   <w:szCs w:val="24"/>
-                  <w:lang w:eastAsia="en-US"/>
+                  <w:lang w:eastAsia="en-AU"/>
                   <w14:ligatures w14:val="standardContextual"/>
                 </w:rPr>
               </w:pPr>
-              <w:hyperlink w:anchor="_Toc239974527" w:history="1">
+              <w:hyperlink w:anchor="_Toc239977742" w:history="1">
                 <w:r>
                   <w:rPr>
                     <w:rStyle w:val="Hyperlink"/>
                     <w:rFonts w:ascii="Times New Roman" w:eastAsia="Times New Roman" w:hAnsi="Times New Roman"/>
-                    <w:b/>
-                    <w:bCs/>
                     <w:noProof/>
+                    <w:sz w:val="24"/>
+                    <w:szCs w:val="24"/>
                   </w:rPr>
                   <w:t>3.</w:t>
                 </w:r>
                 <w:r>
                   <w:rPr>
-                    <w:rFonts w:asciiTheme="minorHAnsi" w:eastAsiaTheme="minorEastAsia" w:hAnsiTheme="minorHAnsi" w:cstheme="minorBidi"/>
+                    <w:rFonts w:ascii="Times New Roman" w:eastAsiaTheme="minorEastAsia" w:hAnsi="Times New Roman"/>
                     <w:noProof/>
                     <w:kern w:val="2"/>
                     <w:sz w:val="24"/>
                     <w:szCs w:val="24"/>
-                    <w:lang w:eastAsia="en-US"/>
+                    <w:lang w:eastAsia="en-AU"/>
                     <w14:ligatures w14:val="standardContextual"/>
                   </w:rPr>
                   <w:tab/>
@@ -2066,57 +2363,78 @@
                   <w:rPr>
                     <w:rStyle w:val="Hyperlink"/>
                     <w:rFonts w:ascii="Times New Roman" w:eastAsia="Times New Roman" w:hAnsi="Times New Roman"/>
-                    <w:b/>
-                    <w:bCs/>
                     <w:noProof/>
+                    <w:sz w:val="24"/>
+                    <w:szCs w:val="24"/>
                   </w:rPr>
                   <w:t>Data engineering</w:t>
                 </w:r>
                 <w:r>
                   <w:rPr>
+                    <w:rFonts w:ascii="Times New Roman" w:hAnsi="Times New Roman"/>
                     <w:noProof/>
                     <w:webHidden/>
+                    <w:sz w:val="24"/>
+                    <w:szCs w:val="24"/>
                   </w:rPr>
                   <w:tab/>
                 </w:r>
                 <w:r>
                   <w:rPr>
+                    <w:rFonts w:ascii="Times New Roman" w:hAnsi="Times New Roman"/>
                     <w:noProof/>
                     <w:webHidden/>
+                    <w:sz w:val="24"/>
+                    <w:szCs w:val="24"/>
                   </w:rPr>
                   <w:fldChar w:fldCharType="begin"/>
                 </w:r>
                 <w:r>
                   <w:rPr>
+                    <w:rFonts w:ascii="Times New Roman" w:hAnsi="Times New Roman"/>
                     <w:noProof/>
                     <w:webHidden/>
+                    <w:sz w:val="24"/>
+                    <w:szCs w:val="24"/>
                   </w:rPr>
-                  <w:instrText xml:space="preserve"> PAGEREF _Toc239974527 \h </w:instrText>
+                  <w:instrText xml:space="preserve"> PAGEREF _Toc239977742 \h </w:instrText>
                 </w:r>
                 <w:r>
                   <w:rPr>
+                    <w:rFonts w:ascii="Times New Roman" w:hAnsi="Times New Roman"/>
                     <w:noProof/>
                     <w:webHidden/>
+                    <w:sz w:val="24"/>
+                    <w:szCs w:val="24"/>
                   </w:rPr>
                 </w:r>
                 <w:r>
                   <w:rPr>
+                    <w:rFonts w:ascii="Times New Roman" w:hAnsi="Times New Roman"/>
                     <w:noProof/>
                     <w:webHidden/>
+                    <w:sz w:val="24"/>
+                    <w:szCs w:val="24"/>
                   </w:rPr>
                   <w:fldChar w:fldCharType="separate"/>
                 </w:r>
                 <w:r>
                   <w:rPr>
+                    <w:rFonts w:ascii="Times New Roman" w:hAnsi="Times New Roman"/>
                     <w:noProof/>
                     <w:webHidden/>
+                    <w:sz w:val="24"/>
+                    <w:szCs w:val="24"/>
                   </w:rPr>
                   <w:t>18</w:t>
                 </w:r>
                 <w:r>
                   <w:rPr>
+                    <w:rFonts w:ascii="Times New Roman" w:hAnsi="Times New Roman"/>
                     <w:noProof/>
                     <w:webHidden/>
+                    <w:sz w:val="24"/>
+                    <w:szCs w:val="24"/>
                   </w:rPr>
                   <w:fldChar w:fldCharType="end"/>
                 </w:r>
@@ -2130,34 +2448,34 @@
                   <w:tab w:val="right" w:leader="dot" w:pos="9016"/>
                 </w:tabs>
                 <w:rPr>
-                  <w:rFonts w:asciiTheme="minorHAnsi" w:eastAsiaTheme="minorEastAsia" w:hAnsiTheme="minorHAnsi" w:cstheme="minorBidi"/>
+                  <w:rFonts w:ascii="Times New Roman" w:eastAsiaTheme="minorEastAsia" w:hAnsi="Times New Roman"/>
                   <w:noProof/>
                   <w:kern w:val="2"/>
                   <w:sz w:val="24"/>
                   <w:szCs w:val="24"/>
-                  <w:lang w:eastAsia="en-US"/>
+                  <w:lang w:eastAsia="en-AU"/>
                   <w14:ligatures w14:val="standardContextual"/>
                 </w:rPr>
               </w:pPr>
-              <w:hyperlink w:anchor="_Toc239974528" w:history="1">
+              <w:hyperlink w:anchor="_Toc239977743" w:history="1">
                 <w:r>
                   <w:rPr>
                     <w:rStyle w:val="Hyperlink"/>
                     <w:rFonts w:ascii="Times New Roman" w:eastAsia="Times New Roman" w:hAnsi="Times New Roman"/>
-                    <w:b/>
-                    <w:bCs/>
                     <w:noProof/>
+                    <w:sz w:val="24"/>
+                    <w:szCs w:val="24"/>
                   </w:rPr>
                   <w:t>3.1.</w:t>
                 </w:r>
                 <w:r>
                   <w:rPr>
-                    <w:rFonts w:asciiTheme="minorHAnsi" w:eastAsiaTheme="minorEastAsia" w:hAnsiTheme="minorHAnsi" w:cstheme="minorBidi"/>
+                    <w:rFonts w:ascii="Times New Roman" w:eastAsiaTheme="minorEastAsia" w:hAnsi="Times New Roman"/>
                     <w:noProof/>
                     <w:kern w:val="2"/>
                     <w:sz w:val="24"/>
                     <w:szCs w:val="24"/>
-                    <w:lang w:eastAsia="en-US"/>
+                    <w:lang w:eastAsia="en-AU"/>
                     <w14:ligatures w14:val="standardContextual"/>
                   </w:rPr>
                   <w:tab/>
@@ -2166,57 +2484,78 @@
                   <w:rPr>
                     <w:rStyle w:val="Hyperlink"/>
                     <w:rFonts w:ascii="Times New Roman" w:eastAsia="Times New Roman" w:hAnsi="Times New Roman"/>
-                    <w:b/>
-                    <w:bCs/>
                     <w:noProof/>
+                    <w:sz w:val="24"/>
+                    <w:szCs w:val="24"/>
                   </w:rPr>
                   <w:t>Merging the Three Source Tables</w:t>
                 </w:r>
                 <w:r>
                   <w:rPr>
+                    <w:rFonts w:ascii="Times New Roman" w:hAnsi="Times New Roman"/>
                     <w:noProof/>
                     <w:webHidden/>
+                    <w:sz w:val="24"/>
+                    <w:szCs w:val="24"/>
                   </w:rPr>
                   <w:tab/>
                 </w:r>
                 <w:r>
                   <w:rPr>
+                    <w:rFonts w:ascii="Times New Roman" w:hAnsi="Times New Roman"/>
                     <w:noProof/>
                     <w:webHidden/>
+                    <w:sz w:val="24"/>
+                    <w:szCs w:val="24"/>
                   </w:rPr>
                   <w:fldChar w:fldCharType="begin"/>
                 </w:r>
                 <w:r>
                   <w:rPr>
+                    <w:rFonts w:ascii="Times New Roman" w:hAnsi="Times New Roman"/>
                     <w:noProof/>
                     <w:webHidden/>
+                    <w:sz w:val="24"/>
+                    <w:szCs w:val="24"/>
                   </w:rPr>
-                  <w:instrText xml:space="preserve"> PAGEREF _Toc239974528 \h </w:instrText>
+                  <w:instrText xml:space="preserve"> PAGEREF _Toc239977743 \h </w:instrText>
                 </w:r>
                 <w:r>
                   <w:rPr>
+                    <w:rFonts w:ascii="Times New Roman" w:hAnsi="Times New Roman"/>
                     <w:noProof/>
                     <w:webHidden/>
+                    <w:sz w:val="24"/>
+                    <w:szCs w:val="24"/>
                   </w:rPr>
                 </w:r>
                 <w:r>
                   <w:rPr>
+                    <w:rFonts w:ascii="Times New Roman" w:hAnsi="Times New Roman"/>
                     <w:noProof/>
                     <w:webHidden/>
+                    <w:sz w:val="24"/>
+                    <w:szCs w:val="24"/>
                   </w:rPr>
                   <w:fldChar w:fldCharType="separate"/>
                 </w:r>
                 <w:r>
                   <w:rPr>
+                    <w:rFonts w:ascii="Times New Roman" w:hAnsi="Times New Roman"/>
                     <w:noProof/>
                     <w:webHidden/>
+                    <w:sz w:val="24"/>
+                    <w:szCs w:val="24"/>
                   </w:rPr>
                   <w:t>18</w:t>
                 </w:r>
                 <w:r>
                   <w:rPr>
+                    <w:rFonts w:ascii="Times New Roman" w:hAnsi="Times New Roman"/>
                     <w:noProof/>
                     <w:webHidden/>
+                    <w:sz w:val="24"/>
+                    <w:szCs w:val="24"/>
                   </w:rPr>
                   <w:fldChar w:fldCharType="end"/>
                 </w:r>
@@ -2230,34 +2569,34 @@
                   <w:tab w:val="right" w:leader="dot" w:pos="9016"/>
                 </w:tabs>
                 <w:rPr>
-                  <w:rFonts w:asciiTheme="minorHAnsi" w:eastAsiaTheme="minorEastAsia" w:hAnsiTheme="minorHAnsi" w:cstheme="minorBidi"/>
+                  <w:rFonts w:ascii="Times New Roman" w:eastAsiaTheme="minorEastAsia" w:hAnsi="Times New Roman"/>
                   <w:noProof/>
                   <w:kern w:val="2"/>
                   <w:sz w:val="24"/>
                   <w:szCs w:val="24"/>
-                  <w:lang w:eastAsia="en-US"/>
+                  <w:lang w:eastAsia="en-AU"/>
                   <w14:ligatures w14:val="standardContextual"/>
                 </w:rPr>
               </w:pPr>
-              <w:hyperlink w:anchor="_Toc239974529" w:history="1">
+              <w:hyperlink w:anchor="_Toc239977744" w:history="1">
                 <w:r>
                   <w:rPr>
                     <w:rStyle w:val="Hyperlink"/>
                     <w:rFonts w:ascii="Times New Roman" w:eastAsia="Times New Roman" w:hAnsi="Times New Roman"/>
-                    <w:b/>
-                    <w:bCs/>
                     <w:noProof/>
+                    <w:sz w:val="24"/>
+                    <w:szCs w:val="24"/>
                   </w:rPr>
                   <w:t>3.2.</w:t>
                 </w:r>
                 <w:r>
                   <w:rPr>
-                    <w:rFonts w:asciiTheme="minorHAnsi" w:eastAsiaTheme="minorEastAsia" w:hAnsiTheme="minorHAnsi" w:cstheme="minorBidi"/>
+                    <w:rFonts w:ascii="Times New Roman" w:eastAsiaTheme="minorEastAsia" w:hAnsi="Times New Roman"/>
                     <w:noProof/>
                     <w:kern w:val="2"/>
                     <w:sz w:val="24"/>
                     <w:szCs w:val="24"/>
-                    <w:lang w:eastAsia="en-US"/>
+                    <w:lang w:eastAsia="en-AU"/>
                     <w14:ligatures w14:val="standardContextual"/>
                   </w:rPr>
                   <w:tab/>
@@ -2266,57 +2605,78 @@
                   <w:rPr>
                     <w:rStyle w:val="Hyperlink"/>
                     <w:rFonts w:ascii="Times New Roman" w:eastAsia="Times New Roman" w:hAnsi="Times New Roman"/>
-                    <w:b/>
-                    <w:bCs/>
                     <w:noProof/>
+                    <w:sz w:val="24"/>
+                    <w:szCs w:val="24"/>
                   </w:rPr>
                   <w:t>Per-Capita Metrics</w:t>
                 </w:r>
                 <w:r>
                   <w:rPr>
+                    <w:rFonts w:ascii="Times New Roman" w:hAnsi="Times New Roman"/>
                     <w:noProof/>
                     <w:webHidden/>
+                    <w:sz w:val="24"/>
+                    <w:szCs w:val="24"/>
                   </w:rPr>
                   <w:tab/>
                 </w:r>
                 <w:r>
                   <w:rPr>
+                    <w:rFonts w:ascii="Times New Roman" w:hAnsi="Times New Roman"/>
                     <w:noProof/>
                     <w:webHidden/>
+                    <w:sz w:val="24"/>
+                    <w:szCs w:val="24"/>
                   </w:rPr>
                   <w:fldChar w:fldCharType="begin"/>
                 </w:r>
                 <w:r>
                   <w:rPr>
+                    <w:rFonts w:ascii="Times New Roman" w:hAnsi="Times New Roman"/>
                     <w:noProof/>
                     <w:webHidden/>
+                    <w:sz w:val="24"/>
+                    <w:szCs w:val="24"/>
                   </w:rPr>
-                  <w:instrText xml:space="preserve"> PAGEREF _Toc239974529 \h </w:instrText>
+                  <w:instrText xml:space="preserve"> PAGEREF _Toc239977744 \h </w:instrText>
                 </w:r>
                 <w:r>
                   <w:rPr>
+                    <w:rFonts w:ascii="Times New Roman" w:hAnsi="Times New Roman"/>
                     <w:noProof/>
                     <w:webHidden/>
+                    <w:sz w:val="24"/>
+                    <w:szCs w:val="24"/>
                   </w:rPr>
                 </w:r>
                 <w:r>
                   <w:rPr>
+                    <w:rFonts w:ascii="Times New Roman" w:hAnsi="Times New Roman"/>
                     <w:noProof/>
                     <w:webHidden/>
+                    <w:sz w:val="24"/>
+                    <w:szCs w:val="24"/>
                   </w:rPr>
                   <w:fldChar w:fldCharType="separate"/>
                 </w:r>
                 <w:r>
                   <w:rPr>
+                    <w:rFonts w:ascii="Times New Roman" w:hAnsi="Times New Roman"/>
                     <w:noProof/>
                     <w:webHidden/>
+                    <w:sz w:val="24"/>
+                    <w:szCs w:val="24"/>
                   </w:rPr>
                   <w:t>19</w:t>
                 </w:r>
                 <w:r>
                   <w:rPr>
+                    <w:rFonts w:ascii="Times New Roman" w:hAnsi="Times New Roman"/>
                     <w:noProof/>
                     <w:webHidden/>
+                    <w:sz w:val="24"/>
+                    <w:szCs w:val="24"/>
                   </w:rPr>
                   <w:fldChar w:fldCharType="end"/>
                 </w:r>
@@ -2330,34 +2690,34 @@
                   <w:tab w:val="right" w:leader="dot" w:pos="9016"/>
                 </w:tabs>
                 <w:rPr>
-                  <w:rFonts w:asciiTheme="minorHAnsi" w:eastAsiaTheme="minorEastAsia" w:hAnsiTheme="minorHAnsi" w:cstheme="minorBidi"/>
+                  <w:rFonts w:ascii="Times New Roman" w:eastAsiaTheme="minorEastAsia" w:hAnsi="Times New Roman"/>
                   <w:noProof/>
                   <w:kern w:val="2"/>
                   <w:sz w:val="24"/>
                   <w:szCs w:val="24"/>
-                  <w:lang w:eastAsia="en-US"/>
+                  <w:lang w:eastAsia="en-AU"/>
                   <w14:ligatures w14:val="standardContextual"/>
                 </w:rPr>
               </w:pPr>
-              <w:hyperlink w:anchor="_Toc239974530" w:history="1">
+              <w:hyperlink w:anchor="_Toc239977745" w:history="1">
                 <w:r>
                   <w:rPr>
                     <w:rStyle w:val="Hyperlink"/>
                     <w:rFonts w:ascii="Times New Roman" w:eastAsia="Times New Roman" w:hAnsi="Times New Roman"/>
-                    <w:b/>
-                    <w:bCs/>
                     <w:noProof/>
+                    <w:sz w:val="24"/>
+                    <w:szCs w:val="24"/>
                   </w:rPr>
                   <w:t>3.3.</w:t>
                 </w:r>
                 <w:r>
                   <w:rPr>
-                    <w:rFonts w:asciiTheme="minorHAnsi" w:eastAsiaTheme="minorEastAsia" w:hAnsiTheme="minorHAnsi" w:cstheme="minorBidi"/>
+                    <w:rFonts w:ascii="Times New Roman" w:eastAsiaTheme="minorEastAsia" w:hAnsi="Times New Roman"/>
                     <w:noProof/>
                     <w:kern w:val="2"/>
                     <w:sz w:val="24"/>
                     <w:szCs w:val="24"/>
-                    <w:lang w:eastAsia="en-US"/>
+                    <w:lang w:eastAsia="en-AU"/>
                     <w14:ligatures w14:val="standardContextual"/>
                   </w:rPr>
                   <w:tab/>
@@ -2366,57 +2726,78 @@
                   <w:rPr>
                     <w:rStyle w:val="Hyperlink"/>
                     <w:rFonts w:ascii="Times New Roman" w:eastAsia="Times New Roman" w:hAnsi="Times New Roman"/>
-                    <w:b/>
-                    <w:bCs/>
                     <w:noProof/>
+                    <w:sz w:val="24"/>
+                    <w:szCs w:val="24"/>
                   </w:rPr>
                   <w:t>Features Engineering</w:t>
                 </w:r>
                 <w:r>
                   <w:rPr>
+                    <w:rFonts w:ascii="Times New Roman" w:hAnsi="Times New Roman"/>
                     <w:noProof/>
                     <w:webHidden/>
+                    <w:sz w:val="24"/>
+                    <w:szCs w:val="24"/>
                   </w:rPr>
                   <w:tab/>
                 </w:r>
                 <w:r>
                   <w:rPr>
+                    <w:rFonts w:ascii="Times New Roman" w:hAnsi="Times New Roman"/>
                     <w:noProof/>
                     <w:webHidden/>
+                    <w:sz w:val="24"/>
+                    <w:szCs w:val="24"/>
                   </w:rPr>
                   <w:fldChar w:fldCharType="begin"/>
                 </w:r>
                 <w:r>
                   <w:rPr>
+                    <w:rFonts w:ascii="Times New Roman" w:hAnsi="Times New Roman"/>
                     <w:noProof/>
                     <w:webHidden/>
+                    <w:sz w:val="24"/>
+                    <w:szCs w:val="24"/>
                   </w:rPr>
-                  <w:instrText xml:space="preserve"> PAGEREF _Toc239974530 \h </w:instrText>
+                  <w:instrText xml:space="preserve"> PAGEREF _Toc239977745 \h </w:instrText>
                 </w:r>
                 <w:r>
                   <w:rPr>
+                    <w:rFonts w:ascii="Times New Roman" w:hAnsi="Times New Roman"/>
                     <w:noProof/>
                     <w:webHidden/>
+                    <w:sz w:val="24"/>
+                    <w:szCs w:val="24"/>
                   </w:rPr>
                 </w:r>
                 <w:r>
                   <w:rPr>
+                    <w:rFonts w:ascii="Times New Roman" w:hAnsi="Times New Roman"/>
                     <w:noProof/>
                     <w:webHidden/>
+                    <w:sz w:val="24"/>
+                    <w:szCs w:val="24"/>
                   </w:rPr>
                   <w:fldChar w:fldCharType="separate"/>
                 </w:r>
                 <w:r>
                   <w:rPr>
+                    <w:rFonts w:ascii="Times New Roman" w:hAnsi="Times New Roman"/>
                     <w:noProof/>
                     <w:webHidden/>
+                    <w:sz w:val="24"/>
+                    <w:szCs w:val="24"/>
                   </w:rPr>
                   <w:t>19</w:t>
                 </w:r>
                 <w:r>
                   <w:rPr>
+                    <w:rFonts w:ascii="Times New Roman" w:hAnsi="Times New Roman"/>
                     <w:noProof/>
                     <w:webHidden/>
+                    <w:sz w:val="24"/>
+                    <w:szCs w:val="24"/>
                   </w:rPr>
                   <w:fldChar w:fldCharType="end"/>
                 </w:r>
@@ -2430,34 +2811,34 @@
                   <w:tab w:val="right" w:leader="dot" w:pos="9016"/>
                 </w:tabs>
                 <w:rPr>
-                  <w:rFonts w:asciiTheme="minorHAnsi" w:eastAsiaTheme="minorEastAsia" w:hAnsiTheme="minorHAnsi" w:cstheme="minorBidi"/>
+                  <w:rFonts w:ascii="Times New Roman" w:eastAsiaTheme="minorEastAsia" w:hAnsi="Times New Roman"/>
                   <w:noProof/>
                   <w:kern w:val="2"/>
                   <w:sz w:val="24"/>
                   <w:szCs w:val="24"/>
-                  <w:lang w:eastAsia="en-US"/>
+                  <w:lang w:eastAsia="en-AU"/>
                   <w14:ligatures w14:val="standardContextual"/>
                 </w:rPr>
               </w:pPr>
-              <w:hyperlink w:anchor="_Toc239974531" w:history="1">
+              <w:hyperlink w:anchor="_Toc239977746" w:history="1">
                 <w:r>
                   <w:rPr>
                     <w:rStyle w:val="Hyperlink"/>
                     <w:rFonts w:ascii="Times New Roman" w:eastAsia="Times New Roman" w:hAnsi="Times New Roman"/>
-                    <w:b/>
-                    <w:bCs/>
                     <w:noProof/>
+                    <w:sz w:val="24"/>
+                    <w:szCs w:val="24"/>
                   </w:rPr>
                   <w:t>3.4.</w:t>
                 </w:r>
                 <w:r>
                   <w:rPr>
-                    <w:rFonts w:asciiTheme="minorHAnsi" w:eastAsiaTheme="minorEastAsia" w:hAnsiTheme="minorHAnsi" w:cstheme="minorBidi"/>
+                    <w:rFonts w:ascii="Times New Roman" w:eastAsiaTheme="minorEastAsia" w:hAnsi="Times New Roman"/>
                     <w:noProof/>
                     <w:kern w:val="2"/>
                     <w:sz w:val="24"/>
                     <w:szCs w:val="24"/>
-                    <w:lang w:eastAsia="en-US"/>
+                    <w:lang w:eastAsia="en-AU"/>
                     <w14:ligatures w14:val="standardContextual"/>
                   </w:rPr>
                   <w:tab/>
@@ -2466,57 +2847,78 @@
                   <w:rPr>
                     <w:rStyle w:val="Hyperlink"/>
                     <w:rFonts w:ascii="Times New Roman" w:eastAsia="Times New Roman" w:hAnsi="Times New Roman"/>
-                    <w:b/>
-                    <w:bCs/>
                     <w:noProof/>
+                    <w:sz w:val="24"/>
+                    <w:szCs w:val="24"/>
                   </w:rPr>
                   <w:t>Train/Test Split</w:t>
                 </w:r>
                 <w:r>
                   <w:rPr>
+                    <w:rFonts w:ascii="Times New Roman" w:hAnsi="Times New Roman"/>
                     <w:noProof/>
                     <w:webHidden/>
+                    <w:sz w:val="24"/>
+                    <w:szCs w:val="24"/>
                   </w:rPr>
                   <w:tab/>
                 </w:r>
                 <w:r>
                   <w:rPr>
+                    <w:rFonts w:ascii="Times New Roman" w:hAnsi="Times New Roman"/>
                     <w:noProof/>
                     <w:webHidden/>
+                    <w:sz w:val="24"/>
+                    <w:szCs w:val="24"/>
                   </w:rPr>
                   <w:fldChar w:fldCharType="begin"/>
                 </w:r>
                 <w:r>
                   <w:rPr>
+                    <w:rFonts w:ascii="Times New Roman" w:hAnsi="Times New Roman"/>
                     <w:noProof/>
                     <w:webHidden/>
+                    <w:sz w:val="24"/>
+                    <w:szCs w:val="24"/>
                   </w:rPr>
-                  <w:instrText xml:space="preserve"> PAGEREF _Toc239974531 \h </w:instrText>
+                  <w:instrText xml:space="preserve"> PAGEREF _Toc239977746 \h </w:instrText>
                 </w:r>
                 <w:r>
                   <w:rPr>
+                    <w:rFonts w:ascii="Times New Roman" w:hAnsi="Times New Roman"/>
                     <w:noProof/>
                     <w:webHidden/>
+                    <w:sz w:val="24"/>
+                    <w:szCs w:val="24"/>
                   </w:rPr>
                 </w:r>
                 <w:r>
                   <w:rPr>
+                    <w:rFonts w:ascii="Times New Roman" w:hAnsi="Times New Roman"/>
                     <w:noProof/>
                     <w:webHidden/>
+                    <w:sz w:val="24"/>
+                    <w:szCs w:val="24"/>
                   </w:rPr>
                   <w:fldChar w:fldCharType="separate"/>
                 </w:r>
                 <w:r>
                   <w:rPr>
+                    <w:rFonts w:ascii="Times New Roman" w:hAnsi="Times New Roman"/>
                     <w:noProof/>
                     <w:webHidden/>
+                    <w:sz w:val="24"/>
+                    <w:szCs w:val="24"/>
                   </w:rPr>
                   <w:t>20</w:t>
                 </w:r>
                 <w:r>
                   <w:rPr>
+                    <w:rFonts w:ascii="Times New Roman" w:hAnsi="Times New Roman"/>
                     <w:noProof/>
                     <w:webHidden/>
+                    <w:sz w:val="24"/>
+                    <w:szCs w:val="24"/>
                   </w:rPr>
                   <w:fldChar w:fldCharType="end"/>
                 </w:r>
@@ -2530,34 +2932,34 @@
                   <w:tab w:val="right" w:leader="dot" w:pos="9016"/>
                 </w:tabs>
                 <w:rPr>
-                  <w:rFonts w:asciiTheme="minorHAnsi" w:eastAsiaTheme="minorEastAsia" w:hAnsiTheme="minorHAnsi" w:cstheme="minorBidi"/>
+                  <w:rFonts w:ascii="Times New Roman" w:eastAsiaTheme="minorEastAsia" w:hAnsi="Times New Roman"/>
                   <w:noProof/>
                   <w:kern w:val="2"/>
                   <w:sz w:val="24"/>
                   <w:szCs w:val="24"/>
-                  <w:lang w:eastAsia="en-US"/>
+                  <w:lang w:eastAsia="en-AU"/>
                   <w14:ligatures w14:val="standardContextual"/>
                 </w:rPr>
               </w:pPr>
-              <w:hyperlink w:anchor="_Toc239974532" w:history="1">
+              <w:hyperlink w:anchor="_Toc239977747" w:history="1">
                 <w:r>
                   <w:rPr>
                     <w:rStyle w:val="Hyperlink"/>
                     <w:rFonts w:ascii="Times New Roman" w:eastAsia="Times New Roman" w:hAnsi="Times New Roman"/>
-                    <w:b/>
-                    <w:bCs/>
                     <w:noProof/>
+                    <w:sz w:val="24"/>
+                    <w:szCs w:val="24"/>
                   </w:rPr>
                   <w:t>4.</w:t>
                 </w:r>
                 <w:r>
                   <w:rPr>
-                    <w:rFonts w:asciiTheme="minorHAnsi" w:eastAsiaTheme="minorEastAsia" w:hAnsiTheme="minorHAnsi" w:cstheme="minorBidi"/>
+                    <w:rFonts w:ascii="Times New Roman" w:eastAsiaTheme="minorEastAsia" w:hAnsi="Times New Roman"/>
                     <w:noProof/>
                     <w:kern w:val="2"/>
                     <w:sz w:val="24"/>
                     <w:szCs w:val="24"/>
-                    <w:lang w:eastAsia="en-US"/>
+                    <w:lang w:eastAsia="en-AU"/>
                     <w14:ligatures w14:val="standardContextual"/>
                   </w:rPr>
                   <w:tab/>
@@ -2566,57 +2968,78 @@
                   <w:rPr>
                     <w:rStyle w:val="Hyperlink"/>
                     <w:rFonts w:ascii="Times New Roman" w:eastAsia="Times New Roman" w:hAnsi="Times New Roman"/>
-                    <w:b/>
-                    <w:bCs/>
                     <w:noProof/>
+                    <w:sz w:val="24"/>
+                    <w:szCs w:val="24"/>
                   </w:rPr>
                   <w:t>Analytics and machine learning</w:t>
                 </w:r>
                 <w:r>
                   <w:rPr>
+                    <w:rFonts w:ascii="Times New Roman" w:hAnsi="Times New Roman"/>
                     <w:noProof/>
                     <w:webHidden/>
+                    <w:sz w:val="24"/>
+                    <w:szCs w:val="24"/>
                   </w:rPr>
                   <w:tab/>
                 </w:r>
                 <w:r>
                   <w:rPr>
+                    <w:rFonts w:ascii="Times New Roman" w:hAnsi="Times New Roman"/>
                     <w:noProof/>
                     <w:webHidden/>
+                    <w:sz w:val="24"/>
+                    <w:szCs w:val="24"/>
                   </w:rPr>
                   <w:fldChar w:fldCharType="begin"/>
                 </w:r>
                 <w:r>
                   <w:rPr>
+                    <w:rFonts w:ascii="Times New Roman" w:hAnsi="Times New Roman"/>
                     <w:noProof/>
                     <w:webHidden/>
+                    <w:sz w:val="24"/>
+                    <w:szCs w:val="24"/>
                   </w:rPr>
-                  <w:instrText xml:space="preserve"> PAGEREF _Toc239974532 \h </w:instrText>
+                  <w:instrText xml:space="preserve"> PAGEREF _Toc239977747 \h </w:instrText>
                 </w:r>
                 <w:r>
                   <w:rPr>
+                    <w:rFonts w:ascii="Times New Roman" w:hAnsi="Times New Roman"/>
                     <w:noProof/>
                     <w:webHidden/>
+                    <w:sz w:val="24"/>
+                    <w:szCs w:val="24"/>
                   </w:rPr>
                 </w:r>
                 <w:r>
                   <w:rPr>
+                    <w:rFonts w:ascii="Times New Roman" w:hAnsi="Times New Roman"/>
                     <w:noProof/>
                     <w:webHidden/>
+                    <w:sz w:val="24"/>
+                    <w:szCs w:val="24"/>
                   </w:rPr>
                   <w:fldChar w:fldCharType="separate"/>
                 </w:r>
                 <w:r>
                   <w:rPr>
+                    <w:rFonts w:ascii="Times New Roman" w:hAnsi="Times New Roman"/>
                     <w:noProof/>
                     <w:webHidden/>
+                    <w:sz w:val="24"/>
+                    <w:szCs w:val="24"/>
                   </w:rPr>
                   <w:t>20</w:t>
                 </w:r>
                 <w:r>
                   <w:rPr>
+                    <w:rFonts w:ascii="Times New Roman" w:hAnsi="Times New Roman"/>
                     <w:noProof/>
                     <w:webHidden/>
+                    <w:sz w:val="24"/>
+                    <w:szCs w:val="24"/>
                   </w:rPr>
                   <w:fldChar w:fldCharType="end"/>
                 </w:r>
@@ -2630,34 +3053,34 @@
                   <w:tab w:val="right" w:leader="dot" w:pos="9016"/>
                 </w:tabs>
                 <w:rPr>
-                  <w:rFonts w:asciiTheme="minorHAnsi" w:eastAsiaTheme="minorEastAsia" w:hAnsiTheme="minorHAnsi" w:cstheme="minorBidi"/>
+                  <w:rFonts w:ascii="Times New Roman" w:eastAsiaTheme="minorEastAsia" w:hAnsi="Times New Roman"/>
                   <w:noProof/>
                   <w:kern w:val="2"/>
                   <w:sz w:val="24"/>
                   <w:szCs w:val="24"/>
-                  <w:lang w:eastAsia="en-US"/>
+                  <w:lang w:eastAsia="en-AU"/>
                   <w14:ligatures w14:val="standardContextual"/>
                 </w:rPr>
               </w:pPr>
-              <w:hyperlink w:anchor="_Toc239974533" w:history="1">
+              <w:hyperlink w:anchor="_Toc239977748" w:history="1">
                 <w:r>
                   <w:rPr>
                     <w:rStyle w:val="Hyperlink"/>
                     <w:rFonts w:ascii="Times New Roman" w:eastAsia="Times New Roman" w:hAnsi="Times New Roman"/>
-                    <w:b/>
-                    <w:bCs/>
                     <w:noProof/>
+                    <w:sz w:val="24"/>
+                    <w:szCs w:val="24"/>
                   </w:rPr>
                   <w:t>4.1.</w:t>
                 </w:r>
                 <w:r>
                   <w:rPr>
-                    <w:rFonts w:asciiTheme="minorHAnsi" w:eastAsiaTheme="minorEastAsia" w:hAnsiTheme="minorHAnsi" w:cstheme="minorBidi"/>
+                    <w:rFonts w:ascii="Times New Roman" w:eastAsiaTheme="minorEastAsia" w:hAnsi="Times New Roman"/>
                     <w:noProof/>
                     <w:kern w:val="2"/>
                     <w:sz w:val="24"/>
                     <w:szCs w:val="24"/>
-                    <w:lang w:eastAsia="en-US"/>
+                    <w:lang w:eastAsia="en-AU"/>
                     <w14:ligatures w14:val="standardContextual"/>
                   </w:rPr>
                   <w:tab/>
@@ -2666,57 +3089,78 @@
                   <w:rPr>
                     <w:rStyle w:val="Hyperlink"/>
                     <w:rFonts w:ascii="Times New Roman" w:eastAsia="Times New Roman" w:hAnsi="Times New Roman"/>
-                    <w:b/>
-                    <w:bCs/>
                     <w:noProof/>
+                    <w:sz w:val="24"/>
+                    <w:szCs w:val="24"/>
                   </w:rPr>
                   <w:t>Exploratory Data Analysis (EDA)</w:t>
                 </w:r>
                 <w:r>
                   <w:rPr>
+                    <w:rFonts w:ascii="Times New Roman" w:hAnsi="Times New Roman"/>
                     <w:noProof/>
                     <w:webHidden/>
+                    <w:sz w:val="24"/>
+                    <w:szCs w:val="24"/>
                   </w:rPr>
                   <w:tab/>
                 </w:r>
                 <w:r>
                   <w:rPr>
+                    <w:rFonts w:ascii="Times New Roman" w:hAnsi="Times New Roman"/>
                     <w:noProof/>
                     <w:webHidden/>
+                    <w:sz w:val="24"/>
+                    <w:szCs w:val="24"/>
                   </w:rPr>
                   <w:fldChar w:fldCharType="begin"/>
                 </w:r>
                 <w:r>
                   <w:rPr>
+                    <w:rFonts w:ascii="Times New Roman" w:hAnsi="Times New Roman"/>
                     <w:noProof/>
                     <w:webHidden/>
+                    <w:sz w:val="24"/>
+                    <w:szCs w:val="24"/>
                   </w:rPr>
-                  <w:instrText xml:space="preserve"> PAGEREF _Toc239974533 \h </w:instrText>
+                  <w:instrText xml:space="preserve"> PAGEREF _Toc239977748 \h </w:instrText>
                 </w:r>
                 <w:r>
                   <w:rPr>
+                    <w:rFonts w:ascii="Times New Roman" w:hAnsi="Times New Roman"/>
                     <w:noProof/>
                     <w:webHidden/>
+                    <w:sz w:val="24"/>
+                    <w:szCs w:val="24"/>
                   </w:rPr>
                 </w:r>
                 <w:r>
                   <w:rPr>
+                    <w:rFonts w:ascii="Times New Roman" w:hAnsi="Times New Roman"/>
                     <w:noProof/>
                     <w:webHidden/>
+                    <w:sz w:val="24"/>
+                    <w:szCs w:val="24"/>
                   </w:rPr>
                   <w:fldChar w:fldCharType="separate"/>
                 </w:r>
                 <w:r>
                   <w:rPr>
+                    <w:rFonts w:ascii="Times New Roman" w:hAnsi="Times New Roman"/>
                     <w:noProof/>
                     <w:webHidden/>
+                    <w:sz w:val="24"/>
+                    <w:szCs w:val="24"/>
                   </w:rPr>
                   <w:t>20</w:t>
                 </w:r>
                 <w:r>
                   <w:rPr>
+                    <w:rFonts w:ascii="Times New Roman" w:hAnsi="Times New Roman"/>
                     <w:noProof/>
                     <w:webHidden/>
+                    <w:sz w:val="24"/>
+                    <w:szCs w:val="24"/>
                   </w:rPr>
                   <w:fldChar w:fldCharType="end"/>
                 </w:r>
@@ -2730,34 +3174,34 @@
                   <w:tab w:val="right" w:leader="dot" w:pos="9016"/>
                 </w:tabs>
                 <w:rPr>
-                  <w:rFonts w:asciiTheme="minorHAnsi" w:eastAsiaTheme="minorEastAsia" w:hAnsiTheme="minorHAnsi" w:cstheme="minorBidi"/>
+                  <w:rFonts w:ascii="Times New Roman" w:eastAsiaTheme="minorEastAsia" w:hAnsi="Times New Roman"/>
                   <w:noProof/>
                   <w:kern w:val="2"/>
                   <w:sz w:val="24"/>
                   <w:szCs w:val="24"/>
-                  <w:lang w:eastAsia="en-US"/>
+                  <w:lang w:eastAsia="en-AU"/>
                   <w14:ligatures w14:val="standardContextual"/>
                 </w:rPr>
               </w:pPr>
-              <w:hyperlink w:anchor="_Toc239974534" w:history="1">
+              <w:hyperlink w:anchor="_Toc239977749" w:history="1">
                 <w:r>
                   <w:rPr>
                     <w:rStyle w:val="Hyperlink"/>
                     <w:rFonts w:ascii="Times New Roman" w:eastAsia="Times New Roman" w:hAnsi="Times New Roman"/>
-                    <w:b/>
-                    <w:bCs/>
                     <w:noProof/>
+                    <w:sz w:val="24"/>
+                    <w:szCs w:val="24"/>
                   </w:rPr>
                   <w:t>4.2.</w:t>
                 </w:r>
                 <w:r>
                   <w:rPr>
-                    <w:rFonts w:asciiTheme="minorHAnsi" w:eastAsiaTheme="minorEastAsia" w:hAnsiTheme="minorHAnsi" w:cstheme="minorBidi"/>
+                    <w:rFonts w:ascii="Times New Roman" w:eastAsiaTheme="minorEastAsia" w:hAnsi="Times New Roman"/>
                     <w:noProof/>
                     <w:kern w:val="2"/>
                     <w:sz w:val="24"/>
                     <w:szCs w:val="24"/>
-                    <w:lang w:eastAsia="en-US"/>
+                    <w:lang w:eastAsia="en-AU"/>
                     <w14:ligatures w14:val="standardContextual"/>
                   </w:rPr>
                   <w:tab/>
@@ -2766,57 +3210,78 @@
                   <w:rPr>
                     <w:rStyle w:val="Hyperlink"/>
                     <w:rFonts w:ascii="Times New Roman" w:eastAsia="Times New Roman" w:hAnsi="Times New Roman"/>
-                    <w:b/>
-                    <w:bCs/>
                     <w:noProof/>
+                    <w:sz w:val="24"/>
+                    <w:szCs w:val="24"/>
                   </w:rPr>
                   <w:t>PCA of regional Age Structure</w:t>
                 </w:r>
                 <w:r>
                   <w:rPr>
+                    <w:rFonts w:ascii="Times New Roman" w:hAnsi="Times New Roman"/>
                     <w:noProof/>
                     <w:webHidden/>
+                    <w:sz w:val="24"/>
+                    <w:szCs w:val="24"/>
                   </w:rPr>
                   <w:tab/>
                 </w:r>
                 <w:r>
                   <w:rPr>
+                    <w:rFonts w:ascii="Times New Roman" w:hAnsi="Times New Roman"/>
                     <w:noProof/>
                     <w:webHidden/>
+                    <w:sz w:val="24"/>
+                    <w:szCs w:val="24"/>
                   </w:rPr>
                   <w:fldChar w:fldCharType="begin"/>
                 </w:r>
                 <w:r>
                   <w:rPr>
+                    <w:rFonts w:ascii="Times New Roman" w:hAnsi="Times New Roman"/>
                     <w:noProof/>
                     <w:webHidden/>
+                    <w:sz w:val="24"/>
+                    <w:szCs w:val="24"/>
                   </w:rPr>
-                  <w:instrText xml:space="preserve"> PAGEREF _Toc239974534 \h </w:instrText>
+                  <w:instrText xml:space="preserve"> PAGEREF _Toc239977749 \h </w:instrText>
                 </w:r>
                 <w:r>
                   <w:rPr>
+                    <w:rFonts w:ascii="Times New Roman" w:hAnsi="Times New Roman"/>
                     <w:noProof/>
                     <w:webHidden/>
+                    <w:sz w:val="24"/>
+                    <w:szCs w:val="24"/>
                   </w:rPr>
                 </w:r>
                 <w:r>
                   <w:rPr>
+                    <w:rFonts w:ascii="Times New Roman" w:hAnsi="Times New Roman"/>
                     <w:noProof/>
                     <w:webHidden/>
+                    <w:sz w:val="24"/>
+                    <w:szCs w:val="24"/>
                   </w:rPr>
                   <w:fldChar w:fldCharType="separate"/>
                 </w:r>
                 <w:r>
                   <w:rPr>
+                    <w:rFonts w:ascii="Times New Roman" w:hAnsi="Times New Roman"/>
                     <w:noProof/>
                     <w:webHidden/>
+                    <w:sz w:val="24"/>
+                    <w:szCs w:val="24"/>
                   </w:rPr>
                   <w:t>21</w:t>
                 </w:r>
                 <w:r>
                   <w:rPr>
+                    <w:rFonts w:ascii="Times New Roman" w:hAnsi="Times New Roman"/>
                     <w:noProof/>
                     <w:webHidden/>
+                    <w:sz w:val="24"/>
+                    <w:szCs w:val="24"/>
                   </w:rPr>
                   <w:fldChar w:fldCharType="end"/>
                 </w:r>
@@ -2830,35 +3295,34 @@
                   <w:tab w:val="right" w:leader="dot" w:pos="9016"/>
                 </w:tabs>
                 <w:rPr>
-                  <w:rFonts w:asciiTheme="minorHAnsi" w:eastAsiaTheme="minorEastAsia" w:hAnsiTheme="minorHAnsi" w:cstheme="minorBidi"/>
+                  <w:rFonts w:ascii="Times New Roman" w:eastAsiaTheme="minorEastAsia" w:hAnsi="Times New Roman"/>
                   <w:noProof/>
                   <w:kern w:val="2"/>
                   <w:sz w:val="24"/>
                   <w:szCs w:val="24"/>
-                  <w:lang w:eastAsia="en-US"/>
+                  <w:lang w:eastAsia="en-AU"/>
                   <w14:ligatures w14:val="standardContextual"/>
                 </w:rPr>
               </w:pPr>
-              <w:hyperlink w:anchor="_Toc239974535" w:history="1">
+              <w:hyperlink w:anchor="_Toc239977750" w:history="1">
                 <w:r>
                   <w:rPr>
                     <w:rStyle w:val="Hyperlink"/>
                     <w:rFonts w:ascii="Times New Roman" w:eastAsia="Times New Roman" w:hAnsi="Times New Roman"/>
-                    <w:b/>
-                    <w:bCs/>
                     <w:noProof/>
-                    <w:highlight w:val="yellow"/>
+                    <w:sz w:val="24"/>
+                    <w:szCs w:val="24"/>
                   </w:rPr>
                   <w:t>4.3.</w:t>
                 </w:r>
                 <w:r>
                   <w:rPr>
-                    <w:rFonts w:asciiTheme="minorHAnsi" w:eastAsiaTheme="minorEastAsia" w:hAnsiTheme="minorHAnsi" w:cstheme="minorBidi"/>
+                    <w:rFonts w:ascii="Times New Roman" w:eastAsiaTheme="minorEastAsia" w:hAnsi="Times New Roman"/>
                     <w:noProof/>
                     <w:kern w:val="2"/>
                     <w:sz w:val="24"/>
                     <w:szCs w:val="24"/>
-                    <w:lang w:eastAsia="en-US"/>
+                    <w:lang w:eastAsia="en-AU"/>
                     <w14:ligatures w14:val="standardContextual"/>
                   </w:rPr>
                   <w:tab/>
@@ -2867,58 +3331,78 @@
                   <w:rPr>
                     <w:rStyle w:val="Hyperlink"/>
                     <w:rFonts w:ascii="Times New Roman" w:eastAsia="Times New Roman" w:hAnsi="Times New Roman"/>
-                    <w:b/>
-                    <w:bCs/>
                     <w:noProof/>
-                    <w:highlight w:val="yellow"/>
+                    <w:sz w:val="24"/>
+                    <w:szCs w:val="24"/>
                   </w:rPr>
                   <w:t>Feature Variant Selection</w:t>
                 </w:r>
                 <w:r>
                   <w:rPr>
+                    <w:rFonts w:ascii="Times New Roman" w:hAnsi="Times New Roman"/>
                     <w:noProof/>
                     <w:webHidden/>
+                    <w:sz w:val="24"/>
+                    <w:szCs w:val="24"/>
                   </w:rPr>
                   <w:tab/>
                 </w:r>
                 <w:r>
                   <w:rPr>
+                    <w:rFonts w:ascii="Times New Roman" w:hAnsi="Times New Roman"/>
                     <w:noProof/>
                     <w:webHidden/>
+                    <w:sz w:val="24"/>
+                    <w:szCs w:val="24"/>
                   </w:rPr>
                   <w:fldChar w:fldCharType="begin"/>
                 </w:r>
                 <w:r>
                   <w:rPr>
+                    <w:rFonts w:ascii="Times New Roman" w:hAnsi="Times New Roman"/>
                     <w:noProof/>
                     <w:webHidden/>
+                    <w:sz w:val="24"/>
+                    <w:szCs w:val="24"/>
                   </w:rPr>
-                  <w:instrText xml:space="preserve"> PAGEREF _Toc239974535 \h </w:instrText>
+                  <w:instrText xml:space="preserve"> PAGEREF _Toc239977750 \h </w:instrText>
                 </w:r>
                 <w:r>
                   <w:rPr>
+                    <w:rFonts w:ascii="Times New Roman" w:hAnsi="Times New Roman"/>
                     <w:noProof/>
                     <w:webHidden/>
+                    <w:sz w:val="24"/>
+                    <w:szCs w:val="24"/>
                   </w:rPr>
                 </w:r>
                 <w:r>
                   <w:rPr>
+                    <w:rFonts w:ascii="Times New Roman" w:hAnsi="Times New Roman"/>
                     <w:noProof/>
                     <w:webHidden/>
+                    <w:sz w:val="24"/>
+                    <w:szCs w:val="24"/>
                   </w:rPr>
                   <w:fldChar w:fldCharType="separate"/>
                 </w:r>
                 <w:r>
                   <w:rPr>
+                    <w:rFonts w:ascii="Times New Roman" w:hAnsi="Times New Roman"/>
                     <w:noProof/>
                     <w:webHidden/>
+                    <w:sz w:val="24"/>
+                    <w:szCs w:val="24"/>
                   </w:rPr>
                   <w:t>21</w:t>
                 </w:r>
                 <w:r>
                   <w:rPr>
+                    <w:rFonts w:ascii="Times New Roman" w:hAnsi="Times New Roman"/>
                     <w:noProof/>
                     <w:webHidden/>
+                    <w:sz w:val="24"/>
+                    <w:szCs w:val="24"/>
                   </w:rPr>
                   <w:fldChar w:fldCharType="end"/>
                 </w:r>
@@ -2932,34 +3416,34 @@
                   <w:tab w:val="right" w:leader="dot" w:pos="9016"/>
                 </w:tabs>
                 <w:rPr>
-                  <w:rFonts w:asciiTheme="minorHAnsi" w:eastAsiaTheme="minorEastAsia" w:hAnsiTheme="minorHAnsi" w:cstheme="minorBidi"/>
+                  <w:rFonts w:ascii="Times New Roman" w:eastAsiaTheme="minorEastAsia" w:hAnsi="Times New Roman"/>
                   <w:noProof/>
                   <w:kern w:val="2"/>
                   <w:sz w:val="24"/>
                   <w:szCs w:val="24"/>
-                  <w:lang w:eastAsia="en-US"/>
+                  <w:lang w:eastAsia="en-AU"/>
                   <w14:ligatures w14:val="standardContextual"/>
                 </w:rPr>
               </w:pPr>
-              <w:hyperlink w:anchor="_Toc239974536" w:history="1">
+              <w:hyperlink w:anchor="_Toc239977751" w:history="1">
                 <w:r>
                   <w:rPr>
                     <w:rStyle w:val="Hyperlink"/>
                     <w:rFonts w:ascii="Times New Roman" w:eastAsia="Times New Roman" w:hAnsi="Times New Roman"/>
-                    <w:b/>
-                    <w:bCs/>
                     <w:noProof/>
+                    <w:sz w:val="24"/>
+                    <w:szCs w:val="24"/>
                   </w:rPr>
                   <w:t>4.4.</w:t>
                 </w:r>
                 <w:r>
                   <w:rPr>
-                    <w:rFonts w:asciiTheme="minorHAnsi" w:eastAsiaTheme="minorEastAsia" w:hAnsiTheme="minorHAnsi" w:cstheme="minorBidi"/>
+                    <w:rFonts w:ascii="Times New Roman" w:eastAsiaTheme="minorEastAsia" w:hAnsi="Times New Roman"/>
                     <w:noProof/>
                     <w:kern w:val="2"/>
                     <w:sz w:val="24"/>
                     <w:szCs w:val="24"/>
-                    <w:lang w:eastAsia="en-US"/>
+                    <w:lang w:eastAsia="en-AU"/>
                     <w14:ligatures w14:val="standardContextual"/>
                   </w:rPr>
                   <w:tab/>
@@ -2968,57 +3452,78 @@
                   <w:rPr>
                     <w:rStyle w:val="Hyperlink"/>
                     <w:rFonts w:ascii="Times New Roman" w:eastAsia="Times New Roman" w:hAnsi="Times New Roman"/>
-                    <w:b/>
-                    <w:bCs/>
                     <w:noProof/>
+                    <w:sz w:val="24"/>
+                    <w:szCs w:val="24"/>
                   </w:rPr>
                   <w:t>Multicollinearity Check and Hyperparameter Tuning</w:t>
                 </w:r>
                 <w:r>
                   <w:rPr>
+                    <w:rFonts w:ascii="Times New Roman" w:hAnsi="Times New Roman"/>
                     <w:noProof/>
                     <w:webHidden/>
+                    <w:sz w:val="24"/>
+                    <w:szCs w:val="24"/>
                   </w:rPr>
                   <w:tab/>
                 </w:r>
                 <w:r>
                   <w:rPr>
+                    <w:rFonts w:ascii="Times New Roman" w:hAnsi="Times New Roman"/>
                     <w:noProof/>
                     <w:webHidden/>
+                    <w:sz w:val="24"/>
+                    <w:szCs w:val="24"/>
                   </w:rPr>
                   <w:fldChar w:fldCharType="begin"/>
                 </w:r>
                 <w:r>
                   <w:rPr>
+                    <w:rFonts w:ascii="Times New Roman" w:hAnsi="Times New Roman"/>
                     <w:noProof/>
                     <w:webHidden/>
+                    <w:sz w:val="24"/>
+                    <w:szCs w:val="24"/>
                   </w:rPr>
-                  <w:instrText xml:space="preserve"> PAGEREF _Toc239974536 \h </w:instrText>
+                  <w:instrText xml:space="preserve"> PAGEREF _Toc239977751 \h </w:instrText>
                 </w:r>
                 <w:r>
                   <w:rPr>
+                    <w:rFonts w:ascii="Times New Roman" w:hAnsi="Times New Roman"/>
                     <w:noProof/>
                     <w:webHidden/>
+                    <w:sz w:val="24"/>
+                    <w:szCs w:val="24"/>
                   </w:rPr>
                 </w:r>
                 <w:r>
                   <w:rPr>
+                    <w:rFonts w:ascii="Times New Roman" w:hAnsi="Times New Roman"/>
                     <w:noProof/>
                     <w:webHidden/>
+                    <w:sz w:val="24"/>
+                    <w:szCs w:val="24"/>
                   </w:rPr>
                   <w:fldChar w:fldCharType="separate"/>
                 </w:r>
                 <w:r>
                   <w:rPr>
+                    <w:rFonts w:ascii="Times New Roman" w:hAnsi="Times New Roman"/>
                     <w:noProof/>
                     <w:webHidden/>
+                    <w:sz w:val="24"/>
+                    <w:szCs w:val="24"/>
                   </w:rPr>
                   <w:t>22</w:t>
                 </w:r>
                 <w:r>
                   <w:rPr>
+                    <w:rFonts w:ascii="Times New Roman" w:hAnsi="Times New Roman"/>
                     <w:noProof/>
                     <w:webHidden/>
+                    <w:sz w:val="24"/>
+                    <w:szCs w:val="24"/>
                   </w:rPr>
                   <w:fldChar w:fldCharType="end"/>
                 </w:r>
@@ -3032,35 +3537,34 @@
                   <w:tab w:val="right" w:leader="dot" w:pos="9016"/>
                 </w:tabs>
                 <w:rPr>
-                  <w:rFonts w:asciiTheme="minorHAnsi" w:eastAsiaTheme="minorEastAsia" w:hAnsiTheme="minorHAnsi" w:cstheme="minorBidi"/>
+                  <w:rFonts w:ascii="Times New Roman" w:eastAsiaTheme="minorEastAsia" w:hAnsi="Times New Roman"/>
                   <w:noProof/>
                   <w:kern w:val="2"/>
                   <w:sz w:val="24"/>
                   <w:szCs w:val="24"/>
-                  <w:lang w:eastAsia="en-US"/>
+                  <w:lang w:eastAsia="en-AU"/>
                   <w14:ligatures w14:val="standardContextual"/>
                 </w:rPr>
               </w:pPr>
-              <w:hyperlink w:anchor="_Toc239974537" w:history="1">
+              <w:hyperlink w:anchor="_Toc239977752" w:history="1">
                 <w:r>
                   <w:rPr>
                     <w:rStyle w:val="Hyperlink"/>
                     <w:rFonts w:ascii="Times New Roman" w:eastAsia="Times New Roman" w:hAnsi="Times New Roman"/>
-                    <w:b/>
-                    <w:bCs/>
                     <w:noProof/>
-                    <w:highlight w:val="yellow"/>
+                    <w:sz w:val="24"/>
+                    <w:szCs w:val="24"/>
                   </w:rPr>
                   <w:t>4.5.</w:t>
                 </w:r>
                 <w:r>
                   <w:rPr>
-                    <w:rFonts w:asciiTheme="minorHAnsi" w:eastAsiaTheme="minorEastAsia" w:hAnsiTheme="minorHAnsi" w:cstheme="minorBidi"/>
+                    <w:rFonts w:ascii="Times New Roman" w:eastAsiaTheme="minorEastAsia" w:hAnsi="Times New Roman"/>
                     <w:noProof/>
                     <w:kern w:val="2"/>
                     <w:sz w:val="24"/>
                     <w:szCs w:val="24"/>
-                    <w:lang w:eastAsia="en-US"/>
+                    <w:lang w:eastAsia="en-AU"/>
                     <w14:ligatures w14:val="standardContextual"/>
                   </w:rPr>
                   <w:tab/>
@@ -3069,58 +3573,78 @@
                   <w:rPr>
                     <w:rStyle w:val="Hyperlink"/>
                     <w:rFonts w:ascii="Times New Roman" w:eastAsia="Times New Roman" w:hAnsi="Times New Roman"/>
-                    <w:b/>
-                    <w:bCs/>
                     <w:noProof/>
-                    <w:highlight w:val="yellow"/>
+                    <w:sz w:val="24"/>
+                    <w:szCs w:val="24"/>
                   </w:rPr>
                   <w:t>Model Results and Evaluation</w:t>
                 </w:r>
                 <w:r>
                   <w:rPr>
+                    <w:rFonts w:ascii="Times New Roman" w:hAnsi="Times New Roman"/>
                     <w:noProof/>
                     <w:webHidden/>
+                    <w:sz w:val="24"/>
+                    <w:szCs w:val="24"/>
                   </w:rPr>
                   <w:tab/>
                 </w:r>
                 <w:r>
                   <w:rPr>
+                    <w:rFonts w:ascii="Times New Roman" w:hAnsi="Times New Roman"/>
                     <w:noProof/>
                     <w:webHidden/>
+                    <w:sz w:val="24"/>
+                    <w:szCs w:val="24"/>
                   </w:rPr>
                   <w:fldChar w:fldCharType="begin"/>
                 </w:r>
                 <w:r>
                   <w:rPr>
+                    <w:rFonts w:ascii="Times New Roman" w:hAnsi="Times New Roman"/>
                     <w:noProof/>
                     <w:webHidden/>
+                    <w:sz w:val="24"/>
+                    <w:szCs w:val="24"/>
                   </w:rPr>
-                  <w:instrText xml:space="preserve"> PAGEREF _Toc239974537 \h </w:instrText>
+                  <w:instrText xml:space="preserve"> PAGEREF _Toc239977752 \h </w:instrText>
                 </w:r>
                 <w:r>
                   <w:rPr>
+                    <w:rFonts w:ascii="Times New Roman" w:hAnsi="Times New Roman"/>
                     <w:noProof/>
                     <w:webHidden/>
+                    <w:sz w:val="24"/>
+                    <w:szCs w:val="24"/>
                   </w:rPr>
                 </w:r>
                 <w:r>
                   <w:rPr>
+                    <w:rFonts w:ascii="Times New Roman" w:hAnsi="Times New Roman"/>
                     <w:noProof/>
                     <w:webHidden/>
+                    <w:sz w:val="24"/>
+                    <w:szCs w:val="24"/>
                   </w:rPr>
                   <w:fldChar w:fldCharType="separate"/>
                 </w:r>
                 <w:r>
                   <w:rPr>
+                    <w:rFonts w:ascii="Times New Roman" w:hAnsi="Times New Roman"/>
                     <w:noProof/>
                     <w:webHidden/>
+                    <w:sz w:val="24"/>
+                    <w:szCs w:val="24"/>
                   </w:rPr>
                   <w:t>23</w:t>
                 </w:r>
                 <w:r>
                   <w:rPr>
+                    <w:rFonts w:ascii="Times New Roman" w:hAnsi="Times New Roman"/>
                     <w:noProof/>
                     <w:webHidden/>
+                    <w:sz w:val="24"/>
+                    <w:szCs w:val="24"/>
                   </w:rPr>
                   <w:fldChar w:fldCharType="end"/>
                 </w:r>
@@ -3134,34 +3658,34 @@
                   <w:tab w:val="right" w:leader="dot" w:pos="9016"/>
                 </w:tabs>
                 <w:rPr>
-                  <w:rFonts w:asciiTheme="minorHAnsi" w:eastAsiaTheme="minorEastAsia" w:hAnsiTheme="minorHAnsi" w:cstheme="minorBidi"/>
+                  <w:rFonts w:ascii="Times New Roman" w:eastAsiaTheme="minorEastAsia" w:hAnsi="Times New Roman"/>
                   <w:noProof/>
                   <w:kern w:val="2"/>
                   <w:sz w:val="24"/>
                   <w:szCs w:val="24"/>
-                  <w:lang w:eastAsia="en-US"/>
+                  <w:lang w:eastAsia="en-AU"/>
                   <w14:ligatures w14:val="standardContextual"/>
                 </w:rPr>
               </w:pPr>
-              <w:hyperlink w:anchor="_Toc239974538" w:history="1">
+              <w:hyperlink w:anchor="_Toc239977753" w:history="1">
                 <w:r>
                   <w:rPr>
                     <w:rStyle w:val="Hyperlink"/>
                     <w:rFonts w:ascii="Times New Roman" w:eastAsia="Times New Roman" w:hAnsi="Times New Roman"/>
-                    <w:b/>
-                    <w:bCs/>
                     <w:noProof/>
+                    <w:sz w:val="24"/>
+                    <w:szCs w:val="24"/>
                   </w:rPr>
                   <w:t>5.</w:t>
                 </w:r>
                 <w:r>
                   <w:rPr>
-                    <w:rFonts w:asciiTheme="minorHAnsi" w:eastAsiaTheme="minorEastAsia" w:hAnsiTheme="minorHAnsi" w:cstheme="minorBidi"/>
+                    <w:rFonts w:ascii="Times New Roman" w:eastAsiaTheme="minorEastAsia" w:hAnsi="Times New Roman"/>
                     <w:noProof/>
                     <w:kern w:val="2"/>
                     <w:sz w:val="24"/>
                     <w:szCs w:val="24"/>
-                    <w:lang w:eastAsia="en-US"/>
+                    <w:lang w:eastAsia="en-AU"/>
                     <w14:ligatures w14:val="standardContextual"/>
                   </w:rPr>
                   <w:tab/>
@@ -3170,57 +3694,78 @@
                   <w:rPr>
                     <w:rStyle w:val="Hyperlink"/>
                     <w:rFonts w:ascii="Times New Roman" w:eastAsia="Times New Roman" w:hAnsi="Times New Roman"/>
-                    <w:b/>
-                    <w:bCs/>
                     <w:noProof/>
+                    <w:sz w:val="24"/>
+                    <w:szCs w:val="24"/>
                   </w:rPr>
                   <w:t>Implementation progress</w:t>
                 </w:r>
                 <w:r>
                   <w:rPr>
+                    <w:rFonts w:ascii="Times New Roman" w:hAnsi="Times New Roman"/>
                     <w:noProof/>
                     <w:webHidden/>
+                    <w:sz w:val="24"/>
+                    <w:szCs w:val="24"/>
                   </w:rPr>
                   <w:tab/>
                 </w:r>
                 <w:r>
                   <w:rPr>
+                    <w:rFonts w:ascii="Times New Roman" w:hAnsi="Times New Roman"/>
                     <w:noProof/>
                     <w:webHidden/>
+                    <w:sz w:val="24"/>
+                    <w:szCs w:val="24"/>
                   </w:rPr>
                   <w:fldChar w:fldCharType="begin"/>
                 </w:r>
                 <w:r>
                   <w:rPr>
+                    <w:rFonts w:ascii="Times New Roman" w:hAnsi="Times New Roman"/>
                     <w:noProof/>
                     <w:webHidden/>
+                    <w:sz w:val="24"/>
+                    <w:szCs w:val="24"/>
                   </w:rPr>
-                  <w:instrText xml:space="preserve"> PAGEREF _Toc239974538 \h </w:instrText>
+                  <w:instrText xml:space="preserve"> PAGEREF _Toc239977753 \h </w:instrText>
                 </w:r>
                 <w:r>
                   <w:rPr>
+                    <w:rFonts w:ascii="Times New Roman" w:hAnsi="Times New Roman"/>
                     <w:noProof/>
                     <w:webHidden/>
+                    <w:sz w:val="24"/>
+                    <w:szCs w:val="24"/>
                   </w:rPr>
                 </w:r>
                 <w:r>
                   <w:rPr>
+                    <w:rFonts w:ascii="Times New Roman" w:hAnsi="Times New Roman"/>
                     <w:noProof/>
                     <w:webHidden/>
+                    <w:sz w:val="24"/>
+                    <w:szCs w:val="24"/>
                   </w:rPr>
                   <w:fldChar w:fldCharType="separate"/>
                 </w:r>
                 <w:r>
                   <w:rPr>
+                    <w:rFonts w:ascii="Times New Roman" w:hAnsi="Times New Roman"/>
                     <w:noProof/>
                     <w:webHidden/>
+                    <w:sz w:val="24"/>
+                    <w:szCs w:val="24"/>
                   </w:rPr>
                   <w:t>24</w:t>
                 </w:r>
                 <w:r>
                   <w:rPr>
+                    <w:rFonts w:ascii="Times New Roman" w:hAnsi="Times New Roman"/>
                     <w:noProof/>
                     <w:webHidden/>
+                    <w:sz w:val="24"/>
+                    <w:szCs w:val="24"/>
                   </w:rPr>
                   <w:fldChar w:fldCharType="end"/>
                 </w:r>
@@ -3234,34 +3779,34 @@
                   <w:tab w:val="right" w:leader="dot" w:pos="9016"/>
                 </w:tabs>
                 <w:rPr>
-                  <w:rFonts w:asciiTheme="minorHAnsi" w:eastAsiaTheme="minorEastAsia" w:hAnsiTheme="minorHAnsi" w:cstheme="minorBidi"/>
+                  <w:rFonts w:ascii="Times New Roman" w:eastAsiaTheme="minorEastAsia" w:hAnsi="Times New Roman"/>
                   <w:noProof/>
                   <w:kern w:val="2"/>
                   <w:sz w:val="24"/>
                   <w:szCs w:val="24"/>
-                  <w:lang w:eastAsia="en-US"/>
+                  <w:lang w:eastAsia="en-AU"/>
                   <w14:ligatures w14:val="standardContextual"/>
                 </w:rPr>
               </w:pPr>
-              <w:hyperlink w:anchor="_Toc239974539" w:history="1">
+              <w:hyperlink w:anchor="_Toc239977754" w:history="1">
                 <w:r>
                   <w:rPr>
                     <w:rStyle w:val="Hyperlink"/>
                     <w:rFonts w:ascii="Times New Roman" w:eastAsia="Times New Roman" w:hAnsi="Times New Roman"/>
-                    <w:b/>
-                    <w:bCs/>
                     <w:noProof/>
+                    <w:sz w:val="24"/>
+                    <w:szCs w:val="24"/>
                   </w:rPr>
                   <w:t>6.</w:t>
                 </w:r>
                 <w:r>
                   <w:rPr>
-                    <w:rFonts w:asciiTheme="minorHAnsi" w:eastAsiaTheme="minorEastAsia" w:hAnsiTheme="minorHAnsi" w:cstheme="minorBidi"/>
+                    <w:rFonts w:ascii="Times New Roman" w:eastAsiaTheme="minorEastAsia" w:hAnsi="Times New Roman"/>
                     <w:noProof/>
                     <w:kern w:val="2"/>
                     <w:sz w:val="24"/>
                     <w:szCs w:val="24"/>
-                    <w:lang w:eastAsia="en-US"/>
+                    <w:lang w:eastAsia="en-AU"/>
                     <w14:ligatures w14:val="standardContextual"/>
                   </w:rPr>
                   <w:tab/>
@@ -3270,57 +3815,78 @@
                   <w:rPr>
                     <w:rStyle w:val="Hyperlink"/>
                     <w:rFonts w:ascii="Times New Roman" w:eastAsia="Times New Roman" w:hAnsi="Times New Roman"/>
-                    <w:b/>
-                    <w:bCs/>
                     <w:noProof/>
+                    <w:sz w:val="24"/>
+                    <w:szCs w:val="24"/>
                   </w:rPr>
                   <w:t>Updated Workflow</w:t>
                 </w:r>
                 <w:r>
                   <w:rPr>
+                    <w:rFonts w:ascii="Times New Roman" w:hAnsi="Times New Roman"/>
                     <w:noProof/>
                     <w:webHidden/>
+                    <w:sz w:val="24"/>
+                    <w:szCs w:val="24"/>
                   </w:rPr>
                   <w:tab/>
                 </w:r>
                 <w:r>
                   <w:rPr>
+                    <w:rFonts w:ascii="Times New Roman" w:hAnsi="Times New Roman"/>
                     <w:noProof/>
                     <w:webHidden/>
+                    <w:sz w:val="24"/>
+                    <w:szCs w:val="24"/>
                   </w:rPr>
                   <w:fldChar w:fldCharType="begin"/>
                 </w:r>
                 <w:r>
                   <w:rPr>
+                    <w:rFonts w:ascii="Times New Roman" w:hAnsi="Times New Roman"/>
                     <w:noProof/>
                     <w:webHidden/>
+                    <w:sz w:val="24"/>
+                    <w:szCs w:val="24"/>
                   </w:rPr>
-                  <w:instrText xml:space="preserve"> PAGEREF _Toc239974539 \h </w:instrText>
+                  <w:instrText xml:space="preserve"> PAGEREF _Toc239977754 \h </w:instrText>
                 </w:r>
                 <w:r>
                   <w:rPr>
+                    <w:rFonts w:ascii="Times New Roman" w:hAnsi="Times New Roman"/>
                     <w:noProof/>
                     <w:webHidden/>
+                    <w:sz w:val="24"/>
+                    <w:szCs w:val="24"/>
                   </w:rPr>
                 </w:r>
                 <w:r>
                   <w:rPr>
+                    <w:rFonts w:ascii="Times New Roman" w:hAnsi="Times New Roman"/>
                     <w:noProof/>
                     <w:webHidden/>
+                    <w:sz w:val="24"/>
+                    <w:szCs w:val="24"/>
                   </w:rPr>
                   <w:fldChar w:fldCharType="separate"/>
                 </w:r>
                 <w:r>
                   <w:rPr>
+                    <w:rFonts w:ascii="Times New Roman" w:hAnsi="Times New Roman"/>
                     <w:noProof/>
                     <w:webHidden/>
+                    <w:sz w:val="24"/>
+                    <w:szCs w:val="24"/>
                   </w:rPr>
                   <w:t>25</w:t>
                 </w:r>
                 <w:r>
                   <w:rPr>
+                    <w:rFonts w:ascii="Times New Roman" w:hAnsi="Times New Roman"/>
                     <w:noProof/>
                     <w:webHidden/>
+                    <w:sz w:val="24"/>
+                    <w:szCs w:val="24"/>
                   </w:rPr>
                   <w:fldChar w:fldCharType="end"/>
                 </w:r>
@@ -3334,34 +3900,34 @@
                   <w:tab w:val="right" w:leader="dot" w:pos="9016"/>
                 </w:tabs>
                 <w:rPr>
-                  <w:rFonts w:asciiTheme="minorHAnsi" w:eastAsiaTheme="minorEastAsia" w:hAnsiTheme="minorHAnsi" w:cstheme="minorBidi"/>
+                  <w:rFonts w:ascii="Times New Roman" w:eastAsiaTheme="minorEastAsia" w:hAnsi="Times New Roman"/>
                   <w:noProof/>
                   <w:kern w:val="2"/>
                   <w:sz w:val="24"/>
                   <w:szCs w:val="24"/>
-                  <w:lang w:eastAsia="en-US"/>
+                  <w:lang w:eastAsia="en-AU"/>
                   <w14:ligatures w14:val="standardContextual"/>
                 </w:rPr>
               </w:pPr>
-              <w:hyperlink w:anchor="_Toc239974540" w:history="1">
+              <w:hyperlink w:anchor="_Toc239977755" w:history="1">
                 <w:r>
                   <w:rPr>
                     <w:rStyle w:val="Hyperlink"/>
                     <w:rFonts w:ascii="Times New Roman" w:eastAsia="Times New Roman" w:hAnsi="Times New Roman"/>
-                    <w:b/>
-                    <w:bCs/>
                     <w:noProof/>
+                    <w:sz w:val="24"/>
+                    <w:szCs w:val="24"/>
                   </w:rPr>
                   <w:t>7.</w:t>
                 </w:r>
                 <w:r>
                   <w:rPr>
-                    <w:rFonts w:asciiTheme="minorHAnsi" w:eastAsiaTheme="minorEastAsia" w:hAnsiTheme="minorHAnsi" w:cstheme="minorBidi"/>
+                    <w:rFonts w:ascii="Times New Roman" w:eastAsiaTheme="minorEastAsia" w:hAnsi="Times New Roman"/>
                     <w:noProof/>
                     <w:kern w:val="2"/>
                     <w:sz w:val="24"/>
                     <w:szCs w:val="24"/>
-                    <w:lang w:eastAsia="en-US"/>
+                    <w:lang w:eastAsia="en-AU"/>
                     <w14:ligatures w14:val="standardContextual"/>
                   </w:rPr>
                   <w:tab/>
@@ -3370,57 +3936,78 @@
                   <w:rPr>
                     <w:rStyle w:val="Hyperlink"/>
                     <w:rFonts w:ascii="Times New Roman" w:eastAsia="Times New Roman" w:hAnsi="Times New Roman"/>
-                    <w:b/>
-                    <w:bCs/>
                     <w:noProof/>
+                    <w:sz w:val="24"/>
+                    <w:szCs w:val="24"/>
                   </w:rPr>
                   <w:t>Project governance</w:t>
                 </w:r>
                 <w:r>
                   <w:rPr>
+                    <w:rFonts w:ascii="Times New Roman" w:hAnsi="Times New Roman"/>
                     <w:noProof/>
                     <w:webHidden/>
+                    <w:sz w:val="24"/>
+                    <w:szCs w:val="24"/>
                   </w:rPr>
                   <w:tab/>
                 </w:r>
                 <w:r>
                   <w:rPr>
+                    <w:rFonts w:ascii="Times New Roman" w:hAnsi="Times New Roman"/>
                     <w:noProof/>
                     <w:webHidden/>
+                    <w:sz w:val="24"/>
+                    <w:szCs w:val="24"/>
                   </w:rPr>
                   <w:fldChar w:fldCharType="begin"/>
                 </w:r>
                 <w:r>
                   <w:rPr>
+                    <w:rFonts w:ascii="Times New Roman" w:hAnsi="Times New Roman"/>
                     <w:noProof/>
                     <w:webHidden/>
+                    <w:sz w:val="24"/>
+                    <w:szCs w:val="24"/>
                   </w:rPr>
-                  <w:instrText xml:space="preserve"> PAGEREF _Toc239974540 \h </w:instrText>
+                  <w:instrText xml:space="preserve"> PAGEREF _Toc239977755 \h </w:instrText>
                 </w:r>
                 <w:r>
                   <w:rPr>
+                    <w:rFonts w:ascii="Times New Roman" w:hAnsi="Times New Roman"/>
                     <w:noProof/>
                     <w:webHidden/>
+                    <w:sz w:val="24"/>
+                    <w:szCs w:val="24"/>
                   </w:rPr>
                 </w:r>
                 <w:r>
                   <w:rPr>
+                    <w:rFonts w:ascii="Times New Roman" w:hAnsi="Times New Roman"/>
                     <w:noProof/>
                     <w:webHidden/>
+                    <w:sz w:val="24"/>
+                    <w:szCs w:val="24"/>
                   </w:rPr>
                   <w:fldChar w:fldCharType="separate"/>
                 </w:r>
                 <w:r>
                   <w:rPr>
+                    <w:rFonts w:ascii="Times New Roman" w:hAnsi="Times New Roman"/>
                     <w:noProof/>
                     <w:webHidden/>
+                    <w:sz w:val="24"/>
+                    <w:szCs w:val="24"/>
                   </w:rPr>
                   <w:t>26</w:t>
                 </w:r>
                 <w:r>
                   <w:rPr>
+                    <w:rFonts w:ascii="Times New Roman" w:hAnsi="Times New Roman"/>
                     <w:noProof/>
                     <w:webHidden/>
+                    <w:sz w:val="24"/>
+                    <w:szCs w:val="24"/>
                   </w:rPr>
                   <w:fldChar w:fldCharType="end"/>
                 </w:r>
@@ -3434,34 +4021,34 @@
                   <w:tab w:val="right" w:leader="dot" w:pos="9016"/>
                 </w:tabs>
                 <w:rPr>
-                  <w:rFonts w:asciiTheme="minorHAnsi" w:eastAsiaTheme="minorEastAsia" w:hAnsiTheme="minorHAnsi" w:cstheme="minorBidi"/>
+                  <w:rFonts w:ascii="Times New Roman" w:eastAsiaTheme="minorEastAsia" w:hAnsi="Times New Roman"/>
                   <w:noProof/>
                   <w:kern w:val="2"/>
                   <w:sz w:val="24"/>
                   <w:szCs w:val="24"/>
-                  <w:lang w:eastAsia="en-US"/>
+                  <w:lang w:eastAsia="en-AU"/>
                   <w14:ligatures w14:val="standardContextual"/>
                 </w:rPr>
               </w:pPr>
-              <w:hyperlink w:anchor="_Toc239974541" w:history="1">
+              <w:hyperlink w:anchor="_Toc239977756" w:history="1">
                 <w:r>
                   <w:rPr>
                     <w:rStyle w:val="Hyperlink"/>
                     <w:rFonts w:ascii="Times New Roman" w:eastAsia="Times New Roman" w:hAnsi="Times New Roman"/>
-                    <w:b/>
-                    <w:bCs/>
                     <w:noProof/>
+                    <w:sz w:val="24"/>
+                    <w:szCs w:val="24"/>
                   </w:rPr>
                   <w:t>8.</w:t>
                 </w:r>
                 <w:r>
                   <w:rPr>
-                    <w:rFonts w:asciiTheme="minorHAnsi" w:eastAsiaTheme="minorEastAsia" w:hAnsiTheme="minorHAnsi" w:cstheme="minorBidi"/>
+                    <w:rFonts w:ascii="Times New Roman" w:eastAsiaTheme="minorEastAsia" w:hAnsi="Times New Roman"/>
                     <w:noProof/>
                     <w:kern w:val="2"/>
                     <w:sz w:val="24"/>
                     <w:szCs w:val="24"/>
-                    <w:lang w:eastAsia="en-US"/>
+                    <w:lang w:eastAsia="en-AU"/>
                     <w14:ligatures w14:val="standardContextual"/>
                   </w:rPr>
                   <w:tab/>
@@ -3470,57 +4057,78 @@
                   <w:rPr>
                     <w:rStyle w:val="Hyperlink"/>
                     <w:rFonts w:ascii="Times New Roman" w:eastAsia="Times New Roman" w:hAnsi="Times New Roman"/>
-                    <w:b/>
-                    <w:bCs/>
                     <w:noProof/>
+                    <w:sz w:val="24"/>
+                    <w:szCs w:val="24"/>
                   </w:rPr>
                   <w:t>Risk analysis</w:t>
                 </w:r>
                 <w:r>
                   <w:rPr>
+                    <w:rFonts w:ascii="Times New Roman" w:hAnsi="Times New Roman"/>
                     <w:noProof/>
                     <w:webHidden/>
+                    <w:sz w:val="24"/>
+                    <w:szCs w:val="24"/>
                   </w:rPr>
                   <w:tab/>
                 </w:r>
                 <w:r>
                   <w:rPr>
+                    <w:rFonts w:ascii="Times New Roman" w:hAnsi="Times New Roman"/>
                     <w:noProof/>
                     <w:webHidden/>
+                    <w:sz w:val="24"/>
+                    <w:szCs w:val="24"/>
                   </w:rPr>
                   <w:fldChar w:fldCharType="begin"/>
                 </w:r>
                 <w:r>
                   <w:rPr>
+                    <w:rFonts w:ascii="Times New Roman" w:hAnsi="Times New Roman"/>
                     <w:noProof/>
                     <w:webHidden/>
+                    <w:sz w:val="24"/>
+                    <w:szCs w:val="24"/>
                   </w:rPr>
-                  <w:instrText xml:space="preserve"> PAGEREF _Toc239974541 \h </w:instrText>
+                  <w:instrText xml:space="preserve"> PAGEREF _Toc239977756 \h </w:instrText>
                 </w:r>
                 <w:r>
                   <w:rPr>
+                    <w:rFonts w:ascii="Times New Roman" w:hAnsi="Times New Roman"/>
                     <w:noProof/>
                     <w:webHidden/>
+                    <w:sz w:val="24"/>
+                    <w:szCs w:val="24"/>
                   </w:rPr>
                 </w:r>
                 <w:r>
                   <w:rPr>
+                    <w:rFonts w:ascii="Times New Roman" w:hAnsi="Times New Roman"/>
                     <w:noProof/>
                     <w:webHidden/>
+                    <w:sz w:val="24"/>
+                    <w:szCs w:val="24"/>
                   </w:rPr>
                   <w:fldChar w:fldCharType="separate"/>
                 </w:r>
                 <w:r>
                   <w:rPr>
+                    <w:rFonts w:ascii="Times New Roman" w:hAnsi="Times New Roman"/>
                     <w:noProof/>
                     <w:webHidden/>
+                    <w:sz w:val="24"/>
+                    <w:szCs w:val="24"/>
                   </w:rPr>
                   <w:t>27</w:t>
                 </w:r>
                 <w:r>
                   <w:rPr>
+                    <w:rFonts w:ascii="Times New Roman" w:hAnsi="Times New Roman"/>
                     <w:noProof/>
                     <w:webHidden/>
+                    <w:sz w:val="24"/>
+                    <w:szCs w:val="24"/>
                   </w:rPr>
                   <w:fldChar w:fldCharType="end"/>
                 </w:r>
@@ -3534,34 +4142,34 @@
                   <w:tab w:val="right" w:leader="dot" w:pos="9016"/>
                 </w:tabs>
                 <w:rPr>
-                  <w:rFonts w:asciiTheme="minorHAnsi" w:eastAsiaTheme="minorEastAsia" w:hAnsiTheme="minorHAnsi" w:cstheme="minorBidi"/>
+                  <w:rFonts w:ascii="Times New Roman" w:eastAsiaTheme="minorEastAsia" w:hAnsi="Times New Roman"/>
                   <w:noProof/>
                   <w:kern w:val="2"/>
                   <w:sz w:val="24"/>
                   <w:szCs w:val="24"/>
-                  <w:lang w:eastAsia="en-US"/>
+                  <w:lang w:eastAsia="en-AU"/>
                   <w14:ligatures w14:val="standardContextual"/>
                 </w:rPr>
               </w:pPr>
-              <w:hyperlink w:anchor="_Toc239974542" w:history="1">
+              <w:hyperlink w:anchor="_Toc239977757" w:history="1">
                 <w:r>
                   <w:rPr>
                     <w:rStyle w:val="Hyperlink"/>
                     <w:rFonts w:ascii="Times New Roman" w:eastAsia="Times New Roman" w:hAnsi="Times New Roman"/>
-                    <w:b/>
-                    <w:bCs/>
                     <w:noProof/>
+                    <w:sz w:val="24"/>
+                    <w:szCs w:val="24"/>
                   </w:rPr>
                   <w:t>9.</w:t>
                 </w:r>
                 <w:r>
                   <w:rPr>
-                    <w:rFonts w:asciiTheme="minorHAnsi" w:eastAsiaTheme="minorEastAsia" w:hAnsiTheme="minorHAnsi" w:cstheme="minorBidi"/>
+                    <w:rFonts w:ascii="Times New Roman" w:eastAsiaTheme="minorEastAsia" w:hAnsi="Times New Roman"/>
                     <w:noProof/>
                     <w:kern w:val="2"/>
                     <w:sz w:val="24"/>
                     <w:szCs w:val="24"/>
-                    <w:lang w:eastAsia="en-US"/>
+                    <w:lang w:eastAsia="en-AU"/>
                     <w14:ligatures w14:val="standardContextual"/>
                   </w:rPr>
                   <w:tab/>
@@ -3570,57 +4178,78 @@
                   <w:rPr>
                     <w:rStyle w:val="Hyperlink"/>
                     <w:rFonts w:ascii="Times New Roman" w:eastAsia="Times New Roman" w:hAnsi="Times New Roman"/>
-                    <w:b/>
-                    <w:bCs/>
                     <w:noProof/>
+                    <w:sz w:val="24"/>
+                    <w:szCs w:val="24"/>
                   </w:rPr>
                   <w:t>Ethics, privacy and security considerations</w:t>
                 </w:r>
                 <w:r>
                   <w:rPr>
+                    <w:rFonts w:ascii="Times New Roman" w:hAnsi="Times New Roman"/>
                     <w:noProof/>
                     <w:webHidden/>
+                    <w:sz w:val="24"/>
+                    <w:szCs w:val="24"/>
                   </w:rPr>
                   <w:tab/>
                 </w:r>
                 <w:r>
                   <w:rPr>
+                    <w:rFonts w:ascii="Times New Roman" w:hAnsi="Times New Roman"/>
                     <w:noProof/>
                     <w:webHidden/>
+                    <w:sz w:val="24"/>
+                    <w:szCs w:val="24"/>
                   </w:rPr>
                   <w:fldChar w:fldCharType="begin"/>
                 </w:r>
                 <w:r>
                   <w:rPr>
+                    <w:rFonts w:ascii="Times New Roman" w:hAnsi="Times New Roman"/>
                     <w:noProof/>
                     <w:webHidden/>
+                    <w:sz w:val="24"/>
+                    <w:szCs w:val="24"/>
                   </w:rPr>
-                  <w:instrText xml:space="preserve"> PAGEREF _Toc239974542 \h </w:instrText>
+                  <w:instrText xml:space="preserve"> PAGEREF _Toc239977757 \h </w:instrText>
                 </w:r>
                 <w:r>
                   <w:rPr>
+                    <w:rFonts w:ascii="Times New Roman" w:hAnsi="Times New Roman"/>
                     <w:noProof/>
                     <w:webHidden/>
+                    <w:sz w:val="24"/>
+                    <w:szCs w:val="24"/>
                   </w:rPr>
                 </w:r>
                 <w:r>
                   <w:rPr>
+                    <w:rFonts w:ascii="Times New Roman" w:hAnsi="Times New Roman"/>
                     <w:noProof/>
                     <w:webHidden/>
+                    <w:sz w:val="24"/>
+                    <w:szCs w:val="24"/>
                   </w:rPr>
                   <w:fldChar w:fldCharType="separate"/>
                 </w:r>
                 <w:r>
                   <w:rPr>
+                    <w:rFonts w:ascii="Times New Roman" w:hAnsi="Times New Roman"/>
                     <w:noProof/>
                     <w:webHidden/>
+                    <w:sz w:val="24"/>
+                    <w:szCs w:val="24"/>
                   </w:rPr>
                   <w:t>28</w:t>
                 </w:r>
                 <w:r>
                   <w:rPr>
+                    <w:rFonts w:ascii="Times New Roman" w:hAnsi="Times New Roman"/>
                     <w:noProof/>
                     <w:webHidden/>
+                    <w:sz w:val="24"/>
+                    <w:szCs w:val="24"/>
                   </w:rPr>
                   <w:fldChar w:fldCharType="end"/>
                 </w:r>
@@ -3634,34 +4263,34 @@
                   <w:tab w:val="right" w:leader="dot" w:pos="9016"/>
                 </w:tabs>
                 <w:rPr>
-                  <w:rFonts w:asciiTheme="minorHAnsi" w:eastAsiaTheme="minorEastAsia" w:hAnsiTheme="minorHAnsi" w:cstheme="minorBidi"/>
+                  <w:rFonts w:ascii="Times New Roman" w:eastAsiaTheme="minorEastAsia" w:hAnsi="Times New Roman"/>
                   <w:noProof/>
                   <w:kern w:val="2"/>
                   <w:sz w:val="24"/>
                   <w:szCs w:val="24"/>
-                  <w:lang w:eastAsia="en-US"/>
+                  <w:lang w:eastAsia="en-AU"/>
                   <w14:ligatures w14:val="standardContextual"/>
                 </w:rPr>
               </w:pPr>
-              <w:hyperlink w:anchor="_Toc239974543" w:history="1">
+              <w:hyperlink w:anchor="_Toc239977758" w:history="1">
                 <w:r>
                   <w:rPr>
                     <w:rStyle w:val="Hyperlink"/>
                     <w:rFonts w:ascii="Times New Roman" w:hAnsi="Times New Roman"/>
-                    <w:b/>
-                    <w:bCs/>
                     <w:noProof/>
+                    <w:sz w:val="24"/>
+                    <w:szCs w:val="24"/>
                   </w:rPr>
                   <w:t>10.</w:t>
                 </w:r>
                 <w:r>
                   <w:rPr>
-                    <w:rFonts w:asciiTheme="minorHAnsi" w:eastAsiaTheme="minorEastAsia" w:hAnsiTheme="minorHAnsi" w:cstheme="minorBidi"/>
+                    <w:rFonts w:ascii="Times New Roman" w:eastAsiaTheme="minorEastAsia" w:hAnsi="Times New Roman"/>
                     <w:noProof/>
                     <w:kern w:val="2"/>
                     <w:sz w:val="24"/>
                     <w:szCs w:val="24"/>
-                    <w:lang w:eastAsia="en-US"/>
+                    <w:lang w:eastAsia="en-AU"/>
                     <w14:ligatures w14:val="standardContextual"/>
                   </w:rPr>
                   <w:tab/>
@@ -3670,57 +4299,78 @@
                   <w:rPr>
                     <w:rStyle w:val="Hyperlink"/>
                     <w:rFonts w:ascii="Times New Roman" w:hAnsi="Times New Roman"/>
-                    <w:b/>
-                    <w:bCs/>
                     <w:noProof/>
+                    <w:sz w:val="24"/>
+                    <w:szCs w:val="24"/>
                   </w:rPr>
                   <w:t>Evaluation of progress</w:t>
                 </w:r>
                 <w:r>
                   <w:rPr>
+                    <w:rFonts w:ascii="Times New Roman" w:hAnsi="Times New Roman"/>
                     <w:noProof/>
                     <w:webHidden/>
+                    <w:sz w:val="24"/>
+                    <w:szCs w:val="24"/>
                   </w:rPr>
                   <w:tab/>
                 </w:r>
                 <w:r>
                   <w:rPr>
+                    <w:rFonts w:ascii="Times New Roman" w:hAnsi="Times New Roman"/>
                     <w:noProof/>
                     <w:webHidden/>
+                    <w:sz w:val="24"/>
+                    <w:szCs w:val="24"/>
                   </w:rPr>
                   <w:fldChar w:fldCharType="begin"/>
                 </w:r>
                 <w:r>
                   <w:rPr>
+                    <w:rFonts w:ascii="Times New Roman" w:hAnsi="Times New Roman"/>
                     <w:noProof/>
                     <w:webHidden/>
+                    <w:sz w:val="24"/>
+                    <w:szCs w:val="24"/>
                   </w:rPr>
-                  <w:instrText xml:space="preserve"> PAGEREF _Toc239974543 \h </w:instrText>
+                  <w:instrText xml:space="preserve"> PAGEREF _Toc239977758 \h </w:instrText>
                 </w:r>
                 <w:r>
                   <w:rPr>
+                    <w:rFonts w:ascii="Times New Roman" w:hAnsi="Times New Roman"/>
                     <w:noProof/>
                     <w:webHidden/>
+                    <w:sz w:val="24"/>
+                    <w:szCs w:val="24"/>
                   </w:rPr>
                 </w:r>
                 <w:r>
                   <w:rPr>
+                    <w:rFonts w:ascii="Times New Roman" w:hAnsi="Times New Roman"/>
                     <w:noProof/>
                     <w:webHidden/>
+                    <w:sz w:val="24"/>
+                    <w:szCs w:val="24"/>
                   </w:rPr>
                   <w:fldChar w:fldCharType="separate"/>
                 </w:r>
                 <w:r>
                   <w:rPr>
+                    <w:rFonts w:ascii="Times New Roman" w:hAnsi="Times New Roman"/>
                     <w:noProof/>
                     <w:webHidden/>
+                    <w:sz w:val="24"/>
+                    <w:szCs w:val="24"/>
                   </w:rPr>
-                  <w:t>28</w:t>
+                  <w:t>29</w:t>
                 </w:r>
                 <w:r>
                   <w:rPr>
+                    <w:rFonts w:ascii="Times New Roman" w:hAnsi="Times New Roman"/>
                     <w:noProof/>
                     <w:webHidden/>
+                    <w:sz w:val="24"/>
+                    <w:szCs w:val="24"/>
                   </w:rPr>
                   <w:fldChar w:fldCharType="end"/>
                 </w:r>
@@ -3734,34 +4384,34 @@
                   <w:tab w:val="right" w:leader="dot" w:pos="9016"/>
                 </w:tabs>
                 <w:rPr>
-                  <w:rFonts w:asciiTheme="minorHAnsi" w:eastAsiaTheme="minorEastAsia" w:hAnsiTheme="minorHAnsi" w:cstheme="minorBidi"/>
+                  <w:rFonts w:ascii="Times New Roman" w:eastAsiaTheme="minorEastAsia" w:hAnsi="Times New Roman"/>
                   <w:noProof/>
                   <w:kern w:val="2"/>
                   <w:sz w:val="24"/>
                   <w:szCs w:val="24"/>
-                  <w:lang w:eastAsia="en-US"/>
+                  <w:lang w:eastAsia="en-AU"/>
                   <w14:ligatures w14:val="standardContextual"/>
                 </w:rPr>
               </w:pPr>
-              <w:hyperlink w:anchor="_Toc239974544" w:history="1">
+              <w:hyperlink w:anchor="_Toc239977759" w:history="1">
                 <w:r>
                   <w:rPr>
                     <w:rStyle w:val="Hyperlink"/>
                     <w:rFonts w:ascii="Times New Roman" w:hAnsi="Times New Roman"/>
-                    <w:b/>
-                    <w:bCs/>
                     <w:noProof/>
+                    <w:sz w:val="24"/>
+                    <w:szCs w:val="24"/>
                   </w:rPr>
                   <w:t>11.</w:t>
                 </w:r>
                 <w:r>
                   <w:rPr>
-                    <w:rFonts w:asciiTheme="minorHAnsi" w:eastAsiaTheme="minorEastAsia" w:hAnsiTheme="minorHAnsi" w:cstheme="minorBidi"/>
+                    <w:rFonts w:ascii="Times New Roman" w:eastAsiaTheme="minorEastAsia" w:hAnsi="Times New Roman"/>
                     <w:noProof/>
                     <w:kern w:val="2"/>
                     <w:sz w:val="24"/>
                     <w:szCs w:val="24"/>
-                    <w:lang w:eastAsia="en-US"/>
+                    <w:lang w:eastAsia="en-AU"/>
                     <w14:ligatures w14:val="standardContextual"/>
                   </w:rPr>
                   <w:tab/>
@@ -3770,57 +4420,78 @@
                   <w:rPr>
                     <w:rStyle w:val="Hyperlink"/>
                     <w:rFonts w:ascii="Times New Roman" w:hAnsi="Times New Roman"/>
-                    <w:b/>
-                    <w:bCs/>
                     <w:noProof/>
+                    <w:sz w:val="24"/>
+                    <w:szCs w:val="24"/>
                   </w:rPr>
                   <w:t>Any other relevant technical developments</w:t>
                 </w:r>
                 <w:r>
                   <w:rPr>
+                    <w:rFonts w:ascii="Times New Roman" w:hAnsi="Times New Roman"/>
                     <w:noProof/>
                     <w:webHidden/>
+                    <w:sz w:val="24"/>
+                    <w:szCs w:val="24"/>
                   </w:rPr>
                   <w:tab/>
                 </w:r>
                 <w:r>
                   <w:rPr>
+                    <w:rFonts w:ascii="Times New Roman" w:hAnsi="Times New Roman"/>
                     <w:noProof/>
                     <w:webHidden/>
+                    <w:sz w:val="24"/>
+                    <w:szCs w:val="24"/>
                   </w:rPr>
                   <w:fldChar w:fldCharType="begin"/>
                 </w:r>
                 <w:r>
                   <w:rPr>
+                    <w:rFonts w:ascii="Times New Roman" w:hAnsi="Times New Roman"/>
                     <w:noProof/>
                     <w:webHidden/>
+                    <w:sz w:val="24"/>
+                    <w:szCs w:val="24"/>
                   </w:rPr>
-                  <w:instrText xml:space="preserve"> PAGEREF _Toc239974544 \h </w:instrText>
+                  <w:instrText xml:space="preserve"> PAGEREF _Toc239977759 \h </w:instrText>
                 </w:r>
                 <w:r>
                   <w:rPr>
+                    <w:rFonts w:ascii="Times New Roman" w:hAnsi="Times New Roman"/>
                     <w:noProof/>
                     <w:webHidden/>
+                    <w:sz w:val="24"/>
+                    <w:szCs w:val="24"/>
                   </w:rPr>
                 </w:r>
                 <w:r>
                   <w:rPr>
+                    <w:rFonts w:ascii="Times New Roman" w:hAnsi="Times New Roman"/>
                     <w:noProof/>
                     <w:webHidden/>
+                    <w:sz w:val="24"/>
+                    <w:szCs w:val="24"/>
                   </w:rPr>
                   <w:fldChar w:fldCharType="separate"/>
                 </w:r>
                 <w:r>
                   <w:rPr>
+                    <w:rFonts w:ascii="Times New Roman" w:hAnsi="Times New Roman"/>
                     <w:noProof/>
                     <w:webHidden/>
+                    <w:sz w:val="24"/>
+                    <w:szCs w:val="24"/>
                   </w:rPr>
                   <w:t>29</w:t>
                 </w:r>
                 <w:r>
                   <w:rPr>
+                    <w:rFonts w:ascii="Times New Roman" w:hAnsi="Times New Roman"/>
                     <w:noProof/>
                     <w:webHidden/>
+                    <w:sz w:val="24"/>
+                    <w:szCs w:val="24"/>
                   </w:rPr>
                   <w:fldChar w:fldCharType="end"/>
                 </w:r>
@@ -3834,34 +4505,34 @@
                   <w:tab w:val="right" w:leader="dot" w:pos="9016"/>
                 </w:tabs>
                 <w:rPr>
-                  <w:rFonts w:asciiTheme="minorHAnsi" w:eastAsiaTheme="minorEastAsia" w:hAnsiTheme="minorHAnsi" w:cstheme="minorBidi"/>
+                  <w:rFonts w:ascii="Times New Roman" w:eastAsiaTheme="minorEastAsia" w:hAnsi="Times New Roman"/>
                   <w:noProof/>
                   <w:kern w:val="2"/>
                   <w:sz w:val="24"/>
                   <w:szCs w:val="24"/>
-                  <w:lang w:eastAsia="en-US"/>
+                  <w:lang w:eastAsia="en-AU"/>
                   <w14:ligatures w14:val="standardContextual"/>
                 </w:rPr>
               </w:pPr>
-              <w:hyperlink w:anchor="_Toc239974545" w:history="1">
+              <w:hyperlink w:anchor="_Toc239977760" w:history="1">
                 <w:r>
                   <w:rPr>
                     <w:rStyle w:val="Hyperlink"/>
                     <w:rFonts w:ascii="Times New Roman" w:eastAsia="Times New Roman" w:hAnsi="Times New Roman"/>
-                    <w:b/>
-                    <w:bCs/>
                     <w:noProof/>
+                    <w:sz w:val="24"/>
+                    <w:szCs w:val="24"/>
                   </w:rPr>
                   <w:t>12.</w:t>
                 </w:r>
                 <w:r>
                   <w:rPr>
-                    <w:rFonts w:asciiTheme="minorHAnsi" w:eastAsiaTheme="minorEastAsia" w:hAnsiTheme="minorHAnsi" w:cstheme="minorBidi"/>
+                    <w:rFonts w:ascii="Times New Roman" w:eastAsiaTheme="minorEastAsia" w:hAnsi="Times New Roman"/>
                     <w:noProof/>
                     <w:kern w:val="2"/>
                     <w:sz w:val="24"/>
                     <w:szCs w:val="24"/>
-                    <w:lang w:eastAsia="en-US"/>
+                    <w:lang w:eastAsia="en-AU"/>
                     <w14:ligatures w14:val="standardContextual"/>
                   </w:rPr>
                   <w:tab/>
@@ -3870,57 +4541,78 @@
                   <w:rPr>
                     <w:rStyle w:val="Hyperlink"/>
                     <w:rFonts w:ascii="Times New Roman" w:eastAsia="Times New Roman" w:hAnsi="Times New Roman"/>
-                    <w:b/>
-                    <w:bCs/>
                     <w:noProof/>
+                    <w:sz w:val="24"/>
+                    <w:szCs w:val="24"/>
                   </w:rPr>
                   <w:t>References</w:t>
                 </w:r>
                 <w:r>
                   <w:rPr>
+                    <w:rFonts w:ascii="Times New Roman" w:hAnsi="Times New Roman"/>
                     <w:noProof/>
                     <w:webHidden/>
+                    <w:sz w:val="24"/>
+                    <w:szCs w:val="24"/>
                   </w:rPr>
                   <w:tab/>
                 </w:r>
                 <w:r>
                   <w:rPr>
+                    <w:rFonts w:ascii="Times New Roman" w:hAnsi="Times New Roman"/>
                     <w:noProof/>
                     <w:webHidden/>
+                    <w:sz w:val="24"/>
+                    <w:szCs w:val="24"/>
                   </w:rPr>
                   <w:fldChar w:fldCharType="begin"/>
                 </w:r>
                 <w:r>
                   <w:rPr>
+                    <w:rFonts w:ascii="Times New Roman" w:hAnsi="Times New Roman"/>
                     <w:noProof/>
                     <w:webHidden/>
+                    <w:sz w:val="24"/>
+                    <w:szCs w:val="24"/>
                   </w:rPr>
-                  <w:instrText xml:space="preserve"> PAGEREF _Toc239974545 \h </w:instrText>
+                  <w:instrText xml:space="preserve"> PAGEREF _Toc239977760 \h </w:instrText>
                 </w:r>
                 <w:r>
                   <w:rPr>
+                    <w:rFonts w:ascii="Times New Roman" w:hAnsi="Times New Roman"/>
                     <w:noProof/>
                     <w:webHidden/>
+                    <w:sz w:val="24"/>
+                    <w:szCs w:val="24"/>
                   </w:rPr>
                 </w:r>
                 <w:r>
                   <w:rPr>
+                    <w:rFonts w:ascii="Times New Roman" w:hAnsi="Times New Roman"/>
                     <w:noProof/>
                     <w:webHidden/>
+                    <w:sz w:val="24"/>
+                    <w:szCs w:val="24"/>
                   </w:rPr>
                   <w:fldChar w:fldCharType="separate"/>
                 </w:r>
                 <w:r>
                   <w:rPr>
+                    <w:rFonts w:ascii="Times New Roman" w:hAnsi="Times New Roman"/>
                     <w:noProof/>
                     <w:webHidden/>
+                    <w:sz w:val="24"/>
+                    <w:szCs w:val="24"/>
                   </w:rPr>
                   <w:t>29</w:t>
                 </w:r>
                 <w:r>
                   <w:rPr>
+                    <w:rFonts w:ascii="Times New Roman" w:hAnsi="Times New Roman"/>
                     <w:noProof/>
                     <w:webHidden/>
+                    <w:sz w:val="24"/>
+                    <w:szCs w:val="24"/>
                   </w:rPr>
                   <w:fldChar w:fldCharType="end"/>
                 </w:r>
@@ -3933,71 +4625,92 @@
                   <w:tab w:val="right" w:leader="dot" w:pos="9016"/>
                 </w:tabs>
                 <w:rPr>
-                  <w:rFonts w:asciiTheme="minorHAnsi" w:eastAsiaTheme="minorEastAsia" w:hAnsiTheme="minorHAnsi" w:cstheme="minorBidi"/>
+                  <w:rFonts w:ascii="Times New Roman" w:eastAsiaTheme="minorEastAsia" w:hAnsi="Times New Roman"/>
                   <w:noProof/>
                   <w:kern w:val="2"/>
                   <w:sz w:val="24"/>
                   <w:szCs w:val="24"/>
-                  <w:lang w:eastAsia="en-US"/>
+                  <w:lang w:eastAsia="en-AU"/>
                   <w14:ligatures w14:val="standardContextual"/>
                 </w:rPr>
               </w:pPr>
-              <w:hyperlink w:anchor="_Toc239974546" w:history="1">
+              <w:hyperlink w:anchor="_Toc239977761" w:history="1">
                 <w:r>
                   <w:rPr>
                     <w:rStyle w:val="Hyperlink"/>
                     <w:rFonts w:ascii="Times New Roman" w:hAnsi="Times New Roman"/>
-                    <w:b/>
-                    <w:bCs/>
                     <w:noProof/>
+                    <w:sz w:val="24"/>
+                    <w:szCs w:val="24"/>
                   </w:rPr>
                   <w:t>SECTION 4 – Individual Work and Contribution Summary</w:t>
                 </w:r>
                 <w:r>
                   <w:rPr>
+                    <w:rFonts w:ascii="Times New Roman" w:hAnsi="Times New Roman"/>
                     <w:noProof/>
                     <w:webHidden/>
+                    <w:sz w:val="24"/>
+                    <w:szCs w:val="24"/>
                   </w:rPr>
                   <w:tab/>
                 </w:r>
                 <w:r>
                   <w:rPr>
+                    <w:rFonts w:ascii="Times New Roman" w:hAnsi="Times New Roman"/>
                     <w:noProof/>
                     <w:webHidden/>
+                    <w:sz w:val="24"/>
+                    <w:szCs w:val="24"/>
                   </w:rPr>
                   <w:fldChar w:fldCharType="begin"/>
                 </w:r>
                 <w:r>
                   <w:rPr>
+                    <w:rFonts w:ascii="Times New Roman" w:hAnsi="Times New Roman"/>
                     <w:noProof/>
                     <w:webHidden/>
+                    <w:sz w:val="24"/>
+                    <w:szCs w:val="24"/>
                   </w:rPr>
-                  <w:instrText xml:space="preserve"> PAGEREF _Toc239974546 \h </w:instrText>
+                  <w:instrText xml:space="preserve"> PAGEREF _Toc239977761 \h </w:instrText>
                 </w:r>
                 <w:r>
                   <w:rPr>
+                    <w:rFonts w:ascii="Times New Roman" w:hAnsi="Times New Roman"/>
                     <w:noProof/>
                     <w:webHidden/>
+                    <w:sz w:val="24"/>
+                    <w:szCs w:val="24"/>
                   </w:rPr>
                 </w:r>
                 <w:r>
                   <w:rPr>
+                    <w:rFonts w:ascii="Times New Roman" w:hAnsi="Times New Roman"/>
                     <w:noProof/>
                     <w:webHidden/>
+                    <w:sz w:val="24"/>
+                    <w:szCs w:val="24"/>
                   </w:rPr>
                   <w:fldChar w:fldCharType="separate"/>
                 </w:r>
                 <w:r>
                   <w:rPr>
+                    <w:rFonts w:ascii="Times New Roman" w:hAnsi="Times New Roman"/>
                     <w:noProof/>
                     <w:webHidden/>
+                    <w:sz w:val="24"/>
+                    <w:szCs w:val="24"/>
                   </w:rPr>
                   <w:t>31</w:t>
                 </w:r>
                 <w:r>
                   <w:rPr>
+                    <w:rFonts w:ascii="Times New Roman" w:hAnsi="Times New Roman"/>
                     <w:noProof/>
                     <w:webHidden/>
+                    <w:sz w:val="24"/>
+                    <w:szCs w:val="24"/>
                   </w:rPr>
                   <w:fldChar w:fldCharType="end"/>
                 </w:r>
@@ -4014,8 +4727,6 @@
               <w:r>
                 <w:rPr>
                   <w:rFonts w:ascii="Times New Roman" w:hAnsi="Times New Roman"/>
-                  <w:b/>
-                  <w:bCs/>
                   <w:sz w:val="24"/>
                   <w:szCs w:val="24"/>
                 </w:rPr>
@@ -6409,7 +7120,7 @@
           <w:lang w:val="en-AU"/>
         </w:rPr>
       </w:pPr>
-      <w:bookmarkStart w:id="3" w:name="_Toc239974513"/>
+      <w:bookmarkStart w:id="3" w:name="_Toc239977728"/>
       <w:r>
         <w:rPr>
           <w:rFonts w:ascii="Times New Roman" w:eastAsia="Times New Roman" w:hAnsi="Times New Roman" w:cs="Times New Roman"/>
@@ -6446,7 +7157,7 @@
           <w:lang w:val="en-AU"/>
         </w:rPr>
       </w:pPr>
-      <w:bookmarkStart w:id="4" w:name="_Toc239974514"/>
+      <w:bookmarkStart w:id="4" w:name="_Toc239977729"/>
       <w:r>
         <w:rPr>
           <w:rFonts w:ascii="Times New Roman" w:eastAsia="Times New Roman" w:hAnsi="Times New Roman"/>
@@ -6810,7 +7521,7 @@
           <w:lang w:val="en-AU"/>
         </w:rPr>
       </w:pPr>
-      <w:bookmarkStart w:id="5" w:name="_Toc239974515"/>
+      <w:bookmarkStart w:id="5" w:name="_Toc239977730"/>
       <w:r>
         <w:rPr>
           <w:rFonts w:ascii="Times New Roman" w:eastAsia="Times New Roman" w:hAnsi="Times New Roman" w:cs="Times New Roman"/>
@@ -7636,7 +8347,7 @@
           <w:lang w:val="en-AU"/>
         </w:rPr>
       </w:pPr>
-      <w:bookmarkStart w:id="6" w:name="_Toc239974516"/>
+      <w:bookmarkStart w:id="6" w:name="_Toc239977731"/>
       <w:r>
         <w:rPr>
           <w:rFonts w:ascii="Times New Roman" w:eastAsia="Times New Roman" w:hAnsi="Times New Roman" w:cs="Times New Roman"/>
@@ -7928,7 +8639,7 @@
           <w:lang w:val="en-AU"/>
         </w:rPr>
       </w:pPr>
-      <w:bookmarkStart w:id="7" w:name="_Toc239974517"/>
+      <w:bookmarkStart w:id="7" w:name="_Toc239977732"/>
       <w:r>
         <w:rPr>
           <w:rFonts w:ascii="Times New Roman" w:eastAsia="Times New Roman" w:hAnsi="Times New Roman" w:cs="Times New Roman"/>
@@ -9527,6 +10238,7 @@
       </w:pPr>
       <w:r>
         <w:rPr>
+          <w:noProof/>
           <w:lang w:val="en-AU"/>
         </w:rPr>
         <w:lastRenderedPageBreak/>
@@ -11633,7 +12345,7 @@
           <w:lang w:val="en-AU"/>
         </w:rPr>
       </w:pPr>
-      <w:bookmarkStart w:id="14" w:name="_Toc239974518"/>
+      <w:bookmarkStart w:id="14" w:name="_Toc239977733"/>
       <w:r>
         <w:rPr>
           <w:rFonts w:ascii="Times New Roman" w:eastAsia="Times New Roman" w:hAnsi="Times New Roman" w:cs="Times New Roman"/>
@@ -13925,7 +14637,7 @@
           <w:lang w:val="en-AU"/>
         </w:rPr>
       </w:pPr>
-      <w:bookmarkStart w:id="16" w:name="_Toc239974519"/>
+      <w:bookmarkStart w:id="16" w:name="_Toc239977734"/>
       <w:r>
         <w:rPr>
           <w:rFonts w:ascii="Times New Roman" w:eastAsia="Times New Roman" w:hAnsi="Times New Roman" w:cs="Times New Roman"/>
@@ -14682,7 +15394,7 @@
           <w:lang w:val="en-AU"/>
         </w:rPr>
       </w:pPr>
-      <w:bookmarkStart w:id="18" w:name="_Toc239974520"/>
+      <w:bookmarkStart w:id="18" w:name="_Toc239977735"/>
       <w:r>
         <w:rPr>
           <w:rFonts w:ascii="Times New Roman" w:eastAsia="Times New Roman" w:hAnsi="Times New Roman" w:cs="Times New Roman"/>
@@ -15262,7 +15974,7 @@
           <w:lang w:val="en-AU"/>
         </w:rPr>
       </w:pPr>
-      <w:bookmarkStart w:id="19" w:name="_Toc239974521"/>
+      <w:bookmarkStart w:id="19" w:name="_Toc239977736"/>
       <w:r>
         <w:rPr>
           <w:rFonts w:ascii="Times New Roman" w:eastAsia="Times New Roman" w:hAnsi="Times New Roman" w:cs="Times New Roman"/>
@@ -15746,7 +16458,7 @@
           <w:lang w:val="en-AU"/>
         </w:rPr>
       </w:pPr>
-      <w:bookmarkStart w:id="21" w:name="_Toc239974522"/>
+      <w:bookmarkStart w:id="21" w:name="_Toc239977737"/>
       <w:r>
         <w:rPr>
           <w:rFonts w:ascii="Times New Roman" w:eastAsia="Times New Roman" w:hAnsi="Times New Roman" w:cs="Times New Roman"/>
@@ -16300,7 +17012,7 @@
           <w:szCs w:val="24"/>
         </w:rPr>
       </w:pPr>
-      <w:bookmarkStart w:id="22" w:name="_Toc239974523"/>
+      <w:bookmarkStart w:id="22" w:name="_Toc239977738"/>
       <w:r>
         <w:rPr>
           <w:rFonts w:ascii="Times New Roman" w:eastAsiaTheme="minorEastAsia" w:hAnsi="Times New Roman" w:cs="Times New Roman"/>
@@ -16314,44 +17026,6 @@
         <w:t>SECTION 2 – Project Update Summary</w:t>
       </w:r>
       <w:bookmarkEnd w:id="22"/>
-    </w:p>
-    <w:p>
-      <w:pPr>
-        <w:spacing w:before="120" w:after="240" w:line="276" w:lineRule="auto"/>
-        <w:jc w:val="both"/>
-        <w:rPr>
-          <w:rFonts w:ascii="Times New Roman" w:eastAsiaTheme="minorEastAsia" w:hAnsi="Times New Roman"/>
-          <w:sz w:val="24"/>
-          <w:szCs w:val="24"/>
-        </w:rPr>
-      </w:pPr>
-      <w:r>
-        <w:rPr>
-          <w:rFonts w:ascii="Times New Roman" w:eastAsiaTheme="minorEastAsia" w:hAnsi="Times New Roman"/>
-          <w:sz w:val="24"/>
-          <w:szCs w:val="24"/>
-        </w:rPr>
-        <w:t>Immediately following the Assessment 1 report, include a one-page Project Update Summary describing the project's progress since Assessment 1.</w:t>
-      </w:r>
-    </w:p>
-    <w:p>
-      <w:pPr>
-        <w:spacing w:before="120" w:after="240" w:line="276" w:lineRule="auto"/>
-        <w:jc w:val="both"/>
-        <w:rPr>
-          <w:rFonts w:ascii="Times New Roman" w:eastAsiaTheme="minorEastAsia" w:hAnsi="Times New Roman"/>
-          <w:sz w:val="24"/>
-          <w:szCs w:val="24"/>
-        </w:rPr>
-      </w:pPr>
-      <w:r>
-        <w:rPr>
-          <w:rFonts w:ascii="Times New Roman" w:eastAsiaTheme="minorEastAsia" w:hAnsi="Times New Roman"/>
-          <w:sz w:val="24"/>
-          <w:szCs w:val="24"/>
-        </w:rPr>
-        <w:t xml:space="preserve">The summary should clearly identify: </w:t>
-      </w:r>
     </w:p>
     <w:p>
       <w:pPr>
@@ -16380,9 +17054,9 @@
       </w:tblPr>
       <w:tblGrid>
         <w:gridCol w:w="1481"/>
-        <w:gridCol w:w="2289"/>
-        <w:gridCol w:w="2062"/>
-        <w:gridCol w:w="3184"/>
+        <w:gridCol w:w="2063"/>
+        <w:gridCol w:w="2547"/>
+        <w:gridCol w:w="2925"/>
       </w:tblGrid>
       <w:tr>
         <w:tc>
@@ -16417,16 +17091,105 @@
         </w:tc>
         <w:tc>
           <w:tcPr>
+            <w:tcW w:w="2063" w:type="dxa"/>
+            <w:hideMark/>
+          </w:tcPr>
+          <w:p>
+            <w:pPr>
+              <w:jc w:val="center"/>
+              <w:rPr>
+                <w:rFonts w:ascii="Times New Roman" w:eastAsia="Times New Roman" w:hAnsi="Times New Roman"/>
+                <w:b/>
+                <w:bCs/>
+                <w:sz w:val="24"/>
+                <w:szCs w:val="24"/>
+                <w:lang w:eastAsia="en-US"/>
+              </w:rPr>
+            </w:pPr>
+            <w:r>
+              <w:rPr>
+                <w:rFonts w:ascii="Times New Roman" w:eastAsia="Times New Roman" w:hAnsi="Times New Roman"/>
+                <w:b/>
+                <w:bCs/>
+                <w:sz w:val="24"/>
+                <w:szCs w:val="24"/>
+                <w:lang w:eastAsia="en-US"/>
+              </w:rPr>
+              <w:t>Previous State</w:t>
+            </w:r>
+          </w:p>
+        </w:tc>
+        <w:tc>
+          <w:tcPr>
+            <w:tcW w:w="2547" w:type="dxa"/>
+            <w:hideMark/>
+          </w:tcPr>
+          <w:p>
+            <w:pPr>
+              <w:jc w:val="center"/>
+              <w:rPr>
+                <w:rFonts w:ascii="Times New Roman" w:eastAsia="Times New Roman" w:hAnsi="Times New Roman"/>
+                <w:b/>
+                <w:bCs/>
+                <w:sz w:val="24"/>
+                <w:szCs w:val="24"/>
+                <w:lang w:eastAsia="en-US"/>
+              </w:rPr>
+            </w:pPr>
+            <w:r>
+              <w:rPr>
+                <w:rFonts w:ascii="Times New Roman" w:eastAsia="Times New Roman" w:hAnsi="Times New Roman"/>
+                <w:b/>
+                <w:bCs/>
+                <w:sz w:val="24"/>
+                <w:szCs w:val="24"/>
+                <w:lang w:eastAsia="en-US"/>
+              </w:rPr>
+              <w:t>Current State</w:t>
+            </w:r>
+          </w:p>
+        </w:tc>
+        <w:tc>
+          <w:tcPr>
+            <w:tcW w:w="2925" w:type="dxa"/>
+            <w:hideMark/>
+          </w:tcPr>
+          <w:p>
+            <w:pPr>
+              <w:jc w:val="center"/>
+              <w:rPr>
+                <w:rFonts w:ascii="Times New Roman" w:eastAsia="Times New Roman" w:hAnsi="Times New Roman"/>
+                <w:b/>
+                <w:bCs/>
+                <w:sz w:val="24"/>
+                <w:szCs w:val="24"/>
+                <w:lang w:eastAsia="en-US"/>
+              </w:rPr>
+            </w:pPr>
+            <w:r>
+              <w:rPr>
+                <w:rFonts w:ascii="Times New Roman" w:eastAsia="Times New Roman" w:hAnsi="Times New Roman"/>
+                <w:b/>
+                <w:bCs/>
+                <w:sz w:val="24"/>
+                <w:szCs w:val="24"/>
+                <w:lang w:eastAsia="en-US"/>
+              </w:rPr>
+              <w:t>Justification</w:t>
+            </w:r>
+          </w:p>
+        </w:tc>
+      </w:tr>
+      <w:tr>
+        <w:tc>
+          <w:tcPr>
             <w:tcW w:w="0" w:type="auto"/>
             <w:hideMark/>
           </w:tcPr>
           <w:p>
             <w:pPr>
-              <w:jc w:val="center"/>
-              <w:rPr>
-                <w:rFonts w:ascii="Times New Roman" w:eastAsia="Times New Roman" w:hAnsi="Times New Roman"/>
-                <w:b/>
-                <w:bCs/>
+              <w:rPr>
+                <w:rFonts w:ascii="Times New Roman" w:eastAsia="Times New Roman" w:hAnsi="Times New Roman"/>
                 <w:sz w:val="24"/>
                 <w:szCs w:val="24"/>
                 <w:lang w:eastAsia="en-US"/>
@@ -16435,16 +17198,249 @@
             <w:r>
               <w:rPr>
                 <w:rFonts w:ascii="Times New Roman" w:eastAsia="Times New Roman" w:hAnsi="Times New Roman"/>
-                <w:b/>
-                <w:bCs/>
                 <w:sz w:val="24"/>
                 <w:szCs w:val="24"/>
                 <w:lang w:eastAsia="en-US"/>
               </w:rPr>
-              <w:t>Previous State</w:t>
-            </w:r>
-          </w:p>
-        </w:tc>
+              <w:t>Architecture diagram</w:t>
+            </w:r>
+          </w:p>
+        </w:tc>
+        <w:tc>
+          <w:tcPr>
+            <w:tcW w:w="2063" w:type="dxa"/>
+            <w:hideMark/>
+          </w:tcPr>
+          <w:p>
+            <w:pPr>
+              <w:rPr>
+                <w:rFonts w:ascii="Times New Roman" w:eastAsia="Times New Roman" w:hAnsi="Times New Roman"/>
+                <w:sz w:val="24"/>
+                <w:szCs w:val="24"/>
+                <w:lang w:eastAsia="en-US"/>
+              </w:rPr>
+            </w:pPr>
+            <w:r>
+              <w:rPr>
+                <w:rFonts w:ascii="Times New Roman" w:eastAsia="Times New Roman" w:hAnsi="Times New Roman"/>
+                <w:sz w:val="24"/>
+                <w:szCs w:val="24"/>
+                <w:lang w:eastAsia="en-US"/>
+              </w:rPr>
+              <w:t>Athena mapped to cleaning stage</w:t>
+            </w:r>
+          </w:p>
+        </w:tc>
+        <w:tc>
+          <w:tcPr>
+            <w:tcW w:w="2547" w:type="dxa"/>
+            <w:hideMark/>
+          </w:tcPr>
+          <w:p>
+            <w:pPr>
+              <w:jc w:val="both"/>
+              <w:rPr>
+                <w:rFonts w:ascii="Times New Roman" w:eastAsia="Times New Roman" w:hAnsi="Times New Roman"/>
+                <w:sz w:val="24"/>
+                <w:szCs w:val="24"/>
+                <w:lang w:eastAsia="en-US"/>
+              </w:rPr>
+            </w:pPr>
+            <w:r>
+              <w:rPr>
+                <w:rFonts w:ascii="Times New Roman" w:eastAsia="Times New Roman" w:hAnsi="Times New Roman"/>
+                <w:sz w:val="24"/>
+                <w:szCs w:val="24"/>
+                <w:lang w:eastAsia="en-US"/>
+              </w:rPr>
+              <w:t>Corrected to AWS Glue ETL</w:t>
+            </w:r>
+          </w:p>
+        </w:tc>
+        <w:tc>
+          <w:tcPr>
+            <w:tcW w:w="2925" w:type="dxa"/>
+            <w:hideMark/>
+          </w:tcPr>
+          <w:p>
+            <w:pPr>
+              <w:jc w:val="both"/>
+              <w:rPr>
+                <w:rFonts w:ascii="Times New Roman" w:eastAsia="Times New Roman" w:hAnsi="Times New Roman"/>
+                <w:sz w:val="24"/>
+                <w:szCs w:val="24"/>
+                <w:lang w:eastAsia="en-US"/>
+              </w:rPr>
+            </w:pPr>
+            <w:r>
+              <w:rPr>
+                <w:rFonts w:ascii="Times New Roman" w:eastAsia="Times New Roman" w:hAnsi="Times New Roman"/>
+                <w:sz w:val="24"/>
+                <w:szCs w:val="24"/>
+                <w:lang w:eastAsia="en-US"/>
+              </w:rPr>
+              <w:t>Athena is a query/</w:t>
+            </w:r>
+            <w:proofErr w:type="spellStart"/>
+            <w:r>
+              <w:rPr>
+                <w:rFonts w:ascii="Times New Roman" w:eastAsia="Times New Roman" w:hAnsi="Times New Roman"/>
+                <w:sz w:val="24"/>
+                <w:szCs w:val="24"/>
+                <w:lang w:eastAsia="en-US"/>
+              </w:rPr>
+              <w:t>catalog</w:t>
+            </w:r>
+            <w:proofErr w:type="spellEnd"/>
+            <w:r>
+              <w:rPr>
+                <w:rFonts w:ascii="Times New Roman" w:eastAsia="Times New Roman" w:hAnsi="Times New Roman"/>
+                <w:sz w:val="24"/>
+                <w:szCs w:val="24"/>
+                <w:lang w:eastAsia="en-US"/>
+              </w:rPr>
+              <w:t xml:space="preserve"> tool, not an ETL engine</w:t>
+            </w:r>
+          </w:p>
+        </w:tc>
+      </w:tr>
+      <w:tr>
+        <w:tc>
+          <w:tcPr>
+            <w:tcW w:w="0" w:type="auto"/>
+          </w:tcPr>
+          <w:p>
+            <w:pPr>
+              <w:rPr>
+                <w:rFonts w:ascii="Times New Roman" w:eastAsia="Times New Roman" w:hAnsi="Times New Roman"/>
+                <w:sz w:val="24"/>
+                <w:szCs w:val="24"/>
+                <w:lang w:val="vi-VN" w:eastAsia="en-US"/>
+              </w:rPr>
+            </w:pPr>
+            <w:r>
+              <w:rPr>
+                <w:rFonts w:ascii="Times New Roman" w:eastAsia="Times New Roman" w:hAnsi="Times New Roman"/>
+                <w:sz w:val="24"/>
+                <w:szCs w:val="24"/>
+                <w:lang w:eastAsia="en-US"/>
+              </w:rPr>
+              <w:t>Modelling</w:t>
+            </w:r>
+            <w:r>
+              <w:rPr>
+                <w:rFonts w:ascii="Times New Roman" w:eastAsia="Times New Roman" w:hAnsi="Times New Roman"/>
+                <w:sz w:val="24"/>
+                <w:szCs w:val="24"/>
+                <w:lang w:val="vi-VN" w:eastAsia="en-US"/>
+              </w:rPr>
+              <w:t xml:space="preserve"> approach</w:t>
+            </w:r>
+          </w:p>
+        </w:tc>
+        <w:tc>
+          <w:tcPr>
+            <w:tcW w:w="2063" w:type="dxa"/>
+          </w:tcPr>
+          <w:p>
+            <w:pPr>
+              <w:rPr>
+                <w:rFonts w:ascii="Times New Roman" w:eastAsia="Times New Roman" w:hAnsi="Times New Roman"/>
+                <w:sz w:val="24"/>
+                <w:szCs w:val="24"/>
+                <w:lang w:val="vi-VN" w:eastAsia="en-US"/>
+              </w:rPr>
+            </w:pPr>
+            <w:r>
+              <w:rPr>
+                <w:rFonts w:ascii="Times New Roman" w:eastAsia="Times New Roman" w:hAnsi="Times New Roman"/>
+                <w:sz w:val="24"/>
+                <w:szCs w:val="24"/>
+                <w:lang w:eastAsia="en-US"/>
+              </w:rPr>
+              <w:t>Ridge</w:t>
+            </w:r>
+            <w:r>
+              <w:rPr>
+                <w:rFonts w:ascii="Times New Roman" w:eastAsia="Times New Roman" w:hAnsi="Times New Roman"/>
+                <w:sz w:val="24"/>
+                <w:szCs w:val="24"/>
+                <w:lang w:val="vi-VN" w:eastAsia="en-US"/>
+              </w:rPr>
+              <w:t xml:space="preserve"> and Laso only</w:t>
+            </w:r>
+          </w:p>
+        </w:tc>
+        <w:tc>
+          <w:tcPr>
+            <w:tcW w:w="2547" w:type="dxa"/>
+          </w:tcPr>
+          <w:p>
+            <w:pPr>
+              <w:jc w:val="both"/>
+              <w:rPr>
+                <w:rFonts w:ascii="Times New Roman" w:eastAsia="Times New Roman" w:hAnsi="Times New Roman"/>
+                <w:sz w:val="24"/>
+                <w:szCs w:val="24"/>
+                <w:lang w:val="vi-VN" w:eastAsia="en-US"/>
+              </w:rPr>
+            </w:pPr>
+            <w:r>
+              <w:rPr>
+                <w:rFonts w:ascii="Times New Roman" w:eastAsia="Times New Roman" w:hAnsi="Times New Roman"/>
+                <w:sz w:val="24"/>
+                <w:szCs w:val="24"/>
+                <w:lang w:eastAsia="en-US"/>
+              </w:rPr>
+              <w:t>Added</w:t>
+            </w:r>
+            <w:r>
+              <w:rPr>
+                <w:rFonts w:ascii="Times New Roman" w:eastAsia="Times New Roman" w:hAnsi="Times New Roman"/>
+                <w:sz w:val="24"/>
+                <w:szCs w:val="24"/>
+                <w:lang w:val="vi-VN" w:eastAsia="en-US"/>
+              </w:rPr>
+              <w:t xml:space="preserve"> XGBoost</w:t>
+            </w:r>
+          </w:p>
+        </w:tc>
+        <w:tc>
+          <w:tcPr>
+            <w:tcW w:w="2925" w:type="dxa"/>
+          </w:tcPr>
+          <w:p>
+            <w:pPr>
+              <w:jc w:val="both"/>
+              <w:rPr>
+                <w:rFonts w:ascii="Times New Roman" w:eastAsia="Times New Roman" w:hAnsi="Times New Roman"/>
+                <w:sz w:val="24"/>
+                <w:szCs w:val="24"/>
+                <w:lang w:val="vi-VN" w:eastAsia="en-US"/>
+              </w:rPr>
+            </w:pPr>
+            <w:r>
+              <w:rPr>
+                <w:rFonts w:ascii="Times New Roman" w:eastAsia="Times New Roman" w:hAnsi="Times New Roman"/>
+                <w:sz w:val="24"/>
+                <w:szCs w:val="24"/>
+                <w:lang w:eastAsia="en-US"/>
+              </w:rPr>
+              <w:t>Captures</w:t>
+            </w:r>
+            <w:r>
+              <w:rPr>
+                <w:rFonts w:ascii="Times New Roman" w:eastAsia="Times New Roman" w:hAnsi="Times New Roman"/>
+                <w:sz w:val="24"/>
+                <w:szCs w:val="24"/>
+                <w:lang w:val="vi-VN" w:eastAsia="en-US"/>
+              </w:rPr>
+              <w:t xml:space="preserve"> potential non-linear patterns in lag features</w:t>
+            </w:r>
+          </w:p>
+        </w:tc>
+      </w:tr>
+      <w:tr>
         <w:tc>
           <w:tcPr>
             <w:tcW w:w="0" w:type="auto"/>
@@ -16452,11 +17448,8 @@
           </w:tcPr>
           <w:p>
             <w:pPr>
-              <w:jc w:val="center"/>
-              <w:rPr>
-                <w:rFonts w:ascii="Times New Roman" w:eastAsia="Times New Roman" w:hAnsi="Times New Roman"/>
-                <w:b/>
-                <w:bCs/>
+              <w:rPr>
+                <w:rFonts w:ascii="Times New Roman" w:eastAsia="Times New Roman" w:hAnsi="Times New Roman"/>
                 <w:sz w:val="24"/>
                 <w:szCs w:val="24"/>
                 <w:lang w:eastAsia="en-US"/>
@@ -16465,43 +17458,126 @@
             <w:r>
               <w:rPr>
                 <w:rFonts w:ascii="Times New Roman" w:eastAsia="Times New Roman" w:hAnsi="Times New Roman"/>
-                <w:b/>
-                <w:bCs/>
                 <w:sz w:val="24"/>
                 <w:szCs w:val="24"/>
                 <w:lang w:eastAsia="en-US"/>
               </w:rPr>
-              <w:t>Current State</w:t>
-            </w:r>
-          </w:p>
-        </w:tc>
-        <w:tc>
-          <w:tcPr>
-            <w:tcW w:w="0" w:type="auto"/>
+              <w:t>Modelling validation</w:t>
+            </w:r>
+          </w:p>
+        </w:tc>
+        <w:tc>
+          <w:tcPr>
+            <w:tcW w:w="2063" w:type="dxa"/>
             <w:hideMark/>
           </w:tcPr>
           <w:p>
             <w:pPr>
-              <w:jc w:val="center"/>
-              <w:rPr>
-                <w:rFonts w:ascii="Times New Roman" w:eastAsia="Times New Roman" w:hAnsi="Times New Roman"/>
-                <w:b/>
-                <w:bCs/>
+              <w:rPr>
+                <w:rFonts w:ascii="Times New Roman" w:eastAsia="Times New Roman" w:hAnsi="Times New Roman"/>
+                <w:sz w:val="24"/>
+                <w:szCs w:val="24"/>
+                <w:lang w:val="vi-VN" w:eastAsia="en-US"/>
+              </w:rPr>
+            </w:pPr>
+            <w:r>
+              <w:rPr>
+                <w:rFonts w:ascii="Times New Roman" w:eastAsia="Times New Roman" w:hAnsi="Times New Roman"/>
                 <w:sz w:val="24"/>
                 <w:szCs w:val="24"/>
                 <w:lang w:eastAsia="en-US"/>
               </w:rPr>
-            </w:pPr>
-            <w:r>
-              <w:rPr>
-                <w:rFonts w:ascii="Times New Roman" w:eastAsia="Times New Roman" w:hAnsi="Times New Roman"/>
-                <w:b/>
-                <w:bCs/>
+              <w:t xml:space="preserve">Single train/test split </w:t>
+            </w:r>
+            <w:r>
+              <w:rPr>
+                <w:rFonts w:ascii="Times New Roman" w:eastAsia="Times New Roman" w:hAnsi="Times New Roman"/>
                 <w:sz w:val="24"/>
                 <w:szCs w:val="24"/>
                 <w:lang w:eastAsia="en-US"/>
               </w:rPr>
-              <w:t>Justification</w:t>
+              <w:t>comparison</w:t>
+            </w:r>
+            <w:r>
+              <w:rPr>
+                <w:rFonts w:ascii="Times New Roman" w:eastAsia="Times New Roman" w:hAnsi="Times New Roman"/>
+                <w:sz w:val="24"/>
+                <w:szCs w:val="24"/>
+                <w:lang w:val="vi-VN" w:eastAsia="en-US"/>
+              </w:rPr>
+              <w:t>.</w:t>
+            </w:r>
+            <w:r>
+              <w:rPr>
+                <w:rFonts w:ascii="Times New Roman" w:eastAsia="Times New Roman" w:hAnsi="Times New Roman"/>
+                <w:sz w:val="24"/>
+                <w:szCs w:val="24"/>
+                <w:lang w:val="vi-VN" w:eastAsia="en-US"/>
+              </w:rPr>
+              <w:br/>
+            </w:r>
+          </w:p>
+        </w:tc>
+        <w:tc>
+          <w:tcPr>
+            <w:tcW w:w="2547" w:type="dxa"/>
+            <w:hideMark/>
+          </w:tcPr>
+          <w:p>
+            <w:pPr>
+              <w:jc w:val="both"/>
+              <w:rPr>
+                <w:rFonts w:ascii="Times New Roman" w:eastAsia="Times New Roman" w:hAnsi="Times New Roman"/>
+                <w:sz w:val="24"/>
+                <w:szCs w:val="24"/>
+                <w:lang w:eastAsia="en-US"/>
+              </w:rPr>
+            </w:pPr>
+            <w:r>
+              <w:rPr>
+                <w:rFonts w:ascii="Times New Roman" w:eastAsia="Times New Roman" w:hAnsi="Times New Roman"/>
+                <w:sz w:val="24"/>
+                <w:szCs w:val="24"/>
+                <w:lang w:eastAsia="en-US"/>
+              </w:rPr>
+              <w:t xml:space="preserve">Added evaluation.py: naive baselines, leakage-free CV, rolling-origin </w:t>
+            </w:r>
+            <w:proofErr w:type="spellStart"/>
+            <w:r>
+              <w:rPr>
+                <w:rFonts w:ascii="Times New Roman" w:eastAsia="Times New Roman" w:hAnsi="Times New Roman"/>
+                <w:sz w:val="24"/>
+                <w:szCs w:val="24"/>
+                <w:lang w:eastAsia="en-US"/>
+              </w:rPr>
+              <w:t>backtest</w:t>
+            </w:r>
+            <w:proofErr w:type="spellEnd"/>
+          </w:p>
+        </w:tc>
+        <w:tc>
+          <w:tcPr>
+            <w:tcW w:w="2925" w:type="dxa"/>
+            <w:hideMark/>
+          </w:tcPr>
+          <w:p>
+            <w:pPr>
+              <w:jc w:val="both"/>
+              <w:rPr>
+                <w:rFonts w:ascii="Times New Roman" w:eastAsia="Times New Roman" w:hAnsi="Times New Roman"/>
+                <w:sz w:val="24"/>
+                <w:szCs w:val="24"/>
+                <w:lang w:eastAsia="en-US"/>
+              </w:rPr>
+            </w:pPr>
+            <w:r>
+              <w:rPr>
+                <w:rFonts w:ascii="Times New Roman" w:eastAsia="Times New Roman" w:hAnsi="Times New Roman"/>
+                <w:sz w:val="24"/>
+                <w:szCs w:val="24"/>
+                <w:lang w:eastAsia="en-US"/>
+              </w:rPr>
+              <w:t>Responds directly to A1 feedback on validation rigour</w:t>
             </w:r>
           </w:p>
         </w:tc>
@@ -16510,7 +17586,6 @@
         <w:tc>
           <w:tcPr>
             <w:tcW w:w="0" w:type="auto"/>
-            <w:hideMark/>
           </w:tcPr>
           <w:p>
             <w:pPr>
@@ -16528,14 +17603,13 @@
                 <w:szCs w:val="24"/>
                 <w:lang w:eastAsia="en-US"/>
               </w:rPr>
-              <w:t>Architecture diagram</w:t>
-            </w:r>
-          </w:p>
-        </w:tc>
-        <w:tc>
-          <w:tcPr>
-            <w:tcW w:w="0" w:type="auto"/>
-            <w:hideMark/>
+              <w:t>Pipeline structure</w:t>
+            </w:r>
+          </w:p>
+        </w:tc>
+        <w:tc>
+          <w:tcPr>
+            <w:tcW w:w="2063" w:type="dxa"/>
           </w:tcPr>
           <w:p>
             <w:pPr>
@@ -16553,14 +17627,13 @@
                 <w:szCs w:val="24"/>
                 <w:lang w:eastAsia="en-US"/>
               </w:rPr>
-              <w:t>Athena mapped to cleaning stage</w:t>
-            </w:r>
-          </w:p>
-        </w:tc>
-        <w:tc>
-          <w:tcPr>
-            <w:tcW w:w="0" w:type="auto"/>
-            <w:hideMark/>
+              <w:t>Separate ingest.py and data_processing.py scripts</w:t>
+            </w:r>
+          </w:p>
+        </w:tc>
+        <w:tc>
+          <w:tcPr>
+            <w:tcW w:w="2547" w:type="dxa"/>
           </w:tcPr>
           <w:p>
             <w:pPr>
@@ -16579,14 +17652,13 @@
                 <w:szCs w:val="24"/>
                 <w:lang w:eastAsia="en-US"/>
               </w:rPr>
-              <w:t>Corrected to AWS Glue ETL</w:t>
-            </w:r>
-          </w:p>
-        </w:tc>
-        <w:tc>
-          <w:tcPr>
-            <w:tcW w:w="0" w:type="auto"/>
-            <w:hideMark/>
+              <w:t>Merged into single End to End pipeline.py</w:t>
+            </w:r>
+          </w:p>
+        </w:tc>
+        <w:tc>
+          <w:tcPr>
+            <w:tcW w:w="2925" w:type="dxa"/>
           </w:tcPr>
           <w:p>
             <w:pPr>
@@ -16605,9 +17677,17 @@
                 <w:szCs w:val="24"/>
                 <w:lang w:eastAsia="en-US"/>
               </w:rPr>
-              <w:t>Athena is a query/</w:t>
-            </w:r>
-            <w:proofErr w:type="spellStart"/>
+              <w:t>Simplifies execution to one entry point; easier to maintain a single dependency</w:t>
+            </w:r>
+            <w:r>
+              <w:rPr>
+                <w:rFonts w:ascii="Times New Roman" w:eastAsia="Times New Roman" w:hAnsi="Times New Roman"/>
+                <w:sz w:val="24"/>
+                <w:szCs w:val="24"/>
+                <w:lang w:val="vi-VN" w:eastAsia="en-US"/>
+              </w:rPr>
+              <w:t xml:space="preserve"> </w:t>
+            </w:r>
             <w:r>
               <w:rPr>
                 <w:rFonts w:ascii="Times New Roman" w:eastAsia="Times New Roman" w:hAnsi="Times New Roman"/>
@@ -16615,9 +17695,17 @@
                 <w:szCs w:val="24"/>
                 <w:lang w:eastAsia="en-US"/>
               </w:rPr>
-              <w:t>catalog</w:t>
-            </w:r>
-            <w:proofErr w:type="spellEnd"/>
+              <w:t>/</w:t>
+            </w:r>
+            <w:r>
+              <w:rPr>
+                <w:rFonts w:ascii="Times New Roman" w:eastAsia="Times New Roman" w:hAnsi="Times New Roman"/>
+                <w:sz w:val="24"/>
+                <w:szCs w:val="24"/>
+                <w:lang w:val="vi-VN" w:eastAsia="en-US"/>
+              </w:rPr>
+              <w:t xml:space="preserve"> </w:t>
+            </w:r>
             <w:r>
               <w:rPr>
                 <w:rFonts w:ascii="Times New Roman" w:eastAsia="Times New Roman" w:hAnsi="Times New Roman"/>
@@ -16625,7 +17713,7 @@
                 <w:szCs w:val="24"/>
                 <w:lang w:eastAsia="en-US"/>
               </w:rPr>
-              <w:t xml:space="preserve"> tool, not an ETL engine</w:t>
+              <w:t>environment setup</w:t>
             </w:r>
           </w:p>
         </w:tc>
@@ -16634,16 +17722,39 @@
         <w:tc>
           <w:tcPr>
             <w:tcW w:w="0" w:type="auto"/>
-            <w:hideMark/>
-          </w:tcPr>
-          <w:p>
-            <w:pPr>
+          </w:tcPr>
+          <w:p>
+            <w:pPr>
+              <w:rPr>
+                <w:rFonts w:ascii="Times New Roman" w:eastAsia="Times New Roman" w:hAnsi="Times New Roman"/>
+                <w:sz w:val="24"/>
+                <w:szCs w:val="24"/>
+                <w:lang w:val="vi-VN" w:eastAsia="en-US"/>
+              </w:rPr>
+            </w:pPr>
+            <w:r>
               <w:rPr>
                 <w:rFonts w:ascii="Times New Roman" w:eastAsia="Times New Roman" w:hAnsi="Times New Roman"/>
                 <w:sz w:val="24"/>
                 <w:szCs w:val="24"/>
                 <w:lang w:eastAsia="en-US"/>
               </w:rPr>
+              <w:t>Ethics</w:t>
+            </w:r>
+          </w:p>
+        </w:tc>
+        <w:tc>
+          <w:tcPr>
+            <w:tcW w:w="2063" w:type="dxa"/>
+          </w:tcPr>
+          <w:p>
+            <w:pPr>
+              <w:rPr>
+                <w:rFonts w:ascii="Times New Roman" w:eastAsia="Times New Roman" w:hAnsi="Times New Roman"/>
+                <w:sz w:val="24"/>
+                <w:szCs w:val="24"/>
+                <w:lang w:val="vi-VN" w:eastAsia="en-US"/>
+              </w:rPr>
             </w:pPr>
             <w:r>
               <w:rPr>
@@ -16652,17 +17763,26 @@
                 <w:szCs w:val="24"/>
                 <w:lang w:eastAsia="en-US"/>
               </w:rPr>
-              <w:t>Modelling validation</w:t>
-            </w:r>
-          </w:p>
-        </w:tc>
-        <w:tc>
-          <w:tcPr>
-            <w:tcW w:w="0" w:type="auto"/>
-            <w:hideMark/>
-          </w:tcPr>
-          <w:p>
-            <w:pPr>
+              <w:t>General</w:t>
+            </w:r>
+            <w:r>
+              <w:rPr>
+                <w:rFonts w:ascii="Times New Roman" w:eastAsia="Times New Roman" w:hAnsi="Times New Roman"/>
+                <w:sz w:val="24"/>
+                <w:szCs w:val="24"/>
+                <w:lang w:val="vi-VN" w:eastAsia="en-US"/>
+              </w:rPr>
+              <w:t xml:space="preserve"> statements</w:t>
+            </w:r>
+          </w:p>
+        </w:tc>
+        <w:tc>
+          <w:tcPr>
+            <w:tcW w:w="2547" w:type="dxa"/>
+          </w:tcPr>
+          <w:p>
+            <w:pPr>
+              <w:jc w:val="both"/>
               <w:rPr>
                 <w:rFonts w:ascii="Times New Roman" w:eastAsia="Times New Roman" w:hAnsi="Times New Roman"/>
                 <w:sz w:val="24"/>
@@ -16677,14 +17797,31 @@
                 <w:szCs w:val="24"/>
                 <w:lang w:eastAsia="en-US"/>
               </w:rPr>
-              <w:t>Single train/test split comparison</w:t>
-            </w:r>
-          </w:p>
-        </w:tc>
-        <w:tc>
-          <w:tcPr>
-            <w:tcW w:w="0" w:type="auto"/>
-            <w:hideMark/>
+              <w:t>Specific</w:t>
+            </w:r>
+            <w:r>
+              <w:rPr>
+                <w:rFonts w:ascii="Times New Roman" w:eastAsia="Times New Roman" w:hAnsi="Times New Roman"/>
+                <w:sz w:val="24"/>
+                <w:szCs w:val="24"/>
+                <w:lang w:val="vi-VN" w:eastAsia="en-US"/>
+              </w:rPr>
+              <w:t xml:space="preserve"> design</w:t>
+            </w:r>
+            <w:r>
+              <w:rPr>
+                <w:rFonts w:ascii="Times New Roman" w:eastAsia="Times New Roman" w:hAnsi="Times New Roman"/>
+                <w:sz w:val="24"/>
+                <w:szCs w:val="24"/>
+                <w:lang w:eastAsia="en-US"/>
+              </w:rPr>
+              <w:t xml:space="preserve"> constraints and working agreements documented</w:t>
+            </w:r>
+          </w:p>
+        </w:tc>
+        <w:tc>
+          <w:tcPr>
+            <w:tcW w:w="2925" w:type="dxa"/>
           </w:tcPr>
           <w:p>
             <w:pPr>
@@ -16703,9 +17840,8 @@
                 <w:szCs w:val="24"/>
                 <w:lang w:eastAsia="en-US"/>
               </w:rPr>
-              <w:t xml:space="preserve">Added evaluation.py: naive baselines, leakage-free CV, rolling-origin </w:t>
-            </w:r>
-            <w:proofErr w:type="spellStart"/>
+              <w:t>Responds to A1 feedback on over</w:t>
+            </w:r>
             <w:r>
               <w:rPr>
                 <w:rFonts w:ascii="Times New Roman" w:eastAsia="Times New Roman" w:hAnsi="Times New Roman"/>
@@ -16713,134 +17849,7 @@
                 <w:szCs w:val="24"/>
                 <w:lang w:eastAsia="en-US"/>
               </w:rPr>
-              <w:t>backtest</w:t>
-            </w:r>
-            <w:proofErr w:type="spellEnd"/>
-          </w:p>
-        </w:tc>
-        <w:tc>
-          <w:tcPr>
-            <w:tcW w:w="0" w:type="auto"/>
-            <w:hideMark/>
-          </w:tcPr>
-          <w:p>
-            <w:pPr>
-              <w:jc w:val="both"/>
-              <w:rPr>
-                <w:rFonts w:ascii="Times New Roman" w:eastAsia="Times New Roman" w:hAnsi="Times New Roman"/>
-                <w:sz w:val="24"/>
-                <w:szCs w:val="24"/>
-                <w:lang w:eastAsia="en-US"/>
-              </w:rPr>
-            </w:pPr>
-            <w:r>
-              <w:rPr>
-                <w:rFonts w:ascii="Times New Roman" w:eastAsia="Times New Roman" w:hAnsi="Times New Roman"/>
-                <w:sz w:val="24"/>
-                <w:szCs w:val="24"/>
-                <w:lang w:eastAsia="en-US"/>
-              </w:rPr>
-              <w:t>Responds directly to A1 feedback on validation rigour</w:t>
-            </w:r>
-          </w:p>
-        </w:tc>
-      </w:tr>
-      <w:tr>
-        <w:tc>
-          <w:tcPr>
-            <w:tcW w:w="0" w:type="auto"/>
-          </w:tcPr>
-          <w:p>
-            <w:pPr>
-              <w:rPr>
-                <w:rFonts w:ascii="Times New Roman" w:eastAsia="Times New Roman" w:hAnsi="Times New Roman"/>
-                <w:sz w:val="24"/>
-                <w:szCs w:val="24"/>
-                <w:lang w:eastAsia="en-US"/>
-              </w:rPr>
-            </w:pPr>
-            <w:r>
-              <w:rPr>
-                <w:rFonts w:ascii="Times New Roman" w:eastAsia="Times New Roman" w:hAnsi="Times New Roman"/>
-                <w:sz w:val="24"/>
-                <w:szCs w:val="24"/>
-                <w:lang w:eastAsia="en-US"/>
-              </w:rPr>
-              <w:t>Pipeline structure</w:t>
-            </w:r>
-          </w:p>
-        </w:tc>
-        <w:tc>
-          <w:tcPr>
-            <w:tcW w:w="0" w:type="auto"/>
-          </w:tcPr>
-          <w:p>
-            <w:pPr>
-              <w:rPr>
-                <w:rFonts w:ascii="Times New Roman" w:eastAsia="Times New Roman" w:hAnsi="Times New Roman"/>
-                <w:sz w:val="24"/>
-                <w:szCs w:val="24"/>
-                <w:lang w:eastAsia="en-US"/>
-              </w:rPr>
-            </w:pPr>
-            <w:r>
-              <w:rPr>
-                <w:rFonts w:ascii="Times New Roman" w:eastAsia="Times New Roman" w:hAnsi="Times New Roman"/>
-                <w:sz w:val="24"/>
-                <w:szCs w:val="24"/>
-                <w:lang w:eastAsia="en-US"/>
-              </w:rPr>
-              <w:t>Separate ingest.py and data_processing.py scripts</w:t>
-            </w:r>
-          </w:p>
-        </w:tc>
-        <w:tc>
-          <w:tcPr>
-            <w:tcW w:w="0" w:type="auto"/>
-          </w:tcPr>
-          <w:p>
-            <w:pPr>
-              <w:jc w:val="both"/>
-              <w:rPr>
-                <w:rFonts w:ascii="Times New Roman" w:eastAsia="Times New Roman" w:hAnsi="Times New Roman"/>
-                <w:sz w:val="24"/>
-                <w:szCs w:val="24"/>
-                <w:lang w:eastAsia="en-US"/>
-              </w:rPr>
-            </w:pPr>
-            <w:r>
-              <w:rPr>
-                <w:rFonts w:ascii="Times New Roman" w:eastAsia="Times New Roman" w:hAnsi="Times New Roman"/>
-                <w:sz w:val="24"/>
-                <w:szCs w:val="24"/>
-                <w:lang w:eastAsia="en-US"/>
-              </w:rPr>
-              <w:t>Merged into single End to End pipeline.py</w:t>
-            </w:r>
-          </w:p>
-        </w:tc>
-        <w:tc>
-          <w:tcPr>
-            <w:tcW w:w="0" w:type="auto"/>
-          </w:tcPr>
-          <w:p>
-            <w:pPr>
-              <w:jc w:val="both"/>
-              <w:rPr>
-                <w:rFonts w:ascii="Times New Roman" w:eastAsia="Times New Roman" w:hAnsi="Times New Roman"/>
-                <w:sz w:val="24"/>
-                <w:szCs w:val="24"/>
-                <w:lang w:eastAsia="en-US"/>
-              </w:rPr>
-            </w:pPr>
-            <w:r>
-              <w:rPr>
-                <w:rFonts w:ascii="Times New Roman" w:eastAsia="Times New Roman" w:hAnsi="Times New Roman"/>
-                <w:sz w:val="24"/>
-                <w:szCs w:val="24"/>
-                <w:lang w:eastAsia="en-US"/>
-              </w:rPr>
-              <w:t>Simplifies execution to one entry point; easier to maintain a single dependency/environment setup</w:t>
+              <w:t>-policing risk and governance rigour</w:t>
             </w:r>
           </w:p>
         </w:tc>
@@ -16848,7 +17857,7 @@
     </w:tbl>
     <w:p>
       <w:pPr>
-        <w:spacing w:before="120" w:after="240" w:line="276" w:lineRule="auto"/>
+        <w:spacing w:before="240" w:line="276" w:lineRule="auto"/>
         <w:jc w:val="both"/>
         <w:rPr>
           <w:rFonts w:ascii="Times New Roman" w:eastAsiaTheme="minorEastAsia" w:hAnsi="Times New Roman"/>
@@ -16883,7 +17892,7 @@
           </w:tcPr>
           <w:p>
             <w:pPr>
-              <w:spacing w:before="120" w:after="240" w:line="276" w:lineRule="auto"/>
+              <w:spacing w:line="276" w:lineRule="auto"/>
               <w:jc w:val="both"/>
               <w:rPr>
                 <w:rFonts w:ascii="Times New Roman" w:eastAsiaTheme="minorEastAsia" w:hAnsi="Times New Roman"/>
@@ -16911,7 +17920,7 @@
           </w:tcPr>
           <w:p>
             <w:pPr>
-              <w:spacing w:before="120" w:after="240" w:line="276" w:lineRule="auto"/>
+              <w:spacing w:line="276" w:lineRule="auto"/>
               <w:jc w:val="both"/>
               <w:rPr>
                 <w:rFonts w:ascii="Times New Roman" w:eastAsiaTheme="minorEastAsia" w:hAnsi="Times New Roman"/>
@@ -16945,7 +17954,7 @@
               <w:tabs>
                 <w:tab w:val="left" w:pos="4962"/>
               </w:tabs>
-              <w:spacing w:before="120" w:line="276" w:lineRule="auto"/>
+              <w:spacing w:line="276" w:lineRule="auto"/>
               <w:jc w:val="both"/>
               <w:rPr>
                 <w:rFonts w:ascii="Times New Roman" w:eastAsiaTheme="minorEastAsia" w:hAnsi="Times New Roman"/>
@@ -16971,7 +17980,7 @@
           </w:tcPr>
           <w:p>
             <w:pPr>
-              <w:spacing w:before="120" w:after="240" w:line="276" w:lineRule="auto"/>
+              <w:spacing w:line="276" w:lineRule="auto"/>
               <w:jc w:val="both"/>
               <w:rPr>
                 <w:rFonts w:ascii="Times New Roman" w:eastAsiaTheme="minorEastAsia" w:hAnsi="Times New Roman"/>
@@ -16999,7 +18008,7 @@
           </w:tcPr>
           <w:p>
             <w:pPr>
-              <w:spacing w:before="120" w:after="240" w:line="276" w:lineRule="auto"/>
+              <w:spacing w:line="276" w:lineRule="auto"/>
               <w:jc w:val="both"/>
               <w:rPr>
                 <w:rFonts w:ascii="Times New Roman" w:eastAsiaTheme="minorEastAsia" w:hAnsi="Times New Roman"/>
@@ -17025,7 +18034,7 @@
           </w:tcPr>
           <w:p>
             <w:pPr>
-              <w:spacing w:before="120" w:after="240" w:line="276" w:lineRule="auto"/>
+              <w:spacing w:line="276" w:lineRule="auto"/>
               <w:jc w:val="both"/>
               <w:rPr>
                 <w:rFonts w:ascii="Times New Roman" w:eastAsiaTheme="minorEastAsia" w:hAnsi="Times New Roman"/>
@@ -17053,7 +18062,7 @@
           </w:tcPr>
           <w:p>
             <w:pPr>
-              <w:spacing w:before="120" w:after="240" w:line="276" w:lineRule="auto"/>
+              <w:spacing w:line="276" w:lineRule="auto"/>
               <w:jc w:val="both"/>
               <w:rPr>
                 <w:rFonts w:ascii="Times New Roman" w:eastAsiaTheme="minorEastAsia" w:hAnsi="Times New Roman"/>
@@ -17079,7 +18088,7 @@
           </w:tcPr>
           <w:p>
             <w:pPr>
-              <w:spacing w:before="120" w:after="240" w:line="276" w:lineRule="auto"/>
+              <w:spacing w:line="276" w:lineRule="auto"/>
               <w:jc w:val="both"/>
               <w:rPr>
                 <w:rFonts w:ascii="Times New Roman" w:eastAsiaTheme="minorEastAsia" w:hAnsi="Times New Roman"/>
@@ -17099,7 +18108,7 @@
           </w:tcPr>
           <w:p>
             <w:pPr>
-              <w:spacing w:before="120" w:after="240" w:line="276" w:lineRule="auto"/>
+              <w:spacing w:line="276" w:lineRule="auto"/>
               <w:jc w:val="both"/>
               <w:rPr>
                 <w:rFonts w:ascii="Times New Roman" w:eastAsiaTheme="minorEastAsia" w:hAnsi="Times New Roman"/>
@@ -17126,7 +18135,7 @@
           </w:tcPr>
           <w:p>
             <w:pPr>
-              <w:spacing w:before="120" w:after="240" w:line="276" w:lineRule="auto"/>
+              <w:spacing w:line="276" w:lineRule="auto"/>
               <w:jc w:val="both"/>
               <w:rPr>
                 <w:rFonts w:ascii="Times New Roman" w:eastAsiaTheme="minorEastAsia" w:hAnsi="Times New Roman"/>
@@ -17191,7 +18200,7 @@
     <w:bookmarkEnd w:id="23"/>
     <w:p>
       <w:pPr>
-        <w:spacing w:before="120" w:after="240" w:line="276" w:lineRule="auto"/>
+        <w:spacing w:before="240" w:line="276" w:lineRule="auto"/>
         <w:jc w:val="both"/>
         <w:rPr>
           <w:rFonts w:ascii="Times New Roman" w:eastAsiaTheme="minorEastAsia" w:hAnsi="Times New Roman"/>
@@ -17221,11 +18230,11 @@
       <w:tr>
         <w:tc>
           <w:tcPr>
-            <w:tcW w:w="1129" w:type="dxa"/>
-          </w:tcPr>
-          <w:p>
-            <w:pPr>
-              <w:spacing w:before="120" w:after="240" w:line="276" w:lineRule="auto"/>
+            <w:tcW w:w="1150" w:type="dxa"/>
+          </w:tcPr>
+          <w:p>
+            <w:pPr>
+              <w:spacing w:line="276" w:lineRule="auto"/>
               <w:jc w:val="both"/>
               <w:rPr>
                 <w:rFonts w:ascii="Times New Roman" w:eastAsiaTheme="minorEastAsia" w:hAnsi="Times New Roman"/>
@@ -17249,11 +18258,11 @@
         </w:tc>
         <w:tc>
           <w:tcPr>
-            <w:tcW w:w="7887" w:type="dxa"/>
-          </w:tcPr>
-          <w:p>
-            <w:pPr>
-              <w:spacing w:before="120" w:after="240" w:line="276" w:lineRule="auto"/>
+            <w:tcW w:w="7866" w:type="dxa"/>
+          </w:tcPr>
+          <w:p>
+            <w:pPr>
+              <w:spacing w:line="276" w:lineRule="auto"/>
               <w:jc w:val="both"/>
               <w:rPr>
                 <w:rFonts w:ascii="Times New Roman" w:eastAsiaTheme="minorEastAsia" w:hAnsi="Times New Roman"/>
@@ -17279,11 +18288,11 @@
       <w:tr>
         <w:tc>
           <w:tcPr>
-            <w:tcW w:w="1129" w:type="dxa"/>
-          </w:tcPr>
-          <w:p>
-            <w:pPr>
-              <w:spacing w:before="120" w:after="240" w:line="276" w:lineRule="auto"/>
+            <w:tcW w:w="1150" w:type="dxa"/>
+          </w:tcPr>
+          <w:p>
+            <w:pPr>
+              <w:spacing w:line="276" w:lineRule="auto"/>
               <w:jc w:val="both"/>
               <w:rPr>
                 <w:rFonts w:ascii="Times New Roman" w:eastAsiaTheme="minorEastAsia" w:hAnsi="Times New Roman"/>
@@ -17301,18 +18310,17 @@
                 <w:sz w:val="24"/>
                 <w:szCs w:val="24"/>
               </w:rPr>
-              <w:lastRenderedPageBreak/>
               <w:t>GitHub</w:t>
             </w:r>
           </w:p>
         </w:tc>
         <w:tc>
           <w:tcPr>
-            <w:tcW w:w="7887" w:type="dxa"/>
-          </w:tcPr>
-          <w:p>
-            <w:pPr>
-              <w:spacing w:before="120" w:after="240" w:line="276" w:lineRule="auto"/>
+            <w:tcW w:w="7866" w:type="dxa"/>
+          </w:tcPr>
+          <w:p>
+            <w:pPr>
+              <w:spacing w:line="276" w:lineRule="auto"/>
               <w:jc w:val="both"/>
               <w:rPr>
                 <w:rFonts w:ascii="Times New Roman" w:eastAsiaTheme="minorEastAsia" w:hAnsi="Times New Roman"/>
@@ -17339,11 +18347,11 @@
       <w:tr>
         <w:tc>
           <w:tcPr>
-            <w:tcW w:w="1129" w:type="dxa"/>
-          </w:tcPr>
-          <w:p>
-            <w:pPr>
-              <w:spacing w:before="120" w:after="240" w:line="276" w:lineRule="auto"/>
+            <w:tcW w:w="1150" w:type="dxa"/>
+          </w:tcPr>
+          <w:p>
+            <w:pPr>
+              <w:spacing w:line="276" w:lineRule="auto"/>
               <w:jc w:val="both"/>
               <w:rPr>
                 <w:rFonts w:ascii="Times New Roman" w:eastAsiaTheme="minorEastAsia" w:hAnsi="Times New Roman"/>
@@ -17367,11 +18375,11 @@
         </w:tc>
         <w:tc>
           <w:tcPr>
-            <w:tcW w:w="7887" w:type="dxa"/>
-          </w:tcPr>
-          <w:p>
-            <w:pPr>
-              <w:spacing w:before="120" w:after="240" w:line="276" w:lineRule="auto"/>
+            <w:tcW w:w="7866" w:type="dxa"/>
+          </w:tcPr>
+          <w:p>
+            <w:pPr>
+              <w:spacing w:line="276" w:lineRule="auto"/>
               <w:jc w:val="both"/>
               <w:rPr>
                 <w:rFonts w:ascii="Times New Roman" w:eastAsiaTheme="minorEastAsia" w:hAnsi="Times New Roman"/>
@@ -17395,82 +18403,6 @@
           </w:p>
         </w:tc>
       </w:tr>
-      <w:tr>
-        <w:tc>
-          <w:tcPr>
-            <w:tcW w:w="1129" w:type="dxa"/>
-          </w:tcPr>
-          <w:p>
-            <w:pPr>
-              <w:spacing w:before="120" w:after="240" w:line="276" w:lineRule="auto"/>
-              <w:jc w:val="both"/>
-              <w:rPr>
-                <w:rFonts w:ascii="Times New Roman" w:eastAsiaTheme="minorEastAsia" w:hAnsi="Times New Roman"/>
-                <w:b/>
-                <w:bCs/>
-                <w:sz w:val="24"/>
-                <w:szCs w:val="24"/>
-              </w:rPr>
-            </w:pPr>
-          </w:p>
-        </w:tc>
-        <w:tc>
-          <w:tcPr>
-            <w:tcW w:w="7887" w:type="dxa"/>
-          </w:tcPr>
-          <w:p>
-            <w:pPr>
-              <w:spacing w:before="120" w:after="240" w:line="276" w:lineRule="auto"/>
-              <w:jc w:val="both"/>
-              <w:rPr>
-                <w:rFonts w:ascii="Times New Roman" w:eastAsiaTheme="minorEastAsia" w:hAnsi="Times New Roman"/>
-                <w:b/>
-                <w:bCs/>
-                <w:sz w:val="24"/>
-                <w:szCs w:val="24"/>
-              </w:rPr>
-            </w:pPr>
-          </w:p>
-        </w:tc>
-      </w:tr>
-      <w:tr>
-        <w:tc>
-          <w:tcPr>
-            <w:tcW w:w="1129" w:type="dxa"/>
-          </w:tcPr>
-          <w:p>
-            <w:pPr>
-              <w:spacing w:before="120" w:after="240" w:line="276" w:lineRule="auto"/>
-              <w:jc w:val="both"/>
-              <w:rPr>
-                <w:rFonts w:ascii="Times New Roman" w:eastAsiaTheme="minorEastAsia" w:hAnsi="Times New Roman"/>
-                <w:b/>
-                <w:bCs/>
-                <w:sz w:val="24"/>
-                <w:szCs w:val="24"/>
-              </w:rPr>
-            </w:pPr>
-          </w:p>
-        </w:tc>
-        <w:tc>
-          <w:tcPr>
-            <w:tcW w:w="7887" w:type="dxa"/>
-          </w:tcPr>
-          <w:p>
-            <w:pPr>
-              <w:spacing w:before="120" w:after="240" w:line="276" w:lineRule="auto"/>
-              <w:jc w:val="both"/>
-              <w:rPr>
-                <w:rFonts w:ascii="Times New Roman" w:eastAsiaTheme="minorEastAsia" w:hAnsi="Times New Roman"/>
-                <w:b/>
-                <w:bCs/>
-                <w:sz w:val="24"/>
-                <w:szCs w:val="24"/>
-              </w:rPr>
-            </w:pPr>
-          </w:p>
-        </w:tc>
-      </w:tr>
     </w:tbl>
     <w:p>
       <w:pPr>
@@ -17505,7 +18437,7 @@
           <w:szCs w:val="24"/>
         </w:rPr>
       </w:pPr>
-      <w:bookmarkStart w:id="24" w:name="_Toc239974524"/>
+      <w:bookmarkStart w:id="24" w:name="_Toc239977739"/>
       <w:r>
         <w:rPr>
           <w:rFonts w:ascii="Times New Roman" w:eastAsiaTheme="minorEastAsia" w:hAnsi="Times New Roman"/>
@@ -17541,8 +18473,8 @@
           <w:lang w:val="en-AU"/>
         </w:rPr>
       </w:pPr>
-      <w:bookmarkStart w:id="25" w:name="_Toc239974525"/>
-      <w:bookmarkStart w:id="26" w:name="OLE_LINK6"/>
+      <w:bookmarkStart w:id="25" w:name="OLE_LINK6"/>
+      <w:bookmarkStart w:id="26" w:name="_Toc239977740"/>
       <w:r>
         <w:rPr>
           <w:rFonts w:ascii="Times New Roman" w:eastAsia="Times New Roman" w:hAnsi="Times New Roman" w:cs="Times New Roman"/>
@@ -17554,9 +18486,9 @@
         </w:rPr>
         <w:t>Data acquisition and storage</w:t>
       </w:r>
-      <w:bookmarkEnd w:id="25"/>
+      <w:bookmarkEnd w:id="26"/>
     </w:p>
-    <w:bookmarkEnd w:id="26"/>
+    <w:bookmarkEnd w:id="25"/>
     <w:p>
       <w:pPr>
         <w:spacing w:before="100" w:beforeAutospacing="1" w:after="100" w:afterAutospacing="1" w:line="276" w:lineRule="auto"/>
@@ -18750,7 +19682,7 @@
           <w:lang w:val="en-AU"/>
         </w:rPr>
       </w:pPr>
-      <w:bookmarkStart w:id="28" w:name="_Toc239974526"/>
+      <w:bookmarkStart w:id="28" w:name="_Toc239977741"/>
       <w:r>
         <w:rPr>
           <w:rFonts w:ascii="Times New Roman" w:eastAsia="Times New Roman" w:hAnsi="Times New Roman" w:cs="Times New Roman"/>
@@ -20044,6 +20976,7 @@
       <w:r>
         <w:rPr>
           <w:rFonts w:ascii="Times New Roman" w:eastAsia="Times New Roman" w:hAnsi="Times New Roman"/>
+          <w:noProof/>
           <w:sz w:val="24"/>
           <w:szCs w:val="24"/>
         </w:rPr>
@@ -20835,6 +21768,7 @@
       <w:r>
         <w:rPr>
           <w:rFonts w:ascii="Times New Roman" w:eastAsia="Times New Roman" w:hAnsi="Times New Roman"/>
+          <w:noProof/>
           <w:sz w:val="24"/>
           <w:szCs w:val="24"/>
         </w:rPr>
@@ -21043,7 +21977,7 @@
           <w:lang w:val="en-AU"/>
         </w:rPr>
       </w:pPr>
-      <w:bookmarkStart w:id="32" w:name="_Toc239974527"/>
+      <w:bookmarkStart w:id="32" w:name="_Toc239977742"/>
       <w:r>
         <w:rPr>
           <w:rFonts w:ascii="Times New Roman" w:eastAsia="Times New Roman" w:hAnsi="Times New Roman" w:cs="Times New Roman"/>
@@ -21101,7 +22035,7 @@
           <w:lang w:val="en-AU"/>
         </w:rPr>
       </w:pPr>
-      <w:bookmarkStart w:id="33" w:name="_Toc239974528"/>
+      <w:bookmarkStart w:id="33" w:name="_Toc239977743"/>
       <w:r>
         <w:rPr>
           <w:rFonts w:ascii="Times New Roman" w:eastAsia="Times New Roman" w:hAnsi="Times New Roman" w:cs="Times New Roman"/>
@@ -21153,6 +22087,7 @@
       </w:pPr>
       <w:r>
         <w:rPr>
+          <w:noProof/>
           <w:lang w:val="en-AU"/>
         </w:rPr>
         <w:drawing>
@@ -21673,7 +22608,7 @@
           <w:lang w:val="en-AU"/>
         </w:rPr>
       </w:pPr>
-      <w:bookmarkStart w:id="36" w:name="_Toc239974529"/>
+      <w:bookmarkStart w:id="36" w:name="_Toc239977744"/>
       <w:r>
         <w:rPr>
           <w:rFonts w:ascii="Times New Roman" w:eastAsia="Times New Roman" w:hAnsi="Times New Roman" w:cs="Times New Roman"/>
@@ -22193,7 +23128,7 @@
           <w:lang w:val="en-AU"/>
         </w:rPr>
       </w:pPr>
-      <w:bookmarkStart w:id="38" w:name="_Toc239974530"/>
+      <w:bookmarkStart w:id="38" w:name="_Toc239977745"/>
       <w:r>
         <w:rPr>
           <w:rFonts w:ascii="Times New Roman" w:eastAsia="Times New Roman" w:hAnsi="Times New Roman" w:cs="Times New Roman"/>
@@ -22542,7 +23477,7 @@
           <w:lang w:val="en-AU"/>
         </w:rPr>
       </w:pPr>
-      <w:bookmarkStart w:id="39" w:name="_Toc239974531"/>
+      <w:bookmarkStart w:id="39" w:name="_Toc239977746"/>
       <w:r>
         <w:rPr>
           <w:rFonts w:ascii="Times New Roman" w:eastAsia="Times New Roman" w:hAnsi="Times New Roman" w:cs="Times New Roman"/>
@@ -22592,6 +23527,7 @@
         <w:rPr>
           <w:rStyle w:val="wacimagecontainer"/>
           <w:rFonts w:ascii="Segoe UI" w:hAnsi="Segoe UI" w:cs="Segoe UI"/>
+          <w:noProof/>
           <w:sz w:val="18"/>
           <w:szCs w:val="18"/>
           <w:lang w:val="en-AU"/>
@@ -22754,7 +23690,7 @@
           <w:lang w:val="en-AU"/>
         </w:rPr>
       </w:pPr>
-      <w:bookmarkStart w:id="42" w:name="_Toc239974532"/>
+      <w:bookmarkStart w:id="42" w:name="_Toc239977747"/>
       <w:bookmarkEnd w:id="41"/>
       <w:r>
         <w:rPr>
@@ -22789,7 +23725,7 @@
           <w:lang w:val="en-AU"/>
         </w:rPr>
       </w:pPr>
-      <w:bookmarkStart w:id="43" w:name="_Toc239974533"/>
+      <w:bookmarkStart w:id="43" w:name="_Toc239977748"/>
       <w:r>
         <w:rPr>
           <w:rFonts w:ascii="Times New Roman" w:eastAsia="Times New Roman" w:hAnsi="Times New Roman" w:cs="Times New Roman"/>
@@ -22846,6 +23782,7 @@
         <w:rPr>
           <w:rStyle w:val="wacimagecontainer"/>
           <w:rFonts w:ascii="Segoe UI" w:hAnsi="Segoe UI" w:cs="Segoe UI"/>
+          <w:noProof/>
           <w:sz w:val="18"/>
           <w:szCs w:val="18"/>
           <w:lang w:val="en-AU"/>
@@ -22998,8 +23935,8 @@
           <w:lang w:val="en-AU"/>
         </w:rPr>
       </w:pPr>
-      <w:bookmarkStart w:id="45" w:name="_Toc239974534"/>
-      <w:bookmarkStart w:id="46" w:name="OLE_LINK13"/>
+      <w:bookmarkStart w:id="45" w:name="OLE_LINK13"/>
+      <w:bookmarkStart w:id="46" w:name="_Toc239977749"/>
       <w:r>
         <w:rPr>
           <w:rFonts w:ascii="Times New Roman" w:eastAsia="Times New Roman" w:hAnsi="Times New Roman" w:cs="Times New Roman"/>
@@ -23022,9 +23959,9 @@
         </w:rPr>
         <w:t>e</w:t>
       </w:r>
-      <w:bookmarkEnd w:id="45"/>
+      <w:bookmarkEnd w:id="46"/>
     </w:p>
-    <w:bookmarkEnd w:id="46"/>
+    <w:bookmarkEnd w:id="45"/>
     <w:p>
       <w:pPr>
         <w:pStyle w:val="NormalWeb"/>
@@ -23936,8 +24873,8 @@
           <w:lang w:val="en-AU"/>
         </w:rPr>
       </w:pPr>
-      <w:bookmarkStart w:id="48" w:name="_Toc239974535"/>
-      <w:bookmarkStart w:id="49" w:name="OLE_LINK14"/>
+      <w:bookmarkStart w:id="48" w:name="OLE_LINK14"/>
+      <w:bookmarkStart w:id="49" w:name="_Toc239977750"/>
       <w:r>
         <w:rPr>
           <w:rFonts w:ascii="Times New Roman" w:eastAsia="Times New Roman" w:hAnsi="Times New Roman" w:cs="Times New Roman"/>
@@ -23949,9 +24886,9 @@
         </w:rPr>
         <w:t>Feature Variant Selection</w:t>
       </w:r>
-      <w:bookmarkEnd w:id="48"/>
+      <w:bookmarkEnd w:id="49"/>
     </w:p>
-    <w:bookmarkEnd w:id="49"/>
+    <w:bookmarkEnd w:id="48"/>
     <w:p>
       <w:pPr>
         <w:pStyle w:val="paragraph"/>
@@ -25063,6 +26000,7 @@
       </w:pPr>
       <w:r>
         <w:rPr>
+          <w:noProof/>
           <w:lang w:val="en-AU"/>
         </w:rPr>
         <w:drawing>
@@ -25278,7 +26216,7 @@
           <w:lang w:val="en-AU"/>
         </w:rPr>
       </w:pPr>
-      <w:bookmarkStart w:id="52" w:name="_Toc239974536"/>
+      <w:bookmarkStart w:id="52" w:name="_Toc239977751"/>
       <w:r>
         <w:rPr>
           <w:rFonts w:ascii="Times New Roman" w:eastAsia="Times New Roman" w:hAnsi="Times New Roman" w:cs="Times New Roman"/>
@@ -25392,7 +26330,7 @@
           <w:lang w:val="en-AU"/>
         </w:rPr>
       </w:pPr>
-      <w:bookmarkStart w:id="53" w:name="_Toc239974537"/>
+      <w:bookmarkStart w:id="53" w:name="_Toc239977752"/>
       <w:r>
         <w:rPr>
           <w:rFonts w:ascii="Times New Roman" w:eastAsia="Times New Roman" w:hAnsi="Times New Roman" w:cs="Times New Roman"/>
@@ -28272,6 +29210,7 @@
       <w:r>
         <w:rPr>
           <w:rFonts w:ascii="Times New Roman" w:eastAsia="Times New Roman" w:hAnsi="Times New Roman"/>
+          <w:noProof/>
           <w:sz w:val="24"/>
           <w:szCs w:val="24"/>
         </w:rPr>
@@ -28323,8 +29262,8 @@
           <w:szCs w:val="24"/>
         </w:rPr>
       </w:pPr>
-      <w:bookmarkStart w:id="57" w:name="OLE_LINK19"/>
-      <w:bookmarkStart w:id="58" w:name="_Toc239977160"/>
+      <w:bookmarkStart w:id="57" w:name="_Toc239977160"/>
+      <w:bookmarkStart w:id="58" w:name="OLE_LINK19"/>
       <w:r>
         <w:rPr>
           <w:rFonts w:ascii="Times New Roman" w:hAnsi="Times New Roman"/>
@@ -28388,7 +29327,7 @@
         </w:rPr>
         <w:t>: Model Results and Evaluation</w:t>
       </w:r>
-      <w:bookmarkEnd w:id="58"/>
+      <w:bookmarkEnd w:id="57"/>
     </w:p>
     <w:p>
       <w:pPr>
@@ -28411,10 +29350,10 @@
           <w:lang w:val="en-AU"/>
         </w:rPr>
       </w:pPr>
-      <w:bookmarkStart w:id="59" w:name="_Toc239974538"/>
-      <w:bookmarkStart w:id="60" w:name="OLE_LINK7"/>
+      <w:bookmarkStart w:id="59" w:name="OLE_LINK7"/>
+      <w:bookmarkStart w:id="60" w:name="_Toc239977753"/>
       <w:bookmarkEnd w:id="54"/>
-      <w:bookmarkEnd w:id="57"/>
+      <w:bookmarkEnd w:id="58"/>
       <w:r>
         <w:rPr>
           <w:rFonts w:ascii="Times New Roman" w:eastAsia="Times New Roman" w:hAnsi="Times New Roman" w:cs="Times New Roman"/>
@@ -28426,9 +29365,9 @@
         </w:rPr>
         <w:t>Implementation progress</w:t>
       </w:r>
-      <w:bookmarkEnd w:id="59"/>
+      <w:bookmarkEnd w:id="60"/>
     </w:p>
-    <w:bookmarkEnd w:id="60"/>
+    <w:bookmarkEnd w:id="59"/>
     <w:p>
       <w:pPr>
         <w:spacing w:before="120" w:after="100" w:afterAutospacing="1" w:line="276" w:lineRule="auto"/>
@@ -28892,7 +29831,7 @@
           <w:lang w:val="en-AU"/>
         </w:rPr>
       </w:pPr>
-      <w:bookmarkStart w:id="61" w:name="_Toc239974539"/>
+      <w:bookmarkStart w:id="61" w:name="_Toc239977754"/>
       <w:r>
         <w:rPr>
           <w:rFonts w:ascii="Times New Roman" w:eastAsia="Times New Roman" w:hAnsi="Times New Roman" w:cs="Times New Roman"/>
@@ -31230,7 +32169,7 @@
           <w:lang w:val="en-AU"/>
         </w:rPr>
       </w:pPr>
-      <w:bookmarkStart w:id="63" w:name="_Toc239974540"/>
+      <w:bookmarkStart w:id="63" w:name="_Toc239977755"/>
       <w:r>
         <w:rPr>
           <w:rFonts w:ascii="Times New Roman" w:eastAsia="Times New Roman" w:hAnsi="Times New Roman" w:cs="Times New Roman"/>
@@ -31438,7 +32377,7 @@
           <w:lang w:val="en-AU"/>
         </w:rPr>
       </w:pPr>
-      <w:bookmarkStart w:id="64" w:name="_Toc239974541"/>
+      <w:bookmarkStart w:id="64" w:name="_Toc239977756"/>
       <w:r>
         <w:rPr>
           <w:rFonts w:ascii="Times New Roman" w:eastAsia="Times New Roman" w:hAnsi="Times New Roman" w:cs="Times New Roman"/>
@@ -31594,6 +32533,7 @@
           <w:rFonts w:ascii="Times New Roman" w:eastAsia="Times New Roman" w:hAnsi="Times New Roman"/>
           <w:sz w:val="24"/>
           <w:szCs w:val="24"/>
+          <w:lang w:val="vi-VN"/>
         </w:rPr>
       </w:pPr>
       <w:r>
@@ -31630,6 +32570,112 @@
         </w:rPr>
         <w:lastRenderedPageBreak/>
         <w:t>Forecasts will therefore be shown only at region and month level, with uncertainty ranges, and small values will be suppressed.</w:t>
+      </w:r>
+    </w:p>
+    <w:p>
+      <w:pPr>
+        <w:spacing w:before="120" w:after="120" w:line="276" w:lineRule="auto"/>
+        <w:jc w:val="both"/>
+        <w:rPr>
+          <w:rFonts w:ascii="Times New Roman" w:eastAsia="Times New Roman" w:hAnsi="Times New Roman"/>
+          <w:sz w:val="24"/>
+          <w:szCs w:val="24"/>
+          <w:lang w:val="vi-VN"/>
+        </w:rPr>
+      </w:pPr>
+      <w:r>
+        <w:rPr>
+          <w:rFonts w:ascii="Times New Roman" w:eastAsia="Times New Roman" w:hAnsi="Times New Roman"/>
+          <w:sz w:val="24"/>
+          <w:szCs w:val="24"/>
+        </w:rPr>
+        <w:t xml:space="preserve">Since Assessment 1, two additional risks have materialised during implementation. The November 2023 data </w:t>
+      </w:r>
+      <w:r>
+        <w:rPr>
+          <w:rFonts w:ascii="Times New Roman" w:eastAsia="Times New Roman" w:hAnsi="Times New Roman"/>
+          <w:sz w:val="24"/>
+          <w:szCs w:val="24"/>
+        </w:rPr>
+        <w:t>gap</w:t>
+      </w:r>
+      <w:r>
+        <w:rPr>
+          <w:rFonts w:ascii="Times New Roman" w:eastAsia="Times New Roman" w:hAnsi="Times New Roman"/>
+          <w:sz w:val="24"/>
+          <w:szCs w:val="24"/>
+          <w:lang w:val="vi-VN"/>
+        </w:rPr>
+        <w:t>,</w:t>
+      </w:r>
+      <w:r>
+        <w:rPr>
+          <w:rFonts w:ascii="Times New Roman" w:eastAsia="Times New Roman" w:hAnsi="Times New Roman"/>
+          <w:sz w:val="24"/>
+          <w:szCs w:val="24"/>
+        </w:rPr>
+        <w:t xml:space="preserve"> absent from both crime files due to the PROMIS-to-</w:t>
+      </w:r>
+      <w:proofErr w:type="spellStart"/>
+      <w:r>
+        <w:rPr>
+          <w:rFonts w:ascii="Times New Roman" w:eastAsia="Times New Roman" w:hAnsi="Times New Roman"/>
+          <w:sz w:val="24"/>
+          <w:szCs w:val="24"/>
+        </w:rPr>
+        <w:t>SerPro</w:t>
+      </w:r>
+      <w:proofErr w:type="spellEnd"/>
+      <w:r>
+        <w:rPr>
+          <w:rFonts w:ascii="Times New Roman" w:eastAsia="Times New Roman" w:hAnsi="Times New Roman"/>
+          <w:sz w:val="24"/>
+          <w:szCs w:val="24"/>
+        </w:rPr>
+        <w:t xml:space="preserve"> </w:t>
+      </w:r>
+      <w:r>
+        <w:rPr>
+          <w:rFonts w:ascii="Times New Roman" w:eastAsia="Times New Roman" w:hAnsi="Times New Roman"/>
+          <w:sz w:val="24"/>
+          <w:szCs w:val="24"/>
+        </w:rPr>
+        <w:t>transition</w:t>
+      </w:r>
+      <w:r>
+        <w:rPr>
+          <w:rFonts w:ascii="Times New Roman" w:eastAsia="Times New Roman" w:hAnsi="Times New Roman"/>
+          <w:sz w:val="24"/>
+          <w:szCs w:val="24"/>
+          <w:lang w:val="vi-VN"/>
+        </w:rPr>
+        <w:t>,</w:t>
+      </w:r>
+      <w:r>
+        <w:rPr>
+          <w:rFonts w:ascii="Times New Roman" w:eastAsia="Times New Roman" w:hAnsi="Times New Roman"/>
+          <w:sz w:val="24"/>
+          <w:szCs w:val="24"/>
+        </w:rPr>
+        <w:t xml:space="preserve"> was identified and retained as </w:t>
+      </w:r>
+      <w:proofErr w:type="spellStart"/>
+      <w:r>
+        <w:rPr>
+          <w:rFonts w:ascii="Times New Roman" w:eastAsia="Times New Roman" w:hAnsi="Times New Roman"/>
+          <w:sz w:val="24"/>
+          <w:szCs w:val="24"/>
+        </w:rPr>
+        <w:t>NaN</w:t>
+      </w:r>
+      <w:proofErr w:type="spellEnd"/>
+      <w:r>
+        <w:rPr>
+          <w:rFonts w:ascii="Times New Roman" w:eastAsia="Times New Roman" w:hAnsi="Times New Roman"/>
+          <w:sz w:val="24"/>
+          <w:szCs w:val="24"/>
+        </w:rPr>
+        <w:t xml:space="preserve"> rather than imputed, to avoid introducing artificial values into the time series. The ANZSOC category-label mismatch between the two crime files also required a manual translation table to ensure consistent offence classification across the full study period. Both issues are now resolved in the pipeline and documented in the repository change log.</w:t>
       </w:r>
     </w:p>
     <w:p>
@@ -31653,7 +32699,7 @@
           <w:lang w:val="en-AU"/>
         </w:rPr>
       </w:pPr>
-      <w:bookmarkStart w:id="65" w:name="_Toc239974542"/>
+      <w:bookmarkStart w:id="65" w:name="_Toc239977757"/>
       <w:r>
         <w:rPr>
           <w:rFonts w:ascii="Times New Roman" w:eastAsia="Times New Roman" w:hAnsi="Times New Roman" w:cs="Times New Roman"/>
@@ -31905,8 +32951,8 @@
           <w:lang w:val="en-AU"/>
         </w:rPr>
       </w:pPr>
-      <w:bookmarkStart w:id="66" w:name="_Toc239974543"/>
-      <w:bookmarkStart w:id="67" w:name="OLE_LINK8"/>
+      <w:bookmarkStart w:id="66" w:name="OLE_LINK8"/>
+      <w:bookmarkStart w:id="67" w:name="_Toc239977758"/>
       <w:r>
         <w:rPr>
           <w:rFonts w:ascii="Times New Roman" w:hAnsi="Times New Roman" w:cs="Times New Roman"/>
@@ -31916,9 +32962,10 @@
           <w:szCs w:val="24"/>
           <w:lang w:val="en-AU"/>
         </w:rPr>
+        <w:lastRenderedPageBreak/>
         <w:t>Evaluation of progress</w:t>
       </w:r>
-      <w:bookmarkEnd w:id="66"/>
+      <w:bookmarkEnd w:id="67"/>
     </w:p>
     <w:p>
       <w:pPr>
@@ -31937,68 +32984,8 @@
           <w:sz w:val="24"/>
           <w:szCs w:val="24"/>
         </w:rPr>
-        <w:t xml:space="preserve">Progress against the Assessment 1 feedback is mixed. The modelling side has been substantially addressed </w:t>
-      </w:r>
-      <w:r>
-        <w:rPr>
-          <w:rFonts w:ascii="Times New Roman" w:eastAsia="Times New Roman" w:hAnsi="Times New Roman"/>
-          <w:sz w:val="24"/>
-          <w:szCs w:val="24"/>
-        </w:rPr>
-        <w:t>-</w:t>
-      </w:r>
-      <w:r>
-        <w:rPr>
-          <w:rFonts w:ascii="Times New Roman" w:eastAsia="Times New Roman" w:hAnsi="Times New Roman"/>
-          <w:sz w:val="24"/>
-          <w:szCs w:val="24"/>
-        </w:rPr>
-        <w:t xml:space="preserve"> the 5 Vs charac</w:t>
-      </w:r>
-      <w:r>
-        <w:rPr>
-          <w:rFonts w:ascii="Times New Roman" w:eastAsia="Times New Roman" w:hAnsi="Times New Roman"/>
-          <w:sz w:val="24"/>
-          <w:szCs w:val="24"/>
-        </w:rPr>
-        <w:t xml:space="preserve">terisation, </w:t>
-      </w:r>
-      <w:r>
-        <w:rPr>
-          <w:rFonts w:ascii="Times New Roman" w:eastAsia="Times New Roman" w:hAnsi="Times New Roman"/>
-          <w:sz w:val="24"/>
-          <w:szCs w:val="24"/>
-        </w:rPr>
-        <w:t xml:space="preserve">naive baselines, and leakage-free validation (evaluation.py) directly respond to the </w:t>
-      </w:r>
-      <w:r>
-        <w:rPr>
-          <w:rFonts w:ascii="Times New Roman" w:eastAsia="Times New Roman" w:hAnsi="Times New Roman"/>
-          <w:sz w:val="24"/>
-          <w:szCs w:val="24"/>
-        </w:rPr>
-        <w:t>feedback</w:t>
-      </w:r>
-      <w:r>
-        <w:rPr>
-          <w:rFonts w:ascii="Times New Roman" w:eastAsia="Times New Roman" w:hAnsi="Times New Roman"/>
-          <w:sz w:val="24"/>
-          <w:szCs w:val="24"/>
-        </w:rPr>
-        <w:t>. The storage-architecture concern and governance/Jira-process concerns remain only partially resolved.</w:t>
-      </w:r>
-    </w:p>
-    <w:p>
-      <w:pPr>
-        <w:spacing w:before="120" w:after="160" w:line="276" w:lineRule="auto"/>
-        <w:jc w:val="both"/>
-        <w:rPr>
-          <w:rFonts w:ascii="Times New Roman" w:eastAsia="Times New Roman" w:hAnsi="Times New Roman"/>
-          <w:sz w:val="24"/>
-          <w:szCs w:val="24"/>
-          <w:lang w:val="vi-VN"/>
-        </w:rPr>
-      </w:pPr>
+        <w:t>All major Assessment 1 feedback points have now been addressed. The 5Vs characterisation, and leakage-free validation directly respond to the modelling feedback. The storage-architecture concern has been acknowledged with a documented justification for retaining GitHub at this milestone and a plan to revisit if concurrent access becomes necessary. Governance has been strengthened with formal working agreements covering pull request reviews, Jira completion criteria, and change logging. The ethics section has been expanded to address over-policing risks explicitly. The main items still in progress are the dashboard, deployment, and monitoring stages, which are scheduled for Weeks 8 and 10 per the workflow plan.</w:t>
+      </w:r>
     </w:p>
     <w:p>
       <w:pPr>
@@ -32020,7 +33007,7 @@
           <w:lang w:val="en-AU"/>
         </w:rPr>
       </w:pPr>
-      <w:bookmarkStart w:id="68" w:name="_Toc239974544"/>
+      <w:bookmarkStart w:id="68" w:name="_Toc239977759"/>
       <w:r>
         <w:rPr>
           <w:rFonts w:ascii="Times New Roman" w:hAnsi="Times New Roman" w:cs="Times New Roman"/>
@@ -32030,7 +33017,6 @@
           <w:szCs w:val="24"/>
           <w:lang w:val="en-AU"/>
         </w:rPr>
-        <w:lastRenderedPageBreak/>
         <w:t xml:space="preserve">Any </w:t>
       </w:r>
       <w:bookmarkStart w:id="69" w:name="OLE_LINK9"/>
@@ -32048,7 +33034,7 @@
       <w:bookmarkEnd w:id="68"/>
       <w:bookmarkEnd w:id="69"/>
     </w:p>
-    <w:bookmarkEnd w:id="67"/>
+    <w:bookmarkEnd w:id="66"/>
     <w:p>
       <w:pPr>
         <w:spacing w:before="100" w:beforeAutospacing="1" w:after="100" w:afterAutospacing="1" w:line="276" w:lineRule="auto"/>
@@ -32510,7 +33496,7 @@
           <w:lang w:val="en-AU"/>
         </w:rPr>
       </w:pPr>
-      <w:bookmarkStart w:id="70" w:name="_Toc239974545"/>
+      <w:bookmarkStart w:id="70" w:name="_Toc239977760"/>
       <w:r>
         <w:rPr>
           <w:rFonts w:ascii="Times New Roman" w:eastAsia="Times New Roman" w:hAnsi="Times New Roman" w:cs="Times New Roman"/>
@@ -32655,6 +33641,7 @@
           <w:sz w:val="24"/>
           <w:szCs w:val="24"/>
         </w:rPr>
+        <w:lastRenderedPageBreak/>
         <w:t xml:space="preserve">Australian Institute of Aboriginal and Torres Strait Islander Studies. (2020). AIATSIS Code of Ethics for Aboriginal and Torres Strait Islander Research. AIATSIS. </w:t>
       </w:r>
       <w:hyperlink r:id="rId40">
@@ -32797,7 +33784,6 @@
           <w:sz w:val="24"/>
           <w:szCs w:val="24"/>
         </w:rPr>
-        <w:lastRenderedPageBreak/>
         <w:t xml:space="preserve">Northern Territory Government. (2026). NT crime </w:t>
       </w:r>
       <w:proofErr w:type="gramStart"/>
@@ -33041,7 +34027,7 @@
           <w:szCs w:val="24"/>
         </w:rPr>
       </w:pPr>
-      <w:bookmarkStart w:id="71" w:name="_Toc239974546"/>
+      <w:bookmarkStart w:id="71" w:name="_Toc239977761"/>
       <w:r>
         <w:rPr>
           <w:rFonts w:ascii="Times New Roman" w:eastAsiaTheme="minorEastAsia" w:hAnsi="Times New Roman"/>
@@ -33216,6 +34202,7 @@
       <w:r>
         <w:rPr>
           <w:rFonts w:ascii="Times New Roman" w:eastAsia="Times New Roman" w:hAnsi="Times New Roman"/>
+          <w:noProof/>
           <w:sz w:val="24"/>
           <w:szCs w:val="24"/>
         </w:rPr>
@@ -33793,6 +34780,9 @@
         </w:rPr>
       </w:pPr>
       <w:r>
+        <w:rPr>
+          <w:noProof/>
+        </w:rPr>
         <w:drawing>
           <wp:inline distT="0" distB="0" distL="0" distR="0" wp14:anchorId="5D7B00C0" wp14:editId="4EAA1DAD">
             <wp:extent cx="5731510" cy="3223895"/>
@@ -34212,6 +35202,7 @@
       <w:r>
         <w:rPr>
           <w:rFonts w:ascii="Times New Roman" w:eastAsia="Times New Roman" w:hAnsi="Times New Roman"/>
+          <w:noProof/>
           <w:sz w:val="24"/>
           <w:szCs w:val="24"/>
         </w:rPr>
@@ -34695,6 +35686,7 @@
       <w:r>
         <w:rPr>
           <w:rFonts w:ascii="Times New Roman" w:eastAsia="Times New Roman" w:hAnsi="Times New Roman"/>
+          <w:noProof/>
           <w:sz w:val="24"/>
           <w:szCs w:val="24"/>
         </w:rPr>
@@ -35249,6 +36241,7 @@
     <w:r>
       <w:rPr>
         <w:rFonts w:ascii="Times New Roman" w:hAnsi="Times New Roman"/>
+        <w:noProof/>
         <w:lang w:eastAsia="en-AU"/>
       </w:rPr>
       <mc:AlternateContent>
@@ -38970,6 +39963,19 @@
 </file>
 
 <file path=customXml/item1.xml><?xml version="1.0" encoding="utf-8"?>
+<?mso-contentType ?>
+<FormTemplates xmlns="http://schemas.microsoft.com/sharepoint/v3/contenttype/forms">
+  <Display>DocumentLibraryForm</Display>
+  <Edit>DocumentLibraryForm</Edit>
+  <New>DocumentLibraryForm</New>
+</FormTemplates>
+</file>
+
+<file path=customXml/item2.xml><?xml version="1.0" encoding="utf-8"?>
+<b:Sources xmlns:b="http://schemas.openxmlformats.org/officeDocument/2006/bibliography" xmlns="http://schemas.openxmlformats.org/officeDocument/2006/bibliography" SelectedStyle="\APASixthEditionOfficeOnline.xsl" StyleName="APA" Version="6"/>
+</file>
+
+<file path=customXml/item3.xml><?xml version="1.0" encoding="utf-8"?>
 <ct:contentTypeSchema xmlns:ct="http://schemas.microsoft.com/office/2006/metadata/contentType" xmlns:ma="http://schemas.microsoft.com/office/2006/metadata/properties/metaAttributes" ct:_="" ma:_="" ma:contentTypeName="Document" ma:contentTypeID="0x010100922A3CA1EE6E4B44833A16005451862E" ma:contentTypeVersion="3" ma:contentTypeDescription="Create a new document." ma:contentTypeScope="" ma:versionID="b712dade4bf8bf57d4a0cdac4d020ae4">
   <xsd:schema xmlns:xsd="http://www.w3.org/2001/XMLSchema" xmlns:xs="http://www.w3.org/2001/XMLSchema" xmlns:p="http://schemas.microsoft.com/office/2006/metadata/properties" xmlns:ns2="92f6da62-8f25-40d3-824c-47c5f6f94bd6" targetNamespace="http://schemas.microsoft.com/office/2006/metadata/properties" ma:root="true" ma:fieldsID="f6f8642a0533a95cbf7fc7bbc8c1e153" ns2:_="">
     <xsd:import namespace="92f6da62-8f25-40d3-824c-47c5f6f94bd6"/>
@@ -39107,19 +40113,6 @@
 </ct:contentTypeSchema>
 </file>
 
-<file path=customXml/item2.xml><?xml version="1.0" encoding="utf-8"?>
-<?mso-contentType ?>
-<FormTemplates xmlns="http://schemas.microsoft.com/sharepoint/v3/contenttype/forms">
-  <Display>DocumentLibraryForm</Display>
-  <Edit>DocumentLibraryForm</Edit>
-  <New>DocumentLibraryForm</New>
-</FormTemplates>
-</file>
-
-<file path=customXml/item3.xml><?xml version="1.0" encoding="utf-8"?>
-<b:Sources xmlns:b="http://schemas.openxmlformats.org/officeDocument/2006/bibliography" xmlns="http://schemas.openxmlformats.org/officeDocument/2006/bibliography" SelectedStyle="\APASixthEditionOfficeOnline.xsl" StyleName="APA" Version="6"/>
-</file>
-
 <file path=customXml/item4.xml><?xml version="1.0" encoding="utf-8"?>
 <p:properties xmlns:p="http://schemas.microsoft.com/office/2006/metadata/properties" xmlns:xsi="http://www.w3.org/2001/XMLSchema-instance" xmlns:pc="http://schemas.microsoft.com/office/infopath/2007/PartnerControls">
   <documentManagement/>
@@ -39127,6 +40120,22 @@
 </file>
 
 <file path=customXml/itemProps1.xml><?xml version="1.0" encoding="utf-8"?>
+<ds:datastoreItem xmlns:ds="http://schemas.openxmlformats.org/officeDocument/2006/customXml" ds:itemID="{82A9BB68-56B4-4822-B6B7-DB471576EB1F}">
+  <ds:schemaRefs>
+    <ds:schemaRef ds:uri="http://schemas.microsoft.com/sharepoint/v3/contenttype/forms"/>
+  </ds:schemaRefs>
+</ds:datastoreItem>
+</file>
+
+<file path=customXml/itemProps2.xml><?xml version="1.0" encoding="utf-8"?>
+<ds:datastoreItem xmlns:ds="http://schemas.openxmlformats.org/officeDocument/2006/customXml" ds:itemID="{E3DA75CE-018A-4AF1-8B5C-BF0FBFE76924}">
+  <ds:schemaRefs>
+    <ds:schemaRef ds:uri="http://schemas.openxmlformats.org/officeDocument/2006/bibliography"/>
+  </ds:schemaRefs>
+</ds:datastoreItem>
+</file>
+
+<file path=customXml/itemProps3.xml><?xml version="1.0" encoding="utf-8"?>
 <ds:datastoreItem xmlns:ds="http://schemas.openxmlformats.org/officeDocument/2006/customXml" ds:itemID="{69960CE0-24F5-4ADF-A12F-FE193FFA9C43}">
   <ds:schemaRefs>
     <ds:schemaRef ds:uri="http://schemas.microsoft.com/office/2006/metadata/contentType"/>
@@ -39144,22 +40153,6 @@
 </ds:datastoreItem>
 </file>
 
-<file path=customXml/itemProps2.xml><?xml version="1.0" encoding="utf-8"?>
-<ds:datastoreItem xmlns:ds="http://schemas.openxmlformats.org/officeDocument/2006/customXml" ds:itemID="{82A9BB68-56B4-4822-B6B7-DB471576EB1F}">
-  <ds:schemaRefs>
-    <ds:schemaRef ds:uri="http://schemas.microsoft.com/sharepoint/v3/contenttype/forms"/>
-  </ds:schemaRefs>
-</ds:datastoreItem>
-</file>
-
-<file path=customXml/itemProps3.xml><?xml version="1.0" encoding="utf-8"?>
-<ds:datastoreItem xmlns:ds="http://schemas.openxmlformats.org/officeDocument/2006/customXml" ds:itemID="{E3DA75CE-018A-4AF1-8B5C-BF0FBFE76924}">
-  <ds:schemaRefs>
-    <ds:schemaRef ds:uri="http://schemas.openxmlformats.org/officeDocument/2006/bibliography"/>
-  </ds:schemaRefs>
-</ds:datastoreItem>
-</file>
-
 <file path=customXml/itemProps4.xml><?xml version="1.0" encoding="utf-8"?>
 <ds:datastoreItem xmlns:ds="http://schemas.openxmlformats.org/officeDocument/2006/customXml" ds:itemID="{B2E31085-3E06-4A9F-9730-20A04C85DF24}">
   <ds:schemaRefs>

--- a/documents/Assignment 2.docx
+++ b/documents/Assignment 2.docx
@@ -15956,12 +15956,18 @@
               <w:jc w:val="both"/>
               <w:rPr>
                 <w:rFonts w:ascii="Times New Roman" w:eastAsiaTheme="minorEastAsia" w:hAnsi="Times New Roman"/>
-                <w:b/>
-                <w:bCs/>
-                <w:sz w:val="24"/>
-                <w:szCs w:val="24"/>
-              </w:rPr>
-            </w:pPr>
+                <w:sz w:val="24"/>
+                <w:szCs w:val="24"/>
+              </w:rPr>
+            </w:pPr>
+            <w:r>
+              <w:rPr>
+                <w:rFonts w:ascii="Times New Roman" w:eastAsiaTheme="minorEastAsia" w:hAnsi="Times New Roman"/>
+                <w:sz w:val="24"/>
+                <w:szCs w:val="24"/>
+              </w:rPr>
+              <w:t>Analytics and Machine Learning stage: defined the forecast task specification, validation design and leakage controls; built evaluation.py adding naive baselines, rolling-origin backtesting at four horizons and empirical prediction intervals; specified drift thresholds and retraining rules.</w:t>
+            </w:r>
           </w:p>
         </w:tc>
       </w:tr>
@@ -35613,6 +35619,175 @@
         </w:rPr>
         <w:t xml:space="preserve"> </w:t>
       </w:r>
+      <w:r>
+        <w:rPr>
+          <w:rFonts w:ascii="Times New Roman" w:eastAsia="Times New Roman" w:hAnsi="Times New Roman"/>
+          <w:sz w:val="24"/>
+          <w:szCs w:val="24"/>
+          <w:lang w:val="en-AU"/>
+        </w:rPr>
+        <w:t xml:space="preserve"> </w:t>
+      </w:r>
+    </w:p>
+    <w:p>
+      <w:pPr>
+        <w:pStyle w:val="ListParagraph"/>
+        <w:spacing w:after="0" w:line="276" w:lineRule="auto"/>
+        <w:ind w:left="0"/>
+        <w:contextualSpacing w:val="0"/>
+        <w:jc w:val="both"/>
+        <w:rPr>
+          <w:rFonts w:ascii="Times New Roman" w:eastAsia="Times New Roman" w:hAnsi="Times New Roman"/>
+          <w:sz w:val="24"/>
+          <w:szCs w:val="24"/>
+          <w:lang w:val="en-AU"/>
+        </w:rPr>
+      </w:pPr>
+      <w:r>
+        <w:rPr>
+          <w:rFonts w:ascii="Times New Roman" w:eastAsia="Times New Roman" w:hAnsi="Times New Roman"/>
+          <w:sz w:val="24"/>
+          <w:szCs w:val="24"/>
+          <w:lang w:val="en-AU"/>
+        </w:rPr>
+        <w:t>Evaluation</w:t>
+      </w:r>
+      <w:r>
+        <w:rPr>
+          <w:rFonts w:ascii="Times New Roman" w:eastAsia="Times New Roman" w:hAnsi="Times New Roman"/>
+          <w:sz w:val="24"/>
+          <w:szCs w:val="24"/>
+          <w:lang w:val="en-AU"/>
+        </w:rPr>
+        <w:t>:</w:t>
+      </w:r>
+      <w:hyperlink r:id="rId56" w:history="1">
+        <w:r>
+          <w:rPr>
+            <w:rStyle w:val="Hyperlink"/>
+            <w:rFonts w:ascii="Times New Roman" w:eastAsia="Times New Roman" w:hAnsi="Times New Roman"/>
+            <w:sz w:val="24"/>
+            <w:szCs w:val="24"/>
+            <w:lang w:val="en-AU"/>
+          </w:rPr>
+          <w:t>https://github.com/HendrickDang/PRT661-DATA-SCIENCE-PRACTICE/commits/main/</w:t>
+        </w:r>
+        <w:r>
+          <w:rPr>
+            <w:rStyle w:val="Hyperlink"/>
+            <w:rFonts w:ascii="Times New Roman" w:eastAsia="Times New Roman" w:hAnsi="Times New Roman"/>
+            <w:sz w:val="24"/>
+            <w:szCs w:val="24"/>
+            <w:lang w:val="en-AU"/>
+          </w:rPr>
+          <w:t>evaluati</w:t>
+        </w:r>
+        <w:r>
+          <w:rPr>
+            <w:rStyle w:val="Hyperlink"/>
+            <w:rFonts w:ascii="Times New Roman" w:eastAsia="Times New Roman" w:hAnsi="Times New Roman"/>
+            <w:sz w:val="24"/>
+            <w:szCs w:val="24"/>
+            <w:lang w:val="en-AU"/>
+          </w:rPr>
+          <w:t>o</w:t>
+        </w:r>
+        <w:r>
+          <w:rPr>
+            <w:rStyle w:val="Hyperlink"/>
+            <w:rFonts w:ascii="Times New Roman" w:eastAsia="Times New Roman" w:hAnsi="Times New Roman"/>
+            <w:sz w:val="24"/>
+            <w:szCs w:val="24"/>
+            <w:lang w:val="en-AU"/>
+          </w:rPr>
+          <w:t>n.py</w:t>
+        </w:r>
+      </w:hyperlink>
+      <w:r>
+        <w:rPr>
+          <w:rFonts w:ascii="Times New Roman" w:eastAsia="Times New Roman" w:hAnsi="Times New Roman"/>
+          <w:sz w:val="24"/>
+          <w:szCs w:val="24"/>
+          <w:lang w:val="en-AU"/>
+        </w:rPr>
+        <w:t xml:space="preserve"> </w:t>
+      </w:r>
+    </w:p>
+    <w:p>
+      <w:pPr>
+        <w:pStyle w:val="ListParagraph"/>
+        <w:spacing w:after="0" w:line="276" w:lineRule="auto"/>
+        <w:ind w:left="0"/>
+        <w:contextualSpacing w:val="0"/>
+        <w:jc w:val="both"/>
+        <w:rPr>
+          <w:rFonts w:ascii="Times New Roman" w:eastAsia="Times New Roman" w:hAnsi="Times New Roman"/>
+          <w:sz w:val="24"/>
+          <w:szCs w:val="24"/>
+          <w:lang w:val="en-AU"/>
+        </w:rPr>
+      </w:pPr>
+      <w:r>
+        <w:rPr>
+          <w:rFonts w:ascii="Times New Roman" w:eastAsia="Times New Roman" w:hAnsi="Times New Roman"/>
+          <w:sz w:val="24"/>
+          <w:szCs w:val="24"/>
+          <w:lang w:val="en-AU"/>
+        </w:rPr>
+        <w:t>Backtest:</w:t>
+      </w:r>
+      <w:hyperlink r:id="rId57" w:history="1">
+        <w:r>
+          <w:rPr>
+            <w:rStyle w:val="Hyperlink"/>
+            <w:rFonts w:ascii="Times New Roman" w:eastAsia="Times New Roman" w:hAnsi="Times New Roman"/>
+            <w:sz w:val="24"/>
+            <w:szCs w:val="24"/>
+            <w:lang w:val="en-AU"/>
+          </w:rPr>
+          <w:t>https://github.com/Hen</w:t>
+        </w:r>
+        <w:r>
+          <w:rPr>
+            <w:rStyle w:val="Hyperlink"/>
+            <w:rFonts w:ascii="Times New Roman" w:eastAsia="Times New Roman" w:hAnsi="Times New Roman"/>
+            <w:sz w:val="24"/>
+            <w:szCs w:val="24"/>
+            <w:lang w:val="en-AU"/>
+          </w:rPr>
+          <w:t>d</w:t>
+        </w:r>
+        <w:r>
+          <w:rPr>
+            <w:rStyle w:val="Hyperlink"/>
+            <w:rFonts w:ascii="Times New Roman" w:eastAsia="Times New Roman" w:hAnsi="Times New Roman"/>
+            <w:sz w:val="24"/>
+            <w:szCs w:val="24"/>
+            <w:lang w:val="en-AU"/>
+          </w:rPr>
+          <w:t>rickDang/PRT661-DATA-SCIENCE-PRACTICE/commits/main/O</w:t>
+        </w:r>
+        <w:r>
+          <w:rPr>
+            <w:rStyle w:val="Hyperlink"/>
+            <w:rFonts w:ascii="Times New Roman" w:eastAsia="Times New Roman" w:hAnsi="Times New Roman"/>
+            <w:sz w:val="24"/>
+            <w:szCs w:val="24"/>
+            <w:lang w:val="en-AU"/>
+          </w:rPr>
+          <w:t>u</w:t>
+        </w:r>
+        <w:r>
+          <w:rPr>
+            <w:rStyle w:val="Hyperlink"/>
+            <w:rFonts w:ascii="Times New Roman" w:eastAsia="Times New Roman" w:hAnsi="Times New Roman"/>
+            <w:sz w:val="24"/>
+            <w:szCs w:val="24"/>
+            <w:lang w:val="en-AU"/>
+          </w:rPr>
+          <w:t>tputs</w:t>
+        </w:r>
+      </w:hyperlink>
     </w:p>
     <w:p>
       <w:pPr>
@@ -35664,15 +35839,6 @@
         </w:rPr>
         <w:t>A model comparison only means something against a benchmark. Assessment 1 compared regression models against each other; once a 12-month moving average was added, it beat every model at every horizon. Reporting that was less comfortable than reporting a win, but more defensible. The second lesson was leakage: both cases I found produced plausible output, which is why they were easy to miss.</w:t>
       </w:r>
-    </w:p>
-    <w:p>
-      <w:pPr>
-        <w:rPr>
-          <w:rFonts w:ascii="Times New Roman" w:hAnsi="Times New Roman"/>
-          <w:sz w:val="24"/>
-          <w:szCs w:val="24"/>
-        </w:rPr>
-      </w:pPr>
       <w:r>
         <w:rPr>
           <w:rFonts w:ascii="Times New Roman" w:hAnsi="Times New Roman"/>
@@ -35841,7 +36007,7 @@
                     <pic:cNvPicPr/>
                   </pic:nvPicPr>
                   <pic:blipFill>
-                    <a:blip r:embed="rId56"/>
+                    <a:blip r:embed="rId58"/>
                     <a:stretch>
                       <a:fillRect/>
                     </a:stretch>
@@ -35941,7 +36107,7 @@
         </w:rPr>
         <w:t xml:space="preserve">GitHub commits: </w:t>
       </w:r>
-      <w:hyperlink r:id="rId57" w:history="1">
+      <w:hyperlink r:id="rId59" w:history="1">
         <w:r>
           <w:rPr>
             <w:rStyle w:val="Hyperlink"/>
@@ -35977,7 +36143,7 @@
         </w:rPr>
         <w:t xml:space="preserve">Documentation: </w:t>
       </w:r>
-      <w:hyperlink r:id="rId58" w:history="1">
+      <w:hyperlink r:id="rId60" w:history="1">
         <w:r>
           <w:rPr>
             <w:rStyle w:val="Hyperlink"/>
@@ -36075,8 +36241,8 @@
       <w:bookmarkEnd w:id="0"/>
     </w:p>
     <w:sectPr>
-      <w:headerReference w:type="default" r:id="rId59"/>
-      <w:footerReference w:type="default" r:id="rId60"/>
+      <w:headerReference w:type="default" r:id="rId61"/>
+      <w:footerReference w:type="default" r:id="rId62"/>
       <w:pgSz w:w="11906" w:h="16838" w:code="9"/>
       <w:pgMar w:top="1440" w:right="1440" w:bottom="1440" w:left="1440" w:header="709" w:footer="709" w:gutter="0"/>
       <w:pgNumType w:start="0"/>
@@ -39234,7 +39400,6 @@
   <w:style w:type="character" w:default="1" w:styleId="DefaultParagraphFont">
     <w:name w:val="Default Paragraph Font"/>
     <w:uiPriority w:val="1"/>
-    <w:semiHidden/>
     <w:unhideWhenUsed/>
   </w:style>
   <w:style w:type="table" w:default="1" w:styleId="TableNormal">
@@ -40161,18 +40326,18 @@
 </file>
 
 <file path=customXml/item3.xml><?xml version="1.0" encoding="utf-8"?>
-<p:properties xmlns:p="http://schemas.microsoft.com/office/2006/metadata/properties" xmlns:xsi="http://www.w3.org/2001/XMLSchema-instance" xmlns:pc="http://schemas.microsoft.com/office/infopath/2007/PartnerControls">
-  <documentManagement/>
-</p:properties>
-</file>
-
-<file path=customXml/item4.xml><?xml version="1.0" encoding="utf-8"?>
 <?mso-contentType ?>
 <FormTemplates xmlns="http://schemas.microsoft.com/sharepoint/v3/contenttype/forms">
   <Display>DocumentLibraryForm</Display>
   <Edit>DocumentLibraryForm</Edit>
   <New>DocumentLibraryForm</New>
 </FormTemplates>
+</file>
+
+<file path=customXml/item4.xml><?xml version="1.0" encoding="utf-8"?>
+<p:properties xmlns:p="http://schemas.microsoft.com/office/2006/metadata/properties" xmlns:xsi="http://www.w3.org/2001/XMLSchema-instance" xmlns:pc="http://schemas.microsoft.com/office/infopath/2007/PartnerControls">
+  <documentManagement/>
+</p:properties>
 </file>
 
 <file path=customXml/itemProps1.xml><?xml version="1.0" encoding="utf-8"?>
@@ -40202,18 +40367,18 @@
 </file>
 
 <file path=customXml/itemProps3.xml><?xml version="1.0" encoding="utf-8"?>
+<ds:datastoreItem xmlns:ds="http://schemas.openxmlformats.org/officeDocument/2006/customXml" ds:itemID="{82A9BB68-56B4-4822-B6B7-DB471576EB1F}">
+  <ds:schemaRefs>
+    <ds:schemaRef ds:uri="http://schemas.microsoft.com/sharepoint/v3/contenttype/forms"/>
+  </ds:schemaRefs>
+</ds:datastoreItem>
+</file>
+
+<file path=customXml/itemProps4.xml><?xml version="1.0" encoding="utf-8"?>
 <ds:datastoreItem xmlns:ds="http://schemas.openxmlformats.org/officeDocument/2006/customXml" ds:itemID="{B2E31085-3E06-4A9F-9730-20A04C85DF24}">
   <ds:schemaRefs>
     <ds:schemaRef ds:uri="http://schemas.microsoft.com/office/2006/metadata/properties"/>
     <ds:schemaRef ds:uri="http://schemas.microsoft.com/office/infopath/2007/PartnerControls"/>
   </ds:schemaRefs>
 </ds:datastoreItem>
-</file>
-
-<file path=customXml/itemProps4.xml><?xml version="1.0" encoding="utf-8"?>
-<ds:datastoreItem xmlns:ds="http://schemas.openxmlformats.org/officeDocument/2006/customXml" ds:itemID="{82A9BB68-56B4-4822-B6B7-DB471576EB1F}">
-  <ds:schemaRefs>
-    <ds:schemaRef ds:uri="http://schemas.microsoft.com/sharepoint/v3/contenttype/forms"/>
-  </ds:schemaRefs>
-</ds:datastoreItem>
 </file>
--- a/documents/Assignment 2.docx
+++ b/documents/Assignment 2.docx
@@ -15966,7 +15966,31 @@
                 <w:sz w:val="24"/>
                 <w:szCs w:val="24"/>
               </w:rPr>
-              <w:t>Analytics and Machine Learning stage: defined the forecast task specification, validation design and leakage controls; built evaluation.py adding naive baselines, rolling-origin backtesting at four horizons and empirical prediction intervals; specified drift thresholds and retraining rules.</w:t>
+              <w:t xml:space="preserve">Analytics and Machine Learning stage: </w:t>
+            </w:r>
+            <w:r>
+              <w:rPr>
+                <w:rFonts w:ascii="Times New Roman" w:eastAsiaTheme="minorEastAsia" w:hAnsi="Times New Roman"/>
+                <w:sz w:val="24"/>
+                <w:szCs w:val="24"/>
+              </w:rPr>
+              <w:t>Forecast evaluation and benchmarking</w:t>
+            </w:r>
+            <w:r>
+              <w:rPr>
+                <w:rFonts w:ascii="Times New Roman" w:eastAsiaTheme="minorEastAsia" w:hAnsi="Times New Roman"/>
+                <w:sz w:val="24"/>
+                <w:szCs w:val="24"/>
+              </w:rPr>
+              <w:t xml:space="preserve">, </w:t>
+            </w:r>
+            <w:r>
+              <w:rPr>
+                <w:rFonts w:ascii="Times New Roman" w:eastAsiaTheme="minorEastAsia" w:hAnsi="Times New Roman"/>
+                <w:sz w:val="24"/>
+                <w:szCs w:val="24"/>
+              </w:rPr>
+              <w:t>defined the forecast task specification, validation design and leakage controls; built evaluation.py adding naive baselines, rolling-origin backtesting at four horizons and empirical prediction intervals; specified drift thresholds and retraining rules.</w:t>
             </w:r>
           </w:p>
         </w:tc>
@@ -35680,27 +35704,7 @@
             <w:szCs w:val="24"/>
             <w:lang w:val="en-AU"/>
           </w:rPr>
-          <w:t>evaluati</w:t>
-        </w:r>
-        <w:r>
-          <w:rPr>
-            <w:rStyle w:val="Hyperlink"/>
-            <w:rFonts w:ascii="Times New Roman" w:eastAsia="Times New Roman" w:hAnsi="Times New Roman"/>
-            <w:sz w:val="24"/>
-            <w:szCs w:val="24"/>
-            <w:lang w:val="en-AU"/>
-          </w:rPr>
-          <w:t>o</w:t>
-        </w:r>
-        <w:r>
-          <w:rPr>
-            <w:rStyle w:val="Hyperlink"/>
-            <w:rFonts w:ascii="Times New Roman" w:eastAsia="Times New Roman" w:hAnsi="Times New Roman"/>
-            <w:sz w:val="24"/>
-            <w:szCs w:val="24"/>
-            <w:lang w:val="en-AU"/>
-          </w:rPr>
-          <w:t>n.py</w:t>
+          <w:t>evaluation.py</w:t>
         </w:r>
       </w:hyperlink>
       <w:r>
@@ -35745,47 +35749,7 @@
             <w:szCs w:val="24"/>
             <w:lang w:val="en-AU"/>
           </w:rPr>
-          <w:t>https://github.com/Hen</w:t>
-        </w:r>
-        <w:r>
-          <w:rPr>
-            <w:rStyle w:val="Hyperlink"/>
-            <w:rFonts w:ascii="Times New Roman" w:eastAsia="Times New Roman" w:hAnsi="Times New Roman"/>
-            <w:sz w:val="24"/>
-            <w:szCs w:val="24"/>
-            <w:lang w:val="en-AU"/>
-          </w:rPr>
-          <w:t>d</w:t>
-        </w:r>
-        <w:r>
-          <w:rPr>
-            <w:rStyle w:val="Hyperlink"/>
-            <w:rFonts w:ascii="Times New Roman" w:eastAsia="Times New Roman" w:hAnsi="Times New Roman"/>
-            <w:sz w:val="24"/>
-            <w:szCs w:val="24"/>
-            <w:lang w:val="en-AU"/>
-          </w:rPr>
-          <w:t>rickDang/PRT661-DATA-SCIENCE-PRACTICE/commits/main/O</w:t>
-        </w:r>
-        <w:r>
-          <w:rPr>
-            <w:rStyle w:val="Hyperlink"/>
-            <w:rFonts w:ascii="Times New Roman" w:eastAsia="Times New Roman" w:hAnsi="Times New Roman"/>
-            <w:sz w:val="24"/>
-            <w:szCs w:val="24"/>
-            <w:lang w:val="en-AU"/>
-          </w:rPr>
-          <w:t>u</w:t>
-        </w:r>
-        <w:r>
-          <w:rPr>
-            <w:rStyle w:val="Hyperlink"/>
-            <w:rFonts w:ascii="Times New Roman" w:eastAsia="Times New Roman" w:hAnsi="Times New Roman"/>
-            <w:sz w:val="24"/>
-            <w:szCs w:val="24"/>
-            <w:lang w:val="en-AU"/>
-          </w:rPr>
-          <w:t>tputs</w:t>
+          <w:t>https://github.com/HendrickDang/PRT661-DATA-SCIENCE-PRACTICE/commits/main/Outputs</w:t>
         </w:r>
       </w:hyperlink>
     </w:p>
@@ -39400,6 +39364,7 @@
   <w:style w:type="character" w:default="1" w:styleId="DefaultParagraphFont">
     <w:name w:val="Default Paragraph Font"/>
     <w:uiPriority w:val="1"/>
+    <w:semiHidden/>
     <w:unhideWhenUsed/>
   </w:style>
   <w:style w:type="table" w:default="1" w:styleId="TableNormal">
@@ -40184,6 +40149,25 @@
 </file>
 
 <file path=customXml/item1.xml><?xml version="1.0" encoding="utf-8"?>
+<p:properties xmlns:p="http://schemas.microsoft.com/office/2006/metadata/properties" xmlns:xsi="http://www.w3.org/2001/XMLSchema-instance" xmlns:pc="http://schemas.microsoft.com/office/infopath/2007/PartnerControls">
+  <documentManagement/>
+</p:properties>
+</file>
+
+<file path=customXml/item2.xml><?xml version="1.0" encoding="utf-8"?>
+<?mso-contentType ?>
+<FormTemplates xmlns="http://schemas.microsoft.com/sharepoint/v3/contenttype/forms">
+  <Display>DocumentLibraryForm</Display>
+  <Edit>DocumentLibraryForm</Edit>
+  <New>DocumentLibraryForm</New>
+</FormTemplates>
+</file>
+
+<file path=customXml/item3.xml><?xml version="1.0" encoding="utf-8"?>
+<b:Sources xmlns:b="http://schemas.openxmlformats.org/officeDocument/2006/bibliography" xmlns="http://schemas.openxmlformats.org/officeDocument/2006/bibliography" SelectedStyle="\APASixthEditionOfficeOnline.xsl" StyleName="APA" Version="6"/>
+</file>
+
+<file path=customXml/item4.xml><?xml version="1.0" encoding="utf-8"?>
 <ct:contentTypeSchema xmlns:ct="http://schemas.microsoft.com/office/2006/metadata/contentType" xmlns:ma="http://schemas.microsoft.com/office/2006/metadata/properties/metaAttributes" ct:_="" ma:_="" ma:contentTypeName="Document" ma:contentTypeID="0x010100922A3CA1EE6E4B44833A16005451862E" ma:contentTypeVersion="3" ma:contentTypeDescription="Create a new document." ma:contentTypeScope="" ma:versionID="b712dade4bf8bf57d4a0cdac4d020ae4">
   <xsd:schema xmlns:xsd="http://www.w3.org/2001/XMLSchema" xmlns:xs="http://www.w3.org/2001/XMLSchema" xmlns:p="http://schemas.microsoft.com/office/2006/metadata/properties" xmlns:ns2="92f6da62-8f25-40d3-824c-47c5f6f94bd6" targetNamespace="http://schemas.microsoft.com/office/2006/metadata/properties" ma:root="true" ma:fieldsID="f6f8642a0533a95cbf7fc7bbc8c1e153" ns2:_="">
     <xsd:import namespace="92f6da62-8f25-40d3-824c-47c5f6f94bd6"/>
@@ -40321,26 +40305,32 @@
 </ct:contentTypeSchema>
 </file>
 
-<file path=customXml/item2.xml><?xml version="1.0" encoding="utf-8"?>
-<b:Sources xmlns:b="http://schemas.openxmlformats.org/officeDocument/2006/bibliography" xmlns="http://schemas.openxmlformats.org/officeDocument/2006/bibliography" SelectedStyle="\APASixthEditionOfficeOnline.xsl" StyleName="APA" Version="6"/>
+<file path=customXml/itemProps1.xml><?xml version="1.0" encoding="utf-8"?>
+<ds:datastoreItem xmlns:ds="http://schemas.openxmlformats.org/officeDocument/2006/customXml" ds:itemID="{B2E31085-3E06-4A9F-9730-20A04C85DF24}">
+  <ds:schemaRefs>
+    <ds:schemaRef ds:uri="http://schemas.microsoft.com/office/2006/metadata/properties"/>
+    <ds:schemaRef ds:uri="http://schemas.microsoft.com/office/infopath/2007/PartnerControls"/>
+  </ds:schemaRefs>
+</ds:datastoreItem>
 </file>
 
-<file path=customXml/item3.xml><?xml version="1.0" encoding="utf-8"?>
-<?mso-contentType ?>
-<FormTemplates xmlns="http://schemas.microsoft.com/sharepoint/v3/contenttype/forms">
-  <Display>DocumentLibraryForm</Display>
-  <Edit>DocumentLibraryForm</Edit>
-  <New>DocumentLibraryForm</New>
-</FormTemplates>
+<file path=customXml/itemProps2.xml><?xml version="1.0" encoding="utf-8"?>
+<ds:datastoreItem xmlns:ds="http://schemas.openxmlformats.org/officeDocument/2006/customXml" ds:itemID="{82A9BB68-56B4-4822-B6B7-DB471576EB1F}">
+  <ds:schemaRefs>
+    <ds:schemaRef ds:uri="http://schemas.microsoft.com/sharepoint/v3/contenttype/forms"/>
+  </ds:schemaRefs>
+</ds:datastoreItem>
 </file>
 
-<file path=customXml/item4.xml><?xml version="1.0" encoding="utf-8"?>
-<p:properties xmlns:p="http://schemas.microsoft.com/office/2006/metadata/properties" xmlns:xsi="http://www.w3.org/2001/XMLSchema-instance" xmlns:pc="http://schemas.microsoft.com/office/infopath/2007/PartnerControls">
-  <documentManagement/>
-</p:properties>
+<file path=customXml/itemProps3.xml><?xml version="1.0" encoding="utf-8"?>
+<ds:datastoreItem xmlns:ds="http://schemas.openxmlformats.org/officeDocument/2006/customXml" ds:itemID="{E3DA75CE-018A-4AF1-8B5C-BF0FBFE76924}">
+  <ds:schemaRefs>
+    <ds:schemaRef ds:uri="http://schemas.openxmlformats.org/officeDocument/2006/bibliography"/>
+  </ds:schemaRefs>
+</ds:datastoreItem>
 </file>
 
-<file path=customXml/itemProps1.xml><?xml version="1.0" encoding="utf-8"?>
+<file path=customXml/itemProps4.xml><?xml version="1.0" encoding="utf-8"?>
 <ds:datastoreItem xmlns:ds="http://schemas.openxmlformats.org/officeDocument/2006/customXml" ds:itemID="{69960CE0-24F5-4ADF-A12F-FE193FFA9C43}">
   <ds:schemaRefs>
     <ds:schemaRef ds:uri="http://schemas.microsoft.com/office/2006/metadata/contentType"/>
@@ -40356,29 +40346,4 @@
     <ds:schemaRef ds:uri="http://schemas.microsoft.com/internal/obd"/>
   </ds:schemaRefs>
 </ds:datastoreItem>
-</file>
-
-<file path=customXml/itemProps2.xml><?xml version="1.0" encoding="utf-8"?>
-<ds:datastoreItem xmlns:ds="http://schemas.openxmlformats.org/officeDocument/2006/customXml" ds:itemID="{E3DA75CE-018A-4AF1-8B5C-BF0FBFE76924}">
-  <ds:schemaRefs>
-    <ds:schemaRef ds:uri="http://schemas.openxmlformats.org/officeDocument/2006/bibliography"/>
-  </ds:schemaRefs>
-</ds:datastoreItem>
-</file>
-
-<file path=customXml/itemProps3.xml><?xml version="1.0" encoding="utf-8"?>
-<ds:datastoreItem xmlns:ds="http://schemas.openxmlformats.org/officeDocument/2006/customXml" ds:itemID="{82A9BB68-56B4-4822-B6B7-DB471576EB1F}">
-  <ds:schemaRefs>
-    <ds:schemaRef ds:uri="http://schemas.microsoft.com/sharepoint/v3/contenttype/forms"/>
-  </ds:schemaRefs>
-</ds:datastoreItem>
-</file>
-
-<file path=customXml/itemProps4.xml><?xml version="1.0" encoding="utf-8"?>
-<ds:datastoreItem xmlns:ds="http://schemas.openxmlformats.org/officeDocument/2006/customXml" ds:itemID="{B2E31085-3E06-4A9F-9730-20A04C85DF24}">
-  <ds:schemaRefs>
-    <ds:schemaRef ds:uri="http://schemas.microsoft.com/office/2006/metadata/properties"/>
-    <ds:schemaRef ds:uri="http://schemas.microsoft.com/office/infopath/2007/PartnerControls"/>
-  </ds:schemaRefs>
-</ds:datastoreItem>
 </file>
--- a/documents/Assignment 2.docx
+++ b/documents/Assignment 2.docx
@@ -284,7 +284,29 @@
               <w:sz w:val="28"/>
               <w:szCs w:val="28"/>
             </w:rPr>
-            <w:t>Lecturer: Dr Thuseethan Selvarajah</w:t>
+            <w:t xml:space="preserve">Lecturer: Dr </w:t>
+          </w:r>
+          <w:proofErr w:type="spellStart"/>
+          <w:r>
+            <w:rPr>
+              <w:rFonts w:ascii="Times New Roman" w:hAnsi="Times New Roman"/>
+              <w:b/>
+              <w:bCs/>
+              <w:sz w:val="28"/>
+              <w:szCs w:val="28"/>
+            </w:rPr>
+            <w:t>Thuseethan</w:t>
+          </w:r>
+          <w:proofErr w:type="spellEnd"/>
+          <w:r>
+            <w:rPr>
+              <w:rFonts w:ascii="Times New Roman" w:hAnsi="Times New Roman"/>
+              <w:b/>
+              <w:bCs/>
+              <w:sz w:val="28"/>
+              <w:szCs w:val="28"/>
+            </w:rPr>
+            <w:t xml:space="preserve"> Selvarajah</w:t>
           </w:r>
         </w:p>
         <w:p>
@@ -10519,7 +10541,29 @@
                 <w:szCs w:val="24"/>
                 <w:lang w:val="en-AU"/>
               </w:rPr>
-              <w:t>Cleans, merges and engineers features (lagged indicators, cyclical month encoding, per-capita normalisation) across the three sources.</w:t>
+              <w:t xml:space="preserve">Cleans, merges and </w:t>
+            </w:r>
+            <w:proofErr w:type="gramStart"/>
+            <w:r>
+              <w:rPr>
+                <w:rFonts w:ascii="Times New Roman" w:eastAsia="Times New Roman" w:hAnsi="Times New Roman"/>
+                <w:color w:val="000000" w:themeColor="text1"/>
+                <w:sz w:val="24"/>
+                <w:szCs w:val="24"/>
+                <w:lang w:val="en-AU"/>
+              </w:rPr>
+              <w:t>engineers</w:t>
+            </w:r>
+            <w:proofErr w:type="gramEnd"/>
+            <w:r>
+              <w:rPr>
+                <w:rFonts w:ascii="Times New Roman" w:eastAsia="Times New Roman" w:hAnsi="Times New Roman"/>
+                <w:color w:val="000000" w:themeColor="text1"/>
+                <w:sz w:val="24"/>
+                <w:szCs w:val="24"/>
+                <w:lang w:val="en-AU"/>
+              </w:rPr>
+              <w:t xml:space="preserve"> features (lagged indicators, cyclical month encoding, per-capita normalisation) across the three sources.</w:t>
             </w:r>
           </w:p>
         </w:tc>
@@ -10753,7 +10797,29 @@
                 <w:szCs w:val="24"/>
                 <w:lang w:val="en-AU"/>
               </w:rPr>
-              <w:t>Python (Streamlit)</w:t>
+              <w:t>Python (</w:t>
+            </w:r>
+            <w:proofErr w:type="spellStart"/>
+            <w:r>
+              <w:rPr>
+                <w:rFonts w:ascii="Times New Roman" w:eastAsia="Times New Roman" w:hAnsi="Times New Roman" w:cs="Times New Roman"/>
+                <w:color w:val="000000" w:themeColor="text1"/>
+                <w:sz w:val="24"/>
+                <w:szCs w:val="24"/>
+                <w:lang w:val="en-AU"/>
+              </w:rPr>
+              <w:t>Streamlit</w:t>
+            </w:r>
+            <w:proofErr w:type="spellEnd"/>
+            <w:r>
+              <w:rPr>
+                <w:rFonts w:ascii="Times New Roman" w:eastAsia="Times New Roman" w:hAnsi="Times New Roman" w:cs="Times New Roman"/>
+                <w:color w:val="000000" w:themeColor="text1"/>
+                <w:sz w:val="24"/>
+                <w:szCs w:val="24"/>
+                <w:lang w:val="en-AU"/>
+              </w:rPr>
+              <w:t>)</w:t>
             </w:r>
           </w:p>
         </w:tc>
@@ -10883,6 +10949,7 @@
                 <w:lang w:val="en-AU"/>
               </w:rPr>
             </w:pPr>
+            <w:proofErr w:type="spellStart"/>
             <w:r>
               <w:rPr>
                 <w:rFonts w:ascii="Times New Roman" w:eastAsia="Times New Roman" w:hAnsi="Times New Roman" w:cs="Times New Roman"/>
@@ -10891,7 +10958,18 @@
                 <w:szCs w:val="24"/>
                 <w:lang w:val="en-AU"/>
               </w:rPr>
-              <w:t>Streamlit Community Cloud (via GitHub)</w:t>
+              <w:t>Streamlit</w:t>
+            </w:r>
+            <w:proofErr w:type="spellEnd"/>
+            <w:r>
+              <w:rPr>
+                <w:rFonts w:ascii="Times New Roman" w:eastAsia="Times New Roman" w:hAnsi="Times New Roman" w:cs="Times New Roman"/>
+                <w:color w:val="000000" w:themeColor="text1"/>
+                <w:sz w:val="24"/>
+                <w:szCs w:val="24"/>
+                <w:lang w:val="en-AU"/>
+              </w:rPr>
+              <w:t xml:space="preserve"> Community Cloud (via GitHub)</w:t>
             </w:r>
           </w:p>
         </w:tc>
@@ -11245,6 +11323,7 @@
         </w:rPr>
         <w:t xml:space="preserve">Although the architecture conceptually mirrors AWS's managed data pipeline pattern (S3 </w:t>
       </w:r>
+      <w:proofErr w:type="gramStart"/>
       <w:r>
         <w:rPr>
           <w:rFonts w:ascii="Wingdings" w:eastAsia="Wingdings" w:hAnsi="Wingdings" w:cs="Wingdings"/>
@@ -11259,7 +11338,34 @@
           <w:sz w:val="24"/>
           <w:szCs w:val="24"/>
         </w:rPr>
-        <w:t xml:space="preserve">  Glue Data Catalog </w:t>
+        <w:t xml:space="preserve">  Glue</w:t>
+      </w:r>
+      <w:proofErr w:type="gramEnd"/>
+      <w:r>
+        <w:rPr>
+          <w:rFonts w:ascii="Times New Roman" w:eastAsia="Times New Roman" w:hAnsi="Times New Roman"/>
+          <w:sz w:val="24"/>
+          <w:szCs w:val="24"/>
+        </w:rPr>
+        <w:t xml:space="preserve"> Data </w:t>
+      </w:r>
+      <w:proofErr w:type="spellStart"/>
+      <w:r>
+        <w:rPr>
+          <w:rFonts w:ascii="Times New Roman" w:eastAsia="Times New Roman" w:hAnsi="Times New Roman"/>
+          <w:sz w:val="24"/>
+          <w:szCs w:val="24"/>
+        </w:rPr>
+        <w:t>Catalog</w:t>
+      </w:r>
+      <w:proofErr w:type="spellEnd"/>
+      <w:r>
+        <w:rPr>
+          <w:rFonts w:ascii="Times New Roman" w:eastAsia="Times New Roman" w:hAnsi="Times New Roman"/>
+          <w:sz w:val="24"/>
+          <w:szCs w:val="24"/>
+        </w:rPr>
+        <w:t xml:space="preserve"> </w:t>
       </w:r>
       <w:r>
         <w:rPr>
@@ -11307,7 +11413,43 @@
           <w:sz w:val="24"/>
           <w:szCs w:val="24"/>
         </w:rPr>
-        <w:t xml:space="preserve"> QuickSight, with SageMaker Model Monitor for post-deployment monitoring and SageMaker’s built-in incremental training capability for scheduled retraining), the group project implements each stage using open-source, non-AWS tools, consistent with the module's guidance to rely on open-source  tools for the group deliverable.</w:t>
+        <w:t xml:space="preserve"> </w:t>
+      </w:r>
+      <w:proofErr w:type="spellStart"/>
+      <w:r>
+        <w:rPr>
+          <w:rFonts w:ascii="Times New Roman" w:eastAsia="Times New Roman" w:hAnsi="Times New Roman"/>
+          <w:sz w:val="24"/>
+          <w:szCs w:val="24"/>
+        </w:rPr>
+        <w:t>QuickSight</w:t>
+      </w:r>
+      <w:proofErr w:type="spellEnd"/>
+      <w:r>
+        <w:rPr>
+          <w:rFonts w:ascii="Times New Roman" w:eastAsia="Times New Roman" w:hAnsi="Times New Roman"/>
+          <w:sz w:val="24"/>
+          <w:szCs w:val="24"/>
+        </w:rPr>
+        <w:t>, with SageMaker Model Monitor for post-deployment monitoring and SageMaker’s built-in incremental training capability for scheduled retraining), the group project implements each stage using open-source, non-AWS tools, consistent with the module's guidance to rely on open-</w:t>
+      </w:r>
+      <w:proofErr w:type="gramStart"/>
+      <w:r>
+        <w:rPr>
+          <w:rFonts w:ascii="Times New Roman" w:eastAsia="Times New Roman" w:hAnsi="Times New Roman"/>
+          <w:sz w:val="24"/>
+          <w:szCs w:val="24"/>
+        </w:rPr>
+        <w:t>source  tools</w:t>
+      </w:r>
+      <w:proofErr w:type="gramEnd"/>
+      <w:r>
+        <w:rPr>
+          <w:rFonts w:ascii="Times New Roman" w:eastAsia="Times New Roman" w:hAnsi="Times New Roman"/>
+          <w:sz w:val="24"/>
+          <w:szCs w:val="24"/>
+        </w:rPr>
+        <w:t xml:space="preserve"> for the group deliverable.</w:t>
       </w:r>
     </w:p>
     <w:p>
@@ -11336,7 +11478,25 @@
           <w:sz w:val="24"/>
           <w:szCs w:val="24"/>
         </w:rPr>
-        <w:t xml:space="preserve"> The current implementation uses open-source tools (pandas, scikit-learn, and Streamlit with GitHub providing version-controlled storage) to deliver a working proof of concept within the semester timeframe. Should PFES adopt the system operationally, the architecture is designed to migrate directly onto AWS-equivalent managed services with minimal redesign:</w:t>
+        <w:t xml:space="preserve"> The current implementation uses open-source tools (pandas, scikit-learn, and </w:t>
+      </w:r>
+      <w:proofErr w:type="spellStart"/>
+      <w:r>
+        <w:rPr>
+          <w:rFonts w:ascii="Times New Roman" w:eastAsia="Times New Roman" w:hAnsi="Times New Roman"/>
+          <w:sz w:val="24"/>
+          <w:szCs w:val="24"/>
+        </w:rPr>
+        <w:t>Streamlit</w:t>
+      </w:r>
+      <w:proofErr w:type="spellEnd"/>
+      <w:r>
+        <w:rPr>
+          <w:rFonts w:ascii="Times New Roman" w:eastAsia="Times New Roman" w:hAnsi="Times New Roman"/>
+          <w:sz w:val="24"/>
+          <w:szCs w:val="24"/>
+        </w:rPr>
+        <w:t xml:space="preserve"> with GitHub providing version-controlled storage) to deliver a working proof of concept within the semester timeframe. Should PFES adopt the system operationally, the architecture is designed to migrate directly onto AWS-equivalent managed services with minimal redesign:</w:t>
       </w:r>
       <w:r>
         <w:rPr>
@@ -11354,7 +11514,43 @@
           <w:sz w:val="24"/>
           <w:szCs w:val="24"/>
         </w:rPr>
-        <w:t>the GitHub-based data store to Amazon S3, pandas-based data processing to AWS Glue ETL, the Analytics/ML stage to Amazon SageMaker for managed training and scheduled deployment, the Streamlit dashboard to Amazon QuickSight, the Monitor stage to Amazon SageMaker Model Monitor, and the Incremental learning stage to SageMaker's built-in incremental (continuous) training capability. Future enhancements under consideration include real-time or near-real-time data ingestion (replacing manual/batch downloads) and integration with additional predictors such as weather or event-calendar data to improve forecast accuracy.</w:t>
+        <w:t xml:space="preserve">the GitHub-based data store to Amazon S3, pandas-based data processing to AWS Glue ETL, the Analytics/ML stage to Amazon SageMaker for managed training and scheduled deployment, the </w:t>
+      </w:r>
+      <w:proofErr w:type="spellStart"/>
+      <w:r>
+        <w:rPr>
+          <w:rFonts w:ascii="Times New Roman" w:eastAsia="Times New Roman" w:hAnsi="Times New Roman"/>
+          <w:sz w:val="24"/>
+          <w:szCs w:val="24"/>
+        </w:rPr>
+        <w:t>Streamlit</w:t>
+      </w:r>
+      <w:proofErr w:type="spellEnd"/>
+      <w:r>
+        <w:rPr>
+          <w:rFonts w:ascii="Times New Roman" w:eastAsia="Times New Roman" w:hAnsi="Times New Roman"/>
+          <w:sz w:val="24"/>
+          <w:szCs w:val="24"/>
+        </w:rPr>
+        <w:t xml:space="preserve"> dashboard to Amazon </w:t>
+      </w:r>
+      <w:proofErr w:type="spellStart"/>
+      <w:r>
+        <w:rPr>
+          <w:rFonts w:ascii="Times New Roman" w:eastAsia="Times New Roman" w:hAnsi="Times New Roman"/>
+          <w:sz w:val="24"/>
+          <w:szCs w:val="24"/>
+        </w:rPr>
+        <w:t>QuickSight</w:t>
+      </w:r>
+      <w:proofErr w:type="spellEnd"/>
+      <w:r>
+        <w:rPr>
+          <w:rFonts w:ascii="Times New Roman" w:eastAsia="Times New Roman" w:hAnsi="Times New Roman"/>
+          <w:sz w:val="24"/>
+          <w:szCs w:val="24"/>
+        </w:rPr>
+        <w:t>, the Monitor stage to Amazon SageMaker Model Monitor, and the Incremental learning stage to SageMaker's built-in incremental (continuous) training capability. Future enhancements under consideration include real-time or near-real-time data ingestion (replacing manual/batch downloads) and integration with additional predictors such as weather or event-calendar data to improve forecast accuracy.</w:t>
       </w:r>
     </w:p>
     <w:p>
@@ -11743,7 +11939,27 @@
                 <w:szCs w:val="24"/>
                 <w:lang w:val="en-AU"/>
               </w:rPr>
-              <w:t>GitHub repository with README; Streamlit account set up; draft problem statement</w:t>
+              <w:t xml:space="preserve">GitHub repository with README; </w:t>
+            </w:r>
+            <w:proofErr w:type="spellStart"/>
+            <w:r>
+              <w:rPr>
+                <w:rFonts w:ascii="Times New Roman" w:eastAsia="Times New Roman" w:hAnsi="Times New Roman" w:cs="Times New Roman"/>
+                <w:sz w:val="24"/>
+                <w:szCs w:val="24"/>
+                <w:lang w:val="en-AU"/>
+              </w:rPr>
+              <w:t>Streamlit</w:t>
+            </w:r>
+            <w:proofErr w:type="spellEnd"/>
+            <w:r>
+              <w:rPr>
+                <w:rFonts w:ascii="Times New Roman" w:eastAsia="Times New Roman" w:hAnsi="Times New Roman" w:cs="Times New Roman"/>
+                <w:sz w:val="24"/>
+                <w:szCs w:val="24"/>
+                <w:lang w:val="en-AU"/>
+              </w:rPr>
+              <w:t xml:space="preserve"> account set up; draft problem statement</w:t>
             </w:r>
           </w:p>
         </w:tc>
@@ -12921,7 +13137,47 @@
                 <w:szCs w:val="24"/>
                 <w:lang w:val="en-AU"/>
               </w:rPr>
-              <w:t>Incorporate feedback; finalise dashboard;  deploy to Streamlit Community Cloud; implement monitoring and retraining logic</w:t>
+              <w:t xml:space="preserve">Incorporate feedback; finalise </w:t>
+            </w:r>
+            <w:proofErr w:type="gramStart"/>
+            <w:r>
+              <w:rPr>
+                <w:rFonts w:ascii="Times New Roman" w:eastAsia="Times New Roman" w:hAnsi="Times New Roman" w:cs="Times New Roman"/>
+                <w:sz w:val="24"/>
+                <w:szCs w:val="24"/>
+                <w:lang w:val="en-AU"/>
+              </w:rPr>
+              <w:t>dashboard;  deploy</w:t>
+            </w:r>
+            <w:proofErr w:type="gramEnd"/>
+            <w:r>
+              <w:rPr>
+                <w:rFonts w:ascii="Times New Roman" w:eastAsia="Times New Roman" w:hAnsi="Times New Roman" w:cs="Times New Roman"/>
+                <w:sz w:val="24"/>
+                <w:szCs w:val="24"/>
+                <w:lang w:val="en-AU"/>
+              </w:rPr>
+              <w:t xml:space="preserve"> to </w:t>
+            </w:r>
+            <w:proofErr w:type="spellStart"/>
+            <w:r>
+              <w:rPr>
+                <w:rFonts w:ascii="Times New Roman" w:eastAsia="Times New Roman" w:hAnsi="Times New Roman" w:cs="Times New Roman"/>
+                <w:sz w:val="24"/>
+                <w:szCs w:val="24"/>
+                <w:lang w:val="en-AU"/>
+              </w:rPr>
+              <w:t>Streamlit</w:t>
+            </w:r>
+            <w:proofErr w:type="spellEnd"/>
+            <w:r>
+              <w:rPr>
+                <w:rFonts w:ascii="Times New Roman" w:eastAsia="Times New Roman" w:hAnsi="Times New Roman" w:cs="Times New Roman"/>
+                <w:sz w:val="24"/>
+                <w:szCs w:val="24"/>
+                <w:lang w:val="en-AU"/>
+              </w:rPr>
+              <w:t xml:space="preserve"> Community Cloud; implement monitoring and retraining logic</w:t>
             </w:r>
           </w:p>
         </w:tc>
@@ -13704,7 +13960,27 @@
                 <w:szCs w:val="24"/>
                 <w:lang w:val="en-AU"/>
               </w:rPr>
-              <w:t>Cleans, merges and engineers features across the three data sources; implements post-deployment drift-checking scripts</w:t>
+              <w:t xml:space="preserve">Cleans, merges and </w:t>
+            </w:r>
+            <w:proofErr w:type="gramStart"/>
+            <w:r>
+              <w:rPr>
+                <w:rFonts w:ascii="Times New Roman" w:eastAsia="Times New Roman" w:hAnsi="Times New Roman" w:cs="Times New Roman"/>
+                <w:sz w:val="24"/>
+                <w:szCs w:val="24"/>
+                <w:lang w:val="en-AU"/>
+              </w:rPr>
+              <w:t>engineers</w:t>
+            </w:r>
+            <w:proofErr w:type="gramEnd"/>
+            <w:r>
+              <w:rPr>
+                <w:rFonts w:ascii="Times New Roman" w:eastAsia="Times New Roman" w:hAnsi="Times New Roman" w:cs="Times New Roman"/>
+                <w:sz w:val="24"/>
+                <w:szCs w:val="24"/>
+                <w:lang w:val="en-AU"/>
+              </w:rPr>
+              <w:t xml:space="preserve"> features across the three data sources; implements post-deployment drift-checking scripts</w:t>
             </w:r>
           </w:p>
         </w:tc>
@@ -13853,8 +14129,19 @@
                 <w:szCs w:val="24"/>
                 <w:lang w:val="en-AU"/>
               </w:rPr>
-              <w:t>Dashboard &amp; Deploy</w:t>
-            </w:r>
+              <w:t xml:space="preserve">Dashboard &amp; </w:t>
+            </w:r>
+            <w:proofErr w:type="gramStart"/>
+            <w:r>
+              <w:rPr>
+                <w:rFonts w:ascii="Times New Roman" w:eastAsia="Times New Roman" w:hAnsi="Times New Roman" w:cs="Times New Roman"/>
+                <w:sz w:val="24"/>
+                <w:szCs w:val="24"/>
+                <w:lang w:val="en-AU"/>
+              </w:rPr>
+              <w:t>Deploy</w:t>
+            </w:r>
+            <w:proofErr w:type="gramEnd"/>
           </w:p>
         </w:tc>
         <w:tc>
@@ -13882,7 +14169,47 @@
                 <w:szCs w:val="24"/>
                 <w:lang w:val="en-AU"/>
               </w:rPr>
-              <w:t>Builds the Streamlit dashboard and manages its deployment and redeployment via Streamlit Community Cloud.</w:t>
+              <w:t xml:space="preserve">Builds the </w:t>
+            </w:r>
+            <w:proofErr w:type="spellStart"/>
+            <w:r>
+              <w:rPr>
+                <w:rFonts w:ascii="Times New Roman" w:eastAsia="Times New Roman" w:hAnsi="Times New Roman" w:cs="Times New Roman"/>
+                <w:sz w:val="24"/>
+                <w:szCs w:val="24"/>
+                <w:lang w:val="en-AU"/>
+              </w:rPr>
+              <w:t>Streamlit</w:t>
+            </w:r>
+            <w:proofErr w:type="spellEnd"/>
+            <w:r>
+              <w:rPr>
+                <w:rFonts w:ascii="Times New Roman" w:eastAsia="Times New Roman" w:hAnsi="Times New Roman" w:cs="Times New Roman"/>
+                <w:sz w:val="24"/>
+                <w:szCs w:val="24"/>
+                <w:lang w:val="en-AU"/>
+              </w:rPr>
+              <w:t xml:space="preserve"> dashboard and manages its deployment and redeployment via </w:t>
+            </w:r>
+            <w:proofErr w:type="spellStart"/>
+            <w:r>
+              <w:rPr>
+                <w:rFonts w:ascii="Times New Roman" w:eastAsia="Times New Roman" w:hAnsi="Times New Roman" w:cs="Times New Roman"/>
+                <w:sz w:val="24"/>
+                <w:szCs w:val="24"/>
+                <w:lang w:val="en-AU"/>
+              </w:rPr>
+              <w:t>Streamlit</w:t>
+            </w:r>
+            <w:proofErr w:type="spellEnd"/>
+            <w:r>
+              <w:rPr>
+                <w:rFonts w:ascii="Times New Roman" w:eastAsia="Times New Roman" w:hAnsi="Times New Roman" w:cs="Times New Roman"/>
+                <w:sz w:val="24"/>
+                <w:szCs w:val="24"/>
+                <w:lang w:val="en-AU"/>
+              </w:rPr>
+              <w:t xml:space="preserve"> Community Cloud.</w:t>
             </w:r>
           </w:p>
         </w:tc>
@@ -13959,7 +14286,25 @@
           <w:sz w:val="24"/>
           <w:szCs w:val="24"/>
         </w:rPr>
-        <w:t xml:space="preserve">The first risk is changes in the crime data. The transition from PROMIS to SerPro in November 2023 and the ANZSOC classification transition in April 2025 may pose challenges in </w:t>
+        <w:t xml:space="preserve">The first risk is changes in the crime data. The transition from PROMIS to </w:t>
+      </w:r>
+      <w:proofErr w:type="spellStart"/>
+      <w:r>
+        <w:rPr>
+          <w:rFonts w:ascii="Times New Roman" w:eastAsia="Times New Roman" w:hAnsi="Times New Roman"/>
+          <w:sz w:val="24"/>
+          <w:szCs w:val="24"/>
+        </w:rPr>
+        <w:t>SerPro</w:t>
+      </w:r>
+      <w:proofErr w:type="spellEnd"/>
+      <w:r>
+        <w:rPr>
+          <w:rFonts w:ascii="Times New Roman" w:eastAsia="Times New Roman" w:hAnsi="Times New Roman"/>
+          <w:sz w:val="24"/>
+          <w:szCs w:val="24"/>
+        </w:rPr>
+        <w:t xml:space="preserve"> in November 2023 and the ANZSOC classification transition in April 2025 may pose challenges in </w:t>
       </w:r>
       <w:r>
         <w:rPr>
@@ -14053,7 +14398,25 @@
           <w:sz w:val="24"/>
           <w:szCs w:val="24"/>
         </w:rPr>
-        <w:t>And the final risk is misuse or misinterpretation of the forecasts. If predictions are read as statements about particular communities, the system could cause harm rather than support safety. Small counts in low-population regions could also make incidents identifiable. Forecasts will therefore be shown only at region and month level, with uncertainty ranges, and small values will be suppressed.</w:t>
+        <w:t xml:space="preserve">And the final risk is misuse or misinterpretation of the forecasts. If predictions are read as statements about </w:t>
+      </w:r>
+      <w:proofErr w:type="gramStart"/>
+      <w:r>
+        <w:rPr>
+          <w:rFonts w:ascii="Times New Roman" w:eastAsia="Times New Roman" w:hAnsi="Times New Roman"/>
+          <w:sz w:val="24"/>
+          <w:szCs w:val="24"/>
+        </w:rPr>
+        <w:t>particular communities</w:t>
+      </w:r>
+      <w:proofErr w:type="gramEnd"/>
+      <w:r>
+        <w:rPr>
+          <w:rFonts w:ascii="Times New Roman" w:eastAsia="Times New Roman" w:hAnsi="Times New Roman"/>
+          <w:sz w:val="24"/>
+          <w:szCs w:val="24"/>
+        </w:rPr>
+        <w:t>, the system could cause harm rather than support safety. Small counts in low-population regions could also make incidents identifiable. Forecasts will therefore be shown only at region and month level, with uncertainty ranges, and small values will be suppressed.</w:t>
       </w:r>
     </w:p>
     <w:p>
@@ -14658,7 +15021,43 @@
           <w:sz w:val="24"/>
           <w:szCs w:val="24"/>
         </w:rPr>
-        <w:t xml:space="preserve">Carroll, S. R., Garba, I., Figueroa-Rodríguez, O. L., Holbrook, J., Lovett, R., Materechera, S., Parsons, M., Raseroka, K., Rodriguez-Lonebear, D., Rowe, R., Sara, R., Walker, J. D., Anderson, J., &amp; Hudson, M. (2020). The CARE Principles for Indigenous Data Governance. Data Science Journal, 19(1), 1–12. </w:t>
+        <w:t xml:space="preserve">Carroll, S. R., Garba, I., Figueroa-Rodríguez, O. L., Holbrook, J., Lovett, R., </w:t>
+      </w:r>
+      <w:proofErr w:type="spellStart"/>
+      <w:r>
+        <w:rPr>
+          <w:rFonts w:ascii="Times New Roman" w:eastAsia="Times New Roman" w:hAnsi="Times New Roman"/>
+          <w:sz w:val="24"/>
+          <w:szCs w:val="24"/>
+        </w:rPr>
+        <w:t>Materechera</w:t>
+      </w:r>
+      <w:proofErr w:type="spellEnd"/>
+      <w:r>
+        <w:rPr>
+          <w:rFonts w:ascii="Times New Roman" w:eastAsia="Times New Roman" w:hAnsi="Times New Roman"/>
+          <w:sz w:val="24"/>
+          <w:szCs w:val="24"/>
+        </w:rPr>
+        <w:t xml:space="preserve">, S., Parsons, M., </w:t>
+      </w:r>
+      <w:proofErr w:type="spellStart"/>
+      <w:r>
+        <w:rPr>
+          <w:rFonts w:ascii="Times New Roman" w:eastAsia="Times New Roman" w:hAnsi="Times New Roman"/>
+          <w:sz w:val="24"/>
+          <w:szCs w:val="24"/>
+        </w:rPr>
+        <w:t>Raseroka</w:t>
+      </w:r>
+      <w:proofErr w:type="spellEnd"/>
+      <w:r>
+        <w:rPr>
+          <w:rFonts w:ascii="Times New Roman" w:eastAsia="Times New Roman" w:hAnsi="Times New Roman"/>
+          <w:sz w:val="24"/>
+          <w:szCs w:val="24"/>
+        </w:rPr>
+        <w:t xml:space="preserve">, K., Rodriguez-Lonebear, D., Rowe, R., Sara, R., Walker, J. D., Anderson, J., &amp; Hudson, M. (2020). The CARE Principles for Indigenous Data Governance. Data Science Journal, 19(1), 1–12. </w:t>
       </w:r>
       <w:hyperlink r:id="rId23">
         <w:r>
@@ -14744,15 +15143,57 @@
           <w:sz w:val="24"/>
           <w:szCs w:val="24"/>
         </w:rPr>
-        <w:t>NT crime statistics march 2026 - NTG open data portal</w:t>
-      </w:r>
-      <w:r>
-        <w:rPr>
-          <w:rFonts w:ascii="Times New Roman" w:eastAsia="Times New Roman" w:hAnsi="Times New Roman"/>
-          <w:sz w:val="24"/>
-          <w:szCs w:val="24"/>
-        </w:rPr>
-        <w:t xml:space="preserve">. Nt.Gov.Au. </w:t>
+        <w:t xml:space="preserve">NT crime </w:t>
+      </w:r>
+      <w:proofErr w:type="gramStart"/>
+      <w:r>
+        <w:rPr>
+          <w:rFonts w:ascii="Times New Roman" w:eastAsia="Times New Roman" w:hAnsi="Times New Roman"/>
+          <w:i/>
+          <w:iCs/>
+          <w:sz w:val="24"/>
+          <w:szCs w:val="24"/>
+        </w:rPr>
+        <w:t>statistics march</w:t>
+      </w:r>
+      <w:proofErr w:type="gramEnd"/>
+      <w:r>
+        <w:rPr>
+          <w:rFonts w:ascii="Times New Roman" w:eastAsia="Times New Roman" w:hAnsi="Times New Roman"/>
+          <w:i/>
+          <w:iCs/>
+          <w:sz w:val="24"/>
+          <w:szCs w:val="24"/>
+        </w:rPr>
+        <w:t xml:space="preserve"> 2026 - NTG open data portal</w:t>
+      </w:r>
+      <w:r>
+        <w:rPr>
+          <w:rFonts w:ascii="Times New Roman" w:eastAsia="Times New Roman" w:hAnsi="Times New Roman"/>
+          <w:sz w:val="24"/>
+          <w:szCs w:val="24"/>
+        </w:rPr>
+        <w:t xml:space="preserve">. </w:t>
+      </w:r>
+      <w:proofErr w:type="spellStart"/>
+      <w:proofErr w:type="gramStart"/>
+      <w:r>
+        <w:rPr>
+          <w:rFonts w:ascii="Times New Roman" w:eastAsia="Times New Roman" w:hAnsi="Times New Roman"/>
+          <w:sz w:val="24"/>
+          <w:szCs w:val="24"/>
+        </w:rPr>
+        <w:t>Nt.Gov.Au</w:t>
+      </w:r>
+      <w:proofErr w:type="spellEnd"/>
+      <w:proofErr w:type="gramEnd"/>
+      <w:r>
+        <w:rPr>
+          <w:rFonts w:ascii="Times New Roman" w:eastAsia="Times New Roman" w:hAnsi="Times New Roman"/>
+          <w:sz w:val="24"/>
+          <w:szCs w:val="24"/>
+        </w:rPr>
+        <w:t xml:space="preserve">. </w:t>
       </w:r>
       <w:hyperlink r:id="rId25">
         <w:r>
@@ -14832,7 +15273,29 @@
           <w:sz w:val="24"/>
           <w:szCs w:val="24"/>
         </w:rPr>
-        <w:t>Operation ventura | NT police, fire &amp; emergency services</w:t>
+        <w:t xml:space="preserve">Operation </w:t>
+      </w:r>
+      <w:proofErr w:type="spellStart"/>
+      <w:r>
+        <w:rPr>
+          <w:rFonts w:ascii="Times New Roman" w:eastAsia="Times New Roman" w:hAnsi="Times New Roman"/>
+          <w:i/>
+          <w:iCs/>
+          <w:sz w:val="24"/>
+          <w:szCs w:val="24"/>
+        </w:rPr>
+        <w:t>ventura</w:t>
+      </w:r>
+      <w:proofErr w:type="spellEnd"/>
+      <w:r>
+        <w:rPr>
+          <w:rFonts w:ascii="Times New Roman" w:eastAsia="Times New Roman" w:hAnsi="Times New Roman"/>
+          <w:i/>
+          <w:iCs/>
+          <w:sz w:val="24"/>
+          <w:szCs w:val="24"/>
+        </w:rPr>
+        <w:t xml:space="preserve"> | NT police, fire &amp; emergency services</w:t>
       </w:r>
       <w:r>
         <w:rPr>
@@ -15097,6 +15560,142 @@
         <w:tc>
           <w:tcPr>
             <w:tcW w:w="0" w:type="auto"/>
+          </w:tcPr>
+          <w:p>
+            <w:pPr>
+              <w:rPr>
+                <w:rFonts w:ascii="Times New Roman" w:eastAsia="Times New Roman" w:hAnsi="Times New Roman"/>
+                <w:sz w:val="24"/>
+                <w:szCs w:val="24"/>
+                <w:lang w:val="vi-VN" w:eastAsia="en-US"/>
+              </w:rPr>
+            </w:pPr>
+            <w:r>
+              <w:rPr>
+                <w:rFonts w:ascii="Times New Roman" w:eastAsia="Times New Roman" w:hAnsi="Times New Roman"/>
+                <w:sz w:val="24"/>
+                <w:szCs w:val="24"/>
+                <w:lang w:eastAsia="en-US"/>
+              </w:rPr>
+              <w:t>Modelling</w:t>
+            </w:r>
+            <w:r>
+              <w:rPr>
+                <w:rFonts w:ascii="Times New Roman" w:eastAsia="Times New Roman" w:hAnsi="Times New Roman"/>
+                <w:sz w:val="24"/>
+                <w:szCs w:val="24"/>
+                <w:lang w:val="vi-VN" w:eastAsia="en-US"/>
+              </w:rPr>
+              <w:t xml:space="preserve"> approach</w:t>
+            </w:r>
+          </w:p>
+        </w:tc>
+        <w:tc>
+          <w:tcPr>
+            <w:tcW w:w="2063" w:type="dxa"/>
+          </w:tcPr>
+          <w:p>
+            <w:pPr>
+              <w:rPr>
+                <w:rFonts w:ascii="Times New Roman" w:eastAsia="Times New Roman" w:hAnsi="Times New Roman"/>
+                <w:sz w:val="24"/>
+                <w:szCs w:val="24"/>
+                <w:lang w:val="vi-VN" w:eastAsia="en-US"/>
+              </w:rPr>
+            </w:pPr>
+            <w:r>
+              <w:rPr>
+                <w:rFonts w:ascii="Times New Roman" w:eastAsia="Times New Roman" w:hAnsi="Times New Roman"/>
+                <w:sz w:val="24"/>
+                <w:szCs w:val="24"/>
+                <w:lang w:eastAsia="en-US"/>
+              </w:rPr>
+              <w:t>Ridge</w:t>
+            </w:r>
+            <w:r>
+              <w:rPr>
+                <w:rFonts w:ascii="Times New Roman" w:eastAsia="Times New Roman" w:hAnsi="Times New Roman"/>
+                <w:sz w:val="24"/>
+                <w:szCs w:val="24"/>
+                <w:lang w:val="vi-VN" w:eastAsia="en-US"/>
+              </w:rPr>
+              <w:t xml:space="preserve"> and Laso only</w:t>
+            </w:r>
+          </w:p>
+        </w:tc>
+        <w:tc>
+          <w:tcPr>
+            <w:tcW w:w="2547" w:type="dxa"/>
+          </w:tcPr>
+          <w:p>
+            <w:pPr>
+              <w:jc w:val="both"/>
+              <w:rPr>
+                <w:rFonts w:ascii="Times New Roman" w:eastAsia="Times New Roman" w:hAnsi="Times New Roman"/>
+                <w:sz w:val="24"/>
+                <w:szCs w:val="24"/>
+                <w:lang w:val="vi-VN" w:eastAsia="en-US"/>
+              </w:rPr>
+            </w:pPr>
+            <w:r>
+              <w:rPr>
+                <w:rFonts w:ascii="Times New Roman" w:eastAsia="Times New Roman" w:hAnsi="Times New Roman"/>
+                <w:sz w:val="24"/>
+                <w:szCs w:val="24"/>
+                <w:lang w:eastAsia="en-US"/>
+              </w:rPr>
+              <w:t>Added</w:t>
+            </w:r>
+            <w:r>
+              <w:rPr>
+                <w:rFonts w:ascii="Times New Roman" w:eastAsia="Times New Roman" w:hAnsi="Times New Roman"/>
+                <w:sz w:val="24"/>
+                <w:szCs w:val="24"/>
+                <w:lang w:val="vi-VN" w:eastAsia="en-US"/>
+              </w:rPr>
+              <w:t xml:space="preserve"> XGBoost</w:t>
+            </w:r>
+          </w:p>
+        </w:tc>
+        <w:tc>
+          <w:tcPr>
+            <w:tcW w:w="2925" w:type="dxa"/>
+          </w:tcPr>
+          <w:p>
+            <w:pPr>
+              <w:jc w:val="both"/>
+              <w:rPr>
+                <w:rFonts w:ascii="Times New Roman" w:eastAsia="Times New Roman" w:hAnsi="Times New Roman"/>
+                <w:sz w:val="24"/>
+                <w:szCs w:val="24"/>
+                <w:lang w:val="vi-VN" w:eastAsia="en-US"/>
+              </w:rPr>
+            </w:pPr>
+            <w:r>
+              <w:rPr>
+                <w:rFonts w:ascii="Times New Roman" w:eastAsia="Times New Roman" w:hAnsi="Times New Roman"/>
+                <w:sz w:val="24"/>
+                <w:szCs w:val="24"/>
+                <w:lang w:eastAsia="en-US"/>
+              </w:rPr>
+              <w:t>Captures</w:t>
+            </w:r>
+            <w:r>
+              <w:rPr>
+                <w:rFonts w:ascii="Times New Roman" w:eastAsia="Times New Roman" w:hAnsi="Times New Roman"/>
+                <w:sz w:val="24"/>
+                <w:szCs w:val="24"/>
+                <w:lang w:val="vi-VN" w:eastAsia="en-US"/>
+              </w:rPr>
+              <w:t xml:space="preserve"> potential non-linear patterns in lag features</w:t>
+            </w:r>
+          </w:p>
+        </w:tc>
+      </w:tr>
+      <w:tr>
+        <w:tc>
+          <w:tcPr>
+            <w:tcW w:w="0" w:type="auto"/>
             <w:hideMark/>
           </w:tcPr>
           <w:p>
@@ -15115,7 +15714,7 @@
                 <w:szCs w:val="24"/>
                 <w:lang w:eastAsia="en-US"/>
               </w:rPr>
-              <w:t>Architecture diagram</w:t>
+              <w:t>Modelling validation</w:t>
             </w:r>
           </w:p>
         </w:tc>
@@ -15130,17 +15729,35 @@
                 <w:rFonts w:ascii="Times New Roman" w:eastAsia="Times New Roman" w:hAnsi="Times New Roman"/>
                 <w:sz w:val="24"/>
                 <w:szCs w:val="24"/>
+                <w:lang w:val="vi-VN" w:eastAsia="en-US"/>
+              </w:rPr>
+            </w:pPr>
+            <w:r>
+              <w:rPr>
+                <w:rFonts w:ascii="Times New Roman" w:eastAsia="Times New Roman" w:hAnsi="Times New Roman"/>
+                <w:sz w:val="24"/>
+                <w:szCs w:val="24"/>
                 <w:lang w:eastAsia="en-US"/>
               </w:rPr>
-            </w:pPr>
-            <w:r>
-              <w:rPr>
-                <w:rFonts w:ascii="Times New Roman" w:eastAsia="Times New Roman" w:hAnsi="Times New Roman"/>
-                <w:sz w:val="24"/>
-                <w:szCs w:val="24"/>
-                <w:lang w:eastAsia="en-US"/>
-              </w:rPr>
-              <w:t>Athena mapped to cleaning stage</w:t>
+              <w:t>Single train/test split comparison</w:t>
+            </w:r>
+            <w:r>
+              <w:rPr>
+                <w:rFonts w:ascii="Times New Roman" w:eastAsia="Times New Roman" w:hAnsi="Times New Roman"/>
+                <w:sz w:val="24"/>
+                <w:szCs w:val="24"/>
+                <w:lang w:val="vi-VN" w:eastAsia="en-US"/>
+              </w:rPr>
+              <w:t>.</w:t>
+            </w:r>
+            <w:r>
+              <w:rPr>
+                <w:rFonts w:ascii="Times New Roman" w:eastAsia="Times New Roman" w:hAnsi="Times New Roman"/>
+                <w:sz w:val="24"/>
+                <w:szCs w:val="24"/>
+                <w:lang w:val="vi-VN" w:eastAsia="en-US"/>
+              </w:rPr>
+              <w:br/>
             </w:r>
           </w:p>
         </w:tc>
@@ -15166,266 +15783,19 @@
                 <w:szCs w:val="24"/>
                 <w:lang w:eastAsia="en-US"/>
               </w:rPr>
-              <w:t>Corrected to AWS Glue ETL</w:t>
-            </w:r>
-          </w:p>
-        </w:tc>
-        <w:tc>
-          <w:tcPr>
-            <w:tcW w:w="2925" w:type="dxa"/>
-            <w:hideMark/>
-          </w:tcPr>
-          <w:p>
-            <w:pPr>
-              <w:jc w:val="both"/>
+              <w:t xml:space="preserve">Added evaluation.py: naive baselines, leakage-free CV, rolling-origin </w:t>
+            </w:r>
+            <w:proofErr w:type="spellStart"/>
+            <w:r>
               <w:rPr>
                 <w:rFonts w:ascii="Times New Roman" w:eastAsia="Times New Roman" w:hAnsi="Times New Roman"/>
                 <w:sz w:val="24"/>
                 <w:szCs w:val="24"/>
                 <w:lang w:eastAsia="en-US"/>
               </w:rPr>
-            </w:pPr>
-            <w:r>
-              <w:rPr>
-                <w:rFonts w:ascii="Times New Roman" w:eastAsia="Times New Roman" w:hAnsi="Times New Roman"/>
-                <w:sz w:val="24"/>
-                <w:szCs w:val="24"/>
-                <w:lang w:eastAsia="en-US"/>
-              </w:rPr>
-              <w:t>Athena is a query/catalog tool, not an ETL engine</w:t>
-            </w:r>
-          </w:p>
-        </w:tc>
-      </w:tr>
-      <w:tr>
-        <w:tc>
-          <w:tcPr>
-            <w:tcW w:w="0" w:type="auto"/>
-          </w:tcPr>
-          <w:p>
-            <w:pPr>
-              <w:rPr>
-                <w:rFonts w:ascii="Times New Roman" w:eastAsia="Times New Roman" w:hAnsi="Times New Roman"/>
-                <w:sz w:val="24"/>
-                <w:szCs w:val="24"/>
-                <w:lang w:val="vi-VN" w:eastAsia="en-US"/>
-              </w:rPr>
-            </w:pPr>
-            <w:r>
-              <w:rPr>
-                <w:rFonts w:ascii="Times New Roman" w:eastAsia="Times New Roman" w:hAnsi="Times New Roman"/>
-                <w:sz w:val="24"/>
-                <w:szCs w:val="24"/>
-                <w:lang w:eastAsia="en-US"/>
-              </w:rPr>
-              <w:t>Modelling</w:t>
-            </w:r>
-            <w:r>
-              <w:rPr>
-                <w:rFonts w:ascii="Times New Roman" w:eastAsia="Times New Roman" w:hAnsi="Times New Roman"/>
-                <w:sz w:val="24"/>
-                <w:szCs w:val="24"/>
-                <w:lang w:val="vi-VN" w:eastAsia="en-US"/>
-              </w:rPr>
-              <w:t xml:space="preserve"> approach</w:t>
-            </w:r>
-          </w:p>
-        </w:tc>
-        <w:tc>
-          <w:tcPr>
-            <w:tcW w:w="2063" w:type="dxa"/>
-          </w:tcPr>
-          <w:p>
-            <w:pPr>
-              <w:rPr>
-                <w:rFonts w:ascii="Times New Roman" w:eastAsia="Times New Roman" w:hAnsi="Times New Roman"/>
-                <w:sz w:val="24"/>
-                <w:szCs w:val="24"/>
-                <w:lang w:val="vi-VN" w:eastAsia="en-US"/>
-              </w:rPr>
-            </w:pPr>
-            <w:r>
-              <w:rPr>
-                <w:rFonts w:ascii="Times New Roman" w:eastAsia="Times New Roman" w:hAnsi="Times New Roman"/>
-                <w:sz w:val="24"/>
-                <w:szCs w:val="24"/>
-                <w:lang w:eastAsia="en-US"/>
-              </w:rPr>
-              <w:t>Ridge</w:t>
-            </w:r>
-            <w:r>
-              <w:rPr>
-                <w:rFonts w:ascii="Times New Roman" w:eastAsia="Times New Roman" w:hAnsi="Times New Roman"/>
-                <w:sz w:val="24"/>
-                <w:szCs w:val="24"/>
-                <w:lang w:val="vi-VN" w:eastAsia="en-US"/>
-              </w:rPr>
-              <w:t xml:space="preserve"> and Laso only</w:t>
-            </w:r>
-          </w:p>
-        </w:tc>
-        <w:tc>
-          <w:tcPr>
-            <w:tcW w:w="2547" w:type="dxa"/>
-          </w:tcPr>
-          <w:p>
-            <w:pPr>
-              <w:jc w:val="both"/>
-              <w:rPr>
-                <w:rFonts w:ascii="Times New Roman" w:eastAsia="Times New Roman" w:hAnsi="Times New Roman"/>
-                <w:sz w:val="24"/>
-                <w:szCs w:val="24"/>
-                <w:lang w:val="vi-VN" w:eastAsia="en-US"/>
-              </w:rPr>
-            </w:pPr>
-            <w:r>
-              <w:rPr>
-                <w:rFonts w:ascii="Times New Roman" w:eastAsia="Times New Roman" w:hAnsi="Times New Roman"/>
-                <w:sz w:val="24"/>
-                <w:szCs w:val="24"/>
-                <w:lang w:eastAsia="en-US"/>
-              </w:rPr>
-              <w:t>Added</w:t>
-            </w:r>
-            <w:r>
-              <w:rPr>
-                <w:rFonts w:ascii="Times New Roman" w:eastAsia="Times New Roman" w:hAnsi="Times New Roman"/>
-                <w:sz w:val="24"/>
-                <w:szCs w:val="24"/>
-                <w:lang w:val="vi-VN" w:eastAsia="en-US"/>
-              </w:rPr>
-              <w:t xml:space="preserve"> XGBoost</w:t>
-            </w:r>
-          </w:p>
-        </w:tc>
-        <w:tc>
-          <w:tcPr>
-            <w:tcW w:w="2925" w:type="dxa"/>
-          </w:tcPr>
-          <w:p>
-            <w:pPr>
-              <w:jc w:val="both"/>
-              <w:rPr>
-                <w:rFonts w:ascii="Times New Roman" w:eastAsia="Times New Roman" w:hAnsi="Times New Roman"/>
-                <w:sz w:val="24"/>
-                <w:szCs w:val="24"/>
-                <w:lang w:val="vi-VN" w:eastAsia="en-US"/>
-              </w:rPr>
-            </w:pPr>
-            <w:r>
-              <w:rPr>
-                <w:rFonts w:ascii="Times New Roman" w:eastAsia="Times New Roman" w:hAnsi="Times New Roman"/>
-                <w:sz w:val="24"/>
-                <w:szCs w:val="24"/>
-                <w:lang w:eastAsia="en-US"/>
-              </w:rPr>
-              <w:t>Captures</w:t>
-            </w:r>
-            <w:r>
-              <w:rPr>
-                <w:rFonts w:ascii="Times New Roman" w:eastAsia="Times New Roman" w:hAnsi="Times New Roman"/>
-                <w:sz w:val="24"/>
-                <w:szCs w:val="24"/>
-                <w:lang w:val="vi-VN" w:eastAsia="en-US"/>
-              </w:rPr>
-              <w:t xml:space="preserve"> potential non-linear patterns in lag features</w:t>
-            </w:r>
-          </w:p>
-        </w:tc>
-      </w:tr>
-      <w:tr>
-        <w:tc>
-          <w:tcPr>
-            <w:tcW w:w="0" w:type="auto"/>
-            <w:hideMark/>
-          </w:tcPr>
-          <w:p>
-            <w:pPr>
-              <w:rPr>
-                <w:rFonts w:ascii="Times New Roman" w:eastAsia="Times New Roman" w:hAnsi="Times New Roman"/>
-                <w:sz w:val="24"/>
-                <w:szCs w:val="24"/>
-                <w:lang w:eastAsia="en-US"/>
-              </w:rPr>
-            </w:pPr>
-            <w:r>
-              <w:rPr>
-                <w:rFonts w:ascii="Times New Roman" w:eastAsia="Times New Roman" w:hAnsi="Times New Roman"/>
-                <w:sz w:val="24"/>
-                <w:szCs w:val="24"/>
-                <w:lang w:eastAsia="en-US"/>
-              </w:rPr>
-              <w:t>Modelling validation</w:t>
-            </w:r>
-          </w:p>
-        </w:tc>
-        <w:tc>
-          <w:tcPr>
-            <w:tcW w:w="2063" w:type="dxa"/>
-            <w:hideMark/>
-          </w:tcPr>
-          <w:p>
-            <w:pPr>
-              <w:rPr>
-                <w:rFonts w:ascii="Times New Roman" w:eastAsia="Times New Roman" w:hAnsi="Times New Roman"/>
-                <w:sz w:val="24"/>
-                <w:szCs w:val="24"/>
-                <w:lang w:val="vi-VN" w:eastAsia="en-US"/>
-              </w:rPr>
-            </w:pPr>
-            <w:r>
-              <w:rPr>
-                <w:rFonts w:ascii="Times New Roman" w:eastAsia="Times New Roman" w:hAnsi="Times New Roman"/>
-                <w:sz w:val="24"/>
-                <w:szCs w:val="24"/>
-                <w:lang w:eastAsia="en-US"/>
-              </w:rPr>
-              <w:t>Single train/test split comparison</w:t>
-            </w:r>
-            <w:r>
-              <w:rPr>
-                <w:rFonts w:ascii="Times New Roman" w:eastAsia="Times New Roman" w:hAnsi="Times New Roman"/>
-                <w:sz w:val="24"/>
-                <w:szCs w:val="24"/>
-                <w:lang w:val="vi-VN" w:eastAsia="en-US"/>
-              </w:rPr>
-              <w:t>.</w:t>
-            </w:r>
-            <w:r>
-              <w:rPr>
-                <w:rFonts w:ascii="Times New Roman" w:eastAsia="Times New Roman" w:hAnsi="Times New Roman"/>
-                <w:sz w:val="24"/>
-                <w:szCs w:val="24"/>
-                <w:lang w:val="vi-VN" w:eastAsia="en-US"/>
-              </w:rPr>
-              <w:br/>
-            </w:r>
-          </w:p>
-        </w:tc>
-        <w:tc>
-          <w:tcPr>
-            <w:tcW w:w="2547" w:type="dxa"/>
-            <w:hideMark/>
-          </w:tcPr>
-          <w:p>
-            <w:pPr>
-              <w:jc w:val="both"/>
-              <w:rPr>
-                <w:rFonts w:ascii="Times New Roman" w:eastAsia="Times New Roman" w:hAnsi="Times New Roman"/>
-                <w:sz w:val="24"/>
-                <w:szCs w:val="24"/>
-                <w:lang w:eastAsia="en-US"/>
-              </w:rPr>
-            </w:pPr>
-            <w:r>
-              <w:rPr>
-                <w:rFonts w:ascii="Times New Roman" w:eastAsia="Times New Roman" w:hAnsi="Times New Roman"/>
-                <w:sz w:val="24"/>
-                <w:szCs w:val="24"/>
-                <w:lang w:eastAsia="en-US"/>
-              </w:rPr>
-              <w:t>Added evaluation.py: naive baselines, leakage-free CV, rolling-origin backtest</w:t>
-            </w:r>
+              <w:t>backtest</w:t>
+            </w:r>
+            <w:proofErr w:type="spellEnd"/>
           </w:p>
         </w:tc>
         <w:tc>
@@ -15990,7 +16360,43 @@
                 <w:sz w:val="24"/>
                 <w:szCs w:val="24"/>
               </w:rPr>
-              <w:t>defined the forecast task specification, validation design and leakage controls; built evaluation.py adding naive baselines, rolling-origin backtesting at four horizons and empirical prediction intervals; specified drift thresholds and retraining rules.</w:t>
+              <w:t xml:space="preserve">defined the forecast task specification, validation design and leakage controls; built evaluation.py adding naive baselines, </w:t>
+            </w:r>
+            <w:proofErr w:type="gramStart"/>
+            <w:r>
+              <w:rPr>
+                <w:rFonts w:ascii="Times New Roman" w:eastAsiaTheme="minorEastAsia" w:hAnsi="Times New Roman"/>
+                <w:sz w:val="24"/>
+                <w:szCs w:val="24"/>
+              </w:rPr>
+              <w:t>rolling-origin</w:t>
+            </w:r>
+            <w:proofErr w:type="gramEnd"/>
+            <w:r>
+              <w:rPr>
+                <w:rFonts w:ascii="Times New Roman" w:eastAsiaTheme="minorEastAsia" w:hAnsi="Times New Roman"/>
+                <w:sz w:val="24"/>
+                <w:szCs w:val="24"/>
+              </w:rPr>
+              <w:t xml:space="preserve"> </w:t>
+            </w:r>
+            <w:proofErr w:type="spellStart"/>
+            <w:r>
+              <w:rPr>
+                <w:rFonts w:ascii="Times New Roman" w:eastAsiaTheme="minorEastAsia" w:hAnsi="Times New Roman"/>
+                <w:sz w:val="24"/>
+                <w:szCs w:val="24"/>
+              </w:rPr>
+              <w:t>backtesting</w:t>
+            </w:r>
+            <w:proofErr w:type="spellEnd"/>
+            <w:r>
+              <w:rPr>
+                <w:rFonts w:ascii="Times New Roman" w:eastAsiaTheme="minorEastAsia" w:hAnsi="Times New Roman"/>
+                <w:sz w:val="24"/>
+                <w:szCs w:val="24"/>
+              </w:rPr>
+              <w:t xml:space="preserve"> at four horizons and empirical prediction intervals; specified drift thresholds and retraining rules.</w:t>
             </w:r>
           </w:p>
         </w:tc>
@@ -16043,7 +16449,25 @@
                 <w:sz w:val="24"/>
                 <w:szCs w:val="24"/>
               </w:rPr>
-              <w:t>Review the pipeline, making suggestions (feature engineering) and implement changes when necessary. Added XGBoost model to capture non-linear patterns.</w:t>
+              <w:t xml:space="preserve">Review the pipeline, making suggestions (feature engineering) and implement changes when necessary. Added </w:t>
+            </w:r>
+            <w:proofErr w:type="spellStart"/>
+            <w:r>
+              <w:rPr>
+                <w:rFonts w:ascii="Times New Roman" w:eastAsiaTheme="minorEastAsia" w:hAnsi="Times New Roman"/>
+                <w:sz w:val="24"/>
+                <w:szCs w:val="24"/>
+              </w:rPr>
+              <w:t>XGBoost</w:t>
+            </w:r>
+            <w:proofErr w:type="spellEnd"/>
+            <w:r>
+              <w:rPr>
+                <w:rFonts w:ascii="Times New Roman" w:eastAsiaTheme="minorEastAsia" w:hAnsi="Times New Roman"/>
+                <w:sz w:val="24"/>
+                <w:szCs w:val="24"/>
+              </w:rPr>
+              <w:t xml:space="preserve"> model to capture non-linear patterns.</w:t>
             </w:r>
           </w:p>
         </w:tc>
@@ -16380,7 +16804,27 @@
           <w:szCs w:val="24"/>
           <w:lang w:eastAsia="en-US"/>
         </w:rPr>
-        <w:t>Acquisition and processing are both handled by End to End pipeline.py. The two stages were originally developed as separate scripts (ingest.py and data_processing.py) but have since been merged into a single pipeline file for easier maintenance and a single point of execution; the ingest logic now runs as Stage 1 of that script:</w:t>
+        <w:t xml:space="preserve">Acquisition and processing are both handled by </w:t>
+      </w:r>
+      <w:proofErr w:type="gramStart"/>
+      <w:r>
+        <w:rPr>
+          <w:rFonts w:ascii="Times New Roman" w:eastAsia="Times New Roman" w:hAnsi="Times New Roman"/>
+          <w:sz w:val="24"/>
+          <w:szCs w:val="24"/>
+          <w:lang w:eastAsia="en-US"/>
+        </w:rPr>
+        <w:t>End to End</w:t>
+      </w:r>
+      <w:proofErr w:type="gramEnd"/>
+      <w:r>
+        <w:rPr>
+          <w:rFonts w:ascii="Times New Roman" w:eastAsia="Times New Roman" w:hAnsi="Times New Roman"/>
+          <w:sz w:val="24"/>
+          <w:szCs w:val="24"/>
+          <w:lang w:eastAsia="en-US"/>
+        </w:rPr>
+        <w:t xml:space="preserve"> pipeline.py. The two stages were originally developed as separate scripts (ingest.py and data_processing.py) but have since been merged into a single pipeline file for easier maintenance and a single point of execution; the ingest logic now runs as Stage 1 of that script:</w:t>
       </w:r>
     </w:p>
     <w:p>
@@ -16405,7 +16849,27 @@
           <w:szCs w:val="24"/>
           <w:lang w:eastAsia="en-US"/>
         </w:rPr>
-        <w:t>Fuzzy filename matching: handles naming differences between teammates' downloads (punctuation, Windows "(2)" duplicate suffixes).</w:t>
+        <w:t xml:space="preserve">Fuzzy filename </w:t>
+      </w:r>
+      <w:proofErr w:type="gramStart"/>
+      <w:r>
+        <w:rPr>
+          <w:rFonts w:ascii="Times New Roman" w:eastAsia="Times New Roman" w:hAnsi="Times New Roman"/>
+          <w:sz w:val="24"/>
+          <w:szCs w:val="24"/>
+          <w:lang w:eastAsia="en-US"/>
+        </w:rPr>
+        <w:t>matching:</w:t>
+      </w:r>
+      <w:proofErr w:type="gramEnd"/>
+      <w:r>
+        <w:rPr>
+          <w:rFonts w:ascii="Times New Roman" w:eastAsia="Times New Roman" w:hAnsi="Times New Roman"/>
+          <w:sz w:val="24"/>
+          <w:szCs w:val="24"/>
+          <w:lang w:eastAsia="en-US"/>
+        </w:rPr>
+        <w:t xml:space="preserve"> handles naming differences between teammates' downloads (punctuation, Windows "(2)" duplicate suffixes).</w:t>
       </w:r>
     </w:p>
     <w:p>
@@ -16430,7 +16894,47 @@
           <w:szCs w:val="24"/>
           <w:lang w:eastAsia="en-US"/>
         </w:rPr>
-        <w:t>Validation checks: empty dataframes, duplicated columns, fully-null columns flagged before proceeding.</w:t>
+        <w:t xml:space="preserve">Validation checks: empty </w:t>
+      </w:r>
+      <w:proofErr w:type="spellStart"/>
+      <w:r>
+        <w:rPr>
+          <w:rFonts w:ascii="Times New Roman" w:eastAsia="Times New Roman" w:hAnsi="Times New Roman"/>
+          <w:sz w:val="24"/>
+          <w:szCs w:val="24"/>
+          <w:lang w:eastAsia="en-US"/>
+        </w:rPr>
+        <w:t>dataframes</w:t>
+      </w:r>
+      <w:proofErr w:type="spellEnd"/>
+      <w:r>
+        <w:rPr>
+          <w:rFonts w:ascii="Times New Roman" w:eastAsia="Times New Roman" w:hAnsi="Times New Roman"/>
+          <w:sz w:val="24"/>
+          <w:szCs w:val="24"/>
+          <w:lang w:eastAsia="en-US"/>
+        </w:rPr>
+        <w:t xml:space="preserve">, duplicated columns, </w:t>
+      </w:r>
+      <w:proofErr w:type="gramStart"/>
+      <w:r>
+        <w:rPr>
+          <w:rFonts w:ascii="Times New Roman" w:eastAsia="Times New Roman" w:hAnsi="Times New Roman"/>
+          <w:sz w:val="24"/>
+          <w:szCs w:val="24"/>
+          <w:lang w:eastAsia="en-US"/>
+        </w:rPr>
+        <w:t>fully-null</w:t>
+      </w:r>
+      <w:proofErr w:type="gramEnd"/>
+      <w:r>
+        <w:rPr>
+          <w:rFonts w:ascii="Times New Roman" w:eastAsia="Times New Roman" w:hAnsi="Times New Roman"/>
+          <w:sz w:val="24"/>
+          <w:szCs w:val="24"/>
+          <w:lang w:eastAsia="en-US"/>
+        </w:rPr>
+        <w:t xml:space="preserve"> columns flagged before proceeding.</w:t>
       </w:r>
     </w:p>
     <w:p>
@@ -16455,7 +16959,29 @@
           <w:szCs w:val="24"/>
           <w:lang w:eastAsia="en-US"/>
         </w:rPr>
-        <w:t>Provenance tracking: each run writes to dataset/raw/ plus a manifest.json recording row/column counts and warnings.</w:t>
+        <w:t xml:space="preserve">Provenance tracking: each run writes to dataset/raw/ plus a </w:t>
+      </w:r>
+      <w:proofErr w:type="spellStart"/>
+      <w:proofErr w:type="gramStart"/>
+      <w:r>
+        <w:rPr>
+          <w:rFonts w:ascii="Times New Roman" w:eastAsia="Times New Roman" w:hAnsi="Times New Roman"/>
+          <w:sz w:val="24"/>
+          <w:szCs w:val="24"/>
+          <w:lang w:eastAsia="en-US"/>
+        </w:rPr>
+        <w:t>manifest.json</w:t>
+      </w:r>
+      <w:proofErr w:type="spellEnd"/>
+      <w:proofErr w:type="gramEnd"/>
+      <w:r>
+        <w:rPr>
+          <w:rFonts w:ascii="Times New Roman" w:eastAsia="Times New Roman" w:hAnsi="Times New Roman"/>
+          <w:sz w:val="24"/>
+          <w:szCs w:val="24"/>
+          <w:lang w:eastAsia="en-US"/>
+        </w:rPr>
+        <w:t xml:space="preserve"> recording row/column counts and warnings.</w:t>
       </w:r>
     </w:p>
     <w:p>
@@ -16521,7 +17047,47 @@
           <w:szCs w:val="24"/>
           <w:lang w:eastAsia="en-US"/>
         </w:rPr>
-        <w:t xml:space="preserve"> dataset/processed/, all produced by the corresponding stages within End to End pipeline.py. GitHub was chosen for version-controlled history and individually-attributable commits at no cost.</w:t>
+        <w:t xml:space="preserve"> dataset/processed/, all produced by the corresponding stages within </w:t>
+      </w:r>
+      <w:proofErr w:type="gramStart"/>
+      <w:r>
+        <w:rPr>
+          <w:rFonts w:ascii="Times New Roman" w:eastAsia="Times New Roman" w:hAnsi="Times New Roman"/>
+          <w:sz w:val="24"/>
+          <w:szCs w:val="24"/>
+          <w:lang w:eastAsia="en-US"/>
+        </w:rPr>
+        <w:t>End to End</w:t>
+      </w:r>
+      <w:proofErr w:type="gramEnd"/>
+      <w:r>
+        <w:rPr>
+          <w:rFonts w:ascii="Times New Roman" w:eastAsia="Times New Roman" w:hAnsi="Times New Roman"/>
+          <w:sz w:val="24"/>
+          <w:szCs w:val="24"/>
+          <w:lang w:eastAsia="en-US"/>
+        </w:rPr>
+        <w:t xml:space="preserve"> pipeline.py. GitHub was chosen for version-controlled history and </w:t>
+      </w:r>
+      <w:proofErr w:type="gramStart"/>
+      <w:r>
+        <w:rPr>
+          <w:rFonts w:ascii="Times New Roman" w:eastAsia="Times New Roman" w:hAnsi="Times New Roman"/>
+          <w:sz w:val="24"/>
+          <w:szCs w:val="24"/>
+          <w:lang w:eastAsia="en-US"/>
+        </w:rPr>
+        <w:t>individually-attributable</w:t>
+      </w:r>
+      <w:proofErr w:type="gramEnd"/>
+      <w:r>
+        <w:rPr>
+          <w:rFonts w:ascii="Times New Roman" w:eastAsia="Times New Roman" w:hAnsi="Times New Roman"/>
+          <w:sz w:val="24"/>
+          <w:szCs w:val="24"/>
+          <w:lang w:eastAsia="en-US"/>
+        </w:rPr>
+        <w:t xml:space="preserve"> commits at no cost.</w:t>
       </w:r>
     </w:p>
     <w:p>
@@ -16617,7 +17183,27 @@
           <w:szCs w:val="24"/>
           <w:lang w:eastAsia="en-US"/>
         </w:rPr>
-        <w:t>Timing risk: refactoring the already-tested Ingest, Processing, and Engineering stages mid-semester could destabilise working code during the weeks reserved for modelling and dashboard delivery.</w:t>
+        <w:t xml:space="preserve">Timing risk: refactoring the </w:t>
+      </w:r>
+      <w:proofErr w:type="gramStart"/>
+      <w:r>
+        <w:rPr>
+          <w:rFonts w:ascii="Times New Roman" w:eastAsia="Times New Roman" w:hAnsi="Times New Roman"/>
+          <w:sz w:val="24"/>
+          <w:szCs w:val="24"/>
+          <w:lang w:eastAsia="en-US"/>
+        </w:rPr>
+        <w:t>already-tested</w:t>
+      </w:r>
+      <w:proofErr w:type="gramEnd"/>
+      <w:r>
+        <w:rPr>
+          <w:rFonts w:ascii="Times New Roman" w:eastAsia="Times New Roman" w:hAnsi="Times New Roman"/>
+          <w:sz w:val="24"/>
+          <w:szCs w:val="24"/>
+          <w:lang w:eastAsia="en-US"/>
+        </w:rPr>
+        <w:t xml:space="preserve"> Ingest, Processing, and Engineering stages mid-semester could destabilise working code during the weeks reserved for modelling and dashboard delivery.</w:t>
       </w:r>
     </w:p>
     <w:p>
@@ -17197,6 +17783,7 @@
               </w:rPr>
               <w:sym w:font="Wingdings" w:char="F0E0"/>
             </w:r>
+            <w:proofErr w:type="spellStart"/>
             <w:r>
               <w:rPr>
                 <w:rFonts w:ascii="Times New Roman" w:eastAsia="Times New Roman" w:hAnsi="Times New Roman"/>
@@ -17205,7 +17792,18 @@
                 <w:szCs w:val="24"/>
                 <w:lang w:eastAsia="en-US"/>
               </w:rPr>
-              <w:t>SerPro recording change (Nov 2023), category-label mismatch between crime files, missing Nov 2023, alcohol data from 2023 only, mismatched region boundaries (7 police vs 6 NTG regions)</w:t>
+              <w:t>SerPro</w:t>
+            </w:r>
+            <w:proofErr w:type="spellEnd"/>
+            <w:r>
+              <w:rPr>
+                <w:rFonts w:ascii="Times New Roman" w:eastAsia="Times New Roman" w:hAnsi="Times New Roman"/>
+                <w:color w:val="000000"/>
+                <w:sz w:val="24"/>
+                <w:szCs w:val="24"/>
+                <w:lang w:eastAsia="en-US"/>
+              </w:rPr>
+              <w:t xml:space="preserve"> recording change (Nov 2023), category-label mismatch between crime files, missing Nov 2023, alcohol data from 2023 only, mismatched region boundaries (7 police vs 6 NTG regions)</w:t>
             </w:r>
           </w:p>
         </w:tc>
@@ -18415,7 +19013,25 @@
           <w:sz w:val="24"/>
           <w:szCs w:val="24"/>
         </w:rPr>
-        <w:t>. November 2023 is absent from both crime files. It is retained as NaN and never imputed.</w:t>
+        <w:t xml:space="preserve">. November 2023 is absent from both crime files. It is retained as </w:t>
+      </w:r>
+      <w:proofErr w:type="spellStart"/>
+      <w:r>
+        <w:rPr>
+          <w:rFonts w:ascii="Times New Roman" w:eastAsia="Times New Roman" w:hAnsi="Times New Roman"/>
+          <w:sz w:val="24"/>
+          <w:szCs w:val="24"/>
+        </w:rPr>
+        <w:t>NaN</w:t>
+      </w:r>
+      <w:proofErr w:type="spellEnd"/>
+      <w:r>
+        <w:rPr>
+          <w:rFonts w:ascii="Times New Roman" w:eastAsia="Times New Roman" w:hAnsi="Times New Roman"/>
+          <w:sz w:val="24"/>
+          <w:szCs w:val="24"/>
+        </w:rPr>
+        <w:t xml:space="preserve"> and never imputed.</w:t>
       </w:r>
     </w:p>
     <w:p>
@@ -19647,7 +20263,27 @@
           <w:szCs w:val="24"/>
           <w:lang w:val="en-AU"/>
         </w:rPr>
-        <w:t>PAC imputation (2023-2025 only). Years 2015-2022 remain NaN by design; backward extrapolation would introduce unsupported assumptions.</w:t>
+        <w:t xml:space="preserve">PAC imputation (2023-2025 only). Years 2015-2022 remain </w:t>
+      </w:r>
+      <w:proofErr w:type="spellStart"/>
+      <w:r>
+        <w:rPr>
+          <w:rFonts w:ascii="Times New Roman" w:eastAsia="Times New Roman" w:hAnsi="Times New Roman"/>
+          <w:sz w:val="24"/>
+          <w:szCs w:val="24"/>
+          <w:lang w:val="en-AU"/>
+        </w:rPr>
+        <w:t>NaN</w:t>
+      </w:r>
+      <w:proofErr w:type="spellEnd"/>
+      <w:r>
+        <w:rPr>
+          <w:rFonts w:ascii="Times New Roman" w:eastAsia="Times New Roman" w:hAnsi="Times New Roman"/>
+          <w:sz w:val="24"/>
+          <w:szCs w:val="24"/>
+          <w:lang w:val="en-AU"/>
+        </w:rPr>
+        <w:t xml:space="preserve"> by design; backward extrapolation would introduce unsupported assumptions.</w:t>
       </w:r>
     </w:p>
     <w:p>
@@ -19949,8 +20585,18 @@
                 <w:sz w:val="24"/>
                 <w:szCs w:val="24"/>
               </w:rPr>
-              <w:t>0 within 2023-2025 after imputation; 2015-2022 PAC NaN</w:t>
-            </w:r>
+              <w:t xml:space="preserve">0 within 2023-2025 after imputation; 2015-2022 PAC </w:t>
+            </w:r>
+            <w:proofErr w:type="spellStart"/>
+            <w:r>
+              <w:rPr>
+                <w:rFonts w:ascii="Times New Roman" w:eastAsia="Times New Roman" w:hAnsi="Times New Roman"/>
+                <w:sz w:val="24"/>
+                <w:szCs w:val="24"/>
+              </w:rPr>
+              <w:t>NaN</w:t>
+            </w:r>
+            <w:proofErr w:type="spellEnd"/>
           </w:p>
         </w:tc>
       </w:tr>
@@ -20262,13 +20908,41 @@
                 <w:szCs w:val="24"/>
               </w:rPr>
             </w:pPr>
-            <w:r>
-              <w:rPr>
-                <w:rFonts w:ascii="Times New Roman" w:eastAsia="Times New Roman" w:hAnsi="Times New Roman"/>
-                <w:sz w:val="24"/>
-                <w:szCs w:val="24"/>
-              </w:rPr>
-              <w:t>Assault_offences / Total_population x 100,000</w:t>
+            <w:proofErr w:type="spellStart"/>
+            <w:r>
+              <w:rPr>
+                <w:rFonts w:ascii="Times New Roman" w:eastAsia="Times New Roman" w:hAnsi="Times New Roman"/>
+                <w:sz w:val="24"/>
+                <w:szCs w:val="24"/>
+              </w:rPr>
+              <w:t>Assault_offences</w:t>
+            </w:r>
+            <w:proofErr w:type="spellEnd"/>
+            <w:r>
+              <w:rPr>
+                <w:rFonts w:ascii="Times New Roman" w:eastAsia="Times New Roman" w:hAnsi="Times New Roman"/>
+                <w:sz w:val="24"/>
+                <w:szCs w:val="24"/>
+              </w:rPr>
+              <w:t xml:space="preserve"> / </w:t>
+            </w:r>
+            <w:proofErr w:type="spellStart"/>
+            <w:r>
+              <w:rPr>
+                <w:rFonts w:ascii="Times New Roman" w:eastAsia="Times New Roman" w:hAnsi="Times New Roman"/>
+                <w:sz w:val="24"/>
+                <w:szCs w:val="24"/>
+              </w:rPr>
+              <w:t>Total_population</w:t>
+            </w:r>
+            <w:proofErr w:type="spellEnd"/>
+            <w:r>
+              <w:rPr>
+                <w:rFonts w:ascii="Times New Roman" w:eastAsia="Times New Roman" w:hAnsi="Times New Roman"/>
+                <w:sz w:val="24"/>
+                <w:szCs w:val="24"/>
+              </w:rPr>
+              <w:t xml:space="preserve"> x 100,000</w:t>
             </w:r>
           </w:p>
         </w:tc>
@@ -20339,6 +21013,7 @@
                 <w:szCs w:val="24"/>
               </w:rPr>
             </w:pPr>
+            <w:proofErr w:type="spellStart"/>
             <w:r>
               <w:rPr>
                 <w:rFonts w:ascii="Times New Roman" w:eastAsia="Times New Roman" w:hAnsi="Times New Roman"/>
@@ -20347,6 +21022,7 @@
               </w:rPr>
               <w:t>Alcohol_per_capita</w:t>
             </w:r>
+            <w:proofErr w:type="spellEnd"/>
           </w:p>
         </w:tc>
         <w:tc>
@@ -20363,14 +21039,34 @@
                 <w:szCs w:val="24"/>
               </w:rPr>
             </w:pPr>
-            <w:r>
-              <w:rPr>
-                <w:rFonts w:ascii="Times New Roman" w:eastAsia="Times New Roman" w:hAnsi="Times New Roman"/>
-                <w:sz w:val="24"/>
-                <w:szCs w:val="24"/>
-              </w:rPr>
-              <w:t>Total_PAC / Total_population</w:t>
-            </w:r>
+            <w:proofErr w:type="spellStart"/>
+            <w:r>
+              <w:rPr>
+                <w:rFonts w:ascii="Times New Roman" w:eastAsia="Times New Roman" w:hAnsi="Times New Roman"/>
+                <w:sz w:val="24"/>
+                <w:szCs w:val="24"/>
+              </w:rPr>
+              <w:t>Total_PAC</w:t>
+            </w:r>
+            <w:proofErr w:type="spellEnd"/>
+            <w:r>
+              <w:rPr>
+                <w:rFonts w:ascii="Times New Roman" w:eastAsia="Times New Roman" w:hAnsi="Times New Roman"/>
+                <w:sz w:val="24"/>
+                <w:szCs w:val="24"/>
+              </w:rPr>
+              <w:t xml:space="preserve"> / </w:t>
+            </w:r>
+            <w:proofErr w:type="spellStart"/>
+            <w:r>
+              <w:rPr>
+                <w:rFonts w:ascii="Times New Roman" w:eastAsia="Times New Roman" w:hAnsi="Times New Roman"/>
+                <w:sz w:val="24"/>
+                <w:szCs w:val="24"/>
+              </w:rPr>
+              <w:t>Total_population</w:t>
+            </w:r>
+            <w:proofErr w:type="spellEnd"/>
           </w:p>
         </w:tc>
         <w:tc>
@@ -20495,6 +21191,7 @@
           <w:lang w:val="en-AU"/>
         </w:rPr>
       </w:pPr>
+      <w:proofErr w:type="spellStart"/>
       <w:r>
         <w:rPr>
           <w:rStyle w:val="normaltextrun"/>
@@ -20502,7 +21199,17 @@
           <w:bCs/>
           <w:lang w:val="en-AU"/>
         </w:rPr>
-        <w:t>Log_assault_rate:</w:t>
+        <w:t>Log_assault_rate</w:t>
+      </w:r>
+      <w:proofErr w:type="spellEnd"/>
+      <w:r>
+        <w:rPr>
+          <w:rStyle w:val="normaltextrun"/>
+          <w:b/>
+          <w:bCs/>
+          <w:lang w:val="en-AU"/>
+        </w:rPr>
+        <w:t>:</w:t>
       </w:r>
     </w:p>
     <w:p>
@@ -20541,6 +21248,7 @@
           <w:lang w:val="en-AU"/>
         </w:rPr>
       </w:pPr>
+      <w:proofErr w:type="spellStart"/>
       <w:r>
         <w:rPr>
           <w:rStyle w:val="normaltextrun"/>
@@ -20548,7 +21256,37 @@
           <w:bCs/>
           <w:lang w:val="en-AU"/>
         </w:rPr>
-        <w:t>Sin_month and cos_month:</w:t>
+        <w:t>Sin_month</w:t>
+      </w:r>
+      <w:proofErr w:type="spellEnd"/>
+      <w:r>
+        <w:rPr>
+          <w:rStyle w:val="normaltextrun"/>
+          <w:b/>
+          <w:bCs/>
+          <w:lang w:val="en-AU"/>
+        </w:rPr>
+        <w:t> and </w:t>
+      </w:r>
+      <w:proofErr w:type="spellStart"/>
+      <w:r>
+        <w:rPr>
+          <w:rStyle w:val="normaltextrun"/>
+          <w:b/>
+          <w:bCs/>
+          <w:lang w:val="en-AU"/>
+        </w:rPr>
+        <w:t>cos_month</w:t>
+      </w:r>
+      <w:proofErr w:type="spellEnd"/>
+      <w:r>
+        <w:rPr>
+          <w:rStyle w:val="normaltextrun"/>
+          <w:b/>
+          <w:bCs/>
+          <w:lang w:val="en-AU"/>
+        </w:rPr>
+        <w:t>:</w:t>
       </w:r>
     </w:p>
     <w:p>
@@ -20638,6 +21376,7 @@
     <w:p>
       <w:pPr>
         <w:pStyle w:val="NormalWeb"/>
+        <w:spacing w:line="276" w:lineRule="auto"/>
         <w:jc w:val="both"/>
         <w:rPr>
           <w:lang w:val="en-AU"/>
@@ -20659,7 +21398,21 @@
         <w:rPr>
           <w:lang w:val="en-AU"/>
         </w:rPr>
-        <w:t xml:space="preserve"> computed separately per region (groupby("Region")) so a lag never crosses into another region's history. The three horizons capture distinct temporal patterns: </w:t>
+        <w:t xml:space="preserve"> computed separately per region (</w:t>
+      </w:r>
+      <w:proofErr w:type="spellStart"/>
+      <w:r>
+        <w:rPr>
+          <w:lang w:val="en-AU"/>
+        </w:rPr>
+        <w:t>groupby</w:t>
+      </w:r>
+      <w:proofErr w:type="spellEnd"/>
+      <w:r>
+        <w:rPr>
+          <w:lang w:val="en-AU"/>
+        </w:rPr>
+        <w:t xml:space="preserve">("Region")) so a lag never crosses into another region's history. The three horizons capture distinct temporal patterns: </w:t>
       </w:r>
       <w:r>
         <w:rPr>
@@ -22808,8 +23561,20 @@
                 <w:szCs w:val="24"/>
                 <w:lang w:eastAsia="en-US"/>
               </w:rPr>
-              <w:t>V3: + Crime ctx</w:t>
-            </w:r>
+              <w:t xml:space="preserve">V3: + Crime </w:t>
+            </w:r>
+            <w:proofErr w:type="spellStart"/>
+            <w:r>
+              <w:rPr>
+                <w:rFonts w:ascii="Times New Roman" w:eastAsia="Times New Roman" w:hAnsi="Times New Roman"/>
+                <w:color w:val="000000"/>
+                <w:sz w:val="24"/>
+                <w:szCs w:val="24"/>
+                <w:lang w:eastAsia="en-US"/>
+              </w:rPr>
+              <w:t>ctx</w:t>
+            </w:r>
+            <w:proofErr w:type="spellEnd"/>
           </w:p>
         </w:tc>
         <w:tc>
@@ -22843,8 +23608,42 @@
                 <w:szCs w:val="24"/>
                 <w:lang w:eastAsia="en-US"/>
               </w:rPr>
-              <w:t>V1 + Alcohol_offences, DV_offences</w:t>
-            </w:r>
+              <w:t xml:space="preserve">V1 + </w:t>
+            </w:r>
+            <w:proofErr w:type="spellStart"/>
+            <w:r>
+              <w:rPr>
+                <w:rFonts w:ascii="Times New Roman" w:eastAsia="Times New Roman" w:hAnsi="Times New Roman"/>
+                <w:color w:val="000000"/>
+                <w:sz w:val="24"/>
+                <w:szCs w:val="24"/>
+                <w:lang w:eastAsia="en-US"/>
+              </w:rPr>
+              <w:t>Alcohol_offences</w:t>
+            </w:r>
+            <w:proofErr w:type="spellEnd"/>
+            <w:r>
+              <w:rPr>
+                <w:rFonts w:ascii="Times New Roman" w:eastAsia="Times New Roman" w:hAnsi="Times New Roman"/>
+                <w:color w:val="000000"/>
+                <w:sz w:val="24"/>
+                <w:szCs w:val="24"/>
+                <w:lang w:eastAsia="en-US"/>
+              </w:rPr>
+              <w:t xml:space="preserve">, </w:t>
+            </w:r>
+            <w:proofErr w:type="spellStart"/>
+            <w:r>
+              <w:rPr>
+                <w:rFonts w:ascii="Times New Roman" w:eastAsia="Times New Roman" w:hAnsi="Times New Roman"/>
+                <w:color w:val="000000"/>
+                <w:sz w:val="24"/>
+                <w:szCs w:val="24"/>
+                <w:lang w:eastAsia="en-US"/>
+              </w:rPr>
+              <w:t>DV_offences</w:t>
+            </w:r>
+            <w:proofErr w:type="spellEnd"/>
           </w:p>
         </w:tc>
         <w:tc>
@@ -22995,7 +23794,51 @@
                 <w:szCs w:val="24"/>
                 <w:lang w:eastAsia="en-US"/>
               </w:rPr>
-              <w:t>V1 + Alcohol_offences, DV_offences + region dummies</w:t>
+              <w:t xml:space="preserve">V1 + </w:t>
+            </w:r>
+            <w:proofErr w:type="spellStart"/>
+            <w:r>
+              <w:rPr>
+                <w:rFonts w:ascii="Times New Roman" w:eastAsia="Times New Roman" w:hAnsi="Times New Roman"/>
+                <w:color w:val="000000"/>
+                <w:sz w:val="24"/>
+                <w:szCs w:val="24"/>
+                <w:lang w:eastAsia="en-US"/>
+              </w:rPr>
+              <w:t>Alcohol_offences</w:t>
+            </w:r>
+            <w:proofErr w:type="spellEnd"/>
+            <w:r>
+              <w:rPr>
+                <w:rFonts w:ascii="Times New Roman" w:eastAsia="Times New Roman" w:hAnsi="Times New Roman"/>
+                <w:color w:val="000000"/>
+                <w:sz w:val="24"/>
+                <w:szCs w:val="24"/>
+                <w:lang w:eastAsia="en-US"/>
+              </w:rPr>
+              <w:t xml:space="preserve">, </w:t>
+            </w:r>
+            <w:proofErr w:type="spellStart"/>
+            <w:r>
+              <w:rPr>
+                <w:rFonts w:ascii="Times New Roman" w:eastAsia="Times New Roman" w:hAnsi="Times New Roman"/>
+                <w:color w:val="000000"/>
+                <w:sz w:val="24"/>
+                <w:szCs w:val="24"/>
+                <w:lang w:eastAsia="en-US"/>
+              </w:rPr>
+              <w:t>DV_offences</w:t>
+            </w:r>
+            <w:proofErr w:type="spellEnd"/>
+            <w:r>
+              <w:rPr>
+                <w:rFonts w:ascii="Times New Roman" w:eastAsia="Times New Roman" w:hAnsi="Times New Roman"/>
+                <w:color w:val="000000"/>
+                <w:sz w:val="24"/>
+                <w:szCs w:val="24"/>
+                <w:lang w:eastAsia="en-US"/>
+              </w:rPr>
+              <w:t xml:space="preserve"> + region dummies</w:t>
             </w:r>
           </w:p>
         </w:tc>
@@ -23343,7 +24186,23 @@
           <w:rStyle w:val="normaltextrun"/>
           <w:lang w:val="en-AU"/>
         </w:rPr>
-        <w:t>With an aim to maximise the model performance, a multicollinearity check was carried out by calculating the Variance Inflation Factor (VIF) of each feature and removing the ones with VIF &gt; 30. High multicollinear features are known to have a negative effect on the regression model by hampering the interpretability of model predictors and resulting in highly volatile coefficient estimates (Dertli et al., 2024).</w:t>
+        <w:t>With an aim to maximise the model performance, a multicollinearity check was carried out by calculating the Variance Inflation Factor (VIF) of each feature and removing the ones with VIF &gt; 30. High multicollinear features are known to have a negative effect on the regression model by hampering the interpretability of model predictors and resulting in highly volatile coefficient estimates (</w:t>
+      </w:r>
+      <w:proofErr w:type="spellStart"/>
+      <w:r>
+        <w:rPr>
+          <w:rStyle w:val="normaltextrun"/>
+          <w:lang w:val="en-AU"/>
+        </w:rPr>
+        <w:t>Dertli</w:t>
+      </w:r>
+      <w:proofErr w:type="spellEnd"/>
+      <w:r>
+        <w:rPr>
+          <w:rStyle w:val="normaltextrun"/>
+          <w:lang w:val="en-AU"/>
+        </w:rPr>
+        <w:t> et al., 2024).</w:t>
       </w:r>
     </w:p>
     <w:p>
@@ -23603,6 +24462,7 @@
                 <w:lang w:eastAsia="en-US"/>
               </w:rPr>
             </w:pPr>
+            <w:proofErr w:type="gramStart"/>
             <w:r>
               <w:rPr>
                 <w:rFonts w:ascii="Times New Roman" w:eastAsia="Times New Roman" w:hAnsi="Times New Roman"/>
@@ -23613,7 +24473,20 @@
                 <w:szCs w:val="24"/>
                 <w:lang w:eastAsia="en-US"/>
               </w:rPr>
-              <w:t>RMSE(log)</w:t>
+              <w:t>RMSE(</w:t>
+            </w:r>
+            <w:proofErr w:type="gramEnd"/>
+            <w:r>
+              <w:rPr>
+                <w:rFonts w:ascii="Times New Roman" w:eastAsia="Times New Roman" w:hAnsi="Times New Roman"/>
+                <w:b/>
+                <w:bCs/>
+                <w:color w:val="000000"/>
+                <w:sz w:val="24"/>
+                <w:szCs w:val="24"/>
+                <w:lang w:eastAsia="en-US"/>
+              </w:rPr>
+              <w:t>log)</w:t>
             </w:r>
           </w:p>
         </w:tc>
@@ -23642,6 +24515,7 @@
                 <w:lang w:eastAsia="en-US"/>
               </w:rPr>
             </w:pPr>
+            <w:proofErr w:type="gramStart"/>
             <w:r>
               <w:rPr>
                 <w:rFonts w:ascii="Times New Roman" w:eastAsia="Times New Roman" w:hAnsi="Times New Roman"/>
@@ -23652,7 +24526,20 @@
                 <w:szCs w:val="24"/>
                 <w:lang w:eastAsia="en-US"/>
               </w:rPr>
-              <w:t>MAE(log)</w:t>
+              <w:t>MAE(</w:t>
+            </w:r>
+            <w:proofErr w:type="gramEnd"/>
+            <w:r>
+              <w:rPr>
+                <w:rFonts w:ascii="Times New Roman" w:eastAsia="Times New Roman" w:hAnsi="Times New Roman"/>
+                <w:b/>
+                <w:bCs/>
+                <w:color w:val="000000"/>
+                <w:sz w:val="24"/>
+                <w:szCs w:val="24"/>
+                <w:lang w:eastAsia="en-US"/>
+              </w:rPr>
+              <w:t>log)</w:t>
             </w:r>
           </w:p>
         </w:tc>
@@ -24308,6 +25195,7 @@
                 <w:lang w:eastAsia="en-US"/>
               </w:rPr>
             </w:pPr>
+            <w:proofErr w:type="spellStart"/>
             <w:r>
               <w:rPr>
                 <w:rFonts w:ascii="Times New Roman" w:eastAsia="Times New Roman" w:hAnsi="Times New Roman"/>
@@ -24320,6 +25208,7 @@
               </w:rPr>
               <w:t>XGBoost</w:t>
             </w:r>
+            <w:proofErr w:type="spellEnd"/>
           </w:p>
         </w:tc>
         <w:tc>
@@ -24504,13 +25393,23 @@
           <w:szCs w:val="24"/>
         </w:rPr>
       </w:pPr>
-      <w:r>
-        <w:rPr>
-          <w:rFonts w:ascii="Times New Roman" w:eastAsia="Times New Roman" w:hAnsi="Times New Roman"/>
-          <w:sz w:val="24"/>
-          <w:szCs w:val="24"/>
-        </w:rPr>
-        <w:t xml:space="preserve">XGBoost performed best across every metric (RMSE 0.1429 log / 78.9 per 100k, lowest MAE and CV RMSE), indicating the predictors </w:t>
+      <w:proofErr w:type="spellStart"/>
+      <w:r>
+        <w:rPr>
+          <w:rFonts w:ascii="Times New Roman" w:eastAsia="Times New Roman" w:hAnsi="Times New Roman"/>
+          <w:sz w:val="24"/>
+          <w:szCs w:val="24"/>
+        </w:rPr>
+        <w:t>XGBoost</w:t>
+      </w:r>
+      <w:proofErr w:type="spellEnd"/>
+      <w:r>
+        <w:rPr>
+          <w:rFonts w:ascii="Times New Roman" w:eastAsia="Times New Roman" w:hAnsi="Times New Roman"/>
+          <w:sz w:val="24"/>
+          <w:szCs w:val="24"/>
+        </w:rPr>
+        <w:t xml:space="preserve"> performed best across every metric (RMSE 0.1429 log / 78.9 per 100k, lowest MAE and CV RMSE), indicating the predictors </w:t>
       </w:r>
       <w:r>
         <w:rPr>
@@ -24676,7 +25575,27 @@
           <w:sz w:val="24"/>
           <w:szCs w:val="24"/>
         </w:rPr>
-        <w:t>: Per-region prediction accuracy (XGBoost, test 2023</w:t>
+        <w:t>: Per-region prediction accuracy (</w:t>
+      </w:r>
+      <w:proofErr w:type="spellStart"/>
+      <w:r>
+        <w:rPr>
+          <w:rFonts w:ascii="Times New Roman" w:hAnsi="Times New Roman"/>
+          <w:color w:val="auto"/>
+          <w:sz w:val="24"/>
+          <w:szCs w:val="24"/>
+        </w:rPr>
+        <w:t>XGBoost</w:t>
+      </w:r>
+      <w:proofErr w:type="spellEnd"/>
+      <w:r>
+        <w:rPr>
+          <w:rFonts w:ascii="Times New Roman" w:hAnsi="Times New Roman"/>
+          <w:color w:val="auto"/>
+          <w:sz w:val="24"/>
+          <w:szCs w:val="24"/>
+        </w:rPr>
+        <w:t>, test 2023</w:t>
       </w:r>
       <w:r>
         <w:rPr>
@@ -26027,7 +26946,25 @@
           <w:sz w:val="24"/>
           <w:szCs w:val="24"/>
         </w:rPr>
-        <w:t xml:space="preserve">As a secondary specification, Model B adds alcohol_per_capita (Section 3.2), trained on a much shorter window (2023–2024, test 2025 </w:t>
+        <w:t xml:space="preserve">As a secondary specification, Model B adds </w:t>
+      </w:r>
+      <w:proofErr w:type="spellStart"/>
+      <w:r>
+        <w:rPr>
+          <w:rFonts w:ascii="Times New Roman" w:eastAsia="Times New Roman" w:hAnsi="Times New Roman"/>
+          <w:sz w:val="24"/>
+          <w:szCs w:val="24"/>
+        </w:rPr>
+        <w:t>alcohol_per_capita</w:t>
+      </w:r>
+      <w:proofErr w:type="spellEnd"/>
+      <w:r>
+        <w:rPr>
+          <w:rFonts w:ascii="Times New Roman" w:eastAsia="Times New Roman" w:hAnsi="Times New Roman"/>
+          <w:sz w:val="24"/>
+          <w:szCs w:val="24"/>
+        </w:rPr>
+        <w:t xml:space="preserve"> (Section 3.2), trained on a much shorter window (2023–2024, test 2025 </w:t>
       </w:r>
       <w:r>
         <w:rPr>
@@ -26064,7 +27001,16 @@
           <w:szCs w:val="24"/>
         </w:rPr>
         <w:lastRenderedPageBreak/>
-        <w:t>Results are not directly comparable to Model A</w:t>
+        <w:t xml:space="preserve">Results are not directly comparable to Model </w:t>
+      </w:r>
+      <w:proofErr w:type="gramStart"/>
+      <w:r>
+        <w:rPr>
+          <w:rFonts w:ascii="Times New Roman" w:eastAsia="Times New Roman" w:hAnsi="Times New Roman"/>
+          <w:sz w:val="24"/>
+          <w:szCs w:val="24"/>
+        </w:rPr>
+        <w:t>A</w:t>
       </w:r>
       <w:r>
         <w:rPr>
@@ -26075,6 +27021,7 @@
         </w:rPr>
         <w:t>,</w:t>
       </w:r>
+      <w:proofErr w:type="gramEnd"/>
       <w:r>
         <w:rPr>
           <w:rFonts w:ascii="Times New Roman" w:eastAsia="Times New Roman" w:hAnsi="Times New Roman"/>
@@ -26100,7 +27047,25 @@
           <w:sz w:val="24"/>
           <w:szCs w:val="24"/>
         </w:rPr>
-        <w:t>Figure 9 shows Model B's results. Unlike Model A, Linear Regression performs best here, with a small, consistent positive alcohol_per_capita coefficient (+0.10) that shrinks toward zero under Lasso</w:t>
+        <w:t xml:space="preserve">Figure 9 shows Model B's results. Unlike Model A, Linear Regression performs best here, with a small, consistent positive </w:t>
+      </w:r>
+      <w:proofErr w:type="spellStart"/>
+      <w:r>
+        <w:rPr>
+          <w:rFonts w:ascii="Times New Roman" w:eastAsia="Times New Roman" w:hAnsi="Times New Roman"/>
+          <w:sz w:val="24"/>
+          <w:szCs w:val="24"/>
+        </w:rPr>
+        <w:t>alcohol_per_capita</w:t>
+      </w:r>
+      <w:proofErr w:type="spellEnd"/>
+      <w:r>
+        <w:rPr>
+          <w:rFonts w:ascii="Times New Roman" w:eastAsia="Times New Roman" w:hAnsi="Times New Roman"/>
+          <w:sz w:val="24"/>
+          <w:szCs w:val="24"/>
+        </w:rPr>
+        <w:t xml:space="preserve"> coefficient (+0.10) that shrinks toward zero under Lasso</w:t>
       </w:r>
       <w:r>
         <w:rPr>
@@ -26284,6 +27249,8 @@
     </w:p>
     <w:p>
       <w:pPr>
+        <w:spacing w:before="120" w:line="276" w:lineRule="auto"/>
+        <w:jc w:val="both"/>
         <w:rPr>
           <w:rFonts w:ascii="Times New Roman" w:hAnsi="Times New Roman"/>
           <w:sz w:val="24"/>
@@ -26291,28 +27258,20 @@
           <w:lang w:val="en-US"/>
         </w:rPr>
       </w:pPr>
+      <w:r>
+        <w:rPr>
+          <w:rFonts w:ascii="Times New Roman" w:hAnsi="Times New Roman"/>
+          <w:sz w:val="24"/>
+          <w:szCs w:val="24"/>
+          <w:lang w:val="en-US"/>
+        </w:rPr>
+        <w:t>This subsection documents the forecasting and evaluation work completed since Assessment 1. It responds directly to the Assessment 1 feedback, which asked the team to justify the choice of Ridge and Lasso, compare them against suitable baselines, and define the forecast horizon, validation approach, evaluation metrics, uncertainty calculation, leakage-control strategy, drift thresholds and retraining rules. Each is addressed below. The work is implemented in evaluation.py in the repository root, which runs independently of the main pipeline and writes its results to Outputs/.</w:t>
+      </w:r>
     </w:p>
     <w:p>
       <w:pPr>
-        <w:rPr>
-          <w:rFonts w:ascii="Times New Roman" w:hAnsi="Times New Roman"/>
-          <w:sz w:val="24"/>
-          <w:szCs w:val="24"/>
-          <w:lang w:val="en-US"/>
-        </w:rPr>
-      </w:pPr>
-      <w:r>
-        <w:rPr>
-          <w:rFonts w:ascii="Times New Roman" w:hAnsi="Times New Roman"/>
-          <w:sz w:val="24"/>
-          <w:szCs w:val="24"/>
-          <w:lang w:val="en-US"/>
-        </w:rPr>
-        <w:t>This subsection documents the forecasting and evaluation work completed since Assessment 1. It responds directly to the Assessment 1 feedback, which asked the team to justify the choice of Ridge and Lasso, compare them against suitable baselines, and define the forecast horizon, validation approach, evaluation metrics, uncertainty calculation, leakage-control strategy, drift thresholds and retraining rules. Each is addressed below. The work is implemented in evaluation.py in the repository root, which runs independently of the main pipeline and writes its results to Outputs/.</w:t>
-      </w:r>
-    </w:p>
-    <w:p>
-      <w:pPr>
+        <w:spacing w:before="120" w:line="276" w:lineRule="auto"/>
+        <w:jc w:val="both"/>
         <w:rPr>
           <w:rFonts w:ascii="Times New Roman" w:hAnsi="Times New Roman"/>
           <w:sz w:val="24"/>
@@ -26334,6 +27293,8 @@
     </w:p>
     <w:p>
       <w:pPr>
+        <w:spacing w:before="120" w:line="276" w:lineRule="auto"/>
+        <w:jc w:val="both"/>
         <w:rPr>
           <w:rFonts w:ascii="Times New Roman" w:hAnsi="Times New Roman"/>
           <w:sz w:val="24"/>
@@ -26348,7 +27309,27 @@
           <w:szCs w:val="24"/>
           <w:lang w:val="en-US"/>
         </w:rPr>
-        <w:t>Assessment 1 described the objective as monthly, region-level assault forecasting over a three-to-twelve month horizon but did not specify the prediction task precisely. It is now defined as follows.</w:t>
+        <w:t>Assessment 1 described the objective as monthly, region-level assault forecasting over a three-to-</w:t>
+      </w:r>
+      <w:proofErr w:type="gramStart"/>
+      <w:r>
+        <w:rPr>
+          <w:rFonts w:ascii="Times New Roman" w:hAnsi="Times New Roman"/>
+          <w:sz w:val="24"/>
+          <w:szCs w:val="24"/>
+          <w:lang w:val="en-US"/>
+        </w:rPr>
+        <w:t>twelve month</w:t>
+      </w:r>
+      <w:proofErr w:type="gramEnd"/>
+      <w:r>
+        <w:rPr>
+          <w:rFonts w:ascii="Times New Roman" w:hAnsi="Times New Roman"/>
+          <w:sz w:val="24"/>
+          <w:szCs w:val="24"/>
+          <w:lang w:val="en-US"/>
+        </w:rPr>
+        <w:t xml:space="preserve"> horizon but did not specify the prediction task precisely. It is now defined as follows.</w:t>
       </w:r>
     </w:p>
     <w:p>
@@ -26357,6 +27338,9 @@
           <w:ilvl w:val="0"/>
           <w:numId w:val="20"/>
         </w:numPr>
+        <w:spacing w:before="120" w:line="276" w:lineRule="auto"/>
+        <w:ind w:left="0" w:firstLine="360"/>
+        <w:jc w:val="both"/>
         <w:rPr>
           <w:rFonts w:ascii="Times New Roman" w:hAnsi="Times New Roman"/>
           <w:sz w:val="24"/>
@@ -26371,7 +27355,27 @@
           <w:szCs w:val="24"/>
           <w:lang w:val="en-US"/>
         </w:rPr>
-        <w:t>Target: assault offences per 100,000 residents, by NT Government service region, by calendar month. The model is fitted on the log1p transform of this rate and predictions are back-transformed before evaluation, so all reported errors are on the interpretable rate scale.</w:t>
+        <w:t xml:space="preserve">Target: assault offences per 100,000 residents, by NT Government service region, by calendar month. The model is fitted on the log1p transform of this rate and predictions are </w:t>
+      </w:r>
+      <w:proofErr w:type="gramStart"/>
+      <w:r>
+        <w:rPr>
+          <w:rFonts w:ascii="Times New Roman" w:hAnsi="Times New Roman"/>
+          <w:sz w:val="24"/>
+          <w:szCs w:val="24"/>
+          <w:lang w:val="en-US"/>
+        </w:rPr>
+        <w:t>back-transformed</w:t>
+      </w:r>
+      <w:proofErr w:type="gramEnd"/>
+      <w:r>
+        <w:rPr>
+          <w:rFonts w:ascii="Times New Roman" w:hAnsi="Times New Roman"/>
+          <w:sz w:val="24"/>
+          <w:szCs w:val="24"/>
+          <w:lang w:val="en-US"/>
+        </w:rPr>
+        <w:t xml:space="preserve"> before evaluation, so all reported errors are on the interpretable rate scale.</w:t>
       </w:r>
     </w:p>
     <w:p>
@@ -26380,6 +27384,9 @@
           <w:ilvl w:val="0"/>
           <w:numId w:val="20"/>
         </w:numPr>
+        <w:spacing w:before="120" w:line="276" w:lineRule="auto"/>
+        <w:ind w:left="0" w:firstLine="360"/>
+        <w:jc w:val="both"/>
         <w:rPr>
           <w:rFonts w:ascii="Times New Roman" w:hAnsi="Times New Roman"/>
           <w:sz w:val="24"/>
@@ -26403,6 +27410,9 @@
           <w:ilvl w:val="0"/>
           <w:numId w:val="20"/>
         </w:numPr>
+        <w:spacing w:before="120" w:line="276" w:lineRule="auto"/>
+        <w:ind w:left="0" w:firstLine="360"/>
+        <w:jc w:val="both"/>
         <w:rPr>
           <w:rFonts w:ascii="Times New Roman" w:hAnsi="Times New Roman"/>
           <w:sz w:val="24"/>
@@ -26426,6 +27436,9 @@
           <w:ilvl w:val="0"/>
           <w:numId w:val="20"/>
         </w:numPr>
+        <w:spacing w:before="120" w:line="276" w:lineRule="auto"/>
+        <w:ind w:left="0" w:firstLine="360"/>
+        <w:jc w:val="both"/>
         <w:rPr>
           <w:rFonts w:ascii="Times New Roman" w:hAnsi="Times New Roman"/>
           <w:sz w:val="24"/>
@@ -26440,37 +27453,40 @@
           <w:szCs w:val="24"/>
           <w:lang w:val="en-US"/>
         </w:rPr>
-        <w:t>Evaluation window: the six most recent months are excluded because offences are still being recorded against them. This aligns the implementation with the commitment made in the Assessment 1 risk analysis.</w:t>
+        <w:lastRenderedPageBreak/>
+        <w:t xml:space="preserve">Evaluation window: the six most recent months are excluded because offences are still being recorded against them. This aligns the implementation with the commitment made </w:t>
+      </w:r>
+      <w:proofErr w:type="gramStart"/>
+      <w:r>
+        <w:rPr>
+          <w:rFonts w:ascii="Times New Roman" w:hAnsi="Times New Roman"/>
+          <w:sz w:val="24"/>
+          <w:szCs w:val="24"/>
+          <w:lang w:val="en-US"/>
+        </w:rPr>
+        <w:t>in</w:t>
+      </w:r>
+      <w:proofErr w:type="gramEnd"/>
+      <w:r>
+        <w:rPr>
+          <w:rFonts w:ascii="Times New Roman" w:hAnsi="Times New Roman"/>
+          <w:sz w:val="24"/>
+          <w:szCs w:val="24"/>
+          <w:lang w:val="en-US"/>
+        </w:rPr>
+        <w:t xml:space="preserve"> the Assessment 1 risk analysis.</w:t>
       </w:r>
     </w:p>
     <w:p>
       <w:pPr>
-        <w:rPr>
-          <w:rFonts w:ascii="Times New Roman" w:hAnsi="Times New Roman"/>
-          <w:sz w:val="24"/>
-          <w:szCs w:val="24"/>
-          <w:lang w:val="en-US"/>
-        </w:rPr>
-      </w:pPr>
-      <w:r>
-        <w:rPr>
-          <w:rFonts w:ascii="Times New Roman" w:hAnsi="Times New Roman"/>
-          <w:sz w:val="24"/>
-          <w:szCs w:val="24"/>
-          <w:lang w:val="en-US"/>
-        </w:rPr>
-        <w:br w:type="page"/>
-      </w:r>
-    </w:p>
-    <w:p>
-      <w:pPr>
+        <w:spacing w:before="120" w:line="276" w:lineRule="auto"/>
         <w:rPr>
           <w:rFonts w:ascii="Times New Roman" w:hAnsi="Times New Roman"/>
           <w:b/>
           <w:bCs/>
           <w:sz w:val="24"/>
           <w:szCs w:val="24"/>
-          <w:lang w:val="en-US"/>
+          <w:lang w:val="vi-VN"/>
         </w:rPr>
       </w:pPr>
       <w:r>
@@ -26482,51 +27498,65 @@
           <w:szCs w:val="24"/>
           <w:lang w:val="en-US"/>
         </w:rPr>
-        <w:lastRenderedPageBreak/>
         <w:t>Model selection and justification</w:t>
       </w:r>
     </w:p>
     <w:p>
       <w:pPr>
+        <w:spacing w:before="120" w:line="276" w:lineRule="auto"/>
+        <w:jc w:val="both"/>
         <w:rPr>
           <w:rFonts w:ascii="Times New Roman" w:hAnsi="Times New Roman"/>
           <w:sz w:val="24"/>
           <w:szCs w:val="24"/>
+          <w:lang w:val="vi-VN"/>
+        </w:rPr>
+      </w:pPr>
+      <w:proofErr w:type="spellStart"/>
+      <w:r>
+        <w:rPr>
+          <w:rFonts w:ascii="Times New Roman" w:hAnsi="Times New Roman"/>
+          <w:sz w:val="24"/>
+          <w:szCs w:val="24"/>
           <w:lang w:val="en-US"/>
         </w:rPr>
-      </w:pPr>
+        <w:t>Regularised</w:t>
+      </w:r>
+      <w:proofErr w:type="spellEnd"/>
+      <w:r>
+        <w:rPr>
+          <w:rFonts w:ascii="Times New Roman" w:hAnsi="Times New Roman"/>
+          <w:sz w:val="24"/>
+          <w:szCs w:val="24"/>
+          <w:lang w:val="en-US"/>
+        </w:rPr>
+        <w:t xml:space="preserve"> linear regression is appropriate here for three reasons. First, the predictor set is dominated by lagged values of the target at one, three and twelve months, which are strongly correlated with one another; L2 </w:t>
+      </w:r>
+      <w:proofErr w:type="spellStart"/>
+      <w:r>
+        <w:rPr>
+          <w:rFonts w:ascii="Times New Roman" w:hAnsi="Times New Roman"/>
+          <w:sz w:val="24"/>
+          <w:szCs w:val="24"/>
+          <w:lang w:val="en-US"/>
+        </w:rPr>
+        <w:t>regularisation</w:t>
+      </w:r>
+      <w:proofErr w:type="spellEnd"/>
+      <w:r>
+        <w:rPr>
+          <w:rFonts w:ascii="Times New Roman" w:hAnsi="Times New Roman"/>
+          <w:sz w:val="24"/>
+          <w:szCs w:val="24"/>
+          <w:lang w:val="en-US"/>
+        </w:rPr>
+        <w:t xml:space="preserve"> is designed for exactly this collinearity, and Lasso additionally performs variable selection among competing lags. Second, the panel contains 696 observations across six regions, which is small for high-variance learners and creates a substantial overfitting risk. Third, the end user is an operational planner rather than a data scientist, and linear coefficients can be read directly as the effect of a change in each predictor, supporting the interpretability requirement identified in Assessment 1.</w:t>
+      </w:r>
     </w:p>
     <w:p>
       <w:pPr>
-        <w:rPr>
-          <w:rFonts w:ascii="Times New Roman" w:hAnsi="Times New Roman"/>
-          <w:sz w:val="24"/>
-          <w:szCs w:val="24"/>
-          <w:lang w:val="en-US"/>
-        </w:rPr>
-      </w:pPr>
-      <w:r>
-        <w:rPr>
-          <w:rFonts w:ascii="Times New Roman" w:hAnsi="Times New Roman"/>
-          <w:sz w:val="24"/>
-          <w:szCs w:val="24"/>
-          <w:lang w:val="en-US"/>
-        </w:rPr>
-        <w:t>Regularised linear regression is appropriate here for three reasons. First, the predictor set is dominated by lagged values of the target at one, three and twelve months, which are strongly correlated with one another; L2 regularisation is designed for exactly this collinearity, and Lasso additionally performs variable selection among competing lags. Second, the panel contains 696 observations across six regions, which is small for high-variance learners and creates a substantial overfitting risk. Third, the end user is an operational planner rather than a data scientist, and linear coefficients can be read directly as the effect of a change in each predictor, supporting the interpretability requirement identified in Assessment 1.</w:t>
-      </w:r>
-    </w:p>
-    <w:p>
-      <w:pPr>
-        <w:rPr>
-          <w:rFonts w:ascii="Times New Roman" w:hAnsi="Times New Roman"/>
-          <w:sz w:val="24"/>
-          <w:szCs w:val="24"/>
-          <w:lang w:val="en-US"/>
-        </w:rPr>
-      </w:pPr>
-    </w:p>
-    <w:p>
-      <w:pPr>
+        <w:spacing w:before="120" w:line="276" w:lineRule="auto"/>
+        <w:jc w:val="both"/>
         <w:rPr>
           <w:rFonts w:ascii="Times New Roman" w:hAnsi="Times New Roman"/>
           <w:b/>
@@ -26550,16 +27580,8 @@
     </w:p>
     <w:p>
       <w:pPr>
-        <w:rPr>
-          <w:rFonts w:ascii="Times New Roman" w:hAnsi="Times New Roman"/>
-          <w:sz w:val="24"/>
-          <w:szCs w:val="24"/>
-          <w:lang w:val="en-US"/>
-        </w:rPr>
-      </w:pPr>
-    </w:p>
-    <w:p>
-      <w:pPr>
+        <w:spacing w:before="120" w:line="276" w:lineRule="auto"/>
+        <w:jc w:val="both"/>
         <w:rPr>
           <w:rFonts w:ascii="Times New Roman" w:hAnsi="Times New Roman"/>
           <w:sz w:val="24"/>
@@ -26614,11 +27636,33 @@
           <w:szCs w:val="24"/>
           <w:lang w:val="en-US"/>
         </w:rPr>
-        <w:t>the cross-validation routine fitted the feature scaler on the entire frame before splitting, so each fold was standardised using statistics that included later folds. Scaling is now performed inside a scikit-learn Pipeline, which refits the scaler on each fold's training rows alone.</w:t>
+        <w:t xml:space="preserve">the cross-validation routine fitted the feature scaler on the entire frame before splitting, so each fold was </w:t>
+      </w:r>
+      <w:proofErr w:type="spellStart"/>
+      <w:r>
+        <w:rPr>
+          <w:rFonts w:ascii="Times New Roman" w:hAnsi="Times New Roman"/>
+          <w:sz w:val="24"/>
+          <w:szCs w:val="24"/>
+          <w:lang w:val="en-US"/>
+        </w:rPr>
+        <w:t>standardised</w:t>
+      </w:r>
+      <w:proofErr w:type="spellEnd"/>
+      <w:r>
+        <w:rPr>
+          <w:rFonts w:ascii="Times New Roman" w:hAnsi="Times New Roman"/>
+          <w:sz w:val="24"/>
+          <w:szCs w:val="24"/>
+          <w:lang w:val="en-US"/>
+        </w:rPr>
+        <w:t xml:space="preserve"> using statistics that included later folds. Scaling is now performed inside a scikit-learn Pipeline, which refits the scaler on each fold's training rows alone.</w:t>
       </w:r>
     </w:p>
     <w:p>
       <w:pPr>
+        <w:spacing w:before="120" w:line="276" w:lineRule="auto"/>
+        <w:jc w:val="both"/>
         <w:rPr>
           <w:rFonts w:ascii="Times New Roman" w:hAnsi="Times New Roman"/>
           <w:sz w:val="24"/>
@@ -26633,11 +27677,93 @@
           <w:szCs w:val="24"/>
           <w:lang w:val="en-US"/>
         </w:rPr>
-        <w:t>Validation uses rolling-origin backtesting with an expanding window. At each origin the model is refitted on every month strictly earlier than that origin and then asked to predict the month h steps ahead. All predictors are lagged values or deterministic calendar terms, so no information from the target month or later enters the prediction. This measures forecasting performance rather than in-sample fit, and produces a distribution of errors across many origins rather than a single train-test split.</w:t>
+        <w:t xml:space="preserve">Validation uses </w:t>
+      </w:r>
+      <w:proofErr w:type="gramStart"/>
+      <w:r>
+        <w:rPr>
+          <w:rFonts w:ascii="Times New Roman" w:hAnsi="Times New Roman"/>
+          <w:sz w:val="24"/>
+          <w:szCs w:val="24"/>
+          <w:lang w:val="en-US"/>
+        </w:rPr>
+        <w:t>rolling-origin</w:t>
+      </w:r>
+      <w:proofErr w:type="gramEnd"/>
+      <w:r>
+        <w:rPr>
+          <w:rFonts w:ascii="Times New Roman" w:hAnsi="Times New Roman"/>
+          <w:sz w:val="24"/>
+          <w:szCs w:val="24"/>
+          <w:lang w:val="en-US"/>
+        </w:rPr>
+        <w:t xml:space="preserve"> </w:t>
+      </w:r>
+      <w:proofErr w:type="spellStart"/>
+      <w:r>
+        <w:rPr>
+          <w:rFonts w:ascii="Times New Roman" w:hAnsi="Times New Roman"/>
+          <w:sz w:val="24"/>
+          <w:szCs w:val="24"/>
+          <w:lang w:val="en-US"/>
+        </w:rPr>
+        <w:t>backtesting</w:t>
+      </w:r>
+      <w:proofErr w:type="spellEnd"/>
+      <w:r>
+        <w:rPr>
+          <w:rFonts w:ascii="Times New Roman" w:hAnsi="Times New Roman"/>
+          <w:sz w:val="24"/>
+          <w:szCs w:val="24"/>
+          <w:lang w:val="en-US"/>
+        </w:rPr>
+        <w:t xml:space="preserve"> with an expanding window. At each origin the model is </w:t>
+      </w:r>
+      <w:proofErr w:type="gramStart"/>
+      <w:r>
+        <w:rPr>
+          <w:rFonts w:ascii="Times New Roman" w:hAnsi="Times New Roman"/>
+          <w:sz w:val="24"/>
+          <w:szCs w:val="24"/>
+          <w:lang w:val="en-US"/>
+        </w:rPr>
+        <w:t>refitted on</w:t>
+      </w:r>
+      <w:proofErr w:type="gramEnd"/>
+      <w:r>
+        <w:rPr>
+          <w:rFonts w:ascii="Times New Roman" w:hAnsi="Times New Roman"/>
+          <w:sz w:val="24"/>
+          <w:szCs w:val="24"/>
+          <w:lang w:val="en-US"/>
+        </w:rPr>
+        <w:t xml:space="preserve"> every month strictly earlier than that origin and then asked to predict the month h steps ahead. All predictors are lagged values or deterministic calendar terms, so no information from the target month or later enters the prediction. This measures forecasting performance rather than in-sample </w:t>
+      </w:r>
+      <w:proofErr w:type="gramStart"/>
+      <w:r>
+        <w:rPr>
+          <w:rFonts w:ascii="Times New Roman" w:hAnsi="Times New Roman"/>
+          <w:sz w:val="24"/>
+          <w:szCs w:val="24"/>
+          <w:lang w:val="en-US"/>
+        </w:rPr>
+        <w:t>fit, and</w:t>
+      </w:r>
+      <w:proofErr w:type="gramEnd"/>
+      <w:r>
+        <w:rPr>
+          <w:rFonts w:ascii="Times New Roman" w:hAnsi="Times New Roman"/>
+          <w:sz w:val="24"/>
+          <w:szCs w:val="24"/>
+          <w:lang w:val="en-US"/>
+        </w:rPr>
+        <w:t xml:space="preserve"> produces a distribution of errors across many origins rather than a single train-test split.</w:t>
       </w:r>
     </w:p>
     <w:p>
       <w:pPr>
+        <w:spacing w:before="120" w:line="276" w:lineRule="auto"/>
+        <w:jc w:val="both"/>
         <w:rPr>
           <w:rFonts w:ascii="Times New Roman" w:hAnsi="Times New Roman"/>
           <w:sz w:val="24"/>
@@ -26659,6 +27785,8 @@
     </w:p>
     <w:p>
       <w:pPr>
+        <w:spacing w:before="120" w:line="276" w:lineRule="auto"/>
+        <w:jc w:val="both"/>
         <w:rPr>
           <w:rFonts w:ascii="Times New Roman" w:hAnsi="Times New Roman"/>
           <w:sz w:val="24"/>
@@ -26673,7 +27801,27 @@
           <w:szCs w:val="24"/>
           <w:lang w:val="en-US"/>
         </w:rPr>
-        <w:t>Assessment 1 compared candidate models only against one another, which cannot establish whether any of them add value. Two naive benchmarks were introduced: a seasonal naive forecast, which predicts the same month in the previous year, and a twelve-month moving average of the most recent complete year. Skill is reported as the percentage reduction in RMSE relative to the seasonal naive benchmark, so a negative value indicates a model performing worse than assuming last year repeats.</w:t>
+        <w:t xml:space="preserve">Assessment 1 compared candidate models only against one another, which cannot establish whether any of them add value. Two naive benchmarks were introduced: a </w:t>
+      </w:r>
+      <w:proofErr w:type="gramStart"/>
+      <w:r>
+        <w:rPr>
+          <w:rFonts w:ascii="Times New Roman" w:hAnsi="Times New Roman"/>
+          <w:sz w:val="24"/>
+          <w:szCs w:val="24"/>
+          <w:lang w:val="en-US"/>
+        </w:rPr>
+        <w:t>seasonal naive</w:t>
+      </w:r>
+      <w:proofErr w:type="gramEnd"/>
+      <w:r>
+        <w:rPr>
+          <w:rFonts w:ascii="Times New Roman" w:hAnsi="Times New Roman"/>
+          <w:sz w:val="24"/>
+          <w:szCs w:val="24"/>
+          <w:lang w:val="en-US"/>
+        </w:rPr>
+        <w:t xml:space="preserve"> forecast, which predicts the same month in the previous year, and a twelve-month moving average of the most recent complete year. Skill is reported as the percentage reduction in RMSE relative to the seasonal naive benchmark, so a negative value indicates a model performing worse than assuming last year repeats.</w:t>
       </w:r>
     </w:p>
     <w:p>
@@ -26707,6 +27855,7 @@
           <w:sz w:val="24"/>
           <w:szCs w:val="24"/>
         </w:rPr>
+        <w:lastRenderedPageBreak/>
         <w:t xml:space="preserve">Table </w:t>
       </w:r>
       <w:r>
@@ -26761,7 +27910,27 @@
           <w:sz w:val="24"/>
           <w:szCs w:val="24"/>
         </w:rPr>
-        <w:t>: Forecast accuracy by horizon, assault rate per 100,000 (rolling-origin backtest)</w:t>
+        <w:t xml:space="preserve">: Forecast accuracy by horizon, assault rate per 100,000 (rolling-origin </w:t>
+      </w:r>
+      <w:proofErr w:type="spellStart"/>
+      <w:r>
+        <w:rPr>
+          <w:rFonts w:ascii="Times New Roman" w:hAnsi="Times New Roman"/>
+          <w:color w:val="auto"/>
+          <w:sz w:val="24"/>
+          <w:szCs w:val="24"/>
+        </w:rPr>
+        <w:t>backtest</w:t>
+      </w:r>
+      <w:proofErr w:type="spellEnd"/>
+      <w:r>
+        <w:rPr>
+          <w:rFonts w:ascii="Times New Roman" w:hAnsi="Times New Roman"/>
+          <w:color w:val="auto"/>
+          <w:sz w:val="24"/>
+          <w:szCs w:val="24"/>
+        </w:rPr>
+        <w:t>)</w:t>
       </w:r>
       <w:bookmarkEnd w:id="60"/>
     </w:p>
@@ -27951,7 +29120,6 @@
                 <w:szCs w:val="24"/>
                 <w:lang w:val="en-US"/>
               </w:rPr>
-              <w:lastRenderedPageBreak/>
               <w:t>Moving average (12m)</w:t>
             </w:r>
           </w:p>
@@ -30047,6 +31215,8 @@
     </w:p>
     <w:p>
       <w:pPr>
+        <w:spacing w:before="120" w:line="276" w:lineRule="auto"/>
+        <w:jc w:val="both"/>
         <w:rPr>
           <w:rFonts w:ascii="Times New Roman" w:hAnsi="Times New Roman"/>
           <w:sz w:val="24"/>
@@ -30061,11 +31231,93 @@
           <w:szCs w:val="24"/>
           <w:lang w:val="en-US"/>
         </w:rPr>
-        <w:t>The twelve-month moving average outperforms every fitted model at every horizon tested. It achieves a 25.2 per cent RMSE improvement over the seasonal naive benchmark at one month and retains 21.0 per cent at twelve months, while the best regression model, Ridge, reaches 23.0 per cent at one month but falls to 5.1 per cent at twelve. Lasso performs worse than the seasonal naive benchmark at the twelve-month horizon, with a skill score of -9.6 per cent.</w:t>
+        <w:t xml:space="preserve">The twelve-month moving average outperforms every fitted model </w:t>
+      </w:r>
+      <w:proofErr w:type="gramStart"/>
+      <w:r>
+        <w:rPr>
+          <w:rFonts w:ascii="Times New Roman" w:hAnsi="Times New Roman"/>
+          <w:sz w:val="24"/>
+          <w:szCs w:val="24"/>
+          <w:lang w:val="en-US"/>
+        </w:rPr>
+        <w:t>at</w:t>
+      </w:r>
+      <w:proofErr w:type="gramEnd"/>
+      <w:r>
+        <w:rPr>
+          <w:rFonts w:ascii="Times New Roman" w:hAnsi="Times New Roman"/>
+          <w:sz w:val="24"/>
+          <w:szCs w:val="24"/>
+          <w:lang w:val="en-US"/>
+        </w:rPr>
+        <w:t xml:space="preserve"> every horizon tested. It achieves a 25.2 per cent RMSE improvement over the seasonal naive benchmark at one month and </w:t>
+      </w:r>
+      <w:proofErr w:type="gramStart"/>
+      <w:r>
+        <w:rPr>
+          <w:rFonts w:ascii="Times New Roman" w:hAnsi="Times New Roman"/>
+          <w:sz w:val="24"/>
+          <w:szCs w:val="24"/>
+          <w:lang w:val="en-US"/>
+        </w:rPr>
+        <w:t>retains</w:t>
+      </w:r>
+      <w:proofErr w:type="gramEnd"/>
+      <w:r>
+        <w:rPr>
+          <w:rFonts w:ascii="Times New Roman" w:hAnsi="Times New Roman"/>
+          <w:sz w:val="24"/>
+          <w:szCs w:val="24"/>
+          <w:lang w:val="en-US"/>
+        </w:rPr>
+        <w:t xml:space="preserve"> 21.0 per cent </w:t>
+      </w:r>
+      <w:proofErr w:type="gramStart"/>
+      <w:r>
+        <w:rPr>
+          <w:rFonts w:ascii="Times New Roman" w:hAnsi="Times New Roman"/>
+          <w:sz w:val="24"/>
+          <w:szCs w:val="24"/>
+          <w:lang w:val="en-US"/>
+        </w:rPr>
+        <w:t>at twelve</w:t>
+      </w:r>
+      <w:proofErr w:type="gramEnd"/>
+      <w:r>
+        <w:rPr>
+          <w:rFonts w:ascii="Times New Roman" w:hAnsi="Times New Roman"/>
+          <w:sz w:val="24"/>
+          <w:szCs w:val="24"/>
+          <w:lang w:val="en-US"/>
+        </w:rPr>
+        <w:t xml:space="preserve"> months, while the best regression model, Ridge, reaches 23.0 per cent </w:t>
+      </w:r>
+      <w:proofErr w:type="gramStart"/>
+      <w:r>
+        <w:rPr>
+          <w:rFonts w:ascii="Times New Roman" w:hAnsi="Times New Roman"/>
+          <w:sz w:val="24"/>
+          <w:szCs w:val="24"/>
+          <w:lang w:val="en-US"/>
+        </w:rPr>
+        <w:t>at</w:t>
+      </w:r>
+      <w:proofErr w:type="gramEnd"/>
+      <w:r>
+        <w:rPr>
+          <w:rFonts w:ascii="Times New Roman" w:hAnsi="Times New Roman"/>
+          <w:sz w:val="24"/>
+          <w:szCs w:val="24"/>
+          <w:lang w:val="en-US"/>
+        </w:rPr>
+        <w:t xml:space="preserve"> one month but falls to 5.1 per cent at twelve. Lasso performs worse than the seasonal naive benchmark at the twelve-month horizon, with a skill score of -9.6 per cent.</w:t>
       </w:r>
     </w:p>
     <w:p>
       <w:pPr>
+        <w:spacing w:before="120" w:line="276" w:lineRule="auto"/>
+        <w:jc w:val="both"/>
         <w:rPr>
           <w:rFonts w:ascii="Times New Roman" w:hAnsi="Times New Roman"/>
           <w:sz w:val="24"/>
@@ -30080,11 +31332,33 @@
           <w:szCs w:val="24"/>
           <w:lang w:val="en-US"/>
         </w:rPr>
-        <w:t>These results are not directly comparable with the single-split comparison reported above. That comparison selects features and ranks models on a single held-out period, whereas the figures here come from repeated out-of-sample forecasts at a fixed horizon with leakage controls applied. Where the two disagree, the backtest is the more conservative estimate of operational performance and is the basis for the recommendation below.</w:t>
+        <w:t xml:space="preserve">These results are not directly comparable with the single-split comparison reported above. That comparison selects features and ranks models on a single held-out period, whereas the figures here come from repeated out-of-sample forecasts at a fixed horizon with leakage controls applied. Where the two disagree, the </w:t>
+      </w:r>
+      <w:proofErr w:type="spellStart"/>
+      <w:r>
+        <w:rPr>
+          <w:rFonts w:ascii="Times New Roman" w:hAnsi="Times New Roman"/>
+          <w:sz w:val="24"/>
+          <w:szCs w:val="24"/>
+          <w:lang w:val="en-US"/>
+        </w:rPr>
+        <w:t>backtest</w:t>
+      </w:r>
+      <w:proofErr w:type="spellEnd"/>
+      <w:r>
+        <w:rPr>
+          <w:rFonts w:ascii="Times New Roman" w:hAnsi="Times New Roman"/>
+          <w:sz w:val="24"/>
+          <w:szCs w:val="24"/>
+          <w:lang w:val="en-US"/>
+        </w:rPr>
+        <w:t xml:space="preserve"> is the more conservative estimate of operational performance and is the basis for the recommendation below.</w:t>
       </w:r>
     </w:p>
     <w:p>
       <w:pPr>
+        <w:spacing w:before="120" w:line="276" w:lineRule="auto"/>
+        <w:jc w:val="both"/>
         <w:rPr>
           <w:rFonts w:ascii="Times New Roman" w:hAnsi="Times New Roman"/>
           <w:sz w:val="24"/>
@@ -30099,11 +31373,14 @@
           <w:szCs w:val="24"/>
           <w:lang w:val="en-US"/>
         </w:rPr>
+        <w:lastRenderedPageBreak/>
         <w:t>This is reported as a finding rather than a failure. It indicates that regional assault rates in the Northern Territory are dominated by a slow-moving local level, and that the month-to-month and seasonal structure the regression models attempt to capture contributes little additional predictive information at this level of aggregation. Three factors plausibly contribute: the panel is short relative to the number of parameters; the series contains two documented administrative breaks; and aggregating to six large regions smooths much of the local variation a richer model could exploit.</w:t>
       </w:r>
     </w:p>
     <w:p>
       <w:pPr>
+        <w:spacing w:before="120" w:line="276" w:lineRule="auto"/>
+        <w:jc w:val="both"/>
         <w:rPr>
           <w:rFonts w:ascii="Times New Roman" w:hAnsi="Times New Roman"/>
           <w:sz w:val="24"/>
@@ -30123,16 +31400,8 @@
     </w:p>
     <w:p>
       <w:pPr>
-        <w:rPr>
-          <w:rFonts w:ascii="Times New Roman" w:hAnsi="Times New Roman"/>
-          <w:sz w:val="24"/>
-          <w:szCs w:val="24"/>
-          <w:lang w:val="en-US"/>
-        </w:rPr>
-      </w:pPr>
-    </w:p>
-    <w:p>
-      <w:pPr>
+        <w:spacing w:before="120" w:line="276" w:lineRule="auto"/>
+        <w:jc w:val="both"/>
         <w:rPr>
           <w:rFonts w:ascii="Times New Roman" w:hAnsi="Times New Roman"/>
           <w:b/>
@@ -30151,12 +31420,13 @@
           <w:szCs w:val="24"/>
           <w:lang w:val="en-US"/>
         </w:rPr>
-        <w:lastRenderedPageBreak/>
         <w:t>Uncertainty quantification</w:t>
       </w:r>
     </w:p>
     <w:p>
       <w:pPr>
+        <w:spacing w:before="120" w:line="276" w:lineRule="auto"/>
+        <w:jc w:val="both"/>
         <w:rPr>
           <w:rFonts w:ascii="Times New Roman" w:hAnsi="Times New Roman"/>
           <w:sz w:val="24"/>
@@ -30164,38 +31434,60 @@
           <w:lang w:val="en-US"/>
         </w:rPr>
       </w:pPr>
+      <w:r>
+        <w:rPr>
+          <w:rFonts w:ascii="Times New Roman" w:hAnsi="Times New Roman"/>
+          <w:sz w:val="24"/>
+          <w:szCs w:val="24"/>
+          <w:lang w:val="en-US"/>
+        </w:rPr>
+        <w:t xml:space="preserve">Prediction intervals are constructed empirically from the distribution of </w:t>
+      </w:r>
+      <w:proofErr w:type="spellStart"/>
+      <w:r>
+        <w:rPr>
+          <w:rFonts w:ascii="Times New Roman" w:hAnsi="Times New Roman"/>
+          <w:sz w:val="24"/>
+          <w:szCs w:val="24"/>
+          <w:lang w:val="en-US"/>
+        </w:rPr>
+        <w:t>backtest</w:t>
+      </w:r>
+      <w:proofErr w:type="spellEnd"/>
+      <w:r>
+        <w:rPr>
+          <w:rFonts w:ascii="Times New Roman" w:hAnsi="Times New Roman"/>
+          <w:sz w:val="24"/>
+          <w:szCs w:val="24"/>
+          <w:lang w:val="en-US"/>
+        </w:rPr>
+        <w:t xml:space="preserve"> residuals rather than from a parametric assumption, since the residuals are not normally distributed. For each horizon the tenth and ninetieth percentiles of the residual distribution are added to the point forecast. Empirical coverage of the resulting intervals is between 78 and 80 per cent against a nominal 80 per cent, indicating the intervals are well calibrated. The intervals are wide, spanning roughly 230 to 246 assaults per 100,000, which </w:t>
+      </w:r>
+      <w:proofErr w:type="gramStart"/>
+      <w:r>
+        <w:rPr>
+          <w:rFonts w:ascii="Times New Roman" w:hAnsi="Times New Roman"/>
+          <w:sz w:val="24"/>
+          <w:szCs w:val="24"/>
+          <w:lang w:val="en-US"/>
+        </w:rPr>
+        <w:t>is itself</w:t>
+      </w:r>
+      <w:proofErr w:type="gramEnd"/>
+      <w:r>
+        <w:rPr>
+          <w:rFonts w:ascii="Times New Roman" w:hAnsi="Times New Roman"/>
+          <w:sz w:val="24"/>
+          <w:szCs w:val="24"/>
+          <w:lang w:val="en-US"/>
+        </w:rPr>
+        <w:t xml:space="preserve"> an important operational message: forecasts at this granularity carry substantial uncertainty and should be presented to PFES as planning ranges rather than point predictions.</w:t>
+      </w:r>
     </w:p>
     <w:p>
       <w:pPr>
-        <w:rPr>
-          <w:rFonts w:ascii="Times New Roman" w:hAnsi="Times New Roman"/>
-          <w:sz w:val="24"/>
-          <w:szCs w:val="24"/>
-          <w:lang w:val="en-US"/>
-        </w:rPr>
-      </w:pPr>
-      <w:r>
-        <w:rPr>
-          <w:rFonts w:ascii="Times New Roman" w:hAnsi="Times New Roman"/>
-          <w:sz w:val="24"/>
-          <w:szCs w:val="24"/>
-          <w:lang w:val="en-US"/>
-        </w:rPr>
-        <w:t>Prediction intervals are constructed empirically from the distribution of backtest residuals rather than from a parametric assumption, since the residuals are not normally distributed. For each horizon the tenth and ninetieth percentiles of the residual distribution are added to the point forecast. Empirical coverage of the resulting intervals is between 78 and 80 per cent against a nominal 80 per cent, indicating the intervals are well calibrated. The intervals are wide, spanning roughly 230 to 246 assaults per 100,000, which is itself an important operational message: forecasts at this granularity carry substantial uncertainty and should be presented to PFES as planning ranges rather than point predictions.</w:t>
-      </w:r>
-    </w:p>
-    <w:p>
-      <w:pPr>
-        <w:rPr>
-          <w:rFonts w:ascii="Times New Roman" w:hAnsi="Times New Roman"/>
-          <w:sz w:val="24"/>
-          <w:szCs w:val="24"/>
-          <w:lang w:val="en-US"/>
-        </w:rPr>
-      </w:pPr>
-    </w:p>
-    <w:p>
-      <w:pPr>
+        <w:spacing w:before="120" w:line="276" w:lineRule="auto"/>
+        <w:jc w:val="both"/>
         <w:rPr>
           <w:rFonts w:ascii="Times New Roman" w:hAnsi="Times New Roman"/>
           <w:b/>
@@ -30219,45 +31511,69 @@
     </w:p>
     <w:p>
       <w:pPr>
+        <w:spacing w:before="120" w:line="276" w:lineRule="auto"/>
+        <w:jc w:val="both"/>
         <w:rPr>
           <w:rFonts w:ascii="Times New Roman" w:hAnsi="Times New Roman"/>
           <w:sz w:val="24"/>
           <w:szCs w:val="24"/>
+          <w:lang w:val="vi-VN"/>
+        </w:rPr>
+      </w:pPr>
+      <w:r>
+        <w:rPr>
+          <w:rFonts w:ascii="Times New Roman" w:hAnsi="Times New Roman"/>
+          <w:sz w:val="24"/>
+          <w:szCs w:val="24"/>
           <w:lang w:val="en-US"/>
         </w:rPr>
-      </w:pPr>
+        <w:t xml:space="preserve">Binary indicators were added for the two documented changes in crime recording: the transition from PROMIS to </w:t>
+      </w:r>
+      <w:proofErr w:type="spellStart"/>
+      <w:r>
+        <w:rPr>
+          <w:rFonts w:ascii="Times New Roman" w:hAnsi="Times New Roman"/>
+          <w:sz w:val="24"/>
+          <w:szCs w:val="24"/>
+          <w:lang w:val="en-US"/>
+        </w:rPr>
+        <w:t>SerPro</w:t>
+      </w:r>
+      <w:proofErr w:type="spellEnd"/>
+      <w:r>
+        <w:rPr>
+          <w:rFonts w:ascii="Times New Roman" w:hAnsi="Times New Roman"/>
+          <w:sz w:val="24"/>
+          <w:szCs w:val="24"/>
+          <w:lang w:val="en-US"/>
+        </w:rPr>
+        <w:t xml:space="preserve"> from December 2023, and the ANZSOC reclassification from April 2025. Including these indicators did not change cross-validation error, because the cross-validation period ends in 2022 and both indicators are therefore constant across every fold. They are retained because they are active in the evaluation period and because omitting a known level shift would bias the coefficients on </w:t>
+      </w:r>
+      <w:proofErr w:type="gramStart"/>
+      <w:r>
+        <w:rPr>
+          <w:rFonts w:ascii="Times New Roman" w:hAnsi="Times New Roman"/>
+          <w:sz w:val="24"/>
+          <w:szCs w:val="24"/>
+          <w:lang w:val="en-US"/>
+        </w:rPr>
+        <w:t>the lag</w:t>
+      </w:r>
+      <w:proofErr w:type="gramEnd"/>
+      <w:r>
+        <w:rPr>
+          <w:rFonts w:ascii="Times New Roman" w:hAnsi="Times New Roman"/>
+          <w:sz w:val="24"/>
+          <w:szCs w:val="24"/>
+          <w:lang w:val="en-US"/>
+        </w:rPr>
+        <w:t xml:space="preserve"> terms. This null result in cross-validation is reported explicitly rather than left implicit.</w:t>
+      </w:r>
     </w:p>
     <w:p>
       <w:pPr>
-        <w:rPr>
-          <w:rFonts w:ascii="Times New Roman" w:hAnsi="Times New Roman"/>
-          <w:sz w:val="24"/>
-          <w:szCs w:val="24"/>
-          <w:lang w:val="en-US"/>
-        </w:rPr>
-      </w:pPr>
-      <w:r>
-        <w:rPr>
-          <w:rFonts w:ascii="Times New Roman" w:hAnsi="Times New Roman"/>
-          <w:sz w:val="24"/>
-          <w:szCs w:val="24"/>
-          <w:lang w:val="en-US"/>
-        </w:rPr>
-        <w:t>Binary indicators were added for the two documented changes in crime recording: the transition from PROMIS to SerPro from December 2023, and the ANZSOC reclassification from April 2025. Including these indicators did not change cross-validation error, because the cross-validation period ends in 2022 and both indicators are therefore constant across every fold. They are retained because they are active in the evaluation period and because omitting a known level shift would bias the coefficients on the lag terms. This null result in cross-validation is reported explicitly rather than left implicit.</w:t>
-      </w:r>
-    </w:p>
-    <w:p>
-      <w:pPr>
-        <w:rPr>
-          <w:rFonts w:ascii="Times New Roman" w:hAnsi="Times New Roman"/>
-          <w:sz w:val="24"/>
-          <w:szCs w:val="24"/>
-          <w:lang w:val="en-US"/>
-        </w:rPr>
-      </w:pPr>
-    </w:p>
-    <w:p>
-      <w:pPr>
+        <w:spacing w:before="120" w:line="276" w:lineRule="auto"/>
+        <w:jc w:val="both"/>
         <w:rPr>
           <w:rFonts w:ascii="Times New Roman" w:hAnsi="Times New Roman"/>
           <w:b/>
@@ -30281,6 +31597,8 @@
     </w:p>
     <w:p>
       <w:pPr>
+        <w:spacing w:before="120" w:line="276" w:lineRule="auto"/>
+        <w:jc w:val="both"/>
         <w:rPr>
           <w:rFonts w:ascii="Times New Roman" w:hAnsi="Times New Roman"/>
           <w:sz w:val="24"/>
@@ -30288,9 +31606,40 @@
           <w:lang w:val="en-US"/>
         </w:rPr>
       </w:pPr>
+      <w:r>
+        <w:rPr>
+          <w:rFonts w:ascii="Times New Roman" w:hAnsi="Times New Roman"/>
+          <w:sz w:val="24"/>
+          <w:szCs w:val="24"/>
+          <w:lang w:val="en-US"/>
+        </w:rPr>
+        <w:t xml:space="preserve">Forecast error is tracked as a rolling three-month MAE on the rate scale. A drift alert is raised when this rolling error exceeds the </w:t>
+      </w:r>
+      <w:proofErr w:type="spellStart"/>
+      <w:r>
+        <w:rPr>
+          <w:rFonts w:ascii="Times New Roman" w:hAnsi="Times New Roman"/>
+          <w:sz w:val="24"/>
+          <w:szCs w:val="24"/>
+          <w:lang w:val="en-US"/>
+        </w:rPr>
+        <w:t>backtest</w:t>
+      </w:r>
+      <w:proofErr w:type="spellEnd"/>
+      <w:r>
+        <w:rPr>
+          <w:rFonts w:ascii="Times New Roman" w:hAnsi="Times New Roman"/>
+          <w:sz w:val="24"/>
+          <w:szCs w:val="24"/>
+          <w:lang w:val="en-US"/>
+        </w:rPr>
+        <w:t xml:space="preserve"> MAE for the corresponding horizon by more than 50 per cent, which for the three-month horizon corresponds to a threshold of approximately 112 assaults per 100,000. Models are refitted monthly on the full available history when new crime data is published, rather than on a fixed schedule, so that each refit incorporates the most recent complete month.</w:t>
+      </w:r>
     </w:p>
     <w:p>
       <w:pPr>
+        <w:spacing w:before="120" w:line="276" w:lineRule="auto"/>
+        <w:jc w:val="both"/>
         <w:rPr>
           <w:rFonts w:ascii="Times New Roman" w:hAnsi="Times New Roman"/>
           <w:sz w:val="24"/>
@@ -30305,47 +31654,40 @@
           <w:szCs w:val="24"/>
           <w:lang w:val="en-US"/>
         </w:rPr>
-        <w:t>Forecast error is tracked as a rolling three-month MAE on the rate scale. A drift alert is raised when this rolling error exceeds the backtest MAE for the corresponding horizon by more than 50 per cent, which for the three-month horizon corresponds to a threshold of approximately 112 assaults per 100,000. Models are refitted monthly on the full available history when new crime data is published, rather than on a fixed schedule, so that each refit incorporates the most recent complete month.</w:t>
+        <w:t xml:space="preserve">Assessment 1 described an incremental learning stage, and the feedback correctly questioned whether the selected approach supports it. It does not: neither Ridge nor Lasso in scikit-learn implements </w:t>
+      </w:r>
+      <w:proofErr w:type="spellStart"/>
+      <w:r>
+        <w:rPr>
+          <w:rFonts w:ascii="Times New Roman" w:hAnsi="Times New Roman"/>
+          <w:sz w:val="24"/>
+          <w:szCs w:val="24"/>
+          <w:lang w:val="en-US"/>
+        </w:rPr>
+        <w:t>partial_fit</w:t>
+      </w:r>
+      <w:proofErr w:type="spellEnd"/>
+      <w:r>
+        <w:rPr>
+          <w:rFonts w:ascii="Times New Roman" w:hAnsi="Times New Roman"/>
+          <w:sz w:val="24"/>
+          <w:szCs w:val="24"/>
+          <w:lang w:val="en-US"/>
+        </w:rPr>
+        <w:t>, so parameters cannot be updated online from streaming data. The stage is therefore clarified as scheduled full retraining on an expanded training window, not online parameter updating.</w:t>
       </w:r>
     </w:p>
     <w:p>
       <w:pPr>
-        <w:rPr>
-          <w:rFonts w:ascii="Times New Roman" w:hAnsi="Times New Roman"/>
-          <w:sz w:val="24"/>
-          <w:szCs w:val="24"/>
-          <w:lang w:val="en-US"/>
-        </w:rPr>
-      </w:pPr>
-      <w:r>
-        <w:rPr>
-          <w:rFonts w:ascii="Times New Roman" w:hAnsi="Times New Roman"/>
-          <w:sz w:val="24"/>
-          <w:szCs w:val="24"/>
-          <w:lang w:val="en-US"/>
-        </w:rPr>
-        <w:t>Assessment 1 described an incremental learning stage, and the feedback correctly questioned whether the selected approach supports it. It does not: neither Ridge nor Lasso in scikit-learn implements partial_fit, so parameters cannot be updated online from streaming data. The stage is therefore clarified as scheduled full retraining on an expanded training window, not online parameter updating.</w:t>
-      </w:r>
-    </w:p>
-    <w:p>
-      <w:pPr>
-        <w:rPr>
-          <w:rFonts w:ascii="Times New Roman" w:hAnsi="Times New Roman"/>
-          <w:sz w:val="24"/>
-          <w:szCs w:val="24"/>
-          <w:lang w:val="en-US"/>
-        </w:rPr>
-      </w:pPr>
-    </w:p>
-    <w:p>
-      <w:pPr>
+        <w:spacing w:before="120" w:line="276" w:lineRule="auto"/>
+        <w:jc w:val="both"/>
         <w:rPr>
           <w:rFonts w:ascii="Times New Roman" w:hAnsi="Times New Roman"/>
           <w:b/>
           <w:bCs/>
           <w:sz w:val="24"/>
           <w:szCs w:val="24"/>
-          <w:lang w:val="en-US"/>
+          <w:lang w:val="vi-VN"/>
         </w:rPr>
       </w:pPr>
       <w:r>
@@ -30357,11 +31699,14 @@
           <w:szCs w:val="24"/>
           <w:lang w:val="en-US"/>
         </w:rPr>
+        <w:lastRenderedPageBreak/>
         <w:t>Limitations and next steps</w:t>
       </w:r>
     </w:p>
     <w:p>
       <w:pPr>
+        <w:spacing w:before="120" w:line="276" w:lineRule="auto"/>
+        <w:jc w:val="both"/>
         <w:rPr>
           <w:rFonts w:ascii="Times New Roman" w:hAnsi="Times New Roman"/>
           <w:sz w:val="24"/>
@@ -30369,28 +31714,20 @@
           <w:lang w:val="en-US"/>
         </w:rPr>
       </w:pPr>
+      <w:r>
+        <w:rPr>
+          <w:rFonts w:ascii="Times New Roman" w:hAnsi="Times New Roman"/>
+          <w:sz w:val="24"/>
+          <w:szCs w:val="24"/>
+          <w:lang w:val="en-US"/>
+        </w:rPr>
+        <w:t>Three limitations should be noted. The alcohol supply data covers only 2023 onward, so any specification including per-capita alcohol consumption is fitted on a much shorter window than the main models and its results are not directly comparable. The six-region aggregation was necessary to join the crime, population and alcohol sources onto a common geography, but it removes the sub-regional variation that would be most useful operationally. Finally, the evaluation covers 78 to 102 region-month predictions per horizon, sufficient to rank models but not to detect small differences between them with confidence.</w:t>
+      </w:r>
     </w:p>
     <w:p>
       <w:pPr>
-        <w:rPr>
-          <w:rFonts w:ascii="Times New Roman" w:hAnsi="Times New Roman"/>
-          <w:sz w:val="24"/>
-          <w:szCs w:val="24"/>
-          <w:lang w:val="en-US"/>
-        </w:rPr>
-      </w:pPr>
-      <w:r>
-        <w:rPr>
-          <w:rFonts w:ascii="Times New Roman" w:hAnsi="Times New Roman"/>
-          <w:sz w:val="24"/>
-          <w:szCs w:val="24"/>
-          <w:lang w:val="en-US"/>
-        </w:rPr>
-        <w:t>Three limitations should be noted. The alcohol supply data covers only 2023 onward, so any specification including per-capita alcohol consumption is fitted on a much shorter window than the main models and its results are not directly comparable. The six-region aggregation was necessary to join the crime, population and alcohol sources onto a common geography, but it removes the sub-regional variation that would be most useful operationally. Finally, the evaluation covers 78 to 102 region-month predictions per horizon, sufficient to rank models but not to detect small differences between them with confidence.</w:t>
-      </w:r>
-    </w:p>
-    <w:p>
-      <w:pPr>
+        <w:spacing w:before="120" w:line="276" w:lineRule="auto"/>
+        <w:jc w:val="both"/>
         <w:rPr>
           <w:rFonts w:ascii="Times New Roman" w:hAnsi="Times New Roman"/>
           <w:sz w:val="24"/>
@@ -30464,7 +31801,6 @@
           <w:szCs w:val="24"/>
           <w:lang w:eastAsia="en-US"/>
         </w:rPr>
-        <w:lastRenderedPageBreak/>
         <w:t>Since Assessment 1, progress has been made across five of the eight pipeline stages in Table 2:</w:t>
       </w:r>
     </w:p>
@@ -30661,7 +31997,27 @@
           <w:szCs w:val="24"/>
           <w:lang w:eastAsia="en-US"/>
         </w:rPr>
-        <w:t xml:space="preserve"> Baseline pipeline covers EDA, PCA, feature-variant selection, multicollinearity screening, and four candidate models. A second, independent module (evaluation.py) adds naive baselines, leakage-free feature selection, rolling-origin backtesting, and empirical prediction intervals, responding directly to the Assessment 1 feedback on validation rigour (Section 4.6, Hendrick).</w:t>
+        <w:t xml:space="preserve"> Baseline pipeline covers EDA, PCA, feature-variant selection, multicollinearity screening, and four candidate models. A second, independent module (evaluation.py) adds naive baselines, leakage-free feature selection, rolling-origin </w:t>
+      </w:r>
+      <w:proofErr w:type="spellStart"/>
+      <w:r>
+        <w:rPr>
+          <w:rFonts w:ascii="Times New Roman" w:eastAsia="Times New Roman" w:hAnsi="Times New Roman"/>
+          <w:sz w:val="24"/>
+          <w:szCs w:val="24"/>
+          <w:lang w:eastAsia="en-US"/>
+        </w:rPr>
+        <w:t>backtesting</w:t>
+      </w:r>
+      <w:proofErr w:type="spellEnd"/>
+      <w:r>
+        <w:rPr>
+          <w:rFonts w:ascii="Times New Roman" w:eastAsia="Times New Roman" w:hAnsi="Times New Roman"/>
+          <w:sz w:val="24"/>
+          <w:szCs w:val="24"/>
+          <w:lang w:eastAsia="en-US"/>
+        </w:rPr>
+        <w:t>, and empirical prediction intervals, responding directly to the Assessment 1 feedback on validation rigour (Section 4.6, Hendrick).</w:t>
       </w:r>
     </w:p>
     <w:p>
@@ -30805,6 +32161,21 @@
     </w:p>
     <w:p>
       <w:pPr>
+        <w:pStyle w:val="ListParagraph"/>
+        <w:spacing w:before="120" w:after="120" w:line="276" w:lineRule="auto"/>
+        <w:ind w:left="0"/>
+        <w:contextualSpacing w:val="0"/>
+        <w:jc w:val="both"/>
+        <w:rPr>
+          <w:rFonts w:ascii="Times New Roman" w:eastAsia="Times New Roman" w:hAnsi="Times New Roman" w:cs="Times New Roman"/>
+          <w:sz w:val="24"/>
+          <w:szCs w:val="24"/>
+          <w:lang w:val="vi-VN"/>
+        </w:rPr>
+      </w:pPr>
+    </w:p>
+    <w:p>
+      <w:pPr>
         <w:pStyle w:val="Caption"/>
         <w:spacing w:before="120" w:line="276" w:lineRule="auto"/>
         <w:ind w:left="360"/>
@@ -30824,6 +32195,7 @@
           <w:sz w:val="24"/>
           <w:szCs w:val="24"/>
         </w:rPr>
+        <w:lastRenderedPageBreak/>
         <w:t xml:space="preserve">Table </w:t>
       </w:r>
       <w:r>
@@ -31152,7 +32524,27 @@
                 <w:szCs w:val="24"/>
                 <w:lang w:val="en-AU"/>
               </w:rPr>
-              <w:t>GitHub repository with README; Streamlit account set up; draft problem statement</w:t>
+              <w:t xml:space="preserve">GitHub repository with README; </w:t>
+            </w:r>
+            <w:proofErr w:type="spellStart"/>
+            <w:r>
+              <w:rPr>
+                <w:rFonts w:ascii="Times New Roman" w:eastAsia="Times New Roman" w:hAnsi="Times New Roman" w:cs="Times New Roman"/>
+                <w:sz w:val="24"/>
+                <w:szCs w:val="24"/>
+                <w:lang w:val="en-AU"/>
+              </w:rPr>
+              <w:t>Streamlit</w:t>
+            </w:r>
+            <w:proofErr w:type="spellEnd"/>
+            <w:r>
+              <w:rPr>
+                <w:rFonts w:ascii="Times New Roman" w:eastAsia="Times New Roman" w:hAnsi="Times New Roman" w:cs="Times New Roman"/>
+                <w:sz w:val="24"/>
+                <w:szCs w:val="24"/>
+                <w:lang w:val="en-AU"/>
+              </w:rPr>
+              <w:t xml:space="preserve"> account set up; draft problem statement</w:t>
             </w:r>
           </w:p>
         </w:tc>
@@ -31393,7 +32785,6 @@
                 <w:szCs w:val="24"/>
                 <w:lang w:val="en-AU"/>
               </w:rPr>
-              <w:lastRenderedPageBreak/>
               <w:t>3</w:t>
             </w:r>
           </w:p>
@@ -32223,6 +33614,7 @@
                 <w:szCs w:val="24"/>
                 <w:lang w:val="en-AU"/>
               </w:rPr>
+              <w:lastRenderedPageBreak/>
               <w:t>8</w:t>
             </w:r>
           </w:p>
@@ -32584,8 +33976,9 @@
                 <w:szCs w:val="24"/>
                 <w:lang w:val="en-AU"/>
               </w:rPr>
-              <w:t xml:space="preserve">Incorporate feedback; finalise dashboard;  deploy to Streamlit </w:t>
-            </w:r>
+              <w:t xml:space="preserve">Incorporate feedback; finalise </w:t>
+            </w:r>
+            <w:proofErr w:type="gramStart"/>
             <w:r>
               <w:rPr>
                 <w:rFonts w:ascii="Times New Roman" w:eastAsia="Times New Roman" w:hAnsi="Times New Roman" w:cs="Times New Roman"/>
@@ -32593,8 +33986,37 @@
                 <w:szCs w:val="24"/>
                 <w:lang w:val="en-AU"/>
               </w:rPr>
-              <w:lastRenderedPageBreak/>
-              <w:t>Community Cloud; implement monitoring and retraining logic</w:t>
+              <w:t>dashboard;  deploy</w:t>
+            </w:r>
+            <w:proofErr w:type="gramEnd"/>
+            <w:r>
+              <w:rPr>
+                <w:rFonts w:ascii="Times New Roman" w:eastAsia="Times New Roman" w:hAnsi="Times New Roman" w:cs="Times New Roman"/>
+                <w:sz w:val="24"/>
+                <w:szCs w:val="24"/>
+                <w:lang w:val="en-AU"/>
+              </w:rPr>
+              <w:t xml:space="preserve"> to </w:t>
+            </w:r>
+            <w:proofErr w:type="spellStart"/>
+            <w:r>
+              <w:rPr>
+                <w:rFonts w:ascii="Times New Roman" w:eastAsia="Times New Roman" w:hAnsi="Times New Roman" w:cs="Times New Roman"/>
+                <w:sz w:val="24"/>
+                <w:szCs w:val="24"/>
+                <w:lang w:val="en-AU"/>
+              </w:rPr>
+              <w:t>Streamlit</w:t>
+            </w:r>
+            <w:proofErr w:type="spellEnd"/>
+            <w:r>
+              <w:rPr>
+                <w:rFonts w:ascii="Times New Roman" w:eastAsia="Times New Roman" w:hAnsi="Times New Roman" w:cs="Times New Roman"/>
+                <w:sz w:val="24"/>
+                <w:szCs w:val="24"/>
+                <w:lang w:val="en-AU"/>
+              </w:rPr>
+              <w:t xml:space="preserve"> Community Cloud; implement monitoring and retraining logic</w:t>
             </w:r>
           </w:p>
         </w:tc>
@@ -32623,7 +34045,6 @@
                 <w:szCs w:val="24"/>
                 <w:lang w:val="en-AU"/>
               </w:rPr>
-              <w:lastRenderedPageBreak/>
               <w:t>Deployed dashboard; monitoring stage implemented</w:t>
             </w:r>
           </w:p>
@@ -32677,7 +34098,6 @@
                 <w:szCs w:val="24"/>
                 <w:lang w:val="en-AU"/>
               </w:rPr>
-              <w:lastRenderedPageBreak/>
               <w:t>Emma (Monitor)</w:t>
             </w:r>
           </w:p>
@@ -33170,6 +34590,7 @@
           <w:rStyle w:val="normaltextrun"/>
           <w:lang w:val="en-AU"/>
         </w:rPr>
+        <w:lastRenderedPageBreak/>
         <w:t>In addition, all predictive analytics activities seek to comply with ethical standards to minimise bias, promote transparency, and support fair decision-making. Forecasting</w:t>
       </w:r>
       <w:r>
@@ -33281,8 +34702,25 @@
           <w:sz w:val="24"/>
           <w:szCs w:val="24"/>
         </w:rPr>
-        <w:lastRenderedPageBreak/>
-        <w:t>The first risk is changes in the crime data. The transition from PROMIS to SerPro in November 2023 and the ANZSOC classification transition in April 2025 may pose challenges in comparing old and new crime data. To minimise this risk, both transitions will be incorporated into the model.</w:t>
+        <w:t xml:space="preserve">The first risk is changes in the crime data. The transition from PROMIS to </w:t>
+      </w:r>
+      <w:proofErr w:type="spellStart"/>
+      <w:r>
+        <w:rPr>
+          <w:rFonts w:ascii="Times New Roman" w:eastAsia="Times New Roman" w:hAnsi="Times New Roman"/>
+          <w:sz w:val="24"/>
+          <w:szCs w:val="24"/>
+        </w:rPr>
+        <w:t>SerPro</w:t>
+      </w:r>
+      <w:proofErr w:type="spellEnd"/>
+      <w:r>
+        <w:rPr>
+          <w:rFonts w:ascii="Times New Roman" w:eastAsia="Times New Roman" w:hAnsi="Times New Roman"/>
+          <w:sz w:val="24"/>
+          <w:szCs w:val="24"/>
+        </w:rPr>
+        <w:t xml:space="preserve"> in November 2023 and the ANZSOC classification transition in April 2025 may pose challenges in comparing old and new crime data. To minimise this risk, both transitions will be incorporated into the model.</w:t>
       </w:r>
     </w:p>
     <w:p>
@@ -33368,7 +34806,25 @@
           <w:sz w:val="24"/>
           <w:szCs w:val="24"/>
         </w:rPr>
-        <w:t>And the final risk is misuse or misinterpretation of the forecasts. If predictions are read as statements about particular communities, the system could cause harm rather than support safety. Small counts in low-population regions could also make incidents identifiable. Forecasts will therefore be shown only at region and month level, with uncertainty ranges, and small values will be suppressed.</w:t>
+        <w:t xml:space="preserve">And the final risk is misuse or misinterpretation of the forecasts. If predictions are read as statements about </w:t>
+      </w:r>
+      <w:proofErr w:type="gramStart"/>
+      <w:r>
+        <w:rPr>
+          <w:rFonts w:ascii="Times New Roman" w:eastAsia="Times New Roman" w:hAnsi="Times New Roman"/>
+          <w:sz w:val="24"/>
+          <w:szCs w:val="24"/>
+        </w:rPr>
+        <w:t>particular communities</w:t>
+      </w:r>
+      <w:proofErr w:type="gramEnd"/>
+      <w:r>
+        <w:rPr>
+          <w:rFonts w:ascii="Times New Roman" w:eastAsia="Times New Roman" w:hAnsi="Times New Roman"/>
+          <w:sz w:val="24"/>
+          <w:szCs w:val="24"/>
+        </w:rPr>
+        <w:t>, the system could cause harm rather than support safety. Small counts in low-population regions could also make incidents identifiable. Forecasts will therefore be shown only at region and month level, with uncertainty ranges, and small values will be suppressed.</w:t>
       </w:r>
     </w:p>
     <w:p>
@@ -33405,7 +34861,25 @@
           <w:sz w:val="24"/>
           <w:szCs w:val="24"/>
         </w:rPr>
-        <w:t xml:space="preserve"> absent from both crime files due to the PROMIS-to-SerPro transition</w:t>
+        <w:t xml:space="preserve"> absent from both crime files due to the PROMIS-to-</w:t>
+      </w:r>
+      <w:proofErr w:type="spellStart"/>
+      <w:r>
+        <w:rPr>
+          <w:rFonts w:ascii="Times New Roman" w:eastAsia="Times New Roman" w:hAnsi="Times New Roman"/>
+          <w:sz w:val="24"/>
+          <w:szCs w:val="24"/>
+        </w:rPr>
+        <w:t>SerPro</w:t>
+      </w:r>
+      <w:proofErr w:type="spellEnd"/>
+      <w:r>
+        <w:rPr>
+          <w:rFonts w:ascii="Times New Roman" w:eastAsia="Times New Roman" w:hAnsi="Times New Roman"/>
+          <w:sz w:val="24"/>
+          <w:szCs w:val="24"/>
+        </w:rPr>
+        <w:t xml:space="preserve"> transition</w:t>
       </w:r>
       <w:r>
         <w:rPr>
@@ -33422,7 +34896,25 @@
           <w:sz w:val="24"/>
           <w:szCs w:val="24"/>
         </w:rPr>
-        <w:t xml:space="preserve"> was identified and retained as NaN rather than imputed, to avoid introducing artificial values into the time series. The ANZSOC category-label mismatch between the two crime files also required a manual translation table to ensure consistent offence classification across the full study period. Both issues are now resolved in the pipeline and documented in the repository change log.</w:t>
+        <w:t xml:space="preserve"> was identified and retained as </w:t>
+      </w:r>
+      <w:proofErr w:type="spellStart"/>
+      <w:r>
+        <w:rPr>
+          <w:rFonts w:ascii="Times New Roman" w:eastAsia="Times New Roman" w:hAnsi="Times New Roman"/>
+          <w:sz w:val="24"/>
+          <w:szCs w:val="24"/>
+        </w:rPr>
+        <w:t>NaN</w:t>
+      </w:r>
+      <w:proofErr w:type="spellEnd"/>
+      <w:r>
+        <w:rPr>
+          <w:rFonts w:ascii="Times New Roman" w:eastAsia="Times New Roman" w:hAnsi="Times New Roman"/>
+          <w:sz w:val="24"/>
+          <w:szCs w:val="24"/>
+        </w:rPr>
+        <w:t xml:space="preserve"> rather than imputed, to avoid introducing artificial values into the time series. The ANZSOC category-label mismatch between the two crime files also required a manual translation table to ensure consistent offence classification across the full study period. Both issues are now resolved in the pipeline and documented in the repository change log.</w:t>
       </w:r>
     </w:p>
     <w:p>
@@ -33456,6 +34948,7 @@
           <w:szCs w:val="24"/>
           <w:lang w:val="en-AU"/>
         </w:rPr>
+        <w:lastRenderedPageBreak/>
         <w:t>Ethics, privacy and security considerations</w:t>
       </w:r>
       <w:bookmarkEnd w:id="67"/>
@@ -33548,7 +35041,6 @@
           <w:sz w:val="24"/>
           <w:szCs w:val="24"/>
         </w:rPr>
-        <w:lastRenderedPageBreak/>
         <w:t>Responsible use</w:t>
       </w:r>
     </w:p>
@@ -33713,7 +35205,16 @@
           <w:sz w:val="24"/>
           <w:szCs w:val="24"/>
         </w:rPr>
-        <w:t>All major Assessment 1 feedback points have now been addressed. The 5Vs characterisation, and leakage-free validation directly respond to the modelling feedback. The storage-architecture concern has been acknowledged with a documented justification for retaining GitHub at this milestone and a plan to revisit if concurrent access becomes necessary. Governance has been strengthened with formal working agreements covering pull request reviews, Jira completion criteria, and change logging. The ethics section has been expanded to address over-policing risks explicitly. The main items still in progress are the dashboard, deployment, and monitoring stages, which are scheduled for Weeks 8 and 10 per the workflow plan.</w:t>
+        <w:t xml:space="preserve">All major Assessment 1 feedback points have now been addressed. The 5Vs characterisation, and leakage-free validation directly respond to the modelling feedback. The storage-architecture concern has been acknowledged with a documented justification for retaining GitHub at this milestone and a plan to revisit if concurrent access becomes necessary. Governance has been strengthened with formal working agreements covering pull request reviews, Jira completion criteria, and change logging. The ethics section has been expanded to address over-policing risks explicitly. The main items still in progress are the dashboard, </w:t>
+      </w:r>
+      <w:r>
+        <w:rPr>
+          <w:rFonts w:ascii="Times New Roman" w:eastAsia="Times New Roman" w:hAnsi="Times New Roman"/>
+          <w:sz w:val="24"/>
+          <w:szCs w:val="24"/>
+        </w:rPr>
+        <w:lastRenderedPageBreak/>
+        <w:t>deployment, and monitoring stages, which are scheduled for Weeks 8 and 10 per the workflow plan.</w:t>
       </w:r>
     </w:p>
     <w:p>
@@ -33839,7 +35340,67 @@
           <w:szCs w:val="24"/>
           <w:lang w:eastAsia="en-US"/>
         </w:rPr>
-        <w:t>Two undeclared dependencies (xgboost, openpyxl) that broke the pipeline on any machine but the original developer's.</w:t>
+        <w:t>Two undeclared dependencies (</w:t>
+      </w:r>
+      <w:proofErr w:type="spellStart"/>
+      <w:r>
+        <w:rPr>
+          <w:rFonts w:ascii="Times New Roman" w:eastAsia="Times New Roman" w:hAnsi="Times New Roman"/>
+          <w:sz w:val="24"/>
+          <w:szCs w:val="24"/>
+          <w:lang w:eastAsia="en-US"/>
+        </w:rPr>
+        <w:t>xgboost</w:t>
+      </w:r>
+      <w:proofErr w:type="spellEnd"/>
+      <w:r>
+        <w:rPr>
+          <w:rFonts w:ascii="Times New Roman" w:eastAsia="Times New Roman" w:hAnsi="Times New Roman"/>
+          <w:sz w:val="24"/>
+          <w:szCs w:val="24"/>
+          <w:lang w:eastAsia="en-US"/>
+        </w:rPr>
+        <w:t xml:space="preserve">, </w:t>
+      </w:r>
+      <w:proofErr w:type="spellStart"/>
+      <w:r>
+        <w:rPr>
+          <w:rFonts w:ascii="Times New Roman" w:eastAsia="Times New Roman" w:hAnsi="Times New Roman"/>
+          <w:sz w:val="24"/>
+          <w:szCs w:val="24"/>
+          <w:lang w:eastAsia="en-US"/>
+        </w:rPr>
+        <w:t>openpyxl</w:t>
+      </w:r>
+      <w:proofErr w:type="spellEnd"/>
+      <w:r>
+        <w:rPr>
+          <w:rFonts w:ascii="Times New Roman" w:eastAsia="Times New Roman" w:hAnsi="Times New Roman"/>
+          <w:sz w:val="24"/>
+          <w:szCs w:val="24"/>
+          <w:lang w:eastAsia="en-US"/>
+        </w:rPr>
+        <w:t xml:space="preserve">) that broke the pipeline on any machine but the original </w:t>
+      </w:r>
+      <w:proofErr w:type="gramStart"/>
+      <w:r>
+        <w:rPr>
+          <w:rFonts w:ascii="Times New Roman" w:eastAsia="Times New Roman" w:hAnsi="Times New Roman"/>
+          <w:sz w:val="24"/>
+          <w:szCs w:val="24"/>
+          <w:lang w:eastAsia="en-US"/>
+        </w:rPr>
+        <w:t>developer's</w:t>
+      </w:r>
+      <w:proofErr w:type="gramEnd"/>
+      <w:r>
+        <w:rPr>
+          <w:rFonts w:ascii="Times New Roman" w:eastAsia="Times New Roman" w:hAnsi="Times New Roman"/>
+          <w:sz w:val="24"/>
+          <w:szCs w:val="24"/>
+          <w:lang w:eastAsia="en-US"/>
+        </w:rPr>
+        <w:t>.</w:t>
       </w:r>
     </w:p>
     <w:p>
@@ -33864,7 +35425,27 @@
           <w:szCs w:val="24"/>
           <w:lang w:eastAsia="en-US"/>
         </w:rPr>
-        <w:t>A Windows-only Unicode crash inside a print() statement.</w:t>
+        <w:t xml:space="preserve">A Windows-only Unicode crash inside a </w:t>
+      </w:r>
+      <w:proofErr w:type="gramStart"/>
+      <w:r>
+        <w:rPr>
+          <w:rFonts w:ascii="Times New Roman" w:eastAsia="Times New Roman" w:hAnsi="Times New Roman"/>
+          <w:sz w:val="24"/>
+          <w:szCs w:val="24"/>
+          <w:lang w:eastAsia="en-US"/>
+        </w:rPr>
+        <w:t>print(</w:t>
+      </w:r>
+      <w:proofErr w:type="gramEnd"/>
+      <w:r>
+        <w:rPr>
+          <w:rFonts w:ascii="Times New Roman" w:eastAsia="Times New Roman" w:hAnsi="Times New Roman"/>
+          <w:sz w:val="24"/>
+          <w:szCs w:val="24"/>
+          <w:lang w:eastAsia="en-US"/>
+        </w:rPr>
+        <w:t>) statement.</w:t>
       </w:r>
     </w:p>
     <w:p>
@@ -33914,7 +35495,27 @@
           <w:szCs w:val="24"/>
           <w:lang w:eastAsia="en-US"/>
         </w:rPr>
-        <w:t>A biased VIF calculation (missing its constant term) and an unsafe eval() call.</w:t>
+        <w:t xml:space="preserve">A biased VIF calculation (missing its constant term) and an unsafe </w:t>
+      </w:r>
+      <w:proofErr w:type="gramStart"/>
+      <w:r>
+        <w:rPr>
+          <w:rFonts w:ascii="Times New Roman" w:eastAsia="Times New Roman" w:hAnsi="Times New Roman"/>
+          <w:sz w:val="24"/>
+          <w:szCs w:val="24"/>
+          <w:lang w:eastAsia="en-US"/>
+        </w:rPr>
+        <w:t>eval(</w:t>
+      </w:r>
+      <w:proofErr w:type="gramEnd"/>
+      <w:r>
+        <w:rPr>
+          <w:rFonts w:ascii="Times New Roman" w:eastAsia="Times New Roman" w:hAnsi="Times New Roman"/>
+          <w:sz w:val="24"/>
+          <w:szCs w:val="24"/>
+          <w:lang w:eastAsia="en-US"/>
+        </w:rPr>
+        <w:t>) call.</w:t>
       </w:r>
     </w:p>
     <w:p>
@@ -33937,7 +35538,6 @@
           <w:szCs w:val="24"/>
           <w:lang w:eastAsia="en-US"/>
         </w:rPr>
-        <w:lastRenderedPageBreak/>
         <w:t>Architecture correction.</w:t>
       </w:r>
       <w:r>
@@ -33977,7 +35577,71 @@
           <w:sz w:val="24"/>
           <w:szCs w:val="24"/>
         </w:rPr>
-        <w:t>The team commits pipeline outputs (eda_plots/, regression_plots/, dataset/raw/, dataset/processed/) to GitHub rather than .gitignore-excluding them, so markers can inspect results without re-running the pipeline, trading occasional merge conflicts on regenerated images for the reproducibility</w:t>
+        <w:t>The team commits pipeline outputs (</w:t>
+      </w:r>
+      <w:proofErr w:type="spellStart"/>
+      <w:r>
+        <w:rPr>
+          <w:rFonts w:ascii="Times New Roman" w:eastAsia="Times New Roman" w:hAnsi="Times New Roman"/>
+          <w:sz w:val="24"/>
+          <w:szCs w:val="24"/>
+        </w:rPr>
+        <w:t>eda_plots</w:t>
+      </w:r>
+      <w:proofErr w:type="spellEnd"/>
+      <w:r>
+        <w:rPr>
+          <w:rFonts w:ascii="Times New Roman" w:eastAsia="Times New Roman" w:hAnsi="Times New Roman"/>
+          <w:sz w:val="24"/>
+          <w:szCs w:val="24"/>
+        </w:rPr>
+        <w:t xml:space="preserve">/, </w:t>
+      </w:r>
+      <w:proofErr w:type="spellStart"/>
+      <w:r>
+        <w:rPr>
+          <w:rFonts w:ascii="Times New Roman" w:eastAsia="Times New Roman" w:hAnsi="Times New Roman"/>
+          <w:sz w:val="24"/>
+          <w:szCs w:val="24"/>
+        </w:rPr>
+        <w:t>regression_plots</w:t>
+      </w:r>
+      <w:proofErr w:type="spellEnd"/>
+      <w:r>
+        <w:rPr>
+          <w:rFonts w:ascii="Times New Roman" w:eastAsia="Times New Roman" w:hAnsi="Times New Roman"/>
+          <w:sz w:val="24"/>
+          <w:szCs w:val="24"/>
+        </w:rPr>
+        <w:t xml:space="preserve">/, dataset/raw/, dataset/processed/) to GitHub rather </w:t>
+      </w:r>
+      <w:proofErr w:type="gramStart"/>
+      <w:r>
+        <w:rPr>
+          <w:rFonts w:ascii="Times New Roman" w:eastAsia="Times New Roman" w:hAnsi="Times New Roman"/>
+          <w:sz w:val="24"/>
+          <w:szCs w:val="24"/>
+        </w:rPr>
+        <w:t>than .</w:t>
+      </w:r>
+      <w:proofErr w:type="spellStart"/>
+      <w:r>
+        <w:rPr>
+          <w:rFonts w:ascii="Times New Roman" w:eastAsia="Times New Roman" w:hAnsi="Times New Roman"/>
+          <w:sz w:val="24"/>
+          <w:szCs w:val="24"/>
+        </w:rPr>
+        <w:t>gitignore</w:t>
+      </w:r>
+      <w:proofErr w:type="spellEnd"/>
+      <w:proofErr w:type="gramEnd"/>
+      <w:r>
+        <w:rPr>
+          <w:rFonts w:ascii="Times New Roman" w:eastAsia="Times New Roman" w:hAnsi="Times New Roman"/>
+          <w:sz w:val="24"/>
+          <w:szCs w:val="24"/>
+        </w:rPr>
+        <w:t>-excluding them, so markers can inspect results without re-running the pipeline, trading occasional merge conflicts on regenerated images for the reproducibility</w:t>
       </w:r>
       <w:r>
         <w:rPr>
@@ -34186,7 +35850,43 @@
           <w:sz w:val="24"/>
           <w:szCs w:val="24"/>
         </w:rPr>
-        <w:t xml:space="preserve">Carroll, S. R., Garba, I., Figueroa-Rodríguez, O. L., Holbrook, J., Lovett, R., Materechera, S., Parsons, M., Raseroka, K., Rodriguez-Lonebear, D., Rowe, R., Sara, R., Walker, J. D., Anderson, J., &amp; Hudson, M. (2020). The CARE Principles for Indigenous Data Governance. Data Science Journal, 19(1), 1–12. </w:t>
+        <w:t xml:space="preserve">Carroll, S. R., Garba, I., Figueroa-Rodríguez, O. L., Holbrook, J., Lovett, R., </w:t>
+      </w:r>
+      <w:proofErr w:type="spellStart"/>
+      <w:r>
+        <w:rPr>
+          <w:rFonts w:ascii="Times New Roman" w:eastAsia="Times New Roman" w:hAnsi="Times New Roman"/>
+          <w:sz w:val="24"/>
+          <w:szCs w:val="24"/>
+        </w:rPr>
+        <w:t>Materechera</w:t>
+      </w:r>
+      <w:proofErr w:type="spellEnd"/>
+      <w:r>
+        <w:rPr>
+          <w:rFonts w:ascii="Times New Roman" w:eastAsia="Times New Roman" w:hAnsi="Times New Roman"/>
+          <w:sz w:val="24"/>
+          <w:szCs w:val="24"/>
+        </w:rPr>
+        <w:t xml:space="preserve">, S., Parsons, M., </w:t>
+      </w:r>
+      <w:proofErr w:type="spellStart"/>
+      <w:r>
+        <w:rPr>
+          <w:rFonts w:ascii="Times New Roman" w:eastAsia="Times New Roman" w:hAnsi="Times New Roman"/>
+          <w:sz w:val="24"/>
+          <w:szCs w:val="24"/>
+        </w:rPr>
+        <w:t>Raseroka</w:t>
+      </w:r>
+      <w:proofErr w:type="spellEnd"/>
+      <w:r>
+        <w:rPr>
+          <w:rFonts w:ascii="Times New Roman" w:eastAsia="Times New Roman" w:hAnsi="Times New Roman"/>
+          <w:sz w:val="24"/>
+          <w:szCs w:val="24"/>
+        </w:rPr>
+        <w:t xml:space="preserve">, K., Rodriguez-Lonebear, D., Rowe, R., Sara, R., Walker, J. D., Anderson, J., &amp; Hudson, M. (2020). The CARE Principles for Indigenous Data Governance. Data Science Journal, 19(1), 1–12. </w:t>
       </w:r>
       <w:hyperlink r:id="rId41">
         <w:r>
@@ -34261,7 +35961,25 @@
           <w:sz w:val="24"/>
           <w:szCs w:val="24"/>
         </w:rPr>
-        <w:t xml:space="preserve">Northern Territory Government. (2026). NT crime statistics march 2026 - NTG open data portal. </w:t>
+        <w:t xml:space="preserve">Northern Territory Government. (2026). NT crime </w:t>
+      </w:r>
+      <w:proofErr w:type="gramStart"/>
+      <w:r>
+        <w:rPr>
+          <w:rFonts w:ascii="Times New Roman" w:eastAsia="Times New Roman" w:hAnsi="Times New Roman"/>
+          <w:sz w:val="24"/>
+          <w:szCs w:val="24"/>
+        </w:rPr>
+        <w:t>statistics march</w:t>
+      </w:r>
+      <w:proofErr w:type="gramEnd"/>
+      <w:r>
+        <w:rPr>
+          <w:rFonts w:ascii="Times New Roman" w:eastAsia="Times New Roman" w:hAnsi="Times New Roman"/>
+          <w:sz w:val="24"/>
+          <w:szCs w:val="24"/>
+        </w:rPr>
+        <w:t xml:space="preserve"> 2026 - NTG open data portal. </w:t>
       </w:r>
       <w:hyperlink r:id="rId43" w:history="1">
         <w:r>
@@ -34349,7 +36067,29 @@
           <w:sz w:val="24"/>
           <w:szCs w:val="24"/>
         </w:rPr>
-        <w:t>Operation ventura | NT police, fire &amp; emergency services</w:t>
+        <w:t xml:space="preserve">Operation </w:t>
+      </w:r>
+      <w:proofErr w:type="spellStart"/>
+      <w:r>
+        <w:rPr>
+          <w:rFonts w:ascii="Times New Roman" w:eastAsia="Times New Roman" w:hAnsi="Times New Roman"/>
+          <w:i/>
+          <w:iCs/>
+          <w:sz w:val="24"/>
+          <w:szCs w:val="24"/>
+        </w:rPr>
+        <w:t>ventura</w:t>
+      </w:r>
+      <w:proofErr w:type="spellEnd"/>
+      <w:r>
+        <w:rPr>
+          <w:rFonts w:ascii="Times New Roman" w:eastAsia="Times New Roman" w:hAnsi="Times New Roman"/>
+          <w:i/>
+          <w:iCs/>
+          <w:sz w:val="24"/>
+          <w:szCs w:val="24"/>
+        </w:rPr>
+        <w:t xml:space="preserve"> | NT police, fire &amp; emergency services</w:t>
       </w:r>
       <w:r>
         <w:rPr>
@@ -35199,7 +36939,47 @@
           <w:szCs w:val="24"/>
           <w:lang w:val="en-AU"/>
         </w:rPr>
-        <w:t>Since Assessment 1, I was responsible for the Ingest and Data Store stage, and for verifying that the pipeline the team built actually runs correctly end-to-end. This included implementing ingest.py to load and validate the six raw datasets with filename fuzzy-matching and manifest-based provenance tracking, compiling the project's missing dependency list after finding the pipeline would not run in a clean environment, and identifying and removing a Windows-specific Unicode crash and a duplicated function definition left over from a merge. I also corrected two silent code-quality defects - a statistically biased VIF calculation and an unsafe eval() call - before re-running the full pipeline to confirm it completes without errors ahead of the technical write-up.</w:t>
+        <w:t xml:space="preserve">Since Assessment 1, I was responsible for the Ingest and Data Store stage, and for verifying that the pipeline the team built </w:t>
+      </w:r>
+      <w:proofErr w:type="gramStart"/>
+      <w:r>
+        <w:rPr>
+          <w:rFonts w:ascii="Times New Roman" w:eastAsia="Times New Roman" w:hAnsi="Times New Roman"/>
+          <w:sz w:val="24"/>
+          <w:szCs w:val="24"/>
+          <w:lang w:val="en-AU"/>
+        </w:rPr>
+        <w:t>actually runs</w:t>
+      </w:r>
+      <w:proofErr w:type="gramEnd"/>
+      <w:r>
+        <w:rPr>
+          <w:rFonts w:ascii="Times New Roman" w:eastAsia="Times New Roman" w:hAnsi="Times New Roman"/>
+          <w:sz w:val="24"/>
+          <w:szCs w:val="24"/>
+          <w:lang w:val="en-AU"/>
+        </w:rPr>
+        <w:t xml:space="preserve"> correctly end-to-end. This included implementing ingest.py to load and validate the six raw datasets with filename fuzzy-matching and manifest-based provenance tracking, compiling the project's missing dependency list after finding the pipeline would not run in a clean environment, and identifying and removing a Windows-specific Unicode crash and a duplicated function definition left over from a merge. I also corrected two silent code-quality defects - a statistically biased VIF calculation and an unsafe </w:t>
+      </w:r>
+      <w:proofErr w:type="gramStart"/>
+      <w:r>
+        <w:rPr>
+          <w:rFonts w:ascii="Times New Roman" w:eastAsia="Times New Roman" w:hAnsi="Times New Roman"/>
+          <w:sz w:val="24"/>
+          <w:szCs w:val="24"/>
+          <w:lang w:val="en-AU"/>
+        </w:rPr>
+        <w:t>eval(</w:t>
+      </w:r>
+      <w:proofErr w:type="gramEnd"/>
+      <w:r>
+        <w:rPr>
+          <w:rFonts w:ascii="Times New Roman" w:eastAsia="Times New Roman" w:hAnsi="Times New Roman"/>
+          <w:sz w:val="24"/>
+          <w:szCs w:val="24"/>
+          <w:lang w:val="en-AU"/>
+        </w:rPr>
+        <w:t>) call - before re-running the full pipeline to confirm it completes without errors ahead of the technical write-up.</w:t>
       </w:r>
     </w:p>
     <w:p>
@@ -35332,7 +37112,27 @@
           <w:szCs w:val="24"/>
           <w:lang w:val="en-AU"/>
         </w:rPr>
-        <w:t>Owning the ingest stage taught me that "does it run?" must be checked deliberately, not assumed. Defects like missing dependencies, a Windows-only Unicode crash, and a duplicated function definition were invisible on individual machines but would have surfaced during the demonstration or on the marker's machine - catching them early freed up time for modelling and reporting. It also showed me that verification means checking correctness, not just absence of errors: the VIF calculation and an unsafe eval() call ran without crashing, yet one was statistically biased and the other insecure.</w:t>
+        <w:t xml:space="preserve">Owning the ingest stage taught me that "does it run?" must be checked deliberately, not assumed. Defects like missing dependencies, a Windows-only Unicode crash, and a duplicated function definition were invisible on individual machines but would have surfaced during the demonstration or on the marker's machine - catching them early freed up time for modelling and reporting. It also showed me that verification means checking correctness, not just absence of errors: the VIF calculation and an unsafe </w:t>
+      </w:r>
+      <w:proofErr w:type="gramStart"/>
+      <w:r>
+        <w:rPr>
+          <w:rFonts w:ascii="Times New Roman" w:eastAsia="Times New Roman" w:hAnsi="Times New Roman"/>
+          <w:sz w:val="24"/>
+          <w:szCs w:val="24"/>
+          <w:lang w:val="en-AU"/>
+        </w:rPr>
+        <w:t>eval(</w:t>
+      </w:r>
+      <w:proofErr w:type="gramEnd"/>
+      <w:r>
+        <w:rPr>
+          <w:rFonts w:ascii="Times New Roman" w:eastAsia="Times New Roman" w:hAnsi="Times New Roman"/>
+          <w:sz w:val="24"/>
+          <w:szCs w:val="24"/>
+          <w:lang w:val="en-AU"/>
+        </w:rPr>
+        <w:t>) call ran without crashing, yet one was statistically biased and the other insecure.</w:t>
       </w:r>
     </w:p>
     <w:p>
@@ -35576,7 +37376,27 @@
           <w:szCs w:val="24"/>
           <w:lang w:val="en-AU"/>
         </w:rPr>
-        <w:t>Since Assessment 1 I covered the analytics and evaluation stage, addressing the modelling feedback. I built evaluation.py, a standalone module providing naive baselines, leakage-free feature selection, rolling-origin backtesting at four horizons, prediction intervals and structural-break indicators. It exposed two leakage sources I then fixed: variant selection on the test set, and scaling fitted before the CV split. Seasonal naive and 12-month moving average benchmarks produced Table 13 (Section 4.6). I also defined the forecast specification, drift thresholds and retraining rules, and wrote the Forecast Evaluation and Benchmarking subsection (Section 4.6).</w:t>
+        <w:t xml:space="preserve">Since Assessment 1 I covered the analytics and evaluation stage, addressing the modelling feedback. I built evaluation.py, a standalone module providing naive baselines, leakage-free feature selection, rolling-origin </w:t>
+      </w:r>
+      <w:proofErr w:type="spellStart"/>
+      <w:r>
+        <w:rPr>
+          <w:rFonts w:ascii="Times New Roman" w:eastAsia="Times New Roman" w:hAnsi="Times New Roman"/>
+          <w:sz w:val="24"/>
+          <w:szCs w:val="24"/>
+          <w:lang w:val="en-AU"/>
+        </w:rPr>
+        <w:t>backtesting</w:t>
+      </w:r>
+      <w:proofErr w:type="spellEnd"/>
+      <w:r>
+        <w:rPr>
+          <w:rFonts w:ascii="Times New Roman" w:eastAsia="Times New Roman" w:hAnsi="Times New Roman"/>
+          <w:sz w:val="24"/>
+          <w:szCs w:val="24"/>
+          <w:lang w:val="en-AU"/>
+        </w:rPr>
+        <w:t xml:space="preserve"> at four horizons, prediction intervals and structural-break indicators. It exposed two leakage sources I then fixed: variant selection on the test set, and scaling fitted before the CV split. Seasonal naive and 12-month moving average benchmarks produced Table 13 (Section 4.6). I also defined the forecast specification, drift thresholds and retraining rules, and wrote the Forecast Evaluation and Benchmarking subsection (Section 4.6).</w:t>
       </w:r>
     </w:p>
     <w:p>
@@ -36045,7 +37865,27 @@
           <w:szCs w:val="24"/>
           <w:lang w:val="en-AU"/>
         </w:rPr>
-        <w:t xml:space="preserve">In this assessment, I maintain multiple roles, mostly with the technical side of the project. My contribution includes: Review the output from the ingesting and preprocessing steps, doing basic testing to see if anomalies exist and also seeking clarification when necessary, making sure that the processed data are ready for the next steps; Researching and choosing appropriate machine learning models and techniques from wide range of options and implementing them in the pipeline; Documenting and writing up reports based on my findings. </w:t>
+        <w:t xml:space="preserve">In this assessment, I maintain multiple roles, mostly with the technical side of the project. My contribution </w:t>
+      </w:r>
+      <w:proofErr w:type="gramStart"/>
+      <w:r>
+        <w:rPr>
+          <w:rFonts w:ascii="Times New Roman" w:eastAsia="Times New Roman" w:hAnsi="Times New Roman"/>
+          <w:sz w:val="24"/>
+          <w:szCs w:val="24"/>
+          <w:lang w:val="en-AU"/>
+        </w:rPr>
+        <w:t>includes:</w:t>
+      </w:r>
+      <w:proofErr w:type="gramEnd"/>
+      <w:r>
+        <w:rPr>
+          <w:rFonts w:ascii="Times New Roman" w:eastAsia="Times New Roman" w:hAnsi="Times New Roman"/>
+          <w:sz w:val="24"/>
+          <w:szCs w:val="24"/>
+          <w:lang w:val="en-AU"/>
+        </w:rPr>
+        <w:t xml:space="preserve"> Review the output from the ingesting and preprocessing steps, doing basic testing to see if anomalies exist and also seeking clarification when necessary, making sure that the processed data are ready for the next steps; Researching and choosing appropriate machine learning models and techniques from wide range of options and implementing them in the pipeline; Documenting and writing up reports based on my findings. </w:t>
       </w:r>
     </w:p>
     <w:p>
@@ -36080,7 +37920,29 @@
             <w:szCs w:val="24"/>
             <w:lang w:val="en-AU"/>
           </w:rPr>
-          <w:t>Commits · HendrickDang/PRT661-DATA-SCIENCE-PRACTICE</w:t>
+          <w:t xml:space="preserve">Commits · </w:t>
+        </w:r>
+        <w:proofErr w:type="spellStart"/>
+        <w:r>
+          <w:rPr>
+            <w:rStyle w:val="Hyperlink"/>
+            <w:rFonts w:ascii="Times New Roman" w:eastAsia="Times New Roman" w:hAnsi="Times New Roman"/>
+            <w:sz w:val="24"/>
+            <w:szCs w:val="24"/>
+            <w:lang w:val="en-AU"/>
+          </w:rPr>
+          <w:t>HendrickDang</w:t>
+        </w:r>
+        <w:proofErr w:type="spellEnd"/>
+        <w:r>
+          <w:rPr>
+            <w:rStyle w:val="Hyperlink"/>
+            <w:rFonts w:ascii="Times New Roman" w:eastAsia="Times New Roman" w:hAnsi="Times New Roman"/>
+            <w:sz w:val="24"/>
+            <w:szCs w:val="24"/>
+            <w:lang w:val="en-AU"/>
+          </w:rPr>
+          <w:t>/PRT661-DATA-SCIENCE-PRACTICE</w:t>
         </w:r>
       </w:hyperlink>
     </w:p>
@@ -36116,7 +37978,29 @@
             <w:szCs w:val="24"/>
             <w:lang w:val="en-AU"/>
           </w:rPr>
-          <w:t>PRT661-DATA-SCIENCE-PRACTICE/documents at main · HendrickDang/PRT661-DATA-SCIENCE-PRACTICE</w:t>
+          <w:t xml:space="preserve">PRT661-DATA-SCIENCE-PRACTICE/documents at main · </w:t>
+        </w:r>
+        <w:proofErr w:type="spellStart"/>
+        <w:r>
+          <w:rPr>
+            <w:rStyle w:val="Hyperlink"/>
+            <w:rFonts w:ascii="Times New Roman" w:eastAsia="Times New Roman" w:hAnsi="Times New Roman"/>
+            <w:sz w:val="24"/>
+            <w:szCs w:val="24"/>
+            <w:lang w:val="en-AU"/>
+          </w:rPr>
+          <w:t>HendrickDang</w:t>
+        </w:r>
+        <w:proofErr w:type="spellEnd"/>
+        <w:r>
+          <w:rPr>
+            <w:rStyle w:val="Hyperlink"/>
+            <w:rFonts w:ascii="Times New Roman" w:eastAsia="Times New Roman" w:hAnsi="Times New Roman"/>
+            <w:sz w:val="24"/>
+            <w:szCs w:val="24"/>
+            <w:lang w:val="en-AU"/>
+          </w:rPr>
+          <w:t>/PRT661-DATA-SCIENCE-PRACTICE</w:t>
         </w:r>
       </w:hyperlink>
     </w:p>
@@ -40149,25 +42033,16 @@
 </file>
 
 <file path=customXml/item1.xml><?xml version="1.0" encoding="utf-8"?>
+<b:Sources xmlns:b="http://schemas.openxmlformats.org/officeDocument/2006/bibliography" xmlns="http://schemas.openxmlformats.org/officeDocument/2006/bibliography" SelectedStyle="\APASixthEditionOfficeOnline.xsl" StyleName="APA" Version="6"/>
+</file>
+
+<file path=customXml/item2.xml><?xml version="1.0" encoding="utf-8"?>
 <p:properties xmlns:p="http://schemas.microsoft.com/office/2006/metadata/properties" xmlns:xsi="http://www.w3.org/2001/XMLSchema-instance" xmlns:pc="http://schemas.microsoft.com/office/infopath/2007/PartnerControls">
   <documentManagement/>
 </p:properties>
 </file>
 
-<file path=customXml/item2.xml><?xml version="1.0" encoding="utf-8"?>
-<?mso-contentType ?>
-<FormTemplates xmlns="http://schemas.microsoft.com/sharepoint/v3/contenttype/forms">
-  <Display>DocumentLibraryForm</Display>
-  <Edit>DocumentLibraryForm</Edit>
-  <New>DocumentLibraryForm</New>
-</FormTemplates>
-</file>
-
 <file path=customXml/item3.xml><?xml version="1.0" encoding="utf-8"?>
-<b:Sources xmlns:b="http://schemas.openxmlformats.org/officeDocument/2006/bibliography" xmlns="http://schemas.openxmlformats.org/officeDocument/2006/bibliography" SelectedStyle="\APASixthEditionOfficeOnline.xsl" StyleName="APA" Version="6"/>
-</file>
-
-<file path=customXml/item4.xml><?xml version="1.0" encoding="utf-8"?>
 <ct:contentTypeSchema xmlns:ct="http://schemas.microsoft.com/office/2006/metadata/contentType" xmlns:ma="http://schemas.microsoft.com/office/2006/metadata/properties/metaAttributes" ct:_="" ma:_="" ma:contentTypeName="Document" ma:contentTypeID="0x010100922A3CA1EE6E4B44833A16005451862E" ma:contentTypeVersion="3" ma:contentTypeDescription="Create a new document." ma:contentTypeScope="" ma:versionID="b712dade4bf8bf57d4a0cdac4d020ae4">
   <xsd:schema xmlns:xsd="http://www.w3.org/2001/XMLSchema" xmlns:xs="http://www.w3.org/2001/XMLSchema" xmlns:p="http://schemas.microsoft.com/office/2006/metadata/properties" xmlns:ns2="92f6da62-8f25-40d3-824c-47c5f6f94bd6" targetNamespace="http://schemas.microsoft.com/office/2006/metadata/properties" ma:root="true" ma:fieldsID="f6f8642a0533a95cbf7fc7bbc8c1e153" ns2:_="">
     <xsd:import namespace="92f6da62-8f25-40d3-824c-47c5f6f94bd6"/>
@@ -40305,7 +42180,24 @@
 </ct:contentTypeSchema>
 </file>
 
+<file path=customXml/item4.xml><?xml version="1.0" encoding="utf-8"?>
+<?mso-contentType ?>
+<FormTemplates xmlns="http://schemas.microsoft.com/sharepoint/v3/contenttype/forms">
+  <Display>DocumentLibraryForm</Display>
+  <Edit>DocumentLibraryForm</Edit>
+  <New>DocumentLibraryForm</New>
+</FormTemplates>
+</file>
+
 <file path=customXml/itemProps1.xml><?xml version="1.0" encoding="utf-8"?>
+<ds:datastoreItem xmlns:ds="http://schemas.openxmlformats.org/officeDocument/2006/customXml" ds:itemID="{E3DA75CE-018A-4AF1-8B5C-BF0FBFE76924}">
+  <ds:schemaRefs>
+    <ds:schemaRef ds:uri="http://schemas.openxmlformats.org/officeDocument/2006/bibliography"/>
+  </ds:schemaRefs>
+</ds:datastoreItem>
+</file>
+
+<file path=customXml/itemProps2.xml><?xml version="1.0" encoding="utf-8"?>
 <ds:datastoreItem xmlns:ds="http://schemas.openxmlformats.org/officeDocument/2006/customXml" ds:itemID="{B2E31085-3E06-4A9F-9730-20A04C85DF24}">
   <ds:schemaRefs>
     <ds:schemaRef ds:uri="http://schemas.microsoft.com/office/2006/metadata/properties"/>
@@ -40314,23 +42206,7 @@
 </ds:datastoreItem>
 </file>
 
-<file path=customXml/itemProps2.xml><?xml version="1.0" encoding="utf-8"?>
-<ds:datastoreItem xmlns:ds="http://schemas.openxmlformats.org/officeDocument/2006/customXml" ds:itemID="{82A9BB68-56B4-4822-B6B7-DB471576EB1F}">
-  <ds:schemaRefs>
-    <ds:schemaRef ds:uri="http://schemas.microsoft.com/sharepoint/v3/contenttype/forms"/>
-  </ds:schemaRefs>
-</ds:datastoreItem>
-</file>
-
 <file path=customXml/itemProps3.xml><?xml version="1.0" encoding="utf-8"?>
-<ds:datastoreItem xmlns:ds="http://schemas.openxmlformats.org/officeDocument/2006/customXml" ds:itemID="{E3DA75CE-018A-4AF1-8B5C-BF0FBFE76924}">
-  <ds:schemaRefs>
-    <ds:schemaRef ds:uri="http://schemas.openxmlformats.org/officeDocument/2006/bibliography"/>
-  </ds:schemaRefs>
-</ds:datastoreItem>
-</file>
-
-<file path=customXml/itemProps4.xml><?xml version="1.0" encoding="utf-8"?>
 <ds:datastoreItem xmlns:ds="http://schemas.openxmlformats.org/officeDocument/2006/customXml" ds:itemID="{69960CE0-24F5-4ADF-A12F-FE193FFA9C43}">
   <ds:schemaRefs>
     <ds:schemaRef ds:uri="http://schemas.microsoft.com/office/2006/metadata/contentType"/>
@@ -40346,4 +42222,12 @@
     <ds:schemaRef ds:uri="http://schemas.microsoft.com/internal/obd"/>
   </ds:schemaRefs>
 </ds:datastoreItem>
+</file>
+
+<file path=customXml/itemProps4.xml><?xml version="1.0" encoding="utf-8"?>
+<ds:datastoreItem xmlns:ds="http://schemas.openxmlformats.org/officeDocument/2006/customXml" ds:itemID="{82A9BB68-56B4-4822-B6B7-DB471576EB1F}">
+  <ds:schemaRefs>
+    <ds:schemaRef ds:uri="http://schemas.microsoft.com/sharepoint/v3/contenttype/forms"/>
+  </ds:schemaRefs>
+</ds:datastoreItem>
 </file>